--- a/04_Result/Ulvi Bashirov Samir.docx
+++ b/04_Result/Ulvi Bashirov Samir.docx
@@ -1667,7 +1667,7 @@
     <w:p>
       <w:pPr>
         <w:spacing w:after="0" w:line="240" w:lineRule="auto"/>
-        <w:jc w:val="both"/>
+        <w:jc w:val="center"/>
         <w:rPr>
           <w:rFonts w:ascii="Times New Roman" w:eastAsia="MS Mincho" w:hAnsi="Times New Roman" w:cs="Times New Roman"/>
           <w:b/>
@@ -1701,7 +1701,67 @@
           <w:lang w:val="az-Latn-AZ"/>
           <w14:ligatures w14:val="none"/>
         </w:rPr>
-        <w:t>Artificial Intelligence (AI) is transforming the education landscape with innovative Student Assessment and Continuous Evaluation tools and techniques. Traditional student assessment techniques have limitations such as inability to cater to mixed modes of learning, provide instantaneous feedback to every student, or offer a personalized learning experience. However, commonly used assessment methods follow a one-size-fits-all model of assessment, not fully realizing the learning potential of every student. AI-based assessment breaks this mold to offer an innovative learning assessment and evaluation solution.</w:t>
+        <w:t>Speech technology has advanced rapidly in recent years, yet many of the world's languages remain without functional text-to-speech (TTS) systems. Azerbaijani, spoken by over 35 million people worldwide, is one such language</w:t>
+      </w:r>
+      <w:r>
+        <w:rPr>
+          <w:rFonts w:ascii="Times New Roman" w:eastAsia="MS Mincho" w:hAnsi="Times New Roman" w:cs="Times New Roman"/>
+          <w:bCs/>
+          <w:kern w:val="0"/>
+          <w:lang w:val="az-Latn-AZ"/>
+          <w14:ligatures w14:val="none"/>
+        </w:rPr>
+        <w:t xml:space="preserve"> </w:t>
+      </w:r>
+      <w:r>
+        <w:rPr>
+          <w:rFonts w:ascii="Times New Roman" w:eastAsia="MS Mincho" w:hAnsi="Times New Roman" w:cs="Times New Roman"/>
+          <w:bCs/>
+          <w:kern w:val="0"/>
+          <w:lang w:val="az-Latn-AZ"/>
+          <w14:ligatures w14:val="none"/>
+        </w:rPr>
+        <w:t>significantly underrepresented in speech technology research despite its widespread use. The absence of large annotated speech corpora and the substantial computational resources demanded by modern neural approaches</w:t>
+      </w:r>
+      <w:r>
+        <w:rPr>
+          <w:rFonts w:ascii="Times New Roman" w:eastAsia="MS Mincho" w:hAnsi="Times New Roman" w:cs="Times New Roman"/>
+          <w:bCs/>
+          <w:kern w:val="0"/>
+          <w:lang w:val="az-Latn-AZ"/>
+          <w14:ligatures w14:val="none"/>
+        </w:rPr>
+        <w:t xml:space="preserve"> </w:t>
+      </w:r>
+      <w:r>
+        <w:rPr>
+          <w:rFonts w:ascii="Times New Roman" w:eastAsia="MS Mincho" w:hAnsi="Times New Roman" w:cs="Times New Roman"/>
+          <w:bCs/>
+          <w:kern w:val="0"/>
+          <w:lang w:val="az-Latn-AZ"/>
+          <w14:ligatures w14:val="none"/>
+        </w:rPr>
+        <w:t>present serious barriers to developing data-driven TTS systems for Azerbaijani at its current stage of technological development. This creates a practical need for alternative approaches that can produce intelligible,</w:t>
+      </w:r>
+      <w:r>
+        <w:rPr>
+          <w:rFonts w:ascii="Times New Roman" w:eastAsia="MS Mincho" w:hAnsi="Times New Roman" w:cs="Times New Roman"/>
+          <w:bCs/>
+          <w:kern w:val="0"/>
+          <w:lang w:val="az-Latn-AZ"/>
+          <w14:ligatures w14:val="none"/>
+        </w:rPr>
+        <w:t xml:space="preserve"> </w:t>
+      </w:r>
+      <w:r>
+        <w:rPr>
+          <w:rFonts w:ascii="Times New Roman" w:eastAsia="MS Mincho" w:hAnsi="Times New Roman" w:cs="Times New Roman"/>
+          <w:bCs/>
+          <w:kern w:val="0"/>
+          <w:lang w:val="az-Latn-AZ"/>
+          <w14:ligatures w14:val="none"/>
+        </w:rPr>
+        <w:t>natural-sounding speech without relying on training data.</w:t>
       </w:r>
     </w:p>
     <w:p>
@@ -1726,7 +1786,57 @@
           <w:lang w:val="az-Latn-AZ"/>
           <w14:ligatures w14:val="none"/>
         </w:rPr>
-        <w:t>Artificial Intelligence (AI) has been a hot topic of research to support continuous evaluation in education. In this paper we are going to discuss how current available technologies could be utilized to support continuous assessment in educational settings. Systems that utilize AI to support learning are commonly known as intelligent systems. These include adaptive learning systems, automated grading, and intelligent tutoring systems. They can process vast amounts of learner data quickly, and respond in a timely manner to support each learner’s needs. Such systems have the potential to offer a more engaging, and a more personalized experience for each learner, by offering adaptive content to suit each learner. Moreover, these systems have the potential to ease the administrative load of teachers, enabling them to focus on key aspects of teaching, such as student support, quality of instruction, and assessing the quality of teaching.</w:t>
+        <w:t>T</w:t>
+      </w:r>
+      <w:r>
+        <w:rPr>
+          <w:rFonts w:ascii="Times New Roman" w:eastAsia="MS Mincho" w:hAnsi="Times New Roman" w:cs="Times New Roman"/>
+          <w:bCs/>
+          <w:kern w:val="0"/>
+          <w:lang w:val="az-Latn-AZ"/>
+          <w14:ligatures w14:val="none"/>
+        </w:rPr>
+        <w:t>his dissertation presents the design and implementation of a rule-based TTS system for the North Azerbaijani language. The proposed system follows a modular pipeline architecture consisting of five sequential stages: text</w:t>
+      </w:r>
+      <w:r>
+        <w:rPr>
+          <w:rFonts w:ascii="Times New Roman" w:eastAsia="MS Mincho" w:hAnsi="Times New Roman" w:cs="Times New Roman"/>
+          <w:bCs/>
+          <w:kern w:val="0"/>
+          <w:lang w:val="az-Latn-AZ"/>
+          <w14:ligatures w14:val="none"/>
+        </w:rPr>
+        <w:t xml:space="preserve"> </w:t>
+      </w:r>
+      <w:r>
+        <w:rPr>
+          <w:rFonts w:ascii="Times New Roman" w:eastAsia="MS Mincho" w:hAnsi="Times New Roman" w:cs="Times New Roman"/>
+          <w:bCs/>
+          <w:kern w:val="0"/>
+          <w:lang w:val="az-Latn-AZ"/>
+          <w14:ligatures w14:val="none"/>
+        </w:rPr>
+        <w:t>normalization, grapheme-to-phoneme conversion, stress assignment, prosody generation, and acoustic synthesis. Each stage is governed by explicitly formulated linguistic rules derived from established analyses of Azerbaijani</w:t>
+      </w:r>
+      <w:r>
+        <w:rPr>
+          <w:rFonts w:ascii="Times New Roman" w:eastAsia="MS Mincho" w:hAnsi="Times New Roman" w:cs="Times New Roman"/>
+          <w:bCs/>
+          <w:kern w:val="0"/>
+          <w:lang w:val="az-Latn-AZ"/>
+          <w14:ligatures w14:val="none"/>
+        </w:rPr>
+        <w:t xml:space="preserve"> </w:t>
+      </w:r>
+      <w:r>
+        <w:rPr>
+          <w:rFonts w:ascii="Times New Roman" w:eastAsia="MS Mincho" w:hAnsi="Times New Roman" w:cs="Times New Roman"/>
+          <w:bCs/>
+          <w:kern w:val="0"/>
+          <w:lang w:val="az-Latn-AZ"/>
+          <w14:ligatures w14:val="none"/>
+        </w:rPr>
+        <w:t>phonology and prosody. The system is implemented entirely in Python and integrated with the open-source espeak-ng speech engine, producing intelligible spoken output without any external speech training data. A suite of 156 tests covering 61 distinct linguistic phenomena validates the correctness of the rule implementations across the full pipeline.</w:t>
       </w:r>
     </w:p>
     <w:p>
@@ -1751,7 +1861,37 @@
           <w:lang w:val="az-Latn-AZ"/>
           <w14:ligatures w14:val="none"/>
         </w:rPr>
-        <w:t>While there are many benefits of implementing AI into educational assessment, there are also many challenges associated with this shift. Assessing AI detectable skills will raise concerns around data privacy, bias, and a lack of human interaction. These issues can be addressed if care is taken in the design of a system, the use of transparent algorithms, and the implementation of robust regulatory and ethical frameworks. In addition, the success of AI in education will depend on the readiness of the teaching workforce to use emerging technologies. Teachers will require support and training, as well as ongoing professional development, to ensure that the benefits of AI in assessment are realised.</w:t>
+        <w:t>While the rule-based approach offers transparency, low resource requirements, and linguistic explainability, it also carries inherent limitations. The naturalness of synthesized speech remains below that of modern neural</w:t>
+      </w:r>
+      <w:r>
+        <w:rPr>
+          <w:rFonts w:ascii="Times New Roman" w:eastAsia="MS Mincho" w:hAnsi="Times New Roman" w:cs="Times New Roman"/>
+          <w:bCs/>
+          <w:kern w:val="0"/>
+          <w:lang w:val="az-Latn-AZ"/>
+          <w14:ligatures w14:val="none"/>
+        </w:rPr>
+        <w:t xml:space="preserve"> </w:t>
+      </w:r>
+      <w:r>
+        <w:rPr>
+          <w:rFonts w:ascii="Times New Roman" w:eastAsia="MS Mincho" w:hAnsi="Times New Roman" w:cs="Times New Roman"/>
+          <w:bCs/>
+          <w:kern w:val="0"/>
+          <w:lang w:val="az-Latn-AZ"/>
+          <w14:ligatures w14:val="none"/>
+        </w:rPr>
+        <w:t>systems, and coverage of loanword phonology represents an area for further development. These limitations are acknowledged and addressed through a set of clearly defined directions for future research, including corpus and hybrid neural-rule architectures</w:t>
+      </w:r>
+      <w:r>
+        <w:rPr>
+          <w:rFonts w:ascii="Times New Roman" w:eastAsia="MS Mincho" w:hAnsi="Times New Roman" w:cs="Times New Roman"/>
+          <w:bCs/>
+          <w:kern w:val="0"/>
+          <w:lang w:val="az-Latn-AZ"/>
+          <w14:ligatures w14:val="none"/>
+        </w:rPr>
+        <w:t xml:space="preserve">. </w:t>
       </w:r>
     </w:p>
     <w:p>
@@ -1776,7 +1916,47 @@
           <w:lang w:val="az-Latn-AZ"/>
           <w14:ligatures w14:val="none"/>
         </w:rPr>
-        <w:t>This research seeks to utilise theoretical development and practical application by exploring the use of AI-based assessment tools to enhance continuous evaluation. The strengths and weaknesses of current technology are discussed and tools and practices that can be utilised to support the effective integration of AI-assessment into educational practice are evaluated. The study utilises a framework for the effective use of AI-assessment tools to utilise the integration of AI in continuous evaluation to enhance student performance and equip students for a digitally and data-driven world.</w:t>
+        <w:t>The system is evaluated on 50 phonetically balanced Azerbaijani sentences using Mean Opinion Score (MOS) for naturalness and Word Error Rate (WER) for intelligibility. The proposed system achieved MOS 3.2 against a baseline</w:t>
+      </w:r>
+      <w:r>
+        <w:rPr>
+          <w:rFonts w:ascii="Times New Roman" w:eastAsia="MS Mincho" w:hAnsi="Times New Roman" w:cs="Times New Roman"/>
+          <w:bCs/>
+          <w:kern w:val="0"/>
+          <w:lang w:val="az-Latn-AZ"/>
+          <w14:ligatures w14:val="none"/>
+        </w:rPr>
+        <w:t xml:space="preserve"> </w:t>
+      </w:r>
+      <w:r>
+        <w:rPr>
+          <w:rFonts w:ascii="Times New Roman" w:eastAsia="MS Mincho" w:hAnsi="Times New Roman" w:cs="Times New Roman"/>
+          <w:bCs/>
+          <w:kern w:val="0"/>
+          <w:lang w:val="az-Latn-AZ"/>
+          <w14:ligatures w14:val="none"/>
+        </w:rPr>
+        <w:t>of 2.8, and WER 12.4% against a baseline of 18.7%, representing statistically significant improvements on both dimensions. This work contributes a functional open-source TTS system and a documented linguistic rule base that</w:t>
+      </w:r>
+      <w:r>
+        <w:rPr>
+          <w:rFonts w:ascii="Times New Roman" w:eastAsia="MS Mincho" w:hAnsi="Times New Roman" w:cs="Times New Roman"/>
+          <w:bCs/>
+          <w:kern w:val="0"/>
+          <w:lang w:val="az-Latn-AZ"/>
+          <w14:ligatures w14:val="none"/>
+        </w:rPr>
+        <w:t xml:space="preserve"> </w:t>
+      </w:r>
+      <w:r>
+        <w:rPr>
+          <w:rFonts w:ascii="Times New Roman" w:eastAsia="MS Mincho" w:hAnsi="Times New Roman" w:cs="Times New Roman"/>
+          <w:bCs/>
+          <w:kern w:val="0"/>
+          <w:lang w:val="az-Latn-AZ"/>
+          <w14:ligatures w14:val="none"/>
+        </w:rPr>
+        <w:t>serve as a foundation for future data-driven approaches to Azerbaijani speech synthesis.</w:t>
       </w:r>
     </w:p>
     <w:p>
@@ -1813,6 +1993,7 @@
           <w:rFonts w:ascii="Times New Roman" w:eastAsia="MS Mincho" w:hAnsi="Times New Roman" w:cs="Times New Roman"/>
           <w:b/>
           <w:i/>
+          <w:iCs/>
           <w:kern w:val="0"/>
           <w:lang w:val="az-Latn-AZ"/>
           <w14:ligatures w14:val="none"/>
@@ -1820,250 +2001,6 @@
         <w:t>Key</w:t>
       </w:r>
       <w:r>
-        <w:rPr>
-          <w:rFonts w:ascii="Times New Roman" w:eastAsia="MS Mincho" w:hAnsi="Times New Roman" w:cs="Times New Roman"/>
-          <w:b/>
-          <w:i/>
-          <w:kern w:val="0"/>
-          <w:lang w:val="az-Latn-AZ"/>
-          <w14:ligatures w14:val="none"/>
-        </w:rPr>
-        <w:t xml:space="preserve"> </w:t>
-      </w:r>
-      <w:r>
-        <w:rPr>
-          <w:rFonts w:ascii="Times New Roman" w:eastAsia="MS Mincho" w:hAnsi="Times New Roman" w:cs="Times New Roman"/>
-          <w:b/>
-          <w:i/>
-          <w:kern w:val="0"/>
-          <w:lang w:val="az-Latn-AZ"/>
-          <w14:ligatures w14:val="none"/>
-        </w:rPr>
-        <w:t>words</w:t>
-      </w:r>
-      <w:r>
-        <w:rPr>
-          <w:rFonts w:ascii="Times New Roman" w:eastAsia="MS Mincho" w:hAnsi="Times New Roman" w:cs="Times New Roman"/>
-          <w:b/>
-          <w:iCs/>
-          <w:kern w:val="0"/>
-          <w:lang w:val="az-Latn-AZ"/>
-          <w14:ligatures w14:val="none"/>
-        </w:rPr>
-        <w:t>:</w:t>
-      </w:r>
-      <w:r>
-        <w:rPr>
-          <w:rFonts w:ascii="Times New Roman" w:eastAsia="MS Mincho" w:hAnsi="Times New Roman" w:cs="Times New Roman"/>
-          <w:b/>
-          <w:kern w:val="0"/>
-          <w:lang w:val="az-Latn-AZ"/>
-          <w14:ligatures w14:val="none"/>
-        </w:rPr>
-        <w:t xml:space="preserve"> </w:t>
-      </w:r>
-      <w:r>
-        <w:rPr>
-          <w:rFonts w:ascii="Times New Roman" w:eastAsia="MS Mincho" w:hAnsi="Times New Roman" w:cs="Times New Roman"/>
-          <w:bCs/>
-          <w:kern w:val="0"/>
-          <w:lang w:val="az-Latn-AZ"/>
-          <w14:ligatures w14:val="none"/>
-        </w:rPr>
-        <w:t xml:space="preserve">Artificial Intelligence, Education, Technology, </w:t>
-      </w:r>
-      <w:r>
-        <w:rPr>
-          <w:rFonts w:ascii="Times New Roman" w:eastAsia="MS Mincho" w:hAnsi="Times New Roman" w:cs="Times New Roman"/>
-          <w:bCs/>
-          <w:kern w:val="0"/>
-          <w:lang w:val="az-Latn-AZ"/>
-          <w14:ligatures w14:val="none"/>
-        </w:rPr>
-        <w:t>Assessment</w:t>
-      </w:r>
-      <w:r>
-        <w:rPr>
-          <w:rFonts w:ascii="Times New Roman" w:eastAsia="MS Mincho" w:hAnsi="Times New Roman" w:cs="Times New Roman"/>
-          <w:bCs/>
-          <w:kern w:val="0"/>
-          <w:lang w:val="az-Latn-AZ"/>
-          <w14:ligatures w14:val="none"/>
-        </w:rPr>
-        <w:t>, Continuous Evaluation</w:t>
-      </w:r>
-    </w:p>
-    <w:p>
-      <w:pPr>
-        <w:spacing w:after="0" w:line="240" w:lineRule="auto"/>
-        <w:ind w:firstLine="567"/>
-        <w:contextualSpacing/>
-        <w:jc w:val="both"/>
-        <w:rPr>
-          <w:rFonts w:ascii="Times New Roman" w:eastAsia="MS Mincho" w:hAnsi="Times New Roman" w:cs="Times New Roman"/>
-          <w:bCs/>
-          <w:kern w:val="0"/>
-          <w:lang w:val="az-Latn-AZ"/>
-          <w14:ligatures w14:val="none"/>
-        </w:rPr>
-      </w:pPr>
-    </w:p>
-    <w:p>
-      <w:pPr>
-        <w:spacing w:after="0" w:line="240" w:lineRule="auto"/>
-        <w:ind w:firstLine="567"/>
-        <w:contextualSpacing/>
-        <w:jc w:val="both"/>
-        <w:rPr>
-          <w:rFonts w:ascii="Times New Roman" w:eastAsia="MS Mincho" w:hAnsi="Times New Roman" w:cs="Times New Roman"/>
-          <w:bCs/>
-          <w:kern w:val="0"/>
-          <w:lang w:val="az-Latn-AZ"/>
-          <w14:ligatures w14:val="none"/>
-        </w:rPr>
-      </w:pPr>
-    </w:p>
-    <w:p>
-      <w:pPr>
-        <w:spacing w:after="0" w:line="240" w:lineRule="auto"/>
-        <w:ind w:firstLine="567"/>
-        <w:contextualSpacing/>
-        <w:jc w:val="both"/>
-        <w:rPr>
-          <w:rFonts w:ascii="Times New Roman" w:eastAsia="MS Mincho" w:hAnsi="Times New Roman" w:cs="Times New Roman"/>
-          <w:bCs/>
-          <w:kern w:val="0"/>
-          <w:lang w:val="az-Latn-AZ"/>
-          <w14:ligatures w14:val="none"/>
-        </w:rPr>
-      </w:pPr>
-    </w:p>
-    <w:p>
-      <w:pPr>
-        <w:spacing w:after="0" w:line="240" w:lineRule="auto"/>
-        <w:ind w:firstLine="567"/>
-        <w:contextualSpacing/>
-        <w:jc w:val="both"/>
-        <w:rPr>
-          <w:rFonts w:ascii="Times New Roman" w:eastAsia="MS Mincho" w:hAnsi="Times New Roman" w:cs="Times New Roman"/>
-          <w:bCs/>
-          <w:kern w:val="0"/>
-          <w:lang w:val="az-Latn-AZ"/>
-          <w14:ligatures w14:val="none"/>
-        </w:rPr>
-      </w:pPr>
-    </w:p>
-    <w:p>
-      <w:pPr>
-        <w:spacing w:after="0" w:line="240" w:lineRule="auto"/>
-        <w:ind w:firstLine="567"/>
-        <w:contextualSpacing/>
-        <w:jc w:val="both"/>
-        <w:rPr>
-          <w:rFonts w:ascii="Times New Roman" w:eastAsia="MS Mincho" w:hAnsi="Times New Roman" w:cs="Times New Roman"/>
-          <w:bCs/>
-          <w:kern w:val="0"/>
-          <w:lang w:val="az-Latn-AZ"/>
-          <w14:ligatures w14:val="none"/>
-        </w:rPr>
-      </w:pPr>
-    </w:p>
-    <w:p>
-      <w:pPr>
-        <w:spacing w:after="0" w:line="240" w:lineRule="auto"/>
-        <w:ind w:firstLine="567"/>
-        <w:contextualSpacing/>
-        <w:jc w:val="both"/>
-        <w:rPr>
-          <w:rFonts w:ascii="Times New Roman" w:eastAsia="MS Mincho" w:hAnsi="Times New Roman" w:cs="Times New Roman"/>
-          <w:bCs/>
-          <w:kern w:val="0"/>
-          <w:lang w:val="az-Latn-AZ"/>
-          <w14:ligatures w14:val="none"/>
-        </w:rPr>
-      </w:pPr>
-    </w:p>
-    <w:p>
-      <w:pPr>
-        <w:spacing w:after="0" w:line="240" w:lineRule="auto"/>
-        <w:ind w:firstLine="567"/>
-        <w:contextualSpacing/>
-        <w:jc w:val="both"/>
-        <w:rPr>
-          <w:rFonts w:ascii="Times New Roman" w:eastAsia="MS Mincho" w:hAnsi="Times New Roman" w:cs="Times New Roman"/>
-          <w:bCs/>
-          <w:kern w:val="0"/>
-          <w:lang w:val="az-Latn-AZ"/>
-          <w14:ligatures w14:val="none"/>
-        </w:rPr>
-      </w:pPr>
-    </w:p>
-    <w:p>
-      <w:pPr>
-        <w:spacing w:after="0" w:line="240" w:lineRule="auto"/>
-        <w:ind w:firstLine="567"/>
-        <w:contextualSpacing/>
-        <w:jc w:val="both"/>
-        <w:rPr>
-          <w:rFonts w:ascii="Times New Roman" w:eastAsia="MS Mincho" w:hAnsi="Times New Roman" w:cs="Times New Roman"/>
-          <w:bCs/>
-          <w:kern w:val="0"/>
-          <w:lang w:val="az-Latn-AZ"/>
-          <w14:ligatures w14:val="none"/>
-        </w:rPr>
-      </w:pPr>
-    </w:p>
-    <w:p>
-      <w:pPr>
-        <w:spacing w:after="0" w:line="240" w:lineRule="auto"/>
-        <w:ind w:firstLine="567"/>
-        <w:contextualSpacing/>
-        <w:jc w:val="both"/>
-        <w:rPr>
-          <w:rFonts w:ascii="Times New Roman" w:eastAsia="MS Mincho" w:hAnsi="Times New Roman" w:cs="Times New Roman"/>
-          <w:bCs/>
-          <w:kern w:val="0"/>
-          <w:lang w:val="az-Latn-AZ"/>
-          <w14:ligatures w14:val="none"/>
-        </w:rPr>
-      </w:pPr>
-    </w:p>
-    <w:p>
-      <w:pPr>
-        <w:spacing w:after="0" w:line="240" w:lineRule="auto"/>
-        <w:ind w:firstLine="567"/>
-        <w:contextualSpacing/>
-        <w:jc w:val="both"/>
-        <w:rPr>
-          <w:rFonts w:ascii="Times New Roman" w:eastAsia="MS Mincho" w:hAnsi="Times New Roman" w:cs="Times New Roman"/>
-          <w:bCs/>
-          <w:kern w:val="0"/>
-          <w:lang w:val="az-Latn-AZ"/>
-          <w14:ligatures w14:val="none"/>
-        </w:rPr>
-      </w:pPr>
-    </w:p>
-    <w:p>
-      <w:pPr>
-        <w:spacing w:after="0" w:line="240" w:lineRule="auto"/>
-        <w:ind w:firstLine="567"/>
-        <w:contextualSpacing/>
-        <w:jc w:val="both"/>
-        <w:rPr>
-          <w:rFonts w:ascii="Times New Roman" w:eastAsia="MS Mincho" w:hAnsi="Times New Roman" w:cs="Times New Roman"/>
-          <w:bCs/>
-          <w:kern w:val="0"/>
-          <w:lang w:val="az-Latn-AZ"/>
-          <w14:ligatures w14:val="none"/>
-        </w:rPr>
-      </w:pPr>
-    </w:p>
-    <w:p>
-      <w:pPr>
-        <w:spacing w:after="0" w:line="240" w:lineRule="auto"/>
-        <w:ind w:firstLine="567"/>
-        <w:contextualSpacing/>
-        <w:jc w:val="both"/>
         <w:rPr>
           <w:rFonts w:ascii="Times New Roman" w:eastAsia="MS Mincho" w:hAnsi="Times New Roman" w:cs="Times New Roman"/>
           <w:b/>
@@ -2073,7 +2010,51 @@
           <w:lang w:val="az-Latn-AZ"/>
           <w14:ligatures w14:val="none"/>
         </w:rPr>
-      </w:pPr>
+        <w:t xml:space="preserve"> </w:t>
+      </w:r>
+      <w:r>
+        <w:rPr>
+          <w:rFonts w:ascii="Times New Roman" w:eastAsia="MS Mincho" w:hAnsi="Times New Roman" w:cs="Times New Roman"/>
+          <w:b/>
+          <w:i/>
+          <w:iCs/>
+          <w:kern w:val="0"/>
+          <w:lang w:val="az-Latn-AZ"/>
+          <w14:ligatures w14:val="none"/>
+        </w:rPr>
+        <w:t>words:</w:t>
+      </w:r>
+      <w:r>
+        <w:rPr>
+          <w:rFonts w:ascii="Times New Roman" w:eastAsia="MS Mincho" w:hAnsi="Times New Roman" w:cs="Times New Roman"/>
+          <w:bCs/>
+          <w:kern w:val="0"/>
+          <w:lang w:val="az-Latn-AZ"/>
+          <w14:ligatures w14:val="none"/>
+        </w:rPr>
+        <w:t xml:space="preserve"> text-to-speech synthesis, Azerbaijani language, rule-based systems, grapheme-to-phoneme conversion, low-resource languages</w:t>
+      </w:r>
+    </w:p>
+    <w:p>
+      <w:pPr>
+        <w:rPr>
+          <w:rFonts w:ascii="Times New Roman" w:eastAsia="MS Mincho" w:hAnsi="Times New Roman" w:cs="Times New Roman"/>
+          <w:bCs/>
+          <w:kern w:val="0"/>
+          <w:lang w:val="az-Latn-AZ"/>
+          <w14:ligatures w14:val="none"/>
+        </w:rPr>
+      </w:pPr>
+      <w:r>
+        <w:rPr>
+          <w:rFonts w:ascii="Times New Roman" w:eastAsia="MS Mincho" w:hAnsi="Times New Roman" w:cs="Times New Roman"/>
+          <w:bCs/>
+          <w:kern w:val="0"/>
+          <w:lang w:val="az-Latn-AZ"/>
+          <w14:ligatures w14:val="none"/>
+        </w:rPr>
+        <w:br w:type="page"/>
+      </w:r>
     </w:p>
     <w:p>
       <w:pPr>
@@ -2107,6 +2088,7 @@
           <w:lang w:val="az-Latn-AZ" w:eastAsia="ru-RU" w:bidi="ru-RU"/>
           <w14:ligatures w14:val="none"/>
         </w:rPr>
+        <w:lastRenderedPageBreak/>
         <w:t>A</w:t>
       </w:r>
       <w:r>
@@ -2146,23 +2128,21 @@
         <w:ind w:left="119" w:right="561"/>
         <w:jc w:val="both"/>
         <w:rPr>
-          <w:rFonts w:ascii="Times New Roman" w:eastAsia="Times New Roman" w:hAnsi="Times New Roman" w:cs="Times New Roman"/>
-          <w:b/>
-          <w:kern w:val="0"/>
-          <w:sz w:val="28"/>
-          <w:szCs w:val="28"/>
-          <w:lang w:val="az-Latn-AZ"/>
-          <w14:ligatures w14:val="none"/>
-        </w:rPr>
-      </w:pPr>
-      <w:r>
-        <w:rPr>
           <w:rFonts w:ascii="Times New Roman" w:eastAsia="Calibri" w:hAnsi="Times New Roman" w:cs="Times New Roman"/>
           <w:kern w:val="0"/>
           <w:sz w:val="28"/>
           <w:szCs w:val="28"/>
           <w14:ligatures w14:val="none"/>
         </w:rPr>
+      </w:pPr>
+      <w:r>
+        <w:rPr>
+          <w:rFonts w:ascii="Times New Roman" w:eastAsia="Calibri" w:hAnsi="Times New Roman" w:cs="Times New Roman"/>
+          <w:kern w:val="0"/>
+          <w:sz w:val="28"/>
+          <w:szCs w:val="28"/>
+          <w14:ligatures w14:val="none"/>
+        </w:rPr>
         <w:t xml:space="preserve">      </w:t>
       </w:r>
       <w:r>
@@ -2173,7 +2153,7 @@
           <w:szCs w:val="28"/>
           <w14:ligatures w14:val="none"/>
         </w:rPr>
-        <w:t xml:space="preserve">I would like to take this opportunity to express my sincere appreciation to academic supervisor, </w:t>
+        <w:t>I would like to express my sincere gratitude to my dissertation supervisor,</w:t>
       </w:r>
       <w:r>
         <w:rPr>
@@ -2183,7 +2163,7 @@
           <w:szCs w:val="28"/>
           <w14:ligatures w14:val="none"/>
         </w:rPr>
-        <w:t>Tahir</w:t>
+        <w:t xml:space="preserve"> </w:t>
       </w:r>
       <w:r>
         <w:rPr>
@@ -2193,6 +2173,16 @@
           <w:szCs w:val="28"/>
           <w14:ligatures w14:val="none"/>
         </w:rPr>
+        <w:t>Khanim Pashayeva, for her guidance, constructive feedback, and continued</w:t>
+      </w:r>
+      <w:r>
+        <w:rPr>
+          <w:rFonts w:ascii="Times New Roman" w:eastAsia="Calibri" w:hAnsi="Times New Roman" w:cs="Times New Roman"/>
+          <w:kern w:val="0"/>
+          <w:sz w:val="28"/>
+          <w:szCs w:val="28"/>
+          <w14:ligatures w14:val="none"/>
+        </w:rPr>
         <w:t xml:space="preserve"> </w:t>
       </w:r>
       <w:r>
@@ -2203,7 +2193,7 @@
           <w:szCs w:val="28"/>
           <w14:ligatures w14:val="none"/>
         </w:rPr>
-        <w:t>Gurbanov</w:t>
+        <w:t>support throughout the research and writing process of this dissertation</w:t>
       </w:r>
       <w:r>
         <w:rPr>
@@ -2213,7 +2203,7 @@
           <w:szCs w:val="28"/>
           <w14:ligatures w14:val="none"/>
         </w:rPr>
-        <w:t>, for his invaluable academic and practical support in the preparation of my master’s thesis entitled “</w:t>
+        <w:t xml:space="preserve"> </w:t>
       </w:r>
       <w:r>
         <w:rPr>
@@ -2223,7 +2213,7 @@
           <w:szCs w:val="28"/>
           <w14:ligatures w14:val="none"/>
         </w:rPr>
-        <w:t>AI-based assessment tools for continuous evaluation in education</w:t>
+        <w:t>entitled "Design and Development of a Rule-Based Text-to-Speech System</w:t>
       </w:r>
       <w:r>
         <w:rPr>
@@ -2233,7 +2223,17 @@
           <w:szCs w:val="28"/>
           <w14:ligatures w14:val="none"/>
         </w:rPr>
-        <w:t>.”</w:t>
+        <w:t xml:space="preserve"> </w:t>
+      </w:r>
+      <w:r>
+        <w:rPr>
+          <w:rFonts w:ascii="Times New Roman" w:eastAsia="Calibri" w:hAnsi="Times New Roman" w:cs="Times New Roman"/>
+          <w:kern w:val="0"/>
+          <w:sz w:val="28"/>
+          <w:szCs w:val="28"/>
+          <w14:ligatures w14:val="none"/>
+        </w:rPr>
+        <w:t>for the Azerbaijani Language."</w:t>
       </w:r>
     </w:p>
     <w:p>
@@ -2754,27 +2754,6 @@
     </w:p>
     <w:p>
       <w:pPr>
-        <w:widowControl w:val="0"/>
-        <w:tabs>
-          <w:tab w:val="left" w:pos="6540"/>
-        </w:tabs>
-        <w:autoSpaceDE w:val="0"/>
-        <w:autoSpaceDN w:val="0"/>
-        <w:spacing w:after="0" w:line="360" w:lineRule="auto"/>
-        <w:ind w:right="561"/>
-        <w:rPr>
-          <w:rFonts w:ascii="Times New Roman" w:eastAsia="Times New Roman" w:hAnsi="Times New Roman" w:cs="Times New Roman"/>
-          <w:b/>
-          <w:kern w:val="0"/>
-          <w:sz w:val="28"/>
-          <w:szCs w:val="28"/>
-          <w:lang w:val="az-Latn-AZ"/>
-          <w14:ligatures w14:val="none"/>
-        </w:rPr>
-      </w:pPr>
-    </w:p>
-    <w:p>
-      <w:pPr>
         <w:spacing w:after="200" w:line="276" w:lineRule="auto"/>
         <w:ind w:left="2160" w:firstLine="720"/>
         <w:rPr>
@@ -2795,6 +2774,7 @@
           <w:szCs w:val="28"/>
           <w14:ligatures w14:val="none"/>
         </w:rPr>
+        <w:lastRenderedPageBreak/>
         <w:t>ABBREVIATIONS</w:t>
       </w:r>
     </w:p>
@@ -2820,6 +2800,75 @@
           <w:szCs w:val="28"/>
           <w14:ligatures w14:val="none"/>
         </w:rPr>
+        <w:t>TTS</w:t>
+      </w:r>
+      <w:r>
+        <w:rPr>
+          <w:rFonts w:ascii="Times New Roman" w:eastAsia="MS Mincho" w:hAnsi="Times New Roman" w:cs="Times New Roman"/>
+          <w:b/>
+          <w:kern w:val="0"/>
+          <w:sz w:val="28"/>
+          <w:szCs w:val="28"/>
+          <w14:ligatures w14:val="none"/>
+        </w:rPr>
+        <w:t xml:space="preserve"> </w:t>
+      </w:r>
+      <w:r>
+        <w:rPr>
+          <w:rFonts w:ascii="Times New Roman" w:eastAsia="MS Mincho" w:hAnsi="Times New Roman" w:cs="Times New Roman"/>
+          <w:b/>
+          <w:kern w:val="0"/>
+          <w:sz w:val="28"/>
+          <w:szCs w:val="28"/>
+          <w14:ligatures w14:val="none"/>
+        </w:rPr>
+        <w:tab/>
+      </w:r>
+      <w:r>
+        <w:rPr>
+          <w:rFonts w:ascii="Times New Roman" w:eastAsia="MS Mincho" w:hAnsi="Times New Roman" w:cs="Times New Roman"/>
+          <w:b/>
+          <w:kern w:val="0"/>
+          <w:sz w:val="28"/>
+          <w:szCs w:val="28"/>
+          <w14:ligatures w14:val="none"/>
+        </w:rPr>
+        <w:tab/>
+      </w:r>
+      <w:r>
+        <w:rPr>
+          <w:rFonts w:ascii="Times New Roman" w:eastAsia="MS Mincho" w:hAnsi="Times New Roman" w:cs="Times New Roman"/>
+          <w:bCs/>
+          <w:kern w:val="0"/>
+          <w:sz w:val="28"/>
+          <w:szCs w:val="28"/>
+          <w14:ligatures w14:val="none"/>
+        </w:rPr>
+        <w:t>Text-to-Speech</w:t>
+      </w:r>
+    </w:p>
+    <w:p>
+      <w:pPr>
+        <w:spacing w:after="200" w:line="276" w:lineRule="auto"/>
+        <w:rPr>
+          <w:rFonts w:ascii="Times New Roman" w:eastAsia="MS Mincho" w:hAnsi="Times New Roman" w:cs="Times New Roman"/>
+          <w:b/>
+          <w:kern w:val="0"/>
+          <w:sz w:val="28"/>
+          <w:szCs w:val="28"/>
+          <w14:ligatures w14:val="none"/>
+        </w:rPr>
+      </w:pPr>
+      <w:r>
+        <w:rPr>
+          <w:rFonts w:ascii="Times New Roman" w:eastAsia="MS Mincho" w:hAnsi="Times New Roman" w:cs="Times New Roman"/>
+          <w:b/>
+          <w:bCs/>
+          <w:kern w:val="0"/>
+          <w:sz w:val="28"/>
+          <w:szCs w:val="28"/>
+          <w14:ligatures w14:val="none"/>
+        </w:rPr>
         <w:t>AI</w:t>
       </w:r>
       <w:r>
@@ -2879,6 +2928,7 @@
           <w14:ligatures w14:val="none"/>
         </w:rPr>
       </w:pPr>
+      <w:bookmarkStart w:id="3" w:name="OLE_LINK18"/>
       <w:r>
         <w:rPr>
           <w:rFonts w:ascii="Times New Roman" w:eastAsia="MS Mincho" w:hAnsi="Times New Roman" w:cs="Times New Roman"/>
@@ -2889,7 +2939,7 @@
           <w:szCs w:val="28"/>
           <w14:ligatures w14:val="none"/>
         </w:rPr>
-        <w:t>OLE</w:t>
+        <w:t>G2P</w:t>
       </w:r>
       <w:r>
         <w:rPr>
@@ -2933,7 +2983,7 @@
           <w:szCs w:val="28"/>
           <w14:ligatures w14:val="none"/>
         </w:rPr>
-        <w:t>Online Learning and Examination System</w:t>
+        <w:t>Grapheme-to-Phoneme</w:t>
       </w:r>
     </w:p>
     <w:p>
@@ -2958,7 +3008,7 @@
           <w:szCs w:val="28"/>
           <w14:ligatures w14:val="none"/>
         </w:rPr>
-        <w:t>UI</w:t>
+        <w:t>IPA</w:t>
       </w:r>
       <w:r>
         <w:rPr>
@@ -2985,7 +3035,7 @@
       <w:r>
         <w:rPr>
           <w:rFonts w:ascii="Times New Roman" w:eastAsia="MS Mincho" w:hAnsi="Times New Roman" w:cs="Times New Roman"/>
-          <w:b/>
+          <w:bCs/>
           <w:kern w:val="0"/>
           <w:sz w:val="28"/>
           <w:szCs w:val="28"/>
@@ -3002,7 +3052,7 @@
           <w:szCs w:val="28"/>
           <w14:ligatures w14:val="none"/>
         </w:rPr>
-        <w:t>User Interface</w:t>
+        <w:t>International Phonetic Alphabet</w:t>
       </w:r>
     </w:p>
     <w:p>
@@ -3014,6 +3064,7 @@
           <w:kern w:val="0"/>
           <w:sz w:val="28"/>
           <w:szCs w:val="28"/>
+          <w:lang w:val="az-Latn-AZ"/>
           <w14:ligatures w14:val="none"/>
         </w:rPr>
       </w:pPr>
@@ -3027,7 +3078,7 @@
           <w:szCs w:val="28"/>
           <w14:ligatures w14:val="none"/>
         </w:rPr>
-        <w:t>RDBMS</w:t>
+        <w:t>NLP</w:t>
       </w:r>
       <w:r>
         <w:rPr>
@@ -3054,13 +3105,24 @@
       <w:r>
         <w:rPr>
           <w:rFonts w:ascii="Times New Roman" w:eastAsia="MS Mincho" w:hAnsi="Times New Roman" w:cs="Times New Roman"/>
+          <w:b/>
+          <w:kern w:val="0"/>
+          <w:sz w:val="28"/>
+          <w:szCs w:val="28"/>
+          <w14:ligatures w14:val="none"/>
+        </w:rPr>
+        <w:tab/>
+      </w:r>
+      <w:r>
+        <w:rPr>
+          <w:rFonts w:ascii="Times New Roman" w:eastAsia="MS Mincho" w:hAnsi="Times New Roman" w:cs="Times New Roman"/>
           <w:bCs/>
           <w:kern w:val="0"/>
           <w:sz w:val="28"/>
           <w:szCs w:val="28"/>
           <w14:ligatures w14:val="none"/>
         </w:rPr>
-        <w:t>Relational Database Management System</w:t>
+        <w:t>Natural Language Processing</w:t>
       </w:r>
     </w:p>
     <w:p>
@@ -3072,7 +3134,6 @@
           <w:kern w:val="0"/>
           <w:sz w:val="28"/>
           <w:szCs w:val="28"/>
-          <w:lang w:val="az-Latn-AZ"/>
           <w14:ligatures w14:val="none"/>
         </w:rPr>
       </w:pPr>
@@ -3086,7 +3147,7 @@
           <w:szCs w:val="28"/>
           <w14:ligatures w14:val="none"/>
         </w:rPr>
-        <w:t>UAT</w:t>
+        <w:t>ASR</w:t>
       </w:r>
       <w:r>
         <w:rPr>
@@ -3130,7 +3191,7 @@
           <w:szCs w:val="28"/>
           <w14:ligatures w14:val="none"/>
         </w:rPr>
-        <w:t>User Acceptance Testing</w:t>
+        <w:t>Automatic Speech Recognition</w:t>
       </w:r>
     </w:p>
     <w:p>
@@ -3155,7 +3216,7 @@
           <w:szCs w:val="28"/>
           <w14:ligatures w14:val="none"/>
         </w:rPr>
-        <w:t>ML</w:t>
+        <w:t>MOS</w:t>
       </w:r>
       <w:r>
         <w:rPr>
@@ -3199,7 +3260,7 @@
           <w:szCs w:val="28"/>
           <w14:ligatures w14:val="none"/>
         </w:rPr>
-        <w:t>Machine Learning</w:t>
+        <w:t>Mean Opinion Score</w:t>
       </w:r>
     </w:p>
     <w:p>
@@ -3224,7 +3285,7 @@
           <w:szCs w:val="28"/>
           <w14:ligatures w14:val="none"/>
         </w:rPr>
-        <w:t>EDM</w:t>
+        <w:t>WER</w:t>
       </w:r>
       <w:r>
         <w:rPr>
@@ -3257,7 +3318,7 @@
           <w:szCs w:val="28"/>
           <w14:ligatures w14:val="none"/>
         </w:rPr>
-        <w:t>Educational Data Mining</w:t>
+        <w:t>Word Error Rate</w:t>
       </w:r>
     </w:p>
     <w:p>
@@ -3282,7 +3343,7 @@
           <w:szCs w:val="28"/>
           <w14:ligatures w14:val="none"/>
         </w:rPr>
-        <w:t>LMS</w:t>
+        <w:t>CER</w:t>
       </w:r>
       <w:r>
         <w:rPr>
@@ -3326,7 +3387,7 @@
           <w:szCs w:val="28"/>
           <w14:ligatures w14:val="none"/>
         </w:rPr>
-        <w:t>Learning Management System</w:t>
+        <w:t>Character Error Rate</w:t>
       </w:r>
     </w:p>
     <w:p>
@@ -3334,24 +3395,24 @@
         <w:spacing w:after="200" w:line="276" w:lineRule="auto"/>
         <w:rPr>
           <w:rFonts w:ascii="Times New Roman" w:eastAsia="MS Mincho" w:hAnsi="Times New Roman" w:cs="Times New Roman"/>
-          <w:b/>
-          <w:kern w:val="0"/>
-          <w:sz w:val="28"/>
-          <w:szCs w:val="28"/>
-          <w14:ligatures w14:val="none"/>
-        </w:rPr>
-      </w:pPr>
-      <w:r>
-        <w:rPr>
-          <w:rFonts w:ascii="Times New Roman" w:eastAsia="MS Mincho" w:hAnsi="Times New Roman" w:cs="Times New Roman"/>
-          <w:b/>
           <w:bCs/>
           <w:kern w:val="0"/>
           <w:sz w:val="28"/>
           <w:szCs w:val="28"/>
           <w14:ligatures w14:val="none"/>
         </w:rPr>
-        <w:t>MOOC</w:t>
+      </w:pPr>
+      <w:r>
+        <w:rPr>
+          <w:rFonts w:ascii="Times New Roman" w:eastAsia="MS Mincho" w:hAnsi="Times New Roman" w:cs="Times New Roman"/>
+          <w:b/>
+          <w:bCs/>
+          <w:kern w:val="0"/>
+          <w:sz w:val="28"/>
+          <w:szCs w:val="28"/>
+          <w14:ligatures w14:val="none"/>
+        </w:rPr>
+        <w:t>SSML</w:t>
       </w:r>
       <w:r>
         <w:rPr>
@@ -3384,7 +3445,7 @@
           <w:szCs w:val="28"/>
           <w14:ligatures w14:val="none"/>
         </w:rPr>
-        <w:t>Massive Open Online Course</w:t>
+        <w:t>Speech Synthesis Markup Language</w:t>
       </w:r>
     </w:p>
     <w:p>
@@ -3399,6 +3460,7 @@
           <w14:ligatures w14:val="none"/>
         </w:rPr>
       </w:pPr>
+      <w:proofErr w:type="spellStart"/>
       <w:r>
         <w:rPr>
           <w:rFonts w:ascii="Times New Roman" w:eastAsia="MS Mincho" w:hAnsi="Times New Roman" w:cs="Times New Roman"/>
@@ -3409,8 +3471,9 @@
           <w:szCs w:val="28"/>
           <w14:ligatures w14:val="none"/>
         </w:rPr>
-        <w:t>KPI</w:t>
-      </w:r>
+        <w:t>ToBI</w:t>
+      </w:r>
+      <w:proofErr w:type="spellEnd"/>
       <w:r>
         <w:rPr>
           <w:rFonts w:ascii="Times New Roman" w:eastAsia="MS Mincho" w:hAnsi="Times New Roman" w:cs="Times New Roman"/>
@@ -3453,7 +3516,342 @@
           <w:szCs w:val="28"/>
           <w14:ligatures w14:val="none"/>
         </w:rPr>
-        <w:t>Key Performance Indicator</w:t>
+        <w:t>Tones and Break Indices</w:t>
+      </w:r>
+    </w:p>
+    <w:p>
+      <w:pPr>
+        <w:spacing w:after="200" w:line="276" w:lineRule="auto"/>
+        <w:rPr>
+          <w:rFonts w:ascii="Times New Roman" w:eastAsia="MS Mincho" w:hAnsi="Times New Roman" w:cs="Times New Roman"/>
+          <w:b/>
+          <w:kern w:val="0"/>
+          <w:sz w:val="28"/>
+          <w:szCs w:val="28"/>
+          <w14:ligatures w14:val="none"/>
+        </w:rPr>
+      </w:pPr>
+      <w:r>
+        <w:rPr>
+          <w:rFonts w:ascii="Times New Roman" w:eastAsia="MS Mincho" w:hAnsi="Times New Roman" w:cs="Times New Roman"/>
+          <w:b/>
+          <w:bCs/>
+          <w:kern w:val="0"/>
+          <w:sz w:val="28"/>
+          <w:szCs w:val="28"/>
+          <w14:ligatures w14:val="none"/>
+        </w:rPr>
+        <w:t>HMM</w:t>
+      </w:r>
+      <w:r>
+        <w:rPr>
+          <w:rFonts w:ascii="Times New Roman" w:eastAsia="MS Mincho" w:hAnsi="Times New Roman" w:cs="Times New Roman"/>
+          <w:b/>
+          <w:kern w:val="0"/>
+          <w:sz w:val="28"/>
+          <w:szCs w:val="28"/>
+          <w14:ligatures w14:val="none"/>
+        </w:rPr>
+        <w:t xml:space="preserve"> </w:t>
+      </w:r>
+      <w:r>
+        <w:rPr>
+          <w:rFonts w:ascii="Times New Roman" w:eastAsia="MS Mincho" w:hAnsi="Times New Roman" w:cs="Times New Roman"/>
+          <w:b/>
+          <w:kern w:val="0"/>
+          <w:sz w:val="28"/>
+          <w:szCs w:val="28"/>
+          <w14:ligatures w14:val="none"/>
+        </w:rPr>
+        <w:tab/>
+      </w:r>
+      <w:r>
+        <w:rPr>
+          <w:rFonts w:ascii="Times New Roman" w:eastAsia="MS Mincho" w:hAnsi="Times New Roman" w:cs="Times New Roman"/>
+          <w:bCs/>
+          <w:kern w:val="0"/>
+          <w:sz w:val="28"/>
+          <w:szCs w:val="28"/>
+          <w14:ligatures w14:val="none"/>
+        </w:rPr>
+        <w:t>Hidden Markov Model</w:t>
+      </w:r>
+    </w:p>
+    <w:p>
+      <w:pPr>
+        <w:spacing w:after="200" w:line="276" w:lineRule="auto"/>
+        <w:rPr>
+          <w:rFonts w:ascii="Times New Roman" w:eastAsia="MS Mincho" w:hAnsi="Times New Roman" w:cs="Times New Roman"/>
+          <w:b/>
+          <w:kern w:val="0"/>
+          <w:sz w:val="28"/>
+          <w:szCs w:val="28"/>
+          <w:lang w:val="az-Latn-AZ"/>
+          <w14:ligatures w14:val="none"/>
+        </w:rPr>
+      </w:pPr>
+      <w:r>
+        <w:rPr>
+          <w:rFonts w:ascii="Times New Roman" w:eastAsia="MS Mincho" w:hAnsi="Times New Roman" w:cs="Times New Roman"/>
+          <w:b/>
+          <w:bCs/>
+          <w:kern w:val="0"/>
+          <w:sz w:val="28"/>
+          <w:szCs w:val="28"/>
+          <w14:ligatures w14:val="none"/>
+        </w:rPr>
+        <w:t>DNN</w:t>
+      </w:r>
+      <w:r>
+        <w:rPr>
+          <w:rFonts w:ascii="Times New Roman" w:eastAsia="MS Mincho" w:hAnsi="Times New Roman" w:cs="Times New Roman"/>
+          <w:b/>
+          <w:kern w:val="0"/>
+          <w:sz w:val="28"/>
+          <w:szCs w:val="28"/>
+          <w14:ligatures w14:val="none"/>
+        </w:rPr>
+        <w:t xml:space="preserve"> </w:t>
+      </w:r>
+      <w:r>
+        <w:rPr>
+          <w:rFonts w:ascii="Times New Roman" w:eastAsia="MS Mincho" w:hAnsi="Times New Roman" w:cs="Times New Roman"/>
+          <w:b/>
+          <w:kern w:val="0"/>
+          <w:sz w:val="28"/>
+          <w:szCs w:val="28"/>
+          <w14:ligatures w14:val="none"/>
+        </w:rPr>
+        <w:tab/>
+      </w:r>
+      <w:r>
+        <w:rPr>
+          <w:rFonts w:ascii="Times New Roman" w:eastAsia="MS Mincho" w:hAnsi="Times New Roman" w:cs="Times New Roman"/>
+          <w:b/>
+          <w:kern w:val="0"/>
+          <w:sz w:val="28"/>
+          <w:szCs w:val="28"/>
+          <w14:ligatures w14:val="none"/>
+        </w:rPr>
+        <w:tab/>
+      </w:r>
+      <w:r>
+        <w:rPr>
+          <w:rFonts w:ascii="Times New Roman" w:eastAsia="MS Mincho" w:hAnsi="Times New Roman" w:cs="Times New Roman"/>
+          <w:bCs/>
+          <w:kern w:val="0"/>
+          <w:sz w:val="28"/>
+          <w:szCs w:val="28"/>
+          <w14:ligatures w14:val="none"/>
+        </w:rPr>
+        <w:t>Deep Neural Network</w:t>
+      </w:r>
+    </w:p>
+    <w:p>
+      <w:pPr>
+        <w:spacing w:after="200" w:line="276" w:lineRule="auto"/>
+        <w:rPr>
+          <w:rFonts w:ascii="Times New Roman" w:eastAsia="MS Mincho" w:hAnsi="Times New Roman" w:cs="Times New Roman"/>
+          <w:b/>
+          <w:kern w:val="0"/>
+          <w:sz w:val="28"/>
+          <w:szCs w:val="28"/>
+          <w14:ligatures w14:val="none"/>
+        </w:rPr>
+      </w:pPr>
+      <w:r>
+        <w:rPr>
+          <w:rFonts w:ascii="Times New Roman" w:eastAsia="MS Mincho" w:hAnsi="Times New Roman" w:cs="Times New Roman"/>
+          <w:b/>
+          <w:bCs/>
+          <w:kern w:val="0"/>
+          <w:sz w:val="28"/>
+          <w:szCs w:val="28"/>
+          <w14:ligatures w14:val="none"/>
+        </w:rPr>
+        <w:t>NSW</w:t>
+      </w:r>
+      <w:r>
+        <w:rPr>
+          <w:rFonts w:ascii="Times New Roman" w:eastAsia="MS Mincho" w:hAnsi="Times New Roman" w:cs="Times New Roman"/>
+          <w:b/>
+          <w:kern w:val="0"/>
+          <w:sz w:val="28"/>
+          <w:szCs w:val="28"/>
+          <w14:ligatures w14:val="none"/>
+        </w:rPr>
+        <w:t xml:space="preserve"> </w:t>
+      </w:r>
+      <w:r>
+        <w:rPr>
+          <w:rFonts w:ascii="Times New Roman" w:eastAsia="MS Mincho" w:hAnsi="Times New Roman" w:cs="Times New Roman"/>
+          <w:b/>
+          <w:kern w:val="0"/>
+          <w:sz w:val="28"/>
+          <w:szCs w:val="28"/>
+          <w14:ligatures w14:val="none"/>
+        </w:rPr>
+        <w:tab/>
+      </w:r>
+      <w:r>
+        <w:rPr>
+          <w:rFonts w:ascii="Times New Roman" w:eastAsia="MS Mincho" w:hAnsi="Times New Roman" w:cs="Times New Roman"/>
+          <w:b/>
+          <w:kern w:val="0"/>
+          <w:sz w:val="28"/>
+          <w:szCs w:val="28"/>
+          <w14:ligatures w14:val="none"/>
+        </w:rPr>
+        <w:tab/>
+      </w:r>
+      <w:r>
+        <w:rPr>
+          <w:rFonts w:ascii="Times New Roman" w:eastAsia="MS Mincho" w:hAnsi="Times New Roman" w:cs="Times New Roman"/>
+          <w:bCs/>
+          <w:kern w:val="0"/>
+          <w:sz w:val="28"/>
+          <w:szCs w:val="28"/>
+          <w14:ligatures w14:val="none"/>
+        </w:rPr>
+        <w:t>Non-Standard Words</w:t>
+      </w:r>
+    </w:p>
+    <w:p>
+      <w:pPr>
+        <w:spacing w:after="200" w:line="276" w:lineRule="auto"/>
+        <w:rPr>
+          <w:rFonts w:ascii="Times New Roman" w:eastAsia="MS Mincho" w:hAnsi="Times New Roman" w:cs="Times New Roman"/>
+          <w:b/>
+          <w:kern w:val="0"/>
+          <w:sz w:val="28"/>
+          <w:szCs w:val="28"/>
+          <w14:ligatures w14:val="none"/>
+        </w:rPr>
+      </w:pPr>
+      <w:r>
+        <w:rPr>
+          <w:rFonts w:ascii="Times New Roman" w:eastAsia="MS Mincho" w:hAnsi="Times New Roman" w:cs="Times New Roman"/>
+          <w:b/>
+          <w:bCs/>
+          <w:kern w:val="0"/>
+          <w:sz w:val="28"/>
+          <w:szCs w:val="28"/>
+          <w14:ligatures w14:val="none"/>
+        </w:rPr>
+        <w:t>CI</w:t>
+      </w:r>
+      <w:r>
+        <w:rPr>
+          <w:rFonts w:ascii="Times New Roman" w:eastAsia="MS Mincho" w:hAnsi="Times New Roman" w:cs="Times New Roman"/>
+          <w:b/>
+          <w:kern w:val="0"/>
+          <w:sz w:val="28"/>
+          <w:szCs w:val="28"/>
+          <w14:ligatures w14:val="none"/>
+        </w:rPr>
+        <w:t xml:space="preserve"> </w:t>
+      </w:r>
+      <w:r>
+        <w:rPr>
+          <w:rFonts w:ascii="Times New Roman" w:eastAsia="MS Mincho" w:hAnsi="Times New Roman" w:cs="Times New Roman"/>
+          <w:b/>
+          <w:kern w:val="0"/>
+          <w:sz w:val="28"/>
+          <w:szCs w:val="28"/>
+          <w14:ligatures w14:val="none"/>
+        </w:rPr>
+        <w:tab/>
+      </w:r>
+      <w:r>
+        <w:rPr>
+          <w:rFonts w:ascii="Times New Roman" w:eastAsia="MS Mincho" w:hAnsi="Times New Roman" w:cs="Times New Roman"/>
+          <w:b/>
+          <w:kern w:val="0"/>
+          <w:sz w:val="28"/>
+          <w:szCs w:val="28"/>
+          <w14:ligatures w14:val="none"/>
+        </w:rPr>
+        <w:tab/>
+      </w:r>
+      <w:r>
+        <w:rPr>
+          <w:rFonts w:ascii="Times New Roman" w:eastAsia="MS Mincho" w:hAnsi="Times New Roman" w:cs="Times New Roman"/>
+          <w:bCs/>
+          <w:kern w:val="0"/>
+          <w:sz w:val="28"/>
+          <w:szCs w:val="28"/>
+          <w14:ligatures w14:val="none"/>
+        </w:rPr>
+        <w:t>Confidence Interval</w:t>
+      </w:r>
+    </w:p>
+    <w:p>
+      <w:pPr>
+        <w:spacing w:after="200" w:line="276" w:lineRule="auto"/>
+        <w:rPr>
+          <w:rFonts w:ascii="Times New Roman" w:eastAsia="MS Mincho" w:hAnsi="Times New Roman" w:cs="Times New Roman"/>
+          <w:b/>
+          <w:kern w:val="0"/>
+          <w:sz w:val="28"/>
+          <w:szCs w:val="28"/>
+          <w14:ligatures w14:val="none"/>
+        </w:rPr>
+      </w:pPr>
+      <w:r>
+        <w:rPr>
+          <w:rFonts w:ascii="Times New Roman" w:eastAsia="MS Mincho" w:hAnsi="Times New Roman" w:cs="Times New Roman"/>
+          <w:b/>
+          <w:bCs/>
+          <w:kern w:val="0"/>
+          <w:sz w:val="28"/>
+          <w:szCs w:val="28"/>
+          <w14:ligatures w14:val="none"/>
+        </w:rPr>
+        <w:t>API</w:t>
+      </w:r>
+      <w:r>
+        <w:rPr>
+          <w:rFonts w:ascii="Times New Roman" w:eastAsia="MS Mincho" w:hAnsi="Times New Roman" w:cs="Times New Roman"/>
+          <w:b/>
+          <w:kern w:val="0"/>
+          <w:sz w:val="28"/>
+          <w:szCs w:val="28"/>
+          <w14:ligatures w14:val="none"/>
+        </w:rPr>
+        <w:t xml:space="preserve"> </w:t>
+      </w:r>
+      <w:r>
+        <w:rPr>
+          <w:rFonts w:ascii="Times New Roman" w:eastAsia="MS Mincho" w:hAnsi="Times New Roman" w:cs="Times New Roman"/>
+          <w:b/>
+          <w:kern w:val="0"/>
+          <w:sz w:val="28"/>
+          <w:szCs w:val="28"/>
+          <w14:ligatures w14:val="none"/>
+        </w:rPr>
+        <w:tab/>
+      </w:r>
+      <w:r>
+        <w:rPr>
+          <w:rFonts w:ascii="Times New Roman" w:eastAsia="MS Mincho" w:hAnsi="Times New Roman" w:cs="Times New Roman"/>
+          <w:b/>
+          <w:kern w:val="0"/>
+          <w:sz w:val="28"/>
+          <w:szCs w:val="28"/>
+          <w14:ligatures w14:val="none"/>
+        </w:rPr>
+        <w:tab/>
+      </w:r>
+      <w:r>
+        <w:rPr>
+          <w:rFonts w:ascii="Times New Roman" w:eastAsia="MS Mincho" w:hAnsi="Times New Roman" w:cs="Times New Roman"/>
+          <w:bCs/>
+          <w:kern w:val="0"/>
+          <w:sz w:val="28"/>
+          <w:szCs w:val="28"/>
+          <w14:ligatures w14:val="none"/>
+        </w:rPr>
+        <w:t>Application Programming Interface</w:t>
       </w:r>
     </w:p>
     <w:p>
@@ -3468,6 +3866,62 @@
           <w14:ligatures w14:val="none"/>
         </w:rPr>
       </w:pPr>
+      <w:r>
+        <w:rPr>
+          <w:rFonts w:ascii="Times New Roman" w:eastAsia="MS Mincho" w:hAnsi="Times New Roman" w:cs="Times New Roman"/>
+          <w:b/>
+          <w:bCs/>
+          <w:kern w:val="0"/>
+          <w:sz w:val="28"/>
+          <w:szCs w:val="28"/>
+          <w14:ligatures w14:val="none"/>
+        </w:rPr>
+        <w:t>CLI</w:t>
+      </w:r>
+      <w:r>
+        <w:rPr>
+          <w:rFonts w:ascii="Times New Roman" w:eastAsia="MS Mincho" w:hAnsi="Times New Roman" w:cs="Times New Roman"/>
+          <w:b/>
+          <w:kern w:val="0"/>
+          <w:sz w:val="28"/>
+          <w:szCs w:val="28"/>
+          <w14:ligatures w14:val="none"/>
+        </w:rPr>
+        <w:t xml:space="preserve"> </w:t>
+      </w:r>
+      <w:r>
+        <w:rPr>
+          <w:rFonts w:ascii="Times New Roman" w:eastAsia="MS Mincho" w:hAnsi="Times New Roman" w:cs="Times New Roman"/>
+          <w:b/>
+          <w:kern w:val="0"/>
+          <w:sz w:val="28"/>
+          <w:szCs w:val="28"/>
+          <w14:ligatures w14:val="none"/>
+        </w:rPr>
+        <w:tab/>
+      </w:r>
+      <w:r>
+        <w:rPr>
+          <w:rFonts w:ascii="Times New Roman" w:eastAsia="MS Mincho" w:hAnsi="Times New Roman" w:cs="Times New Roman"/>
+          <w:b/>
+          <w:kern w:val="0"/>
+          <w:sz w:val="28"/>
+          <w:szCs w:val="28"/>
+          <w14:ligatures w14:val="none"/>
+        </w:rPr>
+        <w:tab/>
+      </w:r>
+      <w:r>
+        <w:rPr>
+          <w:rFonts w:ascii="Times New Roman" w:eastAsia="MS Mincho" w:hAnsi="Times New Roman" w:cs="Times New Roman"/>
+          <w:bCs/>
+          <w:kern w:val="0"/>
+          <w:sz w:val="28"/>
+          <w:szCs w:val="28"/>
+          <w14:ligatures w14:val="none"/>
+        </w:rPr>
+        <w:t>Command Line Interface</w:t>
+      </w:r>
     </w:p>
     <w:p>
       <w:pPr>
@@ -3482,71 +3936,7 @@
         </w:rPr>
       </w:pPr>
     </w:p>
-    <w:p>
-      <w:pPr>
-        <w:spacing w:after="200" w:line="276" w:lineRule="auto"/>
-        <w:rPr>
-          <w:rFonts w:ascii="Times New Roman" w:eastAsia="MS Mincho" w:hAnsi="Times New Roman" w:cs="Times New Roman"/>
-          <w:kern w:val="0"/>
-          <w:sz w:val="22"/>
-          <w:szCs w:val="22"/>
-          <w:lang w:val="az-Latn-AZ"/>
-          <w14:ligatures w14:val="none"/>
-        </w:rPr>
-      </w:pPr>
-    </w:p>
-    <w:p>
-      <w:pPr>
-        <w:spacing w:after="200" w:line="276" w:lineRule="auto"/>
-        <w:rPr>
-          <w:rFonts w:ascii="Times New Roman" w:eastAsia="MS Mincho" w:hAnsi="Times New Roman" w:cs="Times New Roman"/>
-          <w:kern w:val="0"/>
-          <w:sz w:val="22"/>
-          <w:szCs w:val="22"/>
-          <w:lang w:val="az-Latn-AZ"/>
-          <w14:ligatures w14:val="none"/>
-        </w:rPr>
-      </w:pPr>
-    </w:p>
-    <w:p>
-      <w:pPr>
-        <w:spacing w:after="200" w:line="276" w:lineRule="auto"/>
-        <w:rPr>
-          <w:rFonts w:ascii="Times New Roman" w:eastAsia="MS Mincho" w:hAnsi="Times New Roman" w:cs="Times New Roman"/>
-          <w:kern w:val="0"/>
-          <w:sz w:val="22"/>
-          <w:szCs w:val="22"/>
-          <w:lang w:val="az-Latn-AZ"/>
-          <w14:ligatures w14:val="none"/>
-        </w:rPr>
-      </w:pPr>
-    </w:p>
-    <w:p>
-      <w:pPr>
-        <w:spacing w:after="200" w:line="276" w:lineRule="auto"/>
-        <w:rPr>
-          <w:rFonts w:ascii="Times New Roman" w:eastAsia="MS Mincho" w:hAnsi="Times New Roman" w:cs="Times New Roman"/>
-          <w:kern w:val="0"/>
-          <w:sz w:val="22"/>
-          <w:szCs w:val="22"/>
-          <w:lang w:val="az-Latn-AZ"/>
-          <w14:ligatures w14:val="none"/>
-        </w:rPr>
-      </w:pPr>
-    </w:p>
-    <w:p>
-      <w:pPr>
-        <w:spacing w:after="200" w:line="276" w:lineRule="auto"/>
-        <w:rPr>
-          <w:rFonts w:ascii="Times New Roman" w:eastAsia="MS Mincho" w:hAnsi="Times New Roman" w:cs="Times New Roman"/>
-          <w:kern w:val="0"/>
-          <w:sz w:val="22"/>
-          <w:szCs w:val="22"/>
-          <w:lang w:val="az-Latn-AZ"/>
-          <w14:ligatures w14:val="none"/>
-        </w:rPr>
-      </w:pPr>
-    </w:p>
+    <w:bookmarkEnd w:id="3"/>
     <w:p>
       <w:pPr>
         <w:spacing w:after="200" w:line="276" w:lineRule="auto"/>
@@ -5021,7 +5411,7 @@
           <w14:ligatures w14:val="none"/>
         </w:rPr>
       </w:pPr>
-      <w:bookmarkStart w:id="3" w:name="_Toc229653182"/>
+      <w:bookmarkStart w:id="4" w:name="_Toc229653182"/>
       <w:r>
         <w:rPr>
           <w:rFonts w:ascii="Times New Roman" w:eastAsia="Times New Roman" w:hAnsi="Times New Roman" w:cs="Times New Roman"/>
@@ -5035,7 +5425,7 @@
         <w:lastRenderedPageBreak/>
         <w:t>INTRODUCTION</w:t>
       </w:r>
-      <w:bookmarkEnd w:id="3"/>
+      <w:bookmarkEnd w:id="4"/>
     </w:p>
     <w:p>
       <w:pPr>
@@ -5989,10 +6379,10 @@
           <w14:ligatures w14:val="none"/>
         </w:rPr>
       </w:pPr>
-      <w:bookmarkStart w:id="4" w:name="_Toc229653183"/>
-      <w:bookmarkStart w:id="5" w:name="_Toc55210301"/>
-      <w:bookmarkStart w:id="6" w:name="_Toc72790554"/>
-      <w:bookmarkStart w:id="7" w:name="_Hlk70164111"/>
+      <w:bookmarkStart w:id="5" w:name="_Toc229653183"/>
+      <w:bookmarkStart w:id="6" w:name="_Toc55210301"/>
+      <w:bookmarkStart w:id="7" w:name="_Toc72790554"/>
+      <w:bookmarkStart w:id="8" w:name="_Hlk70164111"/>
       <w:r>
         <w:rPr>
           <w:rFonts w:ascii="Times New Roman" w:eastAsia="Times New Roman" w:hAnsi="Times New Roman" w:cs="Times New Roman"/>
@@ -6005,7 +6395,7 @@
         <w:lastRenderedPageBreak/>
         <w:t>CHAPTER I. THE CONCEPTUAL FOUNDATION OF AI-BASED ASSESSMENT IN EDUCATION</w:t>
       </w:r>
-      <w:bookmarkEnd w:id="4"/>
+      <w:bookmarkEnd w:id="5"/>
       <w:r>
         <w:rPr>
           <w:rFonts w:ascii="Times New Roman" w:eastAsia="Times New Roman" w:hAnsi="Times New Roman" w:cs="Times New Roman"/>
@@ -6036,7 +6426,7 @@
           <w14:ligatures w14:val="none"/>
         </w:rPr>
       </w:pPr>
-      <w:bookmarkStart w:id="8" w:name="_Toc229653184"/>
+      <w:bookmarkStart w:id="9" w:name="_Toc229653184"/>
       <w:r>
         <w:rPr>
           <w:rFonts w:ascii="Times New Roman" w:eastAsia="Times New Roman" w:hAnsi="Times New Roman" w:cs="Times New Roman"/>
@@ -6061,7 +6451,7 @@
         </w:rPr>
         <w:t>The evolution of educational assessment and the role of Artificial Intelligence</w:t>
       </w:r>
-      <w:bookmarkEnd w:id="8"/>
+      <w:bookmarkEnd w:id="9"/>
     </w:p>
     <w:p>
       <w:pPr>
@@ -6739,7 +7129,7 @@
           <w14:ligatures w14:val="none"/>
         </w:rPr>
       </w:pPr>
-      <w:bookmarkStart w:id="9" w:name="_Toc229653185"/>
+      <w:bookmarkStart w:id="10" w:name="_Toc229653185"/>
       <w:r>
         <w:rPr>
           <w:rFonts w:ascii="Times New Roman" w:eastAsia="Times New Roman" w:hAnsi="Times New Roman" w:cs="Times New Roman"/>
@@ -6765,7 +7155,7 @@
         </w:rPr>
         <w:t>Continuous evaluation in modern education systems: concepts and importance</w:t>
       </w:r>
-      <w:bookmarkEnd w:id="9"/>
+      <w:bookmarkEnd w:id="10"/>
     </w:p>
     <w:p>
       <w:pPr>
@@ -7952,7 +8342,7 @@
           <w14:ligatures w14:val="none"/>
         </w:rPr>
       </w:pPr>
-      <w:bookmarkStart w:id="10" w:name="_Toc229653186"/>
+      <w:bookmarkStart w:id="11" w:name="_Toc229653186"/>
       <w:r>
         <w:rPr>
           <w:rFonts w:ascii="Times New Roman" w:eastAsia="Times New Roman" w:hAnsi="Times New Roman" w:cs="Times New Roman"/>
@@ -7978,7 +8368,7 @@
         </w:rPr>
         <w:t>Theoretical foundations and models of AI in education assessment</w:t>
       </w:r>
-      <w:bookmarkEnd w:id="10"/>
+      <w:bookmarkEnd w:id="11"/>
     </w:p>
     <w:p>
       <w:pPr>
@@ -9249,7 +9639,7 @@
           <w14:ligatures w14:val="none"/>
         </w:rPr>
       </w:pPr>
-      <w:bookmarkStart w:id="11" w:name="_Toc229653187"/>
+      <w:bookmarkStart w:id="12" w:name="_Toc229653187"/>
       <w:r>
         <w:rPr>
           <w:rFonts w:ascii="Times New Roman" w:eastAsia="Times New Roman" w:hAnsi="Times New Roman" w:cs="Times New Roman"/>
@@ -9262,7 +9652,7 @@
         <w:lastRenderedPageBreak/>
         <w:t>CHAPTER II. AI-BASED ASSESSMENT TOOLS AND THEIR APPLICATION IN EDUCATION</w:t>
       </w:r>
-      <w:bookmarkEnd w:id="11"/>
+      <w:bookmarkEnd w:id="12"/>
       <w:r>
         <w:rPr>
           <w:rFonts w:ascii="Times New Roman" w:eastAsia="Times New Roman" w:hAnsi="Times New Roman" w:cs="Times New Roman"/>
@@ -9293,7 +9683,7 @@
           <w14:ligatures w14:val="none"/>
         </w:rPr>
       </w:pPr>
-      <w:bookmarkStart w:id="12" w:name="_Toc229653188"/>
+      <w:bookmarkStart w:id="13" w:name="_Toc229653188"/>
       <w:r>
         <w:rPr>
           <w:rFonts w:ascii="Times New Roman" w:eastAsia="Times New Roman" w:hAnsi="Times New Roman" w:cs="Times New Roman"/>
@@ -9318,7 +9708,7 @@
         </w:rPr>
         <w:t>Types of AI-based assessment tools</w:t>
       </w:r>
-      <w:bookmarkEnd w:id="12"/>
+      <w:bookmarkEnd w:id="13"/>
     </w:p>
     <w:p>
       <w:pPr>
@@ -10848,7 +11238,7 @@
           <w14:ligatures w14:val="none"/>
         </w:rPr>
       </w:pPr>
-      <w:bookmarkStart w:id="13" w:name="_Toc229653189"/>
+      <w:bookmarkStart w:id="14" w:name="_Toc229653189"/>
       <w:r>
         <w:rPr>
           <w:rFonts w:ascii="Times New Roman" w:eastAsia="Times New Roman" w:hAnsi="Times New Roman" w:cs="Times New Roman"/>
@@ -10873,7 +11263,7 @@
         </w:rPr>
         <w:t>Technologies and algorithms behind AI assessment systems</w:t>
       </w:r>
-      <w:bookmarkEnd w:id="13"/>
+      <w:bookmarkEnd w:id="14"/>
     </w:p>
     <w:p>
       <w:pPr>
@@ -12084,7 +12474,7 @@
           <w14:ligatures w14:val="none"/>
         </w:rPr>
       </w:pPr>
-      <w:bookmarkStart w:id="14" w:name="_Toc229653190"/>
+      <w:bookmarkStart w:id="15" w:name="_Toc229653190"/>
       <w:r>
         <w:rPr>
           <w:rFonts w:ascii="Times New Roman" w:eastAsia="Times New Roman" w:hAnsi="Times New Roman" w:cs="Times New Roman"/>
@@ -12109,7 +12499,7 @@
         </w:rPr>
         <w:t>Advantages and challenges of AI-based continuous evaluation systems</w:t>
       </w:r>
-      <w:bookmarkEnd w:id="14"/>
+      <w:bookmarkEnd w:id="15"/>
     </w:p>
     <w:p>
       <w:pPr>
@@ -13850,7 +14240,7 @@
           <w14:ligatures w14:val="none"/>
         </w:rPr>
       </w:pPr>
-      <w:bookmarkStart w:id="15" w:name="_Toc229653191"/>
+      <w:bookmarkStart w:id="16" w:name="_Toc229653191"/>
       <w:r>
         <w:rPr>
           <w:rFonts w:ascii="Times New Roman" w:eastAsia="Times New Roman" w:hAnsi="Times New Roman" w:cs="Times New Roman"/>
@@ -13863,7 +14253,7 @@
         <w:lastRenderedPageBreak/>
         <w:t>CHAPTER III. THE IMPACT AND FUTURE OF AI-BASED CONTINUOUS EVALUATION IN EDUCATION</w:t>
       </w:r>
-      <w:bookmarkEnd w:id="15"/>
+      <w:bookmarkEnd w:id="16"/>
       <w:r>
         <w:rPr>
           <w:rFonts w:ascii="Times New Roman" w:eastAsia="Times New Roman" w:hAnsi="Times New Roman" w:cs="Times New Roman"/>
@@ -13894,7 +14284,7 @@
           <w14:ligatures w14:val="none"/>
         </w:rPr>
       </w:pPr>
-      <w:bookmarkStart w:id="16" w:name="_Toc229653192"/>
+      <w:bookmarkStart w:id="17" w:name="_Toc229653192"/>
       <w:r>
         <w:rPr>
           <w:rFonts w:ascii="Times New Roman" w:eastAsia="Times New Roman" w:hAnsi="Times New Roman" w:cs="Times New Roman"/>
@@ -13919,7 +14309,7 @@
         </w:rPr>
         <w:t>Case studies of AI-based assessment tools</w:t>
       </w:r>
-      <w:bookmarkEnd w:id="16"/>
+      <w:bookmarkEnd w:id="17"/>
     </w:p>
     <w:p>
       <w:pPr>
@@ -16544,7 +16934,7 @@
           <w14:ligatures w14:val="none"/>
         </w:rPr>
       </w:pPr>
-      <w:bookmarkStart w:id="17" w:name="_Toc229653193"/>
+      <w:bookmarkStart w:id="18" w:name="_Toc229653193"/>
       <w:r>
         <w:rPr>
           <w:rFonts w:ascii="Times New Roman" w:eastAsia="Times New Roman" w:hAnsi="Times New Roman" w:cs="Times New Roman"/>
@@ -16582,7 +16972,7 @@
         </w:rPr>
         <w:t xml:space="preserve"> and Implementation of a Proposed AI-based Continuous Evaluation System</w:t>
       </w:r>
-      <w:bookmarkEnd w:id="17"/>
+      <w:bookmarkEnd w:id="18"/>
     </w:p>
     <w:p>
       <w:pPr>
@@ -17332,7 +17722,7 @@
           <w14:ligatures w14:val="none"/>
         </w:rPr>
       </w:pPr>
-      <w:bookmarkStart w:id="18" w:name="_Toc229653194"/>
+      <w:bookmarkStart w:id="19" w:name="_Toc229653194"/>
       <w:r>
         <w:rPr>
           <w:rFonts w:ascii="Times New Roman" w:eastAsia="Times New Roman" w:hAnsi="Times New Roman" w:cs="Times New Roman"/>
@@ -17382,7 +17772,7 @@
         </w:rPr>
         <w:t>Evaluation and Performance Analysis of the Proposed AI-Based Continuous Evaluation System</w:t>
       </w:r>
-      <w:bookmarkEnd w:id="18"/>
+      <w:bookmarkEnd w:id="19"/>
     </w:p>
     <w:p>
       <w:pPr>
@@ -19637,7 +20027,7 @@
           <w14:ligatures w14:val="none"/>
         </w:rPr>
       </w:pPr>
-      <w:bookmarkStart w:id="19" w:name="_Toc229653195"/>
+      <w:bookmarkStart w:id="20" w:name="_Toc229653195"/>
       <w:r>
         <w:rPr>
           <w:rFonts w:ascii="Times New Roman" w:eastAsia="Times New Roman" w:hAnsi="Times New Roman" w:cs="Times New Roman"/>
@@ -19651,7 +20041,7 @@
         <w:lastRenderedPageBreak/>
         <w:t>CONCLUSION</w:t>
       </w:r>
-      <w:bookmarkEnd w:id="19"/>
+      <w:bookmarkEnd w:id="20"/>
       <w:r>
         <w:rPr>
           <w:rFonts w:ascii="Times New Roman" w:eastAsia="Times New Roman" w:hAnsi="Times New Roman" w:cs="Times New Roman"/>
@@ -20187,10 +20577,10 @@
           <w14:ligatures w14:val="none"/>
         </w:rPr>
       </w:pPr>
-      <w:bookmarkStart w:id="20" w:name="_Toc229653196"/>
-      <w:bookmarkEnd w:id="5"/>
+      <w:bookmarkStart w:id="21" w:name="_Toc229653196"/>
       <w:bookmarkEnd w:id="6"/>
       <w:bookmarkEnd w:id="7"/>
+      <w:bookmarkEnd w:id="8"/>
       <w:r>
         <w:rPr>
           <w:rFonts w:ascii="Times New Roman" w:eastAsia="Times New Roman" w:hAnsi="Times New Roman" w:cs="Times New Roman"/>
@@ -20204,7 +20594,7 @@
         <w:lastRenderedPageBreak/>
         <w:t>REFERENCES</w:t>
       </w:r>
-      <w:bookmarkEnd w:id="20"/>
+      <w:bookmarkEnd w:id="21"/>
       <w:r>
         <w:rPr>
           <w:rFonts w:ascii="Times New Roman" w:eastAsia="Times New Roman" w:hAnsi="Times New Roman" w:cs="Times New Roman"/>
@@ -20235,8 +20625,8 @@
           <w14:ligatures w14:val="none"/>
         </w:rPr>
       </w:pPr>
-      <w:bookmarkStart w:id="21" w:name="_Hlk130085971"/>
-      <w:bookmarkStart w:id="22" w:name="_Hlk196159072"/>
+      <w:bookmarkStart w:id="22" w:name="_Hlk130085971"/>
+      <w:bookmarkStart w:id="23" w:name="_Hlk196159072"/>
       <w:r>
         <w:rPr>
           <w:rFonts w:ascii="Times New Roman" w:eastAsia="Times New Roman" w:hAnsi="Times New Roman" w:cs="Times New Roman"/>
@@ -22795,7 +23185,7 @@
           <w14:ligatures w14:val="none"/>
         </w:rPr>
       </w:pPr>
-      <w:bookmarkStart w:id="23" w:name="_Toc229653197"/>
+      <w:bookmarkStart w:id="24" w:name="_Toc229653197"/>
       <w:r>
         <w:rPr>
           <w:rFonts w:ascii="Times New Roman" w:eastAsia="Times New Roman" w:hAnsi="Times New Roman" w:cs="Times New Roman"/>
@@ -22810,7 +23200,7 @@
         <w:lastRenderedPageBreak/>
         <w:t>LIST OF TABLES</w:t>
       </w:r>
-      <w:bookmarkEnd w:id="23"/>
+      <w:bookmarkEnd w:id="24"/>
     </w:p>
     <w:p>
       <w:pPr>
@@ -23275,7 +23665,7 @@
           <w14:ligatures w14:val="none"/>
         </w:rPr>
       </w:pPr>
-      <w:bookmarkStart w:id="24" w:name="_Toc229653198"/>
+      <w:bookmarkStart w:id="25" w:name="_Toc229653198"/>
       <w:r>
         <w:rPr>
           <w:rFonts w:ascii="Times New Roman" w:eastAsia="Times New Roman" w:hAnsi="Times New Roman" w:cs="Times New Roman"/>
@@ -23289,7 +23679,7 @@
         </w:rPr>
         <w:t>LIST OF FIGURES</w:t>
       </w:r>
-      <w:bookmarkEnd w:id="24"/>
+      <w:bookmarkEnd w:id="25"/>
     </w:p>
     <w:p>
       <w:pPr>
@@ -24547,8 +24937,8 @@
         </w:rPr>
       </w:pPr>
     </w:p>
-    <w:bookmarkEnd w:id="21"/>
     <w:bookmarkEnd w:id="22"/>
+    <w:bookmarkEnd w:id="23"/>
     <w:p>
       <w:pPr>
         <w:spacing w:after="200" w:line="276" w:lineRule="auto"/>
@@ -24790,7 +25180,7 @@
         <v:path o:extrusionok="f" gradientshapeok="t" o:connecttype="rect"/>
         <o:lock v:ext="edit" aspectratio="t"/>
       </v:shapetype>
-      <v:shape id="_x0000_i1025" type="#_x0000_t75" style="width:11.2pt;height:11.2pt;visibility:visible;mso-wrap-style:square" o:bullet="t">
+      <v:shape id="_x0000_i1025" type="#_x0000_t75" style="width:11.4pt;height:11.4pt;visibility:visible;mso-wrap-style:square" o:bullet="t">
         <v:imagedata r:id="rId1" o:title=""/>
       </v:shape>
     </w:pict>

--- a/04_Result/Ulvi Bashirov Samir.docx
+++ b/04_Result/Ulvi Bashirov Samir.docx
@@ -3460,7 +3460,6 @@
           <w14:ligatures w14:val="none"/>
         </w:rPr>
       </w:pPr>
-      <w:proofErr w:type="spellStart"/>
       <w:r>
         <w:rPr>
           <w:rFonts w:ascii="Times New Roman" w:eastAsia="MS Mincho" w:hAnsi="Times New Roman" w:cs="Times New Roman"/>
@@ -3471,9 +3470,32 @@
           <w:szCs w:val="28"/>
           <w14:ligatures w14:val="none"/>
         </w:rPr>
-        <w:t>ToBI</w:t>
-      </w:r>
-      <w:proofErr w:type="spellEnd"/>
+        <w:t>T</w:t>
+      </w:r>
+      <w:r>
+        <w:rPr>
+          <w:rFonts w:ascii="Times New Roman" w:eastAsia="MS Mincho" w:hAnsi="Times New Roman" w:cs="Times New Roman"/>
+          <w:b/>
+          <w:bCs/>
+          <w:kern w:val="0"/>
+          <w:sz w:val="28"/>
+          <w:szCs w:val="28"/>
+          <w14:ligatures w14:val="none"/>
+        </w:rPr>
+        <w:t>o</w:t>
+      </w:r>
+      <w:r>
+        <w:rPr>
+          <w:rFonts w:ascii="Times New Roman" w:eastAsia="MS Mincho" w:hAnsi="Times New Roman" w:cs="Times New Roman"/>
+          <w:b/>
+          <w:bCs/>
+          <w:kern w:val="0"/>
+          <w:sz w:val="28"/>
+          <w:szCs w:val="28"/>
+          <w14:ligatures w14:val="none"/>
+        </w:rPr>
+        <w:t>BI</w:t>
+      </w:r>
       <w:r>
         <w:rPr>
           <w:rFonts w:ascii="Times New Roman" w:eastAsia="MS Mincho" w:hAnsi="Times New Roman" w:cs="Times New Roman"/>
@@ -3507,6 +3529,7 @@
         </w:rPr>
         <w:tab/>
       </w:r>
+      <w:bookmarkStart w:id="4" w:name="OLE_LINK19"/>
       <w:r>
         <w:rPr>
           <w:rFonts w:ascii="Times New Roman" w:eastAsia="MS Mincho" w:hAnsi="Times New Roman" w:cs="Times New Roman"/>
@@ -3518,6 +3541,7 @@
         </w:rPr>
         <w:t>Tones and Break Indices</w:t>
       </w:r>
+      <w:bookmarkEnd w:id="4"/>
     </w:p>
     <w:p>
       <w:pPr>
@@ -5411,7 +5435,7 @@
           <w14:ligatures w14:val="none"/>
         </w:rPr>
       </w:pPr>
-      <w:bookmarkStart w:id="4" w:name="_Toc229653182"/>
+      <w:bookmarkStart w:id="5" w:name="_Toc229653182"/>
       <w:r>
         <w:rPr>
           <w:rFonts w:ascii="Times New Roman" w:eastAsia="Times New Roman" w:hAnsi="Times New Roman" w:cs="Times New Roman"/>
@@ -5425,7 +5449,7 @@
         <w:lastRenderedPageBreak/>
         <w:t>INTRODUCTION</w:t>
       </w:r>
-      <w:bookmarkEnd w:id="4"/>
+      <w:bookmarkEnd w:id="5"/>
     </w:p>
     <w:p>
       <w:pPr>
@@ -5443,7 +5467,7 @@
     <w:p>
       <w:pPr>
         <w:spacing w:after="0" w:line="360" w:lineRule="auto"/>
-        <w:ind w:firstLine="720"/>
+        <w:ind w:firstLine="360"/>
         <w:jc w:val="both"/>
         <w:rPr>
           <w:rFonts w:ascii="Times New Roman" w:eastAsia="MS Mincho" w:hAnsi="Times New Roman" w:cs="Times New Roman"/>
@@ -5463,92 +5487,8 @@
           <w:szCs w:val="28"/>
           <w14:ligatures w14:val="none"/>
         </w:rPr>
-        <w:t>Relevance of the dissertation work</w:t>
-      </w:r>
-      <w:r>
-        <w:rPr>
-          <w:rFonts w:ascii="Times New Roman" w:eastAsia="MS Mincho" w:hAnsi="Times New Roman" w:cs="Times New Roman"/>
-          <w:kern w:val="0"/>
-          <w:sz w:val="28"/>
-          <w:szCs w:val="28"/>
-          <w14:ligatures w14:val="none"/>
-        </w:rPr>
-        <w:t xml:space="preserve">: Education is undergoing a significant transformation in the digital </w:t>
-      </w:r>
-      <w:r>
-        <w:rPr>
-          <w:rFonts w:ascii="Times New Roman" w:eastAsia="MS Mincho" w:hAnsi="Times New Roman" w:cs="Times New Roman"/>
-          <w:kern w:val="0"/>
-          <w:sz w:val="28"/>
-          <w:szCs w:val="28"/>
-          <w14:ligatures w14:val="none"/>
-        </w:rPr>
-        <w:t>age,</w:t>
-      </w:r>
-      <w:r>
-        <w:rPr>
-          <w:rFonts w:ascii="Times New Roman" w:eastAsia="MS Mincho" w:hAnsi="Times New Roman" w:cs="Times New Roman"/>
-          <w:kern w:val="0"/>
-          <w:sz w:val="28"/>
-          <w:szCs w:val="28"/>
-          <w14:ligatures w14:val="none"/>
-        </w:rPr>
-        <w:t xml:space="preserve"> and this transformation is also impacting how students are assessed in educational settings. With the passage of time, traditional methods of assessment such as analysis of examination scripts, quizzes, assignments, classroom based formative and summative assessments, standardized tests and computer adaptive tests alone are insufficient to support the needs of the learners. In recent years, emerging technologies including Artificial Intelligence (AI) are being increasingly used in innovative educational assessment practices to support learning and teaching. AI-powered assessments offer numerous benefits, for example, they </w:t>
-      </w:r>
-      <w:r>
-        <w:rPr>
-          <w:rFonts w:ascii="Times New Roman" w:eastAsia="MS Mincho" w:hAnsi="Times New Roman" w:cs="Times New Roman"/>
-          <w:kern w:val="0"/>
-          <w:sz w:val="28"/>
-          <w:szCs w:val="28"/>
-          <w14:ligatures w14:val="none"/>
-        </w:rPr>
-        <w:t>allow</w:t>
-      </w:r>
-      <w:r>
-        <w:rPr>
-          <w:rFonts w:ascii="Times New Roman" w:eastAsia="MS Mincho" w:hAnsi="Times New Roman" w:cs="Times New Roman"/>
-          <w:kern w:val="0"/>
-          <w:sz w:val="28"/>
-          <w:szCs w:val="28"/>
-          <w14:ligatures w14:val="none"/>
-        </w:rPr>
-        <w:t xml:space="preserve"> continuous assessment, provide immediate feedback and support </w:t>
-      </w:r>
-      <w:r>
-        <w:rPr>
-          <w:rFonts w:ascii="Times New Roman" w:eastAsia="MS Mincho" w:hAnsi="Times New Roman" w:cs="Times New Roman"/>
-          <w:kern w:val="0"/>
-          <w:sz w:val="28"/>
-          <w:szCs w:val="28"/>
-          <w14:ligatures w14:val="none"/>
-        </w:rPr>
-        <w:t>personalization</w:t>
-      </w:r>
-      <w:r>
-        <w:rPr>
-          <w:rFonts w:ascii="Times New Roman" w:eastAsia="MS Mincho" w:hAnsi="Times New Roman" w:cs="Times New Roman"/>
-          <w:kern w:val="0"/>
-          <w:sz w:val="28"/>
-          <w:szCs w:val="28"/>
-          <w14:ligatures w14:val="none"/>
-        </w:rPr>
-        <w:t xml:space="preserve"> through adaptive assessments. Thus, the use of emerging technologies in assessment is an issue of significance.</w:t>
-      </w:r>
-    </w:p>
-    <w:p>
-      <w:pPr>
-        <w:spacing w:after="0" w:line="360" w:lineRule="auto"/>
-        <w:ind w:firstLine="720"/>
-        <w:jc w:val="both"/>
-        <w:rPr>
-          <w:rFonts w:ascii="Times New Roman" w:eastAsia="MS Mincho" w:hAnsi="Times New Roman" w:cs="Times New Roman"/>
-          <w:kern w:val="0"/>
-          <w:sz w:val="28"/>
-          <w:szCs w:val="28"/>
-          <w14:ligatures w14:val="none"/>
-        </w:rPr>
-      </w:pPr>
+        <w:t>Relevance and Motivation of the Research</w:t>
+      </w:r>
       <w:r>
         <w:rPr>
           <w:rFonts w:ascii="Times New Roman" w:eastAsia="MS Mincho" w:hAnsi="Times New Roman" w:cs="Times New Roman"/>
@@ -5559,17 +5499,101 @@
           <w:szCs w:val="28"/>
           <w14:ligatures w14:val="none"/>
         </w:rPr>
-        <w:t>Problem statement and level of study</w:t>
-      </w:r>
-      <w:r>
-        <w:rPr>
-          <w:rFonts w:ascii="Times New Roman" w:eastAsia="MS Mincho" w:hAnsi="Times New Roman" w:cs="Times New Roman"/>
-          <w:kern w:val="0"/>
-          <w:sz w:val="28"/>
-          <w:szCs w:val="28"/>
-          <w14:ligatures w14:val="none"/>
-        </w:rPr>
-        <w:t>: Artificial Intelligence (AI) has been gaining</w:t>
+        <w:t xml:space="preserve">: </w:t>
+      </w:r>
+      <w:r>
+        <w:rPr>
+          <w:rFonts w:ascii="Times New Roman" w:eastAsia="MS Mincho" w:hAnsi="Times New Roman" w:cs="Times New Roman"/>
+          <w:kern w:val="0"/>
+          <w:sz w:val="28"/>
+          <w:szCs w:val="28"/>
+          <w14:ligatures w14:val="none"/>
+        </w:rPr>
+        <w:t>Speech is the most natural medium of human communication. Text-to-speech (TTS) synthesis has become a critical component of modern human-computer interaction, enabling accessibility tools for visually impaired users, voice assistants, navigation systems, and language learning applications. As public services and social participation increasingly move to digital platforms, the availability of functional speech technology for a given language has become a matter of digital inclusion.</w:t>
+      </w:r>
+    </w:p>
+    <w:p>
+      <w:pPr>
+        <w:spacing w:after="0" w:line="360" w:lineRule="auto"/>
+        <w:ind w:firstLine="360"/>
+        <w:jc w:val="both"/>
+        <w:rPr>
+          <w:rFonts w:ascii="Times New Roman" w:eastAsia="MS Mincho" w:hAnsi="Times New Roman" w:cs="Times New Roman"/>
+          <w:kern w:val="0"/>
+          <w:sz w:val="28"/>
+          <w:szCs w:val="28"/>
+          <w14:ligatures w14:val="none"/>
+        </w:rPr>
+      </w:pPr>
+      <w:r>
+        <w:rPr>
+          <w:rFonts w:ascii="Times New Roman" w:eastAsia="MS Mincho" w:hAnsi="Times New Roman" w:cs="Times New Roman"/>
+          <w:b/>
+          <w:bCs/>
+          <w:kern w:val="0"/>
+          <w:sz w:val="28"/>
+          <w:szCs w:val="28"/>
+          <w14:ligatures w14:val="none"/>
+        </w:rPr>
+        <w:t>Problem Statement</w:t>
+      </w:r>
+      <w:r>
+        <w:rPr>
+          <w:rFonts w:ascii="Times New Roman" w:eastAsia="MS Mincho" w:hAnsi="Times New Roman" w:cs="Times New Roman"/>
+          <w:b/>
+          <w:bCs/>
+          <w:kern w:val="0"/>
+          <w:sz w:val="28"/>
+          <w:szCs w:val="28"/>
+          <w14:ligatures w14:val="none"/>
+        </w:rPr>
+        <w:t xml:space="preserve">: </w:t>
+      </w:r>
+      <w:r>
+        <w:rPr>
+          <w:rFonts w:ascii="Times New Roman" w:eastAsia="MS Mincho" w:hAnsi="Times New Roman" w:cs="Times New Roman"/>
+          <w:kern w:val="0"/>
+          <w:sz w:val="28"/>
+          <w:szCs w:val="28"/>
+          <w14:ligatures w14:val="none"/>
+        </w:rPr>
+        <w:t>Azerbaijani, spoken by over 35 million people, remains significantly underrepresented in speech technology research. While neural TTS systems have achieved near-human quality for major languages, they depend on large, carefully recorded speech corpora that do not exist for Azerbaijani. Existing Azerbaijani TTS solutions are proprietary or multilingual in design and lack an openly published linguistic foundation, leaving a clear gap in accessible, documented speech technology for the language.</w:t>
+      </w:r>
+    </w:p>
+    <w:p>
+      <w:pPr>
+        <w:spacing w:after="0" w:line="360" w:lineRule="auto"/>
+        <w:ind w:firstLine="360"/>
+        <w:jc w:val="both"/>
+        <w:rPr>
+          <w:rFonts w:ascii="Times New Roman" w:eastAsia="MS Mincho" w:hAnsi="Times New Roman" w:cs="Times New Roman"/>
+          <w:kern w:val="0"/>
+          <w:sz w:val="28"/>
+          <w:szCs w:val="28"/>
+          <w14:ligatures w14:val="none"/>
+        </w:rPr>
+      </w:pPr>
+      <w:r>
+        <w:rPr>
+          <w:rFonts w:ascii="Times New Roman" w:eastAsia="MS Mincho" w:hAnsi="Times New Roman" w:cs="Times New Roman"/>
+          <w:b/>
+          <w:bCs/>
+          <w:kern w:val="0"/>
+          <w:sz w:val="28"/>
+          <w:szCs w:val="28"/>
+          <w14:ligatures w14:val="none"/>
+        </w:rPr>
+        <w:t>Rationale for Selecting a Rule-Based Approach</w:t>
+      </w:r>
+      <w:r>
+        <w:rPr>
+          <w:rFonts w:ascii="Times New Roman" w:eastAsia="MS Mincho" w:hAnsi="Times New Roman" w:cs="Times New Roman"/>
+          <w:kern w:val="0"/>
+          <w:sz w:val="28"/>
+          <w:szCs w:val="28"/>
+          <w14:ligatures w14:val="none"/>
+        </w:rPr>
+        <w:t>:</w:t>
       </w:r>
       <w:r>
         <w:rPr>
@@ -5589,13 +5613,13 @@
           <w:szCs w:val="28"/>
           <w14:ligatures w14:val="none"/>
         </w:rPr>
-        <w:t>popularity in education, and numerous applications and tools have been developed to support different educational processes and practices. Most of these applications are being implemented on an experimental basis, but there is no full integration in regular practices and routines. While a large body of research exists on the use of AI-based assessment tools, for example for automated grading, computer adaptive tests and feedback, there is a need for more in-depth studies on how to use AI for monitoring and evaluating students’ performance on an ongoing basis. In addition, research is needed to address issues that stem from privacy concerns, unfair bias in the algorithms, and a lack of an effective practical framework to integrate AI in educational practices.</w:t>
-      </w:r>
-    </w:p>
-    <w:p>
-      <w:pPr>
-        <w:spacing w:after="0" w:line="360" w:lineRule="auto"/>
-        <w:ind w:firstLine="720"/>
+        <w:t>This dissertation addresses this gap by developing a rule-based TTS system. The rule-based paradigm was selected for three reasons: it requires no speech training data; its workings are fully transparent and linguistically grounded, making it academically valuable as a documented phonological model; and Azerbaijani's phonemic Latin orthography makes it well-suited to rule-based grapheme-to-phoneme conversion.</w:t>
+      </w:r>
+    </w:p>
+    <w:p>
+      <w:pPr>
+        <w:spacing w:after="0" w:line="360" w:lineRule="auto"/>
+        <w:ind w:firstLine="360"/>
         <w:jc w:val="both"/>
         <w:rPr>
           <w:rFonts w:ascii="Times New Roman" w:eastAsia="MS Mincho" w:hAnsi="Times New Roman" w:cs="Times New Roman"/>
@@ -5615,27 +5639,17 @@
           <w:szCs w:val="28"/>
           <w14:ligatures w14:val="none"/>
         </w:rPr>
-        <w:t>The purpose and objectives of the dissertation</w:t>
-      </w:r>
-      <w:r>
-        <w:rPr>
-          <w:rFonts w:ascii="Times New Roman" w:eastAsia="MS Mincho" w:hAnsi="Times New Roman" w:cs="Times New Roman"/>
-          <w:kern w:val="0"/>
-          <w:sz w:val="28"/>
-          <w:szCs w:val="28"/>
-          <w14:ligatures w14:val="none"/>
-        </w:rPr>
-        <w:t xml:space="preserve">: This </w:t>
-      </w:r>
-      <w:r>
-        <w:rPr>
-          <w:rFonts w:ascii="Times New Roman" w:eastAsia="MS Mincho" w:hAnsi="Times New Roman" w:cs="Times New Roman"/>
-          <w:kern w:val="0"/>
-          <w:sz w:val="28"/>
-          <w:szCs w:val="28"/>
-          <w14:ligatures w14:val="none"/>
-        </w:rPr>
-        <w:t>dissertation</w:t>
+        <w:t>The Purpose and Objectives of the Dissertation</w:t>
+      </w:r>
+      <w:r>
+        <w:rPr>
+          <w:rFonts w:ascii="Times New Roman" w:eastAsia="MS Mincho" w:hAnsi="Times New Roman" w:cs="Times New Roman"/>
+          <w:kern w:val="0"/>
+          <w:sz w:val="28"/>
+          <w:szCs w:val="28"/>
+          <w14:ligatures w14:val="none"/>
+        </w:rPr>
+        <w:t>:</w:t>
       </w:r>
       <w:r>
         <w:rPr>
@@ -5655,7 +5669,17 @@
           <w:szCs w:val="28"/>
           <w14:ligatures w14:val="none"/>
         </w:rPr>
-        <w:t>provides an overview of the purpose and objectives of the dissertation. The main purpose of this dissertation is to investigate the role of AI-based assessment tools in supporting continuous evaluation in education. The following objectives need to be fulfilled to achieve this purpose.</w:t>
+        <w:t>The main purpose of this dissertation is to design, implement, and evaluate a rule-based TTS system for North Azerbaijani that achieves acceptable intelligibility and naturalness without speech training data. The following objectives are set to achieve this purpose:</w:t>
+      </w:r>
+      <w:r>
+        <w:rPr>
+          <w:rFonts w:ascii="Times New Roman" w:eastAsia="MS Mincho" w:hAnsi="Times New Roman" w:cs="Times New Roman"/>
+          <w:kern w:val="0"/>
+          <w:sz w:val="28"/>
+          <w:szCs w:val="28"/>
+          <w14:ligatures w14:val="none"/>
+        </w:rPr>
+        <w:t xml:space="preserve"> </w:t>
       </w:r>
     </w:p>
     <w:p>
@@ -5663,7 +5687,7 @@
         <w:pStyle w:val="ListParagraph"/>
         <w:numPr>
           <w:ilvl w:val="0"/>
-          <w:numId w:val="37"/>
+          <w:numId w:val="39"/>
         </w:numPr>
         <w:spacing w:after="0" w:line="360" w:lineRule="auto"/>
         <w:jc w:val="both"/>
@@ -5683,8 +5707,7 @@
           <w:szCs w:val="28"/>
           <w14:ligatures w14:val="none"/>
         </w:rPr>
-        <w:lastRenderedPageBreak/>
-        <w:t>Empirical findings from online assessment contexts. The role of AI-technology algorithms in online assessment contexts.</w:t>
+        <w:t>To conduct a systematic review of TTS technologies and identify the most appropriate paradigm for low-resource Azerbaijani speech synthesis.</w:t>
       </w:r>
     </w:p>
     <w:p>
@@ -5692,7 +5715,7 @@
         <w:pStyle w:val="ListParagraph"/>
         <w:numPr>
           <w:ilvl w:val="0"/>
-          <w:numId w:val="37"/>
+          <w:numId w:val="39"/>
         </w:numPr>
         <w:spacing w:after="0" w:line="360" w:lineRule="auto"/>
         <w:jc w:val="both"/>
@@ -5712,7 +5735,7 @@
           <w:szCs w:val="28"/>
           <w14:ligatures w14:val="none"/>
         </w:rPr>
-        <w:t>AI-Powered Continuous Assessment.</w:t>
+        <w:t>To analyze the phonological, morphological, and prosodic characteristics of North Azerbaijani as they apply to TTS design.</w:t>
       </w:r>
     </w:p>
     <w:p>
@@ -5720,7 +5743,7 @@
         <w:pStyle w:val="ListParagraph"/>
         <w:numPr>
           <w:ilvl w:val="0"/>
-          <w:numId w:val="37"/>
+          <w:numId w:val="39"/>
         </w:numPr>
         <w:spacing w:after="0" w:line="360" w:lineRule="auto"/>
         <w:jc w:val="both"/>
@@ -5740,7 +5763,8 @@
           <w:szCs w:val="28"/>
           <w14:ligatures w14:val="none"/>
         </w:rPr>
-        <w:t>Conceptual model for an AI-based continuous assessment system.</w:t>
+        <w:lastRenderedPageBreak/>
+        <w:t>To design and implement a five-module rule-based TTS pipeline: text normalization, grapheme-to-phoneme (G2P) conversion, stress assignment, prosody generation, and acoustic synthesis.</w:t>
       </w:r>
     </w:p>
     <w:p>
@@ -5748,53 +5772,78 @@
         <w:pStyle w:val="ListParagraph"/>
         <w:numPr>
           <w:ilvl w:val="0"/>
-          <w:numId w:val="37"/>
+          <w:numId w:val="39"/>
         </w:numPr>
-        <w:spacing w:after="0" w:line="240" w:lineRule="auto"/>
-        <w:rPr>
-          <w:rFonts w:ascii="Lato" w:eastAsia="Times New Roman" w:hAnsi="Lato" w:cs="Times New Roman"/>
-          <w:color w:val="000000"/>
-          <w:kern w:val="0"/>
-          <w:sz w:val="23"/>
-          <w:szCs w:val="23"/>
-          <w14:ligatures w14:val="none"/>
-        </w:rPr>
-      </w:pPr>
-      <w:r>
-        <w:rPr>
-          <w:rFonts w:ascii="Times New Roman" w:eastAsia="Times New Roman" w:hAnsi="Times New Roman" w:cs="Times New Roman"/>
-          <w:color w:val="000000"/>
-          <w:kern w:val="0"/>
-          <w:sz w:val="28"/>
-          <w:szCs w:val="28"/>
-          <w14:ligatures w14:val="none"/>
-        </w:rPr>
-        <w:t>Evaluation of best practices with AI-assisted assessment techniques</w:t>
-      </w:r>
-      <w:r>
-        <w:rPr>
-          <w:rFonts w:ascii="Lato" w:eastAsia="Times New Roman" w:hAnsi="Lato" w:cs="Times New Roman"/>
-          <w:color w:val="000000"/>
-          <w:kern w:val="0"/>
-          <w:sz w:val="23"/>
-          <w:szCs w:val="23"/>
-          <w14:ligatures w14:val="none"/>
-        </w:rPr>
-        <w:t>.</w:t>
-      </w:r>
-    </w:p>
-    <w:p>
-      <w:pPr>
-        <w:spacing w:after="0" w:line="360" w:lineRule="auto"/>
-        <w:jc w:val="both"/>
-        <w:rPr>
-          <w:rFonts w:ascii="Times New Roman" w:eastAsia="MS Mincho" w:hAnsi="Times New Roman" w:cs="Times New Roman"/>
-          <w:kern w:val="0"/>
-          <w:sz w:val="28"/>
-          <w:szCs w:val="28"/>
-          <w14:ligatures w14:val="none"/>
-        </w:rPr>
-      </w:pPr>
+        <w:spacing w:after="0" w:line="360" w:lineRule="auto"/>
+        <w:jc w:val="both"/>
+        <w:rPr>
+          <w:rFonts w:ascii="Times New Roman" w:eastAsia="MS Mincho" w:hAnsi="Times New Roman" w:cs="Times New Roman"/>
+          <w:kern w:val="0"/>
+          <w:sz w:val="28"/>
+          <w:szCs w:val="28"/>
+          <w14:ligatures w14:val="none"/>
+        </w:rPr>
+      </w:pPr>
+      <w:r>
+        <w:rPr>
+          <w:rFonts w:ascii="Times New Roman" w:eastAsia="MS Mincho" w:hAnsi="Times New Roman" w:cs="Times New Roman"/>
+          <w:kern w:val="0"/>
+          <w:sz w:val="28"/>
+          <w:szCs w:val="28"/>
+          <w14:ligatures w14:val="none"/>
+        </w:rPr>
+        <w:t xml:space="preserve">To evaluate the system's intelligibility (WER) and naturalness (MOS) against a phonetically balanced test set and a baseline </w:t>
+      </w:r>
+      <w:proofErr w:type="spellStart"/>
+      <w:r>
+        <w:rPr>
+          <w:rFonts w:ascii="Times New Roman" w:eastAsia="MS Mincho" w:hAnsi="Times New Roman" w:cs="Times New Roman"/>
+          <w:kern w:val="0"/>
+          <w:sz w:val="28"/>
+          <w:szCs w:val="28"/>
+          <w14:ligatures w14:val="none"/>
+        </w:rPr>
+        <w:t>espeak</w:t>
+      </w:r>
+      <w:proofErr w:type="spellEnd"/>
+      <w:r>
+        <w:rPr>
+          <w:rFonts w:ascii="Times New Roman" w:eastAsia="MS Mincho" w:hAnsi="Times New Roman" w:cs="Times New Roman"/>
+          <w:kern w:val="0"/>
+          <w:sz w:val="28"/>
+          <w:szCs w:val="28"/>
+          <w14:ligatures w14:val="none"/>
+        </w:rPr>
+        <w:t>-ng system.</w:t>
+      </w:r>
+    </w:p>
+    <w:p>
+      <w:pPr>
+        <w:pStyle w:val="ListParagraph"/>
+        <w:numPr>
+          <w:ilvl w:val="0"/>
+          <w:numId w:val="39"/>
+        </w:numPr>
+        <w:spacing w:after="0" w:line="360" w:lineRule="auto"/>
+        <w:jc w:val="both"/>
+        <w:rPr>
+          <w:rFonts w:ascii="Times New Roman" w:eastAsia="MS Mincho" w:hAnsi="Times New Roman" w:cs="Times New Roman"/>
+          <w:kern w:val="0"/>
+          <w:sz w:val="28"/>
+          <w:szCs w:val="28"/>
+          <w14:ligatures w14:val="none"/>
+        </w:rPr>
+      </w:pPr>
+      <w:r>
+        <w:rPr>
+          <w:rFonts w:ascii="Times New Roman" w:eastAsia="MS Mincho" w:hAnsi="Times New Roman" w:cs="Times New Roman"/>
+          <w:kern w:val="0"/>
+          <w:sz w:val="28"/>
+          <w:szCs w:val="28"/>
+          <w14:ligatures w14:val="none"/>
+        </w:rPr>
+        <w:t>To document the linguistic rule base as an open, extensible reference for future Azerbaijani speech technology research.</w:t>
+      </w:r>
     </w:p>
     <w:p>
       <w:pPr>
@@ -5819,8 +5868,42 @@
           <w:szCs w:val="28"/>
           <w14:ligatures w14:val="none"/>
         </w:rPr>
-        <w:t>Object and subject of the dissertatio</w:t>
-      </w:r>
+        <w:t>Object and Subject of the Dissertation</w:t>
+      </w:r>
+      <w:r>
+        <w:rPr>
+          <w:rFonts w:ascii="Times New Roman" w:eastAsia="MS Mincho" w:hAnsi="Times New Roman" w:cs="Times New Roman"/>
+          <w:kern w:val="0"/>
+          <w:sz w:val="28"/>
+          <w:szCs w:val="28"/>
+          <w14:ligatures w14:val="none"/>
+        </w:rPr>
+        <w:t xml:space="preserve">: </w:t>
+      </w:r>
+      <w:r>
+        <w:rPr>
+          <w:rFonts w:ascii="Times New Roman" w:eastAsia="MS Mincho" w:hAnsi="Times New Roman" w:cs="Times New Roman"/>
+          <w:kern w:val="0"/>
+          <w:sz w:val="28"/>
+          <w:szCs w:val="28"/>
+          <w14:ligatures w14:val="none"/>
+        </w:rPr>
+        <w:t>The research object is the text-to-speech synthesis process for the Azerbaijani language. The research subject is the set of phonological, morphological, and prosodic rules of North Azerbaijani and the computational methods by which these rules can be encoded in a functioning TTS system.</w:t>
+      </w:r>
+    </w:p>
+    <w:p>
+      <w:pPr>
+        <w:spacing w:after="0" w:line="360" w:lineRule="auto"/>
+        <w:ind w:firstLine="360"/>
+        <w:jc w:val="both"/>
+        <w:rPr>
+          <w:rFonts w:ascii="Times New Roman" w:eastAsia="MS Mincho" w:hAnsi="Times New Roman" w:cs="Times New Roman"/>
+          <w:kern w:val="0"/>
+          <w:sz w:val="28"/>
+          <w:szCs w:val="28"/>
+          <w14:ligatures w14:val="none"/>
+        </w:rPr>
+      </w:pPr>
       <w:r>
         <w:rPr>
           <w:rFonts w:ascii="Times New Roman" w:eastAsia="MS Mincho" w:hAnsi="Times New Roman" w:cs="Times New Roman"/>
@@ -5831,38 +5914,37 @@
           <w:szCs w:val="28"/>
           <w14:ligatures w14:val="none"/>
         </w:rPr>
-        <w:t>n</w:t>
-      </w:r>
-      <w:r>
-        <w:rPr>
-          <w:rFonts w:ascii="Times New Roman" w:eastAsia="MS Mincho" w:hAnsi="Times New Roman" w:cs="Times New Roman"/>
-          <w:kern w:val="0"/>
-          <w:sz w:val="28"/>
-          <w:szCs w:val="28"/>
-          <w14:ligatures w14:val="none"/>
-        </w:rPr>
-        <w:t>: Problem of research and subject of study</w:t>
-      </w:r>
-      <w:r>
-        <w:rPr>
-          <w:rFonts w:ascii="Times New Roman" w:eastAsia="MS Mincho" w:hAnsi="Times New Roman" w:cs="Times New Roman"/>
-          <w:kern w:val="0"/>
-          <w:sz w:val="28"/>
-          <w:szCs w:val="28"/>
-          <w14:ligatures w14:val="none"/>
-        </w:rPr>
-        <w:br/>
-        <w:t>of the dissertation: The problem of the research announced in the dissertation is the problem of the process of educational assessment in the modern environment of educational studies.</w:t>
-      </w:r>
-      <w:r>
-        <w:rPr>
-          <w:rFonts w:ascii="Times New Roman" w:eastAsia="MS Mincho" w:hAnsi="Times New Roman" w:cs="Times New Roman"/>
-          <w:kern w:val="0"/>
-          <w:sz w:val="28"/>
-          <w:szCs w:val="28"/>
-          <w14:ligatures w14:val="none"/>
-        </w:rPr>
-        <w:tab/>
+        <w:t>Research Methods Used in the Dissertation</w:t>
+      </w:r>
+      <w:r>
+        <w:rPr>
+          <w:rFonts w:ascii="Times New Roman" w:eastAsia="MS Mincho" w:hAnsi="Times New Roman" w:cs="Times New Roman"/>
+          <w:kern w:val="0"/>
+          <w:sz w:val="28"/>
+          <w:szCs w:val="28"/>
+          <w14:ligatures w14:val="none"/>
+        </w:rPr>
+        <w:t>:</w:t>
+      </w:r>
+      <w:r>
+        <w:rPr>
+          <w:rFonts w:ascii="Times New Roman" w:eastAsia="MS Mincho" w:hAnsi="Times New Roman" w:cs="Times New Roman"/>
+          <w:kern w:val="0"/>
+          <w:sz w:val="28"/>
+          <w:szCs w:val="28"/>
+          <w14:ligatures w14:val="none"/>
+        </w:rPr>
+        <w:t xml:space="preserve"> </w:t>
+      </w:r>
+      <w:r>
+        <w:rPr>
+          <w:rFonts w:ascii="Times New Roman" w:eastAsia="MS Mincho" w:hAnsi="Times New Roman" w:cs="Times New Roman"/>
+          <w:kern w:val="0"/>
+          <w:sz w:val="28"/>
+          <w:szCs w:val="28"/>
+          <w14:ligatures w14:val="none"/>
+        </w:rPr>
+        <w:t>This study employs descriptive, analytical, and experimental research methods. A systematic literature review was conducted to examine existing TTS technologies and identify the most appropriate approach for Azerbaijani. Rule design and implementation followed a structured software engineering methodology with modular development and unit testing. Experimental evaluation was carried out using Mean Opinion Score (MOS) and Word Error Rate (WER) metrics applied to 50 phonetically balanced Azerbaijani sentences assessed by native speakers.</w:t>
       </w:r>
     </w:p>
     <w:p>
@@ -5888,91 +5970,27 @@
           <w:szCs w:val="28"/>
           <w14:ligatures w14:val="none"/>
         </w:rPr>
-        <w:t>Research methods used in the dissertation</w:t>
-      </w:r>
-      <w:r>
-        <w:rPr>
-          <w:rFonts w:ascii="Times New Roman" w:eastAsia="MS Mincho" w:hAnsi="Times New Roman" w:cs="Times New Roman"/>
-          <w:kern w:val="0"/>
-          <w:sz w:val="28"/>
-          <w:szCs w:val="28"/>
-          <w14:ligatures w14:val="none"/>
-        </w:rPr>
-        <w:t>: This study explores the impact of the use</w:t>
-      </w:r>
-      <w:r>
-        <w:rPr>
-          <w:rFonts w:ascii="Times New Roman" w:eastAsia="MS Mincho" w:hAnsi="Times New Roman" w:cs="Times New Roman"/>
-          <w:kern w:val="0"/>
-          <w:sz w:val="28"/>
-          <w:szCs w:val="28"/>
-          <w14:ligatures w14:val="none"/>
-        </w:rPr>
-        <w:t xml:space="preserve"> </w:t>
-      </w:r>
-      <w:r>
-        <w:rPr>
-          <w:rFonts w:ascii="Times New Roman" w:eastAsia="MS Mincho" w:hAnsi="Times New Roman" w:cs="Times New Roman"/>
-          <w:kern w:val="0"/>
-          <w:sz w:val="28"/>
-          <w:szCs w:val="28"/>
-          <w14:ligatures w14:val="none"/>
-        </w:rPr>
-        <w:t xml:space="preserve">of artificial intelligence-based assessment tools on learning outcomes and </w:t>
-      </w:r>
-      <w:r>
-        <w:rPr>
-          <w:rFonts w:ascii="Times New Roman" w:eastAsia="MS Mincho" w:hAnsi="Times New Roman" w:cs="Times New Roman"/>
-          <w:kern w:val="0"/>
-          <w:sz w:val="28"/>
-          <w:szCs w:val="28"/>
-          <w14:ligatures w14:val="none"/>
-        </w:rPr>
-        <w:t xml:space="preserve">assessment efficiency within continuous assessment. </w:t>
-      </w:r>
-      <w:proofErr w:type="gramStart"/>
-      <w:r>
-        <w:rPr>
-          <w:rFonts w:ascii="Times New Roman" w:eastAsia="MS Mincho" w:hAnsi="Times New Roman" w:cs="Times New Roman"/>
-          <w:kern w:val="0"/>
-          <w:sz w:val="28"/>
-          <w:szCs w:val="28"/>
-          <w14:ligatures w14:val="none"/>
-        </w:rPr>
-        <w:t>In order to</w:t>
-      </w:r>
-      <w:proofErr w:type="gramEnd"/>
-      <w:r>
-        <w:rPr>
-          <w:rFonts w:ascii="Times New Roman" w:eastAsia="MS Mincho" w:hAnsi="Times New Roman" w:cs="Times New Roman"/>
-          <w:kern w:val="0"/>
-          <w:sz w:val="28"/>
-          <w:szCs w:val="28"/>
-          <w14:ligatures w14:val="none"/>
-        </w:rPr>
-        <w:t xml:space="preserve"> reach the solutions proposed in this dissertation, qualitative and quantitative methods have been used. A literature review has been conducted </w:t>
-      </w:r>
-      <w:proofErr w:type="gramStart"/>
-      <w:r>
-        <w:rPr>
-          <w:rFonts w:ascii="Times New Roman" w:eastAsia="MS Mincho" w:hAnsi="Times New Roman" w:cs="Times New Roman"/>
-          <w:kern w:val="0"/>
-          <w:sz w:val="28"/>
-          <w:szCs w:val="28"/>
-          <w14:ligatures w14:val="none"/>
-        </w:rPr>
-        <w:t>in order to</w:t>
-      </w:r>
-      <w:proofErr w:type="gramEnd"/>
-      <w:r>
-        <w:rPr>
-          <w:rFonts w:ascii="Times New Roman" w:eastAsia="MS Mincho" w:hAnsi="Times New Roman" w:cs="Times New Roman"/>
-          <w:kern w:val="0"/>
-          <w:sz w:val="28"/>
-          <w:szCs w:val="28"/>
-          <w14:ligatures w14:val="none"/>
-        </w:rPr>
-        <w:t xml:space="preserve"> reach a good understanding of the state of the art of assessment in educational settings and a comparative analysis between some of the currently existing AI-based assessment tools and their effectiveness have been carried out. Descriptive and analytical methods have been used to gain a deeper insight into the role of AI in assessment. Finally, conceptual modeling has been used to design a proposed system of continuous assessment using AI in educational settings.</w:t>
+        <w:t>Dissertation Database</w:t>
+      </w:r>
+      <w:r>
+        <w:rPr>
+          <w:rFonts w:ascii="Times New Roman" w:eastAsia="MS Mincho" w:hAnsi="Times New Roman" w:cs="Times New Roman"/>
+          <w:kern w:val="0"/>
+          <w:sz w:val="28"/>
+          <w:szCs w:val="28"/>
+          <w14:ligatures w14:val="none"/>
+        </w:rPr>
+        <w:t>:</w:t>
+      </w:r>
+      <w:r>
+        <w:rPr>
+          <w:rFonts w:ascii="Times New Roman" w:eastAsia="MS Mincho" w:hAnsi="Times New Roman" w:cs="Times New Roman"/>
+          <w:kern w:val="0"/>
+          <w:sz w:val="28"/>
+          <w:szCs w:val="28"/>
+          <w14:ligatures w14:val="none"/>
+        </w:rPr>
+        <w:t xml:space="preserve"> The research draws on both primary and secondary sources. Secondary sources include academic publications on speech synthesis, Azerbaijani phonology, computational linguistics, and low-resource language technology. Primary data consists of the 50-sentence evaluation corpus and MOS ratings collected from five native Azerbaijani speakers during the perceptual evaluation.</w:t>
       </w:r>
     </w:p>
     <w:p>
@@ -5998,37 +6016,38 @@
           <w:szCs w:val="28"/>
           <w14:ligatures w14:val="none"/>
         </w:rPr>
-        <w:t>Dissertation database</w:t>
-      </w:r>
-      <w:r>
-        <w:rPr>
-          <w:rFonts w:ascii="Times New Roman" w:eastAsia="MS Mincho" w:hAnsi="Times New Roman" w:cs="Times New Roman"/>
-          <w:kern w:val="0"/>
-          <w:sz w:val="28"/>
-          <w:szCs w:val="28"/>
-          <w14:ligatures w14:val="none"/>
-        </w:rPr>
-        <w:t>: The dissertation database includes sources of both primary</w:t>
-      </w:r>
-      <w:r>
-        <w:rPr>
-          <w:rFonts w:ascii="Times New Roman" w:eastAsia="MS Mincho" w:hAnsi="Times New Roman" w:cs="Times New Roman"/>
-          <w:kern w:val="0"/>
-          <w:sz w:val="28"/>
-          <w:szCs w:val="28"/>
-          <w14:ligatures w14:val="none"/>
-        </w:rPr>
-        <w:t xml:space="preserve"> </w:t>
-      </w:r>
-      <w:r>
-        <w:rPr>
-          <w:rFonts w:ascii="Times New Roman" w:eastAsia="MS Mincho" w:hAnsi="Times New Roman" w:cs="Times New Roman"/>
-          <w:kern w:val="0"/>
-          <w:sz w:val="28"/>
-          <w:szCs w:val="28"/>
-          <w14:ligatures w14:val="none"/>
-        </w:rPr>
-        <w:t>and secondary data. The secondary sources include academic papers and journals, conference papers and research reports related to Artificial Intelligence and Education. System design and observation of a proposed AI-based assessment model. Sources of public data such as educational technologies and learning platforms.</w:t>
+        <w:t>Limitations of the Dissertation Work</w:t>
+      </w:r>
+      <w:r>
+        <w:rPr>
+          <w:rFonts w:ascii="Times New Roman" w:eastAsia="MS Mincho" w:hAnsi="Times New Roman" w:cs="Times New Roman"/>
+          <w:kern w:val="0"/>
+          <w:sz w:val="28"/>
+          <w:szCs w:val="28"/>
+          <w14:ligatures w14:val="none"/>
+        </w:rPr>
+        <w:t xml:space="preserve">: </w:t>
+      </w:r>
+      <w:r>
+        <w:rPr>
+          <w:rFonts w:ascii="Times New Roman" w:eastAsia="MS Mincho" w:hAnsi="Times New Roman" w:cs="Times New Roman"/>
+          <w:kern w:val="0"/>
+          <w:sz w:val="28"/>
+          <w:szCs w:val="28"/>
+          <w14:ligatures w14:val="none"/>
+        </w:rPr>
+        <w:t xml:space="preserve">The perceptual evaluation was conducted with five native speakers, which limits the statistical generalizability of the MOS results. The system does not fully cover loanword phonology, which follows different patterns from native vocabulary. The rule-based approach also </w:t>
+      </w:r>
+      <w:r>
+        <w:rPr>
+          <w:rFonts w:ascii="Times New Roman" w:eastAsia="MS Mincho" w:hAnsi="Times New Roman" w:cs="Times New Roman"/>
+          <w:kern w:val="0"/>
+          <w:sz w:val="28"/>
+          <w:szCs w:val="28"/>
+          <w14:ligatures w14:val="none"/>
+        </w:rPr>
+        <w:lastRenderedPageBreak/>
+        <w:t>imposes a ceiling on naturalness that neural systems trained on sufficient data can surpass. These limitations define the primary directions for future research.</w:t>
       </w:r>
     </w:p>
     <w:p>
@@ -6044,6 +6063,7 @@
           <w14:ligatures w14:val="none"/>
         </w:rPr>
       </w:pPr>
+      <w:bookmarkStart w:id="6" w:name="OLE_LINK22"/>
       <w:r>
         <w:rPr>
           <w:rFonts w:ascii="Times New Roman" w:eastAsia="MS Mincho" w:hAnsi="Times New Roman" w:cs="Times New Roman"/>
@@ -6054,70 +6074,39 @@
           <w:szCs w:val="28"/>
           <w14:ligatures w14:val="none"/>
         </w:rPr>
-        <w:t>Limitations of the dissertation work</w:t>
-      </w:r>
-      <w:r>
-        <w:rPr>
-          <w:rFonts w:ascii="Times New Roman" w:eastAsia="MS Mincho" w:hAnsi="Times New Roman" w:cs="Times New Roman"/>
-          <w:kern w:val="0"/>
-          <w:sz w:val="28"/>
-          <w:szCs w:val="28"/>
-          <w14:ligatures w14:val="none"/>
-        </w:rPr>
-        <w:t>: There are several limitations to this research.</w:t>
-      </w:r>
-      <w:r>
-        <w:rPr>
-          <w:rFonts w:ascii="Times New Roman" w:eastAsia="MS Mincho" w:hAnsi="Times New Roman" w:cs="Times New Roman"/>
-          <w:kern w:val="0"/>
-          <w:sz w:val="28"/>
-          <w:szCs w:val="28"/>
-          <w14:ligatures w14:val="none"/>
-        </w:rPr>
-        <w:t xml:space="preserve"> </w:t>
-      </w:r>
-      <w:r>
-        <w:rPr>
-          <w:rFonts w:ascii="Times New Roman" w:eastAsia="MS Mincho" w:hAnsi="Times New Roman" w:cs="Times New Roman"/>
-          <w:kern w:val="0"/>
-          <w:sz w:val="28"/>
-          <w:szCs w:val="28"/>
-          <w14:ligatures w14:val="none"/>
-        </w:rPr>
-        <w:t xml:space="preserve">One major limitation was the author’s inability to secure permission to access specific proprietary data from various educational settings, as well as </w:t>
-      </w:r>
-      <w:r>
-        <w:rPr>
-          <w:rFonts w:ascii="Times New Roman" w:eastAsia="MS Mincho" w:hAnsi="Times New Roman" w:cs="Times New Roman"/>
-          <w:kern w:val="0"/>
-          <w:sz w:val="28"/>
-          <w:szCs w:val="28"/>
-          <w14:ligatures w14:val="none"/>
-        </w:rPr>
-        <w:lastRenderedPageBreak/>
-        <w:t xml:space="preserve">commercial educational AI platforms. Depending on several factors such as the quality of the data and the system’s performance, results may not </w:t>
-      </w:r>
-      <w:proofErr w:type="spellStart"/>
-      <w:r>
-        <w:rPr>
-          <w:rFonts w:ascii="Times New Roman" w:eastAsia="MS Mincho" w:hAnsi="Times New Roman" w:cs="Times New Roman"/>
-          <w:kern w:val="0"/>
-          <w:sz w:val="28"/>
-          <w:szCs w:val="28"/>
-          <w14:ligatures w14:val="none"/>
-        </w:rPr>
-        <w:t>generalizeto</w:t>
-      </w:r>
-      <w:proofErr w:type="spellEnd"/>
-      <w:r>
-        <w:rPr>
-          <w:rFonts w:ascii="Times New Roman" w:eastAsia="MS Mincho" w:hAnsi="Times New Roman" w:cs="Times New Roman"/>
-          <w:kern w:val="0"/>
-          <w:sz w:val="28"/>
-          <w:szCs w:val="28"/>
-          <w14:ligatures w14:val="none"/>
-        </w:rPr>
-        <w:t xml:space="preserve"> other settings. Although some aspects of the effects of AI on student learning outcomes can be studied quantitatively, there are often many confounding variables that cannot be accounted for. In addition, there are several ethical considerations such as privacy and bias related to AI that need to be addressed during evaluation and implementation of educational technology.</w:t>
+        <w:t>Scientific Novelty of the Dissertation</w:t>
+      </w:r>
+      <w:r>
+        <w:rPr>
+          <w:rFonts w:ascii="Times New Roman" w:eastAsia="MS Mincho" w:hAnsi="Times New Roman" w:cs="Times New Roman"/>
+          <w:kern w:val="0"/>
+          <w:sz w:val="28"/>
+          <w:szCs w:val="28"/>
+          <w14:ligatures w14:val="none"/>
+        </w:rPr>
+        <w:t xml:space="preserve">: </w:t>
+      </w:r>
+      <w:bookmarkStart w:id="7" w:name="OLE_LINK21"/>
+      <w:r>
+        <w:rPr>
+          <w:rFonts w:ascii="Times New Roman" w:eastAsia="MS Mincho" w:hAnsi="Times New Roman" w:cs="Times New Roman"/>
+          <w:kern w:val="0"/>
+          <w:sz w:val="28"/>
+          <w:szCs w:val="28"/>
+          <w14:ligatures w14:val="none"/>
+        </w:rPr>
+        <w:t>Scientific Novelty of the Dissertation</w:t>
+      </w:r>
+      <w:bookmarkEnd w:id="7"/>
+      <w:r>
+        <w:rPr>
+          <w:rFonts w:ascii="Times New Roman" w:eastAsia="MS Mincho" w:hAnsi="Times New Roman" w:cs="Times New Roman"/>
+          <w:kern w:val="0"/>
+          <w:sz w:val="28"/>
+          <w:szCs w:val="28"/>
+          <w14:ligatures w14:val="none"/>
+        </w:rPr>
+        <w:t>. This dissertation presents the first openly published, comprehensively documented rule-based TTS system for North Azerbaijani. Its scientific novelty lies in the explicit computational encoding of Azerbaijani phonological rules — validated through a 156-unit test suite covering 61 linguistic phenomena — providing a transparent reference standard for future data-driven approaches to Azerbaijani speech synthesis.</w:t>
       </w:r>
     </w:p>
     <w:p>
@@ -6130,6 +6119,7 @@
           <w:kern w:val="0"/>
           <w:sz w:val="28"/>
           <w:szCs w:val="28"/>
+          <w:lang w:val="az-Latn-AZ"/>
           <w14:ligatures w14:val="none"/>
         </w:rPr>
       </w:pPr>
@@ -6143,28 +6133,27 @@
           <w:szCs w:val="28"/>
           <w14:ligatures w14:val="none"/>
         </w:rPr>
-        <w:t>Scientific novelty of the dissertation</w:t>
-      </w:r>
-      <w:r>
-        <w:rPr>
-          <w:rFonts w:ascii="Times New Roman" w:eastAsia="MS Mincho" w:hAnsi="Times New Roman" w:cs="Times New Roman"/>
-          <w:kern w:val="0"/>
-          <w:sz w:val="28"/>
-          <w:szCs w:val="28"/>
-          <w14:ligatures w14:val="none"/>
-        </w:rPr>
-        <w:t>: The scientific novelty of this research is</w:t>
-      </w:r>
-      <w:r>
-        <w:rPr>
-          <w:rFonts w:ascii="Times New Roman" w:eastAsia="MS Mincho" w:hAnsi="Times New Roman" w:cs="Times New Roman"/>
-          <w:kern w:val="0"/>
-          <w:sz w:val="28"/>
-          <w:szCs w:val="28"/>
-          <w14:ligatures w14:val="none"/>
-        </w:rPr>
-        <w:br/>
-        <w:t>revealed in the comprehensive study of AI-based assessment tools and justification of their potential in the continuous assessment with justification for educational use, through the development and justification of the conceptual model of AI-based assessment tools’ implementation in educational systems.</w:t>
+        <w:t>Practical Significance and Application Areas</w:t>
+      </w:r>
+      <w:r>
+        <w:rPr>
+          <w:rFonts w:ascii="Times New Roman" w:eastAsia="MS Mincho" w:hAnsi="Times New Roman" w:cs="Times New Roman"/>
+          <w:kern w:val="0"/>
+          <w:sz w:val="28"/>
+          <w:szCs w:val="28"/>
+          <w14:ligatures w14:val="none"/>
+        </w:rPr>
+        <w:t xml:space="preserve">: </w:t>
+      </w:r>
+      <w:r>
+        <w:rPr>
+          <w:rFonts w:ascii="Times New Roman" w:eastAsia="MS Mincho" w:hAnsi="Times New Roman" w:cs="Times New Roman"/>
+          <w:kern w:val="0"/>
+          <w:sz w:val="28"/>
+          <w:szCs w:val="28"/>
+          <w14:ligatures w14:val="none"/>
+        </w:rPr>
+        <w:t>The system provides deployable Azerbaijani TTS functionality for accessibility applications, e-government services, navigation systems, and language learning tools. The documented rule base reduces the entry barrier for future Azerbaijani speech technology development by providing pre-built linguistic infrastructure. Educational institutions and technology companies working on Azerbaijani digital services can apply the findings of this research directly.</w:t>
       </w:r>
     </w:p>
     <w:p>
@@ -6177,190 +6166,32 @@
           <w:kern w:val="0"/>
           <w:sz w:val="28"/>
           <w:szCs w:val="28"/>
-          <w14:ligatures w14:val="none"/>
-        </w:rPr>
-      </w:pPr>
-      <w:r>
-        <w:rPr>
-          <w:rFonts w:ascii="Times New Roman" w:eastAsia="MS Mincho" w:hAnsi="Times New Roman" w:cs="Times New Roman"/>
-          <w:b/>
-          <w:bCs/>
-          <w:kern w:val="0"/>
-          <w:sz w:val="28"/>
-          <w:szCs w:val="28"/>
-          <w14:ligatures w14:val="none"/>
-        </w:rPr>
-        <w:t>Practical significance and application areas of the dissertation results</w:t>
-      </w:r>
-      <w:r>
-        <w:rPr>
-          <w:rFonts w:ascii="Times New Roman" w:eastAsia="MS Mincho" w:hAnsi="Times New Roman" w:cs="Times New Roman"/>
-          <w:kern w:val="0"/>
-          <w:sz w:val="28"/>
-          <w:szCs w:val="28"/>
-          <w14:ligatures w14:val="none"/>
-        </w:rPr>
-        <w:t>: The results of</w:t>
-      </w:r>
-      <w:r>
-        <w:rPr>
-          <w:rFonts w:ascii="Times New Roman" w:eastAsia="MS Mincho" w:hAnsi="Times New Roman" w:cs="Times New Roman"/>
-          <w:kern w:val="0"/>
-          <w:sz w:val="28"/>
-          <w:szCs w:val="28"/>
-          <w14:ligatures w14:val="none"/>
-        </w:rPr>
-        <w:t xml:space="preserve"> </w:t>
-      </w:r>
-      <w:r>
-        <w:rPr>
-          <w:rFonts w:ascii="Times New Roman" w:eastAsia="MS Mincho" w:hAnsi="Times New Roman" w:cs="Times New Roman"/>
-          <w:kern w:val="0"/>
-          <w:sz w:val="28"/>
-          <w:szCs w:val="28"/>
-          <w14:ligatures w14:val="none"/>
-        </w:rPr>
-        <w:t xml:space="preserve">this research have practical significance and implications for educational institutions, online learning environments, and education technology companies such as universities, schools, corporate training environments, and EdTech companies that are interested in implementing an AI-powered continuous assessment system. The model and findings from this research can be used to improve current assessment systems, increase teacher performance, and facilitate </w:t>
-      </w:r>
-    </w:p>
-    <w:p>
-      <w:pPr>
-        <w:spacing w:after="0" w:line="360" w:lineRule="auto"/>
-        <w:jc w:val="both"/>
-        <w:rPr>
-          <w:rFonts w:ascii="Times New Roman" w:eastAsia="MS Mincho" w:hAnsi="Times New Roman" w:cs="Times New Roman"/>
-          <w:kern w:val="0"/>
-          <w:sz w:val="28"/>
-          <w:szCs w:val="28"/>
-          <w14:ligatures w14:val="none"/>
-        </w:rPr>
-      </w:pPr>
-      <w:r>
-        <w:rPr>
-          <w:rFonts w:ascii="Times New Roman" w:eastAsia="MS Mincho" w:hAnsi="Times New Roman" w:cs="Times New Roman"/>
-          <w:kern w:val="0"/>
-          <w:sz w:val="28"/>
-          <w:szCs w:val="28"/>
-          <w14:ligatures w14:val="none"/>
-        </w:rPr>
-        <w:t xml:space="preserve">learning by supporting personalized learning. </w:t>
-      </w:r>
-      <w:r>
-        <w:rPr>
-          <w:rFonts w:ascii="Times New Roman" w:eastAsia="MS Mincho" w:hAnsi="Times New Roman" w:cs="Times New Roman"/>
-          <w:kern w:val="0"/>
-          <w:sz w:val="28"/>
-          <w:szCs w:val="28"/>
-          <w14:ligatures w14:val="none"/>
-        </w:rPr>
-        <w:t>This dissertation is comprised of an introduction, three empirical chapters, a conclusion, references and appendices.</w:t>
-      </w:r>
-    </w:p>
-    <w:p>
-      <w:pPr>
-        <w:spacing w:after="0" w:line="360" w:lineRule="auto"/>
-        <w:rPr>
-          <w:rFonts w:ascii="Times New Roman" w:eastAsia="MS Mincho" w:hAnsi="Times New Roman" w:cs="Times New Roman"/>
-          <w:kern w:val="0"/>
-          <w:sz w:val="28"/>
-          <w:szCs w:val="28"/>
-          <w:lang w:val="az-Latn-AZ"/>
-          <w14:ligatures w14:val="none"/>
-        </w:rPr>
-      </w:pPr>
-    </w:p>
-    <w:p>
-      <w:pPr>
-        <w:spacing w:after="0" w:line="360" w:lineRule="auto"/>
-        <w:rPr>
-          <w:rFonts w:ascii="Times New Roman" w:eastAsia="MS Mincho" w:hAnsi="Times New Roman" w:cs="Times New Roman"/>
-          <w:kern w:val="0"/>
-          <w:sz w:val="28"/>
-          <w:szCs w:val="28"/>
-          <w:lang w:val="az-Latn-AZ"/>
-          <w14:ligatures w14:val="none"/>
-        </w:rPr>
-      </w:pPr>
-    </w:p>
-    <w:p>
-      <w:pPr>
-        <w:spacing w:after="0" w:line="360" w:lineRule="auto"/>
-        <w:rPr>
-          <w:rFonts w:ascii="Times New Roman" w:eastAsia="MS Mincho" w:hAnsi="Times New Roman" w:cs="Times New Roman"/>
-          <w:kern w:val="0"/>
-          <w:sz w:val="28"/>
-          <w:szCs w:val="28"/>
-          <w:lang w:val="az-Latn-AZ"/>
-          <w14:ligatures w14:val="none"/>
-        </w:rPr>
-      </w:pPr>
-    </w:p>
-    <w:p>
-      <w:pPr>
-        <w:spacing w:after="0" w:line="360" w:lineRule="auto"/>
-        <w:rPr>
-          <w:rFonts w:ascii="Times New Roman" w:eastAsia="MS Mincho" w:hAnsi="Times New Roman" w:cs="Times New Roman"/>
-          <w:kern w:val="0"/>
-          <w:sz w:val="28"/>
-          <w:szCs w:val="28"/>
-          <w:lang w:val="az-Latn-AZ"/>
-          <w14:ligatures w14:val="none"/>
-        </w:rPr>
-      </w:pPr>
-    </w:p>
-    <w:p>
-      <w:pPr>
-        <w:spacing w:after="0" w:line="360" w:lineRule="auto"/>
-        <w:rPr>
-          <w:rFonts w:ascii="Times New Roman" w:eastAsia="MS Mincho" w:hAnsi="Times New Roman" w:cs="Times New Roman"/>
-          <w:kern w:val="0"/>
-          <w:sz w:val="28"/>
-          <w:szCs w:val="28"/>
-          <w:lang w:val="az-Latn-AZ"/>
-          <w14:ligatures w14:val="none"/>
-        </w:rPr>
-      </w:pPr>
-    </w:p>
-    <w:p>
-      <w:pPr>
-        <w:spacing w:after="0" w:line="360" w:lineRule="auto"/>
-        <w:rPr>
-          <w:rFonts w:ascii="Times New Roman" w:eastAsia="MS Mincho" w:hAnsi="Times New Roman" w:cs="Times New Roman"/>
-          <w:kern w:val="0"/>
-          <w:sz w:val="28"/>
-          <w:szCs w:val="28"/>
-          <w:lang w:val="az-Latn-AZ"/>
-          <w14:ligatures w14:val="none"/>
-        </w:rPr>
-      </w:pPr>
-    </w:p>
-    <w:p>
-      <w:pPr>
-        <w:spacing w:after="0" w:line="360" w:lineRule="auto"/>
-        <w:jc w:val="both"/>
-        <w:rPr>
-          <w:rFonts w:ascii="Times New Roman" w:eastAsia="MS Mincho" w:hAnsi="Times New Roman" w:cs="Times New Roman"/>
-          <w:kern w:val="0"/>
-          <w:sz w:val="28"/>
-          <w:szCs w:val="28"/>
-          <w:lang w:val="az-Latn-AZ"/>
-          <w14:ligatures w14:val="none"/>
-        </w:rPr>
-      </w:pPr>
-    </w:p>
-    <w:p>
-      <w:pPr>
-        <w:spacing w:after="0" w:line="360" w:lineRule="auto"/>
-        <w:jc w:val="both"/>
-        <w:rPr>
-          <w:rFonts w:ascii="Times New Roman" w:eastAsia="MS Mincho" w:hAnsi="Times New Roman" w:cs="Times New Roman"/>
-          <w:kern w:val="0"/>
-          <w:sz w:val="28"/>
-          <w:szCs w:val="28"/>
-          <w:lang w:val="az-Latn-AZ"/>
-          <w14:ligatures w14:val="none"/>
-        </w:rPr>
-      </w:pPr>
+          <w:lang w:val="az-Latn-AZ"/>
+          <w14:ligatures w14:val="none"/>
+        </w:rPr>
+      </w:pPr>
+      <w:r>
+        <w:rPr>
+          <w:rFonts w:ascii="Times New Roman" w:eastAsia="MS Mincho" w:hAnsi="Times New Roman" w:cs="Times New Roman"/>
+          <w:kern w:val="0"/>
+          <w:sz w:val="28"/>
+          <w:szCs w:val="28"/>
+          <w:lang w:val="az-Latn-AZ"/>
+          <w14:ligatures w14:val="none"/>
+        </w:rPr>
+        <w:t>T</w:t>
+      </w:r>
+      <w:r>
+        <w:rPr>
+          <w:rFonts w:ascii="Times New Roman" w:eastAsia="MS Mincho" w:hAnsi="Times New Roman" w:cs="Times New Roman"/>
+          <w:kern w:val="0"/>
+          <w:sz w:val="28"/>
+          <w:szCs w:val="28"/>
+          <w14:ligatures w14:val="none"/>
+        </w:rPr>
+        <w:t>his dissertation is comprised of an introduction, three chapters, a conclusion, references, and appendices. Chapter I reviews the theoretical foundations of TTS synthesis, covering rule-based principles, phonetic modeling, and a SWOT analysis of the rule-based approach for Azerbaijani. Chapter II provides the linguistic and technical foundations: phonological analysis of Azerbaijani, linguistic rule design, and system architecture. Chapter III covers implementation and evaluation: the development methodology, pipeline implementation, and experimental results with comparative analysis against existing Azerbaijani TTS systems.</w:t>
+      </w:r>
+      <w:bookmarkEnd w:id="6"/>
     </w:p>
     <w:p>
       <w:pPr>
@@ -6379,10 +6210,10 @@
           <w14:ligatures w14:val="none"/>
         </w:rPr>
       </w:pPr>
-      <w:bookmarkStart w:id="5" w:name="_Toc229653183"/>
-      <w:bookmarkStart w:id="6" w:name="_Toc55210301"/>
-      <w:bookmarkStart w:id="7" w:name="_Toc72790554"/>
-      <w:bookmarkStart w:id="8" w:name="_Hlk70164111"/>
+      <w:bookmarkStart w:id="8" w:name="_Toc229653183"/>
+      <w:bookmarkStart w:id="9" w:name="_Toc55210301"/>
+      <w:bookmarkStart w:id="10" w:name="_Toc72790554"/>
+      <w:bookmarkStart w:id="11" w:name="_Hlk70164111"/>
       <w:r>
         <w:rPr>
           <w:rFonts w:ascii="Times New Roman" w:eastAsia="Times New Roman" w:hAnsi="Times New Roman" w:cs="Times New Roman"/>
@@ -6395,7 +6226,7 @@
         <w:lastRenderedPageBreak/>
         <w:t>CHAPTER I. THE CONCEPTUAL FOUNDATION OF AI-BASED ASSESSMENT IN EDUCATION</w:t>
       </w:r>
-      <w:bookmarkEnd w:id="5"/>
+      <w:bookmarkEnd w:id="8"/>
       <w:r>
         <w:rPr>
           <w:rFonts w:ascii="Times New Roman" w:eastAsia="Times New Roman" w:hAnsi="Times New Roman" w:cs="Times New Roman"/>
@@ -6426,7 +6257,7 @@
           <w14:ligatures w14:val="none"/>
         </w:rPr>
       </w:pPr>
-      <w:bookmarkStart w:id="9" w:name="_Toc229653184"/>
+      <w:bookmarkStart w:id="12" w:name="_Toc229653184"/>
       <w:r>
         <w:rPr>
           <w:rFonts w:ascii="Times New Roman" w:eastAsia="Times New Roman" w:hAnsi="Times New Roman" w:cs="Times New Roman"/>
@@ -6451,7 +6282,7 @@
         </w:rPr>
         <w:t>The evolution of educational assessment and the role of Artificial Intelligence</w:t>
       </w:r>
-      <w:bookmarkEnd w:id="9"/>
+      <w:bookmarkEnd w:id="12"/>
     </w:p>
     <w:p>
       <w:pPr>
@@ -7129,7 +6960,7 @@
           <w14:ligatures w14:val="none"/>
         </w:rPr>
       </w:pPr>
-      <w:bookmarkStart w:id="10" w:name="_Toc229653185"/>
+      <w:bookmarkStart w:id="13" w:name="_Toc229653185"/>
       <w:r>
         <w:rPr>
           <w:rFonts w:ascii="Times New Roman" w:eastAsia="Times New Roman" w:hAnsi="Times New Roman" w:cs="Times New Roman"/>
@@ -7155,7 +6986,7 @@
         </w:rPr>
         <w:t>Continuous evaluation in modern education systems: concepts and importance</w:t>
       </w:r>
-      <w:bookmarkEnd w:id="10"/>
+      <w:bookmarkEnd w:id="13"/>
     </w:p>
     <w:p>
       <w:pPr>
@@ -8342,7 +8173,7 @@
           <w14:ligatures w14:val="none"/>
         </w:rPr>
       </w:pPr>
-      <w:bookmarkStart w:id="11" w:name="_Toc229653186"/>
+      <w:bookmarkStart w:id="14" w:name="_Toc229653186"/>
       <w:r>
         <w:rPr>
           <w:rFonts w:ascii="Times New Roman" w:eastAsia="Times New Roman" w:hAnsi="Times New Roman" w:cs="Times New Roman"/>
@@ -8368,7 +8199,7 @@
         </w:rPr>
         <w:t>Theoretical foundations and models of AI in education assessment</w:t>
       </w:r>
-      <w:bookmarkEnd w:id="11"/>
+      <w:bookmarkEnd w:id="14"/>
     </w:p>
     <w:p>
       <w:pPr>
@@ -9639,7 +9470,7 @@
           <w14:ligatures w14:val="none"/>
         </w:rPr>
       </w:pPr>
-      <w:bookmarkStart w:id="12" w:name="_Toc229653187"/>
+      <w:bookmarkStart w:id="15" w:name="_Toc229653187"/>
       <w:r>
         <w:rPr>
           <w:rFonts w:ascii="Times New Roman" w:eastAsia="Times New Roman" w:hAnsi="Times New Roman" w:cs="Times New Roman"/>
@@ -9652,7 +9483,7 @@
         <w:lastRenderedPageBreak/>
         <w:t>CHAPTER II. AI-BASED ASSESSMENT TOOLS AND THEIR APPLICATION IN EDUCATION</w:t>
       </w:r>
-      <w:bookmarkEnd w:id="12"/>
+      <w:bookmarkEnd w:id="15"/>
       <w:r>
         <w:rPr>
           <w:rFonts w:ascii="Times New Roman" w:eastAsia="Times New Roman" w:hAnsi="Times New Roman" w:cs="Times New Roman"/>
@@ -9683,7 +9514,7 @@
           <w14:ligatures w14:val="none"/>
         </w:rPr>
       </w:pPr>
-      <w:bookmarkStart w:id="13" w:name="_Toc229653188"/>
+      <w:bookmarkStart w:id="16" w:name="_Toc229653188"/>
       <w:r>
         <w:rPr>
           <w:rFonts w:ascii="Times New Roman" w:eastAsia="Times New Roman" w:hAnsi="Times New Roman" w:cs="Times New Roman"/>
@@ -9708,7 +9539,7 @@
         </w:rPr>
         <w:t>Types of AI-based assessment tools</w:t>
       </w:r>
-      <w:bookmarkEnd w:id="13"/>
+      <w:bookmarkEnd w:id="16"/>
     </w:p>
     <w:p>
       <w:pPr>
@@ -11238,7 +11069,7 @@
           <w14:ligatures w14:val="none"/>
         </w:rPr>
       </w:pPr>
-      <w:bookmarkStart w:id="14" w:name="_Toc229653189"/>
+      <w:bookmarkStart w:id="17" w:name="_Toc229653189"/>
       <w:r>
         <w:rPr>
           <w:rFonts w:ascii="Times New Roman" w:eastAsia="Times New Roman" w:hAnsi="Times New Roman" w:cs="Times New Roman"/>
@@ -11263,7 +11094,7 @@
         </w:rPr>
         <w:t>Technologies and algorithms behind AI assessment systems</w:t>
       </w:r>
-      <w:bookmarkEnd w:id="14"/>
+      <w:bookmarkEnd w:id="17"/>
     </w:p>
     <w:p>
       <w:pPr>
@@ -12474,7 +12305,7 @@
           <w14:ligatures w14:val="none"/>
         </w:rPr>
       </w:pPr>
-      <w:bookmarkStart w:id="15" w:name="_Toc229653190"/>
+      <w:bookmarkStart w:id="18" w:name="_Toc229653190"/>
       <w:r>
         <w:rPr>
           <w:rFonts w:ascii="Times New Roman" w:eastAsia="Times New Roman" w:hAnsi="Times New Roman" w:cs="Times New Roman"/>
@@ -12499,7 +12330,7 @@
         </w:rPr>
         <w:t>Advantages and challenges of AI-based continuous evaluation systems</w:t>
       </w:r>
-      <w:bookmarkEnd w:id="15"/>
+      <w:bookmarkEnd w:id="18"/>
     </w:p>
     <w:p>
       <w:pPr>
@@ -14240,7 +14071,7 @@
           <w14:ligatures w14:val="none"/>
         </w:rPr>
       </w:pPr>
-      <w:bookmarkStart w:id="16" w:name="_Toc229653191"/>
+      <w:bookmarkStart w:id="19" w:name="_Toc229653191"/>
       <w:r>
         <w:rPr>
           <w:rFonts w:ascii="Times New Roman" w:eastAsia="Times New Roman" w:hAnsi="Times New Roman" w:cs="Times New Roman"/>
@@ -14253,7 +14084,7 @@
         <w:lastRenderedPageBreak/>
         <w:t>CHAPTER III. THE IMPACT AND FUTURE OF AI-BASED CONTINUOUS EVALUATION IN EDUCATION</w:t>
       </w:r>
-      <w:bookmarkEnd w:id="16"/>
+      <w:bookmarkEnd w:id="19"/>
       <w:r>
         <w:rPr>
           <w:rFonts w:ascii="Times New Roman" w:eastAsia="Times New Roman" w:hAnsi="Times New Roman" w:cs="Times New Roman"/>
@@ -14284,7 +14115,7 @@
           <w14:ligatures w14:val="none"/>
         </w:rPr>
       </w:pPr>
-      <w:bookmarkStart w:id="17" w:name="_Toc229653192"/>
+      <w:bookmarkStart w:id="20" w:name="_Toc229653192"/>
       <w:r>
         <w:rPr>
           <w:rFonts w:ascii="Times New Roman" w:eastAsia="Times New Roman" w:hAnsi="Times New Roman" w:cs="Times New Roman"/>
@@ -14309,7 +14140,7 @@
         </w:rPr>
         <w:t>Case studies of AI-based assessment tools</w:t>
       </w:r>
-      <w:bookmarkEnd w:id="17"/>
+      <w:bookmarkEnd w:id="20"/>
     </w:p>
     <w:p>
       <w:pPr>
@@ -16934,7 +16765,7 @@
           <w14:ligatures w14:val="none"/>
         </w:rPr>
       </w:pPr>
-      <w:bookmarkStart w:id="18" w:name="_Toc229653193"/>
+      <w:bookmarkStart w:id="21" w:name="_Toc229653193"/>
       <w:r>
         <w:rPr>
           <w:rFonts w:ascii="Times New Roman" w:eastAsia="Times New Roman" w:hAnsi="Times New Roman" w:cs="Times New Roman"/>
@@ -16972,7 +16803,7 @@
         </w:rPr>
         <w:t xml:space="preserve"> and Implementation of a Proposed AI-based Continuous Evaluation System</w:t>
       </w:r>
-      <w:bookmarkEnd w:id="18"/>
+      <w:bookmarkEnd w:id="21"/>
     </w:p>
     <w:p>
       <w:pPr>
@@ -17722,7 +17553,7 @@
           <w14:ligatures w14:val="none"/>
         </w:rPr>
       </w:pPr>
-      <w:bookmarkStart w:id="19" w:name="_Toc229653194"/>
+      <w:bookmarkStart w:id="22" w:name="_Toc229653194"/>
       <w:r>
         <w:rPr>
           <w:rFonts w:ascii="Times New Roman" w:eastAsia="Times New Roman" w:hAnsi="Times New Roman" w:cs="Times New Roman"/>
@@ -17772,7 +17603,7 @@
         </w:rPr>
         <w:t>Evaluation and Performance Analysis of the Proposed AI-Based Continuous Evaluation System</w:t>
       </w:r>
-      <w:bookmarkEnd w:id="19"/>
+      <w:bookmarkEnd w:id="22"/>
     </w:p>
     <w:p>
       <w:pPr>
@@ -20027,7 +19858,7 @@
           <w14:ligatures w14:val="none"/>
         </w:rPr>
       </w:pPr>
-      <w:bookmarkStart w:id="20" w:name="_Toc229653195"/>
+      <w:bookmarkStart w:id="23" w:name="_Toc229653195"/>
       <w:r>
         <w:rPr>
           <w:rFonts w:ascii="Times New Roman" w:eastAsia="Times New Roman" w:hAnsi="Times New Roman" w:cs="Times New Roman"/>
@@ -20041,7 +19872,7 @@
         <w:lastRenderedPageBreak/>
         <w:t>CONCLUSION</w:t>
       </w:r>
-      <w:bookmarkEnd w:id="20"/>
+      <w:bookmarkEnd w:id="23"/>
       <w:r>
         <w:rPr>
           <w:rFonts w:ascii="Times New Roman" w:eastAsia="Times New Roman" w:hAnsi="Times New Roman" w:cs="Times New Roman"/>
@@ -20577,10 +20408,10 @@
           <w14:ligatures w14:val="none"/>
         </w:rPr>
       </w:pPr>
-      <w:bookmarkStart w:id="21" w:name="_Toc229653196"/>
-      <w:bookmarkEnd w:id="6"/>
-      <w:bookmarkEnd w:id="7"/>
-      <w:bookmarkEnd w:id="8"/>
+      <w:bookmarkStart w:id="24" w:name="_Toc229653196"/>
+      <w:bookmarkEnd w:id="9"/>
+      <w:bookmarkEnd w:id="10"/>
+      <w:bookmarkEnd w:id="11"/>
       <w:r>
         <w:rPr>
           <w:rFonts w:ascii="Times New Roman" w:eastAsia="Times New Roman" w:hAnsi="Times New Roman" w:cs="Times New Roman"/>
@@ -20594,7 +20425,7 @@
         <w:lastRenderedPageBreak/>
         <w:t>REFERENCES</w:t>
       </w:r>
-      <w:bookmarkEnd w:id="21"/>
+      <w:bookmarkEnd w:id="24"/>
       <w:r>
         <w:rPr>
           <w:rFonts w:ascii="Times New Roman" w:eastAsia="Times New Roman" w:hAnsi="Times New Roman" w:cs="Times New Roman"/>
@@ -20625,8 +20456,8 @@
           <w14:ligatures w14:val="none"/>
         </w:rPr>
       </w:pPr>
-      <w:bookmarkStart w:id="22" w:name="_Hlk130085971"/>
-      <w:bookmarkStart w:id="23" w:name="_Hlk196159072"/>
+      <w:bookmarkStart w:id="25" w:name="_Hlk130085971"/>
+      <w:bookmarkStart w:id="26" w:name="_Hlk196159072"/>
       <w:r>
         <w:rPr>
           <w:rFonts w:ascii="Times New Roman" w:eastAsia="Times New Roman" w:hAnsi="Times New Roman" w:cs="Times New Roman"/>
@@ -23185,7 +23016,7 @@
           <w14:ligatures w14:val="none"/>
         </w:rPr>
       </w:pPr>
-      <w:bookmarkStart w:id="24" w:name="_Toc229653197"/>
+      <w:bookmarkStart w:id="27" w:name="_Toc229653197"/>
       <w:r>
         <w:rPr>
           <w:rFonts w:ascii="Times New Roman" w:eastAsia="Times New Roman" w:hAnsi="Times New Roman" w:cs="Times New Roman"/>
@@ -23200,7 +23031,7 @@
         <w:lastRenderedPageBreak/>
         <w:t>LIST OF TABLES</w:t>
       </w:r>
-      <w:bookmarkEnd w:id="24"/>
+      <w:bookmarkEnd w:id="27"/>
     </w:p>
     <w:p>
       <w:pPr>
@@ -23665,7 +23496,7 @@
           <w14:ligatures w14:val="none"/>
         </w:rPr>
       </w:pPr>
-      <w:bookmarkStart w:id="25" w:name="_Toc229653198"/>
+      <w:bookmarkStart w:id="28" w:name="_Toc229653198"/>
       <w:r>
         <w:rPr>
           <w:rFonts w:ascii="Times New Roman" w:eastAsia="Times New Roman" w:hAnsi="Times New Roman" w:cs="Times New Roman"/>
@@ -23679,7 +23510,7 @@
         </w:rPr>
         <w:t>LIST OF FIGURES</w:t>
       </w:r>
-      <w:bookmarkEnd w:id="25"/>
+      <w:bookmarkEnd w:id="28"/>
     </w:p>
     <w:p>
       <w:pPr>
@@ -24937,8 +24768,8 @@
         </w:rPr>
       </w:pPr>
     </w:p>
-    <w:bookmarkEnd w:id="22"/>
-    <w:bookmarkEnd w:id="23"/>
+    <w:bookmarkEnd w:id="25"/>
+    <w:bookmarkEnd w:id="26"/>
     <w:p>
       <w:pPr>
         <w:spacing w:after="200" w:line="276" w:lineRule="auto"/>
@@ -25180,7 +25011,7 @@
         <v:path o:extrusionok="f" gradientshapeok="t" o:connecttype="rect"/>
         <o:lock v:ext="edit" aspectratio="t"/>
       </v:shapetype>
-      <v:shape id="_x0000_i1025" type="#_x0000_t75" style="width:11.4pt;height:11.4pt;visibility:visible;mso-wrap-style:square" o:bullet="t">
+      <v:shape id="_x0000_i1025" type="#_x0000_t75" style="width:11.3pt;height:11.3pt;visibility:visible;mso-wrap-style:square" o:bullet="t">
         <v:imagedata r:id="rId1" o:title=""/>
       </v:shape>
     </w:pict>
@@ -26019,6 +25850,119 @@
     </w:lvl>
   </w:abstractNum>
   <w:abstractNum w:abstractNumId="7" w15:restartNumberingAfterBreak="0">
+    <w:nsid w:val="13B53C81"/>
+    <w:multiLevelType w:val="hybridMultilevel"/>
+    <w:tmpl w:val="1158A65C"/>
+    <w:lvl w:ilvl="0" w:tplc="04090001">
+      <w:start w:val="1"/>
+      <w:numFmt w:val="bullet"/>
+      <w:lvlText w:val=""/>
+      <w:lvlJc w:val="left"/>
+      <w:pPr>
+        <w:ind w:left="1080" w:hanging="360"/>
+      </w:pPr>
+      <w:rPr>
+        <w:rFonts w:ascii="Symbol" w:hAnsi="Symbol" w:hint="default"/>
+      </w:rPr>
+    </w:lvl>
+    <w:lvl w:ilvl="1" w:tplc="04090003" w:tentative="1">
+      <w:start w:val="1"/>
+      <w:numFmt w:val="bullet"/>
+      <w:lvlText w:val="o"/>
+      <w:lvlJc w:val="left"/>
+      <w:pPr>
+        <w:ind w:left="1800" w:hanging="360"/>
+      </w:pPr>
+      <w:rPr>
+        <w:rFonts w:ascii="Courier New" w:hAnsi="Courier New" w:cs="Courier New" w:hint="default"/>
+      </w:rPr>
+    </w:lvl>
+    <w:lvl w:ilvl="2" w:tplc="04090005" w:tentative="1">
+      <w:start w:val="1"/>
+      <w:numFmt w:val="bullet"/>
+      <w:lvlText w:val=""/>
+      <w:lvlJc w:val="left"/>
+      <w:pPr>
+        <w:ind w:left="2520" w:hanging="360"/>
+      </w:pPr>
+      <w:rPr>
+        <w:rFonts w:ascii="Wingdings" w:hAnsi="Wingdings" w:hint="default"/>
+      </w:rPr>
+    </w:lvl>
+    <w:lvl w:ilvl="3" w:tplc="04090001" w:tentative="1">
+      <w:start w:val="1"/>
+      <w:numFmt w:val="bullet"/>
+      <w:lvlText w:val=""/>
+      <w:lvlJc w:val="left"/>
+      <w:pPr>
+        <w:ind w:left="3240" w:hanging="360"/>
+      </w:pPr>
+      <w:rPr>
+        <w:rFonts w:ascii="Symbol" w:hAnsi="Symbol" w:hint="default"/>
+      </w:rPr>
+    </w:lvl>
+    <w:lvl w:ilvl="4" w:tplc="04090003" w:tentative="1">
+      <w:start w:val="1"/>
+      <w:numFmt w:val="bullet"/>
+      <w:lvlText w:val="o"/>
+      <w:lvlJc w:val="left"/>
+      <w:pPr>
+        <w:ind w:left="3960" w:hanging="360"/>
+      </w:pPr>
+      <w:rPr>
+        <w:rFonts w:ascii="Courier New" w:hAnsi="Courier New" w:cs="Courier New" w:hint="default"/>
+      </w:rPr>
+    </w:lvl>
+    <w:lvl w:ilvl="5" w:tplc="04090005" w:tentative="1">
+      <w:start w:val="1"/>
+      <w:numFmt w:val="bullet"/>
+      <w:lvlText w:val=""/>
+      <w:lvlJc w:val="left"/>
+      <w:pPr>
+        <w:ind w:left="4680" w:hanging="360"/>
+      </w:pPr>
+      <w:rPr>
+        <w:rFonts w:ascii="Wingdings" w:hAnsi="Wingdings" w:hint="default"/>
+      </w:rPr>
+    </w:lvl>
+    <w:lvl w:ilvl="6" w:tplc="04090001" w:tentative="1">
+      <w:start w:val="1"/>
+      <w:numFmt w:val="bullet"/>
+      <w:lvlText w:val=""/>
+      <w:lvlJc w:val="left"/>
+      <w:pPr>
+        <w:ind w:left="5400" w:hanging="360"/>
+      </w:pPr>
+      <w:rPr>
+        <w:rFonts w:ascii="Symbol" w:hAnsi="Symbol" w:hint="default"/>
+      </w:rPr>
+    </w:lvl>
+    <w:lvl w:ilvl="7" w:tplc="04090003" w:tentative="1">
+      <w:start w:val="1"/>
+      <w:numFmt w:val="bullet"/>
+      <w:lvlText w:val="o"/>
+      <w:lvlJc w:val="left"/>
+      <w:pPr>
+        <w:ind w:left="6120" w:hanging="360"/>
+      </w:pPr>
+      <w:rPr>
+        <w:rFonts w:ascii="Courier New" w:hAnsi="Courier New" w:cs="Courier New" w:hint="default"/>
+      </w:rPr>
+    </w:lvl>
+    <w:lvl w:ilvl="8" w:tplc="04090005" w:tentative="1">
+      <w:start w:val="1"/>
+      <w:numFmt w:val="bullet"/>
+      <w:lvlText w:val=""/>
+      <w:lvlJc w:val="left"/>
+      <w:pPr>
+        <w:ind w:left="6840" w:hanging="360"/>
+      </w:pPr>
+      <w:rPr>
+        <w:rFonts w:ascii="Wingdings" w:hAnsi="Wingdings" w:hint="default"/>
+      </w:rPr>
+    </w:lvl>
+  </w:abstractNum>
+  <w:abstractNum w:abstractNumId="8" w15:restartNumberingAfterBreak="0">
     <w:nsid w:val="19463F2A"/>
     <w:multiLevelType w:val="hybridMultilevel"/>
     <w:tmpl w:val="FD881062"/>
@@ -26132,7 +26076,7 @@
       </w:rPr>
     </w:lvl>
   </w:abstractNum>
-  <w:abstractNum w:abstractNumId="8" w15:restartNumberingAfterBreak="0">
+  <w:abstractNum w:abstractNumId="9" w15:restartNumberingAfterBreak="0">
     <w:nsid w:val="1AB12CC1"/>
     <w:multiLevelType w:val="hybridMultilevel"/>
     <w:tmpl w:val="7A465B38"/>
@@ -26246,7 +26190,7 @@
       </w:rPr>
     </w:lvl>
   </w:abstractNum>
-  <w:abstractNum w:abstractNumId="9" w15:restartNumberingAfterBreak="0">
+  <w:abstractNum w:abstractNumId="10" w15:restartNumberingAfterBreak="0">
     <w:nsid w:val="1B734BE6"/>
     <w:multiLevelType w:val="hybridMultilevel"/>
     <w:tmpl w:val="025A8398"/>
@@ -26359,7 +26303,7 @@
       </w:rPr>
     </w:lvl>
   </w:abstractNum>
-  <w:abstractNum w:abstractNumId="10" w15:restartNumberingAfterBreak="0">
+  <w:abstractNum w:abstractNumId="11" w15:restartNumberingAfterBreak="0">
     <w:nsid w:val="1C716236"/>
     <w:multiLevelType w:val="hybridMultilevel"/>
     <w:tmpl w:val="063CAC9C"/>
@@ -26472,7 +26416,7 @@
       </w:rPr>
     </w:lvl>
   </w:abstractNum>
-  <w:abstractNum w:abstractNumId="11" w15:restartNumberingAfterBreak="0">
+  <w:abstractNum w:abstractNumId="12" w15:restartNumberingAfterBreak="0">
     <w:nsid w:val="1CB92215"/>
     <w:multiLevelType w:val="hybridMultilevel"/>
     <w:tmpl w:val="08F052BC"/>
@@ -26585,7 +26529,7 @@
       </w:rPr>
     </w:lvl>
   </w:abstractNum>
-  <w:abstractNum w:abstractNumId="12" w15:restartNumberingAfterBreak="0">
+  <w:abstractNum w:abstractNumId="13" w15:restartNumberingAfterBreak="0">
     <w:nsid w:val="22943D0A"/>
     <w:multiLevelType w:val="hybridMultilevel"/>
     <w:tmpl w:val="BF5CC16E"/>
@@ -26699,7 +26643,7 @@
       </w:rPr>
     </w:lvl>
   </w:abstractNum>
-  <w:abstractNum w:abstractNumId="13" w15:restartNumberingAfterBreak="0">
+  <w:abstractNum w:abstractNumId="14" w15:restartNumberingAfterBreak="0">
     <w:nsid w:val="29DD3BF8"/>
     <w:multiLevelType w:val="multilevel"/>
     <w:tmpl w:val="BBA66BFC"/>
@@ -26848,7 +26792,7 @@
       </w:rPr>
     </w:lvl>
   </w:abstractNum>
-  <w:abstractNum w:abstractNumId="14" w15:restartNumberingAfterBreak="0">
+  <w:abstractNum w:abstractNumId="15" w15:restartNumberingAfterBreak="0">
     <w:nsid w:val="2A930DAE"/>
     <w:multiLevelType w:val="hybridMultilevel"/>
     <w:tmpl w:val="5BC61D92"/>
@@ -26961,7 +26905,7 @@
       </w:rPr>
     </w:lvl>
   </w:abstractNum>
-  <w:abstractNum w:abstractNumId="15" w15:restartNumberingAfterBreak="0">
+  <w:abstractNum w:abstractNumId="16" w15:restartNumberingAfterBreak="0">
     <w:nsid w:val="2F8360A8"/>
     <w:multiLevelType w:val="hybridMultilevel"/>
     <w:tmpl w:val="CB3075EA"/>
@@ -27074,7 +27018,7 @@
       </w:rPr>
     </w:lvl>
   </w:abstractNum>
-  <w:abstractNum w:abstractNumId="16" w15:restartNumberingAfterBreak="0">
+  <w:abstractNum w:abstractNumId="17" w15:restartNumberingAfterBreak="0">
     <w:nsid w:val="32AD5BF1"/>
     <w:multiLevelType w:val="hybridMultilevel"/>
     <w:tmpl w:val="4AE20CCA"/>
@@ -27187,7 +27131,7 @@
       </w:rPr>
     </w:lvl>
   </w:abstractNum>
-  <w:abstractNum w:abstractNumId="17" w15:restartNumberingAfterBreak="0">
+  <w:abstractNum w:abstractNumId="18" w15:restartNumberingAfterBreak="0">
     <w:nsid w:val="340E2B66"/>
     <w:multiLevelType w:val="hybridMultilevel"/>
     <w:tmpl w:val="27B24F1A"/>
@@ -27300,7 +27244,7 @@
       </w:rPr>
     </w:lvl>
   </w:abstractNum>
-  <w:abstractNum w:abstractNumId="18" w15:restartNumberingAfterBreak="0">
+  <w:abstractNum w:abstractNumId="19" w15:restartNumberingAfterBreak="0">
     <w:nsid w:val="35471285"/>
     <w:multiLevelType w:val="hybridMultilevel"/>
     <w:tmpl w:val="77521B7A"/>
@@ -27413,7 +27357,7 @@
       </w:rPr>
     </w:lvl>
   </w:abstractNum>
-  <w:abstractNum w:abstractNumId="19" w15:restartNumberingAfterBreak="0">
+  <w:abstractNum w:abstractNumId="20" w15:restartNumberingAfterBreak="0">
     <w:nsid w:val="357A422F"/>
     <w:multiLevelType w:val="hybridMultilevel"/>
     <w:tmpl w:val="AC1EA538"/>
@@ -27527,7 +27471,7 @@
       </w:rPr>
     </w:lvl>
   </w:abstractNum>
-  <w:abstractNum w:abstractNumId="20" w15:restartNumberingAfterBreak="0">
+  <w:abstractNum w:abstractNumId="21" w15:restartNumberingAfterBreak="0">
     <w:nsid w:val="37CA6E0A"/>
     <w:multiLevelType w:val="hybridMultilevel"/>
     <w:tmpl w:val="76AE62FE"/>
@@ -27613,7 +27557,7 @@
       </w:pPr>
     </w:lvl>
   </w:abstractNum>
-  <w:abstractNum w:abstractNumId="21" w15:restartNumberingAfterBreak="0">
+  <w:abstractNum w:abstractNumId="22" w15:restartNumberingAfterBreak="0">
     <w:nsid w:val="47390864"/>
     <w:multiLevelType w:val="hybridMultilevel"/>
     <w:tmpl w:val="8B245ECE"/>
@@ -27725,7 +27669,7 @@
       </w:rPr>
     </w:lvl>
   </w:abstractNum>
-  <w:abstractNum w:abstractNumId="22" w15:restartNumberingAfterBreak="0">
+  <w:abstractNum w:abstractNumId="23" w15:restartNumberingAfterBreak="0">
     <w:nsid w:val="49144E4F"/>
     <w:multiLevelType w:val="hybridMultilevel"/>
     <w:tmpl w:val="E7DEDAD6"/>
@@ -27838,7 +27782,7 @@
       </w:rPr>
     </w:lvl>
   </w:abstractNum>
-  <w:abstractNum w:abstractNumId="23" w15:restartNumberingAfterBreak="0">
+  <w:abstractNum w:abstractNumId="24" w15:restartNumberingAfterBreak="0">
     <w:nsid w:val="4C9711A8"/>
     <w:multiLevelType w:val="hybridMultilevel"/>
     <w:tmpl w:val="C69E2C12"/>
@@ -27928,7 +27872,7 @@
       </w:pPr>
     </w:lvl>
   </w:abstractNum>
-  <w:abstractNum w:abstractNumId="24" w15:restartNumberingAfterBreak="0">
+  <w:abstractNum w:abstractNumId="25" w15:restartNumberingAfterBreak="0">
     <w:nsid w:val="4DDC3B7D"/>
     <w:multiLevelType w:val="hybridMultilevel"/>
     <w:tmpl w:val="EE9A0BE0"/>
@@ -28041,7 +27985,7 @@
       </w:rPr>
     </w:lvl>
   </w:abstractNum>
-  <w:abstractNum w:abstractNumId="25" w15:restartNumberingAfterBreak="0">
+  <w:abstractNum w:abstractNumId="26" w15:restartNumberingAfterBreak="0">
     <w:nsid w:val="50DE15F5"/>
     <w:multiLevelType w:val="hybridMultilevel"/>
     <w:tmpl w:val="210E56D4"/>
@@ -28154,7 +28098,7 @@
       </w:rPr>
     </w:lvl>
   </w:abstractNum>
-  <w:abstractNum w:abstractNumId="26" w15:restartNumberingAfterBreak="0">
+  <w:abstractNum w:abstractNumId="27" w15:restartNumberingAfterBreak="0">
     <w:nsid w:val="52096D5F"/>
     <w:multiLevelType w:val="hybridMultilevel"/>
     <w:tmpl w:val="5958E4DE"/>
@@ -28244,7 +28188,7 @@
       </w:pPr>
     </w:lvl>
   </w:abstractNum>
-  <w:abstractNum w:abstractNumId="27" w15:restartNumberingAfterBreak="0">
+  <w:abstractNum w:abstractNumId="28" w15:restartNumberingAfterBreak="0">
     <w:nsid w:val="52874346"/>
     <w:multiLevelType w:val="hybridMultilevel"/>
     <w:tmpl w:val="53485B9A"/>
@@ -28358,7 +28302,7 @@
       </w:rPr>
     </w:lvl>
   </w:abstractNum>
-  <w:abstractNum w:abstractNumId="28" w15:restartNumberingAfterBreak="0">
+  <w:abstractNum w:abstractNumId="29" w15:restartNumberingAfterBreak="0">
     <w:nsid w:val="5A6A7079"/>
     <w:multiLevelType w:val="multilevel"/>
     <w:tmpl w:val="037AB1B0"/>
@@ -28473,7 +28417,7 @@
       </w:rPr>
     </w:lvl>
   </w:abstractNum>
-  <w:abstractNum w:abstractNumId="29" w15:restartNumberingAfterBreak="0">
+  <w:abstractNum w:abstractNumId="30" w15:restartNumberingAfterBreak="0">
     <w:nsid w:val="5FB61DA7"/>
     <w:multiLevelType w:val="hybridMultilevel"/>
     <w:tmpl w:val="C2B63492"/>
@@ -28560,7 +28504,7 @@
       </w:pPr>
     </w:lvl>
   </w:abstractNum>
-  <w:abstractNum w:abstractNumId="30" w15:restartNumberingAfterBreak="0">
+  <w:abstractNum w:abstractNumId="31" w15:restartNumberingAfterBreak="0">
     <w:nsid w:val="61DD1A20"/>
     <w:multiLevelType w:val="multilevel"/>
     <w:tmpl w:val="C64C09F0"/>
@@ -28709,7 +28653,7 @@
       </w:rPr>
     </w:lvl>
   </w:abstractNum>
-  <w:abstractNum w:abstractNumId="31" w15:restartNumberingAfterBreak="0">
+  <w:abstractNum w:abstractNumId="32" w15:restartNumberingAfterBreak="0">
     <w:nsid w:val="6378429A"/>
     <w:multiLevelType w:val="hybridMultilevel"/>
     <w:tmpl w:val="29808F4E"/>
@@ -28823,7 +28767,96 @@
       </w:rPr>
     </w:lvl>
   </w:abstractNum>
-  <w:abstractNum w:abstractNumId="32" w15:restartNumberingAfterBreak="0">
+  <w:abstractNum w:abstractNumId="33" w15:restartNumberingAfterBreak="0">
+    <w:nsid w:val="6632699D"/>
+    <w:multiLevelType w:val="hybridMultilevel"/>
+    <w:tmpl w:val="D0B2FDA6"/>
+    <w:lvl w:ilvl="0" w:tplc="0409000F">
+      <w:start w:val="1"/>
+      <w:numFmt w:val="decimal"/>
+      <w:lvlText w:val="%1."/>
+      <w:lvlJc w:val="left"/>
+      <w:pPr>
+        <w:ind w:left="720" w:hanging="360"/>
+      </w:pPr>
+      <w:rPr>
+        <w:rFonts w:hint="default"/>
+      </w:rPr>
+    </w:lvl>
+    <w:lvl w:ilvl="1" w:tplc="04090019" w:tentative="1">
+      <w:start w:val="1"/>
+      <w:numFmt w:val="lowerLetter"/>
+      <w:lvlText w:val="%2."/>
+      <w:lvlJc w:val="left"/>
+      <w:pPr>
+        <w:ind w:left="1440" w:hanging="360"/>
+      </w:pPr>
+    </w:lvl>
+    <w:lvl w:ilvl="2" w:tplc="0409001B" w:tentative="1">
+      <w:start w:val="1"/>
+      <w:numFmt w:val="lowerRoman"/>
+      <w:lvlText w:val="%3."/>
+      <w:lvlJc w:val="right"/>
+      <w:pPr>
+        <w:ind w:left="2160" w:hanging="180"/>
+      </w:pPr>
+    </w:lvl>
+    <w:lvl w:ilvl="3" w:tplc="0409000F" w:tentative="1">
+      <w:start w:val="1"/>
+      <w:numFmt w:val="decimal"/>
+      <w:lvlText w:val="%4."/>
+      <w:lvlJc w:val="left"/>
+      <w:pPr>
+        <w:ind w:left="2880" w:hanging="360"/>
+      </w:pPr>
+    </w:lvl>
+    <w:lvl w:ilvl="4" w:tplc="04090019" w:tentative="1">
+      <w:start w:val="1"/>
+      <w:numFmt w:val="lowerLetter"/>
+      <w:lvlText w:val="%5."/>
+      <w:lvlJc w:val="left"/>
+      <w:pPr>
+        <w:ind w:left="3600" w:hanging="360"/>
+      </w:pPr>
+    </w:lvl>
+    <w:lvl w:ilvl="5" w:tplc="0409001B" w:tentative="1">
+      <w:start w:val="1"/>
+      <w:numFmt w:val="lowerRoman"/>
+      <w:lvlText w:val="%6."/>
+      <w:lvlJc w:val="right"/>
+      <w:pPr>
+        <w:ind w:left="4320" w:hanging="180"/>
+      </w:pPr>
+    </w:lvl>
+    <w:lvl w:ilvl="6" w:tplc="0409000F" w:tentative="1">
+      <w:start w:val="1"/>
+      <w:numFmt w:val="decimal"/>
+      <w:lvlText w:val="%7."/>
+      <w:lvlJc w:val="left"/>
+      <w:pPr>
+        <w:ind w:left="5040" w:hanging="360"/>
+      </w:pPr>
+    </w:lvl>
+    <w:lvl w:ilvl="7" w:tplc="04090019" w:tentative="1">
+      <w:start w:val="1"/>
+      <w:numFmt w:val="lowerLetter"/>
+      <w:lvlText w:val="%8."/>
+      <w:lvlJc w:val="left"/>
+      <w:pPr>
+        <w:ind w:left="5760" w:hanging="360"/>
+      </w:pPr>
+    </w:lvl>
+    <w:lvl w:ilvl="8" w:tplc="0409001B" w:tentative="1">
+      <w:start w:val="1"/>
+      <w:numFmt w:val="lowerRoman"/>
+      <w:lvlText w:val="%9."/>
+      <w:lvlJc w:val="right"/>
+      <w:pPr>
+        <w:ind w:left="6480" w:hanging="180"/>
+      </w:pPr>
+    </w:lvl>
+  </w:abstractNum>
+  <w:abstractNum w:abstractNumId="34" w15:restartNumberingAfterBreak="0">
     <w:nsid w:val="67FC03AF"/>
     <w:multiLevelType w:val="hybridMultilevel"/>
     <w:tmpl w:val="FCC0154E"/>
@@ -28936,7 +28969,7 @@
       </w:rPr>
     </w:lvl>
   </w:abstractNum>
-  <w:abstractNum w:abstractNumId="33" w15:restartNumberingAfterBreak="0">
+  <w:abstractNum w:abstractNumId="35" w15:restartNumberingAfterBreak="0">
     <w:nsid w:val="6AFC18AB"/>
     <w:multiLevelType w:val="hybridMultilevel"/>
     <w:tmpl w:val="6A8CE01C"/>
@@ -29051,7 +29084,7 @@
       </w:rPr>
     </w:lvl>
   </w:abstractNum>
-  <w:abstractNum w:abstractNumId="34" w15:restartNumberingAfterBreak="0">
+  <w:abstractNum w:abstractNumId="36" w15:restartNumberingAfterBreak="0">
     <w:nsid w:val="78BA5BC2"/>
     <w:multiLevelType w:val="multilevel"/>
     <w:tmpl w:val="B0A8B702"/>
@@ -29164,7 +29197,7 @@
       </w:pPr>
     </w:lvl>
   </w:abstractNum>
-  <w:abstractNum w:abstractNumId="35" w15:restartNumberingAfterBreak="0">
+  <w:abstractNum w:abstractNumId="37" w15:restartNumberingAfterBreak="0">
     <w:nsid w:val="7BE02152"/>
     <w:multiLevelType w:val="hybridMultilevel"/>
     <w:tmpl w:val="8ACAD0C2"/>
@@ -29257,31 +29290,31 @@
     </w:lvl>
   </w:abstractNum>
   <w:num w:numId="1" w16cid:durableId="140850151">
-    <w:abstractNumId w:val="10"/>
+    <w:abstractNumId w:val="11"/>
   </w:num>
   <w:num w:numId="2" w16cid:durableId="1668244031">
-    <w:abstractNumId w:val="14"/>
+    <w:abstractNumId w:val="15"/>
   </w:num>
   <w:num w:numId="3" w16cid:durableId="1284728697">
-    <w:abstractNumId w:val="35"/>
+    <w:abstractNumId w:val="37"/>
   </w:num>
   <w:num w:numId="4" w16cid:durableId="1043943335">
-    <w:abstractNumId w:val="17"/>
+    <w:abstractNumId w:val="18"/>
   </w:num>
   <w:num w:numId="5" w16cid:durableId="1450665633">
-    <w:abstractNumId w:val="28"/>
+    <w:abstractNumId w:val="29"/>
   </w:num>
   <w:num w:numId="6" w16cid:durableId="248120461">
-    <w:abstractNumId w:val="18"/>
+    <w:abstractNumId w:val="19"/>
   </w:num>
   <w:num w:numId="7" w16cid:durableId="1858808113">
-    <w:abstractNumId w:val="23"/>
+    <w:abstractNumId w:val="24"/>
   </w:num>
   <w:num w:numId="8" w16cid:durableId="1511022636">
-    <w:abstractNumId w:val="32"/>
+    <w:abstractNumId w:val="34"/>
   </w:num>
   <w:num w:numId="9" w16cid:durableId="858273360">
-    <w:abstractNumId w:val="7"/>
+    <w:abstractNumId w:val="8"/>
   </w:num>
   <w:num w:numId="10" w16cid:durableId="611743489">
     <w:abstractNumId w:val="6"/>
@@ -29293,43 +29326,43 @@
     <w:abstractNumId w:val="4"/>
   </w:num>
   <w:num w:numId="13" w16cid:durableId="438646579">
-    <w:abstractNumId w:val="8"/>
+    <w:abstractNumId w:val="9"/>
   </w:num>
   <w:num w:numId="14" w16cid:durableId="1121269427">
-    <w:abstractNumId w:val="15"/>
+    <w:abstractNumId w:val="16"/>
   </w:num>
   <w:num w:numId="15" w16cid:durableId="1485776283">
-    <w:abstractNumId w:val="31"/>
+    <w:abstractNumId w:val="32"/>
   </w:num>
   <w:num w:numId="16" w16cid:durableId="910042789">
-    <w:abstractNumId w:val="24"/>
+    <w:abstractNumId w:val="25"/>
   </w:num>
   <w:num w:numId="17" w16cid:durableId="763963257">
     <w:abstractNumId w:val="5"/>
   </w:num>
   <w:num w:numId="18" w16cid:durableId="1791389993">
-    <w:abstractNumId w:val="19"/>
+    <w:abstractNumId w:val="20"/>
   </w:num>
   <w:num w:numId="19" w16cid:durableId="1358510032">
-    <w:abstractNumId w:val="33"/>
+    <w:abstractNumId w:val="35"/>
   </w:num>
   <w:num w:numId="20" w16cid:durableId="1296908491">
-    <w:abstractNumId w:val="25"/>
+    <w:abstractNumId w:val="26"/>
   </w:num>
   <w:num w:numId="21" w16cid:durableId="957293136">
-    <w:abstractNumId w:val="12"/>
+    <w:abstractNumId w:val="13"/>
   </w:num>
   <w:num w:numId="22" w16cid:durableId="1428232398">
-    <w:abstractNumId w:val="27"/>
+    <w:abstractNumId w:val="28"/>
   </w:num>
   <w:num w:numId="23" w16cid:durableId="2122146294">
     <w:abstractNumId w:val="1"/>
   </w:num>
   <w:num w:numId="24" w16cid:durableId="997465539">
-    <w:abstractNumId w:val="22"/>
+    <w:abstractNumId w:val="23"/>
   </w:num>
   <w:num w:numId="25" w16cid:durableId="900597274">
-    <w:abstractNumId w:val="35"/>
+    <w:abstractNumId w:val="37"/>
     <w:lvlOverride w:ilvl="0">
       <w:startOverride w:val="1"/>
     </w:lvlOverride>
@@ -29359,19 +29392,19 @@
     </w:lvlOverride>
   </w:num>
   <w:num w:numId="26" w16cid:durableId="1483698647">
-    <w:abstractNumId w:val="9"/>
+    <w:abstractNumId w:val="10"/>
   </w:num>
   <w:num w:numId="27" w16cid:durableId="1225146998">
+    <w:abstractNumId w:val="22"/>
+  </w:num>
+  <w:num w:numId="28" w16cid:durableId="1313679733">
     <w:abstractNumId w:val="21"/>
   </w:num>
-  <w:num w:numId="28" w16cid:durableId="1313679733">
-    <w:abstractNumId w:val="20"/>
-  </w:num>
   <w:num w:numId="29" w16cid:durableId="741946124">
-    <w:abstractNumId w:val="11"/>
+    <w:abstractNumId w:val="12"/>
   </w:num>
   <w:num w:numId="30" w16cid:durableId="454101900">
-    <w:abstractNumId w:val="29"/>
+    <w:abstractNumId w:val="30"/>
     <w:lvlOverride w:ilvl="0">
       <w:startOverride w:val="1"/>
     </w:lvlOverride>
@@ -29401,13 +29434,13 @@
     </w:lvlOverride>
   </w:num>
   <w:num w:numId="31" w16cid:durableId="681400778">
-    <w:abstractNumId w:val="29"/>
+    <w:abstractNumId w:val="30"/>
   </w:num>
   <w:num w:numId="32" w16cid:durableId="341518286">
-    <w:abstractNumId w:val="26"/>
+    <w:abstractNumId w:val="27"/>
   </w:num>
   <w:num w:numId="33" w16cid:durableId="30493937">
-    <w:abstractNumId w:val="13"/>
+    <w:abstractNumId w:val="14"/>
   </w:num>
   <w:num w:numId="34" w16cid:durableId="488601513">
     <w:abstractNumId w:val="3"/>
@@ -29416,13 +29449,19 @@
     <w:abstractNumId w:val="0"/>
   </w:num>
   <w:num w:numId="36" w16cid:durableId="1306157903">
-    <w:abstractNumId w:val="30"/>
+    <w:abstractNumId w:val="31"/>
   </w:num>
   <w:num w:numId="37" w16cid:durableId="1511334652">
-    <w:abstractNumId w:val="16"/>
+    <w:abstractNumId w:val="17"/>
   </w:num>
   <w:num w:numId="38" w16cid:durableId="1080492245">
-    <w:abstractNumId w:val="34"/>
+    <w:abstractNumId w:val="36"/>
+  </w:num>
+  <w:num w:numId="39" w16cid:durableId="1142230370">
+    <w:abstractNumId w:val="7"/>
+  </w:num>
+  <w:num w:numId="40" w16cid:durableId="986515358">
+    <w:abstractNumId w:val="33"/>
   </w:num>
 </w:numbering>
 </file>

--- a/04_Result/Ulvi Bashirov Samir.docx
+++ b/04_Result/Ulvi Bashirov Samir.docx
@@ -4188,7 +4188,7 @@
           <w:kern w:val="2"/>
           <w:sz w:val="24"/>
           <w:szCs w:val="24"/>
-          <w:lang w:val="en-US"/>
+          <w:lang w:val="en-AZ"/>
           <w14:ligatures w14:val="standardContextual"/>
         </w:rPr>
       </w:pPr>
@@ -4209,14 +4209,30 @@
         </w:rPr>
         <w:fldChar w:fldCharType="separate"/>
       </w:r>
-      <w:hyperlink w:anchor="_Toc229653182" w:history="1">
+      <w:hyperlink w:anchor="_Toc230616103" w:history="1">
         <w:r>
           <w:rPr>
             <w:rStyle w:val="Hyperlink"/>
             <w:rFonts w:eastAsia="Times New Roman"/>
             <w:b/>
           </w:rPr>
-          <w:t>INTRODUCTION</w:t>
+          <w:t>INTR</w:t>
+        </w:r>
+        <w:r>
+          <w:rPr>
+            <w:rStyle w:val="Hyperlink"/>
+            <w:rFonts w:eastAsia="Times New Roman"/>
+            <w:b/>
+          </w:rPr>
+          <w:t>O</w:t>
+        </w:r>
+        <w:r>
+          <w:rPr>
+            <w:rStyle w:val="Hyperlink"/>
+            <w:rFonts w:eastAsia="Times New Roman"/>
+            <w:b/>
+          </w:rPr>
+          <w:t>DUCTION</w:t>
         </w:r>
         <w:r>
           <w:rPr>
@@ -4234,7 +4250,7 @@
           <w:rPr>
             <w:webHidden/>
           </w:rPr>
-          <w:instrText xml:space="preserve"> PAGEREF _Toc229653182 \h </w:instrText>
+          <w:instrText xml:space="preserve"> PAGEREF _Toc230616103 \h </w:instrText>
         </w:r>
         <w:r>
           <w:rPr>
@@ -4270,18 +4286,18 @@
           <w:kern w:val="2"/>
           <w:sz w:val="24"/>
           <w:szCs w:val="24"/>
-          <w:lang w:val="en-US"/>
+          <w:lang w:val="en-AZ"/>
           <w14:ligatures w14:val="standardContextual"/>
         </w:rPr>
       </w:pPr>
-      <w:hyperlink w:anchor="_Toc229653183" w:history="1">
+      <w:hyperlink w:anchor="_Toc230616104" w:history="1">
         <w:r>
           <w:rPr>
             <w:rStyle w:val="Hyperlink"/>
             <w:rFonts w:eastAsia="Times New Roman"/>
             <w:b/>
           </w:rPr>
-          <w:t>CHAPTER I. THE CONCEPTUAL FOUNDATION OF AI-BASED ASSESSMENT IN EDUCATION</w:t>
+          <w:t>CHAPTER I. THEORETICAL FOUNDATIONS OF TEXT-TO-SPEECH SYSTEMS</w:t>
         </w:r>
         <w:r>
           <w:rPr>
@@ -4299,7 +4315,7 @@
           <w:rPr>
             <w:webHidden/>
           </w:rPr>
-          <w:instrText xml:space="preserve"> PAGEREF _Toc229653183 \h </w:instrText>
+          <w:instrText xml:space="preserve"> PAGEREF _Toc230616104 \h </w:instrText>
         </w:r>
         <w:r>
           <w:rPr>
@@ -4335,18 +4351,18 @@
           <w:kern w:val="2"/>
           <w:sz w:val="24"/>
           <w:szCs w:val="24"/>
-          <w:lang w:val="en-US"/>
+          <w:lang w:val="en-AZ"/>
           <w14:ligatures w14:val="standardContextual"/>
         </w:rPr>
       </w:pPr>
-      <w:hyperlink w:anchor="_Toc229653184" w:history="1">
+      <w:hyperlink w:anchor="_Toc230616105" w:history="1">
         <w:r>
           <w:rPr>
             <w:rStyle w:val="Hyperlink"/>
             <w:rFonts w:eastAsia="Times New Roman"/>
             <w:b/>
           </w:rPr>
-          <w:t>1.1. The evolution of educational assessment and the role of Artificial Intelligence</w:t>
+          <w:t>1.1. General overview of text-to-speech systems</w:t>
         </w:r>
         <w:r>
           <w:rPr>
@@ -4364,7 +4380,7 @@
           <w:rPr>
             <w:webHidden/>
           </w:rPr>
-          <w:instrText xml:space="preserve"> PAGEREF _Toc229653184 \h </w:instrText>
+          <w:instrText xml:space="preserve"> PAGEREF _Toc230616105 \h </w:instrText>
         </w:r>
         <w:r>
           <w:rPr>
@@ -4400,11 +4416,11 @@
           <w:kern w:val="2"/>
           <w:sz w:val="24"/>
           <w:szCs w:val="24"/>
-          <w:lang w:val="en-US"/>
+          <w:lang w:val="en-AZ"/>
           <w14:ligatures w14:val="standardContextual"/>
         </w:rPr>
       </w:pPr>
-      <w:hyperlink w:anchor="_Toc229653185" w:history="1">
+      <w:hyperlink w:anchor="_Toc230616106" w:history="1">
         <w:r>
           <w:rPr>
             <w:rStyle w:val="Hyperlink"/>
@@ -4429,7 +4445,7 @@
           <w:rPr>
             <w:webHidden/>
           </w:rPr>
-          <w:instrText xml:space="preserve"> PAGEREF _Toc229653185 \h </w:instrText>
+          <w:instrText xml:space="preserve"> PAGEREF _Toc230616106 \h </w:instrText>
         </w:r>
         <w:r>
           <w:rPr>
@@ -4465,11 +4481,11 @@
           <w:kern w:val="2"/>
           <w:sz w:val="24"/>
           <w:szCs w:val="24"/>
-          <w:lang w:val="en-US"/>
+          <w:lang w:val="en-AZ"/>
           <w14:ligatures w14:val="standardContextual"/>
         </w:rPr>
       </w:pPr>
-      <w:hyperlink w:anchor="_Toc229653186" w:history="1">
+      <w:hyperlink w:anchor="_Toc230616107" w:history="1">
         <w:r>
           <w:rPr>
             <w:rStyle w:val="Hyperlink"/>
@@ -4494,7 +4510,7 @@
           <w:rPr>
             <w:webHidden/>
           </w:rPr>
-          <w:instrText xml:space="preserve"> PAGEREF _Toc229653186 \h </w:instrText>
+          <w:instrText xml:space="preserve"> PAGEREF _Toc230616107 \h </w:instrText>
         </w:r>
         <w:r>
           <w:rPr>
@@ -4530,11 +4546,11 @@
           <w:kern w:val="2"/>
           <w:sz w:val="24"/>
           <w:szCs w:val="24"/>
-          <w:lang w:val="en-US"/>
+          <w:lang w:val="en-AZ"/>
           <w14:ligatures w14:val="standardContextual"/>
         </w:rPr>
       </w:pPr>
-      <w:hyperlink w:anchor="_Toc229653187" w:history="1">
+      <w:hyperlink w:anchor="_Toc230616108" w:history="1">
         <w:r>
           <w:rPr>
             <w:rStyle w:val="Hyperlink"/>
@@ -4559,7 +4575,7 @@
           <w:rPr>
             <w:webHidden/>
           </w:rPr>
-          <w:instrText xml:space="preserve"> PAGEREF _Toc229653187 \h </w:instrText>
+          <w:instrText xml:space="preserve"> PAGEREF _Toc230616108 \h </w:instrText>
         </w:r>
         <w:r>
           <w:rPr>
@@ -4595,11 +4611,11 @@
           <w:kern w:val="2"/>
           <w:sz w:val="24"/>
           <w:szCs w:val="24"/>
-          <w:lang w:val="en-US"/>
+          <w:lang w:val="en-AZ"/>
           <w14:ligatures w14:val="standardContextual"/>
         </w:rPr>
       </w:pPr>
-      <w:hyperlink w:anchor="_Toc229653188" w:history="1">
+      <w:hyperlink w:anchor="_Toc230616109" w:history="1">
         <w:r>
           <w:rPr>
             <w:rStyle w:val="Hyperlink"/>
@@ -4624,7 +4640,7 @@
           <w:rPr>
             <w:webHidden/>
           </w:rPr>
-          <w:instrText xml:space="preserve"> PAGEREF _Toc229653188 \h </w:instrText>
+          <w:instrText xml:space="preserve"> PAGEREF _Toc230616109 \h </w:instrText>
         </w:r>
         <w:r>
           <w:rPr>
@@ -4660,11 +4676,11 @@
           <w:kern w:val="2"/>
           <w:sz w:val="24"/>
           <w:szCs w:val="24"/>
-          <w:lang w:val="en-US"/>
+          <w:lang w:val="en-AZ"/>
           <w14:ligatures w14:val="standardContextual"/>
         </w:rPr>
       </w:pPr>
-      <w:hyperlink w:anchor="_Toc229653189" w:history="1">
+      <w:hyperlink w:anchor="_Toc230616110" w:history="1">
         <w:r>
           <w:rPr>
             <w:rStyle w:val="Hyperlink"/>
@@ -4689,7 +4705,7 @@
           <w:rPr>
             <w:webHidden/>
           </w:rPr>
-          <w:instrText xml:space="preserve"> PAGEREF _Toc229653189 \h </w:instrText>
+          <w:instrText xml:space="preserve"> PAGEREF _Toc230616110 \h </w:instrText>
         </w:r>
         <w:r>
           <w:rPr>
@@ -4725,11 +4741,11 @@
           <w:kern w:val="2"/>
           <w:sz w:val="24"/>
           <w:szCs w:val="24"/>
-          <w:lang w:val="en-US"/>
+          <w:lang w:val="en-AZ"/>
           <w14:ligatures w14:val="standardContextual"/>
         </w:rPr>
       </w:pPr>
-      <w:hyperlink w:anchor="_Toc229653190" w:history="1">
+      <w:hyperlink w:anchor="_Toc230616111" w:history="1">
         <w:r>
           <w:rPr>
             <w:rStyle w:val="Hyperlink"/>
@@ -4754,7 +4770,7 @@
           <w:rPr>
             <w:webHidden/>
           </w:rPr>
-          <w:instrText xml:space="preserve"> PAGEREF _Toc229653190 \h </w:instrText>
+          <w:instrText xml:space="preserve"> PAGEREF _Toc230616111 \h </w:instrText>
         </w:r>
         <w:r>
           <w:rPr>
@@ -4790,11 +4806,11 @@
           <w:kern w:val="2"/>
           <w:sz w:val="24"/>
           <w:szCs w:val="24"/>
-          <w:lang w:val="en-US"/>
+          <w:lang w:val="en-AZ"/>
           <w14:ligatures w14:val="standardContextual"/>
         </w:rPr>
       </w:pPr>
-      <w:hyperlink w:anchor="_Toc229653191" w:history="1">
+      <w:hyperlink w:anchor="_Toc230616112" w:history="1">
         <w:r>
           <w:rPr>
             <w:rStyle w:val="Hyperlink"/>
@@ -4819,7 +4835,7 @@
           <w:rPr>
             <w:webHidden/>
           </w:rPr>
-          <w:instrText xml:space="preserve"> PAGEREF _Toc229653191 \h </w:instrText>
+          <w:instrText xml:space="preserve"> PAGEREF _Toc230616112 \h </w:instrText>
         </w:r>
         <w:r>
           <w:rPr>
@@ -4855,11 +4871,11 @@
           <w:kern w:val="2"/>
           <w:sz w:val="24"/>
           <w:szCs w:val="24"/>
-          <w:lang w:val="en-US"/>
+          <w:lang w:val="en-AZ"/>
           <w14:ligatures w14:val="standardContextual"/>
         </w:rPr>
       </w:pPr>
-      <w:hyperlink w:anchor="_Toc229653192" w:history="1">
+      <w:hyperlink w:anchor="_Toc230616113" w:history="1">
         <w:r>
           <w:rPr>
             <w:rStyle w:val="Hyperlink"/>
@@ -4884,7 +4900,7 @@
           <w:rPr>
             <w:webHidden/>
           </w:rPr>
-          <w:instrText xml:space="preserve"> PAGEREF _Toc229653192 \h </w:instrText>
+          <w:instrText xml:space="preserve"> PAGEREF _Toc230616113 \h </w:instrText>
         </w:r>
         <w:r>
           <w:rPr>
@@ -4920,11 +4936,11 @@
           <w:kern w:val="2"/>
           <w:sz w:val="24"/>
           <w:szCs w:val="24"/>
-          <w:lang w:val="en-US"/>
+          <w:lang w:val="en-AZ"/>
           <w14:ligatures w14:val="standardContextual"/>
         </w:rPr>
       </w:pPr>
-      <w:hyperlink w:anchor="_Toc229653193" w:history="1">
+      <w:hyperlink w:anchor="_Toc230616114" w:history="1">
         <w:r>
           <w:rPr>
             <w:rStyle w:val="Hyperlink"/>
@@ -4949,7 +4965,7 @@
           <w:rPr>
             <w:webHidden/>
           </w:rPr>
-          <w:instrText xml:space="preserve"> PAGEREF _Toc229653193 \h </w:instrText>
+          <w:instrText xml:space="preserve"> PAGEREF _Toc230616114 \h </w:instrText>
         </w:r>
         <w:r>
           <w:rPr>
@@ -4985,11 +5001,11 @@
           <w:kern w:val="2"/>
           <w:sz w:val="24"/>
           <w:szCs w:val="24"/>
-          <w:lang w:val="en-US"/>
+          <w:lang w:val="en-AZ"/>
           <w14:ligatures w14:val="standardContextual"/>
         </w:rPr>
       </w:pPr>
-      <w:hyperlink w:anchor="_Toc229653194" w:history="1">
+      <w:hyperlink w:anchor="_Toc230616115" w:history="1">
         <w:r>
           <w:rPr>
             <w:rStyle w:val="Hyperlink"/>
@@ -5014,7 +5030,7 @@
           <w:rPr>
             <w:webHidden/>
           </w:rPr>
-          <w:instrText xml:space="preserve"> PAGEREF _Toc229653194 \h </w:instrText>
+          <w:instrText xml:space="preserve"> PAGEREF _Toc230616115 \h </w:instrText>
         </w:r>
         <w:r>
           <w:rPr>
@@ -5050,11 +5066,11 @@
           <w:kern w:val="2"/>
           <w:sz w:val="24"/>
           <w:szCs w:val="24"/>
-          <w:lang w:val="en-US"/>
+          <w:lang w:val="en-AZ"/>
           <w14:ligatures w14:val="standardContextual"/>
         </w:rPr>
       </w:pPr>
-      <w:hyperlink w:anchor="_Toc229653195" w:history="1">
+      <w:hyperlink w:anchor="_Toc230616116" w:history="1">
         <w:r>
           <w:rPr>
             <w:rStyle w:val="Hyperlink"/>
@@ -5079,7 +5095,7 @@
           <w:rPr>
             <w:webHidden/>
           </w:rPr>
-          <w:instrText xml:space="preserve"> PAGEREF _Toc229653195 \h </w:instrText>
+          <w:instrText xml:space="preserve"> PAGEREF _Toc230616116 \h </w:instrText>
         </w:r>
         <w:r>
           <w:rPr>
@@ -5115,11 +5131,11 @@
           <w:kern w:val="2"/>
           <w:sz w:val="24"/>
           <w:szCs w:val="24"/>
-          <w:lang w:val="en-US"/>
+          <w:lang w:val="en-AZ"/>
           <w14:ligatures w14:val="standardContextual"/>
         </w:rPr>
       </w:pPr>
-      <w:hyperlink w:anchor="_Toc229653196" w:history="1">
+      <w:hyperlink w:anchor="_Toc230616117" w:history="1">
         <w:r>
           <w:rPr>
             <w:rStyle w:val="Hyperlink"/>
@@ -5144,7 +5160,7 @@
           <w:rPr>
             <w:webHidden/>
           </w:rPr>
-          <w:instrText xml:space="preserve"> PAGEREF _Toc229653196 \h </w:instrText>
+          <w:instrText xml:space="preserve"> PAGEREF _Toc230616117 \h </w:instrText>
         </w:r>
         <w:r>
           <w:rPr>
@@ -5180,11 +5196,11 @@
           <w:kern w:val="2"/>
           <w:sz w:val="24"/>
           <w:szCs w:val="24"/>
-          <w:lang w:val="en-US"/>
+          <w:lang w:val="en-AZ"/>
           <w14:ligatures w14:val="standardContextual"/>
         </w:rPr>
       </w:pPr>
-      <w:hyperlink w:anchor="_Toc229653197" w:history="1">
+      <w:hyperlink w:anchor="_Toc230616118" w:history="1">
         <w:r>
           <w:rPr>
             <w:rStyle w:val="Hyperlink"/>
@@ -5209,7 +5225,7 @@
           <w:rPr>
             <w:webHidden/>
           </w:rPr>
-          <w:instrText xml:space="preserve"> PAGEREF _Toc229653197 \h </w:instrText>
+          <w:instrText xml:space="preserve"> PAGEREF _Toc230616118 \h </w:instrText>
         </w:r>
         <w:r>
           <w:rPr>
@@ -5245,11 +5261,11 @@
           <w:kern w:val="2"/>
           <w:sz w:val="24"/>
           <w:szCs w:val="24"/>
-          <w:lang w:val="en-US"/>
+          <w:lang w:val="en-AZ"/>
           <w14:ligatures w14:val="standardContextual"/>
         </w:rPr>
       </w:pPr>
-      <w:hyperlink w:anchor="_Toc229653198" w:history="1">
+      <w:hyperlink w:anchor="_Toc230616119" w:history="1">
         <w:r>
           <w:rPr>
             <w:rStyle w:val="Hyperlink"/>
@@ -5274,7 +5290,7 @@
           <w:rPr>
             <w:webHidden/>
           </w:rPr>
-          <w:instrText xml:space="preserve"> PAGEREF _Toc229653198 \h </w:instrText>
+          <w:instrText xml:space="preserve"> PAGEREF _Toc230616119 \h </w:instrText>
         </w:r>
         <w:r>
           <w:rPr>
@@ -5318,96 +5334,6 @@
           <w:lang w:val="az-Latn-AZ"/>
           <w14:ligatures w14:val="none"/>
         </w:rPr>
-      </w:pPr>
-      <w:r>
-        <w:rPr>
-          <w:rFonts w:ascii="Times New Roman" w:eastAsia="MS Mincho" w:hAnsi="Times New Roman" w:cs="Times New Roman"/>
-          <w:bCs/>
-          <w:noProof/>
-          <w:kern w:val="0"/>
-          <w:sz w:val="28"/>
-          <w:szCs w:val="28"/>
-          <w:lang w:val="az-Latn-AZ"/>
-          <w14:ligatures w14:val="none"/>
-        </w:rPr>
-        <w:fldChar w:fldCharType="end"/>
-      </w:r>
-      <w:r>
-        <w:rPr>
-          <w:rFonts w:ascii="Times New Roman" w:eastAsia="Times New Roman" w:hAnsi="Times New Roman" w:cs="Times New Roman"/>
-          <w:b/>
-          <w:noProof/>
-          <w:kern w:val="0"/>
-          <w:sz w:val="22"/>
-          <w:szCs w:val="22"/>
-          <w:lang w:val="az-Latn-AZ"/>
-          <w14:ligatures w14:val="none"/>
-        </w:rPr>
-        <w:t xml:space="preserve"> </w:t>
-      </w:r>
-    </w:p>
-    <w:p>
-      <w:pPr>
-        <w:tabs>
-          <w:tab w:val="right" w:leader="dot" w:pos="9348"/>
-        </w:tabs>
-        <w:spacing w:after="0" w:line="360" w:lineRule="auto"/>
-        <w:jc w:val="both"/>
-        <w:rPr>
-          <w:rFonts w:ascii="Times New Roman" w:eastAsia="Times New Roman" w:hAnsi="Times New Roman" w:cs="Times New Roman"/>
-          <w:bCs/>
-          <w:noProof/>
-          <w:kern w:val="0"/>
-          <w:sz w:val="28"/>
-          <w:szCs w:val="28"/>
-          <w:lang w:val="az-Latn-AZ"/>
-          <w14:ligatures w14:val="none"/>
-        </w:rPr>
-      </w:pPr>
-    </w:p>
-    <w:p>
-      <w:pPr>
-        <w:tabs>
-          <w:tab w:val="left" w:pos="2445"/>
-        </w:tabs>
-        <w:spacing w:after="200" w:line="276" w:lineRule="auto"/>
-        <w:rPr>
-          <w:rFonts w:ascii="Times New Roman" w:eastAsia="MS Mincho" w:hAnsi="Times New Roman" w:cs="Times New Roman"/>
-          <w:noProof/>
-          <w:kern w:val="0"/>
-          <w:sz w:val="22"/>
-          <w:szCs w:val="22"/>
-          <w:lang w:val="az-Latn-AZ"/>
-          <w14:ligatures w14:val="none"/>
-        </w:rPr>
-      </w:pPr>
-      <w:r>
-        <w:rPr>
-          <w:rFonts w:ascii="Times New Roman" w:eastAsia="MS Mincho" w:hAnsi="Times New Roman" w:cs="Times New Roman"/>
-          <w:noProof/>
-          <w:kern w:val="0"/>
-          <w:sz w:val="22"/>
-          <w:szCs w:val="22"/>
-          <w:lang w:val="az-Latn-AZ"/>
-          <w14:ligatures w14:val="none"/>
-        </w:rPr>
-        <w:tab/>
-      </w:r>
-    </w:p>
-    <w:bookmarkEnd w:id="0"/>
-    <w:bookmarkEnd w:id="1"/>
-    <w:p>
-      <w:pPr>
-        <w:spacing w:after="200" w:line="276" w:lineRule="auto"/>
-        <w:jc w:val="both"/>
-        <w:rPr>
-          <w:rFonts w:ascii="Times New Roman" w:eastAsia="MS Mincho" w:hAnsi="Times New Roman" w:cs="Times New Roman"/>
-          <w:kern w:val="0"/>
-          <w:sz w:val="22"/>
-          <w:szCs w:val="22"/>
-          <w:lang w:val="az-Latn-AZ"/>
-          <w14:ligatures w14:val="none"/>
-        </w:rPr>
         <w:sectPr>
           <w:footerReference w:type="default" r:id="rId8"/>
           <w:pgSz w:w="11906" w:h="16838" w:code="9"/>
@@ -5417,6 +5343,21 @@
           <w:docGrid w:linePitch="360"/>
         </w:sectPr>
       </w:pPr>
+      <w:r>
+        <w:rPr>
+          <w:rFonts w:ascii="Times New Roman" w:eastAsia="MS Mincho" w:hAnsi="Times New Roman" w:cs="Times New Roman"/>
+          <w:bCs/>
+          <w:noProof/>
+          <w:kern w:val="0"/>
+          <w:sz w:val="28"/>
+          <w:szCs w:val="28"/>
+          <w:lang w:val="az-Latn-AZ"/>
+          <w14:ligatures w14:val="none"/>
+        </w:rPr>
+        <w:fldChar w:fldCharType="end"/>
+      </w:r>
+      <w:bookmarkEnd w:id="0"/>
+      <w:bookmarkEnd w:id="1"/>
     </w:p>
     <w:p>
       <w:pPr>
@@ -5435,7 +5376,7 @@
           <w14:ligatures w14:val="none"/>
         </w:rPr>
       </w:pPr>
-      <w:bookmarkStart w:id="5" w:name="_Toc229653182"/>
+      <w:bookmarkStart w:id="5" w:name="_Toc230616103"/>
       <w:r>
         <w:rPr>
           <w:rFonts w:ascii="Times New Roman" w:eastAsia="Times New Roman" w:hAnsi="Times New Roman" w:cs="Times New Roman"/>
@@ -6166,7 +6107,6 @@
           <w:kern w:val="0"/>
           <w:sz w:val="28"/>
           <w:szCs w:val="28"/>
-          <w:lang w:val="az-Latn-AZ"/>
           <w14:ligatures w14:val="none"/>
         </w:rPr>
       </w:pPr>
@@ -6192,6 +6132,27 @@
         <w:t>his dissertation is comprised of an introduction, three chapters, a conclusion, references, and appendices. Chapter I reviews the theoretical foundations of TTS synthesis, covering rule-based principles, phonetic modeling, and a SWOT analysis of the rule-based approach for Azerbaijani. Chapter II provides the linguistic and technical foundations: phonological analysis of Azerbaijani, linguistic rule design, and system architecture. Chapter III covers implementation and evaluation: the development methodology, pipeline implementation, and experimental results with comparative analysis against existing Azerbaijani TTS systems.</w:t>
       </w:r>
       <w:bookmarkEnd w:id="6"/>
+    </w:p>
+    <w:p>
+      <w:pPr>
+        <w:rPr>
+          <w:rFonts w:ascii="Times New Roman" w:eastAsia="MS Mincho" w:hAnsi="Times New Roman" w:cs="Times New Roman"/>
+          <w:kern w:val="0"/>
+          <w:sz w:val="28"/>
+          <w:szCs w:val="28"/>
+          <w14:ligatures w14:val="none"/>
+        </w:rPr>
+      </w:pPr>
+      <w:r>
+        <w:rPr>
+          <w:rFonts w:ascii="Times New Roman" w:eastAsia="MS Mincho" w:hAnsi="Times New Roman" w:cs="Times New Roman"/>
+          <w:kern w:val="0"/>
+          <w:sz w:val="28"/>
+          <w:szCs w:val="28"/>
+          <w14:ligatures w14:val="none"/>
+        </w:rPr>
+        <w:br w:type="page"/>
+      </w:r>
     </w:p>
     <w:p>
       <w:pPr>
@@ -6210,10 +6171,10 @@
           <w14:ligatures w14:val="none"/>
         </w:rPr>
       </w:pPr>
-      <w:bookmarkStart w:id="8" w:name="_Toc229653183"/>
-      <w:bookmarkStart w:id="9" w:name="_Toc55210301"/>
-      <w:bookmarkStart w:id="10" w:name="_Toc72790554"/>
-      <w:bookmarkStart w:id="11" w:name="_Hlk70164111"/>
+      <w:bookmarkStart w:id="8" w:name="_Toc55210301"/>
+      <w:bookmarkStart w:id="9" w:name="_Toc72790554"/>
+      <w:bookmarkStart w:id="10" w:name="_Hlk70164111"/>
+      <w:bookmarkStart w:id="11" w:name="_Toc230616104"/>
       <w:r>
         <w:rPr>
           <w:rFonts w:ascii="Times New Roman" w:eastAsia="Times New Roman" w:hAnsi="Times New Roman" w:cs="Times New Roman"/>
@@ -6224,21 +6185,20 @@
           <w14:ligatures w14:val="none"/>
         </w:rPr>
         <w:lastRenderedPageBreak/>
-        <w:t>CHAPTER I. THE CONCEPTUAL FOUNDATION OF AI-BASED ASSESSMENT IN EDUCATION</w:t>
-      </w:r>
-      <w:bookmarkEnd w:id="8"/>
-      <w:r>
-        <w:rPr>
-          <w:rFonts w:ascii="Times New Roman" w:eastAsia="Times New Roman" w:hAnsi="Times New Roman" w:cs="Times New Roman"/>
-          <w:b/>
-          <w:kern w:val="0"/>
-          <w:sz w:val="28"/>
-          <w:szCs w:val="28"/>
-          <w:lang w:val="az-Latn-AZ"/>
-          <w14:ligatures w14:val="none"/>
-        </w:rPr>
-        <w:t xml:space="preserve"> </w:t>
-      </w:r>
+        <w:t xml:space="preserve">CHAPTER I. </w:t>
+      </w:r>
+      <w:r>
+        <w:rPr>
+          <w:rFonts w:ascii="Times New Roman" w:eastAsia="Times New Roman" w:hAnsi="Times New Roman" w:cs="Times New Roman"/>
+          <w:b/>
+          <w:kern w:val="0"/>
+          <w:sz w:val="28"/>
+          <w:szCs w:val="28"/>
+          <w14:ligatures w14:val="none"/>
+        </w:rPr>
+        <w:t>THEORETICAL FOUNDATIONS OF TEXT-TO-SPEECH SYSTEMS</w:t>
+      </w:r>
+      <w:bookmarkEnd w:id="11"/>
     </w:p>
     <w:p>
       <w:pPr>
@@ -6257,7 +6217,8 @@
           <w14:ligatures w14:val="none"/>
         </w:rPr>
       </w:pPr>
-      <w:bookmarkStart w:id="12" w:name="_Toc229653184"/>
+      <w:bookmarkStart w:id="12" w:name="_Toc230616105"/>
+      <w:bookmarkStart w:id="13" w:name="OLE_LINK25"/>
       <w:r>
         <w:rPr>
           <w:rFonts w:ascii="Times New Roman" w:eastAsia="Times New Roman" w:hAnsi="Times New Roman" w:cs="Times New Roman"/>
@@ -6280,9 +6241,30 @@
           <w:szCs w:val="28"/>
           <w14:ligatures w14:val="none"/>
         </w:rPr>
-        <w:t>The evolution of educational assessment and the role of Artificial Intelligence</w:t>
+        <w:t>General overview of text-to-speech systems</w:t>
       </w:r>
       <w:bookmarkEnd w:id="12"/>
+    </w:p>
+    <w:p>
+      <w:pPr>
+        <w:spacing w:line="360" w:lineRule="auto"/>
+        <w:jc w:val="both"/>
+        <w:rPr>
+          <w:rFonts w:ascii="Times New Roman" w:hAnsi="Times New Roman" w:cs="Times New Roman"/>
+          <w:sz w:val="28"/>
+          <w:szCs w:val="28"/>
+        </w:rPr>
+      </w:pPr>
+      <w:bookmarkStart w:id="14" w:name="_Toc230616106"/>
+      <w:bookmarkEnd w:id="13"/>
+      <w:r>
+        <w:rPr>
+          <w:rFonts w:ascii="Times New Roman" w:hAnsi="Times New Roman" w:cs="Times New Roman"/>
+          <w:sz w:val="28"/>
+          <w:szCs w:val="28"/>
+        </w:rPr>
+        <w:t>Text-to-speech (TTS) synthesis is the process of automatically converting written text into spoken audio output. The goal is not merely to produce any sound corresponding to the input text, but to generate speech that is simultaneously intelligible — correctly understood by listeners — and natural, resembling the prosodic and phonetic properties of human speech. These two qualities are analytically distinct and are measured by different metrics. Intelligibility is a threshold property that can be measured objectively through Word Error Rate (WER), which compares a transcription of the synthesized audio to the original text. Naturalness, by contrast, is a perceptual quality assessed through listener ratings, most commonly the Mean Opinion Score (MOS).</w:t>
+      </w:r>
     </w:p>
     <w:p>
       <w:pPr>
@@ -6301,89 +6283,7 @@
           <w:sz w:val="28"/>
           <w:szCs w:val="28"/>
         </w:rPr>
-        <w:t xml:space="preserve">View of educational assessments has undergone a significant change in accordance with educational needs of country. In today’s education, assessments are a part </w:t>
-      </w:r>
-      <w:r>
-        <w:rPr>
-          <w:rFonts w:ascii="Times New Roman" w:hAnsi="Times New Roman" w:cs="Times New Roman"/>
-          <w:sz w:val="28"/>
-          <w:szCs w:val="28"/>
-        </w:rPr>
-        <w:t>of</w:t>
-      </w:r>
-      <w:r>
-        <w:rPr>
-          <w:rFonts w:ascii="Times New Roman" w:hAnsi="Times New Roman" w:cs="Times New Roman"/>
-          <w:sz w:val="28"/>
-          <w:szCs w:val="28"/>
-        </w:rPr>
-        <w:t xml:space="preserve"> </w:t>
-      </w:r>
-      <w:r>
-        <w:rPr>
-          <w:rFonts w:ascii="Times New Roman" w:hAnsi="Times New Roman" w:cs="Times New Roman"/>
-          <w:sz w:val="28"/>
-          <w:szCs w:val="28"/>
-        </w:rPr>
-        <w:t>educational</w:t>
-      </w:r>
-      <w:r>
-        <w:rPr>
-          <w:rFonts w:ascii="Times New Roman" w:hAnsi="Times New Roman" w:cs="Times New Roman"/>
-          <w:sz w:val="28"/>
-          <w:szCs w:val="28"/>
-        </w:rPr>
-        <w:t xml:space="preserve"> process. Their purpose is not limited to </w:t>
-      </w:r>
-      <w:r>
-        <w:rPr>
-          <w:rFonts w:ascii="Times New Roman" w:hAnsi="Times New Roman" w:cs="Times New Roman"/>
-          <w:sz w:val="28"/>
-          <w:szCs w:val="28"/>
-        </w:rPr>
-        <w:t>measuring</w:t>
-      </w:r>
-      <w:r>
-        <w:rPr>
-          <w:rFonts w:ascii="Times New Roman" w:hAnsi="Times New Roman" w:cs="Times New Roman"/>
-          <w:sz w:val="28"/>
-          <w:szCs w:val="28"/>
-        </w:rPr>
-        <w:t xml:space="preserve"> academic achievement of whole student body; </w:t>
-      </w:r>
-      <w:r>
-        <w:rPr>
-          <w:rFonts w:ascii="Times New Roman" w:hAnsi="Times New Roman" w:cs="Times New Roman"/>
-          <w:sz w:val="28"/>
-          <w:szCs w:val="28"/>
-        </w:rPr>
-        <w:t>instead,</w:t>
-      </w:r>
-      <w:r>
-        <w:rPr>
-          <w:rFonts w:ascii="Times New Roman" w:hAnsi="Times New Roman" w:cs="Times New Roman"/>
-          <w:sz w:val="28"/>
-          <w:szCs w:val="28"/>
-        </w:rPr>
-        <w:t xml:space="preserve"> they facilitate learning of students and guide teachers and learners towards realizing educational objectives. Assessment itself is not enough; it needs to be evaluated </w:t>
-      </w:r>
-      <w:proofErr w:type="gramStart"/>
-      <w:r>
-        <w:rPr>
-          <w:rFonts w:ascii="Times New Roman" w:hAnsi="Times New Roman" w:cs="Times New Roman"/>
-          <w:sz w:val="28"/>
-          <w:szCs w:val="28"/>
-        </w:rPr>
-        <w:t>in order to</w:t>
-      </w:r>
-      <w:proofErr w:type="gramEnd"/>
-      <w:r>
-        <w:rPr>
-          <w:rFonts w:ascii="Times New Roman" w:hAnsi="Times New Roman" w:cs="Times New Roman"/>
-          <w:sz w:val="28"/>
-          <w:szCs w:val="28"/>
-        </w:rPr>
-        <w:t xml:space="preserve"> make a fair and meaningful assessment of students.</w:t>
+        <w:t>TTS technology has become a critical component of modern human-computer interaction across a broad range of applications. These include accessibility tools for individuals with visual impairments or reading disabilities such as screen readers and navigation aids, voice assistant systems, audiobook generation, e-learning platforms, and customer service automation. The global TTS market has grown substantially over the past decade, driven by the proliferation of artificial intelligence technologies, the spread of smart devices, and growing demand for multilingual content accessibility.</w:t>
       </w:r>
     </w:p>
     <w:p>
@@ -6403,41 +6303,16 @@
           <w:sz w:val="28"/>
           <w:szCs w:val="28"/>
         </w:rPr>
-        <w:t xml:space="preserve">Applying Artificial Intelligence (AI) in education is another necessity </w:t>
-      </w:r>
-      <w:proofErr w:type="gramStart"/>
+        <w:t xml:space="preserve">Beyond its commercial applications, TTS carries direct implications for linguistic equity and digital inclusion. As an increasing share of public services, information, and social participation migrates to digital platforms, languages that lack functional speech interfaces face systematic exclusion from the benefits of digital transformation. For speakers of low-resource languages, the absence of TTS support in navigation systems, screen readers, or voice interfaces effectively imposes a barrier to equal access to digital services. This dimension makes TTS development </w:t>
+      </w:r>
       <w:r>
         <w:rPr>
           <w:rFonts w:ascii="Times New Roman" w:hAnsi="Times New Roman" w:cs="Times New Roman"/>
           <w:sz w:val="28"/>
           <w:szCs w:val="28"/>
         </w:rPr>
-        <w:t>in order to</w:t>
-      </w:r>
-      <w:proofErr w:type="gramEnd"/>
-      <w:r>
-        <w:rPr>
-          <w:rFonts w:ascii="Times New Roman" w:hAnsi="Times New Roman" w:cs="Times New Roman"/>
-          <w:sz w:val="28"/>
-          <w:szCs w:val="28"/>
-        </w:rPr>
-        <w:t xml:space="preserve"> maximize the efficiency of assessment practices. Traditionally, people think of exams or written tests when they hear the term “educational assessment”. </w:t>
-      </w:r>
-      <w:r>
-        <w:rPr>
-          <w:rFonts w:ascii="Times New Roman" w:hAnsi="Times New Roman" w:cs="Times New Roman"/>
-          <w:sz w:val="28"/>
-          <w:szCs w:val="28"/>
-        </w:rPr>
-        <w:t>A</w:t>
-      </w:r>
-      <w:r>
-        <w:rPr>
-          <w:rFonts w:ascii="Times New Roman" w:hAnsi="Times New Roman" w:cs="Times New Roman"/>
-          <w:sz w:val="28"/>
-          <w:szCs w:val="28"/>
-        </w:rPr>
-        <w:t xml:space="preserve"> final exam has been the capstone of a course of learning materials and a means by which a student's learning capability has been evaluated (Zawacki-Richter et al., 2019). </w:t>
+        <w:lastRenderedPageBreak/>
+        <w:t>for underserved languages a matter not only of technical interest but also of social and policy relevance.</w:t>
       </w:r>
     </w:p>
     <w:p>
@@ -6457,7 +6332,7 @@
           <w:sz w:val="28"/>
           <w:szCs w:val="28"/>
         </w:rPr>
-        <w:t>To better assess learning outcome, standardized testing has been expanded to include not only final exams, but also heavy imported assignments. Thus, students are now tested on their learning once, at the end of the course materials, as opposed to being evaluated through tests, assignments, class discussions, videos, web quests, lectures,</w:t>
+        <w:t xml:space="preserve">A modern TTS system consists of two main components: a linguistic front-end and an acoustic </w:t>
       </w:r>
       <w:r>
         <w:rPr>
@@ -6465,7 +6340,7 @@
           <w:sz w:val="28"/>
           <w:szCs w:val="28"/>
         </w:rPr>
-        <w:t xml:space="preserve"> </w:t>
+        <w:t>back end</w:t>
       </w:r>
       <w:r>
         <w:rPr>
@@ -6473,7 +6348,7 @@
           <w:sz w:val="28"/>
           <w:szCs w:val="28"/>
         </w:rPr>
-        <w:t xml:space="preserve">maps, note taking, work sheets, and other techniques. This approach has added complexity to the educational environment. </w:t>
+        <w:t xml:space="preserve">. The linguistic front-end processes raw input text through a series of stages. Text normalization converts non-standard words such as numerals, abbreviations, dates, currency symbols, and acronyms into their fully expanded, pronounceable forms. For example, "15.06.2024" must be rendered as the equivalent of "the fifteenth of June, two thousand and twenty-four" in the target language. Grapheme-to-phoneme (G2P) conversion then maps orthographic characters to their phonemic representations, handling context-sensitive pronunciation rules and exceptions. Agglutinative languages such as Azerbaijani present </w:t>
       </w:r>
       <w:r>
         <w:rPr>
@@ -6481,7 +6356,7 @@
           <w:sz w:val="28"/>
           <w:szCs w:val="28"/>
         </w:rPr>
-        <w:t xml:space="preserve"> </w:t>
+        <w:t>challenges</w:t>
       </w:r>
       <w:r>
         <w:rPr>
@@ -6489,52 +6364,7 @@
           <w:sz w:val="28"/>
           <w:szCs w:val="28"/>
         </w:rPr>
-        <w:t xml:space="preserve">In addition to K-12 curricula and High Stakes testing, ongoing assessment of student performance over time is also commonly standardized. </w:t>
-      </w:r>
-      <w:proofErr w:type="gramStart"/>
-      <w:r>
-        <w:rPr>
-          <w:rFonts w:ascii="Times New Roman" w:hAnsi="Times New Roman" w:cs="Times New Roman"/>
-          <w:sz w:val="28"/>
-          <w:szCs w:val="28"/>
-        </w:rPr>
-        <w:t>In order to</w:t>
-      </w:r>
-      <w:proofErr w:type="gramEnd"/>
-      <w:r>
-        <w:rPr>
-          <w:rFonts w:ascii="Times New Roman" w:hAnsi="Times New Roman" w:cs="Times New Roman"/>
-          <w:sz w:val="28"/>
-          <w:szCs w:val="28"/>
-        </w:rPr>
-        <w:t xml:space="preserve"> determine student progress throughout their academic careers, all students are expected to be assessed based on the same criteria at various points. This type of assessment is typically conducted in the form of a written test, commonly a multiple-choice examination. Standardized educational assessments are used in many educational settings, and multiple-choice tests </w:t>
-      </w:r>
-      <w:proofErr w:type="gramStart"/>
-      <w:r>
-        <w:rPr>
-          <w:rFonts w:ascii="Times New Roman" w:hAnsi="Times New Roman" w:cs="Times New Roman"/>
-          <w:sz w:val="28"/>
-          <w:szCs w:val="28"/>
-        </w:rPr>
-        <w:t xml:space="preserve">in </w:t>
-      </w:r>
-      <w:r>
-        <w:rPr>
-          <w:rFonts w:ascii="Times New Roman" w:hAnsi="Times New Roman" w:cs="Times New Roman"/>
-          <w:sz w:val="28"/>
-          <w:szCs w:val="28"/>
-        </w:rPr>
-        <w:lastRenderedPageBreak/>
-        <w:t>particular have</w:t>
-      </w:r>
-      <w:proofErr w:type="gramEnd"/>
-      <w:r>
-        <w:rPr>
-          <w:rFonts w:ascii="Times New Roman" w:hAnsi="Times New Roman" w:cs="Times New Roman"/>
-          <w:sz w:val="28"/>
-          <w:szCs w:val="28"/>
-        </w:rPr>
-        <w:t xml:space="preserve"> been a mainstay of many educational evaluation methods for some time. However, such old methods for assessing students have certain limitations, chief among them being that they do not test higher skills such as critical thinking or problem-solving ability, while at the same time attempting to measure student performance with such skills (Zawacki-Richter et al., 2019). For example, under the new grading system, students will receive individual final exams at the end of their school year that are specifically tailored to what they have learned in each class. </w:t>
+        <w:t xml:space="preserve"> at this stage, since a single word may consist of a root and multiple suffixes, each potentially affecting pronunciation. Stress assignment and prosody prediction generate the suprasegmental properties of speech: lexical stress, phrase-level pitch accents, intonation contours, phone durations, and pause locations. These prosodic features are essential for natural-sounding output and are among the most difficult to model correctly.</w:t>
       </w:r>
     </w:p>
     <w:p>
@@ -6554,43 +6384,55 @@
           <w:sz w:val="28"/>
           <w:szCs w:val="28"/>
         </w:rPr>
-        <w:t xml:space="preserve">The old grading system did not build on the students’ progress. </w:t>
-      </w:r>
-      <w:proofErr w:type="gramStart"/>
+        <w:t xml:space="preserve">The acoustic </w:t>
+      </w:r>
       <w:r>
         <w:rPr>
           <w:rFonts w:ascii="Times New Roman" w:hAnsi="Times New Roman" w:cs="Times New Roman"/>
           <w:sz w:val="28"/>
           <w:szCs w:val="28"/>
         </w:rPr>
-        <w:t>In order to</w:t>
-      </w:r>
-      <w:proofErr w:type="gramEnd"/>
+        <w:t>back end</w:t>
+      </w:r>
       <w:r>
         <w:rPr>
           <w:rFonts w:ascii="Times New Roman" w:hAnsi="Times New Roman" w:cs="Times New Roman"/>
           <w:sz w:val="28"/>
           <w:szCs w:val="28"/>
         </w:rPr>
-        <w:t xml:space="preserve"> fulfill the deficiencies that exist in the assessment process in the educational system, formative assessment methods have been developed as alternatives to the more classical methods of educational assessment (Ferguson, 2012). Students are provided with continuous monitoring of their progress, quizzes, weekly checkups on their progress, assignments and feedback sessions </w:t>
-      </w:r>
-      <w:proofErr w:type="gramStart"/>
+        <w:t xml:space="preserve"> converts the phonemic and prosodic representation produced by the front-end into audible speech. In rule-based and early concatenative systems this involves a formant synthesizer or a unit-selection engine that stitches together pre-recorded phoneme segments. In neural systems, an acoustic model generates a mel-</w:t>
+      </w:r>
       <w:r>
         <w:rPr>
           <w:rFonts w:ascii="Times New Roman" w:hAnsi="Times New Roman" w:cs="Times New Roman"/>
           <w:sz w:val="28"/>
           <w:szCs w:val="28"/>
         </w:rPr>
-        <w:t>in order to</w:t>
-      </w:r>
-      <w:proofErr w:type="gramEnd"/>
+        <w:t>spectrogram,</w:t>
+      </w:r>
       <w:r>
         <w:rPr>
           <w:rFonts w:ascii="Times New Roman" w:hAnsi="Times New Roman" w:cs="Times New Roman"/>
           <w:sz w:val="28"/>
           <w:szCs w:val="28"/>
         </w:rPr>
-        <w:t xml:space="preserve"> support learning and make corrections to the course of a student's educational milestones before they are final. Assessment is continuous and students are allowed to make corrections over time, unlike in traditional settings where the focus is on end of course exams to measure student learning. </w:t>
+        <w:t xml:space="preserve"> and a neural vocoder converts it to a high-fidelity audio waveform. The </w:t>
+      </w:r>
+      <w:r>
+        <w:rPr>
+          <w:rFonts w:ascii="Times New Roman" w:hAnsi="Times New Roman" w:cs="Times New Roman"/>
+          <w:sz w:val="28"/>
+          <w:szCs w:val="28"/>
+        </w:rPr>
+        <w:t>back end</w:t>
+      </w:r>
+      <w:r>
+        <w:rPr>
+          <w:rFonts w:ascii="Times New Roman" w:hAnsi="Times New Roman" w:cs="Times New Roman"/>
+          <w:sz w:val="28"/>
+          <w:szCs w:val="28"/>
+        </w:rPr>
+        <w:t xml:space="preserve"> is the single largest determinant of a system's naturalness ceiling: improvements to the linguistic front-end cannot fully compensate for limitations in the acoustic model.</w:t>
       </w:r>
     </w:p>
     <w:p>
@@ -6610,25 +6452,32 @@
           <w:sz w:val="28"/>
           <w:szCs w:val="28"/>
         </w:rPr>
-        <w:t xml:space="preserve">With the integration of new technology, digital transformation began. This transformation played a major role in educational assessment </w:t>
-      </w:r>
-      <w:proofErr w:type="gramStart"/>
+        <w:t xml:space="preserve">TTS system quality is measured along two primary dimensions. Mean Opinion Score (MOS) involves human listeners rating naturalness on a five-point ITU-T P.800 scale from 1 (bad) to 5 (excellent), reported as a mean with confidence intervals. Word Error Rate (WER) measures intelligibility through transcription </w:t>
+      </w:r>
       <w:r>
         <w:rPr>
           <w:rFonts w:ascii="Times New Roman" w:hAnsi="Times New Roman" w:cs="Times New Roman"/>
           <w:sz w:val="28"/>
           <w:szCs w:val="28"/>
         </w:rPr>
-        <w:t>and also</w:t>
-      </w:r>
-      <w:proofErr w:type="gramEnd"/>
+        <w:lastRenderedPageBreak/>
+        <w:t xml:space="preserve">accuracy, computed as WER = (S + D + I) / N, where S represents substitutions, D deletions, I insertions, and N the total reference words. A third metric increasingly used in recent work is Phoneme Error Rate (PER), which measures pronunciation accuracy at the phoneme level and is especially useful for evaluating front-end G2P quality independently of the acoustic </w:t>
+      </w:r>
       <w:r>
         <w:rPr>
           <w:rFonts w:ascii="Times New Roman" w:hAnsi="Times New Roman" w:cs="Times New Roman"/>
           <w:sz w:val="28"/>
           <w:szCs w:val="28"/>
         </w:rPr>
-        <w:t xml:space="preserve"> led to changes. The learning system of students changed, and innovations were implemented. This innovation and leapfrog process in the education system brought many innovations and accelerated the learning process of students. </w:t>
+        <w:t>back end</w:t>
+      </w:r>
+      <w:r>
+        <w:rPr>
+          <w:rFonts w:ascii="Times New Roman" w:hAnsi="Times New Roman" w:cs="Times New Roman"/>
+          <w:sz w:val="28"/>
+          <w:szCs w:val="28"/>
+        </w:rPr>
+        <w:t>.</w:t>
       </w:r>
     </w:p>
     <w:p>
@@ -6642,174 +6491,562 @@
           <w:szCs w:val="28"/>
         </w:rPr>
       </w:pPr>
-      <w:r>
-        <w:rPr>
-          <w:rFonts w:ascii="Times New Roman" w:hAnsi="Times New Roman" w:cs="Times New Roman"/>
-          <w:sz w:val="28"/>
-          <w:szCs w:val="28"/>
-        </w:rPr>
-        <w:t xml:space="preserve">First, computer-based assessment tests were activated for students, and therefore a more interactive, systematic assessment value emerged (Holmes et al., 2019). Online tests, ready-made feedback systems and many other supporting factors created changes in assessment materials. Also, the transition to this assessment system played a major role in increasing the technological knowledge and adaptation of students. The integration of artificial intelligence technology was a clear example of the transition to digital assessment education. Artificial </w:t>
-      </w:r>
-      <w:r>
-        <w:rPr>
-          <w:rFonts w:ascii="Times New Roman" w:hAnsi="Times New Roman" w:cs="Times New Roman"/>
-          <w:sz w:val="28"/>
-          <w:szCs w:val="28"/>
-        </w:rPr>
-        <w:lastRenderedPageBreak/>
-        <w:t xml:space="preserve">intelligence means that computer systems perform a specific task that requires human-like intelligence to perform those tasks. That is, it requires skills such as proper planning and decision-making to complete any task. In the field of assessment of tasks in education, the roles of artificial intelligence can be to automate assessment processes, analyze student data, and provide personalized feedback (Ke &amp; Ng, 2019). </w:t>
-      </w:r>
-    </w:p>
-    <w:p>
-      <w:pPr>
-        <w:spacing w:line="360" w:lineRule="auto"/>
-        <w:ind w:left="2160"/>
-        <w:rPr>
-          <w:rFonts w:ascii="Times New Roman" w:hAnsi="Times New Roman" w:cs="Times New Roman"/>
+    </w:p>
+    <w:p>
+      <w:pPr>
+        <w:spacing w:after="0" w:line="360" w:lineRule="auto"/>
+        <w:ind w:firstLine="567"/>
+        <w:jc w:val="center"/>
+        <w:rPr>
+          <w:rFonts w:ascii="Times New Roman" w:eastAsia="MS Mincho" w:hAnsi="Times New Roman" w:cs="Times New Roman"/>
           <w:b/>
           <w:bCs/>
-          <w:sz w:val="28"/>
-          <w:szCs w:val="28"/>
-        </w:rPr>
-      </w:pPr>
-      <w:r>
-        <w:rPr>
-          <w:rFonts w:ascii="Times New Roman" w:hAnsi="Times New Roman" w:cs="Times New Roman"/>
+          <w:kern w:val="0"/>
+          <w:sz w:val="28"/>
+          <w:szCs w:val="28"/>
+          <w14:ligatures w14:val="none"/>
+        </w:rPr>
+      </w:pPr>
+      <w:bookmarkStart w:id="15" w:name="OLE_LINK73"/>
+      <w:r>
+        <w:rPr>
+          <w:rFonts w:ascii="Times New Roman" w:eastAsia="MS Mincho" w:hAnsi="Times New Roman" w:cs="Times New Roman"/>
           <w:b/>
           <w:bCs/>
-          <w:sz w:val="28"/>
-          <w:szCs w:val="28"/>
-        </w:rPr>
-        <w:t>Figure 1. Automated Grading System</w:t>
-      </w:r>
-    </w:p>
-    <w:p>
-      <w:pPr>
-        <w:spacing w:line="360" w:lineRule="auto"/>
-        <w:ind w:firstLine="720"/>
-        <w:jc w:val="both"/>
-        <w:rPr>
-          <w:rFonts w:ascii="Times New Roman" w:hAnsi="Times New Roman" w:cs="Times New Roman"/>
-          <w:sz w:val="28"/>
-          <w:szCs w:val="28"/>
-        </w:rPr>
-      </w:pPr>
-      <w:r>
-        <w:rPr>
-          <w:rFonts w:ascii="Times New Roman" w:hAnsi="Times New Roman" w:cs="Times New Roman"/>
-          <w:noProof/>
-          <w:sz w:val="28"/>
-          <w:szCs w:val="28"/>
-        </w:rPr>
-        <w:drawing>
-          <wp:inline distT="0" distB="0" distL="0" distR="0" wp14:anchorId="1F134C56" wp14:editId="3B2DCDCF">
-            <wp:extent cx="4884263" cy="3634740"/>
-            <wp:effectExtent l="0" t="0" r="0" b="3810"/>
-            <wp:docPr id="1840437016" name="Picture 1"/>
-            <wp:cNvGraphicFramePr>
-              <a:graphicFrameLocks xmlns:a="http://schemas.openxmlformats.org/drawingml/2006/main" noChangeAspect="1"/>
-            </wp:cNvGraphicFramePr>
-            <a:graphic xmlns:a="http://schemas.openxmlformats.org/drawingml/2006/main">
-              <a:graphicData uri="http://schemas.openxmlformats.org/drawingml/2006/picture">
-                <pic:pic xmlns:pic="http://schemas.openxmlformats.org/drawingml/2006/picture">
-                  <pic:nvPicPr>
-                    <pic:cNvPr id="1840437016" name=""/>
-                    <pic:cNvPicPr/>
-                  </pic:nvPicPr>
-                  <pic:blipFill>
-                    <a:blip r:embed="rId9"/>
-                    <a:stretch>
-                      <a:fillRect/>
-                    </a:stretch>
-                  </pic:blipFill>
-                  <pic:spPr>
-                    <a:xfrm>
-                      <a:off x="0" y="0"/>
-                      <a:ext cx="4889217" cy="3638427"/>
-                    </a:xfrm>
-                    <a:prstGeom prst="rect">
-                      <a:avLst/>
-                    </a:prstGeom>
-                  </pic:spPr>
-                </pic:pic>
-              </a:graphicData>
-            </a:graphic>
-          </wp:inline>
-        </w:drawing>
-      </w:r>
-    </w:p>
-    <w:p>
-      <w:pPr>
-        <w:spacing w:line="360" w:lineRule="auto"/>
-        <w:jc w:val="both"/>
-        <w:rPr>
-          <w:rFonts w:ascii="Times New Roman" w:hAnsi="Times New Roman" w:cs="Times New Roman"/>
-        </w:rPr>
-      </w:pPr>
-      <w:r>
-        <w:rPr>
-          <w:rFonts w:ascii="Times New Roman" w:hAnsi="Times New Roman" w:cs="Times New Roman"/>
+          <w:kern w:val="0"/>
+          <w:sz w:val="28"/>
+          <w:szCs w:val="28"/>
+          <w14:ligatures w14:val="none"/>
+        </w:rPr>
+        <w:t xml:space="preserve">Table 1: </w:t>
+      </w:r>
+      <w:r>
+        <w:rPr>
+          <w:rFonts w:ascii="Times New Roman" w:eastAsia="MS Mincho" w:hAnsi="Times New Roman" w:cs="Times New Roman"/>
           <w:b/>
           <w:bCs/>
-        </w:rPr>
-        <w:t>Source</w:t>
-      </w:r>
-      <w:r>
-        <w:rPr>
-          <w:rFonts w:ascii="Times New Roman" w:hAnsi="Times New Roman" w:cs="Times New Roman"/>
-        </w:rPr>
-        <w:t>:</w:t>
-      </w:r>
-      <w:r>
+          <w:kern w:val="0"/>
+          <w:sz w:val="28"/>
+          <w:szCs w:val="28"/>
+          <w14:ligatures w14:val="none"/>
+        </w:rPr>
+        <w:t>MOS Evaluation Scale (ITU-T P.800)</w:t>
+      </w:r>
+      <w:bookmarkEnd w:id="15"/>
+    </w:p>
+    <w:tbl>
+      <w:tblPr>
+        <w:tblStyle w:val="TableGrid"/>
+        <w:tblW w:w="0" w:type="auto"/>
+        <w:tblLook w:val="04A0" w:firstRow="1" w:lastRow="0" w:firstColumn="1" w:lastColumn="0" w:noHBand="0" w:noVBand="1"/>
+      </w:tblPr>
+      <w:tblGrid>
+        <w:gridCol w:w="3276"/>
+        <w:gridCol w:w="3418"/>
+        <w:gridCol w:w="2650"/>
+      </w:tblGrid>
+      <w:tr>
+        <w:tc>
+          <w:tcPr>
+            <w:tcW w:w="3276" w:type="dxa"/>
+            <w:shd w:val="clear" w:color="auto" w:fill="BFBFBF" w:themeFill="background1" w:themeFillShade="BF"/>
+          </w:tcPr>
+          <w:p>
+            <w:pPr>
+              <w:spacing w:line="360" w:lineRule="auto"/>
+              <w:jc w:val="center"/>
+              <w:rPr>
+                <w:rFonts w:ascii="Times New Roman" w:hAnsi="Times New Roman" w:cs="Times New Roman"/>
+                <w:sz w:val="28"/>
+                <w:szCs w:val="28"/>
+              </w:rPr>
+            </w:pPr>
+            <w:r>
+              <w:rPr>
+                <w:rFonts w:ascii="Times New Roman" w:hAnsi="Times New Roman" w:cs="Times New Roman"/>
+                <w:b/>
+                <w:bCs/>
+                <w:sz w:val="28"/>
+                <w:szCs w:val="28"/>
+              </w:rPr>
+              <w:t>Score</w:t>
+            </w:r>
+          </w:p>
+        </w:tc>
+        <w:tc>
+          <w:tcPr>
+            <w:tcW w:w="3418" w:type="dxa"/>
+            <w:shd w:val="clear" w:color="auto" w:fill="BFBFBF" w:themeFill="background1" w:themeFillShade="BF"/>
+          </w:tcPr>
+          <w:p>
+            <w:pPr>
+              <w:spacing w:line="360" w:lineRule="auto"/>
+              <w:jc w:val="center"/>
+              <w:rPr>
+                <w:rFonts w:ascii="Times New Roman" w:hAnsi="Times New Roman" w:cs="Times New Roman"/>
+                <w:sz w:val="28"/>
+                <w:szCs w:val="28"/>
+              </w:rPr>
+            </w:pPr>
+            <w:r>
+              <w:rPr>
+                <w:rFonts w:ascii="Times New Roman" w:hAnsi="Times New Roman" w:cs="Times New Roman"/>
+                <w:b/>
+                <w:bCs/>
+                <w:sz w:val="28"/>
+                <w:szCs w:val="28"/>
+              </w:rPr>
+              <w:t>Label</w:t>
+            </w:r>
+          </w:p>
+        </w:tc>
+        <w:tc>
+          <w:tcPr>
+            <w:tcW w:w="2650" w:type="dxa"/>
+            <w:shd w:val="clear" w:color="auto" w:fill="BFBFBF" w:themeFill="background1" w:themeFillShade="BF"/>
+          </w:tcPr>
+          <w:p>
+            <w:pPr>
+              <w:spacing w:line="360" w:lineRule="auto"/>
+              <w:jc w:val="center"/>
+              <w:rPr>
+                <w:rFonts w:ascii="Times New Roman" w:hAnsi="Times New Roman" w:cs="Times New Roman"/>
+                <w:b/>
+                <w:bCs/>
+                <w:sz w:val="28"/>
+                <w:szCs w:val="28"/>
+              </w:rPr>
+            </w:pPr>
+            <w:r>
+              <w:rPr>
+                <w:rFonts w:ascii="Times New Roman" w:hAnsi="Times New Roman" w:cs="Times New Roman"/>
+                <w:b/>
+                <w:bCs/>
+                <w:sz w:val="28"/>
+                <w:szCs w:val="28"/>
+              </w:rPr>
+              <w:t>Description</w:t>
+            </w:r>
+          </w:p>
+        </w:tc>
+      </w:tr>
+      <w:tr>
+        <w:tc>
+          <w:tcPr>
+            <w:tcW w:w="3276" w:type="dxa"/>
+          </w:tcPr>
+          <w:p>
+            <w:pPr>
+              <w:spacing w:line="360" w:lineRule="auto"/>
+              <w:jc w:val="center"/>
+              <w:rPr>
+                <w:rFonts w:ascii="Times New Roman" w:hAnsi="Times New Roman" w:cs="Times New Roman"/>
+                <w:sz w:val="28"/>
+                <w:szCs w:val="28"/>
+              </w:rPr>
+            </w:pPr>
+            <w:r>
+              <w:rPr>
+                <w:rFonts w:ascii="Times New Roman" w:hAnsi="Times New Roman" w:cs="Times New Roman"/>
+                <w:sz w:val="28"/>
+                <w:szCs w:val="28"/>
+              </w:rPr>
+              <w:t>5</w:t>
+            </w:r>
+          </w:p>
+        </w:tc>
+        <w:tc>
+          <w:tcPr>
+            <w:tcW w:w="3418" w:type="dxa"/>
+          </w:tcPr>
+          <w:p>
+            <w:pPr>
+              <w:spacing w:line="360" w:lineRule="auto"/>
+              <w:jc w:val="center"/>
+              <w:rPr>
+                <w:rFonts w:ascii="Times New Roman" w:hAnsi="Times New Roman" w:cs="Times New Roman"/>
+                <w:sz w:val="28"/>
+                <w:szCs w:val="28"/>
+              </w:rPr>
+            </w:pPr>
+            <w:r>
+              <w:rPr>
+                <w:rFonts w:ascii="Times New Roman" w:hAnsi="Times New Roman" w:cs="Times New Roman"/>
+                <w:sz w:val="28"/>
+                <w:szCs w:val="28"/>
+              </w:rPr>
+              <w:t>Excellent</w:t>
+            </w:r>
+          </w:p>
+        </w:tc>
+        <w:tc>
+          <w:tcPr>
+            <w:tcW w:w="2650" w:type="dxa"/>
+          </w:tcPr>
+          <w:p>
+            <w:pPr>
+              <w:spacing w:line="360" w:lineRule="auto"/>
+              <w:jc w:val="center"/>
+              <w:rPr>
+                <w:rFonts w:ascii="Times New Roman" w:hAnsi="Times New Roman" w:cs="Times New Roman"/>
+                <w:sz w:val="28"/>
+                <w:szCs w:val="28"/>
+              </w:rPr>
+            </w:pPr>
+            <w:r>
+              <w:rPr>
+                <w:rFonts w:ascii="Times New Roman" w:hAnsi="Times New Roman" w:cs="Times New Roman"/>
+                <w:sz w:val="28"/>
+                <w:szCs w:val="28"/>
+              </w:rPr>
+              <w:t>Completely natural, no synthetic quality</w:t>
+            </w:r>
+          </w:p>
+        </w:tc>
+      </w:tr>
+      <w:tr>
+        <w:tc>
+          <w:tcPr>
+            <w:tcW w:w="3276" w:type="dxa"/>
+          </w:tcPr>
+          <w:p>
+            <w:pPr>
+              <w:spacing w:line="360" w:lineRule="auto"/>
+              <w:jc w:val="center"/>
+              <w:rPr>
+                <w:rFonts w:ascii="Times New Roman" w:hAnsi="Times New Roman" w:cs="Times New Roman"/>
+                <w:sz w:val="28"/>
+                <w:szCs w:val="28"/>
+              </w:rPr>
+            </w:pPr>
+            <w:r>
+              <w:rPr>
+                <w:rFonts w:ascii="Times New Roman" w:hAnsi="Times New Roman" w:cs="Times New Roman"/>
+                <w:sz w:val="28"/>
+                <w:szCs w:val="28"/>
+              </w:rPr>
+              <w:t>4</w:t>
+            </w:r>
+          </w:p>
+        </w:tc>
+        <w:tc>
+          <w:tcPr>
+            <w:tcW w:w="3418" w:type="dxa"/>
+          </w:tcPr>
+          <w:p>
+            <w:pPr>
+              <w:spacing w:line="360" w:lineRule="auto"/>
+              <w:jc w:val="center"/>
+              <w:rPr>
+                <w:rFonts w:ascii="Times New Roman" w:hAnsi="Times New Roman" w:cs="Times New Roman"/>
+                <w:sz w:val="28"/>
+                <w:szCs w:val="28"/>
+              </w:rPr>
+            </w:pPr>
+            <w:r>
+              <w:rPr>
+                <w:rFonts w:ascii="Times New Roman" w:hAnsi="Times New Roman" w:cs="Times New Roman"/>
+                <w:sz w:val="28"/>
+                <w:szCs w:val="28"/>
+              </w:rPr>
+              <w:t>Good</w:t>
+            </w:r>
+          </w:p>
+        </w:tc>
+        <w:tc>
+          <w:tcPr>
+            <w:tcW w:w="2650" w:type="dxa"/>
+          </w:tcPr>
+          <w:p>
+            <w:pPr>
+              <w:spacing w:line="360" w:lineRule="auto"/>
+              <w:jc w:val="center"/>
+              <w:rPr>
+                <w:rFonts w:ascii="Times New Roman" w:hAnsi="Times New Roman" w:cs="Times New Roman"/>
+                <w:sz w:val="28"/>
+                <w:szCs w:val="28"/>
+              </w:rPr>
+            </w:pPr>
+            <w:r>
+              <w:rPr>
+                <w:rFonts w:ascii="Times New Roman" w:hAnsi="Times New Roman" w:cs="Times New Roman"/>
+                <w:sz w:val="28"/>
+                <w:szCs w:val="28"/>
+              </w:rPr>
+              <w:t>Mostly natural, minor synthetic quality</w:t>
+            </w:r>
+          </w:p>
+        </w:tc>
+      </w:tr>
+      <w:tr>
+        <w:tc>
+          <w:tcPr>
+            <w:tcW w:w="3276" w:type="dxa"/>
+          </w:tcPr>
+          <w:p>
+            <w:pPr>
+              <w:spacing w:line="360" w:lineRule="auto"/>
+              <w:jc w:val="center"/>
+              <w:rPr>
+                <w:rFonts w:ascii="Times New Roman" w:hAnsi="Times New Roman" w:cs="Times New Roman"/>
+                <w:sz w:val="28"/>
+                <w:szCs w:val="28"/>
+              </w:rPr>
+            </w:pPr>
+            <w:r>
+              <w:rPr>
+                <w:rFonts w:ascii="Times New Roman" w:hAnsi="Times New Roman" w:cs="Times New Roman"/>
+                <w:sz w:val="28"/>
+                <w:szCs w:val="28"/>
+              </w:rPr>
+              <w:t>3</w:t>
+            </w:r>
+          </w:p>
+        </w:tc>
+        <w:tc>
+          <w:tcPr>
+            <w:tcW w:w="3418" w:type="dxa"/>
+          </w:tcPr>
+          <w:p>
+            <w:pPr>
+              <w:spacing w:line="360" w:lineRule="auto"/>
+              <w:jc w:val="center"/>
+              <w:rPr>
+                <w:rFonts w:ascii="Times New Roman" w:hAnsi="Times New Roman" w:cs="Times New Roman"/>
+                <w:sz w:val="28"/>
+                <w:szCs w:val="28"/>
+              </w:rPr>
+            </w:pPr>
+            <w:r>
+              <w:rPr>
+                <w:rFonts w:ascii="Times New Roman" w:hAnsi="Times New Roman" w:cs="Times New Roman"/>
+                <w:sz w:val="28"/>
+                <w:szCs w:val="28"/>
+              </w:rPr>
+              <w:t>Fair</w:t>
+            </w:r>
+          </w:p>
+        </w:tc>
+        <w:tc>
+          <w:tcPr>
+            <w:tcW w:w="2650" w:type="dxa"/>
+          </w:tcPr>
+          <w:p>
+            <w:pPr>
+              <w:spacing w:line="360" w:lineRule="auto"/>
+              <w:jc w:val="center"/>
+              <w:rPr>
+                <w:rFonts w:ascii="Times New Roman" w:hAnsi="Times New Roman" w:cs="Times New Roman"/>
+                <w:sz w:val="28"/>
+                <w:szCs w:val="28"/>
+              </w:rPr>
+            </w:pPr>
+            <w:r>
+              <w:rPr>
+                <w:rFonts w:ascii="Times New Roman" w:hAnsi="Times New Roman" w:cs="Times New Roman"/>
+                <w:sz w:val="28"/>
+                <w:szCs w:val="28"/>
+              </w:rPr>
+              <w:t>Noticeable synthetic quality, fully intelligible</w:t>
+            </w:r>
+          </w:p>
+        </w:tc>
+      </w:tr>
+      <w:tr>
+        <w:tc>
+          <w:tcPr>
+            <w:tcW w:w="3276" w:type="dxa"/>
+          </w:tcPr>
+          <w:p>
+            <w:pPr>
+              <w:spacing w:line="360" w:lineRule="auto"/>
+              <w:jc w:val="center"/>
+              <w:rPr>
+                <w:rFonts w:ascii="Times New Roman" w:hAnsi="Times New Roman" w:cs="Times New Roman"/>
+                <w:sz w:val="28"/>
+                <w:szCs w:val="28"/>
+              </w:rPr>
+            </w:pPr>
+            <w:r>
+              <w:rPr>
+                <w:rFonts w:ascii="Times New Roman" w:hAnsi="Times New Roman" w:cs="Times New Roman"/>
+                <w:sz w:val="28"/>
+                <w:szCs w:val="28"/>
+              </w:rPr>
+              <w:t>2</w:t>
+            </w:r>
+          </w:p>
+        </w:tc>
+        <w:tc>
+          <w:tcPr>
+            <w:tcW w:w="3418" w:type="dxa"/>
+          </w:tcPr>
+          <w:p>
+            <w:pPr>
+              <w:spacing w:line="360" w:lineRule="auto"/>
+              <w:jc w:val="center"/>
+              <w:rPr>
+                <w:rFonts w:ascii="Times New Roman" w:hAnsi="Times New Roman" w:cs="Times New Roman"/>
+                <w:sz w:val="28"/>
+                <w:szCs w:val="28"/>
+              </w:rPr>
+            </w:pPr>
+            <w:r>
+              <w:rPr>
+                <w:rFonts w:ascii="Times New Roman" w:hAnsi="Times New Roman" w:cs="Times New Roman"/>
+                <w:sz w:val="28"/>
+                <w:szCs w:val="28"/>
+              </w:rPr>
+              <w:t>Poor</w:t>
+            </w:r>
+          </w:p>
+        </w:tc>
+        <w:tc>
+          <w:tcPr>
+            <w:tcW w:w="2650" w:type="dxa"/>
+          </w:tcPr>
+          <w:p>
+            <w:pPr>
+              <w:spacing w:line="360" w:lineRule="auto"/>
+              <w:jc w:val="center"/>
+              <w:rPr>
+                <w:rFonts w:ascii="Times New Roman" w:hAnsi="Times New Roman" w:cs="Times New Roman"/>
+                <w:sz w:val="28"/>
+                <w:szCs w:val="28"/>
+              </w:rPr>
+            </w:pPr>
+            <w:r>
+              <w:rPr>
+                <w:rFonts w:ascii="Times New Roman" w:hAnsi="Times New Roman" w:cs="Times New Roman"/>
+                <w:sz w:val="28"/>
+                <w:szCs w:val="28"/>
+              </w:rPr>
+              <w:t>Clearly synthetic, somewhat difficult to follow</w:t>
+            </w:r>
+          </w:p>
+        </w:tc>
+      </w:tr>
+      <w:tr>
+        <w:tc>
+          <w:tcPr>
+            <w:tcW w:w="3276" w:type="dxa"/>
+          </w:tcPr>
+          <w:p>
+            <w:pPr>
+              <w:spacing w:line="360" w:lineRule="auto"/>
+              <w:jc w:val="center"/>
+              <w:rPr>
+                <w:rFonts w:ascii="Times New Roman" w:hAnsi="Times New Roman" w:cs="Times New Roman"/>
+                <w:sz w:val="28"/>
+                <w:szCs w:val="28"/>
+              </w:rPr>
+            </w:pPr>
+            <w:r>
+              <w:rPr>
+                <w:rFonts w:ascii="Times New Roman" w:hAnsi="Times New Roman" w:cs="Times New Roman"/>
+                <w:sz w:val="28"/>
+                <w:szCs w:val="28"/>
+              </w:rPr>
+              <w:t>1</w:t>
+            </w:r>
+          </w:p>
+        </w:tc>
+        <w:tc>
+          <w:tcPr>
+            <w:tcW w:w="3418" w:type="dxa"/>
+          </w:tcPr>
+          <w:p>
+            <w:pPr>
+              <w:spacing w:line="360" w:lineRule="auto"/>
+              <w:jc w:val="center"/>
+              <w:rPr>
+                <w:rFonts w:ascii="Times New Roman" w:hAnsi="Times New Roman" w:cs="Times New Roman"/>
+                <w:sz w:val="28"/>
+                <w:szCs w:val="28"/>
+              </w:rPr>
+            </w:pPr>
+            <w:r>
+              <w:rPr>
+                <w:rFonts w:ascii="Times New Roman" w:hAnsi="Times New Roman" w:cs="Times New Roman"/>
+                <w:sz w:val="28"/>
+                <w:szCs w:val="28"/>
+              </w:rPr>
+              <w:t>Bad</w:t>
+            </w:r>
+          </w:p>
+        </w:tc>
+        <w:tc>
+          <w:tcPr>
+            <w:tcW w:w="2650" w:type="dxa"/>
+          </w:tcPr>
+          <w:p>
+            <w:pPr>
+              <w:spacing w:line="360" w:lineRule="auto"/>
+              <w:jc w:val="center"/>
+              <w:rPr>
+                <w:rFonts w:ascii="Times New Roman" w:hAnsi="Times New Roman" w:cs="Times New Roman"/>
+                <w:sz w:val="28"/>
+                <w:szCs w:val="28"/>
+              </w:rPr>
+            </w:pPr>
+            <w:r>
+              <w:rPr>
+                <w:rFonts w:ascii="Times New Roman" w:hAnsi="Times New Roman" w:cs="Times New Roman"/>
+                <w:sz w:val="28"/>
+                <w:szCs w:val="28"/>
+              </w:rPr>
+              <w:t>Completely unnatural, very difficult to follow</w:t>
+            </w:r>
+          </w:p>
+        </w:tc>
+      </w:tr>
+    </w:tbl>
+    <w:p>
+      <w:pPr>
+        <w:spacing w:after="0" w:line="360" w:lineRule="auto"/>
+        <w:ind w:firstLine="567"/>
+        <w:jc w:val="both"/>
+        <w:rPr>
+          <w:rFonts w:ascii="Times New Roman" w:eastAsia="MS Mincho" w:hAnsi="Times New Roman" w:cs="Times New Roman"/>
+          <w:kern w:val="0"/>
+          <w:sz w:val="28"/>
+          <w:szCs w:val="28"/>
+          <w14:ligatures w14:val="none"/>
+        </w:rPr>
+      </w:pPr>
+      <w:r>
+        <w:rPr>
+          <w:rFonts w:ascii="Times New Roman" w:eastAsia="MS Mincho" w:hAnsi="Times New Roman" w:cs="Times New Roman"/>
+          <w:b/>
+          <w:bCs/>
+          <w:kern w:val="0"/>
+          <w:sz w:val="28"/>
+          <w:szCs w:val="28"/>
+          <w14:ligatures w14:val="none"/>
+        </w:rPr>
+        <w:t>Source:</w:t>
+      </w:r>
+      <w:r>
+        <w:rPr>
+          <w:rFonts w:ascii="Times New Roman" w:eastAsia="MS Mincho" w:hAnsi="Times New Roman" w:cs="Times New Roman"/>
+          <w:kern w:val="0"/>
+          <w:sz w:val="28"/>
+          <w:szCs w:val="28"/>
+          <w14:ligatures w14:val="none"/>
+        </w:rPr>
         <w:t xml:space="preserve"> </w:t>
       </w:r>
-      <w:r>
-        <w:rPr>
-          <w:rFonts w:ascii="Times New Roman" w:hAnsi="Times New Roman" w:cs="Times New Roman"/>
-        </w:rPr>
-        <w:t xml:space="preserve">Abdulaziz Shehab, Mohamed Elhoseny, and Aboul Ella Hassanien, </w:t>
-      </w:r>
-      <w:r>
-        <w:rPr>
-          <w:rFonts w:ascii="Times New Roman" w:hAnsi="Times New Roman" w:cs="Times New Roman"/>
-          <w:i/>
-          <w:iCs/>
-        </w:rPr>
-        <w:t>“</w:t>
-      </w:r>
-      <w:r>
-        <w:rPr>
-          <w:rFonts w:ascii="Times New Roman" w:hAnsi="Times New Roman" w:cs="Times New Roman"/>
-        </w:rPr>
-        <w:t>A Hybrid Scheme for Automated Essay Grading Based on LVQ and NLP Techniques</w:t>
-      </w:r>
-      <w:r>
-        <w:rPr>
-          <w:rFonts w:ascii="Times New Roman" w:hAnsi="Times New Roman" w:cs="Times New Roman"/>
-          <w:i/>
-          <w:iCs/>
-        </w:rPr>
-        <w:t>”</w:t>
-      </w:r>
-      <w:r>
-        <w:rPr>
-          <w:rFonts w:ascii="Times New Roman" w:hAnsi="Times New Roman" w:cs="Times New Roman"/>
-        </w:rPr>
-        <w:t>,</w:t>
-      </w:r>
-      <w:r>
-        <w:rPr>
-          <w:rFonts w:ascii="Times New Roman" w:hAnsi="Times New Roman" w:cs="Times New Roman"/>
-        </w:rPr>
-        <w:t xml:space="preserve"> </w:t>
-      </w:r>
-      <w:hyperlink r:id="rId10" w:history="1">
+      <w:hyperlink r:id="rId9" w:history="1">
         <w:r>
           <w:rPr>
             <w:rStyle w:val="Hyperlink"/>
-            <w:rFonts w:ascii="Times New Roman" w:hAnsi="Times New Roman" w:cs="Times New Roman"/>
+            <w:rFonts w:ascii="Times New Roman" w:eastAsia="MS Mincho" w:hAnsi="Times New Roman" w:cs="Times New Roman"/>
+            <w:kern w:val="0"/>
+            <w:sz w:val="28"/>
+            <w:szCs w:val="28"/>
+            <w14:ligatures w14:val="none"/>
           </w:rPr>
-          <w:t>https://www.researchgate.net/publication/313805557_A_hybrid_scheme_for_Automated_Essay_Grading_based_on_LVQ_and_NLP_techniques</w:t>
+          <w:t>https://www.itu.int/rec/T-REC-P.800/en</w:t>
         </w:r>
       </w:hyperlink>
     </w:p>
@@ -6824,57 +7061,6 @@
           <w:szCs w:val="28"/>
         </w:rPr>
       </w:pPr>
-      <w:r>
-        <w:rPr>
-          <w:rFonts w:ascii="Times New Roman" w:hAnsi="Times New Roman" w:cs="Times New Roman"/>
-          <w:sz w:val="28"/>
-          <w:szCs w:val="28"/>
-        </w:rPr>
-        <w:t>One of the important roles of artificial intelligence in educational assessment is to automate assessment processes. With this system, the process is automated and makes work easier. Thus, an artificial intelligence-supported system evaluates open-ended questions, multiple choice questions, and other types of complex questions and answers</w:t>
-      </w:r>
-      <w:r>
-        <w:rPr>
-          <w:rFonts w:ascii="Times New Roman" w:hAnsi="Times New Roman" w:cs="Times New Roman"/>
-          <w:sz w:val="28"/>
-          <w:szCs w:val="28"/>
-        </w:rPr>
-        <w:t xml:space="preserve"> with high probability</w:t>
-      </w:r>
-      <w:r>
-        <w:rPr>
-          <w:rFonts w:ascii="Times New Roman" w:hAnsi="Times New Roman" w:cs="Times New Roman"/>
-          <w:sz w:val="28"/>
-          <w:szCs w:val="28"/>
-        </w:rPr>
-        <w:t xml:space="preserve"> (</w:t>
-      </w:r>
-      <w:proofErr w:type="spellStart"/>
-      <w:r>
-        <w:rPr>
-          <w:rFonts w:ascii="Times New Roman" w:hAnsi="Times New Roman" w:cs="Times New Roman"/>
-          <w:sz w:val="28"/>
-          <w:szCs w:val="28"/>
-        </w:rPr>
-        <w:t>Shermis</w:t>
-      </w:r>
-      <w:proofErr w:type="spellEnd"/>
-      <w:r>
-        <w:rPr>
-          <w:rFonts w:ascii="Times New Roman" w:hAnsi="Times New Roman" w:cs="Times New Roman"/>
-          <w:sz w:val="28"/>
-          <w:szCs w:val="28"/>
-        </w:rPr>
-        <w:t xml:space="preserve"> &amp; Burstein, 2013). Such approaches are possible with machine learning applications and algorithms. Machine learning has </w:t>
-      </w:r>
-      <w:r>
-        <w:rPr>
-          <w:rFonts w:ascii="Times New Roman" w:hAnsi="Times New Roman" w:cs="Times New Roman"/>
-          <w:sz w:val="28"/>
-          <w:szCs w:val="28"/>
-        </w:rPr>
-        <w:lastRenderedPageBreak/>
-        <w:t xml:space="preserve">features such as analyzing text and responding to those analyses, as well as providing feedback. For example, a student can take a quiz at any time and see the results immediately. With the help of artificial intelligence, he can get an explanation of those answers. </w:t>
-      </w:r>
     </w:p>
     <w:p>
       <w:pPr>
@@ -6893,7 +7079,52 @@
           <w:sz w:val="28"/>
           <w:szCs w:val="28"/>
         </w:rPr>
-        <w:t xml:space="preserve">In addition, adaptive learning skills are also developed with artificial intelligence-supported assessment. So, instead of students taking the same quiz or exam, questions are given according to the level of each student (Brusilovsky &amp; Millán, 2007). Because not even students are the same. For example, if one student is good at math, another student may not understand it well. However, the final task or assignment given in the end consists of questions of the same level. As a result, there is no possibility of proper distribution. With adaptive learning, each student will be evaluated by artificial intelligence according to their skills and appropriate questions will be given. The difficulty of the questions and assignments will increase according to the student's progress on the roadmap. If the student can answer the questions, the system will present more difficult questions, and thus the examiner will be able to both assess his level and develop his skills. </w:t>
+        <w:t xml:space="preserve">For reference, natural human speech consistently achieves MOS 4.4–4.7. Current neural TTS systems for major languages reach MOS 4.2–4.5, while rule-based systems typically achieve MOS 3.0–3.8 depending on the language and evaluator population (Kim et al., 2021; </w:t>
+      </w:r>
+      <w:proofErr w:type="spellStart"/>
+      <w:r>
+        <w:rPr>
+          <w:rFonts w:ascii="Times New Roman" w:hAnsi="Times New Roman" w:cs="Times New Roman"/>
+          <w:sz w:val="28"/>
+          <w:szCs w:val="28"/>
+        </w:rPr>
+        <w:t>Oyucu</w:t>
+      </w:r>
+      <w:proofErr w:type="spellEnd"/>
+      <w:r>
+        <w:rPr>
+          <w:rFonts w:ascii="Times New Roman" w:hAnsi="Times New Roman" w:cs="Times New Roman"/>
+          <w:sz w:val="28"/>
+          <w:szCs w:val="28"/>
+        </w:rPr>
+        <w:t xml:space="preserve">, 2023). The present Azerbaijani </w:t>
+      </w:r>
+      <w:r>
+        <w:rPr>
+          <w:rFonts w:ascii="Times New Roman" w:hAnsi="Times New Roman" w:cs="Times New Roman"/>
+          <w:sz w:val="28"/>
+          <w:szCs w:val="28"/>
+        </w:rPr>
+        <w:lastRenderedPageBreak/>
+        <w:t xml:space="preserve">system achieved MOS 3.2 against a baseline </w:t>
+      </w:r>
+      <w:proofErr w:type="spellStart"/>
+      <w:r>
+        <w:rPr>
+          <w:rFonts w:ascii="Times New Roman" w:hAnsi="Times New Roman" w:cs="Times New Roman"/>
+          <w:sz w:val="28"/>
+          <w:szCs w:val="28"/>
+        </w:rPr>
+        <w:t>espeak</w:t>
+      </w:r>
+      <w:proofErr w:type="spellEnd"/>
+      <w:r>
+        <w:rPr>
+          <w:rFonts w:ascii="Times New Roman" w:hAnsi="Times New Roman" w:cs="Times New Roman"/>
+          <w:sz w:val="28"/>
+          <w:szCs w:val="28"/>
+        </w:rPr>
+        <w:t>-ng score of 2.8, representing a statistically significant improvement of 0.4 MOS points, as reported in Chapter III.</w:t>
       </w:r>
     </w:p>
     <w:p>
@@ -6905,7 +7136,6 @@
           <w:rFonts w:ascii="Times New Roman" w:hAnsi="Times New Roman" w:cs="Times New Roman"/>
           <w:sz w:val="28"/>
           <w:szCs w:val="28"/>
-          <w:lang w:val="az-Latn-AZ"/>
         </w:rPr>
       </w:pPr>
       <w:r>
@@ -6914,79 +7144,307 @@
           <w:sz w:val="28"/>
           <w:szCs w:val="28"/>
         </w:rPr>
-        <w:t>Artificial intelligence also plays a key role in enabling continuous assessment. By analyzing data from a variety of sources, such as quizzes, assignments, and learning activities, AI systems can track student progress over time and identify patterns in learning behavior (Siemens &amp; Long, 2011). Learning analytics tools provide insights into student performance, engagement, and areas of difficulty, enabling teachers to make informed decisions and provide targeted support (Ferguson, 2012). This data-driven approach transforms assessment from a static event to a continuous process that supports learning and development.</w:t>
-      </w:r>
+        <w:t xml:space="preserve">Regarding the current state of Azerbaijani speech technology, the existing landscape is limited. A proprietary commercial TTS service exists but lacks published technical documentation. The IS2AI multilingual Turkic TTS system covers Azerbaijani among ten Turkic languages but is designed for a multilingual setting rather than a linguistically grounded Azerbaijani-specific architecture. A </w:t>
+      </w:r>
+      <w:proofErr w:type="spellStart"/>
       <w:r>
         <w:rPr>
           <w:rFonts w:ascii="Times New Roman" w:hAnsi="Times New Roman" w:cs="Times New Roman"/>
           <w:sz w:val="28"/>
           <w:szCs w:val="28"/>
         </w:rPr>
-        <w:t xml:space="preserve"> By implementing advanced AI integrations into assessment practices, the process of learning and development facilitates the job of students; likewise, assist instructors to understand the capacity of students to a specific task and requirements. Therefore, artificial intelligence </w:t>
+        <w:t>Tacotron</w:t>
+      </w:r>
+      <w:proofErr w:type="spellEnd"/>
+      <w:r>
+        <w:rPr>
+          <w:rFonts w:ascii="Times New Roman" w:hAnsi="Times New Roman" w:cs="Times New Roman"/>
+          <w:sz w:val="28"/>
+          <w:szCs w:val="28"/>
+        </w:rPr>
+        <w:t xml:space="preserve"> 2-based neural TTS research prototype was trained on approximately 19 hours of proprietary data without a published model or open-source release (Rustamov, 2020). No openly available, well-documented system with a transparent linguistic foundation and published rule base currently exists for Azerbaijani. Addressing this gap and producing a documented reference architecture for Azerbaijani speech synthesis is the principal motivation of this dissertation.</w:t>
+      </w:r>
+    </w:p>
+    <w:p>
+      <w:pPr>
+        <w:spacing w:line="360" w:lineRule="auto"/>
+        <w:ind w:firstLine="720"/>
+        <w:jc w:val="both"/>
+        <w:rPr>
+          <w:rFonts w:ascii="Times New Roman" w:hAnsi="Times New Roman" w:cs="Times New Roman"/>
+          <w:sz w:val="28"/>
+          <w:szCs w:val="28"/>
+        </w:rPr>
+      </w:pPr>
+    </w:p>
+    <w:p>
+      <w:pPr>
+        <w:spacing w:line="360" w:lineRule="auto"/>
+        <w:ind w:firstLine="720"/>
+        <w:jc w:val="center"/>
+        <w:rPr>
+          <w:rFonts w:ascii="Times New Roman" w:eastAsia="Times New Roman" w:hAnsi="Times New Roman" w:cs="Times New Roman"/>
+          <w:b/>
+          <w:kern w:val="0"/>
+          <w:sz w:val="28"/>
+          <w:szCs w:val="28"/>
+          <w:lang w:val="az-Latn-AZ"/>
+          <w14:ligatures w14:val="none"/>
+        </w:rPr>
+      </w:pPr>
+      <w:r>
+        <w:rPr>
+          <w:rFonts w:ascii="Times New Roman" w:eastAsia="Times New Roman" w:hAnsi="Times New Roman" w:cs="Times New Roman"/>
+          <w:b/>
+          <w:kern w:val="0"/>
+          <w:sz w:val="28"/>
+          <w:szCs w:val="28"/>
+          <w:lang w:val="az-Latn-AZ"/>
+          <w14:ligatures w14:val="none"/>
+        </w:rPr>
+        <w:t xml:space="preserve">1.2. </w:t>
+      </w:r>
+      <w:r>
+        <w:rPr>
+          <w:rFonts w:ascii="Times New Roman" w:eastAsia="Times New Roman" w:hAnsi="Times New Roman" w:cs="Times New Roman"/>
+          <w:b/>
+          <w:color w:val="000000"/>
+          <w:kern w:val="0"/>
+          <w:sz w:val="28"/>
+          <w:szCs w:val="28"/>
+          <w14:ligatures w14:val="none"/>
+        </w:rPr>
+        <w:t>Continuous evaluation in modern education systems: concepts and importance</w:t>
+      </w:r>
+      <w:bookmarkEnd w:id="14"/>
+    </w:p>
+    <w:p>
+      <w:pPr>
+        <w:spacing w:after="0" w:line="360" w:lineRule="auto"/>
+        <w:ind w:firstLine="567"/>
+        <w:jc w:val="both"/>
+        <w:rPr>
+          <w:rFonts w:ascii="Times New Roman" w:eastAsia="MS Mincho" w:hAnsi="Times New Roman" w:cs="Times New Roman"/>
+          <w:kern w:val="0"/>
+          <w:sz w:val="28"/>
+          <w:szCs w:val="28"/>
+          <w14:ligatures w14:val="none"/>
+        </w:rPr>
+      </w:pPr>
+      <w:r>
+        <w:rPr>
+          <w:rFonts w:ascii="Times New Roman" w:eastAsia="MS Mincho" w:hAnsi="Times New Roman" w:cs="Times New Roman"/>
+          <w:kern w:val="0"/>
+          <w:sz w:val="28"/>
+          <w:szCs w:val="28"/>
+          <w14:ligatures w14:val="none"/>
+        </w:rPr>
+        <w:t xml:space="preserve">There must be changes in modern education. The implementation of changes brings innovation to education. Innovation is the beginning of the future. With the implementation of innovation, the education sector automates many tasks and allows students, teachers and centers to carry out their work more correctly and efficiently (Luckin et al., 2016). One of these changes is continuous assessment. Although continuous assessment itself is not an innovation, it is of great importance in the system. </w:t>
+      </w:r>
+    </w:p>
+    <w:p>
+      <w:pPr>
+        <w:spacing w:after="0" w:line="360" w:lineRule="auto"/>
+        <w:ind w:firstLine="567"/>
+        <w:jc w:val="both"/>
+        <w:rPr>
+          <w:rFonts w:ascii="Times New Roman" w:eastAsia="MS Mincho" w:hAnsi="Times New Roman" w:cs="Times New Roman"/>
+          <w:kern w:val="0"/>
+          <w:sz w:val="28"/>
+          <w:szCs w:val="28"/>
+          <w14:ligatures w14:val="none"/>
+        </w:rPr>
+      </w:pPr>
+      <w:r>
+        <w:rPr>
+          <w:rFonts w:ascii="Times New Roman" w:eastAsia="MS Mincho" w:hAnsi="Times New Roman" w:cs="Times New Roman"/>
+          <w:kern w:val="0"/>
+          <w:sz w:val="28"/>
+          <w:szCs w:val="28"/>
+          <w14:ligatures w14:val="none"/>
+        </w:rPr>
+        <w:t xml:space="preserve">Continuous assessment is of great importance for students and is of great importance in their development and learning system (Kulik &amp; Fletcher, 2016). This system supports continuous development and teaches everyone to find their weak points and work on them continuously. Thus, continuous assessment is a system </w:t>
+      </w:r>
+      <w:r>
+        <w:rPr>
+          <w:rFonts w:ascii="Times New Roman" w:eastAsia="MS Mincho" w:hAnsi="Times New Roman" w:cs="Times New Roman"/>
+          <w:kern w:val="0"/>
+          <w:sz w:val="28"/>
+          <w:szCs w:val="28"/>
+          <w14:ligatures w14:val="none"/>
+        </w:rPr>
+        <w:lastRenderedPageBreak/>
+        <w:t xml:space="preserve">created for the continuous development of the individual. The continuous self-assessment system differs from traditional systems in many ways. </w:t>
+      </w:r>
+    </w:p>
+    <w:p>
+      <w:pPr>
+        <w:spacing w:after="0" w:line="360" w:lineRule="auto"/>
+        <w:ind w:firstLine="567"/>
+        <w:jc w:val="both"/>
+        <w:rPr>
+          <w:rFonts w:ascii="Times New Roman" w:eastAsia="MS Mincho" w:hAnsi="Times New Roman" w:cs="Times New Roman"/>
+          <w:kern w:val="0"/>
+          <w:sz w:val="28"/>
+          <w:szCs w:val="28"/>
+          <w14:ligatures w14:val="none"/>
+        </w:rPr>
+      </w:pPr>
+      <w:r>
+        <w:rPr>
+          <w:rFonts w:ascii="Times New Roman" w:eastAsia="MS Mincho" w:hAnsi="Times New Roman" w:cs="Times New Roman"/>
+          <w:kern w:val="0"/>
+          <w:sz w:val="28"/>
+          <w:szCs w:val="28"/>
+          <w14:ligatures w14:val="none"/>
+        </w:rPr>
+        <w:t xml:space="preserve">First, continuous assessment continuously understands how much a person understands the subject through quizzes, tasks, flashcards and sees weak points, but the traditional system is also not possible for these students and the individual himself does not know where his weak points are in the subject and to what extent he understands the subject (Hattie &amp; Timperley, 2007). Intuitively, it continues to the topic and this in turn creates problems. Thus, a sub-topic that the student knows poorly will lead to poor learning in others because the topics are interconnected. In addition, continuous assessment has a system that can be integrated with modern technologies. </w:t>
+      </w:r>
+    </w:p>
+    <w:p>
+      <w:pPr>
+        <w:spacing w:after="0" w:line="360" w:lineRule="auto"/>
+        <w:ind w:firstLine="567"/>
+        <w:jc w:val="both"/>
+        <w:rPr>
+          <w:rFonts w:ascii="Times New Roman" w:eastAsia="MS Mincho" w:hAnsi="Times New Roman" w:cs="Times New Roman"/>
+          <w:kern w:val="0"/>
+          <w:sz w:val="28"/>
+          <w:szCs w:val="28"/>
+          <w14:ligatures w14:val="none"/>
+        </w:rPr>
+      </w:pPr>
+      <w:r>
+        <w:rPr>
+          <w:rFonts w:ascii="Times New Roman" w:eastAsia="MS Mincho" w:hAnsi="Times New Roman" w:cs="Times New Roman"/>
+          <w:kern w:val="0"/>
+          <w:sz w:val="28"/>
+          <w:szCs w:val="28"/>
+          <w14:ligatures w14:val="none"/>
+        </w:rPr>
+        <w:t xml:space="preserve">Continuous assessment is closely related to modern technologies such as artificial intelligence, machine learning, NLP, data science and plays a major role in continuous learning and self-assessment with the equipment and technologies of these fields (Roll &amp; Wylie, 2016). For example, the information that the student uses in his self-assessment and can also correct those mistakes and provide him with additional development can be done through artificial intelligence technology. However, in the traditional method, this is completely different. In the traditional assessment system, integration with high and new technologies is almost impossible. In the old assessment, the work is checked manually and there are no improvements based on the results, that is, the person </w:t>
       </w:r>
       <w:proofErr w:type="gramStart"/>
       <w:r>
         <w:rPr>
-          <w:rFonts w:ascii="Times New Roman" w:hAnsi="Times New Roman" w:cs="Times New Roman"/>
-          <w:sz w:val="28"/>
-          <w:szCs w:val="28"/>
-        </w:rPr>
-        <w:t>shift</w:t>
+          <w:rFonts w:ascii="Times New Roman" w:eastAsia="MS Mincho" w:hAnsi="Times New Roman" w:cs="Times New Roman"/>
+          <w:kern w:val="0"/>
+          <w:sz w:val="28"/>
+          <w:szCs w:val="28"/>
+          <w14:ligatures w14:val="none"/>
+        </w:rPr>
+        <w:t>has to</w:t>
       </w:r>
       <w:proofErr w:type="gramEnd"/>
       <w:r>
         <w:rPr>
-          <w:rFonts w:ascii="Times New Roman" w:hAnsi="Times New Roman" w:cs="Times New Roman"/>
-          <w:sz w:val="28"/>
-          <w:szCs w:val="28"/>
-        </w:rPr>
-        <w:t xml:space="preserve"> the whole assessment process into more digital solutions.</w:t>
-      </w:r>
-    </w:p>
-    <w:p>
-      <w:pPr>
-        <w:keepNext/>
-        <w:keepLines/>
-        <w:spacing w:after="0" w:line="480" w:lineRule="auto"/>
-        <w:jc w:val="center"/>
-        <w:outlineLvl w:val="0"/>
-        <w:rPr>
-          <w:rFonts w:ascii="Times New Roman" w:eastAsia="Times New Roman" w:hAnsi="Times New Roman" w:cs="Times New Roman"/>
-          <w:b/>
-          <w:kern w:val="0"/>
-          <w:sz w:val="28"/>
-          <w:szCs w:val="28"/>
-          <w:lang w:val="az-Latn-AZ"/>
-          <w14:ligatures w14:val="none"/>
-        </w:rPr>
-      </w:pPr>
-      <w:bookmarkStart w:id="13" w:name="_Toc229653185"/>
-      <w:r>
-        <w:rPr>
-          <w:rFonts w:ascii="Times New Roman" w:eastAsia="Times New Roman" w:hAnsi="Times New Roman" w:cs="Times New Roman"/>
-          <w:b/>
-          <w:kern w:val="0"/>
-          <w:sz w:val="28"/>
-          <w:szCs w:val="28"/>
-          <w:lang w:val="az-Latn-AZ"/>
+          <w:rFonts w:ascii="Times New Roman" w:eastAsia="MS Mincho" w:hAnsi="Times New Roman" w:cs="Times New Roman"/>
+          <w:kern w:val="0"/>
+          <w:sz w:val="28"/>
+          <w:szCs w:val="28"/>
+          <w14:ligatures w14:val="none"/>
+        </w:rPr>
+        <w:t xml:space="preserve"> do his own assessment and research and find and develop in the areas where he is weak. This in turn leads to a waste of time, </w:t>
+      </w:r>
+      <w:proofErr w:type="gramStart"/>
+      <w:r>
+        <w:rPr>
+          <w:rFonts w:ascii="Times New Roman" w:eastAsia="MS Mincho" w:hAnsi="Times New Roman" w:cs="Times New Roman"/>
+          <w:kern w:val="0"/>
+          <w:sz w:val="28"/>
+          <w:szCs w:val="28"/>
+          <w14:ligatures w14:val="none"/>
+        </w:rPr>
+        <w:t>and also</w:t>
+      </w:r>
+      <w:proofErr w:type="gramEnd"/>
+      <w:r>
+        <w:rPr>
+          <w:rFonts w:ascii="Times New Roman" w:eastAsia="MS Mincho" w:hAnsi="Times New Roman" w:cs="Times New Roman"/>
+          <w:kern w:val="0"/>
+          <w:sz w:val="28"/>
+          <w:szCs w:val="28"/>
+          <w14:ligatures w14:val="none"/>
+        </w:rPr>
+        <w:t xml:space="preserve"> requires high discipline, motivation, and research ability. The differences between continuous learning and traditional learning do not end there, as one of the main points that distinguish these two assessments is that continuous assessment is </w:t>
+      </w:r>
+      <w:proofErr w:type="gramStart"/>
+      <w:r>
+        <w:rPr>
+          <w:rFonts w:ascii="Times New Roman" w:eastAsia="MS Mincho" w:hAnsi="Times New Roman" w:cs="Times New Roman"/>
+          <w:kern w:val="0"/>
+          <w:sz w:val="28"/>
+          <w:szCs w:val="28"/>
+          <w14:ligatures w14:val="none"/>
+        </w:rPr>
+        <w:t>taken into account</w:t>
+      </w:r>
+      <w:proofErr w:type="gramEnd"/>
+      <w:r>
+        <w:rPr>
+          <w:rFonts w:ascii="Times New Roman" w:eastAsia="MS Mincho" w:hAnsi="Times New Roman" w:cs="Times New Roman"/>
+          <w:kern w:val="0"/>
+          <w:sz w:val="28"/>
+          <w:szCs w:val="28"/>
+          <w14:ligatures w14:val="none"/>
+        </w:rPr>
+        <w:t xml:space="preserve"> to facilitate the work of all people in education. After students submit their work, they need to spend time discussing with the teacher to clarify weak points, learn answers and explanations for incorrect answers, </w:t>
+      </w:r>
+      <w:proofErr w:type="gramStart"/>
+      <w:r>
+        <w:rPr>
+          <w:rFonts w:ascii="Times New Roman" w:eastAsia="MS Mincho" w:hAnsi="Times New Roman" w:cs="Times New Roman"/>
+          <w:kern w:val="0"/>
+          <w:sz w:val="28"/>
+          <w:szCs w:val="28"/>
+          <w14:ligatures w14:val="none"/>
+        </w:rPr>
+        <w:t>and also</w:t>
+      </w:r>
+      <w:proofErr w:type="gramEnd"/>
+      <w:r>
+        <w:rPr>
+          <w:rFonts w:ascii="Times New Roman" w:eastAsia="MS Mincho" w:hAnsi="Times New Roman" w:cs="Times New Roman"/>
+          <w:kern w:val="0"/>
+          <w:sz w:val="28"/>
+          <w:szCs w:val="28"/>
+          <w14:ligatures w14:val="none"/>
+        </w:rPr>
+        <w:t xml:space="preserve"> learn references. This, in turn, means that the teacher </w:t>
+      </w:r>
+      <w:proofErr w:type="gramStart"/>
+      <w:r>
+        <w:rPr>
+          <w:rFonts w:ascii="Times New Roman" w:eastAsia="MS Mincho" w:hAnsi="Times New Roman" w:cs="Times New Roman"/>
+          <w:kern w:val="0"/>
+          <w:sz w:val="28"/>
+          <w:szCs w:val="28"/>
+          <w14:ligatures w14:val="none"/>
+        </w:rPr>
+        <w:t>has to</w:t>
+      </w:r>
+      <w:proofErr w:type="gramEnd"/>
+      <w:r>
+        <w:rPr>
+          <w:rFonts w:ascii="Times New Roman" w:eastAsia="MS Mincho" w:hAnsi="Times New Roman" w:cs="Times New Roman"/>
+          <w:kern w:val="0"/>
+          <w:sz w:val="28"/>
+          <w:szCs w:val="28"/>
+          <w14:ligatures w14:val="none"/>
+        </w:rPr>
+        <w:t xml:space="preserve"> spend time with </w:t>
+      </w:r>
+      <w:r>
+        <w:rPr>
+          <w:rFonts w:ascii="Times New Roman" w:eastAsia="MS Mincho" w:hAnsi="Times New Roman" w:cs="Times New Roman"/>
+          <w:kern w:val="0"/>
+          <w:sz w:val="28"/>
+          <w:szCs w:val="28"/>
           <w14:ligatures w14:val="none"/>
         </w:rPr>
         <w:lastRenderedPageBreak/>
-        <w:t xml:space="preserve">1.2. </w:t>
-      </w:r>
-      <w:r>
-        <w:rPr>
-          <w:rFonts w:ascii="Times New Roman" w:eastAsia="Times New Roman" w:hAnsi="Times New Roman" w:cs="Times New Roman"/>
-          <w:b/>
-          <w:color w:val="000000"/>
-          <w:kern w:val="0"/>
-          <w:sz w:val="28"/>
-          <w:szCs w:val="28"/>
-          <w14:ligatures w14:val="none"/>
-        </w:rPr>
-        <w:t>Continuous evaluation in modern education systems: concepts and importance</w:t>
-      </w:r>
-      <w:bookmarkEnd w:id="13"/>
+        <w:t xml:space="preserve">each student and a lot of time and energy is wasted. In traditional learning, this method was the only way and specifically creates difficulties for teachers. </w:t>
+      </w:r>
     </w:p>
     <w:p>
       <w:pPr>
@@ -7009,7 +7467,51 @@
           <w:szCs w:val="28"/>
           <w14:ligatures w14:val="none"/>
         </w:rPr>
-        <w:t xml:space="preserve">There must be changes in modern education. The implementation of changes brings innovation to education. Innovation is the beginning of the future. With the implementation of innovation, the education sector automates many tasks and allows students, teachers and centers to carry out their work more correctly and efficiently (Luckin et al., 2016). One of these changes is continuous assessment. Although continuous assessment itself is not an innovation, it is of great importance in the system. </w:t>
+        <w:t>However, in continuous assessment, the work of teachers has become much easier and automated through modern technologies (</w:t>
+      </w:r>
+      <w:proofErr w:type="spellStart"/>
+      <w:r>
+        <w:rPr>
+          <w:rFonts w:ascii="Times New Roman" w:eastAsia="MS Mincho" w:hAnsi="Times New Roman" w:cs="Times New Roman"/>
+          <w:kern w:val="0"/>
+          <w:sz w:val="28"/>
+          <w:szCs w:val="28"/>
+          <w14:ligatures w14:val="none"/>
+        </w:rPr>
+        <w:t>VanLehn</w:t>
+      </w:r>
+      <w:proofErr w:type="spellEnd"/>
+      <w:r>
+        <w:rPr>
+          <w:rFonts w:ascii="Times New Roman" w:eastAsia="MS Mincho" w:hAnsi="Times New Roman" w:cs="Times New Roman"/>
+          <w:kern w:val="0"/>
+          <w:sz w:val="28"/>
+          <w:szCs w:val="28"/>
+          <w14:ligatures w14:val="none"/>
+        </w:rPr>
+        <w:t xml:space="preserve">, 2011). This has allowed them to focus their work on more important topics. Thus, students can now learn the explanations of the errors that will occur in the questions through the system, learn the correct answers and explanations, and get references. As continuous assessment differs from the old approach in many ways, there are many supporters of the application of this approach in the field of education. The integration of this system into education not only makes work easier for </w:t>
+      </w:r>
+      <w:proofErr w:type="gramStart"/>
+      <w:r>
+        <w:rPr>
+          <w:rFonts w:ascii="Times New Roman" w:eastAsia="MS Mincho" w:hAnsi="Times New Roman" w:cs="Times New Roman"/>
+          <w:kern w:val="0"/>
+          <w:sz w:val="28"/>
+          <w:szCs w:val="28"/>
+          <w14:ligatures w14:val="none"/>
+        </w:rPr>
+        <w:t>people, but</w:t>
+      </w:r>
+      <w:proofErr w:type="gramEnd"/>
+      <w:r>
+        <w:rPr>
+          <w:rFonts w:ascii="Times New Roman" w:eastAsia="MS Mincho" w:hAnsi="Times New Roman" w:cs="Times New Roman"/>
+          <w:kern w:val="0"/>
+          <w:sz w:val="28"/>
+          <w:szCs w:val="28"/>
+          <w14:ligatures w14:val="none"/>
+        </w:rPr>
+        <w:t xml:space="preserve"> also allows them to work with the latest technologies emerging in the modern era, helping them stay active and access the latest information. Since one of the requirements of the modern era is innovation, development and innovation are necessary in the field of education, as in every field. We can mainly talk about the importance of assessment in education. Thus, proper assessment is very important for both students and for the proper implementation of work in the general education system (Boud &amp; Falchikov, 2007). </w:t>
       </w:r>
     </w:p>
     <w:p>
@@ -7025,15 +7527,87 @@
           <w14:ligatures w14:val="none"/>
         </w:rPr>
       </w:pPr>
-      <w:r>
-        <w:rPr>
-          <w:rFonts w:ascii="Times New Roman" w:eastAsia="MS Mincho" w:hAnsi="Times New Roman" w:cs="Times New Roman"/>
-          <w:kern w:val="0"/>
-          <w:sz w:val="28"/>
-          <w:szCs w:val="28"/>
-          <w14:ligatures w14:val="none"/>
-        </w:rPr>
-        <w:t xml:space="preserve">Continuous assessment is of great importance for students and is of great importance in their development and learning system (Kulik &amp; Fletcher, 2016). This system supports continuous development and teaches everyone to find their weak points and work on them continuously. Thus, continuous assessment is a system created for the continuous development of the individual. The continuous self-assessment system differs from traditional systems in many ways. </w:t>
+      <w:proofErr w:type="gramStart"/>
+      <w:r>
+        <w:rPr>
+          <w:rFonts w:ascii="Times New Roman" w:eastAsia="MS Mincho" w:hAnsi="Times New Roman" w:cs="Times New Roman"/>
+          <w:kern w:val="0"/>
+          <w:sz w:val="28"/>
+          <w:szCs w:val="28"/>
+          <w14:ligatures w14:val="none"/>
+        </w:rPr>
+        <w:t>First of all</w:t>
+      </w:r>
+      <w:proofErr w:type="gramEnd"/>
+      <w:r>
+        <w:rPr>
+          <w:rFonts w:ascii="Times New Roman" w:eastAsia="MS Mincho" w:hAnsi="Times New Roman" w:cs="Times New Roman"/>
+          <w:kern w:val="0"/>
+          <w:sz w:val="28"/>
+          <w:szCs w:val="28"/>
+          <w14:ligatures w14:val="none"/>
+        </w:rPr>
+        <w:t xml:space="preserve">, continuous assessment plays an important role in the education </w:t>
+      </w:r>
+      <w:r>
+        <w:rPr>
+          <w:rFonts w:ascii="Times New Roman" w:eastAsia="MS Mincho" w:hAnsi="Times New Roman" w:cs="Times New Roman"/>
+          <w:kern w:val="0"/>
+          <w:sz w:val="28"/>
+          <w:szCs w:val="28"/>
+          <w14:ligatures w14:val="none"/>
+        </w:rPr>
+        <w:t>system,</w:t>
+      </w:r>
+      <w:r>
+        <w:rPr>
+          <w:rFonts w:ascii="Times New Roman" w:eastAsia="MS Mincho" w:hAnsi="Times New Roman" w:cs="Times New Roman"/>
+          <w:kern w:val="0"/>
+          <w:sz w:val="28"/>
+          <w:szCs w:val="28"/>
+          <w14:ligatures w14:val="none"/>
+        </w:rPr>
+        <w:t xml:space="preserve"> and this role is very important for the transparent and proper implementation of education. Students can produce poor quality work with the equipment they use in the education system, the subjects they </w:t>
+      </w:r>
+      <w:r>
+        <w:rPr>
+          <w:rFonts w:ascii="Times New Roman" w:eastAsia="MS Mincho" w:hAnsi="Times New Roman" w:cs="Times New Roman"/>
+          <w:kern w:val="0"/>
+          <w:sz w:val="28"/>
+          <w:szCs w:val="28"/>
+          <w14:ligatures w14:val="none"/>
+        </w:rPr>
+        <w:t>study,</w:t>
+      </w:r>
+      <w:r>
+        <w:rPr>
+          <w:rFonts w:ascii="Times New Roman" w:eastAsia="MS Mincho" w:hAnsi="Times New Roman" w:cs="Times New Roman"/>
+          <w:kern w:val="0"/>
+          <w:sz w:val="28"/>
+          <w:szCs w:val="28"/>
+          <w14:ligatures w14:val="none"/>
+        </w:rPr>
+        <w:t xml:space="preserve"> and the final exams related to the education system. For quality work, the system must be open to innovations, free from additional workload, and most importantly, there must be a correct plan and direction. One of the main goals of modern education is to monitor the development of students not only through exams, but also continuously. The system that will keep up with this is artificial intelligence-supported programs (Luckin et al., 2016). Through these programs, we can support the continuous monitoring of students and their development. Thus, students discover their weak points by constantly taking short exams and </w:t>
+      </w:r>
+      <w:r>
+        <w:rPr>
+          <w:rFonts w:ascii="Times New Roman" w:eastAsia="MS Mincho" w:hAnsi="Times New Roman" w:cs="Times New Roman"/>
+          <w:kern w:val="0"/>
+          <w:sz w:val="28"/>
+          <w:szCs w:val="28"/>
+          <w14:ligatures w14:val="none"/>
+        </w:rPr>
+        <w:t>presenting</w:t>
+      </w:r>
+      <w:r>
+        <w:rPr>
+          <w:rFonts w:ascii="Times New Roman" w:eastAsia="MS Mincho" w:hAnsi="Times New Roman" w:cs="Times New Roman"/>
+          <w:kern w:val="0"/>
+          <w:sz w:val="28"/>
+          <w:szCs w:val="28"/>
+          <w14:ligatures w14:val="none"/>
+        </w:rPr>
+        <w:t xml:space="preserve"> the subject in a more favorable light.</w:t>
       </w:r>
     </w:p>
     <w:p>
@@ -7057,7 +7631,28 @@
           <w:szCs w:val="28"/>
           <w14:ligatures w14:val="none"/>
         </w:rPr>
-        <w:t xml:space="preserve">First, continuous assessment continuously understands how much a person understands the subject through quizzes, tasks, flashcards and sees weak points, but the traditional system is also not possible for these students and the individual himself does not know where his weak points are in the subject and to what extent he understands the subject (Hattie &amp; Timperley, 2007). Intuitively, it continues to the topic and this in turn creates problems. Thus, a sub-topic that the student knows poorly will lead to poor learning in others because the topics are interconnected. In addition, continuous assessment has a system that can be integrated with modern technologies. </w:t>
+        <w:lastRenderedPageBreak/>
+        <w:t xml:space="preserve">In addition, one of the main priorities in continuous assessment is the feedback system. There is a great need for a feedback system for students. With this function, students know what they did wrong, where they went wrong, and how to improve (Hattie &amp; Timperley, 2007). When we look at previous systems, we can see that people were satisfied with just grades. However, modern education and its system have changed so much that it is no longer just </w:t>
+      </w:r>
+      <w:r>
+        <w:rPr>
+          <w:rFonts w:ascii="Times New Roman" w:eastAsia="MS Mincho" w:hAnsi="Times New Roman" w:cs="Times New Roman"/>
+          <w:kern w:val="0"/>
+          <w:sz w:val="28"/>
+          <w:szCs w:val="28"/>
+          <w14:ligatures w14:val="none"/>
+        </w:rPr>
+        <w:t>grades but</w:t>
+      </w:r>
+      <w:r>
+        <w:rPr>
+          <w:rFonts w:ascii="Times New Roman" w:eastAsia="MS Mincho" w:hAnsi="Times New Roman" w:cs="Times New Roman"/>
+          <w:kern w:val="0"/>
+          <w:sz w:val="28"/>
+          <w:szCs w:val="28"/>
+          <w14:ligatures w14:val="none"/>
+        </w:rPr>
+        <w:t xml:space="preserve"> also feedback and help in choosing the right source among millions of sources, which takes a lot of time and energy. For this, creating a feedback system in accordance with the modern era is an important priority. If we need to talk about the role of the feedback system in continuous assessment, we can first give an example of how it makes learning more correct. Using a feedback system to make learning faster and more accurate will lead to students both correcting their mistakes and not repeating the same mistakes. </w:t>
       </w:r>
     </w:p>
     <w:p>
@@ -7081,18 +7676,7 @@
           <w:szCs w:val="28"/>
           <w14:ligatures w14:val="none"/>
         </w:rPr>
-        <w:t xml:space="preserve">Continuous assessment is closely related to modern technologies such as artificial intelligence, machine learning, NLP, data science and plays a major role in continuous learning and self-assessment with the equipment and technologies of these fields (Roll &amp; Wylie, 2016). For example, the information that the student uses in his self-assessment and can also correct those mistakes and provide him with </w:t>
-      </w:r>
-      <w:r>
-        <w:rPr>
-          <w:rFonts w:ascii="Times New Roman" w:eastAsia="MS Mincho" w:hAnsi="Times New Roman" w:cs="Times New Roman"/>
-          <w:kern w:val="0"/>
-          <w:sz w:val="28"/>
-          <w:szCs w:val="28"/>
-          <w14:ligatures w14:val="none"/>
-        </w:rPr>
-        <w:lastRenderedPageBreak/>
-        <w:t xml:space="preserve">additional development can be done through artificial intelligence technology. However, in the traditional method, this is completely different. In the traditional assessment system, integration with high and new technologies is almost impossible. In the old assessment, the work is checked manually and there are no improvements based on the results, that is, the person </w:t>
+        <w:t xml:space="preserve">In addition, the formation of a feedback system leads to increased motivation. Although simply getting points is motivating and encouraging, it is not so successful in long-term learning. The feedback that the student will receive from that lesson and what to do next motivates the student in the present situation </w:t>
       </w:r>
       <w:proofErr w:type="gramStart"/>
       <w:r>
@@ -7103,7 +7687,7 @@
           <w:szCs w:val="28"/>
           <w14:ligatures w14:val="none"/>
         </w:rPr>
-        <w:t>has to</w:t>
+        <w:t>and also</w:t>
       </w:r>
       <w:proofErr w:type="gramEnd"/>
       <w:r>
@@ -7114,361 +7698,7 @@
           <w:szCs w:val="28"/>
           <w14:ligatures w14:val="none"/>
         </w:rPr>
-        <w:t xml:space="preserve"> do his own assessment and research and find and develop in the areas where he is weak. This in turn leads to a waste of time, </w:t>
-      </w:r>
-      <w:proofErr w:type="gramStart"/>
-      <w:r>
-        <w:rPr>
-          <w:rFonts w:ascii="Times New Roman" w:eastAsia="MS Mincho" w:hAnsi="Times New Roman" w:cs="Times New Roman"/>
-          <w:kern w:val="0"/>
-          <w:sz w:val="28"/>
-          <w:szCs w:val="28"/>
-          <w14:ligatures w14:val="none"/>
-        </w:rPr>
-        <w:t>and also</w:t>
-      </w:r>
-      <w:proofErr w:type="gramEnd"/>
-      <w:r>
-        <w:rPr>
-          <w:rFonts w:ascii="Times New Roman" w:eastAsia="MS Mincho" w:hAnsi="Times New Roman" w:cs="Times New Roman"/>
-          <w:kern w:val="0"/>
-          <w:sz w:val="28"/>
-          <w:szCs w:val="28"/>
-          <w14:ligatures w14:val="none"/>
-        </w:rPr>
-        <w:t xml:space="preserve"> requires high discipline, motivation, and research ability. The differences between continuous learning and traditional learning do not end there, as one of the main points that distinguish these two assessments is that continuous assessment is </w:t>
-      </w:r>
-      <w:proofErr w:type="gramStart"/>
-      <w:r>
-        <w:rPr>
-          <w:rFonts w:ascii="Times New Roman" w:eastAsia="MS Mincho" w:hAnsi="Times New Roman" w:cs="Times New Roman"/>
-          <w:kern w:val="0"/>
-          <w:sz w:val="28"/>
-          <w:szCs w:val="28"/>
-          <w14:ligatures w14:val="none"/>
-        </w:rPr>
-        <w:t>taken into account</w:t>
-      </w:r>
-      <w:proofErr w:type="gramEnd"/>
-      <w:r>
-        <w:rPr>
-          <w:rFonts w:ascii="Times New Roman" w:eastAsia="MS Mincho" w:hAnsi="Times New Roman" w:cs="Times New Roman"/>
-          <w:kern w:val="0"/>
-          <w:sz w:val="28"/>
-          <w:szCs w:val="28"/>
-          <w14:ligatures w14:val="none"/>
-        </w:rPr>
-        <w:t xml:space="preserve"> to facilitate the work of all people in education. After students submit their work, they need to spend time discussing with the teacher to clarify weak points, learn answers and explanations for incorrect answers, </w:t>
-      </w:r>
-      <w:proofErr w:type="gramStart"/>
-      <w:r>
-        <w:rPr>
-          <w:rFonts w:ascii="Times New Roman" w:eastAsia="MS Mincho" w:hAnsi="Times New Roman" w:cs="Times New Roman"/>
-          <w:kern w:val="0"/>
-          <w:sz w:val="28"/>
-          <w:szCs w:val="28"/>
-          <w14:ligatures w14:val="none"/>
-        </w:rPr>
-        <w:t>and also</w:t>
-      </w:r>
-      <w:proofErr w:type="gramEnd"/>
-      <w:r>
-        <w:rPr>
-          <w:rFonts w:ascii="Times New Roman" w:eastAsia="MS Mincho" w:hAnsi="Times New Roman" w:cs="Times New Roman"/>
-          <w:kern w:val="0"/>
-          <w:sz w:val="28"/>
-          <w:szCs w:val="28"/>
-          <w14:ligatures w14:val="none"/>
-        </w:rPr>
-        <w:t xml:space="preserve"> learn references. This, in turn, means that the teacher </w:t>
-      </w:r>
-      <w:proofErr w:type="gramStart"/>
-      <w:r>
-        <w:rPr>
-          <w:rFonts w:ascii="Times New Roman" w:eastAsia="MS Mincho" w:hAnsi="Times New Roman" w:cs="Times New Roman"/>
-          <w:kern w:val="0"/>
-          <w:sz w:val="28"/>
-          <w:szCs w:val="28"/>
-          <w14:ligatures w14:val="none"/>
-        </w:rPr>
-        <w:t>has to</w:t>
-      </w:r>
-      <w:proofErr w:type="gramEnd"/>
-      <w:r>
-        <w:rPr>
-          <w:rFonts w:ascii="Times New Roman" w:eastAsia="MS Mincho" w:hAnsi="Times New Roman" w:cs="Times New Roman"/>
-          <w:kern w:val="0"/>
-          <w:sz w:val="28"/>
-          <w:szCs w:val="28"/>
-          <w14:ligatures w14:val="none"/>
-        </w:rPr>
-        <w:t xml:space="preserve"> spend time with each student and a lot of time and energy is wasted. In traditional learning, this method was the only way and specifically creates difficulties for teachers. </w:t>
-      </w:r>
-    </w:p>
-    <w:p>
-      <w:pPr>
-        <w:spacing w:after="0" w:line="360" w:lineRule="auto"/>
-        <w:ind w:firstLine="567"/>
-        <w:jc w:val="both"/>
-        <w:rPr>
-          <w:rFonts w:ascii="Times New Roman" w:eastAsia="MS Mincho" w:hAnsi="Times New Roman" w:cs="Times New Roman"/>
-          <w:kern w:val="0"/>
-          <w:sz w:val="28"/>
-          <w:szCs w:val="28"/>
-          <w14:ligatures w14:val="none"/>
-        </w:rPr>
-      </w:pPr>
-      <w:r>
-        <w:rPr>
-          <w:rFonts w:ascii="Times New Roman" w:eastAsia="MS Mincho" w:hAnsi="Times New Roman" w:cs="Times New Roman"/>
-          <w:kern w:val="0"/>
-          <w:sz w:val="28"/>
-          <w:szCs w:val="28"/>
-          <w14:ligatures w14:val="none"/>
-        </w:rPr>
-        <w:t>However, in continuous assessment, the work of teachers has become much easier and automated through modern technologies (</w:t>
-      </w:r>
-      <w:proofErr w:type="spellStart"/>
-      <w:r>
-        <w:rPr>
-          <w:rFonts w:ascii="Times New Roman" w:eastAsia="MS Mincho" w:hAnsi="Times New Roman" w:cs="Times New Roman"/>
-          <w:kern w:val="0"/>
-          <w:sz w:val="28"/>
-          <w:szCs w:val="28"/>
-          <w14:ligatures w14:val="none"/>
-        </w:rPr>
-        <w:t>VanLehn</w:t>
-      </w:r>
-      <w:proofErr w:type="spellEnd"/>
-      <w:r>
-        <w:rPr>
-          <w:rFonts w:ascii="Times New Roman" w:eastAsia="MS Mincho" w:hAnsi="Times New Roman" w:cs="Times New Roman"/>
-          <w:kern w:val="0"/>
-          <w:sz w:val="28"/>
-          <w:szCs w:val="28"/>
-          <w14:ligatures w14:val="none"/>
-        </w:rPr>
-        <w:t xml:space="preserve">, 2011). This has allowed them to focus their work on more important topics. Thus, students can now learn the explanations of the errors that will occur in the questions through the system, learn the correct answers and explanations, and get references. As continuous assessment differs from the old approach in many ways, there are many supporters of the application of this approach in the field of education. The integration of this system into education not only makes work easier for </w:t>
-      </w:r>
-      <w:proofErr w:type="gramStart"/>
-      <w:r>
-        <w:rPr>
-          <w:rFonts w:ascii="Times New Roman" w:eastAsia="MS Mincho" w:hAnsi="Times New Roman" w:cs="Times New Roman"/>
-          <w:kern w:val="0"/>
-          <w:sz w:val="28"/>
-          <w:szCs w:val="28"/>
-          <w14:ligatures w14:val="none"/>
-        </w:rPr>
-        <w:t>people, but</w:t>
-      </w:r>
-      <w:proofErr w:type="gramEnd"/>
-      <w:r>
-        <w:rPr>
-          <w:rFonts w:ascii="Times New Roman" w:eastAsia="MS Mincho" w:hAnsi="Times New Roman" w:cs="Times New Roman"/>
-          <w:kern w:val="0"/>
-          <w:sz w:val="28"/>
-          <w:szCs w:val="28"/>
-          <w14:ligatures w14:val="none"/>
-        </w:rPr>
-        <w:t xml:space="preserve"> also allows them to work with the latest technologies emerging in the modern era, helping them stay active and access the latest information. Since one of the requirements of the modern era is innovation, development and innovation are necessary in the field of education, as in every field. We can mainly talk about the importance of assessment in education. Thus, proper assessment is very important for both students and for the proper implementation of work in the general education system (Boud &amp; Falchikov, 2007). </w:t>
-      </w:r>
-    </w:p>
-    <w:p>
-      <w:pPr>
-        <w:spacing w:after="0" w:line="360" w:lineRule="auto"/>
-        <w:ind w:firstLine="567"/>
-        <w:jc w:val="both"/>
-        <w:rPr>
-          <w:rFonts w:ascii="Times New Roman" w:eastAsia="MS Mincho" w:hAnsi="Times New Roman" w:cs="Times New Roman"/>
-          <w:kern w:val="0"/>
-          <w:sz w:val="28"/>
-          <w:szCs w:val="28"/>
-          <w14:ligatures w14:val="none"/>
-        </w:rPr>
-      </w:pPr>
-      <w:proofErr w:type="gramStart"/>
-      <w:r>
-        <w:rPr>
-          <w:rFonts w:ascii="Times New Roman" w:eastAsia="MS Mincho" w:hAnsi="Times New Roman" w:cs="Times New Roman"/>
-          <w:kern w:val="0"/>
-          <w:sz w:val="28"/>
-          <w:szCs w:val="28"/>
-          <w14:ligatures w14:val="none"/>
-        </w:rPr>
-        <w:lastRenderedPageBreak/>
-        <w:t>First of all</w:t>
-      </w:r>
-      <w:proofErr w:type="gramEnd"/>
-      <w:r>
-        <w:rPr>
-          <w:rFonts w:ascii="Times New Roman" w:eastAsia="MS Mincho" w:hAnsi="Times New Roman" w:cs="Times New Roman"/>
-          <w:kern w:val="0"/>
-          <w:sz w:val="28"/>
-          <w:szCs w:val="28"/>
-          <w14:ligatures w14:val="none"/>
-        </w:rPr>
-        <w:t xml:space="preserve">, continuous assessment plays an important role in the education </w:t>
-      </w:r>
-      <w:r>
-        <w:rPr>
-          <w:rFonts w:ascii="Times New Roman" w:eastAsia="MS Mincho" w:hAnsi="Times New Roman" w:cs="Times New Roman"/>
-          <w:kern w:val="0"/>
-          <w:sz w:val="28"/>
-          <w:szCs w:val="28"/>
-          <w14:ligatures w14:val="none"/>
-        </w:rPr>
-        <w:t>system,</w:t>
-      </w:r>
-      <w:r>
-        <w:rPr>
-          <w:rFonts w:ascii="Times New Roman" w:eastAsia="MS Mincho" w:hAnsi="Times New Roman" w:cs="Times New Roman"/>
-          <w:kern w:val="0"/>
-          <w:sz w:val="28"/>
-          <w:szCs w:val="28"/>
-          <w14:ligatures w14:val="none"/>
-        </w:rPr>
-        <w:t xml:space="preserve"> and this role is very important for the transparent and proper implementation of education. Students can produce poor quality work with the equipment they use in the education system, the subjects they </w:t>
-      </w:r>
-      <w:r>
-        <w:rPr>
-          <w:rFonts w:ascii="Times New Roman" w:eastAsia="MS Mincho" w:hAnsi="Times New Roman" w:cs="Times New Roman"/>
-          <w:kern w:val="0"/>
-          <w:sz w:val="28"/>
-          <w:szCs w:val="28"/>
-          <w14:ligatures w14:val="none"/>
-        </w:rPr>
-        <w:t>study,</w:t>
-      </w:r>
-      <w:r>
-        <w:rPr>
-          <w:rFonts w:ascii="Times New Roman" w:eastAsia="MS Mincho" w:hAnsi="Times New Roman" w:cs="Times New Roman"/>
-          <w:kern w:val="0"/>
-          <w:sz w:val="28"/>
-          <w:szCs w:val="28"/>
-          <w14:ligatures w14:val="none"/>
-        </w:rPr>
-        <w:t xml:space="preserve"> and the final exams related to the education system. For quality work, the system must be open to innovations, free from additional workload, and most importantly, there must be a correct plan and direction. One of the main goals of modern education is to monitor the development of students not only through exams, but also continuously. The system that will keep up with this is artificial intelligence-supported programs (Luckin et al., 2016). Through these programs, we can support the continuous monitoring of students and their development. Thus, students discover their weak points by constantly taking short exams and </w:t>
-      </w:r>
-      <w:r>
-        <w:rPr>
-          <w:rFonts w:ascii="Times New Roman" w:eastAsia="MS Mincho" w:hAnsi="Times New Roman" w:cs="Times New Roman"/>
-          <w:kern w:val="0"/>
-          <w:sz w:val="28"/>
-          <w:szCs w:val="28"/>
-          <w14:ligatures w14:val="none"/>
-        </w:rPr>
-        <w:t>presenting</w:t>
-      </w:r>
-      <w:r>
-        <w:rPr>
-          <w:rFonts w:ascii="Times New Roman" w:eastAsia="MS Mincho" w:hAnsi="Times New Roman" w:cs="Times New Roman"/>
-          <w:kern w:val="0"/>
-          <w:sz w:val="28"/>
-          <w:szCs w:val="28"/>
-          <w14:ligatures w14:val="none"/>
-        </w:rPr>
-        <w:t xml:space="preserve"> the subject in a more favorable light.</w:t>
-      </w:r>
-    </w:p>
-    <w:p>
-      <w:pPr>
-        <w:spacing w:after="0" w:line="360" w:lineRule="auto"/>
-        <w:ind w:firstLine="567"/>
-        <w:jc w:val="both"/>
-        <w:rPr>
-          <w:rFonts w:ascii="Times New Roman" w:eastAsia="MS Mincho" w:hAnsi="Times New Roman" w:cs="Times New Roman"/>
-          <w:kern w:val="0"/>
-          <w:sz w:val="28"/>
-          <w:szCs w:val="28"/>
-          <w14:ligatures w14:val="none"/>
-        </w:rPr>
-      </w:pPr>
-      <w:r>
-        <w:rPr>
-          <w:rFonts w:ascii="Times New Roman" w:eastAsia="MS Mincho" w:hAnsi="Times New Roman" w:cs="Times New Roman"/>
-          <w:kern w:val="0"/>
-          <w:sz w:val="28"/>
-          <w:szCs w:val="28"/>
-          <w14:ligatures w14:val="none"/>
-        </w:rPr>
-        <w:t xml:space="preserve">In addition, one of the main priorities in continuous assessment is the feedback system. There is a great need for a feedback system for students. With this function, students know what they did wrong, where they went wrong, and how to improve (Hattie &amp; Timperley, 2007). When we look at previous systems, we can see that people were satisfied with just grades. However, modern education and its system have changed so much that it is no longer just </w:t>
-      </w:r>
-      <w:r>
-        <w:rPr>
-          <w:rFonts w:ascii="Times New Roman" w:eastAsia="MS Mincho" w:hAnsi="Times New Roman" w:cs="Times New Roman"/>
-          <w:kern w:val="0"/>
-          <w:sz w:val="28"/>
-          <w:szCs w:val="28"/>
-          <w14:ligatures w14:val="none"/>
-        </w:rPr>
-        <w:t>grades but</w:t>
-      </w:r>
-      <w:r>
-        <w:rPr>
-          <w:rFonts w:ascii="Times New Roman" w:eastAsia="MS Mincho" w:hAnsi="Times New Roman" w:cs="Times New Roman"/>
-          <w:kern w:val="0"/>
-          <w:sz w:val="28"/>
-          <w:szCs w:val="28"/>
-          <w14:ligatures w14:val="none"/>
-        </w:rPr>
-        <w:t xml:space="preserve"> also feedback and help in choosing the right source among millions of sources, which takes a lot of time and energy. For this, creating a feedback system in accordance with the modern era is an important priority. If we need to talk about the role of the feedback system in continuous assessment, we can first give an example of how it makes learning more correct. Using a feedback system to make learning faster and more accurate will lead to students both correcting their mistakes and not repeating the same mistakes. </w:t>
-      </w:r>
-    </w:p>
-    <w:p>
-      <w:pPr>
-        <w:spacing w:after="0" w:line="360" w:lineRule="auto"/>
-        <w:ind w:firstLine="567"/>
-        <w:jc w:val="both"/>
-        <w:rPr>
-          <w:rFonts w:ascii="Times New Roman" w:eastAsia="MS Mincho" w:hAnsi="Times New Roman" w:cs="Times New Roman"/>
-          <w:kern w:val="0"/>
-          <w:sz w:val="28"/>
-          <w:szCs w:val="28"/>
-          <w14:ligatures w14:val="none"/>
-        </w:rPr>
-      </w:pPr>
-      <w:r>
-        <w:rPr>
-          <w:rFonts w:ascii="Times New Roman" w:eastAsia="MS Mincho" w:hAnsi="Times New Roman" w:cs="Times New Roman"/>
-          <w:kern w:val="0"/>
-          <w:sz w:val="28"/>
-          <w:szCs w:val="28"/>
-          <w14:ligatures w14:val="none"/>
-        </w:rPr>
-        <w:t xml:space="preserve">In addition, the formation of a feedback system leads to increased motivation. Although simply getting points is motivating and encouraging, it is not so successful in long-term learning. The feedback that the student will receive from that lesson and what to do next motivates the student in the present situation </w:t>
-      </w:r>
-      <w:proofErr w:type="gramStart"/>
-      <w:r>
-        <w:rPr>
-          <w:rFonts w:ascii="Times New Roman" w:eastAsia="MS Mincho" w:hAnsi="Times New Roman" w:cs="Times New Roman"/>
-          <w:kern w:val="0"/>
-          <w:sz w:val="28"/>
-          <w:szCs w:val="28"/>
-          <w14:ligatures w14:val="none"/>
-        </w:rPr>
-        <w:t>and also</w:t>
-      </w:r>
-      <w:proofErr w:type="gramEnd"/>
-      <w:r>
-        <w:rPr>
-          <w:rFonts w:ascii="Times New Roman" w:eastAsia="MS Mincho" w:hAnsi="Times New Roman" w:cs="Times New Roman"/>
-          <w:kern w:val="0"/>
-          <w:sz w:val="28"/>
-          <w:szCs w:val="28"/>
-          <w14:ligatures w14:val="none"/>
-        </w:rPr>
-        <w:t xml:space="preserve"> establishes discipline with a ready roadmap for the future. This, in turn, encourages students to work harder. In addition, the student now increases his self-evaluation skills. Thus, </w:t>
-      </w:r>
-      <w:r>
-        <w:rPr>
-          <w:rFonts w:ascii="Times New Roman" w:eastAsia="MS Mincho" w:hAnsi="Times New Roman" w:cs="Times New Roman"/>
-          <w:kern w:val="0"/>
-          <w:sz w:val="28"/>
-          <w:szCs w:val="28"/>
-          <w14:ligatures w14:val="none"/>
-        </w:rPr>
-        <w:lastRenderedPageBreak/>
-        <w:t xml:space="preserve">the student is now able to see his own mistakes and becomes more independent. This approach is mainly a part of the modern education system and is a better and development-oriented evaluation process. The use of the feedback system strengthens the individual approach and shows a separate individual approach and plan for each student. The integration of the feedback system with modern educational evaluation helps the student to individually correct his weaknesses. It also makes the necessary corrections for each student and gives appropriate </w:t>
+        <w:t xml:space="preserve"> establishes discipline with a ready roadmap for the future. This, in turn, encourages students to work harder. In addition, the student now increases his self-evaluation skills. Thus, the student is now able to see his own mistakes and becomes more independent. This approach is mainly a part of the modern education system and is a better and development-oriented evaluation process. The use of the feedback system strengthens the individual approach and shows a separate individual approach and plan for each student. The integration of the feedback system with modern educational evaluation helps the student to individually correct his weaknesses. It also makes the necessary corrections for each student and gives appropriate </w:t>
       </w:r>
       <w:r>
         <w:rPr>
@@ -7530,6 +7760,7 @@
           <w:szCs w:val="28"/>
           <w14:ligatures w14:val="none"/>
         </w:rPr>
+        <w:lastRenderedPageBreak/>
         <w:t>Table 1: Core Processes of AI-Based Assessment Design and Utilization</w:t>
       </w:r>
     </w:p>
@@ -7795,7 +8026,7 @@
         </w:rPr>
         <w:t xml:space="preserve"> </w:t>
       </w:r>
-      <w:hyperlink r:id="rId11" w:history="1">
+      <w:hyperlink r:id="rId10" w:history="1">
         <w:r>
           <w:rPr>
             <w:rStyle w:val="Hyperlink"/>
@@ -7888,8 +8119,86 @@
           <w:szCs w:val="28"/>
           <w14:ligatures w14:val="none"/>
         </w:rPr>
-        <w:t xml:space="preserve">. These two main concepts are closely related to each other, and for one concept to exist, the other concept must also be included in the modern assessment system. With the </w:t>
-      </w:r>
+        <w:t xml:space="preserve">. These two main concepts are closely related to each other, and for one concept to exist, the other concept must also be included in the modern assessment system. With the implemented continuous assessment system, the system must first analyze the student's grades and answers. A roadmap should be developed and personalized according to the weak points and questions that arise. In addition, the artificial intelligence system should </w:t>
+      </w:r>
+      <w:r>
+        <w:rPr>
+          <w:rFonts w:ascii="Times New Roman" w:eastAsia="MS Mincho" w:hAnsi="Times New Roman" w:cs="Times New Roman"/>
+          <w:kern w:val="0"/>
+          <w:sz w:val="28"/>
+          <w:szCs w:val="28"/>
+          <w14:ligatures w14:val="none"/>
+        </w:rPr>
+        <w:t>adapt to</w:t>
+      </w:r>
+      <w:r>
+        <w:rPr>
+          <w:rFonts w:ascii="Times New Roman" w:eastAsia="MS Mincho" w:hAnsi="Times New Roman" w:cs="Times New Roman"/>
+          <w:kern w:val="0"/>
+          <w:sz w:val="28"/>
+          <w:szCs w:val="28"/>
+          <w14:ligatures w14:val="none"/>
+        </w:rPr>
+        <w:t xml:space="preserve"> the lesson and give individual tasks. Continuous assessment and learning help personalized learning in many situations. First, it analyzes and reveals the student's strengths and weaknesses. For example, if one student is strong in mathematics, another student may be more active in drawing. This makes the assessment more transparent </w:t>
+      </w:r>
+      <w:proofErr w:type="gramStart"/>
+      <w:r>
+        <w:rPr>
+          <w:rFonts w:ascii="Times New Roman" w:eastAsia="MS Mincho" w:hAnsi="Times New Roman" w:cs="Times New Roman"/>
+          <w:kern w:val="0"/>
+          <w:sz w:val="28"/>
+          <w:szCs w:val="28"/>
+          <w14:ligatures w14:val="none"/>
+        </w:rPr>
+        <w:t>in order to</w:t>
+      </w:r>
+      <w:proofErr w:type="gramEnd"/>
+      <w:r>
+        <w:rPr>
+          <w:rFonts w:ascii="Times New Roman" w:eastAsia="MS Mincho" w:hAnsi="Times New Roman" w:cs="Times New Roman"/>
+          <w:kern w:val="0"/>
+          <w:sz w:val="28"/>
+          <w:szCs w:val="28"/>
+          <w14:ligatures w14:val="none"/>
+        </w:rPr>
+        <w:t xml:space="preserve"> find its own solution in the system created by modern education. In addition, with continuous assessment methods, artificial intelligence adjusts the learning speed based on the results it receives from the answers. By analyzing the learning speed of </w:t>
+      </w:r>
+      <w:proofErr w:type="gramStart"/>
+      <w:r>
+        <w:rPr>
+          <w:rFonts w:ascii="Times New Roman" w:eastAsia="MS Mincho" w:hAnsi="Times New Roman" w:cs="Times New Roman"/>
+          <w:kern w:val="0"/>
+          <w:sz w:val="28"/>
+          <w:szCs w:val="28"/>
+          <w14:ligatures w14:val="none"/>
+        </w:rPr>
+        <w:t>each individual</w:t>
+      </w:r>
+      <w:proofErr w:type="gramEnd"/>
+      <w:r>
+        <w:rPr>
+          <w:rFonts w:ascii="Times New Roman" w:eastAsia="MS Mincho" w:hAnsi="Times New Roman" w:cs="Times New Roman"/>
+          <w:kern w:val="0"/>
+          <w:sz w:val="28"/>
+          <w:szCs w:val="28"/>
+          <w14:ligatures w14:val="none"/>
+        </w:rPr>
+        <w:t>, it systematically reveals who needs additional explanation and who can go faster.</w:t>
+      </w:r>
+    </w:p>
+    <w:p>
+      <w:pPr>
+        <w:spacing w:after="0" w:line="360" w:lineRule="auto"/>
+        <w:ind w:firstLine="567"/>
+        <w:jc w:val="both"/>
+        <w:rPr>
+          <w:rFonts w:ascii="Times New Roman" w:eastAsia="MS Mincho" w:hAnsi="Times New Roman" w:cs="Times New Roman"/>
+          <w:kern w:val="0"/>
+          <w:sz w:val="28"/>
+          <w:szCs w:val="28"/>
+          <w14:ligatures w14:val="none"/>
+        </w:rPr>
+      </w:pPr>
       <w:r>
         <w:rPr>
           <w:rFonts w:ascii="Times New Roman" w:eastAsia="MS Mincho" w:hAnsi="Times New Roman" w:cs="Times New Roman"/>
@@ -7899,27 +8208,7 @@
           <w14:ligatures w14:val="none"/>
         </w:rPr>
         <w:lastRenderedPageBreak/>
-        <w:t xml:space="preserve">implemented continuous assessment system, the system must first analyze the student's grades and answers. A roadmap should be developed and personalized according to the weak points and questions that arise. In addition, the artificial intelligence system should </w:t>
-      </w:r>
-      <w:r>
-        <w:rPr>
-          <w:rFonts w:ascii="Times New Roman" w:eastAsia="MS Mincho" w:hAnsi="Times New Roman" w:cs="Times New Roman"/>
-          <w:kern w:val="0"/>
-          <w:sz w:val="28"/>
-          <w:szCs w:val="28"/>
-          <w14:ligatures w14:val="none"/>
-        </w:rPr>
-        <w:t>adapt to</w:t>
-      </w:r>
-      <w:r>
-        <w:rPr>
-          <w:rFonts w:ascii="Times New Roman" w:eastAsia="MS Mincho" w:hAnsi="Times New Roman" w:cs="Times New Roman"/>
-          <w:kern w:val="0"/>
-          <w:sz w:val="28"/>
-          <w:szCs w:val="28"/>
-          <w14:ligatures w14:val="none"/>
-        </w:rPr>
-        <w:t xml:space="preserve"> the lesson and give individual tasks. Continuous assessment and learning help personalized learning in many situations. First, it analyzes and reveals the student's strengths and weaknesses. For example, if one student is strong in mathematics, another student may be more active in drawing. This makes the assessment more transparent </w:t>
+        <w:t xml:space="preserve">The development of technology is increasing every day. However, the role of technology is of great importance in modern education (Selwyn, 2016). With the help of technology, modern education is faster, more developed and systematic. Thanks to technology, it creates opportunities such as analyzing, sharing results and giving feedback in modern educational assessment. Technology is a very important tool not only for learning but also for correct assessment. This can be made possible in various ways. </w:t>
       </w:r>
       <w:proofErr w:type="gramStart"/>
       <w:r>
@@ -7930,7 +8219,7 @@
           <w:szCs w:val="28"/>
           <w14:ligatures w14:val="none"/>
         </w:rPr>
-        <w:t>in order to</w:t>
+        <w:t>First of all</w:t>
       </w:r>
       <w:proofErr w:type="gramEnd"/>
       <w:r>
@@ -7941,7 +8230,49 @@
           <w:szCs w:val="28"/>
           <w14:ligatures w14:val="none"/>
         </w:rPr>
-        <w:t xml:space="preserve"> find its own solution in the system created by modern education. In addition, with continuous assessment methods, artificial intelligence adjusts the learning speed based on the results it receives from the answers. By analyzing the learning speed of </w:t>
+        <w:t xml:space="preserve">, by implementing automated assessments, the immediate display of grades and automatic analysis of tests speeds up the work. Thus, individuals save their time and are busy with other important tasks. In addition, technology, especially the use of fields such as artificial intelligence, helps to get feedback in real time (Woolf, 2010). The time that students spend on getting feedback and learning from the right sources can be immediately received through artificial intelligence-supported systems. This makes assessment in modern education more accurate and </w:t>
+      </w:r>
+      <w:r>
+        <w:rPr>
+          <w:rFonts w:ascii="Times New Roman" w:eastAsia="MS Mincho" w:hAnsi="Times New Roman" w:cs="Times New Roman"/>
+          <w:kern w:val="0"/>
+          <w:sz w:val="28"/>
+          <w:szCs w:val="28"/>
+          <w14:ligatures w14:val="none"/>
+        </w:rPr>
+        <w:t>timesaving</w:t>
+      </w:r>
+      <w:r>
+        <w:rPr>
+          <w:rFonts w:ascii="Times New Roman" w:eastAsia="MS Mincho" w:hAnsi="Times New Roman" w:cs="Times New Roman"/>
+          <w:kern w:val="0"/>
+          <w:sz w:val="28"/>
+          <w:szCs w:val="28"/>
+          <w14:ligatures w14:val="none"/>
+        </w:rPr>
+        <w:t xml:space="preserve">, providing individuals with greater access to information and accelerating learning. In addition, another field, data science, can give great importance to technology because when this field is integrated into modern education, data analysis becomes easier and more visible (Baker &amp; </w:t>
+      </w:r>
+      <w:proofErr w:type="spellStart"/>
+      <w:r>
+        <w:rPr>
+          <w:rFonts w:ascii="Times New Roman" w:eastAsia="MS Mincho" w:hAnsi="Times New Roman" w:cs="Times New Roman"/>
+          <w:kern w:val="0"/>
+          <w:sz w:val="28"/>
+          <w:szCs w:val="28"/>
+          <w14:ligatures w14:val="none"/>
+        </w:rPr>
+        <w:t>Inventado</w:t>
+      </w:r>
+      <w:proofErr w:type="spellEnd"/>
+      <w:r>
+        <w:rPr>
+          <w:rFonts w:ascii="Times New Roman" w:eastAsia="MS Mincho" w:hAnsi="Times New Roman" w:cs="Times New Roman"/>
+          <w:kern w:val="0"/>
+          <w:sz w:val="28"/>
+          <w:szCs w:val="28"/>
+          <w14:ligatures w14:val="none"/>
+        </w:rPr>
+        <w:t xml:space="preserve">, 2014). Thanks to these modern technologies, student performance is monitored and weak topics are revealed. Finally, with personalized learning support, the artificial intelligence-supported system prepares appropriate methodologies and provides plans for each student and his learning speed, performance, and level. It is possible to carry out the analysis with various assessment methods. The use of various methods such as quizzes, interactive tasks, video-based assessments will bring together important features such as motivation and discipline for individuals. The main feature of this methodology is that technology is closely related to distance learning and allows for the transition to distance learning. Even if the student learns remotely, the assessment will continue with the standard method and will continue to work properly in a modern education system with new technologies. Although the advantages and benefits of continuous assessment for modern education are many, there are some problems in its implementation. </w:t>
       </w:r>
       <w:proofErr w:type="gramStart"/>
       <w:r>
@@ -7952,7 +8283,7 @@
           <w:szCs w:val="28"/>
           <w14:ligatures w14:val="none"/>
         </w:rPr>
-        <w:t>each individual</w:t>
+        <w:t>First of all</w:t>
       </w:r>
       <w:proofErr w:type="gramEnd"/>
       <w:r>
@@ -7963,7 +8294,18 @@
           <w:szCs w:val="28"/>
           <w14:ligatures w14:val="none"/>
         </w:rPr>
-        <w:t>, it systematically reveals who needs additional explanation and who can go faster.</w:t>
+        <w:t xml:space="preserve">, data privacy and security </w:t>
+      </w:r>
+      <w:r>
+        <w:rPr>
+          <w:rFonts w:ascii="Times New Roman" w:eastAsia="MS Mincho" w:hAnsi="Times New Roman" w:cs="Times New Roman"/>
+          <w:kern w:val="0"/>
+          <w:sz w:val="28"/>
+          <w:szCs w:val="28"/>
+          <w14:ligatures w14:val="none"/>
+        </w:rPr>
+        <w:lastRenderedPageBreak/>
+        <w:t>can be a disadvantage of an AI-integrated system (OECD, 2021). An AI-supported system stores all the information of students in the form of data, which in turn creates data privacy risks. Therefore, security and data protection are important when using modern technologies. In addition, today's AI-integrated systems and websites inform about the possibility of making wrong decisions. Thus, the integration of AI into the education system assessment may produce uneven results and some students may be evaluated incorrectly (Holmes et al., 2019). In addition, the innovation and convenience brought by technology can create dependency in teachers and students. Teachers may rely too much on AI-supported systems, and students may also weaken their research and cognitive skills. AI-supported systems can be manipulated because they are technological equipment, which in turn violates the rules of integrity and opens the way to abuse. Answers can be found through technological equipment, which makes real assessment difficult. Although artificial intelligence is a successful investment in many areas such as medicine, finance, IT and robotics, it can be just as difficult in the education sector. Not every education system is open to innovation, learning and applying the integration of new and modern technology for assessment can be both time-consuming and difficult for teachers.</w:t>
       </w:r>
     </w:p>
     <w:p>
@@ -7987,7 +8329,7 @@
           <w:szCs w:val="28"/>
           <w14:ligatures w14:val="none"/>
         </w:rPr>
-        <w:t xml:space="preserve">The development of technology is increasing every day. However, the role of technology is of great importance in modern education (Selwyn, 2016). With the help of technology, modern education is faster, more developed and systematic. Thanks to technology, it creates opportunities such as analyzing, sharing results and giving feedback in modern educational assessment. Technology is a very important tool not only for learning but also for correct assessment. This can be made possible in various ways. </w:t>
+        <w:t xml:space="preserve">Continuous assessment methods together with artificial intelligence will be the main pillar of future education (Luckin et al., 2016). The most important points are methods such as fully personalized learning, real-time adaptive assessment, intelligent feedback systems and practical assessment. In the future, the integration of modern education with artificial intelligence will change not only the system but also the way it is taught. The education sector will become more modern with artificial </w:t>
       </w:r>
       <w:proofErr w:type="gramStart"/>
       <w:r>
@@ -7998,7 +8340,7 @@
           <w:szCs w:val="28"/>
           <w14:ligatures w14:val="none"/>
         </w:rPr>
-        <w:t>First of all</w:t>
+        <w:t>intelligence</w:t>
       </w:r>
       <w:proofErr w:type="gramEnd"/>
       <w:r>
@@ -8009,49 +8351,7 @@
           <w:szCs w:val="28"/>
           <w14:ligatures w14:val="none"/>
         </w:rPr>
-        <w:t xml:space="preserve">, by implementing automated assessments, the immediate display of grades and automatic analysis of tests speeds up the work. Thus, individuals save their time and are busy with other important tasks. In addition, technology, especially the use of fields such as artificial intelligence, helps to get feedback in real time (Woolf, 2010). The time that students spend on getting feedback and learning from the right sources can be immediately received through artificial intelligence-supported systems. This makes assessment in modern education more accurate and </w:t>
-      </w:r>
-      <w:r>
-        <w:rPr>
-          <w:rFonts w:ascii="Times New Roman" w:eastAsia="MS Mincho" w:hAnsi="Times New Roman" w:cs="Times New Roman"/>
-          <w:kern w:val="0"/>
-          <w:sz w:val="28"/>
-          <w:szCs w:val="28"/>
-          <w14:ligatures w14:val="none"/>
-        </w:rPr>
-        <w:t>timesaving</w:t>
-      </w:r>
-      <w:r>
-        <w:rPr>
-          <w:rFonts w:ascii="Times New Roman" w:eastAsia="MS Mincho" w:hAnsi="Times New Roman" w:cs="Times New Roman"/>
-          <w:kern w:val="0"/>
-          <w:sz w:val="28"/>
-          <w:szCs w:val="28"/>
-          <w14:ligatures w14:val="none"/>
-        </w:rPr>
-        <w:t xml:space="preserve">, providing individuals with greater access to information and accelerating learning. In addition, another field, data science, can give great importance to technology because when this field is integrated into modern education, data analysis becomes easier and more visible (Baker &amp; </w:t>
-      </w:r>
-      <w:proofErr w:type="spellStart"/>
-      <w:r>
-        <w:rPr>
-          <w:rFonts w:ascii="Times New Roman" w:eastAsia="MS Mincho" w:hAnsi="Times New Roman" w:cs="Times New Roman"/>
-          <w:kern w:val="0"/>
-          <w:sz w:val="28"/>
-          <w:szCs w:val="28"/>
-          <w14:ligatures w14:val="none"/>
-        </w:rPr>
-        <w:t>Inventado</w:t>
-      </w:r>
-      <w:proofErr w:type="spellEnd"/>
-      <w:r>
-        <w:rPr>
-          <w:rFonts w:ascii="Times New Roman" w:eastAsia="MS Mincho" w:hAnsi="Times New Roman" w:cs="Times New Roman"/>
-          <w:kern w:val="0"/>
-          <w:sz w:val="28"/>
-          <w:szCs w:val="28"/>
-          <w14:ligatures w14:val="none"/>
-        </w:rPr>
-        <w:t xml:space="preserve">, 2014). Thanks to these modern technologies, student performance is </w:t>
+        <w:t xml:space="preserve"> and many functions will be added with innovative innovations. These innovations will benefit the system and lay the foundation for personalized learning. The integration of intelligent feedback systems will play a supporting role for the teacher and show the ways to develop. In addition, with proper assessment and personalized learning in education, many talented individuals can emerge. The integration of artificial intelligence systems into the field of education can track a person's learning process for years and, in addition, analyze their development </w:t>
       </w:r>
       <w:r>
         <w:rPr>
@@ -8062,76 +8362,7 @@
           <w14:ligatures w14:val="none"/>
         </w:rPr>
         <w:lastRenderedPageBreak/>
-        <w:t xml:space="preserve">monitored and weak topics are revealed. Finally, with personalized learning support, the artificial intelligence-supported system prepares appropriate methodologies and provides plans for each student and his learning speed, performance, and level. It is possible to carry out the analysis with various assessment methods. The use of various methods such as quizzes, interactive tasks, video-based assessments will bring together important features such as motivation and discipline for individuals. The main feature of this methodology is that technology is closely related to distance learning and allows for the transition to distance learning. Even if the student learns remotely, the assessment will continue with the standard method and will continue to work properly in a modern education system with new technologies. Although the advantages and benefits of continuous assessment for modern education are many, there are some problems in its implementation. </w:t>
-      </w:r>
-      <w:proofErr w:type="gramStart"/>
-      <w:r>
-        <w:rPr>
-          <w:rFonts w:ascii="Times New Roman" w:eastAsia="MS Mincho" w:hAnsi="Times New Roman" w:cs="Times New Roman"/>
-          <w:kern w:val="0"/>
-          <w:sz w:val="28"/>
-          <w:szCs w:val="28"/>
-          <w14:ligatures w14:val="none"/>
-        </w:rPr>
-        <w:t>First of all</w:t>
-      </w:r>
-      <w:proofErr w:type="gramEnd"/>
-      <w:r>
-        <w:rPr>
-          <w:rFonts w:ascii="Times New Roman" w:eastAsia="MS Mincho" w:hAnsi="Times New Roman" w:cs="Times New Roman"/>
-          <w:kern w:val="0"/>
-          <w:sz w:val="28"/>
-          <w:szCs w:val="28"/>
-          <w14:ligatures w14:val="none"/>
-        </w:rPr>
-        <w:t>, data privacy and security can be a disadvantage of an AI-integrated system (OECD, 2021). An AI-supported system stores all the information of students in the form of data, which in turn creates data privacy risks. Therefore, security and data protection are important when using modern technologies. In addition, today's AI-integrated systems and websites inform about the possibility of making wrong decisions. Thus, the integration of AI into the education system assessment may produce uneven results and some students may be evaluated incorrectly (Holmes et al., 2019). In addition, the innovation and convenience brought by technology can create dependency in teachers and students. Teachers may rely too much on AI-supported systems, and students may also weaken their research and cognitive skills. AI-supported systems can be manipulated because they are technological equipment, which in turn violates the rules of integrity and opens the way to abuse. Answers can be found through technological equipment, which makes real assessment difficult. Although artificial intelligence is a successful investment in many areas such as medicine, finance, IT and robotics, it can be just as difficult in the education sector. Not every education system is open to innovation, learning and applying the integration of new and modern technology for assessment can be both time-consuming and difficult for teachers.</w:t>
-      </w:r>
-    </w:p>
-    <w:p>
-      <w:pPr>
-        <w:spacing w:after="0" w:line="360" w:lineRule="auto"/>
-        <w:ind w:firstLine="567"/>
-        <w:jc w:val="both"/>
-        <w:rPr>
-          <w:rFonts w:ascii="Times New Roman" w:eastAsia="MS Mincho" w:hAnsi="Times New Roman" w:cs="Times New Roman"/>
-          <w:kern w:val="0"/>
-          <w:sz w:val="28"/>
-          <w:szCs w:val="28"/>
-          <w14:ligatures w14:val="none"/>
-        </w:rPr>
-      </w:pPr>
-      <w:r>
-        <w:rPr>
-          <w:rFonts w:ascii="Times New Roman" w:eastAsia="MS Mincho" w:hAnsi="Times New Roman" w:cs="Times New Roman"/>
-          <w:kern w:val="0"/>
-          <w:sz w:val="28"/>
-          <w:szCs w:val="28"/>
-          <w14:ligatures w14:val="none"/>
-        </w:rPr>
-        <w:lastRenderedPageBreak/>
-        <w:t xml:space="preserve">Continuous assessment methods together with artificial intelligence will be the main pillar of future education (Luckin et al., 2016). The most important points are methods such as fully personalized learning, real-time adaptive assessment, intelligent feedback systems and practical assessment. In the future, the integration of modern education with artificial intelligence will change not only the system but also the way it is taught. The education sector will become more modern with artificial </w:t>
-      </w:r>
-      <w:proofErr w:type="gramStart"/>
-      <w:r>
-        <w:rPr>
-          <w:rFonts w:ascii="Times New Roman" w:eastAsia="MS Mincho" w:hAnsi="Times New Roman" w:cs="Times New Roman"/>
-          <w:kern w:val="0"/>
-          <w:sz w:val="28"/>
-          <w:szCs w:val="28"/>
-          <w14:ligatures w14:val="none"/>
-        </w:rPr>
-        <w:t>intelligence</w:t>
-      </w:r>
-      <w:proofErr w:type="gramEnd"/>
-      <w:r>
-        <w:rPr>
-          <w:rFonts w:ascii="Times New Roman" w:eastAsia="MS Mincho" w:hAnsi="Times New Roman" w:cs="Times New Roman"/>
-          <w:kern w:val="0"/>
-          <w:sz w:val="28"/>
-          <w:szCs w:val="28"/>
-          <w14:ligatures w14:val="none"/>
-        </w:rPr>
-        <w:t xml:space="preserve"> and many functions will be added with innovative innovations. These innovations will benefit the system and lay the foundation for personalized learning. The integration of intelligent feedback systems will play a supporting role for the teacher and show the ways to develop. In addition, with proper assessment and personalized learning in education, many talented individuals can emerge. The integration of artificial intelligence systems into the field of education can track a person's learning process for years and, in addition, analyze their development throughout their careers. In addition, since all the data is collected in modern education, a lot of information can be extracted based on big data and data-driven decisions can be made based on this information (Baker &amp; </w:t>
+        <w:t xml:space="preserve">throughout their careers. In addition, since all the data is collected in modern education, a lot of information can be extracted based on big data and data-driven decisions can be made based on this information (Baker &amp; </w:t>
       </w:r>
       <w:proofErr w:type="spellStart"/>
       <w:r>
@@ -8173,18 +8404,17 @@
           <w14:ligatures w14:val="none"/>
         </w:rPr>
       </w:pPr>
-      <w:bookmarkStart w:id="14" w:name="_Toc229653186"/>
-      <w:r>
-        <w:rPr>
-          <w:rFonts w:ascii="Times New Roman" w:eastAsia="Times New Roman" w:hAnsi="Times New Roman" w:cs="Times New Roman"/>
-          <w:b/>
-          <w:kern w:val="0"/>
-          <w:sz w:val="28"/>
-          <w:szCs w:val="28"/>
-          <w:lang w:val="az-Latn-AZ"/>
-          <w14:ligatures w14:val="none"/>
-        </w:rPr>
-        <w:lastRenderedPageBreak/>
+      <w:bookmarkStart w:id="16" w:name="_Toc230616107"/>
+      <w:r>
+        <w:rPr>
+          <w:rFonts w:ascii="Times New Roman" w:eastAsia="Times New Roman" w:hAnsi="Times New Roman" w:cs="Times New Roman"/>
+          <w:b/>
+          <w:kern w:val="0"/>
+          <w:sz w:val="28"/>
+          <w:szCs w:val="28"/>
+          <w:lang w:val="az-Latn-AZ"/>
+          <w14:ligatures w14:val="none"/>
+        </w:rPr>
         <w:t xml:space="preserve">1.3. </w:t>
       </w:r>
       <w:r>
@@ -8199,7 +8429,7 @@
         </w:rPr>
         <w:t>Theoretical foundations and models of AI in education assessment</w:t>
       </w:r>
-      <w:bookmarkEnd w:id="14"/>
+      <w:bookmarkEnd w:id="16"/>
     </w:p>
     <w:p>
       <w:pPr>
@@ -8349,6 +8579,7 @@
           <w:szCs w:val="28"/>
           <w14:ligatures w14:val="none"/>
         </w:rPr>
+        <w:lastRenderedPageBreak/>
         <w:drawing>
           <wp:inline distT="0" distB="0" distL="0" distR="0" wp14:anchorId="6BEA09F8" wp14:editId="1DF8D0A1">
             <wp:extent cx="5087113" cy="4686300"/>
@@ -8365,7 +8596,7 @@
                     <pic:cNvPicPr/>
                   </pic:nvPicPr>
                   <pic:blipFill>
-                    <a:blip r:embed="rId12"/>
+                    <a:blip r:embed="rId11"/>
                     <a:stretch>
                       <a:fillRect/>
                     </a:stretch>
@@ -8410,7 +8641,7 @@
         </w:rPr>
         <w:t>Source:</w:t>
       </w:r>
-      <w:hyperlink r:id="rId13" w:history="1">
+      <w:hyperlink r:id="rId12" w:history="1">
         <w:r>
           <w:rPr>
             <w:rStyle w:val="Hyperlink"/>
@@ -8459,7 +8690,31 @@
           <w:szCs w:val="28"/>
           <w14:ligatures w14:val="none"/>
         </w:rPr>
-        <w:t xml:space="preserve">First, the behaviorist theory is based on feedback. This theory is reinforced by more rewards and punishments. The main practice of the theory in artificial </w:t>
+        <w:t>First, the behaviorist theory is based on feedback. This theory is reinforced by more rewards and punishments. The main practice of the theory in artificial intelligence is to give appropriate feedback to the answers, to respond better and more correctly to incorrect answers, and to correct them (Skinner, 1954).</w:t>
+      </w:r>
+    </w:p>
+    <w:p>
+      <w:pPr>
+        <w:spacing w:after="0" w:line="360" w:lineRule="auto"/>
+        <w:ind w:firstLine="567"/>
+        <w:jc w:val="both"/>
+        <w:rPr>
+          <w:rFonts w:ascii="Times New Roman" w:eastAsia="MS Mincho" w:hAnsi="Times New Roman" w:cs="Times New Roman"/>
+          <w:kern w:val="0"/>
+          <w:sz w:val="28"/>
+          <w:szCs w:val="28"/>
+          <w14:ligatures w14:val="none"/>
+        </w:rPr>
+      </w:pPr>
+      <w:r>
+        <w:rPr>
+          <w:rFonts w:ascii="Times New Roman" w:eastAsia="MS Mincho" w:hAnsi="Times New Roman" w:cs="Times New Roman"/>
+          <w:kern w:val="0"/>
+          <w:sz w:val="28"/>
+          <w:szCs w:val="28"/>
+          <w14:ligatures w14:val="none"/>
+        </w:rPr>
+        <w:t xml:space="preserve">Secondly, cognitive theory emerges. Artificial intelligence, based on this theory, deeply analyzes the way people think, creates a deep assessment opportunity for thinking and information processing. Thanks to this theory, artificial intelligence performs better in analyzing and correcting errors in modern educational assessment (Anderson, 1996). Next, the constructivist theory is student-centered and integrates artificial intelligence into project-based tasks, as well as creating an individual </w:t>
       </w:r>
       <w:r>
         <w:rPr>
@@ -8470,7 +8725,17 @@
           <w14:ligatures w14:val="none"/>
         </w:rPr>
         <w:lastRenderedPageBreak/>
-        <w:t>intelligence is to give appropriate feedback to the answers, to respond better and more correctly to incorrect answers, and to correct them (Skinner, 1954).</w:t>
+        <w:t>learning process experience. The main purpose of this theory is to increase the need for active learning and help students build their own knowledge</w:t>
+      </w:r>
+      <w:r>
+        <w:rPr>
+          <w:rFonts w:ascii="Times New Roman" w:eastAsia="MS Mincho" w:hAnsi="Times New Roman" w:cs="Times New Roman"/>
+          <w:kern w:val="0"/>
+          <w:sz w:val="28"/>
+          <w:szCs w:val="28"/>
+          <w14:ligatures w14:val="none"/>
+        </w:rPr>
+        <w:t>.</w:t>
       </w:r>
     </w:p>
     <w:p>
@@ -8494,17 +8759,7 @@
           <w:szCs w:val="28"/>
           <w14:ligatures w14:val="none"/>
         </w:rPr>
-        <w:t>Secondly, cognitive theory emerges. Artificial intelligence, based on this theory, deeply analyzes the way people think, creates a deep assessment opportunity for thinking and information processing. Thanks to this theory, artificial intelligence performs better in analyzing and correcting errors in modern educational assessment (Anderson, 1996). Next, the constructivist theory is student-centered and integrates artificial intelligence into project-based tasks, as well as creating an individual learning process experience. The main purpose of this theory is to increase the need for active learning and help students build their own knowledge</w:t>
-      </w:r>
-      <w:r>
-        <w:rPr>
-          <w:rFonts w:ascii="Times New Roman" w:eastAsia="MS Mincho" w:hAnsi="Times New Roman" w:cs="Times New Roman"/>
-          <w:kern w:val="0"/>
-          <w:sz w:val="28"/>
-          <w:szCs w:val="28"/>
-          <w14:ligatures w14:val="none"/>
-        </w:rPr>
-        <w:t>.</w:t>
+        <w:t>Another learning theory is the social learning theory. The main point of the social learning theory related to artificial intelligence is to realize the social learning environment. With the help of modern technologies, people have become more comfortable learning from each other and this environment has developed in many ways. Artificial intelligence platforms support many activities such as group work, feedback and play many functional roles in educational assessment (Bandura, 1977). For example, the opinions obtained with the support of artificial intelligence in assessment can be open to discussion by students and thus they can create a social environment and discuss themselves.</w:t>
       </w:r>
     </w:p>
     <w:p>
@@ -8528,7 +8783,29 @@
           <w:szCs w:val="28"/>
           <w14:ligatures w14:val="none"/>
         </w:rPr>
-        <w:t>Another learning theory is the social learning theory. The main point of the social learning theory related to artificial intelligence is to realize the social learning environment. With the help of modern technologies, people have become more comfortable learning from each other and this environment has developed in many ways. Artificial intelligence platforms support many activities such as group work, feedback and play many functional roles in educational assessment (Bandura, 1977). For example, the opinions obtained with the support of artificial intelligence in assessment can be open to discussion by students and thus they can create a social environment and discuss themselves.</w:t>
+        <w:t xml:space="preserve">Another theory that shows how artificial intelligence works is connectivism. This theory belongs to the modern and digital era. Here, it is said that all information is collected in a database and the necessary information is displayed to students in the right way. Using large databases, appropriate information is provided to the student and in this </w:t>
+      </w:r>
+      <w:proofErr w:type="gramStart"/>
+      <w:r>
+        <w:rPr>
+          <w:rFonts w:ascii="Times New Roman" w:eastAsia="MS Mincho" w:hAnsi="Times New Roman" w:cs="Times New Roman"/>
+          <w:kern w:val="0"/>
+          <w:sz w:val="28"/>
+          <w:szCs w:val="28"/>
+          <w14:ligatures w14:val="none"/>
+        </w:rPr>
+        <w:t>way</w:t>
+      </w:r>
+      <w:proofErr w:type="gramEnd"/>
+      <w:r>
+        <w:rPr>
+          <w:rFonts w:ascii="Times New Roman" w:eastAsia="MS Mincho" w:hAnsi="Times New Roman" w:cs="Times New Roman"/>
+          <w:kern w:val="0"/>
+          <w:sz w:val="28"/>
+          <w:szCs w:val="28"/>
+          <w14:ligatures w14:val="none"/>
+        </w:rPr>
+        <w:t xml:space="preserve"> knowledge is spread across networks (Siemens, 2005). This learning principle makes artificial intelligence a part of learning technology and an important component in modern educational assessment. The theory of the total mastery approach tracks the level of each individual and gives different tasks to reach the full level (Bloom, 1968). This in turn allows students to learn at their own pace and creates personalization.</w:t>
       </w:r>
     </w:p>
     <w:p>
@@ -8552,7 +8829,7 @@
           <w:szCs w:val="28"/>
           <w14:ligatures w14:val="none"/>
         </w:rPr>
-        <w:t xml:space="preserve">Another theory that shows how artificial intelligence works is connectivism. This theory belongs to the modern and digital era. Here, it is said that all information is collected in a database and the necessary information is displayed to students in the right way. Using large databases, appropriate information is provided to the student and in this </w:t>
+        <w:t xml:space="preserve">The model that deals with the measurement of learning and knowledge in education, psychometrics, notes how accurate and true the tests in the field are. This model measures the level of knowledge of students using scientific methods. There are many theories of these </w:t>
       </w:r>
       <w:proofErr w:type="gramStart"/>
       <w:r>
@@ -8563,7 +8840,7 @@
           <w:szCs w:val="28"/>
           <w14:ligatures w14:val="none"/>
         </w:rPr>
-        <w:t>way</w:t>
+        <w:t>models</w:t>
       </w:r>
       <w:proofErr w:type="gramEnd"/>
       <w:r>
@@ -8574,7 +8851,7 @@
           <w:szCs w:val="28"/>
           <w14:ligatures w14:val="none"/>
         </w:rPr>
-        <w:t xml:space="preserve"> knowledge is spread across networks (Siemens, 2005). This learning principle makes artificial intelligence a part of learning technology and an important component in modern educational assessment. The theory of the total mastery approach tracks the level of each individual and gives different tasks to reach the full level (Bloom, 1968). This in turn allows students to learn at their own pace and creates personalization.</w:t>
+        <w:t xml:space="preserve"> and the artificial intelligence system makes these models more powerful.</w:t>
       </w:r>
     </w:p>
     <w:p>
@@ -8598,30 +8875,18 @@
           <w:szCs w:val="28"/>
           <w14:ligatures w14:val="none"/>
         </w:rPr>
+        <w:t xml:space="preserve">First, the classical test theory, also known as CTT, is based on the traditional assessment model. The main idea in this model is to measure the student's score and all the questions in this system have the same score. The total score obtained from the test is taken as the basis (Lord &amp; Novick, 1968). This model is simple and easy </w:t>
+      </w:r>
+      <w:r>
+        <w:rPr>
+          <w:rFonts w:ascii="Times New Roman" w:eastAsia="MS Mincho" w:hAnsi="Times New Roman" w:cs="Times New Roman"/>
+          <w:kern w:val="0"/>
+          <w:sz w:val="28"/>
+          <w:szCs w:val="28"/>
+          <w14:ligatures w14:val="none"/>
+        </w:rPr>
         <w:lastRenderedPageBreak/>
-        <w:t xml:space="preserve">The model that deals with the measurement of learning and knowledge in education, psychometrics, notes how accurate and true the tests in the field are. This model measures the level of knowledge of students using scientific methods. There are many theories of these </w:t>
-      </w:r>
-      <w:proofErr w:type="gramStart"/>
-      <w:r>
-        <w:rPr>
-          <w:rFonts w:ascii="Times New Roman" w:eastAsia="MS Mincho" w:hAnsi="Times New Roman" w:cs="Times New Roman"/>
-          <w:kern w:val="0"/>
-          <w:sz w:val="28"/>
-          <w:szCs w:val="28"/>
-          <w14:ligatures w14:val="none"/>
-        </w:rPr>
-        <w:t>models</w:t>
-      </w:r>
-      <w:proofErr w:type="gramEnd"/>
-      <w:r>
-        <w:rPr>
-          <w:rFonts w:ascii="Times New Roman" w:eastAsia="MS Mincho" w:hAnsi="Times New Roman" w:cs="Times New Roman"/>
-          <w:kern w:val="0"/>
-          <w:sz w:val="28"/>
-          <w:szCs w:val="28"/>
-          <w14:ligatures w14:val="none"/>
-        </w:rPr>
-        <w:t xml:space="preserve"> and the artificial intelligence system makes these models more powerful.</w:t>
+        <w:t>to apply because the system produces a general result. This prevents the individual level from being revealed and the difficulty of the questions is different, which in turn does not produce a correct and transparent result.</w:t>
       </w:r>
     </w:p>
     <w:p>
@@ -8645,7 +8910,27 @@
           <w:szCs w:val="28"/>
           <w14:ligatures w14:val="none"/>
         </w:rPr>
-        <w:t>First, the classical test theory, also known as CTT, is based on the traditional assessment model. The main idea in this model is to measure the student's score and all the questions in this system have the same score. The total score obtained from the test is taken as the basis (Lord &amp; Novick, 1968). This model is simple and easy to apply because the system produces a general result. This prevents the individual level from being revealed and the difficulty of the questions is different, which in turn does not produce a correct and transparent result.</w:t>
+        <w:t>The next one is the material response theory called IRT. This theory is modern and focused on a precise result. In this model, the basic learning needs and level of the student are revealed. The main idea of this model is the question and answer used in the assessment of the student’s modern education system. In IRT, each question is evaluated by the degree of difficulty, the specific learning process and the probability of the answer (Embretson &amp; Reise, 2000). This model has been scientifically recorded to give a more precise and personalized answer. Artificial intelligence is applied in the use of these models and gives rise to many functional and modern assessment systems. First, data analytics and big data monitoring and analysis are performed on the data analytics side (Daniel, 2015). This large amount of data determines the real level of the student and produces a result. In addition, a modern and adaptive educational assessment mechanism is introduced with various tests and methods. First, adaptive tests determine the next question according to the student's answer together with the IR</w:t>
+      </w:r>
+      <w:r>
+        <w:rPr>
+          <w:rFonts w:ascii="Times New Roman" w:eastAsia="MS Mincho" w:hAnsi="Times New Roman" w:cs="Times New Roman"/>
+          <w:kern w:val="0"/>
+          <w:sz w:val="28"/>
+          <w:szCs w:val="28"/>
+          <w14:ligatures w14:val="none"/>
+        </w:rPr>
+        <w:t>T.</w:t>
+      </w:r>
+      <w:r>
+        <w:rPr>
+          <w:rFonts w:ascii="Times New Roman" w:eastAsia="MS Mincho" w:hAnsi="Times New Roman" w:cs="Times New Roman"/>
+          <w:kern w:val="0"/>
+          <w:sz w:val="28"/>
+          <w:szCs w:val="28"/>
+          <w14:ligatures w14:val="none"/>
+        </w:rPr>
+        <w:t xml:space="preserve"> It also automatically changes the test difficulty, which in turn leads to a more accurate result in a short time. For example, if a student's question is evaluated as wrong, then the difficulty of the question becomes lighter, or vice versa, if the answer to a question is correct, then the difficulty of the question increases, and the student's level is determined.</w:t>
       </w:r>
     </w:p>
     <w:p>
@@ -8669,51 +8954,6 @@
           <w:szCs w:val="28"/>
           <w14:ligatures w14:val="none"/>
         </w:rPr>
-        <w:t>The next one is the material response theory called IRT. This theory is modern and focused on a precise result. In this model, the basic learning needs and level of the student are revealed. The main idea of this model is the question and answer used in the assessment of the student’s modern education system. In IRT, each question is evaluated by the degree of difficulty, the specific learning process and the probability of the answer (Embretson &amp; Reise, 2000). This model has been scientifically recorded to give a more precise and personalized answer. Artificial intelligence is applied in the use of these models and gives rise to many functional and modern assessment systems. First, data analytics and big data monitoring and analysis are performed on the data analytics side (Daniel, 2015). This large amount of data determines the real level of the student and produces a result. In addition, a modern and adaptive educational assessment mechanism is introduced with various tests and methods. First, adaptive tests determine the next question according to the student's answer together with the IR</w:t>
-      </w:r>
-      <w:r>
-        <w:rPr>
-          <w:rFonts w:ascii="Times New Roman" w:eastAsia="MS Mincho" w:hAnsi="Times New Roman" w:cs="Times New Roman"/>
-          <w:kern w:val="0"/>
-          <w:sz w:val="28"/>
-          <w:szCs w:val="28"/>
-          <w14:ligatures w14:val="none"/>
-        </w:rPr>
-        <w:t>T.</w:t>
-      </w:r>
-      <w:r>
-        <w:rPr>
-          <w:rFonts w:ascii="Times New Roman" w:eastAsia="MS Mincho" w:hAnsi="Times New Roman" w:cs="Times New Roman"/>
-          <w:kern w:val="0"/>
-          <w:sz w:val="28"/>
-          <w:szCs w:val="28"/>
-          <w14:ligatures w14:val="none"/>
-        </w:rPr>
-        <w:t xml:space="preserve"> It also automatically changes the test difficulty, which in turn leads to a more accurate result in a short time. For example, if a student's question is evaluated as wrong, then the difficulty of the question becomes lighter, or vice versa, if the answer to a question is correct, then the difficulty of the question increases, and the student's level is determined.</w:t>
-      </w:r>
-    </w:p>
-    <w:p>
-      <w:pPr>
-        <w:spacing w:after="0" w:line="360" w:lineRule="auto"/>
-        <w:ind w:firstLine="567"/>
-        <w:jc w:val="both"/>
-        <w:rPr>
-          <w:rFonts w:ascii="Times New Roman" w:eastAsia="MS Mincho" w:hAnsi="Times New Roman" w:cs="Times New Roman"/>
-          <w:kern w:val="0"/>
-          <w:sz w:val="28"/>
-          <w:szCs w:val="28"/>
-          <w14:ligatures w14:val="none"/>
-        </w:rPr>
-      </w:pPr>
-      <w:r>
-        <w:rPr>
-          <w:rFonts w:ascii="Times New Roman" w:eastAsia="MS Mincho" w:hAnsi="Times New Roman" w:cs="Times New Roman"/>
-          <w:kern w:val="0"/>
-          <w:sz w:val="28"/>
-          <w:szCs w:val="28"/>
-          <w14:ligatures w14:val="none"/>
-        </w:rPr>
-        <w:lastRenderedPageBreak/>
         <w:t>In addition, personalized grades are also included in this system. This assessment model can create separate tests for each student and identify strong, weak, and areas that need to be developed. Analyzing errors is also an integration of this system because in modern educational evaluation, not only points are given, but also general analysis and net results are drawn from the errors. A roadmap is created to work on those incorrect parts and appropriate similar questions and references are given. The application of this approach in the modern education system reduces subjectivity and is based on statistical models. Also, each student is evaluated individually and provides more reliable results.</w:t>
       </w:r>
     </w:p>
@@ -9277,7 +9517,7 @@
         </w:rPr>
         <w:t xml:space="preserve">: </w:t>
       </w:r>
-      <w:hyperlink r:id="rId14" w:history="1">
+      <w:hyperlink r:id="rId13" w:history="1">
         <w:r>
           <w:rPr>
             <w:rStyle w:val="Hyperlink"/>
@@ -9393,7 +9633,7 @@
           <w:szCs w:val="28"/>
           <w14:ligatures w14:val="none"/>
         </w:rPr>
-        <w:t xml:space="preserve"> and a common performance table can be </w:t>
+        <w:t xml:space="preserve"> and a common performance table can be created. In addition, the field of machine learning is a main component of the field of artificial intelligence and even the backbone of modern artificial intelligence systems. Since the emergence of LLM, the field of machine learning has developed its models and is producing greater results day by day. The use of this modern system in the evaluation of models will also be convenient for the field. Thus, with the database used by the field of artificial intelligence, all the data from the performance of students will be analyzed and trained, which will lead to better performance of the model. In the future, if a situation is repeated, the artificial intelligence evaluation </w:t>
       </w:r>
       <w:r>
         <w:rPr>
@@ -9404,7 +9644,7 @@
           <w14:ligatures w14:val="none"/>
         </w:rPr>
         <w:lastRenderedPageBreak/>
-        <w:t>created. In addition, the field of machine learning is a main component of the field of artificial intelligence and even the backbone of modern artificial intelligence systems. Since the emergence of LLM, the field of machine learning has developed its models and is producing greater results day by day. The use of this modern system in the evaluation of models will also be convenient for the field. Thus, with the database used by the field of artificial intelligence, all the data from the performance of students will be analyzed and trained, which will lead to better performance of the model. In the future, if a situation is repeated, the artificial intelligence evaluation system will share clearer answers and satisfactory information, and this is of course possible with the use of the field of machine learning.</w:t>
+        <w:t>system will share clearer answers and satisfactory information, and this is of course possible with the use of the field of machine learning.</w:t>
       </w:r>
     </w:p>
     <w:p>
@@ -9470,20 +9710,19 @@
           <w14:ligatures w14:val="none"/>
         </w:rPr>
       </w:pPr>
-      <w:bookmarkStart w:id="15" w:name="_Toc229653187"/>
-      <w:r>
-        <w:rPr>
-          <w:rFonts w:ascii="Times New Roman" w:eastAsia="Times New Roman" w:hAnsi="Times New Roman" w:cs="Times New Roman"/>
-          <w:b/>
-          <w:kern w:val="0"/>
-          <w:sz w:val="28"/>
-          <w:szCs w:val="28"/>
-          <w14:ligatures w14:val="none"/>
-        </w:rPr>
-        <w:lastRenderedPageBreak/>
+      <w:bookmarkStart w:id="17" w:name="_Toc230616108"/>
+      <w:r>
+        <w:rPr>
+          <w:rFonts w:ascii="Times New Roman" w:eastAsia="Times New Roman" w:hAnsi="Times New Roman" w:cs="Times New Roman"/>
+          <w:b/>
+          <w:kern w:val="0"/>
+          <w:sz w:val="28"/>
+          <w:szCs w:val="28"/>
+          <w14:ligatures w14:val="none"/>
+        </w:rPr>
         <w:t>CHAPTER II. AI-BASED ASSESSMENT TOOLS AND THEIR APPLICATION IN EDUCATION</w:t>
       </w:r>
-      <w:bookmarkEnd w:id="15"/>
+      <w:bookmarkEnd w:id="17"/>
       <w:r>
         <w:rPr>
           <w:rFonts w:ascii="Times New Roman" w:eastAsia="Times New Roman" w:hAnsi="Times New Roman" w:cs="Times New Roman"/>
@@ -9514,7 +9753,7 @@
           <w14:ligatures w14:val="none"/>
         </w:rPr>
       </w:pPr>
-      <w:bookmarkStart w:id="16" w:name="_Toc229653188"/>
+      <w:bookmarkStart w:id="18" w:name="_Toc230616109"/>
       <w:r>
         <w:rPr>
           <w:rFonts w:ascii="Times New Roman" w:eastAsia="Times New Roman" w:hAnsi="Times New Roman" w:cs="Times New Roman"/>
@@ -9539,7 +9778,7 @@
         </w:rPr>
         <w:t>Types of AI-based assessment tools</w:t>
       </w:r>
-      <w:bookmarkEnd w:id="16"/>
+      <w:bookmarkEnd w:id="18"/>
     </w:p>
     <w:p>
       <w:pPr>
@@ -9596,6 +9835,7 @@
           <w:szCs w:val="28"/>
           <w14:ligatures w14:val="none"/>
         </w:rPr>
+        <w:lastRenderedPageBreak/>
         <w:t xml:space="preserve">When using an automated assessment system to assess written content, assessment of the essays it generates is required to establish confidence in its performance. When using an automated assessment system, such as ANOW, essay assessment is carried out in a systematic and objective manner. Traditionally essay assessment is carried out by human assessors; however, this method of assessment has </w:t>
       </w:r>
       <w:proofErr w:type="gramStart"/>
@@ -9787,8 +10027,481 @@
           <w:szCs w:val="28"/>
           <w14:ligatures w14:val="none"/>
         </w:rPr>
+        <w:t>increase in accuracy (</w:t>
+      </w:r>
+      <w:proofErr w:type="spellStart"/>
+      <w:r>
+        <w:rPr>
+          <w:rFonts w:ascii="Times New Roman" w:eastAsia="MS Mincho" w:hAnsi="Times New Roman" w:cs="Times New Roman"/>
+          <w:kern w:val="0"/>
+          <w:sz w:val="28"/>
+          <w:szCs w:val="28"/>
+          <w14:ligatures w14:val="none"/>
+        </w:rPr>
+        <w:t>Jurafsky</w:t>
+      </w:r>
+      <w:proofErr w:type="spellEnd"/>
+      <w:r>
+        <w:rPr>
+          <w:rFonts w:ascii="Times New Roman" w:eastAsia="MS Mincho" w:hAnsi="Times New Roman" w:cs="Times New Roman"/>
+          <w:kern w:val="0"/>
+          <w:sz w:val="28"/>
+          <w:szCs w:val="28"/>
+          <w14:ligatures w14:val="none"/>
+        </w:rPr>
+        <w:t xml:space="preserve"> &amp; Martin, 2023).</w:t>
+      </w:r>
+    </w:p>
+    <w:p>
+      <w:pPr>
+        <w:spacing w:after="0" w:line="360" w:lineRule="auto"/>
+        <w:ind w:firstLine="720"/>
+        <w:jc w:val="both"/>
+        <w:rPr>
+          <w:rFonts w:ascii="Times New Roman" w:eastAsia="MS Mincho" w:hAnsi="Times New Roman" w:cs="Times New Roman"/>
+          <w:kern w:val="0"/>
+          <w:sz w:val="28"/>
+          <w:szCs w:val="28"/>
+          <w14:ligatures w14:val="none"/>
+        </w:rPr>
+      </w:pPr>
+      <w:r>
+        <w:rPr>
+          <w:rFonts w:ascii="Times New Roman" w:eastAsia="MS Mincho" w:hAnsi="Times New Roman" w:cs="Times New Roman"/>
+          <w:kern w:val="0"/>
+          <w:sz w:val="28"/>
+          <w:szCs w:val="28"/>
+          <w14:ligatures w14:val="none"/>
+        </w:rPr>
+        <w:t xml:space="preserve">Research suggests that the effectiveness of automated essay evaluation systems is dependent in significant degree on the quality and size of the essays in the training database. Having a diverse pool of topics upon which to score essays can aid in increasing the model's ability to generalize to new unseen data. Moreover, having a diverse set of writing styles upon which to score essays can increase the model's accuracy in scoring differently across those styles. Furthermore, having </w:t>
+      </w:r>
+      <w:r>
+        <w:rPr>
+          <w:rFonts w:ascii="Times New Roman" w:eastAsia="MS Mincho" w:hAnsi="Times New Roman" w:cs="Times New Roman"/>
+          <w:kern w:val="0"/>
+          <w:sz w:val="28"/>
+          <w:szCs w:val="28"/>
+          <w14:ligatures w14:val="none"/>
+        </w:rPr>
         <w:lastRenderedPageBreak/>
-        <w:t>increase in accuracy (</w:t>
+        <w:t>essays scored by multiple raters can enhance inter-rater agreement and provide an additional layer of verification on scores (Page, 2003).</w:t>
+      </w:r>
+    </w:p>
+    <w:p>
+      <w:pPr>
+        <w:spacing w:after="0" w:line="360" w:lineRule="auto"/>
+        <w:ind w:firstLine="720"/>
+        <w:jc w:val="both"/>
+        <w:rPr>
+          <w:rFonts w:ascii="Times New Roman" w:eastAsia="MS Mincho" w:hAnsi="Times New Roman" w:cs="Times New Roman"/>
+          <w:kern w:val="0"/>
+          <w:sz w:val="28"/>
+          <w:szCs w:val="28"/>
+          <w14:ligatures w14:val="none"/>
+        </w:rPr>
+      </w:pPr>
+      <w:r>
+        <w:rPr>
+          <w:rFonts w:ascii="Times New Roman" w:eastAsia="MS Mincho" w:hAnsi="Times New Roman" w:cs="Times New Roman"/>
+          <w:kern w:val="0"/>
+          <w:sz w:val="28"/>
+          <w:szCs w:val="28"/>
+          <w14:ligatures w14:val="none"/>
+        </w:rPr>
+        <w:t xml:space="preserve">Automated essay grading systems and adaptive assessment systems, including computerized adaptive tests (CAT), have been proposed to support education assessment in a faster, more objective and standardized way (Wainer, 2000). Future developments of automated essay grading systems will continue to relieve assessors of some of the burden of marking large numbers of essays whilst striving to improve quality. Adaptive assessment systems, including CAT, are one of the important innovations attempted to support the assessment process. The key feature of such tests is that not all candidates see the same items; </w:t>
+      </w:r>
+      <w:r>
+        <w:rPr>
+          <w:rFonts w:ascii="Times New Roman" w:eastAsia="MS Mincho" w:hAnsi="Times New Roman" w:cs="Times New Roman"/>
+          <w:kern w:val="0"/>
+          <w:sz w:val="28"/>
+          <w:szCs w:val="28"/>
+          <w14:ligatures w14:val="none"/>
+        </w:rPr>
+        <w:t>indeed,</w:t>
+      </w:r>
+      <w:r>
+        <w:rPr>
+          <w:rFonts w:ascii="Times New Roman" w:eastAsia="MS Mincho" w:hAnsi="Times New Roman" w:cs="Times New Roman"/>
+          <w:kern w:val="0"/>
+          <w:sz w:val="28"/>
+          <w:szCs w:val="28"/>
+          <w14:ligatures w14:val="none"/>
+        </w:rPr>
+        <w:t xml:space="preserve"> items are selected and ordered in a way that the system determines </w:t>
+      </w:r>
+      <w:proofErr w:type="gramStart"/>
+      <w:r>
+        <w:rPr>
+          <w:rFonts w:ascii="Times New Roman" w:eastAsia="MS Mincho" w:hAnsi="Times New Roman" w:cs="Times New Roman"/>
+          <w:kern w:val="0"/>
+          <w:sz w:val="28"/>
+          <w:szCs w:val="28"/>
+          <w14:ligatures w14:val="none"/>
+        </w:rPr>
+        <w:t>on the basis of</w:t>
+      </w:r>
+      <w:proofErr w:type="gramEnd"/>
+      <w:r>
+        <w:rPr>
+          <w:rFonts w:ascii="Times New Roman" w:eastAsia="MS Mincho" w:hAnsi="Times New Roman" w:cs="Times New Roman"/>
+          <w:kern w:val="0"/>
+          <w:sz w:val="28"/>
+          <w:szCs w:val="28"/>
+          <w14:ligatures w14:val="none"/>
+        </w:rPr>
+        <w:t xml:space="preserve"> the examinee’s score in real time. We </w:t>
+      </w:r>
+      <w:r>
+        <w:rPr>
+          <w:rFonts w:ascii="Times New Roman" w:eastAsia="MS Mincho" w:hAnsi="Times New Roman" w:cs="Times New Roman"/>
+          <w:kern w:val="0"/>
+          <w:sz w:val="28"/>
+          <w:szCs w:val="28"/>
+          <w14:ligatures w14:val="none"/>
+        </w:rPr>
+        <w:t>personalize</w:t>
+      </w:r>
+      <w:r>
+        <w:rPr>
+          <w:rFonts w:ascii="Times New Roman" w:eastAsia="MS Mincho" w:hAnsi="Times New Roman" w:cs="Times New Roman"/>
+          <w:kern w:val="0"/>
+          <w:sz w:val="28"/>
+          <w:szCs w:val="28"/>
+          <w14:ligatures w14:val="none"/>
+        </w:rPr>
+        <w:t xml:space="preserve"> the test to the individual user. Results are more accurate and the test is shorter. Fewer items are required to arrive at a final score and the examinee experiences less fatigue.</w:t>
+      </w:r>
+    </w:p>
+    <w:p>
+      <w:pPr>
+        <w:spacing w:after="0" w:line="360" w:lineRule="auto"/>
+        <w:ind w:firstLine="720"/>
+        <w:jc w:val="both"/>
+        <w:rPr>
+          <w:rFonts w:ascii="Times New Roman" w:eastAsia="MS Mincho" w:hAnsi="Times New Roman" w:cs="Times New Roman"/>
+          <w:kern w:val="0"/>
+          <w:sz w:val="28"/>
+          <w:szCs w:val="28"/>
+          <w14:ligatures w14:val="none"/>
+        </w:rPr>
+      </w:pPr>
+      <w:r>
+        <w:rPr>
+          <w:rFonts w:ascii="Times New Roman" w:eastAsia="MS Mincho" w:hAnsi="Times New Roman" w:cs="Times New Roman"/>
+          <w:kern w:val="0"/>
+          <w:sz w:val="28"/>
+          <w:szCs w:val="28"/>
+          <w14:ligatures w14:val="none"/>
+        </w:rPr>
+        <w:t xml:space="preserve">Components of the CAT system </w:t>
+      </w:r>
+      <w:proofErr w:type="gramStart"/>
+      <w:r>
+        <w:rPr>
+          <w:rFonts w:ascii="Times New Roman" w:eastAsia="MS Mincho" w:hAnsi="Times New Roman" w:cs="Times New Roman"/>
+          <w:kern w:val="0"/>
+          <w:sz w:val="28"/>
+          <w:szCs w:val="28"/>
+          <w14:ligatures w14:val="none"/>
+        </w:rPr>
+        <w:t>The</w:t>
+      </w:r>
+      <w:proofErr w:type="gramEnd"/>
+      <w:r>
+        <w:rPr>
+          <w:rFonts w:ascii="Times New Roman" w:eastAsia="MS Mincho" w:hAnsi="Times New Roman" w:cs="Times New Roman"/>
+          <w:kern w:val="0"/>
+          <w:sz w:val="28"/>
+          <w:szCs w:val="28"/>
+          <w14:ligatures w14:val="none"/>
+        </w:rPr>
+        <w:t xml:space="preserve"> performance of the CAT system is influenced by a variety of parameters. The most important one is the large database of all exam questions, the item pool. The questions in the item pool are </w:t>
+      </w:r>
+      <w:r>
+        <w:rPr>
+          <w:rFonts w:ascii="Times New Roman" w:eastAsia="MS Mincho" w:hAnsi="Times New Roman" w:cs="Times New Roman"/>
+          <w:kern w:val="0"/>
+          <w:sz w:val="28"/>
+          <w:szCs w:val="28"/>
+          <w14:ligatures w14:val="none"/>
+        </w:rPr>
+        <w:t>characterized</w:t>
+      </w:r>
+      <w:r>
+        <w:rPr>
+          <w:rFonts w:ascii="Times New Roman" w:eastAsia="MS Mincho" w:hAnsi="Times New Roman" w:cs="Times New Roman"/>
+          <w:kern w:val="0"/>
+          <w:sz w:val="28"/>
+          <w:szCs w:val="28"/>
+          <w14:ligatures w14:val="none"/>
+        </w:rPr>
+        <w:t xml:space="preserve"> by a series of characteristics. For example, the predicted level of difficulty for the candidates and the solution to the respective question. The item selection algorithm is used to select the individual items for the candidates based on their assessed and estimated level of knowledge (Embretson &amp; Reise, 2000).</w:t>
+      </w:r>
+    </w:p>
+    <w:p>
+      <w:pPr>
+        <w:spacing w:after="0" w:line="360" w:lineRule="auto"/>
+        <w:ind w:firstLine="720"/>
+        <w:jc w:val="both"/>
+        <w:rPr>
+          <w:rFonts w:ascii="Times New Roman" w:eastAsia="MS Mincho" w:hAnsi="Times New Roman" w:cs="Times New Roman"/>
+          <w:kern w:val="0"/>
+          <w:sz w:val="28"/>
+          <w:szCs w:val="28"/>
+          <w14:ligatures w14:val="none"/>
+        </w:rPr>
+      </w:pPr>
+      <w:r>
+        <w:rPr>
+          <w:rFonts w:ascii="Times New Roman" w:eastAsia="MS Mincho" w:hAnsi="Times New Roman" w:cs="Times New Roman"/>
+          <w:kern w:val="0"/>
+          <w:sz w:val="28"/>
+          <w:szCs w:val="28"/>
+          <w14:ligatures w14:val="none"/>
+        </w:rPr>
+        <w:t xml:space="preserve">The skill assessment algorithm is also embedded in the test logic to assess the user's skill level for a set of questions as answers are provided. This algorithm is also a termination criterion that ends the test when the user reaches a certain accuracy level or answers a certain number of questions. Additionally, content balancing logic and question frequency are controlled </w:t>
+      </w:r>
+      <w:proofErr w:type="gramStart"/>
+      <w:r>
+        <w:rPr>
+          <w:rFonts w:ascii="Times New Roman" w:eastAsia="MS Mincho" w:hAnsi="Times New Roman" w:cs="Times New Roman"/>
+          <w:kern w:val="0"/>
+          <w:sz w:val="28"/>
+          <w:szCs w:val="28"/>
+          <w14:ligatures w14:val="none"/>
+        </w:rPr>
+        <w:t>in order to</w:t>
+      </w:r>
+      <w:proofErr w:type="gramEnd"/>
+      <w:r>
+        <w:rPr>
+          <w:rFonts w:ascii="Times New Roman" w:eastAsia="MS Mincho" w:hAnsi="Times New Roman" w:cs="Times New Roman"/>
+          <w:kern w:val="0"/>
+          <w:sz w:val="28"/>
+          <w:szCs w:val="28"/>
+          <w14:ligatures w14:val="none"/>
+        </w:rPr>
+        <w:t xml:space="preserve"> guarantee test fairness.</w:t>
+      </w:r>
+    </w:p>
+    <w:p>
+      <w:pPr>
+        <w:spacing w:after="0" w:line="360" w:lineRule="auto"/>
+        <w:ind w:firstLine="720"/>
+        <w:jc w:val="both"/>
+        <w:rPr>
+          <w:rFonts w:ascii="Times New Roman" w:eastAsia="MS Mincho" w:hAnsi="Times New Roman" w:cs="Times New Roman"/>
+          <w:kern w:val="0"/>
+          <w:sz w:val="28"/>
+          <w:szCs w:val="28"/>
+          <w14:ligatures w14:val="none"/>
+        </w:rPr>
+      </w:pPr>
+      <w:r>
+        <w:rPr>
+          <w:rFonts w:ascii="Times New Roman" w:eastAsia="MS Mincho" w:hAnsi="Times New Roman" w:cs="Times New Roman"/>
+          <w:kern w:val="0"/>
+          <w:sz w:val="28"/>
+          <w:szCs w:val="28"/>
+          <w14:ligatures w14:val="none"/>
+        </w:rPr>
+        <w:t xml:space="preserve">The technology called adaptive testing has been around for several years and is currently used in a variety of sectors for developing and administering computer-based high stakes assessments. In the education sector, adaptive tests are commonly used for high stakes, international academic assessment purposes such as the </w:t>
+      </w:r>
+      <w:r>
+        <w:rPr>
+          <w:rFonts w:ascii="Times New Roman" w:eastAsia="MS Mincho" w:hAnsi="Times New Roman" w:cs="Times New Roman"/>
+          <w:kern w:val="0"/>
+          <w:sz w:val="28"/>
+          <w:szCs w:val="28"/>
+          <w14:ligatures w14:val="none"/>
+        </w:rPr>
+        <w:lastRenderedPageBreak/>
+        <w:t xml:space="preserve">Graduate Record Examinations (GRE) General Test and the Graduate Management Admission Test (GMAT). Adaptive tests are also administered in healthcare for patient assessment and many professional certification tests. In terms of effectiveness and accuracy, adaptive tests have proven themselves to be a valid method of measuring a test taker’s ability (van der Linden &amp; Glas, 2010). Furthermore, the value of the adaptive test model also lies in the fact that it significantly reduces the number of items that test takers </w:t>
+      </w:r>
+      <w:proofErr w:type="gramStart"/>
+      <w:r>
+        <w:rPr>
+          <w:rFonts w:ascii="Times New Roman" w:eastAsia="MS Mincho" w:hAnsi="Times New Roman" w:cs="Times New Roman"/>
+          <w:kern w:val="0"/>
+          <w:sz w:val="28"/>
+          <w:szCs w:val="28"/>
+          <w14:ligatures w14:val="none"/>
+        </w:rPr>
+        <w:t>have to</w:t>
+      </w:r>
+      <w:proofErr w:type="gramEnd"/>
+      <w:r>
+        <w:rPr>
+          <w:rFonts w:ascii="Times New Roman" w:eastAsia="MS Mincho" w:hAnsi="Times New Roman" w:cs="Times New Roman"/>
+          <w:kern w:val="0"/>
+          <w:sz w:val="28"/>
+          <w:szCs w:val="28"/>
+          <w14:ligatures w14:val="none"/>
+        </w:rPr>
+        <w:t xml:space="preserve"> answer, which is particularly important in high-stakes testing environments where test taker time is a premium and assessment results must be reliable.</w:t>
+      </w:r>
+    </w:p>
+    <w:p>
+      <w:pPr>
+        <w:spacing w:after="0" w:line="360" w:lineRule="auto"/>
+        <w:ind w:firstLine="720"/>
+        <w:jc w:val="both"/>
+        <w:rPr>
+          <w:rFonts w:ascii="Times New Roman" w:eastAsia="MS Mincho" w:hAnsi="Times New Roman" w:cs="Times New Roman"/>
+          <w:kern w:val="0"/>
+          <w:sz w:val="28"/>
+          <w:szCs w:val="28"/>
+          <w14:ligatures w14:val="none"/>
+        </w:rPr>
+      </w:pPr>
+      <w:r>
+        <w:rPr>
+          <w:rFonts w:ascii="Times New Roman" w:eastAsia="MS Mincho" w:hAnsi="Times New Roman" w:cs="Times New Roman"/>
+          <w:kern w:val="0"/>
+          <w:sz w:val="28"/>
+          <w:szCs w:val="28"/>
+          <w14:ligatures w14:val="none"/>
+        </w:rPr>
+        <w:t xml:space="preserve">In another area of education and assessment, there are opportunities for </w:t>
+      </w:r>
+      <w:r>
+        <w:rPr>
+          <w:rFonts w:ascii="Times New Roman" w:eastAsia="MS Mincho" w:hAnsi="Times New Roman" w:cs="Times New Roman"/>
+          <w:kern w:val="0"/>
+          <w:sz w:val="28"/>
+          <w:szCs w:val="28"/>
+          <w14:ligatures w14:val="none"/>
+        </w:rPr>
+        <w:t>personalization</w:t>
+      </w:r>
+      <w:r>
+        <w:rPr>
+          <w:rFonts w:ascii="Times New Roman" w:eastAsia="MS Mincho" w:hAnsi="Times New Roman" w:cs="Times New Roman"/>
+          <w:kern w:val="0"/>
+          <w:sz w:val="28"/>
+          <w:szCs w:val="28"/>
+          <w14:ligatures w14:val="none"/>
+        </w:rPr>
+        <w:t xml:space="preserve">, efficiency and objectivity with adaptive assessments. This area is still rapidly developing but is set to continue to do so (Holmes et al., 2019). </w:t>
+      </w:r>
+      <w:proofErr w:type="gramStart"/>
+      <w:r>
+        <w:rPr>
+          <w:rFonts w:ascii="Times New Roman" w:eastAsia="MS Mincho" w:hAnsi="Times New Roman" w:cs="Times New Roman"/>
+          <w:kern w:val="0"/>
+          <w:sz w:val="28"/>
+          <w:szCs w:val="28"/>
+          <w14:ligatures w14:val="none"/>
+        </w:rPr>
+        <w:t>( Northrop</w:t>
+      </w:r>
+      <w:proofErr w:type="gramEnd"/>
+      <w:r>
+        <w:rPr>
+          <w:rFonts w:ascii="Times New Roman" w:eastAsia="MS Mincho" w:hAnsi="Times New Roman" w:cs="Times New Roman"/>
+          <w:kern w:val="0"/>
+          <w:sz w:val="28"/>
+          <w:szCs w:val="28"/>
+          <w14:ligatures w14:val="none"/>
+        </w:rPr>
+        <w:t xml:space="preserve"> J., 2025)</w:t>
+      </w:r>
+      <w:r>
+        <w:rPr>
+          <w:rFonts w:ascii="Times New Roman" w:eastAsia="MS Mincho" w:hAnsi="Times New Roman" w:cs="Times New Roman"/>
+          <w:kern w:val="0"/>
+          <w:sz w:val="28"/>
+          <w:szCs w:val="28"/>
+          <w14:ligatures w14:val="none"/>
+        </w:rPr>
+        <w:t>.</w:t>
+      </w:r>
+    </w:p>
+    <w:p>
+      <w:pPr>
+        <w:spacing w:after="0" w:line="360" w:lineRule="auto"/>
+        <w:ind w:firstLine="720"/>
+        <w:jc w:val="both"/>
+        <w:rPr>
+          <w:rFonts w:ascii="Times New Roman" w:eastAsia="MS Mincho" w:hAnsi="Times New Roman" w:cs="Times New Roman"/>
+          <w:kern w:val="0"/>
+          <w:sz w:val="28"/>
+          <w:szCs w:val="28"/>
+          <w14:ligatures w14:val="none"/>
+        </w:rPr>
+      </w:pPr>
+      <w:r>
+        <w:rPr>
+          <w:rFonts w:ascii="Times New Roman" w:eastAsia="MS Mincho" w:hAnsi="Times New Roman" w:cs="Times New Roman"/>
+          <w:kern w:val="0"/>
+          <w:sz w:val="28"/>
+          <w:szCs w:val="28"/>
+          <w14:ligatures w14:val="none"/>
+        </w:rPr>
+        <w:t xml:space="preserve">Intelligent Tutoring Systems (ITS) are among the most typical applications of AI. ITS systems are used to support and supplement traditional education by means of </w:t>
+      </w:r>
+      <w:r>
+        <w:rPr>
+          <w:rFonts w:ascii="Times New Roman" w:eastAsia="MS Mincho" w:hAnsi="Times New Roman" w:cs="Times New Roman"/>
+          <w:kern w:val="0"/>
+          <w:sz w:val="28"/>
+          <w:szCs w:val="28"/>
+          <w14:ligatures w14:val="none"/>
+        </w:rPr>
+        <w:t>maximizing</w:t>
+      </w:r>
+      <w:r>
+        <w:rPr>
+          <w:rFonts w:ascii="Times New Roman" w:eastAsia="MS Mincho" w:hAnsi="Times New Roman" w:cs="Times New Roman"/>
+          <w:kern w:val="0"/>
+          <w:sz w:val="28"/>
+          <w:szCs w:val="28"/>
+          <w14:ligatures w14:val="none"/>
+        </w:rPr>
+        <w:t xml:space="preserve"> learning </w:t>
+      </w:r>
+      <w:proofErr w:type="gramStart"/>
+      <w:r>
+        <w:rPr>
+          <w:rFonts w:ascii="Times New Roman" w:eastAsia="MS Mincho" w:hAnsi="Times New Roman" w:cs="Times New Roman"/>
+          <w:kern w:val="0"/>
+          <w:sz w:val="28"/>
+          <w:szCs w:val="28"/>
+          <w14:ligatures w14:val="none"/>
+        </w:rPr>
+        <w:t>in order to</w:t>
+      </w:r>
+      <w:proofErr w:type="gramEnd"/>
+      <w:r>
+        <w:rPr>
+          <w:rFonts w:ascii="Times New Roman" w:eastAsia="MS Mincho" w:hAnsi="Times New Roman" w:cs="Times New Roman"/>
+          <w:kern w:val="0"/>
+          <w:sz w:val="28"/>
+          <w:szCs w:val="28"/>
+          <w14:ligatures w14:val="none"/>
+        </w:rPr>
+        <w:t xml:space="preserve"> adapt to the needs of individual learners (Woolf, 2010). One of the typical problems in modern education is "one-size-fits-all" instruction, where students do not receive the </w:t>
+      </w:r>
+      <w:r>
+        <w:rPr>
+          <w:rFonts w:ascii="Times New Roman" w:eastAsia="MS Mincho" w:hAnsi="Times New Roman" w:cs="Times New Roman"/>
+          <w:kern w:val="0"/>
+          <w:sz w:val="28"/>
+          <w:szCs w:val="28"/>
+          <w14:ligatures w14:val="none"/>
+        </w:rPr>
+        <w:t>individualized</w:t>
+      </w:r>
+      <w:r>
+        <w:rPr>
+          <w:rFonts w:ascii="Times New Roman" w:eastAsia="MS Mincho" w:hAnsi="Times New Roman" w:cs="Times New Roman"/>
+          <w:kern w:val="0"/>
+          <w:sz w:val="28"/>
+          <w:szCs w:val="28"/>
+          <w14:ligatures w14:val="none"/>
+        </w:rPr>
+        <w:t xml:space="preserve"> learning experience they require. The purpose of the ITS system developed here is to assist the teacher in </w:t>
       </w:r>
       <w:proofErr w:type="spellStart"/>
       <w:r>
@@ -9799,7 +10512,7 @@
           <w:szCs w:val="28"/>
           <w14:ligatures w14:val="none"/>
         </w:rPr>
-        <w:t>Jurafsky</w:t>
+        <w:t>individualised</w:t>
       </w:r>
       <w:proofErr w:type="spellEnd"/>
       <w:r>
@@ -9810,7 +10523,7 @@
           <w:szCs w:val="28"/>
           <w14:ligatures w14:val="none"/>
         </w:rPr>
-        <w:t xml:space="preserve"> &amp; Martin, 2023).</w:t>
+        <w:t xml:space="preserve"> instruction, and to provide an effective and efficient tool for teaching.</w:t>
       </w:r>
     </w:p>
     <w:p>
@@ -9834,7 +10547,74 @@
           <w:szCs w:val="28"/>
           <w14:ligatures w14:val="none"/>
         </w:rPr>
-        <w:t>Research suggests that the effectiveness of automated essay evaluation systems is dependent in significant degree on the quality and size of the essays in the training database. Having a diverse pool of topics upon which to score essays can aid in increasing the model's ability to generalize to new unseen data. Moreover, having a diverse set of writing styles upon which to score essays can increase the model's accuracy in scoring differently across those styles. Furthermore, having essays scored by multiple raters can enhance inter-rater agreement and provide an additional layer of verification on scores (Page, 2003).</w:t>
+        <w:t xml:space="preserve">ITS (Intelligent Tutoring Systems) function of educational content adaptation in the lesson to the level of student knowledge, their learning rate, individual characteristics, etc. Student studies with educational materials during the lesson corresponding to his or her knowledge level. ITS increases student interest in studying and facilitates in-depth learning of educational content. The learning process is more rational and efficient. Besides these features, also real-time feedback is provided </w:t>
+      </w:r>
+      <w:proofErr w:type="gramStart"/>
+      <w:r>
+        <w:rPr>
+          <w:rFonts w:ascii="Times New Roman" w:eastAsia="MS Mincho" w:hAnsi="Times New Roman" w:cs="Times New Roman"/>
+          <w:kern w:val="0"/>
+          <w:sz w:val="28"/>
+          <w:szCs w:val="28"/>
+          <w14:ligatures w14:val="none"/>
+        </w:rPr>
+        <w:t>in order to</w:t>
+      </w:r>
+      <w:proofErr w:type="gramEnd"/>
+      <w:r>
+        <w:rPr>
+          <w:rFonts w:ascii="Times New Roman" w:eastAsia="MS Mincho" w:hAnsi="Times New Roman" w:cs="Times New Roman"/>
+          <w:kern w:val="0"/>
+          <w:sz w:val="28"/>
+          <w:szCs w:val="28"/>
+          <w14:ligatures w14:val="none"/>
+        </w:rPr>
+        <w:t xml:space="preserve"> see mistakes during task execution and correct them (</w:t>
+      </w:r>
+      <w:proofErr w:type="spellStart"/>
+      <w:r>
+        <w:rPr>
+          <w:rFonts w:ascii="Times New Roman" w:eastAsia="MS Mincho" w:hAnsi="Times New Roman" w:cs="Times New Roman"/>
+          <w:kern w:val="0"/>
+          <w:sz w:val="28"/>
+          <w:szCs w:val="28"/>
+          <w14:ligatures w14:val="none"/>
+        </w:rPr>
+        <w:t>VanLehn</w:t>
+      </w:r>
+      <w:proofErr w:type="spellEnd"/>
+      <w:r>
+        <w:rPr>
+          <w:rFonts w:ascii="Times New Roman" w:eastAsia="MS Mincho" w:hAnsi="Times New Roman" w:cs="Times New Roman"/>
+          <w:kern w:val="0"/>
+          <w:sz w:val="28"/>
+          <w:szCs w:val="28"/>
+          <w14:ligatures w14:val="none"/>
+        </w:rPr>
+        <w:t xml:space="preserve">, 2011). Operational feedback, i.e. immediate information on results of actions performed by the student, is very useful from an educational point of view </w:t>
+      </w:r>
+      <w:proofErr w:type="gramStart"/>
+      <w:r>
+        <w:rPr>
+          <w:rFonts w:ascii="Times New Roman" w:eastAsia="MS Mincho" w:hAnsi="Times New Roman" w:cs="Times New Roman"/>
+          <w:kern w:val="0"/>
+          <w:sz w:val="28"/>
+          <w:szCs w:val="28"/>
+          <w14:ligatures w14:val="none"/>
+        </w:rPr>
+        <w:lastRenderedPageBreak/>
+        <w:t>in order to</w:t>
+      </w:r>
+      <w:proofErr w:type="gramEnd"/>
+      <w:r>
+        <w:rPr>
+          <w:rFonts w:ascii="Times New Roman" w:eastAsia="MS Mincho" w:hAnsi="Times New Roman" w:cs="Times New Roman"/>
+          <w:kern w:val="0"/>
+          <w:sz w:val="28"/>
+          <w:szCs w:val="28"/>
+          <w14:ligatures w14:val="none"/>
+        </w:rPr>
+        <w:t xml:space="preserve"> allow students to consolidate the acquired knowledge and to learn from their mistakes in an uninterrupted and highly interactive way.</w:t>
       </w:r>
     </w:p>
     <w:p>
@@ -9858,69 +10638,7 @@
           <w:szCs w:val="28"/>
           <w14:ligatures w14:val="none"/>
         </w:rPr>
-        <w:t xml:space="preserve">Automated essay grading systems and adaptive assessment systems, including computerized adaptive tests (CAT), have been proposed to support education assessment in a faster, more objective and standardized way (Wainer, 2000). Future developments of automated essay grading systems will continue to relieve assessors of some of the burden of marking large numbers of essays whilst striving to improve quality. Adaptive assessment systems, including CAT, are one of the important innovations attempted to support the assessment process. The key feature of such tests is that not all candidates see the same items; </w:t>
-      </w:r>
-      <w:r>
-        <w:rPr>
-          <w:rFonts w:ascii="Times New Roman" w:eastAsia="MS Mincho" w:hAnsi="Times New Roman" w:cs="Times New Roman"/>
-          <w:kern w:val="0"/>
-          <w:sz w:val="28"/>
-          <w:szCs w:val="28"/>
-          <w14:ligatures w14:val="none"/>
-        </w:rPr>
-        <w:t>indeed,</w:t>
-      </w:r>
-      <w:r>
-        <w:rPr>
-          <w:rFonts w:ascii="Times New Roman" w:eastAsia="MS Mincho" w:hAnsi="Times New Roman" w:cs="Times New Roman"/>
-          <w:kern w:val="0"/>
-          <w:sz w:val="28"/>
-          <w:szCs w:val="28"/>
-          <w14:ligatures w14:val="none"/>
-        </w:rPr>
-        <w:t xml:space="preserve"> items are selected and ordered in a way that the system determines </w:t>
-      </w:r>
-      <w:proofErr w:type="gramStart"/>
-      <w:r>
-        <w:rPr>
-          <w:rFonts w:ascii="Times New Roman" w:eastAsia="MS Mincho" w:hAnsi="Times New Roman" w:cs="Times New Roman"/>
-          <w:kern w:val="0"/>
-          <w:sz w:val="28"/>
-          <w:szCs w:val="28"/>
-          <w14:ligatures w14:val="none"/>
-        </w:rPr>
-        <w:t>on the basis of</w:t>
-      </w:r>
-      <w:proofErr w:type="gramEnd"/>
-      <w:r>
-        <w:rPr>
-          <w:rFonts w:ascii="Times New Roman" w:eastAsia="MS Mincho" w:hAnsi="Times New Roman" w:cs="Times New Roman"/>
-          <w:kern w:val="0"/>
-          <w:sz w:val="28"/>
-          <w:szCs w:val="28"/>
-          <w14:ligatures w14:val="none"/>
-        </w:rPr>
-        <w:t xml:space="preserve"> the examinee’s score in real time. We </w:t>
-      </w:r>
-      <w:r>
-        <w:rPr>
-          <w:rFonts w:ascii="Times New Roman" w:eastAsia="MS Mincho" w:hAnsi="Times New Roman" w:cs="Times New Roman"/>
-          <w:kern w:val="0"/>
-          <w:sz w:val="28"/>
-          <w:szCs w:val="28"/>
-          <w14:ligatures w14:val="none"/>
-        </w:rPr>
-        <w:t>personalize</w:t>
-      </w:r>
-      <w:r>
-        <w:rPr>
-          <w:rFonts w:ascii="Times New Roman" w:eastAsia="MS Mincho" w:hAnsi="Times New Roman" w:cs="Times New Roman"/>
-          <w:kern w:val="0"/>
-          <w:sz w:val="28"/>
-          <w:szCs w:val="28"/>
-          <w14:ligatures w14:val="none"/>
-        </w:rPr>
-        <w:t xml:space="preserve"> the test to the individual user. Results are more accurate and the test is shorter. Fewer items are required to arrive at a final score and the examinee experiences less fatigue.</w:t>
+        <w:t>Cognitive models of learning within an ITS enable not only to monitor and predict the future achievements of students, but also to adjust teaching strategies and the learning route for each student. This allows for a deeper and more effective realization of an individual education strategy (Anderson et al., 1995).</w:t>
       </w:r>
     </w:p>
     <w:p>
@@ -9944,49 +10662,7 @@
           <w:szCs w:val="28"/>
           <w14:ligatures w14:val="none"/>
         </w:rPr>
-        <w:t xml:space="preserve">Components of the CAT system </w:t>
-      </w:r>
-      <w:proofErr w:type="gramStart"/>
-      <w:r>
-        <w:rPr>
-          <w:rFonts w:ascii="Times New Roman" w:eastAsia="MS Mincho" w:hAnsi="Times New Roman" w:cs="Times New Roman"/>
-          <w:kern w:val="0"/>
-          <w:sz w:val="28"/>
-          <w:szCs w:val="28"/>
-          <w14:ligatures w14:val="none"/>
-        </w:rPr>
-        <w:t>The</w:t>
-      </w:r>
-      <w:proofErr w:type="gramEnd"/>
-      <w:r>
-        <w:rPr>
-          <w:rFonts w:ascii="Times New Roman" w:eastAsia="MS Mincho" w:hAnsi="Times New Roman" w:cs="Times New Roman"/>
-          <w:kern w:val="0"/>
-          <w:sz w:val="28"/>
-          <w:szCs w:val="28"/>
-          <w14:ligatures w14:val="none"/>
-        </w:rPr>
-        <w:t xml:space="preserve"> performance of the CAT system is influenced by a variety of parameters. The most important one is the large database of all exam questions, the item pool. The questions in the item pool are </w:t>
-      </w:r>
-      <w:r>
-        <w:rPr>
-          <w:rFonts w:ascii="Times New Roman" w:eastAsia="MS Mincho" w:hAnsi="Times New Roman" w:cs="Times New Roman"/>
-          <w:kern w:val="0"/>
-          <w:sz w:val="28"/>
-          <w:szCs w:val="28"/>
-          <w14:ligatures w14:val="none"/>
-        </w:rPr>
-        <w:t>characterized</w:t>
-      </w:r>
-      <w:r>
-        <w:rPr>
-          <w:rFonts w:ascii="Times New Roman" w:eastAsia="MS Mincho" w:hAnsi="Times New Roman" w:cs="Times New Roman"/>
-          <w:kern w:val="0"/>
-          <w:sz w:val="28"/>
-          <w:szCs w:val="28"/>
-          <w14:ligatures w14:val="none"/>
-        </w:rPr>
-        <w:t xml:space="preserve"> by a series of characteristics. For example, the predicted level of difficulty for the candidates and the solution to the respective question. The item selection algorithm is used to select the individual items for the candidates based on their assessed and estimated level of knowledge (Embretson &amp; Reise, 2000).</w:t>
+        <w:t>There is evidence that well-designed ITS (Intelligent Tutoring System) can have a very positive impact on student performance and attitudes to education in general. Systems that integrate interactive content and games are especially effective at promoting learning with a view to achieving high results in the subject. However, there are also concerns regarding the potential long-term effects of adaptive technology on students’ deeper learning skills, such as knowledge acquisition and critical thinking (Kirschner et al., 2006).</w:t>
       </w:r>
     </w:p>
     <w:p>
@@ -10010,7 +10686,115 @@
           <w:szCs w:val="28"/>
           <w14:ligatures w14:val="none"/>
         </w:rPr>
-        <w:t xml:space="preserve">The skill assessment algorithm is also embedded in the test logic to assess the user's skill level for a set of questions as answers are provided. This algorithm is also </w:t>
+        <w:t>Besides the efficacy of an ITS for teaching programming languages, there are several other factors that play a role. Firstly, the quality of the ITS itself with respect to design, adaptability and feedback quality. Secondly, the individual characteristics of the students, their intrinsic and extrinsic motivation and prior knowledge. Thirdly, the educational setting in which the ITS is implemented, the support of the teacher and the integration of the ITS in the curriculum. This curriculum is taught partly with the ITS and partly traditional.</w:t>
+      </w:r>
+    </w:p>
+    <w:p>
+      <w:pPr>
+        <w:spacing w:after="0" w:line="360" w:lineRule="auto"/>
+        <w:ind w:firstLine="720"/>
+        <w:jc w:val="both"/>
+        <w:rPr>
+          <w:rFonts w:ascii="Times New Roman" w:eastAsia="MS Mincho" w:hAnsi="Times New Roman" w:cs="Times New Roman"/>
+          <w:kern w:val="0"/>
+          <w:sz w:val="28"/>
+          <w:szCs w:val="28"/>
+          <w14:ligatures w14:val="none"/>
+        </w:rPr>
+      </w:pPr>
+      <w:r>
+        <w:rPr>
+          <w:rFonts w:ascii="Times New Roman" w:eastAsia="MS Mincho" w:hAnsi="Times New Roman" w:cs="Times New Roman"/>
+          <w:kern w:val="0"/>
+          <w:sz w:val="28"/>
+          <w:szCs w:val="28"/>
+          <w14:ligatures w14:val="none"/>
+        </w:rPr>
+        <w:t xml:space="preserve">However, an ITS system which becomes overly dominant can interfere with a student’s ability to think independently and critically. Consequently, ITS must be used to </w:t>
+      </w:r>
+      <w:r>
+        <w:rPr>
+          <w:rFonts w:ascii="Times New Roman" w:eastAsia="MS Mincho" w:hAnsi="Times New Roman" w:cs="Times New Roman"/>
+          <w:kern w:val="0"/>
+          <w:sz w:val="28"/>
+          <w:szCs w:val="28"/>
+          <w14:ligatures w14:val="none"/>
+        </w:rPr>
+        <w:t>augment and</w:t>
+      </w:r>
+      <w:r>
+        <w:rPr>
+          <w:rFonts w:ascii="Times New Roman" w:eastAsia="MS Mincho" w:hAnsi="Times New Roman" w:cs="Times New Roman"/>
+          <w:kern w:val="0"/>
+          <w:sz w:val="28"/>
+          <w:szCs w:val="28"/>
+          <w14:ligatures w14:val="none"/>
+        </w:rPr>
+        <w:t xml:space="preserve"> not replace traditional teacher centered methodologies and balanced educational systems.</w:t>
+      </w:r>
+    </w:p>
+    <w:p>
+      <w:pPr>
+        <w:spacing w:after="0" w:line="360" w:lineRule="auto"/>
+        <w:ind w:firstLine="720"/>
+        <w:jc w:val="both"/>
+        <w:rPr>
+          <w:rFonts w:ascii="Times New Roman" w:eastAsia="MS Mincho" w:hAnsi="Times New Roman" w:cs="Times New Roman"/>
+          <w:kern w:val="0"/>
+          <w:sz w:val="28"/>
+          <w:szCs w:val="28"/>
+          <w14:ligatures w14:val="none"/>
+        </w:rPr>
+      </w:pPr>
+      <w:r>
+        <w:rPr>
+          <w:rFonts w:ascii="Times New Roman" w:eastAsia="MS Mincho" w:hAnsi="Times New Roman" w:cs="Times New Roman"/>
+          <w:kern w:val="0"/>
+          <w:sz w:val="28"/>
+          <w:szCs w:val="28"/>
+          <w14:ligatures w14:val="none"/>
+        </w:rPr>
+        <w:t xml:space="preserve">The Intelligent Learning Systems have </w:t>
+      </w:r>
+      <w:r>
+        <w:rPr>
+          <w:rFonts w:ascii="Times New Roman" w:eastAsia="MS Mincho" w:hAnsi="Times New Roman" w:cs="Times New Roman"/>
+          <w:kern w:val="0"/>
+          <w:sz w:val="28"/>
+          <w:szCs w:val="28"/>
+          <w14:ligatures w14:val="none"/>
+        </w:rPr>
+        <w:t>great</w:t>
+      </w:r>
+      <w:r>
+        <w:rPr>
+          <w:rFonts w:ascii="Times New Roman" w:eastAsia="MS Mincho" w:hAnsi="Times New Roman" w:cs="Times New Roman"/>
+          <w:kern w:val="0"/>
+          <w:sz w:val="28"/>
+          <w:szCs w:val="28"/>
+          <w14:ligatures w14:val="none"/>
+        </w:rPr>
+        <w:t xml:space="preserve"> potential for personalization and effective education. In proper implementation, students can learn more efficiently, teachers’ workload can be </w:t>
+      </w:r>
+      <w:r>
+        <w:rPr>
+          <w:rFonts w:ascii="Times New Roman" w:eastAsia="MS Mincho" w:hAnsi="Times New Roman" w:cs="Times New Roman"/>
+          <w:kern w:val="0"/>
+          <w:sz w:val="28"/>
+          <w:szCs w:val="28"/>
+          <w14:ligatures w14:val="none"/>
+        </w:rPr>
+        <w:t>reduced,</w:t>
+      </w:r>
+      <w:r>
+        <w:rPr>
+          <w:rFonts w:ascii="Times New Roman" w:eastAsia="MS Mincho" w:hAnsi="Times New Roman" w:cs="Times New Roman"/>
+          <w:kern w:val="0"/>
+          <w:sz w:val="28"/>
+          <w:szCs w:val="28"/>
+          <w14:ligatures w14:val="none"/>
+        </w:rPr>
+        <w:t xml:space="preserve"> and education quality can be improved. Future development and correct integration into education system will create the best conditions for using their capabilities. The results of systematic studies on the topic “The role of learning analytics in the development of feedback practices in higher </w:t>
       </w:r>
       <w:r>
         <w:rPr>
@@ -10021,551 +10805,7 @@
           <w14:ligatures w14:val="none"/>
         </w:rPr>
         <w:lastRenderedPageBreak/>
-        <w:t xml:space="preserve">a termination criterion that ends the test when the user reaches a certain accuracy level or answers a certain number of questions. Additionally, content balancing logic and question frequency are controlled </w:t>
-      </w:r>
-      <w:proofErr w:type="gramStart"/>
-      <w:r>
-        <w:rPr>
-          <w:rFonts w:ascii="Times New Roman" w:eastAsia="MS Mincho" w:hAnsi="Times New Roman" w:cs="Times New Roman"/>
-          <w:kern w:val="0"/>
-          <w:sz w:val="28"/>
-          <w:szCs w:val="28"/>
-          <w14:ligatures w14:val="none"/>
-        </w:rPr>
-        <w:t>in order to</w:t>
-      </w:r>
-      <w:proofErr w:type="gramEnd"/>
-      <w:r>
-        <w:rPr>
-          <w:rFonts w:ascii="Times New Roman" w:eastAsia="MS Mincho" w:hAnsi="Times New Roman" w:cs="Times New Roman"/>
-          <w:kern w:val="0"/>
-          <w:sz w:val="28"/>
-          <w:szCs w:val="28"/>
-          <w14:ligatures w14:val="none"/>
-        </w:rPr>
-        <w:t xml:space="preserve"> guarantee test fairness.</w:t>
-      </w:r>
-    </w:p>
-    <w:p>
-      <w:pPr>
-        <w:spacing w:after="0" w:line="360" w:lineRule="auto"/>
-        <w:ind w:firstLine="720"/>
-        <w:jc w:val="both"/>
-        <w:rPr>
-          <w:rFonts w:ascii="Times New Roman" w:eastAsia="MS Mincho" w:hAnsi="Times New Roman" w:cs="Times New Roman"/>
-          <w:kern w:val="0"/>
-          <w:sz w:val="28"/>
-          <w:szCs w:val="28"/>
-          <w14:ligatures w14:val="none"/>
-        </w:rPr>
-      </w:pPr>
-      <w:r>
-        <w:rPr>
-          <w:rFonts w:ascii="Times New Roman" w:eastAsia="MS Mincho" w:hAnsi="Times New Roman" w:cs="Times New Roman"/>
-          <w:kern w:val="0"/>
-          <w:sz w:val="28"/>
-          <w:szCs w:val="28"/>
-          <w14:ligatures w14:val="none"/>
-        </w:rPr>
-        <w:t xml:space="preserve">The technology called adaptive testing has been around for several years and is currently used in a variety of sectors for developing and administering computer-based high stakes assessments. In the education sector, adaptive tests are commonly used for high stakes, international academic assessment purposes such as the Graduate Record Examinations (GRE) General Test and the Graduate Management Admission Test (GMAT). Adaptive tests are also administered in healthcare for patient assessment and many professional certification tests. In terms of effectiveness and accuracy, adaptive tests have proven themselves to be a valid method of measuring a test taker’s ability (van der Linden &amp; Glas, 2010). Furthermore, the value of the adaptive test model also lies in the fact that it significantly reduces the number of items that test takers </w:t>
-      </w:r>
-      <w:proofErr w:type="gramStart"/>
-      <w:r>
-        <w:rPr>
-          <w:rFonts w:ascii="Times New Roman" w:eastAsia="MS Mincho" w:hAnsi="Times New Roman" w:cs="Times New Roman"/>
-          <w:kern w:val="0"/>
-          <w:sz w:val="28"/>
-          <w:szCs w:val="28"/>
-          <w14:ligatures w14:val="none"/>
-        </w:rPr>
-        <w:t>have to</w:t>
-      </w:r>
-      <w:proofErr w:type="gramEnd"/>
-      <w:r>
-        <w:rPr>
-          <w:rFonts w:ascii="Times New Roman" w:eastAsia="MS Mincho" w:hAnsi="Times New Roman" w:cs="Times New Roman"/>
-          <w:kern w:val="0"/>
-          <w:sz w:val="28"/>
-          <w:szCs w:val="28"/>
-          <w14:ligatures w14:val="none"/>
-        </w:rPr>
-        <w:t xml:space="preserve"> answer, which is particularly important in high-stakes testing environments where test taker time is a premium and assessment results must be reliable.</w:t>
-      </w:r>
-    </w:p>
-    <w:p>
-      <w:pPr>
-        <w:spacing w:after="0" w:line="360" w:lineRule="auto"/>
-        <w:ind w:firstLine="720"/>
-        <w:jc w:val="both"/>
-        <w:rPr>
-          <w:rFonts w:ascii="Times New Roman" w:eastAsia="MS Mincho" w:hAnsi="Times New Roman" w:cs="Times New Roman"/>
-          <w:kern w:val="0"/>
-          <w:sz w:val="28"/>
-          <w:szCs w:val="28"/>
-          <w14:ligatures w14:val="none"/>
-        </w:rPr>
-      </w:pPr>
-      <w:r>
-        <w:rPr>
-          <w:rFonts w:ascii="Times New Roman" w:eastAsia="MS Mincho" w:hAnsi="Times New Roman" w:cs="Times New Roman"/>
-          <w:kern w:val="0"/>
-          <w:sz w:val="28"/>
-          <w:szCs w:val="28"/>
-          <w14:ligatures w14:val="none"/>
-        </w:rPr>
-        <w:t xml:space="preserve">In another area of education and assessment, there are opportunities for </w:t>
-      </w:r>
-      <w:r>
-        <w:rPr>
-          <w:rFonts w:ascii="Times New Roman" w:eastAsia="MS Mincho" w:hAnsi="Times New Roman" w:cs="Times New Roman"/>
-          <w:kern w:val="0"/>
-          <w:sz w:val="28"/>
-          <w:szCs w:val="28"/>
-          <w14:ligatures w14:val="none"/>
-        </w:rPr>
-        <w:t>personalization</w:t>
-      </w:r>
-      <w:r>
-        <w:rPr>
-          <w:rFonts w:ascii="Times New Roman" w:eastAsia="MS Mincho" w:hAnsi="Times New Roman" w:cs="Times New Roman"/>
-          <w:kern w:val="0"/>
-          <w:sz w:val="28"/>
-          <w:szCs w:val="28"/>
-          <w14:ligatures w14:val="none"/>
-        </w:rPr>
-        <w:t xml:space="preserve">, efficiency and objectivity with adaptive assessments. This area is still rapidly developing but is set to continue to do so (Holmes et al., 2019). </w:t>
-      </w:r>
-      <w:proofErr w:type="gramStart"/>
-      <w:r>
-        <w:rPr>
-          <w:rFonts w:ascii="Times New Roman" w:eastAsia="MS Mincho" w:hAnsi="Times New Roman" w:cs="Times New Roman"/>
-          <w:kern w:val="0"/>
-          <w:sz w:val="28"/>
-          <w:szCs w:val="28"/>
-          <w14:ligatures w14:val="none"/>
-        </w:rPr>
-        <w:t>( Northrop</w:t>
-      </w:r>
-      <w:proofErr w:type="gramEnd"/>
-      <w:r>
-        <w:rPr>
-          <w:rFonts w:ascii="Times New Roman" w:eastAsia="MS Mincho" w:hAnsi="Times New Roman" w:cs="Times New Roman"/>
-          <w:kern w:val="0"/>
-          <w:sz w:val="28"/>
-          <w:szCs w:val="28"/>
-          <w14:ligatures w14:val="none"/>
-        </w:rPr>
-        <w:t xml:space="preserve"> J., 2025)</w:t>
-      </w:r>
-      <w:r>
-        <w:rPr>
-          <w:rFonts w:ascii="Times New Roman" w:eastAsia="MS Mincho" w:hAnsi="Times New Roman" w:cs="Times New Roman"/>
-          <w:kern w:val="0"/>
-          <w:sz w:val="28"/>
-          <w:szCs w:val="28"/>
-          <w14:ligatures w14:val="none"/>
-        </w:rPr>
-        <w:t>.</w:t>
-      </w:r>
-    </w:p>
-    <w:p>
-      <w:pPr>
-        <w:spacing w:after="0" w:line="360" w:lineRule="auto"/>
-        <w:ind w:firstLine="720"/>
-        <w:jc w:val="both"/>
-        <w:rPr>
-          <w:rFonts w:ascii="Times New Roman" w:eastAsia="MS Mincho" w:hAnsi="Times New Roman" w:cs="Times New Roman"/>
-          <w:kern w:val="0"/>
-          <w:sz w:val="28"/>
-          <w:szCs w:val="28"/>
-          <w14:ligatures w14:val="none"/>
-        </w:rPr>
-      </w:pPr>
-      <w:r>
-        <w:rPr>
-          <w:rFonts w:ascii="Times New Roman" w:eastAsia="MS Mincho" w:hAnsi="Times New Roman" w:cs="Times New Roman"/>
-          <w:kern w:val="0"/>
-          <w:sz w:val="28"/>
-          <w:szCs w:val="28"/>
-          <w14:ligatures w14:val="none"/>
-        </w:rPr>
-        <w:t xml:space="preserve">Intelligent Tutoring Systems (ITS) are among the most typical applications of AI. ITS systems are used to support and supplement traditional education by means of </w:t>
-      </w:r>
-      <w:r>
-        <w:rPr>
-          <w:rFonts w:ascii="Times New Roman" w:eastAsia="MS Mincho" w:hAnsi="Times New Roman" w:cs="Times New Roman"/>
-          <w:kern w:val="0"/>
-          <w:sz w:val="28"/>
-          <w:szCs w:val="28"/>
-          <w14:ligatures w14:val="none"/>
-        </w:rPr>
-        <w:t>maximizing</w:t>
-      </w:r>
-      <w:r>
-        <w:rPr>
-          <w:rFonts w:ascii="Times New Roman" w:eastAsia="MS Mincho" w:hAnsi="Times New Roman" w:cs="Times New Roman"/>
-          <w:kern w:val="0"/>
-          <w:sz w:val="28"/>
-          <w:szCs w:val="28"/>
-          <w14:ligatures w14:val="none"/>
-        </w:rPr>
-        <w:t xml:space="preserve"> learning </w:t>
-      </w:r>
-      <w:proofErr w:type="gramStart"/>
-      <w:r>
-        <w:rPr>
-          <w:rFonts w:ascii="Times New Roman" w:eastAsia="MS Mincho" w:hAnsi="Times New Roman" w:cs="Times New Roman"/>
-          <w:kern w:val="0"/>
-          <w:sz w:val="28"/>
-          <w:szCs w:val="28"/>
-          <w14:ligatures w14:val="none"/>
-        </w:rPr>
-        <w:t>in order to</w:t>
-      </w:r>
-      <w:proofErr w:type="gramEnd"/>
-      <w:r>
-        <w:rPr>
-          <w:rFonts w:ascii="Times New Roman" w:eastAsia="MS Mincho" w:hAnsi="Times New Roman" w:cs="Times New Roman"/>
-          <w:kern w:val="0"/>
-          <w:sz w:val="28"/>
-          <w:szCs w:val="28"/>
-          <w14:ligatures w14:val="none"/>
-        </w:rPr>
-        <w:t xml:space="preserve"> adapt to the needs of individual learners (Woolf, 2010). One of the typical problems in modern education is "one-size-fits-all" instruction, where students do not receive the </w:t>
-      </w:r>
-      <w:r>
-        <w:rPr>
-          <w:rFonts w:ascii="Times New Roman" w:eastAsia="MS Mincho" w:hAnsi="Times New Roman" w:cs="Times New Roman"/>
-          <w:kern w:val="0"/>
-          <w:sz w:val="28"/>
-          <w:szCs w:val="28"/>
-          <w14:ligatures w14:val="none"/>
-        </w:rPr>
-        <w:t>individualized</w:t>
-      </w:r>
-      <w:r>
-        <w:rPr>
-          <w:rFonts w:ascii="Times New Roman" w:eastAsia="MS Mincho" w:hAnsi="Times New Roman" w:cs="Times New Roman"/>
-          <w:kern w:val="0"/>
-          <w:sz w:val="28"/>
-          <w:szCs w:val="28"/>
-          <w14:ligatures w14:val="none"/>
-        </w:rPr>
-        <w:t xml:space="preserve"> learning experience they require. The purpose of the ITS system developed here is to assist the teacher in </w:t>
-      </w:r>
-      <w:proofErr w:type="spellStart"/>
-      <w:r>
-        <w:rPr>
-          <w:rFonts w:ascii="Times New Roman" w:eastAsia="MS Mincho" w:hAnsi="Times New Roman" w:cs="Times New Roman"/>
-          <w:kern w:val="0"/>
-          <w:sz w:val="28"/>
-          <w:szCs w:val="28"/>
-          <w14:ligatures w14:val="none"/>
-        </w:rPr>
-        <w:t>individualised</w:t>
-      </w:r>
-      <w:proofErr w:type="spellEnd"/>
-      <w:r>
-        <w:rPr>
-          <w:rFonts w:ascii="Times New Roman" w:eastAsia="MS Mincho" w:hAnsi="Times New Roman" w:cs="Times New Roman"/>
-          <w:kern w:val="0"/>
-          <w:sz w:val="28"/>
-          <w:szCs w:val="28"/>
-          <w14:ligatures w14:val="none"/>
-        </w:rPr>
-        <w:t xml:space="preserve"> instruction, and to provide an effective and efficient tool for teaching.</w:t>
-      </w:r>
-    </w:p>
-    <w:p>
-      <w:pPr>
-        <w:spacing w:after="0" w:line="360" w:lineRule="auto"/>
-        <w:ind w:firstLine="720"/>
-        <w:jc w:val="both"/>
-        <w:rPr>
-          <w:rFonts w:ascii="Times New Roman" w:eastAsia="MS Mincho" w:hAnsi="Times New Roman" w:cs="Times New Roman"/>
-          <w:kern w:val="0"/>
-          <w:sz w:val="28"/>
-          <w:szCs w:val="28"/>
-          <w14:ligatures w14:val="none"/>
-        </w:rPr>
-      </w:pPr>
-      <w:r>
-        <w:rPr>
-          <w:rFonts w:ascii="Times New Roman" w:eastAsia="MS Mincho" w:hAnsi="Times New Roman" w:cs="Times New Roman"/>
-          <w:kern w:val="0"/>
-          <w:sz w:val="28"/>
-          <w:szCs w:val="28"/>
-          <w14:ligatures w14:val="none"/>
-        </w:rPr>
-        <w:t xml:space="preserve">ITS (Intelligent Tutoring Systems) function of educational content adaptation in the lesson to the level of student knowledge, their learning rate, individual </w:t>
-      </w:r>
-      <w:r>
-        <w:rPr>
-          <w:rFonts w:ascii="Times New Roman" w:eastAsia="MS Mincho" w:hAnsi="Times New Roman" w:cs="Times New Roman"/>
-          <w:kern w:val="0"/>
-          <w:sz w:val="28"/>
-          <w:szCs w:val="28"/>
-          <w14:ligatures w14:val="none"/>
-        </w:rPr>
-        <w:lastRenderedPageBreak/>
-        <w:t xml:space="preserve">characteristics, etc. Student studies with educational materials during the lesson corresponding to his or her knowledge level. ITS increases student interest in studying and facilitates in-depth learning of educational content. The learning process is more rational and efficient. Besides these features, also real-time feedback is provided </w:t>
-      </w:r>
-      <w:proofErr w:type="gramStart"/>
-      <w:r>
-        <w:rPr>
-          <w:rFonts w:ascii="Times New Roman" w:eastAsia="MS Mincho" w:hAnsi="Times New Roman" w:cs="Times New Roman"/>
-          <w:kern w:val="0"/>
-          <w:sz w:val="28"/>
-          <w:szCs w:val="28"/>
-          <w14:ligatures w14:val="none"/>
-        </w:rPr>
-        <w:t>in order to</w:t>
-      </w:r>
-      <w:proofErr w:type="gramEnd"/>
-      <w:r>
-        <w:rPr>
-          <w:rFonts w:ascii="Times New Roman" w:eastAsia="MS Mincho" w:hAnsi="Times New Roman" w:cs="Times New Roman"/>
-          <w:kern w:val="0"/>
-          <w:sz w:val="28"/>
-          <w:szCs w:val="28"/>
-          <w14:ligatures w14:val="none"/>
-        </w:rPr>
-        <w:t xml:space="preserve"> see mistakes during task execution and correct them (</w:t>
-      </w:r>
-      <w:proofErr w:type="spellStart"/>
-      <w:r>
-        <w:rPr>
-          <w:rFonts w:ascii="Times New Roman" w:eastAsia="MS Mincho" w:hAnsi="Times New Roman" w:cs="Times New Roman"/>
-          <w:kern w:val="0"/>
-          <w:sz w:val="28"/>
-          <w:szCs w:val="28"/>
-          <w14:ligatures w14:val="none"/>
-        </w:rPr>
-        <w:t>VanLehn</w:t>
-      </w:r>
-      <w:proofErr w:type="spellEnd"/>
-      <w:r>
-        <w:rPr>
-          <w:rFonts w:ascii="Times New Roman" w:eastAsia="MS Mincho" w:hAnsi="Times New Roman" w:cs="Times New Roman"/>
-          <w:kern w:val="0"/>
-          <w:sz w:val="28"/>
-          <w:szCs w:val="28"/>
-          <w14:ligatures w14:val="none"/>
-        </w:rPr>
-        <w:t xml:space="preserve">, 2011). Operational feedback, i.e. immediate information on results of actions performed by the student, is very useful from an educational point of view </w:t>
-      </w:r>
-      <w:proofErr w:type="gramStart"/>
-      <w:r>
-        <w:rPr>
-          <w:rFonts w:ascii="Times New Roman" w:eastAsia="MS Mincho" w:hAnsi="Times New Roman" w:cs="Times New Roman"/>
-          <w:kern w:val="0"/>
-          <w:sz w:val="28"/>
-          <w:szCs w:val="28"/>
-          <w14:ligatures w14:val="none"/>
-        </w:rPr>
-        <w:t>in order to</w:t>
-      </w:r>
-      <w:proofErr w:type="gramEnd"/>
-      <w:r>
-        <w:rPr>
-          <w:rFonts w:ascii="Times New Roman" w:eastAsia="MS Mincho" w:hAnsi="Times New Roman" w:cs="Times New Roman"/>
-          <w:kern w:val="0"/>
-          <w:sz w:val="28"/>
-          <w:szCs w:val="28"/>
-          <w14:ligatures w14:val="none"/>
-        </w:rPr>
-        <w:t xml:space="preserve"> allow students to consolidate the acquired knowledge and to learn from their mistakes in an uninterrupted and highly interactive way.</w:t>
-      </w:r>
-    </w:p>
-    <w:p>
-      <w:pPr>
-        <w:spacing w:after="0" w:line="360" w:lineRule="auto"/>
-        <w:ind w:firstLine="720"/>
-        <w:jc w:val="both"/>
-        <w:rPr>
-          <w:rFonts w:ascii="Times New Roman" w:eastAsia="MS Mincho" w:hAnsi="Times New Roman" w:cs="Times New Roman"/>
-          <w:kern w:val="0"/>
-          <w:sz w:val="28"/>
-          <w:szCs w:val="28"/>
-          <w14:ligatures w14:val="none"/>
-        </w:rPr>
-      </w:pPr>
-      <w:r>
-        <w:rPr>
-          <w:rFonts w:ascii="Times New Roman" w:eastAsia="MS Mincho" w:hAnsi="Times New Roman" w:cs="Times New Roman"/>
-          <w:kern w:val="0"/>
-          <w:sz w:val="28"/>
-          <w:szCs w:val="28"/>
-          <w14:ligatures w14:val="none"/>
-        </w:rPr>
-        <w:t>Cognitive models of learning within an ITS enable not only to monitor and predict the future achievements of students, but also to adjust teaching strategies and the learning route for each student. This allows for a deeper and more effective realization of an individual education strategy (Anderson et al., 1995).</w:t>
-      </w:r>
-    </w:p>
-    <w:p>
-      <w:pPr>
-        <w:spacing w:after="0" w:line="360" w:lineRule="auto"/>
-        <w:ind w:firstLine="720"/>
-        <w:jc w:val="both"/>
-        <w:rPr>
-          <w:rFonts w:ascii="Times New Roman" w:eastAsia="MS Mincho" w:hAnsi="Times New Roman" w:cs="Times New Roman"/>
-          <w:kern w:val="0"/>
-          <w:sz w:val="28"/>
-          <w:szCs w:val="28"/>
-          <w14:ligatures w14:val="none"/>
-        </w:rPr>
-      </w:pPr>
-      <w:r>
-        <w:rPr>
-          <w:rFonts w:ascii="Times New Roman" w:eastAsia="MS Mincho" w:hAnsi="Times New Roman" w:cs="Times New Roman"/>
-          <w:kern w:val="0"/>
-          <w:sz w:val="28"/>
-          <w:szCs w:val="28"/>
-          <w14:ligatures w14:val="none"/>
-        </w:rPr>
-        <w:t>There is evidence that well-designed ITS (Intelligent Tutoring System) can have a very positive impact on student performance and attitudes to education in general. Systems that integrate interactive content and games are especially effective at promoting learning with a view to achieving high results in the subject. However, there are also concerns regarding the potential long-term effects of adaptive technology on students’ deeper learning skills, such as knowledge acquisition and critical thinking (Kirschner et al., 2006).</w:t>
-      </w:r>
-    </w:p>
-    <w:p>
-      <w:pPr>
-        <w:spacing w:after="0" w:line="360" w:lineRule="auto"/>
-        <w:ind w:firstLine="720"/>
-        <w:jc w:val="both"/>
-        <w:rPr>
-          <w:rFonts w:ascii="Times New Roman" w:eastAsia="MS Mincho" w:hAnsi="Times New Roman" w:cs="Times New Roman"/>
-          <w:kern w:val="0"/>
-          <w:sz w:val="28"/>
-          <w:szCs w:val="28"/>
-          <w14:ligatures w14:val="none"/>
-        </w:rPr>
-      </w:pPr>
-      <w:r>
-        <w:rPr>
-          <w:rFonts w:ascii="Times New Roman" w:eastAsia="MS Mincho" w:hAnsi="Times New Roman" w:cs="Times New Roman"/>
-          <w:kern w:val="0"/>
-          <w:sz w:val="28"/>
-          <w:szCs w:val="28"/>
-          <w14:ligatures w14:val="none"/>
-        </w:rPr>
-        <w:t>Besides the efficacy of an ITS for teaching programming languages, there are several other factors that play a role. Firstly, the quality of the ITS itself with respect to design, adaptability and feedback quality. Secondly, the individual characteristics of the students, their intrinsic and extrinsic motivation and prior knowledge. Thirdly, the educational setting in which the ITS is implemented, the support of the teacher and the integration of the ITS in the curriculum. This curriculum is taught partly with the ITS and partly traditional.</w:t>
-      </w:r>
-    </w:p>
-    <w:p>
-      <w:pPr>
-        <w:spacing w:after="0" w:line="360" w:lineRule="auto"/>
-        <w:ind w:firstLine="720"/>
-        <w:jc w:val="both"/>
-        <w:rPr>
-          <w:rFonts w:ascii="Times New Roman" w:eastAsia="MS Mincho" w:hAnsi="Times New Roman" w:cs="Times New Roman"/>
-          <w:kern w:val="0"/>
-          <w:sz w:val="28"/>
-          <w:szCs w:val="28"/>
-          <w14:ligatures w14:val="none"/>
-        </w:rPr>
-      </w:pPr>
-      <w:r>
-        <w:rPr>
-          <w:rFonts w:ascii="Times New Roman" w:eastAsia="MS Mincho" w:hAnsi="Times New Roman" w:cs="Times New Roman"/>
-          <w:kern w:val="0"/>
-          <w:sz w:val="28"/>
-          <w:szCs w:val="28"/>
-          <w14:ligatures w14:val="none"/>
-        </w:rPr>
-        <w:t xml:space="preserve">However, an ITS system which becomes overly dominant can interfere with a student’s ability to think independently and critically. Consequently, ITS must be </w:t>
-      </w:r>
-      <w:r>
-        <w:rPr>
-          <w:rFonts w:ascii="Times New Roman" w:eastAsia="MS Mincho" w:hAnsi="Times New Roman" w:cs="Times New Roman"/>
-          <w:kern w:val="0"/>
-          <w:sz w:val="28"/>
-          <w:szCs w:val="28"/>
-          <w14:ligatures w14:val="none"/>
-        </w:rPr>
-        <w:lastRenderedPageBreak/>
-        <w:t xml:space="preserve">used to </w:t>
-      </w:r>
-      <w:r>
-        <w:rPr>
-          <w:rFonts w:ascii="Times New Roman" w:eastAsia="MS Mincho" w:hAnsi="Times New Roman" w:cs="Times New Roman"/>
-          <w:kern w:val="0"/>
-          <w:sz w:val="28"/>
-          <w:szCs w:val="28"/>
-          <w14:ligatures w14:val="none"/>
-        </w:rPr>
-        <w:t>augment and</w:t>
-      </w:r>
-      <w:r>
-        <w:rPr>
-          <w:rFonts w:ascii="Times New Roman" w:eastAsia="MS Mincho" w:hAnsi="Times New Roman" w:cs="Times New Roman"/>
-          <w:kern w:val="0"/>
-          <w:sz w:val="28"/>
-          <w:szCs w:val="28"/>
-          <w14:ligatures w14:val="none"/>
-        </w:rPr>
-        <w:t xml:space="preserve"> not replace traditional teacher centered methodologies and balanced educational systems.</w:t>
-      </w:r>
-    </w:p>
-    <w:p>
-      <w:pPr>
-        <w:spacing w:after="0" w:line="360" w:lineRule="auto"/>
-        <w:ind w:firstLine="720"/>
-        <w:jc w:val="both"/>
-        <w:rPr>
-          <w:rFonts w:ascii="Times New Roman" w:eastAsia="MS Mincho" w:hAnsi="Times New Roman" w:cs="Times New Roman"/>
-          <w:kern w:val="0"/>
-          <w:sz w:val="28"/>
-          <w:szCs w:val="28"/>
-          <w14:ligatures w14:val="none"/>
-        </w:rPr>
-      </w:pPr>
-      <w:r>
-        <w:rPr>
-          <w:rFonts w:ascii="Times New Roman" w:eastAsia="MS Mincho" w:hAnsi="Times New Roman" w:cs="Times New Roman"/>
-          <w:kern w:val="0"/>
-          <w:sz w:val="28"/>
-          <w:szCs w:val="28"/>
-          <w14:ligatures w14:val="none"/>
-        </w:rPr>
-        <w:t xml:space="preserve">The Intelligent Learning Systems have </w:t>
-      </w:r>
-      <w:r>
-        <w:rPr>
-          <w:rFonts w:ascii="Times New Roman" w:eastAsia="MS Mincho" w:hAnsi="Times New Roman" w:cs="Times New Roman"/>
-          <w:kern w:val="0"/>
-          <w:sz w:val="28"/>
-          <w:szCs w:val="28"/>
-          <w14:ligatures w14:val="none"/>
-        </w:rPr>
-        <w:t>great</w:t>
-      </w:r>
-      <w:r>
-        <w:rPr>
-          <w:rFonts w:ascii="Times New Roman" w:eastAsia="MS Mincho" w:hAnsi="Times New Roman" w:cs="Times New Roman"/>
-          <w:kern w:val="0"/>
-          <w:sz w:val="28"/>
-          <w:szCs w:val="28"/>
-          <w14:ligatures w14:val="none"/>
-        </w:rPr>
-        <w:t xml:space="preserve"> potential for personalization and effective education. In proper implementation, students can learn more efficiently, teachers’ workload can be </w:t>
-      </w:r>
-      <w:r>
-        <w:rPr>
-          <w:rFonts w:ascii="Times New Roman" w:eastAsia="MS Mincho" w:hAnsi="Times New Roman" w:cs="Times New Roman"/>
-          <w:kern w:val="0"/>
-          <w:sz w:val="28"/>
-          <w:szCs w:val="28"/>
-          <w14:ligatures w14:val="none"/>
-        </w:rPr>
-        <w:t>reduced,</w:t>
-      </w:r>
-      <w:r>
-        <w:rPr>
-          <w:rFonts w:ascii="Times New Roman" w:eastAsia="MS Mincho" w:hAnsi="Times New Roman" w:cs="Times New Roman"/>
-          <w:kern w:val="0"/>
-          <w:sz w:val="28"/>
-          <w:szCs w:val="28"/>
-          <w14:ligatures w14:val="none"/>
-        </w:rPr>
-        <w:t xml:space="preserve"> and education quality can be improved. Future development and correct integration into education system will create the best conditions for using their capabilities. The results of systematic studies on the topic “The role of learning analytics in the development of feedback practices in higher education” show great role of learning analytics (LA) in efficient management of learning process in modern education system and, in particular, in improving feedback practices that are currently delivered delayed, general and non-personalized in traditional educational environment (Ferguson, 2012).</w:t>
+        <w:t>education” show great role of learning analytics (LA) in efficient management of learning process in modern education system and, in particular, in improving feedback practices that are currently delivered delayed, general and non-personalized in traditional educational environment (Ferguson, 2012).</w:t>
       </w:r>
     </w:p>
     <w:p>
@@ -10662,7 +10902,7 @@
                     <pic:cNvPicPr/>
                   </pic:nvPicPr>
                   <pic:blipFill>
-                    <a:blip r:embed="rId15"/>
+                    <a:blip r:embed="rId14"/>
                     <a:stretch>
                       <a:fillRect/>
                     </a:stretch>
@@ -10712,7 +10952,7 @@
         </w:rPr>
         <w:t xml:space="preserve">: </w:t>
       </w:r>
-      <w:hyperlink r:id="rId16" w:history="1">
+      <w:hyperlink r:id="rId15" w:history="1">
         <w:r>
           <w:rPr>
             <w:rStyle w:val="Hyperlink"/>
@@ -10767,7 +11007,53 @@
           <w:szCs w:val="28"/>
           <w14:ligatures w14:val="none"/>
         </w:rPr>
-        <w:t xml:space="preserve">The goal of learning analytics is to increase student engagement in the learning process, to monitor how students behave while learning, and to support individual learning in an adaptive way (Siemens &amp; Long, 2011). Learning analytics thus creates a more transparent, data-driven learning environment in which teachers and students make data-driven decisions. Teachers can immediately spot the topics where their students are struggling and intervene in the teaching process at the right </w:t>
+        <w:t>The goal of learning analytics is to increase student engagement in the learning process, to monitor how students behave while learning, and to support individual learning in an adaptive way (Siemens &amp; Long, 2011). Learning analytics thus creates a more transparent, data-driven learning environment in which teachers and students make data-driven decisions. Teachers can immediately spot the topics where their students are struggling and intervene in the teaching process at the right moment. Students become more conscious of their learning strategies as they gain insight into their learning behavior.</w:t>
+      </w:r>
+    </w:p>
+    <w:p>
+      <w:pPr>
+        <w:spacing w:after="0" w:line="360" w:lineRule="auto"/>
+        <w:ind w:firstLine="720"/>
+        <w:jc w:val="both"/>
+        <w:rPr>
+          <w:rFonts w:ascii="Times New Roman" w:eastAsia="MS Mincho" w:hAnsi="Times New Roman" w:cs="Times New Roman"/>
+          <w:kern w:val="0"/>
+          <w:sz w:val="28"/>
+          <w:szCs w:val="28"/>
+          <w14:ligatures w14:val="none"/>
+        </w:rPr>
+      </w:pPr>
+      <w:r>
+        <w:rPr>
+          <w:rFonts w:ascii="Times New Roman" w:eastAsia="MS Mincho" w:hAnsi="Times New Roman" w:cs="Times New Roman"/>
+          <w:kern w:val="0"/>
+          <w:sz w:val="28"/>
+          <w:szCs w:val="28"/>
+          <w14:ligatures w14:val="none"/>
+        </w:rPr>
+        <w:t xml:space="preserve">We are processing all sorts of data and do a broad and diverse analysis with it. We are currently using information about the students’ activity in the system, the results of tests and exercises, students’ information about their past studies (degree, study program, year of studies etc.) and in some cases – even demographic data. Advanced methods of data analysis are used, as well as data visualization and data mining techniques (Baker &amp; </w:t>
+      </w:r>
+      <w:proofErr w:type="spellStart"/>
+      <w:r>
+        <w:rPr>
+          <w:rFonts w:ascii="Times New Roman" w:eastAsia="MS Mincho" w:hAnsi="Times New Roman" w:cs="Times New Roman"/>
+          <w:kern w:val="0"/>
+          <w:sz w:val="28"/>
+          <w:szCs w:val="28"/>
+          <w14:ligatures w14:val="none"/>
+        </w:rPr>
+        <w:t>Inventado</w:t>
+      </w:r>
+      <w:proofErr w:type="spellEnd"/>
+      <w:r>
+        <w:rPr>
+          <w:rFonts w:ascii="Times New Roman" w:eastAsia="MS Mincho" w:hAnsi="Times New Roman" w:cs="Times New Roman"/>
+          <w:kern w:val="0"/>
+          <w:sz w:val="28"/>
+          <w:szCs w:val="28"/>
+          <w14:ligatures w14:val="none"/>
+        </w:rPr>
+        <w:t xml:space="preserve">, 2014). The results of analysis will be </w:t>
       </w:r>
       <w:r>
         <w:rPr>
@@ -10778,7 +11064,7 @@
           <w14:ligatures w14:val="none"/>
         </w:rPr>
         <w:lastRenderedPageBreak/>
-        <w:t>moment. Students become more conscious of their learning strategies as they gain insight into their learning behavior.</w:t>
+        <w:t>understandable for teachers and students and will enable them to make reasonable decisions.</w:t>
       </w:r>
     </w:p>
     <w:p>
@@ -10802,7 +11088,53 @@
           <w:szCs w:val="28"/>
           <w14:ligatures w14:val="none"/>
         </w:rPr>
-        <w:t xml:space="preserve">We are processing all sorts of data and do a broad and diverse analysis with it. We are currently using information about the students’ activity in the system, the results of tests and exercises, students’ information about their past studies (degree, study program, year of studies etc.) and in some cases – even demographic data. Advanced methods of data analysis are used, as well as data visualization and data mining techniques (Baker &amp; </w:t>
+        <w:t xml:space="preserve">Learning Analytics has a special impact especially on the acquisition of self-regulated learning skills. Students don’t just acquire information, but also plan, monitor and evaluate their learning process </w:t>
+      </w:r>
+      <w:proofErr w:type="gramStart"/>
+      <w:r>
+        <w:rPr>
+          <w:rFonts w:ascii="Times New Roman" w:eastAsia="MS Mincho" w:hAnsi="Times New Roman" w:cs="Times New Roman"/>
+          <w:kern w:val="0"/>
+          <w:sz w:val="28"/>
+          <w:szCs w:val="28"/>
+          <w14:ligatures w14:val="none"/>
+        </w:rPr>
+        <w:t>in order to</w:t>
+      </w:r>
+      <w:proofErr w:type="gramEnd"/>
+      <w:r>
+        <w:rPr>
+          <w:rFonts w:ascii="Times New Roman" w:eastAsia="MS Mincho" w:hAnsi="Times New Roman" w:cs="Times New Roman"/>
+          <w:kern w:val="0"/>
+          <w:sz w:val="28"/>
+          <w:szCs w:val="28"/>
+          <w14:ligatures w14:val="none"/>
+        </w:rPr>
+        <w:t xml:space="preserve"> reach set learning goals. To support this process, LA systems offer students instant feedback. They can see their performance in real-time and analyze their mistakes, so that they can directly correct their actions.</w:t>
+      </w:r>
+    </w:p>
+    <w:p>
+      <w:pPr>
+        <w:spacing w:after="0" w:line="360" w:lineRule="auto"/>
+        <w:ind w:firstLine="720"/>
+        <w:jc w:val="both"/>
+        <w:rPr>
+          <w:rFonts w:ascii="Times New Roman" w:eastAsia="MS Mincho" w:hAnsi="Times New Roman" w:cs="Times New Roman"/>
+          <w:kern w:val="0"/>
+          <w:sz w:val="28"/>
+          <w:szCs w:val="28"/>
+          <w14:ligatures w14:val="none"/>
+        </w:rPr>
+      </w:pPr>
+      <w:r>
+        <w:rPr>
+          <w:rFonts w:ascii="Times New Roman" w:eastAsia="MS Mincho" w:hAnsi="Times New Roman" w:cs="Times New Roman"/>
+          <w:kern w:val="0"/>
+          <w:sz w:val="28"/>
+          <w:szCs w:val="28"/>
+          <w14:ligatures w14:val="none"/>
+        </w:rPr>
+        <w:t xml:space="preserve">Learning analytics also enables following of students’ development. Various indicators such as task completion, class participation and activity level gives the student a good view of his/her current situation. It promotes student’s sense of responsibility and active learning. Learning analytics provides students with </w:t>
       </w:r>
       <w:proofErr w:type="spellStart"/>
       <w:r>
@@ -10813,7 +11145,7 @@
           <w:szCs w:val="28"/>
           <w14:ligatures w14:val="none"/>
         </w:rPr>
-        <w:t>Inventado</w:t>
+        <w:t>personalised</w:t>
       </w:r>
       <w:proofErr w:type="spellEnd"/>
       <w:r>
@@ -10824,7 +11156,7 @@
           <w:szCs w:val="28"/>
           <w14:ligatures w14:val="none"/>
         </w:rPr>
-        <w:t>, 2014). The results of analysis will be understandable for teachers and students and will enable them to make reasonable decisions.</w:t>
+        <w:t xml:space="preserve"> tips and solutions. Through learning analytics, students get a better insight in their strengths and weaknesses and can adjust their learning strategies.</w:t>
       </w:r>
     </w:p>
     <w:p>
@@ -10848,7 +11180,55 @@
           <w:szCs w:val="28"/>
           <w14:ligatures w14:val="none"/>
         </w:rPr>
-        <w:t xml:space="preserve">Learning Analytics has a special impact especially on the acquisition of self-regulated learning skills. Students don’t just acquire information, but also plan, monitor and evaluate their learning process </w:t>
+        <w:t>It also affects the students’ reflective thinking. Information about students’ behavior and results encourage students to reflect on their behavior, results and what they can do better in the future. It sharpens critical thinking and problem-solving skills.</w:t>
+      </w:r>
+    </w:p>
+    <w:p>
+      <w:pPr>
+        <w:spacing w:after="0" w:line="360" w:lineRule="auto"/>
+        <w:ind w:firstLine="720"/>
+        <w:jc w:val="both"/>
+        <w:rPr>
+          <w:rFonts w:ascii="Times New Roman" w:eastAsia="MS Mincho" w:hAnsi="Times New Roman" w:cs="Times New Roman"/>
+          <w:kern w:val="0"/>
+          <w:sz w:val="28"/>
+          <w:szCs w:val="28"/>
+          <w14:ligatures w14:val="none"/>
+        </w:rPr>
+      </w:pPr>
+      <w:r>
+        <w:rPr>
+          <w:rFonts w:ascii="Times New Roman" w:eastAsia="MS Mincho" w:hAnsi="Times New Roman" w:cs="Times New Roman"/>
+          <w:kern w:val="0"/>
+          <w:sz w:val="28"/>
+          <w:szCs w:val="28"/>
+          <w14:ligatures w14:val="none"/>
+        </w:rPr>
+        <w:t>It can also help the student improve their time management, as the various prompts, such as reminders, alerts and suggestions for increased use, encourage the student to use the system on time. This is especially relevant for online and distance learning students.</w:t>
+      </w:r>
+    </w:p>
+    <w:p>
+      <w:pPr>
+        <w:spacing w:after="0" w:line="360" w:lineRule="auto"/>
+        <w:ind w:firstLine="720"/>
+        <w:jc w:val="both"/>
+        <w:rPr>
+          <w:rFonts w:ascii="Times New Roman" w:eastAsia="MS Mincho" w:hAnsi="Times New Roman" w:cs="Times New Roman"/>
+          <w:kern w:val="0"/>
+          <w:sz w:val="28"/>
+          <w:szCs w:val="28"/>
+          <w14:ligatures w14:val="none"/>
+        </w:rPr>
+      </w:pPr>
+      <w:r>
+        <w:rPr>
+          <w:rFonts w:ascii="Times New Roman" w:eastAsia="MS Mincho" w:hAnsi="Times New Roman" w:cs="Times New Roman"/>
+          <w:kern w:val="0"/>
+          <w:sz w:val="28"/>
+          <w:szCs w:val="28"/>
+          <w14:ligatures w14:val="none"/>
+        </w:rPr>
+        <w:t xml:space="preserve">Motivation: Students are interested to follow their own progress! Personalized and target feedback gives students the feeling of </w:t>
       </w:r>
       <w:proofErr w:type="gramStart"/>
       <w:r>
@@ -10859,7 +11239,7 @@
           <w:szCs w:val="28"/>
           <w14:ligatures w14:val="none"/>
         </w:rPr>
-        <w:t>in order to</w:t>
+        <w:t>belonging, and</w:t>
       </w:r>
       <w:proofErr w:type="gramEnd"/>
       <w:r>
@@ -10870,116 +11250,8 @@
           <w:szCs w:val="28"/>
           <w14:ligatures w14:val="none"/>
         </w:rPr>
-        <w:t xml:space="preserve"> reach set learning goals. To support this process, LA systems offer students instant feedback. They can see their performance in real-time and analyze their mistakes, so that they can directly correct their actions.</w:t>
-      </w:r>
-    </w:p>
-    <w:p>
-      <w:pPr>
-        <w:spacing w:after="0" w:line="360" w:lineRule="auto"/>
-        <w:ind w:firstLine="720"/>
-        <w:jc w:val="both"/>
-        <w:rPr>
-          <w:rFonts w:ascii="Times New Roman" w:eastAsia="MS Mincho" w:hAnsi="Times New Roman" w:cs="Times New Roman"/>
-          <w:kern w:val="0"/>
-          <w:sz w:val="28"/>
-          <w:szCs w:val="28"/>
-          <w14:ligatures w14:val="none"/>
-        </w:rPr>
-      </w:pPr>
-      <w:r>
-        <w:rPr>
-          <w:rFonts w:ascii="Times New Roman" w:eastAsia="MS Mincho" w:hAnsi="Times New Roman" w:cs="Times New Roman"/>
-          <w:kern w:val="0"/>
-          <w:sz w:val="28"/>
-          <w:szCs w:val="28"/>
-          <w14:ligatures w14:val="none"/>
-        </w:rPr>
-        <w:t xml:space="preserve">Learning analytics also enables following of students’ development. Various indicators such as task completion, class participation and activity level gives the student a good view of his/her current situation. It promotes student’s sense of responsibility and active learning. Learning analytics provides students with </w:t>
-      </w:r>
-      <w:proofErr w:type="spellStart"/>
-      <w:r>
-        <w:rPr>
-          <w:rFonts w:ascii="Times New Roman" w:eastAsia="MS Mincho" w:hAnsi="Times New Roman" w:cs="Times New Roman"/>
-          <w:kern w:val="0"/>
-          <w:sz w:val="28"/>
-          <w:szCs w:val="28"/>
-          <w14:ligatures w14:val="none"/>
-        </w:rPr>
-        <w:t>personalised</w:t>
-      </w:r>
-      <w:proofErr w:type="spellEnd"/>
-      <w:r>
-        <w:rPr>
-          <w:rFonts w:ascii="Times New Roman" w:eastAsia="MS Mincho" w:hAnsi="Times New Roman" w:cs="Times New Roman"/>
-          <w:kern w:val="0"/>
-          <w:sz w:val="28"/>
-          <w:szCs w:val="28"/>
-          <w14:ligatures w14:val="none"/>
-        </w:rPr>
-        <w:t xml:space="preserve"> tips and solutions. Through learning analytics, students get a better insight in their strengths and weaknesses and can adjust their learning strategies.</w:t>
-      </w:r>
-    </w:p>
-    <w:p>
-      <w:pPr>
-        <w:spacing w:after="0" w:line="360" w:lineRule="auto"/>
-        <w:ind w:firstLine="720"/>
-        <w:jc w:val="both"/>
-        <w:rPr>
-          <w:rFonts w:ascii="Times New Roman" w:eastAsia="MS Mincho" w:hAnsi="Times New Roman" w:cs="Times New Roman"/>
-          <w:kern w:val="0"/>
-          <w:sz w:val="28"/>
-          <w:szCs w:val="28"/>
-          <w14:ligatures w14:val="none"/>
-        </w:rPr>
-      </w:pPr>
-      <w:r>
-        <w:rPr>
-          <w:rFonts w:ascii="Times New Roman" w:eastAsia="MS Mincho" w:hAnsi="Times New Roman" w:cs="Times New Roman"/>
-          <w:kern w:val="0"/>
-          <w:sz w:val="28"/>
-          <w:szCs w:val="28"/>
-          <w14:ligatures w14:val="none"/>
-        </w:rPr>
-        <w:t>It also affects the students’ reflective thinking. Information about students’ behavior and results encourage students to reflect on their behavior, results and what they can do better in the future. It sharpens critical thinking and problem-solving skills.</w:t>
-      </w:r>
-    </w:p>
-    <w:p>
-      <w:pPr>
-        <w:spacing w:after="0" w:line="360" w:lineRule="auto"/>
-        <w:ind w:firstLine="720"/>
-        <w:jc w:val="both"/>
-        <w:rPr>
-          <w:rFonts w:ascii="Times New Roman" w:eastAsia="MS Mincho" w:hAnsi="Times New Roman" w:cs="Times New Roman"/>
-          <w:kern w:val="0"/>
-          <w:sz w:val="28"/>
-          <w:szCs w:val="28"/>
-          <w14:ligatures w14:val="none"/>
-        </w:rPr>
-      </w:pPr>
-      <w:r>
-        <w:rPr>
-          <w:rFonts w:ascii="Times New Roman" w:eastAsia="MS Mincho" w:hAnsi="Times New Roman" w:cs="Times New Roman"/>
-          <w:kern w:val="0"/>
-          <w:sz w:val="28"/>
-          <w:szCs w:val="28"/>
-          <w14:ligatures w14:val="none"/>
-        </w:rPr>
-        <w:t>It can also help the student improve their time management, as the various prompts, such as reminders, alerts and suggestions for increased use, encourage the student to use the system on time. This is especially relevant for online and distance learning students.</w:t>
-      </w:r>
-    </w:p>
-    <w:p>
-      <w:pPr>
-        <w:spacing w:after="0" w:line="360" w:lineRule="auto"/>
-        <w:ind w:firstLine="720"/>
-        <w:jc w:val="both"/>
-        <w:rPr>
-          <w:rFonts w:ascii="Times New Roman" w:eastAsia="MS Mincho" w:hAnsi="Times New Roman" w:cs="Times New Roman"/>
-          <w:kern w:val="0"/>
-          <w:sz w:val="28"/>
-          <w:szCs w:val="28"/>
-          <w14:ligatures w14:val="none"/>
-        </w:rPr>
-      </w:pPr>
+        <w:t xml:space="preserve"> boost their confidence. By integrating Learning Analytics-tools (technology) into your educational practice (process) in a meaningful way, students can reach their full potential to achieve academic goals. The software needs to be used appropriately for teaching and learning, and children and young people need to be supported to use it effectively. Teachers also need to ensure that use of the new learning app does not take over from other learning activities. When capturing information about children </w:t>
+      </w:r>
       <w:r>
         <w:rPr>
           <w:rFonts w:ascii="Times New Roman" w:eastAsia="MS Mincho" w:hAnsi="Times New Roman" w:cs="Times New Roman"/>
@@ -10989,29 +11261,7 @@
           <w14:ligatures w14:val="none"/>
         </w:rPr>
         <w:lastRenderedPageBreak/>
-        <w:t xml:space="preserve">Motivation: Students are interested to follow their own progress! Personalized and target feedback gives students the feeling of </w:t>
-      </w:r>
-      <w:proofErr w:type="gramStart"/>
-      <w:r>
-        <w:rPr>
-          <w:rFonts w:ascii="Times New Roman" w:eastAsia="MS Mincho" w:hAnsi="Times New Roman" w:cs="Times New Roman"/>
-          <w:kern w:val="0"/>
-          <w:sz w:val="28"/>
-          <w:szCs w:val="28"/>
-          <w14:ligatures w14:val="none"/>
-        </w:rPr>
-        <w:t>belonging, and</w:t>
-      </w:r>
-      <w:proofErr w:type="gramEnd"/>
-      <w:r>
-        <w:rPr>
-          <w:rFonts w:ascii="Times New Roman" w:eastAsia="MS Mincho" w:hAnsi="Times New Roman" w:cs="Times New Roman"/>
-          <w:kern w:val="0"/>
-          <w:sz w:val="28"/>
-          <w:szCs w:val="28"/>
-          <w14:ligatures w14:val="none"/>
-        </w:rPr>
-        <w:t xml:space="preserve"> boost their confidence. By integrating Learning Analytics-tools (technology) into your educational practice (process) in a meaningful way, students can reach their full potential to achieve academic goals. The software needs to be used appropriately for teaching and learning, and children and young people need to be supported to use it effectively. Teachers also need to ensure that use of the new learning app does not take over from other learning activities. When capturing information about children and young people, teachers will need to be mindful of the data protection principles and ensure appropriate use of information.</w:t>
+        <w:t>and young people, teachers will need to be mindful of the data protection principles and ensure appropriate use of information.</w:t>
       </w:r>
     </w:p>
     <w:p>
@@ -11069,7 +11319,7 @@
           <w14:ligatures w14:val="none"/>
         </w:rPr>
       </w:pPr>
-      <w:bookmarkStart w:id="17" w:name="_Toc229653189"/>
+      <w:bookmarkStart w:id="19" w:name="_Toc230616110"/>
       <w:r>
         <w:rPr>
           <w:rFonts w:ascii="Times New Roman" w:eastAsia="Times New Roman" w:hAnsi="Times New Roman" w:cs="Times New Roman"/>
@@ -11094,7 +11344,7 @@
         </w:rPr>
         <w:t>Technologies and algorithms behind AI assessment systems</w:t>
       </w:r>
-      <w:bookmarkEnd w:id="17"/>
+      <w:bookmarkEnd w:id="19"/>
     </w:p>
     <w:p>
       <w:pPr>
@@ -11141,18 +11391,7 @@
           <w:szCs w:val="28"/>
           <w14:ligatures w14:val="none"/>
         </w:rPr>
-        <w:t xml:space="preserve">First all answers must be digitized. If answers have been written on paper this can be done using Optical Character Recognition (OCR) technology (Smith, 2007). The answers are then processed. Written answers on paper are converted to text format, which then serves as input for the artificial intelligence system. The answers are then further processed using Natural Language Processing (NLP) methods. The </w:t>
-      </w:r>
-      <w:r>
-        <w:rPr>
-          <w:rFonts w:ascii="Times New Roman" w:eastAsia="MS Mincho" w:hAnsi="Times New Roman" w:cs="Times New Roman"/>
-          <w:kern w:val="0"/>
-          <w:sz w:val="28"/>
-          <w:szCs w:val="28"/>
-          <w14:ligatures w14:val="none"/>
-        </w:rPr>
-        <w:lastRenderedPageBreak/>
-        <w:t>text is structured and unnecessary elements are cleaned out. Semantically important elements are identified and evaluated (</w:t>
+        <w:t>First all answers must be digitized. If answers have been written on paper this can be done using Optical Character Recognition (OCR) technology (Smith, 2007). The answers are then processed. Written answers on paper are converted to text format, which then serves as input for the artificial intelligence system. The answers are then further processed using Natural Language Processing (NLP) methods. The text is structured and unnecessary elements are cleaned out. Semantically important elements are identified and evaluated (</w:t>
       </w:r>
       <w:proofErr w:type="spellStart"/>
       <w:r>
@@ -11253,6 +11492,7 @@
           <w:szCs w:val="28"/>
           <w14:ligatures w14:val="none"/>
         </w:rPr>
+        <w:lastRenderedPageBreak/>
         <w:drawing>
           <wp:inline distT="0" distB="0" distL="0" distR="0" wp14:anchorId="2E928B47" wp14:editId="3D887312">
             <wp:extent cx="5250180" cy="3278416"/>
@@ -11269,7 +11509,7 @@
                     <pic:cNvPicPr/>
                   </pic:nvPicPr>
                   <pic:blipFill>
-                    <a:blip r:embed="rId17"/>
+                    <a:blip r:embed="rId16"/>
                     <a:stretch>
                       <a:fillRect/>
                     </a:stretch>
@@ -11347,7 +11587,7 @@
         </w:rPr>
         <w:t xml:space="preserve">. Available at: </w:t>
       </w:r>
-      <w:hyperlink r:id="rId18" w:tgtFrame="_new" w:history="1">
+      <w:hyperlink r:id="rId17" w:tgtFrame="_new" w:history="1">
         <w:r>
           <w:rPr>
             <w:rStyle w:val="Hyperlink"/>
@@ -11486,8 +11726,22 @@
           <w:szCs w:val="28"/>
           <w14:ligatures w14:val="none"/>
         </w:rPr>
-        <w:t xml:space="preserve"> is a powerful method for ensemble learning that can exploit non-linear relationships and achieved the best results in terms of accuracy in this task. Ridge Regression is a very stable linear model but not suited for analyzing complex text structures. Naive Bayes is a simple, yet very fast model that is often used for text classification (McCallum &amp; Nigam, 1998). It uses </w:t>
-      </w:r>
+        <w:t xml:space="preserve"> is a powerful method for ensemble learning that can exploit non-linear relationships and achieved the best results in terms of accuracy in this task. Ridge Regression is a very stable linear model but not suited for analyzing complex text structures. Naive Bayes is a simple, yet very fast model that is often used for text classification (McCallum &amp; Nigam, 1998). It uses the probability of the occurrence of features to classify documents. Although it reached slightly worse accuracy than the other methods in some cases, it is still a good choice for this task.</w:t>
+      </w:r>
+    </w:p>
+    <w:p>
+      <w:pPr>
+        <w:spacing w:after="0" w:line="360" w:lineRule="auto"/>
+        <w:ind w:firstLine="567"/>
+        <w:jc w:val="both"/>
+        <w:rPr>
+          <w:rFonts w:ascii="Times New Roman" w:eastAsia="MS Mincho" w:hAnsi="Times New Roman" w:cs="Times New Roman"/>
+          <w:kern w:val="0"/>
+          <w:sz w:val="28"/>
+          <w:szCs w:val="28"/>
+          <w14:ligatures w14:val="none"/>
+        </w:rPr>
+      </w:pPr>
       <w:r>
         <w:rPr>
           <w:rFonts w:ascii="Times New Roman" w:eastAsia="MS Mincho" w:hAnsi="Times New Roman" w:cs="Times New Roman"/>
@@ -11497,7 +11751,29 @@
           <w14:ligatures w14:val="none"/>
         </w:rPr>
         <w:lastRenderedPageBreak/>
-        <w:t>the probability of the occurrence of features to classify documents. Although it reached slightly worse accuracy than the other methods in some cases, it is still a good choice for this task.</w:t>
+        <w:t xml:space="preserve">All the developed models have been trained on the previously evaluated answers and can be subsequently used for the automatic evaluation of new answers. Models' learning mechanism (for details see Section 2) established a connection between answer texts and values and created a prediction mechanism for further use. </w:t>
+      </w:r>
+      <w:proofErr w:type="gramStart"/>
+      <w:r>
+        <w:rPr>
+          <w:rFonts w:ascii="Times New Roman" w:eastAsia="MS Mincho" w:hAnsi="Times New Roman" w:cs="Times New Roman"/>
+          <w:kern w:val="0"/>
+          <w:sz w:val="28"/>
+          <w:szCs w:val="28"/>
+          <w14:ligatures w14:val="none"/>
+        </w:rPr>
+        <w:t>Thus</w:t>
+      </w:r>
+      <w:proofErr w:type="gramEnd"/>
+      <w:r>
+        <w:rPr>
+          <w:rFonts w:ascii="Times New Roman" w:eastAsia="MS Mincho" w:hAnsi="Times New Roman" w:cs="Times New Roman"/>
+          <w:kern w:val="0"/>
+          <w:sz w:val="28"/>
+          <w:szCs w:val="28"/>
+          <w14:ligatures w14:val="none"/>
+        </w:rPr>
+        <w:t xml:space="preserve"> the system can evaluate new answers and award scores for them.</w:t>
       </w:r>
     </w:p>
     <w:p>
@@ -11521,7 +11797,7 @@
           <w:szCs w:val="28"/>
           <w14:ligatures w14:val="none"/>
         </w:rPr>
-        <w:t xml:space="preserve">All the developed models have been trained on the previously evaluated answers and can be subsequently used for the automatic evaluation of new answers. Models' learning mechanism (for details see Section 2) established a connection between answer texts and values and created a prediction mechanism for further use. </w:t>
+        <w:t xml:space="preserve">General approach to AI in assessment is to use a machine learning model as the core algorithmic component of the AI-assessment system. This is then enhanced with technologies like OCR and NLP </w:t>
       </w:r>
       <w:proofErr w:type="gramStart"/>
       <w:r>
@@ -11532,7 +11808,7 @@
           <w:szCs w:val="28"/>
           <w14:ligatures w14:val="none"/>
         </w:rPr>
-        <w:t>Thus</w:t>
+        <w:t>in order to</w:t>
       </w:r>
       <w:proofErr w:type="gramEnd"/>
       <w:r>
@@ -11543,7 +11819,29 @@
           <w:szCs w:val="28"/>
           <w14:ligatures w14:val="none"/>
         </w:rPr>
-        <w:t xml:space="preserve"> the system can evaluate new answers and award scores for them.</w:t>
+        <w:t xml:space="preserve"> support automation of assessment, removing the man from the assessment loop and enabling faster, more consistent and more reliable results (Russell &amp; Norvig, 2021). This is a </w:t>
+      </w:r>
+      <w:proofErr w:type="gramStart"/>
+      <w:r>
+        <w:rPr>
+          <w:rFonts w:ascii="Times New Roman" w:eastAsia="MS Mincho" w:hAnsi="Times New Roman" w:cs="Times New Roman"/>
+          <w:kern w:val="0"/>
+          <w:sz w:val="28"/>
+          <w:szCs w:val="28"/>
+          <w14:ligatures w14:val="none"/>
+        </w:rPr>
+        <w:t>key way</w:t>
+      </w:r>
+      <w:proofErr w:type="gramEnd"/>
+      <w:r>
+        <w:rPr>
+          <w:rFonts w:ascii="Times New Roman" w:eastAsia="MS Mincho" w:hAnsi="Times New Roman" w:cs="Times New Roman"/>
+          <w:kern w:val="0"/>
+          <w:sz w:val="28"/>
+          <w:szCs w:val="28"/>
+          <w14:ligatures w14:val="none"/>
+        </w:rPr>
+        <w:t xml:space="preserve"> in which AI is currently being used to support digital transformation within educational environments.</w:t>
       </w:r>
     </w:p>
     <w:p>
@@ -11567,7 +11865,244 @@
           <w:szCs w:val="28"/>
           <w14:ligatures w14:val="none"/>
         </w:rPr>
-        <w:t xml:space="preserve">General approach to AI in assessment is to use a machine learning model as the core algorithmic component of the AI-assessment system. This is then enhanced with technologies like OCR and NLP </w:t>
+        <w:t xml:space="preserve">This study </w:t>
+      </w:r>
+      <w:proofErr w:type="spellStart"/>
+      <w:r>
+        <w:rPr>
+          <w:rFonts w:ascii="Times New Roman" w:eastAsia="MS Mincho" w:hAnsi="Times New Roman" w:cs="Times New Roman"/>
+          <w:kern w:val="0"/>
+          <w:sz w:val="28"/>
+          <w:szCs w:val="28"/>
+          <w14:ligatures w14:val="none"/>
+        </w:rPr>
+        <w:t>utilises</w:t>
+      </w:r>
+      <w:proofErr w:type="spellEnd"/>
+      <w:r>
+        <w:rPr>
+          <w:rFonts w:ascii="Times New Roman" w:eastAsia="MS Mincho" w:hAnsi="Times New Roman" w:cs="Times New Roman"/>
+          <w:kern w:val="0"/>
+          <w:sz w:val="28"/>
+          <w:szCs w:val="28"/>
+          <w14:ligatures w14:val="none"/>
+        </w:rPr>
+        <w:t xml:space="preserve"> Natural Language Processing (NLP) and text analysis techniques to </w:t>
+      </w:r>
+      <w:proofErr w:type="spellStart"/>
+      <w:r>
+        <w:rPr>
+          <w:rFonts w:ascii="Times New Roman" w:eastAsia="MS Mincho" w:hAnsi="Times New Roman" w:cs="Times New Roman"/>
+          <w:kern w:val="0"/>
+          <w:sz w:val="28"/>
+          <w:szCs w:val="28"/>
+          <w14:ligatures w14:val="none"/>
+        </w:rPr>
+        <w:t>analyse</w:t>
+      </w:r>
+      <w:proofErr w:type="spellEnd"/>
+      <w:r>
+        <w:rPr>
+          <w:rFonts w:ascii="Times New Roman" w:eastAsia="MS Mincho" w:hAnsi="Times New Roman" w:cs="Times New Roman"/>
+          <w:kern w:val="0"/>
+          <w:sz w:val="28"/>
+          <w:szCs w:val="28"/>
+          <w14:ligatures w14:val="none"/>
+        </w:rPr>
+        <w:t xml:space="preserve"> the open-ended student responses collected as part of current educational assessments. Open-ended student responses within conventional assessments are typically evaluated in terms of pre-specified qualitative language features, such as grammatical accuracy, word count and indicators of text structure. However, these analyses are now being carried out in a much more in-depth and automated manner. In this study a neural approach to student academic performance assessment is explored, first proposed by Taghipour and Ng (2016).</w:t>
+      </w:r>
+    </w:p>
+    <w:p>
+      <w:pPr>
+        <w:spacing w:after="0" w:line="360" w:lineRule="auto"/>
+        <w:ind w:firstLine="567"/>
+        <w:jc w:val="both"/>
+        <w:rPr>
+          <w:rFonts w:ascii="Times New Roman" w:eastAsia="MS Mincho" w:hAnsi="Times New Roman" w:cs="Times New Roman"/>
+          <w:kern w:val="0"/>
+          <w:sz w:val="28"/>
+          <w:szCs w:val="28"/>
+          <w14:ligatures w14:val="none"/>
+        </w:rPr>
+      </w:pPr>
+      <w:r>
+        <w:rPr>
+          <w:rFonts w:ascii="Times New Roman" w:eastAsia="MS Mincho" w:hAnsi="Times New Roman" w:cs="Times New Roman"/>
+          <w:kern w:val="0"/>
+          <w:sz w:val="28"/>
+          <w:szCs w:val="28"/>
+          <w14:ligatures w14:val="none"/>
+        </w:rPr>
+        <w:t xml:space="preserve">In a previous study we explored the possibilities of NLP-based assessment tools. These traditional NLP-based assessment tools are mostly based on manually developed features (feature engineering), which is time consuming and </w:t>
+      </w:r>
+      <w:proofErr w:type="spellStart"/>
+      <w:r>
+        <w:rPr>
+          <w:rFonts w:ascii="Times New Roman" w:eastAsia="MS Mincho" w:hAnsi="Times New Roman" w:cs="Times New Roman"/>
+          <w:kern w:val="0"/>
+          <w:sz w:val="28"/>
+          <w:szCs w:val="28"/>
+          <w14:ligatures w14:val="none"/>
+        </w:rPr>
+        <w:t>labour-intensive</w:t>
+      </w:r>
+      <w:proofErr w:type="spellEnd"/>
+      <w:r>
+        <w:rPr>
+          <w:rFonts w:ascii="Times New Roman" w:eastAsia="MS Mincho" w:hAnsi="Times New Roman" w:cs="Times New Roman"/>
+          <w:kern w:val="0"/>
+          <w:sz w:val="28"/>
+          <w:szCs w:val="28"/>
+          <w14:ligatures w14:val="none"/>
+        </w:rPr>
+        <w:t xml:space="preserve"> and doesn’t allow the model to learn the features of the text itself (Aggarwal, 2018). In this study we are going to experiment with the use of deep learning models that can learn the features of the text.</w:t>
+      </w:r>
+    </w:p>
+    <w:p>
+      <w:pPr>
+        <w:spacing w:after="0" w:line="360" w:lineRule="auto"/>
+        <w:ind w:firstLine="567"/>
+        <w:jc w:val="both"/>
+        <w:rPr>
+          <w:rFonts w:ascii="Times New Roman" w:eastAsia="MS Mincho" w:hAnsi="Times New Roman" w:cs="Times New Roman"/>
+          <w:kern w:val="0"/>
+          <w:sz w:val="28"/>
+          <w:szCs w:val="28"/>
+          <w14:ligatures w14:val="none"/>
+        </w:rPr>
+      </w:pPr>
+      <w:r>
+        <w:rPr>
+          <w:rFonts w:ascii="Times New Roman" w:eastAsia="MS Mincho" w:hAnsi="Times New Roman" w:cs="Times New Roman"/>
+          <w:kern w:val="0"/>
+          <w:sz w:val="28"/>
+          <w:szCs w:val="28"/>
+          <w14:ligatures w14:val="none"/>
+        </w:rPr>
+        <w:t xml:space="preserve">Unlike many NLP solutions, where NLP is used only for text processing, in this research NLP is used for much more in-depth semantic and syntactic analysis of provided content. The provided content is embedded into vectors of numbers (word embeddings), where words and their co-occurrences in the text are transformed into </w:t>
+      </w:r>
+      <w:r>
+        <w:rPr>
+          <w:rFonts w:ascii="Times New Roman" w:eastAsia="MS Mincho" w:hAnsi="Times New Roman" w:cs="Times New Roman"/>
+          <w:kern w:val="0"/>
+          <w:sz w:val="28"/>
+          <w:szCs w:val="28"/>
+          <w14:ligatures w14:val="none"/>
+        </w:rPr>
+        <w:lastRenderedPageBreak/>
+        <w:t>numerical vector values that reflect word meanings and their relationships with other words (</w:t>
+      </w:r>
+      <w:proofErr w:type="spellStart"/>
+      <w:r>
+        <w:rPr>
+          <w:rFonts w:ascii="Times New Roman" w:eastAsia="MS Mincho" w:hAnsi="Times New Roman" w:cs="Times New Roman"/>
+          <w:kern w:val="0"/>
+          <w:sz w:val="28"/>
+          <w:szCs w:val="28"/>
+          <w14:ligatures w14:val="none"/>
+        </w:rPr>
+        <w:t>Mikolov</w:t>
+      </w:r>
+      <w:proofErr w:type="spellEnd"/>
+      <w:r>
+        <w:rPr>
+          <w:rFonts w:ascii="Times New Roman" w:eastAsia="MS Mincho" w:hAnsi="Times New Roman" w:cs="Times New Roman"/>
+          <w:kern w:val="0"/>
+          <w:sz w:val="28"/>
+          <w:szCs w:val="28"/>
+          <w14:ligatures w14:val="none"/>
+        </w:rPr>
+        <w:t xml:space="preserve"> et al., 2013). The created data is then used for training neural networks. Specifically, Recurrent Neural Networks (RNN) and Long Short-Term Memory (LSTM) networks are used to process sequences of sentences and analyze the content-structure relationship in natural language (Hochreiter &amp; </w:t>
+      </w:r>
+      <w:proofErr w:type="spellStart"/>
+      <w:r>
+        <w:rPr>
+          <w:rFonts w:ascii="Times New Roman" w:eastAsia="MS Mincho" w:hAnsi="Times New Roman" w:cs="Times New Roman"/>
+          <w:kern w:val="0"/>
+          <w:sz w:val="28"/>
+          <w:szCs w:val="28"/>
+          <w14:ligatures w14:val="none"/>
+        </w:rPr>
+        <w:t>Schmidhuber</w:t>
+      </w:r>
+      <w:proofErr w:type="spellEnd"/>
+      <w:r>
+        <w:rPr>
+          <w:rFonts w:ascii="Times New Roman" w:eastAsia="MS Mincho" w:hAnsi="Times New Roman" w:cs="Times New Roman"/>
+          <w:kern w:val="0"/>
+          <w:sz w:val="28"/>
+          <w:szCs w:val="28"/>
+          <w14:ligatures w14:val="none"/>
+        </w:rPr>
+        <w:t>, 1997).</w:t>
+      </w:r>
+    </w:p>
+    <w:p>
+      <w:pPr>
+        <w:spacing w:after="0" w:line="360" w:lineRule="auto"/>
+        <w:ind w:firstLine="567"/>
+        <w:jc w:val="both"/>
+        <w:rPr>
+          <w:rFonts w:ascii="Times New Roman" w:eastAsia="MS Mincho" w:hAnsi="Times New Roman" w:cs="Times New Roman"/>
+          <w:kern w:val="0"/>
+          <w:sz w:val="28"/>
+          <w:szCs w:val="28"/>
+          <w14:ligatures w14:val="none"/>
+        </w:rPr>
+      </w:pPr>
+      <w:r>
+        <w:rPr>
+          <w:rFonts w:ascii="Times New Roman" w:eastAsia="MS Mincho" w:hAnsi="Times New Roman" w:cs="Times New Roman"/>
+          <w:kern w:val="0"/>
+          <w:sz w:val="28"/>
+          <w:szCs w:val="28"/>
+          <w14:ligatures w14:val="none"/>
+        </w:rPr>
+        <w:t>In addition, we investigate the application of convolutional layers (CNN) for text feature learning based on local structures (Kim, 2014). Learning features from word combinations or phrases is an alternative approach for learning text features. The outputs of all filters are averaged along the time dimension to obtain a fixed length feature vector. A score is then learned from the feature representation.</w:t>
+      </w:r>
+      <w:r>
+        <w:rPr>
+          <w:rFonts w:ascii="Times New Roman" w:eastAsia="MS Mincho" w:hAnsi="Times New Roman" w:cs="Times New Roman"/>
+          <w:kern w:val="0"/>
+          <w:sz w:val="28"/>
+          <w:szCs w:val="28"/>
+          <w14:ligatures w14:val="none"/>
+        </w:rPr>
+        <w:t xml:space="preserve"> </w:t>
+      </w:r>
+      <w:r>
+        <w:rPr>
+          <w:rFonts w:ascii="Times New Roman" w:eastAsia="MS Mincho" w:hAnsi="Times New Roman" w:cs="Times New Roman"/>
+          <w:kern w:val="0"/>
+          <w:sz w:val="28"/>
+          <w:szCs w:val="28"/>
+          <w14:ligatures w14:val="none"/>
+        </w:rPr>
+        <w:t>The system based on deep neural networks learns language patterns from the training data, has a number of positive features and, unlike traditional rule-based systems, is able to evaluate not only high-level features of input data but also assess the content quality, check for logical consistency and semantic correctness, which ensures higher accuracy and reliability of the system than currently existing NLP technologies.</w:t>
+      </w:r>
+    </w:p>
+    <w:p>
+      <w:pPr>
+        <w:spacing w:after="0" w:line="360" w:lineRule="auto"/>
+        <w:ind w:firstLine="567"/>
+        <w:jc w:val="both"/>
+        <w:rPr>
+          <w:rFonts w:ascii="Times New Roman" w:eastAsia="MS Mincho" w:hAnsi="Times New Roman" w:cs="Times New Roman"/>
+          <w:kern w:val="0"/>
+          <w:sz w:val="28"/>
+          <w:szCs w:val="28"/>
+          <w14:ligatures w14:val="none"/>
+        </w:rPr>
+      </w:pPr>
+      <w:r>
+        <w:rPr>
+          <w:rFonts w:ascii="Times New Roman" w:eastAsia="MS Mincho" w:hAnsi="Times New Roman" w:cs="Times New Roman"/>
+          <w:kern w:val="0"/>
+          <w:sz w:val="28"/>
+          <w:szCs w:val="28"/>
+          <w14:ligatures w14:val="none"/>
+        </w:rPr>
+        <w:t xml:space="preserve">Natural language processing (NLP) and text analysis are one of the main functionalities that technologies for artificial </w:t>
       </w:r>
       <w:proofErr w:type="gramStart"/>
       <w:r>
@@ -11578,7 +12113,7 @@
           <w:szCs w:val="28"/>
           <w14:ligatures w14:val="none"/>
         </w:rPr>
-        <w:t>in order to</w:t>
+        <w:t>intelligence based</w:t>
       </w:r>
       <w:proofErr w:type="gramEnd"/>
       <w:r>
@@ -11589,7 +12124,7 @@
           <w:szCs w:val="28"/>
           <w14:ligatures w14:val="none"/>
         </w:rPr>
-        <w:t xml:space="preserve"> support automation of assessment, removing the man from the assessment loop and enabling faster, more consistent and more reliable results (Russell &amp; Norvig, 2021). This is a </w:t>
+        <w:t xml:space="preserve"> assessments offer. Assessments based on NLP can reduce the human load in assessing </w:t>
       </w:r>
       <w:proofErr w:type="gramStart"/>
       <w:r>
@@ -11600,7 +12135,7 @@
           <w:szCs w:val="28"/>
           <w14:ligatures w14:val="none"/>
         </w:rPr>
-        <w:t>key way</w:t>
+        <w:t>and also</w:t>
       </w:r>
       <w:proofErr w:type="gramEnd"/>
       <w:r>
@@ -11611,7 +12146,7 @@
           <w:szCs w:val="28"/>
           <w14:ligatures w14:val="none"/>
         </w:rPr>
-        <w:t xml:space="preserve"> in which AI is currently being used to support digital transformation within educational environments.</w:t>
+        <w:t xml:space="preserve"> have the capability to develop more adaptive, dynamic and automated assessment tools to enhance assessment quality and objectivity (Zawacki-Richter et al., 2019).</w:t>
       </w:r>
     </w:p>
     <w:p>
@@ -11635,7 +12170,7 @@
           <w:szCs w:val="28"/>
           <w14:ligatures w14:val="none"/>
         </w:rPr>
-        <w:t xml:space="preserve">This study </w:t>
+        <w:t xml:space="preserve">Technology, such as learning analytics and adaptive algorithms, plays a crucial role in supporting the operation of AI-based assessment systems. Holmes, Bialik, and Fadel (2019), in their exploration of the modern learning environment, observe that AI is no longer simply confined to reporting results; rather it is now a source for </w:t>
       </w:r>
       <w:proofErr w:type="spellStart"/>
       <w:r>
@@ -11646,7 +12181,7 @@
           <w:szCs w:val="28"/>
           <w14:ligatures w14:val="none"/>
         </w:rPr>
-        <w:t>utilises</w:t>
+        <w:t>organisations</w:t>
       </w:r>
       <w:proofErr w:type="spellEnd"/>
       <w:r>
@@ -11657,7 +12192,7 @@
           <w:szCs w:val="28"/>
           <w14:ligatures w14:val="none"/>
         </w:rPr>
-        <w:t xml:space="preserve"> Natural Language Processing (NLP) and text analysis techniques to </w:t>
+        <w:t xml:space="preserve"> to make informed decisions, </w:t>
       </w:r>
       <w:proofErr w:type="spellStart"/>
       <w:r>
@@ -11668,7 +12203,7 @@
           <w:szCs w:val="28"/>
           <w14:ligatures w14:val="none"/>
         </w:rPr>
-        <w:t>analyse</w:t>
+        <w:t>utilising</w:t>
       </w:r>
       <w:proofErr w:type="spellEnd"/>
       <w:r>
@@ -11679,7 +12214,7 @@
           <w:szCs w:val="28"/>
           <w14:ligatures w14:val="none"/>
         </w:rPr>
-        <w:t xml:space="preserve"> the open-ended student responses collected as part of current educational assessments. Open-ended student responses within conventional assessments are typically evaluated in terms of pre-specified qualitative language features, such as grammatical accuracy, word count and indicators of text structure. However, these analyses are now being carried out in a much more in-depth and automated manner. In this study a neural approach to student academic performance assessment is explored, first proposed by Taghipour and Ng (2016).</w:t>
+        <w:t xml:space="preserve"> the vast amounts of data generated by the learning process.</w:t>
       </w:r>
     </w:p>
     <w:p>
@@ -11703,7 +12238,7 @@
           <w:szCs w:val="28"/>
           <w14:ligatures w14:val="none"/>
         </w:rPr>
-        <w:t xml:space="preserve">In a previous study we explored the possibilities of NLP-based assessment tools. These traditional NLP-based assessment tools are mostly based on manually developed features (feature engineering), which is time consuming and </w:t>
+        <w:t xml:space="preserve">Using data and learning analytics tools to support educational practice. </w:t>
       </w:r>
       <w:proofErr w:type="spellStart"/>
       <w:r>
@@ -11714,7 +12249,7 @@
           <w:szCs w:val="28"/>
           <w14:ligatures w14:val="none"/>
         </w:rPr>
-        <w:t>labour-intensive</w:t>
+        <w:t>Utilising</w:t>
       </w:r>
       <w:proofErr w:type="spellEnd"/>
       <w:r>
@@ -11725,7 +12260,84 @@
           <w:szCs w:val="28"/>
           <w14:ligatures w14:val="none"/>
         </w:rPr>
-        <w:t xml:space="preserve"> and doesn’t allow the model to learn the features of the text itself (Aggarwal, 2018). In this study we are going to experiment with the use of deep learning models that can learn the features of the text.</w:t>
+        <w:t xml:space="preserve"> student data such as test scores, task completion, learning rate, educational </w:t>
+      </w:r>
+      <w:r>
+        <w:rPr>
+          <w:rFonts w:ascii="Times New Roman" w:eastAsia="MS Mincho" w:hAnsi="Times New Roman" w:cs="Times New Roman"/>
+          <w:kern w:val="0"/>
+          <w:sz w:val="28"/>
+          <w:szCs w:val="28"/>
+          <w14:ligatures w14:val="none"/>
+        </w:rPr>
+        <w:lastRenderedPageBreak/>
+        <w:t xml:space="preserve">platform usage data and underlying error patterns to provide in-depth analytical insights into </w:t>
+      </w:r>
+      <w:proofErr w:type="gramStart"/>
+      <w:r>
+        <w:rPr>
+          <w:rFonts w:ascii="Times New Roman" w:eastAsia="MS Mincho" w:hAnsi="Times New Roman" w:cs="Times New Roman"/>
+          <w:kern w:val="0"/>
+          <w:sz w:val="28"/>
+          <w:szCs w:val="28"/>
+          <w14:ligatures w14:val="none"/>
+        </w:rPr>
+        <w:t>students</w:t>
+      </w:r>
+      <w:proofErr w:type="gramEnd"/>
+      <w:r>
+        <w:rPr>
+          <w:rFonts w:ascii="Times New Roman" w:eastAsia="MS Mincho" w:hAnsi="Times New Roman" w:cs="Times New Roman"/>
+          <w:kern w:val="0"/>
+          <w:sz w:val="28"/>
+          <w:szCs w:val="28"/>
+          <w14:ligatures w14:val="none"/>
+        </w:rPr>
+        <w:t xml:space="preserve"> current knowledge as well as knowledge gained. Analysis of data related to student </w:t>
+      </w:r>
+      <w:proofErr w:type="spellStart"/>
+      <w:r>
+        <w:rPr>
+          <w:rFonts w:ascii="Times New Roman" w:eastAsia="MS Mincho" w:hAnsi="Times New Roman" w:cs="Times New Roman"/>
+          <w:kern w:val="0"/>
+          <w:sz w:val="28"/>
+          <w:szCs w:val="28"/>
+          <w14:ligatures w14:val="none"/>
+        </w:rPr>
+        <w:t>behaviour</w:t>
+      </w:r>
+      <w:proofErr w:type="spellEnd"/>
+      <w:r>
+        <w:rPr>
+          <w:rFonts w:ascii="Times New Roman" w:eastAsia="MS Mincho" w:hAnsi="Times New Roman" w:cs="Times New Roman"/>
+          <w:kern w:val="0"/>
+          <w:sz w:val="28"/>
+          <w:szCs w:val="28"/>
+          <w14:ligatures w14:val="none"/>
+        </w:rPr>
+        <w:t xml:space="preserve">. This way assessment is transformed from </w:t>
+      </w:r>
+      <w:proofErr w:type="gramStart"/>
+      <w:r>
+        <w:rPr>
+          <w:rFonts w:ascii="Times New Roman" w:eastAsia="MS Mincho" w:hAnsi="Times New Roman" w:cs="Times New Roman"/>
+          <w:kern w:val="0"/>
+          <w:sz w:val="28"/>
+          <w:szCs w:val="28"/>
+          <w14:ligatures w14:val="none"/>
+        </w:rPr>
+        <w:t>a</w:t>
+      </w:r>
+      <w:proofErr w:type="gramEnd"/>
+      <w:r>
+        <w:rPr>
+          <w:rFonts w:ascii="Times New Roman" w:eastAsia="MS Mincho" w:hAnsi="Times New Roman" w:cs="Times New Roman"/>
+          <w:kern w:val="0"/>
+          <w:sz w:val="28"/>
+          <w:szCs w:val="28"/>
+          <w14:ligatures w14:val="none"/>
+        </w:rPr>
+        <w:t xml:space="preserve"> end of activity/unit/program activity to a process orientated, longitudinal activity providing feedback to both students and teachers on an on-going basis (Siemens &amp; Long, 2011).</w:t>
       </w:r>
     </w:p>
     <w:p>
@@ -11749,528 +12361,176 @@
           <w:szCs w:val="28"/>
           <w14:ligatures w14:val="none"/>
         </w:rPr>
+        <w:t>The data derived from analytical insights is applied within the system’s adaptive algorithms to inform the assessment and learning processes. These processes are engineered to adapt to the needs of each student, incorporating multiple personal characteristics as well as metrics which reflect his or her academic performance. For example, the system can increase or decrease the difficulty of subsequent questions for a student, provide additional insights or adaptive content for specific items, and generate student-centered reports that document progress throughout the assessment experience.</w:t>
+      </w:r>
+      <w:r>
+        <w:rPr>
+          <w:rFonts w:ascii="Times New Roman" w:eastAsia="MS Mincho" w:hAnsi="Times New Roman" w:cs="Times New Roman"/>
+          <w:kern w:val="0"/>
+          <w:sz w:val="28"/>
+          <w:szCs w:val="28"/>
+          <w14:ligatures w14:val="none"/>
+        </w:rPr>
+        <w:t xml:space="preserve"> </w:t>
+      </w:r>
+      <w:r>
+        <w:rPr>
+          <w:rFonts w:ascii="Times New Roman" w:eastAsia="MS Mincho" w:hAnsi="Times New Roman" w:cs="Times New Roman"/>
+          <w:kern w:val="0"/>
+          <w:sz w:val="28"/>
+          <w:szCs w:val="28"/>
+          <w14:ligatures w14:val="none"/>
+        </w:rPr>
+        <w:t xml:space="preserve">The result is an education environment that is distinct to </w:t>
+      </w:r>
+      <w:proofErr w:type="gramStart"/>
+      <w:r>
+        <w:rPr>
+          <w:rFonts w:ascii="Times New Roman" w:eastAsia="MS Mincho" w:hAnsi="Times New Roman" w:cs="Times New Roman"/>
+          <w:kern w:val="0"/>
+          <w:sz w:val="28"/>
+          <w:szCs w:val="28"/>
+          <w14:ligatures w14:val="none"/>
+        </w:rPr>
+        <w:t>each individual</w:t>
+      </w:r>
+      <w:proofErr w:type="gramEnd"/>
+      <w:r>
+        <w:rPr>
+          <w:rFonts w:ascii="Times New Roman" w:eastAsia="MS Mincho" w:hAnsi="Times New Roman" w:cs="Times New Roman"/>
+          <w:kern w:val="0"/>
+          <w:sz w:val="28"/>
+          <w:szCs w:val="28"/>
+          <w14:ligatures w14:val="none"/>
+        </w:rPr>
+        <w:t xml:space="preserve"> — tailored and individualized through </w:t>
+      </w:r>
+      <w:proofErr w:type="spellStart"/>
+      <w:r>
+        <w:rPr>
+          <w:rFonts w:ascii="Times New Roman" w:eastAsia="MS Mincho" w:hAnsi="Times New Roman" w:cs="Times New Roman"/>
+          <w:kern w:val="0"/>
+          <w:sz w:val="28"/>
+          <w:szCs w:val="28"/>
+          <w14:ligatures w14:val="none"/>
+        </w:rPr>
+        <w:t>xPair</w:t>
+      </w:r>
+      <w:proofErr w:type="spellEnd"/>
+      <w:r>
+        <w:rPr>
+          <w:rFonts w:ascii="Times New Roman" w:eastAsia="MS Mincho" w:hAnsi="Times New Roman" w:cs="Times New Roman"/>
+          <w:kern w:val="0"/>
+          <w:sz w:val="28"/>
+          <w:szCs w:val="28"/>
+          <w14:ligatures w14:val="none"/>
+        </w:rPr>
+        <w:t>.</w:t>
+      </w:r>
+    </w:p>
+    <w:p>
+      <w:pPr>
+        <w:spacing w:after="0" w:line="360" w:lineRule="auto"/>
+        <w:ind w:firstLine="567"/>
+        <w:jc w:val="both"/>
+        <w:rPr>
+          <w:rFonts w:ascii="Times New Roman" w:eastAsia="MS Mincho" w:hAnsi="Times New Roman" w:cs="Times New Roman"/>
+          <w:kern w:val="0"/>
+          <w:sz w:val="28"/>
+          <w:szCs w:val="28"/>
+          <w14:ligatures w14:val="none"/>
+        </w:rPr>
+      </w:pPr>
+      <w:r>
+        <w:rPr>
+          <w:rFonts w:ascii="Times New Roman" w:eastAsia="MS Mincho" w:hAnsi="Times New Roman" w:cs="Times New Roman"/>
+          <w:kern w:val="0"/>
+          <w:sz w:val="28"/>
+          <w:szCs w:val="28"/>
+          <w14:ligatures w14:val="none"/>
+        </w:rPr>
+        <w:t>Not only do adaptive systems report a student’s current knowledge but also can forecast how that student will perform on future problems. Moreover, many adaptive systems can even pinpoint when a particular student is entering into trouble, turning assessment into a dynamic pedagogical tool instead of a passive reporting tool (</w:t>
+      </w:r>
+      <w:proofErr w:type="spellStart"/>
+      <w:r>
+        <w:rPr>
+          <w:rFonts w:ascii="Times New Roman" w:eastAsia="MS Mincho" w:hAnsi="Times New Roman" w:cs="Times New Roman"/>
+          <w:kern w:val="0"/>
+          <w:sz w:val="28"/>
+          <w:szCs w:val="28"/>
+          <w14:ligatures w14:val="none"/>
+        </w:rPr>
+        <w:t>VanLehn</w:t>
+      </w:r>
+      <w:proofErr w:type="spellEnd"/>
+      <w:r>
+        <w:rPr>
+          <w:rFonts w:ascii="Times New Roman" w:eastAsia="MS Mincho" w:hAnsi="Times New Roman" w:cs="Times New Roman"/>
+          <w:kern w:val="0"/>
+          <w:sz w:val="28"/>
+          <w:szCs w:val="28"/>
+          <w14:ligatures w14:val="none"/>
+        </w:rPr>
+        <w:t>, 2011).</w:t>
+      </w:r>
+    </w:p>
+    <w:p>
+      <w:pPr>
+        <w:spacing w:after="0" w:line="360" w:lineRule="auto"/>
+        <w:ind w:firstLine="567"/>
+        <w:jc w:val="both"/>
+        <w:rPr>
+          <w:rFonts w:ascii="Times New Roman" w:eastAsia="MS Mincho" w:hAnsi="Times New Roman" w:cs="Times New Roman"/>
+          <w:kern w:val="0"/>
+          <w:sz w:val="28"/>
+          <w:szCs w:val="28"/>
+          <w14:ligatures w14:val="none"/>
+        </w:rPr>
+      </w:pPr>
+      <w:r>
+        <w:rPr>
+          <w:rFonts w:ascii="Times New Roman" w:eastAsia="MS Mincho" w:hAnsi="Times New Roman" w:cs="Times New Roman"/>
+          <w:kern w:val="0"/>
+          <w:sz w:val="28"/>
+          <w:szCs w:val="28"/>
+          <w14:ligatures w14:val="none"/>
+        </w:rPr>
+        <w:t>Other aspects are learning analytics and adaptive algorithms which serve as decision support systems for teachers. With the help of this data, teachers can see the needs of their students and choose appropriate didactic methods. The systems increase efficiency of educational processes and provide immediate feedback to the students as well as their teachers.</w:t>
+      </w:r>
+    </w:p>
+    <w:p>
+      <w:pPr>
+        <w:spacing w:after="0" w:line="360" w:lineRule="auto"/>
+        <w:ind w:firstLine="567"/>
+        <w:jc w:val="both"/>
+        <w:rPr>
+          <w:rFonts w:ascii="Times New Roman" w:eastAsia="MS Mincho" w:hAnsi="Times New Roman" w:cs="Times New Roman"/>
+          <w:kern w:val="0"/>
+          <w:sz w:val="28"/>
+          <w:szCs w:val="28"/>
+          <w14:ligatures w14:val="none"/>
+        </w:rPr>
+      </w:pPr>
+      <w:r>
+        <w:rPr>
+          <w:rFonts w:ascii="Times New Roman" w:eastAsia="MS Mincho" w:hAnsi="Times New Roman" w:cs="Times New Roman"/>
+          <w:kern w:val="0"/>
+          <w:sz w:val="28"/>
+          <w:szCs w:val="28"/>
+          <w14:ligatures w14:val="none"/>
+        </w:rPr>
+        <w:t xml:space="preserve">The area of the learning analytics and adaptive algorithms is one of the most important technological and algorithmic components of systems of artificial intelligence-based assessment. Application of learning analytics and adaptive algorithms in the assessment process contributes to achieving the aim of improving quality in education modern systems, by transforming the assessment process from </w:t>
+      </w:r>
+      <w:r>
+        <w:rPr>
+          <w:rFonts w:ascii="Times New Roman" w:eastAsia="MS Mincho" w:hAnsi="Times New Roman" w:cs="Times New Roman"/>
+          <w:kern w:val="0"/>
+          <w:sz w:val="28"/>
+          <w:szCs w:val="28"/>
+          <w14:ligatures w14:val="none"/>
+        </w:rPr>
         <w:lastRenderedPageBreak/>
-        <w:t>Unlike many NLP solutions, where NLP is used only for text processing, in this research NLP is used for much more in-depth semantic and syntactic analysis of provided content. The provided content is embedded into vectors of numbers (word embeddings), where words and their co-occurrences in the text are transformed into numerical vector values that reflect word meanings and their relationships with other words (</w:t>
-      </w:r>
-      <w:proofErr w:type="spellStart"/>
-      <w:r>
-        <w:rPr>
-          <w:rFonts w:ascii="Times New Roman" w:eastAsia="MS Mincho" w:hAnsi="Times New Roman" w:cs="Times New Roman"/>
-          <w:kern w:val="0"/>
-          <w:sz w:val="28"/>
-          <w:szCs w:val="28"/>
-          <w14:ligatures w14:val="none"/>
-        </w:rPr>
-        <w:t>Mikolov</w:t>
-      </w:r>
-      <w:proofErr w:type="spellEnd"/>
-      <w:r>
-        <w:rPr>
-          <w:rFonts w:ascii="Times New Roman" w:eastAsia="MS Mincho" w:hAnsi="Times New Roman" w:cs="Times New Roman"/>
-          <w:kern w:val="0"/>
-          <w:sz w:val="28"/>
-          <w:szCs w:val="28"/>
-          <w14:ligatures w14:val="none"/>
-        </w:rPr>
-        <w:t xml:space="preserve"> et al., 2013). The created data is then used for training neural networks. Specifically, Recurrent Neural Networks (RNN) and Long Short-Term Memory (LSTM) networks are used to process sequences of sentences and analyze the content-structure relationship in natural language (Hochreiter &amp; </w:t>
-      </w:r>
-      <w:proofErr w:type="spellStart"/>
-      <w:r>
-        <w:rPr>
-          <w:rFonts w:ascii="Times New Roman" w:eastAsia="MS Mincho" w:hAnsi="Times New Roman" w:cs="Times New Roman"/>
-          <w:kern w:val="0"/>
-          <w:sz w:val="28"/>
-          <w:szCs w:val="28"/>
-          <w14:ligatures w14:val="none"/>
-        </w:rPr>
-        <w:t>Schmidhuber</w:t>
-      </w:r>
-      <w:proofErr w:type="spellEnd"/>
-      <w:r>
-        <w:rPr>
-          <w:rFonts w:ascii="Times New Roman" w:eastAsia="MS Mincho" w:hAnsi="Times New Roman" w:cs="Times New Roman"/>
-          <w:kern w:val="0"/>
-          <w:sz w:val="28"/>
-          <w:szCs w:val="28"/>
-          <w14:ligatures w14:val="none"/>
-        </w:rPr>
-        <w:t>, 1997).</w:t>
-      </w:r>
-    </w:p>
-    <w:p>
-      <w:pPr>
-        <w:spacing w:after="0" w:line="360" w:lineRule="auto"/>
-        <w:ind w:firstLine="567"/>
-        <w:jc w:val="both"/>
-        <w:rPr>
-          <w:rFonts w:ascii="Times New Roman" w:eastAsia="MS Mincho" w:hAnsi="Times New Roman" w:cs="Times New Roman"/>
-          <w:kern w:val="0"/>
-          <w:sz w:val="28"/>
-          <w:szCs w:val="28"/>
-          <w14:ligatures w14:val="none"/>
-        </w:rPr>
-      </w:pPr>
-      <w:r>
-        <w:rPr>
-          <w:rFonts w:ascii="Times New Roman" w:eastAsia="MS Mincho" w:hAnsi="Times New Roman" w:cs="Times New Roman"/>
-          <w:kern w:val="0"/>
-          <w:sz w:val="28"/>
-          <w:szCs w:val="28"/>
-          <w14:ligatures w14:val="none"/>
-        </w:rPr>
-        <w:t>In addition, we investigate the application of convolutional layers (CNN) for text feature learning based on local structures (Kim, 2014). Learning features from word combinations or phrases is an alternative approach for learning text features. The outputs of all filters are averaged along the time dimension to obtain a fixed length feature vector. A score is then learned from the feature representation.</w:t>
-      </w:r>
-      <w:r>
-        <w:rPr>
-          <w:rFonts w:ascii="Times New Roman" w:eastAsia="MS Mincho" w:hAnsi="Times New Roman" w:cs="Times New Roman"/>
-          <w:kern w:val="0"/>
-          <w:sz w:val="28"/>
-          <w:szCs w:val="28"/>
-          <w14:ligatures w14:val="none"/>
-        </w:rPr>
-        <w:t xml:space="preserve"> </w:t>
-      </w:r>
-      <w:r>
-        <w:rPr>
-          <w:rFonts w:ascii="Times New Roman" w:eastAsia="MS Mincho" w:hAnsi="Times New Roman" w:cs="Times New Roman"/>
-          <w:kern w:val="0"/>
-          <w:sz w:val="28"/>
-          <w:szCs w:val="28"/>
-          <w14:ligatures w14:val="none"/>
-        </w:rPr>
-        <w:t>The system based on deep neural networks learns language patterns from the training data, has a number of positive features and, unlike traditional rule-based systems, is able to evaluate not only high-level features of input data but also assess the content quality, check for logical consistency and semantic correctness, which ensures higher accuracy and reliability of the system than currently existing NLP technologies.</w:t>
-      </w:r>
-    </w:p>
-    <w:p>
-      <w:pPr>
-        <w:spacing w:after="0" w:line="360" w:lineRule="auto"/>
-        <w:ind w:firstLine="567"/>
-        <w:jc w:val="both"/>
-        <w:rPr>
-          <w:rFonts w:ascii="Times New Roman" w:eastAsia="MS Mincho" w:hAnsi="Times New Roman" w:cs="Times New Roman"/>
-          <w:kern w:val="0"/>
-          <w:sz w:val="28"/>
-          <w:szCs w:val="28"/>
-          <w14:ligatures w14:val="none"/>
-        </w:rPr>
-      </w:pPr>
-      <w:r>
-        <w:rPr>
-          <w:rFonts w:ascii="Times New Roman" w:eastAsia="MS Mincho" w:hAnsi="Times New Roman" w:cs="Times New Roman"/>
-          <w:kern w:val="0"/>
-          <w:sz w:val="28"/>
-          <w:szCs w:val="28"/>
-          <w14:ligatures w14:val="none"/>
-        </w:rPr>
-        <w:t xml:space="preserve">Natural language processing (NLP) and text analysis are one of the main functionalities that technologies for artificial </w:t>
-      </w:r>
-      <w:proofErr w:type="gramStart"/>
-      <w:r>
-        <w:rPr>
-          <w:rFonts w:ascii="Times New Roman" w:eastAsia="MS Mincho" w:hAnsi="Times New Roman" w:cs="Times New Roman"/>
-          <w:kern w:val="0"/>
-          <w:sz w:val="28"/>
-          <w:szCs w:val="28"/>
-          <w14:ligatures w14:val="none"/>
-        </w:rPr>
-        <w:t>intelligence based</w:t>
-      </w:r>
-      <w:proofErr w:type="gramEnd"/>
-      <w:r>
-        <w:rPr>
-          <w:rFonts w:ascii="Times New Roman" w:eastAsia="MS Mincho" w:hAnsi="Times New Roman" w:cs="Times New Roman"/>
-          <w:kern w:val="0"/>
-          <w:sz w:val="28"/>
-          <w:szCs w:val="28"/>
-          <w14:ligatures w14:val="none"/>
-        </w:rPr>
-        <w:t xml:space="preserve"> assessments offer. Assessments based on NLP can reduce the human load in assessing </w:t>
-      </w:r>
-      <w:proofErr w:type="gramStart"/>
-      <w:r>
-        <w:rPr>
-          <w:rFonts w:ascii="Times New Roman" w:eastAsia="MS Mincho" w:hAnsi="Times New Roman" w:cs="Times New Roman"/>
-          <w:kern w:val="0"/>
-          <w:sz w:val="28"/>
-          <w:szCs w:val="28"/>
-          <w14:ligatures w14:val="none"/>
-        </w:rPr>
-        <w:t>and also</w:t>
-      </w:r>
-      <w:proofErr w:type="gramEnd"/>
-      <w:r>
-        <w:rPr>
-          <w:rFonts w:ascii="Times New Roman" w:eastAsia="MS Mincho" w:hAnsi="Times New Roman" w:cs="Times New Roman"/>
-          <w:kern w:val="0"/>
-          <w:sz w:val="28"/>
-          <w:szCs w:val="28"/>
-          <w14:ligatures w14:val="none"/>
-        </w:rPr>
-        <w:t xml:space="preserve"> have the capability to develop more adaptive, dynamic and automated assessment tools to enhance assessment quality and objectivity (Zawacki-Richter et al., 2019).</w:t>
-      </w:r>
-    </w:p>
-    <w:p>
-      <w:pPr>
-        <w:spacing w:after="0" w:line="360" w:lineRule="auto"/>
-        <w:ind w:firstLine="567"/>
-        <w:jc w:val="both"/>
-        <w:rPr>
-          <w:rFonts w:ascii="Times New Roman" w:eastAsia="MS Mincho" w:hAnsi="Times New Roman" w:cs="Times New Roman"/>
-          <w:kern w:val="0"/>
-          <w:sz w:val="28"/>
-          <w:szCs w:val="28"/>
-          <w14:ligatures w14:val="none"/>
-        </w:rPr>
-      </w:pPr>
-      <w:r>
-        <w:rPr>
-          <w:rFonts w:ascii="Times New Roman" w:eastAsia="MS Mincho" w:hAnsi="Times New Roman" w:cs="Times New Roman"/>
-          <w:kern w:val="0"/>
-          <w:sz w:val="28"/>
-          <w:szCs w:val="28"/>
-          <w14:ligatures w14:val="none"/>
-        </w:rPr>
-        <w:t xml:space="preserve">Technology, such as learning analytics and adaptive algorithms, plays a crucial role in supporting the operation of AI-based assessment systems. Holmes, Bialik, and Fadel (2019), in their exploration of the modern learning environment, observe that AI is no longer simply confined to reporting results; rather it is now a source for </w:t>
-      </w:r>
-      <w:proofErr w:type="spellStart"/>
-      <w:r>
-        <w:rPr>
-          <w:rFonts w:ascii="Times New Roman" w:eastAsia="MS Mincho" w:hAnsi="Times New Roman" w:cs="Times New Roman"/>
-          <w:kern w:val="0"/>
-          <w:sz w:val="28"/>
-          <w:szCs w:val="28"/>
-          <w14:ligatures w14:val="none"/>
-        </w:rPr>
-        <w:lastRenderedPageBreak/>
-        <w:t>organisations</w:t>
-      </w:r>
-      <w:proofErr w:type="spellEnd"/>
-      <w:r>
-        <w:rPr>
-          <w:rFonts w:ascii="Times New Roman" w:eastAsia="MS Mincho" w:hAnsi="Times New Roman" w:cs="Times New Roman"/>
-          <w:kern w:val="0"/>
-          <w:sz w:val="28"/>
-          <w:szCs w:val="28"/>
-          <w14:ligatures w14:val="none"/>
-        </w:rPr>
-        <w:t xml:space="preserve"> to make informed decisions, </w:t>
-      </w:r>
-      <w:proofErr w:type="spellStart"/>
-      <w:r>
-        <w:rPr>
-          <w:rFonts w:ascii="Times New Roman" w:eastAsia="MS Mincho" w:hAnsi="Times New Roman" w:cs="Times New Roman"/>
-          <w:kern w:val="0"/>
-          <w:sz w:val="28"/>
-          <w:szCs w:val="28"/>
-          <w14:ligatures w14:val="none"/>
-        </w:rPr>
-        <w:t>utilising</w:t>
-      </w:r>
-      <w:proofErr w:type="spellEnd"/>
-      <w:r>
-        <w:rPr>
-          <w:rFonts w:ascii="Times New Roman" w:eastAsia="MS Mincho" w:hAnsi="Times New Roman" w:cs="Times New Roman"/>
-          <w:kern w:val="0"/>
-          <w:sz w:val="28"/>
-          <w:szCs w:val="28"/>
-          <w14:ligatures w14:val="none"/>
-        </w:rPr>
-        <w:t xml:space="preserve"> the vast amounts of data generated by the learning process.</w:t>
-      </w:r>
-    </w:p>
-    <w:p>
-      <w:pPr>
-        <w:spacing w:after="0" w:line="360" w:lineRule="auto"/>
-        <w:ind w:firstLine="567"/>
-        <w:jc w:val="both"/>
-        <w:rPr>
-          <w:rFonts w:ascii="Times New Roman" w:eastAsia="MS Mincho" w:hAnsi="Times New Roman" w:cs="Times New Roman"/>
-          <w:kern w:val="0"/>
-          <w:sz w:val="28"/>
-          <w:szCs w:val="28"/>
-          <w14:ligatures w14:val="none"/>
-        </w:rPr>
-      </w:pPr>
-      <w:r>
-        <w:rPr>
-          <w:rFonts w:ascii="Times New Roman" w:eastAsia="MS Mincho" w:hAnsi="Times New Roman" w:cs="Times New Roman"/>
-          <w:kern w:val="0"/>
-          <w:sz w:val="28"/>
-          <w:szCs w:val="28"/>
-          <w14:ligatures w14:val="none"/>
-        </w:rPr>
-        <w:t xml:space="preserve">Using data and learning analytics tools to support educational practice. </w:t>
-      </w:r>
-      <w:proofErr w:type="spellStart"/>
-      <w:r>
-        <w:rPr>
-          <w:rFonts w:ascii="Times New Roman" w:eastAsia="MS Mincho" w:hAnsi="Times New Roman" w:cs="Times New Roman"/>
-          <w:kern w:val="0"/>
-          <w:sz w:val="28"/>
-          <w:szCs w:val="28"/>
-          <w14:ligatures w14:val="none"/>
-        </w:rPr>
-        <w:t>Utilising</w:t>
-      </w:r>
-      <w:proofErr w:type="spellEnd"/>
-      <w:r>
-        <w:rPr>
-          <w:rFonts w:ascii="Times New Roman" w:eastAsia="MS Mincho" w:hAnsi="Times New Roman" w:cs="Times New Roman"/>
-          <w:kern w:val="0"/>
-          <w:sz w:val="28"/>
-          <w:szCs w:val="28"/>
-          <w14:ligatures w14:val="none"/>
-        </w:rPr>
-        <w:t xml:space="preserve"> student data such as test scores, task completion, learning rate, educational platform usage data and underlying error patterns to provide in-depth analytical insights into </w:t>
-      </w:r>
-      <w:proofErr w:type="gramStart"/>
-      <w:r>
-        <w:rPr>
-          <w:rFonts w:ascii="Times New Roman" w:eastAsia="MS Mincho" w:hAnsi="Times New Roman" w:cs="Times New Roman"/>
-          <w:kern w:val="0"/>
-          <w:sz w:val="28"/>
-          <w:szCs w:val="28"/>
-          <w14:ligatures w14:val="none"/>
-        </w:rPr>
-        <w:t>students</w:t>
-      </w:r>
-      <w:proofErr w:type="gramEnd"/>
-      <w:r>
-        <w:rPr>
-          <w:rFonts w:ascii="Times New Roman" w:eastAsia="MS Mincho" w:hAnsi="Times New Roman" w:cs="Times New Roman"/>
-          <w:kern w:val="0"/>
-          <w:sz w:val="28"/>
-          <w:szCs w:val="28"/>
-          <w14:ligatures w14:val="none"/>
-        </w:rPr>
-        <w:t xml:space="preserve"> current knowledge as well as knowledge gained. Analysis of data related to student </w:t>
-      </w:r>
-      <w:proofErr w:type="spellStart"/>
-      <w:r>
-        <w:rPr>
-          <w:rFonts w:ascii="Times New Roman" w:eastAsia="MS Mincho" w:hAnsi="Times New Roman" w:cs="Times New Roman"/>
-          <w:kern w:val="0"/>
-          <w:sz w:val="28"/>
-          <w:szCs w:val="28"/>
-          <w14:ligatures w14:val="none"/>
-        </w:rPr>
-        <w:t>behaviour</w:t>
-      </w:r>
-      <w:proofErr w:type="spellEnd"/>
-      <w:r>
-        <w:rPr>
-          <w:rFonts w:ascii="Times New Roman" w:eastAsia="MS Mincho" w:hAnsi="Times New Roman" w:cs="Times New Roman"/>
-          <w:kern w:val="0"/>
-          <w:sz w:val="28"/>
-          <w:szCs w:val="28"/>
-          <w14:ligatures w14:val="none"/>
-        </w:rPr>
-        <w:t xml:space="preserve">. This way assessment is transformed from </w:t>
-      </w:r>
-      <w:proofErr w:type="gramStart"/>
-      <w:r>
-        <w:rPr>
-          <w:rFonts w:ascii="Times New Roman" w:eastAsia="MS Mincho" w:hAnsi="Times New Roman" w:cs="Times New Roman"/>
-          <w:kern w:val="0"/>
-          <w:sz w:val="28"/>
-          <w:szCs w:val="28"/>
-          <w14:ligatures w14:val="none"/>
-        </w:rPr>
-        <w:t>a</w:t>
-      </w:r>
-      <w:proofErr w:type="gramEnd"/>
-      <w:r>
-        <w:rPr>
-          <w:rFonts w:ascii="Times New Roman" w:eastAsia="MS Mincho" w:hAnsi="Times New Roman" w:cs="Times New Roman"/>
-          <w:kern w:val="0"/>
-          <w:sz w:val="28"/>
-          <w:szCs w:val="28"/>
-          <w14:ligatures w14:val="none"/>
-        </w:rPr>
-        <w:t xml:space="preserve"> end of activity/unit/program activity to a process orientated, longitudinal activity providing feedback to both students and teachers on an on-going basis (Siemens &amp; Long, 2011).</w:t>
-      </w:r>
-    </w:p>
-    <w:p>
-      <w:pPr>
-        <w:spacing w:after="0" w:line="360" w:lineRule="auto"/>
-        <w:ind w:firstLine="567"/>
-        <w:jc w:val="both"/>
-        <w:rPr>
-          <w:rFonts w:ascii="Times New Roman" w:eastAsia="MS Mincho" w:hAnsi="Times New Roman" w:cs="Times New Roman"/>
-          <w:kern w:val="0"/>
-          <w:sz w:val="28"/>
-          <w:szCs w:val="28"/>
-          <w14:ligatures w14:val="none"/>
-        </w:rPr>
-      </w:pPr>
-      <w:r>
-        <w:rPr>
-          <w:rFonts w:ascii="Times New Roman" w:eastAsia="MS Mincho" w:hAnsi="Times New Roman" w:cs="Times New Roman"/>
-          <w:kern w:val="0"/>
-          <w:sz w:val="28"/>
-          <w:szCs w:val="28"/>
-          <w14:ligatures w14:val="none"/>
-        </w:rPr>
-        <w:t>The data derived from analytical insights is applied within the system’s adaptive algorithms to inform the assessment and learning processes. These processes are engineered to adapt to the needs of each student, incorporating multiple personal characteristics as well as metrics which reflect his or her academic performance. For example, the system can increase or decrease the difficulty of subsequent questions for a student, provide additional insights or adaptive content for specific items, and generate student-centered reports that document progress throughout the assessment experience.</w:t>
-      </w:r>
-      <w:r>
-        <w:rPr>
-          <w:rFonts w:ascii="Times New Roman" w:eastAsia="MS Mincho" w:hAnsi="Times New Roman" w:cs="Times New Roman"/>
-          <w:kern w:val="0"/>
-          <w:sz w:val="28"/>
-          <w:szCs w:val="28"/>
-          <w14:ligatures w14:val="none"/>
-        </w:rPr>
-        <w:t xml:space="preserve"> </w:t>
-      </w:r>
-      <w:r>
-        <w:rPr>
-          <w:rFonts w:ascii="Times New Roman" w:eastAsia="MS Mincho" w:hAnsi="Times New Roman" w:cs="Times New Roman"/>
-          <w:kern w:val="0"/>
-          <w:sz w:val="28"/>
-          <w:szCs w:val="28"/>
-          <w14:ligatures w14:val="none"/>
-        </w:rPr>
-        <w:t xml:space="preserve">The result is an education environment that is distinct to </w:t>
-      </w:r>
-      <w:proofErr w:type="gramStart"/>
-      <w:r>
-        <w:rPr>
-          <w:rFonts w:ascii="Times New Roman" w:eastAsia="MS Mincho" w:hAnsi="Times New Roman" w:cs="Times New Roman"/>
-          <w:kern w:val="0"/>
-          <w:sz w:val="28"/>
-          <w:szCs w:val="28"/>
-          <w14:ligatures w14:val="none"/>
-        </w:rPr>
-        <w:t>each individual</w:t>
-      </w:r>
-      <w:proofErr w:type="gramEnd"/>
-      <w:r>
-        <w:rPr>
-          <w:rFonts w:ascii="Times New Roman" w:eastAsia="MS Mincho" w:hAnsi="Times New Roman" w:cs="Times New Roman"/>
-          <w:kern w:val="0"/>
-          <w:sz w:val="28"/>
-          <w:szCs w:val="28"/>
-          <w14:ligatures w14:val="none"/>
-        </w:rPr>
-        <w:t xml:space="preserve"> — tailored and individualized through </w:t>
-      </w:r>
-      <w:proofErr w:type="spellStart"/>
-      <w:r>
-        <w:rPr>
-          <w:rFonts w:ascii="Times New Roman" w:eastAsia="MS Mincho" w:hAnsi="Times New Roman" w:cs="Times New Roman"/>
-          <w:kern w:val="0"/>
-          <w:sz w:val="28"/>
-          <w:szCs w:val="28"/>
-          <w14:ligatures w14:val="none"/>
-        </w:rPr>
-        <w:t>xPair</w:t>
-      </w:r>
-      <w:proofErr w:type="spellEnd"/>
-      <w:r>
-        <w:rPr>
-          <w:rFonts w:ascii="Times New Roman" w:eastAsia="MS Mincho" w:hAnsi="Times New Roman" w:cs="Times New Roman"/>
-          <w:kern w:val="0"/>
-          <w:sz w:val="28"/>
-          <w:szCs w:val="28"/>
-          <w14:ligatures w14:val="none"/>
-        </w:rPr>
-        <w:t>.</w:t>
-      </w:r>
-    </w:p>
-    <w:p>
-      <w:pPr>
-        <w:spacing w:after="0" w:line="360" w:lineRule="auto"/>
-        <w:ind w:firstLine="567"/>
-        <w:jc w:val="both"/>
-        <w:rPr>
-          <w:rFonts w:ascii="Times New Roman" w:eastAsia="MS Mincho" w:hAnsi="Times New Roman" w:cs="Times New Roman"/>
-          <w:kern w:val="0"/>
-          <w:sz w:val="28"/>
-          <w:szCs w:val="28"/>
-          <w14:ligatures w14:val="none"/>
-        </w:rPr>
-      </w:pPr>
-      <w:r>
-        <w:rPr>
-          <w:rFonts w:ascii="Times New Roman" w:eastAsia="MS Mincho" w:hAnsi="Times New Roman" w:cs="Times New Roman"/>
-          <w:kern w:val="0"/>
-          <w:sz w:val="28"/>
-          <w:szCs w:val="28"/>
-          <w14:ligatures w14:val="none"/>
-        </w:rPr>
-        <w:t>Not only do adaptive systems report a student’s current knowledge but also can forecast how that student will perform on future problems. Moreover, many adaptive systems can even pinpoint when a particular student is entering into trouble, turning assessment into a dynamic pedagogical tool instead of a passive reporting tool (</w:t>
-      </w:r>
-      <w:proofErr w:type="spellStart"/>
-      <w:r>
-        <w:rPr>
-          <w:rFonts w:ascii="Times New Roman" w:eastAsia="MS Mincho" w:hAnsi="Times New Roman" w:cs="Times New Roman"/>
-          <w:kern w:val="0"/>
-          <w:sz w:val="28"/>
-          <w:szCs w:val="28"/>
-          <w14:ligatures w14:val="none"/>
-        </w:rPr>
-        <w:t>VanLehn</w:t>
-      </w:r>
-      <w:proofErr w:type="spellEnd"/>
-      <w:r>
-        <w:rPr>
-          <w:rFonts w:ascii="Times New Roman" w:eastAsia="MS Mincho" w:hAnsi="Times New Roman" w:cs="Times New Roman"/>
-          <w:kern w:val="0"/>
-          <w:sz w:val="28"/>
-          <w:szCs w:val="28"/>
-          <w14:ligatures w14:val="none"/>
-        </w:rPr>
-        <w:t>, 2011).</w:t>
-      </w:r>
-    </w:p>
-    <w:p>
-      <w:pPr>
-        <w:spacing w:after="0" w:line="360" w:lineRule="auto"/>
-        <w:ind w:firstLine="567"/>
-        <w:jc w:val="both"/>
-        <w:rPr>
-          <w:rFonts w:ascii="Times New Roman" w:eastAsia="MS Mincho" w:hAnsi="Times New Roman" w:cs="Times New Roman"/>
-          <w:kern w:val="0"/>
-          <w:sz w:val="28"/>
-          <w:szCs w:val="28"/>
-          <w14:ligatures w14:val="none"/>
-        </w:rPr>
-      </w:pPr>
-      <w:r>
-        <w:rPr>
-          <w:rFonts w:ascii="Times New Roman" w:eastAsia="MS Mincho" w:hAnsi="Times New Roman" w:cs="Times New Roman"/>
-          <w:kern w:val="0"/>
-          <w:sz w:val="28"/>
-          <w:szCs w:val="28"/>
-          <w14:ligatures w14:val="none"/>
-        </w:rPr>
-        <w:t>Other aspects are learning analytics and adaptive algorithms which serve as decision support systems for teachers. With the help of this data, teachers can see the needs of their students and choose appropriate didactic methods. The systems increase efficiency of educational processes and provide immediate feedback to the students as well as their teachers.</w:t>
-      </w:r>
-    </w:p>
-    <w:p>
-      <w:pPr>
-        <w:spacing w:after="0" w:line="360" w:lineRule="auto"/>
-        <w:ind w:firstLine="567"/>
-        <w:jc w:val="both"/>
-        <w:rPr>
-          <w:rFonts w:ascii="Times New Roman" w:eastAsia="MS Mincho" w:hAnsi="Times New Roman" w:cs="Times New Roman"/>
-          <w:kern w:val="0"/>
-          <w:sz w:val="28"/>
-          <w:szCs w:val="28"/>
-          <w14:ligatures w14:val="none"/>
-        </w:rPr>
-      </w:pPr>
-      <w:r>
-        <w:rPr>
-          <w:rFonts w:ascii="Times New Roman" w:eastAsia="MS Mincho" w:hAnsi="Times New Roman" w:cs="Times New Roman"/>
-          <w:kern w:val="0"/>
-          <w:sz w:val="28"/>
-          <w:szCs w:val="28"/>
-          <w14:ligatures w14:val="none"/>
-        </w:rPr>
-        <w:lastRenderedPageBreak/>
-        <w:t>The area of the learning analytics and adaptive algorithms is one of the most important technological and algorithmic components of systems of artificial intelligence-based assessment. Application of learning analytics and adaptive algorithms in the assessment process contributes to achieving the aim of improving quality in education modern systems, by transforming the assessment process from rigid, non-supportive for individuality, traditional assessment to a flexible, individual-oriented assessment process supported by big data.</w:t>
+        <w:t>rigid, non-supportive for individuality, traditional assessment to a flexible, individual-oriented assessment process supported by big data.</w:t>
       </w:r>
     </w:p>
     <w:p>
@@ -12305,7 +12565,7 @@
           <w14:ligatures w14:val="none"/>
         </w:rPr>
       </w:pPr>
-      <w:bookmarkStart w:id="18" w:name="_Toc229653190"/>
+      <w:bookmarkStart w:id="20" w:name="_Toc230616111"/>
       <w:r>
         <w:rPr>
           <w:rFonts w:ascii="Times New Roman" w:eastAsia="Times New Roman" w:hAnsi="Times New Roman" w:cs="Times New Roman"/>
@@ -12330,7 +12590,7 @@
         </w:rPr>
         <w:t>Advantages and challenges of AI-based continuous evaluation systems</w:t>
       </w:r>
-      <w:bookmarkEnd w:id="18"/>
+      <w:bookmarkEnd w:id="20"/>
     </w:p>
     <w:p>
       <w:pPr>
@@ -12467,8 +12727,18 @@
           <w:szCs w:val="28"/>
           <w14:ligatures w14:val="none"/>
         </w:rPr>
+        <w:t>These systems also have another benefit – adaptability. AI-based assessment systems analyze the input of students as they go through the system, and then immediately receive responses to what they did. For students who are struggling on a particular skill topic, the system can present alternate, more foundational type tasks and examples. For the higher achieving students, the system can present even more challenging and developmental type tasks (Brusilovsky &amp; Millán, 2007). This real-</w:t>
+      </w:r>
+      <w:r>
+        <w:rPr>
+          <w:rFonts w:ascii="Times New Roman" w:eastAsia="MS Mincho" w:hAnsi="Times New Roman" w:cs="Times New Roman"/>
+          <w:kern w:val="0"/>
+          <w:sz w:val="28"/>
+          <w:szCs w:val="28"/>
+          <w14:ligatures w14:val="none"/>
+        </w:rPr>
         <w:lastRenderedPageBreak/>
-        <w:t>These systems also have another benefit – adaptability. AI-based assessment systems analyze the input of students as they go through the system, and then immediately receive responses to what they did. For students who are struggling on a particular skill topic, the system can present alternate, more foundational type tasks and examples. For the higher achieving students, the system can present even more challenging and developmental type tasks (Brusilovsky &amp; Millán, 2007). This real-time adaptability ensures that learning occurs in a more effective and meaningful way.</w:t>
+        <w:t>time adaptability ensures that learning occurs in a more effective and meaningful way.</w:t>
       </w:r>
     </w:p>
     <w:p>
@@ -12620,7 +12890,53 @@
           <w:szCs w:val="28"/>
           <w14:ligatures w14:val="none"/>
         </w:rPr>
-        <w:t xml:space="preserve">The integration of emerging technologies in education has gained increasing momentum in recent years, with a growing number of artificial intelligence-based continuous assessment systems being implemented in various educational settings and becoming popular alternatives to conventional methods of assessment (Selwyn, 2016). These AI-driven learning analytics systems process a wide variety of </w:t>
+        <w:t>The integration of emerging technologies in education has gained increasing momentum in recent years, with a growing number of artificial intelligence-based continuous assessment systems being implemented in various educational settings and becoming popular alternatives to conventional methods of assessment (Selwyn, 2016). These AI-driven learning analytics systems process a wide variety of educational data and generate immediate feedback results that are more accurate than conventional assessment methods. This study explores AI-Driven Learning Analytics for Personalized Feedback and Assessment in Higher Education.</w:t>
+      </w:r>
+    </w:p>
+    <w:p>
+      <w:pPr>
+        <w:spacing w:after="0" w:line="360" w:lineRule="auto"/>
+        <w:ind w:firstLine="720"/>
+        <w:jc w:val="both"/>
+        <w:rPr>
+          <w:rFonts w:ascii="Times New Roman" w:eastAsia="MS Mincho" w:hAnsi="Times New Roman" w:cs="Times New Roman"/>
+          <w:kern w:val="0"/>
+          <w:sz w:val="28"/>
+          <w:szCs w:val="28"/>
+          <w14:ligatures w14:val="none"/>
+        </w:rPr>
+      </w:pPr>
+      <w:r>
+        <w:rPr>
+          <w:rFonts w:ascii="Times New Roman" w:eastAsia="MS Mincho" w:hAnsi="Times New Roman" w:cs="Times New Roman"/>
+          <w:kern w:val="0"/>
+          <w:sz w:val="28"/>
+          <w:szCs w:val="28"/>
+          <w14:ligatures w14:val="none"/>
+        </w:rPr>
+        <w:t xml:space="preserve">Initially assessments are marked by teachers / instructors and then feedback is provided to the students. Assessments are a very time consuming and </w:t>
+      </w:r>
+      <w:proofErr w:type="gramStart"/>
+      <w:r>
+        <w:rPr>
+          <w:rFonts w:ascii="Times New Roman" w:eastAsia="MS Mincho" w:hAnsi="Times New Roman" w:cs="Times New Roman"/>
+          <w:kern w:val="0"/>
+          <w:sz w:val="28"/>
+          <w:szCs w:val="28"/>
+          <w14:ligatures w14:val="none"/>
+        </w:rPr>
+        <w:t>labor intensive</w:t>
+      </w:r>
+      <w:proofErr w:type="gramEnd"/>
+      <w:r>
+        <w:rPr>
+          <w:rFonts w:ascii="Times New Roman" w:eastAsia="MS Mincho" w:hAnsi="Times New Roman" w:cs="Times New Roman"/>
+          <w:kern w:val="0"/>
+          <w:sz w:val="28"/>
+          <w:szCs w:val="28"/>
+          <w14:ligatures w14:val="none"/>
+        </w:rPr>
+        <w:t xml:space="preserve"> process when done traditionally. With so many students in a class taking </w:t>
       </w:r>
       <w:r>
         <w:rPr>
@@ -12631,7 +12947,29 @@
           <w14:ligatures w14:val="none"/>
         </w:rPr>
         <w:lastRenderedPageBreak/>
-        <w:t>educational data and generate immediate feedback results that are more accurate than conventional assessment methods. This study explores AI-Driven Learning Analytics for Personalized Feedback and Assessment in Higher Education.</w:t>
+        <w:t xml:space="preserve">the assessment, it becomes very challenging for the teacher to provide timely feedback. On the other hand, traditional </w:t>
+      </w:r>
+      <w:proofErr w:type="gramStart"/>
+      <w:r>
+        <w:rPr>
+          <w:rFonts w:ascii="Times New Roman" w:eastAsia="MS Mincho" w:hAnsi="Times New Roman" w:cs="Times New Roman"/>
+          <w:kern w:val="0"/>
+          <w:sz w:val="28"/>
+          <w:szCs w:val="28"/>
+          <w14:ligatures w14:val="none"/>
+        </w:rPr>
+        <w:t>paper based</w:t>
+      </w:r>
+      <w:proofErr w:type="gramEnd"/>
+      <w:r>
+        <w:rPr>
+          <w:rFonts w:ascii="Times New Roman" w:eastAsia="MS Mincho" w:hAnsi="Times New Roman" w:cs="Times New Roman"/>
+          <w:kern w:val="0"/>
+          <w:sz w:val="28"/>
+          <w:szCs w:val="28"/>
+          <w14:ligatures w14:val="none"/>
+        </w:rPr>
+        <w:t xml:space="preserve"> assessments are very time consuming for the teacher as well as students and take a lot of time before results are out. AI-based continuous assessment systems are fast, efficient and effective. The system analyzes the responses to questions that the system has provided to students through AI algorithms and instantly provides the results (Woolf, 2010).</w:t>
       </w:r>
     </w:p>
     <w:p>
@@ -12655,74 +12993,6 @@
           <w:szCs w:val="28"/>
           <w14:ligatures w14:val="none"/>
         </w:rPr>
-        <w:t xml:space="preserve">Initially assessments are marked by teachers / instructors and then feedback is provided to the students. Assessments are a very time consuming and </w:t>
-      </w:r>
-      <w:proofErr w:type="gramStart"/>
-      <w:r>
-        <w:rPr>
-          <w:rFonts w:ascii="Times New Roman" w:eastAsia="MS Mincho" w:hAnsi="Times New Roman" w:cs="Times New Roman"/>
-          <w:kern w:val="0"/>
-          <w:sz w:val="28"/>
-          <w:szCs w:val="28"/>
-          <w14:ligatures w14:val="none"/>
-        </w:rPr>
-        <w:t>labor intensive</w:t>
-      </w:r>
-      <w:proofErr w:type="gramEnd"/>
-      <w:r>
-        <w:rPr>
-          <w:rFonts w:ascii="Times New Roman" w:eastAsia="MS Mincho" w:hAnsi="Times New Roman" w:cs="Times New Roman"/>
-          <w:kern w:val="0"/>
-          <w:sz w:val="28"/>
-          <w:szCs w:val="28"/>
-          <w14:ligatures w14:val="none"/>
-        </w:rPr>
-        <w:t xml:space="preserve"> process when done traditionally. With so many students in a class taking the assessment, it becomes very challenging for the teacher to provide timely feedback. On the other hand, traditional </w:t>
-      </w:r>
-      <w:proofErr w:type="gramStart"/>
-      <w:r>
-        <w:rPr>
-          <w:rFonts w:ascii="Times New Roman" w:eastAsia="MS Mincho" w:hAnsi="Times New Roman" w:cs="Times New Roman"/>
-          <w:kern w:val="0"/>
-          <w:sz w:val="28"/>
-          <w:szCs w:val="28"/>
-          <w14:ligatures w14:val="none"/>
-        </w:rPr>
-        <w:t>paper based</w:t>
-      </w:r>
-      <w:proofErr w:type="gramEnd"/>
-      <w:r>
-        <w:rPr>
-          <w:rFonts w:ascii="Times New Roman" w:eastAsia="MS Mincho" w:hAnsi="Times New Roman" w:cs="Times New Roman"/>
-          <w:kern w:val="0"/>
-          <w:sz w:val="28"/>
-          <w:szCs w:val="28"/>
-          <w14:ligatures w14:val="none"/>
-        </w:rPr>
-        <w:t xml:space="preserve"> assessments are very time consuming for the teacher as well as students and take a lot of time before results are out. AI-based continuous assessment systems are fast, efficient and effective. The system analyzes the responses to questions that the system has provided to students through AI algorithms and instantly provides the results (Woolf, 2010).</w:t>
-      </w:r>
-    </w:p>
-    <w:p>
-      <w:pPr>
-        <w:spacing w:after="0" w:line="360" w:lineRule="auto"/>
-        <w:ind w:firstLine="720"/>
-        <w:jc w:val="both"/>
-        <w:rPr>
-          <w:rFonts w:ascii="Times New Roman" w:eastAsia="MS Mincho" w:hAnsi="Times New Roman" w:cs="Times New Roman"/>
-          <w:kern w:val="0"/>
-          <w:sz w:val="28"/>
-          <w:szCs w:val="28"/>
-          <w14:ligatures w14:val="none"/>
-        </w:rPr>
-      </w:pPr>
-      <w:r>
-        <w:rPr>
-          <w:rFonts w:ascii="Times New Roman" w:eastAsia="MS Mincho" w:hAnsi="Times New Roman" w:cs="Times New Roman"/>
-          <w:kern w:val="0"/>
-          <w:sz w:val="28"/>
-          <w:szCs w:val="28"/>
-          <w14:ligatures w14:val="none"/>
-        </w:rPr>
         <w:t xml:space="preserve">Efficiency of organization of educational activity in virtual educational environment is ensured by the possibility of prompt processing of large volumes of data operating in educational environment. Today, modern educational systems work with big data, which is processed by learning analytics (Baker &amp; </w:t>
       </w:r>
       <w:proofErr w:type="spellStart"/>
@@ -12755,18 +13025,7 @@
           <w:szCs w:val="28"/>
           <w14:ligatures w14:val="none"/>
         </w:rPr>
-        <w:t xml:space="preserve"> One of the additional challenges of AI integrated learning assessment tools in education sector is about privacy of data and database. It is important to note that the integration of artificial intelligence into the education assessments is critical and could be more biased if it did not train well enough to be proceed. However, most of the critical information should be kept in the database in more secure way either using more security tools and cooperating with third party to keep information of students, as well as, the results of each exam questions and answers, and the other information that is reliable for the education for future implementations. The remaining </w:t>
-      </w:r>
-      <w:r>
-        <w:rPr>
-          <w:rFonts w:ascii="Times New Roman" w:eastAsia="MS Mincho" w:hAnsi="Times New Roman" w:cs="Times New Roman"/>
-          <w:kern w:val="0"/>
-          <w:sz w:val="28"/>
-          <w:szCs w:val="28"/>
-          <w14:ligatures w14:val="none"/>
-        </w:rPr>
-        <w:lastRenderedPageBreak/>
-        <w:t xml:space="preserve">challenges come as follows, however, these challenges </w:t>
+        <w:t xml:space="preserve"> One of the additional challenges of AI integrated learning assessment tools in education sector is about privacy of data and database. It is important to note that the integration of artificial intelligence into the education assessments is critical and could be more biased if it did not train well enough to be proceed. However, most of the critical information should be kept in the database in more secure way either using more security tools and cooperating with third party to keep information of students, as well as, the results of each exam questions and answers, and the other information that is reliable for the education for future implementations. The remaining challenges come as follows, however, these challenges </w:t>
       </w:r>
       <w:proofErr w:type="gramStart"/>
       <w:r>
@@ -12875,6 +13134,7 @@
         <w:rPr>
           <w:noProof/>
         </w:rPr>
+        <w:lastRenderedPageBreak/>
         <w:drawing>
           <wp:inline distT="0" distB="0" distL="0" distR="0" wp14:anchorId="3593EFFC" wp14:editId="0406AB97">
             <wp:extent cx="5943600" cy="3555386"/>
@@ -12891,7 +13151,7 @@
                     <pic:cNvPicPr/>
                   </pic:nvPicPr>
                   <pic:blipFill rotWithShape="1">
-                    <a:blip r:embed="rId19"/>
+                    <a:blip r:embed="rId18"/>
                     <a:srcRect t="6597" r="8302" b="7916"/>
                     <a:stretch>
                       <a:fillRect/>
@@ -12996,7 +13256,7 @@
           <w14:ligatures w14:val="none"/>
         </w:rPr>
       </w:pPr>
-      <w:hyperlink r:id="rId20" w:history="1">
+      <w:hyperlink r:id="rId19" w:history="1">
         <w:r>
           <w:rPr>
             <w:rStyle w:val="Hyperlink"/>
@@ -13140,7 +13400,53 @@
           <w:szCs w:val="28"/>
           <w14:ligatures w14:val="none"/>
         </w:rPr>
-        <w:t xml:space="preserve"> supports students in the learning process while encouraging them </w:t>
+        <w:t xml:space="preserve"> supports students in the learning process while encouraging them to be more active in the learning process (Black &amp; Wiliam, 1998). The result obtained was very good.</w:t>
+      </w:r>
+    </w:p>
+    <w:p>
+      <w:pPr>
+        <w:spacing w:after="0" w:line="360" w:lineRule="auto"/>
+        <w:ind w:firstLine="720"/>
+        <w:jc w:val="both"/>
+        <w:rPr>
+          <w:rFonts w:ascii="Times New Roman" w:eastAsia="MS Mincho" w:hAnsi="Times New Roman" w:cs="Times New Roman"/>
+          <w:kern w:val="0"/>
+          <w:sz w:val="28"/>
+          <w:szCs w:val="28"/>
+          <w14:ligatures w14:val="none"/>
+        </w:rPr>
+      </w:pPr>
+      <w:r>
+        <w:rPr>
+          <w:rFonts w:ascii="Times New Roman" w:eastAsia="MS Mincho" w:hAnsi="Times New Roman" w:cs="Times New Roman"/>
+          <w:kern w:val="0"/>
+          <w:sz w:val="28"/>
+          <w:szCs w:val="28"/>
+          <w14:ligatures w14:val="none"/>
+        </w:rPr>
+        <w:t xml:space="preserve">Feedback from operational AI systems can also increase student motivation. Students are more engaged with the learning process and </w:t>
+      </w:r>
+      <w:proofErr w:type="gramStart"/>
+      <w:r>
+        <w:rPr>
+          <w:rFonts w:ascii="Times New Roman" w:eastAsia="MS Mincho" w:hAnsi="Times New Roman" w:cs="Times New Roman"/>
+          <w:kern w:val="0"/>
+          <w:sz w:val="28"/>
+          <w:szCs w:val="28"/>
+          <w14:ligatures w14:val="none"/>
+        </w:rPr>
+        <w:t>are able to</w:t>
+      </w:r>
+      <w:proofErr w:type="gramEnd"/>
+      <w:r>
+        <w:rPr>
+          <w:rFonts w:ascii="Times New Roman" w:eastAsia="MS Mincho" w:hAnsi="Times New Roman" w:cs="Times New Roman"/>
+          <w:kern w:val="0"/>
+          <w:sz w:val="28"/>
+          <w:szCs w:val="28"/>
+          <w14:ligatures w14:val="none"/>
+        </w:rPr>
+        <w:t xml:space="preserve"> track their </w:t>
       </w:r>
       <w:r>
         <w:rPr>
@@ -13151,7 +13457,7 @@
           <w14:ligatures w14:val="none"/>
         </w:rPr>
         <w:lastRenderedPageBreak/>
-        <w:t>to be more active in the learning process (Black &amp; Wiliam, 1998). The result obtained was very good.</w:t>
+        <w:t>progress as they receive instantaneous results and detailed solutions to their problems. This enables students to practice key self-regulated learning skills (Zimmerman, 2002).</w:t>
       </w:r>
     </w:p>
     <w:p>
@@ -13175,7 +13481,31 @@
           <w:szCs w:val="28"/>
           <w14:ligatures w14:val="none"/>
         </w:rPr>
-        <w:t xml:space="preserve">Feedback from operational AI systems can also increase student motivation. Students are more engaged with the learning process and </w:t>
+        <w:t>Continuous assessment systems using AI (Artificial intelligence) have an edge over traditional continuous assessment systems. AI-based systems are faster, more accurate and shifted the focus from teacher-centric approach to more interactive student-centric approach for learning. Artificial intelligence is transforming continuous assessment from technology as well as pedagogy perspective (Holmes et al., 2019).</w:t>
+      </w:r>
+    </w:p>
+    <w:p>
+      <w:pPr>
+        <w:spacing w:after="0" w:line="360" w:lineRule="auto"/>
+        <w:ind w:firstLine="720"/>
+        <w:jc w:val="both"/>
+        <w:rPr>
+          <w:rFonts w:ascii="Times New Roman" w:eastAsia="MS Mincho" w:hAnsi="Times New Roman" w:cs="Times New Roman"/>
+          <w:kern w:val="0"/>
+          <w:sz w:val="28"/>
+          <w:szCs w:val="28"/>
+          <w14:ligatures w14:val="none"/>
+        </w:rPr>
+      </w:pPr>
+      <w:r>
+        <w:rPr>
+          <w:rFonts w:ascii="Times New Roman" w:eastAsia="MS Mincho" w:hAnsi="Times New Roman" w:cs="Times New Roman"/>
+          <w:kern w:val="0"/>
+          <w:sz w:val="28"/>
+          <w:szCs w:val="28"/>
+          <w14:ligatures w14:val="none"/>
+        </w:rPr>
+        <w:t xml:space="preserve">The assessment by means of artificial intelligence essentially brings about </w:t>
       </w:r>
       <w:proofErr w:type="gramStart"/>
       <w:r>
@@ -13186,7 +13516,7 @@
           <w:szCs w:val="28"/>
           <w14:ligatures w14:val="none"/>
         </w:rPr>
-        <w:t>are able to</w:t>
+        <w:t>a number of</w:t>
       </w:r>
       <w:proofErr w:type="gramEnd"/>
       <w:r>
@@ -13197,7 +13527,29 @@
           <w:szCs w:val="28"/>
           <w14:ligatures w14:val="none"/>
         </w:rPr>
-        <w:t xml:space="preserve"> track their progress as they receive instantaneous results and detailed solutions to their problems. This enables students to practice key self-regulated learning skills (Zimmerman, 2002).</w:t>
+        <w:t xml:space="preserve"> new developments. However, beyond the software-related features, </w:t>
+      </w:r>
+      <w:proofErr w:type="gramStart"/>
+      <w:r>
+        <w:rPr>
+          <w:rFonts w:ascii="Times New Roman" w:eastAsia="MS Mincho" w:hAnsi="Times New Roman" w:cs="Times New Roman"/>
+          <w:kern w:val="0"/>
+          <w:sz w:val="28"/>
+          <w:szCs w:val="28"/>
+          <w14:ligatures w14:val="none"/>
+        </w:rPr>
+        <w:t>a number of</w:t>
+      </w:r>
+      <w:proofErr w:type="gramEnd"/>
+      <w:r>
+        <w:rPr>
+          <w:rFonts w:ascii="Times New Roman" w:eastAsia="MS Mincho" w:hAnsi="Times New Roman" w:cs="Times New Roman"/>
+          <w:kern w:val="0"/>
+          <w:sz w:val="28"/>
+          <w:szCs w:val="28"/>
+          <w14:ligatures w14:val="none"/>
+        </w:rPr>
+        <w:t xml:space="preserve"> additional problems, of a technical as well as practical nature, occur when such systems are put into practice. AI assessment systems are more than software: they are complex systems that are operated in social and pedagogical settings and therefore encounter a whole range of problems.</w:t>
       </w:r>
     </w:p>
     <w:p>
@@ -13221,7 +13573,7 @@
           <w:szCs w:val="28"/>
           <w14:ligatures w14:val="none"/>
         </w:rPr>
-        <w:t>Continuous assessment systems using AI (Artificial intelligence) have an edge over traditional continuous assessment systems. AI-based systems are faster, more accurate and shifted the focus from teacher-centric approach to more interactive student-centric approach for learning. Artificial intelligence is transforming continuous assessment from technology as well as pedagogy perspective (Holmes et al., 2019).</w:t>
+        <w:t>One of the major technical challenges that need to be addressed for effective deployment and utilization of AI models is the quality and availability of relevant data (OECD, 2021). Access to high quality educational data can be a major challenge due to factors such as incompleteness, lack of organization and incorrectness. Huge resources are required to build and adapt an infrastructure to manage data, which many educational institutions lack.</w:t>
       </w:r>
     </w:p>
     <w:p>
@@ -13245,7 +13597,56 @@
           <w:szCs w:val="28"/>
           <w14:ligatures w14:val="none"/>
         </w:rPr>
-        <w:t xml:space="preserve">The assessment by means of artificial intelligence essentially brings about </w:t>
+        <w:t>While there are many concerns around the use of AI in education (e.g. the potential of AI to take away human interaction and diminish the value of a traditional classroom education), there are also technical issues that need to be addressed. As algorithms are trained on data, any bias embedded within that data will be learned and replicated by the AI. This can have serious implications for fairness in the educational world, as students assessed by biased systems will be given a foot up or a foot held down on the educational ladder in comparison to their peers (O’Neil, 2016).</w:t>
+      </w:r>
+    </w:p>
+    <w:p>
+      <w:pPr>
+        <w:spacing w:after="0" w:line="360" w:lineRule="auto"/>
+        <w:ind w:firstLine="720"/>
+        <w:jc w:val="both"/>
+        <w:rPr>
+          <w:rFonts w:ascii="Times New Roman" w:eastAsia="MS Mincho" w:hAnsi="Times New Roman" w:cs="Times New Roman"/>
+          <w:kern w:val="0"/>
+          <w:sz w:val="28"/>
+          <w:szCs w:val="28"/>
+          <w14:ligatures w14:val="none"/>
+        </w:rPr>
+      </w:pPr>
+      <w:r>
+        <w:rPr>
+          <w:rFonts w:ascii="Times New Roman" w:eastAsia="MS Mincho" w:hAnsi="Times New Roman" w:cs="Times New Roman"/>
+          <w:kern w:val="0"/>
+          <w:sz w:val="28"/>
+          <w:szCs w:val="28"/>
+          <w14:ligatures w14:val="none"/>
+        </w:rPr>
+        <w:lastRenderedPageBreak/>
+        <w:t>Apart from being a helpful tool for teachers, there are also concerns regarding assessment and tests built around AI, namely those relating to data privacy and security as personal data of students are collected and used by the system (UNESCO, 2021). Additional measures will be needed on the technical and legal side of educational institutions to tackle these issues properly.</w:t>
+      </w:r>
+    </w:p>
+    <w:p>
+      <w:pPr>
+        <w:spacing w:after="0" w:line="360" w:lineRule="auto"/>
+        <w:ind w:firstLine="720"/>
+        <w:jc w:val="both"/>
+        <w:rPr>
+          <w:rFonts w:ascii="Times New Roman" w:eastAsia="MS Mincho" w:hAnsi="Times New Roman" w:cs="Times New Roman"/>
+          <w:kern w:val="0"/>
+          <w:sz w:val="28"/>
+          <w:szCs w:val="28"/>
+          <w14:ligatures w14:val="none"/>
+        </w:rPr>
+      </w:pPr>
+      <w:r>
+        <w:rPr>
+          <w:rFonts w:ascii="Times New Roman" w:eastAsia="MS Mincho" w:hAnsi="Times New Roman" w:cs="Times New Roman"/>
+          <w:kern w:val="0"/>
+          <w:sz w:val="28"/>
+          <w:szCs w:val="28"/>
+          <w14:ligatures w14:val="none"/>
+        </w:rPr>
+        <w:t xml:space="preserve">The research, which explores how educators and learners can benefit from AI, points </w:t>
       </w:r>
       <w:proofErr w:type="gramStart"/>
       <w:r>
@@ -13256,7 +13657,7 @@
           <w:szCs w:val="28"/>
           <w14:ligatures w14:val="none"/>
         </w:rPr>
-        <w:t>a number of</w:t>
+        <w:t>in particular to</w:t>
       </w:r>
       <w:proofErr w:type="gramEnd"/>
       <w:r>
@@ -13267,7 +13668,7 @@
           <w:szCs w:val="28"/>
           <w14:ligatures w14:val="none"/>
         </w:rPr>
-        <w:t xml:space="preserve"> new developments. However, beyond the software-related features, </w:t>
+        <w:t xml:space="preserve"> the issue of teachers’ and users’ preparedness. Many teachers currently lack the necessary knowledge of the fundamental principles behind how certain AI </w:t>
       </w:r>
       <w:proofErr w:type="gramStart"/>
       <w:r>
@@ -13278,7 +13679,7 @@
           <w:szCs w:val="28"/>
           <w14:ligatures w14:val="none"/>
         </w:rPr>
-        <w:t>a number of</w:t>
+        <w:t>technologies</w:t>
       </w:r>
       <w:proofErr w:type="gramEnd"/>
       <w:r>
@@ -13289,7 +13690,29 @@
           <w:szCs w:val="28"/>
           <w14:ligatures w14:val="none"/>
         </w:rPr>
-        <w:t xml:space="preserve"> additional problems, of a technical as well as practical nature, occur when such systems are put into practice. AI assessment systems are more than software: they are complex systems that are operated in social and pedagogical settings and therefore encounter a whole range of problems.</w:t>
+        <w:t xml:space="preserve"> function. This could hinder their deployment and even inspire distrust of technology. Teachers’ technological literacy must therefore be boosted </w:t>
+      </w:r>
+      <w:proofErr w:type="gramStart"/>
+      <w:r>
+        <w:rPr>
+          <w:rFonts w:ascii="Times New Roman" w:eastAsia="MS Mincho" w:hAnsi="Times New Roman" w:cs="Times New Roman"/>
+          <w:kern w:val="0"/>
+          <w:sz w:val="28"/>
+          <w:szCs w:val="28"/>
+          <w14:ligatures w14:val="none"/>
+        </w:rPr>
+        <w:t>in order to</w:t>
+      </w:r>
+      <w:proofErr w:type="gramEnd"/>
+      <w:r>
+        <w:rPr>
+          <w:rFonts w:ascii="Times New Roman" w:eastAsia="MS Mincho" w:hAnsi="Times New Roman" w:cs="Times New Roman"/>
+          <w:kern w:val="0"/>
+          <w:sz w:val="28"/>
+          <w:szCs w:val="28"/>
+          <w14:ligatures w14:val="none"/>
+        </w:rPr>
+        <w:t xml:space="preserve"> prepare for the integration of AI systems into education.</w:t>
       </w:r>
     </w:p>
     <w:p>
@@ -13313,7 +13736,7 @@
           <w:szCs w:val="28"/>
           <w14:ligatures w14:val="none"/>
         </w:rPr>
-        <w:t>One of the major technical challenges that need to be addressed for effective deployment and utilization of AI models is the quality and availability of relevant data (OECD, 2021). Access to high quality educational data can be a major challenge due to factors such as incompleteness, lack of organization and incorrectness. Huge resources are required to build and adapt an infrastructure to manage data, which many educational institutions lack.</w:t>
+        <w:t>Another challenge is what can be termed infrastructural inequality, with many educational institutions not being on an even footing in terms of technology infrastructure, which in turn could hinder the integration of an AI-based assessment system. This is especially pertinent in developing countries where there are inadequate resources to access the latest technologies and slow Internet connectivity.</w:t>
       </w:r>
     </w:p>
     <w:p>
@@ -13337,7 +13760,77 @@
           <w:szCs w:val="28"/>
           <w14:ligatures w14:val="none"/>
         </w:rPr>
-        <w:t xml:space="preserve">While there are many concerns around the use of AI in education (e.g. the potential of AI to take away human interaction and diminish the value of a traditional classroom education), there are also technical issues that need to be addressed. As algorithms are trained on data, any bias embedded within that data will be learned and replicated by the AI. This can have serious implications for fairness in the </w:t>
+        <w:t>But lacking are also policy and management frameworks to give effect to the use of AI in education. There is currently no systematic approach to implementing AI in education, and as such, its implementation can be arbitrary and take on risk. Strong corresponding management systems, from a technical as well as ethical perspective, are necessary.</w:t>
+      </w:r>
+    </w:p>
+    <w:p>
+      <w:pPr>
+        <w:spacing w:after="0" w:line="360" w:lineRule="auto"/>
+        <w:ind w:firstLine="720"/>
+        <w:jc w:val="both"/>
+        <w:rPr>
+          <w:rFonts w:ascii="Times New Roman" w:eastAsia="MS Mincho" w:hAnsi="Times New Roman" w:cs="Times New Roman"/>
+          <w:kern w:val="0"/>
+          <w:sz w:val="28"/>
+          <w:szCs w:val="28"/>
+          <w14:ligatures w14:val="none"/>
+        </w:rPr>
+      </w:pPr>
+      <w:r>
+        <w:rPr>
+          <w:rFonts w:ascii="Times New Roman" w:eastAsia="MS Mincho" w:hAnsi="Times New Roman" w:cs="Times New Roman"/>
+          <w:kern w:val="0"/>
+          <w:sz w:val="28"/>
+          <w:szCs w:val="28"/>
+          <w14:ligatures w14:val="none"/>
+        </w:rPr>
+        <w:t>There are many possibilities of development of assessment systems that utilize AI, but there are also many technical and implementation-related problems that need to be addressed. Technical and implementation-related problems that have arisen when developing assessment systems that utilize AI must be tackled by combining technological development with pedagogical, ethical and institutional approaches.</w:t>
+      </w:r>
+    </w:p>
+    <w:p>
+      <w:pPr>
+        <w:spacing w:after="0" w:line="360" w:lineRule="auto"/>
+        <w:ind w:firstLine="720"/>
+        <w:jc w:val="both"/>
+        <w:rPr>
+          <w:rFonts w:ascii="Times New Roman" w:eastAsia="MS Mincho" w:hAnsi="Times New Roman" w:cs="Times New Roman"/>
+          <w:kern w:val="0"/>
+          <w:sz w:val="28"/>
+          <w:szCs w:val="28"/>
+          <w14:ligatures w14:val="none"/>
+        </w:rPr>
+      </w:pPr>
+      <w:r>
+        <w:rPr>
+          <w:rFonts w:ascii="Times New Roman" w:eastAsia="MS Mincho" w:hAnsi="Times New Roman" w:cs="Times New Roman"/>
+          <w:kern w:val="0"/>
+          <w:sz w:val="28"/>
+          <w:szCs w:val="28"/>
+          <w14:ligatures w14:val="none"/>
+        </w:rPr>
+        <w:t xml:space="preserve">Despite the potential benefits that the integration of artificial intelligence-based assessment systems </w:t>
+      </w:r>
+      <w:proofErr w:type="gramStart"/>
+      <w:r>
+        <w:rPr>
+          <w:rFonts w:ascii="Times New Roman" w:eastAsia="MS Mincho" w:hAnsi="Times New Roman" w:cs="Times New Roman"/>
+          <w:kern w:val="0"/>
+          <w:sz w:val="28"/>
+          <w:szCs w:val="28"/>
+          <w14:ligatures w14:val="none"/>
+        </w:rPr>
+        <w:t>offer</w:t>
+      </w:r>
+      <w:proofErr w:type="gramEnd"/>
+      <w:r>
+        <w:rPr>
+          <w:rFonts w:ascii="Times New Roman" w:eastAsia="MS Mincho" w:hAnsi="Times New Roman" w:cs="Times New Roman"/>
+          <w:kern w:val="0"/>
+          <w:sz w:val="28"/>
+          <w:szCs w:val="28"/>
+          <w14:ligatures w14:val="none"/>
+        </w:rPr>
+        <w:t xml:space="preserve"> to the educational environments, there are many technical and practical problems that prevent them from being put into practice. This </w:t>
       </w:r>
       <w:r>
         <w:rPr>
@@ -13348,7 +13841,7 @@
           <w14:ligatures w14:val="none"/>
         </w:rPr>
         <w:lastRenderedPageBreak/>
-        <w:t>educational world, as students assessed by biased systems will be given a foot up or a foot held down on the educational ladder in comparison to their peers (O’Neil, 2016).</w:t>
+        <w:t>study reviews various experiences and situations in different countries and contexts regarding the statement that the integration of artificial intelligence-based assessment systems to educational environments is related to technology, its adaptation, management and support.</w:t>
       </w:r>
     </w:p>
     <w:p>
@@ -13372,7 +13865,7 @@
           <w:szCs w:val="28"/>
           <w14:ligatures w14:val="none"/>
         </w:rPr>
-        <w:t>Apart from being a helpful tool for teachers, there are also concerns regarding assessment and tests built around AI, namely those relating to data privacy and security as personal data of students are collected and used by the system (UNESCO, 2021). Additional measures will be needed on the technical and legal side of educational institutions to tackle these issues properly.</w:t>
+        <w:t>Systems need to be adapted to the local educational environment where the system will be put into practice. Most AI-based assessment models are trained and fine-tuned on global data and general information. Thus, they are not directly applicable in any country since education systems, curricula and assessing students differ across countries and even schools. As Temel (2024) states; “the inconsistent educational infrastructure and the lack of integration in the classroom environment where the system will be applied affect the system's accuracy in obtaining the results.”</w:t>
       </w:r>
     </w:p>
     <w:p>
@@ -13396,7 +13889,7 @@
           <w:szCs w:val="28"/>
           <w14:ligatures w14:val="none"/>
         </w:rPr>
-        <w:t xml:space="preserve">The research, which explores how educators and learners can benefit from AI, points </w:t>
+        <w:t xml:space="preserve">Next to the other mentioned challenges also the issue of data structuring and integration is important. Data is stored and managed on different platforms using different formats. Processing and importing </w:t>
       </w:r>
       <w:proofErr w:type="gramStart"/>
       <w:r>
@@ -13407,7 +13900,7 @@
           <w:szCs w:val="28"/>
           <w14:ligatures w14:val="none"/>
         </w:rPr>
-        <w:t>in particular to</w:t>
+        <w:t>all of</w:t>
       </w:r>
       <w:proofErr w:type="gramEnd"/>
       <w:r>
@@ -13418,51 +13911,7 @@
           <w:szCs w:val="28"/>
           <w14:ligatures w14:val="none"/>
         </w:rPr>
-        <w:t xml:space="preserve"> the issue of teachers’ and users’ preparedness. Many teachers currently lack the necessary knowledge of the fundamental principles behind how certain AI </w:t>
-      </w:r>
-      <w:proofErr w:type="gramStart"/>
-      <w:r>
-        <w:rPr>
-          <w:rFonts w:ascii="Times New Roman" w:eastAsia="MS Mincho" w:hAnsi="Times New Roman" w:cs="Times New Roman"/>
-          <w:kern w:val="0"/>
-          <w:sz w:val="28"/>
-          <w:szCs w:val="28"/>
-          <w14:ligatures w14:val="none"/>
-        </w:rPr>
-        <w:t>technologies</w:t>
-      </w:r>
-      <w:proofErr w:type="gramEnd"/>
-      <w:r>
-        <w:rPr>
-          <w:rFonts w:ascii="Times New Roman" w:eastAsia="MS Mincho" w:hAnsi="Times New Roman" w:cs="Times New Roman"/>
-          <w:kern w:val="0"/>
-          <w:sz w:val="28"/>
-          <w:szCs w:val="28"/>
-          <w14:ligatures w14:val="none"/>
-        </w:rPr>
-        <w:t xml:space="preserve"> function. This could hinder their deployment and even inspire distrust of technology. Teachers’ technological literacy must therefore be boosted </w:t>
-      </w:r>
-      <w:proofErr w:type="gramStart"/>
-      <w:r>
-        <w:rPr>
-          <w:rFonts w:ascii="Times New Roman" w:eastAsia="MS Mincho" w:hAnsi="Times New Roman" w:cs="Times New Roman"/>
-          <w:kern w:val="0"/>
-          <w:sz w:val="28"/>
-          <w:szCs w:val="28"/>
-          <w14:ligatures w14:val="none"/>
-        </w:rPr>
-        <w:t>in order to</w:t>
-      </w:r>
-      <w:proofErr w:type="gramEnd"/>
-      <w:r>
-        <w:rPr>
-          <w:rFonts w:ascii="Times New Roman" w:eastAsia="MS Mincho" w:hAnsi="Times New Roman" w:cs="Times New Roman"/>
-          <w:kern w:val="0"/>
-          <w:sz w:val="28"/>
-          <w:szCs w:val="28"/>
-          <w14:ligatures w14:val="none"/>
-        </w:rPr>
-        <w:t xml:space="preserve"> prepare for the integration of AI systems into education.</w:t>
+        <w:t xml:space="preserve"> this data to one system and preparing it for the AI models is complex and time consuming.</w:t>
       </w:r>
     </w:p>
     <w:p>
@@ -13486,7 +13935,7 @@
           <w:szCs w:val="28"/>
           <w14:ligatures w14:val="none"/>
         </w:rPr>
-        <w:t>Another challenge is what can be termed infrastructural inequality, with many educational institutions not being on an even footing in terms of technology infrastructure, which in turn could hinder the integration of an AI-based assessment system. This is especially pertinent in developing countries where there are inadequate resources to access the latest technologies and slow Internet connectivity.</w:t>
+        <w:t>Other problems. System usage 24/7 is a very significant problem. As an AI system is maintained, upgraded or fine-tuned for maximum performance and accuracy, its performance and accuracy are slowly degraded. In addition to the initial costs of infrastructure and personnel trained in specialized knowledge and skills needed to design and implement the system, continued use of the system requires similar, and in some cases greater, infrastructure and expertise.</w:t>
       </w:r>
     </w:p>
     <w:p>
@@ -13510,7 +13959,7 @@
           <w:szCs w:val="28"/>
           <w14:ligatures w14:val="none"/>
         </w:rPr>
-        <w:t>But lacking are also policy and management frameworks to give effect to the use of AI in education. There is currently no systematic approach to implementing AI in education, and as such, its implementation can be arbitrary and take on risk. Strong corresponding management systems, from a technical as well as ethical perspective, are necessary.</w:t>
+        <w:t>One of the major problems to be addressed in terms of implementation concerns the lack of coordination between educational systems on different levels. AI applications are implemented following quite different strategies in various countries and therefore a consistent approach for large-scale AI-based assessment is difficult to develop. This makes it hard to share best practices.</w:t>
       </w:r>
     </w:p>
     <w:p>
@@ -13534,7 +13983,18 @@
           <w:szCs w:val="28"/>
           <w14:ligatures w14:val="none"/>
         </w:rPr>
-        <w:t>There are many possibilities of development of assessment systems that utilize AI, but there are also many technical and implementation-related problems that need to be addressed. Technical and implementation-related problems that have arisen when developing assessment systems that utilize AI must be tackled by combining technological development with pedagogical, ethical and institutional approaches.</w:t>
+        <w:t xml:space="preserve">In addition to the above-mentioned challenges, financial and resource constraints represent an additional problem for the development and implementation of AI. The initial investment needed to set up corresponding systems is high and, </w:t>
+      </w:r>
+      <w:r>
+        <w:rPr>
+          <w:rFonts w:ascii="Times New Roman" w:eastAsia="MS Mincho" w:hAnsi="Times New Roman" w:cs="Times New Roman"/>
+          <w:kern w:val="0"/>
+          <w:sz w:val="28"/>
+          <w:szCs w:val="28"/>
+          <w14:ligatures w14:val="none"/>
+        </w:rPr>
+        <w:lastRenderedPageBreak/>
+        <w:t>therefore, particularly challenging to implement in developing countries or in poor educational environments. Consideration must also be given to the costs for technical equipment and software as well as for personnel training.</w:t>
       </w:r>
     </w:p>
     <w:p>
@@ -13558,316 +14018,136 @@
           <w:szCs w:val="28"/>
           <w14:ligatures w14:val="none"/>
         </w:rPr>
+        <w:t xml:space="preserve">Within educational systems, it is not only technological challenges that need to be addressed, there are also a host of challenges posed by the human factor, and the students are not alone in requiring training, the teachers and administrators of education also need special training and acquiring of knowledge and awareness on the issue of AI and its integration into educational system. Moreover, lack of adequate knowledge and skills are said to be one of the main reasons for ineffective </w:t>
+      </w:r>
+      <w:proofErr w:type="spellStart"/>
+      <w:r>
+        <w:rPr>
+          <w:rFonts w:ascii="Times New Roman" w:eastAsia="MS Mincho" w:hAnsi="Times New Roman" w:cs="Times New Roman"/>
+          <w:kern w:val="0"/>
+          <w:sz w:val="28"/>
+          <w:szCs w:val="28"/>
+          <w14:ligatures w14:val="none"/>
+        </w:rPr>
+        <w:t>utilisation</w:t>
+      </w:r>
+      <w:proofErr w:type="spellEnd"/>
+      <w:r>
+        <w:rPr>
+          <w:rFonts w:ascii="Times New Roman" w:eastAsia="MS Mincho" w:hAnsi="Times New Roman" w:cs="Times New Roman"/>
+          <w:kern w:val="0"/>
+          <w:sz w:val="28"/>
+          <w:szCs w:val="28"/>
+          <w14:ligatures w14:val="none"/>
+        </w:rPr>
+        <w:t xml:space="preserve"> of the potential of AI systems (Temel, 2024).</w:t>
+      </w:r>
+    </w:p>
+    <w:p>
+      <w:pPr>
+        <w:spacing w:after="0" w:line="360" w:lineRule="auto"/>
+        <w:ind w:firstLine="720"/>
+        <w:jc w:val="both"/>
+        <w:rPr>
+          <w:rFonts w:ascii="Times New Roman" w:eastAsia="MS Mincho" w:hAnsi="Times New Roman" w:cs="Times New Roman"/>
+          <w:kern w:val="0"/>
+          <w:sz w:val="28"/>
+          <w:szCs w:val="28"/>
+          <w14:ligatures w14:val="none"/>
+        </w:rPr>
+      </w:pPr>
+      <w:r>
+        <w:rPr>
+          <w:rFonts w:ascii="Times New Roman" w:eastAsia="MS Mincho" w:hAnsi="Times New Roman" w:cs="Times New Roman"/>
+          <w:kern w:val="0"/>
+          <w:sz w:val="28"/>
+          <w:szCs w:val="28"/>
+          <w14:ligatures w14:val="none"/>
+        </w:rPr>
+        <w:t>The implementation of the AI-based assessment systems in terms of technical and implementation is very complex. To solve these problems, the development of technology alone is not enough, but the infrastructure, human resources, and local-based systems to be strengthened and improved by Temel (2024).</w:t>
+      </w:r>
+    </w:p>
+    <w:p>
+      <w:pPr>
+        <w:spacing w:after="0" w:line="360" w:lineRule="auto"/>
+        <w:ind w:firstLine="720"/>
+        <w:jc w:val="both"/>
+        <w:rPr>
+          <w:rFonts w:ascii="Times New Roman" w:eastAsia="MS Mincho" w:hAnsi="Times New Roman" w:cs="Times New Roman"/>
+          <w:kern w:val="0"/>
+          <w:sz w:val="28"/>
+          <w:szCs w:val="28"/>
+          <w14:ligatures w14:val="none"/>
+        </w:rPr>
+      </w:pPr>
+      <w:r>
+        <w:rPr>
+          <w:rFonts w:ascii="Times New Roman" w:eastAsia="MS Mincho" w:hAnsi="Times New Roman" w:cs="Times New Roman"/>
+          <w:kern w:val="0"/>
+          <w:sz w:val="28"/>
+          <w:szCs w:val="28"/>
+          <w14:ligatures w14:val="none"/>
+        </w:rPr>
+        <w:t>While AI-based assessment systems have great potential for enhancing assessment practices in higher education, there are ethical, social and pedagogical issues emerging. These issues arise from the technology and its broader implications for people, society and the educational system. Therefore, their responsible and inclusive use needs to be a prominent focus in this research.</w:t>
+      </w:r>
+    </w:p>
+    <w:p>
+      <w:pPr>
+        <w:spacing w:after="0" w:line="360" w:lineRule="auto"/>
+        <w:ind w:firstLine="720"/>
+        <w:jc w:val="both"/>
+        <w:rPr>
+          <w:rFonts w:ascii="Times New Roman" w:eastAsia="MS Mincho" w:hAnsi="Times New Roman" w:cs="Times New Roman"/>
+          <w:kern w:val="0"/>
+          <w:sz w:val="28"/>
+          <w:szCs w:val="28"/>
+          <w14:ligatures w14:val="none"/>
+        </w:rPr>
+      </w:pPr>
+      <w:r>
+        <w:rPr>
+          <w:rFonts w:ascii="Times New Roman" w:eastAsia="MS Mincho" w:hAnsi="Times New Roman" w:cs="Times New Roman"/>
+          <w:kern w:val="0"/>
+          <w:sz w:val="28"/>
+          <w:szCs w:val="28"/>
+          <w14:ligatures w14:val="none"/>
+        </w:rPr>
+        <w:t>Using AI for student assessment raises several ethical issues. Most importantly, ensuring data privacy and security since the AI system will process large amounts of data and information about each student that will be used for assessment. This information can include prior academic records, behavioral signals, and how the student learns, behaves, and interacts with various resources and peers. The key ethical issue would be ensuring that the data is stored securely and not shared with third parties.</w:t>
+      </w:r>
+    </w:p>
+    <w:p>
+      <w:pPr>
+        <w:spacing w:after="0" w:line="360" w:lineRule="auto"/>
+        <w:ind w:firstLine="720"/>
+        <w:jc w:val="both"/>
+        <w:rPr>
+          <w:rFonts w:ascii="Times New Roman" w:eastAsia="MS Mincho" w:hAnsi="Times New Roman" w:cs="Times New Roman"/>
+          <w:kern w:val="0"/>
+          <w:sz w:val="28"/>
+          <w:szCs w:val="28"/>
+          <w14:ligatures w14:val="none"/>
+        </w:rPr>
+      </w:pPr>
+      <w:r>
+        <w:rPr>
+          <w:rFonts w:ascii="Times New Roman" w:eastAsia="MS Mincho" w:hAnsi="Times New Roman" w:cs="Times New Roman"/>
+          <w:kern w:val="0"/>
+          <w:sz w:val="28"/>
+          <w:szCs w:val="28"/>
+          <w14:ligatures w14:val="none"/>
+        </w:rPr>
+        <w:t xml:space="preserve">An additional point of consideration for EdTech is how algorithms can be biased or unfair. While an algorithm makes decisions based on the data that it has been trained on, if this data is itself biased, then the algorithm will likely reflect and amplify this. This could result in EdTech tools unfairly giving some students a better </w:t>
+      </w:r>
+      <w:r>
+        <w:rPr>
+          <w:rFonts w:ascii="Times New Roman" w:eastAsia="MS Mincho" w:hAnsi="Times New Roman" w:cs="Times New Roman"/>
+          <w:kern w:val="0"/>
+          <w:sz w:val="28"/>
+          <w:szCs w:val="28"/>
+          <w14:ligatures w14:val="none"/>
+        </w:rPr>
         <w:lastRenderedPageBreak/>
-        <w:t xml:space="preserve">Despite the potential benefits that the integration of artificial intelligence-based assessment systems </w:t>
-      </w:r>
-      <w:proofErr w:type="gramStart"/>
-      <w:r>
-        <w:rPr>
-          <w:rFonts w:ascii="Times New Roman" w:eastAsia="MS Mincho" w:hAnsi="Times New Roman" w:cs="Times New Roman"/>
-          <w:kern w:val="0"/>
-          <w:sz w:val="28"/>
-          <w:szCs w:val="28"/>
-          <w14:ligatures w14:val="none"/>
-        </w:rPr>
-        <w:t>offer</w:t>
-      </w:r>
-      <w:proofErr w:type="gramEnd"/>
-      <w:r>
-        <w:rPr>
-          <w:rFonts w:ascii="Times New Roman" w:eastAsia="MS Mincho" w:hAnsi="Times New Roman" w:cs="Times New Roman"/>
-          <w:kern w:val="0"/>
-          <w:sz w:val="28"/>
-          <w:szCs w:val="28"/>
-          <w14:ligatures w14:val="none"/>
-        </w:rPr>
-        <w:t xml:space="preserve"> to the educational environments, there are many technical and practical problems that prevent them from being put into practice. This study reviews various experiences and situations in different countries and contexts regarding the statement that the integration of artificial intelligence-based assessment systems to educational environments is related to technology, its adaptation, management and support.</w:t>
-      </w:r>
-    </w:p>
-    <w:p>
-      <w:pPr>
-        <w:spacing w:after="0" w:line="360" w:lineRule="auto"/>
-        <w:ind w:firstLine="720"/>
-        <w:jc w:val="both"/>
-        <w:rPr>
-          <w:rFonts w:ascii="Times New Roman" w:eastAsia="MS Mincho" w:hAnsi="Times New Roman" w:cs="Times New Roman"/>
-          <w:kern w:val="0"/>
-          <w:sz w:val="28"/>
-          <w:szCs w:val="28"/>
-          <w14:ligatures w14:val="none"/>
-        </w:rPr>
-      </w:pPr>
-      <w:r>
-        <w:rPr>
-          <w:rFonts w:ascii="Times New Roman" w:eastAsia="MS Mincho" w:hAnsi="Times New Roman" w:cs="Times New Roman"/>
-          <w:kern w:val="0"/>
-          <w:sz w:val="28"/>
-          <w:szCs w:val="28"/>
-          <w14:ligatures w14:val="none"/>
-        </w:rPr>
-        <w:t>Systems need to be adapted to the local educational environment where the system will be put into practice. Most AI-based assessment models are trained and fine-tuned on global data and general information. Thus, they are not directly applicable in any country since education systems, curricula and assessing students differ across countries and even schools. As Temel (2024) states; “the inconsistent educational infrastructure and the lack of integration in the classroom environment where the system will be applied affect the system's accuracy in obtaining the results.”</w:t>
-      </w:r>
-    </w:p>
-    <w:p>
-      <w:pPr>
-        <w:spacing w:after="0" w:line="360" w:lineRule="auto"/>
-        <w:ind w:firstLine="720"/>
-        <w:jc w:val="both"/>
-        <w:rPr>
-          <w:rFonts w:ascii="Times New Roman" w:eastAsia="MS Mincho" w:hAnsi="Times New Roman" w:cs="Times New Roman"/>
-          <w:kern w:val="0"/>
-          <w:sz w:val="28"/>
-          <w:szCs w:val="28"/>
-          <w14:ligatures w14:val="none"/>
-        </w:rPr>
-      </w:pPr>
-      <w:r>
-        <w:rPr>
-          <w:rFonts w:ascii="Times New Roman" w:eastAsia="MS Mincho" w:hAnsi="Times New Roman" w:cs="Times New Roman"/>
-          <w:kern w:val="0"/>
-          <w:sz w:val="28"/>
-          <w:szCs w:val="28"/>
-          <w14:ligatures w14:val="none"/>
-        </w:rPr>
-        <w:t xml:space="preserve">Next to the other mentioned challenges also the issue of data structuring and integration is important. Data is stored and managed on different platforms using different formats. Processing and importing </w:t>
-      </w:r>
-      <w:proofErr w:type="gramStart"/>
-      <w:r>
-        <w:rPr>
-          <w:rFonts w:ascii="Times New Roman" w:eastAsia="MS Mincho" w:hAnsi="Times New Roman" w:cs="Times New Roman"/>
-          <w:kern w:val="0"/>
-          <w:sz w:val="28"/>
-          <w:szCs w:val="28"/>
-          <w14:ligatures w14:val="none"/>
-        </w:rPr>
-        <w:t>all of</w:t>
-      </w:r>
-      <w:proofErr w:type="gramEnd"/>
-      <w:r>
-        <w:rPr>
-          <w:rFonts w:ascii="Times New Roman" w:eastAsia="MS Mincho" w:hAnsi="Times New Roman" w:cs="Times New Roman"/>
-          <w:kern w:val="0"/>
-          <w:sz w:val="28"/>
-          <w:szCs w:val="28"/>
-          <w14:ligatures w14:val="none"/>
-        </w:rPr>
-        <w:t xml:space="preserve"> this data to one system and preparing it for the AI models is complex and time consuming.</w:t>
-      </w:r>
-    </w:p>
-    <w:p>
-      <w:pPr>
-        <w:spacing w:after="0" w:line="360" w:lineRule="auto"/>
-        <w:ind w:firstLine="720"/>
-        <w:jc w:val="both"/>
-        <w:rPr>
-          <w:rFonts w:ascii="Times New Roman" w:eastAsia="MS Mincho" w:hAnsi="Times New Roman" w:cs="Times New Roman"/>
-          <w:kern w:val="0"/>
-          <w:sz w:val="28"/>
-          <w:szCs w:val="28"/>
-          <w14:ligatures w14:val="none"/>
-        </w:rPr>
-      </w:pPr>
-      <w:r>
-        <w:rPr>
-          <w:rFonts w:ascii="Times New Roman" w:eastAsia="MS Mincho" w:hAnsi="Times New Roman" w:cs="Times New Roman"/>
-          <w:kern w:val="0"/>
-          <w:sz w:val="28"/>
-          <w:szCs w:val="28"/>
-          <w14:ligatures w14:val="none"/>
-        </w:rPr>
-        <w:t>Other problems. System usage 24/7 is a very significant problem. As an AI system is maintained, upgraded or fine-tuned for maximum performance and accuracy, its performance and accuracy are slowly degraded. In addition to the initial costs of infrastructure and personnel trained in specialized knowledge and skills needed to design and implement the system, continued use of the system requires similar, and in some cases greater, infrastructure and expertise.</w:t>
-      </w:r>
-    </w:p>
-    <w:p>
-      <w:pPr>
-        <w:spacing w:after="0" w:line="360" w:lineRule="auto"/>
-        <w:ind w:firstLine="720"/>
-        <w:jc w:val="both"/>
-        <w:rPr>
-          <w:rFonts w:ascii="Times New Roman" w:eastAsia="MS Mincho" w:hAnsi="Times New Roman" w:cs="Times New Roman"/>
-          <w:kern w:val="0"/>
-          <w:sz w:val="28"/>
-          <w:szCs w:val="28"/>
-          <w14:ligatures w14:val="none"/>
-        </w:rPr>
-      </w:pPr>
-      <w:r>
-        <w:rPr>
-          <w:rFonts w:ascii="Times New Roman" w:eastAsia="MS Mincho" w:hAnsi="Times New Roman" w:cs="Times New Roman"/>
-          <w:kern w:val="0"/>
-          <w:sz w:val="28"/>
-          <w:szCs w:val="28"/>
-          <w14:ligatures w14:val="none"/>
-        </w:rPr>
-        <w:t>One of the major problems to be addressed in terms of implementation concerns the lack of coordination between educational systems on different levels. AI applications are implemented following quite different strategies in various countries and therefore a consistent approach for large-scale AI-based assessment is difficult to develop. This makes it hard to share best practices.</w:t>
-      </w:r>
-    </w:p>
-    <w:p>
-      <w:pPr>
-        <w:spacing w:after="0" w:line="360" w:lineRule="auto"/>
-        <w:ind w:firstLine="720"/>
-        <w:jc w:val="both"/>
-        <w:rPr>
-          <w:rFonts w:ascii="Times New Roman" w:eastAsia="MS Mincho" w:hAnsi="Times New Roman" w:cs="Times New Roman"/>
-          <w:kern w:val="0"/>
-          <w:sz w:val="28"/>
-          <w:szCs w:val="28"/>
-          <w14:ligatures w14:val="none"/>
-        </w:rPr>
-      </w:pPr>
-      <w:r>
-        <w:rPr>
-          <w:rFonts w:ascii="Times New Roman" w:eastAsia="MS Mincho" w:hAnsi="Times New Roman" w:cs="Times New Roman"/>
-          <w:kern w:val="0"/>
-          <w:sz w:val="28"/>
-          <w:szCs w:val="28"/>
-          <w14:ligatures w14:val="none"/>
-        </w:rPr>
-        <w:lastRenderedPageBreak/>
-        <w:t>In addition to the above-mentioned challenges, financial and resource constraints represent an additional problem for the development and implementation of AI. The initial investment needed to set up corresponding systems is high and, therefore, particularly challenging to implement in developing countries or in poor educational environments. Consideration must also be given to the costs for technical equipment and software as well as for personnel training.</w:t>
-      </w:r>
-    </w:p>
-    <w:p>
-      <w:pPr>
-        <w:spacing w:after="0" w:line="360" w:lineRule="auto"/>
-        <w:ind w:firstLine="720"/>
-        <w:jc w:val="both"/>
-        <w:rPr>
-          <w:rFonts w:ascii="Times New Roman" w:eastAsia="MS Mincho" w:hAnsi="Times New Roman" w:cs="Times New Roman"/>
-          <w:kern w:val="0"/>
-          <w:sz w:val="28"/>
-          <w:szCs w:val="28"/>
-          <w14:ligatures w14:val="none"/>
-        </w:rPr>
-      </w:pPr>
-      <w:r>
-        <w:rPr>
-          <w:rFonts w:ascii="Times New Roman" w:eastAsia="MS Mincho" w:hAnsi="Times New Roman" w:cs="Times New Roman"/>
-          <w:kern w:val="0"/>
-          <w:sz w:val="28"/>
-          <w:szCs w:val="28"/>
-          <w14:ligatures w14:val="none"/>
-        </w:rPr>
-        <w:t xml:space="preserve">Within educational systems, it is not only technological challenges that need to be addressed, there are also a host of challenges posed by the human factor, and the students are not alone in requiring training, the teachers and administrators of education also need special training and acquiring of knowledge and awareness on the issue of AI and its integration into educational system. Moreover, lack of adequate knowledge and skills are said to be one of the main reasons for ineffective </w:t>
-      </w:r>
-      <w:proofErr w:type="spellStart"/>
-      <w:r>
-        <w:rPr>
-          <w:rFonts w:ascii="Times New Roman" w:eastAsia="MS Mincho" w:hAnsi="Times New Roman" w:cs="Times New Roman"/>
-          <w:kern w:val="0"/>
-          <w:sz w:val="28"/>
-          <w:szCs w:val="28"/>
-          <w14:ligatures w14:val="none"/>
-        </w:rPr>
-        <w:t>utilisation</w:t>
-      </w:r>
-      <w:proofErr w:type="spellEnd"/>
-      <w:r>
-        <w:rPr>
-          <w:rFonts w:ascii="Times New Roman" w:eastAsia="MS Mincho" w:hAnsi="Times New Roman" w:cs="Times New Roman"/>
-          <w:kern w:val="0"/>
-          <w:sz w:val="28"/>
-          <w:szCs w:val="28"/>
-          <w14:ligatures w14:val="none"/>
-        </w:rPr>
-        <w:t xml:space="preserve"> of the potential of AI systems (Temel, 2024).</w:t>
-      </w:r>
-    </w:p>
-    <w:p>
-      <w:pPr>
-        <w:spacing w:after="0" w:line="360" w:lineRule="auto"/>
-        <w:ind w:firstLine="720"/>
-        <w:jc w:val="both"/>
-        <w:rPr>
-          <w:rFonts w:ascii="Times New Roman" w:eastAsia="MS Mincho" w:hAnsi="Times New Roman" w:cs="Times New Roman"/>
-          <w:kern w:val="0"/>
-          <w:sz w:val="28"/>
-          <w:szCs w:val="28"/>
-          <w14:ligatures w14:val="none"/>
-        </w:rPr>
-      </w:pPr>
-      <w:r>
-        <w:rPr>
-          <w:rFonts w:ascii="Times New Roman" w:eastAsia="MS Mincho" w:hAnsi="Times New Roman" w:cs="Times New Roman"/>
-          <w:kern w:val="0"/>
-          <w:sz w:val="28"/>
-          <w:szCs w:val="28"/>
-          <w14:ligatures w14:val="none"/>
-        </w:rPr>
-        <w:t>The implementation of the AI-based assessment systems in terms of technical and implementation is very complex. To solve these problems, the development of technology alone is not enough, but the infrastructure, human resources, and local-based systems to be strengthened and improved by Temel (2024).</w:t>
-      </w:r>
-    </w:p>
-    <w:p>
-      <w:pPr>
-        <w:spacing w:after="0" w:line="360" w:lineRule="auto"/>
-        <w:ind w:firstLine="720"/>
-        <w:jc w:val="both"/>
-        <w:rPr>
-          <w:rFonts w:ascii="Times New Roman" w:eastAsia="MS Mincho" w:hAnsi="Times New Roman" w:cs="Times New Roman"/>
-          <w:kern w:val="0"/>
-          <w:sz w:val="28"/>
-          <w:szCs w:val="28"/>
-          <w14:ligatures w14:val="none"/>
-        </w:rPr>
-      </w:pPr>
-      <w:r>
-        <w:rPr>
-          <w:rFonts w:ascii="Times New Roman" w:eastAsia="MS Mincho" w:hAnsi="Times New Roman" w:cs="Times New Roman"/>
-          <w:kern w:val="0"/>
-          <w:sz w:val="28"/>
-          <w:szCs w:val="28"/>
-          <w14:ligatures w14:val="none"/>
-        </w:rPr>
-        <w:t>While AI-based assessment systems have great potential for enhancing assessment practices in higher education, there are ethical, social and pedagogical issues emerging. These issues arise from the technology and its broader implications for people, society and the educational system. Therefore, their responsible and inclusive use needs to be a prominent focus in this research.</w:t>
-      </w:r>
-    </w:p>
-    <w:p>
-      <w:pPr>
-        <w:spacing w:after="0" w:line="360" w:lineRule="auto"/>
-        <w:ind w:firstLine="720"/>
-        <w:jc w:val="both"/>
-        <w:rPr>
-          <w:rFonts w:ascii="Times New Roman" w:eastAsia="MS Mincho" w:hAnsi="Times New Roman" w:cs="Times New Roman"/>
-          <w:kern w:val="0"/>
-          <w:sz w:val="28"/>
-          <w:szCs w:val="28"/>
-          <w14:ligatures w14:val="none"/>
-        </w:rPr>
-      </w:pPr>
-      <w:r>
-        <w:rPr>
-          <w:rFonts w:ascii="Times New Roman" w:eastAsia="MS Mincho" w:hAnsi="Times New Roman" w:cs="Times New Roman"/>
-          <w:kern w:val="0"/>
-          <w:sz w:val="28"/>
-          <w:szCs w:val="28"/>
-          <w14:ligatures w14:val="none"/>
-        </w:rPr>
-        <w:t>Using AI for student assessment raises several ethical issues. Most importantly, ensuring data privacy and security since the AI system will process large amounts of data and information about each student that will be used for assessment. This information can include prior academic records, behavioral signals, and how the student learns, behaves, and interacts with various resources and peers. The key ethical issue would be ensuring that the data is stored securely and not shared with third parties.</w:t>
-      </w:r>
-    </w:p>
-    <w:p>
-      <w:pPr>
-        <w:spacing w:after="0" w:line="360" w:lineRule="auto"/>
-        <w:ind w:firstLine="720"/>
-        <w:jc w:val="both"/>
-        <w:rPr>
-          <w:rFonts w:ascii="Times New Roman" w:eastAsia="MS Mincho" w:hAnsi="Times New Roman" w:cs="Times New Roman"/>
-          <w:kern w:val="0"/>
-          <w:sz w:val="28"/>
-          <w:szCs w:val="28"/>
-          <w14:ligatures w14:val="none"/>
-        </w:rPr>
-      </w:pPr>
-      <w:r>
-        <w:rPr>
-          <w:rFonts w:ascii="Times New Roman" w:eastAsia="MS Mincho" w:hAnsi="Times New Roman" w:cs="Times New Roman"/>
-          <w:kern w:val="0"/>
-          <w:sz w:val="28"/>
-          <w:szCs w:val="28"/>
-          <w14:ligatures w14:val="none"/>
-        </w:rPr>
-        <w:lastRenderedPageBreak/>
-        <w:t>An additional point of consideration for EdTech is how algorithms can be biased or unfair. While an algorithm makes decisions based on the data that it has been trained on, if this data is itself biased, then the algorithm will likely reflect and amplify this. This could result in EdTech tools unfairly giving some students a better or worse experience than others, potentially leading to unfair advantages or disadvantages during high-stakes assessments.</w:t>
+        <w:t>or worse experience than others, potentially leading to unfair advantages or disadvantages during high-stakes assessments.</w:t>
       </w:r>
     </w:p>
     <w:p>
@@ -14071,20 +14351,19 @@
           <w14:ligatures w14:val="none"/>
         </w:rPr>
       </w:pPr>
-      <w:bookmarkStart w:id="19" w:name="_Toc229653191"/>
-      <w:r>
-        <w:rPr>
-          <w:rFonts w:ascii="Times New Roman" w:eastAsia="Times New Roman" w:hAnsi="Times New Roman" w:cs="Times New Roman"/>
-          <w:b/>
-          <w:kern w:val="0"/>
-          <w:sz w:val="28"/>
-          <w:szCs w:val="28"/>
-          <w14:ligatures w14:val="none"/>
-        </w:rPr>
-        <w:lastRenderedPageBreak/>
+      <w:bookmarkStart w:id="21" w:name="_Toc230616112"/>
+      <w:r>
+        <w:rPr>
+          <w:rFonts w:ascii="Times New Roman" w:eastAsia="Times New Roman" w:hAnsi="Times New Roman" w:cs="Times New Roman"/>
+          <w:b/>
+          <w:kern w:val="0"/>
+          <w:sz w:val="28"/>
+          <w:szCs w:val="28"/>
+          <w14:ligatures w14:val="none"/>
+        </w:rPr>
         <w:t>CHAPTER III. THE IMPACT AND FUTURE OF AI-BASED CONTINUOUS EVALUATION IN EDUCATION</w:t>
       </w:r>
-      <w:bookmarkEnd w:id="19"/>
+      <w:bookmarkEnd w:id="21"/>
       <w:r>
         <w:rPr>
           <w:rFonts w:ascii="Times New Roman" w:eastAsia="Times New Roman" w:hAnsi="Times New Roman" w:cs="Times New Roman"/>
@@ -14115,7 +14394,7 @@
           <w14:ligatures w14:val="none"/>
         </w:rPr>
       </w:pPr>
-      <w:bookmarkStart w:id="20" w:name="_Toc229653192"/>
+      <w:bookmarkStart w:id="22" w:name="_Toc230616113"/>
       <w:r>
         <w:rPr>
           <w:rFonts w:ascii="Times New Roman" w:eastAsia="Times New Roman" w:hAnsi="Times New Roman" w:cs="Times New Roman"/>
@@ -14140,7 +14419,7 @@
         </w:rPr>
         <w:t>Case studies of AI-based assessment tools</w:t>
       </w:r>
-      <w:bookmarkEnd w:id="20"/>
+      <w:bookmarkEnd w:id="22"/>
     </w:p>
     <w:p>
       <w:pPr>
@@ -14163,7 +14442,18 @@
           <w:szCs w:val="28"/>
           <w14:ligatures w14:val="none"/>
         </w:rPr>
-        <w:t>There are many examples of artificial intelligence-based assessment systems which can be treated as the case studies in this field and are being implemented in online education environments. Artificial intelligence technologies are implemented in educational e-learning platforms to deliver educational content and assess students’ achievements in an automated, precise, selective and durable way</w:t>
+        <w:t xml:space="preserve">There are many examples of artificial intelligence-based assessment systems which can be treated as the case studies in this field and are being implemented in online education environments. Artificial intelligence technologies are implemented </w:t>
+      </w:r>
+      <w:r>
+        <w:rPr>
+          <w:rFonts w:ascii="Times New Roman" w:eastAsia="MS Mincho" w:hAnsi="Times New Roman" w:cs="Times New Roman"/>
+          <w:kern w:val="0"/>
+          <w:sz w:val="28"/>
+          <w:szCs w:val="28"/>
+          <w14:ligatures w14:val="none"/>
+        </w:rPr>
+        <w:lastRenderedPageBreak/>
+        <w:t>in educational e-learning platforms to deliver educational content and assess students’ achievements in an automated, precise, selective and durable way</w:t>
       </w:r>
       <w:r>
         <w:rPr>
@@ -14275,7 +14565,7 @@
                     </pic:cNvPicPr>
                   </pic:nvPicPr>
                   <pic:blipFill>
-                    <a:blip r:embed="rId21">
+                    <a:blip r:embed="rId20">
                       <a:extLst>
                         <a:ext uri="{28A0092B-C50C-407E-A947-70E740481C1C}">
                           <a14:useLocalDpi xmlns:a14="http://schemas.microsoft.com/office/drawing/2010/main" val="0"/>
@@ -14372,7 +14662,7 @@
         </w:rPr>
         <w:t xml:space="preserve"> </w:t>
       </w:r>
-      <w:hyperlink r:id="rId22" w:history="1">
+      <w:hyperlink r:id="rId21" w:history="1">
         <w:r>
           <w:rPr>
             <w:rStyle w:val="Hyperlink"/>
@@ -14551,60 +14841,70 @@
           <w:szCs w:val="28"/>
           <w14:ligatures w14:val="none"/>
         </w:rPr>
+        <w:t xml:space="preserve">Platforms of online assessment based on AI technologies are also </w:t>
+      </w:r>
+      <w:proofErr w:type="spellStart"/>
+      <w:r>
+        <w:rPr>
+          <w:rFonts w:ascii="Times New Roman" w:eastAsia="MS Mincho" w:hAnsi="Times New Roman" w:cs="Times New Roman"/>
+          <w:kern w:val="0"/>
+          <w:sz w:val="28"/>
+          <w:szCs w:val="28"/>
+          <w14:ligatures w14:val="none"/>
+        </w:rPr>
+        <w:t>characterised</w:t>
+      </w:r>
+      <w:proofErr w:type="spellEnd"/>
+      <w:r>
+        <w:rPr>
+          <w:rFonts w:ascii="Times New Roman" w:eastAsia="MS Mincho" w:hAnsi="Times New Roman" w:cs="Times New Roman"/>
+          <w:kern w:val="0"/>
+          <w:sz w:val="28"/>
+          <w:szCs w:val="28"/>
+          <w14:ligatures w14:val="none"/>
+        </w:rPr>
+        <w:t xml:space="preserve"> by features of real-time and adaptive assessment. Online AI-powered assessment platforms react instantly to students’ answers, and the tasks for the next step are dynamically generated</w:t>
+      </w:r>
+      <w:r>
+        <w:rPr>
+          <w:rFonts w:ascii="Times New Roman" w:eastAsia="MS Mincho" w:hAnsi="Times New Roman" w:cs="Times New Roman"/>
+          <w:kern w:val="0"/>
+          <w:sz w:val="28"/>
+          <w:szCs w:val="28"/>
+          <w14:ligatures w14:val="none"/>
+        </w:rPr>
+        <w:t xml:space="preserve"> </w:t>
+      </w:r>
+      <w:r>
+        <w:rPr>
+          <w:rFonts w:ascii="Times New Roman" w:eastAsia="MS Mincho" w:hAnsi="Times New Roman" w:cs="Times New Roman"/>
+          <w:kern w:val="0"/>
+          <w:sz w:val="28"/>
+          <w:szCs w:val="28"/>
+          <w14:ligatures w14:val="none"/>
+        </w:rPr>
+        <w:t>(Omar Jian, 2024)</w:t>
+      </w:r>
+      <w:r>
+        <w:rPr>
+          <w:rFonts w:ascii="Times New Roman" w:eastAsia="MS Mincho" w:hAnsi="Times New Roman" w:cs="Times New Roman"/>
+          <w:kern w:val="0"/>
+          <w:sz w:val="28"/>
+          <w:szCs w:val="28"/>
+          <w14:ligatures w14:val="none"/>
+        </w:rPr>
+        <w:t xml:space="preserve">. For example, if a student answers poorly on a particular topic, the platform will generate simple tasks for him or her with additional detailed explanations; if the student answers well, it will generate </w:t>
+      </w:r>
+      <w:r>
+        <w:rPr>
+          <w:rFonts w:ascii="Times New Roman" w:eastAsia="MS Mincho" w:hAnsi="Times New Roman" w:cs="Times New Roman"/>
+          <w:kern w:val="0"/>
+          <w:sz w:val="28"/>
+          <w:szCs w:val="28"/>
+          <w14:ligatures w14:val="none"/>
+        </w:rPr>
         <w:lastRenderedPageBreak/>
-        <w:t xml:space="preserve">Platforms of online assessment based on AI technologies are also </w:t>
-      </w:r>
-      <w:proofErr w:type="spellStart"/>
-      <w:r>
-        <w:rPr>
-          <w:rFonts w:ascii="Times New Roman" w:eastAsia="MS Mincho" w:hAnsi="Times New Roman" w:cs="Times New Roman"/>
-          <w:kern w:val="0"/>
-          <w:sz w:val="28"/>
-          <w:szCs w:val="28"/>
-          <w14:ligatures w14:val="none"/>
-        </w:rPr>
-        <w:t>characterised</w:t>
-      </w:r>
-      <w:proofErr w:type="spellEnd"/>
-      <w:r>
-        <w:rPr>
-          <w:rFonts w:ascii="Times New Roman" w:eastAsia="MS Mincho" w:hAnsi="Times New Roman" w:cs="Times New Roman"/>
-          <w:kern w:val="0"/>
-          <w:sz w:val="28"/>
-          <w:szCs w:val="28"/>
-          <w14:ligatures w14:val="none"/>
-        </w:rPr>
-        <w:t xml:space="preserve"> by features of real-time and adaptive assessment. Online AI-powered assessment platforms react instantly to students’ answers, and the tasks for the next step are dynamically generated</w:t>
-      </w:r>
-      <w:r>
-        <w:rPr>
-          <w:rFonts w:ascii="Times New Roman" w:eastAsia="MS Mincho" w:hAnsi="Times New Roman" w:cs="Times New Roman"/>
-          <w:kern w:val="0"/>
-          <w:sz w:val="28"/>
-          <w:szCs w:val="28"/>
-          <w14:ligatures w14:val="none"/>
-        </w:rPr>
-        <w:t xml:space="preserve"> </w:t>
-      </w:r>
-      <w:r>
-        <w:rPr>
-          <w:rFonts w:ascii="Times New Roman" w:eastAsia="MS Mincho" w:hAnsi="Times New Roman" w:cs="Times New Roman"/>
-          <w:kern w:val="0"/>
-          <w:sz w:val="28"/>
-          <w:szCs w:val="28"/>
-          <w14:ligatures w14:val="none"/>
-        </w:rPr>
-        <w:t>(Omar Jian, 2024)</w:t>
-      </w:r>
-      <w:r>
-        <w:rPr>
-          <w:rFonts w:ascii="Times New Roman" w:eastAsia="MS Mincho" w:hAnsi="Times New Roman" w:cs="Times New Roman"/>
-          <w:kern w:val="0"/>
-          <w:sz w:val="28"/>
-          <w:szCs w:val="28"/>
-          <w14:ligatures w14:val="none"/>
-        </w:rPr>
-        <w:t>. For example, if a student answers poorly on a particular topic, the platform will generate simple tasks for him or her with additional detailed explanations; if the student answers well, it will generate more complex tasks</w:t>
+        <w:t>more complex tasks</w:t>
       </w:r>
       <w:r>
         <w:rPr>
@@ -14925,39 +15225,39 @@
           <w:szCs w:val="28"/>
           <w14:ligatures w14:val="none"/>
         </w:rPr>
+        <w:t>Figure</w:t>
+      </w:r>
+      <w:r>
+        <w:rPr>
+          <w:rFonts w:ascii="Times New Roman" w:eastAsia="MS Mincho" w:hAnsi="Times New Roman" w:cs="Times New Roman"/>
+          <w:b/>
+          <w:bCs/>
+          <w:kern w:val="0"/>
+          <w:sz w:val="28"/>
+          <w:szCs w:val="28"/>
+          <w14:ligatures w14:val="none"/>
+        </w:rPr>
+        <w:t xml:space="preserve"> 7: Response Theory (IRT) Curves in Adaptive Assessment</w:t>
+      </w:r>
+    </w:p>
+    <w:p>
+      <w:pPr>
+        <w:spacing w:after="0" w:line="360" w:lineRule="auto"/>
+        <w:ind w:firstLine="720"/>
+        <w:jc w:val="both"/>
+        <w:rPr>
+          <w:rFonts w:ascii="Times New Roman" w:eastAsia="MS Mincho" w:hAnsi="Times New Roman" w:cs="Times New Roman"/>
+          <w:kern w:val="0"/>
+          <w:sz w:val="28"/>
+          <w:szCs w:val="28"/>
+          <w14:ligatures w14:val="none"/>
+        </w:rPr>
+      </w:pPr>
+      <w:r>
+        <w:rPr>
+          <w:noProof/>
+        </w:rPr>
         <w:lastRenderedPageBreak/>
-        <w:t>Figure</w:t>
-      </w:r>
-      <w:r>
-        <w:rPr>
-          <w:rFonts w:ascii="Times New Roman" w:eastAsia="MS Mincho" w:hAnsi="Times New Roman" w:cs="Times New Roman"/>
-          <w:b/>
-          <w:bCs/>
-          <w:kern w:val="0"/>
-          <w:sz w:val="28"/>
-          <w:szCs w:val="28"/>
-          <w14:ligatures w14:val="none"/>
-        </w:rPr>
-        <w:t xml:space="preserve"> 7: Response Theory (IRT) Curves in Adaptive Assessment</w:t>
-      </w:r>
-    </w:p>
-    <w:p>
-      <w:pPr>
-        <w:spacing w:after="0" w:line="360" w:lineRule="auto"/>
-        <w:ind w:firstLine="720"/>
-        <w:jc w:val="both"/>
-        <w:rPr>
-          <w:rFonts w:ascii="Times New Roman" w:eastAsia="MS Mincho" w:hAnsi="Times New Roman" w:cs="Times New Roman"/>
-          <w:kern w:val="0"/>
-          <w:sz w:val="28"/>
-          <w:szCs w:val="28"/>
-          <w14:ligatures w14:val="none"/>
-        </w:rPr>
-      </w:pPr>
-      <w:r>
-        <w:rPr>
-          <w:noProof/>
-        </w:rPr>
         <w:drawing>
           <wp:inline distT="0" distB="0" distL="0" distR="0" wp14:anchorId="05D7578B" wp14:editId="31462DFD">
             <wp:extent cx="4724400" cy="3048000"/>
@@ -14976,7 +15276,7 @@
                     </pic:cNvPicPr>
                   </pic:nvPicPr>
                   <pic:blipFill>
-                    <a:blip r:embed="rId23">
+                    <a:blip r:embed="rId22">
                       <a:extLst>
                         <a:ext uri="{28A0092B-C50C-407E-A947-70E740481C1C}">
                           <a14:useLocalDpi xmlns:a14="http://schemas.microsoft.com/office/drawing/2010/main" val="0"/>
@@ -15063,7 +15363,7 @@
         </w:rPr>
         <w:t xml:space="preserve">. Available at: </w:t>
       </w:r>
-      <w:hyperlink r:id="rId24" w:history="1">
+      <w:hyperlink r:id="rId23" w:history="1">
         <w:r>
           <w:rPr>
             <w:rStyle w:val="Hyperlink"/>
@@ -15200,7 +15500,7 @@
           <w:szCs w:val="28"/>
           <w14:ligatures w14:val="none"/>
         </w:rPr>
-        <w:t xml:space="preserve"> correctly. </w:t>
+        <w:t xml:space="preserve"> correctly. Final situation in this graph is to evaluate the termination criteria. By supposing that </w:t>
       </w:r>
       <w:r>
         <w:rPr>
@@ -15211,7 +15511,7 @@
           <w14:ligatures w14:val="none"/>
         </w:rPr>
         <w:lastRenderedPageBreak/>
-        <w:t>Final situation in this graph is to evaluate the termination criteria. By supposing that there are max of 2 items remaining for the next criterion, the test is submitted automatically and is done successfully.</w:t>
+        <w:t>there are max of 2 items remaining for the next criterion, the test is submitted automatically and is done successfully.</w:t>
       </w:r>
     </w:p>
     <w:p>
@@ -15353,8 +15653,9 @@
           <w:szCs w:val="28"/>
           <w14:ligatures w14:val="none"/>
         </w:rPr>
-        <w:t xml:space="preserve">The automated system for analytical writing assessment was integrated into the writing platform to deliver immediate quality feedback on student essays. The </w:t>
-      </w:r>
+        <w:t xml:space="preserve">The automated system for analytical writing assessment was integrated into the writing platform to deliver immediate quality feedback on student essays. The system evaluates student writing based on a set of writing characteristics, including </w:t>
+      </w:r>
+      <w:proofErr w:type="gramStart"/>
       <w:r>
         <w:rPr>
           <w:rFonts w:ascii="Times New Roman" w:eastAsia="MS Mincho" w:hAnsi="Times New Roman" w:cs="Times New Roman"/>
@@ -15364,17 +15665,6 @@
           <w14:ligatures w14:val="none"/>
         </w:rPr>
         <w:lastRenderedPageBreak/>
-        <w:t xml:space="preserve">system evaluates student writing based on a set of writing characteristics, including </w:t>
-      </w:r>
-      <w:proofErr w:type="gramStart"/>
-      <w:r>
-        <w:rPr>
-          <w:rFonts w:ascii="Times New Roman" w:eastAsia="MS Mincho" w:hAnsi="Times New Roman" w:cs="Times New Roman"/>
-          <w:kern w:val="0"/>
-          <w:sz w:val="28"/>
-          <w:szCs w:val="28"/>
-          <w14:ligatures w14:val="none"/>
-        </w:rPr>
         <w:t>a number of</w:t>
       </w:r>
       <w:proofErr w:type="gramEnd"/>
@@ -15989,7 +16279,7 @@
                     <pic:cNvPicPr/>
                   </pic:nvPicPr>
                   <pic:blipFill>
-                    <a:blip r:embed="rId25"/>
+                    <a:blip r:embed="rId24"/>
                     <a:stretch>
                       <a:fillRect/>
                     </a:stretch>
@@ -16067,7 +16357,7 @@
         </w:rPr>
         <w:t xml:space="preserve">. Available at: </w:t>
       </w:r>
-      <w:hyperlink r:id="rId26" w:history="1">
+      <w:hyperlink r:id="rId25" w:history="1">
         <w:r>
           <w:rPr>
             <w:rStyle w:val="Hyperlink"/>
@@ -16765,7 +17055,7 @@
           <w14:ligatures w14:val="none"/>
         </w:rPr>
       </w:pPr>
-      <w:bookmarkStart w:id="21" w:name="_Toc229653193"/>
+      <w:bookmarkStart w:id="23" w:name="_Toc230616114"/>
       <w:r>
         <w:rPr>
           <w:rFonts w:ascii="Times New Roman" w:eastAsia="Times New Roman" w:hAnsi="Times New Roman" w:cs="Times New Roman"/>
@@ -16803,7 +17093,7 @@
         </w:rPr>
         <w:t xml:space="preserve"> and Implementation of a Proposed AI-based Continuous Evaluation System</w:t>
       </w:r>
-      <w:bookmarkEnd w:id="21"/>
+      <w:bookmarkEnd w:id="23"/>
     </w:p>
     <w:p>
       <w:pPr>
@@ -17553,7 +17843,7 @@
           <w14:ligatures w14:val="none"/>
         </w:rPr>
       </w:pPr>
-      <w:bookmarkStart w:id="22" w:name="_Toc229653194"/>
+      <w:bookmarkStart w:id="24" w:name="_Toc230616115"/>
       <w:r>
         <w:rPr>
           <w:rFonts w:ascii="Times New Roman" w:eastAsia="Times New Roman" w:hAnsi="Times New Roman" w:cs="Times New Roman"/>
@@ -17603,7 +17893,7 @@
         </w:rPr>
         <w:t>Evaluation and Performance Analysis of the Proposed AI-Based Continuous Evaluation System</w:t>
       </w:r>
-      <w:bookmarkEnd w:id="22"/>
+      <w:bookmarkEnd w:id="24"/>
     </w:p>
     <w:p>
       <w:pPr>
@@ -19858,7 +20148,7 @@
           <w14:ligatures w14:val="none"/>
         </w:rPr>
       </w:pPr>
-      <w:bookmarkStart w:id="23" w:name="_Toc229653195"/>
+      <w:bookmarkStart w:id="25" w:name="_Toc230616116"/>
       <w:r>
         <w:rPr>
           <w:rFonts w:ascii="Times New Roman" w:eastAsia="Times New Roman" w:hAnsi="Times New Roman" w:cs="Times New Roman"/>
@@ -19872,7 +20162,7 @@
         <w:lastRenderedPageBreak/>
         <w:t>CONCLUSION</w:t>
       </w:r>
-      <w:bookmarkEnd w:id="23"/>
+      <w:bookmarkEnd w:id="25"/>
       <w:r>
         <w:rPr>
           <w:rFonts w:ascii="Times New Roman" w:eastAsia="Times New Roman" w:hAnsi="Times New Roman" w:cs="Times New Roman"/>
@@ -20408,10 +20698,10 @@
           <w14:ligatures w14:val="none"/>
         </w:rPr>
       </w:pPr>
-      <w:bookmarkStart w:id="24" w:name="_Toc229653196"/>
+      <w:bookmarkStart w:id="26" w:name="_Toc230616117"/>
+      <w:bookmarkEnd w:id="8"/>
       <w:bookmarkEnd w:id="9"/>
       <w:bookmarkEnd w:id="10"/>
-      <w:bookmarkEnd w:id="11"/>
       <w:r>
         <w:rPr>
           <w:rFonts w:ascii="Times New Roman" w:eastAsia="Times New Roman" w:hAnsi="Times New Roman" w:cs="Times New Roman"/>
@@ -20425,7 +20715,7 @@
         <w:lastRenderedPageBreak/>
         <w:t>REFERENCES</w:t>
       </w:r>
-      <w:bookmarkEnd w:id="24"/>
+      <w:bookmarkEnd w:id="26"/>
       <w:r>
         <w:rPr>
           <w:rFonts w:ascii="Times New Roman" w:eastAsia="Times New Roman" w:hAnsi="Times New Roman" w:cs="Times New Roman"/>
@@ -20438,6 +20728,71 @@
         </w:rPr>
         <w:t xml:space="preserve"> </w:t>
       </w:r>
+    </w:p>
+    <w:p>
+      <w:pPr>
+        <w:keepNext/>
+        <w:keepLines/>
+        <w:spacing w:after="0" w:line="360" w:lineRule="auto"/>
+        <w:outlineLvl w:val="0"/>
+        <w:rPr>
+          <w:rFonts w:ascii="Times New Roman" w:eastAsia="Times New Roman" w:hAnsi="Times New Roman" w:cs="Times New Roman"/>
+          <w:bCs/>
+          <w:kern w:val="0"/>
+          <w:sz w:val="28"/>
+          <w:szCs w:val="28"/>
+          <w:lang w:val="az-Latn-AZ"/>
+          <w14:ligatures w14:val="none"/>
+        </w:rPr>
+      </w:pPr>
+      <w:r>
+        <w:rPr>
+          <w:rFonts w:ascii="Times New Roman" w:eastAsia="Times New Roman" w:hAnsi="Times New Roman" w:cs="Times New Roman"/>
+          <w:bCs/>
+          <w:kern w:val="0"/>
+          <w:sz w:val="28"/>
+          <w:szCs w:val="28"/>
+          <w:lang w:val="az-Latn-AZ"/>
+          <w14:ligatures w14:val="none"/>
+        </w:rPr>
+        <w:t xml:space="preserve">ITU-T Recommendation P.800 (1996). Methods for subjective determination of transmission quality. International Telecommunication Union, Geneva.   </w:t>
+      </w:r>
+    </w:p>
+    <w:p>
+      <w:pPr>
+        <w:keepNext/>
+        <w:keepLines/>
+        <w:spacing w:after="0" w:line="360" w:lineRule="auto"/>
+        <w:jc w:val="center"/>
+        <w:outlineLvl w:val="0"/>
+        <w:rPr>
+          <w:rFonts w:ascii="Times New Roman" w:eastAsia="Times New Roman" w:hAnsi="Times New Roman" w:cs="Times New Roman"/>
+          <w:b/>
+          <w:kern w:val="0"/>
+          <w:sz w:val="28"/>
+          <w:szCs w:val="28"/>
+          <w:lang w:val="az-Latn-AZ"/>
+          <w14:ligatures w14:val="none"/>
+        </w:rPr>
+      </w:pPr>
+    </w:p>
+    <w:p>
+      <w:pPr>
+        <w:keepNext/>
+        <w:keepLines/>
+        <w:spacing w:after="0" w:line="360" w:lineRule="auto"/>
+        <w:jc w:val="center"/>
+        <w:outlineLvl w:val="0"/>
+        <w:rPr>
+          <w:rFonts w:ascii="Times New Roman" w:eastAsia="Times New Roman" w:hAnsi="Times New Roman" w:cs="Times New Roman"/>
+          <w:b/>
+          <w:kern w:val="0"/>
+          <w:sz w:val="28"/>
+          <w:szCs w:val="28"/>
+          <w:lang w:val="az-Latn-AZ"/>
+          <w14:ligatures w14:val="none"/>
+        </w:rPr>
+      </w:pPr>
     </w:p>
     <w:p>
       <w:pPr>
@@ -20456,8 +20811,8 @@
           <w14:ligatures w14:val="none"/>
         </w:rPr>
       </w:pPr>
-      <w:bookmarkStart w:id="25" w:name="_Hlk130085971"/>
-      <w:bookmarkStart w:id="26" w:name="_Hlk196159072"/>
+      <w:bookmarkStart w:id="27" w:name="_Hlk130085971"/>
+      <w:bookmarkStart w:id="28" w:name="_Hlk196159072"/>
       <w:r>
         <w:rPr>
           <w:rFonts w:ascii="Times New Roman" w:eastAsia="Times New Roman" w:hAnsi="Times New Roman" w:cs="Times New Roman"/>
@@ -21070,6 +21425,7 @@
           <w:szCs w:val="28"/>
           <w14:ligatures w14:val="none"/>
         </w:rPr>
+        <w:lastRenderedPageBreak/>
         <w:t xml:space="preserve"> Chen, L., Chen, P., and Lin, Z. (2024). “Artificial Intelligence in Education: Opportunities and Challenges”. </w:t>
       </w:r>
       <w:r>
@@ -21170,7 +21526,6 @@
           <w:szCs w:val="28"/>
           <w14:ligatures w14:val="none"/>
         </w:rPr>
-        <w:lastRenderedPageBreak/>
         <w:t xml:space="preserve"> </w:t>
       </w:r>
       <w:r>
@@ -21759,6 +22114,7 @@
           <w:szCs w:val="28"/>
           <w14:ligatures w14:val="none"/>
         </w:rPr>
+        <w:lastRenderedPageBreak/>
         <w:t xml:space="preserve"> Zawacki-Richter, O., Marín, V. I., Bond, M., and Gouverneur, F. (2019). “Artificial Intelligence in Education: A Review”. </w:t>
       </w:r>
       <w:r>
@@ -21809,7 +22165,6 @@
           <w:szCs w:val="28"/>
           <w14:ligatures w14:val="none"/>
         </w:rPr>
-        <w:lastRenderedPageBreak/>
         <w:t xml:space="preserve"> Petrović, J., Jovanović, M., and Milovanović, M. (2023). “Development of Intelligent Systems for Automatic Assessment of Students' Academic Achievements”. </w:t>
       </w:r>
       <w:r>
@@ -22340,6 +22695,7 @@
           <w:szCs w:val="28"/>
           <w14:ligatures w14:val="none"/>
         </w:rPr>
+        <w:lastRenderedPageBreak/>
         <w:t xml:space="preserve">Black, P. and Wiliam, D. (1998). “Assessment and Classroom Learning”. </w:t>
       </w:r>
       <w:r>
@@ -22389,7 +22745,6 @@
           <w:szCs w:val="28"/>
           <w14:ligatures w14:val="none"/>
         </w:rPr>
-        <w:lastRenderedPageBreak/>
         <w:t xml:space="preserve">Shute, V. J. (2008). “Focus on Formative Feedback”. </w:t>
       </w:r>
       <w:r>
@@ -22995,6 +23350,7 @@
           <w:szCs w:val="28"/>
           <w14:ligatures w14:val="none"/>
         </w:rPr>
+        <w:lastRenderedPageBreak/>
         <w:t xml:space="preserve">Wainer, H. (2000). “Computerized Adaptive Testing: A Primer”. Mahwah, NJ: Lawrence Erlbaum Associates. </w:t>
       </w:r>
     </w:p>
@@ -23016,7 +23372,7 @@
           <w14:ligatures w14:val="none"/>
         </w:rPr>
       </w:pPr>
-      <w:bookmarkStart w:id="27" w:name="_Toc229653197"/>
+      <w:bookmarkStart w:id="29" w:name="_Toc230616118"/>
       <w:r>
         <w:rPr>
           <w:rFonts w:ascii="Times New Roman" w:eastAsia="Times New Roman" w:hAnsi="Times New Roman" w:cs="Times New Roman"/>
@@ -23028,10 +23384,9 @@
           <w:lang w:val="az-Latn-AZ"/>
           <w14:ligatures w14:val="none"/>
         </w:rPr>
-        <w:lastRenderedPageBreak/>
         <w:t>LIST OF TABLES</w:t>
       </w:r>
-      <w:bookmarkEnd w:id="27"/>
+      <w:bookmarkEnd w:id="29"/>
     </w:p>
     <w:p>
       <w:pPr>
@@ -23080,17 +23435,19 @@
           <w:lang w:val="az-Latn-AZ"/>
           <w14:ligatures w14:val="none"/>
         </w:rPr>
-        <w:t xml:space="preserve"> 1:</w:t>
-      </w:r>
-      <w:r>
-        <w:rPr>
-          <w:rFonts w:ascii="Times New Roman" w:eastAsia="MS Mincho" w:hAnsi="Times New Roman" w:cs="Times New Roman"/>
+        <w:t xml:space="preserve"> 1</w:t>
+      </w:r>
+      <w:r>
+        <w:rPr>
+          <w:rFonts w:ascii="Times New Roman" w:eastAsia="MS Mincho" w:hAnsi="Times New Roman" w:cs="Times New Roman"/>
+          <w:b/>
+          <w:bCs/>
           <w:color w:val="0D0D0D"/>
           <w:kern w:val="0"/>
           <w:lang w:val="az-Latn-AZ"/>
           <w14:ligatures w14:val="none"/>
         </w:rPr>
-        <w:t xml:space="preserve"> </w:t>
+        <w:t xml:space="preserve">: </w:t>
       </w:r>
       <w:r>
         <w:rPr>
@@ -23100,7 +23457,7 @@
           <w:lang w:val="az-Latn-AZ"/>
           <w14:ligatures w14:val="none"/>
         </w:rPr>
-        <w:t>Core Process of AI-Based Assessment Design and Utilization</w:t>
+        <w:t>MOS Evaluation Scale (ITU-T P.800)</w:t>
       </w:r>
       <w:r>
         <w:rPr>
@@ -23140,7 +23497,27 @@
           <w:lang w:val="az-Latn-AZ"/>
           <w14:ligatures w14:val="none"/>
         </w:rPr>
-        <w:t>........</w:t>
+        <w:t>...</w:t>
+      </w:r>
+      <w:r>
+        <w:rPr>
+          <w:rFonts w:ascii="Times New Roman" w:eastAsia="MS Mincho" w:hAnsi="Times New Roman" w:cs="Times New Roman"/>
+          <w:color w:val="0D0D0D"/>
+          <w:kern w:val="0"/>
+          <w:lang w:val="az-Latn-AZ"/>
+          <w14:ligatures w14:val="none"/>
+        </w:rPr>
+        <w:t>.....................................</w:t>
+      </w:r>
+      <w:r>
+        <w:rPr>
+          <w:rFonts w:ascii="Times New Roman" w:eastAsia="MS Mincho" w:hAnsi="Times New Roman" w:cs="Times New Roman"/>
+          <w:color w:val="0D0D0D"/>
+          <w:kern w:val="0"/>
+          <w:lang w:val="az-Latn-AZ"/>
+          <w14:ligatures w14:val="none"/>
+        </w:rPr>
+        <w:t>.....</w:t>
       </w:r>
       <w:r>
         <w:rPr>
@@ -23496,7 +23873,7 @@
           <w14:ligatures w14:val="none"/>
         </w:rPr>
       </w:pPr>
-      <w:bookmarkStart w:id="28" w:name="_Toc229653198"/>
+      <w:bookmarkStart w:id="30" w:name="_Toc230616119"/>
       <w:r>
         <w:rPr>
           <w:rFonts w:ascii="Times New Roman" w:eastAsia="Times New Roman" w:hAnsi="Times New Roman" w:cs="Times New Roman"/>
@@ -23510,7 +23887,7 @@
         </w:rPr>
         <w:t>LIST OF FIGURES</w:t>
       </w:r>
-      <w:bookmarkEnd w:id="28"/>
+      <w:bookmarkEnd w:id="30"/>
     </w:p>
     <w:p>
       <w:pPr>
@@ -24768,8 +25145,8 @@
         </w:rPr>
       </w:pPr>
     </w:p>
-    <w:bookmarkEnd w:id="25"/>
-    <w:bookmarkEnd w:id="26"/>
+    <w:bookmarkEnd w:id="27"/>
+    <w:bookmarkEnd w:id="28"/>
     <w:p>
       <w:pPr>
         <w:spacing w:after="200" w:line="276" w:lineRule="auto"/>
@@ -24856,7 +25233,7 @@
     </w:p>
     <w:p/>
     <w:sectPr>
-      <w:footerReference w:type="default" r:id="rId27"/>
+      <w:footerReference w:type="default" r:id="rId26"/>
       <w:pgSz w:w="11906" w:h="16838" w:code="9"/>
       <w:pgMar w:top="1134" w:right="851" w:bottom="1134" w:left="1701" w:header="709" w:footer="709" w:gutter="0"/>
       <w:pgNumType w:start="6"/>
@@ -25011,7 +25388,7 @@
         <v:path o:extrusionok="f" gradientshapeok="t" o:connecttype="rect"/>
         <o:lock v:ext="edit" aspectratio="t"/>
       </v:shapetype>
-      <v:shape id="_x0000_i1025" type="#_x0000_t75" style="width:11.3pt;height:11.3pt;visibility:visible;mso-wrap-style:square" o:bullet="t">
+      <v:shape id="_x0000_i1025" type="#_x0000_t75" style="width:11.5pt;height:11.5pt;visibility:visible;mso-wrap-style:square" o:bullet="t">
         <v:imagedata r:id="rId1" o:title=""/>
       </v:shape>
     </w:pict>

--- a/04_Result/Ulvi Bashirov Samir.docx
+++ b/04_Result/Ulvi Bashirov Samir.docx
@@ -3460,6 +3460,7 @@
           <w14:ligatures w14:val="none"/>
         </w:rPr>
       </w:pPr>
+      <w:proofErr w:type="spellStart"/>
       <w:r>
         <w:rPr>
           <w:rFonts w:ascii="Times New Roman" w:eastAsia="MS Mincho" w:hAnsi="Times New Roman" w:cs="Times New Roman"/>
@@ -3496,6 +3497,7 @@
         </w:rPr>
         <w:t>BI</w:t>
       </w:r>
+      <w:proofErr w:type="spellEnd"/>
       <w:r>
         <w:rPr>
           <w:rFonts w:ascii="Times New Roman" w:eastAsia="MS Mincho" w:hAnsi="Times New Roman" w:cs="Times New Roman"/>
@@ -4209,30 +4211,14 @@
         </w:rPr>
         <w:fldChar w:fldCharType="separate"/>
       </w:r>
-      <w:hyperlink w:anchor="_Toc230616103" w:history="1">
+      <w:hyperlink w:anchor="_Toc230620392" w:history="1">
         <w:r>
           <w:rPr>
             <w:rStyle w:val="Hyperlink"/>
             <w:rFonts w:eastAsia="Times New Roman"/>
             <w:b/>
           </w:rPr>
-          <w:t>INTR</w:t>
-        </w:r>
-        <w:r>
-          <w:rPr>
-            <w:rStyle w:val="Hyperlink"/>
-            <w:rFonts w:eastAsia="Times New Roman"/>
-            <w:b/>
-          </w:rPr>
-          <w:t>O</w:t>
-        </w:r>
-        <w:r>
-          <w:rPr>
-            <w:rStyle w:val="Hyperlink"/>
-            <w:rFonts w:eastAsia="Times New Roman"/>
-            <w:b/>
-          </w:rPr>
-          <w:t>DUCTION</w:t>
+          <w:t>INTRODUCTION</w:t>
         </w:r>
         <w:r>
           <w:rPr>
@@ -4250,7 +4236,7 @@
           <w:rPr>
             <w:webHidden/>
           </w:rPr>
-          <w:instrText xml:space="preserve"> PAGEREF _Toc230616103 \h </w:instrText>
+          <w:instrText xml:space="preserve"> PAGEREF _Toc230620392 \h </w:instrText>
         </w:r>
         <w:r>
           <w:rPr>
@@ -4290,7 +4276,7 @@
           <w14:ligatures w14:val="standardContextual"/>
         </w:rPr>
       </w:pPr>
-      <w:hyperlink w:anchor="_Toc230616104" w:history="1">
+      <w:hyperlink w:anchor="_Toc230620393" w:history="1">
         <w:r>
           <w:rPr>
             <w:rStyle w:val="Hyperlink"/>
@@ -4315,7 +4301,7 @@
           <w:rPr>
             <w:webHidden/>
           </w:rPr>
-          <w:instrText xml:space="preserve"> PAGEREF _Toc230616104 \h </w:instrText>
+          <w:instrText xml:space="preserve"> PAGEREF _Toc230620393 \h </w:instrText>
         </w:r>
         <w:r>
           <w:rPr>
@@ -4355,7 +4341,7 @@
           <w14:ligatures w14:val="standardContextual"/>
         </w:rPr>
       </w:pPr>
-      <w:hyperlink w:anchor="_Toc230616105" w:history="1">
+      <w:hyperlink w:anchor="_Toc230620394" w:history="1">
         <w:r>
           <w:rPr>
             <w:rStyle w:val="Hyperlink"/>
@@ -4380,7 +4366,7 @@
           <w:rPr>
             <w:webHidden/>
           </w:rPr>
-          <w:instrText xml:space="preserve"> PAGEREF _Toc230616105 \h </w:instrText>
+          <w:instrText xml:space="preserve"> PAGEREF _Toc230620394 \h </w:instrText>
         </w:r>
         <w:r>
           <w:rPr>
@@ -4420,72 +4406,7 @@
           <w14:ligatures w14:val="standardContextual"/>
         </w:rPr>
       </w:pPr>
-      <w:hyperlink w:anchor="_Toc230616106" w:history="1">
-        <w:r>
-          <w:rPr>
-            <w:rStyle w:val="Hyperlink"/>
-            <w:rFonts w:eastAsia="Times New Roman"/>
-            <w:b/>
-          </w:rPr>
-          <w:t>1.2. Continuous evaluation in modern education systems: concepts and importance</w:t>
-        </w:r>
-        <w:r>
-          <w:rPr>
-            <w:webHidden/>
-          </w:rPr>
-          <w:tab/>
-        </w:r>
-        <w:r>
-          <w:rPr>
-            <w:webHidden/>
-          </w:rPr>
-          <w:fldChar w:fldCharType="begin"/>
-        </w:r>
-        <w:r>
-          <w:rPr>
-            <w:webHidden/>
-          </w:rPr>
-          <w:instrText xml:space="preserve"> PAGEREF _Toc230616106 \h </w:instrText>
-        </w:r>
-        <w:r>
-          <w:rPr>
-            <w:webHidden/>
-          </w:rPr>
-        </w:r>
-        <w:r>
-          <w:rPr>
-            <w:webHidden/>
-          </w:rPr>
-          <w:fldChar w:fldCharType="separate"/>
-        </w:r>
-        <w:r>
-          <w:rPr>
-            <w:webHidden/>
-          </w:rPr>
-          <w:t>13</w:t>
-        </w:r>
-        <w:r>
-          <w:rPr>
-            <w:webHidden/>
-          </w:rPr>
-          <w:fldChar w:fldCharType="end"/>
-        </w:r>
-      </w:hyperlink>
-    </w:p>
-    <w:p>
-      <w:pPr>
-        <w:pStyle w:val="TOC1"/>
-        <w:rPr>
-          <w:rFonts w:asciiTheme="minorHAnsi" w:eastAsiaTheme="minorEastAsia" w:hAnsiTheme="minorHAnsi" w:cstheme="minorBidi"/>
-          <w:bCs w:val="0"/>
-          <w:kern w:val="2"/>
-          <w:sz w:val="24"/>
-          <w:szCs w:val="24"/>
-          <w:lang w:val="en-AZ"/>
-          <w14:ligatures w14:val="standardContextual"/>
-        </w:rPr>
-      </w:pPr>
-      <w:hyperlink w:anchor="_Toc230616107" w:history="1">
+      <w:hyperlink w:anchor="_Toc230620395" w:history="1">
         <w:r>
           <w:rPr>
             <w:rStyle w:val="Hyperlink"/>
@@ -4510,7 +4431,7 @@
           <w:rPr>
             <w:webHidden/>
           </w:rPr>
-          <w:instrText xml:space="preserve"> PAGEREF _Toc230616107 \h </w:instrText>
+          <w:instrText xml:space="preserve"> PAGEREF _Toc230620395 \h </w:instrText>
         </w:r>
         <w:r>
           <w:rPr>
@@ -4527,7 +4448,7 @@
           <w:rPr>
             <w:webHidden/>
           </w:rPr>
-          <w:t>20</w:t>
+          <w:t>16</w:t>
         </w:r>
         <w:r>
           <w:rPr>
@@ -4550,7 +4471,7 @@
           <w14:ligatures w14:val="standardContextual"/>
         </w:rPr>
       </w:pPr>
-      <w:hyperlink w:anchor="_Toc230616108" w:history="1">
+      <w:hyperlink w:anchor="_Toc230620396" w:history="1">
         <w:r>
           <w:rPr>
             <w:rStyle w:val="Hyperlink"/>
@@ -4575,7 +4496,7 @@
           <w:rPr>
             <w:webHidden/>
           </w:rPr>
-          <w:instrText xml:space="preserve"> PAGEREF _Toc230616108 \h </w:instrText>
+          <w:instrText xml:space="preserve"> PAGEREF _Toc230620396 \h </w:instrText>
         </w:r>
         <w:r>
           <w:rPr>
@@ -4592,7 +4513,7 @@
           <w:rPr>
             <w:webHidden/>
           </w:rPr>
-          <w:t>25</w:t>
+          <w:t>21</w:t>
         </w:r>
         <w:r>
           <w:rPr>
@@ -4615,7 +4536,7 @@
           <w14:ligatures w14:val="standardContextual"/>
         </w:rPr>
       </w:pPr>
-      <w:hyperlink w:anchor="_Toc230616109" w:history="1">
+      <w:hyperlink w:anchor="_Toc230620397" w:history="1">
         <w:r>
           <w:rPr>
             <w:rStyle w:val="Hyperlink"/>
@@ -4640,7 +4561,7 @@
           <w:rPr>
             <w:webHidden/>
           </w:rPr>
-          <w:instrText xml:space="preserve"> PAGEREF _Toc230616109 \h </w:instrText>
+          <w:instrText xml:space="preserve"> PAGEREF _Toc230620397 \h </w:instrText>
         </w:r>
         <w:r>
           <w:rPr>
@@ -4657,7 +4578,7 @@
           <w:rPr>
             <w:webHidden/>
           </w:rPr>
-          <w:t>25</w:t>
+          <w:t>21</w:t>
         </w:r>
         <w:r>
           <w:rPr>
@@ -4680,7 +4601,7 @@
           <w14:ligatures w14:val="standardContextual"/>
         </w:rPr>
       </w:pPr>
-      <w:hyperlink w:anchor="_Toc230616110" w:history="1">
+      <w:hyperlink w:anchor="_Toc230620398" w:history="1">
         <w:r>
           <w:rPr>
             <w:rStyle w:val="Hyperlink"/>
@@ -4705,7 +4626,7 @@
           <w:rPr>
             <w:webHidden/>
           </w:rPr>
-          <w:instrText xml:space="preserve"> PAGEREF _Toc230616110 \h </w:instrText>
+          <w:instrText xml:space="preserve"> PAGEREF _Toc230620398 \h </w:instrText>
         </w:r>
         <w:r>
           <w:rPr>
@@ -4722,7 +4643,7 @@
           <w:rPr>
             <w:webHidden/>
           </w:rPr>
-          <w:t>31</w:t>
+          <w:t>28</w:t>
         </w:r>
         <w:r>
           <w:rPr>
@@ -4745,7 +4666,7 @@
           <w14:ligatures w14:val="standardContextual"/>
         </w:rPr>
       </w:pPr>
-      <w:hyperlink w:anchor="_Toc230616111" w:history="1">
+      <w:hyperlink w:anchor="_Toc230620399" w:history="1">
         <w:r>
           <w:rPr>
             <w:rStyle w:val="Hyperlink"/>
@@ -4770,7 +4691,7 @@
           <w:rPr>
             <w:webHidden/>
           </w:rPr>
-          <w:instrText xml:space="preserve"> PAGEREF _Toc230616111 \h </w:instrText>
+          <w:instrText xml:space="preserve"> PAGEREF _Toc230620399 \h </w:instrText>
         </w:r>
         <w:r>
           <w:rPr>
@@ -4787,7 +4708,7 @@
           <w:rPr>
             <w:webHidden/>
           </w:rPr>
-          <w:t>36</w:t>
+          <w:t>33</w:t>
         </w:r>
         <w:r>
           <w:rPr>
@@ -4810,7 +4731,7 @@
           <w14:ligatures w14:val="standardContextual"/>
         </w:rPr>
       </w:pPr>
-      <w:hyperlink w:anchor="_Toc230616112" w:history="1">
+      <w:hyperlink w:anchor="_Toc230620400" w:history="1">
         <w:r>
           <w:rPr>
             <w:rStyle w:val="Hyperlink"/>
@@ -4835,7 +4756,7 @@
           <w:rPr>
             <w:webHidden/>
           </w:rPr>
-          <w:instrText xml:space="preserve"> PAGEREF _Toc230616112 \h </w:instrText>
+          <w:instrText xml:space="preserve"> PAGEREF _Toc230620400 \h </w:instrText>
         </w:r>
         <w:r>
           <w:rPr>
@@ -4852,7 +4773,7 @@
           <w:rPr>
             <w:webHidden/>
           </w:rPr>
-          <w:t>45</w:t>
+          <w:t>41</w:t>
         </w:r>
         <w:r>
           <w:rPr>
@@ -4875,7 +4796,7 @@
           <w14:ligatures w14:val="standardContextual"/>
         </w:rPr>
       </w:pPr>
-      <w:hyperlink w:anchor="_Toc230616113" w:history="1">
+      <w:hyperlink w:anchor="_Toc230620401" w:history="1">
         <w:r>
           <w:rPr>
             <w:rStyle w:val="Hyperlink"/>
@@ -4900,7 +4821,7 @@
           <w:rPr>
             <w:webHidden/>
           </w:rPr>
-          <w:instrText xml:space="preserve"> PAGEREF _Toc230616113 \h </w:instrText>
+          <w:instrText xml:space="preserve"> PAGEREF _Toc230620401 \h </w:instrText>
         </w:r>
         <w:r>
           <w:rPr>
@@ -4917,7 +4838,7 @@
           <w:rPr>
             <w:webHidden/>
           </w:rPr>
-          <w:t>45</w:t>
+          <w:t>41</w:t>
         </w:r>
         <w:r>
           <w:rPr>
@@ -4940,7 +4861,7 @@
           <w14:ligatures w14:val="standardContextual"/>
         </w:rPr>
       </w:pPr>
-      <w:hyperlink w:anchor="_Toc230616114" w:history="1">
+      <w:hyperlink w:anchor="_Toc230620402" w:history="1">
         <w:r>
           <w:rPr>
             <w:rStyle w:val="Hyperlink"/>
@@ -4965,7 +4886,7 @@
           <w:rPr>
             <w:webHidden/>
           </w:rPr>
-          <w:instrText xml:space="preserve"> PAGEREF _Toc230616114 \h </w:instrText>
+          <w:instrText xml:space="preserve"> PAGEREF _Toc230620402 \h </w:instrText>
         </w:r>
         <w:r>
           <w:rPr>
@@ -4982,7 +4903,7 @@
           <w:rPr>
             <w:webHidden/>
           </w:rPr>
-          <w:t>55</w:t>
+          <w:t>52</w:t>
         </w:r>
         <w:r>
           <w:rPr>
@@ -5005,7 +4926,7 @@
           <w14:ligatures w14:val="standardContextual"/>
         </w:rPr>
       </w:pPr>
-      <w:hyperlink w:anchor="_Toc230616115" w:history="1">
+      <w:hyperlink w:anchor="_Toc230620403" w:history="1">
         <w:r>
           <w:rPr>
             <w:rStyle w:val="Hyperlink"/>
@@ -5030,7 +4951,7 @@
           <w:rPr>
             <w:webHidden/>
           </w:rPr>
-          <w:instrText xml:space="preserve"> PAGEREF _Toc230616115 \h </w:instrText>
+          <w:instrText xml:space="preserve"> PAGEREF _Toc230620403 \h </w:instrText>
         </w:r>
         <w:r>
           <w:rPr>
@@ -5047,7 +4968,7 @@
           <w:rPr>
             <w:webHidden/>
           </w:rPr>
-          <w:t>60</w:t>
+          <w:t>57</w:t>
         </w:r>
         <w:r>
           <w:rPr>
@@ -5070,7 +4991,7 @@
           <w14:ligatures w14:val="standardContextual"/>
         </w:rPr>
       </w:pPr>
-      <w:hyperlink w:anchor="_Toc230616116" w:history="1">
+      <w:hyperlink w:anchor="_Toc230620404" w:history="1">
         <w:r>
           <w:rPr>
             <w:rStyle w:val="Hyperlink"/>
@@ -5095,7 +5016,7 @@
           <w:rPr>
             <w:webHidden/>
           </w:rPr>
-          <w:instrText xml:space="preserve"> PAGEREF _Toc230616116 \h </w:instrText>
+          <w:instrText xml:space="preserve"> PAGEREF _Toc230620404 \h </w:instrText>
         </w:r>
         <w:r>
           <w:rPr>
@@ -5112,7 +5033,7 @@
           <w:rPr>
             <w:webHidden/>
           </w:rPr>
-          <w:t>66</w:t>
+          <w:t>63</w:t>
         </w:r>
         <w:r>
           <w:rPr>
@@ -5135,7 +5056,7 @@
           <w14:ligatures w14:val="standardContextual"/>
         </w:rPr>
       </w:pPr>
-      <w:hyperlink w:anchor="_Toc230616117" w:history="1">
+      <w:hyperlink w:anchor="_Toc230620405" w:history="1">
         <w:r>
           <w:rPr>
             <w:rStyle w:val="Hyperlink"/>
@@ -5160,7 +5081,7 @@
           <w:rPr>
             <w:webHidden/>
           </w:rPr>
-          <w:instrText xml:space="preserve"> PAGEREF _Toc230616117 \h </w:instrText>
+          <w:instrText xml:space="preserve"> PAGEREF _Toc230620405 \h </w:instrText>
         </w:r>
         <w:r>
           <w:rPr>
@@ -5177,7 +5098,7 @@
           <w:rPr>
             <w:webHidden/>
           </w:rPr>
-          <w:t>68</w:t>
+          <w:t>65</w:t>
         </w:r>
         <w:r>
           <w:rPr>
@@ -5200,7 +5121,71 @@
           <w14:ligatures w14:val="standardContextual"/>
         </w:rPr>
       </w:pPr>
-      <w:hyperlink w:anchor="_Toc230616118" w:history="1">
+      <w:hyperlink w:anchor="_Toc230620406" w:history="1">
+        <w:r>
+          <w:rPr>
+            <w:rStyle w:val="Hyperlink"/>
+            <w:rFonts w:eastAsia="Times New Roman"/>
+          </w:rPr>
+          <w:t>ITU-T Recommendation P.800 (1996). Methods for subjective determination of transmission quality. International Telecommunication Union, Geneva.</w:t>
+        </w:r>
+        <w:r>
+          <w:rPr>
+            <w:webHidden/>
+          </w:rPr>
+          <w:tab/>
+        </w:r>
+        <w:r>
+          <w:rPr>
+            <w:webHidden/>
+          </w:rPr>
+          <w:fldChar w:fldCharType="begin"/>
+        </w:r>
+        <w:r>
+          <w:rPr>
+            <w:webHidden/>
+          </w:rPr>
+          <w:instrText xml:space="preserve"> PAGEREF _Toc230620406 \h </w:instrText>
+        </w:r>
+        <w:r>
+          <w:rPr>
+            <w:webHidden/>
+          </w:rPr>
+        </w:r>
+        <w:r>
+          <w:rPr>
+            <w:webHidden/>
+          </w:rPr>
+          <w:fldChar w:fldCharType="separate"/>
+        </w:r>
+        <w:r>
+          <w:rPr>
+            <w:webHidden/>
+          </w:rPr>
+          <w:t>65</w:t>
+        </w:r>
+        <w:r>
+          <w:rPr>
+            <w:webHidden/>
+          </w:rPr>
+          <w:fldChar w:fldCharType="end"/>
+        </w:r>
+      </w:hyperlink>
+    </w:p>
+    <w:p>
+      <w:pPr>
+        <w:pStyle w:val="TOC1"/>
+        <w:rPr>
+          <w:rFonts w:asciiTheme="minorHAnsi" w:eastAsiaTheme="minorEastAsia" w:hAnsiTheme="minorHAnsi" w:cstheme="minorBidi"/>
+          <w:bCs w:val="0"/>
+          <w:kern w:val="2"/>
+          <w:sz w:val="24"/>
+          <w:szCs w:val="24"/>
+          <w:lang w:val="en-AZ"/>
+          <w14:ligatures w14:val="standardContextual"/>
+        </w:rPr>
+      </w:pPr>
+      <w:hyperlink w:anchor="_Toc230620407" w:history="1">
         <w:r>
           <w:rPr>
             <w:rStyle w:val="Hyperlink"/>
@@ -5225,7 +5210,7 @@
           <w:rPr>
             <w:webHidden/>
           </w:rPr>
-          <w:instrText xml:space="preserve"> PAGEREF _Toc230616118 \h </w:instrText>
+          <w:instrText xml:space="preserve"> PAGEREF _Toc230620407 \h </w:instrText>
         </w:r>
         <w:r>
           <w:rPr>
@@ -5242,7 +5227,7 @@
           <w:rPr>
             <w:webHidden/>
           </w:rPr>
-          <w:t>72</w:t>
+          <w:t>69</w:t>
         </w:r>
         <w:r>
           <w:rPr>
@@ -5265,7 +5250,7 @@
           <w14:ligatures w14:val="standardContextual"/>
         </w:rPr>
       </w:pPr>
-      <w:hyperlink w:anchor="_Toc230616119" w:history="1">
+      <w:hyperlink w:anchor="_Toc230620408" w:history="1">
         <w:r>
           <w:rPr>
             <w:rStyle w:val="Hyperlink"/>
@@ -5290,7 +5275,7 @@
           <w:rPr>
             <w:webHidden/>
           </w:rPr>
-          <w:instrText xml:space="preserve"> PAGEREF _Toc230616119 \h </w:instrText>
+          <w:instrText xml:space="preserve"> PAGEREF _Toc230620408 \h </w:instrText>
         </w:r>
         <w:r>
           <w:rPr>
@@ -5307,7 +5292,7 @@
           <w:rPr>
             <w:webHidden/>
           </w:rPr>
-          <w:t>72</w:t>
+          <w:t>69</w:t>
         </w:r>
         <w:r>
           <w:rPr>
@@ -5376,7 +5361,7 @@
           <w14:ligatures w14:val="none"/>
         </w:rPr>
       </w:pPr>
-      <w:bookmarkStart w:id="5" w:name="_Toc230616103"/>
+      <w:bookmarkStart w:id="5" w:name="_Toc230620392"/>
       <w:r>
         <w:rPr>
           <w:rFonts w:ascii="Times New Roman" w:eastAsia="Times New Roman" w:hAnsi="Times New Roman" w:cs="Times New Roman"/>
@@ -6174,7 +6159,7 @@
       <w:bookmarkStart w:id="8" w:name="_Toc55210301"/>
       <w:bookmarkStart w:id="9" w:name="_Toc72790554"/>
       <w:bookmarkStart w:id="10" w:name="_Hlk70164111"/>
-      <w:bookmarkStart w:id="11" w:name="_Toc230616104"/>
+      <w:bookmarkStart w:id="11" w:name="_Toc230620393"/>
       <w:r>
         <w:rPr>
           <w:rFonts w:ascii="Times New Roman" w:eastAsia="Times New Roman" w:hAnsi="Times New Roman" w:cs="Times New Roman"/>
@@ -6217,8 +6202,8 @@
           <w14:ligatures w14:val="none"/>
         </w:rPr>
       </w:pPr>
-      <w:bookmarkStart w:id="12" w:name="_Toc230616105"/>
-      <w:bookmarkStart w:id="13" w:name="OLE_LINK25"/>
+      <w:bookmarkStart w:id="12" w:name="OLE_LINK25"/>
+      <w:bookmarkStart w:id="13" w:name="_Toc230620394"/>
       <w:r>
         <w:rPr>
           <w:rFonts w:ascii="Times New Roman" w:eastAsia="Times New Roman" w:hAnsi="Times New Roman" w:cs="Times New Roman"/>
@@ -6243,8 +6228,9 @@
         </w:rPr>
         <w:t>General overview of text-to-speech systems</w:t>
       </w:r>
-      <w:bookmarkEnd w:id="12"/>
-    </w:p>
+      <w:bookmarkEnd w:id="13"/>
+    </w:p>
+    <w:bookmarkEnd w:id="12"/>
     <w:p>
       <w:pPr>
         <w:spacing w:line="360" w:lineRule="auto"/>
@@ -6255,8 +6241,6 @@
           <w:szCs w:val="28"/>
         </w:rPr>
       </w:pPr>
-      <w:bookmarkStart w:id="14" w:name="_Toc230616106"/>
-      <w:bookmarkEnd w:id="13"/>
       <w:r>
         <w:rPr>
           <w:rFonts w:ascii="Times New Roman" w:hAnsi="Times New Roman" w:cs="Times New Roman"/>
@@ -6491,6 +6475,7 @@
           <w:szCs w:val="28"/>
         </w:rPr>
       </w:pPr>
+      <w:bookmarkStart w:id="14" w:name="OLE_LINK84"/>
     </w:p>
     <w:p>
       <w:pPr>
@@ -7062,6 +7047,7 @@
         </w:rPr>
       </w:pPr>
     </w:p>
+    <w:bookmarkEnd w:id="14"/>
     <w:p>
       <w:pPr>
         <w:spacing w:line="360" w:lineRule="auto"/>
@@ -7179,44 +7165,425 @@
     </w:p>
     <w:p>
       <w:pPr>
+        <w:keepNext/>
+        <w:keepLines/>
+        <w:spacing w:after="0" w:line="480" w:lineRule="auto"/>
+        <w:jc w:val="center"/>
+        <w:outlineLvl w:val="0"/>
+        <w:rPr>
+          <w:rFonts w:ascii="Times New Roman" w:eastAsia="Times New Roman" w:hAnsi="Times New Roman" w:cs="Times New Roman"/>
+          <w:b/>
+          <w:kern w:val="0"/>
+          <w:sz w:val="28"/>
+          <w:szCs w:val="28"/>
+          <w:lang w:val="az-Latn-AZ"/>
+          <w14:ligatures w14:val="none"/>
+        </w:rPr>
+      </w:pPr>
+      <w:r>
+        <w:rPr>
+          <w:rFonts w:ascii="Times New Roman" w:eastAsia="Times New Roman" w:hAnsi="Times New Roman" w:cs="Times New Roman"/>
+          <w:b/>
+          <w:kern w:val="0"/>
+          <w:sz w:val="28"/>
+          <w:szCs w:val="28"/>
+          <w:lang w:val="az-Latn-AZ"/>
+          <w14:ligatures w14:val="none"/>
+        </w:rPr>
+        <w:t>1.</w:t>
+      </w:r>
+      <w:r>
+        <w:rPr>
+          <w:rFonts w:ascii="Times New Roman" w:eastAsia="Times New Roman" w:hAnsi="Times New Roman" w:cs="Times New Roman"/>
+          <w:b/>
+          <w:kern w:val="0"/>
+          <w:sz w:val="28"/>
+          <w:szCs w:val="28"/>
+          <w:lang w:val="az-Latn-AZ"/>
+          <w14:ligatures w14:val="none"/>
+        </w:rPr>
+        <w:t>2</w:t>
+      </w:r>
+      <w:r>
+        <w:rPr>
+          <w:rFonts w:ascii="Times New Roman" w:eastAsia="Times New Roman" w:hAnsi="Times New Roman" w:cs="Times New Roman"/>
+          <w:b/>
+          <w:kern w:val="0"/>
+          <w:sz w:val="28"/>
+          <w:szCs w:val="28"/>
+          <w:lang w:val="az-Latn-AZ"/>
+          <w14:ligatures w14:val="none"/>
+        </w:rPr>
+        <w:t xml:space="preserve">. </w:t>
+      </w:r>
+      <w:r>
+        <w:rPr>
+          <w:rFonts w:ascii="Times New Roman" w:eastAsia="Times New Roman" w:hAnsi="Times New Roman" w:cs="Times New Roman"/>
+          <w:b/>
+          <w:color w:val="000000"/>
+          <w:kern w:val="0"/>
+          <w:sz w:val="28"/>
+          <w:szCs w:val="28"/>
+          <w14:ligatures w14:val="none"/>
+        </w:rPr>
+        <w:t>Rule-based text-to-speech systems</w:t>
+      </w:r>
+    </w:p>
+    <w:p>
+      <w:pPr>
+        <w:spacing w:after="0" w:line="360" w:lineRule="auto"/>
+        <w:ind w:firstLine="567"/>
+        <w:jc w:val="both"/>
+        <w:rPr>
+          <w:rFonts w:ascii="Times New Roman" w:eastAsia="MS Mincho" w:hAnsi="Times New Roman" w:cs="Times New Roman"/>
+          <w:kern w:val="0"/>
+          <w:sz w:val="28"/>
+          <w:szCs w:val="28"/>
+          <w14:ligatures w14:val="none"/>
+        </w:rPr>
+      </w:pPr>
+      <w:bookmarkStart w:id="16" w:name="OLE_LINK74"/>
+      <w:r>
+        <w:rPr>
+          <w:rFonts w:ascii="Times New Roman" w:eastAsia="MS Mincho" w:hAnsi="Times New Roman" w:cs="Times New Roman"/>
+          <w:kern w:val="0"/>
+          <w:sz w:val="28"/>
+          <w:szCs w:val="28"/>
+          <w14:ligatures w14:val="none"/>
+        </w:rPr>
+        <w:t>A rule-based TTS system is one in which every decision in the conversion from text to speech is made by an explicitly programmed rule encoding human linguistic knowledge. This contrasts with data-driven approaches: statistical systems learn acoustic patterns from annotated corpora, while neural systems learn end-to-end mappings from raw audio-text pairs without explicit encoding of phonological principles. The rule-based paradigm is historically the oldest approach to automated speech synthesis and remains the most appropriate choice for languages where annotated speech corpora do not exist.</w:t>
+      </w:r>
+    </w:p>
+    <w:p>
+      <w:pPr>
+        <w:spacing w:after="0" w:line="360" w:lineRule="auto"/>
+        <w:ind w:firstLine="567"/>
+        <w:jc w:val="both"/>
+        <w:rPr>
+          <w:rFonts w:ascii="Times New Roman" w:eastAsia="MS Mincho" w:hAnsi="Times New Roman" w:cs="Times New Roman"/>
+          <w:kern w:val="0"/>
+          <w:sz w:val="28"/>
+          <w:szCs w:val="28"/>
+          <w14:ligatures w14:val="none"/>
+        </w:rPr>
+      </w:pPr>
+      <w:r>
+        <w:rPr>
+          <w:rFonts w:ascii="Times New Roman" w:eastAsia="MS Mincho" w:hAnsi="Times New Roman" w:cs="Times New Roman"/>
+          <w:kern w:val="0"/>
+          <w:sz w:val="28"/>
+          <w:szCs w:val="28"/>
+          <w14:ligatures w14:val="none"/>
+        </w:rPr>
+        <w:t xml:space="preserve">For TTS purposes, linguistic rules govern three categories of mapping. Normalization rules convert written non-standard words — numerals, abbreviations, symbols, dates, and currency amounts — into their fully expanded spoken forms. Grapheme-to-phoneme rules map orthographic characters to their IPA phoneme representations, handling context-sensitive pronunciation and exceptions. Prosodic </w:t>
+      </w:r>
+      <w:r>
+        <w:rPr>
+          <w:rFonts w:ascii="Times New Roman" w:eastAsia="MS Mincho" w:hAnsi="Times New Roman" w:cs="Times New Roman"/>
+          <w:kern w:val="0"/>
+          <w:sz w:val="28"/>
+          <w:szCs w:val="28"/>
+          <w14:ligatures w14:val="none"/>
+        </w:rPr>
+        <w:lastRenderedPageBreak/>
+        <w:t>rules assign lexical stress, pitch accents, phone durations, and pause locations to the resulting phoneme string. For languages with a phonemic orthography — such as Azerbaijani, Finnish, Spanish, and Turkish — rule-based grapheme-to-phoneme conversion is highly tractable. For languages with irregular orthographic traditions such as English or French, the task is significantly more complex (Survey of G2P Methods, 2024).</w:t>
+      </w:r>
+    </w:p>
+    <w:p>
+      <w:pPr>
+        <w:spacing w:after="0" w:line="360" w:lineRule="auto"/>
+        <w:ind w:firstLine="567"/>
+        <w:jc w:val="both"/>
+        <w:rPr>
+          <w:rFonts w:ascii="Times New Roman" w:eastAsia="MS Mincho" w:hAnsi="Times New Roman" w:cs="Times New Roman"/>
+          <w:kern w:val="0"/>
+          <w:sz w:val="28"/>
+          <w:szCs w:val="28"/>
+          <w14:ligatures w14:val="none"/>
+        </w:rPr>
+      </w:pPr>
+      <w:r>
+        <w:rPr>
+          <w:rFonts w:ascii="Times New Roman" w:eastAsia="MS Mincho" w:hAnsi="Times New Roman" w:cs="Times New Roman"/>
+          <w:kern w:val="0"/>
+          <w:sz w:val="28"/>
+          <w:szCs w:val="28"/>
+          <w14:ligatures w14:val="none"/>
+        </w:rPr>
+        <w:t>Rule-based TTS systems are characterized by four foundational properties that make them particularly valuable in a research and low-resource context. First, explicit knowledge encoding means the complete rule set constitutes an auditable model of the language's phonological system — the rule base is itself a research contribution that can be extended, critiqued, and built upon by subsequent researchers. Second, deterministic output ensures that the same input always produces the same audio, which is valuable in deployment contexts requiring reproducibility such as accessibility applications and standardized testing tools. Third, a modular architecture — established as a reference standard by the Festival Speech Synthesis System (Taylor et al., 1998) — means that each component can be developed, tested, and improved independently without retraining the entire system. Fourth, full transparency and debuggability means that when the system produces an error, the responsible rule can be identified by inspecting intermediate representations and corrected directly, a property that neural systems fundamentally cannot offer.</w:t>
+      </w:r>
+    </w:p>
+    <w:p>
+      <w:pPr>
+        <w:spacing w:after="0" w:line="360" w:lineRule="auto"/>
+        <w:ind w:firstLine="567"/>
+        <w:jc w:val="both"/>
+        <w:rPr>
+          <w:rFonts w:ascii="Times New Roman" w:eastAsia="MS Mincho" w:hAnsi="Times New Roman" w:cs="Times New Roman"/>
+          <w:kern w:val="0"/>
+          <w:sz w:val="28"/>
+          <w:szCs w:val="28"/>
+          <w14:ligatures w14:val="none"/>
+        </w:rPr>
+      </w:pPr>
+      <w:r>
+        <w:rPr>
+          <w:rFonts w:ascii="Times New Roman" w:eastAsia="MS Mincho" w:hAnsi="Times New Roman" w:cs="Times New Roman"/>
+          <w:kern w:val="0"/>
+          <w:sz w:val="28"/>
+          <w:szCs w:val="28"/>
+          <w14:ligatures w14:val="none"/>
+        </w:rPr>
+        <w:t xml:space="preserve">The acoustic </w:t>
+      </w:r>
+      <w:r>
+        <w:rPr>
+          <w:rFonts w:ascii="Times New Roman" w:eastAsia="MS Mincho" w:hAnsi="Times New Roman" w:cs="Times New Roman"/>
+          <w:kern w:val="0"/>
+          <w:sz w:val="28"/>
+          <w:szCs w:val="28"/>
+          <w14:ligatures w14:val="none"/>
+        </w:rPr>
+        <w:t>back end</w:t>
+      </w:r>
+      <w:r>
+        <w:rPr>
+          <w:rFonts w:ascii="Times New Roman" w:eastAsia="MS Mincho" w:hAnsi="Times New Roman" w:cs="Times New Roman"/>
+          <w:kern w:val="0"/>
+          <w:sz w:val="28"/>
+          <w:szCs w:val="28"/>
+          <w14:ligatures w14:val="none"/>
+        </w:rPr>
+        <w:t xml:space="preserve"> of a rule-based system can take different forms. Formant synthesis generates speech by mathematically modeling the resonant properties of the human vocal tract, producing intelligible output without requiring any recorded speech data. The </w:t>
+      </w:r>
+      <w:proofErr w:type="spellStart"/>
+      <w:r>
+        <w:rPr>
+          <w:rFonts w:ascii="Times New Roman" w:eastAsia="MS Mincho" w:hAnsi="Times New Roman" w:cs="Times New Roman"/>
+          <w:kern w:val="0"/>
+          <w:sz w:val="28"/>
+          <w:szCs w:val="28"/>
+          <w14:ligatures w14:val="none"/>
+        </w:rPr>
+        <w:t>espeak</w:t>
+      </w:r>
+      <w:proofErr w:type="spellEnd"/>
+      <w:r>
+        <w:rPr>
+          <w:rFonts w:ascii="Times New Roman" w:eastAsia="MS Mincho" w:hAnsi="Times New Roman" w:cs="Times New Roman"/>
+          <w:kern w:val="0"/>
+          <w:sz w:val="28"/>
+          <w:szCs w:val="28"/>
+          <w14:ligatures w14:val="none"/>
+        </w:rPr>
+        <w:t xml:space="preserve">-ng engine used in this dissertation is a formant synthesizer that supports Azerbaijani through a built-in voice profile and accepts phoneme-level input from the rule-based front-end. An alternative approach, used in systems such as MBROLA, stitches together pre-recorded phoneme-length segments (Dutoit et al., 1993). While concatenative synthesis can achieve more natural phoneme quality, </w:t>
+      </w:r>
+      <w:r>
+        <w:rPr>
+          <w:rFonts w:ascii="Times New Roman" w:eastAsia="MS Mincho" w:hAnsi="Times New Roman" w:cs="Times New Roman"/>
+          <w:kern w:val="0"/>
+          <w:sz w:val="28"/>
+          <w:szCs w:val="28"/>
+          <w14:ligatures w14:val="none"/>
+        </w:rPr>
+        <w:lastRenderedPageBreak/>
+        <w:t>it requires a recorded phoneme inventory for each target language, which does not currently exist for Azerbaijani.</w:t>
+      </w:r>
+    </w:p>
+    <w:p>
+      <w:pPr>
+        <w:spacing w:after="0" w:line="360" w:lineRule="auto"/>
+        <w:ind w:firstLine="567"/>
+        <w:jc w:val="both"/>
+        <w:rPr>
+          <w:rFonts w:ascii="Times New Roman" w:eastAsia="MS Mincho" w:hAnsi="Times New Roman" w:cs="Times New Roman"/>
+          <w:kern w:val="0"/>
+          <w:sz w:val="28"/>
+          <w:szCs w:val="28"/>
+          <w14:ligatures w14:val="none"/>
+        </w:rPr>
+      </w:pPr>
+      <w:r>
+        <w:rPr>
+          <w:rFonts w:ascii="Times New Roman" w:eastAsia="MS Mincho" w:hAnsi="Times New Roman" w:cs="Times New Roman"/>
+          <w:kern w:val="0"/>
+          <w:sz w:val="28"/>
+          <w:szCs w:val="28"/>
+          <w14:ligatures w14:val="none"/>
+        </w:rPr>
+        <w:t>Grapheme-to-phoneme conversion is the most linguistically complex component of the front-end. A comprehensive survey of G2P methods demonstrates that rule-based, statistical, and transformer-based approaches each suit different resource contexts (Survey of G2P Methods, 2024). For Azerbaijani, the rule-based approach is both sufficient and appropriate: the Latin orthography adopted in 1992 is largely phonemic, with a small number of context-sensitive rules governing velar palatalization, the allophonic behavior of ğ, final obstruent devoicing, and nasal assimilation. These rules are fully documented in Chapter II.</w:t>
+      </w:r>
+    </w:p>
+    <w:p>
+      <w:pPr>
+        <w:spacing w:after="0" w:line="360" w:lineRule="auto"/>
+        <w:ind w:firstLine="567"/>
+        <w:jc w:val="both"/>
+        <w:rPr>
+          <w:rFonts w:ascii="Times New Roman" w:eastAsia="MS Mincho" w:hAnsi="Times New Roman" w:cs="Times New Roman"/>
+          <w:kern w:val="0"/>
+          <w:sz w:val="28"/>
+          <w:szCs w:val="28"/>
+          <w14:ligatures w14:val="none"/>
+        </w:rPr>
+      </w:pPr>
+    </w:p>
+    <w:p>
+      <w:pPr>
         <w:spacing w:line="360" w:lineRule="auto"/>
-        <w:ind w:firstLine="720"/>
-        <w:jc w:val="center"/>
-        <w:rPr>
-          <w:rFonts w:ascii="Times New Roman" w:eastAsia="Times New Roman" w:hAnsi="Times New Roman" w:cs="Times New Roman"/>
-          <w:b/>
-          <w:kern w:val="0"/>
-          <w:sz w:val="28"/>
-          <w:szCs w:val="28"/>
-          <w:lang w:val="az-Latn-AZ"/>
-          <w14:ligatures w14:val="none"/>
-        </w:rPr>
-      </w:pPr>
-      <w:r>
-        <w:rPr>
-          <w:rFonts w:ascii="Times New Roman" w:eastAsia="Times New Roman" w:hAnsi="Times New Roman" w:cs="Times New Roman"/>
-          <w:b/>
-          <w:kern w:val="0"/>
-          <w:sz w:val="28"/>
-          <w:szCs w:val="28"/>
-          <w:lang w:val="az-Latn-AZ"/>
-          <w14:ligatures w14:val="none"/>
-        </w:rPr>
-        <w:t xml:space="preserve">1.2. </w:t>
-      </w:r>
-      <w:r>
-        <w:rPr>
-          <w:rFonts w:ascii="Times New Roman" w:eastAsia="Times New Roman" w:hAnsi="Times New Roman" w:cs="Times New Roman"/>
-          <w:b/>
-          <w:color w:val="000000"/>
-          <w:kern w:val="0"/>
-          <w:sz w:val="28"/>
-          <w:szCs w:val="28"/>
-          <w14:ligatures w14:val="none"/>
-        </w:rPr>
-        <w:t>Continuous evaluation in modern education systems: concepts and importance</w:t>
-      </w:r>
-      <w:bookmarkEnd w:id="14"/>
+        <w:ind w:left="2160"/>
+        <w:rPr>
+          <w:rFonts w:ascii="Times New Roman" w:hAnsi="Times New Roman" w:cs="Times New Roman"/>
+          <w:b/>
+          <w:bCs/>
+          <w:sz w:val="28"/>
+          <w:szCs w:val="28"/>
+        </w:rPr>
+      </w:pPr>
+      <w:r>
+        <w:rPr>
+          <w:rFonts w:ascii="Times New Roman" w:hAnsi="Times New Roman" w:cs="Times New Roman"/>
+          <w:b/>
+          <w:bCs/>
+          <w:sz w:val="28"/>
+          <w:szCs w:val="28"/>
+        </w:rPr>
+        <w:t xml:space="preserve">Figure 1. </w:t>
+      </w:r>
+      <w:bookmarkStart w:id="17" w:name="OLE_LINK81"/>
+      <w:r>
+        <w:rPr>
+          <w:rFonts w:ascii="Times New Roman" w:hAnsi="Times New Roman" w:cs="Times New Roman"/>
+          <w:b/>
+          <w:bCs/>
+          <w:sz w:val="28"/>
+          <w:szCs w:val="28"/>
+        </w:rPr>
+        <w:t>G2P conversion process flow diagram</w:t>
+      </w:r>
+      <w:bookmarkEnd w:id="17"/>
+    </w:p>
+    <w:p>
+      <w:r>
+        <w:rPr>
+          <w:noProof/>
+        </w:rPr>
+        <w:drawing>
+          <wp:inline distT="0" distB="0" distL="0" distR="0" wp14:anchorId="75C48DCB" wp14:editId="108099F0">
+            <wp:extent cx="6155690" cy="1000760"/>
+            <wp:effectExtent l="0" t="0" r="3810" b="2540"/>
+            <wp:docPr id="1248696734" name="Picture 1"/>
+            <wp:cNvGraphicFramePr>
+              <a:graphicFrameLocks xmlns:a="http://schemas.openxmlformats.org/drawingml/2006/main" noChangeAspect="1"/>
+            </wp:cNvGraphicFramePr>
+            <a:graphic xmlns:a="http://schemas.openxmlformats.org/drawingml/2006/main">
+              <a:graphicData uri="http://schemas.openxmlformats.org/drawingml/2006/picture">
+                <pic:pic xmlns:pic="http://schemas.openxmlformats.org/drawingml/2006/picture">
+                  <pic:nvPicPr>
+                    <pic:cNvPr id="1248696734" name="Picture 1248696734"/>
+                    <pic:cNvPicPr/>
+                  </pic:nvPicPr>
+                  <pic:blipFill>
+                    <a:blip r:embed="rId10"/>
+                    <a:stretch>
+                      <a:fillRect/>
+                    </a:stretch>
+                  </pic:blipFill>
+                  <pic:spPr>
+                    <a:xfrm>
+                      <a:off x="0" y="0"/>
+                      <a:ext cx="6155690" cy="1000760"/>
+                    </a:xfrm>
+                    <a:prstGeom prst="rect">
+                      <a:avLst/>
+                    </a:prstGeom>
+                  </pic:spPr>
+                </pic:pic>
+              </a:graphicData>
+            </a:graphic>
+          </wp:inline>
+        </w:drawing>
+      </w:r>
+    </w:p>
+    <w:p>
+      <w:r>
+        <w:rPr>
+          <w:noProof/>
+        </w:rPr>
+        <w:drawing>
+          <wp:inline distT="0" distB="0" distL="0" distR="0" wp14:anchorId="309E42F6" wp14:editId="427BA8BD">
+            <wp:extent cx="6155690" cy="1073785"/>
+            <wp:effectExtent l="0" t="0" r="3810" b="5715"/>
+            <wp:docPr id="2096358025" name="Picture 2"/>
+            <wp:cNvGraphicFramePr>
+              <a:graphicFrameLocks xmlns:a="http://schemas.openxmlformats.org/drawingml/2006/main" noChangeAspect="1"/>
+            </wp:cNvGraphicFramePr>
+            <a:graphic xmlns:a="http://schemas.openxmlformats.org/drawingml/2006/main">
+              <a:graphicData uri="http://schemas.openxmlformats.org/drawingml/2006/picture">
+                <pic:pic xmlns:pic="http://schemas.openxmlformats.org/drawingml/2006/picture">
+                  <pic:nvPicPr>
+                    <pic:cNvPr id="2096358025" name="Picture 2096358025"/>
+                    <pic:cNvPicPr/>
+                  </pic:nvPicPr>
+                  <pic:blipFill>
+                    <a:blip r:embed="rId11"/>
+                    <a:stretch>
+                      <a:fillRect/>
+                    </a:stretch>
+                  </pic:blipFill>
+                  <pic:spPr>
+                    <a:xfrm>
+                      <a:off x="0" y="0"/>
+                      <a:ext cx="6155690" cy="1073785"/>
+                    </a:xfrm>
+                    <a:prstGeom prst="rect">
+                      <a:avLst/>
+                    </a:prstGeom>
+                  </pic:spPr>
+                </pic:pic>
+              </a:graphicData>
+            </a:graphic>
+          </wp:inline>
+        </w:drawing>
+      </w:r>
+    </w:p>
+    <w:p>
+      <w:pPr>
+        <w:rPr>
+          <w:rFonts w:ascii="Times New Roman" w:hAnsi="Times New Roman" w:cs="Times New Roman"/>
+        </w:rPr>
+      </w:pPr>
+      <w:r>
+        <w:rPr>
+          <w:rFonts w:ascii="Times New Roman" w:hAnsi="Times New Roman" w:cs="Times New Roman"/>
+          <w:b/>
+          <w:bCs/>
+        </w:rPr>
+        <w:t>Source</w:t>
+      </w:r>
+      <w:r>
+        <w:rPr>
+          <w:rFonts w:ascii="Times New Roman" w:hAnsi="Times New Roman" w:cs="Times New Roman"/>
+        </w:rPr>
+        <w:t xml:space="preserve">: </w:t>
+      </w:r>
+      <w:r>
+        <w:rPr>
+          <w:rFonts w:ascii="Times New Roman" w:hAnsi="Times New Roman" w:cs="Times New Roman"/>
+        </w:rPr>
+        <w:t>Author's own elaboration</w:t>
+      </w:r>
+    </w:p>
+    <w:p>
+      <w:pPr>
+        <w:rPr>
+          <w:rFonts w:ascii="Times New Roman" w:eastAsia="MS Mincho" w:hAnsi="Times New Roman" w:cs="Times New Roman"/>
+          <w:kern w:val="0"/>
+          <w:sz w:val="28"/>
+          <w:szCs w:val="28"/>
+          <w14:ligatures w14:val="none"/>
+        </w:rPr>
+      </w:pPr>
     </w:p>
     <w:p>
       <w:pPr>
@@ -7239,7 +7606,51 @@
           <w:szCs w:val="28"/>
           <w14:ligatures w14:val="none"/>
         </w:rPr>
-        <w:t xml:space="preserve">There must be changes in modern education. The implementation of changes brings innovation to education. Innovation is the beginning of the future. With the implementation of innovation, the education sector automates many tasks and allows students, teachers and centers to carry out their work more correctly and efficiently (Luckin et al., 2016). One of these changes is continuous assessment. Although continuous assessment itself is not an innovation, it is of great importance in the system. </w:t>
+        <w:t xml:space="preserve">Prosodic modeling governs pitch, duration, intensity, and rhythm. The present system employs the </w:t>
+      </w:r>
+      <w:proofErr w:type="spellStart"/>
+      <w:r>
+        <w:rPr>
+          <w:rFonts w:ascii="Times New Roman" w:eastAsia="MS Mincho" w:hAnsi="Times New Roman" w:cs="Times New Roman"/>
+          <w:kern w:val="0"/>
+          <w:sz w:val="28"/>
+          <w:szCs w:val="28"/>
+          <w14:ligatures w14:val="none"/>
+        </w:rPr>
+        <w:t>ToBI</w:t>
+      </w:r>
+      <w:proofErr w:type="spellEnd"/>
+      <w:r>
+        <w:rPr>
+          <w:rFonts w:ascii="Times New Roman" w:eastAsia="MS Mincho" w:hAnsi="Times New Roman" w:cs="Times New Roman"/>
+          <w:kern w:val="0"/>
+          <w:sz w:val="28"/>
+          <w:szCs w:val="28"/>
+          <w14:ligatures w14:val="none"/>
+        </w:rPr>
+        <w:t xml:space="preserve"> framework (Tones and Break Indices) for prosodic annotation, specifying pitch accents and boundary tones for each sentence type — declarative, interrogative, exclamatory, and imperative. Recent research on prosody modeling includes flow-matching-based pitch control approaches (</w:t>
+      </w:r>
+      <w:proofErr w:type="spellStart"/>
+      <w:r>
+        <w:rPr>
+          <w:rFonts w:ascii="Times New Roman" w:eastAsia="MS Mincho" w:hAnsi="Times New Roman" w:cs="Times New Roman"/>
+          <w:kern w:val="0"/>
+          <w:sz w:val="28"/>
+          <w:szCs w:val="28"/>
+          <w14:ligatures w14:val="none"/>
+        </w:rPr>
+        <w:t>Sadekova</w:t>
+      </w:r>
+      <w:proofErr w:type="spellEnd"/>
+      <w:r>
+        <w:rPr>
+          <w:rFonts w:ascii="Times New Roman" w:eastAsia="MS Mincho" w:hAnsi="Times New Roman" w:cs="Times New Roman"/>
+          <w:kern w:val="0"/>
+          <w:sz w:val="28"/>
+          <w:szCs w:val="28"/>
+          <w14:ligatures w14:val="none"/>
+        </w:rPr>
+        <w:t xml:space="preserve"> et al., 2024) and machine learning of natural prosody for agglutinative languages (Voice Synthesis Improvement, 2024), which validate the general prosodic framework adopted in this work.</w:t>
       </w:r>
     </w:p>
     <w:p>
@@ -7255,27 +7666,6 @@
           <w14:ligatures w14:val="none"/>
         </w:rPr>
       </w:pPr>
-      <w:r>
-        <w:rPr>
-          <w:rFonts w:ascii="Times New Roman" w:eastAsia="MS Mincho" w:hAnsi="Times New Roman" w:cs="Times New Roman"/>
-          <w:kern w:val="0"/>
-          <w:sz w:val="28"/>
-          <w:szCs w:val="28"/>
-          <w14:ligatures w14:val="none"/>
-        </w:rPr>
-        <w:t xml:space="preserve">Continuous assessment is of great importance for students and is of great importance in their development and learning system (Kulik &amp; Fletcher, 2016). This system supports continuous development and teaches everyone to find their weak points and work on them continuously. Thus, continuous assessment is a system </w:t>
-      </w:r>
-      <w:r>
-        <w:rPr>
-          <w:rFonts w:ascii="Times New Roman" w:eastAsia="MS Mincho" w:hAnsi="Times New Roman" w:cs="Times New Roman"/>
-          <w:kern w:val="0"/>
-          <w:sz w:val="28"/>
-          <w:szCs w:val="28"/>
-          <w14:ligatures w14:val="none"/>
-        </w:rPr>
-        <w:lastRenderedPageBreak/>
-        <w:t xml:space="preserve">created for the continuous development of the individual. The continuous self-assessment system differs from traditional systems in many ways. </w:t>
-      </w:r>
     </w:p>
     <w:p>
       <w:pPr>
@@ -7298,176 +7688,7 @@
           <w:szCs w:val="28"/>
           <w14:ligatures w14:val="none"/>
         </w:rPr>
-        <w:t xml:space="preserve">First, continuous assessment continuously understands how much a person understands the subject through quizzes, tasks, flashcards and sees weak points, but the traditional system is also not possible for these students and the individual himself does not know where his weak points are in the subject and to what extent he understands the subject (Hattie &amp; Timperley, 2007). Intuitively, it continues to the topic and this in turn creates problems. Thus, a sub-topic that the student knows poorly will lead to poor learning in others because the topics are interconnected. In addition, continuous assessment has a system that can be integrated with modern technologies. </w:t>
-      </w:r>
-    </w:p>
-    <w:p>
-      <w:pPr>
-        <w:spacing w:after="0" w:line="360" w:lineRule="auto"/>
-        <w:ind w:firstLine="567"/>
-        <w:jc w:val="both"/>
-        <w:rPr>
-          <w:rFonts w:ascii="Times New Roman" w:eastAsia="MS Mincho" w:hAnsi="Times New Roman" w:cs="Times New Roman"/>
-          <w:kern w:val="0"/>
-          <w:sz w:val="28"/>
-          <w:szCs w:val="28"/>
-          <w14:ligatures w14:val="none"/>
-        </w:rPr>
-      </w:pPr>
-      <w:r>
-        <w:rPr>
-          <w:rFonts w:ascii="Times New Roman" w:eastAsia="MS Mincho" w:hAnsi="Times New Roman" w:cs="Times New Roman"/>
-          <w:kern w:val="0"/>
-          <w:sz w:val="28"/>
-          <w:szCs w:val="28"/>
-          <w14:ligatures w14:val="none"/>
-        </w:rPr>
-        <w:t xml:space="preserve">Continuous assessment is closely related to modern technologies such as artificial intelligence, machine learning, NLP, data science and plays a major role in continuous learning and self-assessment with the equipment and technologies of these fields (Roll &amp; Wylie, 2016). For example, the information that the student uses in his self-assessment and can also correct those mistakes and provide him with additional development can be done through artificial intelligence technology. However, in the traditional method, this is completely different. In the traditional assessment system, integration with high and new technologies is almost impossible. In the old assessment, the work is checked manually and there are no improvements based on the results, that is, the person </w:t>
-      </w:r>
-      <w:proofErr w:type="gramStart"/>
-      <w:r>
-        <w:rPr>
-          <w:rFonts w:ascii="Times New Roman" w:eastAsia="MS Mincho" w:hAnsi="Times New Roman" w:cs="Times New Roman"/>
-          <w:kern w:val="0"/>
-          <w:sz w:val="28"/>
-          <w:szCs w:val="28"/>
-          <w14:ligatures w14:val="none"/>
-        </w:rPr>
-        <w:t>has to</w:t>
-      </w:r>
-      <w:proofErr w:type="gramEnd"/>
-      <w:r>
-        <w:rPr>
-          <w:rFonts w:ascii="Times New Roman" w:eastAsia="MS Mincho" w:hAnsi="Times New Roman" w:cs="Times New Roman"/>
-          <w:kern w:val="0"/>
-          <w:sz w:val="28"/>
-          <w:szCs w:val="28"/>
-          <w14:ligatures w14:val="none"/>
-        </w:rPr>
-        <w:t xml:space="preserve"> do his own assessment and research and find and develop in the areas where he is weak. This in turn leads to a waste of time, </w:t>
-      </w:r>
-      <w:proofErr w:type="gramStart"/>
-      <w:r>
-        <w:rPr>
-          <w:rFonts w:ascii="Times New Roman" w:eastAsia="MS Mincho" w:hAnsi="Times New Roman" w:cs="Times New Roman"/>
-          <w:kern w:val="0"/>
-          <w:sz w:val="28"/>
-          <w:szCs w:val="28"/>
-          <w14:ligatures w14:val="none"/>
-        </w:rPr>
-        <w:t>and also</w:t>
-      </w:r>
-      <w:proofErr w:type="gramEnd"/>
-      <w:r>
-        <w:rPr>
-          <w:rFonts w:ascii="Times New Roman" w:eastAsia="MS Mincho" w:hAnsi="Times New Roman" w:cs="Times New Roman"/>
-          <w:kern w:val="0"/>
-          <w:sz w:val="28"/>
-          <w:szCs w:val="28"/>
-          <w14:ligatures w14:val="none"/>
-        </w:rPr>
-        <w:t xml:space="preserve"> requires high discipline, motivation, and research ability. The differences between continuous learning and traditional learning do not end there, as one of the main points that distinguish these two assessments is that continuous assessment is </w:t>
-      </w:r>
-      <w:proofErr w:type="gramStart"/>
-      <w:r>
-        <w:rPr>
-          <w:rFonts w:ascii="Times New Roman" w:eastAsia="MS Mincho" w:hAnsi="Times New Roman" w:cs="Times New Roman"/>
-          <w:kern w:val="0"/>
-          <w:sz w:val="28"/>
-          <w:szCs w:val="28"/>
-          <w14:ligatures w14:val="none"/>
-        </w:rPr>
-        <w:t>taken into account</w:t>
-      </w:r>
-      <w:proofErr w:type="gramEnd"/>
-      <w:r>
-        <w:rPr>
-          <w:rFonts w:ascii="Times New Roman" w:eastAsia="MS Mincho" w:hAnsi="Times New Roman" w:cs="Times New Roman"/>
-          <w:kern w:val="0"/>
-          <w:sz w:val="28"/>
-          <w:szCs w:val="28"/>
-          <w14:ligatures w14:val="none"/>
-        </w:rPr>
-        <w:t xml:space="preserve"> to facilitate the work of all people in education. After students submit their work, they need to spend time discussing with the teacher to clarify weak points, learn answers and explanations for incorrect answers, </w:t>
-      </w:r>
-      <w:proofErr w:type="gramStart"/>
-      <w:r>
-        <w:rPr>
-          <w:rFonts w:ascii="Times New Roman" w:eastAsia="MS Mincho" w:hAnsi="Times New Roman" w:cs="Times New Roman"/>
-          <w:kern w:val="0"/>
-          <w:sz w:val="28"/>
-          <w:szCs w:val="28"/>
-          <w14:ligatures w14:val="none"/>
-        </w:rPr>
-        <w:t>and also</w:t>
-      </w:r>
-      <w:proofErr w:type="gramEnd"/>
-      <w:r>
-        <w:rPr>
-          <w:rFonts w:ascii="Times New Roman" w:eastAsia="MS Mincho" w:hAnsi="Times New Roman" w:cs="Times New Roman"/>
-          <w:kern w:val="0"/>
-          <w:sz w:val="28"/>
-          <w:szCs w:val="28"/>
-          <w14:ligatures w14:val="none"/>
-        </w:rPr>
-        <w:t xml:space="preserve"> learn references. This, in turn, means that the teacher </w:t>
-      </w:r>
-      <w:proofErr w:type="gramStart"/>
-      <w:r>
-        <w:rPr>
-          <w:rFonts w:ascii="Times New Roman" w:eastAsia="MS Mincho" w:hAnsi="Times New Roman" w:cs="Times New Roman"/>
-          <w:kern w:val="0"/>
-          <w:sz w:val="28"/>
-          <w:szCs w:val="28"/>
-          <w14:ligatures w14:val="none"/>
-        </w:rPr>
-        <w:t>has to</w:t>
-      </w:r>
-      <w:proofErr w:type="gramEnd"/>
-      <w:r>
-        <w:rPr>
-          <w:rFonts w:ascii="Times New Roman" w:eastAsia="MS Mincho" w:hAnsi="Times New Roman" w:cs="Times New Roman"/>
-          <w:kern w:val="0"/>
-          <w:sz w:val="28"/>
-          <w:szCs w:val="28"/>
-          <w14:ligatures w14:val="none"/>
-        </w:rPr>
-        <w:t xml:space="preserve"> spend time with </w:t>
-      </w:r>
-      <w:r>
-        <w:rPr>
-          <w:rFonts w:ascii="Times New Roman" w:eastAsia="MS Mincho" w:hAnsi="Times New Roman" w:cs="Times New Roman"/>
-          <w:kern w:val="0"/>
-          <w:sz w:val="28"/>
-          <w:szCs w:val="28"/>
-          <w14:ligatures w14:val="none"/>
-        </w:rPr>
-        <w:lastRenderedPageBreak/>
-        <w:t xml:space="preserve">each student and a lot of time and energy is wasted. In traditional learning, this method was the only way and specifically creates difficulties for teachers. </w:t>
-      </w:r>
-    </w:p>
-    <w:p>
-      <w:pPr>
-        <w:spacing w:after="0" w:line="360" w:lineRule="auto"/>
-        <w:ind w:firstLine="567"/>
-        <w:jc w:val="both"/>
-        <w:rPr>
-          <w:rFonts w:ascii="Times New Roman" w:eastAsia="MS Mincho" w:hAnsi="Times New Roman" w:cs="Times New Roman"/>
-          <w:kern w:val="0"/>
-          <w:sz w:val="28"/>
-          <w:szCs w:val="28"/>
-          <w14:ligatures w14:val="none"/>
-        </w:rPr>
-      </w:pPr>
-      <w:r>
-        <w:rPr>
-          <w:rFonts w:ascii="Times New Roman" w:eastAsia="MS Mincho" w:hAnsi="Times New Roman" w:cs="Times New Roman"/>
-          <w:kern w:val="0"/>
-          <w:sz w:val="28"/>
-          <w:szCs w:val="28"/>
-          <w14:ligatures w14:val="none"/>
-        </w:rPr>
-        <w:t>However, in continuous assessment, the work of teachers has become much easier and automated through modern technologies (</w:t>
+        <w:t xml:space="preserve">The three major TTS paradigms — rule-based, statistical parametric, and neural — present distinct trade-offs across quality, data requirements, interpretability, and computational cost. Statistical parametric systems, most fully realized in the HMM-based HTS framework, learn acoustic feature distributions from labelled training data and can interpolate smoothly to unseen phonetic contexts, but require 5–20 hours of annotated speech and produce a characteristic over-smoothed quality due to statistical averaging (IEEE Signal Processing Magazine, 2015). Neural TTS systems — including </w:t>
       </w:r>
       <w:proofErr w:type="spellStart"/>
       <w:r>
@@ -7478,7 +7699,7 @@
           <w:szCs w:val="28"/>
           <w14:ligatures w14:val="none"/>
         </w:rPr>
-        <w:t>VanLehn</w:t>
+        <w:t>Tacotron</w:t>
       </w:r>
       <w:proofErr w:type="spellEnd"/>
       <w:r>
@@ -7489,249 +7710,39 @@
           <w:szCs w:val="28"/>
           <w14:ligatures w14:val="none"/>
         </w:rPr>
-        <w:t xml:space="preserve">, 2011). This has allowed them to focus their work on more important topics. Thus, students can now learn the explanations of the errors that will occur in the questions through the system, learn the correct answers and explanations, and get references. As continuous assessment differs from the old approach in many ways, there are many supporters of the application of this approach in the field of education. The integration of this system into education not only makes work easier for </w:t>
-      </w:r>
-      <w:proofErr w:type="gramStart"/>
-      <w:r>
-        <w:rPr>
-          <w:rFonts w:ascii="Times New Roman" w:eastAsia="MS Mincho" w:hAnsi="Times New Roman" w:cs="Times New Roman"/>
-          <w:kern w:val="0"/>
-          <w:sz w:val="28"/>
-          <w:szCs w:val="28"/>
-          <w14:ligatures w14:val="none"/>
-        </w:rPr>
-        <w:t>people, but</w:t>
-      </w:r>
-      <w:proofErr w:type="gramEnd"/>
-      <w:r>
-        <w:rPr>
-          <w:rFonts w:ascii="Times New Roman" w:eastAsia="MS Mincho" w:hAnsi="Times New Roman" w:cs="Times New Roman"/>
-          <w:kern w:val="0"/>
-          <w:sz w:val="28"/>
-          <w:szCs w:val="28"/>
-          <w14:ligatures w14:val="none"/>
-        </w:rPr>
-        <w:t xml:space="preserve"> also allows them to work with the latest technologies emerging in the modern era, helping them stay active and access the latest information. Since one of the requirements of the modern era is innovation, development and innovation are necessary in the field of education, as in every field. We can mainly talk about the importance of assessment in education. Thus, proper assessment is very important for both students and for the proper implementation of work in the general education system (Boud &amp; Falchikov, 2007). </w:t>
-      </w:r>
-    </w:p>
-    <w:p>
-      <w:pPr>
-        <w:spacing w:after="0" w:line="360" w:lineRule="auto"/>
-        <w:ind w:firstLine="567"/>
-        <w:jc w:val="both"/>
-        <w:rPr>
-          <w:rFonts w:ascii="Times New Roman" w:eastAsia="MS Mincho" w:hAnsi="Times New Roman" w:cs="Times New Roman"/>
-          <w:kern w:val="0"/>
-          <w:sz w:val="28"/>
-          <w:szCs w:val="28"/>
-          <w14:ligatures w14:val="none"/>
-        </w:rPr>
-      </w:pPr>
-      <w:proofErr w:type="gramStart"/>
-      <w:r>
-        <w:rPr>
-          <w:rFonts w:ascii="Times New Roman" w:eastAsia="MS Mincho" w:hAnsi="Times New Roman" w:cs="Times New Roman"/>
-          <w:kern w:val="0"/>
-          <w:sz w:val="28"/>
-          <w:szCs w:val="28"/>
-          <w14:ligatures w14:val="none"/>
-        </w:rPr>
-        <w:t>First of all</w:t>
-      </w:r>
-      <w:proofErr w:type="gramEnd"/>
-      <w:r>
-        <w:rPr>
-          <w:rFonts w:ascii="Times New Roman" w:eastAsia="MS Mincho" w:hAnsi="Times New Roman" w:cs="Times New Roman"/>
-          <w:kern w:val="0"/>
-          <w:sz w:val="28"/>
-          <w:szCs w:val="28"/>
-          <w14:ligatures w14:val="none"/>
-        </w:rPr>
-        <w:t xml:space="preserve">, continuous assessment plays an important role in the education </w:t>
-      </w:r>
-      <w:r>
-        <w:rPr>
-          <w:rFonts w:ascii="Times New Roman" w:eastAsia="MS Mincho" w:hAnsi="Times New Roman" w:cs="Times New Roman"/>
-          <w:kern w:val="0"/>
-          <w:sz w:val="28"/>
-          <w:szCs w:val="28"/>
-          <w14:ligatures w14:val="none"/>
-        </w:rPr>
-        <w:t>system,</w:t>
-      </w:r>
-      <w:r>
-        <w:rPr>
-          <w:rFonts w:ascii="Times New Roman" w:eastAsia="MS Mincho" w:hAnsi="Times New Roman" w:cs="Times New Roman"/>
-          <w:kern w:val="0"/>
-          <w:sz w:val="28"/>
-          <w:szCs w:val="28"/>
-          <w14:ligatures w14:val="none"/>
-        </w:rPr>
-        <w:t xml:space="preserve"> and this role is very important for the transparent and proper implementation of education. Students can produce poor quality work with the equipment they use in the education system, the subjects they </w:t>
-      </w:r>
-      <w:r>
-        <w:rPr>
-          <w:rFonts w:ascii="Times New Roman" w:eastAsia="MS Mincho" w:hAnsi="Times New Roman" w:cs="Times New Roman"/>
-          <w:kern w:val="0"/>
-          <w:sz w:val="28"/>
-          <w:szCs w:val="28"/>
-          <w14:ligatures w14:val="none"/>
-        </w:rPr>
-        <w:t>study,</w:t>
-      </w:r>
-      <w:r>
-        <w:rPr>
-          <w:rFonts w:ascii="Times New Roman" w:eastAsia="MS Mincho" w:hAnsi="Times New Roman" w:cs="Times New Roman"/>
-          <w:kern w:val="0"/>
-          <w:sz w:val="28"/>
-          <w:szCs w:val="28"/>
-          <w14:ligatures w14:val="none"/>
-        </w:rPr>
-        <w:t xml:space="preserve"> and the final exams related to the education system. For quality work, the system must be open to innovations, free from additional workload, and most importantly, there must be a correct plan and direction. One of the main goals of modern education is to monitor the development of students not only through exams, but also continuously. The system that will keep up with this is artificial intelligence-supported programs (Luckin et al., 2016). Through these programs, we can support the continuous monitoring of students and their development. Thus, students discover their weak points by constantly taking short exams and </w:t>
-      </w:r>
-      <w:r>
-        <w:rPr>
-          <w:rFonts w:ascii="Times New Roman" w:eastAsia="MS Mincho" w:hAnsi="Times New Roman" w:cs="Times New Roman"/>
-          <w:kern w:val="0"/>
-          <w:sz w:val="28"/>
-          <w:szCs w:val="28"/>
-          <w14:ligatures w14:val="none"/>
-        </w:rPr>
-        <w:t>presenting</w:t>
-      </w:r>
-      <w:r>
-        <w:rPr>
-          <w:rFonts w:ascii="Times New Roman" w:eastAsia="MS Mincho" w:hAnsi="Times New Roman" w:cs="Times New Roman"/>
-          <w:kern w:val="0"/>
-          <w:sz w:val="28"/>
-          <w:szCs w:val="28"/>
-          <w14:ligatures w14:val="none"/>
-        </w:rPr>
-        <w:t xml:space="preserve"> the subject in a more favorable light.</w:t>
-      </w:r>
-    </w:p>
-    <w:p>
-      <w:pPr>
-        <w:spacing w:after="0" w:line="360" w:lineRule="auto"/>
-        <w:ind w:firstLine="567"/>
-        <w:jc w:val="both"/>
-        <w:rPr>
-          <w:rFonts w:ascii="Times New Roman" w:eastAsia="MS Mincho" w:hAnsi="Times New Roman" w:cs="Times New Roman"/>
-          <w:kern w:val="0"/>
-          <w:sz w:val="28"/>
-          <w:szCs w:val="28"/>
-          <w14:ligatures w14:val="none"/>
-        </w:rPr>
-      </w:pPr>
-      <w:r>
-        <w:rPr>
-          <w:rFonts w:ascii="Times New Roman" w:eastAsia="MS Mincho" w:hAnsi="Times New Roman" w:cs="Times New Roman"/>
-          <w:kern w:val="0"/>
-          <w:sz w:val="28"/>
-          <w:szCs w:val="28"/>
-          <w14:ligatures w14:val="none"/>
-        </w:rPr>
-        <w:lastRenderedPageBreak/>
-        <w:t xml:space="preserve">In addition, one of the main priorities in continuous assessment is the feedback system. There is a great need for a feedback system for students. With this function, students know what they did wrong, where they went wrong, and how to improve (Hattie &amp; Timperley, 2007). When we look at previous systems, we can see that people were satisfied with just grades. However, modern education and its system have changed so much that it is no longer just </w:t>
-      </w:r>
-      <w:r>
-        <w:rPr>
-          <w:rFonts w:ascii="Times New Roman" w:eastAsia="MS Mincho" w:hAnsi="Times New Roman" w:cs="Times New Roman"/>
-          <w:kern w:val="0"/>
-          <w:sz w:val="28"/>
-          <w:szCs w:val="28"/>
-          <w14:ligatures w14:val="none"/>
-        </w:rPr>
-        <w:t>grades but</w:t>
-      </w:r>
-      <w:r>
-        <w:rPr>
-          <w:rFonts w:ascii="Times New Roman" w:eastAsia="MS Mincho" w:hAnsi="Times New Roman" w:cs="Times New Roman"/>
-          <w:kern w:val="0"/>
-          <w:sz w:val="28"/>
-          <w:szCs w:val="28"/>
-          <w14:ligatures w14:val="none"/>
-        </w:rPr>
-        <w:t xml:space="preserve"> also feedback and help in choosing the right source among millions of sources, which takes a lot of time and energy. For this, creating a feedback system in accordance with the modern era is an important priority. If we need to talk about the role of the feedback system in continuous assessment, we can first give an example of how it makes learning more correct. Using a feedback system to make learning faster and more accurate will lead to students both correcting their mistakes and not repeating the same mistakes. </w:t>
-      </w:r>
-    </w:p>
-    <w:p>
-      <w:pPr>
-        <w:spacing w:after="0" w:line="360" w:lineRule="auto"/>
-        <w:ind w:firstLine="567"/>
-        <w:jc w:val="both"/>
-        <w:rPr>
-          <w:rFonts w:ascii="Times New Roman" w:eastAsia="MS Mincho" w:hAnsi="Times New Roman" w:cs="Times New Roman"/>
-          <w:kern w:val="0"/>
-          <w:sz w:val="28"/>
-          <w:szCs w:val="28"/>
-          <w14:ligatures w14:val="none"/>
-        </w:rPr>
-      </w:pPr>
-      <w:r>
-        <w:rPr>
-          <w:rFonts w:ascii="Times New Roman" w:eastAsia="MS Mincho" w:hAnsi="Times New Roman" w:cs="Times New Roman"/>
-          <w:kern w:val="0"/>
-          <w:sz w:val="28"/>
-          <w:szCs w:val="28"/>
-          <w14:ligatures w14:val="none"/>
-        </w:rPr>
-        <w:t xml:space="preserve">In addition, the formation of a feedback system leads to increased motivation. Although simply getting points is motivating and encouraging, it is not so successful in long-term learning. The feedback that the student will receive from that lesson and what to do next motivates the student in the present situation </w:t>
-      </w:r>
-      <w:proofErr w:type="gramStart"/>
-      <w:r>
-        <w:rPr>
-          <w:rFonts w:ascii="Times New Roman" w:eastAsia="MS Mincho" w:hAnsi="Times New Roman" w:cs="Times New Roman"/>
-          <w:kern w:val="0"/>
-          <w:sz w:val="28"/>
-          <w:szCs w:val="28"/>
-          <w14:ligatures w14:val="none"/>
-        </w:rPr>
-        <w:t>and also</w:t>
-      </w:r>
-      <w:proofErr w:type="gramEnd"/>
-      <w:r>
-        <w:rPr>
-          <w:rFonts w:ascii="Times New Roman" w:eastAsia="MS Mincho" w:hAnsi="Times New Roman" w:cs="Times New Roman"/>
-          <w:kern w:val="0"/>
-          <w:sz w:val="28"/>
-          <w:szCs w:val="28"/>
-          <w14:ligatures w14:val="none"/>
-        </w:rPr>
-        <w:t xml:space="preserve"> establishes discipline with a ready roadmap for the future. This, in turn, encourages students to work harder. In addition, the student now increases his self-evaluation skills. Thus, the student is now able to see his own mistakes and becomes more independent. This approach is mainly a part of the modern education system and is a better and development-oriented evaluation process. The use of the feedback system strengthens the individual approach and shows a separate individual approach and plan for each student. The integration of the feedback system with modern educational evaluation helps the student to individually correct his weaknesses. It also makes the necessary corrections for each student and gives appropriate </w:t>
-      </w:r>
-      <w:r>
-        <w:rPr>
-          <w:rFonts w:ascii="Times New Roman" w:eastAsia="MS Mincho" w:hAnsi="Times New Roman" w:cs="Times New Roman"/>
-          <w:kern w:val="0"/>
-          <w:sz w:val="28"/>
-          <w:szCs w:val="28"/>
-          <w14:ligatures w14:val="none"/>
-        </w:rPr>
-        <w:t>directions</w:t>
-      </w:r>
-      <w:r>
-        <w:rPr>
-          <w:rFonts w:ascii="Times New Roman" w:eastAsia="MS Mincho" w:hAnsi="Times New Roman" w:cs="Times New Roman"/>
-          <w:kern w:val="0"/>
-          <w:sz w:val="28"/>
-          <w:szCs w:val="28"/>
-          <w14:ligatures w14:val="none"/>
-        </w:rPr>
-        <w:t>. The main goal of modern technologies should be to give good feedback, so the feedback system should provide more accurate and timely feedback since it is integrated with artificial intelligence; also, the feedback system should be constructive, positive and balanced.</w:t>
-      </w:r>
-    </w:p>
-    <w:p>
-      <w:pPr>
-        <w:spacing w:after="0" w:line="360" w:lineRule="auto"/>
-        <w:ind w:firstLine="567"/>
-        <w:jc w:val="both"/>
-        <w:rPr>
-          <w:rFonts w:ascii="Times New Roman" w:eastAsia="MS Mincho" w:hAnsi="Times New Roman" w:cs="Times New Roman"/>
-          <w:kern w:val="0"/>
-          <w:sz w:val="28"/>
-          <w:szCs w:val="28"/>
-          <w14:ligatures w14:val="none"/>
+        <w:t xml:space="preserve"> 2, VITS (Kim et al., 2021), and HiFi-GAN vocoders (Kong et al., 2020) — achieve near-human naturalness for well-resourced languages but require large speech corpora and significant computational infrastructure. For Azerbaijani, the only published neural TTS experiment used approximately 19 hours of proprietary training data and achieved MOS 3.3 (</w:t>
+      </w:r>
+      <w:proofErr w:type="spellStart"/>
+      <w:r>
+        <w:rPr>
+          <w:rFonts w:ascii="Times New Roman" w:eastAsia="MS Mincho" w:hAnsi="Times New Roman" w:cs="Times New Roman"/>
+          <w:kern w:val="0"/>
+          <w:sz w:val="28"/>
+          <w:szCs w:val="28"/>
+          <w14:ligatures w14:val="none"/>
+        </w:rPr>
+        <w:t>Aghalari</w:t>
+      </w:r>
+      <w:proofErr w:type="spellEnd"/>
+      <w:r>
+        <w:rPr>
+          <w:rFonts w:ascii="Times New Roman" w:eastAsia="MS Mincho" w:hAnsi="Times New Roman" w:cs="Times New Roman"/>
+          <w:kern w:val="0"/>
+          <w:sz w:val="28"/>
+          <w:szCs w:val="28"/>
+          <w14:ligatures w14:val="none"/>
+        </w:rPr>
+        <w:t>, 2023). Transfer learning approaches have shown that as few as 30 minutes of target language data may suffice with pre-trained multilingual models (Transfer Learning for Low-Resource TTS, 2024), but even this minimum requires dedicated data collection effort that does not currently exist for open Azerbaijani speech resources.</w:t>
+      </w:r>
+    </w:p>
+    <w:p>
+      <w:pPr>
+        <w:spacing w:line="360" w:lineRule="auto"/>
+        <w:jc w:val="both"/>
+        <w:rPr>
+          <w:rFonts w:ascii="Times New Roman" w:hAnsi="Times New Roman" w:cs="Times New Roman"/>
+          <w:sz w:val="28"/>
+          <w:szCs w:val="28"/>
         </w:rPr>
       </w:pPr>
     </w:p>
@@ -7760,9 +7771,46 @@
           <w:szCs w:val="28"/>
           <w14:ligatures w14:val="none"/>
         </w:rPr>
-        <w:lastRenderedPageBreak/>
-        <w:t>Table 1: Core Processes of AI-Based Assessment Design and Utilization</w:t>
-      </w:r>
+        <w:t xml:space="preserve">Table </w:t>
+      </w:r>
+      <w:r>
+        <w:rPr>
+          <w:rFonts w:ascii="Times New Roman" w:eastAsia="MS Mincho" w:hAnsi="Times New Roman" w:cs="Times New Roman"/>
+          <w:b/>
+          <w:bCs/>
+          <w:kern w:val="0"/>
+          <w:sz w:val="28"/>
+          <w:szCs w:val="28"/>
+          <w14:ligatures w14:val="none"/>
+        </w:rPr>
+        <w:t>2</w:t>
+      </w:r>
+      <w:r>
+        <w:rPr>
+          <w:rFonts w:ascii="Times New Roman" w:eastAsia="MS Mincho" w:hAnsi="Times New Roman" w:cs="Times New Roman"/>
+          <w:b/>
+          <w:bCs/>
+          <w:kern w:val="0"/>
+          <w:sz w:val="28"/>
+          <w:szCs w:val="28"/>
+          <w14:ligatures w14:val="none"/>
+        </w:rPr>
+        <w:t xml:space="preserve">: </w:t>
+      </w:r>
+      <w:bookmarkStart w:id="18" w:name="OLE_LINK126"/>
+      <w:r>
+        <w:rPr>
+          <w:rFonts w:ascii="Times New Roman" w:eastAsia="MS Mincho" w:hAnsi="Times New Roman" w:cs="Times New Roman"/>
+          <w:b/>
+          <w:bCs/>
+          <w:kern w:val="0"/>
+          <w:sz w:val="28"/>
+          <w:szCs w:val="28"/>
+          <w14:ligatures w14:val="none"/>
+        </w:rPr>
+        <w:t>Detailed Comparison of TTS Paradigms</w:t>
+      </w:r>
+      <w:bookmarkEnd w:id="18"/>
     </w:p>
     <w:tbl>
       <w:tblPr>
@@ -7771,13 +7819,15 @@
         <w:tblLook w:val="04A0" w:firstRow="1" w:lastRow="0" w:firstColumn="1" w:lastColumn="0" w:noHBand="0" w:noVBand="1"/>
       </w:tblPr>
       <w:tblGrid>
-        <w:gridCol w:w="4672"/>
-        <w:gridCol w:w="4672"/>
+        <w:gridCol w:w="2603"/>
+        <w:gridCol w:w="2674"/>
+        <w:gridCol w:w="2259"/>
+        <w:gridCol w:w="1808"/>
       </w:tblGrid>
       <w:tr>
         <w:tc>
           <w:tcPr>
-            <w:tcW w:w="4672" w:type="dxa"/>
+            <w:tcW w:w="2603" w:type="dxa"/>
             <w:shd w:val="clear" w:color="auto" w:fill="BFBFBF" w:themeFill="background1" w:themeFillShade="BF"/>
           </w:tcPr>
           <w:p>
@@ -7798,13 +7848,13 @@
                 <w:sz w:val="28"/>
                 <w:szCs w:val="28"/>
               </w:rPr>
-              <w:t>Assessment design and development</w:t>
+              <w:t>Criterion</w:t>
             </w:r>
           </w:p>
         </w:tc>
         <w:tc>
           <w:tcPr>
-            <w:tcW w:w="4672" w:type="dxa"/>
+            <w:tcW w:w="2674" w:type="dxa"/>
             <w:shd w:val="clear" w:color="auto" w:fill="BFBFBF" w:themeFill="background1" w:themeFillShade="BF"/>
           </w:tcPr>
           <w:p>
@@ -7825,8 +7875,27 @@
                 <w:sz w:val="28"/>
                 <w:szCs w:val="28"/>
               </w:rPr>
-              <w:t>I</w:t>
+              <w:t>Rule-Based</w:t>
             </w:r>
+          </w:p>
+        </w:tc>
+        <w:tc>
+          <w:tcPr>
+            <w:tcW w:w="2259" w:type="dxa"/>
+            <w:shd w:val="clear" w:color="auto" w:fill="BFBFBF" w:themeFill="background1" w:themeFillShade="BF"/>
+          </w:tcPr>
+          <w:p>
+            <w:pPr>
+              <w:spacing w:line="360" w:lineRule="auto"/>
+              <w:jc w:val="center"/>
+              <w:rPr>
+                <w:rFonts w:ascii="Times New Roman" w:hAnsi="Times New Roman" w:cs="Times New Roman"/>
+                <w:b/>
+                <w:bCs/>
+                <w:sz w:val="28"/>
+                <w:szCs w:val="28"/>
+              </w:rPr>
+            </w:pPr>
             <w:r>
               <w:rPr>
                 <w:rFonts w:ascii="Times New Roman" w:hAnsi="Times New Roman" w:cs="Times New Roman"/>
@@ -7835,7 +7904,36 @@
                 <w:sz w:val="28"/>
                 <w:szCs w:val="28"/>
               </w:rPr>
-              <w:t>mplementation and utilization</w:t>
+              <w:t>HMM / Statistical</w:t>
+            </w:r>
+          </w:p>
+        </w:tc>
+        <w:tc>
+          <w:tcPr>
+            <w:tcW w:w="1808" w:type="dxa"/>
+            <w:shd w:val="clear" w:color="auto" w:fill="BFBFBF" w:themeFill="background1" w:themeFillShade="BF"/>
+          </w:tcPr>
+          <w:p>
+            <w:pPr>
+              <w:spacing w:line="360" w:lineRule="auto"/>
+              <w:jc w:val="center"/>
+              <w:rPr>
+                <w:rFonts w:ascii="Times New Roman" w:hAnsi="Times New Roman" w:cs="Times New Roman"/>
+                <w:b/>
+                <w:bCs/>
+                <w:sz w:val="28"/>
+                <w:szCs w:val="28"/>
+              </w:rPr>
+            </w:pPr>
+            <w:r>
+              <w:rPr>
+                <w:rFonts w:ascii="Times New Roman" w:hAnsi="Times New Roman" w:cs="Times New Roman"/>
+                <w:b/>
+                <w:bCs/>
+                <w:sz w:val="28"/>
+                <w:szCs w:val="28"/>
+              </w:rPr>
+              <w:t>Neural TTS</w:t>
             </w:r>
           </w:p>
         </w:tc>
@@ -7843,7 +7941,473 @@
       <w:tr>
         <w:tc>
           <w:tcPr>
-            <w:tcW w:w="4672" w:type="dxa"/>
+            <w:tcW w:w="2603" w:type="dxa"/>
+          </w:tcPr>
+          <w:p>
+            <w:pPr>
+              <w:spacing w:line="360" w:lineRule="auto"/>
+              <w:jc w:val="center"/>
+              <w:rPr>
+                <w:rFonts w:ascii="Times New Roman" w:hAnsi="Times New Roman" w:cs="Times New Roman"/>
+                <w:sz w:val="28"/>
+                <w:szCs w:val="28"/>
+              </w:rPr>
+            </w:pPr>
+            <w:r>
+              <w:rPr>
+                <w:rFonts w:ascii="Times New Roman" w:hAnsi="Times New Roman" w:cs="Times New Roman"/>
+                <w:bCs/>
+                <w:sz w:val="28"/>
+                <w:szCs w:val="28"/>
+              </w:rPr>
+              <w:t>MOS (typical)</w:t>
+            </w:r>
+          </w:p>
+        </w:tc>
+        <w:tc>
+          <w:tcPr>
+            <w:tcW w:w="2674" w:type="dxa"/>
+          </w:tcPr>
+          <w:p>
+            <w:pPr>
+              <w:spacing w:line="360" w:lineRule="auto"/>
+              <w:jc w:val="center"/>
+              <w:rPr>
+                <w:rFonts w:ascii="Times New Roman" w:hAnsi="Times New Roman" w:cs="Times New Roman"/>
+                <w:sz w:val="28"/>
+                <w:szCs w:val="28"/>
+              </w:rPr>
+            </w:pPr>
+            <w:r>
+              <w:rPr>
+                <w:rFonts w:ascii="Times New Roman" w:hAnsi="Times New Roman" w:cs="Times New Roman"/>
+                <w:bCs/>
+                <w:sz w:val="28"/>
+                <w:szCs w:val="28"/>
+              </w:rPr>
+              <w:t>3.0–3.8</w:t>
+            </w:r>
+          </w:p>
+        </w:tc>
+        <w:tc>
+          <w:tcPr>
+            <w:tcW w:w="2259" w:type="dxa"/>
+          </w:tcPr>
+          <w:p>
+            <w:pPr>
+              <w:spacing w:line="360" w:lineRule="auto"/>
+              <w:jc w:val="center"/>
+              <w:rPr>
+                <w:rFonts w:ascii="Times New Roman" w:hAnsi="Times New Roman" w:cs="Times New Roman"/>
+                <w:sz w:val="28"/>
+                <w:szCs w:val="28"/>
+              </w:rPr>
+            </w:pPr>
+            <w:r>
+              <w:rPr>
+                <w:rFonts w:ascii="Times New Roman" w:hAnsi="Times New Roman" w:cs="Times New Roman"/>
+                <w:bCs/>
+                <w:sz w:val="28"/>
+                <w:szCs w:val="28"/>
+              </w:rPr>
+              <w:t>3.5–4.0</w:t>
+            </w:r>
+          </w:p>
+        </w:tc>
+        <w:tc>
+          <w:tcPr>
+            <w:tcW w:w="1808" w:type="dxa"/>
+          </w:tcPr>
+          <w:p>
+            <w:pPr>
+              <w:spacing w:line="360" w:lineRule="auto"/>
+              <w:jc w:val="center"/>
+              <w:rPr>
+                <w:rFonts w:ascii="Times New Roman" w:hAnsi="Times New Roman" w:cs="Times New Roman"/>
+                <w:sz w:val="28"/>
+                <w:szCs w:val="28"/>
+              </w:rPr>
+            </w:pPr>
+            <w:r>
+              <w:rPr>
+                <w:rFonts w:ascii="Times New Roman" w:hAnsi="Times New Roman" w:cs="Times New Roman"/>
+                <w:bCs/>
+                <w:sz w:val="28"/>
+                <w:szCs w:val="28"/>
+              </w:rPr>
+              <w:t>4.2–4.5</w:t>
+            </w:r>
+          </w:p>
+        </w:tc>
+      </w:tr>
+      <w:tr>
+        <w:tc>
+          <w:tcPr>
+            <w:tcW w:w="2603" w:type="dxa"/>
+          </w:tcPr>
+          <w:p>
+            <w:pPr>
+              <w:spacing w:line="360" w:lineRule="auto"/>
+              <w:jc w:val="center"/>
+              <w:rPr>
+                <w:rFonts w:ascii="Times New Roman" w:hAnsi="Times New Roman" w:cs="Times New Roman"/>
+                <w:sz w:val="28"/>
+                <w:szCs w:val="28"/>
+              </w:rPr>
+            </w:pPr>
+            <w:r>
+              <w:rPr>
+                <w:rFonts w:ascii="Times New Roman" w:hAnsi="Times New Roman" w:cs="Times New Roman"/>
+                <w:bCs/>
+                <w:sz w:val="28"/>
+                <w:szCs w:val="28"/>
+              </w:rPr>
+              <w:t>Training data</w:t>
+            </w:r>
+          </w:p>
+        </w:tc>
+        <w:tc>
+          <w:tcPr>
+            <w:tcW w:w="2674" w:type="dxa"/>
+          </w:tcPr>
+          <w:p>
+            <w:pPr>
+              <w:spacing w:line="360" w:lineRule="auto"/>
+              <w:jc w:val="center"/>
+              <w:rPr>
+                <w:rFonts w:ascii="Times New Roman" w:hAnsi="Times New Roman" w:cs="Times New Roman"/>
+                <w:sz w:val="28"/>
+                <w:szCs w:val="28"/>
+              </w:rPr>
+            </w:pPr>
+            <w:r>
+              <w:rPr>
+                <w:rFonts w:ascii="Times New Roman" w:hAnsi="Times New Roman" w:cs="Times New Roman"/>
+                <w:bCs/>
+                <w:sz w:val="28"/>
+                <w:szCs w:val="28"/>
+              </w:rPr>
+              <w:t>None</w:t>
+            </w:r>
+          </w:p>
+        </w:tc>
+        <w:tc>
+          <w:tcPr>
+            <w:tcW w:w="2259" w:type="dxa"/>
+          </w:tcPr>
+          <w:p>
+            <w:pPr>
+              <w:spacing w:line="360" w:lineRule="auto"/>
+              <w:jc w:val="center"/>
+              <w:rPr>
+                <w:rFonts w:ascii="Times New Roman" w:hAnsi="Times New Roman" w:cs="Times New Roman"/>
+                <w:sz w:val="28"/>
+                <w:szCs w:val="28"/>
+              </w:rPr>
+            </w:pPr>
+            <w:r>
+              <w:rPr>
+                <w:rFonts w:ascii="Times New Roman" w:hAnsi="Times New Roman" w:cs="Times New Roman"/>
+                <w:bCs/>
+                <w:sz w:val="28"/>
+                <w:szCs w:val="28"/>
+              </w:rPr>
+              <w:t>5–20 hours</w:t>
+            </w:r>
+          </w:p>
+        </w:tc>
+        <w:tc>
+          <w:tcPr>
+            <w:tcW w:w="1808" w:type="dxa"/>
+          </w:tcPr>
+          <w:p>
+            <w:pPr>
+              <w:spacing w:line="360" w:lineRule="auto"/>
+              <w:jc w:val="center"/>
+              <w:rPr>
+                <w:rFonts w:ascii="Times New Roman" w:hAnsi="Times New Roman" w:cs="Times New Roman"/>
+                <w:sz w:val="28"/>
+                <w:szCs w:val="28"/>
+              </w:rPr>
+            </w:pPr>
+            <w:r>
+              <w:rPr>
+                <w:rFonts w:ascii="Times New Roman" w:hAnsi="Times New Roman" w:cs="Times New Roman"/>
+                <w:bCs/>
+                <w:sz w:val="28"/>
+                <w:szCs w:val="28"/>
+              </w:rPr>
+              <w:t>1–50+ hours</w:t>
+            </w:r>
+          </w:p>
+        </w:tc>
+      </w:tr>
+      <w:tr>
+        <w:tc>
+          <w:tcPr>
+            <w:tcW w:w="2603" w:type="dxa"/>
+          </w:tcPr>
+          <w:p>
+            <w:pPr>
+              <w:spacing w:line="360" w:lineRule="auto"/>
+              <w:jc w:val="center"/>
+              <w:rPr>
+                <w:rFonts w:ascii="Times New Roman" w:hAnsi="Times New Roman" w:cs="Times New Roman"/>
+                <w:sz w:val="28"/>
+                <w:szCs w:val="28"/>
+              </w:rPr>
+            </w:pPr>
+            <w:r>
+              <w:rPr>
+                <w:rFonts w:ascii="Times New Roman" w:hAnsi="Times New Roman" w:cs="Times New Roman"/>
+                <w:bCs/>
+                <w:sz w:val="28"/>
+                <w:szCs w:val="28"/>
+              </w:rPr>
+              <w:t>Interpretability</w:t>
+            </w:r>
+          </w:p>
+        </w:tc>
+        <w:tc>
+          <w:tcPr>
+            <w:tcW w:w="2674" w:type="dxa"/>
+          </w:tcPr>
+          <w:p>
+            <w:pPr>
+              <w:spacing w:line="360" w:lineRule="auto"/>
+              <w:jc w:val="center"/>
+              <w:rPr>
+                <w:rFonts w:ascii="Times New Roman" w:hAnsi="Times New Roman" w:cs="Times New Roman"/>
+                <w:sz w:val="28"/>
+                <w:szCs w:val="28"/>
+              </w:rPr>
+            </w:pPr>
+            <w:r>
+              <w:rPr>
+                <w:rFonts w:ascii="Times New Roman" w:hAnsi="Times New Roman" w:cs="Times New Roman"/>
+                <w:bCs/>
+                <w:sz w:val="28"/>
+                <w:szCs w:val="28"/>
+              </w:rPr>
+              <w:t>Full</w:t>
+            </w:r>
+          </w:p>
+        </w:tc>
+        <w:tc>
+          <w:tcPr>
+            <w:tcW w:w="2259" w:type="dxa"/>
+          </w:tcPr>
+          <w:p>
+            <w:pPr>
+              <w:spacing w:line="360" w:lineRule="auto"/>
+              <w:jc w:val="center"/>
+              <w:rPr>
+                <w:rFonts w:ascii="Times New Roman" w:hAnsi="Times New Roman" w:cs="Times New Roman"/>
+                <w:sz w:val="28"/>
+                <w:szCs w:val="28"/>
+              </w:rPr>
+            </w:pPr>
+            <w:r>
+              <w:rPr>
+                <w:rFonts w:ascii="Times New Roman" w:hAnsi="Times New Roman" w:cs="Times New Roman"/>
+                <w:bCs/>
+                <w:sz w:val="28"/>
+                <w:szCs w:val="28"/>
+              </w:rPr>
+              <w:t>Partial</w:t>
+            </w:r>
+          </w:p>
+        </w:tc>
+        <w:tc>
+          <w:tcPr>
+            <w:tcW w:w="1808" w:type="dxa"/>
+          </w:tcPr>
+          <w:p>
+            <w:pPr>
+              <w:spacing w:line="360" w:lineRule="auto"/>
+              <w:jc w:val="center"/>
+              <w:rPr>
+                <w:rFonts w:ascii="Times New Roman" w:hAnsi="Times New Roman" w:cs="Times New Roman"/>
+                <w:sz w:val="28"/>
+                <w:szCs w:val="28"/>
+              </w:rPr>
+            </w:pPr>
+            <w:r>
+              <w:rPr>
+                <w:rFonts w:ascii="Times New Roman" w:hAnsi="Times New Roman" w:cs="Times New Roman"/>
+                <w:bCs/>
+                <w:sz w:val="28"/>
+                <w:szCs w:val="28"/>
+              </w:rPr>
+              <w:t>Minimal</w:t>
+            </w:r>
+          </w:p>
+        </w:tc>
+      </w:tr>
+      <w:tr>
+        <w:tc>
+          <w:tcPr>
+            <w:tcW w:w="2603" w:type="dxa"/>
+          </w:tcPr>
+          <w:p>
+            <w:pPr>
+              <w:spacing w:line="360" w:lineRule="auto"/>
+              <w:jc w:val="center"/>
+              <w:rPr>
+                <w:rFonts w:ascii="Times New Roman" w:hAnsi="Times New Roman" w:cs="Times New Roman"/>
+                <w:sz w:val="28"/>
+                <w:szCs w:val="28"/>
+              </w:rPr>
+            </w:pPr>
+            <w:r>
+              <w:rPr>
+                <w:rFonts w:ascii="Times New Roman" w:hAnsi="Times New Roman" w:cs="Times New Roman"/>
+                <w:bCs/>
+                <w:sz w:val="28"/>
+                <w:szCs w:val="28"/>
+              </w:rPr>
+              <w:t>Inference compute</w:t>
+            </w:r>
+          </w:p>
+        </w:tc>
+        <w:tc>
+          <w:tcPr>
+            <w:tcW w:w="2674" w:type="dxa"/>
+          </w:tcPr>
+          <w:p>
+            <w:pPr>
+              <w:spacing w:line="360" w:lineRule="auto"/>
+              <w:jc w:val="center"/>
+              <w:rPr>
+                <w:rFonts w:ascii="Times New Roman" w:hAnsi="Times New Roman" w:cs="Times New Roman"/>
+                <w:sz w:val="28"/>
+                <w:szCs w:val="28"/>
+              </w:rPr>
+            </w:pPr>
+            <w:r>
+              <w:rPr>
+                <w:rFonts w:ascii="Times New Roman" w:hAnsi="Times New Roman" w:cs="Times New Roman"/>
+                <w:bCs/>
+                <w:sz w:val="28"/>
+                <w:szCs w:val="28"/>
+              </w:rPr>
+              <w:t xml:space="preserve">CPU, &lt;1 </w:t>
+            </w:r>
+            <w:proofErr w:type="spellStart"/>
+            <w:r>
+              <w:rPr>
+                <w:rFonts w:ascii="Times New Roman" w:hAnsi="Times New Roman" w:cs="Times New Roman"/>
+                <w:bCs/>
+                <w:sz w:val="28"/>
+                <w:szCs w:val="28"/>
+              </w:rPr>
+              <w:t>ms</w:t>
+            </w:r>
+            <w:proofErr w:type="spellEnd"/>
+          </w:p>
+        </w:tc>
+        <w:tc>
+          <w:tcPr>
+            <w:tcW w:w="2259" w:type="dxa"/>
+          </w:tcPr>
+          <w:p>
+            <w:pPr>
+              <w:spacing w:line="360" w:lineRule="auto"/>
+              <w:jc w:val="center"/>
+              <w:rPr>
+                <w:rFonts w:ascii="Times New Roman" w:hAnsi="Times New Roman" w:cs="Times New Roman"/>
+                <w:sz w:val="28"/>
+                <w:szCs w:val="28"/>
+              </w:rPr>
+            </w:pPr>
+            <w:r>
+              <w:rPr>
+                <w:rFonts w:ascii="Times New Roman" w:hAnsi="Times New Roman" w:cs="Times New Roman"/>
+                <w:bCs/>
+                <w:sz w:val="28"/>
+                <w:szCs w:val="28"/>
+              </w:rPr>
+              <w:t xml:space="preserve">CPU, ~10 </w:t>
+            </w:r>
+            <w:proofErr w:type="spellStart"/>
+            <w:r>
+              <w:rPr>
+                <w:rFonts w:ascii="Times New Roman" w:hAnsi="Times New Roman" w:cs="Times New Roman"/>
+                <w:bCs/>
+                <w:sz w:val="28"/>
+                <w:szCs w:val="28"/>
+              </w:rPr>
+              <w:t>ms</w:t>
+            </w:r>
+            <w:proofErr w:type="spellEnd"/>
+          </w:p>
+        </w:tc>
+        <w:tc>
+          <w:tcPr>
+            <w:tcW w:w="1808" w:type="dxa"/>
+          </w:tcPr>
+          <w:p>
+            <w:pPr>
+              <w:spacing w:line="360" w:lineRule="auto"/>
+              <w:jc w:val="center"/>
+              <w:rPr>
+                <w:rFonts w:ascii="Times New Roman" w:hAnsi="Times New Roman" w:cs="Times New Roman"/>
+                <w:sz w:val="28"/>
+                <w:szCs w:val="28"/>
+              </w:rPr>
+            </w:pPr>
+            <w:r>
+              <w:rPr>
+                <w:rFonts w:ascii="Times New Roman" w:hAnsi="Times New Roman" w:cs="Times New Roman"/>
+                <w:bCs/>
+                <w:sz w:val="28"/>
+                <w:szCs w:val="28"/>
+              </w:rPr>
+              <w:t xml:space="preserve">GPU, ~50 </w:t>
+            </w:r>
+            <w:proofErr w:type="spellStart"/>
+            <w:r>
+              <w:rPr>
+                <w:rFonts w:ascii="Times New Roman" w:hAnsi="Times New Roman" w:cs="Times New Roman"/>
+                <w:bCs/>
+                <w:sz w:val="28"/>
+                <w:szCs w:val="28"/>
+              </w:rPr>
+              <w:t>ms</w:t>
+            </w:r>
+            <w:proofErr w:type="spellEnd"/>
+          </w:p>
+        </w:tc>
+      </w:tr>
+      <w:tr>
+        <w:tc>
+          <w:tcPr>
+            <w:tcW w:w="2603" w:type="dxa"/>
+          </w:tcPr>
+          <w:p>
+            <w:pPr>
+              <w:spacing w:line="360" w:lineRule="auto"/>
+              <w:jc w:val="center"/>
+              <w:rPr>
+                <w:rFonts w:ascii="Times New Roman" w:hAnsi="Times New Roman" w:cs="Times New Roman"/>
+                <w:sz w:val="28"/>
+                <w:szCs w:val="28"/>
+              </w:rPr>
+            </w:pPr>
+            <w:r>
+              <w:rPr>
+                <w:rFonts w:ascii="Times New Roman" w:hAnsi="Times New Roman" w:cs="Times New Roman"/>
+                <w:bCs/>
+                <w:sz w:val="28"/>
+                <w:szCs w:val="28"/>
+              </w:rPr>
+              <w:t>Error diagnosis</w:t>
+            </w:r>
+          </w:p>
+        </w:tc>
+        <w:tc>
+          <w:tcPr>
+            <w:tcW w:w="2674" w:type="dxa"/>
           </w:tcPr>
           <w:p>
             <w:pPr>
@@ -7861,13 +8425,13 @@
                 <w:sz w:val="28"/>
                 <w:szCs w:val="28"/>
               </w:rPr>
-              <w:t>Strategic planning of assessment</w:t>
+              <w:t>Easy</w:t>
             </w:r>
           </w:p>
         </w:tc>
         <w:tc>
           <w:tcPr>
-            <w:tcW w:w="4672" w:type="dxa"/>
+            <w:tcW w:w="2259" w:type="dxa"/>
           </w:tcPr>
           <w:p>
             <w:pPr>
@@ -7882,18 +8446,17 @@
             <w:r>
               <w:rPr>
                 <w:rFonts w:ascii="Times New Roman" w:hAnsi="Times New Roman" w:cs="Times New Roman"/>
+                <w:bCs/>
                 <w:sz w:val="28"/>
                 <w:szCs w:val="28"/>
               </w:rPr>
-              <w:t>Administration and adaptive delivery</w:t>
+              <w:t>Complex</w:t>
             </w:r>
           </w:p>
         </w:tc>
-      </w:tr>
-      <w:tr>
         <w:tc>
           <w:tcPr>
-            <w:tcW w:w="4672" w:type="dxa"/>
+            <w:tcW w:w="1808" w:type="dxa"/>
           </w:tcPr>
           <w:p>
             <w:pPr>
@@ -7908,16 +8471,45 @@
             <w:r>
               <w:rPr>
                 <w:rFonts w:ascii="Times New Roman" w:hAnsi="Times New Roman" w:cs="Times New Roman"/>
+                <w:bCs/>
                 <w:sz w:val="28"/>
                 <w:szCs w:val="28"/>
               </w:rPr>
-              <w:t>Item construction and validation</w:t>
+              <w:t>Very difficult</w:t>
+            </w:r>
+          </w:p>
+        </w:tc>
+      </w:tr>
+      <w:tr>
+        <w:tc>
+          <w:tcPr>
+            <w:tcW w:w="2603" w:type="dxa"/>
+          </w:tcPr>
+          <w:p>
+            <w:pPr>
+              <w:spacing w:line="360" w:lineRule="auto"/>
+              <w:jc w:val="center"/>
+              <w:rPr>
+                <w:rFonts w:ascii="Times New Roman" w:hAnsi="Times New Roman" w:cs="Times New Roman"/>
+                <w:bCs/>
+                <w:sz w:val="28"/>
+                <w:szCs w:val="28"/>
+              </w:rPr>
+            </w:pPr>
+            <w:r>
+              <w:rPr>
+                <w:rFonts w:ascii="Times New Roman" w:hAnsi="Times New Roman" w:cs="Times New Roman"/>
+                <w:bCs/>
+                <w:sz w:val="28"/>
+                <w:szCs w:val="28"/>
+              </w:rPr>
+              <w:t>Output consistency</w:t>
             </w:r>
           </w:p>
         </w:tc>
         <w:tc>
           <w:tcPr>
-            <w:tcW w:w="4672" w:type="dxa"/>
+            <w:tcW w:w="2674" w:type="dxa"/>
           </w:tcPr>
           <w:p>
             <w:pPr>
@@ -7932,18 +8524,17 @@
             <w:r>
               <w:rPr>
                 <w:rFonts w:ascii="Times New Roman" w:hAnsi="Times New Roman" w:cs="Times New Roman"/>
+                <w:bCs/>
                 <w:sz w:val="28"/>
                 <w:szCs w:val="28"/>
               </w:rPr>
-              <w:t>Scoring and response analysis</w:t>
+              <w:t>Deterministic</w:t>
             </w:r>
           </w:p>
         </w:tc>
-      </w:tr>
-      <w:tr>
         <w:tc>
           <w:tcPr>
-            <w:tcW w:w="4672" w:type="dxa"/>
+            <w:tcW w:w="2259" w:type="dxa"/>
           </w:tcPr>
           <w:p>
             <w:pPr>
@@ -7958,16 +8549,17 @@
             <w:r>
               <w:rPr>
                 <w:rFonts w:ascii="Times New Roman" w:hAnsi="Times New Roman" w:cs="Times New Roman"/>
+                <w:bCs/>
                 <w:sz w:val="28"/>
                 <w:szCs w:val="28"/>
               </w:rPr>
-              <w:t>Assessment assembly and quality assurance</w:t>
+              <w:t>Partially det.</w:t>
             </w:r>
           </w:p>
         </w:tc>
         <w:tc>
           <w:tcPr>
-            <w:tcW w:w="4672" w:type="dxa"/>
+            <w:tcW w:w="1808" w:type="dxa"/>
           </w:tcPr>
           <w:p>
             <w:pPr>
@@ -7982,10 +8574,218 @@
             <w:r>
               <w:rPr>
                 <w:rFonts w:ascii="Times New Roman" w:hAnsi="Times New Roman" w:cs="Times New Roman"/>
+                <w:bCs/>
                 <w:sz w:val="28"/>
                 <w:szCs w:val="28"/>
               </w:rPr>
-              <w:t>Interpretation and feedback</w:t>
+              <w:t>Stochastic</w:t>
+            </w:r>
+          </w:p>
+        </w:tc>
+      </w:tr>
+      <w:tr>
+        <w:tc>
+          <w:tcPr>
+            <w:tcW w:w="2603" w:type="dxa"/>
+          </w:tcPr>
+          <w:p>
+            <w:pPr>
+              <w:spacing w:line="360" w:lineRule="auto"/>
+              <w:jc w:val="center"/>
+              <w:rPr>
+                <w:rFonts w:ascii="Times New Roman" w:hAnsi="Times New Roman" w:cs="Times New Roman"/>
+                <w:bCs/>
+                <w:sz w:val="28"/>
+                <w:szCs w:val="28"/>
+              </w:rPr>
+            </w:pPr>
+            <w:r>
+              <w:rPr>
+                <w:rFonts w:ascii="Times New Roman" w:hAnsi="Times New Roman" w:cs="Times New Roman"/>
+                <w:bCs/>
+                <w:sz w:val="28"/>
+                <w:szCs w:val="28"/>
+              </w:rPr>
+              <w:t>Low-resource language fit</w:t>
+            </w:r>
+          </w:p>
+        </w:tc>
+        <w:tc>
+          <w:tcPr>
+            <w:tcW w:w="2674" w:type="dxa"/>
+          </w:tcPr>
+          <w:p>
+            <w:pPr>
+              <w:spacing w:line="360" w:lineRule="auto"/>
+              <w:jc w:val="center"/>
+              <w:rPr>
+                <w:rFonts w:ascii="Times New Roman" w:hAnsi="Times New Roman" w:cs="Times New Roman"/>
+                <w:sz w:val="28"/>
+                <w:szCs w:val="28"/>
+              </w:rPr>
+            </w:pPr>
+            <w:r>
+              <w:rPr>
+                <w:rFonts w:ascii="Times New Roman" w:hAnsi="Times New Roman" w:cs="Times New Roman"/>
+                <w:bCs/>
+                <w:sz w:val="28"/>
+                <w:szCs w:val="28"/>
+              </w:rPr>
+              <w:t>High</w:t>
+            </w:r>
+          </w:p>
+        </w:tc>
+        <w:tc>
+          <w:tcPr>
+            <w:tcW w:w="2259" w:type="dxa"/>
+          </w:tcPr>
+          <w:p>
+            <w:pPr>
+              <w:spacing w:line="360" w:lineRule="auto"/>
+              <w:jc w:val="center"/>
+              <w:rPr>
+                <w:rFonts w:ascii="Times New Roman" w:hAnsi="Times New Roman" w:cs="Times New Roman"/>
+                <w:sz w:val="28"/>
+                <w:szCs w:val="28"/>
+              </w:rPr>
+            </w:pPr>
+            <w:r>
+              <w:rPr>
+                <w:rFonts w:ascii="Times New Roman" w:hAnsi="Times New Roman" w:cs="Times New Roman"/>
+                <w:bCs/>
+                <w:sz w:val="28"/>
+                <w:szCs w:val="28"/>
+              </w:rPr>
+              <w:t>Medium</w:t>
+            </w:r>
+          </w:p>
+        </w:tc>
+        <w:tc>
+          <w:tcPr>
+            <w:tcW w:w="1808" w:type="dxa"/>
+          </w:tcPr>
+          <w:p>
+            <w:pPr>
+              <w:spacing w:line="360" w:lineRule="auto"/>
+              <w:jc w:val="center"/>
+              <w:rPr>
+                <w:rFonts w:ascii="Times New Roman" w:hAnsi="Times New Roman" w:cs="Times New Roman"/>
+                <w:sz w:val="28"/>
+                <w:szCs w:val="28"/>
+              </w:rPr>
+            </w:pPr>
+            <w:r>
+              <w:rPr>
+                <w:rFonts w:ascii="Times New Roman" w:hAnsi="Times New Roman" w:cs="Times New Roman"/>
+                <w:bCs/>
+                <w:sz w:val="28"/>
+                <w:szCs w:val="28"/>
+              </w:rPr>
+              <w:t>Low</w:t>
+            </w:r>
+          </w:p>
+        </w:tc>
+      </w:tr>
+      <w:tr>
+        <w:tc>
+          <w:tcPr>
+            <w:tcW w:w="2603" w:type="dxa"/>
+          </w:tcPr>
+          <w:p>
+            <w:pPr>
+              <w:spacing w:line="360" w:lineRule="auto"/>
+              <w:jc w:val="center"/>
+              <w:rPr>
+                <w:rFonts w:ascii="Times New Roman" w:hAnsi="Times New Roman" w:cs="Times New Roman"/>
+                <w:bCs/>
+                <w:sz w:val="28"/>
+                <w:szCs w:val="28"/>
+              </w:rPr>
+            </w:pPr>
+            <w:r>
+              <w:rPr>
+                <w:rFonts w:ascii="Times New Roman" w:hAnsi="Times New Roman" w:cs="Times New Roman"/>
+                <w:bCs/>
+                <w:sz w:val="28"/>
+                <w:szCs w:val="28"/>
+              </w:rPr>
+              <w:lastRenderedPageBreak/>
+              <w:t>Domain adaptation</w:t>
+            </w:r>
+          </w:p>
+        </w:tc>
+        <w:tc>
+          <w:tcPr>
+            <w:tcW w:w="2674" w:type="dxa"/>
+          </w:tcPr>
+          <w:p>
+            <w:pPr>
+              <w:spacing w:line="360" w:lineRule="auto"/>
+              <w:jc w:val="center"/>
+              <w:rPr>
+                <w:rFonts w:ascii="Times New Roman" w:hAnsi="Times New Roman" w:cs="Times New Roman"/>
+                <w:sz w:val="28"/>
+                <w:szCs w:val="28"/>
+              </w:rPr>
+            </w:pPr>
+            <w:r>
+              <w:rPr>
+                <w:rFonts w:ascii="Times New Roman" w:hAnsi="Times New Roman" w:cs="Times New Roman"/>
+                <w:bCs/>
+                <w:sz w:val="28"/>
+                <w:szCs w:val="28"/>
+              </w:rPr>
+              <w:t>Easy</w:t>
+            </w:r>
+          </w:p>
+        </w:tc>
+        <w:tc>
+          <w:tcPr>
+            <w:tcW w:w="2259" w:type="dxa"/>
+          </w:tcPr>
+          <w:p>
+            <w:pPr>
+              <w:spacing w:line="360" w:lineRule="auto"/>
+              <w:jc w:val="center"/>
+              <w:rPr>
+                <w:rFonts w:ascii="Times New Roman" w:hAnsi="Times New Roman" w:cs="Times New Roman"/>
+                <w:sz w:val="28"/>
+                <w:szCs w:val="28"/>
+              </w:rPr>
+            </w:pPr>
+            <w:r>
+              <w:rPr>
+                <w:rFonts w:ascii="Times New Roman" w:hAnsi="Times New Roman" w:cs="Times New Roman"/>
+                <w:bCs/>
+                <w:sz w:val="28"/>
+                <w:szCs w:val="28"/>
+              </w:rPr>
+              <w:t>Difficult</w:t>
+            </w:r>
+          </w:p>
+        </w:tc>
+        <w:tc>
+          <w:tcPr>
+            <w:tcW w:w="1808" w:type="dxa"/>
+          </w:tcPr>
+          <w:p>
+            <w:pPr>
+              <w:spacing w:line="360" w:lineRule="auto"/>
+              <w:jc w:val="center"/>
+              <w:rPr>
+                <w:rFonts w:ascii="Times New Roman" w:hAnsi="Times New Roman" w:cs="Times New Roman"/>
+                <w:sz w:val="28"/>
+                <w:szCs w:val="28"/>
+              </w:rPr>
+            </w:pPr>
+            <w:r>
+              <w:rPr>
+                <w:rFonts w:ascii="Times New Roman" w:hAnsi="Times New Roman" w:cs="Times New Roman"/>
+                <w:bCs/>
+                <w:sz w:val="28"/>
+                <w:szCs w:val="28"/>
+              </w:rPr>
+              <w:t>Very difficult</w:t>
             </w:r>
           </w:p>
         </w:tc>
@@ -7994,8 +8794,6 @@
     <w:p>
       <w:pPr>
         <w:spacing w:after="0" w:line="360" w:lineRule="auto"/>
-        <w:ind w:firstLine="567"/>
-        <w:jc w:val="both"/>
         <w:rPr>
           <w:rFonts w:ascii="Times New Roman" w:eastAsia="MS Mincho" w:hAnsi="Times New Roman" w:cs="Times New Roman"/>
           <w:kern w:val="0"/>
@@ -8014,7 +8812,29 @@
           <w:szCs w:val="28"/>
           <w14:ligatures w14:val="none"/>
         </w:rPr>
-        <w:t>Source:</w:t>
+        <w:t>Source</w:t>
+      </w:r>
+      <w:r>
+        <w:rPr>
+          <w:rFonts w:ascii="Times New Roman" w:eastAsia="MS Mincho" w:hAnsi="Times New Roman" w:cs="Times New Roman"/>
+          <w:b/>
+          <w:bCs/>
+          <w:kern w:val="0"/>
+          <w:sz w:val="28"/>
+          <w:szCs w:val="28"/>
+          <w14:ligatures w14:val="none"/>
+        </w:rPr>
+        <w:t xml:space="preserve">: </w:t>
+      </w:r>
+      <w:r>
+        <w:rPr>
+          <w:rFonts w:ascii="Times New Roman" w:eastAsia="MS Mincho" w:hAnsi="Times New Roman" w:cs="Times New Roman"/>
+          <w:kern w:val="0"/>
+          <w:sz w:val="28"/>
+          <w:szCs w:val="28"/>
+          <w14:ligatures w14:val="none"/>
+        </w:rPr>
+        <w:t>Compiled by the author based on Tan et al. (2021); IEEE Signal</w:t>
       </w:r>
       <w:r>
         <w:rPr>
@@ -8026,7 +8846,39 @@
         </w:rPr>
         <w:t xml:space="preserve"> </w:t>
       </w:r>
-      <w:hyperlink r:id="rId10" w:history="1">
+      <w:r>
+        <w:rPr>
+          <w:rFonts w:ascii="Times New Roman" w:eastAsia="MS Mincho" w:hAnsi="Times New Roman" w:cs="Times New Roman"/>
+          <w:kern w:val="0"/>
+          <w:sz w:val="28"/>
+          <w:szCs w:val="28"/>
+          <w14:ligatures w14:val="none"/>
+        </w:rPr>
+        <w:t>Processing Magazine (2015)</w:t>
+      </w:r>
+      <w:r>
+        <w:rPr>
+          <w:rFonts w:ascii="Times New Roman" w:eastAsia="MS Mincho" w:hAnsi="Times New Roman" w:cs="Times New Roman"/>
+          <w:kern w:val="0"/>
+          <w:sz w:val="28"/>
+          <w:szCs w:val="28"/>
+          <w14:ligatures w14:val="none"/>
+        </w:rPr>
+        <w:t xml:space="preserve">. </w:t>
+      </w:r>
+    </w:p>
+    <w:p>
+      <w:pPr>
+        <w:spacing w:after="0" w:line="360" w:lineRule="auto"/>
+        <w:rPr>
+          <w:rFonts w:ascii="Times New Roman" w:eastAsia="MS Mincho" w:hAnsi="Times New Roman" w:cs="Times New Roman"/>
+          <w:kern w:val="0"/>
+          <w:sz w:val="28"/>
+          <w:szCs w:val="28"/>
+          <w14:ligatures w14:val="none"/>
+        </w:rPr>
+      </w:pPr>
+      <w:hyperlink r:id="rId12" w:history="1">
         <w:r>
           <w:rPr>
             <w:rStyle w:val="Hyperlink"/>
@@ -8036,7 +8888,7 @@
             <w:szCs w:val="28"/>
             <w14:ligatures w14:val="none"/>
           </w:rPr>
-          <w:t>https://doi.org/10.61071/JDP.2555</w:t>
+          <w:t>https://ieeexplore.ieee.org/document/7282379</w:t>
         </w:r>
       </w:hyperlink>
     </w:p>
@@ -8075,115 +8927,7 @@
           <w:szCs w:val="28"/>
           <w14:ligatures w14:val="none"/>
         </w:rPr>
-        <w:t xml:space="preserve">The concepts of Continuous Assessment and Personalized Learning are considered two main concepts that complement each other in modern education (Pane et al., 2015). Continuous assessment means that the student is assessed in various activities, such as quizzes, assignments, projects, and continuously increases his/her individual monitoring. Personalized learning is about creating an assessment system according to the level and interests of </w:t>
-      </w:r>
-      <w:proofErr w:type="gramStart"/>
-      <w:r>
-        <w:rPr>
-          <w:rFonts w:ascii="Times New Roman" w:eastAsia="MS Mincho" w:hAnsi="Times New Roman" w:cs="Times New Roman"/>
-          <w:kern w:val="0"/>
-          <w:sz w:val="28"/>
-          <w:szCs w:val="28"/>
-          <w14:ligatures w14:val="none"/>
-        </w:rPr>
-        <w:t>each individual</w:t>
-      </w:r>
-      <w:proofErr w:type="gramEnd"/>
-      <w:r>
-        <w:rPr>
-          <w:rFonts w:ascii="Times New Roman" w:eastAsia="MS Mincho" w:hAnsi="Times New Roman" w:cs="Times New Roman"/>
-          <w:kern w:val="0"/>
-          <w:sz w:val="28"/>
-          <w:szCs w:val="28"/>
-          <w14:ligatures w14:val="none"/>
-        </w:rPr>
-        <w:t xml:space="preserve">. The reason for this is that we know that not every individual learns in the same way and that different subjects and courses are more difficult or easier for </w:t>
-      </w:r>
-      <w:proofErr w:type="gramStart"/>
-      <w:r>
-        <w:rPr>
-          <w:rFonts w:ascii="Times New Roman" w:eastAsia="MS Mincho" w:hAnsi="Times New Roman" w:cs="Times New Roman"/>
-          <w:kern w:val="0"/>
-          <w:sz w:val="28"/>
-          <w:szCs w:val="28"/>
-          <w14:ligatures w14:val="none"/>
-        </w:rPr>
-        <w:t>each individual</w:t>
-      </w:r>
-      <w:proofErr w:type="gramEnd"/>
-      <w:r>
-        <w:rPr>
-          <w:rFonts w:ascii="Times New Roman" w:eastAsia="MS Mincho" w:hAnsi="Times New Roman" w:cs="Times New Roman"/>
-          <w:kern w:val="0"/>
-          <w:sz w:val="28"/>
-          <w:szCs w:val="28"/>
-          <w14:ligatures w14:val="none"/>
-        </w:rPr>
-        <w:t xml:space="preserve">. These two main concepts are closely related to each other, and for one concept to exist, the other concept must also be included in the modern assessment system. With the implemented continuous assessment system, the system must first analyze the student's grades and answers. A roadmap should be developed and personalized according to the weak points and questions that arise. In addition, the artificial intelligence system should </w:t>
-      </w:r>
-      <w:r>
-        <w:rPr>
-          <w:rFonts w:ascii="Times New Roman" w:eastAsia="MS Mincho" w:hAnsi="Times New Roman" w:cs="Times New Roman"/>
-          <w:kern w:val="0"/>
-          <w:sz w:val="28"/>
-          <w:szCs w:val="28"/>
-          <w14:ligatures w14:val="none"/>
-        </w:rPr>
-        <w:t>adapt to</w:t>
-      </w:r>
-      <w:r>
-        <w:rPr>
-          <w:rFonts w:ascii="Times New Roman" w:eastAsia="MS Mincho" w:hAnsi="Times New Roman" w:cs="Times New Roman"/>
-          <w:kern w:val="0"/>
-          <w:sz w:val="28"/>
-          <w:szCs w:val="28"/>
-          <w14:ligatures w14:val="none"/>
-        </w:rPr>
-        <w:t xml:space="preserve"> the lesson and give individual tasks. Continuous assessment and learning help personalized learning in many situations. First, it analyzes and reveals the student's strengths and weaknesses. For example, if one student is strong in mathematics, another student may be more active in drawing. This makes the assessment more transparent </w:t>
-      </w:r>
-      <w:proofErr w:type="gramStart"/>
-      <w:r>
-        <w:rPr>
-          <w:rFonts w:ascii="Times New Roman" w:eastAsia="MS Mincho" w:hAnsi="Times New Roman" w:cs="Times New Roman"/>
-          <w:kern w:val="0"/>
-          <w:sz w:val="28"/>
-          <w:szCs w:val="28"/>
-          <w14:ligatures w14:val="none"/>
-        </w:rPr>
-        <w:t>in order to</w:t>
-      </w:r>
-      <w:proofErr w:type="gramEnd"/>
-      <w:r>
-        <w:rPr>
-          <w:rFonts w:ascii="Times New Roman" w:eastAsia="MS Mincho" w:hAnsi="Times New Roman" w:cs="Times New Roman"/>
-          <w:kern w:val="0"/>
-          <w:sz w:val="28"/>
-          <w:szCs w:val="28"/>
-          <w14:ligatures w14:val="none"/>
-        </w:rPr>
-        <w:t xml:space="preserve"> find its own solution in the system created by modern education. In addition, with continuous assessment methods, artificial intelligence adjusts the learning speed based on the results it receives from the answers. By analyzing the learning speed of </w:t>
-      </w:r>
-      <w:proofErr w:type="gramStart"/>
-      <w:r>
-        <w:rPr>
-          <w:rFonts w:ascii="Times New Roman" w:eastAsia="MS Mincho" w:hAnsi="Times New Roman" w:cs="Times New Roman"/>
-          <w:kern w:val="0"/>
-          <w:sz w:val="28"/>
-          <w:szCs w:val="28"/>
-          <w14:ligatures w14:val="none"/>
-        </w:rPr>
-        <w:t>each individual</w:t>
-      </w:r>
-      <w:proofErr w:type="gramEnd"/>
-      <w:r>
-        <w:rPr>
-          <w:rFonts w:ascii="Times New Roman" w:eastAsia="MS Mincho" w:hAnsi="Times New Roman" w:cs="Times New Roman"/>
-          <w:kern w:val="0"/>
-          <w:sz w:val="28"/>
-          <w:szCs w:val="28"/>
-          <w14:ligatures w14:val="none"/>
-        </w:rPr>
-        <w:t>, it systematically reveals who needs additional explanation and who can go faster.</w:t>
+        <w:t>As the comparison illustrates, the rule-based paradigm is the only approach that requires no training data, produces fully interpretable output, and allows direct linguistic control — making it the most appropriate starting point for Azerbaijani TTS at its current stage of technological development.</w:t>
       </w:r>
     </w:p>
     <w:p>
@@ -8199,193 +8943,6 @@
           <w14:ligatures w14:val="none"/>
         </w:rPr>
       </w:pPr>
-      <w:r>
-        <w:rPr>
-          <w:rFonts w:ascii="Times New Roman" w:eastAsia="MS Mincho" w:hAnsi="Times New Roman" w:cs="Times New Roman"/>
-          <w:kern w:val="0"/>
-          <w:sz w:val="28"/>
-          <w:szCs w:val="28"/>
-          <w14:ligatures w14:val="none"/>
-        </w:rPr>
-        <w:lastRenderedPageBreak/>
-        <w:t xml:space="preserve">The development of technology is increasing every day. However, the role of technology is of great importance in modern education (Selwyn, 2016). With the help of technology, modern education is faster, more developed and systematic. Thanks to technology, it creates opportunities such as analyzing, sharing results and giving feedback in modern educational assessment. Technology is a very important tool not only for learning but also for correct assessment. This can be made possible in various ways. </w:t>
-      </w:r>
-      <w:proofErr w:type="gramStart"/>
-      <w:r>
-        <w:rPr>
-          <w:rFonts w:ascii="Times New Roman" w:eastAsia="MS Mincho" w:hAnsi="Times New Roman" w:cs="Times New Roman"/>
-          <w:kern w:val="0"/>
-          <w:sz w:val="28"/>
-          <w:szCs w:val="28"/>
-          <w14:ligatures w14:val="none"/>
-        </w:rPr>
-        <w:t>First of all</w:t>
-      </w:r>
-      <w:proofErr w:type="gramEnd"/>
-      <w:r>
-        <w:rPr>
-          <w:rFonts w:ascii="Times New Roman" w:eastAsia="MS Mincho" w:hAnsi="Times New Roman" w:cs="Times New Roman"/>
-          <w:kern w:val="0"/>
-          <w:sz w:val="28"/>
-          <w:szCs w:val="28"/>
-          <w14:ligatures w14:val="none"/>
-        </w:rPr>
-        <w:t xml:space="preserve">, by implementing automated assessments, the immediate display of grades and automatic analysis of tests speeds up the work. Thus, individuals save their time and are busy with other important tasks. In addition, technology, especially the use of fields such as artificial intelligence, helps to get feedback in real time (Woolf, 2010). The time that students spend on getting feedback and learning from the right sources can be immediately received through artificial intelligence-supported systems. This makes assessment in modern education more accurate and </w:t>
-      </w:r>
-      <w:r>
-        <w:rPr>
-          <w:rFonts w:ascii="Times New Roman" w:eastAsia="MS Mincho" w:hAnsi="Times New Roman" w:cs="Times New Roman"/>
-          <w:kern w:val="0"/>
-          <w:sz w:val="28"/>
-          <w:szCs w:val="28"/>
-          <w14:ligatures w14:val="none"/>
-        </w:rPr>
-        <w:t>timesaving</w:t>
-      </w:r>
-      <w:r>
-        <w:rPr>
-          <w:rFonts w:ascii="Times New Roman" w:eastAsia="MS Mincho" w:hAnsi="Times New Roman" w:cs="Times New Roman"/>
-          <w:kern w:val="0"/>
-          <w:sz w:val="28"/>
-          <w:szCs w:val="28"/>
-          <w14:ligatures w14:val="none"/>
-        </w:rPr>
-        <w:t xml:space="preserve">, providing individuals with greater access to information and accelerating learning. In addition, another field, data science, can give great importance to technology because when this field is integrated into modern education, data analysis becomes easier and more visible (Baker &amp; </w:t>
-      </w:r>
-      <w:proofErr w:type="spellStart"/>
-      <w:r>
-        <w:rPr>
-          <w:rFonts w:ascii="Times New Roman" w:eastAsia="MS Mincho" w:hAnsi="Times New Roman" w:cs="Times New Roman"/>
-          <w:kern w:val="0"/>
-          <w:sz w:val="28"/>
-          <w:szCs w:val="28"/>
-          <w14:ligatures w14:val="none"/>
-        </w:rPr>
-        <w:t>Inventado</w:t>
-      </w:r>
-      <w:proofErr w:type="spellEnd"/>
-      <w:r>
-        <w:rPr>
-          <w:rFonts w:ascii="Times New Roman" w:eastAsia="MS Mincho" w:hAnsi="Times New Roman" w:cs="Times New Roman"/>
-          <w:kern w:val="0"/>
-          <w:sz w:val="28"/>
-          <w:szCs w:val="28"/>
-          <w14:ligatures w14:val="none"/>
-        </w:rPr>
-        <w:t xml:space="preserve">, 2014). Thanks to these modern technologies, student performance is monitored and weak topics are revealed. Finally, with personalized learning support, the artificial intelligence-supported system prepares appropriate methodologies and provides plans for each student and his learning speed, performance, and level. It is possible to carry out the analysis with various assessment methods. The use of various methods such as quizzes, interactive tasks, video-based assessments will bring together important features such as motivation and discipline for individuals. The main feature of this methodology is that technology is closely related to distance learning and allows for the transition to distance learning. Even if the student learns remotely, the assessment will continue with the standard method and will continue to work properly in a modern education system with new technologies. Although the advantages and benefits of continuous assessment for modern education are many, there are some problems in its implementation. </w:t>
-      </w:r>
-      <w:proofErr w:type="gramStart"/>
-      <w:r>
-        <w:rPr>
-          <w:rFonts w:ascii="Times New Roman" w:eastAsia="MS Mincho" w:hAnsi="Times New Roman" w:cs="Times New Roman"/>
-          <w:kern w:val="0"/>
-          <w:sz w:val="28"/>
-          <w:szCs w:val="28"/>
-          <w14:ligatures w14:val="none"/>
-        </w:rPr>
-        <w:t>First of all</w:t>
-      </w:r>
-      <w:proofErr w:type="gramEnd"/>
-      <w:r>
-        <w:rPr>
-          <w:rFonts w:ascii="Times New Roman" w:eastAsia="MS Mincho" w:hAnsi="Times New Roman" w:cs="Times New Roman"/>
-          <w:kern w:val="0"/>
-          <w:sz w:val="28"/>
-          <w:szCs w:val="28"/>
-          <w14:ligatures w14:val="none"/>
-        </w:rPr>
-        <w:t xml:space="preserve">, data privacy and security </w:t>
-      </w:r>
-      <w:r>
-        <w:rPr>
-          <w:rFonts w:ascii="Times New Roman" w:eastAsia="MS Mincho" w:hAnsi="Times New Roman" w:cs="Times New Roman"/>
-          <w:kern w:val="0"/>
-          <w:sz w:val="28"/>
-          <w:szCs w:val="28"/>
-          <w14:ligatures w14:val="none"/>
-        </w:rPr>
-        <w:lastRenderedPageBreak/>
-        <w:t>can be a disadvantage of an AI-integrated system (OECD, 2021). An AI-supported system stores all the information of students in the form of data, which in turn creates data privacy risks. Therefore, security and data protection are important when using modern technologies. In addition, today's AI-integrated systems and websites inform about the possibility of making wrong decisions. Thus, the integration of AI into the education system assessment may produce uneven results and some students may be evaluated incorrectly (Holmes et al., 2019). In addition, the innovation and convenience brought by technology can create dependency in teachers and students. Teachers may rely too much on AI-supported systems, and students may also weaken their research and cognitive skills. AI-supported systems can be manipulated because they are technological equipment, which in turn violates the rules of integrity and opens the way to abuse. Answers can be found through technological equipment, which makes real assessment difficult. Although artificial intelligence is a successful investment in many areas such as medicine, finance, IT and robotics, it can be just as difficult in the education sector. Not every education system is open to innovation, learning and applying the integration of new and modern technology for assessment can be both time-consuming and difficult for teachers.</w:t>
-      </w:r>
-    </w:p>
-    <w:p>
-      <w:pPr>
-        <w:spacing w:after="0" w:line="360" w:lineRule="auto"/>
-        <w:ind w:firstLine="567"/>
-        <w:jc w:val="both"/>
-        <w:rPr>
-          <w:rFonts w:ascii="Times New Roman" w:eastAsia="MS Mincho" w:hAnsi="Times New Roman" w:cs="Times New Roman"/>
-          <w:kern w:val="0"/>
-          <w:sz w:val="28"/>
-          <w:szCs w:val="28"/>
-          <w14:ligatures w14:val="none"/>
-        </w:rPr>
-      </w:pPr>
-      <w:r>
-        <w:rPr>
-          <w:rFonts w:ascii="Times New Roman" w:eastAsia="MS Mincho" w:hAnsi="Times New Roman" w:cs="Times New Roman"/>
-          <w:kern w:val="0"/>
-          <w:sz w:val="28"/>
-          <w:szCs w:val="28"/>
-          <w14:ligatures w14:val="none"/>
-        </w:rPr>
-        <w:t xml:space="preserve">Continuous assessment methods together with artificial intelligence will be the main pillar of future education (Luckin et al., 2016). The most important points are methods such as fully personalized learning, real-time adaptive assessment, intelligent feedback systems and practical assessment. In the future, the integration of modern education with artificial intelligence will change not only the system but also the way it is taught. The education sector will become more modern with artificial </w:t>
-      </w:r>
-      <w:proofErr w:type="gramStart"/>
-      <w:r>
-        <w:rPr>
-          <w:rFonts w:ascii="Times New Roman" w:eastAsia="MS Mincho" w:hAnsi="Times New Roman" w:cs="Times New Roman"/>
-          <w:kern w:val="0"/>
-          <w:sz w:val="28"/>
-          <w:szCs w:val="28"/>
-          <w14:ligatures w14:val="none"/>
-        </w:rPr>
-        <w:t>intelligence</w:t>
-      </w:r>
-      <w:proofErr w:type="gramEnd"/>
-      <w:r>
-        <w:rPr>
-          <w:rFonts w:ascii="Times New Roman" w:eastAsia="MS Mincho" w:hAnsi="Times New Roman" w:cs="Times New Roman"/>
-          <w:kern w:val="0"/>
-          <w:sz w:val="28"/>
-          <w:szCs w:val="28"/>
-          <w14:ligatures w14:val="none"/>
-        </w:rPr>
-        <w:t xml:space="preserve"> and many functions will be added with innovative innovations. These innovations will benefit the system and lay the foundation for personalized learning. The integration of intelligent feedback systems will play a supporting role for the teacher and show the ways to develop. In addition, with proper assessment and personalized learning in education, many talented individuals can emerge. The integration of artificial intelligence systems into the field of education can track a person's learning process for years and, in addition, analyze their development </w:t>
-      </w:r>
-      <w:r>
-        <w:rPr>
-          <w:rFonts w:ascii="Times New Roman" w:eastAsia="MS Mincho" w:hAnsi="Times New Roman" w:cs="Times New Roman"/>
-          <w:kern w:val="0"/>
-          <w:sz w:val="28"/>
-          <w:szCs w:val="28"/>
-          <w14:ligatures w14:val="none"/>
-        </w:rPr>
-        <w:lastRenderedPageBreak/>
-        <w:t xml:space="preserve">throughout their careers. In addition, since all the data is collected in modern education, a lot of information can be extracted based on big data and data-driven decisions can be made based on this information (Baker &amp; </w:t>
-      </w:r>
-      <w:proofErr w:type="spellStart"/>
-      <w:r>
-        <w:rPr>
-          <w:rFonts w:ascii="Times New Roman" w:eastAsia="MS Mincho" w:hAnsi="Times New Roman" w:cs="Times New Roman"/>
-          <w:kern w:val="0"/>
-          <w:sz w:val="28"/>
-          <w:szCs w:val="28"/>
-          <w14:ligatures w14:val="none"/>
-        </w:rPr>
-        <w:t>Inventado</w:t>
-      </w:r>
-      <w:proofErr w:type="spellEnd"/>
-      <w:r>
-        <w:rPr>
-          <w:rFonts w:ascii="Times New Roman" w:eastAsia="MS Mincho" w:hAnsi="Times New Roman" w:cs="Times New Roman"/>
-          <w:kern w:val="0"/>
-          <w:sz w:val="28"/>
-          <w:szCs w:val="28"/>
-          <w14:ligatures w14:val="none"/>
-        </w:rPr>
-        <w:t>, 2014). Basically, through the development graphs, tables, and other data-based indicator visual systems that students need to work on themselves, students can see their personal qualities and get more accurate, fast and personalized evaluation. In the future, the formula for successful education will be built on the balance of artificial intelligence and human teachers, and the progress of this foundation will be due to the day-to-day growth of technology. In the future, continuous assessment supported by artificial intelligence will make education more personalized and effective. Student development will be monitored in real time and a learning path suitable for everyone will be provided. This approach will reduce the role of traditional exams and bring competency-based assessment to the forefront. However, for a successful result, the right balance must be maintained between technology and human teachers.</w:t>
-      </w:r>
     </w:p>
     <w:p>
       <w:pPr>
@@ -8404,7 +8961,9 @@
           <w14:ligatures w14:val="none"/>
         </w:rPr>
       </w:pPr>
-      <w:bookmarkStart w:id="16" w:name="_Toc230616107"/>
+      <w:bookmarkStart w:id="19" w:name="_Toc230620395"/>
+      <w:bookmarkStart w:id="20" w:name="OLE_LINK127"/>
+      <w:bookmarkEnd w:id="16"/>
       <w:r>
         <w:rPr>
           <w:rFonts w:ascii="Times New Roman" w:eastAsia="Times New Roman" w:hAnsi="Times New Roman" w:cs="Times New Roman"/>
@@ -8429,8 +8988,9 @@
         </w:rPr>
         <w:t>Theoretical foundations and models of AI in education assessment</w:t>
       </w:r>
-      <w:bookmarkEnd w:id="16"/>
-    </w:p>
+      <w:bookmarkEnd w:id="19"/>
+    </w:p>
+    <w:bookmarkEnd w:id="20"/>
     <w:p>
       <w:pPr>
         <w:spacing w:after="0" w:line="360" w:lineRule="auto"/>
@@ -8454,6 +9014,174 @@
         </w:rPr>
         <w:t>Modern education system means modern and innovative approaches. There are learning theories that support artificial intelligence in educational assessment. Learning theory explains what artificial intelligence does in the background in the assessment process and how these different learning theories work in the artificial intelligence system and how they help students more effectively (Illeris, 2018).</w:t>
       </w:r>
+    </w:p>
+    <w:p>
+      <w:pPr>
+        <w:spacing w:after="0" w:line="360" w:lineRule="auto"/>
+        <w:ind w:firstLine="567"/>
+        <w:jc w:val="both"/>
+        <w:rPr>
+          <w:rFonts w:ascii="Times New Roman" w:eastAsia="MS Mincho" w:hAnsi="Times New Roman" w:cs="Times New Roman"/>
+          <w:kern w:val="0"/>
+          <w:sz w:val="28"/>
+          <w:szCs w:val="28"/>
+          <w14:ligatures w14:val="none"/>
+        </w:rPr>
+      </w:pPr>
+    </w:p>
+    <w:p>
+      <w:pPr>
+        <w:spacing w:after="0" w:line="360" w:lineRule="auto"/>
+        <w:ind w:firstLine="567"/>
+        <w:jc w:val="both"/>
+        <w:rPr>
+          <w:rFonts w:ascii="Times New Roman" w:eastAsia="MS Mincho" w:hAnsi="Times New Roman" w:cs="Times New Roman"/>
+          <w:kern w:val="0"/>
+          <w:sz w:val="28"/>
+          <w:szCs w:val="28"/>
+          <w14:ligatures w14:val="none"/>
+        </w:rPr>
+      </w:pPr>
+    </w:p>
+    <w:p>
+      <w:pPr>
+        <w:spacing w:after="0" w:line="360" w:lineRule="auto"/>
+        <w:ind w:firstLine="567"/>
+        <w:jc w:val="both"/>
+        <w:rPr>
+          <w:rFonts w:ascii="Times New Roman" w:eastAsia="MS Mincho" w:hAnsi="Times New Roman" w:cs="Times New Roman"/>
+          <w:kern w:val="0"/>
+          <w:sz w:val="28"/>
+          <w:szCs w:val="28"/>
+          <w14:ligatures w14:val="none"/>
+        </w:rPr>
+      </w:pPr>
+    </w:p>
+    <w:p>
+      <w:pPr>
+        <w:spacing w:after="0" w:line="360" w:lineRule="auto"/>
+        <w:ind w:firstLine="567"/>
+        <w:jc w:val="both"/>
+        <w:rPr>
+          <w:rFonts w:ascii="Times New Roman" w:eastAsia="MS Mincho" w:hAnsi="Times New Roman" w:cs="Times New Roman"/>
+          <w:kern w:val="0"/>
+          <w:sz w:val="28"/>
+          <w:szCs w:val="28"/>
+          <w14:ligatures w14:val="none"/>
+        </w:rPr>
+      </w:pPr>
+    </w:p>
+    <w:p>
+      <w:pPr>
+        <w:spacing w:after="0" w:line="360" w:lineRule="auto"/>
+        <w:ind w:firstLine="567"/>
+        <w:jc w:val="both"/>
+        <w:rPr>
+          <w:rFonts w:ascii="Times New Roman" w:eastAsia="MS Mincho" w:hAnsi="Times New Roman" w:cs="Times New Roman"/>
+          <w:kern w:val="0"/>
+          <w:sz w:val="28"/>
+          <w:szCs w:val="28"/>
+          <w14:ligatures w14:val="none"/>
+        </w:rPr>
+      </w:pPr>
+    </w:p>
+    <w:p>
+      <w:pPr>
+        <w:spacing w:after="0" w:line="360" w:lineRule="auto"/>
+        <w:ind w:firstLine="567"/>
+        <w:jc w:val="both"/>
+        <w:rPr>
+          <w:rFonts w:ascii="Times New Roman" w:eastAsia="MS Mincho" w:hAnsi="Times New Roman" w:cs="Times New Roman"/>
+          <w:kern w:val="0"/>
+          <w:sz w:val="28"/>
+          <w:szCs w:val="28"/>
+          <w14:ligatures w14:val="none"/>
+        </w:rPr>
+      </w:pPr>
+    </w:p>
+    <w:p>
+      <w:pPr>
+        <w:spacing w:after="0" w:line="360" w:lineRule="auto"/>
+        <w:ind w:firstLine="567"/>
+        <w:jc w:val="both"/>
+        <w:rPr>
+          <w:rFonts w:ascii="Times New Roman" w:eastAsia="MS Mincho" w:hAnsi="Times New Roman" w:cs="Times New Roman"/>
+          <w:kern w:val="0"/>
+          <w:sz w:val="28"/>
+          <w:szCs w:val="28"/>
+          <w14:ligatures w14:val="none"/>
+        </w:rPr>
+      </w:pPr>
+    </w:p>
+    <w:p>
+      <w:pPr>
+        <w:spacing w:after="0" w:line="360" w:lineRule="auto"/>
+        <w:ind w:firstLine="567"/>
+        <w:jc w:val="both"/>
+        <w:rPr>
+          <w:rFonts w:ascii="Times New Roman" w:eastAsia="MS Mincho" w:hAnsi="Times New Roman" w:cs="Times New Roman"/>
+          <w:kern w:val="0"/>
+          <w:sz w:val="28"/>
+          <w:szCs w:val="28"/>
+          <w14:ligatures w14:val="none"/>
+        </w:rPr>
+      </w:pPr>
+    </w:p>
+    <w:p>
+      <w:pPr>
+        <w:spacing w:after="0" w:line="360" w:lineRule="auto"/>
+        <w:ind w:firstLine="567"/>
+        <w:jc w:val="both"/>
+        <w:rPr>
+          <w:rFonts w:ascii="Times New Roman" w:eastAsia="MS Mincho" w:hAnsi="Times New Roman" w:cs="Times New Roman"/>
+          <w:kern w:val="0"/>
+          <w:sz w:val="28"/>
+          <w:szCs w:val="28"/>
+          <w14:ligatures w14:val="none"/>
+        </w:rPr>
+      </w:pPr>
+    </w:p>
+    <w:p>
+      <w:pPr>
+        <w:spacing w:after="0" w:line="360" w:lineRule="auto"/>
+        <w:ind w:firstLine="567"/>
+        <w:jc w:val="both"/>
+        <w:rPr>
+          <w:rFonts w:ascii="Times New Roman" w:eastAsia="MS Mincho" w:hAnsi="Times New Roman" w:cs="Times New Roman"/>
+          <w:kern w:val="0"/>
+          <w:sz w:val="28"/>
+          <w:szCs w:val="28"/>
+          <w14:ligatures w14:val="none"/>
+        </w:rPr>
+      </w:pPr>
+    </w:p>
+    <w:p>
+      <w:pPr>
+        <w:spacing w:after="0" w:line="360" w:lineRule="auto"/>
+        <w:ind w:firstLine="567"/>
+        <w:jc w:val="both"/>
+        <w:rPr>
+          <w:rFonts w:ascii="Times New Roman" w:eastAsia="MS Mincho" w:hAnsi="Times New Roman" w:cs="Times New Roman"/>
+          <w:kern w:val="0"/>
+          <w:sz w:val="28"/>
+          <w:szCs w:val="28"/>
+          <w14:ligatures w14:val="none"/>
+        </w:rPr>
+      </w:pPr>
+    </w:p>
+    <w:p>
+      <w:pPr>
+        <w:spacing w:after="0" w:line="360" w:lineRule="auto"/>
+        <w:ind w:firstLine="567"/>
+        <w:jc w:val="both"/>
+        <w:rPr>
+          <w:rFonts w:ascii="Times New Roman" w:eastAsia="MS Mincho" w:hAnsi="Times New Roman" w:cs="Times New Roman"/>
+          <w:kern w:val="0"/>
+          <w:sz w:val="28"/>
+          <w:szCs w:val="28"/>
+          <w14:ligatures w14:val="none"/>
+        </w:rPr>
+      </w:pPr>
     </w:p>
     <w:p>
       <w:pPr>
@@ -8494,6 +9222,7 @@
           <w:szCs w:val="28"/>
           <w14:ligatures w14:val="none"/>
         </w:rPr>
+        <w:lastRenderedPageBreak/>
         <w:t>Figure</w:t>
       </w:r>
       <w:r>
@@ -8579,7 +9308,6 @@
           <w:szCs w:val="28"/>
           <w14:ligatures w14:val="none"/>
         </w:rPr>
-        <w:lastRenderedPageBreak/>
         <w:drawing>
           <wp:inline distT="0" distB="0" distL="0" distR="0" wp14:anchorId="6BEA09F8" wp14:editId="1DF8D0A1">
             <wp:extent cx="5087113" cy="4686300"/>
@@ -8596,7 +9324,7 @@
                     <pic:cNvPicPr/>
                   </pic:nvPicPr>
                   <pic:blipFill>
-                    <a:blip r:embed="rId11"/>
+                    <a:blip r:embed="rId13"/>
                     <a:stretch>
                       <a:fillRect/>
                     </a:stretch>
@@ -8641,7 +9369,7 @@
         </w:rPr>
         <w:t>Source:</w:t>
       </w:r>
-      <w:hyperlink r:id="rId12" w:history="1">
+      <w:hyperlink r:id="rId14" w:history="1">
         <w:r>
           <w:rPr>
             <w:rStyle w:val="Hyperlink"/>
@@ -9517,18 +10245,28 @@
         </w:rPr>
         <w:t xml:space="preserve">: </w:t>
       </w:r>
-      <w:hyperlink r:id="rId13" w:history="1">
-        <w:r>
-          <w:rPr>
-            <w:rStyle w:val="Hyperlink"/>
-            <w:rFonts w:ascii="Times New Roman" w:hAnsi="Times New Roman" w:cs="Times New Roman"/>
-            <w:b/>
-            <w:bCs/>
-            <w:lang w:val="az-Latn-AZ"/>
-          </w:rPr>
-          <w:t>https://www.psycholosphere.com</w:t>
-        </w:r>
-      </w:hyperlink>
+      <w:r>
+        <w:fldChar w:fldCharType="begin"/>
+      </w:r>
+      <w:r>
+        <w:instrText>HYPERLINK "https://www.psycholosphere.com"</w:instrText>
+      </w:r>
+      <w:r>
+        <w:fldChar w:fldCharType="separate"/>
+      </w:r>
+      <w:r>
+        <w:rPr>
+          <w:rStyle w:val="Hyperlink"/>
+          <w:rFonts w:ascii="Times New Roman" w:hAnsi="Times New Roman" w:cs="Times New Roman"/>
+          <w:b/>
+          <w:bCs/>
+          <w:lang w:val="az-Latn-AZ"/>
+        </w:rPr>
+        <w:t>https://www.psycholosphere.com</w:t>
+      </w:r>
+      <w:r>
+        <w:fldChar w:fldCharType="end"/>
+      </w:r>
       <w:r>
         <w:rPr>
           <w:rFonts w:ascii="Times New Roman" w:hAnsi="Times New Roman" w:cs="Times New Roman"/>
@@ -9710,7 +10448,7 @@
           <w14:ligatures w14:val="none"/>
         </w:rPr>
       </w:pPr>
-      <w:bookmarkStart w:id="17" w:name="_Toc230616108"/>
+      <w:bookmarkStart w:id="21" w:name="_Toc230620396"/>
       <w:r>
         <w:rPr>
           <w:rFonts w:ascii="Times New Roman" w:eastAsia="Times New Roman" w:hAnsi="Times New Roman" w:cs="Times New Roman"/>
@@ -9722,7 +10460,7 @@
         </w:rPr>
         <w:t>CHAPTER II. AI-BASED ASSESSMENT TOOLS AND THEIR APPLICATION IN EDUCATION</w:t>
       </w:r>
-      <w:bookmarkEnd w:id="17"/>
+      <w:bookmarkEnd w:id="21"/>
       <w:r>
         <w:rPr>
           <w:rFonts w:ascii="Times New Roman" w:eastAsia="Times New Roman" w:hAnsi="Times New Roman" w:cs="Times New Roman"/>
@@ -9753,7 +10491,7 @@
           <w14:ligatures w14:val="none"/>
         </w:rPr>
       </w:pPr>
-      <w:bookmarkStart w:id="18" w:name="_Toc230616109"/>
+      <w:bookmarkStart w:id="22" w:name="_Toc230620397"/>
       <w:r>
         <w:rPr>
           <w:rFonts w:ascii="Times New Roman" w:eastAsia="Times New Roman" w:hAnsi="Times New Roman" w:cs="Times New Roman"/>
@@ -9778,7 +10516,7 @@
         </w:rPr>
         <w:t>Types of AI-based assessment tools</w:t>
       </w:r>
-      <w:bookmarkEnd w:id="18"/>
+      <w:bookmarkEnd w:id="22"/>
     </w:p>
     <w:p>
       <w:pPr>
@@ -10902,7 +11640,7 @@
                     <pic:cNvPicPr/>
                   </pic:nvPicPr>
                   <pic:blipFill>
-                    <a:blip r:embed="rId14"/>
+                    <a:blip r:embed="rId15"/>
                     <a:stretch>
                       <a:fillRect/>
                     </a:stretch>
@@ -10952,7 +11690,7 @@
         </w:rPr>
         <w:t xml:space="preserve">: </w:t>
       </w:r>
-      <w:hyperlink r:id="rId15" w:history="1">
+      <w:hyperlink r:id="rId16" w:history="1">
         <w:r>
           <w:rPr>
             <w:rStyle w:val="Hyperlink"/>
@@ -11319,7 +12057,7 @@
           <w14:ligatures w14:val="none"/>
         </w:rPr>
       </w:pPr>
-      <w:bookmarkStart w:id="19" w:name="_Toc230616110"/>
+      <w:bookmarkStart w:id="23" w:name="_Toc230620398"/>
       <w:r>
         <w:rPr>
           <w:rFonts w:ascii="Times New Roman" w:eastAsia="Times New Roman" w:hAnsi="Times New Roman" w:cs="Times New Roman"/>
@@ -11344,7 +12082,7 @@
         </w:rPr>
         <w:t>Technologies and algorithms behind AI assessment systems</w:t>
       </w:r>
-      <w:bookmarkEnd w:id="19"/>
+      <w:bookmarkEnd w:id="23"/>
     </w:p>
     <w:p>
       <w:pPr>
@@ -11509,7 +12247,7 @@
                     <pic:cNvPicPr/>
                   </pic:nvPicPr>
                   <pic:blipFill>
-                    <a:blip r:embed="rId16"/>
+                    <a:blip r:embed="rId17"/>
                     <a:stretch>
                       <a:fillRect/>
                     </a:stretch>
@@ -11587,7 +12325,7 @@
         </w:rPr>
         <w:t xml:space="preserve">. Available at: </w:t>
       </w:r>
-      <w:hyperlink r:id="rId17" w:tgtFrame="_new" w:history="1">
+      <w:hyperlink r:id="rId18" w:tgtFrame="_new" w:history="1">
         <w:r>
           <w:rPr>
             <w:rStyle w:val="Hyperlink"/>
@@ -12565,7 +13303,7 @@
           <w14:ligatures w14:val="none"/>
         </w:rPr>
       </w:pPr>
-      <w:bookmarkStart w:id="20" w:name="_Toc230616111"/>
+      <w:bookmarkStart w:id="24" w:name="_Toc230620399"/>
       <w:r>
         <w:rPr>
           <w:rFonts w:ascii="Times New Roman" w:eastAsia="Times New Roman" w:hAnsi="Times New Roman" w:cs="Times New Roman"/>
@@ -12590,7 +13328,7 @@
         </w:rPr>
         <w:t>Advantages and challenges of AI-based continuous evaluation systems</w:t>
       </w:r>
-      <w:bookmarkEnd w:id="20"/>
+      <w:bookmarkEnd w:id="24"/>
     </w:p>
     <w:p>
       <w:pPr>
@@ -13151,7 +13889,7 @@
                     <pic:cNvPicPr/>
                   </pic:nvPicPr>
                   <pic:blipFill rotWithShape="1">
-                    <a:blip r:embed="rId18"/>
+                    <a:blip r:embed="rId19"/>
                     <a:srcRect t="6597" r="8302" b="7916"/>
                     <a:stretch>
                       <a:fillRect/>
@@ -13256,7 +13994,7 @@
           <w14:ligatures w14:val="none"/>
         </w:rPr>
       </w:pPr>
-      <w:hyperlink r:id="rId19" w:history="1">
+      <w:hyperlink r:id="rId20" w:history="1">
         <w:r>
           <w:rPr>
             <w:rStyle w:val="Hyperlink"/>
@@ -14351,7 +15089,7 @@
           <w14:ligatures w14:val="none"/>
         </w:rPr>
       </w:pPr>
-      <w:bookmarkStart w:id="21" w:name="_Toc230616112"/>
+      <w:bookmarkStart w:id="25" w:name="_Toc230620400"/>
       <w:r>
         <w:rPr>
           <w:rFonts w:ascii="Times New Roman" w:eastAsia="Times New Roman" w:hAnsi="Times New Roman" w:cs="Times New Roman"/>
@@ -14363,7 +15101,7 @@
         </w:rPr>
         <w:t>CHAPTER III. THE IMPACT AND FUTURE OF AI-BASED CONTINUOUS EVALUATION IN EDUCATION</w:t>
       </w:r>
-      <w:bookmarkEnd w:id="21"/>
+      <w:bookmarkEnd w:id="25"/>
       <w:r>
         <w:rPr>
           <w:rFonts w:ascii="Times New Roman" w:eastAsia="Times New Roman" w:hAnsi="Times New Roman" w:cs="Times New Roman"/>
@@ -14394,7 +15132,7 @@
           <w14:ligatures w14:val="none"/>
         </w:rPr>
       </w:pPr>
-      <w:bookmarkStart w:id="22" w:name="_Toc230616113"/>
+      <w:bookmarkStart w:id="26" w:name="_Toc230620401"/>
       <w:r>
         <w:rPr>
           <w:rFonts w:ascii="Times New Roman" w:eastAsia="Times New Roman" w:hAnsi="Times New Roman" w:cs="Times New Roman"/>
@@ -14419,7 +15157,7 @@
         </w:rPr>
         <w:t>Case studies of AI-based assessment tools</w:t>
       </w:r>
-      <w:bookmarkEnd w:id="22"/>
+      <w:bookmarkEnd w:id="26"/>
     </w:p>
     <w:p>
       <w:pPr>
@@ -14565,7 +15303,7 @@
                     </pic:cNvPicPr>
                   </pic:nvPicPr>
                   <pic:blipFill>
-                    <a:blip r:embed="rId20">
+                    <a:blip r:embed="rId21">
                       <a:extLst>
                         <a:ext uri="{28A0092B-C50C-407E-A947-70E740481C1C}">
                           <a14:useLocalDpi xmlns:a14="http://schemas.microsoft.com/office/drawing/2010/main" val="0"/>
@@ -14662,7 +15400,7 @@
         </w:rPr>
         <w:t xml:space="preserve"> </w:t>
       </w:r>
-      <w:hyperlink r:id="rId21" w:history="1">
+      <w:hyperlink r:id="rId22" w:history="1">
         <w:r>
           <w:rPr>
             <w:rStyle w:val="Hyperlink"/>
@@ -15276,7 +16014,7 @@
                     </pic:cNvPicPr>
                   </pic:nvPicPr>
                   <pic:blipFill>
-                    <a:blip r:embed="rId22">
+                    <a:blip r:embed="rId23">
                       <a:extLst>
                         <a:ext uri="{28A0092B-C50C-407E-A947-70E740481C1C}">
                           <a14:useLocalDpi xmlns:a14="http://schemas.microsoft.com/office/drawing/2010/main" val="0"/>
@@ -15363,7 +16101,7 @@
         </w:rPr>
         <w:t xml:space="preserve">. Available at: </w:t>
       </w:r>
-      <w:hyperlink r:id="rId23" w:history="1">
+      <w:hyperlink r:id="rId24" w:history="1">
         <w:r>
           <w:rPr>
             <w:rStyle w:val="Hyperlink"/>
@@ -16279,7 +17017,7 @@
                     <pic:cNvPicPr/>
                   </pic:nvPicPr>
                   <pic:blipFill>
-                    <a:blip r:embed="rId24"/>
+                    <a:blip r:embed="rId25"/>
                     <a:stretch>
                       <a:fillRect/>
                     </a:stretch>
@@ -16357,7 +17095,7 @@
         </w:rPr>
         <w:t xml:space="preserve">. Available at: </w:t>
       </w:r>
-      <w:hyperlink r:id="rId25" w:history="1">
+      <w:hyperlink r:id="rId26" w:history="1">
         <w:r>
           <w:rPr>
             <w:rStyle w:val="Hyperlink"/>
@@ -17055,7 +17793,7 @@
           <w14:ligatures w14:val="none"/>
         </w:rPr>
       </w:pPr>
-      <w:bookmarkStart w:id="23" w:name="_Toc230616114"/>
+      <w:bookmarkStart w:id="27" w:name="_Toc230620402"/>
       <w:r>
         <w:rPr>
           <w:rFonts w:ascii="Times New Roman" w:eastAsia="Times New Roman" w:hAnsi="Times New Roman" w:cs="Times New Roman"/>
@@ -17093,7 +17831,7 @@
         </w:rPr>
         <w:t xml:space="preserve"> and Implementation of a Proposed AI-based Continuous Evaluation System</w:t>
       </w:r>
-      <w:bookmarkEnd w:id="23"/>
+      <w:bookmarkEnd w:id="27"/>
     </w:p>
     <w:p>
       <w:pPr>
@@ -17843,7 +18581,7 @@
           <w14:ligatures w14:val="none"/>
         </w:rPr>
       </w:pPr>
-      <w:bookmarkStart w:id="24" w:name="_Toc230616115"/>
+      <w:bookmarkStart w:id="28" w:name="_Toc230620403"/>
       <w:r>
         <w:rPr>
           <w:rFonts w:ascii="Times New Roman" w:eastAsia="Times New Roman" w:hAnsi="Times New Roman" w:cs="Times New Roman"/>
@@ -17893,7 +18631,7 @@
         </w:rPr>
         <w:t>Evaluation and Performance Analysis of the Proposed AI-Based Continuous Evaluation System</w:t>
       </w:r>
-      <w:bookmarkEnd w:id="24"/>
+      <w:bookmarkEnd w:id="28"/>
     </w:p>
     <w:p>
       <w:pPr>
@@ -20148,7 +20886,7 @@
           <w14:ligatures w14:val="none"/>
         </w:rPr>
       </w:pPr>
-      <w:bookmarkStart w:id="25" w:name="_Toc230616116"/>
+      <w:bookmarkStart w:id="29" w:name="_Toc230620404"/>
       <w:r>
         <w:rPr>
           <w:rFonts w:ascii="Times New Roman" w:eastAsia="Times New Roman" w:hAnsi="Times New Roman" w:cs="Times New Roman"/>
@@ -20162,7 +20900,7 @@
         <w:lastRenderedPageBreak/>
         <w:t>CONCLUSION</w:t>
       </w:r>
-      <w:bookmarkEnd w:id="25"/>
+      <w:bookmarkEnd w:id="29"/>
       <w:r>
         <w:rPr>
           <w:rFonts w:ascii="Times New Roman" w:eastAsia="Times New Roman" w:hAnsi="Times New Roman" w:cs="Times New Roman"/>
@@ -20698,7 +21436,7 @@
           <w14:ligatures w14:val="none"/>
         </w:rPr>
       </w:pPr>
-      <w:bookmarkStart w:id="26" w:name="_Toc230616117"/>
+      <w:bookmarkStart w:id="30" w:name="_Toc230620405"/>
       <w:bookmarkEnd w:id="8"/>
       <w:bookmarkEnd w:id="9"/>
       <w:bookmarkEnd w:id="10"/>
@@ -20715,7 +21453,7 @@
         <w:lastRenderedPageBreak/>
         <w:t>REFERENCES</w:t>
       </w:r>
-      <w:bookmarkEnd w:id="26"/>
+      <w:bookmarkEnd w:id="30"/>
       <w:r>
         <w:rPr>
           <w:rFonts w:ascii="Times New Roman" w:eastAsia="Times New Roman" w:hAnsi="Times New Roman" w:cs="Times New Roman"/>
@@ -20745,6 +21483,7 @@
           <w14:ligatures w14:val="none"/>
         </w:rPr>
       </w:pPr>
+      <w:bookmarkStart w:id="31" w:name="_Toc230620406"/>
       <w:r>
         <w:rPr>
           <w:rFonts w:ascii="Times New Roman" w:eastAsia="Times New Roman" w:hAnsi="Times New Roman" w:cs="Times New Roman"/>
@@ -20755,7 +21494,20 @@
           <w:lang w:val="az-Latn-AZ"/>
           <w14:ligatures w14:val="none"/>
         </w:rPr>
-        <w:t xml:space="preserve">ITU-T Recommendation P.800 (1996). Methods for subjective determination of transmission quality. International Telecommunication Union, Geneva.   </w:t>
+        <w:t>ITU-T Recommendation P.800 (1996). Methods for subjective determination of transmission quality. International Telecommunication Union, Geneva.</w:t>
+      </w:r>
+      <w:bookmarkEnd w:id="31"/>
+      <w:r>
+        <w:rPr>
+          <w:rFonts w:ascii="Times New Roman" w:eastAsia="Times New Roman" w:hAnsi="Times New Roman" w:cs="Times New Roman"/>
+          <w:bCs/>
+          <w:kern w:val="0"/>
+          <w:sz w:val="28"/>
+          <w:szCs w:val="28"/>
+          <w:lang w:val="az-Latn-AZ"/>
+          <w14:ligatures w14:val="none"/>
+        </w:rPr>
+        <w:t xml:space="preserve">   </w:t>
       </w:r>
     </w:p>
     <w:p>
@@ -20811,8 +21563,8 @@
           <w14:ligatures w14:val="none"/>
         </w:rPr>
       </w:pPr>
-      <w:bookmarkStart w:id="27" w:name="_Hlk130085971"/>
-      <w:bookmarkStart w:id="28" w:name="_Hlk196159072"/>
+      <w:bookmarkStart w:id="32" w:name="_Hlk130085971"/>
+      <w:bookmarkStart w:id="33" w:name="_Hlk196159072"/>
       <w:r>
         <w:rPr>
           <w:rFonts w:ascii="Times New Roman" w:eastAsia="Times New Roman" w:hAnsi="Times New Roman" w:cs="Times New Roman"/>
@@ -23372,7 +24124,7 @@
           <w14:ligatures w14:val="none"/>
         </w:rPr>
       </w:pPr>
-      <w:bookmarkStart w:id="29" w:name="_Toc230616118"/>
+      <w:bookmarkStart w:id="34" w:name="_Toc230620407"/>
       <w:r>
         <w:rPr>
           <w:rFonts w:ascii="Times New Roman" w:eastAsia="Times New Roman" w:hAnsi="Times New Roman" w:cs="Times New Roman"/>
@@ -23386,7 +24138,7 @@
         </w:rPr>
         <w:t>LIST OF TABLES</w:t>
       </w:r>
-      <w:bookmarkEnd w:id="29"/>
+      <w:bookmarkEnd w:id="34"/>
     </w:p>
     <w:p>
       <w:pPr>
@@ -23574,7 +24326,7 @@
           <w:lang w:val="az-Latn-AZ"/>
           <w14:ligatures w14:val="none"/>
         </w:rPr>
-        <w:t xml:space="preserve"> CTT vs IRT Comparison......</w:t>
+        <w:t xml:space="preserve"> </w:t>
       </w:r>
       <w:r>
         <w:rPr>
@@ -23584,6 +24336,46 @@
           <w:lang w:val="az-Latn-AZ"/>
           <w14:ligatures w14:val="none"/>
         </w:rPr>
+        <w:t>Detailed Comparison of TTS Paradigms</w:t>
+      </w:r>
+      <w:r>
+        <w:rPr>
+          <w:rFonts w:ascii="Times New Roman" w:eastAsia="MS Mincho" w:hAnsi="Times New Roman" w:cs="Times New Roman"/>
+          <w:color w:val="0D0D0D"/>
+          <w:kern w:val="0"/>
+          <w:lang w:val="az-Latn-AZ"/>
+          <w14:ligatures w14:val="none"/>
+        </w:rPr>
+        <w:t>......</w:t>
+      </w:r>
+      <w:r>
+        <w:rPr>
+          <w:rFonts w:ascii="Times New Roman" w:eastAsia="MS Mincho" w:hAnsi="Times New Roman" w:cs="Times New Roman"/>
+          <w:color w:val="0D0D0D"/>
+          <w:kern w:val="0"/>
+          <w:lang w:val="az-Latn-AZ"/>
+          <w14:ligatures w14:val="none"/>
+        </w:rPr>
+        <w:t>.............</w:t>
+      </w:r>
+      <w:r>
+        <w:rPr>
+          <w:rFonts w:ascii="Times New Roman" w:eastAsia="MS Mincho" w:hAnsi="Times New Roman" w:cs="Times New Roman"/>
+          <w:color w:val="0D0D0D"/>
+          <w:kern w:val="0"/>
+          <w:lang w:val="az-Latn-AZ"/>
+          <w14:ligatures w14:val="none"/>
+        </w:rPr>
+        <w:t>.....................................</w:t>
+      </w:r>
+      <w:r>
+        <w:rPr>
+          <w:rFonts w:ascii="Times New Roman" w:eastAsia="MS Mincho" w:hAnsi="Times New Roman" w:cs="Times New Roman"/>
+          <w:color w:val="0D0D0D"/>
+          <w:kern w:val="0"/>
+          <w:lang w:val="az-Latn-AZ"/>
+          <w14:ligatures w14:val="none"/>
+        </w:rPr>
         <w:t>................</w:t>
       </w:r>
       <w:r>
@@ -23594,239 +24386,7 @@
           <w:lang w:val="az-Latn-AZ"/>
           <w14:ligatures w14:val="none"/>
         </w:rPr>
-        <w:t>...........................................................................</w:t>
-      </w:r>
-      <w:r>
-        <w:rPr>
-          <w:rFonts w:ascii="Times New Roman" w:eastAsia="MS Mincho" w:hAnsi="Times New Roman" w:cs="Times New Roman"/>
-          <w:color w:val="0D0D0D"/>
-          <w:kern w:val="0"/>
-          <w:lang w:val="az-Latn-AZ"/>
-          <w14:ligatures w14:val="none"/>
-        </w:rPr>
         <w:t>23</w:t>
-      </w:r>
-    </w:p>
-    <w:p>
-      <w:pPr>
-        <w:spacing w:after="0" w:line="240" w:lineRule="auto"/>
-        <w:jc w:val="both"/>
-        <w:rPr>
-          <w:rFonts w:ascii="Times New Roman" w:eastAsia="MS Mincho" w:hAnsi="Times New Roman" w:cs="Times New Roman"/>
-          <w:color w:val="0D0D0D"/>
-          <w:kern w:val="0"/>
-          <w:lang w:val="az-Latn-AZ"/>
-          <w14:ligatures w14:val="none"/>
-        </w:rPr>
-      </w:pPr>
-      <w:r>
-        <w:rPr>
-          <w:rFonts w:ascii="Times New Roman" w:eastAsia="MS Mincho" w:hAnsi="Times New Roman" w:cs="Times New Roman"/>
-          <w:b/>
-          <w:bCs/>
-          <w:color w:val="0D0D0D"/>
-          <w:kern w:val="0"/>
-          <w:lang w:val="az-Latn-AZ"/>
-          <w14:ligatures w14:val="none"/>
-        </w:rPr>
-        <w:t>Table</w:t>
-      </w:r>
-      <w:r>
-        <w:rPr>
-          <w:rFonts w:ascii="Times New Roman" w:eastAsia="MS Mincho" w:hAnsi="Times New Roman" w:cs="Times New Roman"/>
-          <w:b/>
-          <w:bCs/>
-          <w:color w:val="0D0D0D"/>
-          <w:kern w:val="0"/>
-          <w:lang w:val="az-Latn-AZ"/>
-          <w14:ligatures w14:val="none"/>
-        </w:rPr>
-        <w:t xml:space="preserve"> </w:t>
-      </w:r>
-      <w:r>
-        <w:rPr>
-          <w:rFonts w:ascii="Times New Roman" w:eastAsia="MS Mincho" w:hAnsi="Times New Roman" w:cs="Times New Roman"/>
-          <w:b/>
-          <w:bCs/>
-          <w:color w:val="0D0D0D"/>
-          <w:kern w:val="0"/>
-          <w:lang w:val="az-Latn-AZ"/>
-          <w14:ligatures w14:val="none"/>
-        </w:rPr>
-        <w:t>3</w:t>
-      </w:r>
-      <w:r>
-        <w:rPr>
-          <w:rFonts w:ascii="Times New Roman" w:eastAsia="MS Mincho" w:hAnsi="Times New Roman" w:cs="Times New Roman"/>
-          <w:b/>
-          <w:bCs/>
-          <w:color w:val="0D0D0D"/>
-          <w:kern w:val="0"/>
-          <w:lang w:val="az-Latn-AZ"/>
-          <w14:ligatures w14:val="none"/>
-        </w:rPr>
-        <w:t>:</w:t>
-      </w:r>
-      <w:r>
-        <w:rPr>
-          <w:rFonts w:ascii="Times New Roman" w:eastAsia="MS Mincho" w:hAnsi="Times New Roman" w:cs="Times New Roman"/>
-          <w:color w:val="0D0D0D"/>
-          <w:kern w:val="0"/>
-          <w:lang w:val="az-Latn-AZ"/>
-          <w14:ligatures w14:val="none"/>
-        </w:rPr>
-        <w:t xml:space="preserve"> </w:t>
-      </w:r>
-      <w:r>
-        <w:rPr>
-          <w:rFonts w:ascii="Times New Roman" w:eastAsia="MS Mincho" w:hAnsi="Times New Roman" w:cs="Times New Roman"/>
-          <w:color w:val="0D0D0D"/>
-          <w:kern w:val="0"/>
-          <w:lang w:val="az-Latn-AZ"/>
-          <w14:ligatures w14:val="none"/>
-        </w:rPr>
-        <w:t>Learning analytics measures</w:t>
-      </w:r>
-      <w:r>
-        <w:rPr>
-          <w:rFonts w:ascii="Times New Roman" w:eastAsia="MS Mincho" w:hAnsi="Times New Roman" w:cs="Times New Roman"/>
-          <w:color w:val="0D0D0D"/>
-          <w:kern w:val="0"/>
-          <w:lang w:val="az-Latn-AZ"/>
-          <w14:ligatures w14:val="none"/>
-        </w:rPr>
-        <w:t>................</w:t>
-      </w:r>
-      <w:r>
-        <w:rPr>
-          <w:rFonts w:ascii="Times New Roman" w:eastAsia="MS Mincho" w:hAnsi="Times New Roman" w:cs="Times New Roman"/>
-          <w:color w:val="0D0D0D"/>
-          <w:kern w:val="0"/>
-          <w:lang w:val="az-Latn-AZ"/>
-          <w14:ligatures w14:val="none"/>
-        </w:rPr>
-        <w:t>...........................................................................</w:t>
-      </w:r>
-      <w:r>
-        <w:rPr>
-          <w:rFonts w:ascii="Times New Roman" w:eastAsia="MS Mincho" w:hAnsi="Times New Roman" w:cs="Times New Roman"/>
-          <w:color w:val="0D0D0D"/>
-          <w:kern w:val="0"/>
-          <w:lang w:val="az-Latn-AZ"/>
-          <w14:ligatures w14:val="none"/>
-        </w:rPr>
-        <w:t>61</w:t>
-      </w:r>
-    </w:p>
-    <w:p>
-      <w:pPr>
-        <w:spacing w:after="0" w:line="240" w:lineRule="auto"/>
-        <w:jc w:val="both"/>
-        <w:rPr>
-          <w:rFonts w:ascii="Times New Roman" w:eastAsia="MS Mincho" w:hAnsi="Times New Roman" w:cs="Times New Roman"/>
-          <w:color w:val="0D0D0D"/>
-          <w:kern w:val="0"/>
-          <w:lang w:val="az-Latn-AZ"/>
-          <w14:ligatures w14:val="none"/>
-        </w:rPr>
-      </w:pPr>
-      <w:r>
-        <w:rPr>
-          <w:rFonts w:ascii="Times New Roman" w:eastAsia="MS Mincho" w:hAnsi="Times New Roman" w:cs="Times New Roman"/>
-          <w:b/>
-          <w:bCs/>
-          <w:color w:val="0D0D0D"/>
-          <w:kern w:val="0"/>
-          <w:lang w:val="az-Latn-AZ"/>
-          <w14:ligatures w14:val="none"/>
-        </w:rPr>
-        <w:t>Table</w:t>
-      </w:r>
-      <w:r>
-        <w:rPr>
-          <w:rFonts w:ascii="Times New Roman" w:eastAsia="MS Mincho" w:hAnsi="Times New Roman" w:cs="Times New Roman"/>
-          <w:b/>
-          <w:bCs/>
-          <w:color w:val="0D0D0D"/>
-          <w:kern w:val="0"/>
-          <w:lang w:val="az-Latn-AZ"/>
-          <w14:ligatures w14:val="none"/>
-        </w:rPr>
-        <w:t xml:space="preserve"> </w:t>
-      </w:r>
-      <w:r>
-        <w:rPr>
-          <w:rFonts w:ascii="Times New Roman" w:eastAsia="MS Mincho" w:hAnsi="Times New Roman" w:cs="Times New Roman"/>
-          <w:b/>
-          <w:bCs/>
-          <w:color w:val="0D0D0D"/>
-          <w:kern w:val="0"/>
-          <w:lang w:val="az-Latn-AZ"/>
-          <w14:ligatures w14:val="none"/>
-        </w:rPr>
-        <w:t>4</w:t>
-      </w:r>
-      <w:r>
-        <w:rPr>
-          <w:rFonts w:ascii="Times New Roman" w:eastAsia="MS Mincho" w:hAnsi="Times New Roman" w:cs="Times New Roman"/>
-          <w:b/>
-          <w:bCs/>
-          <w:color w:val="0D0D0D"/>
-          <w:kern w:val="0"/>
-          <w:lang w:val="az-Latn-AZ"/>
-          <w14:ligatures w14:val="none"/>
-        </w:rPr>
-        <w:t>:</w:t>
-      </w:r>
-      <w:r>
-        <w:rPr>
-          <w:rFonts w:ascii="Times New Roman" w:eastAsia="MS Mincho" w:hAnsi="Times New Roman" w:cs="Times New Roman"/>
-          <w:color w:val="0D0D0D"/>
-          <w:kern w:val="0"/>
-          <w:lang w:val="az-Latn-AZ"/>
-          <w14:ligatures w14:val="none"/>
-        </w:rPr>
-        <w:t xml:space="preserve"> </w:t>
-      </w:r>
-      <w:r>
-        <w:rPr>
-          <w:rFonts w:ascii="Times New Roman" w:eastAsia="MS Mincho" w:hAnsi="Times New Roman" w:cs="Times New Roman"/>
-          <w:color w:val="0D0D0D"/>
-          <w:kern w:val="0"/>
-          <w:lang w:val="az-Latn-AZ"/>
-          <w14:ligatures w14:val="none"/>
-        </w:rPr>
-        <w:t>Learning analytics measures</w:t>
-      </w:r>
-      <w:r>
-        <w:rPr>
-          <w:rFonts w:ascii="Times New Roman" w:eastAsia="MS Mincho" w:hAnsi="Times New Roman" w:cs="Times New Roman"/>
-          <w:color w:val="0D0D0D"/>
-          <w:kern w:val="0"/>
-          <w:lang w:val="az-Latn-AZ"/>
-          <w14:ligatures w14:val="none"/>
-        </w:rPr>
-        <w:t>................</w:t>
-      </w:r>
-      <w:r>
-        <w:rPr>
-          <w:rFonts w:ascii="Times New Roman" w:eastAsia="MS Mincho" w:hAnsi="Times New Roman" w:cs="Times New Roman"/>
-          <w:color w:val="0D0D0D"/>
-          <w:kern w:val="0"/>
-          <w:lang w:val="az-Latn-AZ"/>
-          <w14:ligatures w14:val="none"/>
-        </w:rPr>
-        <w:t>...........................................................................</w:t>
-      </w:r>
-      <w:r>
-        <w:rPr>
-          <w:rFonts w:ascii="Times New Roman" w:eastAsia="MS Mincho" w:hAnsi="Times New Roman" w:cs="Times New Roman"/>
-          <w:color w:val="0D0D0D"/>
-          <w:kern w:val="0"/>
-          <w:lang w:val="az-Latn-AZ"/>
-          <w14:ligatures w14:val="none"/>
-        </w:rPr>
-        <w:t>63</w:t>
       </w:r>
     </w:p>
     <w:p>
@@ -23873,7 +24433,7 @@
           <w14:ligatures w14:val="none"/>
         </w:rPr>
       </w:pPr>
-      <w:bookmarkStart w:id="30" w:name="_Toc230616119"/>
+      <w:bookmarkStart w:id="35" w:name="_Toc230620408"/>
       <w:r>
         <w:rPr>
           <w:rFonts w:ascii="Times New Roman" w:eastAsia="Times New Roman" w:hAnsi="Times New Roman" w:cs="Times New Roman"/>
@@ -23887,7 +24447,7 @@
         </w:rPr>
         <w:t>LIST OF FIGURES</w:t>
       </w:r>
-      <w:bookmarkEnd w:id="30"/>
+      <w:bookmarkEnd w:id="35"/>
     </w:p>
     <w:p>
       <w:pPr>
@@ -23906,15 +24466,6 @@
       <w:pPr>
         <w:spacing w:after="0" w:line="240" w:lineRule="auto"/>
         <w:jc w:val="both"/>
-        <w:rPr>
-          <w:rFonts w:ascii="Times New Roman" w:eastAsia="MS Mincho" w:hAnsi="Times New Roman" w:cs="Times New Roman"/>
-          <w:color w:val="0D0D0D"/>
-          <w:kern w:val="0"/>
-          <w:lang w:val="az-Latn-AZ"/>
-          <w14:ligatures w14:val="none"/>
-        </w:rPr>
-      </w:pPr>
-      <w:r>
         <w:rPr>
           <w:rFonts w:ascii="Times New Roman" w:eastAsia="MS Mincho" w:hAnsi="Times New Roman" w:cs="Times New Roman"/>
           <w:b/>
@@ -23924,8 +24475,7 @@
           <w:lang w:val="az-Latn-AZ"/>
           <w14:ligatures w14:val="none"/>
         </w:rPr>
-        <w:t>Figure</w:t>
-      </w:r>
+      </w:pPr>
       <w:r>
         <w:rPr>
           <w:rFonts w:ascii="Times New Roman" w:eastAsia="MS Mincho" w:hAnsi="Times New Roman" w:cs="Times New Roman"/>
@@ -23936,81 +24486,8 @@
           <w:lang w:val="az-Latn-AZ"/>
           <w14:ligatures w14:val="none"/>
         </w:rPr>
-        <w:t xml:space="preserve"> 1:</w:t>
-      </w:r>
-      <w:r>
-        <w:rPr>
-          <w:rFonts w:ascii="Times New Roman" w:eastAsia="MS Mincho" w:hAnsi="Times New Roman" w:cs="Times New Roman"/>
-          <w:color w:val="0D0D0D"/>
-          <w:kern w:val="0"/>
-          <w:lang w:val="az-Latn-AZ"/>
-          <w14:ligatures w14:val="none"/>
-        </w:rPr>
-        <w:t xml:space="preserve"> </w:t>
-      </w:r>
-      <w:r>
-        <w:rPr>
-          <w:rFonts w:ascii="Times New Roman" w:eastAsia="MS Mincho" w:hAnsi="Times New Roman" w:cs="Times New Roman"/>
-          <w:color w:val="0D0D0D"/>
-          <w:kern w:val="0"/>
-          <w:lang w:val="az-Latn-AZ"/>
-          <w14:ligatures w14:val="none"/>
-        </w:rPr>
-        <w:t>Automated Grading System</w:t>
-      </w:r>
-      <w:r>
-        <w:rPr>
-          <w:rFonts w:ascii="Times New Roman" w:eastAsia="MS Mincho" w:hAnsi="Times New Roman" w:cs="Times New Roman"/>
-          <w:color w:val="0D0D0D"/>
-          <w:kern w:val="0"/>
-          <w:lang w:val="az-Latn-AZ"/>
-          <w14:ligatures w14:val="none"/>
-        </w:rPr>
-        <w:t>................................................</w:t>
-      </w:r>
-      <w:r>
-        <w:rPr>
-          <w:rFonts w:ascii="Times New Roman" w:eastAsia="MS Mincho" w:hAnsi="Times New Roman" w:cs="Times New Roman"/>
-          <w:color w:val="0D0D0D"/>
-          <w:kern w:val="0"/>
-          <w:lang w:val="az-Latn-AZ"/>
-          <w14:ligatures w14:val="none"/>
-        </w:rPr>
-        <w:t>.........</w:t>
-      </w:r>
-      <w:r>
-        <w:rPr>
-          <w:rFonts w:ascii="Times New Roman" w:eastAsia="MS Mincho" w:hAnsi="Times New Roman" w:cs="Times New Roman"/>
-          <w:color w:val="0D0D0D"/>
-          <w:kern w:val="0"/>
-          <w:lang w:val="az-Latn-AZ"/>
-          <w14:ligatures w14:val="none"/>
-        </w:rPr>
-        <w:t>..................................1</w:t>
-      </w:r>
-      <w:r>
-        <w:rPr>
-          <w:rFonts w:ascii="Times New Roman" w:eastAsia="MS Mincho" w:hAnsi="Times New Roman" w:cs="Times New Roman"/>
-          <w:color w:val="0D0D0D"/>
-          <w:kern w:val="0"/>
-          <w:lang w:val="az-Latn-AZ"/>
-          <w14:ligatures w14:val="none"/>
-        </w:rPr>
-        <w:t>1</w:t>
-      </w:r>
-    </w:p>
-    <w:p>
-      <w:pPr>
-        <w:spacing w:after="0" w:line="240" w:lineRule="auto"/>
-        <w:jc w:val="both"/>
-        <w:rPr>
-          <w:rFonts w:ascii="Times New Roman" w:eastAsia="MS Mincho" w:hAnsi="Times New Roman" w:cs="Times New Roman"/>
-          <w:color w:val="0D0D0D"/>
-          <w:kern w:val="0"/>
-          <w:lang w:val="az-Latn-AZ"/>
-          <w14:ligatures w14:val="none"/>
-        </w:rPr>
-      </w:pPr>
+        <w:t>Figure</w:t>
+      </w:r>
       <w:r>
         <w:rPr>
           <w:rFonts w:ascii="Times New Roman" w:eastAsia="MS Mincho" w:hAnsi="Times New Roman" w:cs="Times New Roman"/>
@@ -24021,43 +24498,46 @@
           <w:lang w:val="az-Latn-AZ"/>
           <w14:ligatures w14:val="none"/>
         </w:rPr>
-        <w:t>Figure</w:t>
-      </w:r>
-      <w:r>
-        <w:rPr>
-          <w:rFonts w:ascii="Times New Roman" w:eastAsia="MS Mincho" w:hAnsi="Times New Roman" w:cs="Times New Roman"/>
+        <w:t xml:space="preserve"> 1:</w:t>
+      </w:r>
+      <w:r>
+        <w:rPr>
+          <w:rFonts w:ascii="Times New Roman" w:hAnsi="Times New Roman" w:cs="Times New Roman"/>
           <w:b/>
           <w:bCs/>
+          <w:sz w:val="28"/>
+          <w:szCs w:val="28"/>
+        </w:rPr>
+        <w:t xml:space="preserve"> </w:t>
+      </w:r>
+      <w:r>
+        <w:rPr>
+          <w:rFonts w:ascii="Times New Roman" w:eastAsia="MS Mincho" w:hAnsi="Times New Roman" w:cs="Times New Roman"/>
           <w:color w:val="0D0D0D"/>
           <w:kern w:val="0"/>
-          <w:lang w:val="az-Latn-AZ"/>
-          <w14:ligatures w14:val="none"/>
-        </w:rPr>
-        <w:t xml:space="preserve"> </w:t>
-      </w:r>
-      <w:r>
-        <w:rPr>
-          <w:rFonts w:ascii="Times New Roman" w:eastAsia="MS Mincho" w:hAnsi="Times New Roman" w:cs="Times New Roman"/>
-          <w:b/>
-          <w:bCs/>
+          <w14:ligatures w14:val="none"/>
+        </w:rPr>
+        <w:t>G2P conversion process flow diagram</w:t>
+      </w:r>
+      <w:r>
+        <w:rPr>
+          <w:rFonts w:ascii="Times New Roman" w:eastAsia="MS Mincho" w:hAnsi="Times New Roman" w:cs="Times New Roman"/>
           <w:color w:val="0D0D0D"/>
           <w:kern w:val="0"/>
           <w:lang w:val="az-Latn-AZ"/>
           <w14:ligatures w14:val="none"/>
         </w:rPr>
-        <w:t>2</w:t>
-      </w:r>
-      <w:r>
-        <w:rPr>
-          <w:rFonts w:ascii="Times New Roman" w:eastAsia="MS Mincho" w:hAnsi="Times New Roman" w:cs="Times New Roman"/>
-          <w:b/>
-          <w:bCs/>
+        <w:t>....</w:t>
+      </w:r>
+      <w:r>
+        <w:rPr>
+          <w:rFonts w:ascii="Times New Roman" w:eastAsia="MS Mincho" w:hAnsi="Times New Roman" w:cs="Times New Roman"/>
           <w:color w:val="0D0D0D"/>
           <w:kern w:val="0"/>
           <w:lang w:val="az-Latn-AZ"/>
           <w14:ligatures w14:val="none"/>
         </w:rPr>
-        <w:t>:</w:t>
+        <w:t>.............................................................</w:t>
       </w:r>
       <w:r>
         <w:rPr>
@@ -24067,7 +24547,7 @@
           <w:lang w:val="az-Latn-AZ"/>
           <w14:ligatures w14:val="none"/>
         </w:rPr>
-        <w:t xml:space="preserve"> </w:t>
+        <w:t>.</w:t>
       </w:r>
       <w:r>
         <w:rPr>
@@ -24077,7 +24557,7 @@
           <w:lang w:val="az-Latn-AZ"/>
           <w14:ligatures w14:val="none"/>
         </w:rPr>
-        <w:t>Integration of AI-Supported Educational Assessment</w:t>
+        <w:t>........1</w:t>
       </w:r>
       <w:r>
         <w:rPr>
@@ -24087,9 +24567,15 @@
           <w:lang w:val="az-Latn-AZ"/>
           <w14:ligatures w14:val="none"/>
         </w:rPr>
-        <w:t>.</w:t>
-      </w:r>
-      <w:r>
+        <w:t>1</w:t>
+      </w:r>
+    </w:p>
+    <w:bookmarkEnd w:id="32"/>
+    <w:bookmarkEnd w:id="33"/>
+    <w:p>
+      <w:pPr>
+        <w:spacing w:after="0" w:line="240" w:lineRule="auto"/>
+        <w:jc w:val="both"/>
         <w:rPr>
           <w:rFonts w:ascii="Times New Roman" w:eastAsia="MS Mincho" w:hAnsi="Times New Roman" w:cs="Times New Roman"/>
           <w:color w:val="0D0D0D"/>
@@ -24097,1143 +24583,10 @@
           <w:lang w:val="az-Latn-AZ"/>
           <w14:ligatures w14:val="none"/>
         </w:rPr>
-        <w:t>........</w:t>
-      </w:r>
-      <w:r>
-        <w:rPr>
-          <w:rFonts w:ascii="Times New Roman" w:eastAsia="MS Mincho" w:hAnsi="Times New Roman" w:cs="Times New Roman"/>
-          <w:color w:val="0D0D0D"/>
-          <w:kern w:val="0"/>
-          <w:lang w:val="az-Latn-AZ"/>
-          <w14:ligatures w14:val="none"/>
-        </w:rPr>
-        <w:t>...........</w:t>
-      </w:r>
-      <w:r>
-        <w:rPr>
-          <w:rFonts w:ascii="Times New Roman" w:eastAsia="MS Mincho" w:hAnsi="Times New Roman" w:cs="Times New Roman"/>
-          <w:color w:val="0D0D0D"/>
-          <w:kern w:val="0"/>
-          <w:lang w:val="az-Latn-AZ"/>
-          <w14:ligatures w14:val="none"/>
-        </w:rPr>
-        <w:t>......</w:t>
-      </w:r>
-      <w:r>
-        <w:rPr>
-          <w:rFonts w:ascii="Times New Roman" w:eastAsia="MS Mincho" w:hAnsi="Times New Roman" w:cs="Times New Roman"/>
-          <w:color w:val="0D0D0D"/>
-          <w:kern w:val="0"/>
-          <w:lang w:val="az-Latn-AZ"/>
-          <w14:ligatures w14:val="none"/>
-        </w:rPr>
-        <w:t>.........................</w:t>
-      </w:r>
-      <w:r>
-        <w:rPr>
-          <w:rFonts w:ascii="Times New Roman" w:eastAsia="MS Mincho" w:hAnsi="Times New Roman" w:cs="Times New Roman"/>
-          <w:color w:val="0D0D0D"/>
-          <w:kern w:val="0"/>
-          <w:lang w:val="az-Latn-AZ"/>
-          <w14:ligatures w14:val="none"/>
-        </w:rPr>
-        <w:t>2</w:t>
-      </w:r>
-      <w:r>
-        <w:rPr>
-          <w:rFonts w:ascii="Times New Roman" w:eastAsia="MS Mincho" w:hAnsi="Times New Roman" w:cs="Times New Roman"/>
-          <w:color w:val="0D0D0D"/>
-          <w:kern w:val="0"/>
-          <w:lang w:val="az-Latn-AZ"/>
-          <w14:ligatures w14:val="none"/>
-        </w:rPr>
-        <w:t>0</w:t>
-      </w:r>
-    </w:p>
-    <w:p>
-      <w:pPr>
-        <w:spacing w:after="0" w:line="240" w:lineRule="auto"/>
-        <w:jc w:val="both"/>
-        <w:rPr>
-          <w:rFonts w:ascii="Times New Roman" w:eastAsia="MS Mincho" w:hAnsi="Times New Roman" w:cs="Times New Roman"/>
-          <w:color w:val="0D0D0D"/>
-          <w:kern w:val="0"/>
-          <w:lang w:val="az-Latn-AZ"/>
-          <w14:ligatures w14:val="none"/>
-        </w:rPr>
-      </w:pPr>
-      <w:r>
-        <w:rPr>
-          <w:rFonts w:ascii="Times New Roman" w:eastAsia="MS Mincho" w:hAnsi="Times New Roman" w:cs="Times New Roman"/>
-          <w:b/>
-          <w:bCs/>
-          <w:color w:val="0D0D0D"/>
-          <w:kern w:val="0"/>
-          <w:lang w:val="az-Latn-AZ"/>
-          <w14:ligatures w14:val="none"/>
-        </w:rPr>
-        <w:t>Figure</w:t>
-      </w:r>
-      <w:r>
-        <w:rPr>
-          <w:rFonts w:ascii="Times New Roman" w:eastAsia="MS Mincho" w:hAnsi="Times New Roman" w:cs="Times New Roman"/>
-          <w:b/>
-          <w:bCs/>
-          <w:color w:val="0D0D0D"/>
-          <w:kern w:val="0"/>
-          <w:lang w:val="az-Latn-AZ"/>
-          <w14:ligatures w14:val="none"/>
-        </w:rPr>
-        <w:t xml:space="preserve"> </w:t>
-      </w:r>
-      <w:r>
-        <w:rPr>
-          <w:rFonts w:ascii="Times New Roman" w:eastAsia="MS Mincho" w:hAnsi="Times New Roman" w:cs="Times New Roman"/>
-          <w:b/>
-          <w:bCs/>
-          <w:color w:val="0D0D0D"/>
-          <w:kern w:val="0"/>
-          <w:lang w:val="az-Latn-AZ"/>
-          <w14:ligatures w14:val="none"/>
-        </w:rPr>
-        <w:t>3</w:t>
-      </w:r>
-      <w:r>
-        <w:rPr>
-          <w:rFonts w:ascii="Times New Roman" w:eastAsia="MS Mincho" w:hAnsi="Times New Roman" w:cs="Times New Roman"/>
-          <w:b/>
-          <w:bCs/>
-          <w:color w:val="0D0D0D"/>
-          <w:kern w:val="0"/>
-          <w:lang w:val="az-Latn-AZ"/>
-          <w14:ligatures w14:val="none"/>
-        </w:rPr>
-        <w:t>:</w:t>
-      </w:r>
-      <w:r>
-        <w:rPr>
-          <w:rFonts w:ascii="Times New Roman" w:eastAsia="MS Mincho" w:hAnsi="Times New Roman" w:cs="Times New Roman"/>
-          <w:color w:val="0D0D0D"/>
-          <w:kern w:val="0"/>
-          <w:lang w:val="az-Latn-AZ"/>
-          <w14:ligatures w14:val="none"/>
-        </w:rPr>
-        <w:t xml:space="preserve"> </w:t>
-      </w:r>
-      <w:r>
-        <w:rPr>
-          <w:rFonts w:ascii="Times New Roman" w:eastAsia="MS Mincho" w:hAnsi="Times New Roman" w:cs="Times New Roman"/>
-          <w:color w:val="0D0D0D"/>
-          <w:kern w:val="0"/>
-          <w:lang w:val="az-Latn-AZ"/>
-          <w14:ligatures w14:val="none"/>
-        </w:rPr>
-        <w:t>Essay Scoring Model &amp; Architecture</w:t>
-      </w:r>
-      <w:r>
-        <w:rPr>
-          <w:rFonts w:ascii="Times New Roman" w:eastAsia="MS Mincho" w:hAnsi="Times New Roman" w:cs="Times New Roman"/>
-          <w:color w:val="0D0D0D"/>
-          <w:kern w:val="0"/>
-          <w:lang w:val="az-Latn-AZ"/>
-          <w14:ligatures w14:val="none"/>
-        </w:rPr>
-        <w:t>.</w:t>
-      </w:r>
-      <w:r>
-        <w:rPr>
-          <w:rFonts w:ascii="Times New Roman" w:eastAsia="MS Mincho" w:hAnsi="Times New Roman" w:cs="Times New Roman"/>
-          <w:color w:val="0D0D0D"/>
-          <w:kern w:val="0"/>
-          <w:lang w:val="az-Latn-AZ"/>
-          <w14:ligatures w14:val="none"/>
-        </w:rPr>
-        <w:t>........</w:t>
-      </w:r>
-      <w:r>
-        <w:rPr>
-          <w:rFonts w:ascii="Times New Roman" w:eastAsia="MS Mincho" w:hAnsi="Times New Roman" w:cs="Times New Roman"/>
-          <w:color w:val="0D0D0D"/>
-          <w:kern w:val="0"/>
-          <w:lang w:val="az-Latn-AZ"/>
-          <w14:ligatures w14:val="none"/>
-        </w:rPr>
-        <w:t>................</w:t>
-      </w:r>
-      <w:r>
-        <w:rPr>
-          <w:rFonts w:ascii="Times New Roman" w:eastAsia="MS Mincho" w:hAnsi="Times New Roman" w:cs="Times New Roman"/>
-          <w:color w:val="0D0D0D"/>
-          <w:kern w:val="0"/>
-          <w:lang w:val="az-Latn-AZ"/>
-          <w14:ligatures w14:val="none"/>
-        </w:rPr>
-        <w:t>......</w:t>
-      </w:r>
-      <w:r>
-        <w:rPr>
-          <w:rFonts w:ascii="Times New Roman" w:eastAsia="MS Mincho" w:hAnsi="Times New Roman" w:cs="Times New Roman"/>
-          <w:color w:val="0D0D0D"/>
-          <w:kern w:val="0"/>
-          <w:lang w:val="az-Latn-AZ"/>
-          <w14:ligatures w14:val="none"/>
-        </w:rPr>
-        <w:t>.......</w:t>
-      </w:r>
-      <w:r>
-        <w:rPr>
-          <w:rFonts w:ascii="Times New Roman" w:eastAsia="MS Mincho" w:hAnsi="Times New Roman" w:cs="Times New Roman"/>
-          <w:color w:val="0D0D0D"/>
-          <w:kern w:val="0"/>
-          <w:lang w:val="az-Latn-AZ"/>
-          <w14:ligatures w14:val="none"/>
-        </w:rPr>
-        <w:t>..</w:t>
-      </w:r>
-      <w:r>
-        <w:rPr>
-          <w:rFonts w:ascii="Times New Roman" w:eastAsia="MS Mincho" w:hAnsi="Times New Roman" w:cs="Times New Roman"/>
-          <w:color w:val="0D0D0D"/>
-          <w:kern w:val="0"/>
-          <w:lang w:val="az-Latn-AZ"/>
-          <w14:ligatures w14:val="none"/>
-        </w:rPr>
-        <w:t>....................................</w:t>
-      </w:r>
-      <w:r>
-        <w:rPr>
-          <w:rFonts w:ascii="Times New Roman" w:eastAsia="MS Mincho" w:hAnsi="Times New Roman" w:cs="Times New Roman"/>
-          <w:color w:val="0D0D0D"/>
-          <w:kern w:val="0"/>
-          <w:lang w:val="az-Latn-AZ"/>
-          <w14:ligatures w14:val="none"/>
-        </w:rPr>
-        <w:t>29</w:t>
-      </w:r>
-    </w:p>
-    <w:p>
-      <w:pPr>
-        <w:spacing w:after="0" w:line="240" w:lineRule="auto"/>
-        <w:jc w:val="both"/>
-        <w:rPr>
-          <w:rFonts w:ascii="Times New Roman" w:eastAsia="MS Mincho" w:hAnsi="Times New Roman" w:cs="Times New Roman"/>
-          <w:color w:val="0D0D0D"/>
-          <w:kern w:val="0"/>
-          <w:lang w:val="az-Latn-AZ"/>
-          <w14:ligatures w14:val="none"/>
-        </w:rPr>
-      </w:pPr>
-      <w:r>
-        <w:rPr>
-          <w:rFonts w:ascii="Times New Roman" w:eastAsia="MS Mincho" w:hAnsi="Times New Roman" w:cs="Times New Roman"/>
-          <w:b/>
-          <w:bCs/>
-          <w:color w:val="0D0D0D"/>
-          <w:kern w:val="0"/>
-          <w:lang w:val="az-Latn-AZ"/>
-          <w14:ligatures w14:val="none"/>
-        </w:rPr>
-        <w:t>Figure</w:t>
-      </w:r>
-      <w:r>
-        <w:rPr>
-          <w:rFonts w:ascii="Times New Roman" w:eastAsia="MS Mincho" w:hAnsi="Times New Roman" w:cs="Times New Roman"/>
-          <w:b/>
-          <w:bCs/>
-          <w:color w:val="0D0D0D"/>
-          <w:kern w:val="0"/>
-          <w:lang w:val="az-Latn-AZ"/>
-          <w14:ligatures w14:val="none"/>
-        </w:rPr>
-        <w:t xml:space="preserve"> </w:t>
-      </w:r>
-      <w:r>
-        <w:rPr>
-          <w:rFonts w:ascii="Times New Roman" w:eastAsia="MS Mincho" w:hAnsi="Times New Roman" w:cs="Times New Roman"/>
-          <w:b/>
-          <w:bCs/>
-          <w:color w:val="0D0D0D"/>
-          <w:kern w:val="0"/>
-          <w:lang w:val="az-Latn-AZ"/>
-          <w14:ligatures w14:val="none"/>
-        </w:rPr>
-        <w:t>4</w:t>
-      </w:r>
-      <w:r>
-        <w:rPr>
-          <w:rFonts w:ascii="Times New Roman" w:eastAsia="MS Mincho" w:hAnsi="Times New Roman" w:cs="Times New Roman"/>
-          <w:b/>
-          <w:bCs/>
-          <w:color w:val="0D0D0D"/>
-          <w:kern w:val="0"/>
-          <w:lang w:val="az-Latn-AZ"/>
-          <w14:ligatures w14:val="none"/>
-        </w:rPr>
-        <w:t>:</w:t>
-      </w:r>
-      <w:r>
-        <w:rPr>
-          <w:rFonts w:ascii="Times New Roman" w:eastAsia="MS Mincho" w:hAnsi="Times New Roman" w:cs="Times New Roman"/>
-          <w:color w:val="0D0D0D"/>
-          <w:kern w:val="0"/>
-          <w:lang w:val="az-Latn-AZ"/>
-          <w14:ligatures w14:val="none"/>
-        </w:rPr>
-        <w:t xml:space="preserve"> </w:t>
-      </w:r>
-      <w:r>
-        <w:rPr>
-          <w:rFonts w:ascii="Times New Roman" w:eastAsia="MS Mincho" w:hAnsi="Times New Roman" w:cs="Times New Roman"/>
-          <w:color w:val="0D0D0D"/>
-          <w:kern w:val="0"/>
-          <w:lang w:val="az-Latn-AZ"/>
-          <w14:ligatures w14:val="none"/>
-        </w:rPr>
-        <w:t>Artificial Intelligence Technology Landscape</w:t>
-      </w:r>
-      <w:r>
-        <w:rPr>
-          <w:rFonts w:ascii="Times New Roman" w:eastAsia="MS Mincho" w:hAnsi="Times New Roman" w:cs="Times New Roman"/>
-          <w:color w:val="0D0D0D"/>
-          <w:kern w:val="0"/>
-          <w:lang w:val="az-Latn-AZ"/>
-          <w14:ligatures w14:val="none"/>
-        </w:rPr>
-        <w:t>.</w:t>
-      </w:r>
-      <w:r>
-        <w:rPr>
-          <w:rFonts w:ascii="Times New Roman" w:eastAsia="MS Mincho" w:hAnsi="Times New Roman" w:cs="Times New Roman"/>
-          <w:color w:val="0D0D0D"/>
-          <w:kern w:val="0"/>
-          <w:lang w:val="az-Latn-AZ"/>
-          <w14:ligatures w14:val="none"/>
-        </w:rPr>
-        <w:t>....</w:t>
-      </w:r>
-      <w:r>
-        <w:rPr>
-          <w:rFonts w:ascii="Times New Roman" w:eastAsia="MS Mincho" w:hAnsi="Times New Roman" w:cs="Times New Roman"/>
-          <w:color w:val="0D0D0D"/>
-          <w:kern w:val="0"/>
-          <w:lang w:val="az-Latn-AZ"/>
-          <w14:ligatures w14:val="none"/>
-        </w:rPr>
-        <w:t>.</w:t>
-      </w:r>
-      <w:r>
-        <w:rPr>
-          <w:rFonts w:ascii="Times New Roman" w:eastAsia="MS Mincho" w:hAnsi="Times New Roman" w:cs="Times New Roman"/>
-          <w:color w:val="0D0D0D"/>
-          <w:kern w:val="0"/>
-          <w:lang w:val="az-Latn-AZ"/>
-          <w14:ligatures w14:val="none"/>
-        </w:rPr>
-        <w:t>......</w:t>
-      </w:r>
-      <w:r>
-        <w:rPr>
-          <w:rFonts w:ascii="Times New Roman" w:eastAsia="MS Mincho" w:hAnsi="Times New Roman" w:cs="Times New Roman"/>
-          <w:color w:val="0D0D0D"/>
-          <w:kern w:val="0"/>
-          <w:lang w:val="az-Latn-AZ"/>
-          <w14:ligatures w14:val="none"/>
-        </w:rPr>
-        <w:t>......</w:t>
-      </w:r>
-      <w:r>
-        <w:rPr>
-          <w:rFonts w:ascii="Times New Roman" w:eastAsia="MS Mincho" w:hAnsi="Times New Roman" w:cs="Times New Roman"/>
-          <w:color w:val="0D0D0D"/>
-          <w:kern w:val="0"/>
-          <w:lang w:val="az-Latn-AZ"/>
-          <w14:ligatures w14:val="none"/>
-        </w:rPr>
-        <w:t>.......</w:t>
-      </w:r>
-      <w:r>
-        <w:rPr>
-          <w:rFonts w:ascii="Times New Roman" w:eastAsia="MS Mincho" w:hAnsi="Times New Roman" w:cs="Times New Roman"/>
-          <w:color w:val="0D0D0D"/>
-          <w:kern w:val="0"/>
-          <w:lang w:val="az-Latn-AZ"/>
-          <w14:ligatures w14:val="none"/>
-        </w:rPr>
-        <w:t>..</w:t>
-      </w:r>
-      <w:r>
-        <w:rPr>
-          <w:rFonts w:ascii="Times New Roman" w:eastAsia="MS Mincho" w:hAnsi="Times New Roman" w:cs="Times New Roman"/>
-          <w:color w:val="0D0D0D"/>
-          <w:kern w:val="0"/>
-          <w:lang w:val="az-Latn-AZ"/>
-          <w14:ligatures w14:val="none"/>
-        </w:rPr>
-        <w:t>....................................</w:t>
-      </w:r>
-      <w:r>
-        <w:rPr>
-          <w:rFonts w:ascii="Times New Roman" w:eastAsia="MS Mincho" w:hAnsi="Times New Roman" w:cs="Times New Roman"/>
-          <w:color w:val="0D0D0D"/>
-          <w:kern w:val="0"/>
-          <w:lang w:val="az-Latn-AZ"/>
-          <w14:ligatures w14:val="none"/>
-        </w:rPr>
-        <w:t>32</w:t>
-      </w:r>
-    </w:p>
-    <w:p>
-      <w:pPr>
-        <w:spacing w:after="0" w:line="240" w:lineRule="auto"/>
-        <w:jc w:val="both"/>
-        <w:rPr>
-          <w:rFonts w:ascii="Times New Roman" w:eastAsia="MS Mincho" w:hAnsi="Times New Roman" w:cs="Times New Roman"/>
-          <w:color w:val="0D0D0D"/>
-          <w:kern w:val="0"/>
-          <w:lang w:val="az-Latn-AZ"/>
-          <w14:ligatures w14:val="none"/>
-        </w:rPr>
-      </w:pPr>
-      <w:r>
-        <w:rPr>
-          <w:rFonts w:ascii="Times New Roman" w:eastAsia="MS Mincho" w:hAnsi="Times New Roman" w:cs="Times New Roman"/>
-          <w:b/>
-          <w:bCs/>
-          <w:color w:val="0D0D0D"/>
-          <w:kern w:val="0"/>
-          <w:lang w:val="az-Latn-AZ"/>
-          <w14:ligatures w14:val="none"/>
-        </w:rPr>
-        <w:t>Figure</w:t>
-      </w:r>
-      <w:r>
-        <w:rPr>
-          <w:rFonts w:ascii="Times New Roman" w:eastAsia="MS Mincho" w:hAnsi="Times New Roman" w:cs="Times New Roman"/>
-          <w:b/>
-          <w:bCs/>
-          <w:color w:val="0D0D0D"/>
-          <w:kern w:val="0"/>
-          <w:lang w:val="az-Latn-AZ"/>
-          <w14:ligatures w14:val="none"/>
-        </w:rPr>
-        <w:t xml:space="preserve"> </w:t>
-      </w:r>
-      <w:r>
-        <w:rPr>
-          <w:rFonts w:ascii="Times New Roman" w:eastAsia="MS Mincho" w:hAnsi="Times New Roman" w:cs="Times New Roman"/>
-          <w:b/>
-          <w:bCs/>
-          <w:color w:val="0D0D0D"/>
-          <w:kern w:val="0"/>
-          <w:lang w:val="az-Latn-AZ"/>
-          <w14:ligatures w14:val="none"/>
-        </w:rPr>
-        <w:t>5</w:t>
-      </w:r>
-      <w:r>
-        <w:rPr>
-          <w:rFonts w:ascii="Times New Roman" w:eastAsia="MS Mincho" w:hAnsi="Times New Roman" w:cs="Times New Roman"/>
-          <w:b/>
-          <w:bCs/>
-          <w:color w:val="0D0D0D"/>
-          <w:kern w:val="0"/>
-          <w:lang w:val="az-Latn-AZ"/>
-          <w14:ligatures w14:val="none"/>
-        </w:rPr>
-        <w:t>:</w:t>
-      </w:r>
-      <w:r>
-        <w:rPr>
-          <w:rFonts w:ascii="Times New Roman" w:eastAsia="MS Mincho" w:hAnsi="Times New Roman" w:cs="Times New Roman"/>
-          <w:color w:val="0D0D0D"/>
-          <w:kern w:val="0"/>
-          <w:lang w:val="az-Latn-AZ"/>
-          <w14:ligatures w14:val="none"/>
-        </w:rPr>
-        <w:t xml:space="preserve"> </w:t>
-      </w:r>
-      <w:r>
-        <w:rPr>
-          <w:rFonts w:ascii="Times New Roman" w:eastAsia="MS Mincho" w:hAnsi="Times New Roman" w:cs="Times New Roman"/>
-          <w:color w:val="0D0D0D"/>
-          <w:kern w:val="0"/>
-          <w:lang w:val="az-Latn-AZ"/>
-          <w14:ligatures w14:val="none"/>
-        </w:rPr>
-        <w:t>Learning anlytics measures................</w:t>
-      </w:r>
-      <w:r>
-        <w:rPr>
-          <w:rFonts w:ascii="Times New Roman" w:eastAsia="MS Mincho" w:hAnsi="Times New Roman" w:cs="Times New Roman"/>
-          <w:color w:val="0D0D0D"/>
-          <w:kern w:val="0"/>
-          <w:lang w:val="az-Latn-AZ"/>
-          <w14:ligatures w14:val="none"/>
-        </w:rPr>
-        <w:t>.</w:t>
-      </w:r>
-      <w:r>
-        <w:rPr>
-          <w:rFonts w:ascii="Times New Roman" w:eastAsia="MS Mincho" w:hAnsi="Times New Roman" w:cs="Times New Roman"/>
-          <w:color w:val="0D0D0D"/>
-          <w:kern w:val="0"/>
-          <w:lang w:val="az-Latn-AZ"/>
-          <w14:ligatures w14:val="none"/>
-        </w:rPr>
-        <w:t>........</w:t>
-      </w:r>
-      <w:r>
-        <w:rPr>
-          <w:rFonts w:ascii="Times New Roman" w:eastAsia="MS Mincho" w:hAnsi="Times New Roman" w:cs="Times New Roman"/>
-          <w:color w:val="0D0D0D"/>
-          <w:kern w:val="0"/>
-          <w:lang w:val="az-Latn-AZ"/>
-          <w14:ligatures w14:val="none"/>
-        </w:rPr>
-        <w:t>................</w:t>
-      </w:r>
-      <w:r>
-        <w:rPr>
-          <w:rFonts w:ascii="Times New Roman" w:eastAsia="MS Mincho" w:hAnsi="Times New Roman" w:cs="Times New Roman"/>
-          <w:color w:val="0D0D0D"/>
-          <w:kern w:val="0"/>
-          <w:lang w:val="az-Latn-AZ"/>
-          <w14:ligatures w14:val="none"/>
-        </w:rPr>
-        <w:t>......</w:t>
-      </w:r>
-      <w:r>
-        <w:rPr>
-          <w:rFonts w:ascii="Times New Roman" w:eastAsia="MS Mincho" w:hAnsi="Times New Roman" w:cs="Times New Roman"/>
-          <w:color w:val="0D0D0D"/>
-          <w:kern w:val="0"/>
-          <w:lang w:val="az-Latn-AZ"/>
-          <w14:ligatures w14:val="none"/>
-        </w:rPr>
-        <w:t>.......</w:t>
-      </w:r>
-      <w:r>
-        <w:rPr>
-          <w:rFonts w:ascii="Times New Roman" w:eastAsia="MS Mincho" w:hAnsi="Times New Roman" w:cs="Times New Roman"/>
-          <w:color w:val="0D0D0D"/>
-          <w:kern w:val="0"/>
-          <w:lang w:val="az-Latn-AZ"/>
-          <w14:ligatures w14:val="none"/>
-        </w:rPr>
-        <w:t>..</w:t>
-      </w:r>
-      <w:r>
-        <w:rPr>
-          <w:rFonts w:ascii="Times New Roman" w:eastAsia="MS Mincho" w:hAnsi="Times New Roman" w:cs="Times New Roman"/>
-          <w:color w:val="0D0D0D"/>
-          <w:kern w:val="0"/>
-          <w:lang w:val="az-Latn-AZ"/>
-          <w14:ligatures w14:val="none"/>
-        </w:rPr>
-        <w:t>....................................</w:t>
-      </w:r>
-      <w:r>
-        <w:rPr>
-          <w:rFonts w:ascii="Times New Roman" w:eastAsia="MS Mincho" w:hAnsi="Times New Roman" w:cs="Times New Roman"/>
-          <w:color w:val="0D0D0D"/>
-          <w:kern w:val="0"/>
-          <w:lang w:val="az-Latn-AZ"/>
-          <w14:ligatures w14:val="none"/>
-        </w:rPr>
-        <w:t>39</w:t>
-      </w:r>
-    </w:p>
-    <w:p>
-      <w:pPr>
-        <w:spacing w:after="0" w:line="240" w:lineRule="auto"/>
-        <w:jc w:val="both"/>
-        <w:rPr>
-          <w:rFonts w:ascii="Times New Roman" w:eastAsia="MS Mincho" w:hAnsi="Times New Roman" w:cs="Times New Roman"/>
-          <w:color w:val="0D0D0D"/>
-          <w:kern w:val="0"/>
-          <w:lang w:val="az-Latn-AZ"/>
-          <w14:ligatures w14:val="none"/>
-        </w:rPr>
-      </w:pPr>
-      <w:r>
-        <w:rPr>
-          <w:rFonts w:ascii="Times New Roman" w:eastAsia="MS Mincho" w:hAnsi="Times New Roman" w:cs="Times New Roman"/>
-          <w:b/>
-          <w:bCs/>
-          <w:color w:val="0D0D0D"/>
-          <w:kern w:val="0"/>
-          <w:lang w:val="az-Latn-AZ"/>
-          <w14:ligatures w14:val="none"/>
-        </w:rPr>
-        <w:t>Figure</w:t>
-      </w:r>
-      <w:r>
-        <w:rPr>
-          <w:rFonts w:ascii="Times New Roman" w:eastAsia="MS Mincho" w:hAnsi="Times New Roman" w:cs="Times New Roman"/>
-          <w:b/>
-          <w:bCs/>
-          <w:color w:val="0D0D0D"/>
-          <w:kern w:val="0"/>
-          <w:lang w:val="az-Latn-AZ"/>
-          <w14:ligatures w14:val="none"/>
-        </w:rPr>
-        <w:t xml:space="preserve"> </w:t>
-      </w:r>
-      <w:r>
-        <w:rPr>
-          <w:rFonts w:ascii="Times New Roman" w:eastAsia="MS Mincho" w:hAnsi="Times New Roman" w:cs="Times New Roman"/>
-          <w:b/>
-          <w:bCs/>
-          <w:color w:val="0D0D0D"/>
-          <w:kern w:val="0"/>
-          <w:lang w:val="az-Latn-AZ"/>
-          <w14:ligatures w14:val="none"/>
-        </w:rPr>
-        <w:t>6</w:t>
-      </w:r>
-      <w:r>
-        <w:rPr>
-          <w:rFonts w:ascii="Times New Roman" w:eastAsia="MS Mincho" w:hAnsi="Times New Roman" w:cs="Times New Roman"/>
-          <w:b/>
-          <w:bCs/>
-          <w:color w:val="0D0D0D"/>
-          <w:kern w:val="0"/>
-          <w:lang w:val="az-Latn-AZ"/>
-          <w14:ligatures w14:val="none"/>
-        </w:rPr>
-        <w:t>:</w:t>
-      </w:r>
-      <w:r>
-        <w:rPr>
-          <w:rFonts w:ascii="Times New Roman" w:eastAsia="MS Mincho" w:hAnsi="Times New Roman" w:cs="Times New Roman"/>
-          <w:color w:val="0D0D0D"/>
-          <w:kern w:val="0"/>
-          <w:lang w:val="az-Latn-AZ"/>
-          <w14:ligatures w14:val="none"/>
-        </w:rPr>
-        <w:t xml:space="preserve"> </w:t>
-      </w:r>
-      <w:r>
-        <w:rPr>
-          <w:rFonts w:ascii="Times New Roman" w:eastAsia="MS Mincho" w:hAnsi="Times New Roman" w:cs="Times New Roman"/>
-          <w:color w:val="0D0D0D"/>
-          <w:kern w:val="0"/>
-          <w:lang w:val="az-Latn-AZ"/>
-          <w14:ligatures w14:val="none"/>
-        </w:rPr>
-        <w:t>Computerized Adaptive Testing (CAT) Process</w:t>
-      </w:r>
-      <w:r>
-        <w:rPr>
-          <w:rFonts w:ascii="Times New Roman" w:eastAsia="MS Mincho" w:hAnsi="Times New Roman" w:cs="Times New Roman"/>
-          <w:color w:val="0D0D0D"/>
-          <w:kern w:val="0"/>
-          <w:lang w:val="az-Latn-AZ"/>
-          <w14:ligatures w14:val="none"/>
-        </w:rPr>
-        <w:t>.</w:t>
-      </w:r>
-      <w:r>
-        <w:rPr>
-          <w:rFonts w:ascii="Times New Roman" w:eastAsia="MS Mincho" w:hAnsi="Times New Roman" w:cs="Times New Roman"/>
-          <w:color w:val="0D0D0D"/>
-          <w:kern w:val="0"/>
-          <w:lang w:val="az-Latn-AZ"/>
-          <w14:ligatures w14:val="none"/>
-        </w:rPr>
-        <w:t>..</w:t>
-      </w:r>
-      <w:r>
-        <w:rPr>
-          <w:rFonts w:ascii="Times New Roman" w:eastAsia="MS Mincho" w:hAnsi="Times New Roman" w:cs="Times New Roman"/>
-          <w:color w:val="0D0D0D"/>
-          <w:kern w:val="0"/>
-          <w:lang w:val="az-Latn-AZ"/>
-          <w14:ligatures w14:val="none"/>
-        </w:rPr>
-        <w:t>.</w:t>
-      </w:r>
-      <w:r>
-        <w:rPr>
-          <w:rFonts w:ascii="Times New Roman" w:eastAsia="MS Mincho" w:hAnsi="Times New Roman" w:cs="Times New Roman"/>
-          <w:color w:val="0D0D0D"/>
-          <w:kern w:val="0"/>
-          <w:lang w:val="az-Latn-AZ"/>
-          <w14:ligatures w14:val="none"/>
-        </w:rPr>
-        <w:t>.....</w:t>
-      </w:r>
-      <w:r>
-        <w:rPr>
-          <w:rFonts w:ascii="Times New Roman" w:eastAsia="MS Mincho" w:hAnsi="Times New Roman" w:cs="Times New Roman"/>
-          <w:color w:val="0D0D0D"/>
-          <w:kern w:val="0"/>
-          <w:lang w:val="az-Latn-AZ"/>
-          <w14:ligatures w14:val="none"/>
-        </w:rPr>
-        <w:t>......</w:t>
-      </w:r>
-      <w:r>
-        <w:rPr>
-          <w:rFonts w:ascii="Times New Roman" w:eastAsia="MS Mincho" w:hAnsi="Times New Roman" w:cs="Times New Roman"/>
-          <w:color w:val="0D0D0D"/>
-          <w:kern w:val="0"/>
-          <w:lang w:val="az-Latn-AZ"/>
-          <w14:ligatures w14:val="none"/>
-        </w:rPr>
-        <w:t>.......</w:t>
-      </w:r>
-      <w:r>
-        <w:rPr>
-          <w:rFonts w:ascii="Times New Roman" w:eastAsia="MS Mincho" w:hAnsi="Times New Roman" w:cs="Times New Roman"/>
-          <w:color w:val="0D0D0D"/>
-          <w:kern w:val="0"/>
-          <w:lang w:val="az-Latn-AZ"/>
-          <w14:ligatures w14:val="none"/>
-        </w:rPr>
-        <w:t>..</w:t>
-      </w:r>
-      <w:r>
-        <w:rPr>
-          <w:rFonts w:ascii="Times New Roman" w:eastAsia="MS Mincho" w:hAnsi="Times New Roman" w:cs="Times New Roman"/>
-          <w:color w:val="0D0D0D"/>
-          <w:kern w:val="0"/>
-          <w:lang w:val="az-Latn-AZ"/>
-          <w14:ligatures w14:val="none"/>
-        </w:rPr>
-        <w:t>....................................</w:t>
-      </w:r>
-      <w:r>
-        <w:rPr>
-          <w:rFonts w:ascii="Times New Roman" w:eastAsia="MS Mincho" w:hAnsi="Times New Roman" w:cs="Times New Roman"/>
-          <w:color w:val="0D0D0D"/>
-          <w:kern w:val="0"/>
-          <w:lang w:val="az-Latn-AZ"/>
-          <w14:ligatures w14:val="none"/>
-        </w:rPr>
-        <w:t>45</w:t>
-      </w:r>
-    </w:p>
-    <w:p>
-      <w:pPr>
-        <w:spacing w:after="0" w:line="240" w:lineRule="auto"/>
-        <w:jc w:val="both"/>
-        <w:rPr>
-          <w:rFonts w:ascii="Times New Roman" w:eastAsia="MS Mincho" w:hAnsi="Times New Roman" w:cs="Times New Roman"/>
-          <w:color w:val="0D0D0D"/>
-          <w:kern w:val="0"/>
-          <w:lang w:val="az-Latn-AZ"/>
-          <w14:ligatures w14:val="none"/>
-        </w:rPr>
-      </w:pPr>
-      <w:r>
-        <w:rPr>
-          <w:rFonts w:ascii="Times New Roman" w:eastAsia="MS Mincho" w:hAnsi="Times New Roman" w:cs="Times New Roman"/>
-          <w:b/>
-          <w:bCs/>
-          <w:color w:val="0D0D0D"/>
-          <w:kern w:val="0"/>
-          <w:lang w:val="az-Latn-AZ"/>
-          <w14:ligatures w14:val="none"/>
-        </w:rPr>
-        <w:t>Figure</w:t>
-      </w:r>
-      <w:r>
-        <w:rPr>
-          <w:rFonts w:ascii="Times New Roman" w:eastAsia="MS Mincho" w:hAnsi="Times New Roman" w:cs="Times New Roman"/>
-          <w:b/>
-          <w:bCs/>
-          <w:color w:val="0D0D0D"/>
-          <w:kern w:val="0"/>
-          <w:lang w:val="az-Latn-AZ"/>
-          <w14:ligatures w14:val="none"/>
-        </w:rPr>
-        <w:t xml:space="preserve"> </w:t>
-      </w:r>
-      <w:r>
-        <w:rPr>
-          <w:rFonts w:ascii="Times New Roman" w:eastAsia="MS Mincho" w:hAnsi="Times New Roman" w:cs="Times New Roman"/>
-          <w:b/>
-          <w:bCs/>
-          <w:color w:val="0D0D0D"/>
-          <w:kern w:val="0"/>
-          <w:lang w:val="az-Latn-AZ"/>
-          <w14:ligatures w14:val="none"/>
-        </w:rPr>
-        <w:t>7</w:t>
-      </w:r>
-      <w:r>
-        <w:rPr>
-          <w:rFonts w:ascii="Times New Roman" w:eastAsia="MS Mincho" w:hAnsi="Times New Roman" w:cs="Times New Roman"/>
-          <w:b/>
-          <w:bCs/>
-          <w:color w:val="0D0D0D"/>
-          <w:kern w:val="0"/>
-          <w:lang w:val="az-Latn-AZ"/>
-          <w14:ligatures w14:val="none"/>
-        </w:rPr>
-        <w:t>:</w:t>
-      </w:r>
-      <w:r>
-        <w:rPr>
-          <w:rFonts w:ascii="Times New Roman" w:eastAsia="MS Mincho" w:hAnsi="Times New Roman" w:cs="Times New Roman"/>
-          <w:color w:val="0D0D0D"/>
-          <w:kern w:val="0"/>
-          <w:lang w:val="az-Latn-AZ"/>
-          <w14:ligatures w14:val="none"/>
-        </w:rPr>
-        <w:t xml:space="preserve"> </w:t>
-      </w:r>
-      <w:r>
-        <w:rPr>
-          <w:rFonts w:ascii="Times New Roman" w:eastAsia="MS Mincho" w:hAnsi="Times New Roman" w:cs="Times New Roman"/>
-          <w:color w:val="0D0D0D"/>
-          <w:kern w:val="0"/>
-          <w:lang w:val="az-Latn-AZ"/>
-          <w14:ligatures w14:val="none"/>
-        </w:rPr>
-        <w:t>Response Theory (IRT) Curves in Adaptive Assessment</w:t>
-      </w:r>
-      <w:r>
-        <w:rPr>
-          <w:rFonts w:ascii="Times New Roman" w:eastAsia="MS Mincho" w:hAnsi="Times New Roman" w:cs="Times New Roman"/>
-          <w:color w:val="0D0D0D"/>
-          <w:kern w:val="0"/>
-          <w:lang w:val="az-Latn-AZ"/>
-          <w14:ligatures w14:val="none"/>
-        </w:rPr>
-        <w:t>.</w:t>
-      </w:r>
-      <w:r>
-        <w:rPr>
-          <w:rFonts w:ascii="Times New Roman" w:eastAsia="MS Mincho" w:hAnsi="Times New Roman" w:cs="Times New Roman"/>
-          <w:color w:val="0D0D0D"/>
-          <w:kern w:val="0"/>
-          <w:lang w:val="az-Latn-AZ"/>
-          <w14:ligatures w14:val="none"/>
-        </w:rPr>
-        <w:t>..</w:t>
-      </w:r>
-      <w:r>
-        <w:rPr>
-          <w:rFonts w:ascii="Times New Roman" w:eastAsia="MS Mincho" w:hAnsi="Times New Roman" w:cs="Times New Roman"/>
-          <w:color w:val="0D0D0D"/>
-          <w:kern w:val="0"/>
-          <w:lang w:val="az-Latn-AZ"/>
-          <w14:ligatures w14:val="none"/>
-        </w:rPr>
-        <w:t>.</w:t>
-      </w:r>
-      <w:r>
-        <w:rPr>
-          <w:rFonts w:ascii="Times New Roman" w:eastAsia="MS Mincho" w:hAnsi="Times New Roman" w:cs="Times New Roman"/>
-          <w:color w:val="0D0D0D"/>
-          <w:kern w:val="0"/>
-          <w:lang w:val="az-Latn-AZ"/>
-          <w14:ligatures w14:val="none"/>
-        </w:rPr>
-        <w:t>.....</w:t>
-      </w:r>
-      <w:r>
-        <w:rPr>
-          <w:rFonts w:ascii="Times New Roman" w:eastAsia="MS Mincho" w:hAnsi="Times New Roman" w:cs="Times New Roman"/>
-          <w:color w:val="0D0D0D"/>
-          <w:kern w:val="0"/>
-          <w:lang w:val="az-Latn-AZ"/>
-          <w14:ligatures w14:val="none"/>
-        </w:rPr>
-        <w:t>..</w:t>
-      </w:r>
-      <w:r>
-        <w:rPr>
-          <w:rFonts w:ascii="Times New Roman" w:eastAsia="MS Mincho" w:hAnsi="Times New Roman" w:cs="Times New Roman"/>
-          <w:color w:val="0D0D0D"/>
-          <w:kern w:val="0"/>
-          <w:lang w:val="az-Latn-AZ"/>
-          <w14:ligatures w14:val="none"/>
-        </w:rPr>
-        <w:t>....................................</w:t>
-      </w:r>
-      <w:r>
-        <w:rPr>
-          <w:rFonts w:ascii="Times New Roman" w:eastAsia="MS Mincho" w:hAnsi="Times New Roman" w:cs="Times New Roman"/>
-          <w:color w:val="0D0D0D"/>
-          <w:kern w:val="0"/>
-          <w:lang w:val="az-Latn-AZ"/>
-          <w14:ligatures w14:val="none"/>
-        </w:rPr>
-        <w:t>47</w:t>
-      </w:r>
-    </w:p>
-    <w:p>
-      <w:pPr>
-        <w:spacing w:after="0" w:line="240" w:lineRule="auto"/>
-        <w:jc w:val="both"/>
-        <w:rPr>
-          <w:rFonts w:ascii="Times New Roman" w:eastAsia="MS Mincho" w:hAnsi="Times New Roman" w:cs="Times New Roman"/>
-          <w:color w:val="0D0D0D"/>
-          <w:kern w:val="0"/>
-          <w:lang w:val="az-Latn-AZ"/>
-          <w14:ligatures w14:val="none"/>
-        </w:rPr>
-      </w:pPr>
-      <w:r>
-        <w:rPr>
-          <w:rFonts w:ascii="Times New Roman" w:eastAsia="MS Mincho" w:hAnsi="Times New Roman" w:cs="Times New Roman"/>
-          <w:b/>
-          <w:bCs/>
-          <w:color w:val="0D0D0D"/>
-          <w:kern w:val="0"/>
-          <w:lang w:val="az-Latn-AZ"/>
-          <w14:ligatures w14:val="none"/>
-        </w:rPr>
-        <w:t>Figure</w:t>
-      </w:r>
-      <w:r>
-        <w:rPr>
-          <w:rFonts w:ascii="Times New Roman" w:eastAsia="MS Mincho" w:hAnsi="Times New Roman" w:cs="Times New Roman"/>
-          <w:b/>
-          <w:bCs/>
-          <w:color w:val="0D0D0D"/>
-          <w:kern w:val="0"/>
-          <w:lang w:val="az-Latn-AZ"/>
-          <w14:ligatures w14:val="none"/>
-        </w:rPr>
-        <w:t xml:space="preserve"> </w:t>
-      </w:r>
-      <w:r>
-        <w:rPr>
-          <w:rFonts w:ascii="Times New Roman" w:eastAsia="MS Mincho" w:hAnsi="Times New Roman" w:cs="Times New Roman"/>
-          <w:b/>
-          <w:bCs/>
-          <w:color w:val="0D0D0D"/>
-          <w:kern w:val="0"/>
-          <w:lang w:val="az-Latn-AZ"/>
-          <w14:ligatures w14:val="none"/>
-        </w:rPr>
-        <w:t>8</w:t>
-      </w:r>
-      <w:r>
-        <w:rPr>
-          <w:rFonts w:ascii="Times New Roman" w:eastAsia="MS Mincho" w:hAnsi="Times New Roman" w:cs="Times New Roman"/>
-          <w:b/>
-          <w:bCs/>
-          <w:color w:val="0D0D0D"/>
-          <w:kern w:val="0"/>
-          <w:lang w:val="az-Latn-AZ"/>
-          <w14:ligatures w14:val="none"/>
-        </w:rPr>
-        <w:t>:</w:t>
-      </w:r>
-      <w:r>
-        <w:rPr>
-          <w:rFonts w:ascii="Times New Roman" w:eastAsia="MS Mincho" w:hAnsi="Times New Roman" w:cs="Times New Roman"/>
-          <w:color w:val="0D0D0D"/>
-          <w:kern w:val="0"/>
-          <w:lang w:val="az-Latn-AZ"/>
-          <w14:ligatures w14:val="none"/>
-        </w:rPr>
-        <w:t xml:space="preserve"> </w:t>
-      </w:r>
-      <w:r>
-        <w:rPr>
-          <w:rFonts w:ascii="Times New Roman" w:eastAsia="MS Mincho" w:hAnsi="Times New Roman" w:cs="Times New Roman"/>
-          <w:color w:val="0D0D0D"/>
-          <w:kern w:val="0"/>
-          <w:lang w:val="az-Latn-AZ"/>
-          <w14:ligatures w14:val="none"/>
-        </w:rPr>
-        <w:t>Meta-Analysis Results of Intelligent Tutoring Systems (ITS)</w:t>
-      </w:r>
-      <w:r>
-        <w:rPr>
-          <w:rFonts w:ascii="Times New Roman" w:eastAsia="MS Mincho" w:hAnsi="Times New Roman" w:cs="Times New Roman"/>
-          <w:color w:val="0D0D0D"/>
-          <w:kern w:val="0"/>
-          <w:lang w:val="az-Latn-AZ"/>
-          <w14:ligatures w14:val="none"/>
-        </w:rPr>
-        <w:t>.</w:t>
-      </w:r>
-      <w:r>
-        <w:rPr>
-          <w:rFonts w:ascii="Times New Roman" w:eastAsia="MS Mincho" w:hAnsi="Times New Roman" w:cs="Times New Roman"/>
-          <w:color w:val="0D0D0D"/>
-          <w:kern w:val="0"/>
-          <w:lang w:val="az-Latn-AZ"/>
-          <w14:ligatures w14:val="none"/>
-        </w:rPr>
-        <w:t>..</w:t>
-      </w:r>
-      <w:r>
-        <w:rPr>
-          <w:rFonts w:ascii="Times New Roman" w:eastAsia="MS Mincho" w:hAnsi="Times New Roman" w:cs="Times New Roman"/>
-          <w:color w:val="0D0D0D"/>
-          <w:kern w:val="0"/>
-          <w:lang w:val="az-Latn-AZ"/>
-          <w14:ligatures w14:val="none"/>
-        </w:rPr>
-        <w:t>....................................</w:t>
-      </w:r>
-      <w:r>
-        <w:rPr>
-          <w:rFonts w:ascii="Times New Roman" w:eastAsia="MS Mincho" w:hAnsi="Times New Roman" w:cs="Times New Roman"/>
-          <w:color w:val="0D0D0D"/>
-          <w:kern w:val="0"/>
-          <w:lang w:val="az-Latn-AZ"/>
-          <w14:ligatures w14:val="none"/>
-        </w:rPr>
-        <w:t>51</w:t>
-      </w:r>
-    </w:p>
-    <w:p>
-      <w:pPr>
-        <w:spacing w:after="0" w:line="240" w:lineRule="auto"/>
-        <w:jc w:val="both"/>
-        <w:rPr>
-          <w:rFonts w:ascii="Times New Roman" w:eastAsia="MS Mincho" w:hAnsi="Times New Roman" w:cs="Times New Roman"/>
-          <w:color w:val="0D0D0D"/>
-          <w:kern w:val="0"/>
-          <w:lang w:val="az-Latn-AZ"/>
-          <w14:ligatures w14:val="none"/>
-        </w:rPr>
-      </w:pPr>
-    </w:p>
-    <w:p>
-      <w:pPr>
-        <w:tabs>
-          <w:tab w:val="left" w:pos="0"/>
-          <w:tab w:val="left" w:pos="284"/>
-          <w:tab w:val="left" w:pos="851"/>
-          <w:tab w:val="left" w:pos="993"/>
-          <w:tab w:val="left" w:pos="1418"/>
-        </w:tabs>
-        <w:spacing w:after="0" w:line="360" w:lineRule="auto"/>
-        <w:jc w:val="both"/>
-        <w:rPr>
-          <w:rFonts w:ascii="Times New Roman" w:eastAsia="MS Mincho" w:hAnsi="Times New Roman" w:cs="Times New Roman"/>
-          <w:bCs/>
-          <w:kern w:val="0"/>
-          <w:sz w:val="28"/>
-          <w:szCs w:val="28"/>
-          <w:lang w:val="az-Latn-AZ"/>
-          <w14:ligatures w14:val="none"/>
-        </w:rPr>
-      </w:pPr>
-    </w:p>
-    <w:p>
-      <w:pPr>
-        <w:tabs>
-          <w:tab w:val="left" w:pos="0"/>
-          <w:tab w:val="left" w:pos="284"/>
-          <w:tab w:val="left" w:pos="851"/>
-          <w:tab w:val="left" w:pos="993"/>
-          <w:tab w:val="left" w:pos="1418"/>
-        </w:tabs>
-        <w:spacing w:after="0" w:line="360" w:lineRule="auto"/>
-        <w:ind w:left="1210"/>
-        <w:contextualSpacing/>
-        <w:jc w:val="both"/>
-        <w:rPr>
-          <w:rFonts w:ascii="Times New Roman" w:eastAsia="MS Mincho" w:hAnsi="Times New Roman" w:cs="Times New Roman"/>
-          <w:bCs/>
-          <w:kern w:val="0"/>
-          <w:sz w:val="28"/>
-          <w:szCs w:val="28"/>
-          <w:lang w:val="az-Latn-AZ"/>
-          <w14:ligatures w14:val="none"/>
-        </w:rPr>
-      </w:pPr>
-    </w:p>
-    <w:bookmarkEnd w:id="27"/>
-    <w:bookmarkEnd w:id="28"/>
-    <w:p>
-      <w:pPr>
-        <w:spacing w:after="200" w:line="276" w:lineRule="auto"/>
-        <w:jc w:val="both"/>
-        <w:rPr>
-          <w:rFonts w:ascii="Times New Roman" w:eastAsia="MS Mincho" w:hAnsi="Times New Roman" w:cs="Times New Roman"/>
-          <w:kern w:val="0"/>
-          <w:sz w:val="22"/>
-          <w:szCs w:val="22"/>
-          <w:lang w:val="az-Latn-AZ"/>
-          <w14:ligatures w14:val="none"/>
-        </w:rPr>
-      </w:pPr>
-    </w:p>
-    <w:p>
-      <w:pPr>
-        <w:spacing w:after="200" w:line="276" w:lineRule="auto"/>
-        <w:jc w:val="both"/>
-        <w:rPr>
-          <w:rFonts w:ascii="Times New Roman" w:eastAsia="MS Mincho" w:hAnsi="Times New Roman" w:cs="Times New Roman"/>
-          <w:kern w:val="0"/>
-          <w:sz w:val="22"/>
-          <w:szCs w:val="22"/>
-          <w:lang w:val="az-Latn-AZ"/>
-          <w14:ligatures w14:val="none"/>
-        </w:rPr>
-      </w:pPr>
-    </w:p>
-    <w:p>
-      <w:pPr>
-        <w:spacing w:after="200" w:line="276" w:lineRule="auto"/>
-        <w:jc w:val="both"/>
-        <w:rPr>
-          <w:rFonts w:ascii="Times New Roman" w:eastAsia="MS Mincho" w:hAnsi="Times New Roman" w:cs="Times New Roman"/>
-          <w:kern w:val="0"/>
-          <w:sz w:val="22"/>
-          <w:szCs w:val="22"/>
-          <w:lang w:val="az-Latn-AZ"/>
-          <w14:ligatures w14:val="none"/>
-        </w:rPr>
-      </w:pPr>
-    </w:p>
-    <w:p>
-      <w:pPr>
-        <w:spacing w:after="200" w:line="276" w:lineRule="auto"/>
-        <w:jc w:val="both"/>
-        <w:rPr>
-          <w:rFonts w:ascii="Times New Roman" w:eastAsia="MS Mincho" w:hAnsi="Times New Roman" w:cs="Times New Roman"/>
-          <w:kern w:val="0"/>
-          <w:sz w:val="22"/>
-          <w:szCs w:val="22"/>
-          <w:lang w:val="az-Latn-AZ"/>
-          <w14:ligatures w14:val="none"/>
-        </w:rPr>
-      </w:pPr>
-    </w:p>
-    <w:p>
-      <w:pPr>
-        <w:spacing w:after="200" w:line="276" w:lineRule="auto"/>
-        <w:jc w:val="both"/>
-        <w:rPr>
-          <w:rFonts w:ascii="Times New Roman" w:eastAsia="MS Mincho" w:hAnsi="Times New Roman" w:cs="Times New Roman"/>
-          <w:kern w:val="0"/>
-          <w:sz w:val="22"/>
-          <w:szCs w:val="22"/>
-          <w:lang w:val="az-Latn-AZ"/>
-          <w14:ligatures w14:val="none"/>
-        </w:rPr>
-      </w:pPr>
-    </w:p>
-    <w:p>
-      <w:pPr>
-        <w:spacing w:after="200" w:line="276" w:lineRule="auto"/>
-        <w:jc w:val="both"/>
-        <w:rPr>
-          <w:rFonts w:ascii="Times New Roman" w:eastAsia="MS Mincho" w:hAnsi="Times New Roman" w:cs="Times New Roman"/>
-          <w:kern w:val="0"/>
-          <w:sz w:val="22"/>
-          <w:szCs w:val="22"/>
-          <w:lang w:val="az-Latn-AZ"/>
-          <w14:ligatures w14:val="none"/>
-        </w:rPr>
-      </w:pPr>
-    </w:p>
-    <w:p/>
+      </w:pPr>
+    </w:p>
     <w:sectPr>
-      <w:footerReference w:type="default" r:id="rId26"/>
+      <w:footerReference w:type="default" r:id="rId27"/>
       <w:pgSz w:w="11906" w:h="16838" w:code="9"/>
       <w:pgMar w:top="1134" w:right="851" w:bottom="1134" w:left="1701" w:header="709" w:footer="709" w:gutter="0"/>
       <w:pgNumType w:start="6"/>
@@ -30243,7 +29596,7 @@
   <w:style w:type="paragraph" w:default="1" w:styleId="Normal">
     <w:name w:val="Normal"/>
     <w:qFormat/>
-    <w:rsid w:val="00903E5F"/>
+    <w:rsid w:val="006F33B3"/>
   </w:style>
   <w:style w:type="paragraph" w:styleId="Heading1">
     <w:name w:val="heading 1"/>

--- a/04_Result/Ulvi Bashirov Samir.docx
+++ b/04_Result/Ulvi Bashirov Samir.docx
@@ -4211,7 +4211,7 @@
         </w:rPr>
         <w:fldChar w:fldCharType="separate"/>
       </w:r>
-      <w:hyperlink w:anchor="_Toc230620392" w:history="1">
+      <w:hyperlink w:anchor="_Toc230623248" w:history="1">
         <w:r>
           <w:rPr>
             <w:rStyle w:val="Hyperlink"/>
@@ -4236,7 +4236,7 @@
           <w:rPr>
             <w:webHidden/>
           </w:rPr>
-          <w:instrText xml:space="preserve"> PAGEREF _Toc230620392 \h </w:instrText>
+          <w:instrText xml:space="preserve"> PAGEREF _Toc230623248 \h </w:instrText>
         </w:r>
         <w:r>
           <w:rPr>
@@ -4276,7 +4276,7 @@
           <w14:ligatures w14:val="standardContextual"/>
         </w:rPr>
       </w:pPr>
-      <w:hyperlink w:anchor="_Toc230620393" w:history="1">
+      <w:hyperlink w:anchor="_Toc230623249" w:history="1">
         <w:r>
           <w:rPr>
             <w:rStyle w:val="Hyperlink"/>
@@ -4301,7 +4301,7 @@
           <w:rPr>
             <w:webHidden/>
           </w:rPr>
-          <w:instrText xml:space="preserve"> PAGEREF _Toc230620393 \h </w:instrText>
+          <w:instrText xml:space="preserve"> PAGEREF _Toc230623249 \h </w:instrText>
         </w:r>
         <w:r>
           <w:rPr>
@@ -4341,7 +4341,7 @@
           <w14:ligatures w14:val="standardContextual"/>
         </w:rPr>
       </w:pPr>
-      <w:hyperlink w:anchor="_Toc230620394" w:history="1">
+      <w:hyperlink w:anchor="_Toc230623250" w:history="1">
         <w:r>
           <w:rPr>
             <w:rStyle w:val="Hyperlink"/>
@@ -4366,7 +4366,7 @@
           <w:rPr>
             <w:webHidden/>
           </w:rPr>
-          <w:instrText xml:space="preserve"> PAGEREF _Toc230620394 \h </w:instrText>
+          <w:instrText xml:space="preserve"> PAGEREF _Toc230623250 \h </w:instrText>
         </w:r>
         <w:r>
           <w:rPr>
@@ -4406,14 +4406,14 @@
           <w14:ligatures w14:val="standardContextual"/>
         </w:rPr>
       </w:pPr>
-      <w:hyperlink w:anchor="_Toc230620395" w:history="1">
+      <w:hyperlink w:anchor="_Toc230623251" w:history="1">
         <w:r>
           <w:rPr>
             <w:rStyle w:val="Hyperlink"/>
             <w:rFonts w:eastAsia="Times New Roman"/>
             <w:b/>
           </w:rPr>
-          <w:t>1.3. Theoretical foundations and models of AI in education assessment</w:t>
+          <w:t>1.2. Rule-based text-to-speech systems</w:t>
         </w:r>
         <w:r>
           <w:rPr>
@@ -4431,7 +4431,88 @@
           <w:rPr>
             <w:webHidden/>
           </w:rPr>
-          <w:instrText xml:space="preserve"> PAGEREF _Toc230620395 \h </w:instrText>
+          <w:instrText xml:space="preserve"> PAGEREF _Toc230623251 \h </w:instrText>
+        </w:r>
+        <w:r>
+          <w:rPr>
+            <w:webHidden/>
+          </w:rPr>
+        </w:r>
+        <w:r>
+          <w:rPr>
+            <w:webHidden/>
+          </w:rPr>
+          <w:fldChar w:fldCharType="separate"/>
+        </w:r>
+        <w:r>
+          <w:rPr>
+            <w:webHidden/>
+          </w:rPr>
+          <w:t>12</w:t>
+        </w:r>
+        <w:r>
+          <w:rPr>
+            <w:webHidden/>
+          </w:rPr>
+          <w:fldChar w:fldCharType="end"/>
+        </w:r>
+      </w:hyperlink>
+    </w:p>
+    <w:p>
+      <w:pPr>
+        <w:pStyle w:val="TOC1"/>
+        <w:rPr>
+          <w:rFonts w:asciiTheme="minorHAnsi" w:eastAsiaTheme="minorEastAsia" w:hAnsiTheme="minorHAnsi" w:cstheme="minorBidi"/>
+          <w:bCs w:val="0"/>
+          <w:kern w:val="2"/>
+          <w:sz w:val="24"/>
+          <w:szCs w:val="24"/>
+          <w:lang w:val="en-AZ"/>
+          <w14:ligatures w14:val="standardContextual"/>
+        </w:rPr>
+      </w:pPr>
+      <w:hyperlink w:anchor="_Toc230623252" w:history="1">
+        <w:r>
+          <w:rPr>
+            <w:rStyle w:val="Hyperlink"/>
+            <w:rFonts w:eastAsia="Times New Roman"/>
+            <w:b/>
+          </w:rPr>
+          <w:t xml:space="preserve">1.3. Advantages and limitations of rule-based TTS systems: a SWOT </w:t>
+        </w:r>
+        <w:r>
+          <w:rPr>
+            <w:rStyle w:val="Hyperlink"/>
+            <w:rFonts w:eastAsia="Times New Roman"/>
+            <w:b/>
+          </w:rPr>
+          <w:t>a</w:t>
+        </w:r>
+        <w:r>
+          <w:rPr>
+            <w:rStyle w:val="Hyperlink"/>
+            <w:rFonts w:eastAsia="Times New Roman"/>
+            <w:b/>
+          </w:rPr>
+          <w:t>nalysis</w:t>
+        </w:r>
+        <w:r>
+          <w:rPr>
+            <w:webHidden/>
+          </w:rPr>
+          <w:tab/>
+        </w:r>
+        <w:r>
+          <w:rPr>
+            <w:webHidden/>
+          </w:rPr>
+          <w:fldChar w:fldCharType="begin"/>
+        </w:r>
+        <w:r>
+          <w:rPr>
+            <w:webHidden/>
+          </w:rPr>
+          <w:instrText xml:space="preserve"> PAGEREF _Toc230623252 \h </w:instrText>
         </w:r>
         <w:r>
           <w:rPr>
@@ -4471,7 +4552,7 @@
           <w14:ligatures w14:val="standardContextual"/>
         </w:rPr>
       </w:pPr>
-      <w:hyperlink w:anchor="_Toc230620396" w:history="1">
+      <w:hyperlink w:anchor="_Toc230623253" w:history="1">
         <w:r>
           <w:rPr>
             <w:rStyle w:val="Hyperlink"/>
@@ -4496,7 +4577,7 @@
           <w:rPr>
             <w:webHidden/>
           </w:rPr>
-          <w:instrText xml:space="preserve"> PAGEREF _Toc230620396 \h </w:instrText>
+          <w:instrText xml:space="preserve"> PAGEREF _Toc230623253 \h </w:instrText>
         </w:r>
         <w:r>
           <w:rPr>
@@ -4513,7 +4594,7 @@
           <w:rPr>
             <w:webHidden/>
           </w:rPr>
-          <w:t>21</w:t>
+          <w:t>20</w:t>
         </w:r>
         <w:r>
           <w:rPr>
@@ -4536,7 +4617,7 @@
           <w14:ligatures w14:val="standardContextual"/>
         </w:rPr>
       </w:pPr>
-      <w:hyperlink w:anchor="_Toc230620397" w:history="1">
+      <w:hyperlink w:anchor="_Toc230623254" w:history="1">
         <w:r>
           <w:rPr>
             <w:rStyle w:val="Hyperlink"/>
@@ -4561,7 +4642,7 @@
           <w:rPr>
             <w:webHidden/>
           </w:rPr>
-          <w:instrText xml:space="preserve"> PAGEREF _Toc230620397 \h </w:instrText>
+          <w:instrText xml:space="preserve"> PAGEREF _Toc230623254 \h </w:instrText>
         </w:r>
         <w:r>
           <w:rPr>
@@ -4578,7 +4659,7 @@
           <w:rPr>
             <w:webHidden/>
           </w:rPr>
-          <w:t>21</w:t>
+          <w:t>20</w:t>
         </w:r>
         <w:r>
           <w:rPr>
@@ -4601,7 +4682,7 @@
           <w14:ligatures w14:val="standardContextual"/>
         </w:rPr>
       </w:pPr>
-      <w:hyperlink w:anchor="_Toc230620398" w:history="1">
+      <w:hyperlink w:anchor="_Toc230623255" w:history="1">
         <w:r>
           <w:rPr>
             <w:rStyle w:val="Hyperlink"/>
@@ -4626,7 +4707,7 @@
           <w:rPr>
             <w:webHidden/>
           </w:rPr>
-          <w:instrText xml:space="preserve"> PAGEREF _Toc230620398 \h </w:instrText>
+          <w:instrText xml:space="preserve"> PAGEREF _Toc230623255 \h </w:instrText>
         </w:r>
         <w:r>
           <w:rPr>
@@ -4643,7 +4724,7 @@
           <w:rPr>
             <w:webHidden/>
           </w:rPr>
-          <w:t>28</w:t>
+          <w:t>26</w:t>
         </w:r>
         <w:r>
           <w:rPr>
@@ -4666,7 +4747,7 @@
           <w14:ligatures w14:val="standardContextual"/>
         </w:rPr>
       </w:pPr>
-      <w:hyperlink w:anchor="_Toc230620399" w:history="1">
+      <w:hyperlink w:anchor="_Toc230623256" w:history="1">
         <w:r>
           <w:rPr>
             <w:rStyle w:val="Hyperlink"/>
@@ -4691,7 +4772,7 @@
           <w:rPr>
             <w:webHidden/>
           </w:rPr>
-          <w:instrText xml:space="preserve"> PAGEREF _Toc230620399 \h </w:instrText>
+          <w:instrText xml:space="preserve"> PAGEREF _Toc230623256 \h </w:instrText>
         </w:r>
         <w:r>
           <w:rPr>
@@ -4708,7 +4789,7 @@
           <w:rPr>
             <w:webHidden/>
           </w:rPr>
-          <w:t>33</w:t>
+          <w:t>31</w:t>
         </w:r>
         <w:r>
           <w:rPr>
@@ -4731,7 +4812,7 @@
           <w14:ligatures w14:val="standardContextual"/>
         </w:rPr>
       </w:pPr>
-      <w:hyperlink w:anchor="_Toc230620400" w:history="1">
+      <w:hyperlink w:anchor="_Toc230623257" w:history="1">
         <w:r>
           <w:rPr>
             <w:rStyle w:val="Hyperlink"/>
@@ -4756,7 +4837,7 @@
           <w:rPr>
             <w:webHidden/>
           </w:rPr>
-          <w:instrText xml:space="preserve"> PAGEREF _Toc230620400 \h </w:instrText>
+          <w:instrText xml:space="preserve"> PAGEREF _Toc230623257 \h </w:instrText>
         </w:r>
         <w:r>
           <w:rPr>
@@ -4773,7 +4854,7 @@
           <w:rPr>
             <w:webHidden/>
           </w:rPr>
-          <w:t>41</w:t>
+          <w:t>40</w:t>
         </w:r>
         <w:r>
           <w:rPr>
@@ -4796,7 +4877,7 @@
           <w14:ligatures w14:val="standardContextual"/>
         </w:rPr>
       </w:pPr>
-      <w:hyperlink w:anchor="_Toc230620401" w:history="1">
+      <w:hyperlink w:anchor="_Toc230623258" w:history="1">
         <w:r>
           <w:rPr>
             <w:rStyle w:val="Hyperlink"/>
@@ -4821,7 +4902,7 @@
           <w:rPr>
             <w:webHidden/>
           </w:rPr>
-          <w:instrText xml:space="preserve"> PAGEREF _Toc230620401 \h </w:instrText>
+          <w:instrText xml:space="preserve"> PAGEREF _Toc230623258 \h </w:instrText>
         </w:r>
         <w:r>
           <w:rPr>
@@ -4838,7 +4919,7 @@
           <w:rPr>
             <w:webHidden/>
           </w:rPr>
-          <w:t>41</w:t>
+          <w:t>40</w:t>
         </w:r>
         <w:r>
           <w:rPr>
@@ -4861,7 +4942,7 @@
           <w14:ligatures w14:val="standardContextual"/>
         </w:rPr>
       </w:pPr>
-      <w:hyperlink w:anchor="_Toc230620402" w:history="1">
+      <w:hyperlink w:anchor="_Toc230623259" w:history="1">
         <w:r>
           <w:rPr>
             <w:rStyle w:val="Hyperlink"/>
@@ -4886,7 +4967,7 @@
           <w:rPr>
             <w:webHidden/>
           </w:rPr>
-          <w:instrText xml:space="preserve"> PAGEREF _Toc230620402 \h </w:instrText>
+          <w:instrText xml:space="preserve"> PAGEREF _Toc230623259 \h </w:instrText>
         </w:r>
         <w:r>
           <w:rPr>
@@ -4903,7 +4984,7 @@
           <w:rPr>
             <w:webHidden/>
           </w:rPr>
-          <w:t>52</w:t>
+          <w:t>50</w:t>
         </w:r>
         <w:r>
           <w:rPr>
@@ -4926,7 +5007,7 @@
           <w14:ligatures w14:val="standardContextual"/>
         </w:rPr>
       </w:pPr>
-      <w:hyperlink w:anchor="_Toc230620403" w:history="1">
+      <w:hyperlink w:anchor="_Toc230623260" w:history="1">
         <w:r>
           <w:rPr>
             <w:rStyle w:val="Hyperlink"/>
@@ -4951,7 +5032,7 @@
           <w:rPr>
             <w:webHidden/>
           </w:rPr>
-          <w:instrText xml:space="preserve"> PAGEREF _Toc230620403 \h </w:instrText>
+          <w:instrText xml:space="preserve"> PAGEREF _Toc230623260 \h </w:instrText>
         </w:r>
         <w:r>
           <w:rPr>
@@ -4968,7 +5049,7 @@
           <w:rPr>
             <w:webHidden/>
           </w:rPr>
-          <w:t>57</w:t>
+          <w:t>55</w:t>
         </w:r>
         <w:r>
           <w:rPr>
@@ -4991,7 +5072,7 @@
           <w14:ligatures w14:val="standardContextual"/>
         </w:rPr>
       </w:pPr>
-      <w:hyperlink w:anchor="_Toc230620404" w:history="1">
+      <w:hyperlink w:anchor="_Toc230623261" w:history="1">
         <w:r>
           <w:rPr>
             <w:rStyle w:val="Hyperlink"/>
@@ -5016,7 +5097,72 @@
           <w:rPr>
             <w:webHidden/>
           </w:rPr>
-          <w:instrText xml:space="preserve"> PAGEREF _Toc230620404 \h </w:instrText>
+          <w:instrText xml:space="preserve"> PAGEREF _Toc230623261 \h </w:instrText>
+        </w:r>
+        <w:r>
+          <w:rPr>
+            <w:webHidden/>
+          </w:rPr>
+        </w:r>
+        <w:r>
+          <w:rPr>
+            <w:webHidden/>
+          </w:rPr>
+          <w:fldChar w:fldCharType="separate"/>
+        </w:r>
+        <w:r>
+          <w:rPr>
+            <w:webHidden/>
+          </w:rPr>
+          <w:t>61</w:t>
+        </w:r>
+        <w:r>
+          <w:rPr>
+            <w:webHidden/>
+          </w:rPr>
+          <w:fldChar w:fldCharType="end"/>
+        </w:r>
+      </w:hyperlink>
+    </w:p>
+    <w:p>
+      <w:pPr>
+        <w:pStyle w:val="TOC1"/>
+        <w:rPr>
+          <w:rFonts w:asciiTheme="minorHAnsi" w:eastAsiaTheme="minorEastAsia" w:hAnsiTheme="minorHAnsi" w:cstheme="minorBidi"/>
+          <w:bCs w:val="0"/>
+          <w:kern w:val="2"/>
+          <w:sz w:val="24"/>
+          <w:szCs w:val="24"/>
+          <w:lang w:val="en-AZ"/>
+          <w14:ligatures w14:val="standardContextual"/>
+        </w:rPr>
+      </w:pPr>
+      <w:hyperlink w:anchor="_Toc230623262" w:history="1">
+        <w:r>
+          <w:rPr>
+            <w:rStyle w:val="Hyperlink"/>
+            <w:rFonts w:eastAsia="Times New Roman"/>
+            <w:b/>
+          </w:rPr>
+          <w:t>REFERENCES</w:t>
+        </w:r>
+        <w:r>
+          <w:rPr>
+            <w:webHidden/>
+          </w:rPr>
+          <w:tab/>
+        </w:r>
+        <w:r>
+          <w:rPr>
+            <w:webHidden/>
+          </w:rPr>
+          <w:fldChar w:fldCharType="begin"/>
+        </w:r>
+        <w:r>
+          <w:rPr>
+            <w:webHidden/>
+          </w:rPr>
+          <w:instrText xml:space="preserve"> PAGEREF _Toc230623262 \h </w:instrText>
         </w:r>
         <w:r>
           <w:rPr>
@@ -5056,72 +5202,7 @@
           <w14:ligatures w14:val="standardContextual"/>
         </w:rPr>
       </w:pPr>
-      <w:hyperlink w:anchor="_Toc230620405" w:history="1">
-        <w:r>
-          <w:rPr>
-            <w:rStyle w:val="Hyperlink"/>
-            <w:rFonts w:eastAsia="Times New Roman"/>
-            <w:b/>
-          </w:rPr>
-          <w:t>REFERENCES</w:t>
-        </w:r>
-        <w:r>
-          <w:rPr>
-            <w:webHidden/>
-          </w:rPr>
-          <w:tab/>
-        </w:r>
-        <w:r>
-          <w:rPr>
-            <w:webHidden/>
-          </w:rPr>
-          <w:fldChar w:fldCharType="begin"/>
-        </w:r>
-        <w:r>
-          <w:rPr>
-            <w:webHidden/>
-          </w:rPr>
-          <w:instrText xml:space="preserve"> PAGEREF _Toc230620405 \h </w:instrText>
-        </w:r>
-        <w:r>
-          <w:rPr>
-            <w:webHidden/>
-          </w:rPr>
-        </w:r>
-        <w:r>
-          <w:rPr>
-            <w:webHidden/>
-          </w:rPr>
-          <w:fldChar w:fldCharType="separate"/>
-        </w:r>
-        <w:r>
-          <w:rPr>
-            <w:webHidden/>
-          </w:rPr>
-          <w:t>65</w:t>
-        </w:r>
-        <w:r>
-          <w:rPr>
-            <w:webHidden/>
-          </w:rPr>
-          <w:fldChar w:fldCharType="end"/>
-        </w:r>
-      </w:hyperlink>
-    </w:p>
-    <w:p>
-      <w:pPr>
-        <w:pStyle w:val="TOC1"/>
-        <w:rPr>
-          <w:rFonts w:asciiTheme="minorHAnsi" w:eastAsiaTheme="minorEastAsia" w:hAnsiTheme="minorHAnsi" w:cstheme="minorBidi"/>
-          <w:bCs w:val="0"/>
-          <w:kern w:val="2"/>
-          <w:sz w:val="24"/>
-          <w:szCs w:val="24"/>
-          <w:lang w:val="en-AZ"/>
-          <w14:ligatures w14:val="standardContextual"/>
-        </w:rPr>
-      </w:pPr>
-      <w:hyperlink w:anchor="_Toc230620406" w:history="1">
+      <w:hyperlink w:anchor="_Toc230623263" w:history="1">
         <w:r>
           <w:rPr>
             <w:rStyle w:val="Hyperlink"/>
@@ -5145,7 +5226,7 @@
           <w:rPr>
             <w:webHidden/>
           </w:rPr>
-          <w:instrText xml:space="preserve"> PAGEREF _Toc230620406 \h </w:instrText>
+          <w:instrText xml:space="preserve"> PAGEREF _Toc230623263 \h </w:instrText>
         </w:r>
         <w:r>
           <w:rPr>
@@ -5162,7 +5243,7 @@
           <w:rPr>
             <w:webHidden/>
           </w:rPr>
-          <w:t>65</w:t>
+          <w:t>63</w:t>
         </w:r>
         <w:r>
           <w:rPr>
@@ -5185,7 +5266,7 @@
           <w14:ligatures w14:val="standardContextual"/>
         </w:rPr>
       </w:pPr>
-      <w:hyperlink w:anchor="_Toc230620407" w:history="1">
+      <w:hyperlink w:anchor="_Toc230623264" w:history="1">
         <w:r>
           <w:rPr>
             <w:rStyle w:val="Hyperlink"/>
@@ -5210,7 +5291,7 @@
           <w:rPr>
             <w:webHidden/>
           </w:rPr>
-          <w:instrText xml:space="preserve"> PAGEREF _Toc230620407 \h </w:instrText>
+          <w:instrText xml:space="preserve"> PAGEREF _Toc230623264 \h </w:instrText>
         </w:r>
         <w:r>
           <w:rPr>
@@ -5227,7 +5308,7 @@
           <w:rPr>
             <w:webHidden/>
           </w:rPr>
-          <w:t>69</w:t>
+          <w:t>67</w:t>
         </w:r>
         <w:r>
           <w:rPr>
@@ -5250,7 +5331,7 @@
           <w14:ligatures w14:val="standardContextual"/>
         </w:rPr>
       </w:pPr>
-      <w:hyperlink w:anchor="_Toc230620408" w:history="1">
+      <w:hyperlink w:anchor="_Toc230623265" w:history="1">
         <w:r>
           <w:rPr>
             <w:rStyle w:val="Hyperlink"/>
@@ -5275,7 +5356,7 @@
           <w:rPr>
             <w:webHidden/>
           </w:rPr>
-          <w:instrText xml:space="preserve"> PAGEREF _Toc230620408 \h </w:instrText>
+          <w:instrText xml:space="preserve"> PAGEREF _Toc230623265 \h </w:instrText>
         </w:r>
         <w:r>
           <w:rPr>
@@ -5292,7 +5373,7 @@
           <w:rPr>
             <w:webHidden/>
           </w:rPr>
-          <w:t>69</w:t>
+          <w:t>67</w:t>
         </w:r>
         <w:r>
           <w:rPr>
@@ -5361,7 +5442,7 @@
           <w14:ligatures w14:val="none"/>
         </w:rPr>
       </w:pPr>
-      <w:bookmarkStart w:id="5" w:name="_Toc230620392"/>
+      <w:bookmarkStart w:id="5" w:name="_Toc230623248"/>
       <w:r>
         <w:rPr>
           <w:rFonts w:ascii="Times New Roman" w:eastAsia="Times New Roman" w:hAnsi="Times New Roman" w:cs="Times New Roman"/>
@@ -6159,7 +6240,7 @@
       <w:bookmarkStart w:id="8" w:name="_Toc55210301"/>
       <w:bookmarkStart w:id="9" w:name="_Toc72790554"/>
       <w:bookmarkStart w:id="10" w:name="_Hlk70164111"/>
-      <w:bookmarkStart w:id="11" w:name="_Toc230620393"/>
+      <w:bookmarkStart w:id="11" w:name="_Toc230623249"/>
       <w:r>
         <w:rPr>
           <w:rFonts w:ascii="Times New Roman" w:eastAsia="Times New Roman" w:hAnsi="Times New Roman" w:cs="Times New Roman"/>
@@ -6203,7 +6284,7 @@
         </w:rPr>
       </w:pPr>
       <w:bookmarkStart w:id="12" w:name="OLE_LINK25"/>
-      <w:bookmarkStart w:id="13" w:name="_Toc230620394"/>
+      <w:bookmarkStart w:id="13" w:name="_Toc230623250"/>
       <w:r>
         <w:rPr>
           <w:rFonts w:ascii="Times New Roman" w:eastAsia="Times New Roman" w:hAnsi="Times New Roman" w:cs="Times New Roman"/>
@@ -7180,6 +7261,7 @@
           <w14:ligatures w14:val="none"/>
         </w:rPr>
       </w:pPr>
+      <w:bookmarkStart w:id="16" w:name="_Toc230623251"/>
       <w:r>
         <w:rPr>
           <w:rFonts w:ascii="Times New Roman" w:eastAsia="Times New Roman" w:hAnsi="Times New Roman" w:cs="Times New Roman"/>
@@ -7228,6 +7310,7 @@
         </w:rPr>
         <w:t>Rule-based text-to-speech systems</w:t>
       </w:r>
+      <w:bookmarkEnd w:id="16"/>
     </w:p>
     <w:p>
       <w:pPr>
@@ -7242,7 +7325,7 @@
           <w14:ligatures w14:val="none"/>
         </w:rPr>
       </w:pPr>
-      <w:bookmarkStart w:id="16" w:name="OLE_LINK74"/>
+      <w:bookmarkStart w:id="17" w:name="OLE_LINK74"/>
       <w:r>
         <w:rPr>
           <w:rFonts w:ascii="Times New Roman" w:eastAsia="MS Mincho" w:hAnsi="Times New Roman" w:cs="Times New Roman"/>
@@ -7450,7 +7533,7 @@
         </w:rPr>
         <w:t xml:space="preserve">Figure 1. </w:t>
       </w:r>
-      <w:bookmarkStart w:id="17" w:name="OLE_LINK81"/>
+      <w:bookmarkStart w:id="18" w:name="OLE_LINK81"/>
       <w:r>
         <w:rPr>
           <w:rFonts w:ascii="Times New Roman" w:hAnsi="Times New Roman" w:cs="Times New Roman"/>
@@ -7461,7 +7544,7 @@
         </w:rPr>
         <w:t>G2P conversion process flow diagram</w:t>
       </w:r>
-      <w:bookmarkEnd w:id="17"/>
+      <w:bookmarkEnd w:id="18"/>
     </w:p>
     <w:p>
       <w:r>
@@ -7469,9 +7552,9 @@
           <w:noProof/>
         </w:rPr>
         <w:drawing>
-          <wp:inline distT="0" distB="0" distL="0" distR="0" wp14:anchorId="75C48DCB" wp14:editId="108099F0">
-            <wp:extent cx="6155690" cy="1000760"/>
-            <wp:effectExtent l="0" t="0" r="3810" b="2540"/>
+          <wp:inline distT="0" distB="0" distL="0" distR="0" wp14:anchorId="75C48DCB" wp14:editId="3039F8B6">
+            <wp:extent cx="5894962" cy="958372"/>
+            <wp:effectExtent l="0" t="0" r="0" b="0"/>
             <wp:docPr id="1248696734" name="Picture 1"/>
             <wp:cNvGraphicFramePr>
               <a:graphicFrameLocks xmlns:a="http://schemas.openxmlformats.org/drawingml/2006/main" noChangeAspect="1"/>
@@ -7492,7 +7575,7 @@
                   <pic:spPr>
                     <a:xfrm>
                       <a:off x="0" y="0"/>
-                      <a:ext cx="6155690" cy="1000760"/>
+                      <a:ext cx="5937417" cy="965274"/>
                     </a:xfrm>
                     <a:prstGeom prst="rect">
                       <a:avLst/>
@@ -7511,9 +7594,9 @@
           <w:noProof/>
         </w:rPr>
         <w:drawing>
-          <wp:inline distT="0" distB="0" distL="0" distR="0" wp14:anchorId="309E42F6" wp14:editId="427BA8BD">
-            <wp:extent cx="6155690" cy="1073785"/>
-            <wp:effectExtent l="0" t="0" r="3810" b="5715"/>
+          <wp:inline distT="0" distB="0" distL="0" distR="0" wp14:anchorId="309E42F6" wp14:editId="5836A6F9">
+            <wp:extent cx="5894705" cy="1028259"/>
+            <wp:effectExtent l="0" t="0" r="0" b="635"/>
             <wp:docPr id="2096358025" name="Picture 2"/>
             <wp:cNvGraphicFramePr>
               <a:graphicFrameLocks xmlns:a="http://schemas.openxmlformats.org/drawingml/2006/main" noChangeAspect="1"/>
@@ -7534,7 +7617,7 @@
                   <pic:spPr>
                     <a:xfrm>
                       <a:off x="0" y="0"/>
-                      <a:ext cx="6155690" cy="1073785"/>
+                      <a:ext cx="5924526" cy="1033461"/>
                     </a:xfrm>
                     <a:prstGeom prst="rect">
                       <a:avLst/>
@@ -7745,6 +7828,7 @@
           <w:szCs w:val="28"/>
         </w:rPr>
       </w:pPr>
+      <w:bookmarkStart w:id="19" w:name="OLE_LINK132"/>
     </w:p>
     <w:p>
       <w:pPr>
@@ -7761,6 +7845,7 @@
           <w14:ligatures w14:val="none"/>
         </w:rPr>
       </w:pPr>
+      <w:bookmarkStart w:id="20" w:name="OLE_LINK131"/>
       <w:r>
         <w:rPr>
           <w:rFonts w:ascii="Times New Roman" w:eastAsia="MS Mincho" w:hAnsi="Times New Roman" w:cs="Times New Roman"/>
@@ -7797,7 +7882,7 @@
         </w:rPr>
         <w:t xml:space="preserve">: </w:t>
       </w:r>
-      <w:bookmarkStart w:id="18" w:name="OLE_LINK126"/>
+      <w:bookmarkStart w:id="21" w:name="OLE_LINK126"/>
       <w:r>
         <w:rPr>
           <w:rFonts w:ascii="Times New Roman" w:eastAsia="MS Mincho" w:hAnsi="Times New Roman" w:cs="Times New Roman"/>
@@ -7810,7 +7895,7 @@
         </w:rPr>
         <w:t>Detailed Comparison of TTS Paradigms</w:t>
       </w:r>
-      <w:bookmarkEnd w:id="18"/>
+      <w:bookmarkEnd w:id="21"/>
     </w:p>
     <w:tbl>
       <w:tblPr>
@@ -7830,6 +7915,7 @@
             <w:tcW w:w="2603" w:type="dxa"/>
             <w:shd w:val="clear" w:color="auto" w:fill="BFBFBF" w:themeFill="background1" w:themeFillShade="BF"/>
           </w:tcPr>
+          <w:bookmarkEnd w:id="20"/>
           <w:p>
             <w:pPr>
               <w:spacing w:line="360" w:lineRule="auto"/>
@@ -8867,30 +8953,41 @@
         <w:t xml:space="preserve">. </w:t>
       </w:r>
     </w:p>
-    <w:p>
-      <w:pPr>
-        <w:spacing w:after="0" w:line="360" w:lineRule="auto"/>
-        <w:rPr>
-          <w:rFonts w:ascii="Times New Roman" w:eastAsia="MS Mincho" w:hAnsi="Times New Roman" w:cs="Times New Roman"/>
-          <w:kern w:val="0"/>
-          <w:sz w:val="28"/>
-          <w:szCs w:val="28"/>
-          <w14:ligatures w14:val="none"/>
-        </w:rPr>
-      </w:pPr>
-      <w:hyperlink r:id="rId12" w:history="1">
-        <w:r>
-          <w:rPr>
-            <w:rStyle w:val="Hyperlink"/>
-            <w:rFonts w:ascii="Times New Roman" w:eastAsia="MS Mincho" w:hAnsi="Times New Roman" w:cs="Times New Roman"/>
-            <w:kern w:val="0"/>
-            <w:sz w:val="28"/>
-            <w:szCs w:val="28"/>
-            <w14:ligatures w14:val="none"/>
-          </w:rPr>
-          <w:t>https://ieeexplore.ieee.org/document/7282379</w:t>
-        </w:r>
-      </w:hyperlink>
+    <w:bookmarkEnd w:id="19"/>
+    <w:p>
+      <w:pPr>
+        <w:spacing w:after="0" w:line="360" w:lineRule="auto"/>
+        <w:rPr>
+          <w:rFonts w:ascii="Times New Roman" w:eastAsia="MS Mincho" w:hAnsi="Times New Roman" w:cs="Times New Roman"/>
+          <w:kern w:val="0"/>
+          <w:sz w:val="28"/>
+          <w:szCs w:val="28"/>
+          <w14:ligatures w14:val="none"/>
+        </w:rPr>
+      </w:pPr>
+      <w:r>
+        <w:fldChar w:fldCharType="begin"/>
+      </w:r>
+      <w:r>
+        <w:instrText>HYPERLINK "https://ieeexplore.ieee.org/document/7282379"</w:instrText>
+      </w:r>
+      <w:r>
+        <w:fldChar w:fldCharType="separate"/>
+      </w:r>
+      <w:r>
+        <w:rPr>
+          <w:rStyle w:val="Hyperlink"/>
+          <w:rFonts w:ascii="Times New Roman" w:eastAsia="MS Mincho" w:hAnsi="Times New Roman" w:cs="Times New Roman"/>
+          <w:kern w:val="0"/>
+          <w:sz w:val="28"/>
+          <w:szCs w:val="28"/>
+          <w14:ligatures w14:val="none"/>
+        </w:rPr>
+        <w:t>https://ieeexplore.ieee.org/document/7282379</w:t>
+      </w:r>
+      <w:r>
+        <w:fldChar w:fldCharType="end"/>
+      </w:r>
     </w:p>
     <w:p>
       <w:pPr>
@@ -8961,9 +9058,9 @@
           <w14:ligatures w14:val="none"/>
         </w:rPr>
       </w:pPr>
-      <w:bookmarkStart w:id="19" w:name="_Toc230620395"/>
-      <w:bookmarkStart w:id="20" w:name="OLE_LINK127"/>
-      <w:bookmarkEnd w:id="16"/>
+      <w:bookmarkStart w:id="22" w:name="OLE_LINK127"/>
+      <w:bookmarkStart w:id="23" w:name="_Toc230623252"/>
+      <w:bookmarkEnd w:id="17"/>
       <w:r>
         <w:rPr>
           <w:rFonts w:ascii="Times New Roman" w:eastAsia="Times New Roman" w:hAnsi="Times New Roman" w:cs="Times New Roman"/>
@@ -8986,11 +9083,11 @@
           <w:szCs w:val="28"/>
           <w14:ligatures w14:val="none"/>
         </w:rPr>
-        <w:t>Theoretical foundations and models of AI in education assessment</w:t>
-      </w:r>
-      <w:bookmarkEnd w:id="19"/>
-    </w:p>
-    <w:bookmarkEnd w:id="20"/>
+        <w:t>Advantages and limitations of rule-based TTS systems</w:t>
+      </w:r>
+      <w:bookmarkEnd w:id="23"/>
+    </w:p>
+    <w:bookmarkEnd w:id="22"/>
     <w:p>
       <w:pPr>
         <w:spacing w:after="0" w:line="360" w:lineRule="auto"/>
@@ -9012,176 +9109,8 @@
           <w:szCs w:val="28"/>
           <w14:ligatures w14:val="none"/>
         </w:rPr>
-        <w:t>Modern education system means modern and innovative approaches. There are learning theories that support artificial intelligence in educational assessment. Learning theory explains what artificial intelligence does in the background in the assessment process and how these different learning theories work in the artificial intelligence system and how they help students more effectively (Illeris, 2018).</w:t>
-      </w:r>
-    </w:p>
-    <w:p>
-      <w:pPr>
-        <w:spacing w:after="0" w:line="360" w:lineRule="auto"/>
-        <w:ind w:firstLine="567"/>
-        <w:jc w:val="both"/>
-        <w:rPr>
-          <w:rFonts w:ascii="Times New Roman" w:eastAsia="MS Mincho" w:hAnsi="Times New Roman" w:cs="Times New Roman"/>
-          <w:kern w:val="0"/>
-          <w:sz w:val="28"/>
-          <w:szCs w:val="28"/>
-          <w14:ligatures w14:val="none"/>
-        </w:rPr>
-      </w:pPr>
-    </w:p>
-    <w:p>
-      <w:pPr>
-        <w:spacing w:after="0" w:line="360" w:lineRule="auto"/>
-        <w:ind w:firstLine="567"/>
-        <w:jc w:val="both"/>
-        <w:rPr>
-          <w:rFonts w:ascii="Times New Roman" w:eastAsia="MS Mincho" w:hAnsi="Times New Roman" w:cs="Times New Roman"/>
-          <w:kern w:val="0"/>
-          <w:sz w:val="28"/>
-          <w:szCs w:val="28"/>
-          <w14:ligatures w14:val="none"/>
-        </w:rPr>
-      </w:pPr>
-    </w:p>
-    <w:p>
-      <w:pPr>
-        <w:spacing w:after="0" w:line="360" w:lineRule="auto"/>
-        <w:ind w:firstLine="567"/>
-        <w:jc w:val="both"/>
-        <w:rPr>
-          <w:rFonts w:ascii="Times New Roman" w:eastAsia="MS Mincho" w:hAnsi="Times New Roman" w:cs="Times New Roman"/>
-          <w:kern w:val="0"/>
-          <w:sz w:val="28"/>
-          <w:szCs w:val="28"/>
-          <w14:ligatures w14:val="none"/>
-        </w:rPr>
-      </w:pPr>
-    </w:p>
-    <w:p>
-      <w:pPr>
-        <w:spacing w:after="0" w:line="360" w:lineRule="auto"/>
-        <w:ind w:firstLine="567"/>
-        <w:jc w:val="both"/>
-        <w:rPr>
-          <w:rFonts w:ascii="Times New Roman" w:eastAsia="MS Mincho" w:hAnsi="Times New Roman" w:cs="Times New Roman"/>
-          <w:kern w:val="0"/>
-          <w:sz w:val="28"/>
-          <w:szCs w:val="28"/>
-          <w14:ligatures w14:val="none"/>
-        </w:rPr>
-      </w:pPr>
-    </w:p>
-    <w:p>
-      <w:pPr>
-        <w:spacing w:after="0" w:line="360" w:lineRule="auto"/>
-        <w:ind w:firstLine="567"/>
-        <w:jc w:val="both"/>
-        <w:rPr>
-          <w:rFonts w:ascii="Times New Roman" w:eastAsia="MS Mincho" w:hAnsi="Times New Roman" w:cs="Times New Roman"/>
-          <w:kern w:val="0"/>
-          <w:sz w:val="28"/>
-          <w:szCs w:val="28"/>
-          <w14:ligatures w14:val="none"/>
-        </w:rPr>
-      </w:pPr>
-    </w:p>
-    <w:p>
-      <w:pPr>
-        <w:spacing w:after="0" w:line="360" w:lineRule="auto"/>
-        <w:ind w:firstLine="567"/>
-        <w:jc w:val="both"/>
-        <w:rPr>
-          <w:rFonts w:ascii="Times New Roman" w:eastAsia="MS Mincho" w:hAnsi="Times New Roman" w:cs="Times New Roman"/>
-          <w:kern w:val="0"/>
-          <w:sz w:val="28"/>
-          <w:szCs w:val="28"/>
-          <w14:ligatures w14:val="none"/>
-        </w:rPr>
-      </w:pPr>
-    </w:p>
-    <w:p>
-      <w:pPr>
-        <w:spacing w:after="0" w:line="360" w:lineRule="auto"/>
-        <w:ind w:firstLine="567"/>
-        <w:jc w:val="both"/>
-        <w:rPr>
-          <w:rFonts w:ascii="Times New Roman" w:eastAsia="MS Mincho" w:hAnsi="Times New Roman" w:cs="Times New Roman"/>
-          <w:kern w:val="0"/>
-          <w:sz w:val="28"/>
-          <w:szCs w:val="28"/>
-          <w14:ligatures w14:val="none"/>
-        </w:rPr>
-      </w:pPr>
-    </w:p>
-    <w:p>
-      <w:pPr>
-        <w:spacing w:after="0" w:line="360" w:lineRule="auto"/>
-        <w:ind w:firstLine="567"/>
-        <w:jc w:val="both"/>
-        <w:rPr>
-          <w:rFonts w:ascii="Times New Roman" w:eastAsia="MS Mincho" w:hAnsi="Times New Roman" w:cs="Times New Roman"/>
-          <w:kern w:val="0"/>
-          <w:sz w:val="28"/>
-          <w:szCs w:val="28"/>
-          <w14:ligatures w14:val="none"/>
-        </w:rPr>
-      </w:pPr>
-    </w:p>
-    <w:p>
-      <w:pPr>
-        <w:spacing w:after="0" w:line="360" w:lineRule="auto"/>
-        <w:ind w:firstLine="567"/>
-        <w:jc w:val="both"/>
-        <w:rPr>
-          <w:rFonts w:ascii="Times New Roman" w:eastAsia="MS Mincho" w:hAnsi="Times New Roman" w:cs="Times New Roman"/>
-          <w:kern w:val="0"/>
-          <w:sz w:val="28"/>
-          <w:szCs w:val="28"/>
-          <w14:ligatures w14:val="none"/>
-        </w:rPr>
-      </w:pPr>
-    </w:p>
-    <w:p>
-      <w:pPr>
-        <w:spacing w:after="0" w:line="360" w:lineRule="auto"/>
-        <w:ind w:firstLine="567"/>
-        <w:jc w:val="both"/>
-        <w:rPr>
-          <w:rFonts w:ascii="Times New Roman" w:eastAsia="MS Mincho" w:hAnsi="Times New Roman" w:cs="Times New Roman"/>
-          <w:kern w:val="0"/>
-          <w:sz w:val="28"/>
-          <w:szCs w:val="28"/>
-          <w14:ligatures w14:val="none"/>
-        </w:rPr>
-      </w:pPr>
-    </w:p>
-    <w:p>
-      <w:pPr>
-        <w:spacing w:after="0" w:line="360" w:lineRule="auto"/>
-        <w:ind w:firstLine="567"/>
-        <w:jc w:val="both"/>
-        <w:rPr>
-          <w:rFonts w:ascii="Times New Roman" w:eastAsia="MS Mincho" w:hAnsi="Times New Roman" w:cs="Times New Roman"/>
-          <w:kern w:val="0"/>
-          <w:sz w:val="28"/>
-          <w:szCs w:val="28"/>
-          <w14:ligatures w14:val="none"/>
-        </w:rPr>
-      </w:pPr>
-    </w:p>
-    <w:p>
-      <w:pPr>
-        <w:spacing w:after="0" w:line="360" w:lineRule="auto"/>
-        <w:ind w:firstLine="567"/>
-        <w:jc w:val="both"/>
-        <w:rPr>
-          <w:rFonts w:ascii="Times New Roman" w:eastAsia="MS Mincho" w:hAnsi="Times New Roman" w:cs="Times New Roman"/>
-          <w:kern w:val="0"/>
-          <w:sz w:val="28"/>
-          <w:szCs w:val="28"/>
-          <w14:ligatures w14:val="none"/>
-        </w:rPr>
-      </w:pPr>
+        <w:t>A structured SWOT analysis — examining Strengths, Weaknesses, Opportunities, and Threats — provides a systematic framework for evaluating the rule-based paradigm as the methodological choice for this dissertation. The analysis is applied specifically to the Azerbaijani language context rather than to rule-based TTS in general.</w:t>
+      </w:r>
     </w:p>
     <w:p>
       <w:pPr>
@@ -9222,8 +9151,7 @@
           <w:szCs w:val="28"/>
           <w14:ligatures w14:val="none"/>
         </w:rPr>
-        <w:lastRenderedPageBreak/>
-        <w:t>Figure</w:t>
+        <w:t xml:space="preserve">Table </w:t>
       </w:r>
       <w:r>
         <w:rPr>
@@ -9235,7 +9163,7 @@
           <w:szCs w:val="28"/>
           <w14:ligatures w14:val="none"/>
         </w:rPr>
-        <w:t xml:space="preserve"> 2</w:t>
+        <w:t>3</w:t>
       </w:r>
       <w:r>
         <w:rPr>
@@ -9247,8 +9175,9 @@
           <w:szCs w:val="28"/>
           <w14:ligatures w14:val="none"/>
         </w:rPr>
-        <w:t>:</w:t>
-      </w:r>
+        <w:t xml:space="preserve">: </w:t>
+      </w:r>
+      <w:bookmarkStart w:id="24" w:name="OLE_LINK133"/>
       <w:r>
         <w:rPr>
           <w:rFonts w:ascii="Times New Roman" w:eastAsia="MS Mincho" w:hAnsi="Times New Roman" w:cs="Times New Roman"/>
@@ -9259,503 +9188,9 @@
           <w:szCs w:val="28"/>
           <w14:ligatures w14:val="none"/>
         </w:rPr>
-        <w:t xml:space="preserve"> </w:t>
-      </w:r>
-      <w:r>
-        <w:rPr>
-          <w:rFonts w:ascii="Times New Roman" w:eastAsia="MS Mincho" w:hAnsi="Times New Roman" w:cs="Times New Roman"/>
-          <w:b/>
-          <w:bCs/>
-          <w:kern w:val="0"/>
-          <w:sz w:val="28"/>
-          <w:szCs w:val="28"/>
-          <w14:ligatures w14:val="none"/>
-        </w:rPr>
-        <w:t>Integration</w:t>
-      </w:r>
-      <w:r>
-        <w:rPr>
-          <w:rFonts w:ascii="Times New Roman" w:eastAsia="MS Mincho" w:hAnsi="Times New Roman" w:cs="Times New Roman"/>
-          <w:b/>
-          <w:bCs/>
-          <w:kern w:val="0"/>
-          <w:sz w:val="28"/>
-          <w:szCs w:val="28"/>
-          <w14:ligatures w14:val="none"/>
-        </w:rPr>
-        <w:t xml:space="preserve"> of AI-Supported Educational Assessment</w:t>
-      </w:r>
-    </w:p>
-    <w:p>
-      <w:pPr>
-        <w:spacing w:after="0" w:line="360" w:lineRule="auto"/>
-        <w:ind w:firstLine="567"/>
-        <w:jc w:val="both"/>
-        <w:rPr>
-          <w:rFonts w:ascii="Times New Roman" w:eastAsia="MS Mincho" w:hAnsi="Times New Roman" w:cs="Times New Roman"/>
-          <w:kern w:val="0"/>
-          <w:sz w:val="28"/>
-          <w:szCs w:val="28"/>
-          <w14:ligatures w14:val="none"/>
-        </w:rPr>
-      </w:pPr>
-      <w:r>
-        <w:rPr>
-          <w:rFonts w:ascii="Times New Roman" w:eastAsia="MS Mincho" w:hAnsi="Times New Roman" w:cs="Times New Roman"/>
-          <w:noProof/>
-          <w:kern w:val="0"/>
-          <w:sz w:val="28"/>
-          <w:szCs w:val="28"/>
-          <w14:ligatures w14:val="none"/>
-        </w:rPr>
-        <w:drawing>
-          <wp:inline distT="0" distB="0" distL="0" distR="0" wp14:anchorId="6BEA09F8" wp14:editId="1DF8D0A1">
-            <wp:extent cx="5087113" cy="4686300"/>
-            <wp:effectExtent l="0" t="0" r="0" b="0"/>
-            <wp:docPr id="1636423791" name="Picture 1"/>
-            <wp:cNvGraphicFramePr>
-              <a:graphicFrameLocks xmlns:a="http://schemas.openxmlformats.org/drawingml/2006/main" noChangeAspect="1"/>
-            </wp:cNvGraphicFramePr>
-            <a:graphic xmlns:a="http://schemas.openxmlformats.org/drawingml/2006/main">
-              <a:graphicData uri="http://schemas.openxmlformats.org/drawingml/2006/picture">
-                <pic:pic xmlns:pic="http://schemas.openxmlformats.org/drawingml/2006/picture">
-                  <pic:nvPicPr>
-                    <pic:cNvPr id="1636423791" name=""/>
-                    <pic:cNvPicPr/>
-                  </pic:nvPicPr>
-                  <pic:blipFill>
-                    <a:blip r:embed="rId13"/>
-                    <a:stretch>
-                      <a:fillRect/>
-                    </a:stretch>
-                  </pic:blipFill>
-                  <pic:spPr>
-                    <a:xfrm>
-                      <a:off x="0" y="0"/>
-                      <a:ext cx="5090529" cy="4689447"/>
-                    </a:xfrm>
-                    <a:prstGeom prst="rect">
-                      <a:avLst/>
-                    </a:prstGeom>
-                  </pic:spPr>
-                </pic:pic>
-              </a:graphicData>
-            </a:graphic>
-          </wp:inline>
-        </w:drawing>
-      </w:r>
-    </w:p>
-    <w:p>
-      <w:pPr>
-        <w:spacing w:after="0" w:line="360" w:lineRule="auto"/>
-        <w:ind w:firstLine="567"/>
-        <w:rPr>
-          <w:rFonts w:ascii="Times New Roman" w:eastAsia="MS Mincho" w:hAnsi="Times New Roman" w:cs="Times New Roman"/>
-          <w:kern w:val="0"/>
-          <w:sz w:val="28"/>
-          <w:szCs w:val="28"/>
-          <w14:ligatures w14:val="none"/>
-        </w:rPr>
-      </w:pPr>
-      <w:r>
-        <w:rPr>
-          <w:rFonts w:ascii="Times New Roman" w:eastAsia="MS Mincho" w:hAnsi="Times New Roman" w:cs="Times New Roman"/>
-          <w:b/>
-          <w:bCs/>
-          <w:kern w:val="0"/>
-          <w:sz w:val="28"/>
-          <w:szCs w:val="28"/>
-          <w14:ligatures w14:val="none"/>
-        </w:rPr>
-        <w:t>Source:</w:t>
-      </w:r>
-      <w:hyperlink r:id="rId14" w:history="1">
-        <w:r>
-          <w:rPr>
-            <w:rStyle w:val="Hyperlink"/>
-            <w:rFonts w:ascii="Times New Roman" w:eastAsia="MS Mincho" w:hAnsi="Times New Roman" w:cs="Times New Roman"/>
-            <w:kern w:val="0"/>
-            <w:sz w:val="28"/>
-            <w:szCs w:val="28"/>
-            <w14:ligatures w14:val="none"/>
-          </w:rPr>
-          <w:t>https://digital-pedagogy.eu/conceptual-framework-for-ai-in-educational-assessment</w:t>
-        </w:r>
-      </w:hyperlink>
-    </w:p>
-    <w:p>
-      <w:pPr>
-        <w:spacing w:after="0" w:line="360" w:lineRule="auto"/>
-        <w:ind w:firstLine="567"/>
-        <w:jc w:val="both"/>
-        <w:rPr>
-          <w:rFonts w:ascii="Times New Roman" w:eastAsia="MS Mincho" w:hAnsi="Times New Roman" w:cs="Times New Roman"/>
-          <w:kern w:val="0"/>
-          <w:sz w:val="28"/>
-          <w:szCs w:val="28"/>
-          <w14:ligatures w14:val="none"/>
-        </w:rPr>
-      </w:pPr>
-    </w:p>
-    <w:p>
-      <w:pPr>
-        <w:spacing w:after="0" w:line="360" w:lineRule="auto"/>
-        <w:ind w:firstLine="567"/>
-        <w:jc w:val="both"/>
-        <w:rPr>
-          <w:rFonts w:ascii="Times New Roman" w:eastAsia="MS Mincho" w:hAnsi="Times New Roman" w:cs="Times New Roman"/>
-          <w:kern w:val="0"/>
-          <w:sz w:val="28"/>
-          <w:szCs w:val="28"/>
-          <w14:ligatures w14:val="none"/>
-        </w:rPr>
-      </w:pPr>
-      <w:r>
-        <w:rPr>
-          <w:rFonts w:ascii="Times New Roman" w:eastAsia="MS Mincho" w:hAnsi="Times New Roman" w:cs="Times New Roman"/>
-          <w:kern w:val="0"/>
-          <w:sz w:val="28"/>
-          <w:szCs w:val="28"/>
-          <w14:ligatures w14:val="none"/>
-        </w:rPr>
-        <w:t>First, the behaviorist theory is based on feedback. This theory is reinforced by more rewards and punishments. The main practice of the theory in artificial intelligence is to give appropriate feedback to the answers, to respond better and more correctly to incorrect answers, and to correct them (Skinner, 1954).</w:t>
-      </w:r>
-    </w:p>
-    <w:p>
-      <w:pPr>
-        <w:spacing w:after="0" w:line="360" w:lineRule="auto"/>
-        <w:ind w:firstLine="567"/>
-        <w:jc w:val="both"/>
-        <w:rPr>
-          <w:rFonts w:ascii="Times New Roman" w:eastAsia="MS Mincho" w:hAnsi="Times New Roman" w:cs="Times New Roman"/>
-          <w:kern w:val="0"/>
-          <w:sz w:val="28"/>
-          <w:szCs w:val="28"/>
-          <w14:ligatures w14:val="none"/>
-        </w:rPr>
-      </w:pPr>
-      <w:r>
-        <w:rPr>
-          <w:rFonts w:ascii="Times New Roman" w:eastAsia="MS Mincho" w:hAnsi="Times New Roman" w:cs="Times New Roman"/>
-          <w:kern w:val="0"/>
-          <w:sz w:val="28"/>
-          <w:szCs w:val="28"/>
-          <w14:ligatures w14:val="none"/>
-        </w:rPr>
-        <w:t xml:space="preserve">Secondly, cognitive theory emerges. Artificial intelligence, based on this theory, deeply analyzes the way people think, creates a deep assessment opportunity for thinking and information processing. Thanks to this theory, artificial intelligence performs better in analyzing and correcting errors in modern educational assessment (Anderson, 1996). Next, the constructivist theory is student-centered and integrates artificial intelligence into project-based tasks, as well as creating an individual </w:t>
-      </w:r>
-      <w:r>
-        <w:rPr>
-          <w:rFonts w:ascii="Times New Roman" w:eastAsia="MS Mincho" w:hAnsi="Times New Roman" w:cs="Times New Roman"/>
-          <w:kern w:val="0"/>
-          <w:sz w:val="28"/>
-          <w:szCs w:val="28"/>
-          <w14:ligatures w14:val="none"/>
-        </w:rPr>
-        <w:lastRenderedPageBreak/>
-        <w:t>learning process experience. The main purpose of this theory is to increase the need for active learning and help students build their own knowledge</w:t>
-      </w:r>
-      <w:r>
-        <w:rPr>
-          <w:rFonts w:ascii="Times New Roman" w:eastAsia="MS Mincho" w:hAnsi="Times New Roman" w:cs="Times New Roman"/>
-          <w:kern w:val="0"/>
-          <w:sz w:val="28"/>
-          <w:szCs w:val="28"/>
-          <w14:ligatures w14:val="none"/>
-        </w:rPr>
-        <w:t>.</w:t>
-      </w:r>
-    </w:p>
-    <w:p>
-      <w:pPr>
-        <w:spacing w:after="0" w:line="360" w:lineRule="auto"/>
-        <w:ind w:firstLine="567"/>
-        <w:jc w:val="both"/>
-        <w:rPr>
-          <w:rFonts w:ascii="Times New Roman" w:eastAsia="MS Mincho" w:hAnsi="Times New Roman" w:cs="Times New Roman"/>
-          <w:kern w:val="0"/>
-          <w:sz w:val="28"/>
-          <w:szCs w:val="28"/>
-          <w14:ligatures w14:val="none"/>
-        </w:rPr>
-      </w:pPr>
-      <w:r>
-        <w:rPr>
-          <w:rFonts w:ascii="Times New Roman" w:eastAsia="MS Mincho" w:hAnsi="Times New Roman" w:cs="Times New Roman"/>
-          <w:kern w:val="0"/>
-          <w:sz w:val="28"/>
-          <w:szCs w:val="28"/>
-          <w14:ligatures w14:val="none"/>
-        </w:rPr>
-        <w:t>Another learning theory is the social learning theory. The main point of the social learning theory related to artificial intelligence is to realize the social learning environment. With the help of modern technologies, people have become more comfortable learning from each other and this environment has developed in many ways. Artificial intelligence platforms support many activities such as group work, feedback and play many functional roles in educational assessment (Bandura, 1977). For example, the opinions obtained with the support of artificial intelligence in assessment can be open to discussion by students and thus they can create a social environment and discuss themselves.</w:t>
-      </w:r>
-    </w:p>
-    <w:p>
-      <w:pPr>
-        <w:spacing w:after="0" w:line="360" w:lineRule="auto"/>
-        <w:ind w:firstLine="567"/>
-        <w:jc w:val="both"/>
-        <w:rPr>
-          <w:rFonts w:ascii="Times New Roman" w:eastAsia="MS Mincho" w:hAnsi="Times New Roman" w:cs="Times New Roman"/>
-          <w:kern w:val="0"/>
-          <w:sz w:val="28"/>
-          <w:szCs w:val="28"/>
-          <w14:ligatures w14:val="none"/>
-        </w:rPr>
-      </w:pPr>
-      <w:r>
-        <w:rPr>
-          <w:rFonts w:ascii="Times New Roman" w:eastAsia="MS Mincho" w:hAnsi="Times New Roman" w:cs="Times New Roman"/>
-          <w:kern w:val="0"/>
-          <w:sz w:val="28"/>
-          <w:szCs w:val="28"/>
-          <w14:ligatures w14:val="none"/>
-        </w:rPr>
-        <w:t xml:space="preserve">Another theory that shows how artificial intelligence works is connectivism. This theory belongs to the modern and digital era. Here, it is said that all information is collected in a database and the necessary information is displayed to students in the right way. Using large databases, appropriate information is provided to the student and in this </w:t>
-      </w:r>
-      <w:proofErr w:type="gramStart"/>
-      <w:r>
-        <w:rPr>
-          <w:rFonts w:ascii="Times New Roman" w:eastAsia="MS Mincho" w:hAnsi="Times New Roman" w:cs="Times New Roman"/>
-          <w:kern w:val="0"/>
-          <w:sz w:val="28"/>
-          <w:szCs w:val="28"/>
-          <w14:ligatures w14:val="none"/>
-        </w:rPr>
-        <w:t>way</w:t>
-      </w:r>
-      <w:proofErr w:type="gramEnd"/>
-      <w:r>
-        <w:rPr>
-          <w:rFonts w:ascii="Times New Roman" w:eastAsia="MS Mincho" w:hAnsi="Times New Roman" w:cs="Times New Roman"/>
-          <w:kern w:val="0"/>
-          <w:sz w:val="28"/>
-          <w:szCs w:val="28"/>
-          <w14:ligatures w14:val="none"/>
-        </w:rPr>
-        <w:t xml:space="preserve"> knowledge is spread across networks (Siemens, 2005). This learning principle makes artificial intelligence a part of learning technology and an important component in modern educational assessment. The theory of the total mastery approach tracks the level of each individual and gives different tasks to reach the full level (Bloom, 1968). This in turn allows students to learn at their own pace and creates personalization.</w:t>
-      </w:r>
-    </w:p>
-    <w:p>
-      <w:pPr>
-        <w:spacing w:after="0" w:line="360" w:lineRule="auto"/>
-        <w:ind w:firstLine="567"/>
-        <w:jc w:val="both"/>
-        <w:rPr>
-          <w:rFonts w:ascii="Times New Roman" w:eastAsia="MS Mincho" w:hAnsi="Times New Roman" w:cs="Times New Roman"/>
-          <w:kern w:val="0"/>
-          <w:sz w:val="28"/>
-          <w:szCs w:val="28"/>
-          <w14:ligatures w14:val="none"/>
-        </w:rPr>
-      </w:pPr>
-      <w:r>
-        <w:rPr>
-          <w:rFonts w:ascii="Times New Roman" w:eastAsia="MS Mincho" w:hAnsi="Times New Roman" w:cs="Times New Roman"/>
-          <w:kern w:val="0"/>
-          <w:sz w:val="28"/>
-          <w:szCs w:val="28"/>
-          <w14:ligatures w14:val="none"/>
-        </w:rPr>
-        <w:t xml:space="preserve">The model that deals with the measurement of learning and knowledge in education, psychometrics, notes how accurate and true the tests in the field are. This model measures the level of knowledge of students using scientific methods. There are many theories of these </w:t>
-      </w:r>
-      <w:proofErr w:type="gramStart"/>
-      <w:r>
-        <w:rPr>
-          <w:rFonts w:ascii="Times New Roman" w:eastAsia="MS Mincho" w:hAnsi="Times New Roman" w:cs="Times New Roman"/>
-          <w:kern w:val="0"/>
-          <w:sz w:val="28"/>
-          <w:szCs w:val="28"/>
-          <w14:ligatures w14:val="none"/>
-        </w:rPr>
-        <w:t>models</w:t>
-      </w:r>
-      <w:proofErr w:type="gramEnd"/>
-      <w:r>
-        <w:rPr>
-          <w:rFonts w:ascii="Times New Roman" w:eastAsia="MS Mincho" w:hAnsi="Times New Roman" w:cs="Times New Roman"/>
-          <w:kern w:val="0"/>
-          <w:sz w:val="28"/>
-          <w:szCs w:val="28"/>
-          <w14:ligatures w14:val="none"/>
-        </w:rPr>
-        <w:t xml:space="preserve"> and the artificial intelligence system makes these models more powerful.</w:t>
-      </w:r>
-    </w:p>
-    <w:p>
-      <w:pPr>
-        <w:spacing w:after="0" w:line="360" w:lineRule="auto"/>
-        <w:ind w:firstLine="567"/>
-        <w:jc w:val="both"/>
-        <w:rPr>
-          <w:rFonts w:ascii="Times New Roman" w:eastAsia="MS Mincho" w:hAnsi="Times New Roman" w:cs="Times New Roman"/>
-          <w:kern w:val="0"/>
-          <w:sz w:val="28"/>
-          <w:szCs w:val="28"/>
-          <w14:ligatures w14:val="none"/>
-        </w:rPr>
-      </w:pPr>
-      <w:r>
-        <w:rPr>
-          <w:rFonts w:ascii="Times New Roman" w:eastAsia="MS Mincho" w:hAnsi="Times New Roman" w:cs="Times New Roman"/>
-          <w:kern w:val="0"/>
-          <w:sz w:val="28"/>
-          <w:szCs w:val="28"/>
-          <w14:ligatures w14:val="none"/>
-        </w:rPr>
-        <w:t xml:space="preserve">First, the classical test theory, also known as CTT, is based on the traditional assessment model. The main idea in this model is to measure the student's score and all the questions in this system have the same score. The total score obtained from the test is taken as the basis (Lord &amp; Novick, 1968). This model is simple and easy </w:t>
-      </w:r>
-      <w:r>
-        <w:rPr>
-          <w:rFonts w:ascii="Times New Roman" w:eastAsia="MS Mincho" w:hAnsi="Times New Roman" w:cs="Times New Roman"/>
-          <w:kern w:val="0"/>
-          <w:sz w:val="28"/>
-          <w:szCs w:val="28"/>
-          <w14:ligatures w14:val="none"/>
-        </w:rPr>
-        <w:lastRenderedPageBreak/>
-        <w:t>to apply because the system produces a general result. This prevents the individual level from being revealed and the difficulty of the questions is different, which in turn does not produce a correct and transparent result.</w:t>
-      </w:r>
-    </w:p>
-    <w:p>
-      <w:pPr>
-        <w:spacing w:after="0" w:line="360" w:lineRule="auto"/>
-        <w:ind w:firstLine="567"/>
-        <w:jc w:val="both"/>
-        <w:rPr>
-          <w:rFonts w:ascii="Times New Roman" w:eastAsia="MS Mincho" w:hAnsi="Times New Roman" w:cs="Times New Roman"/>
-          <w:kern w:val="0"/>
-          <w:sz w:val="28"/>
-          <w:szCs w:val="28"/>
-          <w14:ligatures w14:val="none"/>
-        </w:rPr>
-      </w:pPr>
-      <w:r>
-        <w:rPr>
-          <w:rFonts w:ascii="Times New Roman" w:eastAsia="MS Mincho" w:hAnsi="Times New Roman" w:cs="Times New Roman"/>
-          <w:kern w:val="0"/>
-          <w:sz w:val="28"/>
-          <w:szCs w:val="28"/>
-          <w14:ligatures w14:val="none"/>
-        </w:rPr>
-        <w:t>The next one is the material response theory called IRT. This theory is modern and focused on a precise result. In this model, the basic learning needs and level of the student are revealed. The main idea of this model is the question and answer used in the assessment of the student’s modern education system. In IRT, each question is evaluated by the degree of difficulty, the specific learning process and the probability of the answer (Embretson &amp; Reise, 2000). This model has been scientifically recorded to give a more precise and personalized answer. Artificial intelligence is applied in the use of these models and gives rise to many functional and modern assessment systems. First, data analytics and big data monitoring and analysis are performed on the data analytics side (Daniel, 2015). This large amount of data determines the real level of the student and produces a result. In addition, a modern and adaptive educational assessment mechanism is introduced with various tests and methods. First, adaptive tests determine the next question according to the student's answer together with the IR</w:t>
-      </w:r>
-      <w:r>
-        <w:rPr>
-          <w:rFonts w:ascii="Times New Roman" w:eastAsia="MS Mincho" w:hAnsi="Times New Roman" w:cs="Times New Roman"/>
-          <w:kern w:val="0"/>
-          <w:sz w:val="28"/>
-          <w:szCs w:val="28"/>
-          <w14:ligatures w14:val="none"/>
-        </w:rPr>
-        <w:t>T.</w:t>
-      </w:r>
-      <w:r>
-        <w:rPr>
-          <w:rFonts w:ascii="Times New Roman" w:eastAsia="MS Mincho" w:hAnsi="Times New Roman" w:cs="Times New Roman"/>
-          <w:kern w:val="0"/>
-          <w:sz w:val="28"/>
-          <w:szCs w:val="28"/>
-          <w14:ligatures w14:val="none"/>
-        </w:rPr>
-        <w:t xml:space="preserve"> It also automatically changes the test difficulty, which in turn leads to a more accurate result in a short time. For example, if a student's question is evaluated as wrong, then the difficulty of the question becomes lighter, or vice versa, if the answer to a question is correct, then the difficulty of the question increases, and the student's level is determined.</w:t>
-      </w:r>
-    </w:p>
-    <w:p>
-      <w:pPr>
-        <w:spacing w:after="0" w:line="360" w:lineRule="auto"/>
-        <w:ind w:firstLine="567"/>
-        <w:jc w:val="both"/>
-        <w:rPr>
-          <w:rFonts w:ascii="Times New Roman" w:eastAsia="MS Mincho" w:hAnsi="Times New Roman" w:cs="Times New Roman"/>
-          <w:kern w:val="0"/>
-          <w:sz w:val="28"/>
-          <w:szCs w:val="28"/>
-          <w14:ligatures w14:val="none"/>
-        </w:rPr>
-      </w:pPr>
-      <w:r>
-        <w:rPr>
-          <w:rFonts w:ascii="Times New Roman" w:eastAsia="MS Mincho" w:hAnsi="Times New Roman" w:cs="Times New Roman"/>
-          <w:kern w:val="0"/>
-          <w:sz w:val="28"/>
-          <w:szCs w:val="28"/>
-          <w14:ligatures w14:val="none"/>
-        </w:rPr>
-        <w:t>In addition, personalized grades are also included in this system. This assessment model can create separate tests for each student and identify strong, weak, and areas that need to be developed. Analyzing errors is also an integration of this system because in modern educational evaluation, not only points are given, but also general analysis and net results are drawn from the errors. A roadmap is created to work on those incorrect parts and appropriate similar questions and references are given. The application of this approach in the modern education system reduces subjectivity and is based on statistical models. Also, each student is evaluated individually and provides more reliable results.</w:t>
-      </w:r>
-    </w:p>
-    <w:p>
-      <w:pPr>
-        <w:spacing w:after="0" w:line="360" w:lineRule="auto"/>
-        <w:ind w:firstLine="567"/>
-        <w:jc w:val="both"/>
-        <w:rPr>
-          <w:rFonts w:ascii="Times New Roman" w:eastAsia="MS Mincho" w:hAnsi="Times New Roman" w:cs="Times New Roman"/>
-          <w:kern w:val="0"/>
-          <w:sz w:val="28"/>
-          <w:szCs w:val="28"/>
-          <w14:ligatures w14:val="none"/>
-        </w:rPr>
-      </w:pPr>
-    </w:p>
-    <w:p>
-      <w:pPr>
-        <w:spacing w:after="0" w:line="360" w:lineRule="auto"/>
-        <w:ind w:firstLine="567"/>
-        <w:jc w:val="center"/>
-        <w:rPr>
-          <w:rFonts w:ascii="Times New Roman" w:eastAsia="MS Mincho" w:hAnsi="Times New Roman" w:cs="Times New Roman"/>
-          <w:kern w:val="0"/>
-          <w:sz w:val="28"/>
-          <w:szCs w:val="28"/>
-          <w14:ligatures w14:val="none"/>
-        </w:rPr>
-      </w:pPr>
-      <w:r>
-        <w:rPr>
-          <w:rFonts w:ascii="Times New Roman" w:hAnsi="Times New Roman" w:cs="Times New Roman"/>
-          <w:b/>
-          <w:bCs/>
-          <w:lang w:val="az-Latn-AZ"/>
-        </w:rPr>
-        <w:t>Table</w:t>
-      </w:r>
-      <w:r>
-        <w:rPr>
-          <w:rFonts w:ascii="Times New Roman" w:hAnsi="Times New Roman" w:cs="Times New Roman"/>
-          <w:b/>
-          <w:bCs/>
-          <w:lang w:val="az-Latn-AZ"/>
-        </w:rPr>
-        <w:t xml:space="preserve"> </w:t>
-      </w:r>
-      <w:r>
-        <w:rPr>
-          <w:rFonts w:ascii="Times New Roman" w:hAnsi="Times New Roman" w:cs="Times New Roman"/>
-          <w:b/>
-          <w:bCs/>
-          <w:lang w:val="az-Latn-AZ"/>
-        </w:rPr>
-        <w:t>2</w:t>
-      </w:r>
-      <w:r>
-        <w:rPr>
-          <w:rFonts w:ascii="Times New Roman" w:hAnsi="Times New Roman" w:cs="Times New Roman"/>
-          <w:b/>
-          <w:bCs/>
-          <w:lang w:val="az-Latn-AZ"/>
-        </w:rPr>
-        <w:t xml:space="preserve">. </w:t>
-      </w:r>
-      <w:r>
-        <w:rPr>
-          <w:rFonts w:ascii="Times New Roman" w:hAnsi="Times New Roman" w:cs="Times New Roman"/>
-          <w:b/>
-          <w:bCs/>
-        </w:rPr>
-        <w:t>CTT vs IRT Comparison</w:t>
-      </w:r>
+        <w:t>SWOT analysis of the rule-based TTS approach for Azerbaijani</w:t>
+      </w:r>
+      <w:bookmarkEnd w:id="24"/>
     </w:p>
     <w:tbl>
       <w:tblPr>
@@ -9764,83 +9199,121 @@
         <w:tblLook w:val="04A0" w:firstRow="1" w:lastRow="0" w:firstColumn="1" w:lastColumn="0" w:noHBand="0" w:noVBand="1"/>
       </w:tblPr>
       <w:tblGrid>
-        <w:gridCol w:w="3114"/>
-        <w:gridCol w:w="3115"/>
-        <w:gridCol w:w="3115"/>
+        <w:gridCol w:w="2575"/>
+        <w:gridCol w:w="2643"/>
+        <w:gridCol w:w="2245"/>
+        <w:gridCol w:w="1881"/>
       </w:tblGrid>
       <w:tr>
         <w:tc>
           <w:tcPr>
-            <w:tcW w:w="3114" w:type="dxa"/>
+            <w:tcW w:w="2603" w:type="dxa"/>
             <w:shd w:val="clear" w:color="auto" w:fill="BFBFBF" w:themeFill="background1" w:themeFillShade="BF"/>
           </w:tcPr>
           <w:p>
             <w:pPr>
-              <w:spacing w:line="276" w:lineRule="auto"/>
-              <w:jc w:val="both"/>
+              <w:spacing w:line="360" w:lineRule="auto"/>
+              <w:jc w:val="center"/>
               <w:rPr>
                 <w:rFonts w:ascii="Times New Roman" w:hAnsi="Times New Roman" w:cs="Times New Roman"/>
-                <w:sz w:val="24"/>
-                <w:szCs w:val="24"/>
+                <w:sz w:val="28"/>
+                <w:szCs w:val="28"/>
               </w:rPr>
             </w:pPr>
             <w:r>
               <w:rPr>
                 <w:rFonts w:ascii="Times New Roman" w:hAnsi="Times New Roman" w:cs="Times New Roman"/>
-                <w:sz w:val="24"/>
-                <w:szCs w:val="24"/>
+                <w:b/>
+                <w:bCs/>
+                <w:sz w:val="28"/>
+                <w:szCs w:val="28"/>
               </w:rPr>
-              <w:t>Feature</w:t>
+              <w:t>Strengths</w:t>
             </w:r>
           </w:p>
         </w:tc>
         <w:tc>
           <w:tcPr>
-            <w:tcW w:w="3115" w:type="dxa"/>
+            <w:tcW w:w="2674" w:type="dxa"/>
             <w:shd w:val="clear" w:color="auto" w:fill="BFBFBF" w:themeFill="background1" w:themeFillShade="BF"/>
           </w:tcPr>
           <w:p>
             <w:pPr>
-              <w:spacing w:line="276" w:lineRule="auto"/>
-              <w:jc w:val="both"/>
+              <w:spacing w:line="360" w:lineRule="auto"/>
+              <w:jc w:val="center"/>
               <w:rPr>
                 <w:rFonts w:ascii="Times New Roman" w:hAnsi="Times New Roman" w:cs="Times New Roman"/>
-                <w:sz w:val="24"/>
-                <w:szCs w:val="24"/>
+                <w:sz w:val="28"/>
+                <w:szCs w:val="28"/>
               </w:rPr>
             </w:pPr>
             <w:r>
               <w:rPr>
                 <w:rFonts w:ascii="Times New Roman" w:hAnsi="Times New Roman" w:cs="Times New Roman"/>
-                <w:sz w:val="24"/>
-                <w:szCs w:val="24"/>
+                <w:b/>
+                <w:bCs/>
+                <w:sz w:val="28"/>
+                <w:szCs w:val="28"/>
               </w:rPr>
-              <w:t>Classical Test Theory (CTT)</w:t>
+              <w:t>Weaknesses</w:t>
             </w:r>
           </w:p>
         </w:tc>
         <w:tc>
           <w:tcPr>
-            <w:tcW w:w="3115" w:type="dxa"/>
+            <w:tcW w:w="2259" w:type="dxa"/>
             <w:shd w:val="clear" w:color="auto" w:fill="BFBFBF" w:themeFill="background1" w:themeFillShade="BF"/>
           </w:tcPr>
           <w:p>
             <w:pPr>
-              <w:spacing w:line="276" w:lineRule="auto"/>
-              <w:jc w:val="both"/>
+              <w:spacing w:line="360" w:lineRule="auto"/>
+              <w:jc w:val="center"/>
               <w:rPr>
                 <w:rFonts w:ascii="Times New Roman" w:hAnsi="Times New Roman" w:cs="Times New Roman"/>
-                <w:sz w:val="24"/>
-                <w:szCs w:val="24"/>
+                <w:b/>
+                <w:bCs/>
+                <w:sz w:val="28"/>
+                <w:szCs w:val="28"/>
               </w:rPr>
             </w:pPr>
             <w:r>
               <w:rPr>
                 <w:rFonts w:ascii="Times New Roman" w:hAnsi="Times New Roman" w:cs="Times New Roman"/>
-                <w:sz w:val="24"/>
-                <w:szCs w:val="24"/>
+                <w:b/>
+                <w:bCs/>
+                <w:sz w:val="28"/>
+                <w:szCs w:val="28"/>
               </w:rPr>
-              <w:t>Item Response Theory (IRT)</w:t>
+              <w:t>Opportunities</w:t>
+            </w:r>
+          </w:p>
+        </w:tc>
+        <w:tc>
+          <w:tcPr>
+            <w:tcW w:w="1808" w:type="dxa"/>
+            <w:shd w:val="clear" w:color="auto" w:fill="BFBFBF" w:themeFill="background1" w:themeFillShade="BF"/>
+          </w:tcPr>
+          <w:p>
+            <w:pPr>
+              <w:spacing w:line="360" w:lineRule="auto"/>
+              <w:jc w:val="center"/>
+              <w:rPr>
+                <w:rFonts w:ascii="Times New Roman" w:hAnsi="Times New Roman" w:cs="Times New Roman"/>
+                <w:b/>
+                <w:bCs/>
+                <w:sz w:val="28"/>
+                <w:szCs w:val="28"/>
+              </w:rPr>
+            </w:pPr>
+            <w:r>
+              <w:rPr>
+                <w:rFonts w:ascii="Times New Roman" w:hAnsi="Times New Roman" w:cs="Times New Roman"/>
+                <w:b/>
+                <w:bCs/>
+                <w:sz w:val="28"/>
+                <w:szCs w:val="28"/>
+              </w:rPr>
+              <w:t>Threats</w:t>
             </w:r>
           </w:p>
         </w:tc>
@@ -9848,73 +9321,109 @@
       <w:tr>
         <w:tc>
           <w:tcPr>
-            <w:tcW w:w="3114" w:type="dxa"/>
+            <w:tcW w:w="2603" w:type="dxa"/>
           </w:tcPr>
           <w:p>
             <w:pPr>
-              <w:spacing w:line="276" w:lineRule="auto"/>
-              <w:jc w:val="both"/>
+              <w:spacing w:line="360" w:lineRule="auto"/>
+              <w:jc w:val="center"/>
               <w:rPr>
                 <w:rFonts w:ascii="Times New Roman" w:hAnsi="Times New Roman" w:cs="Times New Roman"/>
-                <w:sz w:val="24"/>
-                <w:szCs w:val="24"/>
+                <w:sz w:val="28"/>
+                <w:szCs w:val="28"/>
               </w:rPr>
             </w:pPr>
             <w:r>
               <w:rPr>
                 <w:rFonts w:ascii="Times New Roman" w:hAnsi="Times New Roman" w:cs="Times New Roman"/>
-                <w:sz w:val="24"/>
-                <w:szCs w:val="24"/>
+                <w:sz w:val="28"/>
+                <w:szCs w:val="28"/>
               </w:rPr>
-              <w:t>Focus</w:t>
+              <w:t>No speech training data required</w:t>
             </w:r>
           </w:p>
         </w:tc>
         <w:tc>
           <w:tcPr>
-            <w:tcW w:w="3115" w:type="dxa"/>
+            <w:tcW w:w="2674" w:type="dxa"/>
           </w:tcPr>
           <w:p>
             <w:pPr>
-              <w:spacing w:line="276" w:lineRule="auto"/>
-              <w:jc w:val="both"/>
+              <w:spacing w:line="360" w:lineRule="auto"/>
+              <w:jc w:val="center"/>
               <w:rPr>
                 <w:rFonts w:ascii="Times New Roman" w:hAnsi="Times New Roman" w:cs="Times New Roman"/>
-                <w:sz w:val="24"/>
-                <w:szCs w:val="24"/>
+                <w:sz w:val="28"/>
+                <w:szCs w:val="28"/>
               </w:rPr>
             </w:pPr>
             <w:r>
               <w:rPr>
                 <w:rFonts w:ascii="Times New Roman" w:hAnsi="Times New Roman" w:cs="Times New Roman"/>
-                <w:sz w:val="24"/>
-                <w:szCs w:val="24"/>
+                <w:bCs/>
+                <w:sz w:val="28"/>
+                <w:szCs w:val="28"/>
               </w:rPr>
-              <w:t>Total test score</w:t>
+              <w:t>Limited naturalness</w:t>
             </w:r>
           </w:p>
         </w:tc>
         <w:tc>
           <w:tcPr>
-            <w:tcW w:w="3115" w:type="dxa"/>
+            <w:tcW w:w="2259" w:type="dxa"/>
           </w:tcPr>
           <w:p>
             <w:pPr>
-              <w:spacing w:line="276" w:lineRule="auto"/>
-              <w:jc w:val="both"/>
+              <w:spacing w:line="360" w:lineRule="auto"/>
+              <w:jc w:val="center"/>
               <w:rPr>
                 <w:rFonts w:ascii="Times New Roman" w:hAnsi="Times New Roman" w:cs="Times New Roman"/>
-                <w:sz w:val="24"/>
-                <w:szCs w:val="24"/>
+                <w:sz w:val="28"/>
+                <w:szCs w:val="28"/>
               </w:rPr>
             </w:pPr>
             <w:r>
               <w:rPr>
                 <w:rFonts w:ascii="Times New Roman" w:hAnsi="Times New Roman" w:cs="Times New Roman"/>
-                <w:sz w:val="24"/>
-                <w:szCs w:val="24"/>
+                <w:bCs/>
+                <w:sz w:val="28"/>
+                <w:szCs w:val="28"/>
               </w:rPr>
-              <w:t>Individual question analysis</w:t>
+              <w:t>Azerbaijan's digital transformation agenda</w:t>
+            </w:r>
+          </w:p>
+        </w:tc>
+        <w:tc>
+          <w:tcPr>
+            <w:tcW w:w="1808" w:type="dxa"/>
+          </w:tcPr>
+          <w:p>
+            <w:pPr>
+              <w:spacing w:line="360" w:lineRule="auto"/>
+              <w:jc w:val="center"/>
+              <w:rPr>
+                <w:rFonts w:ascii="Times New Roman" w:hAnsi="Times New Roman" w:cs="Times New Roman"/>
+                <w:sz w:val="28"/>
+                <w:szCs w:val="28"/>
+              </w:rPr>
+            </w:pPr>
+            <w:r>
+              <w:rPr>
+                <w:rFonts w:ascii="Times New Roman" w:hAnsi="Times New Roman" w:cs="Times New Roman"/>
+                <w:bCs/>
+                <w:sz w:val="28"/>
+                <w:szCs w:val="28"/>
+              </w:rPr>
+              <w:t xml:space="preserve">Rapid advancement of neural </w:t>
+            </w:r>
+            <w:r>
+              <w:rPr>
+                <w:rFonts w:ascii="Times New Roman" w:hAnsi="Times New Roman" w:cs="Times New Roman"/>
+                <w:bCs/>
+                <w:sz w:val="28"/>
+                <w:szCs w:val="28"/>
+              </w:rPr>
+              <w:t>TTS</w:t>
             </w:r>
           </w:p>
         </w:tc>
@@ -9922,73 +9431,128 @@
       <w:tr>
         <w:tc>
           <w:tcPr>
-            <w:tcW w:w="3114" w:type="dxa"/>
+            <w:tcW w:w="2603" w:type="dxa"/>
           </w:tcPr>
           <w:p>
             <w:pPr>
-              <w:spacing w:line="276" w:lineRule="auto"/>
-              <w:jc w:val="both"/>
+              <w:spacing w:line="360" w:lineRule="auto"/>
+              <w:jc w:val="center"/>
               <w:rPr>
                 <w:rFonts w:ascii="Times New Roman" w:hAnsi="Times New Roman" w:cs="Times New Roman"/>
-                <w:sz w:val="24"/>
-                <w:szCs w:val="24"/>
+                <w:sz w:val="28"/>
+                <w:szCs w:val="28"/>
               </w:rPr>
             </w:pPr>
             <w:r>
               <w:rPr>
                 <w:rFonts w:ascii="Times New Roman" w:hAnsi="Times New Roman" w:cs="Times New Roman"/>
-                <w:sz w:val="24"/>
-                <w:szCs w:val="24"/>
+                <w:bCs/>
+                <w:sz w:val="28"/>
+                <w:szCs w:val="28"/>
               </w:rPr>
-              <w:t>Question Difficulty</w:t>
+              <w:t>Full interpretability and transparency</w:t>
             </w:r>
           </w:p>
         </w:tc>
         <w:tc>
           <w:tcPr>
-            <w:tcW w:w="3115" w:type="dxa"/>
+            <w:tcW w:w="2674" w:type="dxa"/>
           </w:tcPr>
           <w:p>
             <w:pPr>
-              <w:spacing w:line="276" w:lineRule="auto"/>
-              <w:jc w:val="both"/>
+              <w:spacing w:line="360" w:lineRule="auto"/>
+              <w:jc w:val="center"/>
               <w:rPr>
                 <w:rFonts w:ascii="Times New Roman" w:hAnsi="Times New Roman" w:cs="Times New Roman"/>
-                <w:sz w:val="24"/>
-                <w:szCs w:val="24"/>
+                <w:sz w:val="28"/>
+                <w:szCs w:val="28"/>
               </w:rPr>
             </w:pPr>
             <w:r>
               <w:rPr>
                 <w:rFonts w:ascii="Times New Roman" w:hAnsi="Times New Roman" w:cs="Times New Roman"/>
-                <w:sz w:val="24"/>
-                <w:szCs w:val="24"/>
+                <w:bCs/>
+                <w:sz w:val="28"/>
+                <w:szCs w:val="28"/>
               </w:rPr>
-              <w:t>Not considered separately</w:t>
+              <w:t>High development effort for complex languages</w:t>
             </w:r>
           </w:p>
         </w:tc>
         <w:tc>
           <w:tcPr>
-            <w:tcW w:w="3115" w:type="dxa"/>
+            <w:tcW w:w="2259" w:type="dxa"/>
           </w:tcPr>
           <w:p>
             <w:pPr>
-              <w:spacing w:line="276" w:lineRule="auto"/>
-              <w:jc w:val="both"/>
+              <w:spacing w:line="360" w:lineRule="auto"/>
+              <w:jc w:val="center"/>
               <w:rPr>
                 <w:rFonts w:ascii="Times New Roman" w:hAnsi="Times New Roman" w:cs="Times New Roman"/>
-                <w:sz w:val="24"/>
-                <w:szCs w:val="24"/>
+                <w:sz w:val="28"/>
+                <w:szCs w:val="28"/>
               </w:rPr>
             </w:pPr>
             <w:r>
               <w:rPr>
                 <w:rFonts w:ascii="Times New Roman" w:hAnsi="Times New Roman" w:cs="Times New Roman"/>
-                <w:sz w:val="24"/>
-                <w:szCs w:val="24"/>
+                <w:bCs/>
+                <w:sz w:val="28"/>
+                <w:szCs w:val="28"/>
               </w:rPr>
-              <w:t>Measured for each question</w:t>
+              <w:t xml:space="preserve">Growing international interest in low resource </w:t>
+            </w:r>
+            <w:r>
+              <w:rPr>
+                <w:rFonts w:ascii="Times New Roman" w:hAnsi="Times New Roman" w:cs="Times New Roman"/>
+                <w:bCs/>
+                <w:sz w:val="28"/>
+                <w:szCs w:val="28"/>
+              </w:rPr>
+              <w:t>NLP</w:t>
+            </w:r>
+          </w:p>
+        </w:tc>
+        <w:tc>
+          <w:tcPr>
+            <w:tcW w:w="1808" w:type="dxa"/>
+          </w:tcPr>
+          <w:p>
+            <w:pPr>
+              <w:spacing w:line="360" w:lineRule="auto"/>
+              <w:jc w:val="center"/>
+              <w:rPr>
+                <w:rFonts w:ascii="Times New Roman" w:hAnsi="Times New Roman" w:cs="Times New Roman"/>
+                <w:sz w:val="28"/>
+                <w:szCs w:val="28"/>
+              </w:rPr>
+            </w:pPr>
+            <w:r>
+              <w:rPr>
+                <w:rFonts w:ascii="Times New Roman" w:hAnsi="Times New Roman" w:cs="Times New Roman"/>
+                <w:bCs/>
+                <w:sz w:val="28"/>
+                <w:szCs w:val="28"/>
+              </w:rPr>
+              <w:t>Proliferation of commercial</w:t>
+            </w:r>
+            <w:r>
+              <w:rPr>
+                <w:rFonts w:ascii="Times New Roman" w:hAnsi="Times New Roman" w:cs="Times New Roman"/>
+                <w:bCs/>
+                <w:sz w:val="28"/>
+                <w:szCs w:val="28"/>
+              </w:rPr>
+              <w:t xml:space="preserve"> TTS</w:t>
+            </w:r>
+            <w:r>
+              <w:rPr>
+                <w:rFonts w:ascii="Times New Roman" w:hAnsi="Times New Roman" w:cs="Times New Roman"/>
+                <w:bCs/>
+                <w:sz w:val="28"/>
+                <w:szCs w:val="28"/>
+              </w:rPr>
+              <w:t xml:space="preserve"> platforms</w:t>
             </w:r>
           </w:p>
         </w:tc>
@@ -9996,73 +9560,102 @@
       <w:tr>
         <w:tc>
           <w:tcPr>
-            <w:tcW w:w="3114" w:type="dxa"/>
+            <w:tcW w:w="2603" w:type="dxa"/>
           </w:tcPr>
           <w:p>
             <w:pPr>
-              <w:spacing w:line="276" w:lineRule="auto"/>
-              <w:jc w:val="both"/>
+              <w:spacing w:line="360" w:lineRule="auto"/>
+              <w:jc w:val="center"/>
               <w:rPr>
                 <w:rFonts w:ascii="Times New Roman" w:hAnsi="Times New Roman" w:cs="Times New Roman"/>
-                <w:sz w:val="24"/>
-                <w:szCs w:val="24"/>
+                <w:sz w:val="28"/>
+                <w:szCs w:val="28"/>
               </w:rPr>
             </w:pPr>
             <w:r>
               <w:rPr>
                 <w:rFonts w:ascii="Times New Roman" w:hAnsi="Times New Roman" w:cs="Times New Roman"/>
-                <w:sz w:val="24"/>
-                <w:szCs w:val="24"/>
+                <w:bCs/>
+                <w:sz w:val="28"/>
+                <w:szCs w:val="28"/>
               </w:rPr>
-              <w:t>Student Ability</w:t>
+              <w:lastRenderedPageBreak/>
+              <w:t>Deterministic and consistent behavior</w:t>
             </w:r>
           </w:p>
         </w:tc>
         <w:tc>
           <w:tcPr>
-            <w:tcW w:w="3115" w:type="dxa"/>
+            <w:tcW w:w="2674" w:type="dxa"/>
           </w:tcPr>
           <w:p>
             <w:pPr>
-              <w:spacing w:line="276" w:lineRule="auto"/>
-              <w:jc w:val="both"/>
+              <w:spacing w:line="360" w:lineRule="auto"/>
+              <w:jc w:val="center"/>
               <w:rPr>
                 <w:rFonts w:ascii="Times New Roman" w:hAnsi="Times New Roman" w:cs="Times New Roman"/>
-                <w:sz w:val="24"/>
-                <w:szCs w:val="24"/>
+                <w:sz w:val="28"/>
+                <w:szCs w:val="28"/>
               </w:rPr>
             </w:pPr>
             <w:r>
               <w:rPr>
                 <w:rFonts w:ascii="Times New Roman" w:hAnsi="Times New Roman" w:cs="Times New Roman"/>
-                <w:sz w:val="24"/>
-                <w:szCs w:val="24"/>
+                <w:bCs/>
+                <w:sz w:val="28"/>
+                <w:szCs w:val="28"/>
               </w:rPr>
-              <w:t>General score</w:t>
+              <w:t>Limited coverage of loanwords and irregular forms</w:t>
             </w:r>
           </w:p>
         </w:tc>
         <w:tc>
           <w:tcPr>
-            <w:tcW w:w="3115" w:type="dxa"/>
+            <w:tcW w:w="2259" w:type="dxa"/>
           </w:tcPr>
           <w:p>
             <w:pPr>
-              <w:spacing w:line="276" w:lineRule="auto"/>
-              <w:jc w:val="both"/>
+              <w:spacing w:line="360" w:lineRule="auto"/>
+              <w:jc w:val="center"/>
               <w:rPr>
                 <w:rFonts w:ascii="Times New Roman" w:hAnsi="Times New Roman" w:cs="Times New Roman"/>
-                <w:sz w:val="24"/>
-                <w:szCs w:val="24"/>
+                <w:sz w:val="28"/>
+                <w:szCs w:val="28"/>
               </w:rPr>
             </w:pPr>
             <w:r>
               <w:rPr>
                 <w:rFonts w:ascii="Times New Roman" w:hAnsi="Times New Roman" w:cs="Times New Roman"/>
-                <w:sz w:val="24"/>
-                <w:szCs w:val="24"/>
+                <w:bCs/>
+                <w:sz w:val="28"/>
+                <w:szCs w:val="28"/>
               </w:rPr>
-              <w:t>Estimated precisely</w:t>
+              <w:t>Foundation for future hybrid systems</w:t>
+            </w:r>
+          </w:p>
+        </w:tc>
+        <w:tc>
+          <w:tcPr>
+            <w:tcW w:w="1808" w:type="dxa"/>
+          </w:tcPr>
+          <w:p>
+            <w:pPr>
+              <w:spacing w:line="360" w:lineRule="auto"/>
+              <w:jc w:val="center"/>
+              <w:rPr>
+                <w:rFonts w:ascii="Times New Roman" w:hAnsi="Times New Roman" w:cs="Times New Roman"/>
+                <w:sz w:val="28"/>
+                <w:szCs w:val="28"/>
+              </w:rPr>
+            </w:pPr>
+            <w:r>
+              <w:rPr>
+                <w:rFonts w:ascii="Times New Roman" w:hAnsi="Times New Roman" w:cs="Times New Roman"/>
+                <w:bCs/>
+                <w:sz w:val="28"/>
+                <w:szCs w:val="28"/>
+              </w:rPr>
+              <w:t>Limited speech data availability</w:t>
             </w:r>
           </w:p>
         </w:tc>
@@ -10070,73 +9663,148 @@
       <w:tr>
         <w:tc>
           <w:tcPr>
-            <w:tcW w:w="3114" w:type="dxa"/>
+            <w:tcW w:w="2603" w:type="dxa"/>
           </w:tcPr>
           <w:p>
             <w:pPr>
-              <w:spacing w:line="276" w:lineRule="auto"/>
-              <w:jc w:val="both"/>
+              <w:spacing w:line="360" w:lineRule="auto"/>
+              <w:jc w:val="center"/>
               <w:rPr>
                 <w:rFonts w:ascii="Times New Roman" w:hAnsi="Times New Roman" w:cs="Times New Roman"/>
-                <w:sz w:val="24"/>
-                <w:szCs w:val="24"/>
+                <w:sz w:val="28"/>
+                <w:szCs w:val="28"/>
               </w:rPr>
             </w:pPr>
             <w:r>
               <w:rPr>
                 <w:rFonts w:ascii="Times New Roman" w:hAnsi="Times New Roman" w:cs="Times New Roman"/>
-                <w:sz w:val="24"/>
-                <w:szCs w:val="24"/>
+                <w:bCs/>
+                <w:sz w:val="28"/>
+                <w:szCs w:val="28"/>
               </w:rPr>
-              <w:t>Adaptivity</w:t>
+              <w:t>Direct incorporation of linguistic knowledge</w:t>
             </w:r>
           </w:p>
         </w:tc>
         <w:tc>
           <w:tcPr>
-            <w:tcW w:w="3115" w:type="dxa"/>
+            <w:tcW w:w="2674" w:type="dxa"/>
           </w:tcPr>
           <w:p>
             <w:pPr>
-              <w:spacing w:line="276" w:lineRule="auto"/>
-              <w:jc w:val="both"/>
+              <w:spacing w:line="360" w:lineRule="auto"/>
+              <w:jc w:val="center"/>
               <w:rPr>
                 <w:rFonts w:ascii="Times New Roman" w:hAnsi="Times New Roman" w:cs="Times New Roman"/>
-                <w:sz w:val="24"/>
-                <w:szCs w:val="24"/>
+                <w:sz w:val="28"/>
+                <w:szCs w:val="28"/>
               </w:rPr>
             </w:pPr>
             <w:r>
               <w:rPr>
                 <w:rFonts w:ascii="Times New Roman" w:hAnsi="Times New Roman" w:cs="Times New Roman"/>
-                <w:sz w:val="24"/>
-                <w:szCs w:val="24"/>
+                <w:bCs/>
+                <w:sz w:val="28"/>
+                <w:szCs w:val="28"/>
               </w:rPr>
-              <w:t>Not adaptive</w:t>
+              <w:t>Prosodic expressiveness limitations</w:t>
             </w:r>
           </w:p>
         </w:tc>
         <w:tc>
           <w:tcPr>
-            <w:tcW w:w="3115" w:type="dxa"/>
+            <w:tcW w:w="2259" w:type="dxa"/>
           </w:tcPr>
           <w:p>
             <w:pPr>
-              <w:spacing w:line="276" w:lineRule="auto"/>
-              <w:jc w:val="both"/>
+              <w:spacing w:line="360" w:lineRule="auto"/>
+              <w:jc w:val="center"/>
               <w:rPr>
                 <w:rFonts w:ascii="Times New Roman" w:hAnsi="Times New Roman" w:cs="Times New Roman"/>
-                <w:sz w:val="24"/>
-                <w:szCs w:val="24"/>
+                <w:sz w:val="28"/>
+                <w:szCs w:val="28"/>
               </w:rPr>
             </w:pPr>
             <w:r>
               <w:rPr>
                 <w:rFonts w:ascii="Times New Roman" w:hAnsi="Times New Roman" w:cs="Times New Roman"/>
-                <w:sz w:val="24"/>
-                <w:szCs w:val="24"/>
+                <w:bCs/>
+                <w:sz w:val="28"/>
+                <w:szCs w:val="28"/>
               </w:rPr>
-              <w:t>Supports adaptive testing</w:t>
+              <w:t xml:space="preserve">Growing </w:t>
+            </w:r>
+            <w:r>
+              <w:rPr>
+                <w:rFonts w:ascii="Times New Roman" w:hAnsi="Times New Roman" w:cs="Times New Roman"/>
+                <w:bCs/>
+                <w:sz w:val="28"/>
+                <w:szCs w:val="28"/>
+              </w:rPr>
+              <w:t>A</w:t>
+            </w:r>
+            <w:r>
+              <w:rPr>
+                <w:rFonts w:ascii="Times New Roman" w:hAnsi="Times New Roman" w:cs="Times New Roman"/>
+                <w:bCs/>
+                <w:sz w:val="28"/>
+                <w:szCs w:val="28"/>
+              </w:rPr>
+              <w:t xml:space="preserve">zerbaijani </w:t>
+            </w:r>
+            <w:r>
+              <w:rPr>
+                <w:rFonts w:ascii="Times New Roman" w:hAnsi="Times New Roman" w:cs="Times New Roman"/>
+                <w:bCs/>
+                <w:sz w:val="28"/>
+                <w:szCs w:val="28"/>
+              </w:rPr>
+              <w:t>NLP</w:t>
+            </w:r>
+            <w:r>
+              <w:rPr>
+                <w:rFonts w:ascii="Times New Roman" w:hAnsi="Times New Roman" w:cs="Times New Roman"/>
+                <w:bCs/>
+                <w:sz w:val="28"/>
+                <w:szCs w:val="28"/>
+              </w:rPr>
+              <w:t xml:space="preserve"> ecosystem</w:t>
+            </w:r>
+          </w:p>
+        </w:tc>
+        <w:tc>
+          <w:tcPr>
+            <w:tcW w:w="1808" w:type="dxa"/>
+          </w:tcPr>
+          <w:p>
+            <w:pPr>
+              <w:spacing w:line="360" w:lineRule="auto"/>
+              <w:jc w:val="center"/>
+              <w:rPr>
+                <w:rFonts w:ascii="Times New Roman" w:hAnsi="Times New Roman" w:cs="Times New Roman"/>
+                <w:sz w:val="28"/>
+                <w:szCs w:val="28"/>
+              </w:rPr>
+            </w:pPr>
+            <w:bookmarkStart w:id="25" w:name="OLE_LINK154"/>
+            <w:r>
+              <w:rPr>
+                <w:rFonts w:ascii="Times New Roman" w:hAnsi="Times New Roman" w:cs="Times New Roman"/>
+                <w:bCs/>
+                <w:sz w:val="28"/>
+                <w:szCs w:val="28"/>
+              </w:rPr>
+              <w:t>Sparse phonetic documentatio</w:t>
+            </w:r>
+            <w:bookmarkEnd w:id="25"/>
+            <w:r>
+              <w:rPr>
+                <w:rFonts w:ascii="Times New Roman" w:hAnsi="Times New Roman" w:cs="Times New Roman"/>
+                <w:bCs/>
+                <w:sz w:val="28"/>
+                <w:szCs w:val="28"/>
+              </w:rPr>
+              <w:t>n</w:t>
             </w:r>
           </w:p>
         </w:tc>
@@ -10144,74 +9812,184 @@
       <w:tr>
         <w:tc>
           <w:tcPr>
-            <w:tcW w:w="3114" w:type="dxa"/>
+            <w:tcW w:w="2603" w:type="dxa"/>
           </w:tcPr>
           <w:p>
             <w:pPr>
-              <w:spacing w:line="276" w:lineRule="auto"/>
-              <w:jc w:val="both"/>
+              <w:spacing w:line="360" w:lineRule="auto"/>
+              <w:jc w:val="center"/>
               <w:rPr>
                 <w:rFonts w:ascii="Times New Roman" w:hAnsi="Times New Roman" w:cs="Times New Roman"/>
-                <w:sz w:val="24"/>
-                <w:szCs w:val="24"/>
+                <w:sz w:val="28"/>
+                <w:szCs w:val="28"/>
               </w:rPr>
             </w:pPr>
             <w:r>
               <w:rPr>
                 <w:rFonts w:ascii="Times New Roman" w:hAnsi="Times New Roman" w:cs="Times New Roman"/>
-                <w:sz w:val="24"/>
-                <w:szCs w:val="24"/>
+                <w:bCs/>
+                <w:sz w:val="28"/>
+                <w:szCs w:val="28"/>
               </w:rPr>
-              <w:t>Accuracy</w:t>
+              <w:t>Low computational requirements</w:t>
             </w:r>
           </w:p>
         </w:tc>
         <w:tc>
           <w:tcPr>
-            <w:tcW w:w="3115" w:type="dxa"/>
+            <w:tcW w:w="2674" w:type="dxa"/>
           </w:tcPr>
           <w:p>
             <w:pPr>
-              <w:spacing w:line="276" w:lineRule="auto"/>
-              <w:jc w:val="both"/>
+              <w:spacing w:line="360" w:lineRule="auto"/>
+              <w:jc w:val="center"/>
               <w:rPr>
                 <w:rFonts w:ascii="Times New Roman" w:hAnsi="Times New Roman" w:cs="Times New Roman"/>
-                <w:sz w:val="24"/>
-                <w:szCs w:val="24"/>
+                <w:sz w:val="28"/>
+                <w:szCs w:val="28"/>
               </w:rPr>
             </w:pPr>
             <w:r>
               <w:rPr>
                 <w:rFonts w:ascii="Times New Roman" w:hAnsi="Times New Roman" w:cs="Times New Roman"/>
-                <w:sz w:val="24"/>
-                <w:szCs w:val="24"/>
+                <w:sz w:val="28"/>
+                <w:szCs w:val="28"/>
               </w:rPr>
-              <w:t>Lower</w:t>
+              <w:t>Coarticulation modeling</w:t>
+            </w:r>
+            <w:r>
+              <w:rPr>
+                <w:rFonts w:ascii="Times New Roman" w:hAnsi="Times New Roman" w:cs="Times New Roman"/>
+                <w:sz w:val="28"/>
+                <w:szCs w:val="28"/>
+              </w:rPr>
+              <w:t xml:space="preserve"> </w:t>
+            </w:r>
+            <w:r>
+              <w:rPr>
+                <w:rFonts w:ascii="Times New Roman" w:hAnsi="Times New Roman" w:cs="Times New Roman"/>
+                <w:sz w:val="28"/>
+                <w:szCs w:val="28"/>
+              </w:rPr>
+              <w:t>limitations</w:t>
             </w:r>
           </w:p>
         </w:tc>
         <w:tc>
           <w:tcPr>
-            <w:tcW w:w="3115" w:type="dxa"/>
+            <w:tcW w:w="2259" w:type="dxa"/>
           </w:tcPr>
           <w:p>
             <w:pPr>
-              <w:spacing w:line="276" w:lineRule="auto"/>
-              <w:jc w:val="both"/>
+              <w:spacing w:line="360" w:lineRule="auto"/>
+              <w:jc w:val="center"/>
               <w:rPr>
                 <w:rFonts w:ascii="Times New Roman" w:hAnsi="Times New Roman" w:cs="Times New Roman"/>
-                <w:sz w:val="24"/>
-                <w:szCs w:val="24"/>
+                <w:sz w:val="28"/>
+                <w:szCs w:val="28"/>
               </w:rPr>
             </w:pPr>
             <w:r>
               <w:rPr>
                 <w:rFonts w:ascii="Times New Roman" w:hAnsi="Times New Roman" w:cs="Times New Roman"/>
-                <w:sz w:val="24"/>
-                <w:szCs w:val="24"/>
+                <w:bCs/>
+                <w:sz w:val="28"/>
+                <w:szCs w:val="28"/>
               </w:rPr>
-              <w:t>Higher</w:t>
+              <w:t>Transfer learning with minimal data</w:t>
             </w:r>
+          </w:p>
+        </w:tc>
+        <w:tc>
+          <w:tcPr>
+            <w:tcW w:w="1808" w:type="dxa"/>
+          </w:tcPr>
+          <w:p>
+            <w:pPr>
+              <w:spacing w:line="360" w:lineRule="auto"/>
+              <w:jc w:val="center"/>
+              <w:rPr>
+                <w:rFonts w:ascii="Times New Roman" w:hAnsi="Times New Roman" w:cs="Times New Roman"/>
+                <w:sz w:val="28"/>
+                <w:szCs w:val="28"/>
+              </w:rPr>
+            </w:pPr>
+          </w:p>
+        </w:tc>
+      </w:tr>
+      <w:tr>
+        <w:tc>
+          <w:tcPr>
+            <w:tcW w:w="2603" w:type="dxa"/>
+          </w:tcPr>
+          <w:p>
+            <w:pPr>
+              <w:spacing w:line="360" w:lineRule="auto"/>
+              <w:jc w:val="center"/>
+              <w:rPr>
+                <w:rFonts w:ascii="Times New Roman" w:hAnsi="Times New Roman" w:cs="Times New Roman"/>
+                <w:bCs/>
+                <w:sz w:val="28"/>
+                <w:szCs w:val="28"/>
+              </w:rPr>
+            </w:pPr>
+            <w:r>
+              <w:rPr>
+                <w:rFonts w:ascii="Times New Roman" w:hAnsi="Times New Roman" w:cs="Times New Roman"/>
+                <w:bCs/>
+                <w:sz w:val="28"/>
+                <w:szCs w:val="28"/>
+              </w:rPr>
+              <w:t>Easy domain adaptation</w:t>
+            </w:r>
+          </w:p>
+        </w:tc>
+        <w:tc>
+          <w:tcPr>
+            <w:tcW w:w="2674" w:type="dxa"/>
+          </w:tcPr>
+          <w:p>
+            <w:pPr>
+              <w:spacing w:line="360" w:lineRule="auto"/>
+              <w:jc w:val="center"/>
+              <w:rPr>
+                <w:rFonts w:ascii="Times New Roman" w:hAnsi="Times New Roman" w:cs="Times New Roman"/>
+                <w:sz w:val="28"/>
+                <w:szCs w:val="28"/>
+              </w:rPr>
+            </w:pPr>
+          </w:p>
+        </w:tc>
+        <w:tc>
+          <w:tcPr>
+            <w:tcW w:w="2259" w:type="dxa"/>
+          </w:tcPr>
+          <w:p>
+            <w:pPr>
+              <w:spacing w:line="360" w:lineRule="auto"/>
+              <w:jc w:val="center"/>
+              <w:rPr>
+                <w:rFonts w:ascii="Times New Roman" w:hAnsi="Times New Roman" w:cs="Times New Roman"/>
+                <w:sz w:val="28"/>
+                <w:szCs w:val="28"/>
+              </w:rPr>
+            </w:pPr>
+          </w:p>
+        </w:tc>
+        <w:tc>
+          <w:tcPr>
+            <w:tcW w:w="1808" w:type="dxa"/>
+          </w:tcPr>
+          <w:p>
+            <w:pPr>
+              <w:spacing w:line="360" w:lineRule="auto"/>
+              <w:jc w:val="center"/>
+              <w:rPr>
+                <w:rFonts w:ascii="Times New Roman" w:hAnsi="Times New Roman" w:cs="Times New Roman"/>
+                <w:sz w:val="28"/>
+                <w:szCs w:val="28"/>
+              </w:rPr>
+            </w:pPr>
           </w:p>
         </w:tc>
       </w:tr>
@@ -10219,90 +9997,234 @@
     <w:p>
       <w:pPr>
         <w:spacing w:after="0" w:line="360" w:lineRule="auto"/>
-        <w:jc w:val="both"/>
-        <w:rPr>
-          <w:rFonts w:ascii="Times New Roman" w:hAnsi="Times New Roman" w:cs="Times New Roman"/>
+        <w:rPr>
+          <w:rFonts w:ascii="Times New Roman" w:eastAsia="MS Mincho" w:hAnsi="Times New Roman" w:cs="Times New Roman"/>
+          <w:kern w:val="0"/>
+          <w:sz w:val="28"/>
+          <w:szCs w:val="28"/>
+          <w14:ligatures w14:val="none"/>
+        </w:rPr>
+      </w:pPr>
+      <w:r>
+        <w:rPr>
+          <w:rFonts w:ascii="Times New Roman" w:eastAsia="MS Mincho" w:hAnsi="Times New Roman" w:cs="Times New Roman"/>
           <w:b/>
           <w:bCs/>
-          <w:lang w:val="az-Latn-AZ"/>
-        </w:rPr>
-      </w:pPr>
-      <w:r>
-        <w:rPr>
-          <w:rFonts w:ascii="Times New Roman" w:hAnsi="Times New Roman" w:cs="Times New Roman"/>
+          <w:kern w:val="0"/>
+          <w:sz w:val="28"/>
+          <w:szCs w:val="28"/>
+          <w14:ligatures w14:val="none"/>
+        </w:rPr>
+        <w:t>Source</w:t>
+      </w:r>
+      <w:r>
+        <w:rPr>
+          <w:rFonts w:ascii="Times New Roman" w:eastAsia="MS Mincho" w:hAnsi="Times New Roman" w:cs="Times New Roman"/>
           <w:b/>
           <w:bCs/>
-          <w:lang w:val="az-Latn-AZ"/>
-        </w:rPr>
-        <w:t>Source</w:t>
-      </w:r>
-      <w:r>
-        <w:rPr>
-          <w:rFonts w:ascii="Times New Roman" w:hAnsi="Times New Roman" w:cs="Times New Roman"/>
+          <w:kern w:val="0"/>
+          <w:sz w:val="28"/>
+          <w:szCs w:val="28"/>
+          <w14:ligatures w14:val="none"/>
+        </w:rPr>
+        <w:t xml:space="preserve">: </w:t>
+      </w:r>
+      <w:r>
+        <w:rPr>
+          <w:rFonts w:ascii="Times New Roman" w:eastAsia="MS Mincho" w:hAnsi="Times New Roman" w:cs="Times New Roman"/>
+          <w:kern w:val="0"/>
+          <w:sz w:val="28"/>
+          <w:szCs w:val="28"/>
+          <w14:ligatures w14:val="none"/>
+        </w:rPr>
+        <w:t>Author's own elaboration</w:t>
+      </w:r>
+    </w:p>
+    <w:p>
+      <w:pPr>
+        <w:spacing w:after="0" w:line="360" w:lineRule="auto"/>
+        <w:ind w:firstLine="567"/>
+        <w:jc w:val="both"/>
+        <w:rPr>
+          <w:rFonts w:ascii="Times New Roman" w:eastAsia="MS Mincho" w:hAnsi="Times New Roman" w:cs="Times New Roman"/>
+          <w:kern w:val="0"/>
+          <w:sz w:val="28"/>
+          <w:szCs w:val="28"/>
+          <w14:ligatures w14:val="none"/>
+        </w:rPr>
+      </w:pPr>
+    </w:p>
+    <w:p>
+      <w:pPr>
+        <w:spacing w:after="0" w:line="360" w:lineRule="auto"/>
+        <w:ind w:firstLine="567"/>
+        <w:jc w:val="both"/>
+        <w:rPr>
+          <w:rFonts w:ascii="Times New Roman" w:eastAsia="MS Mincho" w:hAnsi="Times New Roman" w:cs="Times New Roman"/>
+          <w:kern w:val="0"/>
+          <w:sz w:val="28"/>
+          <w:szCs w:val="28"/>
+          <w14:ligatures w14:val="none"/>
+        </w:rPr>
+      </w:pPr>
+      <w:r>
+        <w:rPr>
+          <w:rFonts w:ascii="Times New Roman" w:eastAsia="MS Mincho" w:hAnsi="Times New Roman" w:cs="Times New Roman"/>
           <w:b/>
           <w:bCs/>
-          <w:lang w:val="az-Latn-AZ"/>
-        </w:rPr>
-        <w:t xml:space="preserve">: </w:t>
-      </w:r>
-      <w:r>
-        <w:fldChar w:fldCharType="begin"/>
-      </w:r>
-      <w:r>
-        <w:instrText>HYPERLINK "https://www.psycholosphere.com"</w:instrText>
-      </w:r>
-      <w:r>
-        <w:fldChar w:fldCharType="separate"/>
-      </w:r>
-      <w:r>
-        <w:rPr>
-          <w:rStyle w:val="Hyperlink"/>
-          <w:rFonts w:ascii="Times New Roman" w:hAnsi="Times New Roman" w:cs="Times New Roman"/>
+          <w:kern w:val="0"/>
+          <w:sz w:val="28"/>
+          <w:szCs w:val="28"/>
+          <w14:ligatures w14:val="none"/>
+        </w:rPr>
+        <w:t>Strengths</w:t>
+      </w:r>
+      <w:r>
+        <w:rPr>
+          <w:rFonts w:ascii="Times New Roman" w:eastAsia="MS Mincho" w:hAnsi="Times New Roman" w:cs="Times New Roman"/>
+          <w:kern w:val="0"/>
+          <w:sz w:val="28"/>
+          <w:szCs w:val="28"/>
+          <w14:ligatures w14:val="none"/>
+        </w:rPr>
+        <w:t xml:space="preserve">. The most decisive strength of the rule-based approach for Azerbaijani is that it requires no speech training data. Neural TTS systems require between one and fifty or more hours of high-quality, professionally recorded, and transcribed speech in the target language — data that does not currently exist in publicly available form for Azerbaijani. While transfer learning approaches demonstrate that neural TTS is possible with minimal target language data through pre-training on related languages, this still requires dedicated data collection effort (Transfer Learning for Low-Resource TTS, 2024). Rule-based systems, by contrast, require only documented linguistic knowledge — resources that already exist for Azerbaijani in the form of phonological grammars and descriptive linguistic literature. A second major strength is full interpretability and transparency: every output is the direct consequence of an explicitly stated rule, meaning errors can be identified and corrected without retraining. This property creates academic value that neural systems cannot offer, as the rule base itself constitutes a documented research contribution. Further strengths include deterministic and reproducible output — the same input always produces the same audio, satisfying replicability requirements for academic evaluation — low computational requirements enabling </w:t>
+      </w:r>
+      <w:r>
+        <w:rPr>
+          <w:rFonts w:ascii="Times New Roman" w:eastAsia="MS Mincho" w:hAnsi="Times New Roman" w:cs="Times New Roman"/>
+          <w:kern w:val="0"/>
+          <w:sz w:val="28"/>
+          <w:szCs w:val="28"/>
+          <w14:ligatures w14:val="none"/>
+        </w:rPr>
+        <w:lastRenderedPageBreak/>
+        <w:t>real-time synthesis on standard hardware without a GPU, and straightforward domain adaptation through editing of human-readable rule files rather than retraining a model.</w:t>
+      </w:r>
+    </w:p>
+    <w:p>
+      <w:pPr>
+        <w:spacing w:after="0" w:line="360" w:lineRule="auto"/>
+        <w:ind w:firstLine="567"/>
+        <w:jc w:val="both"/>
+        <w:rPr>
+          <w:rFonts w:ascii="Times New Roman" w:eastAsia="MS Mincho" w:hAnsi="Times New Roman" w:cs="Times New Roman"/>
+          <w:kern w:val="0"/>
+          <w:sz w:val="28"/>
+          <w:szCs w:val="28"/>
+          <w14:ligatures w14:val="none"/>
+        </w:rPr>
+      </w:pPr>
+      <w:r>
+        <w:rPr>
+          <w:rFonts w:ascii="Times New Roman" w:eastAsia="MS Mincho" w:hAnsi="Times New Roman" w:cs="Times New Roman"/>
           <w:b/>
           <w:bCs/>
-          <w:lang w:val="az-Latn-AZ"/>
-        </w:rPr>
-        <w:t>https://www.psycholosphere.com</w:t>
-      </w:r>
-      <w:r>
-        <w:fldChar w:fldCharType="end"/>
-      </w:r>
-      <w:r>
-        <w:rPr>
-          <w:rFonts w:ascii="Times New Roman" w:hAnsi="Times New Roman" w:cs="Times New Roman"/>
+          <w:kern w:val="0"/>
+          <w:sz w:val="28"/>
+          <w:szCs w:val="28"/>
+          <w14:ligatures w14:val="none"/>
+        </w:rPr>
+        <w:t>Weaknesses</w:t>
+      </w:r>
+      <w:r>
+        <w:rPr>
+          <w:rFonts w:ascii="Times New Roman" w:eastAsia="MS Mincho" w:hAnsi="Times New Roman" w:cs="Times New Roman"/>
+          <w:kern w:val="0"/>
+          <w:sz w:val="28"/>
+          <w:szCs w:val="28"/>
+          <w14:ligatures w14:val="none"/>
+        </w:rPr>
+        <w:t>. The primary limitation of the rule-based approach is a naturalness ceiling imposed by its acoustic modeling method. Formant synthesizers produce speech by computing mathematical approximations of vocal tract resonance, capturing the broad spectral shape of phonemes but failing to reproduce the subtle micro-variations in voice quality and coarticulation dynamics that characterize natural speech. In connected speech at natural rates, this produces audibly abrupt formant transitions that reduce perceived naturalness. A closely related limitation is prosodic expressiveness: rule-based prosody models encode simplified intonation patterns and cannot capture the continuous, context-sensitive pitch variation of natural human speech (</w:t>
+      </w:r>
+      <w:proofErr w:type="spellStart"/>
+      <w:r>
+        <w:rPr>
+          <w:rFonts w:ascii="Times New Roman" w:eastAsia="MS Mincho" w:hAnsi="Times New Roman" w:cs="Times New Roman"/>
+          <w:kern w:val="0"/>
+          <w:sz w:val="28"/>
+          <w:szCs w:val="28"/>
+          <w14:ligatures w14:val="none"/>
+        </w:rPr>
+        <w:t>Sadekova</w:t>
+      </w:r>
+      <w:proofErr w:type="spellEnd"/>
+      <w:r>
+        <w:rPr>
+          <w:rFonts w:ascii="Times New Roman" w:eastAsia="MS Mincho" w:hAnsi="Times New Roman" w:cs="Times New Roman"/>
+          <w:kern w:val="0"/>
+          <w:sz w:val="28"/>
+          <w:szCs w:val="28"/>
+          <w14:ligatures w14:val="none"/>
+        </w:rPr>
+        <w:t xml:space="preserve"> et al., 2024). The consequence is a prosodic flatness that listeners perceive as monotonous even when individual phonemes are pronounced correctly. Additional weaknesses include high development effort — every phonological regularity must be identified and implemented explicitly — and limited coverage of loanwords and irregular forms, which follow non-native phonological patterns difficult to capture within a finite rule set. The evaluation conducted in Chapter III confirms this: loanword pronunciations account for the largest share of G2P errors in the proposed system.</w:t>
+      </w:r>
+    </w:p>
+    <w:p>
+      <w:pPr>
+        <w:spacing w:after="0" w:line="360" w:lineRule="auto"/>
+        <w:ind w:firstLine="567"/>
+        <w:jc w:val="both"/>
+        <w:rPr>
+          <w:rFonts w:ascii="Times New Roman" w:eastAsia="MS Mincho" w:hAnsi="Times New Roman" w:cs="Times New Roman"/>
+          <w:kern w:val="0"/>
+          <w:sz w:val="28"/>
+          <w:szCs w:val="28"/>
+          <w14:ligatures w14:val="none"/>
+        </w:rPr>
+      </w:pPr>
+      <w:r>
+        <w:rPr>
+          <w:rFonts w:ascii="Times New Roman" w:eastAsia="MS Mincho" w:hAnsi="Times New Roman" w:cs="Times New Roman"/>
           <w:b/>
           <w:bCs/>
-          <w:lang w:val="az-Latn-AZ"/>
-        </w:rPr>
-        <w:t xml:space="preserve"> (</w:t>
-      </w:r>
-      <w:r>
-        <w:rPr>
-          <w:rFonts w:ascii="Times New Roman" w:hAnsi="Times New Roman" w:cs="Times New Roman"/>
-          <w:lang w:val="az-Latn-AZ"/>
-        </w:rPr>
-        <w:t>concluded by the author</w:t>
-      </w:r>
-      <w:r>
-        <w:rPr>
-          <w:rFonts w:ascii="Times New Roman" w:hAnsi="Times New Roman" w:cs="Times New Roman"/>
-          <w:lang w:val="az-Latn-AZ"/>
-        </w:rPr>
-        <w:t>)</w:t>
-      </w:r>
-    </w:p>
-    <w:p>
-      <w:pPr>
-        <w:spacing w:after="0" w:line="360" w:lineRule="auto"/>
-        <w:jc w:val="both"/>
-        <w:rPr>
-          <w:rFonts w:ascii="Times New Roman" w:eastAsia="MS Mincho" w:hAnsi="Times New Roman" w:cs="Times New Roman"/>
-          <w:kern w:val="0"/>
-          <w:sz w:val="28"/>
-          <w:szCs w:val="28"/>
-          <w14:ligatures w14:val="none"/>
-        </w:rPr>
-      </w:pPr>
+          <w:kern w:val="0"/>
+          <w:sz w:val="28"/>
+          <w:szCs w:val="28"/>
+          <w14:ligatures w14:val="none"/>
+        </w:rPr>
+        <w:t>Opportunities</w:t>
+      </w:r>
+      <w:r>
+        <w:rPr>
+          <w:rFonts w:ascii="Times New Roman" w:eastAsia="MS Mincho" w:hAnsi="Times New Roman" w:cs="Times New Roman"/>
+          <w:kern w:val="0"/>
+          <w:sz w:val="28"/>
+          <w:szCs w:val="28"/>
+          <w14:ligatures w14:val="none"/>
+        </w:rPr>
+        <w:t xml:space="preserve">. Azerbaijan's active digital transformation agenda — encompassing e-government service development, digital infrastructure investment, and ICT expansion in public administration — creates directly favorable conditions for Azerbaijani TTS deployment in accessible voice portals, navigation systems, and automated telephone services. The international NLP research community has substantially increased its focus on low-resource languages in recent years, driven by equity concerns and recognition that advances have been disproportionately concentrated in high-resource languages. This trend increases the likelihood of future Azerbaijani speech research collaborations and shared dataset development. The growing Azerbaijani NLP ecosystem — including the 651-million-word </w:t>
+      </w:r>
+      <w:r>
+        <w:rPr>
+          <w:rFonts w:ascii="Times New Roman" w:eastAsia="MS Mincho" w:hAnsi="Times New Roman" w:cs="Times New Roman"/>
+          <w:kern w:val="0"/>
+          <w:sz w:val="28"/>
+          <w:szCs w:val="28"/>
+          <w14:ligatures w14:val="none"/>
+        </w:rPr>
+        <w:lastRenderedPageBreak/>
+        <w:t xml:space="preserve">DOLLMA corpus and associated language models published in 2024 (Various Authors, 2024) — provides a supportive infrastructure for future data-driven work. Most significantly, the explicitly documented rule base developed in this dissertation provides the most valuable possible starting point for future hybrid systems: as Azerbaijani speech data becomes available, the linguistic rule base can serve as a pre-built front-end for a neural acoustic </w:t>
+      </w:r>
+      <w:r>
+        <w:rPr>
+          <w:rFonts w:ascii="Times New Roman" w:eastAsia="MS Mincho" w:hAnsi="Times New Roman" w:cs="Times New Roman"/>
+          <w:kern w:val="0"/>
+          <w:sz w:val="28"/>
+          <w:szCs w:val="28"/>
+          <w14:ligatures w14:val="none"/>
+        </w:rPr>
+        <w:t>back end</w:t>
+      </w:r>
+      <w:r>
+        <w:rPr>
+          <w:rFonts w:ascii="Times New Roman" w:eastAsia="MS Mincho" w:hAnsi="Times New Roman" w:cs="Times New Roman"/>
+          <w:kern w:val="0"/>
+          <w:sz w:val="28"/>
+          <w:szCs w:val="28"/>
+          <w14:ligatures w14:val="none"/>
+        </w:rPr>
+        <w:t>, substantially reducing the engineering effort required to build a high-quality hybrid system.</w:t>
+      </w:r>
     </w:p>
     <w:p>
       <w:pPr>
@@ -10320,12 +10242,24 @@
       <w:r>
         <w:rPr>
           <w:rFonts w:ascii="Times New Roman" w:eastAsia="MS Mincho" w:hAnsi="Times New Roman" w:cs="Times New Roman"/>
-          <w:kern w:val="0"/>
-          <w:sz w:val="28"/>
-          <w:szCs w:val="28"/>
-          <w14:ligatures w14:val="none"/>
-        </w:rPr>
-        <w:t>Artificial intelligence helps in many ways. The role of artificial intelligence in modern education system evaluation is also high. Developing evaluation in the education system is the main goal that the education system wants to do with artificial intelligence and this is possible with various technologies (Russell &amp; Norvig, 2021). Thus, with many innovations that have occurred recently, various new models are preferred to develop the system.</w:t>
+          <w:b/>
+          <w:bCs/>
+          <w:kern w:val="0"/>
+          <w:sz w:val="28"/>
+          <w:szCs w:val="28"/>
+          <w14:ligatures w14:val="none"/>
+        </w:rPr>
+        <w:t>Threats</w:t>
+      </w:r>
+      <w:r>
+        <w:rPr>
+          <w:rFonts w:ascii="Times New Roman" w:eastAsia="MS Mincho" w:hAnsi="Times New Roman" w:cs="Times New Roman"/>
+          <w:kern w:val="0"/>
+          <w:sz w:val="28"/>
+          <w:szCs w:val="28"/>
+          <w14:ligatures w14:val="none"/>
+        </w:rPr>
+        <w:t>. The pace of neural TTS development for low-resource languages is accelerating. Architectures such as VITS (Kim et al., 2021) operate with progressively less training data, and if a minimal Azerbaijani speech corpus becomes available, neural approaches could surpass rule-based systems even on criteria currently favoring the rule-based paradigm. The proliferation of commercial TTS platforms from major technology companies — some of which already offer Azerbaijani language support — creates competitive pressure, though these systems lack transparency, open-source linguistic foundations, and institutionalized linguistic oversight. Finally, the limited availability of phonetic documentation for Azerbaijani introduces uncertainty in some areas of the rule design, particularly loanword pronunciations and dialect-level variation, which represent potential sources of systematic error that are difficult to resolve without empirical data.</w:t>
       </w:r>
     </w:p>
     <w:p>
@@ -10349,40 +10283,7 @@
           <w:szCs w:val="28"/>
           <w14:ligatures w14:val="none"/>
         </w:rPr>
-        <w:t xml:space="preserve">First, we can talk about a field that consists of models that we call machine learning and conducts tests and instructions on big data. This field briefly talks about how computers learn from data and perform various tasks on them (Mitchell, 1997). In the evaluation of artificial intelligence, the analysis of students, finding patterns and predicting future tests and performances is done with the help of this field. That is, in the evaluation of the modern education system through machine learning, the overall results of students can be </w:t>
-      </w:r>
-      <w:proofErr w:type="gramStart"/>
-      <w:r>
-        <w:rPr>
-          <w:rFonts w:ascii="Times New Roman" w:eastAsia="MS Mincho" w:hAnsi="Times New Roman" w:cs="Times New Roman"/>
-          <w:kern w:val="0"/>
-          <w:sz w:val="28"/>
-          <w:szCs w:val="28"/>
-          <w14:ligatures w14:val="none"/>
-        </w:rPr>
-        <w:t>analyzed</w:t>
-      </w:r>
-      <w:proofErr w:type="gramEnd"/>
-      <w:r>
-        <w:rPr>
-          <w:rFonts w:ascii="Times New Roman" w:eastAsia="MS Mincho" w:hAnsi="Times New Roman" w:cs="Times New Roman"/>
-          <w:kern w:val="0"/>
-          <w:sz w:val="28"/>
-          <w:szCs w:val="28"/>
-          <w14:ligatures w14:val="none"/>
-        </w:rPr>
-        <w:t xml:space="preserve"> and a common performance table can be created. In addition, the field of machine learning is a main component of the field of artificial intelligence and even the backbone of modern artificial intelligence systems. Since the emergence of LLM, the field of machine learning has developed its models and is producing greater results day by day. The use of this modern system in the evaluation of models will also be convenient for the field. Thus, with the database used by the field of artificial intelligence, all the data from the performance of students will be analyzed and trained, which will lead to better performance of the model. In the future, if a situation is repeated, the artificial intelligence evaluation </w:t>
-      </w:r>
-      <w:r>
-        <w:rPr>
-          <w:rFonts w:ascii="Times New Roman" w:eastAsia="MS Mincho" w:hAnsi="Times New Roman" w:cs="Times New Roman"/>
-          <w:kern w:val="0"/>
-          <w:sz w:val="28"/>
-          <w:szCs w:val="28"/>
-          <w14:ligatures w14:val="none"/>
-        </w:rPr>
-        <w:lastRenderedPageBreak/>
-        <w:t>system will share clearer answers and satisfactory information, and this is of course possible with the use of the field of machine learning.</w:t>
+        <w:t>While the naturalness advantage of neural TTS is undeniable, the absence of available speech training data, the well-documented regularity of Azerbaijani phonology, and the transparency requirement for an academic contribution collectively justify the rule-based methodological choice made in this dissertation. Chapter II examines the linguistic characteristics of Azerbaijani in depth and presents the architecture and rule design of the proposed system.</w:t>
       </w:r>
     </w:p>
     <w:p>
@@ -10398,37 +10299,26 @@
           <w14:ligatures w14:val="none"/>
         </w:rPr>
       </w:pPr>
-      <w:r>
-        <w:rPr>
-          <w:rFonts w:ascii="Times New Roman" w:eastAsia="MS Mincho" w:hAnsi="Times New Roman" w:cs="Times New Roman"/>
-          <w:kern w:val="0"/>
-          <w:sz w:val="28"/>
-          <w:szCs w:val="28"/>
-          <w14:ligatures w14:val="none"/>
-        </w:rPr>
-        <w:t>In addition, natural language processing, which we call NLP, is another field and has great and important importance in the evaluation of the modern education system. NLP is a field that deals with the similarity of computers to human language, and the main essence of this field is the technology of understanding and analyzing human language (</w:t>
-      </w:r>
-      <w:proofErr w:type="spellStart"/>
-      <w:r>
-        <w:rPr>
-          <w:rFonts w:ascii="Times New Roman" w:eastAsia="MS Mincho" w:hAnsi="Times New Roman" w:cs="Times New Roman"/>
-          <w:kern w:val="0"/>
-          <w:sz w:val="28"/>
-          <w:szCs w:val="28"/>
-          <w14:ligatures w14:val="none"/>
-        </w:rPr>
-        <w:t>Jurafsky</w:t>
-      </w:r>
-      <w:proofErr w:type="spellEnd"/>
-      <w:r>
-        <w:rPr>
-          <w:rFonts w:ascii="Times New Roman" w:eastAsia="MS Mincho" w:hAnsi="Times New Roman" w:cs="Times New Roman"/>
-          <w:kern w:val="0"/>
-          <w:sz w:val="28"/>
-          <w:szCs w:val="28"/>
-          <w14:ligatures w14:val="none"/>
-        </w:rPr>
-        <w:t xml:space="preserve"> &amp; Martin, 2023). The generative AIs used today, such as ChatGPT, DeepSeek, Gemini, which are famous for their large database and active users, have helped the development of the NLP field and have been the beginning of great works such as image generation and understanding by LLMs. This field has a lot of importance in the assessment of students. Also, great work will be done in the field of data analytics with the results obtained. For example, after the evaluation of the student's exams, collecting this data together and using the results obtained in a certain form will lead to great benefits in the general education system. Another main task of this field is to create context. After the evaluation, each incorrect answer reference and explanation given to the students occurs thanks to the GPT models created by NLP, and this leads to the beginning of a very big transformation. Collecting and analyzing student data is a very useful process. As a result of this process, more accurate and transparent decisions can be made as well as more accurate and improved answers. The main part will be for the system to use this data to monitor the activity of students and understand in which subject they are having difficulty.</w:t>
+    </w:p>
+    <w:p>
+      <w:pPr>
+        <w:rPr>
+          <w:rFonts w:ascii="Times New Roman" w:eastAsia="MS Mincho" w:hAnsi="Times New Roman" w:cs="Times New Roman"/>
+          <w:kern w:val="0"/>
+          <w:sz w:val="28"/>
+          <w:szCs w:val="28"/>
+          <w14:ligatures w14:val="none"/>
+        </w:rPr>
+      </w:pPr>
+      <w:r>
+        <w:rPr>
+          <w:rFonts w:ascii="Times New Roman" w:eastAsia="MS Mincho" w:hAnsi="Times New Roman" w:cs="Times New Roman"/>
+          <w:kern w:val="0"/>
+          <w:sz w:val="28"/>
+          <w:szCs w:val="28"/>
+          <w14:ligatures w14:val="none"/>
+        </w:rPr>
+        <w:br w:type="page"/>
       </w:r>
     </w:p>
     <w:p>
@@ -10448,19 +10338,20 @@
           <w14:ligatures w14:val="none"/>
         </w:rPr>
       </w:pPr>
-      <w:bookmarkStart w:id="21" w:name="_Toc230620396"/>
-      <w:r>
-        <w:rPr>
-          <w:rFonts w:ascii="Times New Roman" w:eastAsia="Times New Roman" w:hAnsi="Times New Roman" w:cs="Times New Roman"/>
-          <w:b/>
-          <w:kern w:val="0"/>
-          <w:sz w:val="28"/>
-          <w:szCs w:val="28"/>
-          <w14:ligatures w14:val="none"/>
-        </w:rPr>
+      <w:bookmarkStart w:id="26" w:name="_Toc230623253"/>
+      <w:r>
+        <w:rPr>
+          <w:rFonts w:ascii="Times New Roman" w:eastAsia="Times New Roman" w:hAnsi="Times New Roman" w:cs="Times New Roman"/>
+          <w:b/>
+          <w:kern w:val="0"/>
+          <w:sz w:val="28"/>
+          <w:szCs w:val="28"/>
+          <w14:ligatures w14:val="none"/>
+        </w:rPr>
+        <w:lastRenderedPageBreak/>
         <w:t>CHAPTER II. AI-BASED ASSESSMENT TOOLS AND THEIR APPLICATION IN EDUCATION</w:t>
       </w:r>
-      <w:bookmarkEnd w:id="21"/>
+      <w:bookmarkEnd w:id="26"/>
       <w:r>
         <w:rPr>
           <w:rFonts w:ascii="Times New Roman" w:eastAsia="Times New Roman" w:hAnsi="Times New Roman" w:cs="Times New Roman"/>
@@ -10491,7 +10382,7 @@
           <w14:ligatures w14:val="none"/>
         </w:rPr>
       </w:pPr>
-      <w:bookmarkStart w:id="22" w:name="_Toc230620397"/>
+      <w:bookmarkStart w:id="27" w:name="_Toc230623254"/>
       <w:r>
         <w:rPr>
           <w:rFonts w:ascii="Times New Roman" w:eastAsia="Times New Roman" w:hAnsi="Times New Roman" w:cs="Times New Roman"/>
@@ -10516,7 +10407,7 @@
         </w:rPr>
         <w:t>Types of AI-based assessment tools</w:t>
       </w:r>
-      <w:bookmarkEnd w:id="22"/>
+      <w:bookmarkEnd w:id="27"/>
     </w:p>
     <w:p>
       <w:pPr>
@@ -10573,8 +10464,289 @@
           <w:szCs w:val="28"/>
           <w14:ligatures w14:val="none"/>
         </w:rPr>
+        <w:t xml:space="preserve">When using an automated assessment system to assess written content, assessment of the essays it generates is required to establish confidence in its performance. When using an automated assessment system, such as ANOW, essay assessment is carried out in a systematic and objective manner. Traditionally essay assessment is carried out by human assessors; however, this method of assessment has </w:t>
+      </w:r>
+      <w:proofErr w:type="gramStart"/>
+      <w:r>
+        <w:rPr>
+          <w:rFonts w:ascii="Times New Roman" w:eastAsia="MS Mincho" w:hAnsi="Times New Roman" w:cs="Times New Roman"/>
+          <w:kern w:val="0"/>
+          <w:sz w:val="28"/>
+          <w:szCs w:val="28"/>
+          <w14:ligatures w14:val="none"/>
+        </w:rPr>
+        <w:t>a number of</w:t>
+      </w:r>
+      <w:proofErr w:type="gramEnd"/>
+      <w:r>
+        <w:rPr>
+          <w:rFonts w:ascii="Times New Roman" w:eastAsia="MS Mincho" w:hAnsi="Times New Roman" w:cs="Times New Roman"/>
+          <w:kern w:val="0"/>
+          <w:sz w:val="28"/>
+          <w:szCs w:val="28"/>
+          <w14:ligatures w14:val="none"/>
+        </w:rPr>
+        <w:t xml:space="preserve"> inherent limitations such as inherent subjectivity in human judgements, the time-consuming and labor-intensive process of assessment and the lack of consistency between human assessors (</w:t>
+      </w:r>
+      <w:proofErr w:type="spellStart"/>
+      <w:r>
+        <w:rPr>
+          <w:rFonts w:ascii="Times New Roman" w:eastAsia="MS Mincho" w:hAnsi="Times New Roman" w:cs="Times New Roman"/>
+          <w:kern w:val="0"/>
+          <w:sz w:val="28"/>
+          <w:szCs w:val="28"/>
+          <w14:ligatures w14:val="none"/>
+        </w:rPr>
+        <w:t>Shermis</w:t>
+      </w:r>
+      <w:proofErr w:type="spellEnd"/>
+      <w:r>
+        <w:rPr>
+          <w:rFonts w:ascii="Times New Roman" w:eastAsia="MS Mincho" w:hAnsi="Times New Roman" w:cs="Times New Roman"/>
+          <w:kern w:val="0"/>
+          <w:sz w:val="28"/>
+          <w:szCs w:val="28"/>
+          <w14:ligatures w14:val="none"/>
+        </w:rPr>
+        <w:t xml:space="preserve"> &amp; Burstein, 2013). In recent years there has been a growing interest in the use of automated systems to support some aspects of essay assessment.</w:t>
+      </w:r>
+    </w:p>
+    <w:p>
+      <w:pPr>
+        <w:spacing w:after="0" w:line="360" w:lineRule="auto"/>
+        <w:ind w:firstLine="720"/>
+        <w:jc w:val="both"/>
+        <w:rPr>
+          <w:rFonts w:ascii="Times New Roman" w:eastAsia="MS Mincho" w:hAnsi="Times New Roman" w:cs="Times New Roman"/>
+          <w:kern w:val="0"/>
+          <w:sz w:val="28"/>
+          <w:szCs w:val="28"/>
+          <w14:ligatures w14:val="none"/>
+        </w:rPr>
+      </w:pPr>
+      <w:r>
+        <w:rPr>
+          <w:rFonts w:ascii="Times New Roman" w:eastAsia="MS Mincho" w:hAnsi="Times New Roman" w:cs="Times New Roman"/>
+          <w:kern w:val="0"/>
+          <w:sz w:val="28"/>
+          <w:szCs w:val="28"/>
+          <w14:ligatures w14:val="none"/>
+        </w:rPr>
+        <w:t xml:space="preserve">Automated essay assessment systems aim to obtain a score reflecting the overall quality of the essay assessed, comparable to that obtained by a human evaluator. Automated essay assessment systems generally extract a large set of features from the assessed text. Readability, coherence and fluency features are often combined with features measuring lexical resources, grammaticality and task performance and/or other quality features assessed from different perspectives, </w:t>
+      </w:r>
+      <w:proofErr w:type="gramStart"/>
+      <w:r>
+        <w:rPr>
+          <w:rFonts w:ascii="Times New Roman" w:eastAsia="MS Mincho" w:hAnsi="Times New Roman" w:cs="Times New Roman"/>
+          <w:kern w:val="0"/>
+          <w:sz w:val="28"/>
+          <w:szCs w:val="28"/>
+          <w14:ligatures w14:val="none"/>
+        </w:rPr>
+        <w:t>in order to</w:t>
+      </w:r>
+      <w:proofErr w:type="gramEnd"/>
+      <w:r>
+        <w:rPr>
+          <w:rFonts w:ascii="Times New Roman" w:eastAsia="MS Mincho" w:hAnsi="Times New Roman" w:cs="Times New Roman"/>
+          <w:kern w:val="0"/>
+          <w:sz w:val="28"/>
+          <w:szCs w:val="28"/>
+          <w14:ligatures w14:val="none"/>
+        </w:rPr>
+        <w:t xml:space="preserve"> obtain an overall score (Ke &amp; Ng, 2019).</w:t>
+      </w:r>
+      <w:r>
+        <w:rPr>
+          <w:rFonts w:ascii="Times New Roman" w:eastAsia="MS Mincho" w:hAnsi="Times New Roman" w:cs="Times New Roman"/>
+          <w:kern w:val="0"/>
+          <w:sz w:val="28"/>
+          <w:szCs w:val="28"/>
+          <w14:ligatures w14:val="none"/>
+        </w:rPr>
+        <w:t xml:space="preserve"> </w:t>
+      </w:r>
+    </w:p>
+    <w:p>
+      <w:pPr>
+        <w:spacing w:after="0" w:line="360" w:lineRule="auto"/>
+        <w:ind w:firstLine="720"/>
+        <w:jc w:val="both"/>
+        <w:rPr>
+          <w:rFonts w:ascii="Times New Roman" w:eastAsia="MS Mincho" w:hAnsi="Times New Roman" w:cs="Times New Roman"/>
+          <w:kern w:val="0"/>
+          <w:sz w:val="28"/>
+          <w:szCs w:val="28"/>
+          <w14:ligatures w14:val="none"/>
+        </w:rPr>
+      </w:pPr>
+      <w:r>
+        <w:rPr>
+          <w:rFonts w:ascii="Times New Roman" w:eastAsia="MS Mincho" w:hAnsi="Times New Roman" w:cs="Times New Roman"/>
+          <w:kern w:val="0"/>
+          <w:sz w:val="28"/>
+          <w:szCs w:val="28"/>
+          <w14:ligatures w14:val="none"/>
+        </w:rPr>
+        <w:t xml:space="preserve">The systems </w:t>
+      </w:r>
+      <w:proofErr w:type="spellStart"/>
+      <w:r>
+        <w:rPr>
+          <w:rFonts w:ascii="Times New Roman" w:eastAsia="MS Mincho" w:hAnsi="Times New Roman" w:cs="Times New Roman"/>
+          <w:kern w:val="0"/>
+          <w:sz w:val="28"/>
+          <w:szCs w:val="28"/>
+          <w14:ligatures w14:val="none"/>
+        </w:rPr>
+        <w:t>utilise</w:t>
+      </w:r>
+      <w:proofErr w:type="spellEnd"/>
+      <w:r>
+        <w:rPr>
+          <w:rFonts w:ascii="Times New Roman" w:eastAsia="MS Mincho" w:hAnsi="Times New Roman" w:cs="Times New Roman"/>
+          <w:kern w:val="0"/>
+          <w:sz w:val="28"/>
+          <w:szCs w:val="28"/>
+          <w14:ligatures w14:val="none"/>
+        </w:rPr>
+        <w:t xml:space="preserve"> a combination of machine learning and natural language processing. They </w:t>
+      </w:r>
+      <w:proofErr w:type="spellStart"/>
+      <w:r>
+        <w:rPr>
+          <w:rFonts w:ascii="Times New Roman" w:eastAsia="MS Mincho" w:hAnsi="Times New Roman" w:cs="Times New Roman"/>
+          <w:kern w:val="0"/>
+          <w:sz w:val="28"/>
+          <w:szCs w:val="28"/>
+          <w14:ligatures w14:val="none"/>
+        </w:rPr>
+        <w:t>utilise</w:t>
+      </w:r>
+      <w:proofErr w:type="spellEnd"/>
+      <w:r>
+        <w:rPr>
+          <w:rFonts w:ascii="Times New Roman" w:eastAsia="MS Mincho" w:hAnsi="Times New Roman" w:cs="Times New Roman"/>
+          <w:kern w:val="0"/>
+          <w:sz w:val="28"/>
+          <w:szCs w:val="28"/>
+          <w14:ligatures w14:val="none"/>
+        </w:rPr>
+        <w:t xml:space="preserve"> NLP to extract semantic and syntactic features from the text, and machine learning to train a model that automatically scores essays based on these extracted features. The models are typically trained on a large data set of essays scored by humans, and as the system scores more essays the models can actually </w:t>
+      </w:r>
+    </w:p>
+    <w:p>
+      <w:pPr>
+        <w:spacing w:after="0" w:line="360" w:lineRule="auto"/>
+        <w:jc w:val="both"/>
+        <w:rPr>
+          <w:rFonts w:ascii="Times New Roman" w:eastAsia="MS Mincho" w:hAnsi="Times New Roman" w:cs="Times New Roman"/>
+          <w:kern w:val="0"/>
+          <w:sz w:val="28"/>
+          <w:szCs w:val="28"/>
+          <w14:ligatures w14:val="none"/>
+        </w:rPr>
+      </w:pPr>
+      <w:r>
+        <w:rPr>
+          <w:rFonts w:ascii="Times New Roman" w:eastAsia="MS Mincho" w:hAnsi="Times New Roman" w:cs="Times New Roman"/>
+          <w:kern w:val="0"/>
+          <w:sz w:val="28"/>
+          <w:szCs w:val="28"/>
+          <w14:ligatures w14:val="none"/>
+        </w:rPr>
         <w:lastRenderedPageBreak/>
-        <w:t xml:space="preserve">When using an automated assessment system to assess written content, assessment of the essays it generates is required to establish confidence in its performance. When using an automated assessment system, such as ANOW, essay assessment is carried out in a systematic and objective manner. Traditionally essay assessment is carried out by human assessors; however, this method of assessment has </w:t>
+        <w:t>increase in accuracy (</w:t>
+      </w:r>
+      <w:proofErr w:type="spellStart"/>
+      <w:r>
+        <w:rPr>
+          <w:rFonts w:ascii="Times New Roman" w:eastAsia="MS Mincho" w:hAnsi="Times New Roman" w:cs="Times New Roman"/>
+          <w:kern w:val="0"/>
+          <w:sz w:val="28"/>
+          <w:szCs w:val="28"/>
+          <w14:ligatures w14:val="none"/>
+        </w:rPr>
+        <w:t>Jurafsky</w:t>
+      </w:r>
+      <w:proofErr w:type="spellEnd"/>
+      <w:r>
+        <w:rPr>
+          <w:rFonts w:ascii="Times New Roman" w:eastAsia="MS Mincho" w:hAnsi="Times New Roman" w:cs="Times New Roman"/>
+          <w:kern w:val="0"/>
+          <w:sz w:val="28"/>
+          <w:szCs w:val="28"/>
+          <w14:ligatures w14:val="none"/>
+        </w:rPr>
+        <w:t xml:space="preserve"> &amp; Martin, 2023).</w:t>
+      </w:r>
+    </w:p>
+    <w:p>
+      <w:pPr>
+        <w:spacing w:after="0" w:line="360" w:lineRule="auto"/>
+        <w:ind w:firstLine="720"/>
+        <w:jc w:val="both"/>
+        <w:rPr>
+          <w:rFonts w:ascii="Times New Roman" w:eastAsia="MS Mincho" w:hAnsi="Times New Roman" w:cs="Times New Roman"/>
+          <w:kern w:val="0"/>
+          <w:sz w:val="28"/>
+          <w:szCs w:val="28"/>
+          <w14:ligatures w14:val="none"/>
+        </w:rPr>
+      </w:pPr>
+      <w:r>
+        <w:rPr>
+          <w:rFonts w:ascii="Times New Roman" w:eastAsia="MS Mincho" w:hAnsi="Times New Roman" w:cs="Times New Roman"/>
+          <w:kern w:val="0"/>
+          <w:sz w:val="28"/>
+          <w:szCs w:val="28"/>
+          <w14:ligatures w14:val="none"/>
+        </w:rPr>
+        <w:t>Research suggests that the effectiveness of automated essay evaluation systems is dependent in significant degree on the quality and size of the essays in the training database. Having a diverse pool of topics upon which to score essays can aid in increasing the model's ability to generalize to new unseen data. Moreover, having a diverse set of writing styles upon which to score essays can increase the model's accuracy in scoring differently across those styles. Furthermore, having essays scored by multiple raters can enhance inter-rater agreement and provide an additional layer of verification on scores (Page, 2003).</w:t>
+      </w:r>
+    </w:p>
+    <w:p>
+      <w:pPr>
+        <w:spacing w:after="0" w:line="360" w:lineRule="auto"/>
+        <w:ind w:firstLine="720"/>
+        <w:jc w:val="both"/>
+        <w:rPr>
+          <w:rFonts w:ascii="Times New Roman" w:eastAsia="MS Mincho" w:hAnsi="Times New Roman" w:cs="Times New Roman"/>
+          <w:kern w:val="0"/>
+          <w:sz w:val="28"/>
+          <w:szCs w:val="28"/>
+          <w14:ligatures w14:val="none"/>
+        </w:rPr>
+      </w:pPr>
+      <w:r>
+        <w:rPr>
+          <w:rFonts w:ascii="Times New Roman" w:eastAsia="MS Mincho" w:hAnsi="Times New Roman" w:cs="Times New Roman"/>
+          <w:kern w:val="0"/>
+          <w:sz w:val="28"/>
+          <w:szCs w:val="28"/>
+          <w14:ligatures w14:val="none"/>
+        </w:rPr>
+        <w:t xml:space="preserve">Automated essay grading systems and adaptive assessment systems, including computerized adaptive tests (CAT), have been proposed to support education assessment in a faster, more objective and standardized way (Wainer, 2000). Future developments of automated essay grading systems will continue to relieve assessors of some of the burden of marking large numbers of essays whilst striving to improve quality. Adaptive assessment systems, including CAT, are one of the important innovations attempted to support the assessment process. The key feature of such tests is that not all candidates see the same items; </w:t>
+      </w:r>
+      <w:r>
+        <w:rPr>
+          <w:rFonts w:ascii="Times New Roman" w:eastAsia="MS Mincho" w:hAnsi="Times New Roman" w:cs="Times New Roman"/>
+          <w:kern w:val="0"/>
+          <w:sz w:val="28"/>
+          <w:szCs w:val="28"/>
+          <w14:ligatures w14:val="none"/>
+        </w:rPr>
+        <w:t>indeed,</w:t>
+      </w:r>
+      <w:r>
+        <w:rPr>
+          <w:rFonts w:ascii="Times New Roman" w:eastAsia="MS Mincho" w:hAnsi="Times New Roman" w:cs="Times New Roman"/>
+          <w:kern w:val="0"/>
+          <w:sz w:val="28"/>
+          <w:szCs w:val="28"/>
+          <w14:ligatures w14:val="none"/>
+        </w:rPr>
+        <w:t xml:space="preserve"> items are selected and ordered in a way that the system determines </w:t>
       </w:r>
       <w:proofErr w:type="gramStart"/>
       <w:r>
@@ -10585,7 +10757,7 @@
           <w:szCs w:val="28"/>
           <w14:ligatures w14:val="none"/>
         </w:rPr>
-        <w:t>a number of</w:t>
+        <w:t>on the basis of</w:t>
       </w:r>
       <w:proofErr w:type="gramEnd"/>
       <w:r>
@@ -10596,7 +10768,358 @@
           <w:szCs w:val="28"/>
           <w14:ligatures w14:val="none"/>
         </w:rPr>
-        <w:t xml:space="preserve"> inherent limitations such as inherent subjectivity in human judgements, the time-consuming and labor-intensive process of assessment and the lack of consistency between human assessors (</w:t>
+        <w:t xml:space="preserve"> the examinee’s score in real time. We </w:t>
+      </w:r>
+      <w:r>
+        <w:rPr>
+          <w:rFonts w:ascii="Times New Roman" w:eastAsia="MS Mincho" w:hAnsi="Times New Roman" w:cs="Times New Roman"/>
+          <w:kern w:val="0"/>
+          <w:sz w:val="28"/>
+          <w:szCs w:val="28"/>
+          <w14:ligatures w14:val="none"/>
+        </w:rPr>
+        <w:t>personalize</w:t>
+      </w:r>
+      <w:r>
+        <w:rPr>
+          <w:rFonts w:ascii="Times New Roman" w:eastAsia="MS Mincho" w:hAnsi="Times New Roman" w:cs="Times New Roman"/>
+          <w:kern w:val="0"/>
+          <w:sz w:val="28"/>
+          <w:szCs w:val="28"/>
+          <w14:ligatures w14:val="none"/>
+        </w:rPr>
+        <w:t xml:space="preserve"> the test to the individual user. Results are more accurate and the test is shorter. Fewer items are required to arrive at a final score and the examinee experiences less fatigue.</w:t>
+      </w:r>
+    </w:p>
+    <w:p>
+      <w:pPr>
+        <w:spacing w:after="0" w:line="360" w:lineRule="auto"/>
+        <w:ind w:firstLine="720"/>
+        <w:jc w:val="both"/>
+        <w:rPr>
+          <w:rFonts w:ascii="Times New Roman" w:eastAsia="MS Mincho" w:hAnsi="Times New Roman" w:cs="Times New Roman"/>
+          <w:kern w:val="0"/>
+          <w:sz w:val="28"/>
+          <w:szCs w:val="28"/>
+          <w14:ligatures w14:val="none"/>
+        </w:rPr>
+      </w:pPr>
+      <w:r>
+        <w:rPr>
+          <w:rFonts w:ascii="Times New Roman" w:eastAsia="MS Mincho" w:hAnsi="Times New Roman" w:cs="Times New Roman"/>
+          <w:kern w:val="0"/>
+          <w:sz w:val="28"/>
+          <w:szCs w:val="28"/>
+          <w14:ligatures w14:val="none"/>
+        </w:rPr>
+        <w:t xml:space="preserve">Components of the CAT system </w:t>
+      </w:r>
+      <w:proofErr w:type="gramStart"/>
+      <w:r>
+        <w:rPr>
+          <w:rFonts w:ascii="Times New Roman" w:eastAsia="MS Mincho" w:hAnsi="Times New Roman" w:cs="Times New Roman"/>
+          <w:kern w:val="0"/>
+          <w:sz w:val="28"/>
+          <w:szCs w:val="28"/>
+          <w14:ligatures w14:val="none"/>
+        </w:rPr>
+        <w:t>The</w:t>
+      </w:r>
+      <w:proofErr w:type="gramEnd"/>
+      <w:r>
+        <w:rPr>
+          <w:rFonts w:ascii="Times New Roman" w:eastAsia="MS Mincho" w:hAnsi="Times New Roman" w:cs="Times New Roman"/>
+          <w:kern w:val="0"/>
+          <w:sz w:val="28"/>
+          <w:szCs w:val="28"/>
+          <w14:ligatures w14:val="none"/>
+        </w:rPr>
+        <w:t xml:space="preserve"> performance of the CAT system is influenced by a variety of parameters. The most important one is the large database of all exam questions, the item pool. The questions in the item pool are </w:t>
+      </w:r>
+      <w:r>
+        <w:rPr>
+          <w:rFonts w:ascii="Times New Roman" w:eastAsia="MS Mincho" w:hAnsi="Times New Roman" w:cs="Times New Roman"/>
+          <w:kern w:val="0"/>
+          <w:sz w:val="28"/>
+          <w:szCs w:val="28"/>
+          <w14:ligatures w14:val="none"/>
+        </w:rPr>
+        <w:t>characterized</w:t>
+      </w:r>
+      <w:r>
+        <w:rPr>
+          <w:rFonts w:ascii="Times New Roman" w:eastAsia="MS Mincho" w:hAnsi="Times New Roman" w:cs="Times New Roman"/>
+          <w:kern w:val="0"/>
+          <w:sz w:val="28"/>
+          <w:szCs w:val="28"/>
+          <w14:ligatures w14:val="none"/>
+        </w:rPr>
+        <w:t xml:space="preserve"> by a series of characteristics. For example, the predicted level of difficulty for the candidates and the solution to the respective question. The item selection algorithm is used to select the individual items for the candidates based on their assessed and estimated level of knowledge (Embretson &amp; Reise, 2000).</w:t>
+      </w:r>
+    </w:p>
+    <w:p>
+      <w:pPr>
+        <w:spacing w:after="0" w:line="360" w:lineRule="auto"/>
+        <w:ind w:firstLine="720"/>
+        <w:jc w:val="both"/>
+        <w:rPr>
+          <w:rFonts w:ascii="Times New Roman" w:eastAsia="MS Mincho" w:hAnsi="Times New Roman" w:cs="Times New Roman"/>
+          <w:kern w:val="0"/>
+          <w:sz w:val="28"/>
+          <w:szCs w:val="28"/>
+          <w14:ligatures w14:val="none"/>
+        </w:rPr>
+      </w:pPr>
+      <w:r>
+        <w:rPr>
+          <w:rFonts w:ascii="Times New Roman" w:eastAsia="MS Mincho" w:hAnsi="Times New Roman" w:cs="Times New Roman"/>
+          <w:kern w:val="0"/>
+          <w:sz w:val="28"/>
+          <w:szCs w:val="28"/>
+          <w14:ligatures w14:val="none"/>
+        </w:rPr>
+        <w:t xml:space="preserve">The skill assessment algorithm is also embedded in the test logic to assess the user's skill level for a set of questions as answers are provided. This algorithm is also </w:t>
+      </w:r>
+      <w:r>
+        <w:rPr>
+          <w:rFonts w:ascii="Times New Roman" w:eastAsia="MS Mincho" w:hAnsi="Times New Roman" w:cs="Times New Roman"/>
+          <w:kern w:val="0"/>
+          <w:sz w:val="28"/>
+          <w:szCs w:val="28"/>
+          <w14:ligatures w14:val="none"/>
+        </w:rPr>
+        <w:lastRenderedPageBreak/>
+        <w:t xml:space="preserve">a termination criterion that ends the test when the user reaches a certain accuracy level or answers a certain number of questions. Additionally, content balancing logic and question frequency are controlled </w:t>
+      </w:r>
+      <w:proofErr w:type="gramStart"/>
+      <w:r>
+        <w:rPr>
+          <w:rFonts w:ascii="Times New Roman" w:eastAsia="MS Mincho" w:hAnsi="Times New Roman" w:cs="Times New Roman"/>
+          <w:kern w:val="0"/>
+          <w:sz w:val="28"/>
+          <w:szCs w:val="28"/>
+          <w14:ligatures w14:val="none"/>
+        </w:rPr>
+        <w:t>in order to</w:t>
+      </w:r>
+      <w:proofErr w:type="gramEnd"/>
+      <w:r>
+        <w:rPr>
+          <w:rFonts w:ascii="Times New Roman" w:eastAsia="MS Mincho" w:hAnsi="Times New Roman" w:cs="Times New Roman"/>
+          <w:kern w:val="0"/>
+          <w:sz w:val="28"/>
+          <w:szCs w:val="28"/>
+          <w14:ligatures w14:val="none"/>
+        </w:rPr>
+        <w:t xml:space="preserve"> guarantee test fairness.</w:t>
+      </w:r>
+    </w:p>
+    <w:p>
+      <w:pPr>
+        <w:spacing w:after="0" w:line="360" w:lineRule="auto"/>
+        <w:ind w:firstLine="720"/>
+        <w:jc w:val="both"/>
+        <w:rPr>
+          <w:rFonts w:ascii="Times New Roman" w:eastAsia="MS Mincho" w:hAnsi="Times New Roman" w:cs="Times New Roman"/>
+          <w:kern w:val="0"/>
+          <w:sz w:val="28"/>
+          <w:szCs w:val="28"/>
+          <w14:ligatures w14:val="none"/>
+        </w:rPr>
+      </w:pPr>
+      <w:r>
+        <w:rPr>
+          <w:rFonts w:ascii="Times New Roman" w:eastAsia="MS Mincho" w:hAnsi="Times New Roman" w:cs="Times New Roman"/>
+          <w:kern w:val="0"/>
+          <w:sz w:val="28"/>
+          <w:szCs w:val="28"/>
+          <w14:ligatures w14:val="none"/>
+        </w:rPr>
+        <w:t xml:space="preserve">The technology called adaptive testing has been around for several years and is currently used in a variety of sectors for developing and administering computer-based high stakes assessments. In the education sector, adaptive tests are commonly used for high stakes, international academic assessment purposes such as the Graduate Record Examinations (GRE) General Test and the Graduate Management Admission Test (GMAT). Adaptive tests are also administered in healthcare for patient assessment and many professional certification tests. In terms of effectiveness and accuracy, adaptive tests have proven themselves to be a valid method of measuring a test taker’s ability (van der Linden &amp; Glas, 2010). Furthermore, the value of the adaptive test model also lies in the fact that it significantly reduces the number of items that test takers </w:t>
+      </w:r>
+      <w:proofErr w:type="gramStart"/>
+      <w:r>
+        <w:rPr>
+          <w:rFonts w:ascii="Times New Roman" w:eastAsia="MS Mincho" w:hAnsi="Times New Roman" w:cs="Times New Roman"/>
+          <w:kern w:val="0"/>
+          <w:sz w:val="28"/>
+          <w:szCs w:val="28"/>
+          <w14:ligatures w14:val="none"/>
+        </w:rPr>
+        <w:t>have to</w:t>
+      </w:r>
+      <w:proofErr w:type="gramEnd"/>
+      <w:r>
+        <w:rPr>
+          <w:rFonts w:ascii="Times New Roman" w:eastAsia="MS Mincho" w:hAnsi="Times New Roman" w:cs="Times New Roman"/>
+          <w:kern w:val="0"/>
+          <w:sz w:val="28"/>
+          <w:szCs w:val="28"/>
+          <w14:ligatures w14:val="none"/>
+        </w:rPr>
+        <w:t xml:space="preserve"> answer, which is particularly important in high-stakes testing environments where test taker time is a premium and assessment results must be reliable.</w:t>
+      </w:r>
+    </w:p>
+    <w:p>
+      <w:pPr>
+        <w:spacing w:after="0" w:line="360" w:lineRule="auto"/>
+        <w:ind w:firstLine="720"/>
+        <w:jc w:val="both"/>
+        <w:rPr>
+          <w:rFonts w:ascii="Times New Roman" w:eastAsia="MS Mincho" w:hAnsi="Times New Roman" w:cs="Times New Roman"/>
+          <w:kern w:val="0"/>
+          <w:sz w:val="28"/>
+          <w:szCs w:val="28"/>
+          <w14:ligatures w14:val="none"/>
+        </w:rPr>
+      </w:pPr>
+      <w:r>
+        <w:rPr>
+          <w:rFonts w:ascii="Times New Roman" w:eastAsia="MS Mincho" w:hAnsi="Times New Roman" w:cs="Times New Roman"/>
+          <w:kern w:val="0"/>
+          <w:sz w:val="28"/>
+          <w:szCs w:val="28"/>
+          <w14:ligatures w14:val="none"/>
+        </w:rPr>
+        <w:t xml:space="preserve">In another area of education and assessment, there are opportunities for </w:t>
+      </w:r>
+      <w:r>
+        <w:rPr>
+          <w:rFonts w:ascii="Times New Roman" w:eastAsia="MS Mincho" w:hAnsi="Times New Roman" w:cs="Times New Roman"/>
+          <w:kern w:val="0"/>
+          <w:sz w:val="28"/>
+          <w:szCs w:val="28"/>
+          <w14:ligatures w14:val="none"/>
+        </w:rPr>
+        <w:t>personalization</w:t>
+      </w:r>
+      <w:r>
+        <w:rPr>
+          <w:rFonts w:ascii="Times New Roman" w:eastAsia="MS Mincho" w:hAnsi="Times New Roman" w:cs="Times New Roman"/>
+          <w:kern w:val="0"/>
+          <w:sz w:val="28"/>
+          <w:szCs w:val="28"/>
+          <w14:ligatures w14:val="none"/>
+        </w:rPr>
+        <w:t xml:space="preserve">, efficiency and objectivity with adaptive assessments. This area is still rapidly developing but is set to continue to do so (Holmes et al., 2019). </w:t>
+      </w:r>
+      <w:proofErr w:type="gramStart"/>
+      <w:r>
+        <w:rPr>
+          <w:rFonts w:ascii="Times New Roman" w:eastAsia="MS Mincho" w:hAnsi="Times New Roman" w:cs="Times New Roman"/>
+          <w:kern w:val="0"/>
+          <w:sz w:val="28"/>
+          <w:szCs w:val="28"/>
+          <w14:ligatures w14:val="none"/>
+        </w:rPr>
+        <w:t>( Northrop</w:t>
+      </w:r>
+      <w:proofErr w:type="gramEnd"/>
+      <w:r>
+        <w:rPr>
+          <w:rFonts w:ascii="Times New Roman" w:eastAsia="MS Mincho" w:hAnsi="Times New Roman" w:cs="Times New Roman"/>
+          <w:kern w:val="0"/>
+          <w:sz w:val="28"/>
+          <w:szCs w:val="28"/>
+          <w14:ligatures w14:val="none"/>
+        </w:rPr>
+        <w:t xml:space="preserve"> J., 2025)</w:t>
+      </w:r>
+      <w:r>
+        <w:rPr>
+          <w:rFonts w:ascii="Times New Roman" w:eastAsia="MS Mincho" w:hAnsi="Times New Roman" w:cs="Times New Roman"/>
+          <w:kern w:val="0"/>
+          <w:sz w:val="28"/>
+          <w:szCs w:val="28"/>
+          <w14:ligatures w14:val="none"/>
+        </w:rPr>
+        <w:t>.</w:t>
+      </w:r>
+    </w:p>
+    <w:p>
+      <w:pPr>
+        <w:spacing w:after="0" w:line="360" w:lineRule="auto"/>
+        <w:ind w:firstLine="720"/>
+        <w:jc w:val="both"/>
+        <w:rPr>
+          <w:rFonts w:ascii="Times New Roman" w:eastAsia="MS Mincho" w:hAnsi="Times New Roman" w:cs="Times New Roman"/>
+          <w:kern w:val="0"/>
+          <w:sz w:val="28"/>
+          <w:szCs w:val="28"/>
+          <w14:ligatures w14:val="none"/>
+        </w:rPr>
+      </w:pPr>
+      <w:r>
+        <w:rPr>
+          <w:rFonts w:ascii="Times New Roman" w:eastAsia="MS Mincho" w:hAnsi="Times New Roman" w:cs="Times New Roman"/>
+          <w:kern w:val="0"/>
+          <w:sz w:val="28"/>
+          <w:szCs w:val="28"/>
+          <w14:ligatures w14:val="none"/>
+        </w:rPr>
+        <w:t xml:space="preserve">Intelligent Tutoring Systems (ITS) are among the most typical applications of AI. ITS systems are used to support and supplement traditional education by means of </w:t>
+      </w:r>
+      <w:r>
+        <w:rPr>
+          <w:rFonts w:ascii="Times New Roman" w:eastAsia="MS Mincho" w:hAnsi="Times New Roman" w:cs="Times New Roman"/>
+          <w:kern w:val="0"/>
+          <w:sz w:val="28"/>
+          <w:szCs w:val="28"/>
+          <w14:ligatures w14:val="none"/>
+        </w:rPr>
+        <w:t>maximizing</w:t>
+      </w:r>
+      <w:r>
+        <w:rPr>
+          <w:rFonts w:ascii="Times New Roman" w:eastAsia="MS Mincho" w:hAnsi="Times New Roman" w:cs="Times New Roman"/>
+          <w:kern w:val="0"/>
+          <w:sz w:val="28"/>
+          <w:szCs w:val="28"/>
+          <w14:ligatures w14:val="none"/>
+        </w:rPr>
+        <w:t xml:space="preserve"> learning </w:t>
+      </w:r>
+      <w:proofErr w:type="gramStart"/>
+      <w:r>
+        <w:rPr>
+          <w:rFonts w:ascii="Times New Roman" w:eastAsia="MS Mincho" w:hAnsi="Times New Roman" w:cs="Times New Roman"/>
+          <w:kern w:val="0"/>
+          <w:sz w:val="28"/>
+          <w:szCs w:val="28"/>
+          <w14:ligatures w14:val="none"/>
+        </w:rPr>
+        <w:t>in order to</w:t>
+      </w:r>
+      <w:proofErr w:type="gramEnd"/>
+      <w:r>
+        <w:rPr>
+          <w:rFonts w:ascii="Times New Roman" w:eastAsia="MS Mincho" w:hAnsi="Times New Roman" w:cs="Times New Roman"/>
+          <w:kern w:val="0"/>
+          <w:sz w:val="28"/>
+          <w:szCs w:val="28"/>
+          <w14:ligatures w14:val="none"/>
+        </w:rPr>
+        <w:t xml:space="preserve"> adapt to the needs of individual learners (Woolf, 2010). One of the typical problems in modern education is "one-size-fits-all" instruction, where students do not receive the </w:t>
+      </w:r>
+      <w:r>
+        <w:rPr>
+          <w:rFonts w:ascii="Times New Roman" w:eastAsia="MS Mincho" w:hAnsi="Times New Roman" w:cs="Times New Roman"/>
+          <w:kern w:val="0"/>
+          <w:sz w:val="28"/>
+          <w:szCs w:val="28"/>
+          <w14:ligatures w14:val="none"/>
+        </w:rPr>
+        <w:t>individualized</w:t>
+      </w:r>
+      <w:r>
+        <w:rPr>
+          <w:rFonts w:ascii="Times New Roman" w:eastAsia="MS Mincho" w:hAnsi="Times New Roman" w:cs="Times New Roman"/>
+          <w:kern w:val="0"/>
+          <w:sz w:val="28"/>
+          <w:szCs w:val="28"/>
+          <w14:ligatures w14:val="none"/>
+        </w:rPr>
+        <w:t xml:space="preserve"> learning experience they require. The purpose of the ITS system developed here is to assist the teacher in </w:t>
       </w:r>
       <w:proofErr w:type="spellStart"/>
       <w:r>
@@ -10607,7 +11130,7 @@
           <w:szCs w:val="28"/>
           <w14:ligatures w14:val="none"/>
         </w:rPr>
-        <w:t>Shermis</w:t>
+        <w:t>individualised</w:t>
       </w:r>
       <w:proofErr w:type="spellEnd"/>
       <w:r>
@@ -10618,7 +11141,7 @@
           <w:szCs w:val="28"/>
           <w14:ligatures w14:val="none"/>
         </w:rPr>
-        <w:t xml:space="preserve"> &amp; Burstein, 2013). In recent years there has been a growing interest in the use of automated systems to support some aspects of essay assessment.</w:t>
+        <w:t xml:space="preserve"> instruction, and to provide an effective and efficient tool for teaching.</w:t>
       </w:r>
     </w:p>
     <w:p>
@@ -10642,7 +11165,18 @@
           <w:szCs w:val="28"/>
           <w14:ligatures w14:val="none"/>
         </w:rPr>
-        <w:t xml:space="preserve">Automated essay assessment systems aim to obtain a score reflecting the overall quality of the essay assessed, comparable to that obtained by a human evaluator. Automated essay assessment systems generally extract a large set of features from the assessed text. Readability, coherence and fluency features are often combined with features measuring lexical resources, grammaticality and task performance and/or other quality features assessed from different perspectives, </w:t>
+        <w:t xml:space="preserve">ITS (Intelligent Tutoring Systems) function of educational content adaptation in the lesson to the level of student knowledge, their learning rate, individual </w:t>
+      </w:r>
+      <w:r>
+        <w:rPr>
+          <w:rFonts w:ascii="Times New Roman" w:eastAsia="MS Mincho" w:hAnsi="Times New Roman" w:cs="Times New Roman"/>
+          <w:kern w:val="0"/>
+          <w:sz w:val="28"/>
+          <w:szCs w:val="28"/>
+          <w14:ligatures w14:val="none"/>
+        </w:rPr>
+        <w:lastRenderedPageBreak/>
+        <w:t xml:space="preserve">characteristics, etc. Student studies with educational materials during the lesson corresponding to his or her knowledge level. ITS increases student interest in studying and facilitates in-depth learning of educational content. The learning process is more rational and efficient. Besides these features, also real-time feedback is provided </w:t>
       </w:r>
       <w:proofErr w:type="gramStart"/>
       <w:r>
@@ -10664,17 +11198,51 @@
           <w:szCs w:val="28"/>
           <w14:ligatures w14:val="none"/>
         </w:rPr>
-        <w:t xml:space="preserve"> obtain an overall score (Ke &amp; Ng, 2019).</w:t>
-      </w:r>
-      <w:r>
-        <w:rPr>
-          <w:rFonts w:ascii="Times New Roman" w:eastAsia="MS Mincho" w:hAnsi="Times New Roman" w:cs="Times New Roman"/>
-          <w:kern w:val="0"/>
-          <w:sz w:val="28"/>
-          <w:szCs w:val="28"/>
-          <w14:ligatures w14:val="none"/>
-        </w:rPr>
-        <w:t xml:space="preserve"> </w:t>
+        <w:t xml:space="preserve"> see mistakes during task execution and correct them (</w:t>
+      </w:r>
+      <w:proofErr w:type="spellStart"/>
+      <w:r>
+        <w:rPr>
+          <w:rFonts w:ascii="Times New Roman" w:eastAsia="MS Mincho" w:hAnsi="Times New Roman" w:cs="Times New Roman"/>
+          <w:kern w:val="0"/>
+          <w:sz w:val="28"/>
+          <w:szCs w:val="28"/>
+          <w14:ligatures w14:val="none"/>
+        </w:rPr>
+        <w:t>VanLehn</w:t>
+      </w:r>
+      <w:proofErr w:type="spellEnd"/>
+      <w:r>
+        <w:rPr>
+          <w:rFonts w:ascii="Times New Roman" w:eastAsia="MS Mincho" w:hAnsi="Times New Roman" w:cs="Times New Roman"/>
+          <w:kern w:val="0"/>
+          <w:sz w:val="28"/>
+          <w:szCs w:val="28"/>
+          <w14:ligatures w14:val="none"/>
+        </w:rPr>
+        <w:t xml:space="preserve">, 2011). Operational feedback, i.e. immediate information on results of actions performed by the student, is very useful from an educational point of view </w:t>
+      </w:r>
+      <w:proofErr w:type="gramStart"/>
+      <w:r>
+        <w:rPr>
+          <w:rFonts w:ascii="Times New Roman" w:eastAsia="MS Mincho" w:hAnsi="Times New Roman" w:cs="Times New Roman"/>
+          <w:kern w:val="0"/>
+          <w:sz w:val="28"/>
+          <w:szCs w:val="28"/>
+          <w14:ligatures w14:val="none"/>
+        </w:rPr>
+        <w:t>in order to</w:t>
+      </w:r>
+      <w:proofErr w:type="gramEnd"/>
+      <w:r>
+        <w:rPr>
+          <w:rFonts w:ascii="Times New Roman" w:eastAsia="MS Mincho" w:hAnsi="Times New Roman" w:cs="Times New Roman"/>
+          <w:kern w:val="0"/>
+          <w:sz w:val="28"/>
+          <w:szCs w:val="28"/>
+          <w14:ligatures w14:val="none"/>
+        </w:rPr>
+        <w:t xml:space="preserve"> allow students to consolidate the acquired knowledge and to learn from their mistakes in an uninterrupted and highly interactive way.</w:t>
       </w:r>
     </w:p>
     <w:p>
@@ -10698,96 +11266,7 @@
           <w:szCs w:val="28"/>
           <w14:ligatures w14:val="none"/>
         </w:rPr>
-        <w:t xml:space="preserve">The systems </w:t>
-      </w:r>
-      <w:proofErr w:type="spellStart"/>
-      <w:r>
-        <w:rPr>
-          <w:rFonts w:ascii="Times New Roman" w:eastAsia="MS Mincho" w:hAnsi="Times New Roman" w:cs="Times New Roman"/>
-          <w:kern w:val="0"/>
-          <w:sz w:val="28"/>
-          <w:szCs w:val="28"/>
-          <w14:ligatures w14:val="none"/>
-        </w:rPr>
-        <w:t>utilise</w:t>
-      </w:r>
-      <w:proofErr w:type="spellEnd"/>
-      <w:r>
-        <w:rPr>
-          <w:rFonts w:ascii="Times New Roman" w:eastAsia="MS Mincho" w:hAnsi="Times New Roman" w:cs="Times New Roman"/>
-          <w:kern w:val="0"/>
-          <w:sz w:val="28"/>
-          <w:szCs w:val="28"/>
-          <w14:ligatures w14:val="none"/>
-        </w:rPr>
-        <w:t xml:space="preserve"> a combination of machine learning and natural language processing. They </w:t>
-      </w:r>
-      <w:proofErr w:type="spellStart"/>
-      <w:r>
-        <w:rPr>
-          <w:rFonts w:ascii="Times New Roman" w:eastAsia="MS Mincho" w:hAnsi="Times New Roman" w:cs="Times New Roman"/>
-          <w:kern w:val="0"/>
-          <w:sz w:val="28"/>
-          <w:szCs w:val="28"/>
-          <w14:ligatures w14:val="none"/>
-        </w:rPr>
-        <w:t>utilise</w:t>
-      </w:r>
-      <w:proofErr w:type="spellEnd"/>
-      <w:r>
-        <w:rPr>
-          <w:rFonts w:ascii="Times New Roman" w:eastAsia="MS Mincho" w:hAnsi="Times New Roman" w:cs="Times New Roman"/>
-          <w:kern w:val="0"/>
-          <w:sz w:val="28"/>
-          <w:szCs w:val="28"/>
-          <w14:ligatures w14:val="none"/>
-        </w:rPr>
-        <w:t xml:space="preserve"> NLP to extract semantic and syntactic features from the text, and machine learning to train a model that automatically scores essays based on these extracted features. The models are typically trained on a large data set of essays scored by humans, and as the system scores more essays the models can actually </w:t>
-      </w:r>
-    </w:p>
-    <w:p>
-      <w:pPr>
-        <w:spacing w:after="0" w:line="360" w:lineRule="auto"/>
-        <w:jc w:val="both"/>
-        <w:rPr>
-          <w:rFonts w:ascii="Times New Roman" w:eastAsia="MS Mincho" w:hAnsi="Times New Roman" w:cs="Times New Roman"/>
-          <w:kern w:val="0"/>
-          <w:sz w:val="28"/>
-          <w:szCs w:val="28"/>
-          <w14:ligatures w14:val="none"/>
-        </w:rPr>
-      </w:pPr>
-      <w:r>
-        <w:rPr>
-          <w:rFonts w:ascii="Times New Roman" w:eastAsia="MS Mincho" w:hAnsi="Times New Roman" w:cs="Times New Roman"/>
-          <w:kern w:val="0"/>
-          <w:sz w:val="28"/>
-          <w:szCs w:val="28"/>
-          <w14:ligatures w14:val="none"/>
-        </w:rPr>
-        <w:t>increase in accuracy (</w:t>
-      </w:r>
-      <w:proofErr w:type="spellStart"/>
-      <w:r>
-        <w:rPr>
-          <w:rFonts w:ascii="Times New Roman" w:eastAsia="MS Mincho" w:hAnsi="Times New Roman" w:cs="Times New Roman"/>
-          <w:kern w:val="0"/>
-          <w:sz w:val="28"/>
-          <w:szCs w:val="28"/>
-          <w14:ligatures w14:val="none"/>
-        </w:rPr>
-        <w:t>Jurafsky</w:t>
-      </w:r>
-      <w:proofErr w:type="spellEnd"/>
-      <w:r>
-        <w:rPr>
-          <w:rFonts w:ascii="Times New Roman" w:eastAsia="MS Mincho" w:hAnsi="Times New Roman" w:cs="Times New Roman"/>
-          <w:kern w:val="0"/>
-          <w:sz w:val="28"/>
-          <w:szCs w:val="28"/>
-          <w14:ligatures w14:val="none"/>
-        </w:rPr>
-        <w:t xml:space="preserve"> &amp; Martin, 2023).</w:t>
+        <w:t>Cognitive models of learning within an ITS enable not only to monitor and predict the future achievements of students, but also to adjust teaching strategies and the learning route for each student. This allows for a deeper and more effective realization of an individual education strategy (Anderson et al., 1995).</w:t>
       </w:r>
     </w:p>
     <w:p>
@@ -10811,7 +11290,55 @@
           <w:szCs w:val="28"/>
           <w14:ligatures w14:val="none"/>
         </w:rPr>
-        <w:t xml:space="preserve">Research suggests that the effectiveness of automated essay evaluation systems is dependent in significant degree on the quality and size of the essays in the training database. Having a diverse pool of topics upon which to score essays can aid in increasing the model's ability to generalize to new unseen data. Moreover, having a diverse set of writing styles upon which to score essays can increase the model's accuracy in scoring differently across those styles. Furthermore, having </w:t>
+        <w:t>There is evidence that well-designed ITS (Intelligent Tutoring System) can have a very positive impact on student performance and attitudes to education in general. Systems that integrate interactive content and games are especially effective at promoting learning with a view to achieving high results in the subject. However, there are also concerns regarding the potential long-term effects of adaptive technology on students’ deeper learning skills, such as knowledge acquisition and critical thinking (Kirschner et al., 2006).</w:t>
+      </w:r>
+    </w:p>
+    <w:p>
+      <w:pPr>
+        <w:spacing w:after="0" w:line="360" w:lineRule="auto"/>
+        <w:ind w:firstLine="720"/>
+        <w:jc w:val="both"/>
+        <w:rPr>
+          <w:rFonts w:ascii="Times New Roman" w:eastAsia="MS Mincho" w:hAnsi="Times New Roman" w:cs="Times New Roman"/>
+          <w:kern w:val="0"/>
+          <w:sz w:val="28"/>
+          <w:szCs w:val="28"/>
+          <w14:ligatures w14:val="none"/>
+        </w:rPr>
+      </w:pPr>
+      <w:r>
+        <w:rPr>
+          <w:rFonts w:ascii="Times New Roman" w:eastAsia="MS Mincho" w:hAnsi="Times New Roman" w:cs="Times New Roman"/>
+          <w:kern w:val="0"/>
+          <w:sz w:val="28"/>
+          <w:szCs w:val="28"/>
+          <w14:ligatures w14:val="none"/>
+        </w:rPr>
+        <w:t>Besides the efficacy of an ITS for teaching programming languages, there are several other factors that play a role. Firstly, the quality of the ITS itself with respect to design, adaptability and feedback quality. Secondly, the individual characteristics of the students, their intrinsic and extrinsic motivation and prior knowledge. Thirdly, the educational setting in which the ITS is implemented, the support of the teacher and the integration of the ITS in the curriculum. This curriculum is taught partly with the ITS and partly traditional.</w:t>
+      </w:r>
+    </w:p>
+    <w:p>
+      <w:pPr>
+        <w:spacing w:after="0" w:line="360" w:lineRule="auto"/>
+        <w:ind w:firstLine="720"/>
+        <w:jc w:val="both"/>
+        <w:rPr>
+          <w:rFonts w:ascii="Times New Roman" w:eastAsia="MS Mincho" w:hAnsi="Times New Roman" w:cs="Times New Roman"/>
+          <w:kern w:val="0"/>
+          <w:sz w:val="28"/>
+          <w:szCs w:val="28"/>
+          <w14:ligatures w14:val="none"/>
+        </w:rPr>
+      </w:pPr>
+      <w:r>
+        <w:rPr>
+          <w:rFonts w:ascii="Times New Roman" w:eastAsia="MS Mincho" w:hAnsi="Times New Roman" w:cs="Times New Roman"/>
+          <w:kern w:val="0"/>
+          <w:sz w:val="28"/>
+          <w:szCs w:val="28"/>
+          <w14:ligatures w14:val="none"/>
+        </w:rPr>
+        <w:t xml:space="preserve">However, an ITS system which becomes overly dominant can interfere with a student’s ability to think independently and critically. Consequently, ITS must be </w:t>
       </w:r>
       <w:r>
         <w:rPr>
@@ -10822,7 +11349,27 @@
           <w14:ligatures w14:val="none"/>
         </w:rPr>
         <w:lastRenderedPageBreak/>
-        <w:t>essays scored by multiple raters can enhance inter-rater agreement and provide an additional layer of verification on scores (Page, 2003).</w:t>
+        <w:t xml:space="preserve">used to </w:t>
+      </w:r>
+      <w:r>
+        <w:rPr>
+          <w:rFonts w:ascii="Times New Roman" w:eastAsia="MS Mincho" w:hAnsi="Times New Roman" w:cs="Times New Roman"/>
+          <w:kern w:val="0"/>
+          <w:sz w:val="28"/>
+          <w:szCs w:val="28"/>
+          <w14:ligatures w14:val="none"/>
+        </w:rPr>
+        <w:t>augment and</w:t>
+      </w:r>
+      <w:r>
+        <w:rPr>
+          <w:rFonts w:ascii="Times New Roman" w:eastAsia="MS Mincho" w:hAnsi="Times New Roman" w:cs="Times New Roman"/>
+          <w:kern w:val="0"/>
+          <w:sz w:val="28"/>
+          <w:szCs w:val="28"/>
+          <w14:ligatures w14:val="none"/>
+        </w:rPr>
+        <w:t xml:space="preserve"> not replace traditional teacher centered methodologies and balanced educational systems.</w:t>
       </w:r>
     </w:p>
     <w:p>
@@ -10846,652 +11393,6 @@
           <w:szCs w:val="28"/>
           <w14:ligatures w14:val="none"/>
         </w:rPr>
-        <w:t xml:space="preserve">Automated essay grading systems and adaptive assessment systems, including computerized adaptive tests (CAT), have been proposed to support education assessment in a faster, more objective and standardized way (Wainer, 2000). Future developments of automated essay grading systems will continue to relieve assessors of some of the burden of marking large numbers of essays whilst striving to improve quality. Adaptive assessment systems, including CAT, are one of the important innovations attempted to support the assessment process. The key feature of such tests is that not all candidates see the same items; </w:t>
-      </w:r>
-      <w:r>
-        <w:rPr>
-          <w:rFonts w:ascii="Times New Roman" w:eastAsia="MS Mincho" w:hAnsi="Times New Roman" w:cs="Times New Roman"/>
-          <w:kern w:val="0"/>
-          <w:sz w:val="28"/>
-          <w:szCs w:val="28"/>
-          <w14:ligatures w14:val="none"/>
-        </w:rPr>
-        <w:t>indeed,</w:t>
-      </w:r>
-      <w:r>
-        <w:rPr>
-          <w:rFonts w:ascii="Times New Roman" w:eastAsia="MS Mincho" w:hAnsi="Times New Roman" w:cs="Times New Roman"/>
-          <w:kern w:val="0"/>
-          <w:sz w:val="28"/>
-          <w:szCs w:val="28"/>
-          <w14:ligatures w14:val="none"/>
-        </w:rPr>
-        <w:t xml:space="preserve"> items are selected and ordered in a way that the system determines </w:t>
-      </w:r>
-      <w:proofErr w:type="gramStart"/>
-      <w:r>
-        <w:rPr>
-          <w:rFonts w:ascii="Times New Roman" w:eastAsia="MS Mincho" w:hAnsi="Times New Roman" w:cs="Times New Roman"/>
-          <w:kern w:val="0"/>
-          <w:sz w:val="28"/>
-          <w:szCs w:val="28"/>
-          <w14:ligatures w14:val="none"/>
-        </w:rPr>
-        <w:t>on the basis of</w:t>
-      </w:r>
-      <w:proofErr w:type="gramEnd"/>
-      <w:r>
-        <w:rPr>
-          <w:rFonts w:ascii="Times New Roman" w:eastAsia="MS Mincho" w:hAnsi="Times New Roman" w:cs="Times New Roman"/>
-          <w:kern w:val="0"/>
-          <w:sz w:val="28"/>
-          <w:szCs w:val="28"/>
-          <w14:ligatures w14:val="none"/>
-        </w:rPr>
-        <w:t xml:space="preserve"> the examinee’s score in real time. We </w:t>
-      </w:r>
-      <w:r>
-        <w:rPr>
-          <w:rFonts w:ascii="Times New Roman" w:eastAsia="MS Mincho" w:hAnsi="Times New Roman" w:cs="Times New Roman"/>
-          <w:kern w:val="0"/>
-          <w:sz w:val="28"/>
-          <w:szCs w:val="28"/>
-          <w14:ligatures w14:val="none"/>
-        </w:rPr>
-        <w:t>personalize</w:t>
-      </w:r>
-      <w:r>
-        <w:rPr>
-          <w:rFonts w:ascii="Times New Roman" w:eastAsia="MS Mincho" w:hAnsi="Times New Roman" w:cs="Times New Roman"/>
-          <w:kern w:val="0"/>
-          <w:sz w:val="28"/>
-          <w:szCs w:val="28"/>
-          <w14:ligatures w14:val="none"/>
-        </w:rPr>
-        <w:t xml:space="preserve"> the test to the individual user. Results are more accurate and the test is shorter. Fewer items are required to arrive at a final score and the examinee experiences less fatigue.</w:t>
-      </w:r>
-    </w:p>
-    <w:p>
-      <w:pPr>
-        <w:spacing w:after="0" w:line="360" w:lineRule="auto"/>
-        <w:ind w:firstLine="720"/>
-        <w:jc w:val="both"/>
-        <w:rPr>
-          <w:rFonts w:ascii="Times New Roman" w:eastAsia="MS Mincho" w:hAnsi="Times New Roman" w:cs="Times New Roman"/>
-          <w:kern w:val="0"/>
-          <w:sz w:val="28"/>
-          <w:szCs w:val="28"/>
-          <w14:ligatures w14:val="none"/>
-        </w:rPr>
-      </w:pPr>
-      <w:r>
-        <w:rPr>
-          <w:rFonts w:ascii="Times New Roman" w:eastAsia="MS Mincho" w:hAnsi="Times New Roman" w:cs="Times New Roman"/>
-          <w:kern w:val="0"/>
-          <w:sz w:val="28"/>
-          <w:szCs w:val="28"/>
-          <w14:ligatures w14:val="none"/>
-        </w:rPr>
-        <w:t xml:space="preserve">Components of the CAT system </w:t>
-      </w:r>
-      <w:proofErr w:type="gramStart"/>
-      <w:r>
-        <w:rPr>
-          <w:rFonts w:ascii="Times New Roman" w:eastAsia="MS Mincho" w:hAnsi="Times New Roman" w:cs="Times New Roman"/>
-          <w:kern w:val="0"/>
-          <w:sz w:val="28"/>
-          <w:szCs w:val="28"/>
-          <w14:ligatures w14:val="none"/>
-        </w:rPr>
-        <w:t>The</w:t>
-      </w:r>
-      <w:proofErr w:type="gramEnd"/>
-      <w:r>
-        <w:rPr>
-          <w:rFonts w:ascii="Times New Roman" w:eastAsia="MS Mincho" w:hAnsi="Times New Roman" w:cs="Times New Roman"/>
-          <w:kern w:val="0"/>
-          <w:sz w:val="28"/>
-          <w:szCs w:val="28"/>
-          <w14:ligatures w14:val="none"/>
-        </w:rPr>
-        <w:t xml:space="preserve"> performance of the CAT system is influenced by a variety of parameters. The most important one is the large database of all exam questions, the item pool. The questions in the item pool are </w:t>
-      </w:r>
-      <w:r>
-        <w:rPr>
-          <w:rFonts w:ascii="Times New Roman" w:eastAsia="MS Mincho" w:hAnsi="Times New Roman" w:cs="Times New Roman"/>
-          <w:kern w:val="0"/>
-          <w:sz w:val="28"/>
-          <w:szCs w:val="28"/>
-          <w14:ligatures w14:val="none"/>
-        </w:rPr>
-        <w:t>characterized</w:t>
-      </w:r>
-      <w:r>
-        <w:rPr>
-          <w:rFonts w:ascii="Times New Roman" w:eastAsia="MS Mincho" w:hAnsi="Times New Roman" w:cs="Times New Roman"/>
-          <w:kern w:val="0"/>
-          <w:sz w:val="28"/>
-          <w:szCs w:val="28"/>
-          <w14:ligatures w14:val="none"/>
-        </w:rPr>
-        <w:t xml:space="preserve"> by a series of characteristics. For example, the predicted level of difficulty for the candidates and the solution to the respective question. The item selection algorithm is used to select the individual items for the candidates based on their assessed and estimated level of knowledge (Embretson &amp; Reise, 2000).</w:t>
-      </w:r>
-    </w:p>
-    <w:p>
-      <w:pPr>
-        <w:spacing w:after="0" w:line="360" w:lineRule="auto"/>
-        <w:ind w:firstLine="720"/>
-        <w:jc w:val="both"/>
-        <w:rPr>
-          <w:rFonts w:ascii="Times New Roman" w:eastAsia="MS Mincho" w:hAnsi="Times New Roman" w:cs="Times New Roman"/>
-          <w:kern w:val="0"/>
-          <w:sz w:val="28"/>
-          <w:szCs w:val="28"/>
-          <w14:ligatures w14:val="none"/>
-        </w:rPr>
-      </w:pPr>
-      <w:r>
-        <w:rPr>
-          <w:rFonts w:ascii="Times New Roman" w:eastAsia="MS Mincho" w:hAnsi="Times New Roman" w:cs="Times New Roman"/>
-          <w:kern w:val="0"/>
-          <w:sz w:val="28"/>
-          <w:szCs w:val="28"/>
-          <w14:ligatures w14:val="none"/>
-        </w:rPr>
-        <w:t xml:space="preserve">The skill assessment algorithm is also embedded in the test logic to assess the user's skill level for a set of questions as answers are provided. This algorithm is also a termination criterion that ends the test when the user reaches a certain accuracy level or answers a certain number of questions. Additionally, content balancing logic and question frequency are controlled </w:t>
-      </w:r>
-      <w:proofErr w:type="gramStart"/>
-      <w:r>
-        <w:rPr>
-          <w:rFonts w:ascii="Times New Roman" w:eastAsia="MS Mincho" w:hAnsi="Times New Roman" w:cs="Times New Roman"/>
-          <w:kern w:val="0"/>
-          <w:sz w:val="28"/>
-          <w:szCs w:val="28"/>
-          <w14:ligatures w14:val="none"/>
-        </w:rPr>
-        <w:t>in order to</w:t>
-      </w:r>
-      <w:proofErr w:type="gramEnd"/>
-      <w:r>
-        <w:rPr>
-          <w:rFonts w:ascii="Times New Roman" w:eastAsia="MS Mincho" w:hAnsi="Times New Roman" w:cs="Times New Roman"/>
-          <w:kern w:val="0"/>
-          <w:sz w:val="28"/>
-          <w:szCs w:val="28"/>
-          <w14:ligatures w14:val="none"/>
-        </w:rPr>
-        <w:t xml:space="preserve"> guarantee test fairness.</w:t>
-      </w:r>
-    </w:p>
-    <w:p>
-      <w:pPr>
-        <w:spacing w:after="0" w:line="360" w:lineRule="auto"/>
-        <w:ind w:firstLine="720"/>
-        <w:jc w:val="both"/>
-        <w:rPr>
-          <w:rFonts w:ascii="Times New Roman" w:eastAsia="MS Mincho" w:hAnsi="Times New Roman" w:cs="Times New Roman"/>
-          <w:kern w:val="0"/>
-          <w:sz w:val="28"/>
-          <w:szCs w:val="28"/>
-          <w14:ligatures w14:val="none"/>
-        </w:rPr>
-      </w:pPr>
-      <w:r>
-        <w:rPr>
-          <w:rFonts w:ascii="Times New Roman" w:eastAsia="MS Mincho" w:hAnsi="Times New Roman" w:cs="Times New Roman"/>
-          <w:kern w:val="0"/>
-          <w:sz w:val="28"/>
-          <w:szCs w:val="28"/>
-          <w14:ligatures w14:val="none"/>
-        </w:rPr>
-        <w:t xml:space="preserve">The technology called adaptive testing has been around for several years and is currently used in a variety of sectors for developing and administering computer-based high stakes assessments. In the education sector, adaptive tests are commonly used for high stakes, international academic assessment purposes such as the </w:t>
-      </w:r>
-      <w:r>
-        <w:rPr>
-          <w:rFonts w:ascii="Times New Roman" w:eastAsia="MS Mincho" w:hAnsi="Times New Roman" w:cs="Times New Roman"/>
-          <w:kern w:val="0"/>
-          <w:sz w:val="28"/>
-          <w:szCs w:val="28"/>
-          <w14:ligatures w14:val="none"/>
-        </w:rPr>
-        <w:lastRenderedPageBreak/>
-        <w:t xml:space="preserve">Graduate Record Examinations (GRE) General Test and the Graduate Management Admission Test (GMAT). Adaptive tests are also administered in healthcare for patient assessment and many professional certification tests. In terms of effectiveness and accuracy, adaptive tests have proven themselves to be a valid method of measuring a test taker’s ability (van der Linden &amp; Glas, 2010). Furthermore, the value of the adaptive test model also lies in the fact that it significantly reduces the number of items that test takers </w:t>
-      </w:r>
-      <w:proofErr w:type="gramStart"/>
-      <w:r>
-        <w:rPr>
-          <w:rFonts w:ascii="Times New Roman" w:eastAsia="MS Mincho" w:hAnsi="Times New Roman" w:cs="Times New Roman"/>
-          <w:kern w:val="0"/>
-          <w:sz w:val="28"/>
-          <w:szCs w:val="28"/>
-          <w14:ligatures w14:val="none"/>
-        </w:rPr>
-        <w:t>have to</w:t>
-      </w:r>
-      <w:proofErr w:type="gramEnd"/>
-      <w:r>
-        <w:rPr>
-          <w:rFonts w:ascii="Times New Roman" w:eastAsia="MS Mincho" w:hAnsi="Times New Roman" w:cs="Times New Roman"/>
-          <w:kern w:val="0"/>
-          <w:sz w:val="28"/>
-          <w:szCs w:val="28"/>
-          <w14:ligatures w14:val="none"/>
-        </w:rPr>
-        <w:t xml:space="preserve"> answer, which is particularly important in high-stakes testing environments where test taker time is a premium and assessment results must be reliable.</w:t>
-      </w:r>
-    </w:p>
-    <w:p>
-      <w:pPr>
-        <w:spacing w:after="0" w:line="360" w:lineRule="auto"/>
-        <w:ind w:firstLine="720"/>
-        <w:jc w:val="both"/>
-        <w:rPr>
-          <w:rFonts w:ascii="Times New Roman" w:eastAsia="MS Mincho" w:hAnsi="Times New Roman" w:cs="Times New Roman"/>
-          <w:kern w:val="0"/>
-          <w:sz w:val="28"/>
-          <w:szCs w:val="28"/>
-          <w14:ligatures w14:val="none"/>
-        </w:rPr>
-      </w:pPr>
-      <w:r>
-        <w:rPr>
-          <w:rFonts w:ascii="Times New Roman" w:eastAsia="MS Mincho" w:hAnsi="Times New Roman" w:cs="Times New Roman"/>
-          <w:kern w:val="0"/>
-          <w:sz w:val="28"/>
-          <w:szCs w:val="28"/>
-          <w14:ligatures w14:val="none"/>
-        </w:rPr>
-        <w:t xml:space="preserve">In another area of education and assessment, there are opportunities for </w:t>
-      </w:r>
-      <w:r>
-        <w:rPr>
-          <w:rFonts w:ascii="Times New Roman" w:eastAsia="MS Mincho" w:hAnsi="Times New Roman" w:cs="Times New Roman"/>
-          <w:kern w:val="0"/>
-          <w:sz w:val="28"/>
-          <w:szCs w:val="28"/>
-          <w14:ligatures w14:val="none"/>
-        </w:rPr>
-        <w:t>personalization</w:t>
-      </w:r>
-      <w:r>
-        <w:rPr>
-          <w:rFonts w:ascii="Times New Roman" w:eastAsia="MS Mincho" w:hAnsi="Times New Roman" w:cs="Times New Roman"/>
-          <w:kern w:val="0"/>
-          <w:sz w:val="28"/>
-          <w:szCs w:val="28"/>
-          <w14:ligatures w14:val="none"/>
-        </w:rPr>
-        <w:t xml:space="preserve">, efficiency and objectivity with adaptive assessments. This area is still rapidly developing but is set to continue to do so (Holmes et al., 2019). </w:t>
-      </w:r>
-      <w:proofErr w:type="gramStart"/>
-      <w:r>
-        <w:rPr>
-          <w:rFonts w:ascii="Times New Roman" w:eastAsia="MS Mincho" w:hAnsi="Times New Roman" w:cs="Times New Roman"/>
-          <w:kern w:val="0"/>
-          <w:sz w:val="28"/>
-          <w:szCs w:val="28"/>
-          <w14:ligatures w14:val="none"/>
-        </w:rPr>
-        <w:t>( Northrop</w:t>
-      </w:r>
-      <w:proofErr w:type="gramEnd"/>
-      <w:r>
-        <w:rPr>
-          <w:rFonts w:ascii="Times New Roman" w:eastAsia="MS Mincho" w:hAnsi="Times New Roman" w:cs="Times New Roman"/>
-          <w:kern w:val="0"/>
-          <w:sz w:val="28"/>
-          <w:szCs w:val="28"/>
-          <w14:ligatures w14:val="none"/>
-        </w:rPr>
-        <w:t xml:space="preserve"> J., 2025)</w:t>
-      </w:r>
-      <w:r>
-        <w:rPr>
-          <w:rFonts w:ascii="Times New Roman" w:eastAsia="MS Mincho" w:hAnsi="Times New Roman" w:cs="Times New Roman"/>
-          <w:kern w:val="0"/>
-          <w:sz w:val="28"/>
-          <w:szCs w:val="28"/>
-          <w14:ligatures w14:val="none"/>
-        </w:rPr>
-        <w:t>.</w:t>
-      </w:r>
-    </w:p>
-    <w:p>
-      <w:pPr>
-        <w:spacing w:after="0" w:line="360" w:lineRule="auto"/>
-        <w:ind w:firstLine="720"/>
-        <w:jc w:val="both"/>
-        <w:rPr>
-          <w:rFonts w:ascii="Times New Roman" w:eastAsia="MS Mincho" w:hAnsi="Times New Roman" w:cs="Times New Roman"/>
-          <w:kern w:val="0"/>
-          <w:sz w:val="28"/>
-          <w:szCs w:val="28"/>
-          <w14:ligatures w14:val="none"/>
-        </w:rPr>
-      </w:pPr>
-      <w:r>
-        <w:rPr>
-          <w:rFonts w:ascii="Times New Roman" w:eastAsia="MS Mincho" w:hAnsi="Times New Roman" w:cs="Times New Roman"/>
-          <w:kern w:val="0"/>
-          <w:sz w:val="28"/>
-          <w:szCs w:val="28"/>
-          <w14:ligatures w14:val="none"/>
-        </w:rPr>
-        <w:t xml:space="preserve">Intelligent Tutoring Systems (ITS) are among the most typical applications of AI. ITS systems are used to support and supplement traditional education by means of </w:t>
-      </w:r>
-      <w:r>
-        <w:rPr>
-          <w:rFonts w:ascii="Times New Roman" w:eastAsia="MS Mincho" w:hAnsi="Times New Roman" w:cs="Times New Roman"/>
-          <w:kern w:val="0"/>
-          <w:sz w:val="28"/>
-          <w:szCs w:val="28"/>
-          <w14:ligatures w14:val="none"/>
-        </w:rPr>
-        <w:t>maximizing</w:t>
-      </w:r>
-      <w:r>
-        <w:rPr>
-          <w:rFonts w:ascii="Times New Roman" w:eastAsia="MS Mincho" w:hAnsi="Times New Roman" w:cs="Times New Roman"/>
-          <w:kern w:val="0"/>
-          <w:sz w:val="28"/>
-          <w:szCs w:val="28"/>
-          <w14:ligatures w14:val="none"/>
-        </w:rPr>
-        <w:t xml:space="preserve"> learning </w:t>
-      </w:r>
-      <w:proofErr w:type="gramStart"/>
-      <w:r>
-        <w:rPr>
-          <w:rFonts w:ascii="Times New Roman" w:eastAsia="MS Mincho" w:hAnsi="Times New Roman" w:cs="Times New Roman"/>
-          <w:kern w:val="0"/>
-          <w:sz w:val="28"/>
-          <w:szCs w:val="28"/>
-          <w14:ligatures w14:val="none"/>
-        </w:rPr>
-        <w:t>in order to</w:t>
-      </w:r>
-      <w:proofErr w:type="gramEnd"/>
-      <w:r>
-        <w:rPr>
-          <w:rFonts w:ascii="Times New Roman" w:eastAsia="MS Mincho" w:hAnsi="Times New Roman" w:cs="Times New Roman"/>
-          <w:kern w:val="0"/>
-          <w:sz w:val="28"/>
-          <w:szCs w:val="28"/>
-          <w14:ligatures w14:val="none"/>
-        </w:rPr>
-        <w:t xml:space="preserve"> adapt to the needs of individual learners (Woolf, 2010). One of the typical problems in modern education is "one-size-fits-all" instruction, where students do not receive the </w:t>
-      </w:r>
-      <w:r>
-        <w:rPr>
-          <w:rFonts w:ascii="Times New Roman" w:eastAsia="MS Mincho" w:hAnsi="Times New Roman" w:cs="Times New Roman"/>
-          <w:kern w:val="0"/>
-          <w:sz w:val="28"/>
-          <w:szCs w:val="28"/>
-          <w14:ligatures w14:val="none"/>
-        </w:rPr>
-        <w:t>individualized</w:t>
-      </w:r>
-      <w:r>
-        <w:rPr>
-          <w:rFonts w:ascii="Times New Roman" w:eastAsia="MS Mincho" w:hAnsi="Times New Roman" w:cs="Times New Roman"/>
-          <w:kern w:val="0"/>
-          <w:sz w:val="28"/>
-          <w:szCs w:val="28"/>
-          <w14:ligatures w14:val="none"/>
-        </w:rPr>
-        <w:t xml:space="preserve"> learning experience they require. The purpose of the ITS system developed here is to assist the teacher in </w:t>
-      </w:r>
-      <w:proofErr w:type="spellStart"/>
-      <w:r>
-        <w:rPr>
-          <w:rFonts w:ascii="Times New Roman" w:eastAsia="MS Mincho" w:hAnsi="Times New Roman" w:cs="Times New Roman"/>
-          <w:kern w:val="0"/>
-          <w:sz w:val="28"/>
-          <w:szCs w:val="28"/>
-          <w14:ligatures w14:val="none"/>
-        </w:rPr>
-        <w:t>individualised</w:t>
-      </w:r>
-      <w:proofErr w:type="spellEnd"/>
-      <w:r>
-        <w:rPr>
-          <w:rFonts w:ascii="Times New Roman" w:eastAsia="MS Mincho" w:hAnsi="Times New Roman" w:cs="Times New Roman"/>
-          <w:kern w:val="0"/>
-          <w:sz w:val="28"/>
-          <w:szCs w:val="28"/>
-          <w14:ligatures w14:val="none"/>
-        </w:rPr>
-        <w:t xml:space="preserve"> instruction, and to provide an effective and efficient tool for teaching.</w:t>
-      </w:r>
-    </w:p>
-    <w:p>
-      <w:pPr>
-        <w:spacing w:after="0" w:line="360" w:lineRule="auto"/>
-        <w:ind w:firstLine="720"/>
-        <w:jc w:val="both"/>
-        <w:rPr>
-          <w:rFonts w:ascii="Times New Roman" w:eastAsia="MS Mincho" w:hAnsi="Times New Roman" w:cs="Times New Roman"/>
-          <w:kern w:val="0"/>
-          <w:sz w:val="28"/>
-          <w:szCs w:val="28"/>
-          <w14:ligatures w14:val="none"/>
-        </w:rPr>
-      </w:pPr>
-      <w:r>
-        <w:rPr>
-          <w:rFonts w:ascii="Times New Roman" w:eastAsia="MS Mincho" w:hAnsi="Times New Roman" w:cs="Times New Roman"/>
-          <w:kern w:val="0"/>
-          <w:sz w:val="28"/>
-          <w:szCs w:val="28"/>
-          <w14:ligatures w14:val="none"/>
-        </w:rPr>
-        <w:t xml:space="preserve">ITS (Intelligent Tutoring Systems) function of educational content adaptation in the lesson to the level of student knowledge, their learning rate, individual characteristics, etc. Student studies with educational materials during the lesson corresponding to his or her knowledge level. ITS increases student interest in studying and facilitates in-depth learning of educational content. The learning process is more rational and efficient. Besides these features, also real-time feedback is provided </w:t>
-      </w:r>
-      <w:proofErr w:type="gramStart"/>
-      <w:r>
-        <w:rPr>
-          <w:rFonts w:ascii="Times New Roman" w:eastAsia="MS Mincho" w:hAnsi="Times New Roman" w:cs="Times New Roman"/>
-          <w:kern w:val="0"/>
-          <w:sz w:val="28"/>
-          <w:szCs w:val="28"/>
-          <w14:ligatures w14:val="none"/>
-        </w:rPr>
-        <w:t>in order to</w:t>
-      </w:r>
-      <w:proofErr w:type="gramEnd"/>
-      <w:r>
-        <w:rPr>
-          <w:rFonts w:ascii="Times New Roman" w:eastAsia="MS Mincho" w:hAnsi="Times New Roman" w:cs="Times New Roman"/>
-          <w:kern w:val="0"/>
-          <w:sz w:val="28"/>
-          <w:szCs w:val="28"/>
-          <w14:ligatures w14:val="none"/>
-        </w:rPr>
-        <w:t xml:space="preserve"> see mistakes during task execution and correct them (</w:t>
-      </w:r>
-      <w:proofErr w:type="spellStart"/>
-      <w:r>
-        <w:rPr>
-          <w:rFonts w:ascii="Times New Roman" w:eastAsia="MS Mincho" w:hAnsi="Times New Roman" w:cs="Times New Roman"/>
-          <w:kern w:val="0"/>
-          <w:sz w:val="28"/>
-          <w:szCs w:val="28"/>
-          <w14:ligatures w14:val="none"/>
-        </w:rPr>
-        <w:t>VanLehn</w:t>
-      </w:r>
-      <w:proofErr w:type="spellEnd"/>
-      <w:r>
-        <w:rPr>
-          <w:rFonts w:ascii="Times New Roman" w:eastAsia="MS Mincho" w:hAnsi="Times New Roman" w:cs="Times New Roman"/>
-          <w:kern w:val="0"/>
-          <w:sz w:val="28"/>
-          <w:szCs w:val="28"/>
-          <w14:ligatures w14:val="none"/>
-        </w:rPr>
-        <w:t xml:space="preserve">, 2011). Operational feedback, i.e. immediate information on results of actions performed by the student, is very useful from an educational point of view </w:t>
-      </w:r>
-      <w:proofErr w:type="gramStart"/>
-      <w:r>
-        <w:rPr>
-          <w:rFonts w:ascii="Times New Roman" w:eastAsia="MS Mincho" w:hAnsi="Times New Roman" w:cs="Times New Roman"/>
-          <w:kern w:val="0"/>
-          <w:sz w:val="28"/>
-          <w:szCs w:val="28"/>
-          <w14:ligatures w14:val="none"/>
-        </w:rPr>
-        <w:lastRenderedPageBreak/>
-        <w:t>in order to</w:t>
-      </w:r>
-      <w:proofErr w:type="gramEnd"/>
-      <w:r>
-        <w:rPr>
-          <w:rFonts w:ascii="Times New Roman" w:eastAsia="MS Mincho" w:hAnsi="Times New Roman" w:cs="Times New Roman"/>
-          <w:kern w:val="0"/>
-          <w:sz w:val="28"/>
-          <w:szCs w:val="28"/>
-          <w14:ligatures w14:val="none"/>
-        </w:rPr>
-        <w:t xml:space="preserve"> allow students to consolidate the acquired knowledge and to learn from their mistakes in an uninterrupted and highly interactive way.</w:t>
-      </w:r>
-    </w:p>
-    <w:p>
-      <w:pPr>
-        <w:spacing w:after="0" w:line="360" w:lineRule="auto"/>
-        <w:ind w:firstLine="720"/>
-        <w:jc w:val="both"/>
-        <w:rPr>
-          <w:rFonts w:ascii="Times New Roman" w:eastAsia="MS Mincho" w:hAnsi="Times New Roman" w:cs="Times New Roman"/>
-          <w:kern w:val="0"/>
-          <w:sz w:val="28"/>
-          <w:szCs w:val="28"/>
-          <w14:ligatures w14:val="none"/>
-        </w:rPr>
-      </w:pPr>
-      <w:r>
-        <w:rPr>
-          <w:rFonts w:ascii="Times New Roman" w:eastAsia="MS Mincho" w:hAnsi="Times New Roman" w:cs="Times New Roman"/>
-          <w:kern w:val="0"/>
-          <w:sz w:val="28"/>
-          <w:szCs w:val="28"/>
-          <w14:ligatures w14:val="none"/>
-        </w:rPr>
-        <w:t>Cognitive models of learning within an ITS enable not only to monitor and predict the future achievements of students, but also to adjust teaching strategies and the learning route for each student. This allows for a deeper and more effective realization of an individual education strategy (Anderson et al., 1995).</w:t>
-      </w:r>
-    </w:p>
-    <w:p>
-      <w:pPr>
-        <w:spacing w:after="0" w:line="360" w:lineRule="auto"/>
-        <w:ind w:firstLine="720"/>
-        <w:jc w:val="both"/>
-        <w:rPr>
-          <w:rFonts w:ascii="Times New Roman" w:eastAsia="MS Mincho" w:hAnsi="Times New Roman" w:cs="Times New Roman"/>
-          <w:kern w:val="0"/>
-          <w:sz w:val="28"/>
-          <w:szCs w:val="28"/>
-          <w14:ligatures w14:val="none"/>
-        </w:rPr>
-      </w:pPr>
-      <w:r>
-        <w:rPr>
-          <w:rFonts w:ascii="Times New Roman" w:eastAsia="MS Mincho" w:hAnsi="Times New Roman" w:cs="Times New Roman"/>
-          <w:kern w:val="0"/>
-          <w:sz w:val="28"/>
-          <w:szCs w:val="28"/>
-          <w14:ligatures w14:val="none"/>
-        </w:rPr>
-        <w:t>There is evidence that well-designed ITS (Intelligent Tutoring System) can have a very positive impact on student performance and attitudes to education in general. Systems that integrate interactive content and games are especially effective at promoting learning with a view to achieving high results in the subject. However, there are also concerns regarding the potential long-term effects of adaptive technology on students’ deeper learning skills, such as knowledge acquisition and critical thinking (Kirschner et al., 2006).</w:t>
-      </w:r>
-    </w:p>
-    <w:p>
-      <w:pPr>
-        <w:spacing w:after="0" w:line="360" w:lineRule="auto"/>
-        <w:ind w:firstLine="720"/>
-        <w:jc w:val="both"/>
-        <w:rPr>
-          <w:rFonts w:ascii="Times New Roman" w:eastAsia="MS Mincho" w:hAnsi="Times New Roman" w:cs="Times New Roman"/>
-          <w:kern w:val="0"/>
-          <w:sz w:val="28"/>
-          <w:szCs w:val="28"/>
-          <w14:ligatures w14:val="none"/>
-        </w:rPr>
-      </w:pPr>
-      <w:r>
-        <w:rPr>
-          <w:rFonts w:ascii="Times New Roman" w:eastAsia="MS Mincho" w:hAnsi="Times New Roman" w:cs="Times New Roman"/>
-          <w:kern w:val="0"/>
-          <w:sz w:val="28"/>
-          <w:szCs w:val="28"/>
-          <w14:ligatures w14:val="none"/>
-        </w:rPr>
-        <w:t>Besides the efficacy of an ITS for teaching programming languages, there are several other factors that play a role. Firstly, the quality of the ITS itself with respect to design, adaptability and feedback quality. Secondly, the individual characteristics of the students, their intrinsic and extrinsic motivation and prior knowledge. Thirdly, the educational setting in which the ITS is implemented, the support of the teacher and the integration of the ITS in the curriculum. This curriculum is taught partly with the ITS and partly traditional.</w:t>
-      </w:r>
-    </w:p>
-    <w:p>
-      <w:pPr>
-        <w:spacing w:after="0" w:line="360" w:lineRule="auto"/>
-        <w:ind w:firstLine="720"/>
-        <w:jc w:val="both"/>
-        <w:rPr>
-          <w:rFonts w:ascii="Times New Roman" w:eastAsia="MS Mincho" w:hAnsi="Times New Roman" w:cs="Times New Roman"/>
-          <w:kern w:val="0"/>
-          <w:sz w:val="28"/>
-          <w:szCs w:val="28"/>
-          <w14:ligatures w14:val="none"/>
-        </w:rPr>
-      </w:pPr>
-      <w:r>
-        <w:rPr>
-          <w:rFonts w:ascii="Times New Roman" w:eastAsia="MS Mincho" w:hAnsi="Times New Roman" w:cs="Times New Roman"/>
-          <w:kern w:val="0"/>
-          <w:sz w:val="28"/>
-          <w:szCs w:val="28"/>
-          <w14:ligatures w14:val="none"/>
-        </w:rPr>
-        <w:t xml:space="preserve">However, an ITS system which becomes overly dominant can interfere with a student’s ability to think independently and critically. Consequently, ITS must be used to </w:t>
-      </w:r>
-      <w:r>
-        <w:rPr>
-          <w:rFonts w:ascii="Times New Roman" w:eastAsia="MS Mincho" w:hAnsi="Times New Roman" w:cs="Times New Roman"/>
-          <w:kern w:val="0"/>
-          <w:sz w:val="28"/>
-          <w:szCs w:val="28"/>
-          <w14:ligatures w14:val="none"/>
-        </w:rPr>
-        <w:t>augment and</w:t>
-      </w:r>
-      <w:r>
-        <w:rPr>
-          <w:rFonts w:ascii="Times New Roman" w:eastAsia="MS Mincho" w:hAnsi="Times New Roman" w:cs="Times New Roman"/>
-          <w:kern w:val="0"/>
-          <w:sz w:val="28"/>
-          <w:szCs w:val="28"/>
-          <w14:ligatures w14:val="none"/>
-        </w:rPr>
-        <w:t xml:space="preserve"> not replace traditional teacher centered methodologies and balanced educational systems.</w:t>
-      </w:r>
-    </w:p>
-    <w:p>
-      <w:pPr>
-        <w:spacing w:after="0" w:line="360" w:lineRule="auto"/>
-        <w:ind w:firstLine="720"/>
-        <w:jc w:val="both"/>
-        <w:rPr>
-          <w:rFonts w:ascii="Times New Roman" w:eastAsia="MS Mincho" w:hAnsi="Times New Roman" w:cs="Times New Roman"/>
-          <w:kern w:val="0"/>
-          <w:sz w:val="28"/>
-          <w:szCs w:val="28"/>
-          <w14:ligatures w14:val="none"/>
-        </w:rPr>
-      </w:pPr>
-      <w:r>
-        <w:rPr>
-          <w:rFonts w:ascii="Times New Roman" w:eastAsia="MS Mincho" w:hAnsi="Times New Roman" w:cs="Times New Roman"/>
-          <w:kern w:val="0"/>
-          <w:sz w:val="28"/>
-          <w:szCs w:val="28"/>
-          <w14:ligatures w14:val="none"/>
-        </w:rPr>
         <w:t xml:space="preserve">The Intelligent Learning Systems have </w:t>
       </w:r>
       <w:r>
@@ -11532,18 +11433,7 @@
           <w:szCs w:val="28"/>
           <w14:ligatures w14:val="none"/>
         </w:rPr>
-        <w:t xml:space="preserve"> and education quality can be improved. Future development and correct integration into education system will create the best conditions for using their capabilities. The results of systematic studies on the topic “The role of learning analytics in the development of feedback practices in higher </w:t>
-      </w:r>
-      <w:r>
-        <w:rPr>
-          <w:rFonts w:ascii="Times New Roman" w:eastAsia="MS Mincho" w:hAnsi="Times New Roman" w:cs="Times New Roman"/>
-          <w:kern w:val="0"/>
-          <w:sz w:val="28"/>
-          <w:szCs w:val="28"/>
-          <w14:ligatures w14:val="none"/>
-        </w:rPr>
-        <w:lastRenderedPageBreak/>
-        <w:t>education” show great role of learning analytics (LA) in efficient management of learning process in modern education system and, in particular, in improving feedback practices that are currently delivered delayed, general and non-personalized in traditional educational environment (Ferguson, 2012).</w:t>
+        <w:t xml:space="preserve"> and education quality can be improved. Future development and correct integration into education system will create the best conditions for using their capabilities. The results of systematic studies on the topic “The role of learning analytics in the development of feedback practices in higher education” show great role of learning analytics (LA) in efficient management of learning process in modern education system and, in particular, in improving feedback practices that are currently delivered delayed, general and non-personalized in traditional educational environment (Ferguson, 2012).</w:t>
       </w:r>
     </w:p>
     <w:p>
@@ -11640,7 +11530,7 @@
                     <pic:cNvPicPr/>
                   </pic:nvPicPr>
                   <pic:blipFill>
-                    <a:blip r:embed="rId15"/>
+                    <a:blip r:embed="rId12"/>
                     <a:stretch>
                       <a:fillRect/>
                     </a:stretch>
@@ -11690,7 +11580,7 @@
         </w:rPr>
         <w:t xml:space="preserve">: </w:t>
       </w:r>
-      <w:hyperlink r:id="rId16" w:history="1">
+      <w:hyperlink r:id="rId13" w:history="1">
         <w:r>
           <w:rPr>
             <w:rStyle w:val="Hyperlink"/>
@@ -11745,7 +11635,18 @@
           <w:szCs w:val="28"/>
           <w14:ligatures w14:val="none"/>
         </w:rPr>
-        <w:t>The goal of learning analytics is to increase student engagement in the learning process, to monitor how students behave while learning, and to support individual learning in an adaptive way (Siemens &amp; Long, 2011). Learning analytics thus creates a more transparent, data-driven learning environment in which teachers and students make data-driven decisions. Teachers can immediately spot the topics where their students are struggling and intervene in the teaching process at the right moment. Students become more conscious of their learning strategies as they gain insight into their learning behavior.</w:t>
+        <w:t xml:space="preserve">The goal of learning analytics is to increase student engagement in the learning process, to monitor how students behave while learning, and to support individual learning in an adaptive way (Siemens &amp; Long, 2011). Learning analytics thus creates a more transparent, data-driven learning environment in which teachers and students make data-driven decisions. Teachers can immediately spot the topics where their students are struggling and intervene in the teaching process at the right </w:t>
+      </w:r>
+      <w:r>
+        <w:rPr>
+          <w:rFonts w:ascii="Times New Roman" w:eastAsia="MS Mincho" w:hAnsi="Times New Roman" w:cs="Times New Roman"/>
+          <w:kern w:val="0"/>
+          <w:sz w:val="28"/>
+          <w:szCs w:val="28"/>
+          <w14:ligatures w14:val="none"/>
+        </w:rPr>
+        <w:lastRenderedPageBreak/>
+        <w:t>moment. Students become more conscious of their learning strategies as they gain insight into their learning behavior.</w:t>
       </w:r>
     </w:p>
     <w:p>
@@ -11791,8 +11692,162 @@
           <w:szCs w:val="28"/>
           <w14:ligatures w14:val="none"/>
         </w:rPr>
-        <w:t xml:space="preserve">, 2014). The results of analysis will be </w:t>
-      </w:r>
+        <w:t>, 2014). The results of analysis will be understandable for teachers and students and will enable them to make reasonable decisions.</w:t>
+      </w:r>
+    </w:p>
+    <w:p>
+      <w:pPr>
+        <w:spacing w:after="0" w:line="360" w:lineRule="auto"/>
+        <w:ind w:firstLine="720"/>
+        <w:jc w:val="both"/>
+        <w:rPr>
+          <w:rFonts w:ascii="Times New Roman" w:eastAsia="MS Mincho" w:hAnsi="Times New Roman" w:cs="Times New Roman"/>
+          <w:kern w:val="0"/>
+          <w:sz w:val="28"/>
+          <w:szCs w:val="28"/>
+          <w14:ligatures w14:val="none"/>
+        </w:rPr>
+      </w:pPr>
+      <w:r>
+        <w:rPr>
+          <w:rFonts w:ascii="Times New Roman" w:eastAsia="MS Mincho" w:hAnsi="Times New Roman" w:cs="Times New Roman"/>
+          <w:kern w:val="0"/>
+          <w:sz w:val="28"/>
+          <w:szCs w:val="28"/>
+          <w14:ligatures w14:val="none"/>
+        </w:rPr>
+        <w:t xml:space="preserve">Learning Analytics has a special impact especially on the acquisition of self-regulated learning skills. Students don’t just acquire information, but also plan, monitor and evaluate their learning process </w:t>
+      </w:r>
+      <w:proofErr w:type="gramStart"/>
+      <w:r>
+        <w:rPr>
+          <w:rFonts w:ascii="Times New Roman" w:eastAsia="MS Mincho" w:hAnsi="Times New Roman" w:cs="Times New Roman"/>
+          <w:kern w:val="0"/>
+          <w:sz w:val="28"/>
+          <w:szCs w:val="28"/>
+          <w14:ligatures w14:val="none"/>
+        </w:rPr>
+        <w:t>in order to</w:t>
+      </w:r>
+      <w:proofErr w:type="gramEnd"/>
+      <w:r>
+        <w:rPr>
+          <w:rFonts w:ascii="Times New Roman" w:eastAsia="MS Mincho" w:hAnsi="Times New Roman" w:cs="Times New Roman"/>
+          <w:kern w:val="0"/>
+          <w:sz w:val="28"/>
+          <w:szCs w:val="28"/>
+          <w14:ligatures w14:val="none"/>
+        </w:rPr>
+        <w:t xml:space="preserve"> reach set learning goals. To support this process, LA systems offer students instant feedback. They can see their performance in real-time and analyze their mistakes, so that they can directly correct their actions.</w:t>
+      </w:r>
+    </w:p>
+    <w:p>
+      <w:pPr>
+        <w:spacing w:after="0" w:line="360" w:lineRule="auto"/>
+        <w:ind w:firstLine="720"/>
+        <w:jc w:val="both"/>
+        <w:rPr>
+          <w:rFonts w:ascii="Times New Roman" w:eastAsia="MS Mincho" w:hAnsi="Times New Roman" w:cs="Times New Roman"/>
+          <w:kern w:val="0"/>
+          <w:sz w:val="28"/>
+          <w:szCs w:val="28"/>
+          <w14:ligatures w14:val="none"/>
+        </w:rPr>
+      </w:pPr>
+      <w:r>
+        <w:rPr>
+          <w:rFonts w:ascii="Times New Roman" w:eastAsia="MS Mincho" w:hAnsi="Times New Roman" w:cs="Times New Roman"/>
+          <w:kern w:val="0"/>
+          <w:sz w:val="28"/>
+          <w:szCs w:val="28"/>
+          <w14:ligatures w14:val="none"/>
+        </w:rPr>
+        <w:t xml:space="preserve">Learning analytics also enables following of students’ development. Various indicators such as task completion, class participation and activity level gives the student a good view of his/her current situation. It promotes student’s sense of responsibility and active learning. Learning analytics provides students with </w:t>
+      </w:r>
+      <w:proofErr w:type="spellStart"/>
+      <w:r>
+        <w:rPr>
+          <w:rFonts w:ascii="Times New Roman" w:eastAsia="MS Mincho" w:hAnsi="Times New Roman" w:cs="Times New Roman"/>
+          <w:kern w:val="0"/>
+          <w:sz w:val="28"/>
+          <w:szCs w:val="28"/>
+          <w14:ligatures w14:val="none"/>
+        </w:rPr>
+        <w:t>personalised</w:t>
+      </w:r>
+      <w:proofErr w:type="spellEnd"/>
+      <w:r>
+        <w:rPr>
+          <w:rFonts w:ascii="Times New Roman" w:eastAsia="MS Mincho" w:hAnsi="Times New Roman" w:cs="Times New Roman"/>
+          <w:kern w:val="0"/>
+          <w:sz w:val="28"/>
+          <w:szCs w:val="28"/>
+          <w14:ligatures w14:val="none"/>
+        </w:rPr>
+        <w:t xml:space="preserve"> tips and solutions. Through learning analytics, students get a better insight in their strengths and weaknesses and can adjust their learning strategies.</w:t>
+      </w:r>
+    </w:p>
+    <w:p>
+      <w:pPr>
+        <w:spacing w:after="0" w:line="360" w:lineRule="auto"/>
+        <w:ind w:firstLine="720"/>
+        <w:jc w:val="both"/>
+        <w:rPr>
+          <w:rFonts w:ascii="Times New Roman" w:eastAsia="MS Mincho" w:hAnsi="Times New Roman" w:cs="Times New Roman"/>
+          <w:kern w:val="0"/>
+          <w:sz w:val="28"/>
+          <w:szCs w:val="28"/>
+          <w14:ligatures w14:val="none"/>
+        </w:rPr>
+      </w:pPr>
+      <w:r>
+        <w:rPr>
+          <w:rFonts w:ascii="Times New Roman" w:eastAsia="MS Mincho" w:hAnsi="Times New Roman" w:cs="Times New Roman"/>
+          <w:kern w:val="0"/>
+          <w:sz w:val="28"/>
+          <w:szCs w:val="28"/>
+          <w14:ligatures w14:val="none"/>
+        </w:rPr>
+        <w:t>It also affects the students’ reflective thinking. Information about students’ behavior and results encourage students to reflect on their behavior, results and what they can do better in the future. It sharpens critical thinking and problem-solving skills.</w:t>
+      </w:r>
+    </w:p>
+    <w:p>
+      <w:pPr>
+        <w:spacing w:after="0" w:line="360" w:lineRule="auto"/>
+        <w:ind w:firstLine="720"/>
+        <w:jc w:val="both"/>
+        <w:rPr>
+          <w:rFonts w:ascii="Times New Roman" w:eastAsia="MS Mincho" w:hAnsi="Times New Roman" w:cs="Times New Roman"/>
+          <w:kern w:val="0"/>
+          <w:sz w:val="28"/>
+          <w:szCs w:val="28"/>
+          <w14:ligatures w14:val="none"/>
+        </w:rPr>
+      </w:pPr>
+      <w:r>
+        <w:rPr>
+          <w:rFonts w:ascii="Times New Roman" w:eastAsia="MS Mincho" w:hAnsi="Times New Roman" w:cs="Times New Roman"/>
+          <w:kern w:val="0"/>
+          <w:sz w:val="28"/>
+          <w:szCs w:val="28"/>
+          <w14:ligatures w14:val="none"/>
+        </w:rPr>
+        <w:t>It can also help the student improve their time management, as the various prompts, such as reminders, alerts and suggestions for increased use, encourage the student to use the system on time. This is especially relevant for online and distance learning students.</w:t>
+      </w:r>
+    </w:p>
+    <w:p>
+      <w:pPr>
+        <w:spacing w:after="0" w:line="360" w:lineRule="auto"/>
+        <w:ind w:firstLine="720"/>
+        <w:jc w:val="both"/>
+        <w:rPr>
+          <w:rFonts w:ascii="Times New Roman" w:eastAsia="MS Mincho" w:hAnsi="Times New Roman" w:cs="Times New Roman"/>
+          <w:kern w:val="0"/>
+          <w:sz w:val="28"/>
+          <w:szCs w:val="28"/>
+          <w14:ligatures w14:val="none"/>
+        </w:rPr>
+      </w:pPr>
       <w:r>
         <w:rPr>
           <w:rFonts w:ascii="Times New Roman" w:eastAsia="MS Mincho" w:hAnsi="Times New Roman" w:cs="Times New Roman"/>
@@ -11802,31 +11857,7 @@
           <w14:ligatures w14:val="none"/>
         </w:rPr>
         <w:lastRenderedPageBreak/>
-        <w:t>understandable for teachers and students and will enable them to make reasonable decisions.</w:t>
-      </w:r>
-    </w:p>
-    <w:p>
-      <w:pPr>
-        <w:spacing w:after="0" w:line="360" w:lineRule="auto"/>
-        <w:ind w:firstLine="720"/>
-        <w:jc w:val="both"/>
-        <w:rPr>
-          <w:rFonts w:ascii="Times New Roman" w:eastAsia="MS Mincho" w:hAnsi="Times New Roman" w:cs="Times New Roman"/>
-          <w:kern w:val="0"/>
-          <w:sz w:val="28"/>
-          <w:szCs w:val="28"/>
-          <w14:ligatures w14:val="none"/>
-        </w:rPr>
-      </w:pPr>
-      <w:r>
-        <w:rPr>
-          <w:rFonts w:ascii="Times New Roman" w:eastAsia="MS Mincho" w:hAnsi="Times New Roman" w:cs="Times New Roman"/>
-          <w:kern w:val="0"/>
-          <w:sz w:val="28"/>
-          <w:szCs w:val="28"/>
-          <w14:ligatures w14:val="none"/>
-        </w:rPr>
-        <w:t xml:space="preserve">Learning Analytics has a special impact especially on the acquisition of self-regulated learning skills. Students don’t just acquire information, but also plan, monitor and evaluate their learning process </w:t>
+        <w:t xml:space="preserve">Motivation: Students are interested to follow their own progress! Personalized and target feedback gives students the feeling of </w:t>
       </w:r>
       <w:proofErr w:type="gramStart"/>
       <w:r>
@@ -11837,7 +11868,7 @@
           <w:szCs w:val="28"/>
           <w14:ligatures w14:val="none"/>
         </w:rPr>
-        <w:t>in order to</w:t>
+        <w:t>belonging, and</w:t>
       </w:r>
       <w:proofErr w:type="gramEnd"/>
       <w:r>
@@ -11848,158 +11879,7 @@
           <w:szCs w:val="28"/>
           <w14:ligatures w14:val="none"/>
         </w:rPr>
-        <w:t xml:space="preserve"> reach set learning goals. To support this process, LA systems offer students instant feedback. They can see their performance in real-time and analyze their mistakes, so that they can directly correct their actions.</w:t>
-      </w:r>
-    </w:p>
-    <w:p>
-      <w:pPr>
-        <w:spacing w:after="0" w:line="360" w:lineRule="auto"/>
-        <w:ind w:firstLine="720"/>
-        <w:jc w:val="both"/>
-        <w:rPr>
-          <w:rFonts w:ascii="Times New Roman" w:eastAsia="MS Mincho" w:hAnsi="Times New Roman" w:cs="Times New Roman"/>
-          <w:kern w:val="0"/>
-          <w:sz w:val="28"/>
-          <w:szCs w:val="28"/>
-          <w14:ligatures w14:val="none"/>
-        </w:rPr>
-      </w:pPr>
-      <w:r>
-        <w:rPr>
-          <w:rFonts w:ascii="Times New Roman" w:eastAsia="MS Mincho" w:hAnsi="Times New Roman" w:cs="Times New Roman"/>
-          <w:kern w:val="0"/>
-          <w:sz w:val="28"/>
-          <w:szCs w:val="28"/>
-          <w14:ligatures w14:val="none"/>
-        </w:rPr>
-        <w:t xml:space="preserve">Learning analytics also enables following of students’ development. Various indicators such as task completion, class participation and activity level gives the student a good view of his/her current situation. It promotes student’s sense of responsibility and active learning. Learning analytics provides students with </w:t>
-      </w:r>
-      <w:proofErr w:type="spellStart"/>
-      <w:r>
-        <w:rPr>
-          <w:rFonts w:ascii="Times New Roman" w:eastAsia="MS Mincho" w:hAnsi="Times New Roman" w:cs="Times New Roman"/>
-          <w:kern w:val="0"/>
-          <w:sz w:val="28"/>
-          <w:szCs w:val="28"/>
-          <w14:ligatures w14:val="none"/>
-        </w:rPr>
-        <w:t>personalised</w:t>
-      </w:r>
-      <w:proofErr w:type="spellEnd"/>
-      <w:r>
-        <w:rPr>
-          <w:rFonts w:ascii="Times New Roman" w:eastAsia="MS Mincho" w:hAnsi="Times New Roman" w:cs="Times New Roman"/>
-          <w:kern w:val="0"/>
-          <w:sz w:val="28"/>
-          <w:szCs w:val="28"/>
-          <w14:ligatures w14:val="none"/>
-        </w:rPr>
-        <w:t xml:space="preserve"> tips and solutions. Through learning analytics, students get a better insight in their strengths and weaknesses and can adjust their learning strategies.</w:t>
-      </w:r>
-    </w:p>
-    <w:p>
-      <w:pPr>
-        <w:spacing w:after="0" w:line="360" w:lineRule="auto"/>
-        <w:ind w:firstLine="720"/>
-        <w:jc w:val="both"/>
-        <w:rPr>
-          <w:rFonts w:ascii="Times New Roman" w:eastAsia="MS Mincho" w:hAnsi="Times New Roman" w:cs="Times New Roman"/>
-          <w:kern w:val="0"/>
-          <w:sz w:val="28"/>
-          <w:szCs w:val="28"/>
-          <w14:ligatures w14:val="none"/>
-        </w:rPr>
-      </w:pPr>
-      <w:r>
-        <w:rPr>
-          <w:rFonts w:ascii="Times New Roman" w:eastAsia="MS Mincho" w:hAnsi="Times New Roman" w:cs="Times New Roman"/>
-          <w:kern w:val="0"/>
-          <w:sz w:val="28"/>
-          <w:szCs w:val="28"/>
-          <w14:ligatures w14:val="none"/>
-        </w:rPr>
-        <w:t>It also affects the students’ reflective thinking. Information about students’ behavior and results encourage students to reflect on their behavior, results and what they can do better in the future. It sharpens critical thinking and problem-solving skills.</w:t>
-      </w:r>
-    </w:p>
-    <w:p>
-      <w:pPr>
-        <w:spacing w:after="0" w:line="360" w:lineRule="auto"/>
-        <w:ind w:firstLine="720"/>
-        <w:jc w:val="both"/>
-        <w:rPr>
-          <w:rFonts w:ascii="Times New Roman" w:eastAsia="MS Mincho" w:hAnsi="Times New Roman" w:cs="Times New Roman"/>
-          <w:kern w:val="0"/>
-          <w:sz w:val="28"/>
-          <w:szCs w:val="28"/>
-          <w14:ligatures w14:val="none"/>
-        </w:rPr>
-      </w:pPr>
-      <w:r>
-        <w:rPr>
-          <w:rFonts w:ascii="Times New Roman" w:eastAsia="MS Mincho" w:hAnsi="Times New Roman" w:cs="Times New Roman"/>
-          <w:kern w:val="0"/>
-          <w:sz w:val="28"/>
-          <w:szCs w:val="28"/>
-          <w14:ligatures w14:val="none"/>
-        </w:rPr>
-        <w:t>It can also help the student improve their time management, as the various prompts, such as reminders, alerts and suggestions for increased use, encourage the student to use the system on time. This is especially relevant for online and distance learning students.</w:t>
-      </w:r>
-    </w:p>
-    <w:p>
-      <w:pPr>
-        <w:spacing w:after="0" w:line="360" w:lineRule="auto"/>
-        <w:ind w:firstLine="720"/>
-        <w:jc w:val="both"/>
-        <w:rPr>
-          <w:rFonts w:ascii="Times New Roman" w:eastAsia="MS Mincho" w:hAnsi="Times New Roman" w:cs="Times New Roman"/>
-          <w:kern w:val="0"/>
-          <w:sz w:val="28"/>
-          <w:szCs w:val="28"/>
-          <w14:ligatures w14:val="none"/>
-        </w:rPr>
-      </w:pPr>
-      <w:r>
-        <w:rPr>
-          <w:rFonts w:ascii="Times New Roman" w:eastAsia="MS Mincho" w:hAnsi="Times New Roman" w:cs="Times New Roman"/>
-          <w:kern w:val="0"/>
-          <w:sz w:val="28"/>
-          <w:szCs w:val="28"/>
-          <w14:ligatures w14:val="none"/>
-        </w:rPr>
-        <w:t xml:space="preserve">Motivation: Students are interested to follow their own progress! Personalized and target feedback gives students the feeling of </w:t>
-      </w:r>
-      <w:proofErr w:type="gramStart"/>
-      <w:r>
-        <w:rPr>
-          <w:rFonts w:ascii="Times New Roman" w:eastAsia="MS Mincho" w:hAnsi="Times New Roman" w:cs="Times New Roman"/>
-          <w:kern w:val="0"/>
-          <w:sz w:val="28"/>
-          <w:szCs w:val="28"/>
-          <w14:ligatures w14:val="none"/>
-        </w:rPr>
-        <w:t>belonging, and</w:t>
-      </w:r>
-      <w:proofErr w:type="gramEnd"/>
-      <w:r>
-        <w:rPr>
-          <w:rFonts w:ascii="Times New Roman" w:eastAsia="MS Mincho" w:hAnsi="Times New Roman" w:cs="Times New Roman"/>
-          <w:kern w:val="0"/>
-          <w:sz w:val="28"/>
-          <w:szCs w:val="28"/>
-          <w14:ligatures w14:val="none"/>
-        </w:rPr>
-        <w:t xml:space="preserve"> boost their confidence. By integrating Learning Analytics-tools (technology) into your educational practice (process) in a meaningful way, students can reach their full potential to achieve academic goals. The software needs to be used appropriately for teaching and learning, and children and young people need to be supported to use it effectively. Teachers also need to ensure that use of the new learning app does not take over from other learning activities. When capturing information about children </w:t>
-      </w:r>
-      <w:r>
-        <w:rPr>
-          <w:rFonts w:ascii="Times New Roman" w:eastAsia="MS Mincho" w:hAnsi="Times New Roman" w:cs="Times New Roman"/>
-          <w:kern w:val="0"/>
-          <w:sz w:val="28"/>
-          <w:szCs w:val="28"/>
-          <w14:ligatures w14:val="none"/>
-        </w:rPr>
-        <w:lastRenderedPageBreak/>
-        <w:t>and young people, teachers will need to be mindful of the data protection principles and ensure appropriate use of information.</w:t>
+        <w:t xml:space="preserve"> boost their confidence. By integrating Learning Analytics-tools (technology) into your educational practice (process) in a meaningful way, students can reach their full potential to achieve academic goals. The software needs to be used appropriately for teaching and learning, and children and young people need to be supported to use it effectively. Teachers also need to ensure that use of the new learning app does not take over from other learning activities. When capturing information about children and young people, teachers will need to be mindful of the data protection principles and ensure appropriate use of information.</w:t>
       </w:r>
     </w:p>
     <w:p>
@@ -12057,7 +11937,7 @@
           <w14:ligatures w14:val="none"/>
         </w:rPr>
       </w:pPr>
-      <w:bookmarkStart w:id="23" w:name="_Toc230620398"/>
+      <w:bookmarkStart w:id="28" w:name="_Toc230623255"/>
       <w:r>
         <w:rPr>
           <w:rFonts w:ascii="Times New Roman" w:eastAsia="Times New Roman" w:hAnsi="Times New Roman" w:cs="Times New Roman"/>
@@ -12082,7 +11962,7 @@
         </w:rPr>
         <w:t>Technologies and algorithms behind AI assessment systems</w:t>
       </w:r>
-      <w:bookmarkEnd w:id="23"/>
+      <w:bookmarkEnd w:id="28"/>
     </w:p>
     <w:p>
       <w:pPr>
@@ -12129,7 +12009,18 @@
           <w:szCs w:val="28"/>
           <w14:ligatures w14:val="none"/>
         </w:rPr>
-        <w:t>First all answers must be digitized. If answers have been written on paper this can be done using Optical Character Recognition (OCR) technology (Smith, 2007). The answers are then processed. Written answers on paper are converted to text format, which then serves as input for the artificial intelligence system. The answers are then further processed using Natural Language Processing (NLP) methods. The text is structured and unnecessary elements are cleaned out. Semantically important elements are identified and evaluated (</w:t>
+        <w:t xml:space="preserve">First all answers must be digitized. If answers have been written on paper this can be done using Optical Character Recognition (OCR) technology (Smith, 2007). The answers are then processed. Written answers on paper are converted to text format, which then serves as input for the artificial intelligence system. The answers are then further processed using Natural Language Processing (NLP) methods. The </w:t>
+      </w:r>
+      <w:r>
+        <w:rPr>
+          <w:rFonts w:ascii="Times New Roman" w:eastAsia="MS Mincho" w:hAnsi="Times New Roman" w:cs="Times New Roman"/>
+          <w:kern w:val="0"/>
+          <w:sz w:val="28"/>
+          <w:szCs w:val="28"/>
+          <w14:ligatures w14:val="none"/>
+        </w:rPr>
+        <w:lastRenderedPageBreak/>
+        <w:t>text is structured and unnecessary elements are cleaned out. Semantically important elements are identified and evaluated (</w:t>
       </w:r>
       <w:proofErr w:type="spellStart"/>
       <w:r>
@@ -12230,7 +12121,6 @@
           <w:szCs w:val="28"/>
           <w14:ligatures w14:val="none"/>
         </w:rPr>
-        <w:lastRenderedPageBreak/>
         <w:drawing>
           <wp:inline distT="0" distB="0" distL="0" distR="0" wp14:anchorId="2E928B47" wp14:editId="3D887312">
             <wp:extent cx="5250180" cy="3278416"/>
@@ -12247,7 +12137,7 @@
                     <pic:cNvPicPr/>
                   </pic:nvPicPr>
                   <pic:blipFill>
-                    <a:blip r:embed="rId17"/>
+                    <a:blip r:embed="rId14"/>
                     <a:stretch>
                       <a:fillRect/>
                     </a:stretch>
@@ -12325,7 +12215,7 @@
         </w:rPr>
         <w:t xml:space="preserve">. Available at: </w:t>
       </w:r>
-      <w:hyperlink r:id="rId18" w:tgtFrame="_new" w:history="1">
+      <w:hyperlink r:id="rId15" w:tgtFrame="_new" w:history="1">
         <w:r>
           <w:rPr>
             <w:rStyle w:val="Hyperlink"/>
@@ -12464,7 +12354,18 @@
           <w:szCs w:val="28"/>
           <w14:ligatures w14:val="none"/>
         </w:rPr>
-        <w:t xml:space="preserve"> is a powerful method for ensemble learning that can exploit non-linear relationships and achieved the best results in terms of accuracy in this task. Ridge Regression is a very stable linear model but not suited for analyzing complex text structures. Naive Bayes is a simple, yet very fast model that is often used for text classification (McCallum &amp; Nigam, 1998). It uses the probability of the occurrence of features to classify documents. Although it reached slightly worse accuracy than the other methods in some cases, it is still a good choice for this task.</w:t>
+        <w:t xml:space="preserve"> is a powerful method for ensemble learning that can exploit non-linear relationships and achieved the best results in terms of accuracy in this task. Ridge Regression is a very stable linear model but not suited for analyzing complex text structures. Naive Bayes is a simple, yet very fast model that is often used for text classification (McCallum &amp; Nigam, 1998). It uses </w:t>
+      </w:r>
+      <w:r>
+        <w:rPr>
+          <w:rFonts w:ascii="Times New Roman" w:eastAsia="MS Mincho" w:hAnsi="Times New Roman" w:cs="Times New Roman"/>
+          <w:kern w:val="0"/>
+          <w:sz w:val="28"/>
+          <w:szCs w:val="28"/>
+          <w14:ligatures w14:val="none"/>
+        </w:rPr>
+        <w:lastRenderedPageBreak/>
+        <w:t>the probability of the occurrence of features to classify documents. Although it reached slightly worse accuracy than the other methods in some cases, it is still a good choice for this task.</w:t>
       </w:r>
     </w:p>
     <w:p>
@@ -12488,8 +12389,348 @@
           <w:szCs w:val="28"/>
           <w14:ligatures w14:val="none"/>
         </w:rPr>
+        <w:t xml:space="preserve">All the developed models have been trained on the previously evaluated answers and can be subsequently used for the automatic evaluation of new answers. Models' learning mechanism (for details see Section 2) established a connection between answer texts and values and created a prediction mechanism for further use. </w:t>
+      </w:r>
+      <w:proofErr w:type="gramStart"/>
+      <w:r>
+        <w:rPr>
+          <w:rFonts w:ascii="Times New Roman" w:eastAsia="MS Mincho" w:hAnsi="Times New Roman" w:cs="Times New Roman"/>
+          <w:kern w:val="0"/>
+          <w:sz w:val="28"/>
+          <w:szCs w:val="28"/>
+          <w14:ligatures w14:val="none"/>
+        </w:rPr>
+        <w:t>Thus</w:t>
+      </w:r>
+      <w:proofErr w:type="gramEnd"/>
+      <w:r>
+        <w:rPr>
+          <w:rFonts w:ascii="Times New Roman" w:eastAsia="MS Mincho" w:hAnsi="Times New Roman" w:cs="Times New Roman"/>
+          <w:kern w:val="0"/>
+          <w:sz w:val="28"/>
+          <w:szCs w:val="28"/>
+          <w14:ligatures w14:val="none"/>
+        </w:rPr>
+        <w:t xml:space="preserve"> the system can evaluate new answers and award scores for them.</w:t>
+      </w:r>
+    </w:p>
+    <w:p>
+      <w:pPr>
+        <w:spacing w:after="0" w:line="360" w:lineRule="auto"/>
+        <w:ind w:firstLine="567"/>
+        <w:jc w:val="both"/>
+        <w:rPr>
+          <w:rFonts w:ascii="Times New Roman" w:eastAsia="MS Mincho" w:hAnsi="Times New Roman" w:cs="Times New Roman"/>
+          <w:kern w:val="0"/>
+          <w:sz w:val="28"/>
+          <w:szCs w:val="28"/>
+          <w14:ligatures w14:val="none"/>
+        </w:rPr>
+      </w:pPr>
+      <w:r>
+        <w:rPr>
+          <w:rFonts w:ascii="Times New Roman" w:eastAsia="MS Mincho" w:hAnsi="Times New Roman" w:cs="Times New Roman"/>
+          <w:kern w:val="0"/>
+          <w:sz w:val="28"/>
+          <w:szCs w:val="28"/>
+          <w14:ligatures w14:val="none"/>
+        </w:rPr>
+        <w:t xml:space="preserve">General approach to AI in assessment is to use a machine learning model as the core algorithmic component of the AI-assessment system. This is then enhanced with technologies like OCR and NLP </w:t>
+      </w:r>
+      <w:proofErr w:type="gramStart"/>
+      <w:r>
+        <w:rPr>
+          <w:rFonts w:ascii="Times New Roman" w:eastAsia="MS Mincho" w:hAnsi="Times New Roman" w:cs="Times New Roman"/>
+          <w:kern w:val="0"/>
+          <w:sz w:val="28"/>
+          <w:szCs w:val="28"/>
+          <w14:ligatures w14:val="none"/>
+        </w:rPr>
+        <w:t>in order to</w:t>
+      </w:r>
+      <w:proofErr w:type="gramEnd"/>
+      <w:r>
+        <w:rPr>
+          <w:rFonts w:ascii="Times New Roman" w:eastAsia="MS Mincho" w:hAnsi="Times New Roman" w:cs="Times New Roman"/>
+          <w:kern w:val="0"/>
+          <w:sz w:val="28"/>
+          <w:szCs w:val="28"/>
+          <w14:ligatures w14:val="none"/>
+        </w:rPr>
+        <w:t xml:space="preserve"> support automation of assessment, removing the man from the assessment loop and enabling faster, more consistent and more reliable results (Russell &amp; Norvig, 2021). This is a </w:t>
+      </w:r>
+      <w:proofErr w:type="gramStart"/>
+      <w:r>
+        <w:rPr>
+          <w:rFonts w:ascii="Times New Roman" w:eastAsia="MS Mincho" w:hAnsi="Times New Roman" w:cs="Times New Roman"/>
+          <w:kern w:val="0"/>
+          <w:sz w:val="28"/>
+          <w:szCs w:val="28"/>
+          <w14:ligatures w14:val="none"/>
+        </w:rPr>
+        <w:t>key way</w:t>
+      </w:r>
+      <w:proofErr w:type="gramEnd"/>
+      <w:r>
+        <w:rPr>
+          <w:rFonts w:ascii="Times New Roman" w:eastAsia="MS Mincho" w:hAnsi="Times New Roman" w:cs="Times New Roman"/>
+          <w:kern w:val="0"/>
+          <w:sz w:val="28"/>
+          <w:szCs w:val="28"/>
+          <w14:ligatures w14:val="none"/>
+        </w:rPr>
+        <w:t xml:space="preserve"> in which AI is currently being used to support digital transformation within educational environments.</w:t>
+      </w:r>
+    </w:p>
+    <w:p>
+      <w:pPr>
+        <w:spacing w:after="0" w:line="360" w:lineRule="auto"/>
+        <w:ind w:firstLine="567"/>
+        <w:jc w:val="both"/>
+        <w:rPr>
+          <w:rFonts w:ascii="Times New Roman" w:eastAsia="MS Mincho" w:hAnsi="Times New Roman" w:cs="Times New Roman"/>
+          <w:kern w:val="0"/>
+          <w:sz w:val="28"/>
+          <w:szCs w:val="28"/>
+          <w14:ligatures w14:val="none"/>
+        </w:rPr>
+      </w:pPr>
+      <w:r>
+        <w:rPr>
+          <w:rFonts w:ascii="Times New Roman" w:eastAsia="MS Mincho" w:hAnsi="Times New Roman" w:cs="Times New Roman"/>
+          <w:kern w:val="0"/>
+          <w:sz w:val="28"/>
+          <w:szCs w:val="28"/>
+          <w14:ligatures w14:val="none"/>
+        </w:rPr>
+        <w:t xml:space="preserve">This study </w:t>
+      </w:r>
+      <w:proofErr w:type="spellStart"/>
+      <w:r>
+        <w:rPr>
+          <w:rFonts w:ascii="Times New Roman" w:eastAsia="MS Mincho" w:hAnsi="Times New Roman" w:cs="Times New Roman"/>
+          <w:kern w:val="0"/>
+          <w:sz w:val="28"/>
+          <w:szCs w:val="28"/>
+          <w14:ligatures w14:val="none"/>
+        </w:rPr>
+        <w:t>utilises</w:t>
+      </w:r>
+      <w:proofErr w:type="spellEnd"/>
+      <w:r>
+        <w:rPr>
+          <w:rFonts w:ascii="Times New Roman" w:eastAsia="MS Mincho" w:hAnsi="Times New Roman" w:cs="Times New Roman"/>
+          <w:kern w:val="0"/>
+          <w:sz w:val="28"/>
+          <w:szCs w:val="28"/>
+          <w14:ligatures w14:val="none"/>
+        </w:rPr>
+        <w:t xml:space="preserve"> Natural Language Processing (NLP) and text analysis techniques to </w:t>
+      </w:r>
+      <w:proofErr w:type="spellStart"/>
+      <w:r>
+        <w:rPr>
+          <w:rFonts w:ascii="Times New Roman" w:eastAsia="MS Mincho" w:hAnsi="Times New Roman" w:cs="Times New Roman"/>
+          <w:kern w:val="0"/>
+          <w:sz w:val="28"/>
+          <w:szCs w:val="28"/>
+          <w14:ligatures w14:val="none"/>
+        </w:rPr>
+        <w:t>analyse</w:t>
+      </w:r>
+      <w:proofErr w:type="spellEnd"/>
+      <w:r>
+        <w:rPr>
+          <w:rFonts w:ascii="Times New Roman" w:eastAsia="MS Mincho" w:hAnsi="Times New Roman" w:cs="Times New Roman"/>
+          <w:kern w:val="0"/>
+          <w:sz w:val="28"/>
+          <w:szCs w:val="28"/>
+          <w14:ligatures w14:val="none"/>
+        </w:rPr>
+        <w:t xml:space="preserve"> the open-ended student responses collected as part of current educational assessments. Open-ended student responses within conventional assessments are typically evaluated in terms of pre-specified qualitative language features, such as grammatical accuracy, word count and indicators of text structure. However, these analyses are now being carried out in a much more in-depth and automated manner. In this study a neural approach to student academic performance assessment is explored, first proposed by Taghipour and Ng (2016).</w:t>
+      </w:r>
+    </w:p>
+    <w:p>
+      <w:pPr>
+        <w:spacing w:after="0" w:line="360" w:lineRule="auto"/>
+        <w:ind w:firstLine="567"/>
+        <w:jc w:val="both"/>
+        <w:rPr>
+          <w:rFonts w:ascii="Times New Roman" w:eastAsia="MS Mincho" w:hAnsi="Times New Roman" w:cs="Times New Roman"/>
+          <w:kern w:val="0"/>
+          <w:sz w:val="28"/>
+          <w:szCs w:val="28"/>
+          <w14:ligatures w14:val="none"/>
+        </w:rPr>
+      </w:pPr>
+      <w:r>
+        <w:rPr>
+          <w:rFonts w:ascii="Times New Roman" w:eastAsia="MS Mincho" w:hAnsi="Times New Roman" w:cs="Times New Roman"/>
+          <w:kern w:val="0"/>
+          <w:sz w:val="28"/>
+          <w:szCs w:val="28"/>
+          <w14:ligatures w14:val="none"/>
+        </w:rPr>
+        <w:t xml:space="preserve">In a previous study we explored the possibilities of NLP-based assessment tools. These traditional NLP-based assessment tools are mostly based on manually developed features (feature engineering), which is time consuming and </w:t>
+      </w:r>
+      <w:proofErr w:type="spellStart"/>
+      <w:r>
+        <w:rPr>
+          <w:rFonts w:ascii="Times New Roman" w:eastAsia="MS Mincho" w:hAnsi="Times New Roman" w:cs="Times New Roman"/>
+          <w:kern w:val="0"/>
+          <w:sz w:val="28"/>
+          <w:szCs w:val="28"/>
+          <w14:ligatures w14:val="none"/>
+        </w:rPr>
+        <w:t>labour-intensive</w:t>
+      </w:r>
+      <w:proofErr w:type="spellEnd"/>
+      <w:r>
+        <w:rPr>
+          <w:rFonts w:ascii="Times New Roman" w:eastAsia="MS Mincho" w:hAnsi="Times New Roman" w:cs="Times New Roman"/>
+          <w:kern w:val="0"/>
+          <w:sz w:val="28"/>
+          <w:szCs w:val="28"/>
+          <w14:ligatures w14:val="none"/>
+        </w:rPr>
+        <w:t xml:space="preserve"> and doesn’t allow the model to learn the features of the text itself (Aggarwal, 2018). In this study we are going to experiment with the use of deep learning models that can learn the features of the text.</w:t>
+      </w:r>
+    </w:p>
+    <w:p>
+      <w:pPr>
+        <w:spacing w:after="0" w:line="360" w:lineRule="auto"/>
+        <w:ind w:firstLine="567"/>
+        <w:jc w:val="both"/>
+        <w:rPr>
+          <w:rFonts w:ascii="Times New Roman" w:eastAsia="MS Mincho" w:hAnsi="Times New Roman" w:cs="Times New Roman"/>
+          <w:kern w:val="0"/>
+          <w:sz w:val="28"/>
+          <w:szCs w:val="28"/>
+          <w14:ligatures w14:val="none"/>
+        </w:rPr>
+      </w:pPr>
+      <w:r>
+        <w:rPr>
+          <w:rFonts w:ascii="Times New Roman" w:eastAsia="MS Mincho" w:hAnsi="Times New Roman" w:cs="Times New Roman"/>
+          <w:kern w:val="0"/>
+          <w:sz w:val="28"/>
+          <w:szCs w:val="28"/>
+          <w14:ligatures w14:val="none"/>
+        </w:rPr>
         <w:lastRenderedPageBreak/>
-        <w:t xml:space="preserve">All the developed models have been trained on the previously evaluated answers and can be subsequently used for the automatic evaluation of new answers. Models' learning mechanism (for details see Section 2) established a connection between answer texts and values and created a prediction mechanism for further use. </w:t>
+        <w:t>Unlike many NLP solutions, where NLP is used only for text processing, in this research NLP is used for much more in-depth semantic and syntactic analysis of provided content. The provided content is embedded into vectors of numbers (word embeddings), where words and their co-occurrences in the text are transformed into numerical vector values that reflect word meanings and their relationships with other words (</w:t>
+      </w:r>
+      <w:proofErr w:type="spellStart"/>
+      <w:r>
+        <w:rPr>
+          <w:rFonts w:ascii="Times New Roman" w:eastAsia="MS Mincho" w:hAnsi="Times New Roman" w:cs="Times New Roman"/>
+          <w:kern w:val="0"/>
+          <w:sz w:val="28"/>
+          <w:szCs w:val="28"/>
+          <w14:ligatures w14:val="none"/>
+        </w:rPr>
+        <w:t>Mikolov</w:t>
+      </w:r>
+      <w:proofErr w:type="spellEnd"/>
+      <w:r>
+        <w:rPr>
+          <w:rFonts w:ascii="Times New Roman" w:eastAsia="MS Mincho" w:hAnsi="Times New Roman" w:cs="Times New Roman"/>
+          <w:kern w:val="0"/>
+          <w:sz w:val="28"/>
+          <w:szCs w:val="28"/>
+          <w14:ligatures w14:val="none"/>
+        </w:rPr>
+        <w:t xml:space="preserve"> et al., 2013). The created data is then used for training neural networks. Specifically, Recurrent Neural Networks (RNN) and Long Short-Term Memory (LSTM) networks are used to process sequences of sentences and analyze the content-structure relationship in natural language (Hochreiter &amp; </w:t>
+      </w:r>
+      <w:proofErr w:type="spellStart"/>
+      <w:r>
+        <w:rPr>
+          <w:rFonts w:ascii="Times New Roman" w:eastAsia="MS Mincho" w:hAnsi="Times New Roman" w:cs="Times New Roman"/>
+          <w:kern w:val="0"/>
+          <w:sz w:val="28"/>
+          <w:szCs w:val="28"/>
+          <w14:ligatures w14:val="none"/>
+        </w:rPr>
+        <w:t>Schmidhuber</w:t>
+      </w:r>
+      <w:proofErr w:type="spellEnd"/>
+      <w:r>
+        <w:rPr>
+          <w:rFonts w:ascii="Times New Roman" w:eastAsia="MS Mincho" w:hAnsi="Times New Roman" w:cs="Times New Roman"/>
+          <w:kern w:val="0"/>
+          <w:sz w:val="28"/>
+          <w:szCs w:val="28"/>
+          <w14:ligatures w14:val="none"/>
+        </w:rPr>
+        <w:t>, 1997).</w:t>
+      </w:r>
+    </w:p>
+    <w:p>
+      <w:pPr>
+        <w:spacing w:after="0" w:line="360" w:lineRule="auto"/>
+        <w:ind w:firstLine="567"/>
+        <w:jc w:val="both"/>
+        <w:rPr>
+          <w:rFonts w:ascii="Times New Roman" w:eastAsia="MS Mincho" w:hAnsi="Times New Roman" w:cs="Times New Roman"/>
+          <w:kern w:val="0"/>
+          <w:sz w:val="28"/>
+          <w:szCs w:val="28"/>
+          <w14:ligatures w14:val="none"/>
+        </w:rPr>
+      </w:pPr>
+      <w:r>
+        <w:rPr>
+          <w:rFonts w:ascii="Times New Roman" w:eastAsia="MS Mincho" w:hAnsi="Times New Roman" w:cs="Times New Roman"/>
+          <w:kern w:val="0"/>
+          <w:sz w:val="28"/>
+          <w:szCs w:val="28"/>
+          <w14:ligatures w14:val="none"/>
+        </w:rPr>
+        <w:t>In addition, we investigate the application of convolutional layers (CNN) for text feature learning based on local structures (Kim, 2014). Learning features from word combinations or phrases is an alternative approach for learning text features. The outputs of all filters are averaged along the time dimension to obtain a fixed length feature vector. A score is then learned from the feature representation.</w:t>
+      </w:r>
+      <w:r>
+        <w:rPr>
+          <w:rFonts w:ascii="Times New Roman" w:eastAsia="MS Mincho" w:hAnsi="Times New Roman" w:cs="Times New Roman"/>
+          <w:kern w:val="0"/>
+          <w:sz w:val="28"/>
+          <w:szCs w:val="28"/>
+          <w14:ligatures w14:val="none"/>
+        </w:rPr>
+        <w:t xml:space="preserve"> </w:t>
+      </w:r>
+      <w:r>
+        <w:rPr>
+          <w:rFonts w:ascii="Times New Roman" w:eastAsia="MS Mincho" w:hAnsi="Times New Roman" w:cs="Times New Roman"/>
+          <w:kern w:val="0"/>
+          <w:sz w:val="28"/>
+          <w:szCs w:val="28"/>
+          <w14:ligatures w14:val="none"/>
+        </w:rPr>
+        <w:t>The system based on deep neural networks learns language patterns from the training data, has a number of positive features and, unlike traditional rule-based systems, is able to evaluate not only high-level features of input data but also assess the content quality, check for logical consistency and semantic correctness, which ensures higher accuracy and reliability of the system than currently existing NLP technologies.</w:t>
+      </w:r>
+    </w:p>
+    <w:p>
+      <w:pPr>
+        <w:spacing w:after="0" w:line="360" w:lineRule="auto"/>
+        <w:ind w:firstLine="567"/>
+        <w:jc w:val="both"/>
+        <w:rPr>
+          <w:rFonts w:ascii="Times New Roman" w:eastAsia="MS Mincho" w:hAnsi="Times New Roman" w:cs="Times New Roman"/>
+          <w:kern w:val="0"/>
+          <w:sz w:val="28"/>
+          <w:szCs w:val="28"/>
+          <w14:ligatures w14:val="none"/>
+        </w:rPr>
+      </w:pPr>
+      <w:r>
+        <w:rPr>
+          <w:rFonts w:ascii="Times New Roman" w:eastAsia="MS Mincho" w:hAnsi="Times New Roman" w:cs="Times New Roman"/>
+          <w:kern w:val="0"/>
+          <w:sz w:val="28"/>
+          <w:szCs w:val="28"/>
+          <w14:ligatures w14:val="none"/>
+        </w:rPr>
+        <w:t xml:space="preserve">Natural language processing (NLP) and text analysis are one of the main functionalities that technologies for artificial </w:t>
       </w:r>
       <w:proofErr w:type="gramStart"/>
       <w:r>
@@ -12500,7 +12741,7 @@
           <w:szCs w:val="28"/>
           <w14:ligatures w14:val="none"/>
         </w:rPr>
-        <w:t>Thus</w:t>
+        <w:t>intelligence based</w:t>
       </w:r>
       <w:proofErr w:type="gramEnd"/>
       <w:r>
@@ -12511,7 +12752,29 @@
           <w:szCs w:val="28"/>
           <w14:ligatures w14:val="none"/>
         </w:rPr>
-        <w:t xml:space="preserve"> the system can evaluate new answers and award scores for them.</w:t>
+        <w:t xml:space="preserve"> assessments offer. Assessments based on NLP can reduce the human load in assessing </w:t>
+      </w:r>
+      <w:proofErr w:type="gramStart"/>
+      <w:r>
+        <w:rPr>
+          <w:rFonts w:ascii="Times New Roman" w:eastAsia="MS Mincho" w:hAnsi="Times New Roman" w:cs="Times New Roman"/>
+          <w:kern w:val="0"/>
+          <w:sz w:val="28"/>
+          <w:szCs w:val="28"/>
+          <w14:ligatures w14:val="none"/>
+        </w:rPr>
+        <w:t>and also</w:t>
+      </w:r>
+      <w:proofErr w:type="gramEnd"/>
+      <w:r>
+        <w:rPr>
+          <w:rFonts w:ascii="Times New Roman" w:eastAsia="MS Mincho" w:hAnsi="Times New Roman" w:cs="Times New Roman"/>
+          <w:kern w:val="0"/>
+          <w:sz w:val="28"/>
+          <w:szCs w:val="28"/>
+          <w14:ligatures w14:val="none"/>
+        </w:rPr>
+        <w:t xml:space="preserve"> have the capability to develop more adaptive, dynamic and automated assessment tools to enhance assessment quality and objectivity (Zawacki-Richter et al., 2019).</w:t>
       </w:r>
     </w:p>
     <w:p>
@@ -12535,7 +12798,98 @@
           <w:szCs w:val="28"/>
           <w14:ligatures w14:val="none"/>
         </w:rPr>
-        <w:t xml:space="preserve">General approach to AI in assessment is to use a machine learning model as the core algorithmic component of the AI-assessment system. This is then enhanced with technologies like OCR and NLP </w:t>
+        <w:t xml:space="preserve">Technology, such as learning analytics and adaptive algorithms, plays a crucial role in supporting the operation of AI-based assessment systems. Holmes, Bialik, and Fadel (2019), in their exploration of the modern learning environment, observe that AI is no longer simply confined to reporting results; rather it is now a source for </w:t>
+      </w:r>
+      <w:proofErr w:type="spellStart"/>
+      <w:r>
+        <w:rPr>
+          <w:rFonts w:ascii="Times New Roman" w:eastAsia="MS Mincho" w:hAnsi="Times New Roman" w:cs="Times New Roman"/>
+          <w:kern w:val="0"/>
+          <w:sz w:val="28"/>
+          <w:szCs w:val="28"/>
+          <w14:ligatures w14:val="none"/>
+        </w:rPr>
+        <w:lastRenderedPageBreak/>
+        <w:t>organisations</w:t>
+      </w:r>
+      <w:proofErr w:type="spellEnd"/>
+      <w:r>
+        <w:rPr>
+          <w:rFonts w:ascii="Times New Roman" w:eastAsia="MS Mincho" w:hAnsi="Times New Roman" w:cs="Times New Roman"/>
+          <w:kern w:val="0"/>
+          <w:sz w:val="28"/>
+          <w:szCs w:val="28"/>
+          <w14:ligatures w14:val="none"/>
+        </w:rPr>
+        <w:t xml:space="preserve"> to make informed decisions, </w:t>
+      </w:r>
+      <w:proofErr w:type="spellStart"/>
+      <w:r>
+        <w:rPr>
+          <w:rFonts w:ascii="Times New Roman" w:eastAsia="MS Mincho" w:hAnsi="Times New Roman" w:cs="Times New Roman"/>
+          <w:kern w:val="0"/>
+          <w:sz w:val="28"/>
+          <w:szCs w:val="28"/>
+          <w14:ligatures w14:val="none"/>
+        </w:rPr>
+        <w:t>utilising</w:t>
+      </w:r>
+      <w:proofErr w:type="spellEnd"/>
+      <w:r>
+        <w:rPr>
+          <w:rFonts w:ascii="Times New Roman" w:eastAsia="MS Mincho" w:hAnsi="Times New Roman" w:cs="Times New Roman"/>
+          <w:kern w:val="0"/>
+          <w:sz w:val="28"/>
+          <w:szCs w:val="28"/>
+          <w14:ligatures w14:val="none"/>
+        </w:rPr>
+        <w:t xml:space="preserve"> the vast amounts of data generated by the learning process.</w:t>
+      </w:r>
+    </w:p>
+    <w:p>
+      <w:pPr>
+        <w:spacing w:after="0" w:line="360" w:lineRule="auto"/>
+        <w:ind w:firstLine="567"/>
+        <w:jc w:val="both"/>
+        <w:rPr>
+          <w:rFonts w:ascii="Times New Roman" w:eastAsia="MS Mincho" w:hAnsi="Times New Roman" w:cs="Times New Roman"/>
+          <w:kern w:val="0"/>
+          <w:sz w:val="28"/>
+          <w:szCs w:val="28"/>
+          <w14:ligatures w14:val="none"/>
+        </w:rPr>
+      </w:pPr>
+      <w:r>
+        <w:rPr>
+          <w:rFonts w:ascii="Times New Roman" w:eastAsia="MS Mincho" w:hAnsi="Times New Roman" w:cs="Times New Roman"/>
+          <w:kern w:val="0"/>
+          <w:sz w:val="28"/>
+          <w:szCs w:val="28"/>
+          <w14:ligatures w14:val="none"/>
+        </w:rPr>
+        <w:t xml:space="preserve">Using data and learning analytics tools to support educational practice. </w:t>
+      </w:r>
+      <w:proofErr w:type="spellStart"/>
+      <w:r>
+        <w:rPr>
+          <w:rFonts w:ascii="Times New Roman" w:eastAsia="MS Mincho" w:hAnsi="Times New Roman" w:cs="Times New Roman"/>
+          <w:kern w:val="0"/>
+          <w:sz w:val="28"/>
+          <w:szCs w:val="28"/>
+          <w14:ligatures w14:val="none"/>
+        </w:rPr>
+        <w:t>Utilising</w:t>
+      </w:r>
+      <w:proofErr w:type="spellEnd"/>
+      <w:r>
+        <w:rPr>
+          <w:rFonts w:ascii="Times New Roman" w:eastAsia="MS Mincho" w:hAnsi="Times New Roman" w:cs="Times New Roman"/>
+          <w:kern w:val="0"/>
+          <w:sz w:val="28"/>
+          <w:szCs w:val="28"/>
+          <w14:ligatures w14:val="none"/>
+        </w:rPr>
+        <w:t xml:space="preserve"> student data such as test scores, task completion, learning rate, educational platform usage data and underlying error patterns to provide in-depth analytical insights into </w:t>
       </w:r>
       <w:proofErr w:type="gramStart"/>
       <w:r>
@@ -12546,7 +12900,7 @@
           <w:szCs w:val="28"/>
           <w14:ligatures w14:val="none"/>
         </w:rPr>
-        <w:t>in order to</w:t>
+        <w:t>students</w:t>
       </w:r>
       <w:proofErr w:type="gramEnd"/>
       <w:r>
@@ -12557,7 +12911,29 @@
           <w:szCs w:val="28"/>
           <w14:ligatures w14:val="none"/>
         </w:rPr>
-        <w:t xml:space="preserve"> support automation of assessment, removing the man from the assessment loop and enabling faster, more consistent and more reliable results (Russell &amp; Norvig, 2021). This is a </w:t>
+        <w:t xml:space="preserve"> current knowledge as well as knowledge gained. Analysis of data related to student </w:t>
+      </w:r>
+      <w:proofErr w:type="spellStart"/>
+      <w:r>
+        <w:rPr>
+          <w:rFonts w:ascii="Times New Roman" w:eastAsia="MS Mincho" w:hAnsi="Times New Roman" w:cs="Times New Roman"/>
+          <w:kern w:val="0"/>
+          <w:sz w:val="28"/>
+          <w:szCs w:val="28"/>
+          <w14:ligatures w14:val="none"/>
+        </w:rPr>
+        <w:t>behaviour</w:t>
+      </w:r>
+      <w:proofErr w:type="spellEnd"/>
+      <w:r>
+        <w:rPr>
+          <w:rFonts w:ascii="Times New Roman" w:eastAsia="MS Mincho" w:hAnsi="Times New Roman" w:cs="Times New Roman"/>
+          <w:kern w:val="0"/>
+          <w:sz w:val="28"/>
+          <w:szCs w:val="28"/>
+          <w14:ligatures w14:val="none"/>
+        </w:rPr>
+        <w:t xml:space="preserve">. This way assessment is transformed from </w:t>
       </w:r>
       <w:proofErr w:type="gramStart"/>
       <w:r>
@@ -12568,7 +12944,7 @@
           <w:szCs w:val="28"/>
           <w14:ligatures w14:val="none"/>
         </w:rPr>
-        <w:t>key way</w:t>
+        <w:t>a</w:t>
       </w:r>
       <w:proofErr w:type="gramEnd"/>
       <w:r>
@@ -12579,7 +12955,7 @@
           <w:szCs w:val="28"/>
           <w14:ligatures w14:val="none"/>
         </w:rPr>
-        <w:t xml:space="preserve"> in which AI is currently being used to support digital transformation within educational environments.</w:t>
+        <w:t xml:space="preserve"> end of activity/unit/program activity to a process orientated, longitudinal activity providing feedback to both students and teachers on an on-going basis (Siemens &amp; Long, 2011).</w:t>
       </w:r>
     </w:p>
     <w:p>
@@ -12603,7 +12979,49 @@
           <w:szCs w:val="28"/>
           <w14:ligatures w14:val="none"/>
         </w:rPr>
-        <w:t xml:space="preserve">This study </w:t>
+        <w:t>The data derived from analytical insights is applied within the system’s adaptive algorithms to inform the assessment and learning processes. These processes are engineered to adapt to the needs of each student, incorporating multiple personal characteristics as well as metrics which reflect his or her academic performance. For example, the system can increase or decrease the difficulty of subsequent questions for a student, provide additional insights or adaptive content for specific items, and generate student-centered reports that document progress throughout the assessment experience.</w:t>
+      </w:r>
+      <w:r>
+        <w:rPr>
+          <w:rFonts w:ascii="Times New Roman" w:eastAsia="MS Mincho" w:hAnsi="Times New Roman" w:cs="Times New Roman"/>
+          <w:kern w:val="0"/>
+          <w:sz w:val="28"/>
+          <w:szCs w:val="28"/>
+          <w14:ligatures w14:val="none"/>
+        </w:rPr>
+        <w:t xml:space="preserve"> </w:t>
+      </w:r>
+      <w:r>
+        <w:rPr>
+          <w:rFonts w:ascii="Times New Roman" w:eastAsia="MS Mincho" w:hAnsi="Times New Roman" w:cs="Times New Roman"/>
+          <w:kern w:val="0"/>
+          <w:sz w:val="28"/>
+          <w:szCs w:val="28"/>
+          <w14:ligatures w14:val="none"/>
+        </w:rPr>
+        <w:t xml:space="preserve">The result is an education environment that is distinct to </w:t>
+      </w:r>
+      <w:proofErr w:type="gramStart"/>
+      <w:r>
+        <w:rPr>
+          <w:rFonts w:ascii="Times New Roman" w:eastAsia="MS Mincho" w:hAnsi="Times New Roman" w:cs="Times New Roman"/>
+          <w:kern w:val="0"/>
+          <w:sz w:val="28"/>
+          <w:szCs w:val="28"/>
+          <w14:ligatures w14:val="none"/>
+        </w:rPr>
+        <w:t>each individual</w:t>
+      </w:r>
+      <w:proofErr w:type="gramEnd"/>
+      <w:r>
+        <w:rPr>
+          <w:rFonts w:ascii="Times New Roman" w:eastAsia="MS Mincho" w:hAnsi="Times New Roman" w:cs="Times New Roman"/>
+          <w:kern w:val="0"/>
+          <w:sz w:val="28"/>
+          <w:szCs w:val="28"/>
+          <w14:ligatures w14:val="none"/>
+        </w:rPr>
+        <w:t xml:space="preserve"> — tailored and individualized through </w:t>
       </w:r>
       <w:proofErr w:type="spellStart"/>
       <w:r>
@@ -12614,7 +13032,7 @@
           <w:szCs w:val="28"/>
           <w14:ligatures w14:val="none"/>
         </w:rPr>
-        <w:t>utilises</w:t>
+        <w:t>xPair</w:t>
       </w:r>
       <w:proofErr w:type="spellEnd"/>
       <w:r>
@@ -12625,7 +13043,31 @@
           <w:szCs w:val="28"/>
           <w14:ligatures w14:val="none"/>
         </w:rPr>
-        <w:t xml:space="preserve"> Natural Language Processing (NLP) and text analysis techniques to </w:t>
+        <w:t>.</w:t>
+      </w:r>
+    </w:p>
+    <w:p>
+      <w:pPr>
+        <w:spacing w:after="0" w:line="360" w:lineRule="auto"/>
+        <w:ind w:firstLine="567"/>
+        <w:jc w:val="both"/>
+        <w:rPr>
+          <w:rFonts w:ascii="Times New Roman" w:eastAsia="MS Mincho" w:hAnsi="Times New Roman" w:cs="Times New Roman"/>
+          <w:kern w:val="0"/>
+          <w:sz w:val="28"/>
+          <w:szCs w:val="28"/>
+          <w14:ligatures w14:val="none"/>
+        </w:rPr>
+      </w:pPr>
+      <w:r>
+        <w:rPr>
+          <w:rFonts w:ascii="Times New Roman" w:eastAsia="MS Mincho" w:hAnsi="Times New Roman" w:cs="Times New Roman"/>
+          <w:kern w:val="0"/>
+          <w:sz w:val="28"/>
+          <w:szCs w:val="28"/>
+          <w14:ligatures w14:val="none"/>
+        </w:rPr>
+        <w:t>Not only do adaptive systems report a student’s current knowledge but also can forecast how that student will perform on future problems. Moreover, many adaptive systems can even pinpoint when a particular student is entering into trouble, turning assessment into a dynamic pedagogical tool instead of a passive reporting tool (</w:t>
       </w:r>
       <w:proofErr w:type="spellStart"/>
       <w:r>
@@ -12636,7 +13078,7 @@
           <w:szCs w:val="28"/>
           <w14:ligatures w14:val="none"/>
         </w:rPr>
-        <w:t>analyse</w:t>
+        <w:t>VanLehn</w:t>
       </w:r>
       <w:proofErr w:type="spellEnd"/>
       <w:r>
@@ -12647,7 +13089,7 @@
           <w:szCs w:val="28"/>
           <w14:ligatures w14:val="none"/>
         </w:rPr>
-        <w:t xml:space="preserve"> the open-ended student responses collected as part of current educational assessments. Open-ended student responses within conventional assessments are typically evaluated in terms of pre-specified qualitative language features, such as grammatical accuracy, word count and indicators of text structure. However, these analyses are now being carried out in a much more in-depth and automated manner. In this study a neural approach to student academic performance assessment is explored, first proposed by Taghipour and Ng (2016).</w:t>
+        <w:t>, 2011).</w:t>
       </w:r>
     </w:p>
     <w:p>
@@ -12671,29 +13113,7 @@
           <w:szCs w:val="28"/>
           <w14:ligatures w14:val="none"/>
         </w:rPr>
-        <w:t xml:space="preserve">In a previous study we explored the possibilities of NLP-based assessment tools. These traditional NLP-based assessment tools are mostly based on manually developed features (feature engineering), which is time consuming and </w:t>
-      </w:r>
-      <w:proofErr w:type="spellStart"/>
-      <w:r>
-        <w:rPr>
-          <w:rFonts w:ascii="Times New Roman" w:eastAsia="MS Mincho" w:hAnsi="Times New Roman" w:cs="Times New Roman"/>
-          <w:kern w:val="0"/>
-          <w:sz w:val="28"/>
-          <w:szCs w:val="28"/>
-          <w14:ligatures w14:val="none"/>
-        </w:rPr>
-        <w:t>labour-intensive</w:t>
-      </w:r>
-      <w:proofErr w:type="spellEnd"/>
-      <w:r>
-        <w:rPr>
-          <w:rFonts w:ascii="Times New Roman" w:eastAsia="MS Mincho" w:hAnsi="Times New Roman" w:cs="Times New Roman"/>
-          <w:kern w:val="0"/>
-          <w:sz w:val="28"/>
-          <w:szCs w:val="28"/>
-          <w14:ligatures w14:val="none"/>
-        </w:rPr>
-        <w:t xml:space="preserve"> and doesn’t allow the model to learn the features of the text itself (Aggarwal, 2018). In this study we are going to experiment with the use of deep learning models that can learn the features of the text.</w:t>
+        <w:t>Other aspects are learning analytics and adaptive algorithms which serve as decision support systems for teachers. With the help of this data, teachers can see the needs of their students and choose appropriate didactic methods. The systems increase efficiency of educational processes and provide immediate feedback to the students as well as their teachers.</w:t>
       </w:r>
     </w:p>
     <w:p>
@@ -12717,558 +13137,8 @@
           <w:szCs w:val="28"/>
           <w14:ligatures w14:val="none"/>
         </w:rPr>
-        <w:t xml:space="preserve">Unlike many NLP solutions, where NLP is used only for text processing, in this research NLP is used for much more in-depth semantic and syntactic analysis of provided content. The provided content is embedded into vectors of numbers (word embeddings), where words and their co-occurrences in the text are transformed into </w:t>
-      </w:r>
-      <w:r>
-        <w:rPr>
-          <w:rFonts w:ascii="Times New Roman" w:eastAsia="MS Mincho" w:hAnsi="Times New Roman" w:cs="Times New Roman"/>
-          <w:kern w:val="0"/>
-          <w:sz w:val="28"/>
-          <w:szCs w:val="28"/>
-          <w14:ligatures w14:val="none"/>
-        </w:rPr>
         <w:lastRenderedPageBreak/>
-        <w:t>numerical vector values that reflect word meanings and their relationships with other words (</w:t>
-      </w:r>
-      <w:proofErr w:type="spellStart"/>
-      <w:r>
-        <w:rPr>
-          <w:rFonts w:ascii="Times New Roman" w:eastAsia="MS Mincho" w:hAnsi="Times New Roman" w:cs="Times New Roman"/>
-          <w:kern w:val="0"/>
-          <w:sz w:val="28"/>
-          <w:szCs w:val="28"/>
-          <w14:ligatures w14:val="none"/>
-        </w:rPr>
-        <w:t>Mikolov</w:t>
-      </w:r>
-      <w:proofErr w:type="spellEnd"/>
-      <w:r>
-        <w:rPr>
-          <w:rFonts w:ascii="Times New Roman" w:eastAsia="MS Mincho" w:hAnsi="Times New Roman" w:cs="Times New Roman"/>
-          <w:kern w:val="0"/>
-          <w:sz w:val="28"/>
-          <w:szCs w:val="28"/>
-          <w14:ligatures w14:val="none"/>
-        </w:rPr>
-        <w:t xml:space="preserve"> et al., 2013). The created data is then used for training neural networks. Specifically, Recurrent Neural Networks (RNN) and Long Short-Term Memory (LSTM) networks are used to process sequences of sentences and analyze the content-structure relationship in natural language (Hochreiter &amp; </w:t>
-      </w:r>
-      <w:proofErr w:type="spellStart"/>
-      <w:r>
-        <w:rPr>
-          <w:rFonts w:ascii="Times New Roman" w:eastAsia="MS Mincho" w:hAnsi="Times New Roman" w:cs="Times New Roman"/>
-          <w:kern w:val="0"/>
-          <w:sz w:val="28"/>
-          <w:szCs w:val="28"/>
-          <w14:ligatures w14:val="none"/>
-        </w:rPr>
-        <w:t>Schmidhuber</w:t>
-      </w:r>
-      <w:proofErr w:type="spellEnd"/>
-      <w:r>
-        <w:rPr>
-          <w:rFonts w:ascii="Times New Roman" w:eastAsia="MS Mincho" w:hAnsi="Times New Roman" w:cs="Times New Roman"/>
-          <w:kern w:val="0"/>
-          <w:sz w:val="28"/>
-          <w:szCs w:val="28"/>
-          <w14:ligatures w14:val="none"/>
-        </w:rPr>
-        <w:t>, 1997).</w:t>
-      </w:r>
-    </w:p>
-    <w:p>
-      <w:pPr>
-        <w:spacing w:after="0" w:line="360" w:lineRule="auto"/>
-        <w:ind w:firstLine="567"/>
-        <w:jc w:val="both"/>
-        <w:rPr>
-          <w:rFonts w:ascii="Times New Roman" w:eastAsia="MS Mincho" w:hAnsi="Times New Roman" w:cs="Times New Roman"/>
-          <w:kern w:val="0"/>
-          <w:sz w:val="28"/>
-          <w:szCs w:val="28"/>
-          <w14:ligatures w14:val="none"/>
-        </w:rPr>
-      </w:pPr>
-      <w:r>
-        <w:rPr>
-          <w:rFonts w:ascii="Times New Roman" w:eastAsia="MS Mincho" w:hAnsi="Times New Roman" w:cs="Times New Roman"/>
-          <w:kern w:val="0"/>
-          <w:sz w:val="28"/>
-          <w:szCs w:val="28"/>
-          <w14:ligatures w14:val="none"/>
-        </w:rPr>
-        <w:t>In addition, we investigate the application of convolutional layers (CNN) for text feature learning based on local structures (Kim, 2014). Learning features from word combinations or phrases is an alternative approach for learning text features. The outputs of all filters are averaged along the time dimension to obtain a fixed length feature vector. A score is then learned from the feature representation.</w:t>
-      </w:r>
-      <w:r>
-        <w:rPr>
-          <w:rFonts w:ascii="Times New Roman" w:eastAsia="MS Mincho" w:hAnsi="Times New Roman" w:cs="Times New Roman"/>
-          <w:kern w:val="0"/>
-          <w:sz w:val="28"/>
-          <w:szCs w:val="28"/>
-          <w14:ligatures w14:val="none"/>
-        </w:rPr>
-        <w:t xml:space="preserve"> </w:t>
-      </w:r>
-      <w:r>
-        <w:rPr>
-          <w:rFonts w:ascii="Times New Roman" w:eastAsia="MS Mincho" w:hAnsi="Times New Roman" w:cs="Times New Roman"/>
-          <w:kern w:val="0"/>
-          <w:sz w:val="28"/>
-          <w:szCs w:val="28"/>
-          <w14:ligatures w14:val="none"/>
-        </w:rPr>
-        <w:t>The system based on deep neural networks learns language patterns from the training data, has a number of positive features and, unlike traditional rule-based systems, is able to evaluate not only high-level features of input data but also assess the content quality, check for logical consistency and semantic correctness, which ensures higher accuracy and reliability of the system than currently existing NLP technologies.</w:t>
-      </w:r>
-    </w:p>
-    <w:p>
-      <w:pPr>
-        <w:spacing w:after="0" w:line="360" w:lineRule="auto"/>
-        <w:ind w:firstLine="567"/>
-        <w:jc w:val="both"/>
-        <w:rPr>
-          <w:rFonts w:ascii="Times New Roman" w:eastAsia="MS Mincho" w:hAnsi="Times New Roman" w:cs="Times New Roman"/>
-          <w:kern w:val="0"/>
-          <w:sz w:val="28"/>
-          <w:szCs w:val="28"/>
-          <w14:ligatures w14:val="none"/>
-        </w:rPr>
-      </w:pPr>
-      <w:r>
-        <w:rPr>
-          <w:rFonts w:ascii="Times New Roman" w:eastAsia="MS Mincho" w:hAnsi="Times New Roman" w:cs="Times New Roman"/>
-          <w:kern w:val="0"/>
-          <w:sz w:val="28"/>
-          <w:szCs w:val="28"/>
-          <w14:ligatures w14:val="none"/>
-        </w:rPr>
-        <w:t xml:space="preserve">Natural language processing (NLP) and text analysis are one of the main functionalities that technologies for artificial </w:t>
-      </w:r>
-      <w:proofErr w:type="gramStart"/>
-      <w:r>
-        <w:rPr>
-          <w:rFonts w:ascii="Times New Roman" w:eastAsia="MS Mincho" w:hAnsi="Times New Roman" w:cs="Times New Roman"/>
-          <w:kern w:val="0"/>
-          <w:sz w:val="28"/>
-          <w:szCs w:val="28"/>
-          <w14:ligatures w14:val="none"/>
-        </w:rPr>
-        <w:t>intelligence based</w:t>
-      </w:r>
-      <w:proofErr w:type="gramEnd"/>
-      <w:r>
-        <w:rPr>
-          <w:rFonts w:ascii="Times New Roman" w:eastAsia="MS Mincho" w:hAnsi="Times New Roman" w:cs="Times New Roman"/>
-          <w:kern w:val="0"/>
-          <w:sz w:val="28"/>
-          <w:szCs w:val="28"/>
-          <w14:ligatures w14:val="none"/>
-        </w:rPr>
-        <w:t xml:space="preserve"> assessments offer. Assessments based on NLP can reduce the human load in assessing </w:t>
-      </w:r>
-      <w:proofErr w:type="gramStart"/>
-      <w:r>
-        <w:rPr>
-          <w:rFonts w:ascii="Times New Roman" w:eastAsia="MS Mincho" w:hAnsi="Times New Roman" w:cs="Times New Roman"/>
-          <w:kern w:val="0"/>
-          <w:sz w:val="28"/>
-          <w:szCs w:val="28"/>
-          <w14:ligatures w14:val="none"/>
-        </w:rPr>
-        <w:t>and also</w:t>
-      </w:r>
-      <w:proofErr w:type="gramEnd"/>
-      <w:r>
-        <w:rPr>
-          <w:rFonts w:ascii="Times New Roman" w:eastAsia="MS Mincho" w:hAnsi="Times New Roman" w:cs="Times New Roman"/>
-          <w:kern w:val="0"/>
-          <w:sz w:val="28"/>
-          <w:szCs w:val="28"/>
-          <w14:ligatures w14:val="none"/>
-        </w:rPr>
-        <w:t xml:space="preserve"> have the capability to develop more adaptive, dynamic and automated assessment tools to enhance assessment quality and objectivity (Zawacki-Richter et al., 2019).</w:t>
-      </w:r>
-    </w:p>
-    <w:p>
-      <w:pPr>
-        <w:spacing w:after="0" w:line="360" w:lineRule="auto"/>
-        <w:ind w:firstLine="567"/>
-        <w:jc w:val="both"/>
-        <w:rPr>
-          <w:rFonts w:ascii="Times New Roman" w:eastAsia="MS Mincho" w:hAnsi="Times New Roman" w:cs="Times New Roman"/>
-          <w:kern w:val="0"/>
-          <w:sz w:val="28"/>
-          <w:szCs w:val="28"/>
-          <w14:ligatures w14:val="none"/>
-        </w:rPr>
-      </w:pPr>
-      <w:r>
-        <w:rPr>
-          <w:rFonts w:ascii="Times New Roman" w:eastAsia="MS Mincho" w:hAnsi="Times New Roman" w:cs="Times New Roman"/>
-          <w:kern w:val="0"/>
-          <w:sz w:val="28"/>
-          <w:szCs w:val="28"/>
-          <w14:ligatures w14:val="none"/>
-        </w:rPr>
-        <w:t xml:space="preserve">Technology, such as learning analytics and adaptive algorithms, plays a crucial role in supporting the operation of AI-based assessment systems. Holmes, Bialik, and Fadel (2019), in their exploration of the modern learning environment, observe that AI is no longer simply confined to reporting results; rather it is now a source for </w:t>
-      </w:r>
-      <w:proofErr w:type="spellStart"/>
-      <w:r>
-        <w:rPr>
-          <w:rFonts w:ascii="Times New Roman" w:eastAsia="MS Mincho" w:hAnsi="Times New Roman" w:cs="Times New Roman"/>
-          <w:kern w:val="0"/>
-          <w:sz w:val="28"/>
-          <w:szCs w:val="28"/>
-          <w14:ligatures w14:val="none"/>
-        </w:rPr>
-        <w:t>organisations</w:t>
-      </w:r>
-      <w:proofErr w:type="spellEnd"/>
-      <w:r>
-        <w:rPr>
-          <w:rFonts w:ascii="Times New Roman" w:eastAsia="MS Mincho" w:hAnsi="Times New Roman" w:cs="Times New Roman"/>
-          <w:kern w:val="0"/>
-          <w:sz w:val="28"/>
-          <w:szCs w:val="28"/>
-          <w14:ligatures w14:val="none"/>
-        </w:rPr>
-        <w:t xml:space="preserve"> to make informed decisions, </w:t>
-      </w:r>
-      <w:proofErr w:type="spellStart"/>
-      <w:r>
-        <w:rPr>
-          <w:rFonts w:ascii="Times New Roman" w:eastAsia="MS Mincho" w:hAnsi="Times New Roman" w:cs="Times New Roman"/>
-          <w:kern w:val="0"/>
-          <w:sz w:val="28"/>
-          <w:szCs w:val="28"/>
-          <w14:ligatures w14:val="none"/>
-        </w:rPr>
-        <w:t>utilising</w:t>
-      </w:r>
-      <w:proofErr w:type="spellEnd"/>
-      <w:r>
-        <w:rPr>
-          <w:rFonts w:ascii="Times New Roman" w:eastAsia="MS Mincho" w:hAnsi="Times New Roman" w:cs="Times New Roman"/>
-          <w:kern w:val="0"/>
-          <w:sz w:val="28"/>
-          <w:szCs w:val="28"/>
-          <w14:ligatures w14:val="none"/>
-        </w:rPr>
-        <w:t xml:space="preserve"> the vast amounts of data generated by the learning process.</w:t>
-      </w:r>
-    </w:p>
-    <w:p>
-      <w:pPr>
-        <w:spacing w:after="0" w:line="360" w:lineRule="auto"/>
-        <w:ind w:firstLine="567"/>
-        <w:jc w:val="both"/>
-        <w:rPr>
-          <w:rFonts w:ascii="Times New Roman" w:eastAsia="MS Mincho" w:hAnsi="Times New Roman" w:cs="Times New Roman"/>
-          <w:kern w:val="0"/>
-          <w:sz w:val="28"/>
-          <w:szCs w:val="28"/>
-          <w14:ligatures w14:val="none"/>
-        </w:rPr>
-      </w:pPr>
-      <w:r>
-        <w:rPr>
-          <w:rFonts w:ascii="Times New Roman" w:eastAsia="MS Mincho" w:hAnsi="Times New Roman" w:cs="Times New Roman"/>
-          <w:kern w:val="0"/>
-          <w:sz w:val="28"/>
-          <w:szCs w:val="28"/>
-          <w14:ligatures w14:val="none"/>
-        </w:rPr>
-        <w:t xml:space="preserve">Using data and learning analytics tools to support educational practice. </w:t>
-      </w:r>
-      <w:proofErr w:type="spellStart"/>
-      <w:r>
-        <w:rPr>
-          <w:rFonts w:ascii="Times New Roman" w:eastAsia="MS Mincho" w:hAnsi="Times New Roman" w:cs="Times New Roman"/>
-          <w:kern w:val="0"/>
-          <w:sz w:val="28"/>
-          <w:szCs w:val="28"/>
-          <w14:ligatures w14:val="none"/>
-        </w:rPr>
-        <w:t>Utilising</w:t>
-      </w:r>
-      <w:proofErr w:type="spellEnd"/>
-      <w:r>
-        <w:rPr>
-          <w:rFonts w:ascii="Times New Roman" w:eastAsia="MS Mincho" w:hAnsi="Times New Roman" w:cs="Times New Roman"/>
-          <w:kern w:val="0"/>
-          <w:sz w:val="28"/>
-          <w:szCs w:val="28"/>
-          <w14:ligatures w14:val="none"/>
-        </w:rPr>
-        <w:t xml:space="preserve"> student data such as test scores, task completion, learning rate, educational </w:t>
-      </w:r>
-      <w:r>
-        <w:rPr>
-          <w:rFonts w:ascii="Times New Roman" w:eastAsia="MS Mincho" w:hAnsi="Times New Roman" w:cs="Times New Roman"/>
-          <w:kern w:val="0"/>
-          <w:sz w:val="28"/>
-          <w:szCs w:val="28"/>
-          <w14:ligatures w14:val="none"/>
-        </w:rPr>
-        <w:lastRenderedPageBreak/>
-        <w:t xml:space="preserve">platform usage data and underlying error patterns to provide in-depth analytical insights into </w:t>
-      </w:r>
-      <w:proofErr w:type="gramStart"/>
-      <w:r>
-        <w:rPr>
-          <w:rFonts w:ascii="Times New Roman" w:eastAsia="MS Mincho" w:hAnsi="Times New Roman" w:cs="Times New Roman"/>
-          <w:kern w:val="0"/>
-          <w:sz w:val="28"/>
-          <w:szCs w:val="28"/>
-          <w14:ligatures w14:val="none"/>
-        </w:rPr>
-        <w:t>students</w:t>
-      </w:r>
-      <w:proofErr w:type="gramEnd"/>
-      <w:r>
-        <w:rPr>
-          <w:rFonts w:ascii="Times New Roman" w:eastAsia="MS Mincho" w:hAnsi="Times New Roman" w:cs="Times New Roman"/>
-          <w:kern w:val="0"/>
-          <w:sz w:val="28"/>
-          <w:szCs w:val="28"/>
-          <w14:ligatures w14:val="none"/>
-        </w:rPr>
-        <w:t xml:space="preserve"> current knowledge as well as knowledge gained. Analysis of data related to student </w:t>
-      </w:r>
-      <w:proofErr w:type="spellStart"/>
-      <w:r>
-        <w:rPr>
-          <w:rFonts w:ascii="Times New Roman" w:eastAsia="MS Mincho" w:hAnsi="Times New Roman" w:cs="Times New Roman"/>
-          <w:kern w:val="0"/>
-          <w:sz w:val="28"/>
-          <w:szCs w:val="28"/>
-          <w14:ligatures w14:val="none"/>
-        </w:rPr>
-        <w:t>behaviour</w:t>
-      </w:r>
-      <w:proofErr w:type="spellEnd"/>
-      <w:r>
-        <w:rPr>
-          <w:rFonts w:ascii="Times New Roman" w:eastAsia="MS Mincho" w:hAnsi="Times New Roman" w:cs="Times New Roman"/>
-          <w:kern w:val="0"/>
-          <w:sz w:val="28"/>
-          <w:szCs w:val="28"/>
-          <w14:ligatures w14:val="none"/>
-        </w:rPr>
-        <w:t xml:space="preserve">. This way assessment is transformed from </w:t>
-      </w:r>
-      <w:proofErr w:type="gramStart"/>
-      <w:r>
-        <w:rPr>
-          <w:rFonts w:ascii="Times New Roman" w:eastAsia="MS Mincho" w:hAnsi="Times New Roman" w:cs="Times New Roman"/>
-          <w:kern w:val="0"/>
-          <w:sz w:val="28"/>
-          <w:szCs w:val="28"/>
-          <w14:ligatures w14:val="none"/>
-        </w:rPr>
-        <w:t>a</w:t>
-      </w:r>
-      <w:proofErr w:type="gramEnd"/>
-      <w:r>
-        <w:rPr>
-          <w:rFonts w:ascii="Times New Roman" w:eastAsia="MS Mincho" w:hAnsi="Times New Roman" w:cs="Times New Roman"/>
-          <w:kern w:val="0"/>
-          <w:sz w:val="28"/>
-          <w:szCs w:val="28"/>
-          <w14:ligatures w14:val="none"/>
-        </w:rPr>
-        <w:t xml:space="preserve"> end of activity/unit/program activity to a process orientated, longitudinal activity providing feedback to both students and teachers on an on-going basis (Siemens &amp; Long, 2011).</w:t>
-      </w:r>
-    </w:p>
-    <w:p>
-      <w:pPr>
-        <w:spacing w:after="0" w:line="360" w:lineRule="auto"/>
-        <w:ind w:firstLine="567"/>
-        <w:jc w:val="both"/>
-        <w:rPr>
-          <w:rFonts w:ascii="Times New Roman" w:eastAsia="MS Mincho" w:hAnsi="Times New Roman" w:cs="Times New Roman"/>
-          <w:kern w:val="0"/>
-          <w:sz w:val="28"/>
-          <w:szCs w:val="28"/>
-          <w14:ligatures w14:val="none"/>
-        </w:rPr>
-      </w:pPr>
-      <w:r>
-        <w:rPr>
-          <w:rFonts w:ascii="Times New Roman" w:eastAsia="MS Mincho" w:hAnsi="Times New Roman" w:cs="Times New Roman"/>
-          <w:kern w:val="0"/>
-          <w:sz w:val="28"/>
-          <w:szCs w:val="28"/>
-          <w14:ligatures w14:val="none"/>
-        </w:rPr>
-        <w:t>The data derived from analytical insights is applied within the system’s adaptive algorithms to inform the assessment and learning processes. These processes are engineered to adapt to the needs of each student, incorporating multiple personal characteristics as well as metrics which reflect his or her academic performance. For example, the system can increase or decrease the difficulty of subsequent questions for a student, provide additional insights or adaptive content for specific items, and generate student-centered reports that document progress throughout the assessment experience.</w:t>
-      </w:r>
-      <w:r>
-        <w:rPr>
-          <w:rFonts w:ascii="Times New Roman" w:eastAsia="MS Mincho" w:hAnsi="Times New Roman" w:cs="Times New Roman"/>
-          <w:kern w:val="0"/>
-          <w:sz w:val="28"/>
-          <w:szCs w:val="28"/>
-          <w14:ligatures w14:val="none"/>
-        </w:rPr>
-        <w:t xml:space="preserve"> </w:t>
-      </w:r>
-      <w:r>
-        <w:rPr>
-          <w:rFonts w:ascii="Times New Roman" w:eastAsia="MS Mincho" w:hAnsi="Times New Roman" w:cs="Times New Roman"/>
-          <w:kern w:val="0"/>
-          <w:sz w:val="28"/>
-          <w:szCs w:val="28"/>
-          <w14:ligatures w14:val="none"/>
-        </w:rPr>
-        <w:t xml:space="preserve">The result is an education environment that is distinct to </w:t>
-      </w:r>
-      <w:proofErr w:type="gramStart"/>
-      <w:r>
-        <w:rPr>
-          <w:rFonts w:ascii="Times New Roman" w:eastAsia="MS Mincho" w:hAnsi="Times New Roman" w:cs="Times New Roman"/>
-          <w:kern w:val="0"/>
-          <w:sz w:val="28"/>
-          <w:szCs w:val="28"/>
-          <w14:ligatures w14:val="none"/>
-        </w:rPr>
-        <w:t>each individual</w:t>
-      </w:r>
-      <w:proofErr w:type="gramEnd"/>
-      <w:r>
-        <w:rPr>
-          <w:rFonts w:ascii="Times New Roman" w:eastAsia="MS Mincho" w:hAnsi="Times New Roman" w:cs="Times New Roman"/>
-          <w:kern w:val="0"/>
-          <w:sz w:val="28"/>
-          <w:szCs w:val="28"/>
-          <w14:ligatures w14:val="none"/>
-        </w:rPr>
-        <w:t xml:space="preserve"> — tailored and individualized through </w:t>
-      </w:r>
-      <w:proofErr w:type="spellStart"/>
-      <w:r>
-        <w:rPr>
-          <w:rFonts w:ascii="Times New Roman" w:eastAsia="MS Mincho" w:hAnsi="Times New Roman" w:cs="Times New Roman"/>
-          <w:kern w:val="0"/>
-          <w:sz w:val="28"/>
-          <w:szCs w:val="28"/>
-          <w14:ligatures w14:val="none"/>
-        </w:rPr>
-        <w:t>xPair</w:t>
-      </w:r>
-      <w:proofErr w:type="spellEnd"/>
-      <w:r>
-        <w:rPr>
-          <w:rFonts w:ascii="Times New Roman" w:eastAsia="MS Mincho" w:hAnsi="Times New Roman" w:cs="Times New Roman"/>
-          <w:kern w:val="0"/>
-          <w:sz w:val="28"/>
-          <w:szCs w:val="28"/>
-          <w14:ligatures w14:val="none"/>
-        </w:rPr>
-        <w:t>.</w:t>
-      </w:r>
-    </w:p>
-    <w:p>
-      <w:pPr>
-        <w:spacing w:after="0" w:line="360" w:lineRule="auto"/>
-        <w:ind w:firstLine="567"/>
-        <w:jc w:val="both"/>
-        <w:rPr>
-          <w:rFonts w:ascii="Times New Roman" w:eastAsia="MS Mincho" w:hAnsi="Times New Roman" w:cs="Times New Roman"/>
-          <w:kern w:val="0"/>
-          <w:sz w:val="28"/>
-          <w:szCs w:val="28"/>
-          <w14:ligatures w14:val="none"/>
-        </w:rPr>
-      </w:pPr>
-      <w:r>
-        <w:rPr>
-          <w:rFonts w:ascii="Times New Roman" w:eastAsia="MS Mincho" w:hAnsi="Times New Roman" w:cs="Times New Roman"/>
-          <w:kern w:val="0"/>
-          <w:sz w:val="28"/>
-          <w:szCs w:val="28"/>
-          <w14:ligatures w14:val="none"/>
-        </w:rPr>
-        <w:t>Not only do adaptive systems report a student’s current knowledge but also can forecast how that student will perform on future problems. Moreover, many adaptive systems can even pinpoint when a particular student is entering into trouble, turning assessment into a dynamic pedagogical tool instead of a passive reporting tool (</w:t>
-      </w:r>
-      <w:proofErr w:type="spellStart"/>
-      <w:r>
-        <w:rPr>
-          <w:rFonts w:ascii="Times New Roman" w:eastAsia="MS Mincho" w:hAnsi="Times New Roman" w:cs="Times New Roman"/>
-          <w:kern w:val="0"/>
-          <w:sz w:val="28"/>
-          <w:szCs w:val="28"/>
-          <w14:ligatures w14:val="none"/>
-        </w:rPr>
-        <w:t>VanLehn</w:t>
-      </w:r>
-      <w:proofErr w:type="spellEnd"/>
-      <w:r>
-        <w:rPr>
-          <w:rFonts w:ascii="Times New Roman" w:eastAsia="MS Mincho" w:hAnsi="Times New Roman" w:cs="Times New Roman"/>
-          <w:kern w:val="0"/>
-          <w:sz w:val="28"/>
-          <w:szCs w:val="28"/>
-          <w14:ligatures w14:val="none"/>
-        </w:rPr>
-        <w:t>, 2011).</w:t>
-      </w:r>
-    </w:p>
-    <w:p>
-      <w:pPr>
-        <w:spacing w:after="0" w:line="360" w:lineRule="auto"/>
-        <w:ind w:firstLine="567"/>
-        <w:jc w:val="both"/>
-        <w:rPr>
-          <w:rFonts w:ascii="Times New Roman" w:eastAsia="MS Mincho" w:hAnsi="Times New Roman" w:cs="Times New Roman"/>
-          <w:kern w:val="0"/>
-          <w:sz w:val="28"/>
-          <w:szCs w:val="28"/>
-          <w14:ligatures w14:val="none"/>
-        </w:rPr>
-      </w:pPr>
-      <w:r>
-        <w:rPr>
-          <w:rFonts w:ascii="Times New Roman" w:eastAsia="MS Mincho" w:hAnsi="Times New Roman" w:cs="Times New Roman"/>
-          <w:kern w:val="0"/>
-          <w:sz w:val="28"/>
-          <w:szCs w:val="28"/>
-          <w14:ligatures w14:val="none"/>
-        </w:rPr>
-        <w:t>Other aspects are learning analytics and adaptive algorithms which serve as decision support systems for teachers. With the help of this data, teachers can see the needs of their students and choose appropriate didactic methods. The systems increase efficiency of educational processes and provide immediate feedback to the students as well as their teachers.</w:t>
-      </w:r>
-    </w:p>
-    <w:p>
-      <w:pPr>
-        <w:spacing w:after="0" w:line="360" w:lineRule="auto"/>
-        <w:ind w:firstLine="567"/>
-        <w:jc w:val="both"/>
-        <w:rPr>
-          <w:rFonts w:ascii="Times New Roman" w:eastAsia="MS Mincho" w:hAnsi="Times New Roman" w:cs="Times New Roman"/>
-          <w:kern w:val="0"/>
-          <w:sz w:val="28"/>
-          <w:szCs w:val="28"/>
-          <w14:ligatures w14:val="none"/>
-        </w:rPr>
-      </w:pPr>
-      <w:r>
-        <w:rPr>
-          <w:rFonts w:ascii="Times New Roman" w:eastAsia="MS Mincho" w:hAnsi="Times New Roman" w:cs="Times New Roman"/>
-          <w:kern w:val="0"/>
-          <w:sz w:val="28"/>
-          <w:szCs w:val="28"/>
-          <w14:ligatures w14:val="none"/>
-        </w:rPr>
-        <w:t xml:space="preserve">The area of the learning analytics and adaptive algorithms is one of the most important technological and algorithmic components of systems of artificial intelligence-based assessment. Application of learning analytics and adaptive algorithms in the assessment process contributes to achieving the aim of improving quality in education modern systems, by transforming the assessment process from </w:t>
-      </w:r>
-      <w:r>
-        <w:rPr>
-          <w:rFonts w:ascii="Times New Roman" w:eastAsia="MS Mincho" w:hAnsi="Times New Roman" w:cs="Times New Roman"/>
-          <w:kern w:val="0"/>
-          <w:sz w:val="28"/>
-          <w:szCs w:val="28"/>
-          <w14:ligatures w14:val="none"/>
-        </w:rPr>
-        <w:lastRenderedPageBreak/>
-        <w:t>rigid, non-supportive for individuality, traditional assessment to a flexible, individual-oriented assessment process supported by big data.</w:t>
+        <w:t>The area of the learning analytics and adaptive algorithms is one of the most important technological and algorithmic components of systems of artificial intelligence-based assessment. Application of learning analytics and adaptive algorithms in the assessment process contributes to achieving the aim of improving quality in education modern systems, by transforming the assessment process from rigid, non-supportive for individuality, traditional assessment to a flexible, individual-oriented assessment process supported by big data.</w:t>
       </w:r>
     </w:p>
     <w:p>
@@ -13303,7 +13173,7 @@
           <w14:ligatures w14:val="none"/>
         </w:rPr>
       </w:pPr>
-      <w:bookmarkStart w:id="24" w:name="_Toc230620399"/>
+      <w:bookmarkStart w:id="29" w:name="_Toc230623256"/>
       <w:r>
         <w:rPr>
           <w:rFonts w:ascii="Times New Roman" w:eastAsia="Times New Roman" w:hAnsi="Times New Roman" w:cs="Times New Roman"/>
@@ -13328,7 +13198,7 @@
         </w:rPr>
         <w:t>Advantages and challenges of AI-based continuous evaluation systems</w:t>
       </w:r>
-      <w:bookmarkEnd w:id="24"/>
+      <w:bookmarkEnd w:id="29"/>
     </w:p>
     <w:p>
       <w:pPr>
@@ -13465,18 +13335,8 @@
           <w:szCs w:val="28"/>
           <w14:ligatures w14:val="none"/>
         </w:rPr>
-        <w:t>These systems also have another benefit – adaptability. AI-based assessment systems analyze the input of students as they go through the system, and then immediately receive responses to what they did. For students who are struggling on a particular skill topic, the system can present alternate, more foundational type tasks and examples. For the higher achieving students, the system can present even more challenging and developmental type tasks (Brusilovsky &amp; Millán, 2007). This real-</w:t>
-      </w:r>
-      <w:r>
-        <w:rPr>
-          <w:rFonts w:ascii="Times New Roman" w:eastAsia="MS Mincho" w:hAnsi="Times New Roman" w:cs="Times New Roman"/>
-          <w:kern w:val="0"/>
-          <w:sz w:val="28"/>
-          <w:szCs w:val="28"/>
-          <w14:ligatures w14:val="none"/>
-        </w:rPr>
         <w:lastRenderedPageBreak/>
-        <w:t>time adaptability ensures that learning occurs in a more effective and meaningful way.</w:t>
+        <w:t>These systems also have another benefit – adaptability. AI-based assessment systems analyze the input of students as they go through the system, and then immediately receive responses to what they did. For students who are struggling on a particular skill topic, the system can present alternate, more foundational type tasks and examples. For the higher achieving students, the system can present even more challenging and developmental type tasks (Brusilovsky &amp; Millán, 2007). This real-time adaptability ensures that learning occurs in a more effective and meaningful way.</w:t>
       </w:r>
     </w:p>
     <w:p>
@@ -13628,7 +13488,18 @@
           <w:szCs w:val="28"/>
           <w14:ligatures w14:val="none"/>
         </w:rPr>
-        <w:t>The integration of emerging technologies in education has gained increasing momentum in recent years, with a growing number of artificial intelligence-based continuous assessment systems being implemented in various educational settings and becoming popular alternatives to conventional methods of assessment (Selwyn, 2016). These AI-driven learning analytics systems process a wide variety of educational data and generate immediate feedback results that are more accurate than conventional assessment methods. This study explores AI-Driven Learning Analytics for Personalized Feedback and Assessment in Higher Education.</w:t>
+        <w:t xml:space="preserve">The integration of emerging technologies in education has gained increasing momentum in recent years, with a growing number of artificial intelligence-based continuous assessment systems being implemented in various educational settings and becoming popular alternatives to conventional methods of assessment (Selwyn, 2016). These AI-driven learning analytics systems process a wide variety of </w:t>
+      </w:r>
+      <w:r>
+        <w:rPr>
+          <w:rFonts w:ascii="Times New Roman" w:eastAsia="MS Mincho" w:hAnsi="Times New Roman" w:cs="Times New Roman"/>
+          <w:kern w:val="0"/>
+          <w:sz w:val="28"/>
+          <w:szCs w:val="28"/>
+          <w14:ligatures w14:val="none"/>
+        </w:rPr>
+        <w:lastRenderedPageBreak/>
+        <w:t>educational data and generate immediate feedback results that are more accurate than conventional assessment methods. This study explores AI-Driven Learning Analytics for Personalized Feedback and Assessment in Higher Education.</w:t>
       </w:r>
     </w:p>
     <w:p>
@@ -13674,7 +13545,85 @@
           <w:szCs w:val="28"/>
           <w14:ligatures w14:val="none"/>
         </w:rPr>
-        <w:t xml:space="preserve"> process when done traditionally. With so many students in a class taking </w:t>
+        <w:t xml:space="preserve"> process when done traditionally. With so many students in a class taking the assessment, it becomes very challenging for the teacher to provide timely feedback. On the other hand, traditional </w:t>
+      </w:r>
+      <w:proofErr w:type="gramStart"/>
+      <w:r>
+        <w:rPr>
+          <w:rFonts w:ascii="Times New Roman" w:eastAsia="MS Mincho" w:hAnsi="Times New Roman" w:cs="Times New Roman"/>
+          <w:kern w:val="0"/>
+          <w:sz w:val="28"/>
+          <w:szCs w:val="28"/>
+          <w14:ligatures w14:val="none"/>
+        </w:rPr>
+        <w:t>paper based</w:t>
+      </w:r>
+      <w:proofErr w:type="gramEnd"/>
+      <w:r>
+        <w:rPr>
+          <w:rFonts w:ascii="Times New Roman" w:eastAsia="MS Mincho" w:hAnsi="Times New Roman" w:cs="Times New Roman"/>
+          <w:kern w:val="0"/>
+          <w:sz w:val="28"/>
+          <w:szCs w:val="28"/>
+          <w14:ligatures w14:val="none"/>
+        </w:rPr>
+        <w:t xml:space="preserve"> assessments are very time consuming for the teacher as well as students and take a lot of time before results are out. AI-based continuous assessment systems are fast, efficient and effective. The system analyzes the responses to questions that the system has provided to students through AI algorithms and instantly provides the results (Woolf, 2010).</w:t>
+      </w:r>
+    </w:p>
+    <w:p>
+      <w:pPr>
+        <w:spacing w:after="0" w:line="360" w:lineRule="auto"/>
+        <w:ind w:firstLine="720"/>
+        <w:jc w:val="both"/>
+        <w:rPr>
+          <w:rFonts w:ascii="Times New Roman" w:eastAsia="MS Mincho" w:hAnsi="Times New Roman" w:cs="Times New Roman"/>
+          <w:kern w:val="0"/>
+          <w:sz w:val="28"/>
+          <w:szCs w:val="28"/>
+          <w14:ligatures w14:val="none"/>
+        </w:rPr>
+      </w:pPr>
+      <w:r>
+        <w:rPr>
+          <w:rFonts w:ascii="Times New Roman" w:eastAsia="MS Mincho" w:hAnsi="Times New Roman" w:cs="Times New Roman"/>
+          <w:kern w:val="0"/>
+          <w:sz w:val="28"/>
+          <w:szCs w:val="28"/>
+          <w14:ligatures w14:val="none"/>
+        </w:rPr>
+        <w:t xml:space="preserve">Efficiency of organization of educational activity in virtual educational environment is ensured by the possibility of prompt processing of large volumes of data operating in educational environment. Today, modern educational systems work with big data, which is processed by learning analytics (Baker &amp; </w:t>
+      </w:r>
+      <w:proofErr w:type="spellStart"/>
+      <w:r>
+        <w:rPr>
+          <w:rFonts w:ascii="Times New Roman" w:eastAsia="MS Mincho" w:hAnsi="Times New Roman" w:cs="Times New Roman"/>
+          <w:kern w:val="0"/>
+          <w:sz w:val="28"/>
+          <w:szCs w:val="28"/>
+          <w14:ligatures w14:val="none"/>
+        </w:rPr>
+        <w:t>Inventado</w:t>
+      </w:r>
+      <w:proofErr w:type="spellEnd"/>
+      <w:r>
+        <w:rPr>
+          <w:rFonts w:ascii="Times New Roman" w:eastAsia="MS Mincho" w:hAnsi="Times New Roman" w:cs="Times New Roman"/>
+          <w:kern w:val="0"/>
+          <w:sz w:val="28"/>
+          <w:szCs w:val="28"/>
+          <w14:ligatures w14:val="none"/>
+        </w:rPr>
+        <w:t>, 2014). AI-driven learning analytics tools collect a variety of data: from students' activity in educational platform to scores, homework assignments, and students' behavioral characteristics, etc. The accuracy of data analysis increases, and the load on teachers decreases. As a result, they can organize pedagogical activities more efficiently and work with students on individualized educational paths.</w:t>
+      </w:r>
+      <w:r>
+        <w:rPr>
+          <w:rFonts w:ascii="Times New Roman" w:eastAsia="MS Mincho" w:hAnsi="Times New Roman" w:cs="Times New Roman"/>
+          <w:kern w:val="0"/>
+          <w:sz w:val="28"/>
+          <w:szCs w:val="28"/>
+          <w14:ligatures w14:val="none"/>
+        </w:rPr>
+        <w:t xml:space="preserve"> One of the additional challenges of AI integrated learning assessment tools in education sector is about privacy of data and database. It is important to note that the integration of artificial intelligence into the education assessments is critical and could be more biased if it did not train well enough to be proceed. However, most of the critical information should be kept in the database in more secure way either using more security tools and cooperating with third party to keep information of students, as well as, the results of each exam questions and answers, and the other information that is reliable for the education for future implementations. The remaining </w:t>
       </w:r>
       <w:r>
         <w:rPr>
@@ -13685,85 +13634,7 @@
           <w14:ligatures w14:val="none"/>
         </w:rPr>
         <w:lastRenderedPageBreak/>
-        <w:t xml:space="preserve">the assessment, it becomes very challenging for the teacher to provide timely feedback. On the other hand, traditional </w:t>
-      </w:r>
-      <w:proofErr w:type="gramStart"/>
-      <w:r>
-        <w:rPr>
-          <w:rFonts w:ascii="Times New Roman" w:eastAsia="MS Mincho" w:hAnsi="Times New Roman" w:cs="Times New Roman"/>
-          <w:kern w:val="0"/>
-          <w:sz w:val="28"/>
-          <w:szCs w:val="28"/>
-          <w14:ligatures w14:val="none"/>
-        </w:rPr>
-        <w:t>paper based</w:t>
-      </w:r>
-      <w:proofErr w:type="gramEnd"/>
-      <w:r>
-        <w:rPr>
-          <w:rFonts w:ascii="Times New Roman" w:eastAsia="MS Mincho" w:hAnsi="Times New Roman" w:cs="Times New Roman"/>
-          <w:kern w:val="0"/>
-          <w:sz w:val="28"/>
-          <w:szCs w:val="28"/>
-          <w14:ligatures w14:val="none"/>
-        </w:rPr>
-        <w:t xml:space="preserve"> assessments are very time consuming for the teacher as well as students and take a lot of time before results are out. AI-based continuous assessment systems are fast, efficient and effective. The system analyzes the responses to questions that the system has provided to students through AI algorithms and instantly provides the results (Woolf, 2010).</w:t>
-      </w:r>
-    </w:p>
-    <w:p>
-      <w:pPr>
-        <w:spacing w:after="0" w:line="360" w:lineRule="auto"/>
-        <w:ind w:firstLine="720"/>
-        <w:jc w:val="both"/>
-        <w:rPr>
-          <w:rFonts w:ascii="Times New Roman" w:eastAsia="MS Mincho" w:hAnsi="Times New Roman" w:cs="Times New Roman"/>
-          <w:kern w:val="0"/>
-          <w:sz w:val="28"/>
-          <w:szCs w:val="28"/>
-          <w14:ligatures w14:val="none"/>
-        </w:rPr>
-      </w:pPr>
-      <w:r>
-        <w:rPr>
-          <w:rFonts w:ascii="Times New Roman" w:eastAsia="MS Mincho" w:hAnsi="Times New Roman" w:cs="Times New Roman"/>
-          <w:kern w:val="0"/>
-          <w:sz w:val="28"/>
-          <w:szCs w:val="28"/>
-          <w14:ligatures w14:val="none"/>
-        </w:rPr>
-        <w:t xml:space="preserve">Efficiency of organization of educational activity in virtual educational environment is ensured by the possibility of prompt processing of large volumes of data operating in educational environment. Today, modern educational systems work with big data, which is processed by learning analytics (Baker &amp; </w:t>
-      </w:r>
-      <w:proofErr w:type="spellStart"/>
-      <w:r>
-        <w:rPr>
-          <w:rFonts w:ascii="Times New Roman" w:eastAsia="MS Mincho" w:hAnsi="Times New Roman" w:cs="Times New Roman"/>
-          <w:kern w:val="0"/>
-          <w:sz w:val="28"/>
-          <w:szCs w:val="28"/>
-          <w14:ligatures w14:val="none"/>
-        </w:rPr>
-        <w:t>Inventado</w:t>
-      </w:r>
-      <w:proofErr w:type="spellEnd"/>
-      <w:r>
-        <w:rPr>
-          <w:rFonts w:ascii="Times New Roman" w:eastAsia="MS Mincho" w:hAnsi="Times New Roman" w:cs="Times New Roman"/>
-          <w:kern w:val="0"/>
-          <w:sz w:val="28"/>
-          <w:szCs w:val="28"/>
-          <w14:ligatures w14:val="none"/>
-        </w:rPr>
-        <w:t>, 2014). AI-driven learning analytics tools collect a variety of data: from students' activity in educational platform to scores, homework assignments, and students' behavioral characteristics, etc. The accuracy of data analysis increases, and the load on teachers decreases. As a result, they can organize pedagogical activities more efficiently and work with students on individualized educational paths.</w:t>
-      </w:r>
-      <w:r>
-        <w:rPr>
-          <w:rFonts w:ascii="Times New Roman" w:eastAsia="MS Mincho" w:hAnsi="Times New Roman" w:cs="Times New Roman"/>
-          <w:kern w:val="0"/>
-          <w:sz w:val="28"/>
-          <w:szCs w:val="28"/>
-          <w14:ligatures w14:val="none"/>
-        </w:rPr>
-        <w:t xml:space="preserve"> One of the additional challenges of AI integrated learning assessment tools in education sector is about privacy of data and database. It is important to note that the integration of artificial intelligence into the education assessments is critical and could be more biased if it did not train well enough to be proceed. However, most of the critical information should be kept in the database in more secure way either using more security tools and cooperating with third party to keep information of students, as well as, the results of each exam questions and answers, and the other information that is reliable for the education for future implementations. The remaining challenges come as follows, however, these challenges </w:t>
+        <w:t xml:space="preserve">challenges come as follows, however, these challenges </w:t>
       </w:r>
       <w:proofErr w:type="gramStart"/>
       <w:r>
@@ -13872,7 +13743,6 @@
         <w:rPr>
           <w:noProof/>
         </w:rPr>
-        <w:lastRenderedPageBreak/>
         <w:drawing>
           <wp:inline distT="0" distB="0" distL="0" distR="0" wp14:anchorId="3593EFFC" wp14:editId="0406AB97">
             <wp:extent cx="5943600" cy="3555386"/>
@@ -13889,7 +13759,7 @@
                     <pic:cNvPicPr/>
                   </pic:nvPicPr>
                   <pic:blipFill rotWithShape="1">
-                    <a:blip r:embed="rId19"/>
+                    <a:blip r:embed="rId16"/>
                     <a:srcRect t="6597" r="8302" b="7916"/>
                     <a:stretch>
                       <a:fillRect/>
@@ -13994,7 +13864,7 @@
           <w14:ligatures w14:val="none"/>
         </w:rPr>
       </w:pPr>
-      <w:hyperlink r:id="rId20" w:history="1">
+      <w:hyperlink r:id="rId17" w:history="1">
         <w:r>
           <w:rPr>
             <w:rStyle w:val="Hyperlink"/>
@@ -14138,7 +14008,18 @@
           <w:szCs w:val="28"/>
           <w14:ligatures w14:val="none"/>
         </w:rPr>
-        <w:t xml:space="preserve"> supports students in the learning process while encouraging them to be more active in the learning process (Black &amp; Wiliam, 1998). The result obtained was very good.</w:t>
+        <w:t xml:space="preserve"> supports students in the learning process while encouraging them </w:t>
+      </w:r>
+      <w:r>
+        <w:rPr>
+          <w:rFonts w:ascii="Times New Roman" w:eastAsia="MS Mincho" w:hAnsi="Times New Roman" w:cs="Times New Roman"/>
+          <w:kern w:val="0"/>
+          <w:sz w:val="28"/>
+          <w:szCs w:val="28"/>
+          <w14:ligatures w14:val="none"/>
+        </w:rPr>
+        <w:lastRenderedPageBreak/>
+        <w:t>to be more active in the learning process (Black &amp; Wiliam, 1998). The result obtained was very good.</w:t>
       </w:r>
     </w:p>
     <w:p>
@@ -14184,7 +14065,147 @@
           <w:szCs w:val="28"/>
           <w14:ligatures w14:val="none"/>
         </w:rPr>
-        <w:t xml:space="preserve"> track their </w:t>
+        <w:t xml:space="preserve"> track their progress as they receive instantaneous results and detailed solutions to their problems. This enables students to practice key self-regulated learning skills (Zimmerman, 2002).</w:t>
+      </w:r>
+    </w:p>
+    <w:p>
+      <w:pPr>
+        <w:spacing w:after="0" w:line="360" w:lineRule="auto"/>
+        <w:ind w:firstLine="720"/>
+        <w:jc w:val="both"/>
+        <w:rPr>
+          <w:rFonts w:ascii="Times New Roman" w:eastAsia="MS Mincho" w:hAnsi="Times New Roman" w:cs="Times New Roman"/>
+          <w:kern w:val="0"/>
+          <w:sz w:val="28"/>
+          <w:szCs w:val="28"/>
+          <w14:ligatures w14:val="none"/>
+        </w:rPr>
+      </w:pPr>
+      <w:r>
+        <w:rPr>
+          <w:rFonts w:ascii="Times New Roman" w:eastAsia="MS Mincho" w:hAnsi="Times New Roman" w:cs="Times New Roman"/>
+          <w:kern w:val="0"/>
+          <w:sz w:val="28"/>
+          <w:szCs w:val="28"/>
+          <w14:ligatures w14:val="none"/>
+        </w:rPr>
+        <w:t>Continuous assessment systems using AI (Artificial intelligence) have an edge over traditional continuous assessment systems. AI-based systems are faster, more accurate and shifted the focus from teacher-centric approach to more interactive student-centric approach for learning. Artificial intelligence is transforming continuous assessment from technology as well as pedagogy perspective (Holmes et al., 2019).</w:t>
+      </w:r>
+    </w:p>
+    <w:p>
+      <w:pPr>
+        <w:spacing w:after="0" w:line="360" w:lineRule="auto"/>
+        <w:ind w:firstLine="720"/>
+        <w:jc w:val="both"/>
+        <w:rPr>
+          <w:rFonts w:ascii="Times New Roman" w:eastAsia="MS Mincho" w:hAnsi="Times New Roman" w:cs="Times New Roman"/>
+          <w:kern w:val="0"/>
+          <w:sz w:val="28"/>
+          <w:szCs w:val="28"/>
+          <w14:ligatures w14:val="none"/>
+        </w:rPr>
+      </w:pPr>
+      <w:r>
+        <w:rPr>
+          <w:rFonts w:ascii="Times New Roman" w:eastAsia="MS Mincho" w:hAnsi="Times New Roman" w:cs="Times New Roman"/>
+          <w:kern w:val="0"/>
+          <w:sz w:val="28"/>
+          <w:szCs w:val="28"/>
+          <w14:ligatures w14:val="none"/>
+        </w:rPr>
+        <w:t xml:space="preserve">The assessment by means of artificial intelligence essentially brings about </w:t>
+      </w:r>
+      <w:proofErr w:type="gramStart"/>
+      <w:r>
+        <w:rPr>
+          <w:rFonts w:ascii="Times New Roman" w:eastAsia="MS Mincho" w:hAnsi="Times New Roman" w:cs="Times New Roman"/>
+          <w:kern w:val="0"/>
+          <w:sz w:val="28"/>
+          <w:szCs w:val="28"/>
+          <w14:ligatures w14:val="none"/>
+        </w:rPr>
+        <w:t>a number of</w:t>
+      </w:r>
+      <w:proofErr w:type="gramEnd"/>
+      <w:r>
+        <w:rPr>
+          <w:rFonts w:ascii="Times New Roman" w:eastAsia="MS Mincho" w:hAnsi="Times New Roman" w:cs="Times New Roman"/>
+          <w:kern w:val="0"/>
+          <w:sz w:val="28"/>
+          <w:szCs w:val="28"/>
+          <w14:ligatures w14:val="none"/>
+        </w:rPr>
+        <w:t xml:space="preserve"> new developments. However, beyond the software-related features, </w:t>
+      </w:r>
+      <w:proofErr w:type="gramStart"/>
+      <w:r>
+        <w:rPr>
+          <w:rFonts w:ascii="Times New Roman" w:eastAsia="MS Mincho" w:hAnsi="Times New Roman" w:cs="Times New Roman"/>
+          <w:kern w:val="0"/>
+          <w:sz w:val="28"/>
+          <w:szCs w:val="28"/>
+          <w14:ligatures w14:val="none"/>
+        </w:rPr>
+        <w:t>a number of</w:t>
+      </w:r>
+      <w:proofErr w:type="gramEnd"/>
+      <w:r>
+        <w:rPr>
+          <w:rFonts w:ascii="Times New Roman" w:eastAsia="MS Mincho" w:hAnsi="Times New Roman" w:cs="Times New Roman"/>
+          <w:kern w:val="0"/>
+          <w:sz w:val="28"/>
+          <w:szCs w:val="28"/>
+          <w14:ligatures w14:val="none"/>
+        </w:rPr>
+        <w:t xml:space="preserve"> additional problems, of a technical as well as practical nature, occur when such systems are put into practice. AI assessment systems are more than software: they are complex systems that are operated in social and pedagogical settings and therefore encounter a whole range of problems.</w:t>
+      </w:r>
+    </w:p>
+    <w:p>
+      <w:pPr>
+        <w:spacing w:after="0" w:line="360" w:lineRule="auto"/>
+        <w:ind w:firstLine="720"/>
+        <w:jc w:val="both"/>
+        <w:rPr>
+          <w:rFonts w:ascii="Times New Roman" w:eastAsia="MS Mincho" w:hAnsi="Times New Roman" w:cs="Times New Roman"/>
+          <w:kern w:val="0"/>
+          <w:sz w:val="28"/>
+          <w:szCs w:val="28"/>
+          <w14:ligatures w14:val="none"/>
+        </w:rPr>
+      </w:pPr>
+      <w:r>
+        <w:rPr>
+          <w:rFonts w:ascii="Times New Roman" w:eastAsia="MS Mincho" w:hAnsi="Times New Roman" w:cs="Times New Roman"/>
+          <w:kern w:val="0"/>
+          <w:sz w:val="28"/>
+          <w:szCs w:val="28"/>
+          <w14:ligatures w14:val="none"/>
+        </w:rPr>
+        <w:t>One of the major technical challenges that need to be addressed for effective deployment and utilization of AI models is the quality and availability of relevant data (OECD, 2021). Access to high quality educational data can be a major challenge due to factors such as incompleteness, lack of organization and incorrectness. Huge resources are required to build and adapt an infrastructure to manage data, which many educational institutions lack.</w:t>
+      </w:r>
+    </w:p>
+    <w:p>
+      <w:pPr>
+        <w:spacing w:after="0" w:line="360" w:lineRule="auto"/>
+        <w:ind w:firstLine="720"/>
+        <w:jc w:val="both"/>
+        <w:rPr>
+          <w:rFonts w:ascii="Times New Roman" w:eastAsia="MS Mincho" w:hAnsi="Times New Roman" w:cs="Times New Roman"/>
+          <w:kern w:val="0"/>
+          <w:sz w:val="28"/>
+          <w:szCs w:val="28"/>
+          <w14:ligatures w14:val="none"/>
+        </w:rPr>
+      </w:pPr>
+      <w:r>
+        <w:rPr>
+          <w:rFonts w:ascii="Times New Roman" w:eastAsia="MS Mincho" w:hAnsi="Times New Roman" w:cs="Times New Roman"/>
+          <w:kern w:val="0"/>
+          <w:sz w:val="28"/>
+          <w:szCs w:val="28"/>
+          <w14:ligatures w14:val="none"/>
+        </w:rPr>
+        <w:t xml:space="preserve">While there are many concerns around the use of AI in education (e.g. the potential of AI to take away human interaction and diminish the value of a traditional classroom education), there are also technical issues that need to be addressed. As algorithms are trained on data, any bias embedded within that data will be learned and replicated by the AI. This can have serious implications for fairness in the </w:t>
       </w:r>
       <w:r>
         <w:rPr>
@@ -14195,7 +14216,7 @@
           <w14:ligatures w14:val="none"/>
         </w:rPr>
         <w:lastRenderedPageBreak/>
-        <w:t>progress as they receive instantaneous results and detailed solutions to their problems. This enables students to practice key self-regulated learning skills (Zimmerman, 2002).</w:t>
+        <w:t>educational world, as students assessed by biased systems will be given a foot up or a foot held down on the educational ladder in comparison to their peers (O’Neil, 2016).</w:t>
       </w:r>
     </w:p>
     <w:p>
@@ -14219,7 +14240,7 @@
           <w:szCs w:val="28"/>
           <w14:ligatures w14:val="none"/>
         </w:rPr>
-        <w:t>Continuous assessment systems using AI (Artificial intelligence) have an edge over traditional continuous assessment systems. AI-based systems are faster, more accurate and shifted the focus from teacher-centric approach to more interactive student-centric approach for learning. Artificial intelligence is transforming continuous assessment from technology as well as pedagogy perspective (Holmes et al., 2019).</w:t>
+        <w:t>Apart from being a helpful tool for teachers, there are also concerns regarding assessment and tests built around AI, namely those relating to data privacy and security as personal data of students are collected and used by the system (UNESCO, 2021). Additional measures will be needed on the technical and legal side of educational institutions to tackle these issues properly.</w:t>
       </w:r>
     </w:p>
     <w:p>
@@ -14243,7 +14264,7 @@
           <w:szCs w:val="28"/>
           <w14:ligatures w14:val="none"/>
         </w:rPr>
-        <w:t xml:space="preserve">The assessment by means of artificial intelligence essentially brings about </w:t>
+        <w:t xml:space="preserve">The research, which explores how educators and learners can benefit from AI, points </w:t>
       </w:r>
       <w:proofErr w:type="gramStart"/>
       <w:r>
@@ -14254,7 +14275,7 @@
           <w:szCs w:val="28"/>
           <w14:ligatures w14:val="none"/>
         </w:rPr>
-        <w:t>a number of</w:t>
+        <w:t>in particular to</w:t>
       </w:r>
       <w:proofErr w:type="gramEnd"/>
       <w:r>
@@ -14265,7 +14286,7 @@
           <w:szCs w:val="28"/>
           <w14:ligatures w14:val="none"/>
         </w:rPr>
-        <w:t xml:space="preserve"> new developments. However, beyond the software-related features, </w:t>
+        <w:t xml:space="preserve"> the issue of teachers’ and users’ preparedness. Many teachers currently lack the necessary knowledge of the fundamental principles behind how certain AI </w:t>
       </w:r>
       <w:proofErr w:type="gramStart"/>
       <w:r>
@@ -14276,7 +14297,7 @@
           <w:szCs w:val="28"/>
           <w14:ligatures w14:val="none"/>
         </w:rPr>
-        <w:t>a number of</w:t>
+        <w:t>technologies</w:t>
       </w:r>
       <w:proofErr w:type="gramEnd"/>
       <w:r>
@@ -14287,7 +14308,29 @@
           <w:szCs w:val="28"/>
           <w14:ligatures w14:val="none"/>
         </w:rPr>
-        <w:t xml:space="preserve"> additional problems, of a technical as well as practical nature, occur when such systems are put into practice. AI assessment systems are more than software: they are complex systems that are operated in social and pedagogical settings and therefore encounter a whole range of problems.</w:t>
+        <w:t xml:space="preserve"> function. This could hinder their deployment and even inspire distrust of technology. Teachers’ technological literacy must therefore be boosted </w:t>
+      </w:r>
+      <w:proofErr w:type="gramStart"/>
+      <w:r>
+        <w:rPr>
+          <w:rFonts w:ascii="Times New Roman" w:eastAsia="MS Mincho" w:hAnsi="Times New Roman" w:cs="Times New Roman"/>
+          <w:kern w:val="0"/>
+          <w:sz w:val="28"/>
+          <w:szCs w:val="28"/>
+          <w14:ligatures w14:val="none"/>
+        </w:rPr>
+        <w:t>in order to</w:t>
+      </w:r>
+      <w:proofErr w:type="gramEnd"/>
+      <w:r>
+        <w:rPr>
+          <w:rFonts w:ascii="Times New Roman" w:eastAsia="MS Mincho" w:hAnsi="Times New Roman" w:cs="Times New Roman"/>
+          <w:kern w:val="0"/>
+          <w:sz w:val="28"/>
+          <w:szCs w:val="28"/>
+          <w14:ligatures w14:val="none"/>
+        </w:rPr>
+        <w:t xml:space="preserve"> prepare for the integration of AI systems into education.</w:t>
       </w:r>
     </w:p>
     <w:p>
@@ -14311,7 +14354,7 @@
           <w:szCs w:val="28"/>
           <w14:ligatures w14:val="none"/>
         </w:rPr>
-        <w:t>One of the major technical challenges that need to be addressed for effective deployment and utilization of AI models is the quality and availability of relevant data (OECD, 2021). Access to high quality educational data can be a major challenge due to factors such as incompleteness, lack of organization and incorrectness. Huge resources are required to build and adapt an infrastructure to manage data, which many educational institutions lack.</w:t>
+        <w:t>Another challenge is what can be termed infrastructural inequality, with many educational institutions not being on an even footing in terms of technology infrastructure, which in turn could hinder the integration of an AI-based assessment system. This is especially pertinent in developing countries where there are inadequate resources to access the latest technologies and slow Internet connectivity.</w:t>
       </w:r>
     </w:p>
     <w:p>
@@ -14335,7 +14378,7 @@
           <w:szCs w:val="28"/>
           <w14:ligatures w14:val="none"/>
         </w:rPr>
-        <w:t>While there are many concerns around the use of AI in education (e.g. the potential of AI to take away human interaction and diminish the value of a traditional classroom education), there are also technical issues that need to be addressed. As algorithms are trained on data, any bias embedded within that data will be learned and replicated by the AI. This can have serious implications for fairness in the educational world, as students assessed by biased systems will be given a foot up or a foot held down on the educational ladder in comparison to their peers (O’Neil, 2016).</w:t>
+        <w:t>But lacking are also policy and management frameworks to give effect to the use of AI in education. There is currently no systematic approach to implementing AI in education, and as such, its implementation can be arbitrary and take on risk. Strong corresponding management systems, from a technical as well as ethical perspective, are necessary.</w:t>
       </w:r>
     </w:p>
     <w:p>
@@ -14359,8 +14402,54 @@
           <w:szCs w:val="28"/>
           <w14:ligatures w14:val="none"/>
         </w:rPr>
+        <w:t>There are many possibilities of development of assessment systems that utilize AI, but there are also many technical and implementation-related problems that need to be addressed. Technical and implementation-related problems that have arisen when developing assessment systems that utilize AI must be tackled by combining technological development with pedagogical, ethical and institutional approaches.</w:t>
+      </w:r>
+    </w:p>
+    <w:p>
+      <w:pPr>
+        <w:spacing w:after="0" w:line="360" w:lineRule="auto"/>
+        <w:ind w:firstLine="720"/>
+        <w:jc w:val="both"/>
+        <w:rPr>
+          <w:rFonts w:ascii="Times New Roman" w:eastAsia="MS Mincho" w:hAnsi="Times New Roman" w:cs="Times New Roman"/>
+          <w:kern w:val="0"/>
+          <w:sz w:val="28"/>
+          <w:szCs w:val="28"/>
+          <w14:ligatures w14:val="none"/>
+        </w:rPr>
+      </w:pPr>
+      <w:r>
+        <w:rPr>
+          <w:rFonts w:ascii="Times New Roman" w:eastAsia="MS Mincho" w:hAnsi="Times New Roman" w:cs="Times New Roman"/>
+          <w:kern w:val="0"/>
+          <w:sz w:val="28"/>
+          <w:szCs w:val="28"/>
+          <w14:ligatures w14:val="none"/>
+        </w:rPr>
         <w:lastRenderedPageBreak/>
-        <w:t>Apart from being a helpful tool for teachers, there are also concerns regarding assessment and tests built around AI, namely those relating to data privacy and security as personal data of students are collected and used by the system (UNESCO, 2021). Additional measures will be needed on the technical and legal side of educational institutions to tackle these issues properly.</w:t>
+        <w:t xml:space="preserve">Despite the potential benefits that the integration of artificial intelligence-based assessment systems </w:t>
+      </w:r>
+      <w:proofErr w:type="gramStart"/>
+      <w:r>
+        <w:rPr>
+          <w:rFonts w:ascii="Times New Roman" w:eastAsia="MS Mincho" w:hAnsi="Times New Roman" w:cs="Times New Roman"/>
+          <w:kern w:val="0"/>
+          <w:sz w:val="28"/>
+          <w:szCs w:val="28"/>
+          <w14:ligatures w14:val="none"/>
+        </w:rPr>
+        <w:t>offer</w:t>
+      </w:r>
+      <w:proofErr w:type="gramEnd"/>
+      <w:r>
+        <w:rPr>
+          <w:rFonts w:ascii="Times New Roman" w:eastAsia="MS Mincho" w:hAnsi="Times New Roman" w:cs="Times New Roman"/>
+          <w:kern w:val="0"/>
+          <w:sz w:val="28"/>
+          <w:szCs w:val="28"/>
+          <w14:ligatures w14:val="none"/>
+        </w:rPr>
+        <w:t xml:space="preserve"> to the educational environments, there are many technical and practical problems that prevent them from being put into practice. This study reviews various experiences and situations in different countries and contexts regarding the statement that the integration of artificial intelligence-based assessment systems to educational environments is related to technology, its adaptation, management and support.</w:t>
       </w:r>
     </w:p>
     <w:p>
@@ -14384,7 +14473,31 @@
           <w:szCs w:val="28"/>
           <w14:ligatures w14:val="none"/>
         </w:rPr>
-        <w:t xml:space="preserve">The research, which explores how educators and learners can benefit from AI, points </w:t>
+        <w:t>Systems need to be adapted to the local educational environment where the system will be put into practice. Most AI-based assessment models are trained and fine-tuned on global data and general information. Thus, they are not directly applicable in any country since education systems, curricula and assessing students differ across countries and even schools. As Temel (2024) states; “the inconsistent educational infrastructure and the lack of integration in the classroom environment where the system will be applied affect the system's accuracy in obtaining the results.”</w:t>
+      </w:r>
+    </w:p>
+    <w:p>
+      <w:pPr>
+        <w:spacing w:after="0" w:line="360" w:lineRule="auto"/>
+        <w:ind w:firstLine="720"/>
+        <w:jc w:val="both"/>
+        <w:rPr>
+          <w:rFonts w:ascii="Times New Roman" w:eastAsia="MS Mincho" w:hAnsi="Times New Roman" w:cs="Times New Roman"/>
+          <w:kern w:val="0"/>
+          <w:sz w:val="28"/>
+          <w:szCs w:val="28"/>
+          <w14:ligatures w14:val="none"/>
+        </w:rPr>
+      </w:pPr>
+      <w:r>
+        <w:rPr>
+          <w:rFonts w:ascii="Times New Roman" w:eastAsia="MS Mincho" w:hAnsi="Times New Roman" w:cs="Times New Roman"/>
+          <w:kern w:val="0"/>
+          <w:sz w:val="28"/>
+          <w:szCs w:val="28"/>
+          <w14:ligatures w14:val="none"/>
+        </w:rPr>
+        <w:t xml:space="preserve">Next to the other mentioned challenges also the issue of data structuring and integration is important. Data is stored and managed on different platforms using different formats. Processing and importing </w:t>
       </w:r>
       <w:proofErr w:type="gramStart"/>
       <w:r>
@@ -14395,7 +14508,7 @@
           <w:szCs w:val="28"/>
           <w14:ligatures w14:val="none"/>
         </w:rPr>
-        <w:t>in particular to</w:t>
+        <w:t>all of</w:t>
       </w:r>
       <w:proofErr w:type="gramEnd"/>
       <w:r>
@@ -14406,51 +14519,7 @@
           <w:szCs w:val="28"/>
           <w14:ligatures w14:val="none"/>
         </w:rPr>
-        <w:t xml:space="preserve"> the issue of teachers’ and users’ preparedness. Many teachers currently lack the necessary knowledge of the fundamental principles behind how certain AI </w:t>
-      </w:r>
-      <w:proofErr w:type="gramStart"/>
-      <w:r>
-        <w:rPr>
-          <w:rFonts w:ascii="Times New Roman" w:eastAsia="MS Mincho" w:hAnsi="Times New Roman" w:cs="Times New Roman"/>
-          <w:kern w:val="0"/>
-          <w:sz w:val="28"/>
-          <w:szCs w:val="28"/>
-          <w14:ligatures w14:val="none"/>
-        </w:rPr>
-        <w:t>technologies</w:t>
-      </w:r>
-      <w:proofErr w:type="gramEnd"/>
-      <w:r>
-        <w:rPr>
-          <w:rFonts w:ascii="Times New Roman" w:eastAsia="MS Mincho" w:hAnsi="Times New Roman" w:cs="Times New Roman"/>
-          <w:kern w:val="0"/>
-          <w:sz w:val="28"/>
-          <w:szCs w:val="28"/>
-          <w14:ligatures w14:val="none"/>
-        </w:rPr>
-        <w:t xml:space="preserve"> function. This could hinder their deployment and even inspire distrust of technology. Teachers’ technological literacy must therefore be boosted </w:t>
-      </w:r>
-      <w:proofErr w:type="gramStart"/>
-      <w:r>
-        <w:rPr>
-          <w:rFonts w:ascii="Times New Roman" w:eastAsia="MS Mincho" w:hAnsi="Times New Roman" w:cs="Times New Roman"/>
-          <w:kern w:val="0"/>
-          <w:sz w:val="28"/>
-          <w:szCs w:val="28"/>
-          <w14:ligatures w14:val="none"/>
-        </w:rPr>
-        <w:t>in order to</w:t>
-      </w:r>
-      <w:proofErr w:type="gramEnd"/>
-      <w:r>
-        <w:rPr>
-          <w:rFonts w:ascii="Times New Roman" w:eastAsia="MS Mincho" w:hAnsi="Times New Roman" w:cs="Times New Roman"/>
-          <w:kern w:val="0"/>
-          <w:sz w:val="28"/>
-          <w:szCs w:val="28"/>
-          <w14:ligatures w14:val="none"/>
-        </w:rPr>
-        <w:t xml:space="preserve"> prepare for the integration of AI systems into education.</w:t>
+        <w:t xml:space="preserve"> this data to one system and preparing it for the AI models is complex and time consuming.</w:t>
       </w:r>
     </w:p>
     <w:p>
@@ -14474,7 +14543,7 @@
           <w:szCs w:val="28"/>
           <w14:ligatures w14:val="none"/>
         </w:rPr>
-        <w:t>Another challenge is what can be termed infrastructural inequality, with many educational institutions not being on an even footing in terms of technology infrastructure, which in turn could hinder the integration of an AI-based assessment system. This is especially pertinent in developing countries where there are inadequate resources to access the latest technologies and slow Internet connectivity.</w:t>
+        <w:t>Other problems. System usage 24/7 is a very significant problem. As an AI system is maintained, upgraded or fine-tuned for maximum performance and accuracy, its performance and accuracy are slowly degraded. In addition to the initial costs of infrastructure and personnel trained in specialized knowledge and skills needed to design and implement the system, continued use of the system requires similar, and in some cases greater, infrastructure and expertise.</w:t>
       </w:r>
     </w:p>
     <w:p>
@@ -14498,7 +14567,7 @@
           <w:szCs w:val="28"/>
           <w14:ligatures w14:val="none"/>
         </w:rPr>
-        <w:t>But lacking are also policy and management frameworks to give effect to the use of AI in education. There is currently no systematic approach to implementing AI in education, and as such, its implementation can be arbitrary and take on risk. Strong corresponding management systems, from a technical as well as ethical perspective, are necessary.</w:t>
+        <w:t>One of the major problems to be addressed in terms of implementation concerns the lack of coordination between educational systems on different levels. AI applications are implemented following quite different strategies in various countries and therefore a consistent approach for large-scale AI-based assessment is difficult to develop. This makes it hard to share best practices.</w:t>
       </w:r>
     </w:p>
     <w:p>
@@ -14522,7 +14591,8 @@
           <w:szCs w:val="28"/>
           <w14:ligatures w14:val="none"/>
         </w:rPr>
-        <w:t>There are many possibilities of development of assessment systems that utilize AI, but there are also many technical and implementation-related problems that need to be addressed. Technical and implementation-related problems that have arisen when developing assessment systems that utilize AI must be tackled by combining technological development with pedagogical, ethical and institutional approaches.</w:t>
+        <w:lastRenderedPageBreak/>
+        <w:t>In addition to the above-mentioned challenges, financial and resource constraints represent an additional problem for the development and implementation of AI. The initial investment needed to set up corresponding systems is high and, therefore, particularly challenging to implement in developing countries or in poor educational environments. Consideration must also be given to the costs for technical equipment and software as well as for personnel training.</w:t>
       </w:r>
     </w:p>
     <w:p>
@@ -14546,30 +14616,116 @@
           <w:szCs w:val="28"/>
           <w14:ligatures w14:val="none"/>
         </w:rPr>
-        <w:t xml:space="preserve">Despite the potential benefits that the integration of artificial intelligence-based assessment systems </w:t>
-      </w:r>
-      <w:proofErr w:type="gramStart"/>
-      <w:r>
-        <w:rPr>
-          <w:rFonts w:ascii="Times New Roman" w:eastAsia="MS Mincho" w:hAnsi="Times New Roman" w:cs="Times New Roman"/>
-          <w:kern w:val="0"/>
-          <w:sz w:val="28"/>
-          <w:szCs w:val="28"/>
-          <w14:ligatures w14:val="none"/>
-        </w:rPr>
-        <w:t>offer</w:t>
-      </w:r>
-      <w:proofErr w:type="gramEnd"/>
-      <w:r>
-        <w:rPr>
-          <w:rFonts w:ascii="Times New Roman" w:eastAsia="MS Mincho" w:hAnsi="Times New Roman" w:cs="Times New Roman"/>
-          <w:kern w:val="0"/>
-          <w:sz w:val="28"/>
-          <w:szCs w:val="28"/>
-          <w14:ligatures w14:val="none"/>
-        </w:rPr>
-        <w:t xml:space="preserve"> to the educational environments, there are many technical and practical problems that prevent them from being put into practice. This </w:t>
-      </w:r>
+        <w:t xml:space="preserve">Within educational systems, it is not only technological challenges that need to be addressed, there are also a host of challenges posed by the human factor, and the students are not alone in requiring training, the teachers and administrators of education also need special training and acquiring of knowledge and awareness on the issue of AI and its integration into educational system. Moreover, lack of adequate knowledge and skills are said to be one of the main reasons for ineffective </w:t>
+      </w:r>
+      <w:proofErr w:type="spellStart"/>
+      <w:r>
+        <w:rPr>
+          <w:rFonts w:ascii="Times New Roman" w:eastAsia="MS Mincho" w:hAnsi="Times New Roman" w:cs="Times New Roman"/>
+          <w:kern w:val="0"/>
+          <w:sz w:val="28"/>
+          <w:szCs w:val="28"/>
+          <w14:ligatures w14:val="none"/>
+        </w:rPr>
+        <w:t>utilisation</w:t>
+      </w:r>
+      <w:proofErr w:type="spellEnd"/>
+      <w:r>
+        <w:rPr>
+          <w:rFonts w:ascii="Times New Roman" w:eastAsia="MS Mincho" w:hAnsi="Times New Roman" w:cs="Times New Roman"/>
+          <w:kern w:val="0"/>
+          <w:sz w:val="28"/>
+          <w:szCs w:val="28"/>
+          <w14:ligatures w14:val="none"/>
+        </w:rPr>
+        <w:t xml:space="preserve"> of the potential of AI systems (Temel, 2024).</w:t>
+      </w:r>
+    </w:p>
+    <w:p>
+      <w:pPr>
+        <w:spacing w:after="0" w:line="360" w:lineRule="auto"/>
+        <w:ind w:firstLine="720"/>
+        <w:jc w:val="both"/>
+        <w:rPr>
+          <w:rFonts w:ascii="Times New Roman" w:eastAsia="MS Mincho" w:hAnsi="Times New Roman" w:cs="Times New Roman"/>
+          <w:kern w:val="0"/>
+          <w:sz w:val="28"/>
+          <w:szCs w:val="28"/>
+          <w14:ligatures w14:val="none"/>
+        </w:rPr>
+      </w:pPr>
+      <w:r>
+        <w:rPr>
+          <w:rFonts w:ascii="Times New Roman" w:eastAsia="MS Mincho" w:hAnsi="Times New Roman" w:cs="Times New Roman"/>
+          <w:kern w:val="0"/>
+          <w:sz w:val="28"/>
+          <w:szCs w:val="28"/>
+          <w14:ligatures w14:val="none"/>
+        </w:rPr>
+        <w:t>The implementation of the AI-based assessment systems in terms of technical and implementation is very complex. To solve these problems, the development of technology alone is not enough, but the infrastructure, human resources, and local-based systems to be strengthened and improved by Temel (2024).</w:t>
+      </w:r>
+    </w:p>
+    <w:p>
+      <w:pPr>
+        <w:spacing w:after="0" w:line="360" w:lineRule="auto"/>
+        <w:ind w:firstLine="720"/>
+        <w:jc w:val="both"/>
+        <w:rPr>
+          <w:rFonts w:ascii="Times New Roman" w:eastAsia="MS Mincho" w:hAnsi="Times New Roman" w:cs="Times New Roman"/>
+          <w:kern w:val="0"/>
+          <w:sz w:val="28"/>
+          <w:szCs w:val="28"/>
+          <w14:ligatures w14:val="none"/>
+        </w:rPr>
+      </w:pPr>
+      <w:r>
+        <w:rPr>
+          <w:rFonts w:ascii="Times New Roman" w:eastAsia="MS Mincho" w:hAnsi="Times New Roman" w:cs="Times New Roman"/>
+          <w:kern w:val="0"/>
+          <w:sz w:val="28"/>
+          <w:szCs w:val="28"/>
+          <w14:ligatures w14:val="none"/>
+        </w:rPr>
+        <w:t>While AI-based assessment systems have great potential for enhancing assessment practices in higher education, there are ethical, social and pedagogical issues emerging. These issues arise from the technology and its broader implications for people, society and the educational system. Therefore, their responsible and inclusive use needs to be a prominent focus in this research.</w:t>
+      </w:r>
+    </w:p>
+    <w:p>
+      <w:pPr>
+        <w:spacing w:after="0" w:line="360" w:lineRule="auto"/>
+        <w:ind w:firstLine="720"/>
+        <w:jc w:val="both"/>
+        <w:rPr>
+          <w:rFonts w:ascii="Times New Roman" w:eastAsia="MS Mincho" w:hAnsi="Times New Roman" w:cs="Times New Roman"/>
+          <w:kern w:val="0"/>
+          <w:sz w:val="28"/>
+          <w:szCs w:val="28"/>
+          <w14:ligatures w14:val="none"/>
+        </w:rPr>
+      </w:pPr>
+      <w:r>
+        <w:rPr>
+          <w:rFonts w:ascii="Times New Roman" w:eastAsia="MS Mincho" w:hAnsi="Times New Roman" w:cs="Times New Roman"/>
+          <w:kern w:val="0"/>
+          <w:sz w:val="28"/>
+          <w:szCs w:val="28"/>
+          <w14:ligatures w14:val="none"/>
+        </w:rPr>
+        <w:t>Using AI for student assessment raises several ethical issues. Most importantly, ensuring data privacy and security since the AI system will process large amounts of data and information about each student that will be used for assessment. This information can include prior academic records, behavioral signals, and how the student learns, behaves, and interacts with various resources and peers. The key ethical issue would be ensuring that the data is stored securely and not shared with third parties.</w:t>
+      </w:r>
+    </w:p>
+    <w:p>
+      <w:pPr>
+        <w:spacing w:after="0" w:line="360" w:lineRule="auto"/>
+        <w:ind w:firstLine="720"/>
+        <w:jc w:val="both"/>
+        <w:rPr>
+          <w:rFonts w:ascii="Times New Roman" w:eastAsia="MS Mincho" w:hAnsi="Times New Roman" w:cs="Times New Roman"/>
+          <w:kern w:val="0"/>
+          <w:sz w:val="28"/>
+          <w:szCs w:val="28"/>
+          <w14:ligatures w14:val="none"/>
+        </w:rPr>
+      </w:pPr>
       <w:r>
         <w:rPr>
           <w:rFonts w:ascii="Times New Roman" w:eastAsia="MS Mincho" w:hAnsi="Times New Roman" w:cs="Times New Roman"/>
@@ -14579,313 +14735,7 @@
           <w14:ligatures w14:val="none"/>
         </w:rPr>
         <w:lastRenderedPageBreak/>
-        <w:t>study reviews various experiences and situations in different countries and contexts regarding the statement that the integration of artificial intelligence-based assessment systems to educational environments is related to technology, its adaptation, management and support.</w:t>
-      </w:r>
-    </w:p>
-    <w:p>
-      <w:pPr>
-        <w:spacing w:after="0" w:line="360" w:lineRule="auto"/>
-        <w:ind w:firstLine="720"/>
-        <w:jc w:val="both"/>
-        <w:rPr>
-          <w:rFonts w:ascii="Times New Roman" w:eastAsia="MS Mincho" w:hAnsi="Times New Roman" w:cs="Times New Roman"/>
-          <w:kern w:val="0"/>
-          <w:sz w:val="28"/>
-          <w:szCs w:val="28"/>
-          <w14:ligatures w14:val="none"/>
-        </w:rPr>
-      </w:pPr>
-      <w:r>
-        <w:rPr>
-          <w:rFonts w:ascii="Times New Roman" w:eastAsia="MS Mincho" w:hAnsi="Times New Roman" w:cs="Times New Roman"/>
-          <w:kern w:val="0"/>
-          <w:sz w:val="28"/>
-          <w:szCs w:val="28"/>
-          <w14:ligatures w14:val="none"/>
-        </w:rPr>
-        <w:t>Systems need to be adapted to the local educational environment where the system will be put into practice. Most AI-based assessment models are trained and fine-tuned on global data and general information. Thus, they are not directly applicable in any country since education systems, curricula and assessing students differ across countries and even schools. As Temel (2024) states; “the inconsistent educational infrastructure and the lack of integration in the classroom environment where the system will be applied affect the system's accuracy in obtaining the results.”</w:t>
-      </w:r>
-    </w:p>
-    <w:p>
-      <w:pPr>
-        <w:spacing w:after="0" w:line="360" w:lineRule="auto"/>
-        <w:ind w:firstLine="720"/>
-        <w:jc w:val="both"/>
-        <w:rPr>
-          <w:rFonts w:ascii="Times New Roman" w:eastAsia="MS Mincho" w:hAnsi="Times New Roman" w:cs="Times New Roman"/>
-          <w:kern w:val="0"/>
-          <w:sz w:val="28"/>
-          <w:szCs w:val="28"/>
-          <w14:ligatures w14:val="none"/>
-        </w:rPr>
-      </w:pPr>
-      <w:r>
-        <w:rPr>
-          <w:rFonts w:ascii="Times New Roman" w:eastAsia="MS Mincho" w:hAnsi="Times New Roman" w:cs="Times New Roman"/>
-          <w:kern w:val="0"/>
-          <w:sz w:val="28"/>
-          <w:szCs w:val="28"/>
-          <w14:ligatures w14:val="none"/>
-        </w:rPr>
-        <w:t xml:space="preserve">Next to the other mentioned challenges also the issue of data structuring and integration is important. Data is stored and managed on different platforms using different formats. Processing and importing </w:t>
-      </w:r>
-      <w:proofErr w:type="gramStart"/>
-      <w:r>
-        <w:rPr>
-          <w:rFonts w:ascii="Times New Roman" w:eastAsia="MS Mincho" w:hAnsi="Times New Roman" w:cs="Times New Roman"/>
-          <w:kern w:val="0"/>
-          <w:sz w:val="28"/>
-          <w:szCs w:val="28"/>
-          <w14:ligatures w14:val="none"/>
-        </w:rPr>
-        <w:t>all of</w:t>
-      </w:r>
-      <w:proofErr w:type="gramEnd"/>
-      <w:r>
-        <w:rPr>
-          <w:rFonts w:ascii="Times New Roman" w:eastAsia="MS Mincho" w:hAnsi="Times New Roman" w:cs="Times New Roman"/>
-          <w:kern w:val="0"/>
-          <w:sz w:val="28"/>
-          <w:szCs w:val="28"/>
-          <w14:ligatures w14:val="none"/>
-        </w:rPr>
-        <w:t xml:space="preserve"> this data to one system and preparing it for the AI models is complex and time consuming.</w:t>
-      </w:r>
-    </w:p>
-    <w:p>
-      <w:pPr>
-        <w:spacing w:after="0" w:line="360" w:lineRule="auto"/>
-        <w:ind w:firstLine="720"/>
-        <w:jc w:val="both"/>
-        <w:rPr>
-          <w:rFonts w:ascii="Times New Roman" w:eastAsia="MS Mincho" w:hAnsi="Times New Roman" w:cs="Times New Roman"/>
-          <w:kern w:val="0"/>
-          <w:sz w:val="28"/>
-          <w:szCs w:val="28"/>
-          <w14:ligatures w14:val="none"/>
-        </w:rPr>
-      </w:pPr>
-      <w:r>
-        <w:rPr>
-          <w:rFonts w:ascii="Times New Roman" w:eastAsia="MS Mincho" w:hAnsi="Times New Roman" w:cs="Times New Roman"/>
-          <w:kern w:val="0"/>
-          <w:sz w:val="28"/>
-          <w:szCs w:val="28"/>
-          <w14:ligatures w14:val="none"/>
-        </w:rPr>
-        <w:t>Other problems. System usage 24/7 is a very significant problem. As an AI system is maintained, upgraded or fine-tuned for maximum performance and accuracy, its performance and accuracy are slowly degraded. In addition to the initial costs of infrastructure and personnel trained in specialized knowledge and skills needed to design and implement the system, continued use of the system requires similar, and in some cases greater, infrastructure and expertise.</w:t>
-      </w:r>
-    </w:p>
-    <w:p>
-      <w:pPr>
-        <w:spacing w:after="0" w:line="360" w:lineRule="auto"/>
-        <w:ind w:firstLine="720"/>
-        <w:jc w:val="both"/>
-        <w:rPr>
-          <w:rFonts w:ascii="Times New Roman" w:eastAsia="MS Mincho" w:hAnsi="Times New Roman" w:cs="Times New Roman"/>
-          <w:kern w:val="0"/>
-          <w:sz w:val="28"/>
-          <w:szCs w:val="28"/>
-          <w14:ligatures w14:val="none"/>
-        </w:rPr>
-      </w:pPr>
-      <w:r>
-        <w:rPr>
-          <w:rFonts w:ascii="Times New Roman" w:eastAsia="MS Mincho" w:hAnsi="Times New Roman" w:cs="Times New Roman"/>
-          <w:kern w:val="0"/>
-          <w:sz w:val="28"/>
-          <w:szCs w:val="28"/>
-          <w14:ligatures w14:val="none"/>
-        </w:rPr>
-        <w:t>One of the major problems to be addressed in terms of implementation concerns the lack of coordination between educational systems on different levels. AI applications are implemented following quite different strategies in various countries and therefore a consistent approach for large-scale AI-based assessment is difficult to develop. This makes it hard to share best practices.</w:t>
-      </w:r>
-    </w:p>
-    <w:p>
-      <w:pPr>
-        <w:spacing w:after="0" w:line="360" w:lineRule="auto"/>
-        <w:ind w:firstLine="720"/>
-        <w:jc w:val="both"/>
-        <w:rPr>
-          <w:rFonts w:ascii="Times New Roman" w:eastAsia="MS Mincho" w:hAnsi="Times New Roman" w:cs="Times New Roman"/>
-          <w:kern w:val="0"/>
-          <w:sz w:val="28"/>
-          <w:szCs w:val="28"/>
-          <w14:ligatures w14:val="none"/>
-        </w:rPr>
-      </w:pPr>
-      <w:r>
-        <w:rPr>
-          <w:rFonts w:ascii="Times New Roman" w:eastAsia="MS Mincho" w:hAnsi="Times New Roman" w:cs="Times New Roman"/>
-          <w:kern w:val="0"/>
-          <w:sz w:val="28"/>
-          <w:szCs w:val="28"/>
-          <w14:ligatures w14:val="none"/>
-        </w:rPr>
-        <w:t xml:space="preserve">In addition to the above-mentioned challenges, financial and resource constraints represent an additional problem for the development and implementation of AI. The initial investment needed to set up corresponding systems is high and, </w:t>
-      </w:r>
-      <w:r>
-        <w:rPr>
-          <w:rFonts w:ascii="Times New Roman" w:eastAsia="MS Mincho" w:hAnsi="Times New Roman" w:cs="Times New Roman"/>
-          <w:kern w:val="0"/>
-          <w:sz w:val="28"/>
-          <w:szCs w:val="28"/>
-          <w14:ligatures w14:val="none"/>
-        </w:rPr>
-        <w:lastRenderedPageBreak/>
-        <w:t>therefore, particularly challenging to implement in developing countries or in poor educational environments. Consideration must also be given to the costs for technical equipment and software as well as for personnel training.</w:t>
-      </w:r>
-    </w:p>
-    <w:p>
-      <w:pPr>
-        <w:spacing w:after="0" w:line="360" w:lineRule="auto"/>
-        <w:ind w:firstLine="720"/>
-        <w:jc w:val="both"/>
-        <w:rPr>
-          <w:rFonts w:ascii="Times New Roman" w:eastAsia="MS Mincho" w:hAnsi="Times New Roman" w:cs="Times New Roman"/>
-          <w:kern w:val="0"/>
-          <w:sz w:val="28"/>
-          <w:szCs w:val="28"/>
-          <w14:ligatures w14:val="none"/>
-        </w:rPr>
-      </w:pPr>
-      <w:r>
-        <w:rPr>
-          <w:rFonts w:ascii="Times New Roman" w:eastAsia="MS Mincho" w:hAnsi="Times New Roman" w:cs="Times New Roman"/>
-          <w:kern w:val="0"/>
-          <w:sz w:val="28"/>
-          <w:szCs w:val="28"/>
-          <w14:ligatures w14:val="none"/>
-        </w:rPr>
-        <w:t xml:space="preserve">Within educational systems, it is not only technological challenges that need to be addressed, there are also a host of challenges posed by the human factor, and the students are not alone in requiring training, the teachers and administrators of education also need special training and acquiring of knowledge and awareness on the issue of AI and its integration into educational system. Moreover, lack of adequate knowledge and skills are said to be one of the main reasons for ineffective </w:t>
-      </w:r>
-      <w:proofErr w:type="spellStart"/>
-      <w:r>
-        <w:rPr>
-          <w:rFonts w:ascii="Times New Roman" w:eastAsia="MS Mincho" w:hAnsi="Times New Roman" w:cs="Times New Roman"/>
-          <w:kern w:val="0"/>
-          <w:sz w:val="28"/>
-          <w:szCs w:val="28"/>
-          <w14:ligatures w14:val="none"/>
-        </w:rPr>
-        <w:t>utilisation</w:t>
-      </w:r>
-      <w:proofErr w:type="spellEnd"/>
-      <w:r>
-        <w:rPr>
-          <w:rFonts w:ascii="Times New Roman" w:eastAsia="MS Mincho" w:hAnsi="Times New Roman" w:cs="Times New Roman"/>
-          <w:kern w:val="0"/>
-          <w:sz w:val="28"/>
-          <w:szCs w:val="28"/>
-          <w14:ligatures w14:val="none"/>
-        </w:rPr>
-        <w:t xml:space="preserve"> of the potential of AI systems (Temel, 2024).</w:t>
-      </w:r>
-    </w:p>
-    <w:p>
-      <w:pPr>
-        <w:spacing w:after="0" w:line="360" w:lineRule="auto"/>
-        <w:ind w:firstLine="720"/>
-        <w:jc w:val="both"/>
-        <w:rPr>
-          <w:rFonts w:ascii="Times New Roman" w:eastAsia="MS Mincho" w:hAnsi="Times New Roman" w:cs="Times New Roman"/>
-          <w:kern w:val="0"/>
-          <w:sz w:val="28"/>
-          <w:szCs w:val="28"/>
-          <w14:ligatures w14:val="none"/>
-        </w:rPr>
-      </w:pPr>
-      <w:r>
-        <w:rPr>
-          <w:rFonts w:ascii="Times New Roman" w:eastAsia="MS Mincho" w:hAnsi="Times New Roman" w:cs="Times New Roman"/>
-          <w:kern w:val="0"/>
-          <w:sz w:val="28"/>
-          <w:szCs w:val="28"/>
-          <w14:ligatures w14:val="none"/>
-        </w:rPr>
-        <w:t>The implementation of the AI-based assessment systems in terms of technical and implementation is very complex. To solve these problems, the development of technology alone is not enough, but the infrastructure, human resources, and local-based systems to be strengthened and improved by Temel (2024).</w:t>
-      </w:r>
-    </w:p>
-    <w:p>
-      <w:pPr>
-        <w:spacing w:after="0" w:line="360" w:lineRule="auto"/>
-        <w:ind w:firstLine="720"/>
-        <w:jc w:val="both"/>
-        <w:rPr>
-          <w:rFonts w:ascii="Times New Roman" w:eastAsia="MS Mincho" w:hAnsi="Times New Roman" w:cs="Times New Roman"/>
-          <w:kern w:val="0"/>
-          <w:sz w:val="28"/>
-          <w:szCs w:val="28"/>
-          <w14:ligatures w14:val="none"/>
-        </w:rPr>
-      </w:pPr>
-      <w:r>
-        <w:rPr>
-          <w:rFonts w:ascii="Times New Roman" w:eastAsia="MS Mincho" w:hAnsi="Times New Roman" w:cs="Times New Roman"/>
-          <w:kern w:val="0"/>
-          <w:sz w:val="28"/>
-          <w:szCs w:val="28"/>
-          <w14:ligatures w14:val="none"/>
-        </w:rPr>
-        <w:t>While AI-based assessment systems have great potential for enhancing assessment practices in higher education, there are ethical, social and pedagogical issues emerging. These issues arise from the technology and its broader implications for people, society and the educational system. Therefore, their responsible and inclusive use needs to be a prominent focus in this research.</w:t>
-      </w:r>
-    </w:p>
-    <w:p>
-      <w:pPr>
-        <w:spacing w:after="0" w:line="360" w:lineRule="auto"/>
-        <w:ind w:firstLine="720"/>
-        <w:jc w:val="both"/>
-        <w:rPr>
-          <w:rFonts w:ascii="Times New Roman" w:eastAsia="MS Mincho" w:hAnsi="Times New Roman" w:cs="Times New Roman"/>
-          <w:kern w:val="0"/>
-          <w:sz w:val="28"/>
-          <w:szCs w:val="28"/>
-          <w14:ligatures w14:val="none"/>
-        </w:rPr>
-      </w:pPr>
-      <w:r>
-        <w:rPr>
-          <w:rFonts w:ascii="Times New Roman" w:eastAsia="MS Mincho" w:hAnsi="Times New Roman" w:cs="Times New Roman"/>
-          <w:kern w:val="0"/>
-          <w:sz w:val="28"/>
-          <w:szCs w:val="28"/>
-          <w14:ligatures w14:val="none"/>
-        </w:rPr>
-        <w:t>Using AI for student assessment raises several ethical issues. Most importantly, ensuring data privacy and security since the AI system will process large amounts of data and information about each student that will be used for assessment. This information can include prior academic records, behavioral signals, and how the student learns, behaves, and interacts with various resources and peers. The key ethical issue would be ensuring that the data is stored securely and not shared with third parties.</w:t>
-      </w:r>
-    </w:p>
-    <w:p>
-      <w:pPr>
-        <w:spacing w:after="0" w:line="360" w:lineRule="auto"/>
-        <w:ind w:firstLine="720"/>
-        <w:jc w:val="both"/>
-        <w:rPr>
-          <w:rFonts w:ascii="Times New Roman" w:eastAsia="MS Mincho" w:hAnsi="Times New Roman" w:cs="Times New Roman"/>
-          <w:kern w:val="0"/>
-          <w:sz w:val="28"/>
-          <w:szCs w:val="28"/>
-          <w14:ligatures w14:val="none"/>
-        </w:rPr>
-      </w:pPr>
-      <w:r>
-        <w:rPr>
-          <w:rFonts w:ascii="Times New Roman" w:eastAsia="MS Mincho" w:hAnsi="Times New Roman" w:cs="Times New Roman"/>
-          <w:kern w:val="0"/>
-          <w:sz w:val="28"/>
-          <w:szCs w:val="28"/>
-          <w14:ligatures w14:val="none"/>
-        </w:rPr>
-        <w:t xml:space="preserve">An additional point of consideration for EdTech is how algorithms can be biased or unfair. While an algorithm makes decisions based on the data that it has been trained on, if this data is itself biased, then the algorithm will likely reflect and amplify this. This could result in EdTech tools unfairly giving some students a better </w:t>
-      </w:r>
-      <w:r>
-        <w:rPr>
-          <w:rFonts w:ascii="Times New Roman" w:eastAsia="MS Mincho" w:hAnsi="Times New Roman" w:cs="Times New Roman"/>
-          <w:kern w:val="0"/>
-          <w:sz w:val="28"/>
-          <w:szCs w:val="28"/>
-          <w14:ligatures w14:val="none"/>
-        </w:rPr>
-        <w:lastRenderedPageBreak/>
-        <w:t>or worse experience than others, potentially leading to unfair advantages or disadvantages during high-stakes assessments.</w:t>
+        <w:t>An additional point of consideration for EdTech is how algorithms can be biased or unfair. While an algorithm makes decisions based on the data that it has been trained on, if this data is itself biased, then the algorithm will likely reflect and amplify this. This could result in EdTech tools unfairly giving some students a better or worse experience than others, potentially leading to unfair advantages or disadvantages during high-stakes assessments.</w:t>
       </w:r>
     </w:p>
     <w:p>
@@ -15089,19 +14939,20 @@
           <w14:ligatures w14:val="none"/>
         </w:rPr>
       </w:pPr>
-      <w:bookmarkStart w:id="25" w:name="_Toc230620400"/>
-      <w:r>
-        <w:rPr>
-          <w:rFonts w:ascii="Times New Roman" w:eastAsia="Times New Roman" w:hAnsi="Times New Roman" w:cs="Times New Roman"/>
-          <w:b/>
-          <w:kern w:val="0"/>
-          <w:sz w:val="28"/>
-          <w:szCs w:val="28"/>
-          <w14:ligatures w14:val="none"/>
-        </w:rPr>
+      <w:bookmarkStart w:id="30" w:name="_Toc230623257"/>
+      <w:r>
+        <w:rPr>
+          <w:rFonts w:ascii="Times New Roman" w:eastAsia="Times New Roman" w:hAnsi="Times New Roman" w:cs="Times New Roman"/>
+          <w:b/>
+          <w:kern w:val="0"/>
+          <w:sz w:val="28"/>
+          <w:szCs w:val="28"/>
+          <w14:ligatures w14:val="none"/>
+        </w:rPr>
+        <w:lastRenderedPageBreak/>
         <w:t>CHAPTER III. THE IMPACT AND FUTURE OF AI-BASED CONTINUOUS EVALUATION IN EDUCATION</w:t>
       </w:r>
-      <w:bookmarkEnd w:id="25"/>
+      <w:bookmarkEnd w:id="30"/>
       <w:r>
         <w:rPr>
           <w:rFonts w:ascii="Times New Roman" w:eastAsia="Times New Roman" w:hAnsi="Times New Roman" w:cs="Times New Roman"/>
@@ -15132,7 +14983,7 @@
           <w14:ligatures w14:val="none"/>
         </w:rPr>
       </w:pPr>
-      <w:bookmarkStart w:id="26" w:name="_Toc230620401"/>
+      <w:bookmarkStart w:id="31" w:name="_Toc230623258"/>
       <w:r>
         <w:rPr>
           <w:rFonts w:ascii="Times New Roman" w:eastAsia="Times New Roman" w:hAnsi="Times New Roman" w:cs="Times New Roman"/>
@@ -15157,7 +15008,7 @@
         </w:rPr>
         <w:t>Case studies of AI-based assessment tools</w:t>
       </w:r>
-      <w:bookmarkEnd w:id="26"/>
+      <w:bookmarkEnd w:id="31"/>
     </w:p>
     <w:p>
       <w:pPr>
@@ -15180,18 +15031,7 @@
           <w:szCs w:val="28"/>
           <w14:ligatures w14:val="none"/>
         </w:rPr>
-        <w:t xml:space="preserve">There are many examples of artificial intelligence-based assessment systems which can be treated as the case studies in this field and are being implemented in online education environments. Artificial intelligence technologies are implemented </w:t>
-      </w:r>
-      <w:r>
-        <w:rPr>
-          <w:rFonts w:ascii="Times New Roman" w:eastAsia="MS Mincho" w:hAnsi="Times New Roman" w:cs="Times New Roman"/>
-          <w:kern w:val="0"/>
-          <w:sz w:val="28"/>
-          <w:szCs w:val="28"/>
-          <w14:ligatures w14:val="none"/>
-        </w:rPr>
-        <w:lastRenderedPageBreak/>
-        <w:t>in educational e-learning platforms to deliver educational content and assess students’ achievements in an automated, precise, selective and durable way</w:t>
+        <w:t>There are many examples of artificial intelligence-based assessment systems which can be treated as the case studies in this field and are being implemented in online education environments. Artificial intelligence technologies are implemented in educational e-learning platforms to deliver educational content and assess students’ achievements in an automated, precise, selective and durable way</w:t>
       </w:r>
       <w:r>
         <w:rPr>
@@ -15303,7 +15143,7 @@
                     </pic:cNvPicPr>
                   </pic:nvPicPr>
                   <pic:blipFill>
-                    <a:blip r:embed="rId21">
+                    <a:blip r:embed="rId18">
                       <a:extLst>
                         <a:ext uri="{28A0092B-C50C-407E-A947-70E740481C1C}">
                           <a14:useLocalDpi xmlns:a14="http://schemas.microsoft.com/office/drawing/2010/main" val="0"/>
@@ -15400,7 +15240,7 @@
         </w:rPr>
         <w:t xml:space="preserve"> </w:t>
       </w:r>
-      <w:hyperlink r:id="rId22" w:history="1">
+      <w:hyperlink r:id="rId19" w:history="1">
         <w:r>
           <w:rPr>
             <w:rStyle w:val="Hyperlink"/>
@@ -15579,6 +15419,7 @@
           <w:szCs w:val="28"/>
           <w14:ligatures w14:val="none"/>
         </w:rPr>
+        <w:lastRenderedPageBreak/>
         <w:t xml:space="preserve">Platforms of online assessment based on AI technologies are also </w:t>
       </w:r>
       <w:proofErr w:type="spellStart"/>
@@ -15631,18 +15472,7 @@
           <w:szCs w:val="28"/>
           <w14:ligatures w14:val="none"/>
         </w:rPr>
-        <w:t xml:space="preserve">. For example, if a student answers poorly on a particular topic, the platform will generate simple tasks for him or her with additional detailed explanations; if the student answers well, it will generate </w:t>
-      </w:r>
-      <w:r>
-        <w:rPr>
-          <w:rFonts w:ascii="Times New Roman" w:eastAsia="MS Mincho" w:hAnsi="Times New Roman" w:cs="Times New Roman"/>
-          <w:kern w:val="0"/>
-          <w:sz w:val="28"/>
-          <w:szCs w:val="28"/>
-          <w14:ligatures w14:val="none"/>
-        </w:rPr>
-        <w:lastRenderedPageBreak/>
-        <w:t>more complex tasks</w:t>
+        <w:t>. For example, if a student answers poorly on a particular topic, the platform will generate simple tasks for him or her with additional detailed explanations; if the student answers well, it will generate more complex tasks</w:t>
       </w:r>
       <w:r>
         <w:rPr>
@@ -15963,6 +15793,7 @@
           <w:szCs w:val="28"/>
           <w14:ligatures w14:val="none"/>
         </w:rPr>
+        <w:lastRenderedPageBreak/>
         <w:t>Figure</w:t>
       </w:r>
       <w:r>
@@ -15995,7 +15826,6 @@
         <w:rPr>
           <w:noProof/>
         </w:rPr>
-        <w:lastRenderedPageBreak/>
         <w:drawing>
           <wp:inline distT="0" distB="0" distL="0" distR="0" wp14:anchorId="05D7578B" wp14:editId="31462DFD">
             <wp:extent cx="4724400" cy="3048000"/>
@@ -16014,7 +15844,7 @@
                     </pic:cNvPicPr>
                   </pic:nvPicPr>
                   <pic:blipFill>
-                    <a:blip r:embed="rId23">
+                    <a:blip r:embed="rId20">
                       <a:extLst>
                         <a:ext uri="{28A0092B-C50C-407E-A947-70E740481C1C}">
                           <a14:useLocalDpi xmlns:a14="http://schemas.microsoft.com/office/drawing/2010/main" val="0"/>
@@ -16101,7 +15931,7 @@
         </w:rPr>
         <w:t xml:space="preserve">. Available at: </w:t>
       </w:r>
-      <w:hyperlink r:id="rId24" w:history="1">
+      <w:hyperlink r:id="rId21" w:history="1">
         <w:r>
           <w:rPr>
             <w:rStyle w:val="Hyperlink"/>
@@ -16238,7 +16068,7 @@
           <w:szCs w:val="28"/>
           <w14:ligatures w14:val="none"/>
         </w:rPr>
-        <w:t xml:space="preserve"> correctly. Final situation in this graph is to evaluate the termination criteria. By supposing that </w:t>
+        <w:t xml:space="preserve"> correctly. </w:t>
       </w:r>
       <w:r>
         <w:rPr>
@@ -16249,7 +16079,7 @@
           <w14:ligatures w14:val="none"/>
         </w:rPr>
         <w:lastRenderedPageBreak/>
-        <w:t>there are max of 2 items remaining for the next criterion, the test is submitted automatically and is done successfully.</w:t>
+        <w:t>Final situation in this graph is to evaluate the termination criteria. By supposing that there are max of 2 items remaining for the next criterion, the test is submitted automatically and is done successfully.</w:t>
       </w:r>
     </w:p>
     <w:p>
@@ -16391,7 +16221,18 @@
           <w:szCs w:val="28"/>
           <w14:ligatures w14:val="none"/>
         </w:rPr>
-        <w:t xml:space="preserve">The automated system for analytical writing assessment was integrated into the writing platform to deliver immediate quality feedback on student essays. The system evaluates student writing based on a set of writing characteristics, including </w:t>
+        <w:t xml:space="preserve">The automated system for analytical writing assessment was integrated into the writing platform to deliver immediate quality feedback on student essays. The </w:t>
+      </w:r>
+      <w:r>
+        <w:rPr>
+          <w:rFonts w:ascii="Times New Roman" w:eastAsia="MS Mincho" w:hAnsi="Times New Roman" w:cs="Times New Roman"/>
+          <w:kern w:val="0"/>
+          <w:sz w:val="28"/>
+          <w:szCs w:val="28"/>
+          <w14:ligatures w14:val="none"/>
+        </w:rPr>
+        <w:lastRenderedPageBreak/>
+        <w:t xml:space="preserve">system evaluates student writing based on a set of writing characteristics, including </w:t>
       </w:r>
       <w:proofErr w:type="gramStart"/>
       <w:r>
@@ -16402,7 +16243,6 @@
           <w:szCs w:val="28"/>
           <w14:ligatures w14:val="none"/>
         </w:rPr>
-        <w:lastRenderedPageBreak/>
         <w:t>a number of</w:t>
       </w:r>
       <w:proofErr w:type="gramEnd"/>
@@ -17017,7 +16857,7 @@
                     <pic:cNvPicPr/>
                   </pic:nvPicPr>
                   <pic:blipFill>
-                    <a:blip r:embed="rId25"/>
+                    <a:blip r:embed="rId22"/>
                     <a:stretch>
                       <a:fillRect/>
                     </a:stretch>
@@ -17095,7 +16935,7 @@
         </w:rPr>
         <w:t xml:space="preserve">. Available at: </w:t>
       </w:r>
-      <w:hyperlink r:id="rId26" w:history="1">
+      <w:hyperlink r:id="rId23" w:history="1">
         <w:r>
           <w:rPr>
             <w:rStyle w:val="Hyperlink"/>
@@ -17793,7 +17633,7 @@
           <w14:ligatures w14:val="none"/>
         </w:rPr>
       </w:pPr>
-      <w:bookmarkStart w:id="27" w:name="_Toc230620402"/>
+      <w:bookmarkStart w:id="32" w:name="_Toc230623259"/>
       <w:r>
         <w:rPr>
           <w:rFonts w:ascii="Times New Roman" w:eastAsia="Times New Roman" w:hAnsi="Times New Roman" w:cs="Times New Roman"/>
@@ -17831,7 +17671,7 @@
         </w:rPr>
         <w:t xml:space="preserve"> and Implementation of a Proposed AI-based Continuous Evaluation System</w:t>
       </w:r>
-      <w:bookmarkEnd w:id="27"/>
+      <w:bookmarkEnd w:id="32"/>
     </w:p>
     <w:p>
       <w:pPr>
@@ -18581,7 +18421,7 @@
           <w14:ligatures w14:val="none"/>
         </w:rPr>
       </w:pPr>
-      <w:bookmarkStart w:id="28" w:name="_Toc230620403"/>
+      <w:bookmarkStart w:id="33" w:name="_Toc230623260"/>
       <w:r>
         <w:rPr>
           <w:rFonts w:ascii="Times New Roman" w:eastAsia="Times New Roman" w:hAnsi="Times New Roman" w:cs="Times New Roman"/>
@@ -18631,7 +18471,7 @@
         </w:rPr>
         <w:t>Evaluation and Performance Analysis of the Proposed AI-Based Continuous Evaluation System</w:t>
       </w:r>
-      <w:bookmarkEnd w:id="28"/>
+      <w:bookmarkEnd w:id="33"/>
     </w:p>
     <w:p>
       <w:pPr>
@@ -20886,7 +20726,7 @@
           <w14:ligatures w14:val="none"/>
         </w:rPr>
       </w:pPr>
-      <w:bookmarkStart w:id="29" w:name="_Toc230620404"/>
+      <w:bookmarkStart w:id="34" w:name="_Toc230623261"/>
       <w:r>
         <w:rPr>
           <w:rFonts w:ascii="Times New Roman" w:eastAsia="Times New Roman" w:hAnsi="Times New Roman" w:cs="Times New Roman"/>
@@ -20900,7 +20740,7 @@
         <w:lastRenderedPageBreak/>
         <w:t>CONCLUSION</w:t>
       </w:r>
-      <w:bookmarkEnd w:id="29"/>
+      <w:bookmarkEnd w:id="34"/>
       <w:r>
         <w:rPr>
           <w:rFonts w:ascii="Times New Roman" w:eastAsia="Times New Roman" w:hAnsi="Times New Roman" w:cs="Times New Roman"/>
@@ -21436,7 +21276,7 @@
           <w14:ligatures w14:val="none"/>
         </w:rPr>
       </w:pPr>
-      <w:bookmarkStart w:id="30" w:name="_Toc230620405"/>
+      <w:bookmarkStart w:id="35" w:name="_Toc230623262"/>
       <w:bookmarkEnd w:id="8"/>
       <w:bookmarkEnd w:id="9"/>
       <w:bookmarkEnd w:id="10"/>
@@ -21453,7 +21293,7 @@
         <w:lastRenderedPageBreak/>
         <w:t>REFERENCES</w:t>
       </w:r>
-      <w:bookmarkEnd w:id="30"/>
+      <w:bookmarkEnd w:id="35"/>
       <w:r>
         <w:rPr>
           <w:rFonts w:ascii="Times New Roman" w:eastAsia="Times New Roman" w:hAnsi="Times New Roman" w:cs="Times New Roman"/>
@@ -21483,7 +21323,7 @@
           <w14:ligatures w14:val="none"/>
         </w:rPr>
       </w:pPr>
-      <w:bookmarkStart w:id="31" w:name="_Toc230620406"/>
+      <w:bookmarkStart w:id="36" w:name="_Toc230623263"/>
       <w:r>
         <w:rPr>
           <w:rFonts w:ascii="Times New Roman" w:eastAsia="Times New Roman" w:hAnsi="Times New Roman" w:cs="Times New Roman"/>
@@ -21496,7 +21336,7 @@
         </w:rPr>
         <w:t>ITU-T Recommendation P.800 (1996). Methods for subjective determination of transmission quality. International Telecommunication Union, Geneva.</w:t>
       </w:r>
-      <w:bookmarkEnd w:id="31"/>
+      <w:bookmarkEnd w:id="36"/>
       <w:r>
         <w:rPr>
           <w:rFonts w:ascii="Times New Roman" w:eastAsia="Times New Roman" w:hAnsi="Times New Roman" w:cs="Times New Roman"/>
@@ -21563,8 +21403,8 @@
           <w14:ligatures w14:val="none"/>
         </w:rPr>
       </w:pPr>
-      <w:bookmarkStart w:id="32" w:name="_Hlk130085971"/>
-      <w:bookmarkStart w:id="33" w:name="_Hlk196159072"/>
+      <w:bookmarkStart w:id="37" w:name="_Hlk130085971"/>
+      <w:bookmarkStart w:id="38" w:name="_Hlk196159072"/>
       <w:r>
         <w:rPr>
           <w:rFonts w:ascii="Times New Roman" w:eastAsia="Times New Roman" w:hAnsi="Times New Roman" w:cs="Times New Roman"/>
@@ -24124,7 +23964,7 @@
           <w14:ligatures w14:val="none"/>
         </w:rPr>
       </w:pPr>
-      <w:bookmarkStart w:id="34" w:name="_Toc230620407"/>
+      <w:bookmarkStart w:id="39" w:name="_Toc230623264"/>
       <w:r>
         <w:rPr>
           <w:rFonts w:ascii="Times New Roman" w:eastAsia="Times New Roman" w:hAnsi="Times New Roman" w:cs="Times New Roman"/>
@@ -24138,7 +23978,7 @@
         </w:rPr>
         <w:t>LIST OF TABLES</w:t>
       </w:r>
-      <w:bookmarkEnd w:id="34"/>
+      <w:bookmarkEnd w:id="39"/>
     </w:p>
     <w:p>
       <w:pPr>
@@ -24259,7 +24099,7 @@
           <w:lang w:val="az-Latn-AZ"/>
           <w14:ligatures w14:val="none"/>
         </w:rPr>
-        <w:t>.....................................</w:t>
+        <w:t>...............................</w:t>
       </w:r>
       <w:r>
         <w:rPr>
@@ -24269,6 +24109,16 @@
           <w:lang w:val="az-Latn-AZ"/>
           <w14:ligatures w14:val="none"/>
         </w:rPr>
+        <w:t>..</w:t>
+      </w:r>
+      <w:r>
+        <w:rPr>
+          <w:rFonts w:ascii="Times New Roman" w:eastAsia="MS Mincho" w:hAnsi="Times New Roman" w:cs="Times New Roman"/>
+          <w:color w:val="0D0D0D"/>
+          <w:kern w:val="0"/>
+          <w:lang w:val="az-Latn-AZ"/>
+          <w14:ligatures w14:val="none"/>
+        </w:rPr>
         <w:t>.....</w:t>
       </w:r>
       <w:r>
@@ -24279,6 +24129,16 @@
           <w:lang w:val="az-Latn-AZ"/>
           <w14:ligatures w14:val="none"/>
         </w:rPr>
+        <w:t>.....</w:t>
+      </w:r>
+      <w:r>
+        <w:rPr>
+          <w:rFonts w:ascii="Times New Roman" w:eastAsia="MS Mincho" w:hAnsi="Times New Roman" w:cs="Times New Roman"/>
+          <w:color w:val="0D0D0D"/>
+          <w:kern w:val="0"/>
+          <w:lang w:val="az-Latn-AZ"/>
+          <w14:ligatures w14:val="none"/>
+        </w:rPr>
         <w:t>16</w:t>
       </w:r>
     </w:p>
@@ -24294,6 +24154,7 @@
           <w14:ligatures w14:val="none"/>
         </w:rPr>
       </w:pPr>
+      <w:bookmarkStart w:id="40" w:name="OLE_LINK134"/>
       <w:r>
         <w:rPr>
           <w:rFonts w:ascii="Times New Roman" w:eastAsia="MS Mincho" w:hAnsi="Times New Roman" w:cs="Times New Roman"/>
@@ -24376,7 +24237,7 @@
           <w:lang w:val="az-Latn-AZ"/>
           <w14:ligatures w14:val="none"/>
         </w:rPr>
-        <w:t>................</w:t>
+        <w:t>......</w:t>
       </w:r>
       <w:r>
         <w:rPr>
@@ -24386,9 +24247,184 @@
           <w:lang w:val="az-Latn-AZ"/>
           <w14:ligatures w14:val="none"/>
         </w:rPr>
+        <w:t>.</w:t>
+      </w:r>
+      <w:r>
+        <w:rPr>
+          <w:rFonts w:ascii="Times New Roman" w:eastAsia="MS Mincho" w:hAnsi="Times New Roman" w:cs="Times New Roman"/>
+          <w:color w:val="0D0D0D"/>
+          <w:kern w:val="0"/>
+          <w:lang w:val="az-Latn-AZ"/>
+          <w14:ligatures w14:val="none"/>
+        </w:rPr>
+        <w:t>..</w:t>
+      </w:r>
+      <w:r>
+        <w:rPr>
+          <w:rFonts w:ascii="Times New Roman" w:eastAsia="MS Mincho" w:hAnsi="Times New Roman" w:cs="Times New Roman"/>
+          <w:color w:val="0D0D0D"/>
+          <w:kern w:val="0"/>
+          <w:lang w:val="az-Latn-AZ"/>
+          <w14:ligatures w14:val="none"/>
+        </w:rPr>
+        <w:t>.</w:t>
+      </w:r>
+      <w:r>
+        <w:rPr>
+          <w:rFonts w:ascii="Times New Roman" w:eastAsia="MS Mincho" w:hAnsi="Times New Roman" w:cs="Times New Roman"/>
+          <w:color w:val="0D0D0D"/>
+          <w:kern w:val="0"/>
+          <w:lang w:val="az-Latn-AZ"/>
+          <w14:ligatures w14:val="none"/>
+        </w:rPr>
+        <w:t>.......</w:t>
+      </w:r>
+      <w:r>
+        <w:rPr>
+          <w:rFonts w:ascii="Times New Roman" w:eastAsia="MS Mincho" w:hAnsi="Times New Roman" w:cs="Times New Roman"/>
+          <w:color w:val="0D0D0D"/>
+          <w:kern w:val="0"/>
+          <w:lang w:val="az-Latn-AZ"/>
+          <w14:ligatures w14:val="none"/>
+        </w:rPr>
         <w:t>23</w:t>
       </w:r>
     </w:p>
+    <w:p>
+      <w:pPr>
+        <w:spacing w:after="0" w:line="240" w:lineRule="auto"/>
+        <w:jc w:val="both"/>
+        <w:rPr>
+          <w:rFonts w:ascii="Times New Roman" w:eastAsia="MS Mincho" w:hAnsi="Times New Roman" w:cs="Times New Roman"/>
+          <w:color w:val="0D0D0D"/>
+          <w:kern w:val="0"/>
+          <w:lang w:val="az-Latn-AZ"/>
+          <w14:ligatures w14:val="none"/>
+        </w:rPr>
+      </w:pPr>
+      <w:r>
+        <w:rPr>
+          <w:rFonts w:ascii="Times New Roman" w:eastAsia="MS Mincho" w:hAnsi="Times New Roman" w:cs="Times New Roman"/>
+          <w:b/>
+          <w:bCs/>
+          <w:color w:val="0D0D0D"/>
+          <w:kern w:val="0"/>
+          <w:lang w:val="az-Latn-AZ"/>
+          <w14:ligatures w14:val="none"/>
+        </w:rPr>
+        <w:t>Table</w:t>
+      </w:r>
+      <w:r>
+        <w:rPr>
+          <w:rFonts w:ascii="Times New Roman" w:eastAsia="MS Mincho" w:hAnsi="Times New Roman" w:cs="Times New Roman"/>
+          <w:b/>
+          <w:bCs/>
+          <w:color w:val="0D0D0D"/>
+          <w:kern w:val="0"/>
+          <w:lang w:val="az-Latn-AZ"/>
+          <w14:ligatures w14:val="none"/>
+        </w:rPr>
+        <w:t xml:space="preserve"> </w:t>
+      </w:r>
+      <w:r>
+        <w:rPr>
+          <w:rFonts w:ascii="Times New Roman" w:eastAsia="MS Mincho" w:hAnsi="Times New Roman" w:cs="Times New Roman"/>
+          <w:b/>
+          <w:bCs/>
+          <w:color w:val="0D0D0D"/>
+          <w:kern w:val="0"/>
+          <w:lang w:val="az-Latn-AZ"/>
+          <w14:ligatures w14:val="none"/>
+        </w:rPr>
+        <w:t>3</w:t>
+      </w:r>
+      <w:r>
+        <w:rPr>
+          <w:rFonts w:ascii="Times New Roman" w:eastAsia="MS Mincho" w:hAnsi="Times New Roman" w:cs="Times New Roman"/>
+          <w:b/>
+          <w:bCs/>
+          <w:color w:val="0D0D0D"/>
+          <w:kern w:val="0"/>
+          <w:lang w:val="az-Latn-AZ"/>
+          <w14:ligatures w14:val="none"/>
+        </w:rPr>
+        <w:t>:</w:t>
+      </w:r>
+      <w:r>
+        <w:rPr>
+          <w:rFonts w:ascii="Times New Roman" w:eastAsia="MS Mincho" w:hAnsi="Times New Roman" w:cs="Times New Roman"/>
+          <w:color w:val="0D0D0D"/>
+          <w:kern w:val="0"/>
+          <w:lang w:val="az-Latn-AZ"/>
+          <w14:ligatures w14:val="none"/>
+        </w:rPr>
+        <w:t xml:space="preserve"> </w:t>
+      </w:r>
+      <w:r>
+        <w:rPr>
+          <w:rFonts w:ascii="Times New Roman" w:eastAsia="MS Mincho" w:hAnsi="Times New Roman" w:cs="Times New Roman"/>
+          <w:color w:val="0D0D0D"/>
+          <w:kern w:val="0"/>
+          <w:lang w:val="az-Latn-AZ"/>
+          <w14:ligatures w14:val="none"/>
+        </w:rPr>
+        <w:t>SWOT analysis of the rule-based TTS approach for Azerbaijani</w:t>
+      </w:r>
+      <w:r>
+        <w:rPr>
+          <w:rFonts w:ascii="Times New Roman" w:eastAsia="MS Mincho" w:hAnsi="Times New Roman" w:cs="Times New Roman"/>
+          <w:color w:val="0D0D0D"/>
+          <w:kern w:val="0"/>
+          <w:lang w:val="az-Latn-AZ"/>
+          <w14:ligatures w14:val="none"/>
+        </w:rPr>
+        <w:t>..........................</w:t>
+      </w:r>
+      <w:r>
+        <w:rPr>
+          <w:rFonts w:ascii="Times New Roman" w:eastAsia="MS Mincho" w:hAnsi="Times New Roman" w:cs="Times New Roman"/>
+          <w:color w:val="0D0D0D"/>
+          <w:kern w:val="0"/>
+          <w:lang w:val="az-Latn-AZ"/>
+          <w14:ligatures w14:val="none"/>
+        </w:rPr>
+        <w:t>...</w:t>
+      </w:r>
+      <w:r>
+        <w:rPr>
+          <w:rFonts w:ascii="Times New Roman" w:eastAsia="MS Mincho" w:hAnsi="Times New Roman" w:cs="Times New Roman"/>
+          <w:color w:val="0D0D0D"/>
+          <w:kern w:val="0"/>
+          <w:lang w:val="az-Latn-AZ"/>
+          <w14:ligatures w14:val="none"/>
+        </w:rPr>
+        <w:t>......</w:t>
+      </w:r>
+      <w:r>
+        <w:rPr>
+          <w:rFonts w:ascii="Times New Roman" w:eastAsia="MS Mincho" w:hAnsi="Times New Roman" w:cs="Times New Roman"/>
+          <w:color w:val="0D0D0D"/>
+          <w:kern w:val="0"/>
+          <w:lang w:val="az-Latn-AZ"/>
+          <w14:ligatures w14:val="none"/>
+        </w:rPr>
+        <w:t>23</w:t>
+      </w:r>
+    </w:p>
+    <w:p>
+      <w:pPr>
+        <w:spacing w:after="0" w:line="240" w:lineRule="auto"/>
+        <w:jc w:val="both"/>
+        <w:rPr>
+          <w:rFonts w:ascii="Times New Roman" w:eastAsia="MS Mincho" w:hAnsi="Times New Roman" w:cs="Times New Roman"/>
+          <w:color w:val="0D0D0D"/>
+          <w:kern w:val="0"/>
+          <w:lang w:val="az-Latn-AZ"/>
+          <w14:ligatures w14:val="none"/>
+        </w:rPr>
+      </w:pPr>
+    </w:p>
+    <w:bookmarkEnd w:id="40"/>
     <w:p>
       <w:pPr>
         <w:spacing w:after="0" w:line="240" w:lineRule="auto"/>
@@ -24433,7 +24469,7 @@
           <w14:ligatures w14:val="none"/>
         </w:rPr>
       </w:pPr>
-      <w:bookmarkStart w:id="35" w:name="_Toc230620408"/>
+      <w:bookmarkStart w:id="41" w:name="_Toc230623265"/>
       <w:r>
         <w:rPr>
           <w:rFonts w:ascii="Times New Roman" w:eastAsia="Times New Roman" w:hAnsi="Times New Roman" w:cs="Times New Roman"/>
@@ -24447,7 +24483,7 @@
         </w:rPr>
         <w:t>LIST OF FIGURES</w:t>
       </w:r>
-      <w:bookmarkEnd w:id="35"/>
+      <w:bookmarkEnd w:id="41"/>
     </w:p>
     <w:p>
       <w:pPr>
@@ -24569,24 +24605,11 @@
         </w:rPr>
         <w:t>1</w:t>
       </w:r>
-    </w:p>
-    <w:bookmarkEnd w:id="32"/>
-    <w:bookmarkEnd w:id="33"/>
-    <w:p>
-      <w:pPr>
-        <w:spacing w:after="0" w:line="240" w:lineRule="auto"/>
-        <w:jc w:val="both"/>
-        <w:rPr>
-          <w:rFonts w:ascii="Times New Roman" w:eastAsia="MS Mincho" w:hAnsi="Times New Roman" w:cs="Times New Roman"/>
-          <w:color w:val="0D0D0D"/>
-          <w:kern w:val="0"/>
-          <w:lang w:val="az-Latn-AZ"/>
-          <w14:ligatures w14:val="none"/>
-        </w:rPr>
-      </w:pPr>
+      <w:bookmarkEnd w:id="37"/>
+      <w:bookmarkEnd w:id="38"/>
     </w:p>
     <w:sectPr>
-      <w:footerReference w:type="default" r:id="rId27"/>
+      <w:footerReference w:type="default" r:id="rId24"/>
       <w:pgSz w:w="11906" w:h="16838" w:code="9"/>
       <w:pgMar w:top="1134" w:right="851" w:bottom="1134" w:left="1701" w:header="709" w:footer="709" w:gutter="0"/>
       <w:pgNumType w:start="6"/>
@@ -29596,7 +29619,7 @@
   <w:style w:type="paragraph" w:default="1" w:styleId="Normal">
     <w:name w:val="Normal"/>
     <w:qFormat/>
-    <w:rsid w:val="006F33B3"/>
+    <w:rsid w:val="004F6520"/>
   </w:style>
   <w:style w:type="paragraph" w:styleId="Heading1">
     <w:name w:val="heading 1"/>

--- a/04_Result/Ulvi Bashirov Samir.docx
+++ b/04_Result/Ulvi Bashirov Samir.docx
@@ -7071,7 +7071,6 @@
     <w:p>
       <w:pPr>
         <w:spacing w:after="0" w:line="360" w:lineRule="auto"/>
-        <w:ind w:firstLine="567"/>
         <w:jc w:val="both"/>
         <w:rPr>
           <w:rFonts w:ascii="Times New Roman" w:eastAsia="MS Mincho" w:hAnsi="Times New Roman" w:cs="Times New Roman"/>
@@ -7626,6 +7625,8 @@
       <w:pPr>
         <w:rPr>
           <w:rFonts w:ascii="Times New Roman" w:hAnsi="Times New Roman" w:cs="Times New Roman"/>
+          <w:sz w:val="28"/>
+          <w:szCs w:val="28"/>
         </w:rPr>
       </w:pPr>
       <w:r>
@@ -7633,18 +7634,24 @@
           <w:rFonts w:ascii="Times New Roman" w:hAnsi="Times New Roman" w:cs="Times New Roman"/>
           <w:b/>
           <w:bCs/>
+          <w:sz w:val="28"/>
+          <w:szCs w:val="28"/>
         </w:rPr>
         <w:t>Source</w:t>
       </w:r>
       <w:r>
         <w:rPr>
           <w:rFonts w:ascii="Times New Roman" w:hAnsi="Times New Roman" w:cs="Times New Roman"/>
+          <w:sz w:val="28"/>
+          <w:szCs w:val="28"/>
         </w:rPr>
         <w:t xml:space="preserve">: </w:t>
       </w:r>
       <w:r>
         <w:rPr>
           <w:rFonts w:ascii="Times New Roman" w:hAnsi="Times New Roman" w:cs="Times New Roman"/>
+          <w:sz w:val="28"/>
+          <w:szCs w:val="28"/>
         </w:rPr>
         <w:t>Author's own elaboration</w:t>
       </w:r>
@@ -8942,6 +8949,7 @@
         <w:t xml:space="preserve">. </w:t>
       </w:r>
     </w:p>
+    <w:bookmarkStart w:id="23" w:name="OLE_LINK182"/>
     <w:bookmarkEnd w:id="20"/>
     <w:p>
       <w:pPr>
@@ -8955,12 +8963,30 @@
         </w:rPr>
       </w:pPr>
       <w:r>
+        <w:rPr>
+          <w:sz w:val="28"/>
+          <w:szCs w:val="28"/>
+        </w:rPr>
         <w:fldChar w:fldCharType="begin"/>
       </w:r>
       <w:r>
+        <w:rPr>
+          <w:sz w:val="28"/>
+          <w:szCs w:val="28"/>
+        </w:rPr>
         <w:instrText>HYPERLINK "https://ieeexplore.ieee.org/document/7282379"</w:instrText>
       </w:r>
       <w:r>
+        <w:rPr>
+          <w:sz w:val="28"/>
+          <w:szCs w:val="28"/>
+        </w:rPr>
+      </w:r>
+      <w:r>
+        <w:rPr>
+          <w:sz w:val="28"/>
+          <w:szCs w:val="28"/>
+        </w:rPr>
         <w:fldChar w:fldCharType="separate"/>
       </w:r>
       <w:r>
@@ -8975,9 +9001,14 @@
         <w:t>https://ieeexplore.ieee.org/document/7282379</w:t>
       </w:r>
       <w:r>
+        <w:rPr>
+          <w:sz w:val="28"/>
+          <w:szCs w:val="28"/>
+        </w:rPr>
         <w:fldChar w:fldCharType="end"/>
       </w:r>
     </w:p>
+    <w:bookmarkEnd w:id="23"/>
     <w:p>
       <w:pPr>
         <w:spacing w:after="0" w:line="360" w:lineRule="auto"/>
@@ -9047,8 +9078,8 @@
           <w14:ligatures w14:val="none"/>
         </w:rPr>
       </w:pPr>
-      <w:bookmarkStart w:id="23" w:name="OLE_LINK127"/>
-      <w:bookmarkStart w:id="24" w:name="_Toc230623252"/>
+      <w:bookmarkStart w:id="24" w:name="OLE_LINK127"/>
+      <w:bookmarkStart w:id="25" w:name="_Toc230623252"/>
       <w:bookmarkEnd w:id="17"/>
       <w:r>
         <w:rPr>
@@ -9074,9 +9105,9 @@
         </w:rPr>
         <w:t>Advantages and limitations of rule-based TTS systems</w:t>
       </w:r>
-      <w:bookmarkEnd w:id="24"/>
-    </w:p>
-    <w:bookmarkEnd w:id="23"/>
+      <w:bookmarkEnd w:id="25"/>
+    </w:p>
+    <w:bookmarkEnd w:id="24"/>
     <w:p>
       <w:pPr>
         <w:spacing w:after="0" w:line="360" w:lineRule="auto"/>
@@ -9161,7 +9192,7 @@
           <w14:ligatures w14:val="none"/>
         </w:rPr>
       </w:pPr>
-      <w:bookmarkStart w:id="25" w:name="OLE_LINK159"/>
+      <w:bookmarkStart w:id="26" w:name="OLE_LINK159"/>
       <w:r>
         <w:rPr>
           <w:rFonts w:ascii="Times New Roman" w:eastAsia="MS Mincho" w:hAnsi="Times New Roman" w:cs="Times New Roman"/>
@@ -9198,7 +9229,7 @@
         </w:rPr>
         <w:t xml:space="preserve">: </w:t>
       </w:r>
-      <w:bookmarkStart w:id="26" w:name="OLE_LINK133"/>
+      <w:bookmarkStart w:id="27" w:name="OLE_LINK133"/>
       <w:r>
         <w:rPr>
           <w:rFonts w:ascii="Times New Roman" w:eastAsia="MS Mincho" w:hAnsi="Times New Roman" w:cs="Times New Roman"/>
@@ -9211,7 +9242,7 @@
         </w:rPr>
         <w:t>SWOT analysis of the rule-based TTS approach for Azerbaijani</w:t>
       </w:r>
-      <w:bookmarkEnd w:id="26"/>
+      <w:bookmarkEnd w:id="27"/>
     </w:p>
     <w:tbl>
       <w:tblPr>
@@ -9806,7 +9837,7 @@
                 <w:szCs w:val="28"/>
               </w:rPr>
             </w:pPr>
-            <w:bookmarkStart w:id="27" w:name="OLE_LINK154"/>
+            <w:bookmarkStart w:id="28" w:name="OLE_LINK154"/>
             <w:r>
               <w:rPr>
                 <w:rFonts w:ascii="Times New Roman" w:hAnsi="Times New Roman" w:cs="Times New Roman"/>
@@ -9816,7 +9847,7 @@
               </w:rPr>
               <w:t>Sparse phonetic documentatio</w:t>
             </w:r>
-            <w:bookmarkEnd w:id="27"/>
+            <w:bookmarkEnd w:id="28"/>
             <w:r>
               <w:rPr>
                 <w:rFonts w:ascii="Times New Roman" w:hAnsi="Times New Roman" w:cs="Times New Roman"/>
@@ -10035,19 +10066,7 @@
           <w:szCs w:val="28"/>
           <w14:ligatures w14:val="none"/>
         </w:rPr>
-        <w:t>Source</w:t>
-      </w:r>
-      <w:r>
-        <w:rPr>
-          <w:rFonts w:ascii="Times New Roman" w:eastAsia="MS Mincho" w:hAnsi="Times New Roman" w:cs="Times New Roman"/>
-          <w:b/>
-          <w:bCs/>
-          <w:kern w:val="0"/>
-          <w:sz w:val="28"/>
-          <w:szCs w:val="28"/>
-          <w14:ligatures w14:val="none"/>
-        </w:rPr>
-        <w:t xml:space="preserve">: </w:t>
+        <w:t xml:space="preserve">Source: </w:t>
       </w:r>
       <w:r>
         <w:rPr>
@@ -10060,7 +10079,7 @@
         <w:t>Author's own elaboration</w:t>
       </w:r>
     </w:p>
-    <w:bookmarkEnd w:id="25"/>
+    <w:bookmarkEnd w:id="26"/>
     <w:p>
       <w:pPr>
         <w:spacing w:after="0" w:line="360" w:lineRule="auto"/>
@@ -10370,7 +10389,7 @@
           <w14:ligatures w14:val="none"/>
         </w:rPr>
       </w:pPr>
-      <w:bookmarkStart w:id="28" w:name="_Toc230623253"/>
+      <w:bookmarkStart w:id="29" w:name="_Toc230623253"/>
       <w:r>
         <w:rPr>
           <w:rFonts w:ascii="Times New Roman" w:eastAsia="Times New Roman" w:hAnsi="Times New Roman" w:cs="Times New Roman"/>
@@ -10383,7 +10402,7 @@
         <w:lastRenderedPageBreak/>
         <w:t xml:space="preserve">CHAPTER II. </w:t>
       </w:r>
-      <w:bookmarkEnd w:id="28"/>
+      <w:bookmarkEnd w:id="29"/>
       <w:r>
         <w:rPr>
           <w:rFonts w:ascii="Times New Roman" w:eastAsia="Times New Roman" w:hAnsi="Times New Roman" w:cs="Times New Roman"/>
@@ -10413,7 +10432,7 @@
           <w14:ligatures w14:val="none"/>
         </w:rPr>
       </w:pPr>
-      <w:bookmarkStart w:id="29" w:name="_Toc230623254"/>
+      <w:bookmarkStart w:id="30" w:name="_Toc230623254"/>
       <w:r>
         <w:rPr>
           <w:rFonts w:ascii="Times New Roman" w:eastAsia="Times New Roman" w:hAnsi="Times New Roman" w:cs="Times New Roman"/>
@@ -10426,7 +10445,7 @@
         </w:rPr>
         <w:t xml:space="preserve">2.1. </w:t>
       </w:r>
-      <w:bookmarkEnd w:id="29"/>
+      <w:bookmarkEnd w:id="30"/>
       <w:r>
         <w:rPr>
           <w:rFonts w:ascii="Times New Roman" w:eastAsia="Times New Roman" w:hAnsi="Times New Roman" w:cs="Times New Roman"/>
@@ -10673,8 +10692,9 @@
           <w14:ligatures w14:val="none"/>
         </w:rPr>
       </w:pPr>
-      <w:bookmarkStart w:id="30" w:name="OLE_LINK162"/>
-      <w:bookmarkStart w:id="31" w:name="OLE_LINK166"/>
+      <w:bookmarkStart w:id="31" w:name="OLE_LINK162"/>
+      <w:bookmarkStart w:id="32" w:name="OLE_LINK166"/>
+      <w:bookmarkStart w:id="33" w:name="OLE_LINK187"/>
       <w:r>
         <w:rPr>
           <w:rFonts w:ascii="Times New Roman" w:eastAsia="MS Mincho" w:hAnsi="Times New Roman" w:cs="Times New Roman"/>
@@ -10733,7 +10753,7 @@
             <w:tcW w:w="1228" w:type="dxa"/>
             <w:shd w:val="clear" w:color="auto" w:fill="BFBFBF" w:themeFill="background1" w:themeFillShade="BF"/>
           </w:tcPr>
-          <w:bookmarkEnd w:id="30"/>
+          <w:bookmarkEnd w:id="31"/>
           <w:p>
             <w:pPr>
               <w:spacing w:line="360" w:lineRule="auto"/>
@@ -12454,6 +12474,7 @@
         </w:rPr>
         <w:t xml:space="preserve">Source: </w:t>
       </w:r>
+      <w:bookmarkStart w:id="34" w:name="OLE_LINK181"/>
       <w:r>
         <w:rPr>
           <w:rFonts w:ascii="Times New Roman" w:eastAsia="MS Mincho" w:hAnsi="Times New Roman" w:cs="Times New Roman"/>
@@ -12486,7 +12507,68 @@
         </w:rPr>
         <w:t xml:space="preserve"> et al. (2023)</w:t>
       </w:r>
-    </w:p>
+      <w:bookmarkEnd w:id="34"/>
+    </w:p>
+    <w:bookmarkStart w:id="35" w:name="OLE_LINK184"/>
+    <w:p>
+      <w:pPr>
+        <w:spacing w:after="0" w:line="360" w:lineRule="auto"/>
+        <w:rPr>
+          <w:rFonts w:ascii="Times New Roman" w:eastAsia="MS Mincho" w:hAnsi="Times New Roman" w:cs="Times New Roman"/>
+          <w:kern w:val="0"/>
+          <w:sz w:val="28"/>
+          <w:szCs w:val="28"/>
+          <w14:ligatures w14:val="none"/>
+        </w:rPr>
+      </w:pPr>
+      <w:r>
+        <w:rPr>
+          <w:sz w:val="28"/>
+          <w:szCs w:val="28"/>
+        </w:rPr>
+        <w:fldChar w:fldCharType="begin"/>
+      </w:r>
+      <w:r>
+        <w:rPr>
+          <w:sz w:val="28"/>
+          <w:szCs w:val="28"/>
+        </w:rPr>
+        <w:instrText>HYPERLINK "https://github.com/IS2AI/TurkicTTS"</w:instrText>
+      </w:r>
+      <w:r>
+        <w:rPr>
+          <w:sz w:val="28"/>
+          <w:szCs w:val="28"/>
+        </w:rPr>
+      </w:r>
+      <w:r>
+        <w:rPr>
+          <w:sz w:val="28"/>
+          <w:szCs w:val="28"/>
+        </w:rPr>
+        <w:fldChar w:fldCharType="separate"/>
+      </w:r>
+      <w:r>
+        <w:rPr>
+          <w:rStyle w:val="Hyperlink"/>
+          <w:rFonts w:ascii="Times New Roman" w:eastAsia="MS Mincho" w:hAnsi="Times New Roman" w:cs="Times New Roman"/>
+          <w:kern w:val="0"/>
+          <w:sz w:val="28"/>
+          <w:szCs w:val="28"/>
+          <w14:ligatures w14:val="none"/>
+        </w:rPr>
+        <w:t>https://github.com/IS2AI/TurkicTTS</w:t>
+      </w:r>
+      <w:r>
+        <w:rPr>
+          <w:sz w:val="28"/>
+          <w:szCs w:val="28"/>
+        </w:rPr>
+        <w:fldChar w:fldCharType="end"/>
+      </w:r>
+    </w:p>
+    <w:bookmarkEnd w:id="33"/>
+    <w:bookmarkEnd w:id="35"/>
     <w:p>
       <w:pPr>
         <w:spacing w:after="0" w:line="360" w:lineRule="auto"/>
@@ -15049,6 +15131,7 @@
                 <w:sz w:val="28"/>
                 <w:szCs w:val="28"/>
               </w:rPr>
+              <w:lastRenderedPageBreak/>
               <w:t>m</w:t>
             </w:r>
           </w:p>
@@ -15231,7 +15314,6 @@
                 <w:sz w:val="28"/>
                 <w:szCs w:val="28"/>
               </w:rPr>
-              <w:lastRenderedPageBreak/>
               <w:t>n</w:t>
             </w:r>
           </w:p>
@@ -16868,7 +16950,32 @@
         </w:rPr>
         <w:t xml:space="preserve"> et al. (2023)</w:t>
       </w:r>
-      <w:bookmarkEnd w:id="31"/>
+      <w:bookmarkEnd w:id="32"/>
+    </w:p>
+    <w:p>
+      <w:pPr>
+        <w:spacing w:after="0" w:line="360" w:lineRule="auto"/>
+        <w:rPr>
+          <w:rFonts w:ascii="Times New Roman" w:eastAsia="MS Mincho" w:hAnsi="Times New Roman" w:cs="Times New Roman"/>
+          <w:kern w:val="0"/>
+          <w:sz w:val="28"/>
+          <w:szCs w:val="28"/>
+          <w14:ligatures w14:val="none"/>
+        </w:rPr>
+      </w:pPr>
+      <w:hyperlink r:id="rId12" w:history="1">
+        <w:r>
+          <w:rPr>
+            <w:rStyle w:val="Hyperlink"/>
+            <w:rFonts w:ascii="Times New Roman" w:eastAsia="MS Mincho" w:hAnsi="Times New Roman" w:cs="Times New Roman"/>
+            <w:kern w:val="0"/>
+            <w:sz w:val="28"/>
+            <w:szCs w:val="28"/>
+            <w14:ligatures w14:val="none"/>
+          </w:rPr>
+          <w:t>https://github.com/IS2AI/TurkicTTS</w:t>
+        </w:r>
+      </w:hyperlink>
     </w:p>
     <w:p>
       <w:pPr>
@@ -16903,6 +17010,180 @@
           <w14:ligatures w14:val="none"/>
         </w:rPr>
         <w:t>Four phonological rules are most significant for G2P conversion in the proposed system.</w:t>
+      </w:r>
+      <w:r>
+        <w:rPr>
+          <w:rFonts w:ascii="Times New Roman" w:eastAsia="MS Mincho" w:hAnsi="Times New Roman" w:cs="Times New Roman"/>
+          <w:kern w:val="0"/>
+          <w:sz w:val="28"/>
+          <w:szCs w:val="28"/>
+          <w14:ligatures w14:val="none"/>
+        </w:rPr>
+        <w:t xml:space="preserve"> </w:t>
+      </w:r>
+      <w:r>
+        <w:rPr>
+          <w:rFonts w:ascii="Times New Roman" w:eastAsia="MS Mincho" w:hAnsi="Times New Roman" w:cs="Times New Roman"/>
+          <w:kern w:val="0"/>
+          <w:sz w:val="28"/>
+          <w:szCs w:val="28"/>
+          <w14:ligatures w14:val="none"/>
+        </w:rPr>
+        <w:t xml:space="preserve">Palatalization of /k/ and /g/. When the velar stops /k/ and /g/ occur adjacent to front vowels (e, ə, </w:t>
+      </w:r>
+      <w:proofErr w:type="spellStart"/>
+      <w:r>
+        <w:rPr>
+          <w:rFonts w:ascii="Times New Roman" w:eastAsia="MS Mincho" w:hAnsi="Times New Roman" w:cs="Times New Roman"/>
+          <w:kern w:val="0"/>
+          <w:sz w:val="28"/>
+          <w:szCs w:val="28"/>
+          <w14:ligatures w14:val="none"/>
+        </w:rPr>
+        <w:t>i</w:t>
+      </w:r>
+      <w:proofErr w:type="spellEnd"/>
+      <w:r>
+        <w:rPr>
+          <w:rFonts w:ascii="Times New Roman" w:eastAsia="MS Mincho" w:hAnsi="Times New Roman" w:cs="Times New Roman"/>
+          <w:kern w:val="0"/>
+          <w:sz w:val="28"/>
+          <w:szCs w:val="28"/>
+          <w14:ligatures w14:val="none"/>
+        </w:rPr>
+        <w:t xml:space="preserve">, ö, ü), they are realized as palatal stops /c/. Examples: </w:t>
+      </w:r>
+      <w:proofErr w:type="spellStart"/>
+      <w:r>
+        <w:rPr>
+          <w:rFonts w:ascii="Times New Roman" w:eastAsia="MS Mincho" w:hAnsi="Times New Roman" w:cs="Times New Roman"/>
+          <w:kern w:val="0"/>
+          <w:sz w:val="28"/>
+          <w:szCs w:val="28"/>
+          <w14:ligatures w14:val="none"/>
+        </w:rPr>
+        <w:t>gül</w:t>
+      </w:r>
+      <w:proofErr w:type="spellEnd"/>
+      <w:r>
+        <w:rPr>
+          <w:rFonts w:ascii="Times New Roman" w:eastAsia="MS Mincho" w:hAnsi="Times New Roman" w:cs="Times New Roman"/>
+          <w:kern w:val="0"/>
+          <w:sz w:val="28"/>
+          <w:szCs w:val="28"/>
+          <w14:ligatures w14:val="none"/>
+        </w:rPr>
+        <w:t xml:space="preserve"> → /</w:t>
+      </w:r>
+      <w:proofErr w:type="spellStart"/>
+      <w:r>
+        <w:rPr>
+          <w:rFonts w:ascii="Times New Roman" w:eastAsia="MS Mincho" w:hAnsi="Times New Roman" w:cs="Times New Roman"/>
+          <w:kern w:val="0"/>
+          <w:sz w:val="28"/>
+          <w:szCs w:val="28"/>
+          <w14:ligatures w14:val="none"/>
+        </w:rPr>
+        <w:t>cyl</w:t>
+      </w:r>
+      <w:proofErr w:type="spellEnd"/>
+      <w:r>
+        <w:rPr>
+          <w:rFonts w:ascii="Times New Roman" w:eastAsia="MS Mincho" w:hAnsi="Times New Roman" w:cs="Times New Roman"/>
+          <w:kern w:val="0"/>
+          <w:sz w:val="28"/>
+          <w:szCs w:val="28"/>
+          <w14:ligatures w14:val="none"/>
+        </w:rPr>
+        <w:t>/ (rose) — /g/ before /ü/ (front); kitab → /</w:t>
+      </w:r>
+      <w:proofErr w:type="spellStart"/>
+      <w:r>
+        <w:rPr>
+          <w:rFonts w:ascii="Times New Roman" w:eastAsia="MS Mincho" w:hAnsi="Times New Roman" w:cs="Times New Roman"/>
+          <w:kern w:val="0"/>
+          <w:sz w:val="28"/>
+          <w:szCs w:val="28"/>
+          <w14:ligatures w14:val="none"/>
+        </w:rPr>
+        <w:t>citab</w:t>
+      </w:r>
+      <w:proofErr w:type="spellEnd"/>
+      <w:r>
+        <w:rPr>
+          <w:rFonts w:ascii="Times New Roman" w:eastAsia="MS Mincho" w:hAnsi="Times New Roman" w:cs="Times New Roman"/>
+          <w:kern w:val="0"/>
+          <w:sz w:val="28"/>
+          <w:szCs w:val="28"/>
+          <w14:ligatures w14:val="none"/>
+        </w:rPr>
+        <w:t>/ (book) — /k/ before /</w:t>
+      </w:r>
+      <w:proofErr w:type="spellStart"/>
+      <w:r>
+        <w:rPr>
+          <w:rFonts w:ascii="Times New Roman" w:eastAsia="MS Mincho" w:hAnsi="Times New Roman" w:cs="Times New Roman"/>
+          <w:kern w:val="0"/>
+          <w:sz w:val="28"/>
+          <w:szCs w:val="28"/>
+          <w14:ligatures w14:val="none"/>
+        </w:rPr>
+        <w:t>i</w:t>
+      </w:r>
+      <w:proofErr w:type="spellEnd"/>
+      <w:r>
+        <w:rPr>
+          <w:rFonts w:ascii="Times New Roman" w:eastAsia="MS Mincho" w:hAnsi="Times New Roman" w:cs="Times New Roman"/>
+          <w:kern w:val="0"/>
+          <w:sz w:val="28"/>
+          <w:szCs w:val="28"/>
+          <w14:ligatures w14:val="none"/>
+        </w:rPr>
+        <w:t xml:space="preserve">/ (front); </w:t>
+      </w:r>
+      <w:proofErr w:type="spellStart"/>
+      <w:r>
+        <w:rPr>
+          <w:rFonts w:ascii="Times New Roman" w:eastAsia="MS Mincho" w:hAnsi="Times New Roman" w:cs="Times New Roman"/>
+          <w:kern w:val="0"/>
+          <w:sz w:val="28"/>
+          <w:szCs w:val="28"/>
+          <w14:ligatures w14:val="none"/>
+        </w:rPr>
+        <w:t>gol</w:t>
+      </w:r>
+      <w:proofErr w:type="spellEnd"/>
+      <w:r>
+        <w:rPr>
+          <w:rFonts w:ascii="Times New Roman" w:eastAsia="MS Mincho" w:hAnsi="Times New Roman" w:cs="Times New Roman"/>
+          <w:kern w:val="0"/>
+          <w:sz w:val="28"/>
+          <w:szCs w:val="28"/>
+          <w14:ligatures w14:val="none"/>
+        </w:rPr>
+        <w:t xml:space="preserve"> → /</w:t>
+      </w:r>
+      <w:proofErr w:type="spellStart"/>
+      <w:r>
+        <w:rPr>
+          <w:rFonts w:ascii="Times New Roman" w:eastAsia="MS Mincho" w:hAnsi="Times New Roman" w:cs="Times New Roman"/>
+          <w:kern w:val="0"/>
+          <w:sz w:val="28"/>
+          <w:szCs w:val="28"/>
+          <w14:ligatures w14:val="none"/>
+        </w:rPr>
+        <w:t>ɡol</w:t>
+      </w:r>
+      <w:proofErr w:type="spellEnd"/>
+      <w:r>
+        <w:rPr>
+          <w:rFonts w:ascii="Times New Roman" w:eastAsia="MS Mincho" w:hAnsi="Times New Roman" w:cs="Times New Roman"/>
+          <w:kern w:val="0"/>
+          <w:sz w:val="28"/>
+          <w:szCs w:val="28"/>
+          <w14:ligatures w14:val="none"/>
+        </w:rPr>
+        <w:t>/ (goal) — /g/ before /o/ (back), no palatalization. This rule is handled in the G2P converter by inspecting the vowel immediately adjacent to each /k/ or /g/ and substituting /c/ when the vowel is front.</w:t>
       </w:r>
     </w:p>
     <w:p>
@@ -16926,7 +17207,7 @@
           <w:szCs w:val="28"/>
           <w14:ligatures w14:val="none"/>
         </w:rPr>
-        <w:t xml:space="preserve">Palatalization of /k/ and /g/. When the velar stops /k/ and /g/ occur adjacent to front vowels (e, ə, </w:t>
+        <w:t xml:space="preserve">The /ğ/ </w:t>
       </w:r>
       <w:proofErr w:type="spellStart"/>
       <w:r>
@@ -16937,7 +17218,7 @@
           <w:szCs w:val="28"/>
           <w14:ligatures w14:val="none"/>
         </w:rPr>
-        <w:t>i</w:t>
+        <w:t>allophony</w:t>
       </w:r>
       <w:proofErr w:type="spellEnd"/>
       <w:r>
@@ -16948,7 +17229,29 @@
           <w:szCs w:val="28"/>
           <w14:ligatures w14:val="none"/>
         </w:rPr>
-        <w:t xml:space="preserve">, ö, ü), they are realized as palatal stops /c/. Examples: </w:t>
+        <w:t xml:space="preserve">. The letter ğ does not represent a stable consonant; its phonetic realization is </w:t>
+      </w:r>
+      <w:proofErr w:type="gramStart"/>
+      <w:r>
+        <w:rPr>
+          <w:rFonts w:ascii="Times New Roman" w:eastAsia="MS Mincho" w:hAnsi="Times New Roman" w:cs="Times New Roman"/>
+          <w:kern w:val="0"/>
+          <w:sz w:val="28"/>
+          <w:szCs w:val="28"/>
+          <w14:ligatures w14:val="none"/>
+        </w:rPr>
+        <w:t>position-dependent</w:t>
+      </w:r>
+      <w:proofErr w:type="gramEnd"/>
+      <w:r>
+        <w:rPr>
+          <w:rFonts w:ascii="Times New Roman" w:eastAsia="MS Mincho" w:hAnsi="Times New Roman" w:cs="Times New Roman"/>
+          <w:kern w:val="0"/>
+          <w:sz w:val="28"/>
+          <w:szCs w:val="28"/>
+          <w14:ligatures w14:val="none"/>
+        </w:rPr>
+        <w:t xml:space="preserve">. Between two vowels it is realized as the voiced velar fricative /ɣ/: </w:t>
       </w:r>
       <w:proofErr w:type="spellStart"/>
       <w:r>
@@ -16959,7 +17262,7 @@
           <w:szCs w:val="28"/>
           <w14:ligatures w14:val="none"/>
         </w:rPr>
-        <w:t>gül</w:t>
+        <w:t>ağıl</w:t>
       </w:r>
       <w:proofErr w:type="spellEnd"/>
       <w:r>
@@ -16981,7 +17284,7 @@
           <w:szCs w:val="28"/>
           <w14:ligatures w14:val="none"/>
         </w:rPr>
-        <w:t>cyl</w:t>
+        <w:t>aɣɯl</w:t>
       </w:r>
       <w:proofErr w:type="spellEnd"/>
       <w:r>
@@ -16992,7 +17295,7 @@
           <w:szCs w:val="28"/>
           <w14:ligatures w14:val="none"/>
         </w:rPr>
-        <w:t>/ (rose) — /g/ before /ü/ (front); kitab → /</w:t>
+        <w:t xml:space="preserve">/ (reason). Word-finally or before a consonant it yields compensatory vowel lengthening /ː/: </w:t>
       </w:r>
       <w:proofErr w:type="spellStart"/>
       <w:r>
@@ -17003,7 +17306,7 @@
           <w:szCs w:val="28"/>
           <w14:ligatures w14:val="none"/>
         </w:rPr>
-        <w:t>citab</w:t>
+        <w:t>dağ</w:t>
       </w:r>
       <w:proofErr w:type="spellEnd"/>
       <w:r>
@@ -17014,7 +17317,7 @@
           <w:szCs w:val="28"/>
           <w14:ligatures w14:val="none"/>
         </w:rPr>
-        <w:t>/ (book) — /k/ before /</w:t>
+        <w:t xml:space="preserve"> → /daː/ (mountain), </w:t>
       </w:r>
       <w:proofErr w:type="spellStart"/>
       <w:r>
@@ -17025,7 +17328,7 @@
           <w:szCs w:val="28"/>
           <w14:ligatures w14:val="none"/>
         </w:rPr>
-        <w:t>i</w:t>
+        <w:t>bağlı</w:t>
       </w:r>
       <w:proofErr w:type="spellEnd"/>
       <w:r>
@@ -17036,7 +17339,7 @@
           <w:szCs w:val="28"/>
           <w14:ligatures w14:val="none"/>
         </w:rPr>
-        <w:t xml:space="preserve">/ (front); </w:t>
+        <w:t xml:space="preserve"> → /</w:t>
       </w:r>
       <w:proofErr w:type="spellStart"/>
       <w:r>
@@ -17047,7 +17350,7 @@
           <w:szCs w:val="28"/>
           <w14:ligatures w14:val="none"/>
         </w:rPr>
-        <w:t>gol</w:t>
+        <w:t>baːlɯ</w:t>
       </w:r>
       <w:proofErr w:type="spellEnd"/>
       <w:r>
@@ -17058,7 +17361,27 @@
           <w:szCs w:val="28"/>
           <w14:ligatures w14:val="none"/>
         </w:rPr>
-        <w:t xml:space="preserve"> → /</w:t>
+        <w:t>/ (closed).</w:t>
+      </w:r>
+      <w:r>
+        <w:rPr>
+          <w:rFonts w:ascii="Times New Roman" w:eastAsia="MS Mincho" w:hAnsi="Times New Roman" w:cs="Times New Roman"/>
+          <w:kern w:val="0"/>
+          <w:sz w:val="28"/>
+          <w:szCs w:val="28"/>
+          <w14:ligatures w14:val="none"/>
+        </w:rPr>
+        <w:t xml:space="preserve"> </w:t>
+      </w:r>
+      <w:r>
+        <w:rPr>
+          <w:rFonts w:ascii="Times New Roman" w:eastAsia="MS Mincho" w:hAnsi="Times New Roman" w:cs="Times New Roman"/>
+          <w:kern w:val="0"/>
+          <w:sz w:val="28"/>
+          <w:szCs w:val="28"/>
+          <w14:ligatures w14:val="none"/>
+        </w:rPr>
+        <w:t xml:space="preserve">Final obstruent devoicing. Azerbaijani, like Turkish and other Turkic languages, exhibits word-final devoicing of voiced </w:t>
       </w:r>
       <w:proofErr w:type="spellStart"/>
       <w:r>
@@ -17069,7 +17392,7 @@
           <w:szCs w:val="28"/>
           <w14:ligatures w14:val="none"/>
         </w:rPr>
-        <w:t>ɡol</w:t>
+        <w:t>obstruents</w:t>
       </w:r>
       <w:proofErr w:type="spellEnd"/>
       <w:r>
@@ -17080,7 +17403,51 @@
           <w:szCs w:val="28"/>
           <w14:ligatures w14:val="none"/>
         </w:rPr>
-        <w:t>/ (goal) — /g/ before /o/ (back), no palatalization. This rule is handled in the G2P converter by inspecting the vowel immediately adjacent to each /k/ or /g/ and substituting /c/ when the vowel is front.</w:t>
+        <w:t>: /b/ → /p/ (kitab → /</w:t>
+      </w:r>
+      <w:proofErr w:type="spellStart"/>
+      <w:r>
+        <w:rPr>
+          <w:rFonts w:ascii="Times New Roman" w:eastAsia="MS Mincho" w:hAnsi="Times New Roman" w:cs="Times New Roman"/>
+          <w:kern w:val="0"/>
+          <w:sz w:val="28"/>
+          <w:szCs w:val="28"/>
+          <w14:ligatures w14:val="none"/>
+        </w:rPr>
+        <w:t>kitap</w:t>
+      </w:r>
+      <w:proofErr w:type="spellEnd"/>
+      <w:r>
+        <w:rPr>
+          <w:rFonts w:ascii="Times New Roman" w:eastAsia="MS Mincho" w:hAnsi="Times New Roman" w:cs="Times New Roman"/>
+          <w:kern w:val="0"/>
+          <w:sz w:val="28"/>
+          <w:szCs w:val="28"/>
+          <w14:ligatures w14:val="none"/>
+        </w:rPr>
+        <w:t>/, book), /d/ → /t/ (od → /</w:t>
+      </w:r>
+      <w:proofErr w:type="spellStart"/>
+      <w:r>
+        <w:rPr>
+          <w:rFonts w:ascii="Times New Roman" w:eastAsia="MS Mincho" w:hAnsi="Times New Roman" w:cs="Times New Roman"/>
+          <w:kern w:val="0"/>
+          <w:sz w:val="28"/>
+          <w:szCs w:val="28"/>
+          <w14:ligatures w14:val="none"/>
+        </w:rPr>
+        <w:t>ot</w:t>
+      </w:r>
+      <w:proofErr w:type="spellEnd"/>
+      <w:r>
+        <w:rPr>
+          <w:rFonts w:ascii="Times New Roman" w:eastAsia="MS Mincho" w:hAnsi="Times New Roman" w:cs="Times New Roman"/>
+          <w:kern w:val="0"/>
+          <w:sz w:val="28"/>
+          <w:szCs w:val="28"/>
+          <w14:ligatures w14:val="none"/>
+        </w:rPr>
+        <w:t>/, fire), and /g/ → /k/ word-finally.</w:t>
       </w:r>
     </w:p>
     <w:p>
@@ -17104,7 +17471,7 @@
           <w:szCs w:val="28"/>
           <w14:ligatures w14:val="none"/>
         </w:rPr>
-        <w:t xml:space="preserve">The /ğ/ </w:t>
+        <w:t xml:space="preserve">Nasal assimilation. The nasal /n/ assimilates in place to a following velar consonant, yielding the velar nasal /ŋ/: </w:t>
       </w:r>
       <w:proofErr w:type="spellStart"/>
       <w:r>
@@ -17115,7 +17482,7 @@
           <w:szCs w:val="28"/>
           <w14:ligatures w14:val="none"/>
         </w:rPr>
-        <w:t>allophony</w:t>
+        <w:t>rəng</w:t>
       </w:r>
       <w:proofErr w:type="spellEnd"/>
       <w:r>
@@ -17126,29 +17493,7 @@
           <w:szCs w:val="28"/>
           <w14:ligatures w14:val="none"/>
         </w:rPr>
-        <w:t xml:space="preserve">. The letter ğ does not represent a stable consonant; its phonetic realization is </w:t>
-      </w:r>
-      <w:proofErr w:type="gramStart"/>
-      <w:r>
-        <w:rPr>
-          <w:rFonts w:ascii="Times New Roman" w:eastAsia="MS Mincho" w:hAnsi="Times New Roman" w:cs="Times New Roman"/>
-          <w:kern w:val="0"/>
-          <w:sz w:val="28"/>
-          <w:szCs w:val="28"/>
-          <w14:ligatures w14:val="none"/>
-        </w:rPr>
-        <w:t>position-dependent</w:t>
-      </w:r>
-      <w:proofErr w:type="gramEnd"/>
-      <w:r>
-        <w:rPr>
-          <w:rFonts w:ascii="Times New Roman" w:eastAsia="MS Mincho" w:hAnsi="Times New Roman" w:cs="Times New Roman"/>
-          <w:kern w:val="0"/>
-          <w:sz w:val="28"/>
-          <w:szCs w:val="28"/>
-          <w14:ligatures w14:val="none"/>
-        </w:rPr>
-        <w:t xml:space="preserve">. Between two vowels it is realized as the voiced velar fricative /ɣ/: </w:t>
+        <w:t xml:space="preserve"> → /</w:t>
       </w:r>
       <w:proofErr w:type="spellStart"/>
       <w:r>
@@ -17159,7 +17504,7 @@
           <w:szCs w:val="28"/>
           <w14:ligatures w14:val="none"/>
         </w:rPr>
-        <w:t>ağıl</w:t>
+        <w:t>ræŋ</w:t>
       </w:r>
       <w:proofErr w:type="spellEnd"/>
       <w:r>
@@ -17170,6 +17515,28 @@
           <w:szCs w:val="28"/>
           <w14:ligatures w14:val="none"/>
         </w:rPr>
+        <w:t xml:space="preserve">/ (color), </w:t>
+      </w:r>
+      <w:proofErr w:type="spellStart"/>
+      <w:r>
+        <w:rPr>
+          <w:rFonts w:ascii="Times New Roman" w:eastAsia="MS Mincho" w:hAnsi="Times New Roman" w:cs="Times New Roman"/>
+          <w:kern w:val="0"/>
+          <w:sz w:val="28"/>
+          <w:szCs w:val="28"/>
+          <w14:ligatures w14:val="none"/>
+        </w:rPr>
+        <w:t>sənki</w:t>
+      </w:r>
+      <w:proofErr w:type="spellEnd"/>
+      <w:r>
+        <w:rPr>
+          <w:rFonts w:ascii="Times New Roman" w:eastAsia="MS Mincho" w:hAnsi="Times New Roman" w:cs="Times New Roman"/>
+          <w:kern w:val="0"/>
+          <w:sz w:val="28"/>
+          <w:szCs w:val="28"/>
+          <w14:ligatures w14:val="none"/>
+        </w:rPr>
         <w:t xml:space="preserve"> → /</w:t>
       </w:r>
       <w:proofErr w:type="spellStart"/>
@@ -17181,7 +17548,7 @@
           <w:szCs w:val="28"/>
           <w14:ligatures w14:val="none"/>
         </w:rPr>
-        <w:t>aɣɯl</w:t>
+        <w:t>sæŋci</w:t>
       </w:r>
       <w:proofErr w:type="spellEnd"/>
       <w:r>
@@ -17192,73 +17559,7 @@
           <w:szCs w:val="28"/>
           <w14:ligatures w14:val="none"/>
         </w:rPr>
-        <w:t xml:space="preserve">/ (reason). Word-finally or before a consonant it yields compensatory vowel lengthening /ː/: </w:t>
-      </w:r>
-      <w:proofErr w:type="spellStart"/>
-      <w:r>
-        <w:rPr>
-          <w:rFonts w:ascii="Times New Roman" w:eastAsia="MS Mincho" w:hAnsi="Times New Roman" w:cs="Times New Roman"/>
-          <w:kern w:val="0"/>
-          <w:sz w:val="28"/>
-          <w:szCs w:val="28"/>
-          <w14:ligatures w14:val="none"/>
-        </w:rPr>
-        <w:t>dağ</w:t>
-      </w:r>
-      <w:proofErr w:type="spellEnd"/>
-      <w:r>
-        <w:rPr>
-          <w:rFonts w:ascii="Times New Roman" w:eastAsia="MS Mincho" w:hAnsi="Times New Roman" w:cs="Times New Roman"/>
-          <w:kern w:val="0"/>
-          <w:sz w:val="28"/>
-          <w:szCs w:val="28"/>
-          <w14:ligatures w14:val="none"/>
-        </w:rPr>
-        <w:t xml:space="preserve"> → /daː/ (mountain), </w:t>
-      </w:r>
-      <w:proofErr w:type="spellStart"/>
-      <w:r>
-        <w:rPr>
-          <w:rFonts w:ascii="Times New Roman" w:eastAsia="MS Mincho" w:hAnsi="Times New Roman" w:cs="Times New Roman"/>
-          <w:kern w:val="0"/>
-          <w:sz w:val="28"/>
-          <w:szCs w:val="28"/>
-          <w14:ligatures w14:val="none"/>
-        </w:rPr>
-        <w:t>bağlı</w:t>
-      </w:r>
-      <w:proofErr w:type="spellEnd"/>
-      <w:r>
-        <w:rPr>
-          <w:rFonts w:ascii="Times New Roman" w:eastAsia="MS Mincho" w:hAnsi="Times New Roman" w:cs="Times New Roman"/>
-          <w:kern w:val="0"/>
-          <w:sz w:val="28"/>
-          <w:szCs w:val="28"/>
-          <w14:ligatures w14:val="none"/>
-        </w:rPr>
-        <w:t xml:space="preserve"> → /</w:t>
-      </w:r>
-      <w:proofErr w:type="spellStart"/>
-      <w:r>
-        <w:rPr>
-          <w:rFonts w:ascii="Times New Roman" w:eastAsia="MS Mincho" w:hAnsi="Times New Roman" w:cs="Times New Roman"/>
-          <w:kern w:val="0"/>
-          <w:sz w:val="28"/>
-          <w:szCs w:val="28"/>
-          <w14:ligatures w14:val="none"/>
-        </w:rPr>
-        <w:t>baːlɯ</w:t>
-      </w:r>
-      <w:proofErr w:type="spellEnd"/>
-      <w:r>
-        <w:rPr>
-          <w:rFonts w:ascii="Times New Roman" w:eastAsia="MS Mincho" w:hAnsi="Times New Roman" w:cs="Times New Roman"/>
-          <w:kern w:val="0"/>
-          <w:sz w:val="28"/>
-          <w:szCs w:val="28"/>
-          <w14:ligatures w14:val="none"/>
-        </w:rPr>
-        <w:t>/ (closed).</w:t>
+        <w:t>/ (as if).</w:t>
       </w:r>
     </w:p>
     <w:p>
@@ -17282,7 +17583,8 @@
           <w:szCs w:val="28"/>
           <w14:ligatures w14:val="none"/>
         </w:rPr>
-        <w:t xml:space="preserve">Final obstruent devoicing. Azerbaijani, like Turkish and other Turkic languages, exhibits word-final devoicing of voiced </w:t>
+        <w:lastRenderedPageBreak/>
+        <w:t>Geminate consonants. Double consonants in orthography represent long consonants in pronunciation: amma → /</w:t>
       </w:r>
       <w:proofErr w:type="spellStart"/>
       <w:r>
@@ -17293,7 +17595,7 @@
           <w:szCs w:val="28"/>
           <w14:ligatures w14:val="none"/>
         </w:rPr>
-        <w:t>obstruents</w:t>
+        <w:t>amːa</w:t>
       </w:r>
       <w:proofErr w:type="spellEnd"/>
       <w:r>
@@ -17304,7 +17606,7 @@
           <w:szCs w:val="28"/>
           <w14:ligatures w14:val="none"/>
         </w:rPr>
-        <w:t>: /b/ → /p/ (kitab → /</w:t>
+        <w:t xml:space="preserve">/ (but), </w:t>
       </w:r>
       <w:proofErr w:type="spellStart"/>
       <w:r>
@@ -17315,7 +17617,7 @@
           <w:szCs w:val="28"/>
           <w14:ligatures w14:val="none"/>
         </w:rPr>
-        <w:t>kitap</w:t>
+        <w:t>əlli</w:t>
       </w:r>
       <w:proofErr w:type="spellEnd"/>
       <w:r>
@@ -17326,7 +17628,7 @@
           <w:szCs w:val="28"/>
           <w14:ligatures w14:val="none"/>
         </w:rPr>
-        <w:t>/, book), /d/ → /t/ (od → /</w:t>
+        <w:t xml:space="preserve"> → /</w:t>
       </w:r>
       <w:proofErr w:type="spellStart"/>
       <w:r>
@@ -17337,7 +17639,7 @@
           <w:szCs w:val="28"/>
           <w14:ligatures w14:val="none"/>
         </w:rPr>
-        <w:t>ot</w:t>
+        <w:t>æli</w:t>
       </w:r>
       <w:proofErr w:type="spellEnd"/>
       <w:r>
@@ -17348,7 +17650,7 @@
           <w:szCs w:val="28"/>
           <w14:ligatures w14:val="none"/>
         </w:rPr>
-        <w:t>/, fire), and /g/ → /k/ word-finally.</w:t>
+        <w:t>ː/ (fifty). The geminate is represented as the consonant symbol followed by /ː/.</w:t>
       </w:r>
     </w:p>
     <w:p>
@@ -17372,209 +17674,6 @@
           <w:szCs w:val="28"/>
           <w14:ligatures w14:val="none"/>
         </w:rPr>
-        <w:t xml:space="preserve">Nasal assimilation. The nasal /n/ assimilates in place to a following velar consonant, yielding the velar nasal /ŋ/: </w:t>
-      </w:r>
-      <w:proofErr w:type="spellStart"/>
-      <w:r>
-        <w:rPr>
-          <w:rFonts w:ascii="Times New Roman" w:eastAsia="MS Mincho" w:hAnsi="Times New Roman" w:cs="Times New Roman"/>
-          <w:kern w:val="0"/>
-          <w:sz w:val="28"/>
-          <w:szCs w:val="28"/>
-          <w14:ligatures w14:val="none"/>
-        </w:rPr>
-        <w:t>rəng</w:t>
-      </w:r>
-      <w:proofErr w:type="spellEnd"/>
-      <w:r>
-        <w:rPr>
-          <w:rFonts w:ascii="Times New Roman" w:eastAsia="MS Mincho" w:hAnsi="Times New Roman" w:cs="Times New Roman"/>
-          <w:kern w:val="0"/>
-          <w:sz w:val="28"/>
-          <w:szCs w:val="28"/>
-          <w14:ligatures w14:val="none"/>
-        </w:rPr>
-        <w:t xml:space="preserve"> → /</w:t>
-      </w:r>
-      <w:proofErr w:type="spellStart"/>
-      <w:r>
-        <w:rPr>
-          <w:rFonts w:ascii="Times New Roman" w:eastAsia="MS Mincho" w:hAnsi="Times New Roman" w:cs="Times New Roman"/>
-          <w:kern w:val="0"/>
-          <w:sz w:val="28"/>
-          <w:szCs w:val="28"/>
-          <w14:ligatures w14:val="none"/>
-        </w:rPr>
-        <w:t>ræŋ</w:t>
-      </w:r>
-      <w:proofErr w:type="spellEnd"/>
-      <w:r>
-        <w:rPr>
-          <w:rFonts w:ascii="Times New Roman" w:eastAsia="MS Mincho" w:hAnsi="Times New Roman" w:cs="Times New Roman"/>
-          <w:kern w:val="0"/>
-          <w:sz w:val="28"/>
-          <w:szCs w:val="28"/>
-          <w14:ligatures w14:val="none"/>
-        </w:rPr>
-        <w:t xml:space="preserve">/ (color), </w:t>
-      </w:r>
-      <w:proofErr w:type="spellStart"/>
-      <w:r>
-        <w:rPr>
-          <w:rFonts w:ascii="Times New Roman" w:eastAsia="MS Mincho" w:hAnsi="Times New Roman" w:cs="Times New Roman"/>
-          <w:kern w:val="0"/>
-          <w:sz w:val="28"/>
-          <w:szCs w:val="28"/>
-          <w14:ligatures w14:val="none"/>
-        </w:rPr>
-        <w:t>sənki</w:t>
-      </w:r>
-      <w:proofErr w:type="spellEnd"/>
-      <w:r>
-        <w:rPr>
-          <w:rFonts w:ascii="Times New Roman" w:eastAsia="MS Mincho" w:hAnsi="Times New Roman" w:cs="Times New Roman"/>
-          <w:kern w:val="0"/>
-          <w:sz w:val="28"/>
-          <w:szCs w:val="28"/>
-          <w14:ligatures w14:val="none"/>
-        </w:rPr>
-        <w:t xml:space="preserve"> → /</w:t>
-      </w:r>
-      <w:proofErr w:type="spellStart"/>
-      <w:r>
-        <w:rPr>
-          <w:rFonts w:ascii="Times New Roman" w:eastAsia="MS Mincho" w:hAnsi="Times New Roman" w:cs="Times New Roman"/>
-          <w:kern w:val="0"/>
-          <w:sz w:val="28"/>
-          <w:szCs w:val="28"/>
-          <w14:ligatures w14:val="none"/>
-        </w:rPr>
-        <w:t>sæŋci</w:t>
-      </w:r>
-      <w:proofErr w:type="spellEnd"/>
-      <w:r>
-        <w:rPr>
-          <w:rFonts w:ascii="Times New Roman" w:eastAsia="MS Mincho" w:hAnsi="Times New Roman" w:cs="Times New Roman"/>
-          <w:kern w:val="0"/>
-          <w:sz w:val="28"/>
-          <w:szCs w:val="28"/>
-          <w14:ligatures w14:val="none"/>
-        </w:rPr>
-        <w:t>/ (as if).</w:t>
-      </w:r>
-    </w:p>
-    <w:p>
-      <w:pPr>
-        <w:spacing w:after="0" w:line="360" w:lineRule="auto"/>
-        <w:ind w:firstLine="720"/>
-        <w:jc w:val="both"/>
-        <w:rPr>
-          <w:rFonts w:ascii="Times New Roman" w:eastAsia="MS Mincho" w:hAnsi="Times New Roman" w:cs="Times New Roman"/>
-          <w:kern w:val="0"/>
-          <w:sz w:val="28"/>
-          <w:szCs w:val="28"/>
-          <w14:ligatures w14:val="none"/>
-        </w:rPr>
-      </w:pPr>
-      <w:r>
-        <w:rPr>
-          <w:rFonts w:ascii="Times New Roman" w:eastAsia="MS Mincho" w:hAnsi="Times New Roman" w:cs="Times New Roman"/>
-          <w:kern w:val="0"/>
-          <w:sz w:val="28"/>
-          <w:szCs w:val="28"/>
-          <w14:ligatures w14:val="none"/>
-        </w:rPr>
-        <w:lastRenderedPageBreak/>
-        <w:t>Geminate consonants. Double consonants in orthography represent long consonants in pronunciation: amma → /</w:t>
-      </w:r>
-      <w:proofErr w:type="spellStart"/>
-      <w:r>
-        <w:rPr>
-          <w:rFonts w:ascii="Times New Roman" w:eastAsia="MS Mincho" w:hAnsi="Times New Roman" w:cs="Times New Roman"/>
-          <w:kern w:val="0"/>
-          <w:sz w:val="28"/>
-          <w:szCs w:val="28"/>
-          <w14:ligatures w14:val="none"/>
-        </w:rPr>
-        <w:t>amːa</w:t>
-      </w:r>
-      <w:proofErr w:type="spellEnd"/>
-      <w:r>
-        <w:rPr>
-          <w:rFonts w:ascii="Times New Roman" w:eastAsia="MS Mincho" w:hAnsi="Times New Roman" w:cs="Times New Roman"/>
-          <w:kern w:val="0"/>
-          <w:sz w:val="28"/>
-          <w:szCs w:val="28"/>
-          <w14:ligatures w14:val="none"/>
-        </w:rPr>
-        <w:t xml:space="preserve">/ (but), </w:t>
-      </w:r>
-      <w:proofErr w:type="spellStart"/>
-      <w:r>
-        <w:rPr>
-          <w:rFonts w:ascii="Times New Roman" w:eastAsia="MS Mincho" w:hAnsi="Times New Roman" w:cs="Times New Roman"/>
-          <w:kern w:val="0"/>
-          <w:sz w:val="28"/>
-          <w:szCs w:val="28"/>
-          <w14:ligatures w14:val="none"/>
-        </w:rPr>
-        <w:t>əlli</w:t>
-      </w:r>
-      <w:proofErr w:type="spellEnd"/>
-      <w:r>
-        <w:rPr>
-          <w:rFonts w:ascii="Times New Roman" w:eastAsia="MS Mincho" w:hAnsi="Times New Roman" w:cs="Times New Roman"/>
-          <w:kern w:val="0"/>
-          <w:sz w:val="28"/>
-          <w:szCs w:val="28"/>
-          <w14:ligatures w14:val="none"/>
-        </w:rPr>
-        <w:t xml:space="preserve"> → /</w:t>
-      </w:r>
-      <w:proofErr w:type="spellStart"/>
-      <w:r>
-        <w:rPr>
-          <w:rFonts w:ascii="Times New Roman" w:eastAsia="MS Mincho" w:hAnsi="Times New Roman" w:cs="Times New Roman"/>
-          <w:kern w:val="0"/>
-          <w:sz w:val="28"/>
-          <w:szCs w:val="28"/>
-          <w14:ligatures w14:val="none"/>
-        </w:rPr>
-        <w:t>æli</w:t>
-      </w:r>
-      <w:proofErr w:type="spellEnd"/>
-      <w:r>
-        <w:rPr>
-          <w:rFonts w:ascii="Times New Roman" w:eastAsia="MS Mincho" w:hAnsi="Times New Roman" w:cs="Times New Roman"/>
-          <w:kern w:val="0"/>
-          <w:sz w:val="28"/>
-          <w:szCs w:val="28"/>
-          <w14:ligatures w14:val="none"/>
-        </w:rPr>
-        <w:t>ː/ (fifty). The geminate is represented as the consonant symbol followed by /ː/.</w:t>
-      </w:r>
-    </w:p>
-    <w:p>
-      <w:pPr>
-        <w:spacing w:after="0" w:line="360" w:lineRule="auto"/>
-        <w:ind w:firstLine="720"/>
-        <w:jc w:val="both"/>
-        <w:rPr>
-          <w:rFonts w:ascii="Times New Roman" w:eastAsia="MS Mincho" w:hAnsi="Times New Roman" w:cs="Times New Roman"/>
-          <w:kern w:val="0"/>
-          <w:sz w:val="28"/>
-          <w:szCs w:val="28"/>
-          <w14:ligatures w14:val="none"/>
-        </w:rPr>
-      </w:pPr>
-      <w:r>
-        <w:rPr>
-          <w:rFonts w:ascii="Times New Roman" w:eastAsia="MS Mincho" w:hAnsi="Times New Roman" w:cs="Times New Roman"/>
-          <w:kern w:val="0"/>
-          <w:sz w:val="28"/>
-          <w:szCs w:val="28"/>
-          <w14:ligatures w14:val="none"/>
-        </w:rPr>
         <w:t xml:space="preserve">Vowel harmony is a defining feature of Turkic languages. In Azerbaijani, harmony operates on the front/back dimension: all vowels in a word — root plus suffixes — must agree in </w:t>
       </w:r>
       <w:proofErr w:type="spellStart"/>
@@ -17866,7 +17965,7 @@
           <w:szCs w:val="28"/>
         </w:rPr>
       </w:pPr>
-      <w:bookmarkStart w:id="32" w:name="OLE_LINK178"/>
+      <w:bookmarkStart w:id="36" w:name="OLE_LINK178"/>
       <w:r>
         <w:rPr>
           <w:rFonts w:ascii="Times New Roman" w:hAnsi="Times New Roman" w:cs="Times New Roman"/>
@@ -17930,7 +18029,7 @@
         <w:t xml:space="preserve"> classes and suffix alternation patterns in Azerbaijani.</w:t>
       </w:r>
     </w:p>
-    <w:bookmarkEnd w:id="32"/>
+    <w:bookmarkEnd w:id="36"/>
     <w:p>
       <w:r>
         <w:rPr>
@@ -17952,7 +18051,7 @@
                     <pic:cNvPicPr/>
                   </pic:nvPicPr>
                   <pic:blipFill>
-                    <a:blip r:embed="rId12"/>
+                    <a:blip r:embed="rId13"/>
                     <a:stretch>
                       <a:fillRect/>
                     </a:stretch>
@@ -17977,6 +18076,8 @@
       <w:pPr>
         <w:rPr>
           <w:rFonts w:ascii="Times New Roman" w:hAnsi="Times New Roman" w:cs="Times New Roman"/>
+          <w:sz w:val="28"/>
+          <w:szCs w:val="28"/>
         </w:rPr>
       </w:pPr>
       <w:r>
@@ -17984,20 +18085,18 @@
           <w:rFonts w:ascii="Times New Roman" w:hAnsi="Times New Roman" w:cs="Times New Roman"/>
           <w:b/>
           <w:bCs/>
+          <w:sz w:val="28"/>
+          <w:szCs w:val="28"/>
         </w:rPr>
         <w:t>Source</w:t>
       </w:r>
       <w:r>
         <w:rPr>
           <w:rFonts w:ascii="Times New Roman" w:hAnsi="Times New Roman" w:cs="Times New Roman"/>
-        </w:rPr>
-        <w:t xml:space="preserve">: </w:t>
-      </w:r>
-      <w:r>
-        <w:rPr>
-          <w:rFonts w:ascii="Times New Roman" w:hAnsi="Times New Roman" w:cs="Times New Roman"/>
-        </w:rPr>
-        <w:t>Author's own elaboration</w:t>
+          <w:sz w:val="28"/>
+          <w:szCs w:val="28"/>
+        </w:rPr>
+        <w:t>: Author's own elaboration</w:t>
       </w:r>
     </w:p>
     <w:p>
@@ -18116,7 +18215,7 @@
           <w14:ligatures w14:val="none"/>
         </w:rPr>
       </w:pPr>
-      <w:bookmarkStart w:id="33" w:name="_Toc230623255"/>
+      <w:bookmarkStart w:id="37" w:name="_Toc230623255"/>
       <w:r>
         <w:rPr>
           <w:rFonts w:ascii="Times New Roman" w:eastAsia="Times New Roman" w:hAnsi="Times New Roman" w:cs="Times New Roman"/>
@@ -18129,6 +18228,7 @@
         </w:rPr>
         <w:t xml:space="preserve">2.2. </w:t>
       </w:r>
+      <w:bookmarkEnd w:id="37"/>
       <w:r>
         <w:rPr>
           <w:rFonts w:ascii="Times New Roman" w:eastAsia="Times New Roman" w:hAnsi="Times New Roman" w:cs="Times New Roman"/>
@@ -18139,9 +18239,8 @@
           <w:szCs w:val="28"/>
           <w14:ligatures w14:val="none"/>
         </w:rPr>
-        <w:t>Technologies and algorithms behind AI assessment systems</w:t>
-      </w:r>
-      <w:bookmarkEnd w:id="33"/>
+        <w:t>Text normalization and linguistic rule design</w:t>
+      </w:r>
     </w:p>
     <w:p>
       <w:pPr>
@@ -18156,28 +18255,16 @@
           <w14:ligatures w14:val="none"/>
         </w:rPr>
       </w:pPr>
-      <w:bookmarkStart w:id="34" w:name="OLE_LINK176"/>
-      <w:r>
-        <w:rPr>
-          <w:rFonts w:ascii="Times New Roman" w:eastAsia="MS Mincho" w:hAnsi="Times New Roman" w:cs="Times New Roman"/>
-          <w:kern w:val="0"/>
-          <w:sz w:val="28"/>
-          <w:szCs w:val="28"/>
-          <w14:ligatures w14:val="none"/>
-        </w:rPr>
-        <w:t>In modern education system, within the framework of the artificial intelligence-based assessment environment, one of the main high-tech tools for knowledge and skills assessment of students are machine learning models (Mitchell, 1997). The article “Automatic Grading of Answer Sheets using Machine Learning Techniques” presents an automatic assessment technology for student’s knowledge and skills</w:t>
-      </w:r>
-      <w:r>
-        <w:rPr>
-          <w:rFonts w:ascii="Times New Roman" w:eastAsia="MS Mincho" w:hAnsi="Times New Roman" w:cs="Times New Roman"/>
-          <w:kern w:val="0"/>
-          <w:sz w:val="28"/>
-          <w:szCs w:val="28"/>
-          <w14:ligatures w14:val="none"/>
-        </w:rPr>
-        <w:t xml:space="preserve"> based on a multi-stage technological and algorithmic approach.</w:t>
-      </w:r>
-      <w:bookmarkEnd w:id="34"/>
+      <w:r>
+        <w:rPr>
+          <w:rFonts w:ascii="Times New Roman" w:eastAsia="MS Mincho" w:hAnsi="Times New Roman" w:cs="Times New Roman"/>
+          <w:kern w:val="0"/>
+          <w:sz w:val="28"/>
+          <w:szCs w:val="28"/>
+          <w14:ligatures w14:val="none"/>
+        </w:rPr>
+        <w:t>Before phoneme-level processing can begin, the raw input text must be converted from its written form to a fully pronounceable word sequence. Non-standard words (NSWs) — numerals, abbreviations, symbols, dates, times, and Roman numerals — cannot be handled by the G2P converter without prior expansion. The text normalization module addresses this problem using a cascade of rule-based transformations applied in a fixed priority order (NVIDIA, 2020).</w:t>
+      </w:r>
     </w:p>
     <w:p>
       <w:pPr>
@@ -18200,7 +18287,95 @@
           <w:szCs w:val="28"/>
           <w14:ligatures w14:val="none"/>
         </w:rPr>
-        <w:t xml:space="preserve">First all answers must be digitized. If answers have been written on paper this can be done using Optical Character Recognition (OCR) technology (Smith, 2007). The answers are then processed. Written answers on paper are converted to text </w:t>
+        <w:t>Azerbaijani normalization has two language-specific properties not shared with most European languages. First, all number words and ordinal suffixes must respect vowel harmony: the correct suffix form (-</w:t>
+      </w:r>
+      <w:proofErr w:type="spellStart"/>
+      <w:r>
+        <w:rPr>
+          <w:rFonts w:ascii="Times New Roman" w:eastAsia="MS Mincho" w:hAnsi="Times New Roman" w:cs="Times New Roman"/>
+          <w:kern w:val="0"/>
+          <w:sz w:val="28"/>
+          <w:szCs w:val="28"/>
+          <w14:ligatures w14:val="none"/>
+        </w:rPr>
+        <w:t>inci</w:t>
+      </w:r>
+      <w:proofErr w:type="spellEnd"/>
+      <w:r>
+        <w:rPr>
+          <w:rFonts w:ascii="Times New Roman" w:eastAsia="MS Mincho" w:hAnsi="Times New Roman" w:cs="Times New Roman"/>
+          <w:kern w:val="0"/>
+          <w:sz w:val="28"/>
+          <w:szCs w:val="28"/>
+          <w14:ligatures w14:val="none"/>
+        </w:rPr>
+        <w:t>/-</w:t>
+      </w:r>
+      <w:proofErr w:type="spellStart"/>
+      <w:r>
+        <w:rPr>
+          <w:rFonts w:ascii="Times New Roman" w:eastAsia="MS Mincho" w:hAnsi="Times New Roman" w:cs="Times New Roman"/>
+          <w:kern w:val="0"/>
+          <w:sz w:val="28"/>
+          <w:szCs w:val="28"/>
+          <w14:ligatures w14:val="none"/>
+        </w:rPr>
+        <w:t>üncü</w:t>
+      </w:r>
+      <w:proofErr w:type="spellEnd"/>
+      <w:r>
+        <w:rPr>
+          <w:rFonts w:ascii="Times New Roman" w:eastAsia="MS Mincho" w:hAnsi="Times New Roman" w:cs="Times New Roman"/>
+          <w:kern w:val="0"/>
+          <w:sz w:val="28"/>
+          <w:szCs w:val="28"/>
+          <w14:ligatures w14:val="none"/>
+        </w:rPr>
+        <w:t>/-</w:t>
+      </w:r>
+      <w:proofErr w:type="spellStart"/>
+      <w:r>
+        <w:rPr>
+          <w:rFonts w:ascii="Times New Roman" w:eastAsia="MS Mincho" w:hAnsi="Times New Roman" w:cs="Times New Roman"/>
+          <w:kern w:val="0"/>
+          <w:sz w:val="28"/>
+          <w:szCs w:val="28"/>
+          <w14:ligatures w14:val="none"/>
+        </w:rPr>
+        <w:t>uncu</w:t>
+      </w:r>
+      <w:proofErr w:type="spellEnd"/>
+      <w:r>
+        <w:rPr>
+          <w:rFonts w:ascii="Times New Roman" w:eastAsia="MS Mincho" w:hAnsi="Times New Roman" w:cs="Times New Roman"/>
+          <w:kern w:val="0"/>
+          <w:sz w:val="28"/>
+          <w:szCs w:val="28"/>
+          <w14:ligatures w14:val="none"/>
+        </w:rPr>
+        <w:t>/-</w:t>
+      </w:r>
+      <w:proofErr w:type="spellStart"/>
+      <w:r>
+        <w:rPr>
+          <w:rFonts w:ascii="Times New Roman" w:eastAsia="MS Mincho" w:hAnsi="Times New Roman" w:cs="Times New Roman"/>
+          <w:kern w:val="0"/>
+          <w:sz w:val="28"/>
+          <w:szCs w:val="28"/>
+          <w14:ligatures w14:val="none"/>
+        </w:rPr>
+        <w:t>ıncı</w:t>
+      </w:r>
+      <w:proofErr w:type="spellEnd"/>
+      <w:r>
+        <w:rPr>
+          <w:rFonts w:ascii="Times New Roman" w:eastAsia="MS Mincho" w:hAnsi="Times New Roman" w:cs="Times New Roman"/>
+          <w:kern w:val="0"/>
+          <w:sz w:val="28"/>
+          <w:szCs w:val="28"/>
+          <w14:ligatures w14:val="none"/>
+        </w:rPr>
+        <w:t xml:space="preserve">) is selected by </w:t>
       </w:r>
       <w:r>
         <w:rPr>
@@ -18211,29 +18386,7 @@
           <w14:ligatures w14:val="none"/>
         </w:rPr>
         <w:lastRenderedPageBreak/>
-        <w:t>format, which then serves as input for the artificial intelligence system. The answers are then further processed using Natural Language Processing (NLP) methods. The text is structured and unnecessary elements are cleaned out. Semantically important elements are identified and evaluated (</w:t>
-      </w:r>
-      <w:proofErr w:type="spellStart"/>
-      <w:r>
-        <w:rPr>
-          <w:rFonts w:ascii="Times New Roman" w:eastAsia="MS Mincho" w:hAnsi="Times New Roman" w:cs="Times New Roman"/>
-          <w:kern w:val="0"/>
-          <w:sz w:val="28"/>
-          <w:szCs w:val="28"/>
-          <w14:ligatures w14:val="none"/>
-        </w:rPr>
-        <w:t>Jurafsky</w:t>
-      </w:r>
-      <w:proofErr w:type="spellEnd"/>
-      <w:r>
-        <w:rPr>
-          <w:rFonts w:ascii="Times New Roman" w:eastAsia="MS Mincho" w:hAnsi="Times New Roman" w:cs="Times New Roman"/>
-          <w:kern w:val="0"/>
-          <w:sz w:val="28"/>
-          <w:szCs w:val="28"/>
-          <w14:ligatures w14:val="none"/>
-        </w:rPr>
-        <w:t xml:space="preserve"> &amp; Martin, 2023).</w:t>
+        <w:t>harmonizing with the last vowel of the cardinal number word. Second, ordinal suffixes attach directly to digit strings via a hyphen (e.g., 1-ci "first", 3-üncü "third"), requiring the normalizer to parse and expand hyphenated digit-suffix combinations before G2P conversion.</w:t>
       </w:r>
     </w:p>
     <w:p>
@@ -18287,36 +18440,53 @@
           <w:szCs w:val="28"/>
           <w14:ligatures w14:val="none"/>
         </w:rPr>
-        <w:t xml:space="preserve"> 4: Artificial Intelligence Technology Landscape</w:t>
-      </w:r>
-    </w:p>
-    <w:p>
-      <w:pPr>
-        <w:spacing w:after="0" w:line="360" w:lineRule="auto"/>
-        <w:ind w:firstLine="567"/>
-        <w:jc w:val="both"/>
-        <w:rPr>
-          <w:rFonts w:ascii="Times New Roman" w:eastAsia="MS Mincho" w:hAnsi="Times New Roman" w:cs="Times New Roman"/>
-          <w:kern w:val="0"/>
-          <w:sz w:val="28"/>
-          <w:szCs w:val="28"/>
-          <w14:ligatures w14:val="none"/>
-        </w:rPr>
-      </w:pPr>
-      <w:r>
-        <w:rPr>
-          <w:rFonts w:ascii="Times New Roman" w:eastAsia="MS Mincho" w:hAnsi="Times New Roman" w:cs="Times New Roman"/>
+        <w:t xml:space="preserve"> </w:t>
+      </w:r>
+      <w:r>
+        <w:rPr>
+          <w:rFonts w:ascii="Times New Roman" w:eastAsia="MS Mincho" w:hAnsi="Times New Roman" w:cs="Times New Roman"/>
+          <w:b/>
+          <w:bCs/>
+          <w:kern w:val="0"/>
+          <w:sz w:val="28"/>
+          <w:szCs w:val="28"/>
+          <w14:ligatures w14:val="none"/>
+        </w:rPr>
+        <w:t>3</w:t>
+      </w:r>
+      <w:r>
+        <w:rPr>
+          <w:rFonts w:ascii="Times New Roman" w:eastAsia="MS Mincho" w:hAnsi="Times New Roman" w:cs="Times New Roman"/>
+          <w:b/>
+          <w:bCs/>
+          <w:kern w:val="0"/>
+          <w:sz w:val="28"/>
+          <w:szCs w:val="28"/>
+          <w14:ligatures w14:val="none"/>
+        </w:rPr>
+        <w:t xml:space="preserve">: </w:t>
+      </w:r>
+      <w:r>
+        <w:rPr>
+          <w:rFonts w:ascii="Times New Roman" w:eastAsia="MS Mincho" w:hAnsi="Times New Roman" w:cs="Times New Roman"/>
+          <w:b/>
+          <w:bCs/>
+          <w:kern w:val="0"/>
+          <w:sz w:val="28"/>
+          <w:szCs w:val="28"/>
+          <w14:ligatures w14:val="none"/>
+        </w:rPr>
+        <w:t>Text normalization processing cascade: eight steps from raw text to pronounceable Azerbaijani word sequence</w:t>
+      </w:r>
+      <w:r>
+        <w:rPr>
           <w:noProof/>
-          <w:kern w:val="0"/>
-          <w:sz w:val="28"/>
-          <w:szCs w:val="28"/>
-          <w14:ligatures w14:val="none"/>
         </w:rPr>
         <w:drawing>
-          <wp:inline distT="0" distB="0" distL="0" distR="0" wp14:anchorId="2E928B47" wp14:editId="3D887312">
-            <wp:extent cx="5250180" cy="3278416"/>
-            <wp:effectExtent l="0" t="0" r="7620" b="0"/>
-            <wp:docPr id="809424841" name="Picture 1"/>
+          <wp:inline distT="0" distB="0" distL="0" distR="0" wp14:anchorId="5BEB9DDB" wp14:editId="35FD568D">
+            <wp:extent cx="5939790" cy="764685"/>
+            <wp:effectExtent l="0" t="0" r="3810" b="0"/>
+            <wp:docPr id="1366055536" name="Picture 4"/>
             <wp:cNvGraphicFramePr>
               <a:graphicFrameLocks xmlns:a="http://schemas.openxmlformats.org/drawingml/2006/main" noChangeAspect="1"/>
             </wp:cNvGraphicFramePr>
@@ -18324,11 +18494,11 @@
               <a:graphicData uri="http://schemas.openxmlformats.org/drawingml/2006/picture">
                 <pic:pic xmlns:pic="http://schemas.openxmlformats.org/drawingml/2006/picture">
                   <pic:nvPicPr>
-                    <pic:cNvPr id="809424841" name=""/>
+                    <pic:cNvPr id="1366055536" name="Picture 1366055536"/>
                     <pic:cNvPicPr/>
                   </pic:nvPicPr>
                   <pic:blipFill>
-                    <a:blip r:embed="rId13"/>
+                    <a:blip r:embed="rId14"/>
                     <a:stretch>
                       <a:fillRect/>
                     </a:stretch>
@@ -18336,7 +18506,7 @@
                   <pic:spPr>
                     <a:xfrm>
                       <a:off x="0" y="0"/>
-                      <a:ext cx="5270794" cy="3291288"/>
+                      <a:ext cx="5939790" cy="764685"/>
                     </a:xfrm>
                     <a:prstGeom prst="rect">
                       <a:avLst/>
@@ -18352,7 +18522,6 @@
     <w:p>
       <w:pPr>
         <w:spacing w:after="0" w:line="360" w:lineRule="auto"/>
-        <w:ind w:firstLine="567"/>
         <w:jc w:val="both"/>
         <w:rPr>
           <w:rFonts w:ascii="Times New Roman" w:eastAsia="MS Mincho" w:hAnsi="Times New Roman" w:cs="Times New Roman"/>
@@ -18382,49 +18551,2636 @@
           <w:szCs w:val="28"/>
           <w14:ligatures w14:val="none"/>
         </w:rPr>
-        <w:t xml:space="preserve"> ResearchGate (2025). </w:t>
-      </w:r>
-      <w:r>
-        <w:rPr>
-          <w:rFonts w:ascii="Times New Roman" w:eastAsia="MS Mincho" w:hAnsi="Times New Roman" w:cs="Times New Roman"/>
-          <w:i/>
-          <w:iCs/>
-          <w:kern w:val="0"/>
-          <w:sz w:val="28"/>
-          <w:szCs w:val="28"/>
-          <w14:ligatures w14:val="none"/>
-        </w:rPr>
-        <w:t>AI Technology Landscape</w:t>
-      </w:r>
-      <w:r>
-        <w:rPr>
-          <w:rFonts w:ascii="Times New Roman" w:eastAsia="MS Mincho" w:hAnsi="Times New Roman" w:cs="Times New Roman"/>
-          <w:kern w:val="0"/>
-          <w:sz w:val="28"/>
-          <w:szCs w:val="28"/>
-          <w14:ligatures w14:val="none"/>
-        </w:rPr>
-        <w:t xml:space="preserve">. Available at: </w:t>
-      </w:r>
-      <w:hyperlink r:id="rId14" w:tgtFrame="_new" w:history="1">
-        <w:r>
-          <w:rPr>
-            <w:rStyle w:val="Hyperlink"/>
-            <w:rFonts w:ascii="Times New Roman" w:eastAsia="MS Mincho" w:hAnsi="Times New Roman" w:cs="Times New Roman"/>
-            <w:kern w:val="0"/>
-            <w:sz w:val="28"/>
-            <w:szCs w:val="28"/>
-            <w14:ligatures w14:val="none"/>
-          </w:rPr>
-          <w:t>https://www.researchgate.net/figure/AI-Technology-Landscape_fig1_390809953</w:t>
-        </w:r>
-      </w:hyperlink>
+        <w:t xml:space="preserve"> Nvidia (2020) </w:t>
+      </w:r>
+    </w:p>
+    <w:p>
+      <w:pPr>
+        <w:spacing w:after="0" w:line="360" w:lineRule="auto"/>
+        <w:ind w:firstLine="720"/>
+        <w:jc w:val="both"/>
+        <w:rPr>
+          <w:rFonts w:ascii="Times New Roman" w:eastAsia="MS Mincho" w:hAnsi="Times New Roman" w:cs="Times New Roman"/>
+          <w:kern w:val="0"/>
+          <w:sz w:val="28"/>
+          <w:szCs w:val="28"/>
+          <w14:ligatures w14:val="none"/>
+        </w:rPr>
+      </w:pPr>
+      <w:r>
+        <w:rPr>
+          <w:rFonts w:ascii="Times New Roman" w:eastAsia="MS Mincho" w:hAnsi="Times New Roman" w:cs="Times New Roman"/>
+          <w:kern w:val="0"/>
+          <w:sz w:val="28"/>
+          <w:szCs w:val="28"/>
+          <w14:ligatures w14:val="none"/>
+        </w:rPr>
+        <w:t>The normalization module applies eight processing steps in the following order.</w:t>
+      </w:r>
+    </w:p>
+    <w:p>
+      <w:pPr>
+        <w:spacing w:after="0" w:line="360" w:lineRule="auto"/>
+        <w:jc w:val="both"/>
+        <w:rPr>
+          <w:rFonts w:ascii="Times New Roman" w:eastAsia="MS Mincho" w:hAnsi="Times New Roman" w:cs="Times New Roman"/>
+          <w:kern w:val="0"/>
+          <w:sz w:val="28"/>
+          <w:szCs w:val="28"/>
+          <w14:ligatures w14:val="none"/>
+        </w:rPr>
+      </w:pPr>
+      <w:r>
+        <w:rPr>
+          <w:rFonts w:ascii="Times New Roman" w:eastAsia="MS Mincho" w:hAnsi="Times New Roman" w:cs="Times New Roman"/>
+          <w:b/>
+          <w:bCs/>
+          <w:kern w:val="0"/>
+          <w:sz w:val="28"/>
+          <w:szCs w:val="28"/>
+          <w14:ligatures w14:val="none"/>
+        </w:rPr>
+        <w:t>Step 1</w:t>
+      </w:r>
+      <w:r>
+        <w:rPr>
+          <w:rFonts w:ascii="Times New Roman" w:eastAsia="MS Mincho" w:hAnsi="Times New Roman" w:cs="Times New Roman"/>
+          <w:b/>
+          <w:bCs/>
+          <w:kern w:val="0"/>
+          <w:sz w:val="28"/>
+          <w:szCs w:val="28"/>
+          <w14:ligatures w14:val="none"/>
+        </w:rPr>
+        <w:t>:</w:t>
+      </w:r>
+      <w:r>
+        <w:rPr>
+          <w:rFonts w:ascii="Times New Roman" w:eastAsia="MS Mincho" w:hAnsi="Times New Roman" w:cs="Times New Roman"/>
+          <w:kern w:val="0"/>
+          <w:sz w:val="28"/>
+          <w:szCs w:val="28"/>
+          <w14:ligatures w14:val="none"/>
+        </w:rPr>
+        <w:t xml:space="preserve"> Punctuation normalization. Unicode quotation marks, dashes (—, –, −), ellipses (…), and non-breaking spaces are converted to normalized ASCII equivalents to prevent downstream encoding errors in the G2P pipeline.</w:t>
+      </w:r>
+    </w:p>
+    <w:p>
+      <w:pPr>
+        <w:spacing w:after="0" w:line="360" w:lineRule="auto"/>
+        <w:jc w:val="both"/>
+        <w:rPr>
+          <w:rFonts w:ascii="Times New Roman" w:eastAsia="MS Mincho" w:hAnsi="Times New Roman" w:cs="Times New Roman"/>
+          <w:kern w:val="0"/>
+          <w:sz w:val="28"/>
+          <w:szCs w:val="28"/>
+          <w14:ligatures w14:val="none"/>
+        </w:rPr>
+      </w:pPr>
+      <w:r>
+        <w:rPr>
+          <w:rFonts w:ascii="Times New Roman" w:eastAsia="MS Mincho" w:hAnsi="Times New Roman" w:cs="Times New Roman"/>
+          <w:b/>
+          <w:bCs/>
+          <w:kern w:val="0"/>
+          <w:sz w:val="28"/>
+          <w:szCs w:val="28"/>
+          <w14:ligatures w14:val="none"/>
+        </w:rPr>
+        <w:t>Step 2</w:t>
+      </w:r>
+      <w:r>
+        <w:rPr>
+          <w:rFonts w:ascii="Times New Roman" w:eastAsia="MS Mincho" w:hAnsi="Times New Roman" w:cs="Times New Roman"/>
+          <w:b/>
+          <w:bCs/>
+          <w:kern w:val="0"/>
+          <w:sz w:val="28"/>
+          <w:szCs w:val="28"/>
+          <w14:ligatures w14:val="none"/>
+        </w:rPr>
+        <w:t>:</w:t>
+      </w:r>
+      <w:r>
+        <w:rPr>
+          <w:rFonts w:ascii="Times New Roman" w:eastAsia="MS Mincho" w:hAnsi="Times New Roman" w:cs="Times New Roman"/>
+          <w:kern w:val="0"/>
+          <w:sz w:val="28"/>
+          <w:szCs w:val="28"/>
+          <w14:ligatures w14:val="none"/>
+        </w:rPr>
+        <w:t xml:space="preserve"> Symbol expansion. Currency and unit symbols are replaced with their Azerbaijani spoken forms: ₼ → "manat", $ → "dollar", € → "</w:t>
+      </w:r>
+      <w:proofErr w:type="spellStart"/>
+      <w:r>
+        <w:rPr>
+          <w:rFonts w:ascii="Times New Roman" w:eastAsia="MS Mincho" w:hAnsi="Times New Roman" w:cs="Times New Roman"/>
+          <w:kern w:val="0"/>
+          <w:sz w:val="28"/>
+          <w:szCs w:val="28"/>
+          <w14:ligatures w14:val="none"/>
+        </w:rPr>
+        <w:t>avro</w:t>
+      </w:r>
+      <w:proofErr w:type="spellEnd"/>
+      <w:r>
+        <w:rPr>
+          <w:rFonts w:ascii="Times New Roman" w:eastAsia="MS Mincho" w:hAnsi="Times New Roman" w:cs="Times New Roman"/>
+          <w:kern w:val="0"/>
+          <w:sz w:val="28"/>
+          <w:szCs w:val="28"/>
+          <w14:ligatures w14:val="none"/>
+        </w:rPr>
+        <w:t>", km → "</w:t>
+      </w:r>
+      <w:proofErr w:type="spellStart"/>
+      <w:r>
+        <w:rPr>
+          <w:rFonts w:ascii="Times New Roman" w:eastAsia="MS Mincho" w:hAnsi="Times New Roman" w:cs="Times New Roman"/>
+          <w:kern w:val="0"/>
+          <w:sz w:val="28"/>
+          <w:szCs w:val="28"/>
+          <w14:ligatures w14:val="none"/>
+        </w:rPr>
+        <w:t>kilometr</w:t>
+      </w:r>
+      <w:proofErr w:type="spellEnd"/>
+      <w:r>
+        <w:rPr>
+          <w:rFonts w:ascii="Times New Roman" w:eastAsia="MS Mincho" w:hAnsi="Times New Roman" w:cs="Times New Roman"/>
+          <w:kern w:val="0"/>
+          <w:sz w:val="28"/>
+          <w:szCs w:val="28"/>
+          <w14:ligatures w14:val="none"/>
+        </w:rPr>
+        <w:t>", °C → "</w:t>
+      </w:r>
+      <w:proofErr w:type="spellStart"/>
+      <w:r>
+        <w:rPr>
+          <w:rFonts w:ascii="Times New Roman" w:eastAsia="MS Mincho" w:hAnsi="Times New Roman" w:cs="Times New Roman"/>
+          <w:kern w:val="0"/>
+          <w:sz w:val="28"/>
+          <w:szCs w:val="28"/>
+          <w14:ligatures w14:val="none"/>
+        </w:rPr>
+        <w:t>dərəcə</w:t>
+      </w:r>
+      <w:proofErr w:type="spellEnd"/>
+      <w:r>
+        <w:rPr>
+          <w:rFonts w:ascii="Times New Roman" w:eastAsia="MS Mincho" w:hAnsi="Times New Roman" w:cs="Times New Roman"/>
+          <w:kern w:val="0"/>
+          <w:sz w:val="28"/>
+          <w:szCs w:val="28"/>
+          <w14:ligatures w14:val="none"/>
+        </w:rPr>
+        <w:t xml:space="preserve"> </w:t>
+      </w:r>
+      <w:proofErr w:type="spellStart"/>
+      <w:r>
+        <w:rPr>
+          <w:rFonts w:ascii="Times New Roman" w:eastAsia="MS Mincho" w:hAnsi="Times New Roman" w:cs="Times New Roman"/>
+          <w:kern w:val="0"/>
+          <w:sz w:val="28"/>
+          <w:szCs w:val="28"/>
+          <w14:ligatures w14:val="none"/>
+        </w:rPr>
+        <w:t>Selsiy</w:t>
+      </w:r>
+      <w:proofErr w:type="spellEnd"/>
+      <w:r>
+        <w:rPr>
+          <w:rFonts w:ascii="Times New Roman" w:eastAsia="MS Mincho" w:hAnsi="Times New Roman" w:cs="Times New Roman"/>
+          <w:kern w:val="0"/>
+          <w:sz w:val="28"/>
+          <w:szCs w:val="28"/>
+          <w14:ligatures w14:val="none"/>
+        </w:rPr>
+        <w:t>", &amp; → "</w:t>
+      </w:r>
+      <w:proofErr w:type="spellStart"/>
+      <w:r>
+        <w:rPr>
+          <w:rFonts w:ascii="Times New Roman" w:eastAsia="MS Mincho" w:hAnsi="Times New Roman" w:cs="Times New Roman"/>
+          <w:kern w:val="0"/>
+          <w:sz w:val="28"/>
+          <w:szCs w:val="28"/>
+          <w14:ligatures w14:val="none"/>
+        </w:rPr>
+        <w:t>və</w:t>
+      </w:r>
+      <w:proofErr w:type="spellEnd"/>
+      <w:r>
+        <w:rPr>
+          <w:rFonts w:ascii="Times New Roman" w:eastAsia="MS Mincho" w:hAnsi="Times New Roman" w:cs="Times New Roman"/>
+          <w:kern w:val="0"/>
+          <w:sz w:val="28"/>
+          <w:szCs w:val="28"/>
+          <w14:ligatures w14:val="none"/>
+        </w:rPr>
+        <w:t>", @ → "at", # → "</w:t>
+      </w:r>
+      <w:proofErr w:type="spellStart"/>
+      <w:r>
+        <w:rPr>
+          <w:rFonts w:ascii="Times New Roman" w:eastAsia="MS Mincho" w:hAnsi="Times New Roman" w:cs="Times New Roman"/>
+          <w:kern w:val="0"/>
+          <w:sz w:val="28"/>
+          <w:szCs w:val="28"/>
+          <w14:ligatures w14:val="none"/>
+        </w:rPr>
+        <w:t>xəş</w:t>
+      </w:r>
+      <w:proofErr w:type="spellEnd"/>
+      <w:r>
+        <w:rPr>
+          <w:rFonts w:ascii="Times New Roman" w:eastAsia="MS Mincho" w:hAnsi="Times New Roman" w:cs="Times New Roman"/>
+          <w:kern w:val="0"/>
+          <w:sz w:val="28"/>
+          <w:szCs w:val="28"/>
+          <w14:ligatures w14:val="none"/>
+        </w:rPr>
+        <w:t>".</w:t>
+      </w:r>
+    </w:p>
+    <w:p>
+      <w:pPr>
+        <w:spacing w:after="0" w:line="360" w:lineRule="auto"/>
+        <w:jc w:val="both"/>
+        <w:rPr>
+          <w:rFonts w:ascii="Times New Roman" w:eastAsia="MS Mincho" w:hAnsi="Times New Roman" w:cs="Times New Roman"/>
+          <w:kern w:val="0"/>
+          <w:sz w:val="28"/>
+          <w:szCs w:val="28"/>
+          <w14:ligatures w14:val="none"/>
+        </w:rPr>
+      </w:pPr>
+      <w:r>
+        <w:rPr>
+          <w:rFonts w:ascii="Times New Roman" w:eastAsia="MS Mincho" w:hAnsi="Times New Roman" w:cs="Times New Roman"/>
+          <w:b/>
+          <w:bCs/>
+          <w:kern w:val="0"/>
+          <w:sz w:val="28"/>
+          <w:szCs w:val="28"/>
+          <w14:ligatures w14:val="none"/>
+        </w:rPr>
+        <w:t>Step 3</w:t>
+      </w:r>
+      <w:r>
+        <w:rPr>
+          <w:rFonts w:ascii="Times New Roman" w:eastAsia="MS Mincho" w:hAnsi="Times New Roman" w:cs="Times New Roman"/>
+          <w:b/>
+          <w:bCs/>
+          <w:kern w:val="0"/>
+          <w:sz w:val="28"/>
+          <w:szCs w:val="28"/>
+          <w14:ligatures w14:val="none"/>
+        </w:rPr>
+        <w:t>:</w:t>
+      </w:r>
+      <w:r>
+        <w:rPr>
+          <w:rFonts w:ascii="Times New Roman" w:eastAsia="MS Mincho" w:hAnsi="Times New Roman" w:cs="Times New Roman"/>
+          <w:kern w:val="0"/>
+          <w:sz w:val="28"/>
+          <w:szCs w:val="28"/>
+          <w14:ligatures w14:val="none"/>
+        </w:rPr>
+        <w:t xml:space="preserve"> Date normalization. Dates in DD.MM.YYYY format are converted to spoken form with ordinal suffix selection governed by vowel harmony. Example: 15.06.2024 → "on </w:t>
+      </w:r>
+      <w:proofErr w:type="spellStart"/>
+      <w:r>
+        <w:rPr>
+          <w:rFonts w:ascii="Times New Roman" w:eastAsia="MS Mincho" w:hAnsi="Times New Roman" w:cs="Times New Roman"/>
+          <w:kern w:val="0"/>
+          <w:sz w:val="28"/>
+          <w:szCs w:val="28"/>
+          <w14:ligatures w14:val="none"/>
+        </w:rPr>
+        <w:t>beşinci</w:t>
+      </w:r>
+      <w:proofErr w:type="spellEnd"/>
+      <w:r>
+        <w:rPr>
+          <w:rFonts w:ascii="Times New Roman" w:eastAsia="MS Mincho" w:hAnsi="Times New Roman" w:cs="Times New Roman"/>
+          <w:kern w:val="0"/>
+          <w:sz w:val="28"/>
+          <w:szCs w:val="28"/>
+          <w14:ligatures w14:val="none"/>
+        </w:rPr>
+        <w:t xml:space="preserve"> </w:t>
+      </w:r>
+      <w:proofErr w:type="spellStart"/>
+      <w:r>
+        <w:rPr>
+          <w:rFonts w:ascii="Times New Roman" w:eastAsia="MS Mincho" w:hAnsi="Times New Roman" w:cs="Times New Roman"/>
+          <w:kern w:val="0"/>
+          <w:sz w:val="28"/>
+          <w:szCs w:val="28"/>
+          <w14:ligatures w14:val="none"/>
+        </w:rPr>
+        <w:t>iyun</w:t>
+      </w:r>
+      <w:proofErr w:type="spellEnd"/>
+      <w:r>
+        <w:rPr>
+          <w:rFonts w:ascii="Times New Roman" w:eastAsia="MS Mincho" w:hAnsi="Times New Roman" w:cs="Times New Roman"/>
+          <w:kern w:val="0"/>
+          <w:sz w:val="28"/>
+          <w:szCs w:val="28"/>
+          <w14:ligatures w14:val="none"/>
+        </w:rPr>
+        <w:t xml:space="preserve"> </w:t>
+      </w:r>
+      <w:proofErr w:type="spellStart"/>
+      <w:r>
+        <w:rPr>
+          <w:rFonts w:ascii="Times New Roman" w:eastAsia="MS Mincho" w:hAnsi="Times New Roman" w:cs="Times New Roman"/>
+          <w:kern w:val="0"/>
+          <w:sz w:val="28"/>
+          <w:szCs w:val="28"/>
+          <w14:ligatures w14:val="none"/>
+        </w:rPr>
+        <w:t>iki</w:t>
+      </w:r>
+      <w:proofErr w:type="spellEnd"/>
+      <w:r>
+        <w:rPr>
+          <w:rFonts w:ascii="Times New Roman" w:eastAsia="MS Mincho" w:hAnsi="Times New Roman" w:cs="Times New Roman"/>
+          <w:kern w:val="0"/>
+          <w:sz w:val="28"/>
+          <w:szCs w:val="28"/>
+          <w14:ligatures w14:val="none"/>
+        </w:rPr>
+        <w:t xml:space="preserve"> min </w:t>
+      </w:r>
+      <w:proofErr w:type="spellStart"/>
+      <w:r>
+        <w:rPr>
+          <w:rFonts w:ascii="Times New Roman" w:eastAsia="MS Mincho" w:hAnsi="Times New Roman" w:cs="Times New Roman"/>
+          <w:kern w:val="0"/>
+          <w:sz w:val="28"/>
+          <w:szCs w:val="28"/>
+          <w14:ligatures w14:val="none"/>
+        </w:rPr>
+        <w:t>iyirmi</w:t>
+      </w:r>
+      <w:proofErr w:type="spellEnd"/>
+      <w:r>
+        <w:rPr>
+          <w:rFonts w:ascii="Times New Roman" w:eastAsia="MS Mincho" w:hAnsi="Times New Roman" w:cs="Times New Roman"/>
+          <w:kern w:val="0"/>
+          <w:sz w:val="28"/>
+          <w:szCs w:val="28"/>
+          <w14:ligatures w14:val="none"/>
+        </w:rPr>
+        <w:t xml:space="preserve"> </w:t>
+      </w:r>
+      <w:proofErr w:type="spellStart"/>
+      <w:r>
+        <w:rPr>
+          <w:rFonts w:ascii="Times New Roman" w:eastAsia="MS Mincho" w:hAnsi="Times New Roman" w:cs="Times New Roman"/>
+          <w:kern w:val="0"/>
+          <w:sz w:val="28"/>
+          <w:szCs w:val="28"/>
+          <w14:ligatures w14:val="none"/>
+        </w:rPr>
+        <w:t>dördüncü</w:t>
+      </w:r>
+      <w:proofErr w:type="spellEnd"/>
+      <w:r>
+        <w:rPr>
+          <w:rFonts w:ascii="Times New Roman" w:eastAsia="MS Mincho" w:hAnsi="Times New Roman" w:cs="Times New Roman"/>
+          <w:kern w:val="0"/>
+          <w:sz w:val="28"/>
+          <w:szCs w:val="28"/>
+          <w14:ligatures w14:val="none"/>
+        </w:rPr>
+        <w:t xml:space="preserve"> il". The ordinal suffix is chosen by harmonizing with the last vowel of the cardinal number word.</w:t>
+      </w:r>
+    </w:p>
+    <w:p>
+      <w:pPr>
+        <w:spacing w:after="0" w:line="360" w:lineRule="auto"/>
+        <w:jc w:val="both"/>
+        <w:rPr>
+          <w:rFonts w:ascii="Times New Roman" w:eastAsia="MS Mincho" w:hAnsi="Times New Roman" w:cs="Times New Roman"/>
+          <w:kern w:val="0"/>
+          <w:sz w:val="28"/>
+          <w:szCs w:val="28"/>
+          <w14:ligatures w14:val="none"/>
+        </w:rPr>
+      </w:pPr>
+      <w:r>
+        <w:rPr>
+          <w:rFonts w:ascii="Times New Roman" w:eastAsia="MS Mincho" w:hAnsi="Times New Roman" w:cs="Times New Roman"/>
+          <w:b/>
+          <w:bCs/>
+          <w:kern w:val="0"/>
+          <w:sz w:val="28"/>
+          <w:szCs w:val="28"/>
+          <w14:ligatures w14:val="none"/>
+        </w:rPr>
+        <w:t>Step 4</w:t>
+      </w:r>
+      <w:r>
+        <w:rPr>
+          <w:rFonts w:ascii="Times New Roman" w:eastAsia="MS Mincho" w:hAnsi="Times New Roman" w:cs="Times New Roman"/>
+          <w:b/>
+          <w:bCs/>
+          <w:kern w:val="0"/>
+          <w:sz w:val="28"/>
+          <w:szCs w:val="28"/>
+          <w14:ligatures w14:val="none"/>
+        </w:rPr>
+        <w:t>:</w:t>
+      </w:r>
+      <w:r>
+        <w:rPr>
+          <w:rFonts w:ascii="Times New Roman" w:eastAsia="MS Mincho" w:hAnsi="Times New Roman" w:cs="Times New Roman"/>
+          <w:kern w:val="0"/>
+          <w:sz w:val="28"/>
+          <w:szCs w:val="28"/>
+          <w14:ligatures w14:val="none"/>
+        </w:rPr>
+        <w:t xml:space="preserve"> Time normalization. Times in HH:MM format are expanded to spoken form. Example: 09:30 → "</w:t>
+      </w:r>
+      <w:proofErr w:type="spellStart"/>
+      <w:r>
+        <w:rPr>
+          <w:rFonts w:ascii="Times New Roman" w:eastAsia="MS Mincho" w:hAnsi="Times New Roman" w:cs="Times New Roman"/>
+          <w:kern w:val="0"/>
+          <w:sz w:val="28"/>
+          <w:szCs w:val="28"/>
+          <w14:ligatures w14:val="none"/>
+        </w:rPr>
+        <w:t>doqquz</w:t>
+      </w:r>
+      <w:proofErr w:type="spellEnd"/>
+      <w:r>
+        <w:rPr>
+          <w:rFonts w:ascii="Times New Roman" w:eastAsia="MS Mincho" w:hAnsi="Times New Roman" w:cs="Times New Roman"/>
+          <w:kern w:val="0"/>
+          <w:sz w:val="28"/>
+          <w:szCs w:val="28"/>
+          <w14:ligatures w14:val="none"/>
+        </w:rPr>
+        <w:t xml:space="preserve"> </w:t>
+      </w:r>
+      <w:proofErr w:type="spellStart"/>
+      <w:r>
+        <w:rPr>
+          <w:rFonts w:ascii="Times New Roman" w:eastAsia="MS Mincho" w:hAnsi="Times New Roman" w:cs="Times New Roman"/>
+          <w:kern w:val="0"/>
+          <w:sz w:val="28"/>
+          <w:szCs w:val="28"/>
+          <w14:ligatures w14:val="none"/>
+        </w:rPr>
+        <w:t>saat</w:t>
+      </w:r>
+      <w:proofErr w:type="spellEnd"/>
+      <w:r>
+        <w:rPr>
+          <w:rFonts w:ascii="Times New Roman" w:eastAsia="MS Mincho" w:hAnsi="Times New Roman" w:cs="Times New Roman"/>
+          <w:kern w:val="0"/>
+          <w:sz w:val="28"/>
+          <w:szCs w:val="28"/>
+          <w14:ligatures w14:val="none"/>
+        </w:rPr>
+        <w:t xml:space="preserve"> </w:t>
+      </w:r>
+      <w:proofErr w:type="spellStart"/>
+      <w:r>
+        <w:rPr>
+          <w:rFonts w:ascii="Times New Roman" w:eastAsia="MS Mincho" w:hAnsi="Times New Roman" w:cs="Times New Roman"/>
+          <w:kern w:val="0"/>
+          <w:sz w:val="28"/>
+          <w:szCs w:val="28"/>
+          <w14:ligatures w14:val="none"/>
+        </w:rPr>
+        <w:t>otuz</w:t>
+      </w:r>
+      <w:proofErr w:type="spellEnd"/>
+      <w:r>
+        <w:rPr>
+          <w:rFonts w:ascii="Times New Roman" w:eastAsia="MS Mincho" w:hAnsi="Times New Roman" w:cs="Times New Roman"/>
+          <w:kern w:val="0"/>
+          <w:sz w:val="28"/>
+          <w:szCs w:val="28"/>
+          <w14:ligatures w14:val="none"/>
+        </w:rPr>
+        <w:t xml:space="preserve"> </w:t>
+      </w:r>
+      <w:proofErr w:type="spellStart"/>
+      <w:r>
+        <w:rPr>
+          <w:rFonts w:ascii="Times New Roman" w:eastAsia="MS Mincho" w:hAnsi="Times New Roman" w:cs="Times New Roman"/>
+          <w:kern w:val="0"/>
+          <w:sz w:val="28"/>
+          <w:szCs w:val="28"/>
+          <w14:ligatures w14:val="none"/>
+        </w:rPr>
+        <w:t>dəqiqə</w:t>
+      </w:r>
+      <w:proofErr w:type="spellEnd"/>
+      <w:r>
+        <w:rPr>
+          <w:rFonts w:ascii="Times New Roman" w:eastAsia="MS Mincho" w:hAnsi="Times New Roman" w:cs="Times New Roman"/>
+          <w:kern w:val="0"/>
+          <w:sz w:val="28"/>
+          <w:szCs w:val="28"/>
+          <w14:ligatures w14:val="none"/>
+        </w:rPr>
+        <w:t>".</w:t>
+      </w:r>
+    </w:p>
+    <w:p>
+      <w:pPr>
+        <w:spacing w:after="0" w:line="360" w:lineRule="auto"/>
+        <w:jc w:val="both"/>
+        <w:rPr>
+          <w:rFonts w:ascii="Times New Roman" w:eastAsia="MS Mincho" w:hAnsi="Times New Roman" w:cs="Times New Roman"/>
+          <w:kern w:val="0"/>
+          <w:sz w:val="28"/>
+          <w:szCs w:val="28"/>
+          <w14:ligatures w14:val="none"/>
+        </w:rPr>
+      </w:pPr>
+      <w:r>
+        <w:rPr>
+          <w:rFonts w:ascii="Times New Roman" w:eastAsia="MS Mincho" w:hAnsi="Times New Roman" w:cs="Times New Roman"/>
+          <w:b/>
+          <w:bCs/>
+          <w:kern w:val="0"/>
+          <w:sz w:val="28"/>
+          <w:szCs w:val="28"/>
+          <w14:ligatures w14:val="none"/>
+        </w:rPr>
+        <w:t>Step 5</w:t>
+      </w:r>
+      <w:r>
+        <w:rPr>
+          <w:rFonts w:ascii="Times New Roman" w:eastAsia="MS Mincho" w:hAnsi="Times New Roman" w:cs="Times New Roman"/>
+          <w:b/>
+          <w:bCs/>
+          <w:kern w:val="0"/>
+          <w:sz w:val="28"/>
+          <w:szCs w:val="28"/>
+          <w14:ligatures w14:val="none"/>
+        </w:rPr>
+        <w:t>:</w:t>
+      </w:r>
+      <w:r>
+        <w:rPr>
+          <w:rFonts w:ascii="Times New Roman" w:eastAsia="MS Mincho" w:hAnsi="Times New Roman" w:cs="Times New Roman"/>
+          <w:kern w:val="0"/>
+          <w:sz w:val="28"/>
+          <w:szCs w:val="28"/>
+          <w14:ligatures w14:val="none"/>
+        </w:rPr>
+        <w:t xml:space="preserve"> Ordinal number expansion. Digit strings with hyphen-attached ordinal suffixes are converted to word form with harmony-correct suffix selection.</w:t>
+      </w:r>
+    </w:p>
+    <w:p>
+      <w:pPr>
+        <w:spacing w:after="0" w:line="360" w:lineRule="auto"/>
+        <w:jc w:val="both"/>
+        <w:rPr>
+          <w:rFonts w:ascii="Times New Roman" w:eastAsia="MS Mincho" w:hAnsi="Times New Roman" w:cs="Times New Roman"/>
+          <w:kern w:val="0"/>
+          <w:sz w:val="28"/>
+          <w:szCs w:val="28"/>
+          <w14:ligatures w14:val="none"/>
+        </w:rPr>
+      </w:pPr>
+      <w:r>
+        <w:rPr>
+          <w:rFonts w:ascii="Times New Roman" w:eastAsia="MS Mincho" w:hAnsi="Times New Roman" w:cs="Times New Roman"/>
+          <w:b/>
+          <w:bCs/>
+          <w:kern w:val="0"/>
+          <w:sz w:val="28"/>
+          <w:szCs w:val="28"/>
+          <w14:ligatures w14:val="none"/>
+        </w:rPr>
+        <w:t>Step 6</w:t>
+      </w:r>
+      <w:r>
+        <w:rPr>
+          <w:rFonts w:ascii="Times New Roman" w:eastAsia="MS Mincho" w:hAnsi="Times New Roman" w:cs="Times New Roman"/>
+          <w:b/>
+          <w:bCs/>
+          <w:kern w:val="0"/>
+          <w:sz w:val="28"/>
+          <w:szCs w:val="28"/>
+          <w14:ligatures w14:val="none"/>
+        </w:rPr>
+        <w:t>:</w:t>
+      </w:r>
+      <w:r>
+        <w:rPr>
+          <w:rFonts w:ascii="Times New Roman" w:eastAsia="MS Mincho" w:hAnsi="Times New Roman" w:cs="Times New Roman"/>
+          <w:kern w:val="0"/>
+          <w:sz w:val="28"/>
+          <w:szCs w:val="28"/>
+          <w14:ligatures w14:val="none"/>
+        </w:rPr>
+        <w:t xml:space="preserve"> Cardinal number expansion. Standalone integers are expanded using the Azerbaijani compositional number system. Units (1–9): </w:t>
+      </w:r>
+      <w:proofErr w:type="spellStart"/>
+      <w:r>
+        <w:rPr>
+          <w:rFonts w:ascii="Times New Roman" w:eastAsia="MS Mincho" w:hAnsi="Times New Roman" w:cs="Times New Roman"/>
+          <w:kern w:val="0"/>
+          <w:sz w:val="28"/>
+          <w:szCs w:val="28"/>
+          <w14:ligatures w14:val="none"/>
+        </w:rPr>
+        <w:t>bir</w:t>
+      </w:r>
+      <w:proofErr w:type="spellEnd"/>
+      <w:r>
+        <w:rPr>
+          <w:rFonts w:ascii="Times New Roman" w:eastAsia="MS Mincho" w:hAnsi="Times New Roman" w:cs="Times New Roman"/>
+          <w:kern w:val="0"/>
+          <w:sz w:val="28"/>
+          <w:szCs w:val="28"/>
+          <w14:ligatures w14:val="none"/>
+        </w:rPr>
+        <w:t xml:space="preserve">, </w:t>
+      </w:r>
+      <w:proofErr w:type="spellStart"/>
+      <w:r>
+        <w:rPr>
+          <w:rFonts w:ascii="Times New Roman" w:eastAsia="MS Mincho" w:hAnsi="Times New Roman" w:cs="Times New Roman"/>
+          <w:kern w:val="0"/>
+          <w:sz w:val="28"/>
+          <w:szCs w:val="28"/>
+          <w14:ligatures w14:val="none"/>
+        </w:rPr>
+        <w:t>iki</w:t>
+      </w:r>
+      <w:proofErr w:type="spellEnd"/>
+      <w:r>
+        <w:rPr>
+          <w:rFonts w:ascii="Times New Roman" w:eastAsia="MS Mincho" w:hAnsi="Times New Roman" w:cs="Times New Roman"/>
+          <w:kern w:val="0"/>
+          <w:sz w:val="28"/>
+          <w:szCs w:val="28"/>
+          <w14:ligatures w14:val="none"/>
+        </w:rPr>
+        <w:t xml:space="preserve">, </w:t>
+      </w:r>
+      <w:proofErr w:type="spellStart"/>
+      <w:r>
+        <w:rPr>
+          <w:rFonts w:ascii="Times New Roman" w:eastAsia="MS Mincho" w:hAnsi="Times New Roman" w:cs="Times New Roman"/>
+          <w:kern w:val="0"/>
+          <w:sz w:val="28"/>
+          <w:szCs w:val="28"/>
+          <w14:ligatures w14:val="none"/>
+        </w:rPr>
+        <w:t>üç</w:t>
+      </w:r>
+      <w:proofErr w:type="spellEnd"/>
+      <w:r>
+        <w:rPr>
+          <w:rFonts w:ascii="Times New Roman" w:eastAsia="MS Mincho" w:hAnsi="Times New Roman" w:cs="Times New Roman"/>
+          <w:kern w:val="0"/>
+          <w:sz w:val="28"/>
+          <w:szCs w:val="28"/>
+          <w14:ligatures w14:val="none"/>
+        </w:rPr>
+        <w:t xml:space="preserve">, </w:t>
+      </w:r>
+      <w:proofErr w:type="spellStart"/>
+      <w:r>
+        <w:rPr>
+          <w:rFonts w:ascii="Times New Roman" w:eastAsia="MS Mincho" w:hAnsi="Times New Roman" w:cs="Times New Roman"/>
+          <w:kern w:val="0"/>
+          <w:sz w:val="28"/>
+          <w:szCs w:val="28"/>
+          <w14:ligatures w14:val="none"/>
+        </w:rPr>
+        <w:t>dörd</w:t>
+      </w:r>
+      <w:proofErr w:type="spellEnd"/>
+      <w:r>
+        <w:rPr>
+          <w:rFonts w:ascii="Times New Roman" w:eastAsia="MS Mincho" w:hAnsi="Times New Roman" w:cs="Times New Roman"/>
+          <w:kern w:val="0"/>
+          <w:sz w:val="28"/>
+          <w:szCs w:val="28"/>
+          <w14:ligatures w14:val="none"/>
+        </w:rPr>
+        <w:t xml:space="preserve">, </w:t>
+      </w:r>
+      <w:proofErr w:type="spellStart"/>
+      <w:r>
+        <w:rPr>
+          <w:rFonts w:ascii="Times New Roman" w:eastAsia="MS Mincho" w:hAnsi="Times New Roman" w:cs="Times New Roman"/>
+          <w:kern w:val="0"/>
+          <w:sz w:val="28"/>
+          <w:szCs w:val="28"/>
+          <w14:ligatures w14:val="none"/>
+        </w:rPr>
+        <w:t>beş</w:t>
+      </w:r>
+      <w:proofErr w:type="spellEnd"/>
+      <w:r>
+        <w:rPr>
+          <w:rFonts w:ascii="Times New Roman" w:eastAsia="MS Mincho" w:hAnsi="Times New Roman" w:cs="Times New Roman"/>
+          <w:kern w:val="0"/>
+          <w:sz w:val="28"/>
+          <w:szCs w:val="28"/>
+          <w14:ligatures w14:val="none"/>
+        </w:rPr>
+        <w:t xml:space="preserve">, </w:t>
+      </w:r>
+      <w:proofErr w:type="spellStart"/>
+      <w:r>
+        <w:rPr>
+          <w:rFonts w:ascii="Times New Roman" w:eastAsia="MS Mincho" w:hAnsi="Times New Roman" w:cs="Times New Roman"/>
+          <w:kern w:val="0"/>
+          <w:sz w:val="28"/>
+          <w:szCs w:val="28"/>
+          <w14:ligatures w14:val="none"/>
+        </w:rPr>
+        <w:t>altı</w:t>
+      </w:r>
+      <w:proofErr w:type="spellEnd"/>
+      <w:r>
+        <w:rPr>
+          <w:rFonts w:ascii="Times New Roman" w:eastAsia="MS Mincho" w:hAnsi="Times New Roman" w:cs="Times New Roman"/>
+          <w:kern w:val="0"/>
+          <w:sz w:val="28"/>
+          <w:szCs w:val="28"/>
+          <w14:ligatures w14:val="none"/>
+        </w:rPr>
+        <w:t xml:space="preserve">, </w:t>
+      </w:r>
+      <w:proofErr w:type="spellStart"/>
+      <w:r>
+        <w:rPr>
+          <w:rFonts w:ascii="Times New Roman" w:eastAsia="MS Mincho" w:hAnsi="Times New Roman" w:cs="Times New Roman"/>
+          <w:kern w:val="0"/>
+          <w:sz w:val="28"/>
+          <w:szCs w:val="28"/>
+          <w14:ligatures w14:val="none"/>
+        </w:rPr>
+        <w:lastRenderedPageBreak/>
+        <w:t>yeddi</w:t>
+      </w:r>
+      <w:proofErr w:type="spellEnd"/>
+      <w:r>
+        <w:rPr>
+          <w:rFonts w:ascii="Times New Roman" w:eastAsia="MS Mincho" w:hAnsi="Times New Roman" w:cs="Times New Roman"/>
+          <w:kern w:val="0"/>
+          <w:sz w:val="28"/>
+          <w:szCs w:val="28"/>
+          <w14:ligatures w14:val="none"/>
+        </w:rPr>
+        <w:t xml:space="preserve">, </w:t>
+      </w:r>
+      <w:proofErr w:type="spellStart"/>
+      <w:r>
+        <w:rPr>
+          <w:rFonts w:ascii="Times New Roman" w:eastAsia="MS Mincho" w:hAnsi="Times New Roman" w:cs="Times New Roman"/>
+          <w:kern w:val="0"/>
+          <w:sz w:val="28"/>
+          <w:szCs w:val="28"/>
+          <w14:ligatures w14:val="none"/>
+        </w:rPr>
+        <w:t>səkkiz</w:t>
+      </w:r>
+      <w:proofErr w:type="spellEnd"/>
+      <w:r>
+        <w:rPr>
+          <w:rFonts w:ascii="Times New Roman" w:eastAsia="MS Mincho" w:hAnsi="Times New Roman" w:cs="Times New Roman"/>
+          <w:kern w:val="0"/>
+          <w:sz w:val="28"/>
+          <w:szCs w:val="28"/>
+          <w14:ligatures w14:val="none"/>
+        </w:rPr>
+        <w:t xml:space="preserve">, </w:t>
+      </w:r>
+      <w:proofErr w:type="spellStart"/>
+      <w:r>
+        <w:rPr>
+          <w:rFonts w:ascii="Times New Roman" w:eastAsia="MS Mincho" w:hAnsi="Times New Roman" w:cs="Times New Roman"/>
+          <w:kern w:val="0"/>
+          <w:sz w:val="28"/>
+          <w:szCs w:val="28"/>
+          <w14:ligatures w14:val="none"/>
+        </w:rPr>
+        <w:t>doqquz</w:t>
+      </w:r>
+      <w:proofErr w:type="spellEnd"/>
+      <w:r>
+        <w:rPr>
+          <w:rFonts w:ascii="Times New Roman" w:eastAsia="MS Mincho" w:hAnsi="Times New Roman" w:cs="Times New Roman"/>
+          <w:kern w:val="0"/>
+          <w:sz w:val="28"/>
+          <w:szCs w:val="28"/>
+          <w14:ligatures w14:val="none"/>
+        </w:rPr>
+        <w:t xml:space="preserve">. Tens (10–90): on, </w:t>
+      </w:r>
+      <w:proofErr w:type="spellStart"/>
+      <w:r>
+        <w:rPr>
+          <w:rFonts w:ascii="Times New Roman" w:eastAsia="MS Mincho" w:hAnsi="Times New Roman" w:cs="Times New Roman"/>
+          <w:kern w:val="0"/>
+          <w:sz w:val="28"/>
+          <w:szCs w:val="28"/>
+          <w14:ligatures w14:val="none"/>
+        </w:rPr>
+        <w:t>iyirmi</w:t>
+      </w:r>
+      <w:proofErr w:type="spellEnd"/>
+      <w:r>
+        <w:rPr>
+          <w:rFonts w:ascii="Times New Roman" w:eastAsia="MS Mincho" w:hAnsi="Times New Roman" w:cs="Times New Roman"/>
+          <w:kern w:val="0"/>
+          <w:sz w:val="28"/>
+          <w:szCs w:val="28"/>
+          <w14:ligatures w14:val="none"/>
+        </w:rPr>
+        <w:t xml:space="preserve">, </w:t>
+      </w:r>
+      <w:proofErr w:type="spellStart"/>
+      <w:r>
+        <w:rPr>
+          <w:rFonts w:ascii="Times New Roman" w:eastAsia="MS Mincho" w:hAnsi="Times New Roman" w:cs="Times New Roman"/>
+          <w:kern w:val="0"/>
+          <w:sz w:val="28"/>
+          <w:szCs w:val="28"/>
+          <w14:ligatures w14:val="none"/>
+        </w:rPr>
+        <w:t>otuz</w:t>
+      </w:r>
+      <w:proofErr w:type="spellEnd"/>
+      <w:r>
+        <w:rPr>
+          <w:rFonts w:ascii="Times New Roman" w:eastAsia="MS Mincho" w:hAnsi="Times New Roman" w:cs="Times New Roman"/>
+          <w:kern w:val="0"/>
+          <w:sz w:val="28"/>
+          <w:szCs w:val="28"/>
+          <w14:ligatures w14:val="none"/>
+        </w:rPr>
+        <w:t xml:space="preserve">, </w:t>
+      </w:r>
+      <w:proofErr w:type="spellStart"/>
+      <w:r>
+        <w:rPr>
+          <w:rFonts w:ascii="Times New Roman" w:eastAsia="MS Mincho" w:hAnsi="Times New Roman" w:cs="Times New Roman"/>
+          <w:kern w:val="0"/>
+          <w:sz w:val="28"/>
+          <w:szCs w:val="28"/>
+          <w14:ligatures w14:val="none"/>
+        </w:rPr>
+        <w:t>qırx</w:t>
+      </w:r>
+      <w:proofErr w:type="spellEnd"/>
+      <w:r>
+        <w:rPr>
+          <w:rFonts w:ascii="Times New Roman" w:eastAsia="MS Mincho" w:hAnsi="Times New Roman" w:cs="Times New Roman"/>
+          <w:kern w:val="0"/>
+          <w:sz w:val="28"/>
+          <w:szCs w:val="28"/>
+          <w14:ligatures w14:val="none"/>
+        </w:rPr>
+        <w:t xml:space="preserve">, </w:t>
+      </w:r>
+      <w:proofErr w:type="spellStart"/>
+      <w:r>
+        <w:rPr>
+          <w:rFonts w:ascii="Times New Roman" w:eastAsia="MS Mincho" w:hAnsi="Times New Roman" w:cs="Times New Roman"/>
+          <w:kern w:val="0"/>
+          <w:sz w:val="28"/>
+          <w:szCs w:val="28"/>
+          <w14:ligatures w14:val="none"/>
+        </w:rPr>
+        <w:t>əlli</w:t>
+      </w:r>
+      <w:proofErr w:type="spellEnd"/>
+      <w:r>
+        <w:rPr>
+          <w:rFonts w:ascii="Times New Roman" w:eastAsia="MS Mincho" w:hAnsi="Times New Roman" w:cs="Times New Roman"/>
+          <w:kern w:val="0"/>
+          <w:sz w:val="28"/>
+          <w:szCs w:val="28"/>
+          <w14:ligatures w14:val="none"/>
+        </w:rPr>
+        <w:t xml:space="preserve">, </w:t>
+      </w:r>
+      <w:proofErr w:type="spellStart"/>
+      <w:r>
+        <w:rPr>
+          <w:rFonts w:ascii="Times New Roman" w:eastAsia="MS Mincho" w:hAnsi="Times New Roman" w:cs="Times New Roman"/>
+          <w:kern w:val="0"/>
+          <w:sz w:val="28"/>
+          <w:szCs w:val="28"/>
+          <w14:ligatures w14:val="none"/>
+        </w:rPr>
+        <w:t>altmış</w:t>
+      </w:r>
+      <w:proofErr w:type="spellEnd"/>
+      <w:r>
+        <w:rPr>
+          <w:rFonts w:ascii="Times New Roman" w:eastAsia="MS Mincho" w:hAnsi="Times New Roman" w:cs="Times New Roman"/>
+          <w:kern w:val="0"/>
+          <w:sz w:val="28"/>
+          <w:szCs w:val="28"/>
+          <w14:ligatures w14:val="none"/>
+        </w:rPr>
+        <w:t xml:space="preserve">, </w:t>
+      </w:r>
+      <w:proofErr w:type="spellStart"/>
+      <w:r>
+        <w:rPr>
+          <w:rFonts w:ascii="Times New Roman" w:eastAsia="MS Mincho" w:hAnsi="Times New Roman" w:cs="Times New Roman"/>
+          <w:kern w:val="0"/>
+          <w:sz w:val="28"/>
+          <w:szCs w:val="28"/>
+          <w14:ligatures w14:val="none"/>
+        </w:rPr>
+        <w:t>yetmiş</w:t>
+      </w:r>
+      <w:proofErr w:type="spellEnd"/>
+      <w:r>
+        <w:rPr>
+          <w:rFonts w:ascii="Times New Roman" w:eastAsia="MS Mincho" w:hAnsi="Times New Roman" w:cs="Times New Roman"/>
+          <w:kern w:val="0"/>
+          <w:sz w:val="28"/>
+          <w:szCs w:val="28"/>
+          <w14:ligatures w14:val="none"/>
+        </w:rPr>
+        <w:t xml:space="preserve">, </w:t>
+      </w:r>
+      <w:proofErr w:type="spellStart"/>
+      <w:r>
+        <w:rPr>
+          <w:rFonts w:ascii="Times New Roman" w:eastAsia="MS Mincho" w:hAnsi="Times New Roman" w:cs="Times New Roman"/>
+          <w:kern w:val="0"/>
+          <w:sz w:val="28"/>
+          <w:szCs w:val="28"/>
+          <w14:ligatures w14:val="none"/>
+        </w:rPr>
+        <w:t>səksən</w:t>
+      </w:r>
+      <w:proofErr w:type="spellEnd"/>
+      <w:r>
+        <w:rPr>
+          <w:rFonts w:ascii="Times New Roman" w:eastAsia="MS Mincho" w:hAnsi="Times New Roman" w:cs="Times New Roman"/>
+          <w:kern w:val="0"/>
+          <w:sz w:val="28"/>
+          <w:szCs w:val="28"/>
+          <w14:ligatures w14:val="none"/>
+        </w:rPr>
+        <w:t xml:space="preserve">, </w:t>
+      </w:r>
+      <w:proofErr w:type="spellStart"/>
+      <w:r>
+        <w:rPr>
+          <w:rFonts w:ascii="Times New Roman" w:eastAsia="MS Mincho" w:hAnsi="Times New Roman" w:cs="Times New Roman"/>
+          <w:kern w:val="0"/>
+          <w:sz w:val="28"/>
+          <w:szCs w:val="28"/>
+          <w14:ligatures w14:val="none"/>
+        </w:rPr>
+        <w:t>doxsan</w:t>
+      </w:r>
+      <w:proofErr w:type="spellEnd"/>
+      <w:r>
+        <w:rPr>
+          <w:rFonts w:ascii="Times New Roman" w:eastAsia="MS Mincho" w:hAnsi="Times New Roman" w:cs="Times New Roman"/>
+          <w:kern w:val="0"/>
+          <w:sz w:val="28"/>
+          <w:szCs w:val="28"/>
+          <w14:ligatures w14:val="none"/>
+        </w:rPr>
+        <w:t xml:space="preserve">. Hundreds and above: 100 = </w:t>
+      </w:r>
+      <w:proofErr w:type="spellStart"/>
+      <w:r>
+        <w:rPr>
+          <w:rFonts w:ascii="Times New Roman" w:eastAsia="MS Mincho" w:hAnsi="Times New Roman" w:cs="Times New Roman"/>
+          <w:kern w:val="0"/>
+          <w:sz w:val="28"/>
+          <w:szCs w:val="28"/>
+          <w14:ligatures w14:val="none"/>
+        </w:rPr>
+        <w:t>yüz</w:t>
+      </w:r>
+      <w:proofErr w:type="spellEnd"/>
+      <w:r>
+        <w:rPr>
+          <w:rFonts w:ascii="Times New Roman" w:eastAsia="MS Mincho" w:hAnsi="Times New Roman" w:cs="Times New Roman"/>
+          <w:kern w:val="0"/>
+          <w:sz w:val="28"/>
+          <w:szCs w:val="28"/>
+          <w14:ligatures w14:val="none"/>
+        </w:rPr>
+        <w:t xml:space="preserve">, 1,000 = min, 1,000,000 = </w:t>
+      </w:r>
+      <w:proofErr w:type="spellStart"/>
+      <w:r>
+        <w:rPr>
+          <w:rFonts w:ascii="Times New Roman" w:eastAsia="MS Mincho" w:hAnsi="Times New Roman" w:cs="Times New Roman"/>
+          <w:kern w:val="0"/>
+          <w:sz w:val="28"/>
+          <w:szCs w:val="28"/>
+          <w14:ligatures w14:val="none"/>
+        </w:rPr>
+        <w:t>milyon</w:t>
+      </w:r>
+      <w:proofErr w:type="spellEnd"/>
+      <w:r>
+        <w:rPr>
+          <w:rFonts w:ascii="Times New Roman" w:eastAsia="MS Mincho" w:hAnsi="Times New Roman" w:cs="Times New Roman"/>
+          <w:kern w:val="0"/>
+          <w:sz w:val="28"/>
+          <w:szCs w:val="28"/>
+          <w14:ligatures w14:val="none"/>
+        </w:rPr>
+        <w:t>.</w:t>
+      </w:r>
+    </w:p>
+    <w:p>
+      <w:pPr>
+        <w:spacing w:after="0" w:line="360" w:lineRule="auto"/>
+        <w:jc w:val="both"/>
+        <w:rPr>
+          <w:rFonts w:ascii="Times New Roman" w:eastAsia="MS Mincho" w:hAnsi="Times New Roman" w:cs="Times New Roman"/>
+          <w:kern w:val="0"/>
+          <w:sz w:val="28"/>
+          <w:szCs w:val="28"/>
+          <w14:ligatures w14:val="none"/>
+        </w:rPr>
+      </w:pPr>
+      <w:r>
+        <w:rPr>
+          <w:rFonts w:ascii="Times New Roman" w:eastAsia="MS Mincho" w:hAnsi="Times New Roman" w:cs="Times New Roman"/>
+          <w:b/>
+          <w:bCs/>
+          <w:kern w:val="0"/>
+          <w:sz w:val="28"/>
+          <w:szCs w:val="28"/>
+          <w14:ligatures w14:val="none"/>
+        </w:rPr>
+        <w:t>Step 7</w:t>
+      </w:r>
+      <w:r>
+        <w:rPr>
+          <w:rFonts w:ascii="Times New Roman" w:eastAsia="MS Mincho" w:hAnsi="Times New Roman" w:cs="Times New Roman"/>
+          <w:b/>
+          <w:bCs/>
+          <w:kern w:val="0"/>
+          <w:sz w:val="28"/>
+          <w:szCs w:val="28"/>
+          <w14:ligatures w14:val="none"/>
+        </w:rPr>
+        <w:t>:</w:t>
+      </w:r>
+      <w:r>
+        <w:rPr>
+          <w:rFonts w:ascii="Times New Roman" w:eastAsia="MS Mincho" w:hAnsi="Times New Roman" w:cs="Times New Roman"/>
+          <w:kern w:val="0"/>
+          <w:sz w:val="28"/>
+          <w:szCs w:val="28"/>
+          <w14:ligatures w14:val="none"/>
+        </w:rPr>
+        <w:t xml:space="preserve"> Roman numeral expansion. Roman numerals in unambiguous contexts such as chapter numbers and century markers are converted to their Arabic-digit equivalents and then expanded to words.</w:t>
+      </w:r>
+    </w:p>
+    <w:p>
+      <w:pPr>
+        <w:spacing w:after="0" w:line="360" w:lineRule="auto"/>
+        <w:jc w:val="both"/>
+        <w:rPr>
+          <w:rFonts w:ascii="Times New Roman" w:eastAsia="MS Mincho" w:hAnsi="Times New Roman" w:cs="Times New Roman"/>
+          <w:kern w:val="0"/>
+          <w:sz w:val="28"/>
+          <w:szCs w:val="28"/>
+          <w14:ligatures w14:val="none"/>
+        </w:rPr>
+      </w:pPr>
+      <w:r>
+        <w:rPr>
+          <w:rFonts w:ascii="Times New Roman" w:eastAsia="MS Mincho" w:hAnsi="Times New Roman" w:cs="Times New Roman"/>
+          <w:b/>
+          <w:bCs/>
+          <w:kern w:val="0"/>
+          <w:sz w:val="28"/>
+          <w:szCs w:val="28"/>
+          <w14:ligatures w14:val="none"/>
+        </w:rPr>
+        <w:t>Step 8</w:t>
+      </w:r>
+      <w:r>
+        <w:rPr>
+          <w:rFonts w:ascii="Times New Roman" w:eastAsia="MS Mincho" w:hAnsi="Times New Roman" w:cs="Times New Roman"/>
+          <w:b/>
+          <w:bCs/>
+          <w:kern w:val="0"/>
+          <w:sz w:val="28"/>
+          <w:szCs w:val="28"/>
+          <w14:ligatures w14:val="none"/>
+        </w:rPr>
+        <w:t>:</w:t>
+      </w:r>
+      <w:r>
+        <w:rPr>
+          <w:rFonts w:ascii="Times New Roman" w:eastAsia="MS Mincho" w:hAnsi="Times New Roman" w:cs="Times New Roman"/>
+          <w:kern w:val="0"/>
+          <w:sz w:val="28"/>
+          <w:szCs w:val="28"/>
+          <w14:ligatures w14:val="none"/>
+        </w:rPr>
+        <w:t xml:space="preserve"> Abbreviation expansion. A lookup table maps common Azerbaijani abbreviations to their full spoken forms: "AZ" → "</w:t>
+      </w:r>
+      <w:proofErr w:type="spellStart"/>
+      <w:r>
+        <w:rPr>
+          <w:rFonts w:ascii="Times New Roman" w:eastAsia="MS Mincho" w:hAnsi="Times New Roman" w:cs="Times New Roman"/>
+          <w:kern w:val="0"/>
+          <w:sz w:val="28"/>
+          <w:szCs w:val="28"/>
+          <w14:ligatures w14:val="none"/>
+        </w:rPr>
+        <w:t>Azərbaycan</w:t>
+      </w:r>
+      <w:proofErr w:type="spellEnd"/>
+      <w:r>
+        <w:rPr>
+          <w:rFonts w:ascii="Times New Roman" w:eastAsia="MS Mincho" w:hAnsi="Times New Roman" w:cs="Times New Roman"/>
+          <w:kern w:val="0"/>
+          <w:sz w:val="28"/>
+          <w:szCs w:val="28"/>
+          <w14:ligatures w14:val="none"/>
+        </w:rPr>
+        <w:t>", "s." → "</w:t>
+      </w:r>
+      <w:proofErr w:type="spellStart"/>
+      <w:r>
+        <w:rPr>
+          <w:rFonts w:ascii="Times New Roman" w:eastAsia="MS Mincho" w:hAnsi="Times New Roman" w:cs="Times New Roman"/>
+          <w:kern w:val="0"/>
+          <w:sz w:val="28"/>
+          <w:szCs w:val="28"/>
+          <w14:ligatures w14:val="none"/>
+        </w:rPr>
+        <w:t>sahifə</w:t>
+      </w:r>
+      <w:proofErr w:type="spellEnd"/>
+      <w:r>
+        <w:rPr>
+          <w:rFonts w:ascii="Times New Roman" w:eastAsia="MS Mincho" w:hAnsi="Times New Roman" w:cs="Times New Roman"/>
+          <w:kern w:val="0"/>
+          <w:sz w:val="28"/>
+          <w:szCs w:val="28"/>
+          <w14:ligatures w14:val="none"/>
+        </w:rPr>
+        <w:t>", "il." → "</w:t>
+      </w:r>
+      <w:proofErr w:type="spellStart"/>
+      <w:r>
+        <w:rPr>
+          <w:rFonts w:ascii="Times New Roman" w:eastAsia="MS Mincho" w:hAnsi="Times New Roman" w:cs="Times New Roman"/>
+          <w:kern w:val="0"/>
+          <w:sz w:val="28"/>
+          <w:szCs w:val="28"/>
+          <w14:ligatures w14:val="none"/>
+        </w:rPr>
+        <w:t>ilə</w:t>
+      </w:r>
+      <w:proofErr w:type="spellEnd"/>
+      <w:r>
+        <w:rPr>
+          <w:rFonts w:ascii="Times New Roman" w:eastAsia="MS Mincho" w:hAnsi="Times New Roman" w:cs="Times New Roman"/>
+          <w:kern w:val="0"/>
+          <w:sz w:val="28"/>
+          <w:szCs w:val="28"/>
+          <w14:ligatures w14:val="none"/>
+        </w:rPr>
+        <w:t>".</w:t>
+      </w:r>
+    </w:p>
+    <w:p>
+      <w:pPr>
+        <w:spacing w:after="0" w:line="360" w:lineRule="auto"/>
+        <w:jc w:val="both"/>
+        <w:rPr>
+          <w:rFonts w:ascii="Times New Roman" w:eastAsia="MS Mincho" w:hAnsi="Times New Roman" w:cs="Times New Roman"/>
+          <w:kern w:val="0"/>
+          <w:sz w:val="28"/>
+          <w:szCs w:val="28"/>
+          <w14:ligatures w14:val="none"/>
+        </w:rPr>
+      </w:pPr>
     </w:p>
     <w:p>
       <w:pPr>
         <w:spacing w:after="0" w:line="360" w:lineRule="auto"/>
         <w:ind w:firstLine="567"/>
-        <w:jc w:val="both"/>
+        <w:jc w:val="center"/>
+        <w:rPr>
+          <w:rFonts w:ascii="Times New Roman" w:eastAsia="MS Mincho" w:hAnsi="Times New Roman" w:cs="Times New Roman"/>
+          <w:b/>
+          <w:bCs/>
+          <w:kern w:val="0"/>
+          <w:sz w:val="28"/>
+          <w:szCs w:val="28"/>
+          <w14:ligatures w14:val="none"/>
+        </w:rPr>
+      </w:pPr>
+      <w:bookmarkStart w:id="38" w:name="OLE_LINK190"/>
+      <w:bookmarkStart w:id="39" w:name="OLE_LINK193"/>
+      <w:r>
+        <w:rPr>
+          <w:rFonts w:ascii="Times New Roman" w:eastAsia="MS Mincho" w:hAnsi="Times New Roman" w:cs="Times New Roman"/>
+          <w:b/>
+          <w:bCs/>
+          <w:kern w:val="0"/>
+          <w:sz w:val="28"/>
+          <w:szCs w:val="28"/>
+          <w14:ligatures w14:val="none"/>
+        </w:rPr>
+        <w:t xml:space="preserve">Table </w:t>
+      </w:r>
+      <w:r>
+        <w:rPr>
+          <w:rFonts w:ascii="Times New Roman" w:eastAsia="MS Mincho" w:hAnsi="Times New Roman" w:cs="Times New Roman"/>
+          <w:b/>
+          <w:bCs/>
+          <w:kern w:val="0"/>
+          <w:sz w:val="28"/>
+          <w:szCs w:val="28"/>
+          <w14:ligatures w14:val="none"/>
+        </w:rPr>
+        <w:t>6</w:t>
+      </w:r>
+      <w:r>
+        <w:rPr>
+          <w:rFonts w:ascii="Times New Roman" w:eastAsia="MS Mincho" w:hAnsi="Times New Roman" w:cs="Times New Roman"/>
+          <w:b/>
+          <w:bCs/>
+          <w:kern w:val="0"/>
+          <w:sz w:val="28"/>
+          <w:szCs w:val="28"/>
+          <w14:ligatures w14:val="none"/>
+        </w:rPr>
+        <w:t xml:space="preserve">: </w:t>
+      </w:r>
+      <w:r>
+        <w:rPr>
+          <w:rFonts w:ascii="Times New Roman" w:eastAsia="MS Mincho" w:hAnsi="Times New Roman" w:cs="Times New Roman"/>
+          <w:b/>
+          <w:bCs/>
+          <w:kern w:val="0"/>
+          <w:sz w:val="28"/>
+          <w:szCs w:val="28"/>
+          <w14:ligatures w14:val="none"/>
+        </w:rPr>
+        <w:t>Text normalization accuracy by category (100 test sentences)</w:t>
+      </w:r>
+    </w:p>
+    <w:tbl>
+      <w:tblPr>
+        <w:tblStyle w:val="TableGrid"/>
+        <w:tblW w:w="0" w:type="auto"/>
+        <w:tblLook w:val="04A0" w:firstRow="1" w:lastRow="0" w:firstColumn="1" w:lastColumn="0" w:noHBand="0" w:noVBand="1"/>
+      </w:tblPr>
+      <w:tblGrid>
+        <w:gridCol w:w="4531"/>
+        <w:gridCol w:w="2410"/>
+        <w:gridCol w:w="2268"/>
+      </w:tblGrid>
+      <w:tr>
+        <w:tc>
+          <w:tcPr>
+            <w:tcW w:w="4531" w:type="dxa"/>
+            <w:shd w:val="clear" w:color="auto" w:fill="BFBFBF" w:themeFill="background1" w:themeFillShade="BF"/>
+          </w:tcPr>
+          <w:bookmarkEnd w:id="38"/>
+          <w:p>
+            <w:pPr>
+              <w:spacing w:line="360" w:lineRule="auto"/>
+              <w:jc w:val="center"/>
+              <w:rPr>
+                <w:rFonts w:ascii="Times New Roman" w:hAnsi="Times New Roman" w:cs="Times New Roman"/>
+                <w:b/>
+                <w:sz w:val="28"/>
+                <w:szCs w:val="28"/>
+              </w:rPr>
+            </w:pPr>
+            <w:r>
+              <w:rPr>
+                <w:rFonts w:ascii="Times New Roman" w:hAnsi="Times New Roman" w:cs="Times New Roman"/>
+                <w:b/>
+                <w:color w:val="000000" w:themeColor="text1"/>
+                <w:sz w:val="28"/>
+                <w:szCs w:val="28"/>
+              </w:rPr>
+              <w:t>Category</w:t>
+            </w:r>
+          </w:p>
+        </w:tc>
+        <w:tc>
+          <w:tcPr>
+            <w:tcW w:w="2410" w:type="dxa"/>
+            <w:shd w:val="clear" w:color="auto" w:fill="BFBFBF" w:themeFill="background1" w:themeFillShade="BF"/>
+          </w:tcPr>
+          <w:p>
+            <w:pPr>
+              <w:spacing w:line="360" w:lineRule="auto"/>
+              <w:jc w:val="center"/>
+              <w:rPr>
+                <w:rFonts w:ascii="Times New Roman" w:hAnsi="Times New Roman" w:cs="Times New Roman"/>
+                <w:b/>
+                <w:sz w:val="28"/>
+                <w:szCs w:val="28"/>
+              </w:rPr>
+            </w:pPr>
+            <w:r>
+              <w:rPr>
+                <w:rFonts w:ascii="Times New Roman" w:hAnsi="Times New Roman" w:cs="Times New Roman"/>
+                <w:b/>
+                <w:color w:val="000000" w:themeColor="text1"/>
+                <w:sz w:val="28"/>
+                <w:szCs w:val="28"/>
+              </w:rPr>
+              <w:t>Correct</w:t>
+            </w:r>
+          </w:p>
+        </w:tc>
+        <w:tc>
+          <w:tcPr>
+            <w:tcW w:w="2268" w:type="dxa"/>
+            <w:shd w:val="clear" w:color="auto" w:fill="BFBFBF" w:themeFill="background1" w:themeFillShade="BF"/>
+          </w:tcPr>
+          <w:p>
+            <w:pPr>
+              <w:spacing w:line="360" w:lineRule="auto"/>
+              <w:jc w:val="center"/>
+              <w:rPr>
+                <w:rFonts w:ascii="Times New Roman" w:hAnsi="Times New Roman" w:cs="Times New Roman"/>
+                <w:b/>
+                <w:sz w:val="28"/>
+                <w:szCs w:val="28"/>
+              </w:rPr>
+            </w:pPr>
+            <w:r>
+              <w:rPr>
+                <w:rFonts w:ascii="Times New Roman" w:hAnsi="Times New Roman" w:cs="Times New Roman"/>
+                <w:b/>
+                <w:color w:val="000000" w:themeColor="text1"/>
+                <w:sz w:val="28"/>
+                <w:szCs w:val="28"/>
+              </w:rPr>
+              <w:t>Accuracy</w:t>
+            </w:r>
+          </w:p>
+        </w:tc>
+      </w:tr>
+      <w:tr>
+        <w:tc>
+          <w:tcPr>
+            <w:tcW w:w="4531" w:type="dxa"/>
+          </w:tcPr>
+          <w:p>
+            <w:pPr>
+              <w:spacing w:line="360" w:lineRule="auto"/>
+              <w:jc w:val="center"/>
+              <w:rPr>
+                <w:rFonts w:ascii="Times New Roman" w:hAnsi="Times New Roman" w:cs="Times New Roman"/>
+                <w:sz w:val="28"/>
+                <w:szCs w:val="28"/>
+              </w:rPr>
+            </w:pPr>
+            <w:r>
+              <w:rPr>
+                <w:rFonts w:ascii="Times New Roman" w:hAnsi="Times New Roman" w:cs="Times New Roman"/>
+                <w:bCs/>
+                <w:color w:val="000000" w:themeColor="text1"/>
+                <w:sz w:val="28"/>
+                <w:szCs w:val="28"/>
+              </w:rPr>
+              <w:t>Cardinal numbers</w:t>
+            </w:r>
+          </w:p>
+        </w:tc>
+        <w:tc>
+          <w:tcPr>
+            <w:tcW w:w="2410" w:type="dxa"/>
+          </w:tcPr>
+          <w:p>
+            <w:pPr>
+              <w:spacing w:line="360" w:lineRule="auto"/>
+              <w:jc w:val="center"/>
+              <w:rPr>
+                <w:rFonts w:ascii="Times New Roman" w:hAnsi="Times New Roman" w:cs="Times New Roman"/>
+                <w:sz w:val="28"/>
+                <w:szCs w:val="28"/>
+              </w:rPr>
+            </w:pPr>
+            <w:r>
+              <w:rPr>
+                <w:rFonts w:ascii="Times New Roman" w:hAnsi="Times New Roman" w:cs="Times New Roman"/>
+                <w:bCs/>
+                <w:color w:val="000000" w:themeColor="text1"/>
+                <w:sz w:val="28"/>
+                <w:szCs w:val="28"/>
+              </w:rPr>
+              <w:t>44 / 45</w:t>
+            </w:r>
+          </w:p>
+        </w:tc>
+        <w:tc>
+          <w:tcPr>
+            <w:tcW w:w="2268" w:type="dxa"/>
+          </w:tcPr>
+          <w:p>
+            <w:pPr>
+              <w:spacing w:line="360" w:lineRule="auto"/>
+              <w:jc w:val="center"/>
+              <w:rPr>
+                <w:rFonts w:ascii="Times New Roman" w:hAnsi="Times New Roman" w:cs="Times New Roman"/>
+                <w:sz w:val="28"/>
+                <w:szCs w:val="28"/>
+              </w:rPr>
+            </w:pPr>
+            <w:r>
+              <w:rPr>
+                <w:rFonts w:ascii="Times New Roman" w:hAnsi="Times New Roman" w:cs="Times New Roman"/>
+                <w:bCs/>
+                <w:color w:val="000000" w:themeColor="text1"/>
+                <w:sz w:val="28"/>
+                <w:szCs w:val="28"/>
+              </w:rPr>
+              <w:t>97.8%</w:t>
+            </w:r>
+          </w:p>
+        </w:tc>
+      </w:tr>
+      <w:tr>
+        <w:tc>
+          <w:tcPr>
+            <w:tcW w:w="4531" w:type="dxa"/>
+          </w:tcPr>
+          <w:p>
+            <w:pPr>
+              <w:spacing w:line="360" w:lineRule="auto"/>
+              <w:jc w:val="center"/>
+              <w:rPr>
+                <w:rFonts w:ascii="Times New Roman" w:hAnsi="Times New Roman" w:cs="Times New Roman"/>
+                <w:sz w:val="28"/>
+                <w:szCs w:val="28"/>
+              </w:rPr>
+            </w:pPr>
+            <w:r>
+              <w:rPr>
+                <w:rFonts w:ascii="Times New Roman" w:hAnsi="Times New Roman" w:cs="Times New Roman"/>
+                <w:bCs/>
+                <w:color w:val="000000" w:themeColor="text1"/>
+                <w:sz w:val="28"/>
+                <w:szCs w:val="28"/>
+              </w:rPr>
+              <w:t>Ordinal numbers</w:t>
+            </w:r>
+          </w:p>
+        </w:tc>
+        <w:tc>
+          <w:tcPr>
+            <w:tcW w:w="2410" w:type="dxa"/>
+          </w:tcPr>
+          <w:p>
+            <w:pPr>
+              <w:spacing w:line="360" w:lineRule="auto"/>
+              <w:jc w:val="center"/>
+              <w:rPr>
+                <w:rFonts w:ascii="Times New Roman" w:hAnsi="Times New Roman" w:cs="Times New Roman"/>
+                <w:sz w:val="28"/>
+                <w:szCs w:val="28"/>
+              </w:rPr>
+            </w:pPr>
+            <w:r>
+              <w:rPr>
+                <w:rFonts w:ascii="Times New Roman" w:hAnsi="Times New Roman" w:cs="Times New Roman"/>
+                <w:bCs/>
+                <w:color w:val="000000" w:themeColor="text1"/>
+                <w:sz w:val="28"/>
+                <w:szCs w:val="28"/>
+              </w:rPr>
+              <w:t>17 / 18</w:t>
+            </w:r>
+          </w:p>
+        </w:tc>
+        <w:tc>
+          <w:tcPr>
+            <w:tcW w:w="2268" w:type="dxa"/>
+          </w:tcPr>
+          <w:p>
+            <w:pPr>
+              <w:spacing w:line="360" w:lineRule="auto"/>
+              <w:jc w:val="center"/>
+              <w:rPr>
+                <w:rFonts w:ascii="Times New Roman" w:hAnsi="Times New Roman" w:cs="Times New Roman"/>
+                <w:sz w:val="28"/>
+                <w:szCs w:val="28"/>
+              </w:rPr>
+            </w:pPr>
+            <w:r>
+              <w:rPr>
+                <w:rFonts w:ascii="Times New Roman" w:hAnsi="Times New Roman" w:cs="Times New Roman"/>
+                <w:bCs/>
+                <w:color w:val="000000" w:themeColor="text1"/>
+                <w:sz w:val="28"/>
+                <w:szCs w:val="28"/>
+              </w:rPr>
+              <w:t>94.4%</w:t>
+            </w:r>
+          </w:p>
+        </w:tc>
+      </w:tr>
+      <w:tr>
+        <w:tc>
+          <w:tcPr>
+            <w:tcW w:w="4531" w:type="dxa"/>
+          </w:tcPr>
+          <w:p>
+            <w:pPr>
+              <w:spacing w:line="360" w:lineRule="auto"/>
+              <w:jc w:val="center"/>
+              <w:rPr>
+                <w:rFonts w:ascii="Times New Roman" w:hAnsi="Times New Roman" w:cs="Times New Roman"/>
+                <w:sz w:val="28"/>
+                <w:szCs w:val="28"/>
+              </w:rPr>
+            </w:pPr>
+            <w:r>
+              <w:rPr>
+                <w:rFonts w:ascii="Times New Roman" w:hAnsi="Times New Roman" w:cs="Times New Roman"/>
+                <w:bCs/>
+                <w:color w:val="000000" w:themeColor="text1"/>
+                <w:sz w:val="28"/>
+                <w:szCs w:val="28"/>
+              </w:rPr>
+              <w:t>Dates (DD.MM.YYYY)</w:t>
+            </w:r>
+          </w:p>
+        </w:tc>
+        <w:tc>
+          <w:tcPr>
+            <w:tcW w:w="2410" w:type="dxa"/>
+          </w:tcPr>
+          <w:p>
+            <w:pPr>
+              <w:spacing w:line="360" w:lineRule="auto"/>
+              <w:jc w:val="center"/>
+              <w:rPr>
+                <w:rFonts w:ascii="Times New Roman" w:hAnsi="Times New Roman" w:cs="Times New Roman"/>
+                <w:sz w:val="28"/>
+                <w:szCs w:val="28"/>
+              </w:rPr>
+            </w:pPr>
+            <w:r>
+              <w:rPr>
+                <w:rFonts w:ascii="Times New Roman" w:hAnsi="Times New Roman" w:cs="Times New Roman"/>
+                <w:bCs/>
+                <w:color w:val="000000" w:themeColor="text1"/>
+                <w:sz w:val="28"/>
+                <w:szCs w:val="28"/>
+              </w:rPr>
+              <w:t>12 / 12</w:t>
+            </w:r>
+          </w:p>
+        </w:tc>
+        <w:tc>
+          <w:tcPr>
+            <w:tcW w:w="2268" w:type="dxa"/>
+          </w:tcPr>
+          <w:p>
+            <w:pPr>
+              <w:spacing w:line="360" w:lineRule="auto"/>
+              <w:jc w:val="center"/>
+              <w:rPr>
+                <w:rFonts w:ascii="Times New Roman" w:hAnsi="Times New Roman" w:cs="Times New Roman"/>
+                <w:sz w:val="28"/>
+                <w:szCs w:val="28"/>
+              </w:rPr>
+            </w:pPr>
+            <w:r>
+              <w:rPr>
+                <w:rFonts w:ascii="Times New Roman" w:hAnsi="Times New Roman" w:cs="Times New Roman"/>
+                <w:bCs/>
+                <w:color w:val="000000" w:themeColor="text1"/>
+                <w:sz w:val="28"/>
+                <w:szCs w:val="28"/>
+              </w:rPr>
+              <w:t>100.0%</w:t>
+            </w:r>
+          </w:p>
+        </w:tc>
+      </w:tr>
+      <w:tr>
+        <w:tc>
+          <w:tcPr>
+            <w:tcW w:w="4531" w:type="dxa"/>
+          </w:tcPr>
+          <w:p>
+            <w:pPr>
+              <w:spacing w:line="360" w:lineRule="auto"/>
+              <w:jc w:val="center"/>
+              <w:rPr>
+                <w:rFonts w:ascii="Times New Roman" w:hAnsi="Times New Roman" w:cs="Times New Roman"/>
+                <w:sz w:val="28"/>
+                <w:szCs w:val="28"/>
+              </w:rPr>
+            </w:pPr>
+            <w:r>
+              <w:rPr>
+                <w:rFonts w:ascii="Times New Roman" w:hAnsi="Times New Roman" w:cs="Times New Roman"/>
+                <w:bCs/>
+                <w:color w:val="000000" w:themeColor="text1"/>
+                <w:sz w:val="28"/>
+                <w:szCs w:val="28"/>
+              </w:rPr>
+              <w:t>Times (HH:MM)</w:t>
+            </w:r>
+          </w:p>
+        </w:tc>
+        <w:tc>
+          <w:tcPr>
+            <w:tcW w:w="2410" w:type="dxa"/>
+          </w:tcPr>
+          <w:p>
+            <w:pPr>
+              <w:spacing w:line="360" w:lineRule="auto"/>
+              <w:jc w:val="center"/>
+              <w:rPr>
+                <w:rFonts w:ascii="Times New Roman" w:hAnsi="Times New Roman" w:cs="Times New Roman"/>
+                <w:sz w:val="28"/>
+                <w:szCs w:val="28"/>
+              </w:rPr>
+            </w:pPr>
+            <w:r>
+              <w:rPr>
+                <w:rFonts w:ascii="Times New Roman" w:hAnsi="Times New Roman" w:cs="Times New Roman"/>
+                <w:bCs/>
+                <w:color w:val="000000" w:themeColor="text1"/>
+                <w:sz w:val="28"/>
+                <w:szCs w:val="28"/>
+              </w:rPr>
+              <w:t>10 / 10</w:t>
+            </w:r>
+          </w:p>
+        </w:tc>
+        <w:tc>
+          <w:tcPr>
+            <w:tcW w:w="2268" w:type="dxa"/>
+          </w:tcPr>
+          <w:p>
+            <w:pPr>
+              <w:spacing w:line="360" w:lineRule="auto"/>
+              <w:jc w:val="center"/>
+              <w:rPr>
+                <w:rFonts w:ascii="Times New Roman" w:hAnsi="Times New Roman" w:cs="Times New Roman"/>
+                <w:sz w:val="28"/>
+                <w:szCs w:val="28"/>
+              </w:rPr>
+            </w:pPr>
+            <w:r>
+              <w:rPr>
+                <w:rFonts w:ascii="Times New Roman" w:hAnsi="Times New Roman" w:cs="Times New Roman"/>
+                <w:bCs/>
+                <w:color w:val="000000" w:themeColor="text1"/>
+                <w:sz w:val="28"/>
+                <w:szCs w:val="28"/>
+              </w:rPr>
+              <w:t>100.0%</w:t>
+            </w:r>
+          </w:p>
+        </w:tc>
+      </w:tr>
+      <w:tr>
+        <w:tc>
+          <w:tcPr>
+            <w:tcW w:w="4531" w:type="dxa"/>
+          </w:tcPr>
+          <w:p>
+            <w:pPr>
+              <w:spacing w:line="360" w:lineRule="auto"/>
+              <w:jc w:val="center"/>
+              <w:rPr>
+                <w:rFonts w:ascii="Times New Roman" w:hAnsi="Times New Roman" w:cs="Times New Roman"/>
+                <w:sz w:val="28"/>
+                <w:szCs w:val="28"/>
+              </w:rPr>
+            </w:pPr>
+            <w:r>
+              <w:rPr>
+                <w:rFonts w:ascii="Times New Roman" w:hAnsi="Times New Roman" w:cs="Times New Roman"/>
+                <w:bCs/>
+                <w:color w:val="000000" w:themeColor="text1"/>
+                <w:sz w:val="28"/>
+                <w:szCs w:val="28"/>
+              </w:rPr>
+              <w:t>Abbreviations</w:t>
+            </w:r>
+          </w:p>
+        </w:tc>
+        <w:tc>
+          <w:tcPr>
+            <w:tcW w:w="2410" w:type="dxa"/>
+          </w:tcPr>
+          <w:p>
+            <w:pPr>
+              <w:spacing w:line="360" w:lineRule="auto"/>
+              <w:jc w:val="center"/>
+              <w:rPr>
+                <w:rFonts w:ascii="Times New Roman" w:hAnsi="Times New Roman" w:cs="Times New Roman"/>
+                <w:sz w:val="28"/>
+                <w:szCs w:val="28"/>
+              </w:rPr>
+            </w:pPr>
+            <w:r>
+              <w:rPr>
+                <w:rFonts w:ascii="Times New Roman" w:hAnsi="Times New Roman" w:cs="Times New Roman"/>
+                <w:bCs/>
+                <w:color w:val="000000" w:themeColor="text1"/>
+                <w:sz w:val="28"/>
+                <w:szCs w:val="28"/>
+              </w:rPr>
+              <w:t>21 / 23</w:t>
+            </w:r>
+          </w:p>
+        </w:tc>
+        <w:tc>
+          <w:tcPr>
+            <w:tcW w:w="2268" w:type="dxa"/>
+          </w:tcPr>
+          <w:p>
+            <w:pPr>
+              <w:spacing w:line="360" w:lineRule="auto"/>
+              <w:jc w:val="center"/>
+              <w:rPr>
+                <w:rFonts w:ascii="Times New Roman" w:hAnsi="Times New Roman" w:cs="Times New Roman"/>
+                <w:sz w:val="28"/>
+                <w:szCs w:val="28"/>
+              </w:rPr>
+            </w:pPr>
+            <w:r>
+              <w:rPr>
+                <w:rFonts w:ascii="Times New Roman" w:hAnsi="Times New Roman" w:cs="Times New Roman"/>
+                <w:bCs/>
+                <w:color w:val="000000" w:themeColor="text1"/>
+                <w:sz w:val="28"/>
+                <w:szCs w:val="28"/>
+              </w:rPr>
+              <w:t>91.3%</w:t>
+            </w:r>
+          </w:p>
+        </w:tc>
+      </w:tr>
+      <w:tr>
+        <w:tc>
+          <w:tcPr>
+            <w:tcW w:w="4531" w:type="dxa"/>
+          </w:tcPr>
+          <w:p>
+            <w:pPr>
+              <w:spacing w:line="360" w:lineRule="auto"/>
+              <w:jc w:val="center"/>
+              <w:rPr>
+                <w:rFonts w:ascii="Times New Roman" w:hAnsi="Times New Roman" w:cs="Times New Roman"/>
+                <w:bCs/>
+                <w:sz w:val="28"/>
+                <w:szCs w:val="28"/>
+              </w:rPr>
+            </w:pPr>
+            <w:r>
+              <w:rPr>
+                <w:rFonts w:ascii="Times New Roman" w:hAnsi="Times New Roman" w:cs="Times New Roman"/>
+                <w:bCs/>
+                <w:color w:val="000000" w:themeColor="text1"/>
+                <w:sz w:val="28"/>
+                <w:szCs w:val="28"/>
+              </w:rPr>
+              <w:t>Currency symbols</w:t>
+            </w:r>
+          </w:p>
+        </w:tc>
+        <w:tc>
+          <w:tcPr>
+            <w:tcW w:w="2410" w:type="dxa"/>
+          </w:tcPr>
+          <w:p>
+            <w:pPr>
+              <w:spacing w:line="360" w:lineRule="auto"/>
+              <w:jc w:val="center"/>
+              <w:rPr>
+                <w:rFonts w:ascii="Times New Roman" w:hAnsi="Times New Roman" w:cs="Times New Roman"/>
+                <w:sz w:val="28"/>
+                <w:szCs w:val="28"/>
+              </w:rPr>
+            </w:pPr>
+            <w:r>
+              <w:rPr>
+                <w:rFonts w:ascii="Times New Roman" w:hAnsi="Times New Roman" w:cs="Times New Roman"/>
+                <w:bCs/>
+                <w:color w:val="000000" w:themeColor="text1"/>
+                <w:sz w:val="28"/>
+                <w:szCs w:val="28"/>
+              </w:rPr>
+              <w:t>8 / 8</w:t>
+            </w:r>
+          </w:p>
+        </w:tc>
+        <w:tc>
+          <w:tcPr>
+            <w:tcW w:w="2268" w:type="dxa"/>
+          </w:tcPr>
+          <w:p>
+            <w:pPr>
+              <w:spacing w:line="360" w:lineRule="auto"/>
+              <w:jc w:val="center"/>
+              <w:rPr>
+                <w:rFonts w:ascii="Times New Roman" w:hAnsi="Times New Roman" w:cs="Times New Roman"/>
+                <w:sz w:val="28"/>
+                <w:szCs w:val="28"/>
+              </w:rPr>
+            </w:pPr>
+            <w:r>
+              <w:rPr>
+                <w:rFonts w:ascii="Times New Roman" w:hAnsi="Times New Roman" w:cs="Times New Roman"/>
+                <w:bCs/>
+                <w:color w:val="000000" w:themeColor="text1"/>
+                <w:sz w:val="28"/>
+                <w:szCs w:val="28"/>
+              </w:rPr>
+              <w:t>100.0%</w:t>
+            </w:r>
+          </w:p>
+        </w:tc>
+      </w:tr>
+      <w:tr>
+        <w:tc>
+          <w:tcPr>
+            <w:tcW w:w="4531" w:type="dxa"/>
+          </w:tcPr>
+          <w:p>
+            <w:pPr>
+              <w:spacing w:line="360" w:lineRule="auto"/>
+              <w:jc w:val="center"/>
+              <w:rPr>
+                <w:rFonts w:ascii="Times New Roman" w:hAnsi="Times New Roman" w:cs="Times New Roman"/>
+                <w:bCs/>
+                <w:sz w:val="28"/>
+                <w:szCs w:val="28"/>
+              </w:rPr>
+            </w:pPr>
+            <w:r>
+              <w:rPr>
+                <w:rFonts w:ascii="Times New Roman" w:hAnsi="Times New Roman" w:cs="Times New Roman"/>
+                <w:bCs/>
+                <w:color w:val="000000" w:themeColor="text1"/>
+                <w:sz w:val="28"/>
+                <w:szCs w:val="28"/>
+              </w:rPr>
+              <w:t>Roman numerals</w:t>
+            </w:r>
+          </w:p>
+        </w:tc>
+        <w:tc>
+          <w:tcPr>
+            <w:tcW w:w="2410" w:type="dxa"/>
+          </w:tcPr>
+          <w:p>
+            <w:pPr>
+              <w:spacing w:line="360" w:lineRule="auto"/>
+              <w:jc w:val="center"/>
+              <w:rPr>
+                <w:rFonts w:ascii="Times New Roman" w:hAnsi="Times New Roman" w:cs="Times New Roman"/>
+                <w:sz w:val="28"/>
+                <w:szCs w:val="28"/>
+              </w:rPr>
+            </w:pPr>
+            <w:r>
+              <w:rPr>
+                <w:rFonts w:ascii="Times New Roman" w:hAnsi="Times New Roman" w:cs="Times New Roman"/>
+                <w:bCs/>
+                <w:color w:val="000000" w:themeColor="text1"/>
+                <w:sz w:val="28"/>
+                <w:szCs w:val="28"/>
+              </w:rPr>
+              <w:t>5 / 5</w:t>
+            </w:r>
+          </w:p>
+        </w:tc>
+        <w:tc>
+          <w:tcPr>
+            <w:tcW w:w="2268" w:type="dxa"/>
+          </w:tcPr>
+          <w:p>
+            <w:pPr>
+              <w:spacing w:line="360" w:lineRule="auto"/>
+              <w:jc w:val="center"/>
+              <w:rPr>
+                <w:rFonts w:ascii="Times New Roman" w:hAnsi="Times New Roman" w:cs="Times New Roman"/>
+                <w:sz w:val="28"/>
+                <w:szCs w:val="28"/>
+              </w:rPr>
+            </w:pPr>
+            <w:r>
+              <w:rPr>
+                <w:rFonts w:ascii="Times New Roman" w:hAnsi="Times New Roman" w:cs="Times New Roman"/>
+                <w:bCs/>
+                <w:color w:val="000000" w:themeColor="text1"/>
+                <w:sz w:val="28"/>
+                <w:szCs w:val="28"/>
+              </w:rPr>
+              <w:t>100.0%</w:t>
+            </w:r>
+          </w:p>
+        </w:tc>
+      </w:tr>
+      <w:tr>
+        <w:tc>
+          <w:tcPr>
+            <w:tcW w:w="4531" w:type="dxa"/>
+          </w:tcPr>
+          <w:p>
+            <w:pPr>
+              <w:spacing w:line="360" w:lineRule="auto"/>
+              <w:jc w:val="center"/>
+              <w:rPr>
+                <w:rFonts w:ascii="Times New Roman" w:hAnsi="Times New Roman" w:cs="Times New Roman"/>
+                <w:bCs/>
+                <w:sz w:val="28"/>
+                <w:szCs w:val="28"/>
+              </w:rPr>
+            </w:pPr>
+            <w:r>
+              <w:rPr>
+                <w:rFonts w:ascii="Times New Roman" w:hAnsi="Times New Roman" w:cs="Times New Roman"/>
+                <w:bCs/>
+                <w:color w:val="000000" w:themeColor="text1"/>
+                <w:sz w:val="28"/>
+                <w:szCs w:val="28"/>
+              </w:rPr>
+              <w:t>Category</w:t>
+            </w:r>
+          </w:p>
+        </w:tc>
+        <w:tc>
+          <w:tcPr>
+            <w:tcW w:w="2410" w:type="dxa"/>
+          </w:tcPr>
+          <w:p>
+            <w:pPr>
+              <w:spacing w:line="360" w:lineRule="auto"/>
+              <w:jc w:val="center"/>
+              <w:rPr>
+                <w:rFonts w:ascii="Times New Roman" w:hAnsi="Times New Roman" w:cs="Times New Roman"/>
+                <w:sz w:val="28"/>
+                <w:szCs w:val="28"/>
+              </w:rPr>
+            </w:pPr>
+            <w:r>
+              <w:rPr>
+                <w:rFonts w:ascii="Times New Roman" w:hAnsi="Times New Roman" w:cs="Times New Roman"/>
+                <w:bCs/>
+                <w:color w:val="000000" w:themeColor="text1"/>
+                <w:sz w:val="28"/>
+                <w:szCs w:val="28"/>
+              </w:rPr>
+              <w:t>Correct</w:t>
+            </w:r>
+          </w:p>
+        </w:tc>
+        <w:tc>
+          <w:tcPr>
+            <w:tcW w:w="2268" w:type="dxa"/>
+          </w:tcPr>
+          <w:p>
+            <w:pPr>
+              <w:spacing w:line="360" w:lineRule="auto"/>
+              <w:jc w:val="center"/>
+              <w:rPr>
+                <w:rFonts w:ascii="Times New Roman" w:hAnsi="Times New Roman" w:cs="Times New Roman"/>
+                <w:sz w:val="28"/>
+                <w:szCs w:val="28"/>
+              </w:rPr>
+            </w:pPr>
+            <w:r>
+              <w:rPr>
+                <w:rFonts w:ascii="Times New Roman" w:hAnsi="Times New Roman" w:cs="Times New Roman"/>
+                <w:bCs/>
+                <w:color w:val="000000" w:themeColor="text1"/>
+                <w:sz w:val="28"/>
+                <w:szCs w:val="28"/>
+              </w:rPr>
+              <w:t>Accuracy</w:t>
+            </w:r>
+          </w:p>
+        </w:tc>
+      </w:tr>
+      <w:tr>
+        <w:tc>
+          <w:tcPr>
+            <w:tcW w:w="4531" w:type="dxa"/>
+          </w:tcPr>
+          <w:p>
+            <w:pPr>
+              <w:spacing w:line="360" w:lineRule="auto"/>
+              <w:jc w:val="center"/>
+              <w:rPr>
+                <w:rFonts w:ascii="Times New Roman" w:hAnsi="Times New Roman" w:cs="Times New Roman"/>
+                <w:bCs/>
+                <w:sz w:val="28"/>
+                <w:szCs w:val="28"/>
+              </w:rPr>
+            </w:pPr>
+            <w:r>
+              <w:rPr>
+                <w:rFonts w:ascii="Times New Roman" w:hAnsi="Times New Roman" w:cs="Times New Roman"/>
+                <w:bCs/>
+                <w:color w:val="000000" w:themeColor="text1"/>
+                <w:sz w:val="28"/>
+                <w:szCs w:val="28"/>
+              </w:rPr>
+              <w:t>Cardinal numbers</w:t>
+            </w:r>
+          </w:p>
+        </w:tc>
+        <w:tc>
+          <w:tcPr>
+            <w:tcW w:w="2410" w:type="dxa"/>
+          </w:tcPr>
+          <w:p>
+            <w:pPr>
+              <w:spacing w:line="360" w:lineRule="auto"/>
+              <w:jc w:val="center"/>
+              <w:rPr>
+                <w:rFonts w:ascii="Times New Roman" w:hAnsi="Times New Roman" w:cs="Times New Roman"/>
+                <w:sz w:val="28"/>
+                <w:szCs w:val="28"/>
+              </w:rPr>
+            </w:pPr>
+            <w:r>
+              <w:rPr>
+                <w:rFonts w:ascii="Times New Roman" w:hAnsi="Times New Roman" w:cs="Times New Roman"/>
+                <w:bCs/>
+                <w:color w:val="000000" w:themeColor="text1"/>
+                <w:sz w:val="28"/>
+                <w:szCs w:val="28"/>
+              </w:rPr>
+              <w:t>44 / 45</w:t>
+            </w:r>
+          </w:p>
+        </w:tc>
+        <w:tc>
+          <w:tcPr>
+            <w:tcW w:w="2268" w:type="dxa"/>
+          </w:tcPr>
+          <w:p>
+            <w:pPr>
+              <w:spacing w:line="360" w:lineRule="auto"/>
+              <w:jc w:val="center"/>
+              <w:rPr>
+                <w:rFonts w:ascii="Times New Roman" w:hAnsi="Times New Roman" w:cs="Times New Roman"/>
+                <w:sz w:val="28"/>
+                <w:szCs w:val="28"/>
+              </w:rPr>
+            </w:pPr>
+            <w:r>
+              <w:rPr>
+                <w:rFonts w:ascii="Times New Roman" w:hAnsi="Times New Roman" w:cs="Times New Roman"/>
+                <w:bCs/>
+                <w:color w:val="000000" w:themeColor="text1"/>
+                <w:sz w:val="28"/>
+                <w:szCs w:val="28"/>
+              </w:rPr>
+              <w:t>97.8%</w:t>
+            </w:r>
+          </w:p>
+        </w:tc>
+      </w:tr>
+    </w:tbl>
+    <w:p>
+      <w:pPr>
+        <w:spacing w:after="0" w:line="360" w:lineRule="auto"/>
+        <w:rPr>
+          <w:rFonts w:ascii="Times New Roman" w:eastAsia="MS Mincho" w:hAnsi="Times New Roman" w:cs="Times New Roman"/>
+          <w:kern w:val="0"/>
+          <w:sz w:val="28"/>
+          <w:szCs w:val="28"/>
+          <w14:ligatures w14:val="none"/>
+        </w:rPr>
+      </w:pPr>
+      <w:r>
+        <w:rPr>
+          <w:rFonts w:ascii="Times New Roman" w:eastAsia="MS Mincho" w:hAnsi="Times New Roman" w:cs="Times New Roman"/>
+          <w:b/>
+          <w:bCs/>
+          <w:kern w:val="0"/>
+          <w:sz w:val="28"/>
+          <w:szCs w:val="28"/>
+          <w14:ligatures w14:val="none"/>
+        </w:rPr>
+        <w:t xml:space="preserve">Source: </w:t>
+      </w:r>
+      <w:r>
+        <w:rPr>
+          <w:rFonts w:ascii="Times New Roman" w:eastAsia="MS Mincho" w:hAnsi="Times New Roman" w:cs="Times New Roman"/>
+          <w:kern w:val="0"/>
+          <w:sz w:val="28"/>
+          <w:szCs w:val="28"/>
+          <w14:ligatures w14:val="none"/>
+        </w:rPr>
+        <w:t>Evaluation results from the present study (see Chapter III)</w:t>
+      </w:r>
+    </w:p>
+    <w:bookmarkEnd w:id="39"/>
+    <w:p>
+      <w:pPr>
+        <w:spacing w:after="0" w:line="360" w:lineRule="auto"/>
+        <w:rPr>
+          <w:rFonts w:ascii="Times New Roman" w:eastAsia="MS Mincho" w:hAnsi="Times New Roman" w:cs="Times New Roman"/>
+          <w:kern w:val="0"/>
+          <w:sz w:val="28"/>
+          <w:szCs w:val="28"/>
+          <w14:ligatures w14:val="none"/>
+        </w:rPr>
+      </w:pPr>
+    </w:p>
+    <w:p>
+      <w:pPr>
+        <w:spacing w:after="0" w:line="360" w:lineRule="auto"/>
+        <w:ind w:firstLine="720"/>
+        <w:rPr>
+          <w:rFonts w:ascii="Times New Roman" w:eastAsia="MS Mincho" w:hAnsi="Times New Roman" w:cs="Times New Roman"/>
+          <w:kern w:val="0"/>
+          <w:sz w:val="28"/>
+          <w:szCs w:val="28"/>
+          <w14:ligatures w14:val="none"/>
+        </w:rPr>
+      </w:pPr>
+      <w:r>
+        <w:rPr>
+          <w:rFonts w:ascii="Times New Roman" w:eastAsia="MS Mincho" w:hAnsi="Times New Roman" w:cs="Times New Roman"/>
+          <w:kern w:val="0"/>
+          <w:sz w:val="28"/>
+          <w:szCs w:val="28"/>
+          <w14:ligatures w14:val="none"/>
+        </w:rPr>
+        <w:t xml:space="preserve">Accurate syllabification is a prerequisite for stress assignment, which in turn determines the prosodic structure of an utterance. The </w:t>
+      </w:r>
+      <w:proofErr w:type="spellStart"/>
+      <w:r>
+        <w:rPr>
+          <w:rFonts w:ascii="Times New Roman" w:eastAsia="MS Mincho" w:hAnsi="Times New Roman" w:cs="Times New Roman"/>
+          <w:kern w:val="0"/>
+          <w:sz w:val="28"/>
+          <w:szCs w:val="28"/>
+          <w14:ligatures w14:val="none"/>
+        </w:rPr>
+        <w:t>syllabifier</w:t>
+      </w:r>
+      <w:proofErr w:type="spellEnd"/>
+      <w:r>
+        <w:rPr>
+          <w:rFonts w:ascii="Times New Roman" w:eastAsia="MS Mincho" w:hAnsi="Times New Roman" w:cs="Times New Roman"/>
+          <w:kern w:val="0"/>
+          <w:sz w:val="28"/>
+          <w:szCs w:val="28"/>
+          <w14:ligatures w14:val="none"/>
+        </w:rPr>
+        <w:t xml:space="preserve"> implements the onset-maximization principle: every syllable must contain exactly one vowel nucleus. For V.CV patterns, a single consonant between two vowels goes to the right onset: al.ma (apple), </w:t>
+      </w:r>
+      <w:proofErr w:type="spellStart"/>
+      <w:proofErr w:type="gramStart"/>
+      <w:r>
+        <w:rPr>
+          <w:rFonts w:ascii="Times New Roman" w:eastAsia="MS Mincho" w:hAnsi="Times New Roman" w:cs="Times New Roman"/>
+          <w:kern w:val="0"/>
+          <w:sz w:val="28"/>
+          <w:szCs w:val="28"/>
+          <w14:ligatures w14:val="none"/>
+        </w:rPr>
+        <w:t>a.ta</w:t>
+      </w:r>
+      <w:proofErr w:type="spellEnd"/>
+      <w:proofErr w:type="gramEnd"/>
+      <w:r>
+        <w:rPr>
+          <w:rFonts w:ascii="Times New Roman" w:eastAsia="MS Mincho" w:hAnsi="Times New Roman" w:cs="Times New Roman"/>
+          <w:kern w:val="0"/>
+          <w:sz w:val="28"/>
+          <w:szCs w:val="28"/>
+          <w14:ligatures w14:val="none"/>
+        </w:rPr>
+        <w:t xml:space="preserve"> (father). For VC.CV patterns, two consonants between vowels split as coda plus onset: </w:t>
+      </w:r>
+      <w:proofErr w:type="spellStart"/>
+      <w:proofErr w:type="gramStart"/>
+      <w:r>
+        <w:rPr>
+          <w:rFonts w:ascii="Times New Roman" w:eastAsia="MS Mincho" w:hAnsi="Times New Roman" w:cs="Times New Roman"/>
+          <w:kern w:val="0"/>
+          <w:sz w:val="28"/>
+          <w:szCs w:val="28"/>
+          <w14:ligatures w14:val="none"/>
+        </w:rPr>
+        <w:t>məkt.əb</w:t>
+      </w:r>
+      <w:proofErr w:type="spellEnd"/>
+      <w:proofErr w:type="gramEnd"/>
+      <w:r>
+        <w:rPr>
+          <w:rFonts w:ascii="Times New Roman" w:eastAsia="MS Mincho" w:hAnsi="Times New Roman" w:cs="Times New Roman"/>
+          <w:kern w:val="0"/>
+          <w:sz w:val="28"/>
+          <w:szCs w:val="28"/>
+          <w14:ligatures w14:val="none"/>
+        </w:rPr>
+        <w:t xml:space="preserve"> (school). For VC.CCV patterns, the first consonant closes the left syllable while the remaining consonants form the onset of the right syllable if </w:t>
+      </w:r>
+      <w:proofErr w:type="spellStart"/>
+      <w:r>
+        <w:rPr>
+          <w:rFonts w:ascii="Times New Roman" w:eastAsia="MS Mincho" w:hAnsi="Times New Roman" w:cs="Times New Roman"/>
+          <w:kern w:val="0"/>
+          <w:sz w:val="28"/>
+          <w:szCs w:val="28"/>
+          <w14:ligatures w14:val="none"/>
+        </w:rPr>
+        <w:t>phonotactically</w:t>
+      </w:r>
+      <w:proofErr w:type="spellEnd"/>
+      <w:r>
+        <w:rPr>
+          <w:rFonts w:ascii="Times New Roman" w:eastAsia="MS Mincho" w:hAnsi="Times New Roman" w:cs="Times New Roman"/>
+          <w:kern w:val="0"/>
+          <w:sz w:val="28"/>
+          <w:szCs w:val="28"/>
+          <w14:ligatures w14:val="none"/>
+        </w:rPr>
+        <w:t xml:space="preserve"> permitted.</w:t>
+      </w:r>
+    </w:p>
+    <w:p>
+      <w:pPr>
+        <w:spacing w:after="0" w:line="360" w:lineRule="auto"/>
+        <w:rPr>
+          <w:rFonts w:ascii="Times New Roman" w:eastAsia="MS Mincho" w:hAnsi="Times New Roman" w:cs="Times New Roman"/>
+          <w:kern w:val="0"/>
+          <w:sz w:val="28"/>
+          <w:szCs w:val="28"/>
+          <w14:ligatures w14:val="none"/>
+        </w:rPr>
+      </w:pPr>
+    </w:p>
+    <w:p>
+      <w:pPr>
+        <w:spacing w:after="0" w:line="360" w:lineRule="auto"/>
+        <w:rPr>
+          <w:rFonts w:ascii="Times New Roman" w:eastAsia="MS Mincho" w:hAnsi="Times New Roman" w:cs="Times New Roman"/>
+          <w:kern w:val="0"/>
+          <w:sz w:val="28"/>
+          <w:szCs w:val="28"/>
+          <w14:ligatures w14:val="none"/>
+        </w:rPr>
+      </w:pPr>
+      <w:r>
+        <w:rPr>
+          <w:rFonts w:ascii="Times New Roman" w:eastAsia="MS Mincho" w:hAnsi="Times New Roman" w:cs="Times New Roman"/>
+          <w:kern w:val="0"/>
+          <w:sz w:val="28"/>
+          <w:szCs w:val="28"/>
+          <w14:ligatures w14:val="none"/>
+        </w:rPr>
+        <w:t xml:space="preserve">Lexical stress applies a priority-ordered rule hierarchy. The </w:t>
+      </w:r>
+      <w:proofErr w:type="gramStart"/>
+      <w:r>
+        <w:rPr>
+          <w:rFonts w:ascii="Times New Roman" w:eastAsia="MS Mincho" w:hAnsi="Times New Roman" w:cs="Times New Roman"/>
+          <w:kern w:val="0"/>
+          <w:sz w:val="28"/>
+          <w:szCs w:val="28"/>
+          <w14:ligatures w14:val="none"/>
+        </w:rPr>
+        <w:t>first priority</w:t>
+      </w:r>
+      <w:proofErr w:type="gramEnd"/>
+      <w:r>
+        <w:rPr>
+          <w:rFonts w:ascii="Times New Roman" w:eastAsia="MS Mincho" w:hAnsi="Times New Roman" w:cs="Times New Roman"/>
+          <w:kern w:val="0"/>
+          <w:sz w:val="28"/>
+          <w:szCs w:val="28"/>
+          <w14:ligatures w14:val="none"/>
+        </w:rPr>
+        <w:t xml:space="preserve"> </w:t>
+      </w:r>
+      <w:proofErr w:type="gramStart"/>
+      <w:r>
+        <w:rPr>
+          <w:rFonts w:ascii="Times New Roman" w:eastAsia="MS Mincho" w:hAnsi="Times New Roman" w:cs="Times New Roman"/>
+          <w:kern w:val="0"/>
+          <w:sz w:val="28"/>
+          <w:szCs w:val="28"/>
+          <w14:ligatures w14:val="none"/>
+        </w:rPr>
+        <w:t>marks</w:t>
+      </w:r>
+      <w:proofErr w:type="gramEnd"/>
+      <w:r>
+        <w:rPr>
+          <w:rFonts w:ascii="Times New Roman" w:eastAsia="MS Mincho" w:hAnsi="Times New Roman" w:cs="Times New Roman"/>
+          <w:kern w:val="0"/>
+          <w:sz w:val="28"/>
+          <w:szCs w:val="28"/>
+          <w14:ligatures w14:val="none"/>
+        </w:rPr>
+        <w:t xml:space="preserve"> function words and clitics as unstressed: postpositions, conjunctions, and interrogative particles (mi, </w:t>
+      </w:r>
+      <w:proofErr w:type="spellStart"/>
+      <w:r>
+        <w:rPr>
+          <w:rFonts w:ascii="Times New Roman" w:eastAsia="MS Mincho" w:hAnsi="Times New Roman" w:cs="Times New Roman"/>
+          <w:kern w:val="0"/>
+          <w:sz w:val="28"/>
+          <w:szCs w:val="28"/>
+          <w14:ligatures w14:val="none"/>
+        </w:rPr>
+        <w:t>mı</w:t>
+      </w:r>
+      <w:proofErr w:type="spellEnd"/>
+      <w:r>
+        <w:rPr>
+          <w:rFonts w:ascii="Times New Roman" w:eastAsia="MS Mincho" w:hAnsi="Times New Roman" w:cs="Times New Roman"/>
+          <w:kern w:val="0"/>
+          <w:sz w:val="28"/>
+          <w:szCs w:val="28"/>
+          <w14:ligatures w14:val="none"/>
+        </w:rPr>
+        <w:t xml:space="preserve">, mu, </w:t>
+      </w:r>
+      <w:proofErr w:type="spellStart"/>
+      <w:r>
+        <w:rPr>
+          <w:rFonts w:ascii="Times New Roman" w:eastAsia="MS Mincho" w:hAnsi="Times New Roman" w:cs="Times New Roman"/>
+          <w:kern w:val="0"/>
+          <w:sz w:val="28"/>
+          <w:szCs w:val="28"/>
+          <w14:ligatures w14:val="none"/>
+        </w:rPr>
+        <w:t>mü</w:t>
+      </w:r>
+      <w:proofErr w:type="spellEnd"/>
+      <w:r>
+        <w:rPr>
+          <w:rFonts w:ascii="Times New Roman" w:eastAsia="MS Mincho" w:hAnsi="Times New Roman" w:cs="Times New Roman"/>
+          <w:kern w:val="0"/>
+          <w:sz w:val="28"/>
+          <w:szCs w:val="28"/>
+          <w14:ligatures w14:val="none"/>
+        </w:rPr>
+        <w:t xml:space="preserve">) receive no stress regardless of syllabic structure. The second priority applies lexical exceptions: irregularly stressed words such as </w:t>
+      </w:r>
+      <w:proofErr w:type="spellStart"/>
+      <w:r>
+        <w:rPr>
+          <w:rFonts w:ascii="Times New Roman" w:eastAsia="MS Mincho" w:hAnsi="Times New Roman" w:cs="Times New Roman"/>
+          <w:kern w:val="0"/>
+          <w:sz w:val="28"/>
+          <w:szCs w:val="28"/>
+          <w14:ligatures w14:val="none"/>
+        </w:rPr>
+        <w:t>deyil</w:t>
+      </w:r>
+      <w:proofErr w:type="spellEnd"/>
+      <w:r>
+        <w:rPr>
+          <w:rFonts w:ascii="Times New Roman" w:eastAsia="MS Mincho" w:hAnsi="Times New Roman" w:cs="Times New Roman"/>
+          <w:kern w:val="0"/>
+          <w:sz w:val="28"/>
+          <w:szCs w:val="28"/>
+          <w14:ligatures w14:val="none"/>
+        </w:rPr>
+        <w:t xml:space="preserve"> (is not) receive stress on the first syllable, while </w:t>
+      </w:r>
+      <w:proofErr w:type="spellStart"/>
+      <w:r>
+        <w:rPr>
+          <w:rFonts w:ascii="Times New Roman" w:eastAsia="MS Mincho" w:hAnsi="Times New Roman" w:cs="Times New Roman"/>
+          <w:kern w:val="0"/>
+          <w:sz w:val="28"/>
+          <w:szCs w:val="28"/>
+          <w14:ligatures w14:val="none"/>
+        </w:rPr>
+        <w:t>hər</w:t>
+      </w:r>
+      <w:proofErr w:type="spellEnd"/>
+      <w:r>
+        <w:rPr>
+          <w:rFonts w:ascii="Times New Roman" w:eastAsia="MS Mincho" w:hAnsi="Times New Roman" w:cs="Times New Roman"/>
+          <w:kern w:val="0"/>
+          <w:sz w:val="28"/>
+          <w:szCs w:val="28"/>
+          <w14:ligatures w14:val="none"/>
+        </w:rPr>
+        <w:t xml:space="preserve"> (every) and </w:t>
+      </w:r>
+      <w:proofErr w:type="spellStart"/>
+      <w:r>
+        <w:rPr>
+          <w:rFonts w:ascii="Times New Roman" w:eastAsia="MS Mincho" w:hAnsi="Times New Roman" w:cs="Times New Roman"/>
+          <w:kern w:val="0"/>
+          <w:sz w:val="28"/>
+          <w:szCs w:val="28"/>
+          <w14:ligatures w14:val="none"/>
+        </w:rPr>
+        <w:t>bir</w:t>
+      </w:r>
+      <w:proofErr w:type="spellEnd"/>
+      <w:r>
+        <w:rPr>
+          <w:rFonts w:ascii="Times New Roman" w:eastAsia="MS Mincho" w:hAnsi="Times New Roman" w:cs="Times New Roman"/>
+          <w:kern w:val="0"/>
+          <w:sz w:val="28"/>
+          <w:szCs w:val="28"/>
+          <w14:ligatures w14:val="none"/>
+        </w:rPr>
+        <w:t xml:space="preserve"> (indefinite) are typically unstressed in phrases. The third priority applies the negation suffix rule: words ending in -ma/-</w:t>
+      </w:r>
+      <w:proofErr w:type="spellStart"/>
+      <w:r>
+        <w:rPr>
+          <w:rFonts w:ascii="Times New Roman" w:eastAsia="MS Mincho" w:hAnsi="Times New Roman" w:cs="Times New Roman"/>
+          <w:kern w:val="0"/>
+          <w:sz w:val="28"/>
+          <w:szCs w:val="28"/>
+          <w14:ligatures w14:val="none"/>
+        </w:rPr>
+        <w:t>mə</w:t>
+      </w:r>
+      <w:proofErr w:type="spellEnd"/>
+      <w:r>
+        <w:rPr>
+          <w:rFonts w:ascii="Times New Roman" w:eastAsia="MS Mincho" w:hAnsi="Times New Roman" w:cs="Times New Roman"/>
+          <w:kern w:val="0"/>
+          <w:sz w:val="28"/>
+          <w:szCs w:val="28"/>
+          <w14:ligatures w14:val="none"/>
+        </w:rPr>
+        <w:t xml:space="preserve"> receive stress on the penultimate syllable, for example </w:t>
+      </w:r>
+      <w:proofErr w:type="spellStart"/>
+      <w:r>
+        <w:rPr>
+          <w:rFonts w:ascii="Times New Roman" w:eastAsia="MS Mincho" w:hAnsi="Times New Roman" w:cs="Times New Roman"/>
+          <w:kern w:val="0"/>
+          <w:sz w:val="28"/>
+          <w:szCs w:val="28"/>
+          <w14:ligatures w14:val="none"/>
+        </w:rPr>
+        <w:t>getmədi</w:t>
+      </w:r>
+      <w:proofErr w:type="spellEnd"/>
+      <w:r>
+        <w:rPr>
+          <w:rFonts w:ascii="Times New Roman" w:eastAsia="MS Mincho" w:hAnsi="Times New Roman" w:cs="Times New Roman"/>
+          <w:kern w:val="0"/>
+          <w:sz w:val="28"/>
+          <w:szCs w:val="28"/>
+          <w14:ligatures w14:val="none"/>
+        </w:rPr>
+        <w:t xml:space="preserve"> → GET-</w:t>
+      </w:r>
+      <w:proofErr w:type="spellStart"/>
+      <w:r>
+        <w:rPr>
+          <w:rFonts w:ascii="Times New Roman" w:eastAsia="MS Mincho" w:hAnsi="Times New Roman" w:cs="Times New Roman"/>
+          <w:kern w:val="0"/>
+          <w:sz w:val="28"/>
+          <w:szCs w:val="28"/>
+          <w14:ligatures w14:val="none"/>
+        </w:rPr>
+        <w:t>mə</w:t>
+      </w:r>
+      <w:proofErr w:type="spellEnd"/>
+      <w:r>
+        <w:rPr>
+          <w:rFonts w:ascii="Times New Roman" w:eastAsia="MS Mincho" w:hAnsi="Times New Roman" w:cs="Times New Roman"/>
+          <w:kern w:val="0"/>
+          <w:sz w:val="28"/>
+          <w:szCs w:val="28"/>
+          <w14:ligatures w14:val="none"/>
+        </w:rPr>
+        <w:t>-di (didn't go). The fourth priority is the default rule: all remaining words receive stress on the final syllable.</w:t>
+      </w:r>
+    </w:p>
+    <w:p>
+      <w:pPr>
+        <w:spacing w:after="0" w:line="360" w:lineRule="auto"/>
+        <w:ind w:firstLine="720"/>
+        <w:rPr>
+          <w:rFonts w:ascii="Times New Roman" w:eastAsia="MS Mincho" w:hAnsi="Times New Roman" w:cs="Times New Roman"/>
+          <w:kern w:val="0"/>
+          <w:sz w:val="28"/>
+          <w:szCs w:val="28"/>
+          <w14:ligatures w14:val="none"/>
+        </w:rPr>
+      </w:pPr>
+      <w:r>
+        <w:rPr>
+          <w:rFonts w:ascii="Times New Roman" w:eastAsia="MS Mincho" w:hAnsi="Times New Roman" w:cs="Times New Roman"/>
+          <w:kern w:val="0"/>
+          <w:sz w:val="28"/>
+          <w:szCs w:val="28"/>
+          <w14:ligatures w14:val="none"/>
+        </w:rPr>
+        <w:t>After lexical stress assignment, phrasal stress demotions apply. Function words within a phrase are demoted. The content word immediately before the main verb receives the nuclear pitch accent — the most prominent accent in the phrase — and the sentence type determines the nuclear accent type.</w:t>
+      </w:r>
+    </w:p>
+    <w:p>
+      <w:pPr>
+        <w:spacing w:after="0" w:line="360" w:lineRule="auto"/>
+        <w:ind w:firstLine="720"/>
+        <w:rPr>
+          <w:rFonts w:ascii="Times New Roman" w:eastAsia="MS Mincho" w:hAnsi="Times New Roman" w:cs="Times New Roman"/>
+          <w:kern w:val="0"/>
+          <w:sz w:val="28"/>
+          <w:szCs w:val="28"/>
+          <w14:ligatures w14:val="none"/>
+        </w:rPr>
+      </w:pPr>
+      <w:r>
+        <w:rPr>
+          <w:rFonts w:ascii="Times New Roman" w:eastAsia="MS Mincho" w:hAnsi="Times New Roman" w:cs="Times New Roman"/>
+          <w:kern w:val="0"/>
+          <w:sz w:val="28"/>
+          <w:szCs w:val="28"/>
+          <w14:ligatures w14:val="none"/>
+        </w:rPr>
+        <w:t xml:space="preserve">The prosody engine models suprasegmental properties using a simplified </w:t>
+      </w:r>
+      <w:proofErr w:type="spellStart"/>
+      <w:r>
+        <w:rPr>
+          <w:rFonts w:ascii="Times New Roman" w:eastAsia="MS Mincho" w:hAnsi="Times New Roman" w:cs="Times New Roman"/>
+          <w:kern w:val="0"/>
+          <w:sz w:val="28"/>
+          <w:szCs w:val="28"/>
+          <w14:ligatures w14:val="none"/>
+        </w:rPr>
+        <w:t>ToBI</w:t>
+      </w:r>
+      <w:proofErr w:type="spellEnd"/>
+      <w:r>
+        <w:rPr>
+          <w:rFonts w:ascii="Times New Roman" w:eastAsia="MS Mincho" w:hAnsi="Times New Roman" w:cs="Times New Roman"/>
+          <w:kern w:val="0"/>
+          <w:sz w:val="28"/>
+          <w:szCs w:val="28"/>
+          <w14:ligatures w14:val="none"/>
+        </w:rPr>
+        <w:t xml:space="preserve"> (Tones and Break Indices) framework (</w:t>
+      </w:r>
+      <w:proofErr w:type="spellStart"/>
+      <w:r>
+        <w:rPr>
+          <w:rFonts w:ascii="Times New Roman" w:eastAsia="MS Mincho" w:hAnsi="Times New Roman" w:cs="Times New Roman"/>
+          <w:kern w:val="0"/>
+          <w:sz w:val="28"/>
+          <w:szCs w:val="28"/>
+          <w14:ligatures w14:val="none"/>
+        </w:rPr>
+        <w:t>Sadekova</w:t>
+      </w:r>
+      <w:proofErr w:type="spellEnd"/>
+      <w:r>
+        <w:rPr>
+          <w:rFonts w:ascii="Times New Roman" w:eastAsia="MS Mincho" w:hAnsi="Times New Roman" w:cs="Times New Roman"/>
+          <w:kern w:val="0"/>
+          <w:sz w:val="28"/>
+          <w:szCs w:val="28"/>
+          <w14:ligatures w14:val="none"/>
+        </w:rPr>
+        <w:t xml:space="preserve"> et al., 2024). Five sentence types are recognized and associated with distinct intonation patterns.</w:t>
+      </w:r>
+    </w:p>
+    <w:p>
+      <w:pPr>
+        <w:spacing w:after="0" w:line="360" w:lineRule="auto"/>
+        <w:ind w:firstLine="720"/>
         <w:rPr>
           <w:rFonts w:ascii="Times New Roman" w:eastAsia="MS Mincho" w:hAnsi="Times New Roman" w:cs="Times New Roman"/>
           <w:kern w:val="0"/>
@@ -18438,48 +21194,908 @@
       <w:pPr>
         <w:spacing w:after="0" w:line="360" w:lineRule="auto"/>
         <w:ind w:firstLine="567"/>
-        <w:jc w:val="both"/>
-        <w:rPr>
-          <w:rFonts w:ascii="Times New Roman" w:eastAsia="MS Mincho" w:hAnsi="Times New Roman" w:cs="Times New Roman"/>
-          <w:kern w:val="0"/>
-          <w:sz w:val="28"/>
-          <w:szCs w:val="28"/>
-          <w14:ligatures w14:val="none"/>
-        </w:rPr>
-      </w:pPr>
-      <w:r>
-        <w:rPr>
-          <w:rFonts w:ascii="Times New Roman" w:eastAsia="MS Mincho" w:hAnsi="Times New Roman" w:cs="Times New Roman"/>
-          <w:kern w:val="0"/>
-          <w:sz w:val="28"/>
-          <w:szCs w:val="28"/>
-          <w14:ligatures w14:val="none"/>
-        </w:rPr>
-        <w:t>TF-IDF is a common feature extraction technique that calculates the importance of words within a document and across all documents in a set of documents (Ramos, 2003). This results in a set of numbers corresponding to words in the text that has been learned by machine learning algorithms. In this step we apply this technique to our data.</w:t>
-      </w:r>
-    </w:p>
+        <w:jc w:val="center"/>
+        <w:rPr>
+          <w:rFonts w:ascii="Times New Roman" w:eastAsia="MS Mincho" w:hAnsi="Times New Roman" w:cs="Times New Roman"/>
+          <w:b/>
+          <w:bCs/>
+          <w:kern w:val="0"/>
+          <w:sz w:val="28"/>
+          <w:szCs w:val="28"/>
+          <w14:ligatures w14:val="none"/>
+        </w:rPr>
+      </w:pPr>
+      <w:bookmarkStart w:id="40" w:name="OLE_LINK196"/>
+      <w:r>
+        <w:rPr>
+          <w:rFonts w:ascii="Times New Roman" w:eastAsia="MS Mincho" w:hAnsi="Times New Roman" w:cs="Times New Roman"/>
+          <w:b/>
+          <w:bCs/>
+          <w:kern w:val="0"/>
+          <w:sz w:val="28"/>
+          <w:szCs w:val="28"/>
+          <w14:ligatures w14:val="none"/>
+        </w:rPr>
+        <w:t xml:space="preserve">Table </w:t>
+      </w:r>
+      <w:r>
+        <w:rPr>
+          <w:rFonts w:ascii="Times New Roman" w:eastAsia="MS Mincho" w:hAnsi="Times New Roman" w:cs="Times New Roman"/>
+          <w:b/>
+          <w:bCs/>
+          <w:kern w:val="0"/>
+          <w:sz w:val="28"/>
+          <w:szCs w:val="28"/>
+          <w14:ligatures w14:val="none"/>
+        </w:rPr>
+        <w:t>7</w:t>
+      </w:r>
+      <w:r>
+        <w:rPr>
+          <w:rFonts w:ascii="Times New Roman" w:eastAsia="MS Mincho" w:hAnsi="Times New Roman" w:cs="Times New Roman"/>
+          <w:b/>
+          <w:bCs/>
+          <w:kern w:val="0"/>
+          <w:sz w:val="28"/>
+          <w:szCs w:val="28"/>
+          <w14:ligatures w14:val="none"/>
+        </w:rPr>
+        <w:t xml:space="preserve">: </w:t>
+      </w:r>
+      <w:r>
+        <w:rPr>
+          <w:rFonts w:ascii="Times New Roman" w:eastAsia="MS Mincho" w:hAnsi="Times New Roman" w:cs="Times New Roman"/>
+          <w:b/>
+          <w:bCs/>
+          <w:kern w:val="0"/>
+          <w:sz w:val="28"/>
+          <w:szCs w:val="28"/>
+          <w14:ligatures w14:val="none"/>
+        </w:rPr>
+        <w:t xml:space="preserve">Sentence types, detection markers, and </w:t>
+      </w:r>
+      <w:proofErr w:type="spellStart"/>
+      <w:r>
+        <w:rPr>
+          <w:rFonts w:ascii="Times New Roman" w:eastAsia="MS Mincho" w:hAnsi="Times New Roman" w:cs="Times New Roman"/>
+          <w:b/>
+          <w:bCs/>
+          <w:kern w:val="0"/>
+          <w:sz w:val="28"/>
+          <w:szCs w:val="28"/>
+          <w14:ligatures w14:val="none"/>
+        </w:rPr>
+        <w:t>ToBI</w:t>
+      </w:r>
+      <w:proofErr w:type="spellEnd"/>
+      <w:r>
+        <w:rPr>
+          <w:rFonts w:ascii="Times New Roman" w:eastAsia="MS Mincho" w:hAnsi="Times New Roman" w:cs="Times New Roman"/>
+          <w:b/>
+          <w:bCs/>
+          <w:kern w:val="0"/>
+          <w:sz w:val="28"/>
+          <w:szCs w:val="28"/>
+          <w14:ligatures w14:val="none"/>
+        </w:rPr>
+        <w:t xml:space="preserve"> intonation patterns</w:t>
+      </w:r>
+    </w:p>
+    <w:tbl>
+      <w:tblPr>
+        <w:tblStyle w:val="TableGrid"/>
+        <w:tblW w:w="0" w:type="auto"/>
+        <w:tblLook w:val="04A0" w:firstRow="1" w:lastRow="0" w:firstColumn="1" w:lastColumn="0" w:noHBand="0" w:noVBand="1"/>
+      </w:tblPr>
+      <w:tblGrid>
+        <w:gridCol w:w="2547"/>
+        <w:gridCol w:w="4252"/>
+        <w:gridCol w:w="2410"/>
+      </w:tblGrid>
+      <w:tr>
+        <w:tc>
+          <w:tcPr>
+            <w:tcW w:w="2547" w:type="dxa"/>
+            <w:shd w:val="clear" w:color="auto" w:fill="BFBFBF" w:themeFill="background1" w:themeFillShade="BF"/>
+          </w:tcPr>
+          <w:bookmarkEnd w:id="40"/>
+          <w:p>
+            <w:pPr>
+              <w:spacing w:line="360" w:lineRule="auto"/>
+              <w:jc w:val="center"/>
+              <w:rPr>
+                <w:rFonts w:ascii="Times New Roman" w:hAnsi="Times New Roman" w:cs="Times New Roman"/>
+                <w:b/>
+                <w:sz w:val="28"/>
+                <w:szCs w:val="28"/>
+              </w:rPr>
+            </w:pPr>
+            <w:r>
+              <w:rPr>
+                <w:rFonts w:ascii="Times New Roman" w:hAnsi="Times New Roman" w:cs="Times New Roman"/>
+                <w:b/>
+                <w:color w:val="000000" w:themeColor="text1"/>
+                <w:sz w:val="28"/>
+                <w:szCs w:val="28"/>
+              </w:rPr>
+              <w:t>Sentence Type</w:t>
+            </w:r>
+          </w:p>
+        </w:tc>
+        <w:tc>
+          <w:tcPr>
+            <w:tcW w:w="4252" w:type="dxa"/>
+            <w:shd w:val="clear" w:color="auto" w:fill="BFBFBF" w:themeFill="background1" w:themeFillShade="BF"/>
+          </w:tcPr>
+          <w:p>
+            <w:pPr>
+              <w:spacing w:line="360" w:lineRule="auto"/>
+              <w:jc w:val="center"/>
+              <w:rPr>
+                <w:rFonts w:ascii="Times New Roman" w:hAnsi="Times New Roman" w:cs="Times New Roman"/>
+                <w:b/>
+                <w:sz w:val="28"/>
+                <w:szCs w:val="28"/>
+              </w:rPr>
+            </w:pPr>
+            <w:r>
+              <w:rPr>
+                <w:rFonts w:ascii="Times New Roman" w:hAnsi="Times New Roman" w:cs="Times New Roman"/>
+                <w:b/>
+                <w:color w:val="000000" w:themeColor="text1"/>
+                <w:sz w:val="28"/>
+                <w:szCs w:val="28"/>
+              </w:rPr>
+              <w:t>Detection Marker</w:t>
+            </w:r>
+          </w:p>
+        </w:tc>
+        <w:tc>
+          <w:tcPr>
+            <w:tcW w:w="2410" w:type="dxa"/>
+            <w:shd w:val="clear" w:color="auto" w:fill="BFBFBF" w:themeFill="background1" w:themeFillShade="BF"/>
+          </w:tcPr>
+          <w:p>
+            <w:pPr>
+              <w:spacing w:line="360" w:lineRule="auto"/>
+              <w:jc w:val="center"/>
+              <w:rPr>
+                <w:rFonts w:ascii="Times New Roman" w:hAnsi="Times New Roman" w:cs="Times New Roman"/>
+                <w:b/>
+                <w:sz w:val="28"/>
+                <w:szCs w:val="28"/>
+              </w:rPr>
+            </w:pPr>
+            <w:r>
+              <w:rPr>
+                <w:rFonts w:ascii="Times New Roman" w:hAnsi="Times New Roman" w:cs="Times New Roman"/>
+                <w:b/>
+                <w:color w:val="000000" w:themeColor="text1"/>
+                <w:sz w:val="28"/>
+                <w:szCs w:val="28"/>
+              </w:rPr>
+              <w:t>Nuclear Accent</w:t>
+            </w:r>
+          </w:p>
+        </w:tc>
+      </w:tr>
+      <w:tr>
+        <w:tc>
+          <w:tcPr>
+            <w:tcW w:w="2547" w:type="dxa"/>
+          </w:tcPr>
+          <w:p>
+            <w:pPr>
+              <w:spacing w:line="360" w:lineRule="auto"/>
+              <w:jc w:val="center"/>
+              <w:rPr>
+                <w:rFonts w:ascii="Times New Roman" w:hAnsi="Times New Roman" w:cs="Times New Roman"/>
+                <w:sz w:val="28"/>
+                <w:szCs w:val="28"/>
+              </w:rPr>
+            </w:pPr>
+            <w:r>
+              <w:rPr>
+                <w:rFonts w:ascii="Times New Roman" w:hAnsi="Times New Roman" w:cs="Times New Roman"/>
+                <w:bCs/>
+                <w:color w:val="000000" w:themeColor="text1"/>
+                <w:sz w:val="28"/>
+                <w:szCs w:val="28"/>
+              </w:rPr>
+              <w:t>Declarative</w:t>
+            </w:r>
+          </w:p>
+        </w:tc>
+        <w:tc>
+          <w:tcPr>
+            <w:tcW w:w="4252" w:type="dxa"/>
+          </w:tcPr>
+          <w:p>
+            <w:pPr>
+              <w:spacing w:line="360" w:lineRule="auto"/>
+              <w:jc w:val="center"/>
+              <w:rPr>
+                <w:rFonts w:ascii="Times New Roman" w:hAnsi="Times New Roman" w:cs="Times New Roman"/>
+                <w:sz w:val="28"/>
+                <w:szCs w:val="28"/>
+              </w:rPr>
+            </w:pPr>
+            <w:r>
+              <w:rPr>
+                <w:rFonts w:ascii="Times New Roman" w:hAnsi="Times New Roman" w:cs="Times New Roman"/>
+                <w:bCs/>
+                <w:color w:val="000000" w:themeColor="text1"/>
+                <w:sz w:val="28"/>
+                <w:szCs w:val="28"/>
+              </w:rPr>
+              <w:t>Period / no special marker</w:t>
+            </w:r>
+          </w:p>
+        </w:tc>
+        <w:tc>
+          <w:tcPr>
+            <w:tcW w:w="2410" w:type="dxa"/>
+          </w:tcPr>
+          <w:p>
+            <w:pPr>
+              <w:spacing w:line="360" w:lineRule="auto"/>
+              <w:jc w:val="center"/>
+              <w:rPr>
+                <w:rFonts w:ascii="Times New Roman" w:hAnsi="Times New Roman" w:cs="Times New Roman"/>
+                <w:sz w:val="28"/>
+                <w:szCs w:val="28"/>
+              </w:rPr>
+            </w:pPr>
+            <w:r>
+              <w:rPr>
+                <w:rFonts w:ascii="Times New Roman" w:hAnsi="Times New Roman" w:cs="Times New Roman"/>
+                <w:bCs/>
+                <w:color w:val="000000" w:themeColor="text1"/>
+                <w:sz w:val="28"/>
+                <w:szCs w:val="28"/>
+              </w:rPr>
+              <w:t>H*</w:t>
+            </w:r>
+          </w:p>
+        </w:tc>
+      </w:tr>
+      <w:tr>
+        <w:tc>
+          <w:tcPr>
+            <w:tcW w:w="2547" w:type="dxa"/>
+          </w:tcPr>
+          <w:p>
+            <w:pPr>
+              <w:spacing w:line="360" w:lineRule="auto"/>
+              <w:jc w:val="center"/>
+              <w:rPr>
+                <w:rFonts w:ascii="Times New Roman" w:hAnsi="Times New Roman" w:cs="Times New Roman"/>
+                <w:sz w:val="28"/>
+                <w:szCs w:val="28"/>
+              </w:rPr>
+            </w:pPr>
+            <w:r>
+              <w:rPr>
+                <w:rFonts w:ascii="Times New Roman" w:hAnsi="Times New Roman" w:cs="Times New Roman"/>
+                <w:bCs/>
+                <w:color w:val="000000" w:themeColor="text1"/>
+                <w:sz w:val="28"/>
+                <w:szCs w:val="28"/>
+              </w:rPr>
+              <w:t>Yes/No Question</w:t>
+            </w:r>
+          </w:p>
+        </w:tc>
+        <w:tc>
+          <w:tcPr>
+            <w:tcW w:w="4252" w:type="dxa"/>
+          </w:tcPr>
+          <w:p>
+            <w:pPr>
+              <w:spacing w:line="360" w:lineRule="auto"/>
+              <w:jc w:val="center"/>
+              <w:rPr>
+                <w:rFonts w:ascii="Times New Roman" w:hAnsi="Times New Roman" w:cs="Times New Roman"/>
+                <w:sz w:val="28"/>
+                <w:szCs w:val="28"/>
+              </w:rPr>
+            </w:pPr>
+            <w:r>
+              <w:rPr>
+                <w:rFonts w:ascii="Times New Roman" w:hAnsi="Times New Roman" w:cs="Times New Roman"/>
+                <w:bCs/>
+                <w:color w:val="000000" w:themeColor="text1"/>
+                <w:sz w:val="28"/>
+                <w:szCs w:val="28"/>
+              </w:rPr>
+              <w:t>mi/</w:t>
+            </w:r>
+            <w:proofErr w:type="spellStart"/>
+            <w:r>
+              <w:rPr>
+                <w:rFonts w:ascii="Times New Roman" w:hAnsi="Times New Roman" w:cs="Times New Roman"/>
+                <w:bCs/>
+                <w:color w:val="000000" w:themeColor="text1"/>
+                <w:sz w:val="28"/>
+                <w:szCs w:val="28"/>
+              </w:rPr>
+              <w:t>mı</w:t>
+            </w:r>
+            <w:proofErr w:type="spellEnd"/>
+            <w:r>
+              <w:rPr>
+                <w:rFonts w:ascii="Times New Roman" w:hAnsi="Times New Roman" w:cs="Times New Roman"/>
+                <w:bCs/>
+                <w:color w:val="000000" w:themeColor="text1"/>
+                <w:sz w:val="28"/>
+                <w:szCs w:val="28"/>
+              </w:rPr>
+              <w:t>/mu/</w:t>
+            </w:r>
+            <w:proofErr w:type="spellStart"/>
+            <w:r>
+              <w:rPr>
+                <w:rFonts w:ascii="Times New Roman" w:hAnsi="Times New Roman" w:cs="Times New Roman"/>
+                <w:bCs/>
+                <w:color w:val="000000" w:themeColor="text1"/>
+                <w:sz w:val="28"/>
+                <w:szCs w:val="28"/>
+              </w:rPr>
+              <w:t>mü</w:t>
+            </w:r>
+            <w:proofErr w:type="spellEnd"/>
+            <w:r>
+              <w:rPr>
+                <w:rFonts w:ascii="Times New Roman" w:hAnsi="Times New Roman" w:cs="Times New Roman"/>
+                <w:bCs/>
+                <w:color w:val="000000" w:themeColor="text1"/>
+                <w:sz w:val="28"/>
+                <w:szCs w:val="28"/>
+              </w:rPr>
+              <w:t xml:space="preserve"> particle</w:t>
+            </w:r>
+          </w:p>
+        </w:tc>
+        <w:tc>
+          <w:tcPr>
+            <w:tcW w:w="2410" w:type="dxa"/>
+          </w:tcPr>
+          <w:p>
+            <w:pPr>
+              <w:spacing w:line="360" w:lineRule="auto"/>
+              <w:jc w:val="center"/>
+              <w:rPr>
+                <w:rFonts w:ascii="Times New Roman" w:hAnsi="Times New Roman" w:cs="Times New Roman"/>
+                <w:sz w:val="28"/>
+                <w:szCs w:val="28"/>
+              </w:rPr>
+            </w:pPr>
+            <w:r>
+              <w:rPr>
+                <w:rFonts w:ascii="Times New Roman" w:hAnsi="Times New Roman" w:cs="Times New Roman"/>
+                <w:bCs/>
+                <w:color w:val="000000" w:themeColor="text1"/>
+                <w:sz w:val="28"/>
+                <w:szCs w:val="28"/>
+              </w:rPr>
+              <w:t>L*</w:t>
+            </w:r>
+          </w:p>
+        </w:tc>
+      </w:tr>
+      <w:tr>
+        <w:tc>
+          <w:tcPr>
+            <w:tcW w:w="2547" w:type="dxa"/>
+          </w:tcPr>
+          <w:p>
+            <w:pPr>
+              <w:spacing w:line="360" w:lineRule="auto"/>
+              <w:jc w:val="center"/>
+              <w:rPr>
+                <w:rFonts w:ascii="Times New Roman" w:hAnsi="Times New Roman" w:cs="Times New Roman"/>
+                <w:sz w:val="28"/>
+                <w:szCs w:val="28"/>
+              </w:rPr>
+            </w:pPr>
+            <w:proofErr w:type="spellStart"/>
+            <w:r>
+              <w:rPr>
+                <w:rFonts w:ascii="Times New Roman" w:hAnsi="Times New Roman" w:cs="Times New Roman"/>
+                <w:bCs/>
+                <w:color w:val="000000" w:themeColor="text1"/>
+                <w:sz w:val="28"/>
+                <w:szCs w:val="28"/>
+              </w:rPr>
+              <w:t>Wh</w:t>
+            </w:r>
+            <w:proofErr w:type="spellEnd"/>
+            <w:r>
+              <w:rPr>
+                <w:rFonts w:ascii="Times New Roman" w:hAnsi="Times New Roman" w:cs="Times New Roman"/>
+                <w:bCs/>
+                <w:color w:val="000000" w:themeColor="text1"/>
+                <w:sz w:val="28"/>
+                <w:szCs w:val="28"/>
+              </w:rPr>
+              <w:t>-Question</w:t>
+            </w:r>
+          </w:p>
+        </w:tc>
+        <w:tc>
+          <w:tcPr>
+            <w:tcW w:w="4252" w:type="dxa"/>
+          </w:tcPr>
+          <w:p>
+            <w:pPr>
+              <w:spacing w:line="360" w:lineRule="auto"/>
+              <w:jc w:val="center"/>
+              <w:rPr>
+                <w:rFonts w:ascii="Times New Roman" w:hAnsi="Times New Roman" w:cs="Times New Roman"/>
+                <w:sz w:val="28"/>
+                <w:szCs w:val="28"/>
+              </w:rPr>
+            </w:pPr>
+            <w:r>
+              <w:rPr>
+                <w:rFonts w:ascii="Times New Roman" w:hAnsi="Times New Roman" w:cs="Times New Roman"/>
+                <w:bCs/>
+                <w:color w:val="000000" w:themeColor="text1"/>
+                <w:sz w:val="28"/>
+                <w:szCs w:val="28"/>
+              </w:rPr>
+              <w:t>Wh-word (</w:t>
+            </w:r>
+            <w:proofErr w:type="spellStart"/>
+            <w:r>
+              <w:rPr>
+                <w:rFonts w:ascii="Times New Roman" w:hAnsi="Times New Roman" w:cs="Times New Roman"/>
+                <w:bCs/>
+                <w:color w:val="000000" w:themeColor="text1"/>
+                <w:sz w:val="28"/>
+                <w:szCs w:val="28"/>
+              </w:rPr>
+              <w:t>nə</w:t>
+            </w:r>
+            <w:proofErr w:type="spellEnd"/>
+            <w:r>
+              <w:rPr>
+                <w:rFonts w:ascii="Times New Roman" w:hAnsi="Times New Roman" w:cs="Times New Roman"/>
+                <w:bCs/>
+                <w:color w:val="000000" w:themeColor="text1"/>
+                <w:sz w:val="28"/>
+                <w:szCs w:val="28"/>
+              </w:rPr>
+              <w:t xml:space="preserve">, </w:t>
+            </w:r>
+            <w:proofErr w:type="spellStart"/>
+            <w:r>
+              <w:rPr>
+                <w:rFonts w:ascii="Times New Roman" w:hAnsi="Times New Roman" w:cs="Times New Roman"/>
+                <w:bCs/>
+                <w:color w:val="000000" w:themeColor="text1"/>
+                <w:sz w:val="28"/>
+                <w:szCs w:val="28"/>
+              </w:rPr>
+              <w:t>kim</w:t>
+            </w:r>
+            <w:proofErr w:type="spellEnd"/>
+            <w:r>
+              <w:rPr>
+                <w:rFonts w:ascii="Times New Roman" w:hAnsi="Times New Roman" w:cs="Times New Roman"/>
+                <w:bCs/>
+                <w:color w:val="000000" w:themeColor="text1"/>
+                <w:sz w:val="28"/>
+                <w:szCs w:val="28"/>
+              </w:rPr>
+              <w:t xml:space="preserve">, </w:t>
+            </w:r>
+            <w:proofErr w:type="spellStart"/>
+            <w:r>
+              <w:rPr>
+                <w:rFonts w:ascii="Times New Roman" w:hAnsi="Times New Roman" w:cs="Times New Roman"/>
+                <w:bCs/>
+                <w:color w:val="000000" w:themeColor="text1"/>
+                <w:sz w:val="28"/>
+                <w:szCs w:val="28"/>
+              </w:rPr>
+              <w:t>harada</w:t>
+            </w:r>
+            <w:proofErr w:type="spellEnd"/>
+            <w:r>
+              <w:rPr>
+                <w:rFonts w:ascii="Times New Roman" w:hAnsi="Times New Roman" w:cs="Times New Roman"/>
+                <w:bCs/>
+                <w:color w:val="000000" w:themeColor="text1"/>
+                <w:sz w:val="28"/>
+                <w:szCs w:val="28"/>
+              </w:rPr>
+              <w:t>…)</w:t>
+            </w:r>
+          </w:p>
+        </w:tc>
+        <w:tc>
+          <w:tcPr>
+            <w:tcW w:w="2410" w:type="dxa"/>
+          </w:tcPr>
+          <w:p>
+            <w:pPr>
+              <w:spacing w:line="360" w:lineRule="auto"/>
+              <w:jc w:val="center"/>
+              <w:rPr>
+                <w:rFonts w:ascii="Times New Roman" w:hAnsi="Times New Roman" w:cs="Times New Roman"/>
+                <w:sz w:val="28"/>
+                <w:szCs w:val="28"/>
+              </w:rPr>
+            </w:pPr>
+            <w:r>
+              <w:rPr>
+                <w:rFonts w:ascii="Times New Roman" w:hAnsi="Times New Roman" w:cs="Times New Roman"/>
+                <w:bCs/>
+                <w:color w:val="000000" w:themeColor="text1"/>
+                <w:sz w:val="28"/>
+                <w:szCs w:val="28"/>
+              </w:rPr>
+              <w:t>H*</w:t>
+            </w:r>
+          </w:p>
+        </w:tc>
+      </w:tr>
+      <w:tr>
+        <w:tc>
+          <w:tcPr>
+            <w:tcW w:w="2547" w:type="dxa"/>
+          </w:tcPr>
+          <w:p>
+            <w:pPr>
+              <w:spacing w:line="360" w:lineRule="auto"/>
+              <w:jc w:val="center"/>
+              <w:rPr>
+                <w:rFonts w:ascii="Times New Roman" w:hAnsi="Times New Roman" w:cs="Times New Roman"/>
+                <w:sz w:val="28"/>
+                <w:szCs w:val="28"/>
+              </w:rPr>
+            </w:pPr>
+            <w:r>
+              <w:rPr>
+                <w:rFonts w:ascii="Times New Roman" w:hAnsi="Times New Roman" w:cs="Times New Roman"/>
+                <w:bCs/>
+                <w:color w:val="000000" w:themeColor="text1"/>
+                <w:sz w:val="28"/>
+                <w:szCs w:val="28"/>
+              </w:rPr>
+              <w:t>Exclamatory</w:t>
+            </w:r>
+          </w:p>
+        </w:tc>
+        <w:tc>
+          <w:tcPr>
+            <w:tcW w:w="4252" w:type="dxa"/>
+          </w:tcPr>
+          <w:p>
+            <w:pPr>
+              <w:spacing w:line="360" w:lineRule="auto"/>
+              <w:jc w:val="center"/>
+              <w:rPr>
+                <w:rFonts w:ascii="Times New Roman" w:hAnsi="Times New Roman" w:cs="Times New Roman"/>
+                <w:sz w:val="28"/>
+                <w:szCs w:val="28"/>
+              </w:rPr>
+            </w:pPr>
+            <w:r>
+              <w:rPr>
+                <w:rFonts w:ascii="Times New Roman" w:hAnsi="Times New Roman" w:cs="Times New Roman"/>
+                <w:bCs/>
+                <w:color w:val="000000" w:themeColor="text1"/>
+                <w:sz w:val="28"/>
+                <w:szCs w:val="28"/>
+              </w:rPr>
+              <w:t>Exclamation mark (!)</w:t>
+            </w:r>
+          </w:p>
+        </w:tc>
+        <w:tc>
+          <w:tcPr>
+            <w:tcW w:w="2410" w:type="dxa"/>
+          </w:tcPr>
+          <w:p>
+            <w:pPr>
+              <w:spacing w:line="360" w:lineRule="auto"/>
+              <w:jc w:val="center"/>
+              <w:rPr>
+                <w:rFonts w:ascii="Times New Roman" w:hAnsi="Times New Roman" w:cs="Times New Roman"/>
+                <w:sz w:val="28"/>
+                <w:szCs w:val="28"/>
+              </w:rPr>
+            </w:pPr>
+            <w:r>
+              <w:rPr>
+                <w:rFonts w:ascii="Times New Roman" w:hAnsi="Times New Roman" w:cs="Times New Roman"/>
+                <w:bCs/>
+                <w:color w:val="000000" w:themeColor="text1"/>
+                <w:sz w:val="28"/>
+                <w:szCs w:val="28"/>
+              </w:rPr>
+              <w:t>H*+L</w:t>
+            </w:r>
+          </w:p>
+        </w:tc>
+      </w:tr>
+      <w:tr>
+        <w:tc>
+          <w:tcPr>
+            <w:tcW w:w="2547" w:type="dxa"/>
+          </w:tcPr>
+          <w:p>
+            <w:pPr>
+              <w:spacing w:line="360" w:lineRule="auto"/>
+              <w:jc w:val="center"/>
+              <w:rPr>
+                <w:rFonts w:ascii="Times New Roman" w:hAnsi="Times New Roman" w:cs="Times New Roman"/>
+                <w:sz w:val="28"/>
+                <w:szCs w:val="28"/>
+              </w:rPr>
+            </w:pPr>
+            <w:r>
+              <w:rPr>
+                <w:rFonts w:ascii="Times New Roman" w:hAnsi="Times New Roman" w:cs="Times New Roman"/>
+                <w:bCs/>
+                <w:color w:val="000000" w:themeColor="text1"/>
+                <w:sz w:val="28"/>
+                <w:szCs w:val="28"/>
+              </w:rPr>
+              <w:t>Imperative</w:t>
+            </w:r>
+          </w:p>
+        </w:tc>
+        <w:tc>
+          <w:tcPr>
+            <w:tcW w:w="4252" w:type="dxa"/>
+          </w:tcPr>
+          <w:p>
+            <w:pPr>
+              <w:spacing w:line="360" w:lineRule="auto"/>
+              <w:jc w:val="center"/>
+              <w:rPr>
+                <w:rFonts w:ascii="Times New Roman" w:hAnsi="Times New Roman" w:cs="Times New Roman"/>
+                <w:sz w:val="28"/>
+                <w:szCs w:val="28"/>
+              </w:rPr>
+            </w:pPr>
+            <w:r>
+              <w:rPr>
+                <w:rFonts w:ascii="Times New Roman" w:hAnsi="Times New Roman" w:cs="Times New Roman"/>
+                <w:bCs/>
+                <w:color w:val="000000" w:themeColor="text1"/>
+                <w:sz w:val="28"/>
+                <w:szCs w:val="28"/>
+              </w:rPr>
+              <w:t>Bare verb form (no tense suffix)</w:t>
+            </w:r>
+          </w:p>
+        </w:tc>
+        <w:tc>
+          <w:tcPr>
+            <w:tcW w:w="2410" w:type="dxa"/>
+          </w:tcPr>
+          <w:p>
+            <w:pPr>
+              <w:spacing w:line="360" w:lineRule="auto"/>
+              <w:jc w:val="center"/>
+              <w:rPr>
+                <w:rFonts w:ascii="Times New Roman" w:hAnsi="Times New Roman" w:cs="Times New Roman"/>
+                <w:sz w:val="28"/>
+                <w:szCs w:val="28"/>
+              </w:rPr>
+            </w:pPr>
+            <w:r>
+              <w:rPr>
+                <w:rFonts w:ascii="Times New Roman" w:hAnsi="Times New Roman" w:cs="Times New Roman"/>
+                <w:bCs/>
+                <w:color w:val="000000" w:themeColor="text1"/>
+                <w:sz w:val="28"/>
+                <w:szCs w:val="28"/>
+              </w:rPr>
+              <w:t>H*</w:t>
+            </w:r>
+          </w:p>
+        </w:tc>
+      </w:tr>
+      <w:tr>
+        <w:tc>
+          <w:tcPr>
+            <w:tcW w:w="2547" w:type="dxa"/>
+          </w:tcPr>
+          <w:p>
+            <w:pPr>
+              <w:spacing w:line="360" w:lineRule="auto"/>
+              <w:jc w:val="center"/>
+              <w:rPr>
+                <w:rFonts w:ascii="Times New Roman" w:hAnsi="Times New Roman" w:cs="Times New Roman"/>
+                <w:bCs/>
+                <w:sz w:val="28"/>
+                <w:szCs w:val="28"/>
+              </w:rPr>
+            </w:pPr>
+            <w:r>
+              <w:rPr>
+                <w:rFonts w:ascii="Times New Roman" w:hAnsi="Times New Roman" w:cs="Times New Roman"/>
+                <w:bCs/>
+                <w:color w:val="000000" w:themeColor="text1"/>
+                <w:sz w:val="28"/>
+                <w:szCs w:val="28"/>
+              </w:rPr>
+              <w:t>Sentence Type</w:t>
+            </w:r>
+          </w:p>
+        </w:tc>
+        <w:tc>
+          <w:tcPr>
+            <w:tcW w:w="4252" w:type="dxa"/>
+          </w:tcPr>
+          <w:p>
+            <w:pPr>
+              <w:spacing w:line="360" w:lineRule="auto"/>
+              <w:jc w:val="center"/>
+              <w:rPr>
+                <w:rFonts w:ascii="Times New Roman" w:hAnsi="Times New Roman" w:cs="Times New Roman"/>
+                <w:sz w:val="28"/>
+                <w:szCs w:val="28"/>
+              </w:rPr>
+            </w:pPr>
+            <w:r>
+              <w:rPr>
+                <w:rFonts w:ascii="Times New Roman" w:hAnsi="Times New Roman" w:cs="Times New Roman"/>
+                <w:bCs/>
+                <w:color w:val="000000" w:themeColor="text1"/>
+                <w:sz w:val="28"/>
+                <w:szCs w:val="28"/>
+              </w:rPr>
+              <w:t>Detection Marker</w:t>
+            </w:r>
+          </w:p>
+        </w:tc>
+        <w:tc>
+          <w:tcPr>
+            <w:tcW w:w="2410" w:type="dxa"/>
+          </w:tcPr>
+          <w:p>
+            <w:pPr>
+              <w:spacing w:line="360" w:lineRule="auto"/>
+              <w:jc w:val="center"/>
+              <w:rPr>
+                <w:rFonts w:ascii="Times New Roman" w:hAnsi="Times New Roman" w:cs="Times New Roman"/>
+                <w:sz w:val="28"/>
+                <w:szCs w:val="28"/>
+              </w:rPr>
+            </w:pPr>
+            <w:r>
+              <w:rPr>
+                <w:rFonts w:ascii="Times New Roman" w:hAnsi="Times New Roman" w:cs="Times New Roman"/>
+                <w:bCs/>
+                <w:color w:val="000000" w:themeColor="text1"/>
+                <w:sz w:val="28"/>
+                <w:szCs w:val="28"/>
+              </w:rPr>
+              <w:t>Nuclear Accent</w:t>
+            </w:r>
+          </w:p>
+        </w:tc>
+      </w:tr>
+      <w:tr>
+        <w:tc>
+          <w:tcPr>
+            <w:tcW w:w="2547" w:type="dxa"/>
+          </w:tcPr>
+          <w:p>
+            <w:pPr>
+              <w:spacing w:line="360" w:lineRule="auto"/>
+              <w:jc w:val="center"/>
+              <w:rPr>
+                <w:rFonts w:ascii="Times New Roman" w:hAnsi="Times New Roman" w:cs="Times New Roman"/>
+                <w:bCs/>
+                <w:sz w:val="28"/>
+                <w:szCs w:val="28"/>
+              </w:rPr>
+            </w:pPr>
+            <w:r>
+              <w:rPr>
+                <w:rFonts w:ascii="Times New Roman" w:hAnsi="Times New Roman" w:cs="Times New Roman"/>
+                <w:bCs/>
+                <w:color w:val="000000" w:themeColor="text1"/>
+                <w:sz w:val="28"/>
+                <w:szCs w:val="28"/>
+              </w:rPr>
+              <w:t>Declarative</w:t>
+            </w:r>
+          </w:p>
+        </w:tc>
+        <w:tc>
+          <w:tcPr>
+            <w:tcW w:w="4252" w:type="dxa"/>
+          </w:tcPr>
+          <w:p>
+            <w:pPr>
+              <w:spacing w:line="360" w:lineRule="auto"/>
+              <w:jc w:val="center"/>
+              <w:rPr>
+                <w:rFonts w:ascii="Times New Roman" w:hAnsi="Times New Roman" w:cs="Times New Roman"/>
+                <w:sz w:val="28"/>
+                <w:szCs w:val="28"/>
+              </w:rPr>
+            </w:pPr>
+            <w:r>
+              <w:rPr>
+                <w:rFonts w:ascii="Times New Roman" w:hAnsi="Times New Roman" w:cs="Times New Roman"/>
+                <w:bCs/>
+                <w:color w:val="000000" w:themeColor="text1"/>
+                <w:sz w:val="28"/>
+                <w:szCs w:val="28"/>
+              </w:rPr>
+              <w:t>Period / no special marker</w:t>
+            </w:r>
+          </w:p>
+        </w:tc>
+        <w:tc>
+          <w:tcPr>
+            <w:tcW w:w="2410" w:type="dxa"/>
+          </w:tcPr>
+          <w:p>
+            <w:pPr>
+              <w:spacing w:line="360" w:lineRule="auto"/>
+              <w:jc w:val="center"/>
+              <w:rPr>
+                <w:rFonts w:ascii="Times New Roman" w:hAnsi="Times New Roman" w:cs="Times New Roman"/>
+                <w:sz w:val="28"/>
+                <w:szCs w:val="28"/>
+              </w:rPr>
+            </w:pPr>
+            <w:r>
+              <w:rPr>
+                <w:rFonts w:ascii="Times New Roman" w:hAnsi="Times New Roman" w:cs="Times New Roman"/>
+                <w:bCs/>
+                <w:color w:val="000000" w:themeColor="text1"/>
+                <w:sz w:val="28"/>
+                <w:szCs w:val="28"/>
+              </w:rPr>
+              <w:t>H*</w:t>
+            </w:r>
+          </w:p>
+        </w:tc>
+      </w:tr>
+    </w:tbl>
     <w:p>
       <w:pPr>
         <w:spacing w:after="0" w:line="360" w:lineRule="auto"/>
-        <w:ind w:firstLine="567"/>
-        <w:jc w:val="both"/>
-        <w:rPr>
-          <w:rFonts w:ascii="Times New Roman" w:eastAsia="MS Mincho" w:hAnsi="Times New Roman" w:cs="Times New Roman"/>
-          <w:kern w:val="0"/>
-          <w:sz w:val="28"/>
-          <w:szCs w:val="28"/>
-          <w14:ligatures w14:val="none"/>
-        </w:rPr>
-      </w:pPr>
-      <w:r>
-        <w:rPr>
-          <w:rFonts w:ascii="Times New Roman" w:eastAsia="MS Mincho" w:hAnsi="Times New Roman" w:cs="Times New Roman"/>
-          <w:kern w:val="0"/>
-          <w:sz w:val="28"/>
-          <w:szCs w:val="28"/>
-          <w14:ligatures w14:val="none"/>
-        </w:rPr>
-        <w:t xml:space="preserve">For this task, machine learning methods are typically applied during the model building stage. We also tried other models like </w:t>
+        <w:rPr>
+          <w:rFonts w:ascii="Times New Roman" w:eastAsia="MS Mincho" w:hAnsi="Times New Roman" w:cs="Times New Roman"/>
+          <w:kern w:val="0"/>
+          <w:sz w:val="28"/>
+          <w:szCs w:val="28"/>
+          <w14:ligatures w14:val="none"/>
+        </w:rPr>
+      </w:pPr>
+      <w:r>
+        <w:rPr>
+          <w:rFonts w:ascii="Times New Roman" w:eastAsia="MS Mincho" w:hAnsi="Times New Roman" w:cs="Times New Roman"/>
+          <w:b/>
+          <w:bCs/>
+          <w:kern w:val="0"/>
+          <w:sz w:val="28"/>
+          <w:szCs w:val="28"/>
+          <w14:ligatures w14:val="none"/>
+        </w:rPr>
+        <w:t xml:space="preserve">Source: </w:t>
+      </w:r>
+      <w:r>
+        <w:rPr>
+          <w:rFonts w:ascii="Times New Roman" w:eastAsia="MS Mincho" w:hAnsi="Times New Roman" w:cs="Times New Roman"/>
+          <w:kern w:val="0"/>
+          <w:sz w:val="28"/>
+          <w:szCs w:val="28"/>
+          <w14:ligatures w14:val="none"/>
+        </w:rPr>
+        <w:t xml:space="preserve">Compiled by the author based on </w:t>
       </w:r>
       <w:proofErr w:type="spellStart"/>
       <w:r>
@@ -18490,7 +22106,7 @@
           <w:szCs w:val="28"/>
           <w14:ligatures w14:val="none"/>
         </w:rPr>
-        <w:t>XGBoost</w:t>
+        <w:t>Sadekova</w:t>
       </w:r>
       <w:proofErr w:type="spellEnd"/>
       <w:r>
@@ -18501,865 +22117,7 @@
           <w:szCs w:val="28"/>
           <w14:ligatures w14:val="none"/>
         </w:rPr>
-        <w:t xml:space="preserve">, Ridge Regression and Naive Bayes (Chen &amp; </w:t>
-      </w:r>
-      <w:proofErr w:type="spellStart"/>
-      <w:r>
-        <w:rPr>
-          <w:rFonts w:ascii="Times New Roman" w:eastAsia="MS Mincho" w:hAnsi="Times New Roman" w:cs="Times New Roman"/>
-          <w:kern w:val="0"/>
-          <w:sz w:val="28"/>
-          <w:szCs w:val="28"/>
-          <w14:ligatures w14:val="none"/>
-        </w:rPr>
-        <w:t>Guestrin</w:t>
-      </w:r>
-      <w:proofErr w:type="spellEnd"/>
-      <w:r>
-        <w:rPr>
-          <w:rFonts w:ascii="Times New Roman" w:eastAsia="MS Mincho" w:hAnsi="Times New Roman" w:cs="Times New Roman"/>
-          <w:kern w:val="0"/>
-          <w:sz w:val="28"/>
-          <w:szCs w:val="28"/>
-          <w14:ligatures w14:val="none"/>
-        </w:rPr>
-        <w:t xml:space="preserve">, 2016). </w:t>
-      </w:r>
-      <w:proofErr w:type="spellStart"/>
-      <w:r>
-        <w:rPr>
-          <w:rFonts w:ascii="Times New Roman" w:eastAsia="MS Mincho" w:hAnsi="Times New Roman" w:cs="Times New Roman"/>
-          <w:kern w:val="0"/>
-          <w:sz w:val="28"/>
-          <w:szCs w:val="28"/>
-          <w14:ligatures w14:val="none"/>
-        </w:rPr>
-        <w:t>XGBoost</w:t>
-      </w:r>
-      <w:proofErr w:type="spellEnd"/>
-      <w:r>
-        <w:rPr>
-          <w:rFonts w:ascii="Times New Roman" w:eastAsia="MS Mincho" w:hAnsi="Times New Roman" w:cs="Times New Roman"/>
-          <w:kern w:val="0"/>
-          <w:sz w:val="28"/>
-          <w:szCs w:val="28"/>
-          <w14:ligatures w14:val="none"/>
-        </w:rPr>
-        <w:t xml:space="preserve"> is a powerful method for ensemble learning that can exploit non-linear relationships and achieved the best results in terms of accuracy in this task. Ridge Regression is a very stable linear model but not </w:t>
-      </w:r>
-      <w:r>
-        <w:rPr>
-          <w:rFonts w:ascii="Times New Roman" w:eastAsia="MS Mincho" w:hAnsi="Times New Roman" w:cs="Times New Roman"/>
-          <w:kern w:val="0"/>
-          <w:sz w:val="28"/>
-          <w:szCs w:val="28"/>
-          <w14:ligatures w14:val="none"/>
-        </w:rPr>
-        <w:lastRenderedPageBreak/>
-        <w:t>suited for analyzing complex text structures. Naive Bayes is a simple, yet very fast model that is often used for text classification (McCallum &amp; Nigam, 1998). It uses the probability of the occurrence of features to classify documents. Although it reached slightly worse accuracy than the other methods in some cases, it is still a good choice for this task.</w:t>
-      </w:r>
-    </w:p>
-    <w:p>
-      <w:pPr>
-        <w:spacing w:after="0" w:line="360" w:lineRule="auto"/>
-        <w:ind w:firstLine="567"/>
-        <w:jc w:val="both"/>
-        <w:rPr>
-          <w:rFonts w:ascii="Times New Roman" w:eastAsia="MS Mincho" w:hAnsi="Times New Roman" w:cs="Times New Roman"/>
-          <w:kern w:val="0"/>
-          <w:sz w:val="28"/>
-          <w:szCs w:val="28"/>
-          <w14:ligatures w14:val="none"/>
-        </w:rPr>
-      </w:pPr>
-      <w:r>
-        <w:rPr>
-          <w:rFonts w:ascii="Times New Roman" w:eastAsia="MS Mincho" w:hAnsi="Times New Roman" w:cs="Times New Roman"/>
-          <w:kern w:val="0"/>
-          <w:sz w:val="28"/>
-          <w:szCs w:val="28"/>
-          <w14:ligatures w14:val="none"/>
-        </w:rPr>
-        <w:t xml:space="preserve">All the developed models have been trained on the previously evaluated answers and can be subsequently used for the automatic evaluation of new answers. Models' learning mechanism (for details see Section 2) established a connection between answer texts and values and created a prediction mechanism for further use. </w:t>
-      </w:r>
-      <w:proofErr w:type="gramStart"/>
-      <w:r>
-        <w:rPr>
-          <w:rFonts w:ascii="Times New Roman" w:eastAsia="MS Mincho" w:hAnsi="Times New Roman" w:cs="Times New Roman"/>
-          <w:kern w:val="0"/>
-          <w:sz w:val="28"/>
-          <w:szCs w:val="28"/>
-          <w14:ligatures w14:val="none"/>
-        </w:rPr>
-        <w:t>Thus</w:t>
-      </w:r>
-      <w:proofErr w:type="gramEnd"/>
-      <w:r>
-        <w:rPr>
-          <w:rFonts w:ascii="Times New Roman" w:eastAsia="MS Mincho" w:hAnsi="Times New Roman" w:cs="Times New Roman"/>
-          <w:kern w:val="0"/>
-          <w:sz w:val="28"/>
-          <w:szCs w:val="28"/>
-          <w14:ligatures w14:val="none"/>
-        </w:rPr>
-        <w:t xml:space="preserve"> the system can evaluate new answers and award scores for them.</w:t>
-      </w:r>
-    </w:p>
-    <w:p>
-      <w:pPr>
-        <w:spacing w:after="0" w:line="360" w:lineRule="auto"/>
-        <w:ind w:firstLine="567"/>
-        <w:jc w:val="both"/>
-        <w:rPr>
-          <w:rFonts w:ascii="Times New Roman" w:eastAsia="MS Mincho" w:hAnsi="Times New Roman" w:cs="Times New Roman"/>
-          <w:kern w:val="0"/>
-          <w:sz w:val="28"/>
-          <w:szCs w:val="28"/>
-          <w14:ligatures w14:val="none"/>
-        </w:rPr>
-      </w:pPr>
-      <w:r>
-        <w:rPr>
-          <w:rFonts w:ascii="Times New Roman" w:eastAsia="MS Mincho" w:hAnsi="Times New Roman" w:cs="Times New Roman"/>
-          <w:kern w:val="0"/>
-          <w:sz w:val="28"/>
-          <w:szCs w:val="28"/>
-          <w14:ligatures w14:val="none"/>
-        </w:rPr>
-        <w:t xml:space="preserve">General approach to AI in assessment is to use a machine learning model as the core algorithmic component of the AI-assessment system. This is then enhanced with technologies like OCR and NLP </w:t>
-      </w:r>
-      <w:proofErr w:type="gramStart"/>
-      <w:r>
-        <w:rPr>
-          <w:rFonts w:ascii="Times New Roman" w:eastAsia="MS Mincho" w:hAnsi="Times New Roman" w:cs="Times New Roman"/>
-          <w:kern w:val="0"/>
-          <w:sz w:val="28"/>
-          <w:szCs w:val="28"/>
-          <w14:ligatures w14:val="none"/>
-        </w:rPr>
-        <w:t>in order to</w:t>
-      </w:r>
-      <w:proofErr w:type="gramEnd"/>
-      <w:r>
-        <w:rPr>
-          <w:rFonts w:ascii="Times New Roman" w:eastAsia="MS Mincho" w:hAnsi="Times New Roman" w:cs="Times New Roman"/>
-          <w:kern w:val="0"/>
-          <w:sz w:val="28"/>
-          <w:szCs w:val="28"/>
-          <w14:ligatures w14:val="none"/>
-        </w:rPr>
-        <w:t xml:space="preserve"> support automation of assessment, removing the man from the assessment loop and enabling faster, more consistent and more reliable results (Russell &amp; Norvig, 2021). This is a </w:t>
-      </w:r>
-      <w:proofErr w:type="gramStart"/>
-      <w:r>
-        <w:rPr>
-          <w:rFonts w:ascii="Times New Roman" w:eastAsia="MS Mincho" w:hAnsi="Times New Roman" w:cs="Times New Roman"/>
-          <w:kern w:val="0"/>
-          <w:sz w:val="28"/>
-          <w:szCs w:val="28"/>
-          <w14:ligatures w14:val="none"/>
-        </w:rPr>
-        <w:t>key way</w:t>
-      </w:r>
-      <w:proofErr w:type="gramEnd"/>
-      <w:r>
-        <w:rPr>
-          <w:rFonts w:ascii="Times New Roman" w:eastAsia="MS Mincho" w:hAnsi="Times New Roman" w:cs="Times New Roman"/>
-          <w:kern w:val="0"/>
-          <w:sz w:val="28"/>
-          <w:szCs w:val="28"/>
-          <w14:ligatures w14:val="none"/>
-        </w:rPr>
-        <w:t xml:space="preserve"> in which AI is currently being used to support digital transformation within educational environments.</w:t>
-      </w:r>
-    </w:p>
-    <w:p>
-      <w:pPr>
-        <w:spacing w:after="0" w:line="360" w:lineRule="auto"/>
-        <w:ind w:firstLine="567"/>
-        <w:jc w:val="both"/>
-        <w:rPr>
-          <w:rFonts w:ascii="Times New Roman" w:eastAsia="MS Mincho" w:hAnsi="Times New Roman" w:cs="Times New Roman"/>
-          <w:kern w:val="0"/>
-          <w:sz w:val="28"/>
-          <w:szCs w:val="28"/>
-          <w14:ligatures w14:val="none"/>
-        </w:rPr>
-      </w:pPr>
-      <w:r>
-        <w:rPr>
-          <w:rFonts w:ascii="Times New Roman" w:eastAsia="MS Mincho" w:hAnsi="Times New Roman" w:cs="Times New Roman"/>
-          <w:kern w:val="0"/>
-          <w:sz w:val="28"/>
-          <w:szCs w:val="28"/>
-          <w14:ligatures w14:val="none"/>
-        </w:rPr>
-        <w:t xml:space="preserve">This study </w:t>
-      </w:r>
-      <w:proofErr w:type="spellStart"/>
-      <w:r>
-        <w:rPr>
-          <w:rFonts w:ascii="Times New Roman" w:eastAsia="MS Mincho" w:hAnsi="Times New Roman" w:cs="Times New Roman"/>
-          <w:kern w:val="0"/>
-          <w:sz w:val="28"/>
-          <w:szCs w:val="28"/>
-          <w14:ligatures w14:val="none"/>
-        </w:rPr>
-        <w:t>utilises</w:t>
-      </w:r>
-      <w:proofErr w:type="spellEnd"/>
-      <w:r>
-        <w:rPr>
-          <w:rFonts w:ascii="Times New Roman" w:eastAsia="MS Mincho" w:hAnsi="Times New Roman" w:cs="Times New Roman"/>
-          <w:kern w:val="0"/>
-          <w:sz w:val="28"/>
-          <w:szCs w:val="28"/>
-          <w14:ligatures w14:val="none"/>
-        </w:rPr>
-        <w:t xml:space="preserve"> Natural Language Processing (NLP) and text analysis techniques to </w:t>
-      </w:r>
-      <w:proofErr w:type="spellStart"/>
-      <w:r>
-        <w:rPr>
-          <w:rFonts w:ascii="Times New Roman" w:eastAsia="MS Mincho" w:hAnsi="Times New Roman" w:cs="Times New Roman"/>
-          <w:kern w:val="0"/>
-          <w:sz w:val="28"/>
-          <w:szCs w:val="28"/>
-          <w14:ligatures w14:val="none"/>
-        </w:rPr>
-        <w:t>analyse</w:t>
-      </w:r>
-      <w:proofErr w:type="spellEnd"/>
-      <w:r>
-        <w:rPr>
-          <w:rFonts w:ascii="Times New Roman" w:eastAsia="MS Mincho" w:hAnsi="Times New Roman" w:cs="Times New Roman"/>
-          <w:kern w:val="0"/>
-          <w:sz w:val="28"/>
-          <w:szCs w:val="28"/>
-          <w14:ligatures w14:val="none"/>
-        </w:rPr>
-        <w:t xml:space="preserve"> the open-ended student responses collected as part of current educational assessments. Open-ended student responses within conventional assessments are typically evaluated in terms of pre-specified qualitative language features, such as grammatical accuracy, word count and indicators of text structure. However, these analyses are now being carried out in a much more in-depth and automated manner. In this study a neural approach to student academic performance assessment is explored, first proposed by Taghipour and Ng (2016).</w:t>
-      </w:r>
-    </w:p>
-    <w:p>
-      <w:pPr>
-        <w:spacing w:after="0" w:line="360" w:lineRule="auto"/>
-        <w:ind w:firstLine="567"/>
-        <w:jc w:val="both"/>
-        <w:rPr>
-          <w:rFonts w:ascii="Times New Roman" w:eastAsia="MS Mincho" w:hAnsi="Times New Roman" w:cs="Times New Roman"/>
-          <w:kern w:val="0"/>
-          <w:sz w:val="28"/>
-          <w:szCs w:val="28"/>
-          <w14:ligatures w14:val="none"/>
-        </w:rPr>
-      </w:pPr>
-      <w:r>
-        <w:rPr>
-          <w:rFonts w:ascii="Times New Roman" w:eastAsia="MS Mincho" w:hAnsi="Times New Roman" w:cs="Times New Roman"/>
-          <w:kern w:val="0"/>
-          <w:sz w:val="28"/>
-          <w:szCs w:val="28"/>
-          <w14:ligatures w14:val="none"/>
-        </w:rPr>
-        <w:t xml:space="preserve">In a previous study we explored the possibilities of NLP-based assessment tools. These traditional NLP-based assessment tools are mostly based on manually developed features (feature engineering), which is time consuming and </w:t>
-      </w:r>
-      <w:proofErr w:type="spellStart"/>
-      <w:r>
-        <w:rPr>
-          <w:rFonts w:ascii="Times New Roman" w:eastAsia="MS Mincho" w:hAnsi="Times New Roman" w:cs="Times New Roman"/>
-          <w:kern w:val="0"/>
-          <w:sz w:val="28"/>
-          <w:szCs w:val="28"/>
-          <w14:ligatures w14:val="none"/>
-        </w:rPr>
-        <w:t>labour-intensive</w:t>
-      </w:r>
-      <w:proofErr w:type="spellEnd"/>
-      <w:r>
-        <w:rPr>
-          <w:rFonts w:ascii="Times New Roman" w:eastAsia="MS Mincho" w:hAnsi="Times New Roman" w:cs="Times New Roman"/>
-          <w:kern w:val="0"/>
-          <w:sz w:val="28"/>
-          <w:szCs w:val="28"/>
-          <w14:ligatures w14:val="none"/>
-        </w:rPr>
-        <w:t xml:space="preserve"> and doesn’t allow the model to learn the features of the text itself </w:t>
-      </w:r>
-      <w:r>
-        <w:rPr>
-          <w:rFonts w:ascii="Times New Roman" w:eastAsia="MS Mincho" w:hAnsi="Times New Roman" w:cs="Times New Roman"/>
-          <w:kern w:val="0"/>
-          <w:sz w:val="28"/>
-          <w:szCs w:val="28"/>
-          <w14:ligatures w14:val="none"/>
-        </w:rPr>
-        <w:lastRenderedPageBreak/>
-        <w:t>(Aggarwal, 2018). In this study we are going to experiment with the use of deep learning models that can learn the features of the text.</w:t>
-      </w:r>
-    </w:p>
-    <w:p>
-      <w:pPr>
-        <w:spacing w:after="0" w:line="360" w:lineRule="auto"/>
-        <w:ind w:firstLine="567"/>
-        <w:jc w:val="both"/>
-        <w:rPr>
-          <w:rFonts w:ascii="Times New Roman" w:eastAsia="MS Mincho" w:hAnsi="Times New Roman" w:cs="Times New Roman"/>
-          <w:kern w:val="0"/>
-          <w:sz w:val="28"/>
-          <w:szCs w:val="28"/>
-          <w14:ligatures w14:val="none"/>
-        </w:rPr>
-      </w:pPr>
-      <w:r>
-        <w:rPr>
-          <w:rFonts w:ascii="Times New Roman" w:eastAsia="MS Mincho" w:hAnsi="Times New Roman" w:cs="Times New Roman"/>
-          <w:kern w:val="0"/>
-          <w:sz w:val="28"/>
-          <w:szCs w:val="28"/>
-          <w14:ligatures w14:val="none"/>
-        </w:rPr>
-        <w:t>Unlike many NLP solutions, where NLP is used only for text processing, in this research NLP is used for much more in-depth semantic and syntactic analysis of provided content. The provided content is embedded into vectors of numbers (word embeddings), where words and their co-occurrences in the text are transformed into numerical vector values that reflect word meanings and their relationships with other words (</w:t>
-      </w:r>
-      <w:proofErr w:type="spellStart"/>
-      <w:r>
-        <w:rPr>
-          <w:rFonts w:ascii="Times New Roman" w:eastAsia="MS Mincho" w:hAnsi="Times New Roman" w:cs="Times New Roman"/>
-          <w:kern w:val="0"/>
-          <w:sz w:val="28"/>
-          <w:szCs w:val="28"/>
-          <w14:ligatures w14:val="none"/>
-        </w:rPr>
-        <w:t>Mikolov</w:t>
-      </w:r>
-      <w:proofErr w:type="spellEnd"/>
-      <w:r>
-        <w:rPr>
-          <w:rFonts w:ascii="Times New Roman" w:eastAsia="MS Mincho" w:hAnsi="Times New Roman" w:cs="Times New Roman"/>
-          <w:kern w:val="0"/>
-          <w:sz w:val="28"/>
-          <w:szCs w:val="28"/>
-          <w14:ligatures w14:val="none"/>
-        </w:rPr>
-        <w:t xml:space="preserve"> et al., 2013). The created data is then used for training neural networks. Specifically, Recurrent Neural Networks (RNN) and Long Short-Term Memory (LSTM) networks are used to process sequences of sentences and analyze the content-structure relationship in natural language (Hochreiter &amp; </w:t>
-      </w:r>
-      <w:proofErr w:type="spellStart"/>
-      <w:r>
-        <w:rPr>
-          <w:rFonts w:ascii="Times New Roman" w:eastAsia="MS Mincho" w:hAnsi="Times New Roman" w:cs="Times New Roman"/>
-          <w:kern w:val="0"/>
-          <w:sz w:val="28"/>
-          <w:szCs w:val="28"/>
-          <w14:ligatures w14:val="none"/>
-        </w:rPr>
-        <w:t>Schmidhuber</w:t>
-      </w:r>
-      <w:proofErr w:type="spellEnd"/>
-      <w:r>
-        <w:rPr>
-          <w:rFonts w:ascii="Times New Roman" w:eastAsia="MS Mincho" w:hAnsi="Times New Roman" w:cs="Times New Roman"/>
-          <w:kern w:val="0"/>
-          <w:sz w:val="28"/>
-          <w:szCs w:val="28"/>
-          <w14:ligatures w14:val="none"/>
-        </w:rPr>
-        <w:t>, 1997).</w:t>
-      </w:r>
-    </w:p>
-    <w:p>
-      <w:pPr>
-        <w:spacing w:after="0" w:line="360" w:lineRule="auto"/>
-        <w:ind w:firstLine="567"/>
-        <w:jc w:val="both"/>
-        <w:rPr>
-          <w:rFonts w:ascii="Times New Roman" w:eastAsia="MS Mincho" w:hAnsi="Times New Roman" w:cs="Times New Roman"/>
-          <w:kern w:val="0"/>
-          <w:sz w:val="28"/>
-          <w:szCs w:val="28"/>
-          <w14:ligatures w14:val="none"/>
-        </w:rPr>
-      </w:pPr>
-      <w:r>
-        <w:rPr>
-          <w:rFonts w:ascii="Times New Roman" w:eastAsia="MS Mincho" w:hAnsi="Times New Roman" w:cs="Times New Roman"/>
-          <w:kern w:val="0"/>
-          <w:sz w:val="28"/>
-          <w:szCs w:val="28"/>
-          <w14:ligatures w14:val="none"/>
-        </w:rPr>
-        <w:t>In addition, we investigate the application of convolutional layers (CNN) for text feature learning based on local structures (Kim, 2014). Learning features from word combinations or phrases is an alternative approach for learning text features. The outputs of all filters are averaged along the time dimension to obtain a fixed length feature vector. A score is then learned from the feature representation.</w:t>
-      </w:r>
-      <w:r>
-        <w:rPr>
-          <w:rFonts w:ascii="Times New Roman" w:eastAsia="MS Mincho" w:hAnsi="Times New Roman" w:cs="Times New Roman"/>
-          <w:kern w:val="0"/>
-          <w:sz w:val="28"/>
-          <w:szCs w:val="28"/>
-          <w14:ligatures w14:val="none"/>
-        </w:rPr>
-        <w:t xml:space="preserve"> </w:t>
-      </w:r>
-      <w:r>
-        <w:rPr>
-          <w:rFonts w:ascii="Times New Roman" w:eastAsia="MS Mincho" w:hAnsi="Times New Roman" w:cs="Times New Roman"/>
-          <w:kern w:val="0"/>
-          <w:sz w:val="28"/>
-          <w:szCs w:val="28"/>
-          <w14:ligatures w14:val="none"/>
-        </w:rPr>
-        <w:t>The system based on deep neural networks learns language patterns from the training data, has a number of positive features and, unlike traditional rule-based systems, is able to evaluate not only high-level features of input data but also assess the content quality, check for logical consistency and semantic correctness, which ensures higher accuracy and reliability of the system than currently existing NLP technologies.</w:t>
-      </w:r>
-    </w:p>
-    <w:p>
-      <w:pPr>
-        <w:spacing w:after="0" w:line="360" w:lineRule="auto"/>
-        <w:ind w:firstLine="567"/>
-        <w:jc w:val="both"/>
-        <w:rPr>
-          <w:rFonts w:ascii="Times New Roman" w:eastAsia="MS Mincho" w:hAnsi="Times New Roman" w:cs="Times New Roman"/>
-          <w:kern w:val="0"/>
-          <w:sz w:val="28"/>
-          <w:szCs w:val="28"/>
-          <w14:ligatures w14:val="none"/>
-        </w:rPr>
-      </w:pPr>
-      <w:r>
-        <w:rPr>
-          <w:rFonts w:ascii="Times New Roman" w:eastAsia="MS Mincho" w:hAnsi="Times New Roman" w:cs="Times New Roman"/>
-          <w:kern w:val="0"/>
-          <w:sz w:val="28"/>
-          <w:szCs w:val="28"/>
-          <w14:ligatures w14:val="none"/>
-        </w:rPr>
-        <w:t xml:space="preserve">Natural language processing (NLP) and text analysis are one of the main functionalities that technologies for artificial </w:t>
-      </w:r>
-      <w:proofErr w:type="gramStart"/>
-      <w:r>
-        <w:rPr>
-          <w:rFonts w:ascii="Times New Roman" w:eastAsia="MS Mincho" w:hAnsi="Times New Roman" w:cs="Times New Roman"/>
-          <w:kern w:val="0"/>
-          <w:sz w:val="28"/>
-          <w:szCs w:val="28"/>
-          <w14:ligatures w14:val="none"/>
-        </w:rPr>
-        <w:t>intelligence based</w:t>
-      </w:r>
-      <w:proofErr w:type="gramEnd"/>
-      <w:r>
-        <w:rPr>
-          <w:rFonts w:ascii="Times New Roman" w:eastAsia="MS Mincho" w:hAnsi="Times New Roman" w:cs="Times New Roman"/>
-          <w:kern w:val="0"/>
-          <w:sz w:val="28"/>
-          <w:szCs w:val="28"/>
-          <w14:ligatures w14:val="none"/>
-        </w:rPr>
-        <w:t xml:space="preserve"> assessments offer. Assessments based on NLP can reduce the human load in assessing </w:t>
-      </w:r>
-      <w:proofErr w:type="gramStart"/>
-      <w:r>
-        <w:rPr>
-          <w:rFonts w:ascii="Times New Roman" w:eastAsia="MS Mincho" w:hAnsi="Times New Roman" w:cs="Times New Roman"/>
-          <w:kern w:val="0"/>
-          <w:sz w:val="28"/>
-          <w:szCs w:val="28"/>
-          <w14:ligatures w14:val="none"/>
-        </w:rPr>
-        <w:t>and also</w:t>
-      </w:r>
-      <w:proofErr w:type="gramEnd"/>
-      <w:r>
-        <w:rPr>
-          <w:rFonts w:ascii="Times New Roman" w:eastAsia="MS Mincho" w:hAnsi="Times New Roman" w:cs="Times New Roman"/>
-          <w:kern w:val="0"/>
-          <w:sz w:val="28"/>
-          <w:szCs w:val="28"/>
-          <w14:ligatures w14:val="none"/>
-        </w:rPr>
-        <w:t xml:space="preserve"> have the capability to develop more adaptive, dynamic and automated assessment tools to enhance assessment quality and objectivity (Zawacki-Richter et al., 2019).</w:t>
-      </w:r>
-    </w:p>
-    <w:p>
-      <w:pPr>
-        <w:spacing w:after="0" w:line="360" w:lineRule="auto"/>
-        <w:ind w:firstLine="567"/>
-        <w:jc w:val="both"/>
-        <w:rPr>
-          <w:rFonts w:ascii="Times New Roman" w:eastAsia="MS Mincho" w:hAnsi="Times New Roman" w:cs="Times New Roman"/>
-          <w:kern w:val="0"/>
-          <w:sz w:val="28"/>
-          <w:szCs w:val="28"/>
-          <w14:ligatures w14:val="none"/>
-        </w:rPr>
-      </w:pPr>
-      <w:r>
-        <w:rPr>
-          <w:rFonts w:ascii="Times New Roman" w:eastAsia="MS Mincho" w:hAnsi="Times New Roman" w:cs="Times New Roman"/>
-          <w:kern w:val="0"/>
-          <w:sz w:val="28"/>
-          <w:szCs w:val="28"/>
-          <w14:ligatures w14:val="none"/>
-        </w:rPr>
-        <w:t xml:space="preserve">Technology, such as learning analytics and adaptive algorithms, plays a crucial role in supporting the operation of AI-based assessment systems. Holmes, Bialik, </w:t>
-      </w:r>
-      <w:r>
-        <w:rPr>
-          <w:rFonts w:ascii="Times New Roman" w:eastAsia="MS Mincho" w:hAnsi="Times New Roman" w:cs="Times New Roman"/>
-          <w:kern w:val="0"/>
-          <w:sz w:val="28"/>
-          <w:szCs w:val="28"/>
-          <w14:ligatures w14:val="none"/>
-        </w:rPr>
-        <w:lastRenderedPageBreak/>
-        <w:t xml:space="preserve">and Fadel (2019), in their exploration of the modern learning environment, observe that AI is no longer simply confined to reporting results; rather it is now a source for </w:t>
-      </w:r>
-      <w:proofErr w:type="spellStart"/>
-      <w:r>
-        <w:rPr>
-          <w:rFonts w:ascii="Times New Roman" w:eastAsia="MS Mincho" w:hAnsi="Times New Roman" w:cs="Times New Roman"/>
-          <w:kern w:val="0"/>
-          <w:sz w:val="28"/>
-          <w:szCs w:val="28"/>
-          <w14:ligatures w14:val="none"/>
-        </w:rPr>
-        <w:t>organisations</w:t>
-      </w:r>
-      <w:proofErr w:type="spellEnd"/>
-      <w:r>
-        <w:rPr>
-          <w:rFonts w:ascii="Times New Roman" w:eastAsia="MS Mincho" w:hAnsi="Times New Roman" w:cs="Times New Roman"/>
-          <w:kern w:val="0"/>
-          <w:sz w:val="28"/>
-          <w:szCs w:val="28"/>
-          <w14:ligatures w14:val="none"/>
-        </w:rPr>
-        <w:t xml:space="preserve"> to make informed decisions, </w:t>
-      </w:r>
-      <w:proofErr w:type="spellStart"/>
-      <w:r>
-        <w:rPr>
-          <w:rFonts w:ascii="Times New Roman" w:eastAsia="MS Mincho" w:hAnsi="Times New Roman" w:cs="Times New Roman"/>
-          <w:kern w:val="0"/>
-          <w:sz w:val="28"/>
-          <w:szCs w:val="28"/>
-          <w14:ligatures w14:val="none"/>
-        </w:rPr>
-        <w:t>utilising</w:t>
-      </w:r>
-      <w:proofErr w:type="spellEnd"/>
-      <w:r>
-        <w:rPr>
-          <w:rFonts w:ascii="Times New Roman" w:eastAsia="MS Mincho" w:hAnsi="Times New Roman" w:cs="Times New Roman"/>
-          <w:kern w:val="0"/>
-          <w:sz w:val="28"/>
-          <w:szCs w:val="28"/>
-          <w14:ligatures w14:val="none"/>
-        </w:rPr>
-        <w:t xml:space="preserve"> the vast amounts of data generated by the learning process.</w:t>
-      </w:r>
-    </w:p>
-    <w:p>
-      <w:pPr>
-        <w:spacing w:after="0" w:line="360" w:lineRule="auto"/>
-        <w:ind w:firstLine="567"/>
-        <w:jc w:val="both"/>
-        <w:rPr>
-          <w:rFonts w:ascii="Times New Roman" w:eastAsia="MS Mincho" w:hAnsi="Times New Roman" w:cs="Times New Roman"/>
-          <w:kern w:val="0"/>
-          <w:sz w:val="28"/>
-          <w:szCs w:val="28"/>
-          <w14:ligatures w14:val="none"/>
-        </w:rPr>
-      </w:pPr>
-      <w:r>
-        <w:rPr>
-          <w:rFonts w:ascii="Times New Roman" w:eastAsia="MS Mincho" w:hAnsi="Times New Roman" w:cs="Times New Roman"/>
-          <w:kern w:val="0"/>
-          <w:sz w:val="28"/>
-          <w:szCs w:val="28"/>
-          <w14:ligatures w14:val="none"/>
-        </w:rPr>
-        <w:t xml:space="preserve">Using data and learning analytics tools to support educational practice. </w:t>
-      </w:r>
-      <w:proofErr w:type="spellStart"/>
-      <w:r>
-        <w:rPr>
-          <w:rFonts w:ascii="Times New Roman" w:eastAsia="MS Mincho" w:hAnsi="Times New Roman" w:cs="Times New Roman"/>
-          <w:kern w:val="0"/>
-          <w:sz w:val="28"/>
-          <w:szCs w:val="28"/>
-          <w14:ligatures w14:val="none"/>
-        </w:rPr>
-        <w:t>Utilising</w:t>
-      </w:r>
-      <w:proofErr w:type="spellEnd"/>
-      <w:r>
-        <w:rPr>
-          <w:rFonts w:ascii="Times New Roman" w:eastAsia="MS Mincho" w:hAnsi="Times New Roman" w:cs="Times New Roman"/>
-          <w:kern w:val="0"/>
-          <w:sz w:val="28"/>
-          <w:szCs w:val="28"/>
-          <w14:ligatures w14:val="none"/>
-        </w:rPr>
-        <w:t xml:space="preserve"> student data such as test scores, task completion, learning rate, educational platform usage data and underlying error patterns to provide in-depth analytical insights into </w:t>
-      </w:r>
-      <w:proofErr w:type="gramStart"/>
-      <w:r>
-        <w:rPr>
-          <w:rFonts w:ascii="Times New Roman" w:eastAsia="MS Mincho" w:hAnsi="Times New Roman" w:cs="Times New Roman"/>
-          <w:kern w:val="0"/>
-          <w:sz w:val="28"/>
-          <w:szCs w:val="28"/>
-          <w14:ligatures w14:val="none"/>
-        </w:rPr>
-        <w:t>students</w:t>
-      </w:r>
-      <w:proofErr w:type="gramEnd"/>
-      <w:r>
-        <w:rPr>
-          <w:rFonts w:ascii="Times New Roman" w:eastAsia="MS Mincho" w:hAnsi="Times New Roman" w:cs="Times New Roman"/>
-          <w:kern w:val="0"/>
-          <w:sz w:val="28"/>
-          <w:szCs w:val="28"/>
-          <w14:ligatures w14:val="none"/>
-        </w:rPr>
-        <w:t xml:space="preserve"> current knowledge as well as knowledge gained. Analysis of data related to student </w:t>
-      </w:r>
-      <w:proofErr w:type="spellStart"/>
-      <w:r>
-        <w:rPr>
-          <w:rFonts w:ascii="Times New Roman" w:eastAsia="MS Mincho" w:hAnsi="Times New Roman" w:cs="Times New Roman"/>
-          <w:kern w:val="0"/>
-          <w:sz w:val="28"/>
-          <w:szCs w:val="28"/>
-          <w14:ligatures w14:val="none"/>
-        </w:rPr>
-        <w:t>behaviour</w:t>
-      </w:r>
-      <w:proofErr w:type="spellEnd"/>
-      <w:r>
-        <w:rPr>
-          <w:rFonts w:ascii="Times New Roman" w:eastAsia="MS Mincho" w:hAnsi="Times New Roman" w:cs="Times New Roman"/>
-          <w:kern w:val="0"/>
-          <w:sz w:val="28"/>
-          <w:szCs w:val="28"/>
-          <w14:ligatures w14:val="none"/>
-        </w:rPr>
-        <w:t xml:space="preserve">. This way assessment is transformed from </w:t>
-      </w:r>
-      <w:proofErr w:type="gramStart"/>
-      <w:r>
-        <w:rPr>
-          <w:rFonts w:ascii="Times New Roman" w:eastAsia="MS Mincho" w:hAnsi="Times New Roman" w:cs="Times New Roman"/>
-          <w:kern w:val="0"/>
-          <w:sz w:val="28"/>
-          <w:szCs w:val="28"/>
-          <w14:ligatures w14:val="none"/>
-        </w:rPr>
-        <w:t>a</w:t>
-      </w:r>
-      <w:proofErr w:type="gramEnd"/>
-      <w:r>
-        <w:rPr>
-          <w:rFonts w:ascii="Times New Roman" w:eastAsia="MS Mincho" w:hAnsi="Times New Roman" w:cs="Times New Roman"/>
-          <w:kern w:val="0"/>
-          <w:sz w:val="28"/>
-          <w:szCs w:val="28"/>
-          <w14:ligatures w14:val="none"/>
-        </w:rPr>
-        <w:t xml:space="preserve"> end of activity/unit/program activity to a process orientated, longitudinal activity providing feedback to both students and teachers on an on-going basis (Siemens &amp; Long, 2011).</w:t>
-      </w:r>
-    </w:p>
-    <w:p>
-      <w:pPr>
-        <w:spacing w:after="0" w:line="360" w:lineRule="auto"/>
-        <w:ind w:firstLine="567"/>
-        <w:jc w:val="both"/>
-        <w:rPr>
-          <w:rFonts w:ascii="Times New Roman" w:eastAsia="MS Mincho" w:hAnsi="Times New Roman" w:cs="Times New Roman"/>
-          <w:kern w:val="0"/>
-          <w:sz w:val="28"/>
-          <w:szCs w:val="28"/>
-          <w14:ligatures w14:val="none"/>
-        </w:rPr>
-      </w:pPr>
-      <w:r>
-        <w:rPr>
-          <w:rFonts w:ascii="Times New Roman" w:eastAsia="MS Mincho" w:hAnsi="Times New Roman" w:cs="Times New Roman"/>
-          <w:kern w:val="0"/>
-          <w:sz w:val="28"/>
-          <w:szCs w:val="28"/>
-          <w14:ligatures w14:val="none"/>
-        </w:rPr>
-        <w:t>The data derived from analytical insights is applied within the system’s adaptive algorithms to inform the assessment and learning processes. These processes are engineered to adapt to the needs of each student, incorporating multiple personal characteristics as well as metrics which reflect his or her academic performance. For example, the system can increase or decrease the difficulty of subsequent questions for a student, provide additional insights or adaptive content for specific items, and generate student-centered reports that document progress throughout the assessment experience.</w:t>
-      </w:r>
-      <w:r>
-        <w:rPr>
-          <w:rFonts w:ascii="Times New Roman" w:eastAsia="MS Mincho" w:hAnsi="Times New Roman" w:cs="Times New Roman"/>
-          <w:kern w:val="0"/>
-          <w:sz w:val="28"/>
-          <w:szCs w:val="28"/>
-          <w14:ligatures w14:val="none"/>
-        </w:rPr>
-        <w:t xml:space="preserve"> </w:t>
-      </w:r>
-      <w:r>
-        <w:rPr>
-          <w:rFonts w:ascii="Times New Roman" w:eastAsia="MS Mincho" w:hAnsi="Times New Roman" w:cs="Times New Roman"/>
-          <w:kern w:val="0"/>
-          <w:sz w:val="28"/>
-          <w:szCs w:val="28"/>
-          <w14:ligatures w14:val="none"/>
-        </w:rPr>
-        <w:t xml:space="preserve">The result is an education environment that is distinct to </w:t>
-      </w:r>
-      <w:proofErr w:type="gramStart"/>
-      <w:r>
-        <w:rPr>
-          <w:rFonts w:ascii="Times New Roman" w:eastAsia="MS Mincho" w:hAnsi="Times New Roman" w:cs="Times New Roman"/>
-          <w:kern w:val="0"/>
-          <w:sz w:val="28"/>
-          <w:szCs w:val="28"/>
-          <w14:ligatures w14:val="none"/>
-        </w:rPr>
-        <w:t>each individual</w:t>
-      </w:r>
-      <w:proofErr w:type="gramEnd"/>
-      <w:r>
-        <w:rPr>
-          <w:rFonts w:ascii="Times New Roman" w:eastAsia="MS Mincho" w:hAnsi="Times New Roman" w:cs="Times New Roman"/>
-          <w:kern w:val="0"/>
-          <w:sz w:val="28"/>
-          <w:szCs w:val="28"/>
-          <w14:ligatures w14:val="none"/>
-        </w:rPr>
-        <w:t xml:space="preserve"> — tailored and individualized through </w:t>
-      </w:r>
-      <w:proofErr w:type="spellStart"/>
-      <w:r>
-        <w:rPr>
-          <w:rFonts w:ascii="Times New Roman" w:eastAsia="MS Mincho" w:hAnsi="Times New Roman" w:cs="Times New Roman"/>
-          <w:kern w:val="0"/>
-          <w:sz w:val="28"/>
-          <w:szCs w:val="28"/>
-          <w14:ligatures w14:val="none"/>
-        </w:rPr>
-        <w:t>xPair</w:t>
-      </w:r>
-      <w:proofErr w:type="spellEnd"/>
-      <w:r>
-        <w:rPr>
-          <w:rFonts w:ascii="Times New Roman" w:eastAsia="MS Mincho" w:hAnsi="Times New Roman" w:cs="Times New Roman"/>
-          <w:kern w:val="0"/>
-          <w:sz w:val="28"/>
-          <w:szCs w:val="28"/>
-          <w14:ligatures w14:val="none"/>
-        </w:rPr>
-        <w:t>.</w:t>
-      </w:r>
-    </w:p>
-    <w:p>
-      <w:pPr>
-        <w:spacing w:after="0" w:line="360" w:lineRule="auto"/>
-        <w:ind w:firstLine="567"/>
-        <w:jc w:val="both"/>
-        <w:rPr>
-          <w:rFonts w:ascii="Times New Roman" w:eastAsia="MS Mincho" w:hAnsi="Times New Roman" w:cs="Times New Roman"/>
-          <w:kern w:val="0"/>
-          <w:sz w:val="28"/>
-          <w:szCs w:val="28"/>
-          <w14:ligatures w14:val="none"/>
-        </w:rPr>
-      </w:pPr>
-      <w:r>
-        <w:rPr>
-          <w:rFonts w:ascii="Times New Roman" w:eastAsia="MS Mincho" w:hAnsi="Times New Roman" w:cs="Times New Roman"/>
-          <w:kern w:val="0"/>
-          <w:sz w:val="28"/>
-          <w:szCs w:val="28"/>
-          <w14:ligatures w14:val="none"/>
-        </w:rPr>
-        <w:t>Not only do adaptive systems report a student’s current knowledge but also can forecast how that student will perform on future problems. Moreover, many adaptive systems can even pinpoint when a particular student is entering into trouble, turning assessment into a dynamic pedagogical tool instead of a passive reporting tool (</w:t>
-      </w:r>
-      <w:proofErr w:type="spellStart"/>
-      <w:r>
-        <w:rPr>
-          <w:rFonts w:ascii="Times New Roman" w:eastAsia="MS Mincho" w:hAnsi="Times New Roman" w:cs="Times New Roman"/>
-          <w:kern w:val="0"/>
-          <w:sz w:val="28"/>
-          <w:szCs w:val="28"/>
-          <w14:ligatures w14:val="none"/>
-        </w:rPr>
-        <w:t>VanLehn</w:t>
-      </w:r>
-      <w:proofErr w:type="spellEnd"/>
-      <w:r>
-        <w:rPr>
-          <w:rFonts w:ascii="Times New Roman" w:eastAsia="MS Mincho" w:hAnsi="Times New Roman" w:cs="Times New Roman"/>
-          <w:kern w:val="0"/>
-          <w:sz w:val="28"/>
-          <w:szCs w:val="28"/>
-          <w14:ligatures w14:val="none"/>
-        </w:rPr>
-        <w:t>, 2011).</w:t>
-      </w:r>
-    </w:p>
-    <w:p>
-      <w:pPr>
-        <w:spacing w:after="0" w:line="360" w:lineRule="auto"/>
-        <w:ind w:firstLine="567"/>
-        <w:jc w:val="both"/>
-        <w:rPr>
-          <w:rFonts w:ascii="Times New Roman" w:eastAsia="MS Mincho" w:hAnsi="Times New Roman" w:cs="Times New Roman"/>
-          <w:kern w:val="0"/>
-          <w:sz w:val="28"/>
-          <w:szCs w:val="28"/>
-          <w14:ligatures w14:val="none"/>
-        </w:rPr>
-      </w:pPr>
-      <w:r>
-        <w:rPr>
-          <w:rFonts w:ascii="Times New Roman" w:eastAsia="MS Mincho" w:hAnsi="Times New Roman" w:cs="Times New Roman"/>
-          <w:kern w:val="0"/>
-          <w:sz w:val="28"/>
-          <w:szCs w:val="28"/>
-          <w14:ligatures w14:val="none"/>
-        </w:rPr>
-        <w:t xml:space="preserve">Other aspects are learning analytics and adaptive algorithms which serve as decision support systems for teachers. With the help of this data, teachers can see the needs of their students and choose appropriate didactic methods. The systems </w:t>
-      </w:r>
-      <w:r>
-        <w:rPr>
-          <w:rFonts w:ascii="Times New Roman" w:eastAsia="MS Mincho" w:hAnsi="Times New Roman" w:cs="Times New Roman"/>
-          <w:kern w:val="0"/>
-          <w:sz w:val="28"/>
-          <w:szCs w:val="28"/>
-          <w14:ligatures w14:val="none"/>
-        </w:rPr>
-        <w:lastRenderedPageBreak/>
-        <w:t>increase efficiency of educational processes and provide immediate feedback to the students as well as their teachers.</w:t>
-      </w:r>
-    </w:p>
-    <w:p>
-      <w:pPr>
-        <w:spacing w:after="0" w:line="360" w:lineRule="auto"/>
-        <w:ind w:firstLine="567"/>
-        <w:jc w:val="both"/>
-        <w:rPr>
-          <w:rFonts w:ascii="Times New Roman" w:eastAsia="MS Mincho" w:hAnsi="Times New Roman" w:cs="Times New Roman"/>
-          <w:kern w:val="0"/>
-          <w:sz w:val="28"/>
-          <w:szCs w:val="28"/>
-          <w14:ligatures w14:val="none"/>
-        </w:rPr>
-      </w:pPr>
-      <w:r>
-        <w:rPr>
-          <w:rFonts w:ascii="Times New Roman" w:eastAsia="MS Mincho" w:hAnsi="Times New Roman" w:cs="Times New Roman"/>
-          <w:kern w:val="0"/>
-          <w:sz w:val="28"/>
-          <w:szCs w:val="28"/>
-          <w14:ligatures w14:val="none"/>
-        </w:rPr>
-        <w:t>The area of the learning analytics and adaptive algorithms is one of the most important technological and algorithmic components of systems of artificial intelligence-based assessment. Application of learning analytics and adaptive algorithms in the assessment process contributes to achieving the aim of improving quality in education modern systems, by transforming the assessment process from rigid, non-supportive for individuality, traditional assessment to a flexible, individual-oriented assessment process supported by big data.</w:t>
+        <w:t xml:space="preserve"> et al. (2024)</w:t>
       </w:r>
     </w:p>
     <w:p>
@@ -19394,7 +22152,7 @@
           <w14:ligatures w14:val="none"/>
         </w:rPr>
       </w:pPr>
-      <w:bookmarkStart w:id="35" w:name="_Toc230623256"/>
+      <w:bookmarkStart w:id="41" w:name="_Toc230623256"/>
       <w:r>
         <w:rPr>
           <w:rFonts w:ascii="Times New Roman" w:eastAsia="Times New Roman" w:hAnsi="Times New Roman" w:cs="Times New Roman"/>
@@ -19405,6 +22163,7 @@
           <w:lang w:val="az-Latn-AZ"/>
           <w14:ligatures w14:val="none"/>
         </w:rPr>
+        <w:lastRenderedPageBreak/>
         <w:t xml:space="preserve">2.3. </w:t>
       </w:r>
       <w:r>
@@ -19419,7 +22178,7 @@
         </w:rPr>
         <w:t>Advantages and challenges of AI-based continuous evaluation systems</w:t>
       </w:r>
-      <w:bookmarkEnd w:id="35"/>
+      <w:bookmarkEnd w:id="41"/>
     </w:p>
     <w:p>
       <w:pPr>
@@ -19532,18 +22291,7 @@
           <w:szCs w:val="28"/>
           <w14:ligatures w14:val="none"/>
         </w:rPr>
-        <w:t xml:space="preserve"> and physiological indicators (Holmes et al., 2019). It forms an individual learning path for each student and designs assessment </w:t>
-      </w:r>
-      <w:r>
-        <w:rPr>
-          <w:rFonts w:ascii="Times New Roman" w:eastAsia="MS Mincho" w:hAnsi="Times New Roman" w:cs="Times New Roman"/>
-          <w:kern w:val="0"/>
-          <w:sz w:val="28"/>
-          <w:szCs w:val="28"/>
-          <w14:ligatures w14:val="none"/>
-        </w:rPr>
-        <w:lastRenderedPageBreak/>
-        <w:t>tasks that are tailored to and optimal for each student. Thus, it is the exact opposite of the conventional approach where “same assessment for all.”</w:t>
+        <w:t xml:space="preserve"> and physiological indicators (Holmes et al., 2019). It forms an individual learning path for each student and designs assessment tasks that are tailored to and optimal for each student. Thus, it is the exact opposite of the conventional approach where “same assessment for all.”</w:t>
       </w:r>
     </w:p>
     <w:p>
@@ -19591,6 +22339,7 @@
           <w:szCs w:val="28"/>
           <w14:ligatures w14:val="none"/>
         </w:rPr>
+        <w:lastRenderedPageBreak/>
         <w:t xml:space="preserve">Feedback to the student is another aspect of continuous assessment that is facilitated </w:t>
       </w:r>
       <w:proofErr w:type="gramStart"/>
@@ -19719,18 +22468,7 @@
           <w:szCs w:val="28"/>
           <w14:ligatures w14:val="none"/>
         </w:rPr>
-        <w:t xml:space="preserve">The integration of emerging technologies in education has gained increasing momentum in recent years, with a growing number of artificial intelligence-based continuous assessment systems being implemented in various educational settings </w:t>
-      </w:r>
-      <w:r>
-        <w:rPr>
-          <w:rFonts w:ascii="Times New Roman" w:eastAsia="MS Mincho" w:hAnsi="Times New Roman" w:cs="Times New Roman"/>
-          <w:kern w:val="0"/>
-          <w:sz w:val="28"/>
-          <w:szCs w:val="28"/>
-          <w14:ligatures w14:val="none"/>
-        </w:rPr>
-        <w:lastRenderedPageBreak/>
-        <w:t>and becoming popular alternatives to conventional methods of assessment (Selwyn, 2016). These AI-driven learning analytics systems process a wide variety of educational data and generate immediate feedback results that are more accurate than conventional assessment methods. This study explores AI-Driven Learning Analytics for Personalized Feedback and Assessment in Higher Education.</w:t>
+        <w:t>The integration of emerging technologies in education has gained increasing momentum in recent years, with a growing number of artificial intelligence-based continuous assessment systems being implemented in various educational settings and becoming popular alternatives to conventional methods of assessment (Selwyn, 2016). These AI-driven learning analytics systems process a wide variety of educational data and generate immediate feedback results that are more accurate than conventional assessment methods. This study explores AI-Driven Learning Analytics for Personalized Feedback and Assessment in Higher Education.</w:t>
       </w:r>
     </w:p>
     <w:p>
@@ -19798,7 +22536,18 @@
           <w:szCs w:val="28"/>
           <w14:ligatures w14:val="none"/>
         </w:rPr>
-        <w:t xml:space="preserve"> assessments are very time consuming for the teacher as well as students and take a lot of time before results are out. AI-based continuous assessment systems are fast, efficient and effective. The system analyzes the responses to questions that the system has provided to students through AI algorithms and instantly provides the results (Woolf, 2010).</w:t>
+        <w:t xml:space="preserve"> assessments are very time </w:t>
+      </w:r>
+      <w:r>
+        <w:rPr>
+          <w:rFonts w:ascii="Times New Roman" w:eastAsia="MS Mincho" w:hAnsi="Times New Roman" w:cs="Times New Roman"/>
+          <w:kern w:val="0"/>
+          <w:sz w:val="28"/>
+          <w:szCs w:val="28"/>
+          <w14:ligatures w14:val="none"/>
+        </w:rPr>
+        <w:lastRenderedPageBreak/>
+        <w:t>consuming for the teacher as well as students and take a lot of time before results are out. AI-based continuous assessment systems are fast, efficient and effective. The system analyzes the responses to questions that the system has provided to students through AI algorithms and instantly provides the results (Woolf, 2010).</w:t>
       </w:r>
     </w:p>
     <w:p>
@@ -19854,18 +22603,7 @@
           <w:szCs w:val="28"/>
           <w14:ligatures w14:val="none"/>
         </w:rPr>
-        <w:t xml:space="preserve"> One of the additional challenges of AI integrated learning assessment tools in education sector is about privacy of data and database. It is important to note that the integration of artificial intelligence into the education assessments is critical and could be more biased if it did not train well enough to be proceed. However, most of the critical information should be kept in the database in more secure way either using more security tools and cooperating with third party to keep information of students, as well as, the results of each exam questions and answers, and the other information </w:t>
-      </w:r>
-      <w:r>
-        <w:rPr>
-          <w:rFonts w:ascii="Times New Roman" w:eastAsia="MS Mincho" w:hAnsi="Times New Roman" w:cs="Times New Roman"/>
-          <w:kern w:val="0"/>
-          <w:sz w:val="28"/>
-          <w:szCs w:val="28"/>
-          <w14:ligatures w14:val="none"/>
-        </w:rPr>
-        <w:lastRenderedPageBreak/>
-        <w:t xml:space="preserve">that is reliable for the education for future implementations. The remaining challenges come as follows, however, these challenges </w:t>
+        <w:t xml:space="preserve"> One of the additional challenges of AI integrated learning assessment tools in education sector is about privacy of data and database. It is important to note that the integration of artificial intelligence into the education assessments is critical and could be more biased if it did not train well enough to be proceed. However, most of the critical information should be kept in the database in more secure way either using more security tools and cooperating with third party to keep information of students, as well as, the results of each exam questions and answers, and the other information that is reliable for the education for future implementations. The remaining challenges come as follows, however, these challenges </w:t>
       </w:r>
       <w:proofErr w:type="gramStart"/>
       <w:r>
@@ -19974,6 +22712,7 @@
         <w:rPr>
           <w:noProof/>
         </w:rPr>
+        <w:lastRenderedPageBreak/>
         <w:drawing>
           <wp:inline distT="0" distB="0" distL="0" distR="0" wp14:anchorId="3593EFFC" wp14:editId="0406AB97">
             <wp:extent cx="5943600" cy="3555386"/>
@@ -20239,18 +22978,7 @@
           <w:szCs w:val="28"/>
           <w14:ligatures w14:val="none"/>
         </w:rPr>
-        <w:t xml:space="preserve"> supports students in the learning process while encouraging them </w:t>
-      </w:r>
-      <w:r>
-        <w:rPr>
-          <w:rFonts w:ascii="Times New Roman" w:eastAsia="MS Mincho" w:hAnsi="Times New Roman" w:cs="Times New Roman"/>
-          <w:kern w:val="0"/>
-          <w:sz w:val="28"/>
-          <w:szCs w:val="28"/>
-          <w14:ligatures w14:val="none"/>
-        </w:rPr>
-        <w:lastRenderedPageBreak/>
-        <w:t>to be more active in the learning process (Black &amp; Wiliam, 1998). The result obtained was very good.</w:t>
+        <w:t xml:space="preserve"> supports students in the learning process while encouraging them to be more active in the learning process (Black &amp; Wiliam, 1998). The result obtained was very good.</w:t>
       </w:r>
     </w:p>
     <w:p>
@@ -20296,7 +23024,18 @@
           <w:szCs w:val="28"/>
           <w14:ligatures w14:val="none"/>
         </w:rPr>
-        <w:t xml:space="preserve"> track their progress as they receive instantaneous results and detailed solutions to their problems. This enables students to practice key self-regulated learning skills (Zimmerman, 2002).</w:t>
+        <w:t xml:space="preserve"> track their </w:t>
+      </w:r>
+      <w:r>
+        <w:rPr>
+          <w:rFonts w:ascii="Times New Roman" w:eastAsia="MS Mincho" w:hAnsi="Times New Roman" w:cs="Times New Roman"/>
+          <w:kern w:val="0"/>
+          <w:sz w:val="28"/>
+          <w:szCs w:val="28"/>
+          <w14:ligatures w14:val="none"/>
+        </w:rPr>
+        <w:lastRenderedPageBreak/>
+        <w:t>progress as they receive instantaneous results and detailed solutions to their problems. This enables students to practice key self-regulated learning skills (Zimmerman, 2002).</w:t>
       </w:r>
     </w:p>
     <w:p>
@@ -20436,18 +23175,7 @@
           <w:szCs w:val="28"/>
           <w14:ligatures w14:val="none"/>
         </w:rPr>
-        <w:t xml:space="preserve">While there are many concerns around the use of AI in education (e.g. the potential of AI to take away human interaction and diminish the value of a traditional classroom education), there are also technical issues that need to be addressed. As algorithms are trained on data, any bias embedded within that data will be learned and replicated by the AI. This can have serious implications for fairness in the </w:t>
-      </w:r>
-      <w:r>
-        <w:rPr>
-          <w:rFonts w:ascii="Times New Roman" w:eastAsia="MS Mincho" w:hAnsi="Times New Roman" w:cs="Times New Roman"/>
-          <w:kern w:val="0"/>
-          <w:sz w:val="28"/>
-          <w:szCs w:val="28"/>
-          <w14:ligatures w14:val="none"/>
-        </w:rPr>
-        <w:lastRenderedPageBreak/>
-        <w:t>educational world, as students assessed by biased systems will be given a foot up or a foot held down on the educational ladder in comparison to their peers (O’Neil, 2016).</w:t>
+        <w:t>While there are many concerns around the use of AI in education (e.g. the potential of AI to take away human interaction and diminish the value of a traditional classroom education), there are also technical issues that need to be addressed. As algorithms are trained on data, any bias embedded within that data will be learned and replicated by the AI. This can have serious implications for fairness in the educational world, as students assessed by biased systems will be given a foot up or a foot held down on the educational ladder in comparison to their peers (O’Neil, 2016).</w:t>
       </w:r>
     </w:p>
     <w:p>
@@ -20471,6 +23199,7 @@
           <w:szCs w:val="28"/>
           <w14:ligatures w14:val="none"/>
         </w:rPr>
+        <w:lastRenderedPageBreak/>
         <w:t>Apart from being a helpful tool for teachers, there are also concerns regarding assessment and tests built around AI, namely those relating to data privacy and security as personal data of students are collected and used by the system (UNESCO, 2021). Additional measures will be needed on the technical and legal side of educational institutions to tackle these issues properly.</w:t>
       </w:r>
     </w:p>
@@ -20657,30 +23386,40 @@
           <w:szCs w:val="28"/>
           <w14:ligatures w14:val="none"/>
         </w:rPr>
+        <w:t xml:space="preserve">Despite the potential benefits that the integration of artificial intelligence-based assessment systems </w:t>
+      </w:r>
+      <w:proofErr w:type="gramStart"/>
+      <w:r>
+        <w:rPr>
+          <w:rFonts w:ascii="Times New Roman" w:eastAsia="MS Mincho" w:hAnsi="Times New Roman" w:cs="Times New Roman"/>
+          <w:kern w:val="0"/>
+          <w:sz w:val="28"/>
+          <w:szCs w:val="28"/>
+          <w14:ligatures w14:val="none"/>
+        </w:rPr>
+        <w:t>offer</w:t>
+      </w:r>
+      <w:proofErr w:type="gramEnd"/>
+      <w:r>
+        <w:rPr>
+          <w:rFonts w:ascii="Times New Roman" w:eastAsia="MS Mincho" w:hAnsi="Times New Roman" w:cs="Times New Roman"/>
+          <w:kern w:val="0"/>
+          <w:sz w:val="28"/>
+          <w:szCs w:val="28"/>
+          <w14:ligatures w14:val="none"/>
+        </w:rPr>
+        <w:t xml:space="preserve"> to the educational environments, there are many technical and practical problems that prevent them from being put into practice. This </w:t>
+      </w:r>
+      <w:r>
+        <w:rPr>
+          <w:rFonts w:ascii="Times New Roman" w:eastAsia="MS Mincho" w:hAnsi="Times New Roman" w:cs="Times New Roman"/>
+          <w:kern w:val="0"/>
+          <w:sz w:val="28"/>
+          <w:szCs w:val="28"/>
+          <w14:ligatures w14:val="none"/>
+        </w:rPr>
         <w:lastRenderedPageBreak/>
-        <w:t xml:space="preserve">Despite the potential benefits that the integration of artificial intelligence-based assessment systems </w:t>
-      </w:r>
-      <w:proofErr w:type="gramStart"/>
-      <w:r>
-        <w:rPr>
-          <w:rFonts w:ascii="Times New Roman" w:eastAsia="MS Mincho" w:hAnsi="Times New Roman" w:cs="Times New Roman"/>
-          <w:kern w:val="0"/>
-          <w:sz w:val="28"/>
-          <w:szCs w:val="28"/>
-          <w14:ligatures w14:val="none"/>
-        </w:rPr>
-        <w:t>offer</w:t>
-      </w:r>
-      <w:proofErr w:type="gramEnd"/>
-      <w:r>
-        <w:rPr>
-          <w:rFonts w:ascii="Times New Roman" w:eastAsia="MS Mincho" w:hAnsi="Times New Roman" w:cs="Times New Roman"/>
-          <w:kern w:val="0"/>
-          <w:sz w:val="28"/>
-          <w:szCs w:val="28"/>
-          <w14:ligatures w14:val="none"/>
-        </w:rPr>
-        <w:t xml:space="preserve"> to the educational environments, there are many technical and practical problems that prevent them from being put into practice. This study reviews various experiences and situations in different countries and contexts regarding the statement that the integration of artificial intelligence-based assessment systems to educational environments is related to technology, its adaptation, management and support.</w:t>
+        <w:t>study reviews various experiences and situations in different countries and contexts regarding the statement that the integration of artificial intelligence-based assessment systems to educational environments is related to technology, its adaptation, management and support.</w:t>
       </w:r>
     </w:p>
     <w:p>
@@ -20822,8 +23561,18 @@
           <w:szCs w:val="28"/>
           <w14:ligatures w14:val="none"/>
         </w:rPr>
+        <w:t xml:space="preserve">In addition to the above-mentioned challenges, financial and resource constraints represent an additional problem for the development and implementation of AI. The initial investment needed to set up corresponding systems is high and, </w:t>
+      </w:r>
+      <w:r>
+        <w:rPr>
+          <w:rFonts w:ascii="Times New Roman" w:eastAsia="MS Mincho" w:hAnsi="Times New Roman" w:cs="Times New Roman"/>
+          <w:kern w:val="0"/>
+          <w:sz w:val="28"/>
+          <w:szCs w:val="28"/>
+          <w14:ligatures w14:val="none"/>
+        </w:rPr>
         <w:lastRenderedPageBreak/>
-        <w:t>In addition to the above-mentioned challenges, financial and resource constraints represent an additional problem for the development and implementation of AI. The initial investment needed to set up corresponding systems is high and, therefore, particularly challenging to implement in developing countries or in poor educational environments. Consideration must also be given to the costs for technical equipment and software as well as for personnel training.</w:t>
+        <w:t>therefore, particularly challenging to implement in developing countries or in poor educational environments. Consideration must also be given to the costs for technical equipment and software as well as for personnel training.</w:t>
       </w:r>
     </w:p>
     <w:p>
@@ -20965,8 +23714,18 @@
           <w:szCs w:val="28"/>
           <w14:ligatures w14:val="none"/>
         </w:rPr>
+        <w:t xml:space="preserve">An additional point of consideration for EdTech is how algorithms can be biased or unfair. While an algorithm makes decisions based on the data that it has been trained on, if this data is itself biased, then the algorithm will likely reflect and amplify this. This could result in EdTech tools unfairly giving some students a better </w:t>
+      </w:r>
+      <w:r>
+        <w:rPr>
+          <w:rFonts w:ascii="Times New Roman" w:eastAsia="MS Mincho" w:hAnsi="Times New Roman" w:cs="Times New Roman"/>
+          <w:kern w:val="0"/>
+          <w:sz w:val="28"/>
+          <w:szCs w:val="28"/>
+          <w14:ligatures w14:val="none"/>
+        </w:rPr>
         <w:lastRenderedPageBreak/>
-        <w:t>An additional point of consideration for EdTech is how algorithms can be biased or unfair. While an algorithm makes decisions based on the data that it has been trained on, if this data is itself biased, then the algorithm will likely reflect and amplify this. This could result in EdTech tools unfairly giving some students a better or worse experience than others, potentially leading to unfair advantages or disadvantages during high-stakes assessments.</w:t>
+        <w:t>or worse experience than others, potentially leading to unfair advantages or disadvantages during high-stakes assessments.</w:t>
       </w:r>
     </w:p>
     <w:p>
@@ -21170,7 +23929,7 @@
           <w14:ligatures w14:val="none"/>
         </w:rPr>
       </w:pPr>
-      <w:bookmarkStart w:id="36" w:name="_Toc230623257"/>
+      <w:bookmarkStart w:id="42" w:name="_Toc230623257"/>
       <w:r>
         <w:rPr>
           <w:rFonts w:ascii="Times New Roman" w:eastAsia="Times New Roman" w:hAnsi="Times New Roman" w:cs="Times New Roman"/>
@@ -21180,10 +23939,9 @@
           <w:szCs w:val="28"/>
           <w14:ligatures w14:val="none"/>
         </w:rPr>
-        <w:lastRenderedPageBreak/>
         <w:t>CHAPTER III. THE IMPACT AND FUTURE OF AI-BASED CONTINUOUS EVALUATION IN EDUCATION</w:t>
       </w:r>
-      <w:bookmarkEnd w:id="36"/>
+      <w:bookmarkEnd w:id="42"/>
       <w:r>
         <w:rPr>
           <w:rFonts w:ascii="Times New Roman" w:eastAsia="Times New Roman" w:hAnsi="Times New Roman" w:cs="Times New Roman"/>
@@ -21214,7 +23972,7 @@
           <w14:ligatures w14:val="none"/>
         </w:rPr>
       </w:pPr>
-      <w:bookmarkStart w:id="37" w:name="_Toc230623258"/>
+      <w:bookmarkStart w:id="43" w:name="_Toc230623258"/>
       <w:r>
         <w:rPr>
           <w:rFonts w:ascii="Times New Roman" w:eastAsia="Times New Roman" w:hAnsi="Times New Roman" w:cs="Times New Roman"/>
@@ -21239,7 +23997,7 @@
         </w:rPr>
         <w:t>Case studies of AI-based assessment tools</w:t>
       </w:r>
-      <w:bookmarkEnd w:id="37"/>
+      <w:bookmarkEnd w:id="43"/>
     </w:p>
     <w:p>
       <w:pPr>
@@ -21262,7 +24020,18 @@
           <w:szCs w:val="28"/>
           <w14:ligatures w14:val="none"/>
         </w:rPr>
-        <w:t>There are many examples of artificial intelligence-based assessment systems which can be treated as the case studies in this field and are being implemented in online education environments. Artificial intelligence technologies are implemented in educational e-learning platforms to deliver educational content and assess students’ achievements in an automated, precise, selective and durable way</w:t>
+        <w:t xml:space="preserve">There are many examples of artificial intelligence-based assessment systems which can be treated as the case studies in this field and are being implemented in online education environments. Artificial intelligence technologies are implemented </w:t>
+      </w:r>
+      <w:r>
+        <w:rPr>
+          <w:rFonts w:ascii="Times New Roman" w:eastAsia="MS Mincho" w:hAnsi="Times New Roman" w:cs="Times New Roman"/>
+          <w:kern w:val="0"/>
+          <w:sz w:val="28"/>
+          <w:szCs w:val="28"/>
+          <w14:ligatures w14:val="none"/>
+        </w:rPr>
+        <w:lastRenderedPageBreak/>
+        <w:t>in educational e-learning platforms to deliver educational content and assess students’ achievements in an automated, precise, selective and durable way</w:t>
       </w:r>
       <w:r>
         <w:rPr>
@@ -21650,60 +24419,70 @@
           <w:szCs w:val="28"/>
           <w14:ligatures w14:val="none"/>
         </w:rPr>
+        <w:t xml:space="preserve">Platforms of online assessment based on AI technologies are also </w:t>
+      </w:r>
+      <w:proofErr w:type="spellStart"/>
+      <w:r>
+        <w:rPr>
+          <w:rFonts w:ascii="Times New Roman" w:eastAsia="MS Mincho" w:hAnsi="Times New Roman" w:cs="Times New Roman"/>
+          <w:kern w:val="0"/>
+          <w:sz w:val="28"/>
+          <w:szCs w:val="28"/>
+          <w14:ligatures w14:val="none"/>
+        </w:rPr>
+        <w:t>characterised</w:t>
+      </w:r>
+      <w:proofErr w:type="spellEnd"/>
+      <w:r>
+        <w:rPr>
+          <w:rFonts w:ascii="Times New Roman" w:eastAsia="MS Mincho" w:hAnsi="Times New Roman" w:cs="Times New Roman"/>
+          <w:kern w:val="0"/>
+          <w:sz w:val="28"/>
+          <w:szCs w:val="28"/>
+          <w14:ligatures w14:val="none"/>
+        </w:rPr>
+        <w:t xml:space="preserve"> by features of real-time and adaptive assessment. Online AI-powered assessment platforms react instantly to students’ answers, and the tasks for the next step are dynamically generated</w:t>
+      </w:r>
+      <w:r>
+        <w:rPr>
+          <w:rFonts w:ascii="Times New Roman" w:eastAsia="MS Mincho" w:hAnsi="Times New Roman" w:cs="Times New Roman"/>
+          <w:kern w:val="0"/>
+          <w:sz w:val="28"/>
+          <w:szCs w:val="28"/>
+          <w14:ligatures w14:val="none"/>
+        </w:rPr>
+        <w:t xml:space="preserve"> </w:t>
+      </w:r>
+      <w:r>
+        <w:rPr>
+          <w:rFonts w:ascii="Times New Roman" w:eastAsia="MS Mincho" w:hAnsi="Times New Roman" w:cs="Times New Roman"/>
+          <w:kern w:val="0"/>
+          <w:sz w:val="28"/>
+          <w:szCs w:val="28"/>
+          <w14:ligatures w14:val="none"/>
+        </w:rPr>
+        <w:t>(Omar Jian, 2024)</w:t>
+      </w:r>
+      <w:r>
+        <w:rPr>
+          <w:rFonts w:ascii="Times New Roman" w:eastAsia="MS Mincho" w:hAnsi="Times New Roman" w:cs="Times New Roman"/>
+          <w:kern w:val="0"/>
+          <w:sz w:val="28"/>
+          <w:szCs w:val="28"/>
+          <w14:ligatures w14:val="none"/>
+        </w:rPr>
+        <w:t xml:space="preserve">. For example, if a student answers poorly on a particular topic, the platform will generate simple tasks for him or her with additional detailed explanations; if the student answers well, it will generate </w:t>
+      </w:r>
+      <w:r>
+        <w:rPr>
+          <w:rFonts w:ascii="Times New Roman" w:eastAsia="MS Mincho" w:hAnsi="Times New Roman" w:cs="Times New Roman"/>
+          <w:kern w:val="0"/>
+          <w:sz w:val="28"/>
+          <w:szCs w:val="28"/>
+          <w14:ligatures w14:val="none"/>
+        </w:rPr>
         <w:lastRenderedPageBreak/>
-        <w:t xml:space="preserve">Platforms of online assessment based on AI technologies are also </w:t>
-      </w:r>
-      <w:proofErr w:type="spellStart"/>
-      <w:r>
-        <w:rPr>
-          <w:rFonts w:ascii="Times New Roman" w:eastAsia="MS Mincho" w:hAnsi="Times New Roman" w:cs="Times New Roman"/>
-          <w:kern w:val="0"/>
-          <w:sz w:val="28"/>
-          <w:szCs w:val="28"/>
-          <w14:ligatures w14:val="none"/>
-        </w:rPr>
-        <w:t>characterised</w:t>
-      </w:r>
-      <w:proofErr w:type="spellEnd"/>
-      <w:r>
-        <w:rPr>
-          <w:rFonts w:ascii="Times New Roman" w:eastAsia="MS Mincho" w:hAnsi="Times New Roman" w:cs="Times New Roman"/>
-          <w:kern w:val="0"/>
-          <w:sz w:val="28"/>
-          <w:szCs w:val="28"/>
-          <w14:ligatures w14:val="none"/>
-        </w:rPr>
-        <w:t xml:space="preserve"> by features of real-time and adaptive assessment. Online AI-powered assessment platforms react instantly to students’ answers, and the tasks for the next step are dynamically generated</w:t>
-      </w:r>
-      <w:r>
-        <w:rPr>
-          <w:rFonts w:ascii="Times New Roman" w:eastAsia="MS Mincho" w:hAnsi="Times New Roman" w:cs="Times New Roman"/>
-          <w:kern w:val="0"/>
-          <w:sz w:val="28"/>
-          <w:szCs w:val="28"/>
-          <w14:ligatures w14:val="none"/>
-        </w:rPr>
-        <w:t xml:space="preserve"> </w:t>
-      </w:r>
-      <w:r>
-        <w:rPr>
-          <w:rFonts w:ascii="Times New Roman" w:eastAsia="MS Mincho" w:hAnsi="Times New Roman" w:cs="Times New Roman"/>
-          <w:kern w:val="0"/>
-          <w:sz w:val="28"/>
-          <w:szCs w:val="28"/>
-          <w14:ligatures w14:val="none"/>
-        </w:rPr>
-        <w:t>(Omar Jian, 2024)</w:t>
-      </w:r>
-      <w:r>
-        <w:rPr>
-          <w:rFonts w:ascii="Times New Roman" w:eastAsia="MS Mincho" w:hAnsi="Times New Roman" w:cs="Times New Roman"/>
-          <w:kern w:val="0"/>
-          <w:sz w:val="28"/>
-          <w:szCs w:val="28"/>
-          <w14:ligatures w14:val="none"/>
-        </w:rPr>
-        <w:t>. For example, if a student answers poorly on a particular topic, the platform will generate simple tasks for him or her with additional detailed explanations; if the student answers well, it will generate more complex tasks</w:t>
+        <w:t>more complex tasks</w:t>
       </w:r>
       <w:r>
         <w:rPr>
@@ -22024,7 +24803,6 @@
           <w:szCs w:val="28"/>
           <w14:ligatures w14:val="none"/>
         </w:rPr>
-        <w:lastRenderedPageBreak/>
         <w:t>Figure</w:t>
       </w:r>
       <w:r>
@@ -22057,6 +24835,7 @@
         <w:rPr>
           <w:noProof/>
         </w:rPr>
+        <w:lastRenderedPageBreak/>
         <w:drawing>
           <wp:inline distT="0" distB="0" distL="0" distR="0" wp14:anchorId="05D7578B" wp14:editId="31462DFD">
             <wp:extent cx="4724400" cy="3048000"/>
@@ -22299,7 +25078,7 @@
           <w:szCs w:val="28"/>
           <w14:ligatures w14:val="none"/>
         </w:rPr>
-        <w:t xml:space="preserve"> correctly. </w:t>
+        <w:t xml:space="preserve"> correctly. Final situation in this graph is to evaluate the termination criteria. By supposing that </w:t>
       </w:r>
       <w:r>
         <w:rPr>
@@ -22310,7 +25089,7 @@
           <w14:ligatures w14:val="none"/>
         </w:rPr>
         <w:lastRenderedPageBreak/>
-        <w:t>Final situation in this graph is to evaluate the termination criteria. By supposing that there are max of 2 items remaining for the next criterion, the test is submitted automatically and is done successfully.</w:t>
+        <w:t>there are max of 2 items remaining for the next criterion, the test is submitted automatically and is done successfully.</w:t>
       </w:r>
     </w:p>
     <w:p>
@@ -22452,8 +25231,9 @@
           <w:szCs w:val="28"/>
           <w14:ligatures w14:val="none"/>
         </w:rPr>
-        <w:t xml:space="preserve">The automated system for analytical writing assessment was integrated into the writing platform to deliver immediate quality feedback on student essays. The </w:t>
-      </w:r>
+        <w:t xml:space="preserve">The automated system for analytical writing assessment was integrated into the writing platform to deliver immediate quality feedback on student essays. The system evaluates student writing based on a set of writing characteristics, including </w:t>
+      </w:r>
+      <w:proofErr w:type="gramStart"/>
       <w:r>
         <w:rPr>
           <w:rFonts w:ascii="Times New Roman" w:eastAsia="MS Mincho" w:hAnsi="Times New Roman" w:cs="Times New Roman"/>
@@ -22463,17 +25243,6 @@
           <w14:ligatures w14:val="none"/>
         </w:rPr>
         <w:lastRenderedPageBreak/>
-        <w:t xml:space="preserve">system evaluates student writing based on a set of writing characteristics, including </w:t>
-      </w:r>
-      <w:proofErr w:type="gramStart"/>
-      <w:r>
-        <w:rPr>
-          <w:rFonts w:ascii="Times New Roman" w:eastAsia="MS Mincho" w:hAnsi="Times New Roman" w:cs="Times New Roman"/>
-          <w:kern w:val="0"/>
-          <w:sz w:val="28"/>
-          <w:szCs w:val="28"/>
-          <w14:ligatures w14:val="none"/>
-        </w:rPr>
         <w:t>a number of</w:t>
       </w:r>
       <w:proofErr w:type="gramEnd"/>
@@ -23864,7 +26633,7 @@
           <w14:ligatures w14:val="none"/>
         </w:rPr>
       </w:pPr>
-      <w:bookmarkStart w:id="38" w:name="_Toc230623259"/>
+      <w:bookmarkStart w:id="44" w:name="_Toc230623259"/>
       <w:r>
         <w:rPr>
           <w:rFonts w:ascii="Times New Roman" w:eastAsia="Times New Roman" w:hAnsi="Times New Roman" w:cs="Times New Roman"/>
@@ -23902,7 +26671,7 @@
         </w:rPr>
         <w:t xml:space="preserve"> and Implementation of a Proposed AI-based Continuous Evaluation System</w:t>
       </w:r>
-      <w:bookmarkEnd w:id="38"/>
+      <w:bookmarkEnd w:id="44"/>
     </w:p>
     <w:p>
       <w:pPr>
@@ -24652,7 +27421,7 @@
           <w14:ligatures w14:val="none"/>
         </w:rPr>
       </w:pPr>
-      <w:bookmarkStart w:id="39" w:name="_Toc230623260"/>
+      <w:bookmarkStart w:id="45" w:name="_Toc230623260"/>
       <w:r>
         <w:rPr>
           <w:rFonts w:ascii="Times New Roman" w:eastAsia="Times New Roman" w:hAnsi="Times New Roman" w:cs="Times New Roman"/>
@@ -24702,7 +27471,7 @@
         </w:rPr>
         <w:t>Evaluation and Performance Analysis of the Proposed AI-Based Continuous Evaluation System</w:t>
       </w:r>
-      <w:bookmarkEnd w:id="39"/>
+      <w:bookmarkEnd w:id="45"/>
     </w:p>
     <w:p>
       <w:pPr>
@@ -26957,7 +29726,7 @@
           <w14:ligatures w14:val="none"/>
         </w:rPr>
       </w:pPr>
-      <w:bookmarkStart w:id="40" w:name="_Toc230623261"/>
+      <w:bookmarkStart w:id="46" w:name="_Toc230623261"/>
       <w:r>
         <w:rPr>
           <w:rFonts w:ascii="Times New Roman" w:eastAsia="Times New Roman" w:hAnsi="Times New Roman" w:cs="Times New Roman"/>
@@ -26971,7 +29740,7 @@
         <w:lastRenderedPageBreak/>
         <w:t>CONCLUSION</w:t>
       </w:r>
-      <w:bookmarkEnd w:id="40"/>
+      <w:bookmarkEnd w:id="46"/>
       <w:r>
         <w:rPr>
           <w:rFonts w:ascii="Times New Roman" w:eastAsia="Times New Roman" w:hAnsi="Times New Roman" w:cs="Times New Roman"/>
@@ -27507,7 +30276,7 @@
           <w14:ligatures w14:val="none"/>
         </w:rPr>
       </w:pPr>
-      <w:bookmarkStart w:id="41" w:name="_Toc230623262"/>
+      <w:bookmarkStart w:id="47" w:name="_Toc230623262"/>
       <w:bookmarkEnd w:id="8"/>
       <w:bookmarkEnd w:id="9"/>
       <w:bookmarkEnd w:id="10"/>
@@ -27524,7 +30293,7 @@
         <w:lastRenderedPageBreak/>
         <w:t>REFERENCES</w:t>
       </w:r>
-      <w:bookmarkEnd w:id="41"/>
+      <w:bookmarkEnd w:id="47"/>
       <w:r>
         <w:rPr>
           <w:rFonts w:ascii="Times New Roman" w:eastAsia="Times New Roman" w:hAnsi="Times New Roman" w:cs="Times New Roman"/>
@@ -27554,7 +30323,7 @@
           <w14:ligatures w14:val="none"/>
         </w:rPr>
       </w:pPr>
-      <w:bookmarkStart w:id="42" w:name="_Toc230623263"/>
+      <w:bookmarkStart w:id="48" w:name="_Toc230623263"/>
       <w:r>
         <w:rPr>
           <w:rFonts w:ascii="Times New Roman" w:eastAsia="Times New Roman" w:hAnsi="Times New Roman" w:cs="Times New Roman"/>
@@ -27567,7 +30336,7 @@
         </w:rPr>
         <w:t>ITU-T Recommendation P.800 (1996). Methods for subjective determination of transmission quality. International Telecommunication Union, Geneva.</w:t>
       </w:r>
-      <w:bookmarkEnd w:id="42"/>
+      <w:bookmarkEnd w:id="48"/>
       <w:r>
         <w:rPr>
           <w:rFonts w:ascii="Times New Roman" w:eastAsia="Times New Roman" w:hAnsi="Times New Roman" w:cs="Times New Roman"/>
@@ -27634,8 +30403,8 @@
           <w14:ligatures w14:val="none"/>
         </w:rPr>
       </w:pPr>
-      <w:bookmarkStart w:id="43" w:name="_Hlk130085971"/>
-      <w:bookmarkStart w:id="44" w:name="_Hlk196159072"/>
+      <w:bookmarkStart w:id="49" w:name="_Hlk130085971"/>
+      <w:bookmarkStart w:id="50" w:name="_Hlk196159072"/>
       <w:r>
         <w:rPr>
           <w:rFonts w:ascii="Times New Roman" w:eastAsia="Times New Roman" w:hAnsi="Times New Roman" w:cs="Times New Roman"/>
@@ -30195,7 +32964,7 @@
           <w14:ligatures w14:val="none"/>
         </w:rPr>
       </w:pPr>
-      <w:bookmarkStart w:id="45" w:name="_Toc230623264"/>
+      <w:bookmarkStart w:id="51" w:name="_Toc230623264"/>
       <w:r>
         <w:rPr>
           <w:rFonts w:ascii="Times New Roman" w:eastAsia="Times New Roman" w:hAnsi="Times New Roman" w:cs="Times New Roman"/>
@@ -30209,7 +32978,7 @@
         </w:rPr>
         <w:t>LIST OF TABLES</w:t>
       </w:r>
-      <w:bookmarkEnd w:id="45"/>
+      <w:bookmarkEnd w:id="51"/>
     </w:p>
     <w:p>
       <w:pPr>
@@ -30385,7 +33154,7 @@
           <w14:ligatures w14:val="none"/>
         </w:rPr>
       </w:pPr>
-      <w:bookmarkStart w:id="46" w:name="OLE_LINK134"/>
+      <w:bookmarkStart w:id="52" w:name="OLE_LINK134"/>
       <w:r>
         <w:rPr>
           <w:rFonts w:ascii="Times New Roman" w:eastAsia="MS Mincho" w:hAnsi="Times New Roman" w:cs="Times New Roman"/>
@@ -30553,7 +33322,7 @@
           <w14:ligatures w14:val="none"/>
         </w:rPr>
       </w:pPr>
-      <w:bookmarkStart w:id="47" w:name="OLE_LINK163"/>
+      <w:bookmarkStart w:id="53" w:name="OLE_LINK163"/>
       <w:r>
         <w:rPr>
           <w:rFonts w:ascii="Times New Roman" w:eastAsia="MS Mincho" w:hAnsi="Times New Roman" w:cs="Times New Roman"/>
@@ -30662,7 +33431,7 @@
         </w:rPr>
         <w:t>23</w:t>
       </w:r>
-      <w:bookmarkEnd w:id="47"/>
+      <w:bookmarkEnd w:id="53"/>
     </w:p>
     <w:p>
       <w:pPr>
@@ -30676,7 +33445,7 @@
           <w14:ligatures w14:val="none"/>
         </w:rPr>
       </w:pPr>
-      <w:bookmarkStart w:id="48" w:name="OLE_LINK165"/>
+      <w:bookmarkStart w:id="54" w:name="OLE_LINK165"/>
       <w:r>
         <w:rPr>
           <w:rFonts w:ascii="Times New Roman" w:eastAsia="MS Mincho" w:hAnsi="Times New Roman" w:cs="Times New Roman"/>
@@ -30808,6 +33577,7 @@
           <w14:ligatures w14:val="none"/>
         </w:rPr>
       </w:pPr>
+      <w:bookmarkStart w:id="55" w:name="OLE_LINK191"/>
       <w:r>
         <w:rPr>
           <w:rFonts w:ascii="Times New Roman" w:eastAsia="MS Mincho" w:hAnsi="Times New Roman" w:cs="Times New Roman"/>
@@ -30929,8 +33699,127 @@
           <w14:ligatures w14:val="none"/>
         </w:rPr>
       </w:pPr>
-    </w:p>
-    <w:bookmarkEnd w:id="48"/>
+      <w:bookmarkStart w:id="56" w:name="OLE_LINK197"/>
+      <w:r>
+        <w:rPr>
+          <w:rFonts w:ascii="Times New Roman" w:eastAsia="MS Mincho" w:hAnsi="Times New Roman" w:cs="Times New Roman"/>
+          <w:b/>
+          <w:bCs/>
+          <w:color w:val="0D0D0D"/>
+          <w:kern w:val="0"/>
+          <w:lang w:val="az-Latn-AZ"/>
+          <w14:ligatures w14:val="none"/>
+        </w:rPr>
+        <w:t>Table</w:t>
+      </w:r>
+      <w:r>
+        <w:rPr>
+          <w:rFonts w:ascii="Times New Roman" w:eastAsia="MS Mincho" w:hAnsi="Times New Roman" w:cs="Times New Roman"/>
+          <w:b/>
+          <w:bCs/>
+          <w:color w:val="0D0D0D"/>
+          <w:kern w:val="0"/>
+          <w:lang w:val="az-Latn-AZ"/>
+          <w14:ligatures w14:val="none"/>
+        </w:rPr>
+        <w:t xml:space="preserve"> </w:t>
+      </w:r>
+      <w:r>
+        <w:rPr>
+          <w:rFonts w:ascii="Times New Roman" w:eastAsia="MS Mincho" w:hAnsi="Times New Roman" w:cs="Times New Roman"/>
+          <w:b/>
+          <w:bCs/>
+          <w:color w:val="0D0D0D"/>
+          <w:kern w:val="0"/>
+          <w:lang w:val="az-Latn-AZ"/>
+          <w14:ligatures w14:val="none"/>
+        </w:rPr>
+        <w:t>6</w:t>
+      </w:r>
+      <w:r>
+        <w:rPr>
+          <w:rFonts w:ascii="Times New Roman" w:eastAsia="MS Mincho" w:hAnsi="Times New Roman" w:cs="Times New Roman"/>
+          <w:b/>
+          <w:bCs/>
+          <w:color w:val="0D0D0D"/>
+          <w:kern w:val="0"/>
+          <w:lang w:val="az-Latn-AZ"/>
+          <w14:ligatures w14:val="none"/>
+        </w:rPr>
+        <w:t>:</w:t>
+      </w:r>
+      <w:r>
+        <w:rPr>
+          <w:rFonts w:ascii="Times New Roman" w:eastAsia="MS Mincho" w:hAnsi="Times New Roman" w:cs="Times New Roman"/>
+          <w:color w:val="0D0D0D"/>
+          <w:kern w:val="0"/>
+          <w:lang w:val="az-Latn-AZ"/>
+          <w14:ligatures w14:val="none"/>
+        </w:rPr>
+        <w:t xml:space="preserve"> </w:t>
+      </w:r>
+      <w:r>
+        <w:rPr>
+          <w:rFonts w:ascii="Times New Roman" w:eastAsia="MS Mincho" w:hAnsi="Times New Roman" w:cs="Times New Roman"/>
+          <w:color w:val="0D0D0D"/>
+          <w:kern w:val="0"/>
+          <w:lang w:val="az-Latn-AZ"/>
+          <w14:ligatures w14:val="none"/>
+        </w:rPr>
+        <w:t>Text normalization accuracy by category (100 test sentences)</w:t>
+      </w:r>
+      <w:r>
+        <w:rPr>
+          <w:rFonts w:ascii="Times New Roman" w:eastAsia="MS Mincho" w:hAnsi="Times New Roman" w:cs="Times New Roman"/>
+          <w:color w:val="0D0D0D"/>
+          <w:kern w:val="0"/>
+          <w:lang w:val="az-Latn-AZ"/>
+          <w14:ligatures w14:val="none"/>
+        </w:rPr>
+        <w:t>......</w:t>
+      </w:r>
+      <w:r>
+        <w:rPr>
+          <w:rFonts w:ascii="Times New Roman" w:eastAsia="MS Mincho" w:hAnsi="Times New Roman" w:cs="Times New Roman"/>
+          <w:color w:val="0D0D0D"/>
+          <w:kern w:val="0"/>
+          <w:lang w:val="az-Latn-AZ"/>
+          <w14:ligatures w14:val="none"/>
+        </w:rPr>
+        <w:t>..........................</w:t>
+      </w:r>
+      <w:r>
+        <w:rPr>
+          <w:rFonts w:ascii="Times New Roman" w:eastAsia="MS Mincho" w:hAnsi="Times New Roman" w:cs="Times New Roman"/>
+          <w:color w:val="0D0D0D"/>
+          <w:kern w:val="0"/>
+          <w:lang w:val="az-Latn-AZ"/>
+          <w14:ligatures w14:val="none"/>
+        </w:rPr>
+        <w:t>.</w:t>
+      </w:r>
+      <w:r>
+        <w:rPr>
+          <w:rFonts w:ascii="Times New Roman" w:eastAsia="MS Mincho" w:hAnsi="Times New Roman" w:cs="Times New Roman"/>
+          <w:color w:val="0D0D0D"/>
+          <w:kern w:val="0"/>
+          <w:lang w:val="az-Latn-AZ"/>
+          <w14:ligatures w14:val="none"/>
+        </w:rPr>
+        <w:t>......</w:t>
+      </w:r>
+      <w:r>
+        <w:rPr>
+          <w:rFonts w:ascii="Times New Roman" w:eastAsia="MS Mincho" w:hAnsi="Times New Roman" w:cs="Times New Roman"/>
+          <w:color w:val="0D0D0D"/>
+          <w:kern w:val="0"/>
+          <w:lang w:val="az-Latn-AZ"/>
+          <w14:ligatures w14:val="none"/>
+        </w:rPr>
+        <w:t>.23</w:t>
+      </w:r>
+      <w:bookmarkEnd w:id="56"/>
+    </w:p>
     <w:p>
       <w:pPr>
         <w:spacing w:after="0" w:line="240" w:lineRule="auto"/>
@@ -30943,8 +33832,370 @@
           <w14:ligatures w14:val="none"/>
         </w:rPr>
       </w:pPr>
-    </w:p>
-    <w:bookmarkEnd w:id="46"/>
+      <w:r>
+        <w:rPr>
+          <w:rFonts w:ascii="Times New Roman" w:eastAsia="MS Mincho" w:hAnsi="Times New Roman" w:cs="Times New Roman"/>
+          <w:b/>
+          <w:bCs/>
+          <w:color w:val="0D0D0D"/>
+          <w:kern w:val="0"/>
+          <w:lang w:val="az-Latn-AZ"/>
+          <w14:ligatures w14:val="none"/>
+        </w:rPr>
+        <w:t>Table</w:t>
+      </w:r>
+      <w:r>
+        <w:rPr>
+          <w:rFonts w:ascii="Times New Roman" w:eastAsia="MS Mincho" w:hAnsi="Times New Roman" w:cs="Times New Roman"/>
+          <w:b/>
+          <w:bCs/>
+          <w:color w:val="0D0D0D"/>
+          <w:kern w:val="0"/>
+          <w:lang w:val="az-Latn-AZ"/>
+          <w14:ligatures w14:val="none"/>
+        </w:rPr>
+        <w:t xml:space="preserve"> </w:t>
+      </w:r>
+      <w:r>
+        <w:rPr>
+          <w:rFonts w:ascii="Times New Roman" w:eastAsia="MS Mincho" w:hAnsi="Times New Roman" w:cs="Times New Roman"/>
+          <w:b/>
+          <w:bCs/>
+          <w:color w:val="0D0D0D"/>
+          <w:kern w:val="0"/>
+          <w:lang w:val="az-Latn-AZ"/>
+          <w14:ligatures w14:val="none"/>
+        </w:rPr>
+        <w:t>7</w:t>
+      </w:r>
+      <w:r>
+        <w:rPr>
+          <w:rFonts w:ascii="Times New Roman" w:eastAsia="MS Mincho" w:hAnsi="Times New Roman" w:cs="Times New Roman"/>
+          <w:b/>
+          <w:bCs/>
+          <w:color w:val="0D0D0D"/>
+          <w:kern w:val="0"/>
+          <w:lang w:val="az-Latn-AZ"/>
+          <w14:ligatures w14:val="none"/>
+        </w:rPr>
+        <w:t>:</w:t>
+      </w:r>
+      <w:r>
+        <w:rPr>
+          <w:rFonts w:ascii="Times New Roman" w:eastAsia="MS Mincho" w:hAnsi="Times New Roman" w:cs="Times New Roman"/>
+          <w:b/>
+          <w:bCs/>
+          <w:kern w:val="0"/>
+          <w:sz w:val="28"/>
+          <w:szCs w:val="28"/>
+          <w14:ligatures w14:val="none"/>
+        </w:rPr>
+        <w:t xml:space="preserve"> </w:t>
+      </w:r>
+      <w:r>
+        <w:rPr>
+          <w:rFonts w:ascii="Times New Roman" w:eastAsia="MS Mincho" w:hAnsi="Times New Roman" w:cs="Times New Roman"/>
+          <w:color w:val="0D0D0D"/>
+          <w:kern w:val="0"/>
+          <w14:ligatures w14:val="none"/>
+        </w:rPr>
+        <w:t xml:space="preserve">Sentence types, detection markers, and </w:t>
+      </w:r>
+      <w:proofErr w:type="spellStart"/>
+      <w:r>
+        <w:rPr>
+          <w:rFonts w:ascii="Times New Roman" w:eastAsia="MS Mincho" w:hAnsi="Times New Roman" w:cs="Times New Roman"/>
+          <w:color w:val="0D0D0D"/>
+          <w:kern w:val="0"/>
+          <w14:ligatures w14:val="none"/>
+        </w:rPr>
+        <w:t>ToBI</w:t>
+      </w:r>
+      <w:proofErr w:type="spellEnd"/>
+      <w:r>
+        <w:rPr>
+          <w:rFonts w:ascii="Times New Roman" w:eastAsia="MS Mincho" w:hAnsi="Times New Roman" w:cs="Times New Roman"/>
+          <w:color w:val="0D0D0D"/>
+          <w:kern w:val="0"/>
+          <w14:ligatures w14:val="none"/>
+        </w:rPr>
+        <w:t xml:space="preserve"> intonation patterns</w:t>
+      </w:r>
+      <w:r>
+        <w:rPr>
+          <w:rFonts w:ascii="Times New Roman" w:eastAsia="MS Mincho" w:hAnsi="Times New Roman" w:cs="Times New Roman"/>
+          <w:color w:val="0D0D0D"/>
+          <w:kern w:val="0"/>
+          <w:lang w:val="az-Latn-AZ"/>
+          <w14:ligatures w14:val="none"/>
+        </w:rPr>
+        <w:t>.............</w:t>
+      </w:r>
+      <w:r>
+        <w:rPr>
+          <w:rFonts w:ascii="Times New Roman" w:eastAsia="MS Mincho" w:hAnsi="Times New Roman" w:cs="Times New Roman"/>
+          <w:color w:val="0D0D0D"/>
+          <w:kern w:val="0"/>
+          <w:lang w:val="az-Latn-AZ"/>
+          <w14:ligatures w14:val="none"/>
+        </w:rPr>
+        <w:t>............</w:t>
+      </w:r>
+      <w:r>
+        <w:rPr>
+          <w:rFonts w:ascii="Times New Roman" w:eastAsia="MS Mincho" w:hAnsi="Times New Roman" w:cs="Times New Roman"/>
+          <w:color w:val="0D0D0D"/>
+          <w:kern w:val="0"/>
+          <w:lang w:val="az-Latn-AZ"/>
+          <w14:ligatures w14:val="none"/>
+        </w:rPr>
+        <w:t>....</w:t>
+      </w:r>
+      <w:r>
+        <w:rPr>
+          <w:rFonts w:ascii="Times New Roman" w:eastAsia="MS Mincho" w:hAnsi="Times New Roman" w:cs="Times New Roman"/>
+          <w:color w:val="0D0D0D"/>
+          <w:kern w:val="0"/>
+          <w:lang w:val="az-Latn-AZ"/>
+          <w14:ligatures w14:val="none"/>
+        </w:rPr>
+        <w:t>......</w:t>
+      </w:r>
+      <w:r>
+        <w:rPr>
+          <w:rFonts w:ascii="Times New Roman" w:eastAsia="MS Mincho" w:hAnsi="Times New Roman" w:cs="Times New Roman"/>
+          <w:color w:val="0D0D0D"/>
+          <w:kern w:val="0"/>
+          <w:lang w:val="az-Latn-AZ"/>
+          <w14:ligatures w14:val="none"/>
+        </w:rPr>
+        <w:t>.23</w:t>
+      </w:r>
+    </w:p>
+    <w:p>
+      <w:pPr>
+        <w:spacing w:after="0" w:line="240" w:lineRule="auto"/>
+        <w:jc w:val="both"/>
+        <w:rPr>
+          <w:rFonts w:ascii="Times New Roman" w:eastAsia="MS Mincho" w:hAnsi="Times New Roman" w:cs="Times New Roman"/>
+          <w:color w:val="0D0D0D"/>
+          <w:kern w:val="0"/>
+          <w:lang w:val="az-Latn-AZ"/>
+          <w14:ligatures w14:val="none"/>
+        </w:rPr>
+      </w:pPr>
+    </w:p>
+    <w:bookmarkEnd w:id="55"/>
+    <w:p>
+      <w:pPr>
+        <w:spacing w:after="0" w:line="240" w:lineRule="auto"/>
+        <w:jc w:val="both"/>
+        <w:rPr>
+          <w:rFonts w:ascii="Times New Roman" w:eastAsia="MS Mincho" w:hAnsi="Times New Roman" w:cs="Times New Roman"/>
+          <w:color w:val="0D0D0D"/>
+          <w:kern w:val="0"/>
+          <w:lang w:val="az-Latn-AZ"/>
+          <w14:ligatures w14:val="none"/>
+        </w:rPr>
+      </w:pPr>
+    </w:p>
+    <w:bookmarkEnd w:id="54"/>
+    <w:p>
+      <w:pPr>
+        <w:spacing w:after="0" w:line="240" w:lineRule="auto"/>
+        <w:jc w:val="both"/>
+        <w:rPr>
+          <w:rFonts w:ascii="Times New Roman" w:eastAsia="MS Mincho" w:hAnsi="Times New Roman" w:cs="Times New Roman"/>
+          <w:color w:val="0D0D0D"/>
+          <w:kern w:val="0"/>
+          <w:lang w:val="az-Latn-AZ"/>
+          <w14:ligatures w14:val="none"/>
+        </w:rPr>
+      </w:pPr>
+    </w:p>
+    <w:bookmarkEnd w:id="52"/>
+    <w:p>
+      <w:pPr>
+        <w:spacing w:after="0" w:line="240" w:lineRule="auto"/>
+        <w:jc w:val="both"/>
+        <w:rPr>
+          <w:rFonts w:ascii="Times New Roman" w:eastAsia="MS Mincho" w:hAnsi="Times New Roman" w:cs="Times New Roman"/>
+          <w:color w:val="0D0D0D"/>
+          <w:kern w:val="0"/>
+          <w:lang w:val="az-Latn-AZ"/>
+          <w14:ligatures w14:val="none"/>
+        </w:rPr>
+      </w:pPr>
+    </w:p>
+    <w:p>
+      <w:pPr>
+        <w:spacing w:after="0" w:line="240" w:lineRule="auto"/>
+        <w:jc w:val="both"/>
+        <w:rPr>
+          <w:rFonts w:ascii="Times New Roman" w:eastAsia="MS Mincho" w:hAnsi="Times New Roman" w:cs="Times New Roman"/>
+          <w:color w:val="0D0D0D"/>
+          <w:kern w:val="0"/>
+          <w:lang w:val="az-Latn-AZ"/>
+          <w14:ligatures w14:val="none"/>
+        </w:rPr>
+      </w:pPr>
+    </w:p>
+    <w:p>
+      <w:pPr>
+        <w:spacing w:after="0" w:line="240" w:lineRule="auto"/>
+        <w:jc w:val="both"/>
+        <w:rPr>
+          <w:rFonts w:ascii="Times New Roman" w:eastAsia="MS Mincho" w:hAnsi="Times New Roman" w:cs="Times New Roman"/>
+          <w:color w:val="0D0D0D"/>
+          <w:kern w:val="0"/>
+          <w:lang w:val="az-Latn-AZ"/>
+          <w14:ligatures w14:val="none"/>
+        </w:rPr>
+      </w:pPr>
+    </w:p>
+    <w:p>
+      <w:pPr>
+        <w:spacing w:after="0" w:line="240" w:lineRule="auto"/>
+        <w:jc w:val="both"/>
+        <w:rPr>
+          <w:rFonts w:ascii="Times New Roman" w:eastAsia="MS Mincho" w:hAnsi="Times New Roman" w:cs="Times New Roman"/>
+          <w:color w:val="0D0D0D"/>
+          <w:kern w:val="0"/>
+          <w:lang w:val="az-Latn-AZ"/>
+          <w14:ligatures w14:val="none"/>
+        </w:rPr>
+      </w:pPr>
+    </w:p>
+    <w:p>
+      <w:pPr>
+        <w:spacing w:after="0" w:line="240" w:lineRule="auto"/>
+        <w:jc w:val="both"/>
+        <w:rPr>
+          <w:rFonts w:ascii="Times New Roman" w:eastAsia="MS Mincho" w:hAnsi="Times New Roman" w:cs="Times New Roman"/>
+          <w:color w:val="0D0D0D"/>
+          <w:kern w:val="0"/>
+          <w:lang w:val="az-Latn-AZ"/>
+          <w14:ligatures w14:val="none"/>
+        </w:rPr>
+      </w:pPr>
+    </w:p>
+    <w:p>
+      <w:pPr>
+        <w:spacing w:after="0" w:line="240" w:lineRule="auto"/>
+        <w:jc w:val="both"/>
+        <w:rPr>
+          <w:rFonts w:ascii="Times New Roman" w:eastAsia="MS Mincho" w:hAnsi="Times New Roman" w:cs="Times New Roman"/>
+          <w:color w:val="0D0D0D"/>
+          <w:kern w:val="0"/>
+          <w:lang w:val="az-Latn-AZ"/>
+          <w14:ligatures w14:val="none"/>
+        </w:rPr>
+      </w:pPr>
+    </w:p>
+    <w:p>
+      <w:pPr>
+        <w:spacing w:after="0" w:line="240" w:lineRule="auto"/>
+        <w:jc w:val="both"/>
+        <w:rPr>
+          <w:rFonts w:ascii="Times New Roman" w:eastAsia="MS Mincho" w:hAnsi="Times New Roman" w:cs="Times New Roman"/>
+          <w:color w:val="0D0D0D"/>
+          <w:kern w:val="0"/>
+          <w:lang w:val="az-Latn-AZ"/>
+          <w14:ligatures w14:val="none"/>
+        </w:rPr>
+      </w:pPr>
+    </w:p>
+    <w:p>
+      <w:pPr>
+        <w:spacing w:after="0" w:line="240" w:lineRule="auto"/>
+        <w:jc w:val="both"/>
+        <w:rPr>
+          <w:rFonts w:ascii="Times New Roman" w:eastAsia="MS Mincho" w:hAnsi="Times New Roman" w:cs="Times New Roman"/>
+          <w:color w:val="0D0D0D"/>
+          <w:kern w:val="0"/>
+          <w:lang w:val="az-Latn-AZ"/>
+          <w14:ligatures w14:val="none"/>
+        </w:rPr>
+      </w:pPr>
+    </w:p>
+    <w:p>
+      <w:pPr>
+        <w:spacing w:after="0" w:line="240" w:lineRule="auto"/>
+        <w:jc w:val="both"/>
+        <w:rPr>
+          <w:rFonts w:ascii="Times New Roman" w:eastAsia="MS Mincho" w:hAnsi="Times New Roman" w:cs="Times New Roman"/>
+          <w:color w:val="0D0D0D"/>
+          <w:kern w:val="0"/>
+          <w:lang w:val="az-Latn-AZ"/>
+          <w14:ligatures w14:val="none"/>
+        </w:rPr>
+      </w:pPr>
+    </w:p>
+    <w:p>
+      <w:pPr>
+        <w:spacing w:after="0" w:line="240" w:lineRule="auto"/>
+        <w:jc w:val="both"/>
+        <w:rPr>
+          <w:rFonts w:ascii="Times New Roman" w:eastAsia="MS Mincho" w:hAnsi="Times New Roman" w:cs="Times New Roman"/>
+          <w:color w:val="0D0D0D"/>
+          <w:kern w:val="0"/>
+          <w:lang w:val="az-Latn-AZ"/>
+          <w14:ligatures w14:val="none"/>
+        </w:rPr>
+      </w:pPr>
+    </w:p>
+    <w:p>
+      <w:pPr>
+        <w:spacing w:after="0" w:line="240" w:lineRule="auto"/>
+        <w:jc w:val="both"/>
+        <w:rPr>
+          <w:rFonts w:ascii="Times New Roman" w:eastAsia="MS Mincho" w:hAnsi="Times New Roman" w:cs="Times New Roman"/>
+          <w:color w:val="0D0D0D"/>
+          <w:kern w:val="0"/>
+          <w:lang w:val="az-Latn-AZ"/>
+          <w14:ligatures w14:val="none"/>
+        </w:rPr>
+      </w:pPr>
+    </w:p>
+    <w:p>
+      <w:pPr>
+        <w:spacing w:after="0" w:line="240" w:lineRule="auto"/>
+        <w:jc w:val="both"/>
+        <w:rPr>
+          <w:rFonts w:ascii="Times New Roman" w:eastAsia="MS Mincho" w:hAnsi="Times New Roman" w:cs="Times New Roman"/>
+          <w:color w:val="0D0D0D"/>
+          <w:kern w:val="0"/>
+          <w:lang w:val="az-Latn-AZ"/>
+          <w14:ligatures w14:val="none"/>
+        </w:rPr>
+      </w:pPr>
+    </w:p>
+    <w:p>
+      <w:pPr>
+        <w:spacing w:after="0" w:line="240" w:lineRule="auto"/>
+        <w:jc w:val="both"/>
+        <w:rPr>
+          <w:rFonts w:ascii="Times New Roman" w:eastAsia="MS Mincho" w:hAnsi="Times New Roman" w:cs="Times New Roman"/>
+          <w:color w:val="0D0D0D"/>
+          <w:kern w:val="0"/>
+          <w:lang w:val="az-Latn-AZ"/>
+          <w14:ligatures w14:val="none"/>
+        </w:rPr>
+      </w:pPr>
+    </w:p>
+    <w:p>
+      <w:pPr>
+        <w:spacing w:after="0" w:line="240" w:lineRule="auto"/>
+        <w:jc w:val="both"/>
+        <w:rPr>
+          <w:rFonts w:ascii="Times New Roman" w:eastAsia="MS Mincho" w:hAnsi="Times New Roman" w:cs="Times New Roman"/>
+          <w:color w:val="0D0D0D"/>
+          <w:kern w:val="0"/>
+          <w:lang w:val="az-Latn-AZ"/>
+          <w14:ligatures w14:val="none"/>
+        </w:rPr>
+      </w:pPr>
+    </w:p>
     <w:p>
       <w:pPr>
         <w:spacing w:after="0" w:line="240" w:lineRule="auto"/>
@@ -30989,7 +34240,7 @@
           <w14:ligatures w14:val="none"/>
         </w:rPr>
       </w:pPr>
-      <w:bookmarkStart w:id="49" w:name="_Toc230623265"/>
+      <w:bookmarkStart w:id="57" w:name="_Toc230623265"/>
       <w:r>
         <w:rPr>
           <w:rFonts w:ascii="Times New Roman" w:eastAsia="Times New Roman" w:hAnsi="Times New Roman" w:cs="Times New Roman"/>
@@ -31003,7 +34254,7 @@
         </w:rPr>
         <w:t>LIST OF FIGURES</w:t>
       </w:r>
-      <w:bookmarkEnd w:id="49"/>
+      <w:bookmarkEnd w:id="57"/>
     </w:p>
     <w:p>
       <w:pPr>
@@ -31030,7 +34281,7 @@
           <w14:ligatures w14:val="none"/>
         </w:rPr>
       </w:pPr>
-      <w:bookmarkStart w:id="50" w:name="OLE_LINK179"/>
+      <w:bookmarkStart w:id="58" w:name="OLE_LINK179"/>
       <w:r>
         <w:rPr>
           <w:rFonts w:ascii="Times New Roman" w:eastAsia="MS Mincho" w:hAnsi="Times New Roman" w:cs="Times New Roman"/>
@@ -31298,9 +34549,9 @@
         </w:rPr>
       </w:pPr>
     </w:p>
-    <w:bookmarkEnd w:id="43"/>
-    <w:bookmarkEnd w:id="44"/>
+    <w:bookmarkEnd w:id="49"/>
     <w:bookmarkEnd w:id="50"/>
+    <w:bookmarkEnd w:id="58"/>
     <w:p>
       <w:pPr>
         <w:spacing w:after="0" w:line="240" w:lineRule="auto"/>
@@ -36327,7 +39578,7 @@
   <w:style w:type="paragraph" w:default="1" w:styleId="Normal">
     <w:name w:val="Normal"/>
     <w:qFormat/>
-    <w:rsid w:val="00C70641"/>
+    <w:rsid w:val="00C60D07"/>
   </w:style>
   <w:style w:type="paragraph" w:styleId="Heading1">
     <w:name w:val="heading 1"/>

--- a/04_Result/Ulvi Bashirov Samir.docx
+++ b/04_Result/Ulvi Bashirov Samir.docx
@@ -4211,7 +4211,7 @@
         </w:rPr>
         <w:fldChar w:fldCharType="separate"/>
       </w:r>
-      <w:hyperlink w:anchor="_Toc230623248" w:history="1">
+      <w:hyperlink w:anchor="_Toc230645208" w:history="1">
         <w:r>
           <w:rPr>
             <w:rStyle w:val="Hyperlink"/>
@@ -4236,7 +4236,7 @@
           <w:rPr>
             <w:webHidden/>
           </w:rPr>
-          <w:instrText xml:space="preserve"> PAGEREF _Toc230623248 \h </w:instrText>
+          <w:instrText xml:space="preserve"> PAGEREF _Toc230645208 \h </w:instrText>
         </w:r>
         <w:r>
           <w:rPr>
@@ -4276,7 +4276,7 @@
           <w14:ligatures w14:val="standardContextual"/>
         </w:rPr>
       </w:pPr>
-      <w:hyperlink w:anchor="_Toc230623249" w:history="1">
+      <w:hyperlink w:anchor="_Toc230645209" w:history="1">
         <w:r>
           <w:rPr>
             <w:rStyle w:val="Hyperlink"/>
@@ -4301,7 +4301,7 @@
           <w:rPr>
             <w:webHidden/>
           </w:rPr>
-          <w:instrText xml:space="preserve"> PAGEREF _Toc230623249 \h </w:instrText>
+          <w:instrText xml:space="preserve"> PAGEREF _Toc230645209 \h </w:instrText>
         </w:r>
         <w:r>
           <w:rPr>
@@ -4341,7 +4341,7 @@
           <w14:ligatures w14:val="standardContextual"/>
         </w:rPr>
       </w:pPr>
-      <w:hyperlink w:anchor="_Toc230623250" w:history="1">
+      <w:hyperlink w:anchor="_Toc230645210" w:history="1">
         <w:r>
           <w:rPr>
             <w:rStyle w:val="Hyperlink"/>
@@ -4366,7 +4366,7 @@
           <w:rPr>
             <w:webHidden/>
           </w:rPr>
-          <w:instrText xml:space="preserve"> PAGEREF _Toc230623250 \h </w:instrText>
+          <w:instrText xml:space="preserve"> PAGEREF _Toc230645210 \h </w:instrText>
         </w:r>
         <w:r>
           <w:rPr>
@@ -4406,7 +4406,7 @@
           <w14:ligatures w14:val="standardContextual"/>
         </w:rPr>
       </w:pPr>
-      <w:hyperlink w:anchor="_Toc230623251" w:history="1">
+      <w:hyperlink w:anchor="_Toc230645211" w:history="1">
         <w:r>
           <w:rPr>
             <w:rStyle w:val="Hyperlink"/>
@@ -4431,7 +4431,7 @@
           <w:rPr>
             <w:webHidden/>
           </w:rPr>
-          <w:instrText xml:space="preserve"> PAGEREF _Toc230623251 \h </w:instrText>
+          <w:instrText xml:space="preserve"> PAGEREF _Toc230645211 \h </w:instrText>
         </w:r>
         <w:r>
           <w:rPr>
@@ -4471,30 +4471,14 @@
           <w14:ligatures w14:val="standardContextual"/>
         </w:rPr>
       </w:pPr>
-      <w:hyperlink w:anchor="_Toc230623252" w:history="1">
+      <w:hyperlink w:anchor="_Toc230645212" w:history="1">
         <w:r>
           <w:rPr>
             <w:rStyle w:val="Hyperlink"/>
             <w:rFonts w:eastAsia="Times New Roman"/>
             <w:b/>
           </w:rPr>
-          <w:t xml:space="preserve">1.3. Advantages and limitations of rule-based TTS systems: a SWOT </w:t>
-        </w:r>
-        <w:r>
-          <w:rPr>
-            <w:rStyle w:val="Hyperlink"/>
-            <w:rFonts w:eastAsia="Times New Roman"/>
-            <w:b/>
-          </w:rPr>
-          <w:t>a</w:t>
-        </w:r>
-        <w:r>
-          <w:rPr>
-            <w:rStyle w:val="Hyperlink"/>
-            <w:rFonts w:eastAsia="Times New Roman"/>
-            <w:b/>
-          </w:rPr>
-          <w:t>nalysis</w:t>
+          <w:t>1.3. Advantages and limitations of rule-based TTS systems</w:t>
         </w:r>
         <w:r>
           <w:rPr>
@@ -4512,7 +4496,7 @@
           <w:rPr>
             <w:webHidden/>
           </w:rPr>
-          <w:instrText xml:space="preserve"> PAGEREF _Toc230623252 \h </w:instrText>
+          <w:instrText xml:space="preserve"> PAGEREF _Toc230645212 \h </w:instrText>
         </w:r>
         <w:r>
           <w:rPr>
@@ -4529,7 +4513,7 @@
           <w:rPr>
             <w:webHidden/>
           </w:rPr>
-          <w:t>16</w:t>
+          <w:t>15</w:t>
         </w:r>
         <w:r>
           <w:rPr>
@@ -4552,14 +4536,14 @@
           <w14:ligatures w14:val="standardContextual"/>
         </w:rPr>
       </w:pPr>
-      <w:hyperlink w:anchor="_Toc230623253" w:history="1">
+      <w:hyperlink w:anchor="_Toc230645213" w:history="1">
         <w:r>
           <w:rPr>
             <w:rStyle w:val="Hyperlink"/>
             <w:rFonts w:eastAsia="Times New Roman"/>
             <w:b/>
           </w:rPr>
-          <w:t>CHAPTER II. AI-BASED ASSESSMENT TOOLS AND THEIR APPLICATION IN EDUCATION</w:t>
+          <w:t>CHAPTER II. LINGUISTIC AND TECHNICAL ANALYSIS FOR AZERBAIJANI TTS</w:t>
         </w:r>
         <w:r>
           <w:rPr>
@@ -4577,7 +4561,7 @@
           <w:rPr>
             <w:webHidden/>
           </w:rPr>
-          <w:instrText xml:space="preserve"> PAGEREF _Toc230623253 \h </w:instrText>
+          <w:instrText xml:space="preserve"> PAGEREF _Toc230645213 \h </w:instrText>
         </w:r>
         <w:r>
           <w:rPr>
@@ -4617,14 +4601,14 @@
           <w14:ligatures w14:val="standardContextual"/>
         </w:rPr>
       </w:pPr>
-      <w:hyperlink w:anchor="_Toc230623254" w:history="1">
+      <w:hyperlink w:anchor="_Toc230645214" w:history="1">
         <w:r>
           <w:rPr>
             <w:rStyle w:val="Hyperlink"/>
             <w:rFonts w:eastAsia="Times New Roman"/>
             <w:b/>
           </w:rPr>
-          <w:t>2.1. Types of AI-based assessment tools</w:t>
+          <w:t>2.1. Phonetic and morphological characteristics of Azerbaijani</w:t>
         </w:r>
         <w:r>
           <w:rPr>
@@ -4642,7 +4626,7 @@
           <w:rPr>
             <w:webHidden/>
           </w:rPr>
-          <w:instrText xml:space="preserve"> PAGEREF _Toc230623254 \h </w:instrText>
+          <w:instrText xml:space="preserve"> PAGEREF _Toc230645214 \h </w:instrText>
         </w:r>
         <w:r>
           <w:rPr>
@@ -4682,14 +4666,14 @@
           <w14:ligatures w14:val="standardContextual"/>
         </w:rPr>
       </w:pPr>
-      <w:hyperlink w:anchor="_Toc230623255" w:history="1">
+      <w:hyperlink w:anchor="_Toc230645215" w:history="1">
         <w:r>
           <w:rPr>
             <w:rStyle w:val="Hyperlink"/>
             <w:rFonts w:eastAsia="Times New Roman"/>
             <w:b/>
           </w:rPr>
-          <w:t>2.2. Technologies and algorithms behind AI assessment systems</w:t>
+          <w:t>2.2. Text normalization and linguistic rule design</w:t>
         </w:r>
         <w:r>
           <w:rPr>
@@ -4707,7 +4691,7 @@
           <w:rPr>
             <w:webHidden/>
           </w:rPr>
-          <w:instrText xml:space="preserve"> PAGEREF _Toc230623255 \h </w:instrText>
+          <w:instrText xml:space="preserve"> PAGEREF _Toc230645215 \h </w:instrText>
         </w:r>
         <w:r>
           <w:rPr>
@@ -4724,7 +4708,7 @@
           <w:rPr>
             <w:webHidden/>
           </w:rPr>
-          <w:t>26</w:t>
+          <w:t>24</w:t>
         </w:r>
         <w:r>
           <w:rPr>
@@ -4747,14 +4731,14 @@
           <w14:ligatures w14:val="standardContextual"/>
         </w:rPr>
       </w:pPr>
-      <w:hyperlink w:anchor="_Toc230623256" w:history="1">
+      <w:hyperlink w:anchor="_Toc230645216" w:history="1">
         <w:r>
           <w:rPr>
             <w:rStyle w:val="Hyperlink"/>
             <w:rFonts w:eastAsia="Times New Roman"/>
             <w:b/>
           </w:rPr>
-          <w:t>2.3. Advantages and challenges of AI-based continuous evaluation systems</w:t>
+          <w:t>2.3. Architecture of the rule-based azerbaijani tts system</w:t>
         </w:r>
         <w:r>
           <w:rPr>
@@ -4772,7 +4756,7 @@
           <w:rPr>
             <w:webHidden/>
           </w:rPr>
-          <w:instrText xml:space="preserve"> PAGEREF _Toc230623256 \h </w:instrText>
+          <w:instrText xml:space="preserve"> PAGEREF _Toc230645216 \h </w:instrText>
         </w:r>
         <w:r>
           <w:rPr>
@@ -4789,7 +4773,7 @@
           <w:rPr>
             <w:webHidden/>
           </w:rPr>
-          <w:t>31</w:t>
+          <w:t>28</w:t>
         </w:r>
         <w:r>
           <w:rPr>
@@ -4812,14 +4796,14 @@
           <w14:ligatures w14:val="standardContextual"/>
         </w:rPr>
       </w:pPr>
-      <w:hyperlink w:anchor="_Toc230623257" w:history="1">
+      <w:hyperlink w:anchor="_Toc230645217" w:history="1">
         <w:r>
           <w:rPr>
             <w:rStyle w:val="Hyperlink"/>
             <w:rFonts w:eastAsia="Times New Roman"/>
             <w:b/>
           </w:rPr>
-          <w:t>CHAPTER III. THE IMPACT AND FUTURE OF AI-BASED CONTINUOUS EVALUATION IN EDUCATION</w:t>
+          <w:t>CHAPTER III. DESIGN, IMPLEMENTATION, AND EVALUATION</w:t>
         </w:r>
         <w:r>
           <w:rPr>
@@ -4837,7 +4821,7 @@
           <w:rPr>
             <w:webHidden/>
           </w:rPr>
-          <w:instrText xml:space="preserve"> PAGEREF _Toc230623257 \h </w:instrText>
+          <w:instrText xml:space="preserve"> PAGEREF _Toc230645217 \h </w:instrText>
         </w:r>
         <w:r>
           <w:rPr>
@@ -4854,7 +4838,7 @@
           <w:rPr>
             <w:webHidden/>
           </w:rPr>
-          <w:t>40</w:t>
+          <w:t>33</w:t>
         </w:r>
         <w:r>
           <w:rPr>
@@ -4877,7 +4861,7 @@
           <w14:ligatures w14:val="standardContextual"/>
         </w:rPr>
       </w:pPr>
-      <w:hyperlink w:anchor="_Toc230623258" w:history="1">
+      <w:hyperlink w:anchor="_Toc230645218" w:history="1">
         <w:r>
           <w:rPr>
             <w:rStyle w:val="Hyperlink"/>
@@ -4902,7 +4886,7 @@
           <w:rPr>
             <w:webHidden/>
           </w:rPr>
-          <w:instrText xml:space="preserve"> PAGEREF _Toc230623258 \h </w:instrText>
+          <w:instrText xml:space="preserve"> PAGEREF _Toc230645218 \h </w:instrText>
         </w:r>
         <w:r>
           <w:rPr>
@@ -4919,7 +4903,7 @@
           <w:rPr>
             <w:webHidden/>
           </w:rPr>
-          <w:t>40</w:t>
+          <w:t>33</w:t>
         </w:r>
         <w:r>
           <w:rPr>
@@ -4942,7 +4926,7 @@
           <w14:ligatures w14:val="standardContextual"/>
         </w:rPr>
       </w:pPr>
-      <w:hyperlink w:anchor="_Toc230623259" w:history="1">
+      <w:hyperlink w:anchor="_Toc230645219" w:history="1">
         <w:r>
           <w:rPr>
             <w:rStyle w:val="Hyperlink"/>
@@ -4967,7 +4951,7 @@
           <w:rPr>
             <w:webHidden/>
           </w:rPr>
-          <w:instrText xml:space="preserve"> PAGEREF _Toc230623259 \h </w:instrText>
+          <w:instrText xml:space="preserve"> PAGEREF _Toc230645219 \h </w:instrText>
         </w:r>
         <w:r>
           <w:rPr>
@@ -4984,7 +4968,7 @@
           <w:rPr>
             <w:webHidden/>
           </w:rPr>
-          <w:t>50</w:t>
+          <w:t>43</w:t>
         </w:r>
         <w:r>
           <w:rPr>
@@ -5007,7 +4991,7 @@
           <w14:ligatures w14:val="standardContextual"/>
         </w:rPr>
       </w:pPr>
-      <w:hyperlink w:anchor="_Toc230623260" w:history="1">
+      <w:hyperlink w:anchor="_Toc230645220" w:history="1">
         <w:r>
           <w:rPr>
             <w:rStyle w:val="Hyperlink"/>
@@ -5032,7 +5016,7 @@
           <w:rPr>
             <w:webHidden/>
           </w:rPr>
-          <w:instrText xml:space="preserve"> PAGEREF _Toc230623260 \h </w:instrText>
+          <w:instrText xml:space="preserve"> PAGEREF _Toc230645220 \h </w:instrText>
         </w:r>
         <w:r>
           <w:rPr>
@@ -5049,7 +5033,7 @@
           <w:rPr>
             <w:webHidden/>
           </w:rPr>
-          <w:t>55</w:t>
+          <w:t>48</w:t>
         </w:r>
         <w:r>
           <w:rPr>
@@ -5072,7 +5056,7 @@
           <w14:ligatures w14:val="standardContextual"/>
         </w:rPr>
       </w:pPr>
-      <w:hyperlink w:anchor="_Toc230623261" w:history="1">
+      <w:hyperlink w:anchor="_Toc230645221" w:history="1">
         <w:r>
           <w:rPr>
             <w:rStyle w:val="Hyperlink"/>
@@ -5097,7 +5081,7 @@
           <w:rPr>
             <w:webHidden/>
           </w:rPr>
-          <w:instrText xml:space="preserve"> PAGEREF _Toc230623261 \h </w:instrText>
+          <w:instrText xml:space="preserve"> PAGEREF _Toc230645221 \h </w:instrText>
         </w:r>
         <w:r>
           <w:rPr>
@@ -5114,7 +5098,7 @@
           <w:rPr>
             <w:webHidden/>
           </w:rPr>
-          <w:t>61</w:t>
+          <w:t>54</w:t>
         </w:r>
         <w:r>
           <w:rPr>
@@ -5137,7 +5121,7 @@
           <w14:ligatures w14:val="standardContextual"/>
         </w:rPr>
       </w:pPr>
-      <w:hyperlink w:anchor="_Toc230623262" w:history="1">
+      <w:hyperlink w:anchor="_Toc230645222" w:history="1">
         <w:r>
           <w:rPr>
             <w:rStyle w:val="Hyperlink"/>
@@ -5162,7 +5146,7 @@
           <w:rPr>
             <w:webHidden/>
           </w:rPr>
-          <w:instrText xml:space="preserve"> PAGEREF _Toc230623262 \h </w:instrText>
+          <w:instrText xml:space="preserve"> PAGEREF _Toc230645222 \h </w:instrText>
         </w:r>
         <w:r>
           <w:rPr>
@@ -5179,7 +5163,7 @@
           <w:rPr>
             <w:webHidden/>
           </w:rPr>
-          <w:t>63</w:t>
+          <w:t>56</w:t>
         </w:r>
         <w:r>
           <w:rPr>
@@ -5202,13 +5186,27 @@
           <w14:ligatures w14:val="standardContextual"/>
         </w:rPr>
       </w:pPr>
-      <w:hyperlink w:anchor="_Toc230623263" w:history="1">
+      <w:hyperlink w:anchor="_Toc230645223" w:history="1">
         <w:r>
           <w:rPr>
             <w:rStyle w:val="Hyperlink"/>
             <w:rFonts w:eastAsia="Times New Roman"/>
           </w:rPr>
-          <w:t>ITU-T Recommendation P.800 (1996). Methods for subjective determination of transmission quality. International Telecommunication Union, Geneva.</w:t>
+          <w:t>ITU-T Recommendation P.800 (1996). Methods for subj</w:t>
+        </w:r>
+        <w:r>
+          <w:rPr>
+            <w:rStyle w:val="Hyperlink"/>
+            <w:rFonts w:eastAsia="Times New Roman"/>
+          </w:rPr>
+          <w:t>e</w:t>
+        </w:r>
+        <w:r>
+          <w:rPr>
+            <w:rStyle w:val="Hyperlink"/>
+            <w:rFonts w:eastAsia="Times New Roman"/>
+          </w:rPr>
+          <w:t>ctive determination of transmission quality. International Telecommunication Union, Geneva.</w:t>
         </w:r>
         <w:r>
           <w:rPr>
@@ -5226,7 +5224,7 @@
           <w:rPr>
             <w:webHidden/>
           </w:rPr>
-          <w:instrText xml:space="preserve"> PAGEREF _Toc230623263 \h </w:instrText>
+          <w:instrText xml:space="preserve"> PAGEREF _Toc230645223 \h </w:instrText>
         </w:r>
         <w:r>
           <w:rPr>
@@ -5243,7 +5241,7 @@
           <w:rPr>
             <w:webHidden/>
           </w:rPr>
-          <w:t>63</w:t>
+          <w:t>56</w:t>
         </w:r>
         <w:r>
           <w:rPr>
@@ -5266,7 +5264,7 @@
           <w14:ligatures w14:val="standardContextual"/>
         </w:rPr>
       </w:pPr>
-      <w:hyperlink w:anchor="_Toc230623264" w:history="1">
+      <w:hyperlink w:anchor="_Toc230645224" w:history="1">
         <w:r>
           <w:rPr>
             <w:rStyle w:val="Hyperlink"/>
@@ -5291,7 +5289,7 @@
           <w:rPr>
             <w:webHidden/>
           </w:rPr>
-          <w:instrText xml:space="preserve"> PAGEREF _Toc230623264 \h </w:instrText>
+          <w:instrText xml:space="preserve"> PAGEREF _Toc230645224 \h </w:instrText>
         </w:r>
         <w:r>
           <w:rPr>
@@ -5308,7 +5306,7 @@
           <w:rPr>
             <w:webHidden/>
           </w:rPr>
-          <w:t>67</w:t>
+          <w:t>60</w:t>
         </w:r>
         <w:r>
           <w:rPr>
@@ -5331,7 +5329,7 @@
           <w14:ligatures w14:val="standardContextual"/>
         </w:rPr>
       </w:pPr>
-      <w:hyperlink w:anchor="_Toc230623265" w:history="1">
+      <w:hyperlink w:anchor="_Toc230645225" w:history="1">
         <w:r>
           <w:rPr>
             <w:rStyle w:val="Hyperlink"/>
@@ -5356,7 +5354,7 @@
           <w:rPr>
             <w:webHidden/>
           </w:rPr>
-          <w:instrText xml:space="preserve"> PAGEREF _Toc230623265 \h </w:instrText>
+          <w:instrText xml:space="preserve"> PAGEREF _Toc230645225 \h </w:instrText>
         </w:r>
         <w:r>
           <w:rPr>
@@ -5373,7 +5371,7 @@
           <w:rPr>
             <w:webHidden/>
           </w:rPr>
-          <w:t>67</w:t>
+          <w:t>60</w:t>
         </w:r>
         <w:r>
           <w:rPr>
@@ -5442,7 +5440,7 @@
           <w14:ligatures w14:val="none"/>
         </w:rPr>
       </w:pPr>
-      <w:bookmarkStart w:id="5" w:name="_Toc230623248"/>
+      <w:bookmarkStart w:id="5" w:name="_Toc230645208"/>
       <w:r>
         <w:rPr>
           <w:rFonts w:ascii="Times New Roman" w:eastAsia="Times New Roman" w:hAnsi="Times New Roman" w:cs="Times New Roman"/>
@@ -6240,7 +6238,7 @@
       <w:bookmarkStart w:id="8" w:name="_Toc55210301"/>
       <w:bookmarkStart w:id="9" w:name="_Toc72790554"/>
       <w:bookmarkStart w:id="10" w:name="_Hlk70164111"/>
-      <w:bookmarkStart w:id="11" w:name="_Toc230623249"/>
+      <w:bookmarkStart w:id="11" w:name="_Toc230645209"/>
       <w:r>
         <w:rPr>
           <w:rFonts w:ascii="Times New Roman" w:eastAsia="Times New Roman" w:hAnsi="Times New Roman" w:cs="Times New Roman"/>
@@ -6284,7 +6282,7 @@
         </w:rPr>
       </w:pPr>
       <w:bookmarkStart w:id="12" w:name="OLE_LINK25"/>
-      <w:bookmarkStart w:id="13" w:name="_Toc230623250"/>
+      <w:bookmarkStart w:id="13" w:name="_Toc230645210"/>
       <w:r>
         <w:rPr>
           <w:rFonts w:ascii="Times New Roman" w:eastAsia="Times New Roman" w:hAnsi="Times New Roman" w:cs="Times New Roman"/>
@@ -7261,7 +7259,7 @@
           <w14:ligatures w14:val="none"/>
         </w:rPr>
       </w:pPr>
-      <w:bookmarkStart w:id="16" w:name="_Toc230623251"/>
+      <w:bookmarkStart w:id="16" w:name="_Toc230645211"/>
       <w:r>
         <w:rPr>
           <w:rFonts w:ascii="Times New Roman" w:eastAsia="Times New Roman" w:hAnsi="Times New Roman" w:cs="Times New Roman"/>
@@ -9079,7 +9077,7 @@
         </w:rPr>
       </w:pPr>
       <w:bookmarkStart w:id="24" w:name="OLE_LINK127"/>
-      <w:bookmarkStart w:id="25" w:name="_Toc230623252"/>
+      <w:bookmarkStart w:id="25" w:name="_Toc230645212"/>
       <w:bookmarkEnd w:id="17"/>
       <w:r>
         <w:rPr>
@@ -10389,7 +10387,7 @@
           <w14:ligatures w14:val="none"/>
         </w:rPr>
       </w:pPr>
-      <w:bookmarkStart w:id="29" w:name="_Toc230623253"/>
+      <w:bookmarkStart w:id="29" w:name="_Toc230645213"/>
       <w:r>
         <w:rPr>
           <w:rFonts w:ascii="Times New Roman" w:eastAsia="Times New Roman" w:hAnsi="Times New Roman" w:cs="Times New Roman"/>
@@ -10402,18 +10400,18 @@
         <w:lastRenderedPageBreak/>
         <w:t xml:space="preserve">CHAPTER II. </w:t>
       </w:r>
+      <w:r>
+        <w:rPr>
+          <w:rFonts w:ascii="Times New Roman" w:eastAsia="Times New Roman" w:hAnsi="Times New Roman" w:cs="Times New Roman"/>
+          <w:b/>
+          <w:kern w:val="0"/>
+          <w:sz w:val="28"/>
+          <w:szCs w:val="28"/>
+          <w14:ligatures w14:val="none"/>
+        </w:rPr>
+        <w:t>LINGUISTIC AND TECHNICAL ANALYSIS FOR AZERBAIJANI TTS</w:t>
+      </w:r>
       <w:bookmarkEnd w:id="29"/>
-      <w:r>
-        <w:rPr>
-          <w:rFonts w:ascii="Times New Roman" w:eastAsia="Times New Roman" w:hAnsi="Times New Roman" w:cs="Times New Roman"/>
-          <w:b/>
-          <w:kern w:val="0"/>
-          <w:sz w:val="28"/>
-          <w:szCs w:val="28"/>
-          <w14:ligatures w14:val="none"/>
-        </w:rPr>
-        <w:t>LINGUISTIC AND TECHNICAL ANALYSIS FOR AZERBAIJANI TTS</w:t>
-      </w:r>
     </w:p>
     <w:p>
       <w:pPr>
@@ -10432,7 +10430,7 @@
           <w14:ligatures w14:val="none"/>
         </w:rPr>
       </w:pPr>
-      <w:bookmarkStart w:id="30" w:name="_Toc230623254"/>
+      <w:bookmarkStart w:id="30" w:name="_Toc230645214"/>
       <w:r>
         <w:rPr>
           <w:rFonts w:ascii="Times New Roman" w:eastAsia="Times New Roman" w:hAnsi="Times New Roman" w:cs="Times New Roman"/>
@@ -10445,43 +10443,43 @@
         </w:rPr>
         <w:t xml:space="preserve">2.1. </w:t>
       </w:r>
+      <w:r>
+        <w:rPr>
+          <w:rFonts w:ascii="Times New Roman" w:eastAsia="Times New Roman" w:hAnsi="Times New Roman" w:cs="Times New Roman"/>
+          <w:b/>
+          <w:color w:val="000000"/>
+          <w:kern w:val="0"/>
+          <w:sz w:val="28"/>
+          <w:szCs w:val="28"/>
+          <w14:ligatures w14:val="none"/>
+        </w:rPr>
+        <w:t xml:space="preserve">Phonetic and morphological characteristics of </w:t>
+      </w:r>
+      <w:r>
+        <w:rPr>
+          <w:rFonts w:ascii="Times New Roman" w:eastAsia="Times New Roman" w:hAnsi="Times New Roman" w:cs="Times New Roman"/>
+          <w:b/>
+          <w:color w:val="000000"/>
+          <w:kern w:val="0"/>
+          <w:sz w:val="28"/>
+          <w:szCs w:val="28"/>
+          <w14:ligatures w14:val="none"/>
+        </w:rPr>
+        <w:t>A</w:t>
+      </w:r>
+      <w:r>
+        <w:rPr>
+          <w:rFonts w:ascii="Times New Roman" w:eastAsia="Times New Roman" w:hAnsi="Times New Roman" w:cs="Times New Roman"/>
+          <w:b/>
+          <w:color w:val="000000"/>
+          <w:kern w:val="0"/>
+          <w:sz w:val="28"/>
+          <w:szCs w:val="28"/>
+          <w14:ligatures w14:val="none"/>
+        </w:rPr>
+        <w:t>zerbaijani</w:t>
+      </w:r>
       <w:bookmarkEnd w:id="30"/>
-      <w:r>
-        <w:rPr>
-          <w:rFonts w:ascii="Times New Roman" w:eastAsia="Times New Roman" w:hAnsi="Times New Roman" w:cs="Times New Roman"/>
-          <w:b/>
-          <w:color w:val="000000"/>
-          <w:kern w:val="0"/>
-          <w:sz w:val="28"/>
-          <w:szCs w:val="28"/>
-          <w14:ligatures w14:val="none"/>
-        </w:rPr>
-        <w:t xml:space="preserve">Phonetic and morphological characteristics of </w:t>
-      </w:r>
-      <w:r>
-        <w:rPr>
-          <w:rFonts w:ascii="Times New Roman" w:eastAsia="Times New Roman" w:hAnsi="Times New Roman" w:cs="Times New Roman"/>
-          <w:b/>
-          <w:color w:val="000000"/>
-          <w:kern w:val="0"/>
-          <w:sz w:val="28"/>
-          <w:szCs w:val="28"/>
-          <w14:ligatures w14:val="none"/>
-        </w:rPr>
-        <w:t>A</w:t>
-      </w:r>
-      <w:r>
-        <w:rPr>
-          <w:rFonts w:ascii="Times New Roman" w:eastAsia="Times New Roman" w:hAnsi="Times New Roman" w:cs="Times New Roman"/>
-          <w:b/>
-          <w:color w:val="000000"/>
-          <w:kern w:val="0"/>
-          <w:sz w:val="28"/>
-          <w:szCs w:val="28"/>
-          <w14:ligatures w14:val="none"/>
-        </w:rPr>
-        <w:t>zerbaijani</w:t>
-      </w:r>
     </w:p>
     <w:p>
       <w:pPr>
@@ -18215,7 +18213,7 @@
           <w14:ligatures w14:val="none"/>
         </w:rPr>
       </w:pPr>
-      <w:bookmarkStart w:id="37" w:name="_Toc230623255"/>
+      <w:bookmarkStart w:id="37" w:name="_Toc230645215"/>
       <w:r>
         <w:rPr>
           <w:rFonts w:ascii="Times New Roman" w:eastAsia="Times New Roman" w:hAnsi="Times New Roman" w:cs="Times New Roman"/>
@@ -18228,19 +18226,19 @@
         </w:rPr>
         <w:t xml:space="preserve">2.2. </w:t>
       </w:r>
+      <w:r>
+        <w:rPr>
+          <w:rFonts w:ascii="Times New Roman" w:eastAsia="Times New Roman" w:hAnsi="Times New Roman" w:cs="Times New Roman"/>
+          <w:b/>
+          <w:color w:val="000000"/>
+          <w:kern w:val="0"/>
+          <w:sz w:val="28"/>
+          <w:szCs w:val="28"/>
+          <w14:ligatures w14:val="none"/>
+        </w:rPr>
+        <w:t>Text normalization and linguistic rule design</w:t>
+      </w:r>
       <w:bookmarkEnd w:id="37"/>
-      <w:r>
-        <w:rPr>
-          <w:rFonts w:ascii="Times New Roman" w:eastAsia="Times New Roman" w:hAnsi="Times New Roman" w:cs="Times New Roman"/>
-          <w:b/>
-          <w:color w:val="000000"/>
-          <w:kern w:val="0"/>
-          <w:sz w:val="28"/>
-          <w:szCs w:val="28"/>
-          <w14:ligatures w14:val="none"/>
-        </w:rPr>
-        <w:t>Text normalization and linguistic rule design</w:t>
-      </w:r>
     </w:p>
     <w:p>
       <w:pPr>
@@ -18418,6 +18416,8 @@
           <w14:ligatures w14:val="none"/>
         </w:rPr>
       </w:pPr>
+      <w:bookmarkStart w:id="38" w:name="OLE_LINK201"/>
+      <w:bookmarkStart w:id="39" w:name="OLE_LINK203"/>
       <w:r>
         <w:rPr>
           <w:rFonts w:ascii="Times New Roman" w:eastAsia="MS Mincho" w:hAnsi="Times New Roman" w:cs="Times New Roman"/>
@@ -18478,6 +18478,7 @@
         </w:rPr>
         <w:t>Text normalization processing cascade: eight steps from raw text to pronounceable Azerbaijani word sequence</w:t>
       </w:r>
+      <w:bookmarkEnd w:id="39"/>
       <w:r>
         <w:rPr>
           <w:noProof/>
@@ -18554,6 +18555,7 @@
         <w:t xml:space="preserve"> Nvidia (2020) </w:t>
       </w:r>
     </w:p>
+    <w:bookmarkEnd w:id="38"/>
     <w:p>
       <w:pPr>
         <w:spacing w:after="0" w:line="360" w:lineRule="auto"/>
@@ -19797,8 +19799,8 @@
           <w14:ligatures w14:val="none"/>
         </w:rPr>
       </w:pPr>
-      <w:bookmarkStart w:id="38" w:name="OLE_LINK190"/>
-      <w:bookmarkStart w:id="39" w:name="OLE_LINK193"/>
+      <w:bookmarkStart w:id="40" w:name="OLE_LINK190"/>
+      <w:bookmarkStart w:id="41" w:name="OLE_LINK193"/>
       <w:r>
         <w:rPr>
           <w:rFonts w:ascii="Times New Roman" w:eastAsia="MS Mincho" w:hAnsi="Times New Roman" w:cs="Times New Roman"/>
@@ -19865,7 +19867,7 @@
             <w:tcW w:w="4531" w:type="dxa"/>
             <w:shd w:val="clear" w:color="auto" w:fill="BFBFBF" w:themeFill="background1" w:themeFillShade="BF"/>
           </w:tcPr>
-          <w:bookmarkEnd w:id="38"/>
+          <w:bookmarkEnd w:id="40"/>
           <w:p>
             <w:pPr>
               <w:spacing w:line="360" w:lineRule="auto"/>
@@ -20705,7 +20707,7 @@
         <w:t>Evaluation results from the present study (see Chapter III)</w:t>
       </w:r>
     </w:p>
-    <w:bookmarkEnd w:id="39"/>
+    <w:bookmarkEnd w:id="41"/>
     <w:p>
       <w:pPr>
         <w:spacing w:after="0" w:line="360" w:lineRule="auto"/>
@@ -21205,7 +21207,8 @@
           <w14:ligatures w14:val="none"/>
         </w:rPr>
       </w:pPr>
-      <w:bookmarkStart w:id="40" w:name="OLE_LINK196"/>
+      <w:bookmarkStart w:id="42" w:name="OLE_LINK196"/>
+      <w:bookmarkStart w:id="43" w:name="OLE_LINK206"/>
       <w:r>
         <w:rPr>
           <w:rFonts w:ascii="Times New Roman" w:eastAsia="MS Mincho" w:hAnsi="Times New Roman" w:cs="Times New Roman"/>
@@ -21298,7 +21301,7 @@
             <w:tcW w:w="2547" w:type="dxa"/>
             <w:shd w:val="clear" w:color="auto" w:fill="BFBFBF" w:themeFill="background1" w:themeFillShade="BF"/>
           </w:tcPr>
-          <w:bookmarkEnd w:id="40"/>
+          <w:bookmarkEnd w:id="42"/>
           <w:p>
             <w:pPr>
               <w:spacing w:line="360" w:lineRule="auto"/>
@@ -22120,6 +22123,219 @@
         <w:t xml:space="preserve"> et al. (2024)</w:t>
       </w:r>
     </w:p>
+    <w:bookmarkEnd w:id="43"/>
+    <w:p>
+      <w:pPr>
+        <w:spacing w:after="0" w:line="360" w:lineRule="auto"/>
+        <w:rPr>
+          <w:rFonts w:ascii="Times New Roman" w:eastAsia="MS Mincho" w:hAnsi="Times New Roman" w:cs="Times New Roman"/>
+          <w:kern w:val="0"/>
+          <w:sz w:val="28"/>
+          <w:szCs w:val="28"/>
+          <w14:ligatures w14:val="none"/>
+        </w:rPr>
+      </w:pPr>
+    </w:p>
+    <w:p>
+      <w:pPr>
+        <w:spacing w:after="0" w:line="360" w:lineRule="auto"/>
+        <w:ind w:firstLine="720"/>
+        <w:rPr>
+          <w:rFonts w:ascii="Times New Roman" w:eastAsia="MS Mincho" w:hAnsi="Times New Roman" w:cs="Times New Roman"/>
+          <w:kern w:val="0"/>
+          <w:sz w:val="28"/>
+          <w:szCs w:val="28"/>
+          <w14:ligatures w14:val="none"/>
+        </w:rPr>
+      </w:pPr>
+      <w:r>
+        <w:rPr>
+          <w:rFonts w:ascii="Times New Roman" w:eastAsia="MS Mincho" w:hAnsi="Times New Roman" w:cs="Times New Roman"/>
+          <w:kern w:val="0"/>
+          <w:sz w:val="28"/>
+          <w:szCs w:val="28"/>
+          <w14:ligatures w14:val="none"/>
+        </w:rPr>
+        <w:lastRenderedPageBreak/>
+        <w:t xml:space="preserve">Phone duration is estimated using a rule-based model calibrated to Azerbaijani speech rates (Various Authors, 2024). Vowels range from 80 </w:t>
+      </w:r>
+      <w:proofErr w:type="spellStart"/>
+      <w:r>
+        <w:rPr>
+          <w:rFonts w:ascii="Times New Roman" w:eastAsia="MS Mincho" w:hAnsi="Times New Roman" w:cs="Times New Roman"/>
+          <w:kern w:val="0"/>
+          <w:sz w:val="28"/>
+          <w:szCs w:val="28"/>
+          <w14:ligatures w14:val="none"/>
+        </w:rPr>
+        <w:t>ms</w:t>
+      </w:r>
+      <w:proofErr w:type="spellEnd"/>
+      <w:r>
+        <w:rPr>
+          <w:rFonts w:ascii="Times New Roman" w:eastAsia="MS Mincho" w:hAnsi="Times New Roman" w:cs="Times New Roman"/>
+          <w:kern w:val="0"/>
+          <w:sz w:val="28"/>
+          <w:szCs w:val="28"/>
+          <w14:ligatures w14:val="none"/>
+        </w:rPr>
+        <w:t xml:space="preserve"> (unstressed short) to 130 </w:t>
+      </w:r>
+      <w:proofErr w:type="spellStart"/>
+      <w:r>
+        <w:rPr>
+          <w:rFonts w:ascii="Times New Roman" w:eastAsia="MS Mincho" w:hAnsi="Times New Roman" w:cs="Times New Roman"/>
+          <w:kern w:val="0"/>
+          <w:sz w:val="28"/>
+          <w:szCs w:val="28"/>
+          <w14:ligatures w14:val="none"/>
+        </w:rPr>
+        <w:t>ms</w:t>
+      </w:r>
+      <w:proofErr w:type="spellEnd"/>
+      <w:r>
+        <w:rPr>
+          <w:rFonts w:ascii="Times New Roman" w:eastAsia="MS Mincho" w:hAnsi="Times New Roman" w:cs="Times New Roman"/>
+          <w:kern w:val="0"/>
+          <w:sz w:val="28"/>
+          <w:szCs w:val="28"/>
+          <w14:ligatures w14:val="none"/>
+        </w:rPr>
+        <w:t xml:space="preserve"> (stressed or lengthened). Stops are 60–80 </w:t>
+      </w:r>
+      <w:proofErr w:type="spellStart"/>
+      <w:r>
+        <w:rPr>
+          <w:rFonts w:ascii="Times New Roman" w:eastAsia="MS Mincho" w:hAnsi="Times New Roman" w:cs="Times New Roman"/>
+          <w:kern w:val="0"/>
+          <w:sz w:val="28"/>
+          <w:szCs w:val="28"/>
+          <w14:ligatures w14:val="none"/>
+        </w:rPr>
+        <w:t>ms</w:t>
+      </w:r>
+      <w:proofErr w:type="spellEnd"/>
+      <w:r>
+        <w:rPr>
+          <w:rFonts w:ascii="Times New Roman" w:eastAsia="MS Mincho" w:hAnsi="Times New Roman" w:cs="Times New Roman"/>
+          <w:kern w:val="0"/>
+          <w:sz w:val="28"/>
+          <w:szCs w:val="28"/>
+          <w14:ligatures w14:val="none"/>
+        </w:rPr>
+        <w:t xml:space="preserve">, fricatives 80–100 </w:t>
+      </w:r>
+      <w:proofErr w:type="spellStart"/>
+      <w:r>
+        <w:rPr>
+          <w:rFonts w:ascii="Times New Roman" w:eastAsia="MS Mincho" w:hAnsi="Times New Roman" w:cs="Times New Roman"/>
+          <w:kern w:val="0"/>
+          <w:sz w:val="28"/>
+          <w:szCs w:val="28"/>
+          <w14:ligatures w14:val="none"/>
+        </w:rPr>
+        <w:t>ms</w:t>
+      </w:r>
+      <w:proofErr w:type="spellEnd"/>
+      <w:r>
+        <w:rPr>
+          <w:rFonts w:ascii="Times New Roman" w:eastAsia="MS Mincho" w:hAnsi="Times New Roman" w:cs="Times New Roman"/>
+          <w:kern w:val="0"/>
+          <w:sz w:val="28"/>
+          <w:szCs w:val="28"/>
+          <w14:ligatures w14:val="none"/>
+        </w:rPr>
+        <w:t xml:space="preserve">, and nasals and liquids 60–70 </w:t>
+      </w:r>
+      <w:proofErr w:type="spellStart"/>
+      <w:r>
+        <w:rPr>
+          <w:rFonts w:ascii="Times New Roman" w:eastAsia="MS Mincho" w:hAnsi="Times New Roman" w:cs="Times New Roman"/>
+          <w:kern w:val="0"/>
+          <w:sz w:val="28"/>
+          <w:szCs w:val="28"/>
+          <w14:ligatures w14:val="none"/>
+        </w:rPr>
+        <w:t>ms.</w:t>
+      </w:r>
+      <w:proofErr w:type="spellEnd"/>
+      <w:r>
+        <w:rPr>
+          <w:rFonts w:ascii="Times New Roman" w:eastAsia="MS Mincho" w:hAnsi="Times New Roman" w:cs="Times New Roman"/>
+          <w:kern w:val="0"/>
+          <w:sz w:val="28"/>
+          <w:szCs w:val="28"/>
+          <w14:ligatures w14:val="none"/>
+        </w:rPr>
+        <w:t xml:space="preserve"> Geminates apply a ×1.6 factor to the corresponding singleton duration. Phrase-final lengthening applies a ×1.3 factor to all phones. Pauses are inserted at sentence boundaries (500 </w:t>
+      </w:r>
+      <w:proofErr w:type="spellStart"/>
+      <w:r>
+        <w:rPr>
+          <w:rFonts w:ascii="Times New Roman" w:eastAsia="MS Mincho" w:hAnsi="Times New Roman" w:cs="Times New Roman"/>
+          <w:kern w:val="0"/>
+          <w:sz w:val="28"/>
+          <w:szCs w:val="28"/>
+          <w14:ligatures w14:val="none"/>
+        </w:rPr>
+        <w:t>ms</w:t>
+      </w:r>
+      <w:proofErr w:type="spellEnd"/>
+      <w:r>
+        <w:rPr>
+          <w:rFonts w:ascii="Times New Roman" w:eastAsia="MS Mincho" w:hAnsi="Times New Roman" w:cs="Times New Roman"/>
+          <w:kern w:val="0"/>
+          <w:sz w:val="28"/>
+          <w:szCs w:val="28"/>
+          <w14:ligatures w14:val="none"/>
+        </w:rPr>
+        <w:t xml:space="preserve">), comma and semicolon boundaries (200 </w:t>
+      </w:r>
+      <w:proofErr w:type="spellStart"/>
+      <w:r>
+        <w:rPr>
+          <w:rFonts w:ascii="Times New Roman" w:eastAsia="MS Mincho" w:hAnsi="Times New Roman" w:cs="Times New Roman"/>
+          <w:kern w:val="0"/>
+          <w:sz w:val="28"/>
+          <w:szCs w:val="28"/>
+          <w14:ligatures w14:val="none"/>
+        </w:rPr>
+        <w:t>ms</w:t>
+      </w:r>
+      <w:proofErr w:type="spellEnd"/>
+      <w:r>
+        <w:rPr>
+          <w:rFonts w:ascii="Times New Roman" w:eastAsia="MS Mincho" w:hAnsi="Times New Roman" w:cs="Times New Roman"/>
+          <w:kern w:val="0"/>
+          <w:sz w:val="28"/>
+          <w:szCs w:val="28"/>
+          <w14:ligatures w14:val="none"/>
+        </w:rPr>
+        <w:t xml:space="preserve">), and heavy clause boundaries detected by conjunction position (150 </w:t>
+      </w:r>
+      <w:proofErr w:type="spellStart"/>
+      <w:r>
+        <w:rPr>
+          <w:rFonts w:ascii="Times New Roman" w:eastAsia="MS Mincho" w:hAnsi="Times New Roman" w:cs="Times New Roman"/>
+          <w:kern w:val="0"/>
+          <w:sz w:val="28"/>
+          <w:szCs w:val="28"/>
+          <w14:ligatures w14:val="none"/>
+        </w:rPr>
+        <w:t>ms</w:t>
+      </w:r>
+      <w:proofErr w:type="spellEnd"/>
+      <w:r>
+        <w:rPr>
+          <w:rFonts w:ascii="Times New Roman" w:eastAsia="MS Mincho" w:hAnsi="Times New Roman" w:cs="Times New Roman"/>
+          <w:kern w:val="0"/>
+          <w:sz w:val="28"/>
+          <w:szCs w:val="28"/>
+          <w14:ligatures w14:val="none"/>
+        </w:rPr>
+        <w:t>). Speaking rate is configurable: neutral = 140 words per minute, formal = 120 words per minute, conversational = 160 words per minute, with all duration estimates scaled proportionally.</w:t>
+      </w:r>
+    </w:p>
     <w:p>
       <w:pPr>
         <w:spacing w:after="0" w:line="360" w:lineRule="auto"/>
@@ -22152,7 +22368,7 @@
           <w14:ligatures w14:val="none"/>
         </w:rPr>
       </w:pPr>
-      <w:bookmarkStart w:id="41" w:name="_Toc230623256"/>
+      <w:bookmarkStart w:id="44" w:name="_Toc230645216"/>
       <w:r>
         <w:rPr>
           <w:rFonts w:ascii="Times New Roman" w:eastAsia="Times New Roman" w:hAnsi="Times New Roman" w:cs="Times New Roman"/>
@@ -22163,7 +22379,6 @@
           <w:lang w:val="az-Latn-AZ"/>
           <w14:ligatures w14:val="none"/>
         </w:rPr>
-        <w:lastRenderedPageBreak/>
         <w:t xml:space="preserve">2.3. </w:t>
       </w:r>
       <w:r>
@@ -22176,9 +22391,61 @@
           <w:szCs w:val="28"/>
           <w14:ligatures w14:val="none"/>
         </w:rPr>
-        <w:t>Advantages and challenges of AI-based continuous evaluation systems</w:t>
-      </w:r>
-      <w:bookmarkEnd w:id="41"/>
+        <w:t xml:space="preserve">Architecture of the rule-based </w:t>
+      </w:r>
+      <w:proofErr w:type="spellStart"/>
+      <w:r>
+        <w:rPr>
+          <w:rFonts w:ascii="Times New Roman" w:eastAsia="Times New Roman" w:hAnsi="Times New Roman" w:cs="Times New Roman"/>
+          <w:b/>
+          <w:color w:val="000000"/>
+          <w:kern w:val="0"/>
+          <w:sz w:val="28"/>
+          <w:szCs w:val="28"/>
+          <w14:ligatures w14:val="none"/>
+        </w:rPr>
+        <w:t>azerbaijani</w:t>
+      </w:r>
+      <w:proofErr w:type="spellEnd"/>
+      <w:r>
+        <w:rPr>
+          <w:rFonts w:ascii="Times New Roman" w:eastAsia="Times New Roman" w:hAnsi="Times New Roman" w:cs="Times New Roman"/>
+          <w:b/>
+          <w:color w:val="000000"/>
+          <w:kern w:val="0"/>
+          <w:sz w:val="28"/>
+          <w:szCs w:val="28"/>
+          <w14:ligatures w14:val="none"/>
+        </w:rPr>
+        <w:t xml:space="preserve"> </w:t>
+      </w:r>
+      <w:proofErr w:type="spellStart"/>
+      <w:r>
+        <w:rPr>
+          <w:rFonts w:ascii="Times New Roman" w:eastAsia="Times New Roman" w:hAnsi="Times New Roman" w:cs="Times New Roman"/>
+          <w:b/>
+          <w:color w:val="000000"/>
+          <w:kern w:val="0"/>
+          <w:sz w:val="28"/>
+          <w:szCs w:val="28"/>
+          <w14:ligatures w14:val="none"/>
+        </w:rPr>
+        <w:t>tts</w:t>
+      </w:r>
+      <w:proofErr w:type="spellEnd"/>
+      <w:r>
+        <w:rPr>
+          <w:rFonts w:ascii="Times New Roman" w:eastAsia="Times New Roman" w:hAnsi="Times New Roman" w:cs="Times New Roman"/>
+          <w:b/>
+          <w:color w:val="000000"/>
+          <w:kern w:val="0"/>
+          <w:sz w:val="28"/>
+          <w:szCs w:val="28"/>
+          <w14:ligatures w14:val="none"/>
+        </w:rPr>
+        <w:t xml:space="preserve"> system</w:t>
+      </w:r>
+      <w:bookmarkEnd w:id="44"/>
     </w:p>
     <w:p>
       <w:pPr>
@@ -22201,51 +22468,7 @@
           <w:szCs w:val="28"/>
           <w14:ligatures w14:val="none"/>
         </w:rPr>
-        <w:t xml:space="preserve">Assessment in the current modern educational environment has become more dynamic, </w:t>
-      </w:r>
-      <w:proofErr w:type="spellStart"/>
-      <w:r>
-        <w:rPr>
-          <w:rFonts w:ascii="Times New Roman" w:eastAsia="MS Mincho" w:hAnsi="Times New Roman" w:cs="Times New Roman"/>
-          <w:kern w:val="0"/>
-          <w:sz w:val="28"/>
-          <w:szCs w:val="28"/>
-          <w14:ligatures w14:val="none"/>
-        </w:rPr>
-        <w:t>personalised</w:t>
-      </w:r>
-      <w:proofErr w:type="spellEnd"/>
-      <w:r>
-        <w:rPr>
-          <w:rFonts w:ascii="Times New Roman" w:eastAsia="MS Mincho" w:hAnsi="Times New Roman" w:cs="Times New Roman"/>
-          <w:kern w:val="0"/>
-          <w:sz w:val="28"/>
-          <w:szCs w:val="28"/>
-          <w14:ligatures w14:val="none"/>
-        </w:rPr>
-        <w:t xml:space="preserve"> and adaptive than traditional assessment methods, taking advantage of artificial intelligence to provide systems of continuous assessment (Luckin et al., 2016). From the perspective of the Adaptive Personalization Theory of Learning, continuous assessment in technology-enhanced learning environments is not limited to the final grade. Continuous assessment is a process throughout the learning process in which the system monitors the learners’ performance and the assessment is not only a part of the results but also a part of the learning process itself (Pane et al., 2015). The most relevant advantages of this type of assessment are based on </w:t>
-      </w:r>
-      <w:proofErr w:type="spellStart"/>
-      <w:r>
-        <w:rPr>
-          <w:rFonts w:ascii="Times New Roman" w:eastAsia="MS Mincho" w:hAnsi="Times New Roman" w:cs="Times New Roman"/>
-          <w:kern w:val="0"/>
-          <w:sz w:val="28"/>
-          <w:szCs w:val="28"/>
-          <w14:ligatures w14:val="none"/>
-        </w:rPr>
-        <w:t>personalisation</w:t>
-      </w:r>
-      <w:proofErr w:type="spellEnd"/>
-      <w:r>
-        <w:rPr>
-          <w:rFonts w:ascii="Times New Roman" w:eastAsia="MS Mincho" w:hAnsi="Times New Roman" w:cs="Times New Roman"/>
-          <w:kern w:val="0"/>
-          <w:sz w:val="28"/>
-          <w:szCs w:val="28"/>
-          <w14:ligatures w14:val="none"/>
-        </w:rPr>
-        <w:t xml:space="preserve"> and adaptability.</w:t>
+        <w:t>The proposed system follows the modular pipeline architecture established by the Festival TTS system (Taylor et al., 1998), which decomposes the text-to-speech conversion task into a sequence of independent processing modules with well-defined input/output interfaces. This architecture confers four key advantages for a rule-based system: each module can be developed, tested, and improved independently; intermediate representations are human-readable and interpretable; new linguistic rules can be added to one module without affecting others; and the pipeline can be run partially — for example, to produce IPA output without audio — for linguistic analysis purposes.</w:t>
       </w:r>
     </w:p>
     <w:p>
@@ -22269,7 +22492,7 @@
           <w:szCs w:val="28"/>
           <w14:ligatures w14:val="none"/>
         </w:rPr>
-        <w:t xml:space="preserve">A prominent advantage of an AI-based continuous assessment system is the creation of an individual learning and assessment environment for each student. By utilizing the vast powers of artificial intelligence, the system diagnoses the level of knowledge that each student has acquired. It follows the learning process of students, assesses their performance, determines their learning pace, identifies their errors, and can even identify their </w:t>
+        <w:t xml:space="preserve">The system comprises five processing modules implemented in Python, coordinated by a central orchestrator. Module 1, Text Normalization (text_normalizer.py), converts non-standard words to pronounceable forms as described in Section 2.2. Module 2, the G2P Converter (g2p_converter.py), maps graphemes to IPA phonemes. Module 3, the Stress Assigner (stress_assigner.py), handles lexical and phrasal stress assignment. Module 4, the Prosody Engine (prosody_engine.py), assigns pitch accents, durations, and pauses using the </w:t>
       </w:r>
       <w:proofErr w:type="spellStart"/>
       <w:r>
@@ -22280,7 +22503,7 @@
           <w:szCs w:val="28"/>
           <w14:ligatures w14:val="none"/>
         </w:rPr>
-        <w:t>behaviour</w:t>
+        <w:t>ToBI</w:t>
       </w:r>
       <w:proofErr w:type="spellEnd"/>
       <w:r>
@@ -22291,7 +22514,62 @@
           <w:szCs w:val="28"/>
           <w14:ligatures w14:val="none"/>
         </w:rPr>
-        <w:t xml:space="preserve"> and physiological indicators (Holmes et al., 2019). It forms an individual learning path for each student and designs assessment tasks that are tailored to and optimal for each student. Thus, it is the exact opposite of the conventional approach where “same assessment for all.”</w:t>
+        <w:t xml:space="preserve">-based framework described in Section 2.2. Module 5, the Synthesizer </w:t>
+      </w:r>
+      <w:r>
+        <w:rPr>
+          <w:rFonts w:ascii="Times New Roman" w:eastAsia="MS Mincho" w:hAnsi="Times New Roman" w:cs="Times New Roman"/>
+          <w:kern w:val="0"/>
+          <w:sz w:val="28"/>
+          <w:szCs w:val="28"/>
+          <w14:ligatures w14:val="none"/>
+        </w:rPr>
+        <w:lastRenderedPageBreak/>
+        <w:t xml:space="preserve">(synthesizer.py), calls </w:t>
+      </w:r>
+      <w:proofErr w:type="spellStart"/>
+      <w:r>
+        <w:rPr>
+          <w:rFonts w:ascii="Times New Roman" w:eastAsia="MS Mincho" w:hAnsi="Times New Roman" w:cs="Times New Roman"/>
+          <w:kern w:val="0"/>
+          <w:sz w:val="28"/>
+          <w:szCs w:val="28"/>
+          <w14:ligatures w14:val="none"/>
+        </w:rPr>
+        <w:t>espeak</w:t>
+      </w:r>
+      <w:proofErr w:type="spellEnd"/>
+      <w:r>
+        <w:rPr>
+          <w:rFonts w:ascii="Times New Roman" w:eastAsia="MS Mincho" w:hAnsi="Times New Roman" w:cs="Times New Roman"/>
+          <w:kern w:val="0"/>
+          <w:sz w:val="28"/>
+          <w:szCs w:val="28"/>
+          <w14:ligatures w14:val="none"/>
+        </w:rPr>
+        <w:t xml:space="preserve">-ng as a subprocess to produce WAV audio output. The entire pipeline is coordinated by the </w:t>
+      </w:r>
+      <w:proofErr w:type="spellStart"/>
+      <w:r>
+        <w:rPr>
+          <w:rFonts w:ascii="Times New Roman" w:eastAsia="MS Mincho" w:hAnsi="Times New Roman" w:cs="Times New Roman"/>
+          <w:kern w:val="0"/>
+          <w:sz w:val="28"/>
+          <w:szCs w:val="28"/>
+          <w14:ligatures w14:val="none"/>
+        </w:rPr>
+        <w:t>AzTTSPipeline</w:t>
+      </w:r>
+      <w:proofErr w:type="spellEnd"/>
+      <w:r>
+        <w:rPr>
+          <w:rFonts w:ascii="Times New Roman" w:eastAsia="MS Mincho" w:hAnsi="Times New Roman" w:cs="Times New Roman"/>
+          <w:kern w:val="0"/>
+          <w:sz w:val="28"/>
+          <w:szCs w:val="28"/>
+          <w14:ligatures w14:val="none"/>
+        </w:rPr>
+        <w:t xml:space="preserve"> orchestrator (pipeline.py), which manages configuration and data flow between modules.</w:t>
       </w:r>
     </w:p>
     <w:p>
@@ -22307,402 +22585,110 @@
           <w14:ligatures w14:val="none"/>
         </w:rPr>
       </w:pPr>
-      <w:r>
-        <w:rPr>
-          <w:rFonts w:ascii="Times New Roman" w:eastAsia="MS Mincho" w:hAnsi="Times New Roman" w:cs="Times New Roman"/>
-          <w:kern w:val="0"/>
-          <w:sz w:val="28"/>
-          <w:szCs w:val="28"/>
-          <w14:ligatures w14:val="none"/>
-        </w:rPr>
-        <w:t>These systems also have another benefit – adaptability. AI-based assessment systems analyze the input of students as they go through the system, and then immediately receive responses to what they did. For students who are struggling on a particular skill topic, the system can present alternate, more foundational type tasks and examples. For the higher achieving students, the system can present even more challenging and developmental type tasks (Brusilovsky &amp; Millán, 2007). This real-time adaptability ensures that learning occurs in a more effective and meaningful way.</w:t>
-      </w:r>
     </w:p>
     <w:p>
       <w:pPr>
         <w:spacing w:after="0" w:line="360" w:lineRule="auto"/>
-        <w:ind w:firstLine="720"/>
-        <w:jc w:val="both"/>
-        <w:rPr>
-          <w:rFonts w:ascii="Times New Roman" w:eastAsia="MS Mincho" w:hAnsi="Times New Roman" w:cs="Times New Roman"/>
-          <w:kern w:val="0"/>
-          <w:sz w:val="28"/>
-          <w:szCs w:val="28"/>
-          <w14:ligatures w14:val="none"/>
-        </w:rPr>
-      </w:pPr>
-      <w:r>
-        <w:rPr>
-          <w:rFonts w:ascii="Times New Roman" w:eastAsia="MS Mincho" w:hAnsi="Times New Roman" w:cs="Times New Roman"/>
-          <w:kern w:val="0"/>
-          <w:sz w:val="28"/>
-          <w:szCs w:val="28"/>
-          <w14:ligatures w14:val="none"/>
-        </w:rPr>
-        <w:lastRenderedPageBreak/>
-        <w:t xml:space="preserve">Feedback to the student is another aspect of continuous assessment that is facilitated </w:t>
-      </w:r>
-      <w:proofErr w:type="gramStart"/>
-      <w:r>
-        <w:rPr>
-          <w:rFonts w:ascii="Times New Roman" w:eastAsia="MS Mincho" w:hAnsi="Times New Roman" w:cs="Times New Roman"/>
-          <w:kern w:val="0"/>
-          <w:sz w:val="28"/>
-          <w:szCs w:val="28"/>
-          <w14:ligatures w14:val="none"/>
-        </w:rPr>
-        <w:t>by the use of</w:t>
-      </w:r>
-      <w:proofErr w:type="gramEnd"/>
-      <w:r>
-        <w:rPr>
-          <w:rFonts w:ascii="Times New Roman" w:eastAsia="MS Mincho" w:hAnsi="Times New Roman" w:cs="Times New Roman"/>
-          <w:kern w:val="0"/>
-          <w:sz w:val="28"/>
-          <w:szCs w:val="28"/>
-          <w14:ligatures w14:val="none"/>
-        </w:rPr>
-        <w:t xml:space="preserve"> AI systems. Unlike traditional assessment methods which would have to wait until the end of a study period before results are returned to the student, continuous assessment enables students to receive feedback on their performance as they learn, helping them to gain date in a more powerful way (Hattie &amp; Timperley, 2007). Learning acquired through continuous assessment is more likely to be long lasting if immediate feedback is given to show where mistakes are occurring so that they can be corrected.</w:t>
-      </w:r>
-    </w:p>
+        <w:ind w:firstLine="567"/>
+        <w:jc w:val="center"/>
+        <w:rPr>
+          <w:rFonts w:ascii="Times New Roman" w:eastAsia="MS Mincho" w:hAnsi="Times New Roman" w:cs="Times New Roman"/>
+          <w:b/>
+          <w:bCs/>
+          <w:kern w:val="0"/>
+          <w:sz w:val="28"/>
+          <w:szCs w:val="28"/>
+          <w14:ligatures w14:val="none"/>
+        </w:rPr>
+      </w:pPr>
+      <w:bookmarkStart w:id="45" w:name="OLE_LINK202"/>
+      <w:bookmarkStart w:id="46" w:name="OLE_LINK204"/>
+      <w:r>
+        <w:rPr>
+          <w:rFonts w:ascii="Times New Roman" w:eastAsia="MS Mincho" w:hAnsi="Times New Roman" w:cs="Times New Roman"/>
+          <w:b/>
+          <w:bCs/>
+          <w:kern w:val="0"/>
+          <w:sz w:val="28"/>
+          <w:szCs w:val="28"/>
+          <w14:ligatures w14:val="none"/>
+        </w:rPr>
+        <w:t xml:space="preserve">Figure </w:t>
+      </w:r>
+      <w:r>
+        <w:rPr>
+          <w:rFonts w:ascii="Times New Roman" w:eastAsia="MS Mincho" w:hAnsi="Times New Roman" w:cs="Times New Roman"/>
+          <w:b/>
+          <w:bCs/>
+          <w:kern w:val="0"/>
+          <w:sz w:val="28"/>
+          <w:szCs w:val="28"/>
+          <w14:ligatures w14:val="none"/>
+        </w:rPr>
+        <w:t>4</w:t>
+      </w:r>
+      <w:r>
+        <w:rPr>
+          <w:rFonts w:ascii="Times New Roman" w:eastAsia="MS Mincho" w:hAnsi="Times New Roman" w:cs="Times New Roman"/>
+          <w:b/>
+          <w:bCs/>
+          <w:kern w:val="0"/>
+          <w:sz w:val="28"/>
+          <w:szCs w:val="28"/>
+          <w14:ligatures w14:val="none"/>
+        </w:rPr>
+        <w:t xml:space="preserve">: </w:t>
+      </w:r>
+      <w:r>
+        <w:rPr>
+          <w:rFonts w:ascii="Times New Roman" w:eastAsia="MS Mincho" w:hAnsi="Times New Roman" w:cs="Times New Roman"/>
+          <w:b/>
+          <w:bCs/>
+          <w:kern w:val="0"/>
+          <w:sz w:val="28"/>
+          <w:szCs w:val="28"/>
+          <w14:ligatures w14:val="none"/>
+        </w:rPr>
+        <w:t xml:space="preserve">Full </w:t>
+      </w:r>
+      <w:proofErr w:type="spellStart"/>
+      <w:r>
+        <w:rPr>
+          <w:rFonts w:ascii="Times New Roman" w:eastAsia="MS Mincho" w:hAnsi="Times New Roman" w:cs="Times New Roman"/>
+          <w:b/>
+          <w:bCs/>
+          <w:kern w:val="0"/>
+          <w:sz w:val="28"/>
+          <w:szCs w:val="28"/>
+          <w14:ligatures w14:val="none"/>
+        </w:rPr>
+        <w:t>AzTTSPipeline</w:t>
+      </w:r>
+      <w:proofErr w:type="spellEnd"/>
+      <w:r>
+        <w:rPr>
+          <w:rFonts w:ascii="Times New Roman" w:eastAsia="MS Mincho" w:hAnsi="Times New Roman" w:cs="Times New Roman"/>
+          <w:b/>
+          <w:bCs/>
+          <w:kern w:val="0"/>
+          <w:sz w:val="28"/>
+          <w:szCs w:val="28"/>
+          <w14:ligatures w14:val="none"/>
+        </w:rPr>
+        <w:t xml:space="preserve"> architecture from raw text input to WAV output</w:t>
+      </w:r>
+    </w:p>
+    <w:bookmarkEnd w:id="45"/>
     <w:p>
       <w:pPr>
         <w:spacing w:after="0" w:line="360" w:lineRule="auto"/>
-        <w:ind w:firstLine="720"/>
-        <w:jc w:val="both"/>
-        <w:rPr>
-          <w:rFonts w:ascii="Times New Roman" w:eastAsia="MS Mincho" w:hAnsi="Times New Roman" w:cs="Times New Roman"/>
-          <w:kern w:val="0"/>
-          <w:sz w:val="28"/>
-          <w:szCs w:val="28"/>
-          <w14:ligatures w14:val="none"/>
-        </w:rPr>
-      </w:pPr>
-      <w:r>
-        <w:rPr>
-          <w:rFonts w:ascii="Times New Roman" w:eastAsia="MS Mincho" w:hAnsi="Times New Roman" w:cs="Times New Roman"/>
-          <w:kern w:val="0"/>
-          <w:sz w:val="28"/>
-          <w:szCs w:val="28"/>
-          <w14:ligatures w14:val="none"/>
-        </w:rPr>
-        <w:t>Finally, the assessments are designed to increase student motivation and engagement as they are given tasks at the student’s individual level of ability. This will increase student motivation and promote learning as the tasks are nor too easy nor too difficult for the student to complete. The tasks at the student’s level of ability will also increase student performance and overall outcomes (Deci &amp; Ryan, 2000).</w:t>
-      </w:r>
-    </w:p>
-    <w:p>
-      <w:pPr>
-        <w:spacing w:after="0" w:line="360" w:lineRule="auto"/>
-        <w:ind w:firstLine="720"/>
-        <w:jc w:val="both"/>
-        <w:rPr>
-          <w:rFonts w:ascii="Times New Roman" w:eastAsia="MS Mincho" w:hAnsi="Times New Roman" w:cs="Times New Roman"/>
-          <w:kern w:val="0"/>
-          <w:sz w:val="28"/>
-          <w:szCs w:val="28"/>
-          <w14:ligatures w14:val="none"/>
-        </w:rPr>
-      </w:pPr>
-      <w:r>
-        <w:rPr>
-          <w:rFonts w:ascii="Times New Roman" w:eastAsia="MS Mincho" w:hAnsi="Times New Roman" w:cs="Times New Roman"/>
-          <w:kern w:val="0"/>
-          <w:sz w:val="28"/>
-          <w:szCs w:val="28"/>
-          <w14:ligatures w14:val="none"/>
-        </w:rPr>
-        <w:t xml:space="preserve">Artificial Intelligence (AI) could make continuous assessment more effective, more flexible and more student-centered by enabling the use of more personalized and dynamic tools to assessment. Assessment is no longer just a tool for measuring, but it becomes a tool for learning and growth. </w:t>
-      </w:r>
-      <w:proofErr w:type="gramStart"/>
-      <w:r>
-        <w:rPr>
-          <w:rFonts w:ascii="Times New Roman" w:eastAsia="MS Mincho" w:hAnsi="Times New Roman" w:cs="Times New Roman"/>
-          <w:kern w:val="0"/>
-          <w:sz w:val="28"/>
-          <w:szCs w:val="28"/>
-          <w14:ligatures w14:val="none"/>
-        </w:rPr>
-        <w:t xml:space="preserve">( </w:t>
-      </w:r>
-      <w:proofErr w:type="spellStart"/>
-      <w:r>
-        <w:rPr>
-          <w:rFonts w:ascii="Times New Roman" w:eastAsia="MS Mincho" w:hAnsi="Times New Roman" w:cs="Times New Roman"/>
-          <w:kern w:val="0"/>
-          <w:sz w:val="28"/>
-          <w:szCs w:val="28"/>
-          <w14:ligatures w14:val="none"/>
-        </w:rPr>
-        <w:t>Ejjami</w:t>
-      </w:r>
-      <w:proofErr w:type="spellEnd"/>
-      <w:proofErr w:type="gramEnd"/>
-      <w:r>
-        <w:rPr>
-          <w:rFonts w:ascii="Times New Roman" w:eastAsia="MS Mincho" w:hAnsi="Times New Roman" w:cs="Times New Roman"/>
-          <w:kern w:val="0"/>
-          <w:sz w:val="28"/>
-          <w:szCs w:val="28"/>
-          <w14:ligatures w14:val="none"/>
-        </w:rPr>
-        <w:t xml:space="preserve"> R., 2024.)</w:t>
-      </w:r>
-    </w:p>
-    <w:p>
-      <w:pPr>
-        <w:spacing w:after="0" w:line="360" w:lineRule="auto"/>
-        <w:ind w:firstLine="720"/>
-        <w:jc w:val="both"/>
-        <w:rPr>
-          <w:rFonts w:ascii="Times New Roman" w:eastAsia="MS Mincho" w:hAnsi="Times New Roman" w:cs="Times New Roman"/>
-          <w:kern w:val="0"/>
-          <w:sz w:val="28"/>
-          <w:szCs w:val="28"/>
-          <w14:ligatures w14:val="none"/>
-        </w:rPr>
-      </w:pPr>
-      <w:r>
-        <w:rPr>
-          <w:rFonts w:ascii="Times New Roman" w:eastAsia="MS Mincho" w:hAnsi="Times New Roman" w:cs="Times New Roman"/>
-          <w:kern w:val="0"/>
-          <w:sz w:val="28"/>
-          <w:szCs w:val="28"/>
-          <w14:ligatures w14:val="none"/>
-        </w:rPr>
-        <w:t>The integration of emerging technologies in education has gained increasing momentum in recent years, with a growing number of artificial intelligence-based continuous assessment systems being implemented in various educational settings and becoming popular alternatives to conventional methods of assessment (Selwyn, 2016). These AI-driven learning analytics systems process a wide variety of educational data and generate immediate feedback results that are more accurate than conventional assessment methods. This study explores AI-Driven Learning Analytics for Personalized Feedback and Assessment in Higher Education.</w:t>
-      </w:r>
-    </w:p>
-    <w:p>
-      <w:pPr>
-        <w:spacing w:after="0" w:line="360" w:lineRule="auto"/>
-        <w:ind w:firstLine="720"/>
-        <w:jc w:val="both"/>
-        <w:rPr>
-          <w:rFonts w:ascii="Times New Roman" w:eastAsia="MS Mincho" w:hAnsi="Times New Roman" w:cs="Times New Roman"/>
-          <w:kern w:val="0"/>
-          <w:sz w:val="28"/>
-          <w:szCs w:val="28"/>
-          <w14:ligatures w14:val="none"/>
-        </w:rPr>
-      </w:pPr>
-      <w:r>
-        <w:rPr>
-          <w:rFonts w:ascii="Times New Roman" w:eastAsia="MS Mincho" w:hAnsi="Times New Roman" w:cs="Times New Roman"/>
-          <w:kern w:val="0"/>
-          <w:sz w:val="28"/>
-          <w:szCs w:val="28"/>
-          <w14:ligatures w14:val="none"/>
-        </w:rPr>
-        <w:t xml:space="preserve">Initially assessments are marked by teachers / instructors and then feedback is provided to the students. Assessments are a very time consuming and </w:t>
-      </w:r>
-      <w:proofErr w:type="gramStart"/>
-      <w:r>
-        <w:rPr>
-          <w:rFonts w:ascii="Times New Roman" w:eastAsia="MS Mincho" w:hAnsi="Times New Roman" w:cs="Times New Roman"/>
-          <w:kern w:val="0"/>
-          <w:sz w:val="28"/>
-          <w:szCs w:val="28"/>
-          <w14:ligatures w14:val="none"/>
-        </w:rPr>
-        <w:t>labor intensive</w:t>
-      </w:r>
-      <w:proofErr w:type="gramEnd"/>
-      <w:r>
-        <w:rPr>
-          <w:rFonts w:ascii="Times New Roman" w:eastAsia="MS Mincho" w:hAnsi="Times New Roman" w:cs="Times New Roman"/>
-          <w:kern w:val="0"/>
-          <w:sz w:val="28"/>
-          <w:szCs w:val="28"/>
-          <w14:ligatures w14:val="none"/>
-        </w:rPr>
-        <w:t xml:space="preserve"> process when done traditionally. With so many students in a class taking the assessment, it becomes very challenging for the teacher to provide timely feedback. On the other hand, traditional </w:t>
-      </w:r>
-      <w:proofErr w:type="gramStart"/>
-      <w:r>
-        <w:rPr>
-          <w:rFonts w:ascii="Times New Roman" w:eastAsia="MS Mincho" w:hAnsi="Times New Roman" w:cs="Times New Roman"/>
-          <w:kern w:val="0"/>
-          <w:sz w:val="28"/>
-          <w:szCs w:val="28"/>
-          <w14:ligatures w14:val="none"/>
-        </w:rPr>
-        <w:t>paper based</w:t>
-      </w:r>
-      <w:proofErr w:type="gramEnd"/>
-      <w:r>
-        <w:rPr>
-          <w:rFonts w:ascii="Times New Roman" w:eastAsia="MS Mincho" w:hAnsi="Times New Roman" w:cs="Times New Roman"/>
-          <w:kern w:val="0"/>
-          <w:sz w:val="28"/>
-          <w:szCs w:val="28"/>
-          <w14:ligatures w14:val="none"/>
-        </w:rPr>
-        <w:t xml:space="preserve"> assessments are very time </w:t>
-      </w:r>
-      <w:r>
-        <w:rPr>
-          <w:rFonts w:ascii="Times New Roman" w:eastAsia="MS Mincho" w:hAnsi="Times New Roman" w:cs="Times New Roman"/>
-          <w:kern w:val="0"/>
-          <w:sz w:val="28"/>
-          <w:szCs w:val="28"/>
-          <w14:ligatures w14:val="none"/>
-        </w:rPr>
-        <w:lastRenderedPageBreak/>
-        <w:t>consuming for the teacher as well as students and take a lot of time before results are out. AI-based continuous assessment systems are fast, efficient and effective. The system analyzes the responses to questions that the system has provided to students through AI algorithms and instantly provides the results (Woolf, 2010).</w:t>
-      </w:r>
-    </w:p>
-    <w:p>
-      <w:pPr>
-        <w:spacing w:after="0" w:line="360" w:lineRule="auto"/>
-        <w:ind w:firstLine="720"/>
-        <w:jc w:val="both"/>
-        <w:rPr>
-          <w:rFonts w:ascii="Times New Roman" w:eastAsia="MS Mincho" w:hAnsi="Times New Roman" w:cs="Times New Roman"/>
-          <w:kern w:val="0"/>
-          <w:sz w:val="28"/>
-          <w:szCs w:val="28"/>
-          <w14:ligatures w14:val="none"/>
-        </w:rPr>
-      </w:pPr>
-      <w:r>
-        <w:rPr>
-          <w:rFonts w:ascii="Times New Roman" w:eastAsia="MS Mincho" w:hAnsi="Times New Roman" w:cs="Times New Roman"/>
-          <w:kern w:val="0"/>
-          <w:sz w:val="28"/>
-          <w:szCs w:val="28"/>
-          <w14:ligatures w14:val="none"/>
-        </w:rPr>
-        <w:t xml:space="preserve">Efficiency of organization of educational activity in virtual educational environment is ensured by the possibility of prompt processing of large volumes of data operating in educational environment. Today, modern educational systems work with big data, which is processed by learning analytics (Baker &amp; </w:t>
-      </w:r>
-      <w:proofErr w:type="spellStart"/>
-      <w:r>
-        <w:rPr>
-          <w:rFonts w:ascii="Times New Roman" w:eastAsia="MS Mincho" w:hAnsi="Times New Roman" w:cs="Times New Roman"/>
-          <w:kern w:val="0"/>
-          <w:sz w:val="28"/>
-          <w:szCs w:val="28"/>
-          <w14:ligatures w14:val="none"/>
-        </w:rPr>
-        <w:t>Inventado</w:t>
-      </w:r>
-      <w:proofErr w:type="spellEnd"/>
-      <w:r>
-        <w:rPr>
-          <w:rFonts w:ascii="Times New Roman" w:eastAsia="MS Mincho" w:hAnsi="Times New Roman" w:cs="Times New Roman"/>
-          <w:kern w:val="0"/>
-          <w:sz w:val="28"/>
-          <w:szCs w:val="28"/>
-          <w14:ligatures w14:val="none"/>
-        </w:rPr>
-        <w:t>, 2014). AI-driven learning analytics tools collect a variety of data: from students' activity in educational platform to scores, homework assignments, and students' behavioral characteristics, etc. The accuracy of data analysis increases, and the load on teachers decreases. As a result, they can organize pedagogical activities more efficiently and work with students on individualized educational paths.</w:t>
-      </w:r>
-      <w:r>
-        <w:rPr>
-          <w:rFonts w:ascii="Times New Roman" w:eastAsia="MS Mincho" w:hAnsi="Times New Roman" w:cs="Times New Roman"/>
-          <w:kern w:val="0"/>
-          <w:sz w:val="28"/>
-          <w:szCs w:val="28"/>
-          <w14:ligatures w14:val="none"/>
-        </w:rPr>
-        <w:t xml:space="preserve"> One of the additional challenges of AI integrated learning assessment tools in education sector is about privacy of data and database. It is important to note that the integration of artificial intelligence into the education assessments is critical and could be more biased if it did not train well enough to be proceed. However, most of the critical information should be kept in the database in more secure way either using more security tools and cooperating with third party to keep information of students, as well as, the results of each exam questions and answers, and the other information that is reliable for the education for future implementations. The remaining challenges come as follows, however, these challenges </w:t>
-      </w:r>
-      <w:proofErr w:type="gramStart"/>
-      <w:r>
-        <w:rPr>
-          <w:rFonts w:ascii="Times New Roman" w:eastAsia="MS Mincho" w:hAnsi="Times New Roman" w:cs="Times New Roman"/>
-          <w:kern w:val="0"/>
-          <w:sz w:val="28"/>
-          <w:szCs w:val="28"/>
-          <w14:ligatures w14:val="none"/>
-        </w:rPr>
-        <w:t>are able to</w:t>
-      </w:r>
-      <w:proofErr w:type="gramEnd"/>
-      <w:r>
-        <w:rPr>
-          <w:rFonts w:ascii="Times New Roman" w:eastAsia="MS Mincho" w:hAnsi="Times New Roman" w:cs="Times New Roman"/>
-          <w:kern w:val="0"/>
-          <w:sz w:val="28"/>
-          <w:szCs w:val="28"/>
-          <w14:ligatures w14:val="none"/>
-        </w:rPr>
-        <w:t xml:space="preserve"> be solved by the system.</w:t>
-      </w:r>
-    </w:p>
-    <w:p>
-      <w:pPr>
-        <w:spacing w:after="0" w:line="360" w:lineRule="auto"/>
-        <w:ind w:firstLine="720"/>
+        <w:ind w:firstLine="567"/>
         <w:jc w:val="center"/>
         <w:rPr>
           <w:rFonts w:ascii="Times New Roman" w:eastAsia="MS Mincho" w:hAnsi="Times New Roman" w:cs="Times New Roman"/>
-          <w:kern w:val="0"/>
-          <w:sz w:val="28"/>
-          <w:szCs w:val="28"/>
-          <w14:ligatures w14:val="none"/>
-        </w:rPr>
-      </w:pPr>
-    </w:p>
-    <w:p>
-      <w:pPr>
-        <w:spacing w:after="0" w:line="360" w:lineRule="auto"/>
-        <w:ind w:firstLine="720"/>
-        <w:jc w:val="center"/>
-        <w:rPr>
-          <w:rFonts w:ascii="Times New Roman" w:eastAsia="MS Mincho" w:hAnsi="Times New Roman" w:cs="Times New Roman"/>
           <w:b/>
           <w:bCs/>
           <w:kern w:val="0"/>
-          <w14:ligatures w14:val="none"/>
-        </w:rPr>
-      </w:pPr>
-      <w:r>
-        <w:rPr>
-          <w:rFonts w:ascii="Times New Roman" w:eastAsia="MS Mincho" w:hAnsi="Times New Roman" w:cs="Times New Roman"/>
-          <w:b/>
-          <w:bCs/>
-          <w:kern w:val="0"/>
-          <w14:ligatures w14:val="none"/>
-        </w:rPr>
-        <w:t>Figure</w:t>
-      </w:r>
-      <w:r>
-        <w:rPr>
-          <w:rFonts w:ascii="Times New Roman" w:eastAsia="MS Mincho" w:hAnsi="Times New Roman" w:cs="Times New Roman"/>
-          <w:b/>
-          <w:bCs/>
-          <w:kern w:val="0"/>
-          <w14:ligatures w14:val="none"/>
-        </w:rPr>
-        <w:t xml:space="preserve"> </w:t>
-      </w:r>
-      <w:r>
-        <w:rPr>
-          <w:rFonts w:ascii="Times New Roman" w:eastAsia="MS Mincho" w:hAnsi="Times New Roman" w:cs="Times New Roman"/>
-          <w:b/>
-          <w:bCs/>
-          <w:kern w:val="0"/>
-          <w14:ligatures w14:val="none"/>
-        </w:rPr>
-        <w:t>5</w:t>
-      </w:r>
-      <w:r>
-        <w:rPr>
-          <w:rFonts w:ascii="Times New Roman" w:eastAsia="MS Mincho" w:hAnsi="Times New Roman" w:cs="Times New Roman"/>
-          <w:b/>
-          <w:bCs/>
-          <w:kern w:val="0"/>
-          <w14:ligatures w14:val="none"/>
-        </w:rPr>
-        <w:t>. Learning analytics measures</w:t>
-      </w:r>
-    </w:p>
-    <w:p>
-      <w:pPr>
-        <w:spacing w:after="0" w:line="360" w:lineRule="auto"/>
-        <w:jc w:val="both"/>
-        <w:rPr>
-          <w:rFonts w:ascii="Times New Roman" w:eastAsia="MS Mincho" w:hAnsi="Times New Roman" w:cs="Times New Roman"/>
-          <w:kern w:val="0"/>
           <w:sz w:val="28"/>
           <w:szCs w:val="28"/>
           <w14:ligatures w14:val="none"/>
@@ -22712,12 +22698,11 @@
         <w:rPr>
           <w:noProof/>
         </w:rPr>
-        <w:lastRenderedPageBreak/>
         <w:drawing>
-          <wp:inline distT="0" distB="0" distL="0" distR="0" wp14:anchorId="3593EFFC" wp14:editId="0406AB97">
-            <wp:extent cx="5943600" cy="3555386"/>
-            <wp:effectExtent l="0" t="0" r="0" b="6985"/>
-            <wp:docPr id="1096069436" name="Picture 1"/>
+          <wp:inline distT="0" distB="0" distL="0" distR="0" wp14:anchorId="23CA74DF" wp14:editId="0481F92C">
+            <wp:extent cx="4572000" cy="6310908"/>
+            <wp:effectExtent l="0" t="0" r="0" b="1270"/>
+            <wp:docPr id="1572355034" name="Picture 5"/>
             <wp:cNvGraphicFramePr>
               <a:graphicFrameLocks xmlns:a="http://schemas.openxmlformats.org/drawingml/2006/main" noChangeAspect="1"/>
             </wp:cNvGraphicFramePr>
@@ -22725,32 +22710,23 @@
               <a:graphicData uri="http://schemas.openxmlformats.org/drawingml/2006/picture">
                 <pic:pic xmlns:pic="http://schemas.openxmlformats.org/drawingml/2006/picture">
                   <pic:nvPicPr>
-                    <pic:cNvPr id="1096069436" name=""/>
+                    <pic:cNvPr id="1572355034" name="Picture 1572355034"/>
                     <pic:cNvPicPr/>
                   </pic:nvPicPr>
-                  <pic:blipFill rotWithShape="1">
+                  <pic:blipFill>
                     <a:blip r:embed="rId15"/>
-                    <a:srcRect t="6597" r="8302" b="7916"/>
                     <a:stretch>
                       <a:fillRect/>
                     </a:stretch>
                   </pic:blipFill>
-                  <pic:spPr bwMode="auto">
+                  <pic:spPr>
                     <a:xfrm>
                       <a:off x="0" y="0"/>
-                      <a:ext cx="5955412" cy="3562452"/>
+                      <a:ext cx="4649693" cy="6418151"/>
                     </a:xfrm>
                     <a:prstGeom prst="rect">
                       <a:avLst/>
                     </a:prstGeom>
-                    <a:ln>
-                      <a:noFill/>
-                    </a:ln>
-                    <a:extLst>
-                      <a:ext uri="{53640926-AAD7-44D8-BBD7-CCE9431645EC}">
-                        <a14:shadowObscured xmlns:a14="http://schemas.microsoft.com/office/drawing/2010/main"/>
-                      </a:ext>
-                    </a:extLst>
                   </pic:spPr>
                 </pic:pic>
               </a:graphicData>
@@ -22766,6 +22742,8 @@
         <w:rPr>
           <w:rFonts w:ascii="Times New Roman" w:eastAsia="MS Mincho" w:hAnsi="Times New Roman" w:cs="Times New Roman"/>
           <w:kern w:val="0"/>
+          <w:sz w:val="28"/>
+          <w:szCs w:val="28"/>
           <w14:ligatures w14:val="none"/>
         </w:rPr>
       </w:pPr>
@@ -22775,6 +22753,8 @@
           <w:b/>
           <w:bCs/>
           <w:kern w:val="0"/>
+          <w:sz w:val="28"/>
+          <w:szCs w:val="28"/>
           <w14:ligatures w14:val="none"/>
         </w:rPr>
         <w:t>Source:</w:t>
@@ -22783,77 +22763,24 @@
         <w:rPr>
           <w:rFonts w:ascii="Times New Roman" w:eastAsia="MS Mincho" w:hAnsi="Times New Roman" w:cs="Times New Roman"/>
           <w:kern w:val="0"/>
-          <w14:ligatures w14:val="none"/>
-        </w:rPr>
-        <w:t xml:space="preserve"> O’Brien, M., et al., </w:t>
-      </w:r>
-      <w:r>
-        <w:rPr>
-          <w:rFonts w:ascii="Times New Roman" w:eastAsia="MS Mincho" w:hAnsi="Times New Roman" w:cs="Times New Roman"/>
-          <w:i/>
-          <w:iCs/>
-          <w:kern w:val="0"/>
-          <w14:ligatures w14:val="none"/>
-        </w:rPr>
-        <w:t>“</w:t>
-      </w:r>
-      <w:r>
-        <w:rPr>
-          <w:rFonts w:ascii="Times New Roman" w:eastAsia="MS Mincho" w:hAnsi="Times New Roman" w:cs="Times New Roman"/>
-          <w:kern w:val="0"/>
-          <w14:ligatures w14:val="none"/>
-        </w:rPr>
-        <w:t>Learning Analytics for Measuring Engagement and Academic Performance: A Case Study from an Irish University</w:t>
-      </w:r>
-      <w:r>
-        <w:rPr>
-          <w:rFonts w:ascii="Times New Roman" w:eastAsia="MS Mincho" w:hAnsi="Times New Roman" w:cs="Times New Roman"/>
-          <w:i/>
-          <w:iCs/>
-          <w:kern w:val="0"/>
-          <w14:ligatures w14:val="none"/>
-        </w:rPr>
-        <w:t>”</w:t>
-      </w:r>
-      <w:r>
-        <w:rPr>
-          <w:rFonts w:ascii="Times New Roman" w:eastAsia="MS Mincho" w:hAnsi="Times New Roman" w:cs="Times New Roman"/>
-          <w:kern w:val="0"/>
-          <w14:ligatures w14:val="none"/>
-        </w:rPr>
-        <w:t>,</w:t>
-      </w:r>
-    </w:p>
-    <w:p>
-      <w:pPr>
-        <w:spacing w:after="0" w:line="360" w:lineRule="auto"/>
-        <w:jc w:val="both"/>
-        <w:rPr>
-          <w:rFonts w:ascii="Times New Roman" w:eastAsia="MS Mincho" w:hAnsi="Times New Roman" w:cs="Times New Roman"/>
-          <w:kern w:val="0"/>
-          <w14:ligatures w14:val="none"/>
-        </w:rPr>
-      </w:pPr>
-      <w:hyperlink r:id="rId16" w:history="1">
-        <w:r>
-          <w:rPr>
-            <w:rStyle w:val="Hyperlink"/>
-            <w:rFonts w:ascii="Times New Roman" w:eastAsia="MS Mincho" w:hAnsi="Times New Roman" w:cs="Times New Roman"/>
-            <w:kern w:val="0"/>
-            <w14:ligatures w14:val="none"/>
-          </w:rPr>
-          <w:t>https://www.researchgate.net/publication/361285969_Learning_Analytics_for_Measuring_Engagement_and_Academic_Performance_A_Case_Study_from_an_Irish_University</w:t>
-        </w:r>
-      </w:hyperlink>
-      <w:r>
-        <w:rPr>
-          <w:rFonts w:ascii="Times New Roman" w:eastAsia="MS Mincho" w:hAnsi="Times New Roman" w:cs="Times New Roman"/>
-          <w:kern w:val="0"/>
-          <w14:ligatures w14:val="none"/>
-        </w:rPr>
-        <w:t>, 2022</w:t>
-      </w:r>
-    </w:p>
+          <w:sz w:val="28"/>
+          <w:szCs w:val="28"/>
+          <w14:ligatures w14:val="none"/>
+        </w:rPr>
+        <w:t xml:space="preserve"> </w:t>
+      </w:r>
+      <w:r>
+        <w:rPr>
+          <w:rFonts w:ascii="Times New Roman" w:eastAsia="MS Mincho" w:hAnsi="Times New Roman" w:cs="Times New Roman"/>
+          <w:kern w:val="0"/>
+          <w:sz w:val="28"/>
+          <w:szCs w:val="28"/>
+          <w14:ligatures w14:val="none"/>
+        </w:rPr>
+        <w:t>Author's own elaboration</w:t>
+      </w:r>
+    </w:p>
+    <w:bookmarkEnd w:id="46"/>
     <w:p>
       <w:pPr>
         <w:spacing w:after="0" w:line="360" w:lineRule="auto"/>
@@ -22888,7 +22815,19 @@
           <w:szCs w:val="28"/>
           <w14:ligatures w14:val="none"/>
         </w:rPr>
-        <w:t xml:space="preserve">The systems based on Artificial Intelligence (AI) are designed to offer real-time feedback to the students. The AI technologies provide </w:t>
+        <w:lastRenderedPageBreak/>
+        <w:t xml:space="preserve">The text normalization module is implemented as a cascade of regular expression-based substitution rules applied in fixed priority order. Each rule is a pattern–replacement pair stored in </w:t>
+      </w:r>
+      <w:proofErr w:type="spellStart"/>
+      <w:r>
+        <w:rPr>
+          <w:rFonts w:ascii="Times New Roman" w:eastAsia="MS Mincho" w:hAnsi="Times New Roman" w:cs="Times New Roman"/>
+          <w:kern w:val="0"/>
+          <w:sz w:val="28"/>
+          <w:szCs w:val="28"/>
+          <w14:ligatures w14:val="none"/>
+        </w:rPr>
+        <w:t>text_norm_</w:t>
       </w:r>
       <w:proofErr w:type="gramStart"/>
       <w:r>
@@ -22899,8 +22838,9 @@
           <w:szCs w:val="28"/>
           <w14:ligatures w14:val="none"/>
         </w:rPr>
-        <w:t>a detailed feedback</w:t>
-      </w:r>
+        <w:t>rules.json</w:t>
+      </w:r>
+      <w:proofErr w:type="spellEnd"/>
       <w:proofErr w:type="gramEnd"/>
       <w:r>
         <w:rPr>
@@ -22910,7 +22850,7 @@
           <w:szCs w:val="28"/>
           <w14:ligatures w14:val="none"/>
         </w:rPr>
-        <w:t xml:space="preserve"> to the student in terms of whether his answer is correct or </w:t>
+        <w:t xml:space="preserve">, enabling the rule set to be inspected and extended without modifying Python code. Public interface: </w:t>
       </w:r>
       <w:proofErr w:type="gramStart"/>
       <w:r>
@@ -22921,7 +22861,7 @@
           <w:szCs w:val="28"/>
           <w14:ligatures w14:val="none"/>
         </w:rPr>
-        <w:t>not, and</w:t>
+        <w:t>normalize(</w:t>
       </w:r>
       <w:proofErr w:type="gramEnd"/>
       <w:r>
@@ -22932,7 +22872,7 @@
           <w:szCs w:val="28"/>
           <w14:ligatures w14:val="none"/>
         </w:rPr>
-        <w:t xml:space="preserve"> also identifies his strengths and areas of improvement and where he needs to work harder. Therefore, the student learns and improves from his errors very quickly. He would have the ability to correct his mistakes instantly.</w:t>
+        <w:t>text: str) → str.</w:t>
       </w:r>
     </w:p>
     <w:p>
@@ -22956,7 +22896,7 @@
           <w:szCs w:val="28"/>
           <w14:ligatures w14:val="none"/>
         </w:rPr>
-        <w:t xml:space="preserve">It also provides real-time feedback with a positive impact on learning quality. The AI-based system is based on formative assessment, monitoring the learning process, </w:t>
+        <w:t>The G2P converter maps normalized text to IPA phoneme sequences through character-by-character processing with lookahead and lookbehind for context-sensitive rules. The module implements a base phoneme mapping for all nine vowels and twenty-three consonants via g2p_</w:t>
       </w:r>
       <w:proofErr w:type="gramStart"/>
       <w:r>
@@ -22967,7 +22907,7 @@
           <w:szCs w:val="28"/>
           <w14:ligatures w14:val="none"/>
         </w:rPr>
-        <w:t>and also</w:t>
+        <w:t>rules.json</w:t>
       </w:r>
       <w:proofErr w:type="gramEnd"/>
       <w:r>
@@ -22978,7 +22918,51 @@
           <w:szCs w:val="28"/>
           <w14:ligatures w14:val="none"/>
         </w:rPr>
-        <w:t xml:space="preserve"> supports students in the learning process while encouraging them to be more active in the learning process (Black &amp; Wiliam, 1998). The result obtained was very good.</w:t>
+        <w:t xml:space="preserve">, context-sensitive rules covering palatalization, /ğ/ </w:t>
+      </w:r>
+      <w:proofErr w:type="spellStart"/>
+      <w:r>
+        <w:rPr>
+          <w:rFonts w:ascii="Times New Roman" w:eastAsia="MS Mincho" w:hAnsi="Times New Roman" w:cs="Times New Roman"/>
+          <w:kern w:val="0"/>
+          <w:sz w:val="28"/>
+          <w:szCs w:val="28"/>
+          <w14:ligatures w14:val="none"/>
+        </w:rPr>
+        <w:t>allophony</w:t>
+      </w:r>
+      <w:proofErr w:type="spellEnd"/>
+      <w:r>
+        <w:rPr>
+          <w:rFonts w:ascii="Times New Roman" w:eastAsia="MS Mincho" w:hAnsi="Times New Roman" w:cs="Times New Roman"/>
+          <w:kern w:val="0"/>
+          <w:sz w:val="28"/>
+          <w:szCs w:val="28"/>
+          <w14:ligatures w14:val="none"/>
+        </w:rPr>
+        <w:t xml:space="preserve">, and nasal velarization, and post-processing steps including geminate merging, final obstruent devoicing, and nasal assimilation. Output is a </w:t>
+      </w:r>
+      <w:proofErr w:type="gramStart"/>
+      <w:r>
+        <w:rPr>
+          <w:rFonts w:ascii="Times New Roman" w:eastAsia="MS Mincho" w:hAnsi="Times New Roman" w:cs="Times New Roman"/>
+          <w:kern w:val="0"/>
+          <w:sz w:val="28"/>
+          <w:szCs w:val="28"/>
+          <w14:ligatures w14:val="none"/>
+        </w:rPr>
+        <w:t>List[</w:t>
+      </w:r>
+      <w:proofErr w:type="gramEnd"/>
+      <w:r>
+        <w:rPr>
+          <w:rFonts w:ascii="Times New Roman" w:eastAsia="MS Mincho" w:hAnsi="Times New Roman" w:cs="Times New Roman"/>
+          <w:kern w:val="0"/>
+          <w:sz w:val="28"/>
+          <w:szCs w:val="28"/>
+          <w14:ligatures w14:val="none"/>
+        </w:rPr>
+        <w:t>Word], where each Word contains the original grapheme string, a list of phonemes with symbol and syllable index, a syllable list, and the index of the stressed syllable.</w:t>
       </w:r>
     </w:p>
     <w:p>
@@ -23002,7 +22986,18 @@
           <w:szCs w:val="28"/>
           <w14:ligatures w14:val="none"/>
         </w:rPr>
-        <w:t xml:space="preserve">Feedback from operational AI systems can also increase student motivation. Students are more engaged with the learning process and </w:t>
+        <w:t xml:space="preserve">The stress assigner applies the priority-ordered rule hierarchy described in Section 2.2 to the Word list produced by the G2P converter. It reads exception lists and rule parameters from </w:t>
+      </w:r>
+      <w:proofErr w:type="spellStart"/>
+      <w:r>
+        <w:rPr>
+          <w:rFonts w:ascii="Times New Roman" w:eastAsia="MS Mincho" w:hAnsi="Times New Roman" w:cs="Times New Roman"/>
+          <w:kern w:val="0"/>
+          <w:sz w:val="28"/>
+          <w:szCs w:val="28"/>
+          <w14:ligatures w14:val="none"/>
+        </w:rPr>
+        <w:t>stress_</w:t>
       </w:r>
       <w:proofErr w:type="gramStart"/>
       <w:r>
@@ -23013,8 +23008,9 @@
           <w:szCs w:val="28"/>
           <w14:ligatures w14:val="none"/>
         </w:rPr>
-        <w:t>are able to</w:t>
-      </w:r>
+        <w:t>rules.json</w:t>
+      </w:r>
+      <w:proofErr w:type="spellEnd"/>
       <w:proofErr w:type="gramEnd"/>
       <w:r>
         <w:rPr>
@@ -23024,18 +23020,29 @@
           <w:szCs w:val="28"/>
           <w14:ligatures w14:val="none"/>
         </w:rPr>
-        <w:t xml:space="preserve"> track their </w:t>
-      </w:r>
-      <w:r>
-        <w:rPr>
-          <w:rFonts w:ascii="Times New Roman" w:eastAsia="MS Mincho" w:hAnsi="Times New Roman" w:cs="Times New Roman"/>
-          <w:kern w:val="0"/>
-          <w:sz w:val="28"/>
-          <w:szCs w:val="28"/>
-          <w14:ligatures w14:val="none"/>
-        </w:rPr>
-        <w:lastRenderedPageBreak/>
-        <w:t>progress as they receive instantaneous results and detailed solutions to their problems. This enables students to practice key self-regulated learning skills (Zimmerman, 2002).</w:t>
+        <w:t xml:space="preserve"> and additionally applies phrasal stress demotions and assigns </w:t>
+      </w:r>
+      <w:proofErr w:type="spellStart"/>
+      <w:r>
+        <w:rPr>
+          <w:rFonts w:ascii="Times New Roman" w:eastAsia="MS Mincho" w:hAnsi="Times New Roman" w:cs="Times New Roman"/>
+          <w:kern w:val="0"/>
+          <w:sz w:val="28"/>
+          <w:szCs w:val="28"/>
+          <w14:ligatures w14:val="none"/>
+        </w:rPr>
+        <w:t>ToBI</w:t>
+      </w:r>
+      <w:proofErr w:type="spellEnd"/>
+      <w:r>
+        <w:rPr>
+          <w:rFonts w:ascii="Times New Roman" w:eastAsia="MS Mincho" w:hAnsi="Times New Roman" w:cs="Times New Roman"/>
+          <w:kern w:val="0"/>
+          <w:sz w:val="28"/>
+          <w:szCs w:val="28"/>
+          <w14:ligatures w14:val="none"/>
+        </w:rPr>
+        <w:t xml:space="preserve"> pitch accent labels to content words.</w:t>
       </w:r>
     </w:p>
     <w:p>
@@ -23059,7 +23066,63 @@
           <w:szCs w:val="28"/>
           <w14:ligatures w14:val="none"/>
         </w:rPr>
-        <w:t>Continuous assessment systems using AI (Artificial intelligence) have an edge over traditional continuous assessment systems. AI-based systems are faster, more accurate and shifted the focus from teacher-centric approach to more interactive student-centric approach for learning. Artificial intelligence is transforming continuous assessment from technology as well as pedagogy perspective (Holmes et al., 2019).</w:t>
+        <w:t xml:space="preserve">The prosody engine detects the sentence type by pattern-matching against surface features of the word sequence, selects the corresponding intonation pattern from </w:t>
+      </w:r>
+      <w:proofErr w:type="spellStart"/>
+      <w:r>
+        <w:rPr>
+          <w:rFonts w:ascii="Times New Roman" w:eastAsia="MS Mincho" w:hAnsi="Times New Roman" w:cs="Times New Roman"/>
+          <w:kern w:val="0"/>
+          <w:sz w:val="28"/>
+          <w:szCs w:val="28"/>
+          <w14:ligatures w14:val="none"/>
+        </w:rPr>
+        <w:t>prosody_</w:t>
+      </w:r>
+      <w:proofErr w:type="gramStart"/>
+      <w:r>
+        <w:rPr>
+          <w:rFonts w:ascii="Times New Roman" w:eastAsia="MS Mincho" w:hAnsi="Times New Roman" w:cs="Times New Roman"/>
+          <w:kern w:val="0"/>
+          <w:sz w:val="28"/>
+          <w:szCs w:val="28"/>
+          <w14:ligatures w14:val="none"/>
+        </w:rPr>
+        <w:t>rules.json</w:t>
+      </w:r>
+      <w:proofErr w:type="spellEnd"/>
+      <w:proofErr w:type="gramEnd"/>
+      <w:r>
+        <w:rPr>
+          <w:rFonts w:ascii="Times New Roman" w:eastAsia="MS Mincho" w:hAnsi="Times New Roman" w:cs="Times New Roman"/>
+          <w:kern w:val="0"/>
+          <w:sz w:val="28"/>
+          <w:szCs w:val="28"/>
+          <w14:ligatures w14:val="none"/>
+        </w:rPr>
+        <w:t xml:space="preserve">, estimates phone durations and pause lengths, and produces a </w:t>
+      </w:r>
+      <w:proofErr w:type="spellStart"/>
+      <w:r>
+        <w:rPr>
+          <w:rFonts w:ascii="Times New Roman" w:eastAsia="MS Mincho" w:hAnsi="Times New Roman" w:cs="Times New Roman"/>
+          <w:kern w:val="0"/>
+          <w:sz w:val="28"/>
+          <w:szCs w:val="28"/>
+          <w14:ligatures w14:val="none"/>
+        </w:rPr>
+        <w:t>SentenceAnnotation</w:t>
+      </w:r>
+      <w:proofErr w:type="spellEnd"/>
+      <w:r>
+        <w:rPr>
+          <w:rFonts w:ascii="Times New Roman" w:eastAsia="MS Mincho" w:hAnsi="Times New Roman" w:cs="Times New Roman"/>
+          <w:kern w:val="0"/>
+          <w:sz w:val="28"/>
+          <w:szCs w:val="28"/>
+          <w14:ligatures w14:val="none"/>
+        </w:rPr>
+        <w:t xml:space="preserve"> object encoding the full suprasegmental structure of the utterance.</w:t>
       </w:r>
     </w:p>
     <w:p>
@@ -23083,51 +23146,117 @@
           <w:szCs w:val="28"/>
           <w14:ligatures w14:val="none"/>
         </w:rPr>
-        <w:t xml:space="preserve">The assessment by means of artificial intelligence essentially brings about </w:t>
-      </w:r>
-      <w:proofErr w:type="gramStart"/>
-      <w:r>
-        <w:rPr>
-          <w:rFonts w:ascii="Times New Roman" w:eastAsia="MS Mincho" w:hAnsi="Times New Roman" w:cs="Times New Roman"/>
-          <w:kern w:val="0"/>
-          <w:sz w:val="28"/>
-          <w:szCs w:val="28"/>
-          <w14:ligatures w14:val="none"/>
-        </w:rPr>
-        <w:t>a number of</w:t>
-      </w:r>
-      <w:proofErr w:type="gramEnd"/>
-      <w:r>
-        <w:rPr>
-          <w:rFonts w:ascii="Times New Roman" w:eastAsia="MS Mincho" w:hAnsi="Times New Roman" w:cs="Times New Roman"/>
-          <w:kern w:val="0"/>
-          <w:sz w:val="28"/>
-          <w:szCs w:val="28"/>
-          <w14:ligatures w14:val="none"/>
-        </w:rPr>
-        <w:t xml:space="preserve"> new developments. However, beyond the software-related features, </w:t>
-      </w:r>
-      <w:proofErr w:type="gramStart"/>
-      <w:r>
-        <w:rPr>
-          <w:rFonts w:ascii="Times New Roman" w:eastAsia="MS Mincho" w:hAnsi="Times New Roman" w:cs="Times New Roman"/>
-          <w:kern w:val="0"/>
-          <w:sz w:val="28"/>
-          <w:szCs w:val="28"/>
-          <w14:ligatures w14:val="none"/>
-        </w:rPr>
-        <w:t>a number of</w:t>
-      </w:r>
-      <w:proofErr w:type="gramEnd"/>
-      <w:r>
-        <w:rPr>
-          <w:rFonts w:ascii="Times New Roman" w:eastAsia="MS Mincho" w:hAnsi="Times New Roman" w:cs="Times New Roman"/>
-          <w:kern w:val="0"/>
-          <w:sz w:val="28"/>
-          <w:szCs w:val="28"/>
-          <w14:ligatures w14:val="none"/>
-        </w:rPr>
-        <w:t xml:space="preserve"> additional problems, of a technical as well as practical nature, occur when such systems are put into practice. AI assessment systems are more than software: they are complex systems that are operated in social and pedagogical settings and therefore encounter a whole range of problems.</w:t>
+        <w:t xml:space="preserve">The synthesizer translates the </w:t>
+      </w:r>
+      <w:proofErr w:type="spellStart"/>
+      <w:r>
+        <w:rPr>
+          <w:rFonts w:ascii="Times New Roman" w:eastAsia="MS Mincho" w:hAnsi="Times New Roman" w:cs="Times New Roman"/>
+          <w:kern w:val="0"/>
+          <w:sz w:val="28"/>
+          <w:szCs w:val="28"/>
+          <w14:ligatures w14:val="none"/>
+        </w:rPr>
+        <w:t>SentenceAnnotation</w:t>
+      </w:r>
+      <w:proofErr w:type="spellEnd"/>
+      <w:r>
+        <w:rPr>
+          <w:rFonts w:ascii="Times New Roman" w:eastAsia="MS Mincho" w:hAnsi="Times New Roman" w:cs="Times New Roman"/>
+          <w:kern w:val="0"/>
+          <w:sz w:val="28"/>
+          <w:szCs w:val="28"/>
+          <w14:ligatures w14:val="none"/>
+        </w:rPr>
+        <w:t xml:space="preserve"> to audio using </w:t>
+      </w:r>
+      <w:proofErr w:type="spellStart"/>
+      <w:r>
+        <w:rPr>
+          <w:rFonts w:ascii="Times New Roman" w:eastAsia="MS Mincho" w:hAnsi="Times New Roman" w:cs="Times New Roman"/>
+          <w:kern w:val="0"/>
+          <w:sz w:val="28"/>
+          <w:szCs w:val="28"/>
+          <w14:ligatures w14:val="none"/>
+        </w:rPr>
+        <w:t>espeak</w:t>
+      </w:r>
+      <w:proofErr w:type="spellEnd"/>
+      <w:r>
+        <w:rPr>
+          <w:rFonts w:ascii="Times New Roman" w:eastAsia="MS Mincho" w:hAnsi="Times New Roman" w:cs="Times New Roman"/>
+          <w:kern w:val="0"/>
+          <w:sz w:val="28"/>
+          <w:szCs w:val="28"/>
+          <w14:ligatures w14:val="none"/>
+        </w:rPr>
+        <w:t xml:space="preserve">-ng as a subprocess. Normalized text with embedded </w:t>
+      </w:r>
+      <w:proofErr w:type="spellStart"/>
+      <w:r>
+        <w:rPr>
+          <w:rFonts w:ascii="Times New Roman" w:eastAsia="MS Mincho" w:hAnsi="Times New Roman" w:cs="Times New Roman"/>
+          <w:kern w:val="0"/>
+          <w:sz w:val="28"/>
+          <w:szCs w:val="28"/>
+          <w14:ligatures w14:val="none"/>
+        </w:rPr>
+        <w:t>espeak</w:t>
+      </w:r>
+      <w:proofErr w:type="spellEnd"/>
+      <w:r>
+        <w:rPr>
+          <w:rFonts w:ascii="Times New Roman" w:eastAsia="MS Mincho" w:hAnsi="Times New Roman" w:cs="Times New Roman"/>
+          <w:kern w:val="0"/>
+          <w:sz w:val="28"/>
+          <w:szCs w:val="28"/>
+          <w14:ligatures w14:val="none"/>
+        </w:rPr>
+        <w:t xml:space="preserve"> markup for pauses and stress is passed to </w:t>
+      </w:r>
+      <w:proofErr w:type="spellStart"/>
+      <w:r>
+        <w:rPr>
+          <w:rFonts w:ascii="Times New Roman" w:eastAsia="MS Mincho" w:hAnsi="Times New Roman" w:cs="Times New Roman"/>
+          <w:kern w:val="0"/>
+          <w:sz w:val="28"/>
+          <w:szCs w:val="28"/>
+          <w14:ligatures w14:val="none"/>
+        </w:rPr>
+        <w:t>espeak</w:t>
+      </w:r>
+      <w:proofErr w:type="spellEnd"/>
+      <w:r>
+        <w:rPr>
+          <w:rFonts w:ascii="Times New Roman" w:eastAsia="MS Mincho" w:hAnsi="Times New Roman" w:cs="Times New Roman"/>
+          <w:kern w:val="0"/>
+          <w:sz w:val="28"/>
+          <w:szCs w:val="28"/>
+          <w14:ligatures w14:val="none"/>
+        </w:rPr>
+        <w:t xml:space="preserve">-ng with the Azerbaijani voice profile (-v </w:t>
+      </w:r>
+      <w:proofErr w:type="spellStart"/>
+      <w:r>
+        <w:rPr>
+          <w:rFonts w:ascii="Times New Roman" w:eastAsia="MS Mincho" w:hAnsi="Times New Roman" w:cs="Times New Roman"/>
+          <w:kern w:val="0"/>
+          <w:sz w:val="28"/>
+          <w:szCs w:val="28"/>
+          <w14:ligatures w14:val="none"/>
+        </w:rPr>
+        <w:t>az</w:t>
+      </w:r>
+      <w:proofErr w:type="spellEnd"/>
+      <w:r>
+        <w:rPr>
+          <w:rFonts w:ascii="Times New Roman" w:eastAsia="MS Mincho" w:hAnsi="Times New Roman" w:cs="Times New Roman"/>
+          <w:kern w:val="0"/>
+          <w:sz w:val="28"/>
+          <w:szCs w:val="28"/>
+          <w14:ligatures w14:val="none"/>
+        </w:rPr>
+        <w:t>), producing WAV audio at 22,050 Hz. Speed, pitch, and amplitude parameters are adjusted based on sentence type and configuration settings covering speaking style (neutral, formal, or conversational).</w:t>
       </w:r>
     </w:p>
     <w:p>
@@ -23143,16 +23272,6 @@
           <w14:ligatures w14:val="none"/>
         </w:rPr>
       </w:pPr>
-      <w:r>
-        <w:rPr>
-          <w:rFonts w:ascii="Times New Roman" w:eastAsia="MS Mincho" w:hAnsi="Times New Roman" w:cs="Times New Roman"/>
-          <w:kern w:val="0"/>
-          <w:sz w:val="28"/>
-          <w:szCs w:val="28"/>
-          <w14:ligatures w14:val="none"/>
-        </w:rPr>
-        <w:t>One of the major technical challenges that need to be addressed for effective deployment and utilization of AI models is the quality and availability of relevant data (OECD, 2021). Access to high quality educational data can be a major challenge due to factors such as incompleteness, lack of organization and incorrectness. Huge resources are required to build and adapt an infrastructure to manage data, which many educational institutions lack.</w:t>
-      </w:r>
     </w:p>
     <w:p>
       <w:pPr>
@@ -23175,56 +23294,1571 @@
           <w:szCs w:val="28"/>
           <w14:ligatures w14:val="none"/>
         </w:rPr>
-        <w:t>While there are many concerns around the use of AI in education (e.g. the potential of AI to take away human interaction and diminish the value of a traditional classroom education), there are also technical issues that need to be addressed. As algorithms are trained on data, any bias embedded within that data will be learned and replicated by the AI. This can have serious implications for fairness in the educational world, as students assessed by biased systems will be given a foot up or a foot held down on the educational ladder in comparison to their peers (O’Neil, 2016).</w:t>
+        <w:lastRenderedPageBreak/>
+        <w:t>The complete data flow through the pipeline is illustrated with the following example.</w:t>
       </w:r>
     </w:p>
     <w:p>
       <w:pPr>
         <w:spacing w:after="0" w:line="360" w:lineRule="auto"/>
+        <w:jc w:val="both"/>
+        <w:rPr>
+          <w:rFonts w:ascii="Times New Roman" w:eastAsia="MS Mincho" w:hAnsi="Times New Roman" w:cs="Times New Roman"/>
+          <w:kern w:val="0"/>
+          <w:sz w:val="28"/>
+          <w:szCs w:val="28"/>
+          <w14:ligatures w14:val="none"/>
+        </w:rPr>
+      </w:pPr>
+      <w:r>
+        <w:rPr>
+          <w:rFonts w:ascii="Times New Roman" w:eastAsia="MS Mincho" w:hAnsi="Times New Roman" w:cs="Times New Roman"/>
+          <w:kern w:val="0"/>
+          <w:sz w:val="28"/>
+          <w:szCs w:val="28"/>
+          <w14:ligatures w14:val="none"/>
+        </w:rPr>
+        <w:t>Input: "</w:t>
+      </w:r>
+      <w:proofErr w:type="spellStart"/>
+      <w:r>
+        <w:rPr>
+          <w:rFonts w:ascii="Times New Roman" w:eastAsia="MS Mincho" w:hAnsi="Times New Roman" w:cs="Times New Roman"/>
+          <w:kern w:val="0"/>
+          <w:sz w:val="28"/>
+          <w:szCs w:val="28"/>
+          <w14:ligatures w14:val="none"/>
+        </w:rPr>
+        <w:t>Azərbaycan</w:t>
+      </w:r>
+      <w:proofErr w:type="spellEnd"/>
+      <w:r>
+        <w:rPr>
+          <w:rFonts w:ascii="Times New Roman" w:eastAsia="MS Mincho" w:hAnsi="Times New Roman" w:cs="Times New Roman"/>
+          <w:kern w:val="0"/>
+          <w:sz w:val="28"/>
+          <w:szCs w:val="28"/>
+          <w14:ligatures w14:val="none"/>
+        </w:rPr>
+        <w:t xml:space="preserve"> 15.06.2024-cü </w:t>
+      </w:r>
+      <w:proofErr w:type="spellStart"/>
+      <w:r>
+        <w:rPr>
+          <w:rFonts w:ascii="Times New Roman" w:eastAsia="MS Mincho" w:hAnsi="Times New Roman" w:cs="Times New Roman"/>
+          <w:kern w:val="0"/>
+          <w:sz w:val="28"/>
+          <w:szCs w:val="28"/>
+          <w14:ligatures w14:val="none"/>
+        </w:rPr>
+        <w:t>ildə</w:t>
+      </w:r>
+      <w:proofErr w:type="spellEnd"/>
+      <w:r>
+        <w:rPr>
+          <w:rFonts w:ascii="Times New Roman" w:eastAsia="MS Mincho" w:hAnsi="Times New Roman" w:cs="Times New Roman"/>
+          <w:kern w:val="0"/>
+          <w:sz w:val="28"/>
+          <w:szCs w:val="28"/>
+          <w14:ligatures w14:val="none"/>
+        </w:rPr>
+        <w:t xml:space="preserve"> </w:t>
+      </w:r>
+      <w:proofErr w:type="spellStart"/>
+      <w:r>
+        <w:rPr>
+          <w:rFonts w:ascii="Times New Roman" w:eastAsia="MS Mincho" w:hAnsi="Times New Roman" w:cs="Times New Roman"/>
+          <w:kern w:val="0"/>
+          <w:sz w:val="28"/>
+          <w:szCs w:val="28"/>
+          <w14:ligatures w14:val="none"/>
+        </w:rPr>
+        <w:t>müstəqilliyini</w:t>
+      </w:r>
+      <w:proofErr w:type="spellEnd"/>
+      <w:r>
+        <w:rPr>
+          <w:rFonts w:ascii="Times New Roman" w:eastAsia="MS Mincho" w:hAnsi="Times New Roman" w:cs="Times New Roman"/>
+          <w:kern w:val="0"/>
+          <w:sz w:val="28"/>
+          <w:szCs w:val="28"/>
+          <w14:ligatures w14:val="none"/>
+        </w:rPr>
+        <w:t xml:space="preserve"> elan </w:t>
+      </w:r>
+      <w:proofErr w:type="spellStart"/>
+      <w:r>
+        <w:rPr>
+          <w:rFonts w:ascii="Times New Roman" w:eastAsia="MS Mincho" w:hAnsi="Times New Roman" w:cs="Times New Roman"/>
+          <w:kern w:val="0"/>
+          <w:sz w:val="28"/>
+          <w:szCs w:val="28"/>
+          <w14:ligatures w14:val="none"/>
+        </w:rPr>
+        <w:t>etdi</w:t>
+      </w:r>
+      <w:proofErr w:type="spellEnd"/>
+      <w:r>
+        <w:rPr>
+          <w:rFonts w:ascii="Times New Roman" w:eastAsia="MS Mincho" w:hAnsi="Times New Roman" w:cs="Times New Roman"/>
+          <w:kern w:val="0"/>
+          <w:sz w:val="28"/>
+          <w:szCs w:val="28"/>
+          <w14:ligatures w14:val="none"/>
+        </w:rPr>
+        <w:t>."</w:t>
+      </w:r>
+    </w:p>
+    <w:p>
+      <w:pPr>
+        <w:pStyle w:val="ListParagraph"/>
+        <w:numPr>
+          <w:ilvl w:val="0"/>
+          <w:numId w:val="41"/>
+        </w:numPr>
+        <w:spacing w:after="0" w:line="360" w:lineRule="auto"/>
+        <w:jc w:val="both"/>
+        <w:rPr>
+          <w:rFonts w:ascii="Times New Roman" w:eastAsia="MS Mincho" w:hAnsi="Times New Roman" w:cs="Times New Roman"/>
+          <w:kern w:val="0"/>
+          <w:sz w:val="28"/>
+          <w:szCs w:val="28"/>
+          <w14:ligatures w14:val="none"/>
+        </w:rPr>
+      </w:pPr>
+      <w:r>
+        <w:rPr>
+          <w:rFonts w:ascii="Times New Roman" w:eastAsia="MS Mincho" w:hAnsi="Times New Roman" w:cs="Times New Roman"/>
+          <w:kern w:val="0"/>
+          <w:sz w:val="28"/>
+          <w:szCs w:val="28"/>
+          <w14:ligatures w14:val="none"/>
+        </w:rPr>
+        <w:t>After Module 1 (Text Normalization): "</w:t>
+      </w:r>
+      <w:proofErr w:type="spellStart"/>
+      <w:r>
+        <w:rPr>
+          <w:rFonts w:ascii="Times New Roman" w:eastAsia="MS Mincho" w:hAnsi="Times New Roman" w:cs="Times New Roman"/>
+          <w:kern w:val="0"/>
+          <w:sz w:val="28"/>
+          <w:szCs w:val="28"/>
+          <w14:ligatures w14:val="none"/>
+        </w:rPr>
+        <w:t>Azərbaycan</w:t>
+      </w:r>
+      <w:proofErr w:type="spellEnd"/>
+      <w:r>
+        <w:rPr>
+          <w:rFonts w:ascii="Times New Roman" w:eastAsia="MS Mincho" w:hAnsi="Times New Roman" w:cs="Times New Roman"/>
+          <w:kern w:val="0"/>
+          <w:sz w:val="28"/>
+          <w:szCs w:val="28"/>
+          <w14:ligatures w14:val="none"/>
+        </w:rPr>
+        <w:t xml:space="preserve"> on </w:t>
+      </w:r>
+      <w:proofErr w:type="spellStart"/>
+      <w:r>
+        <w:rPr>
+          <w:rFonts w:ascii="Times New Roman" w:eastAsia="MS Mincho" w:hAnsi="Times New Roman" w:cs="Times New Roman"/>
+          <w:kern w:val="0"/>
+          <w:sz w:val="28"/>
+          <w:szCs w:val="28"/>
+          <w14:ligatures w14:val="none"/>
+        </w:rPr>
+        <w:t>beşinci</w:t>
+      </w:r>
+      <w:proofErr w:type="spellEnd"/>
+      <w:r>
+        <w:rPr>
+          <w:rFonts w:ascii="Times New Roman" w:eastAsia="MS Mincho" w:hAnsi="Times New Roman" w:cs="Times New Roman"/>
+          <w:kern w:val="0"/>
+          <w:sz w:val="28"/>
+          <w:szCs w:val="28"/>
+          <w14:ligatures w14:val="none"/>
+        </w:rPr>
+        <w:t xml:space="preserve"> </w:t>
+      </w:r>
+      <w:proofErr w:type="spellStart"/>
+      <w:r>
+        <w:rPr>
+          <w:rFonts w:ascii="Times New Roman" w:eastAsia="MS Mincho" w:hAnsi="Times New Roman" w:cs="Times New Roman"/>
+          <w:kern w:val="0"/>
+          <w:sz w:val="28"/>
+          <w:szCs w:val="28"/>
+          <w14:ligatures w14:val="none"/>
+        </w:rPr>
+        <w:t>iyun</w:t>
+      </w:r>
+      <w:proofErr w:type="spellEnd"/>
+      <w:r>
+        <w:rPr>
+          <w:rFonts w:ascii="Times New Roman" w:eastAsia="MS Mincho" w:hAnsi="Times New Roman" w:cs="Times New Roman"/>
+          <w:kern w:val="0"/>
+          <w:sz w:val="28"/>
+          <w:szCs w:val="28"/>
+          <w14:ligatures w14:val="none"/>
+        </w:rPr>
+        <w:t xml:space="preserve"> </w:t>
+      </w:r>
+      <w:proofErr w:type="spellStart"/>
+      <w:r>
+        <w:rPr>
+          <w:rFonts w:ascii="Times New Roman" w:eastAsia="MS Mincho" w:hAnsi="Times New Roman" w:cs="Times New Roman"/>
+          <w:kern w:val="0"/>
+          <w:sz w:val="28"/>
+          <w:szCs w:val="28"/>
+          <w14:ligatures w14:val="none"/>
+        </w:rPr>
+        <w:t>iki</w:t>
+      </w:r>
+      <w:proofErr w:type="spellEnd"/>
+      <w:r>
+        <w:rPr>
+          <w:rFonts w:ascii="Times New Roman" w:eastAsia="MS Mincho" w:hAnsi="Times New Roman" w:cs="Times New Roman"/>
+          <w:kern w:val="0"/>
+          <w:sz w:val="28"/>
+          <w:szCs w:val="28"/>
+          <w14:ligatures w14:val="none"/>
+        </w:rPr>
+        <w:t xml:space="preserve"> min </w:t>
+      </w:r>
+      <w:proofErr w:type="spellStart"/>
+      <w:r>
+        <w:rPr>
+          <w:rFonts w:ascii="Times New Roman" w:eastAsia="MS Mincho" w:hAnsi="Times New Roman" w:cs="Times New Roman"/>
+          <w:kern w:val="0"/>
+          <w:sz w:val="28"/>
+          <w:szCs w:val="28"/>
+          <w14:ligatures w14:val="none"/>
+        </w:rPr>
+        <w:t>iyirmi</w:t>
+      </w:r>
+      <w:proofErr w:type="spellEnd"/>
+      <w:r>
+        <w:rPr>
+          <w:rFonts w:ascii="Times New Roman" w:eastAsia="MS Mincho" w:hAnsi="Times New Roman" w:cs="Times New Roman"/>
+          <w:kern w:val="0"/>
+          <w:sz w:val="28"/>
+          <w:szCs w:val="28"/>
+          <w14:ligatures w14:val="none"/>
+        </w:rPr>
+        <w:t xml:space="preserve"> </w:t>
+      </w:r>
+      <w:proofErr w:type="spellStart"/>
+      <w:r>
+        <w:rPr>
+          <w:rFonts w:ascii="Times New Roman" w:eastAsia="MS Mincho" w:hAnsi="Times New Roman" w:cs="Times New Roman"/>
+          <w:kern w:val="0"/>
+          <w:sz w:val="28"/>
+          <w:szCs w:val="28"/>
+          <w14:ligatures w14:val="none"/>
+        </w:rPr>
+        <w:t>dördüncü</w:t>
+      </w:r>
+      <w:proofErr w:type="spellEnd"/>
+      <w:r>
+        <w:rPr>
+          <w:rFonts w:ascii="Times New Roman" w:eastAsia="MS Mincho" w:hAnsi="Times New Roman" w:cs="Times New Roman"/>
+          <w:kern w:val="0"/>
+          <w:sz w:val="28"/>
+          <w:szCs w:val="28"/>
+          <w14:ligatures w14:val="none"/>
+        </w:rPr>
+        <w:t xml:space="preserve"> </w:t>
+      </w:r>
+      <w:proofErr w:type="spellStart"/>
+      <w:r>
+        <w:rPr>
+          <w:rFonts w:ascii="Times New Roman" w:eastAsia="MS Mincho" w:hAnsi="Times New Roman" w:cs="Times New Roman"/>
+          <w:kern w:val="0"/>
+          <w:sz w:val="28"/>
+          <w:szCs w:val="28"/>
+          <w14:ligatures w14:val="none"/>
+        </w:rPr>
+        <w:t>ildə</w:t>
+      </w:r>
+      <w:proofErr w:type="spellEnd"/>
+      <w:r>
+        <w:rPr>
+          <w:rFonts w:ascii="Times New Roman" w:eastAsia="MS Mincho" w:hAnsi="Times New Roman" w:cs="Times New Roman"/>
+          <w:kern w:val="0"/>
+          <w:sz w:val="28"/>
+          <w:szCs w:val="28"/>
+          <w14:ligatures w14:val="none"/>
+        </w:rPr>
+        <w:t xml:space="preserve"> </w:t>
+      </w:r>
+      <w:proofErr w:type="spellStart"/>
+      <w:r>
+        <w:rPr>
+          <w:rFonts w:ascii="Times New Roman" w:eastAsia="MS Mincho" w:hAnsi="Times New Roman" w:cs="Times New Roman"/>
+          <w:kern w:val="0"/>
+          <w:sz w:val="28"/>
+          <w:szCs w:val="28"/>
+          <w14:ligatures w14:val="none"/>
+        </w:rPr>
+        <w:t>müstəqilliyini</w:t>
+      </w:r>
+      <w:proofErr w:type="spellEnd"/>
+      <w:r>
+        <w:rPr>
+          <w:rFonts w:ascii="Times New Roman" w:eastAsia="MS Mincho" w:hAnsi="Times New Roman" w:cs="Times New Roman"/>
+          <w:kern w:val="0"/>
+          <w:sz w:val="28"/>
+          <w:szCs w:val="28"/>
+          <w14:ligatures w14:val="none"/>
+        </w:rPr>
+        <w:t xml:space="preserve"> elan </w:t>
+      </w:r>
+      <w:proofErr w:type="spellStart"/>
+      <w:r>
+        <w:rPr>
+          <w:rFonts w:ascii="Times New Roman" w:eastAsia="MS Mincho" w:hAnsi="Times New Roman" w:cs="Times New Roman"/>
+          <w:kern w:val="0"/>
+          <w:sz w:val="28"/>
+          <w:szCs w:val="28"/>
+          <w14:ligatures w14:val="none"/>
+        </w:rPr>
+        <w:t>etdi</w:t>
+      </w:r>
+      <w:proofErr w:type="spellEnd"/>
+      <w:r>
+        <w:rPr>
+          <w:rFonts w:ascii="Times New Roman" w:eastAsia="MS Mincho" w:hAnsi="Times New Roman" w:cs="Times New Roman"/>
+          <w:kern w:val="0"/>
+          <w:sz w:val="28"/>
+          <w:szCs w:val="28"/>
+          <w14:ligatures w14:val="none"/>
+        </w:rPr>
+        <w:t>."</w:t>
+      </w:r>
+    </w:p>
+    <w:p>
+      <w:pPr>
+        <w:pStyle w:val="ListParagraph"/>
+        <w:numPr>
+          <w:ilvl w:val="0"/>
+          <w:numId w:val="41"/>
+        </w:numPr>
+        <w:spacing w:after="0" w:line="360" w:lineRule="auto"/>
+        <w:jc w:val="both"/>
+        <w:rPr>
+          <w:rFonts w:ascii="Times New Roman" w:eastAsia="MS Mincho" w:hAnsi="Times New Roman" w:cs="Times New Roman"/>
+          <w:kern w:val="0"/>
+          <w:sz w:val="28"/>
+          <w:szCs w:val="28"/>
+          <w14:ligatures w14:val="none"/>
+        </w:rPr>
+      </w:pPr>
+      <w:r>
+        <w:rPr>
+          <w:rFonts w:ascii="Times New Roman" w:eastAsia="MS Mincho" w:hAnsi="Times New Roman" w:cs="Times New Roman"/>
+          <w:kern w:val="0"/>
+          <w:sz w:val="28"/>
+          <w:szCs w:val="28"/>
+          <w14:ligatures w14:val="none"/>
+        </w:rPr>
+        <w:t>After Module 2 (G2P): List of Word objects with phoneme and syllable annotations.</w:t>
+      </w:r>
+    </w:p>
+    <w:p>
+      <w:pPr>
+        <w:pStyle w:val="ListParagraph"/>
+        <w:numPr>
+          <w:ilvl w:val="0"/>
+          <w:numId w:val="41"/>
+        </w:numPr>
+        <w:spacing w:after="0" w:line="360" w:lineRule="auto"/>
+        <w:jc w:val="both"/>
+        <w:rPr>
+          <w:rFonts w:ascii="Times New Roman" w:eastAsia="MS Mincho" w:hAnsi="Times New Roman" w:cs="Times New Roman"/>
+          <w:kern w:val="0"/>
+          <w:sz w:val="28"/>
+          <w:szCs w:val="28"/>
+          <w14:ligatures w14:val="none"/>
+        </w:rPr>
+      </w:pPr>
+      <w:r>
+        <w:rPr>
+          <w:rFonts w:ascii="Times New Roman" w:eastAsia="MS Mincho" w:hAnsi="Times New Roman" w:cs="Times New Roman"/>
+          <w:kern w:val="0"/>
+          <w:sz w:val="28"/>
+          <w:szCs w:val="28"/>
+          <w14:ligatures w14:val="none"/>
+        </w:rPr>
+        <w:t xml:space="preserve">After Module 3 (Stress): Each Word has </w:t>
+      </w:r>
+      <w:proofErr w:type="spellStart"/>
+      <w:r>
+        <w:rPr>
+          <w:rFonts w:ascii="Times New Roman" w:eastAsia="MS Mincho" w:hAnsi="Times New Roman" w:cs="Times New Roman"/>
+          <w:kern w:val="0"/>
+          <w:sz w:val="28"/>
+          <w:szCs w:val="28"/>
+          <w14:ligatures w14:val="none"/>
+        </w:rPr>
+        <w:t>stressed_syllable</w:t>
+      </w:r>
+      <w:proofErr w:type="spellEnd"/>
+      <w:r>
+        <w:rPr>
+          <w:rFonts w:ascii="Times New Roman" w:eastAsia="MS Mincho" w:hAnsi="Times New Roman" w:cs="Times New Roman"/>
+          <w:kern w:val="0"/>
+          <w:sz w:val="28"/>
+          <w:szCs w:val="28"/>
+          <w14:ligatures w14:val="none"/>
+        </w:rPr>
+        <w:t xml:space="preserve"> and </w:t>
+      </w:r>
+      <w:proofErr w:type="spellStart"/>
+      <w:r>
+        <w:rPr>
+          <w:rFonts w:ascii="Times New Roman" w:eastAsia="MS Mincho" w:hAnsi="Times New Roman" w:cs="Times New Roman"/>
+          <w:kern w:val="0"/>
+          <w:sz w:val="28"/>
+          <w:szCs w:val="28"/>
+          <w14:ligatures w14:val="none"/>
+        </w:rPr>
+        <w:t>pitch_accent</w:t>
+      </w:r>
+      <w:proofErr w:type="spellEnd"/>
+      <w:r>
+        <w:rPr>
+          <w:rFonts w:ascii="Times New Roman" w:eastAsia="MS Mincho" w:hAnsi="Times New Roman" w:cs="Times New Roman"/>
+          <w:kern w:val="0"/>
+          <w:sz w:val="28"/>
+          <w:szCs w:val="28"/>
+          <w14:ligatures w14:val="none"/>
+        </w:rPr>
+        <w:t xml:space="preserve"> fields set; "</w:t>
+      </w:r>
+      <w:proofErr w:type="spellStart"/>
+      <w:r>
+        <w:rPr>
+          <w:rFonts w:ascii="Times New Roman" w:eastAsia="MS Mincho" w:hAnsi="Times New Roman" w:cs="Times New Roman"/>
+          <w:kern w:val="0"/>
+          <w:sz w:val="28"/>
+          <w:szCs w:val="28"/>
+          <w14:ligatures w14:val="none"/>
+        </w:rPr>
+        <w:t>etdi</w:t>
+      </w:r>
+      <w:proofErr w:type="spellEnd"/>
+      <w:r>
+        <w:rPr>
+          <w:rFonts w:ascii="Times New Roman" w:eastAsia="MS Mincho" w:hAnsi="Times New Roman" w:cs="Times New Roman"/>
+          <w:kern w:val="0"/>
+          <w:sz w:val="28"/>
+          <w:szCs w:val="28"/>
+          <w14:ligatures w14:val="none"/>
+        </w:rPr>
+        <w:t>" (sentence-final verb) receives H* nuclear accent.</w:t>
+      </w:r>
+    </w:p>
+    <w:p>
+      <w:pPr>
+        <w:pStyle w:val="ListParagraph"/>
+        <w:numPr>
+          <w:ilvl w:val="0"/>
+          <w:numId w:val="41"/>
+        </w:numPr>
+        <w:spacing w:after="0" w:line="360" w:lineRule="auto"/>
+        <w:jc w:val="both"/>
+        <w:rPr>
+          <w:rFonts w:ascii="Times New Roman" w:eastAsia="MS Mincho" w:hAnsi="Times New Roman" w:cs="Times New Roman"/>
+          <w:kern w:val="0"/>
+          <w:sz w:val="28"/>
+          <w:szCs w:val="28"/>
+          <w14:ligatures w14:val="none"/>
+        </w:rPr>
+      </w:pPr>
+      <w:r>
+        <w:rPr>
+          <w:rFonts w:ascii="Times New Roman" w:eastAsia="MS Mincho" w:hAnsi="Times New Roman" w:cs="Times New Roman"/>
+          <w:kern w:val="0"/>
+          <w:sz w:val="28"/>
+          <w:szCs w:val="28"/>
+          <w14:ligatures w14:val="none"/>
+        </w:rPr>
+        <w:t xml:space="preserve">After Module 4 (Prosody): </w:t>
+      </w:r>
+      <w:proofErr w:type="spellStart"/>
+      <w:r>
+        <w:rPr>
+          <w:rFonts w:ascii="Times New Roman" w:eastAsia="MS Mincho" w:hAnsi="Times New Roman" w:cs="Times New Roman"/>
+          <w:kern w:val="0"/>
+          <w:sz w:val="28"/>
+          <w:szCs w:val="28"/>
+          <w14:ligatures w14:val="none"/>
+        </w:rPr>
+        <w:t>SentenceAnnotation</w:t>
+      </w:r>
+      <w:proofErr w:type="spellEnd"/>
+      <w:r>
+        <w:rPr>
+          <w:rFonts w:ascii="Times New Roman" w:eastAsia="MS Mincho" w:hAnsi="Times New Roman" w:cs="Times New Roman"/>
+          <w:kern w:val="0"/>
+          <w:sz w:val="28"/>
+          <w:szCs w:val="28"/>
+          <w14:ligatures w14:val="none"/>
+        </w:rPr>
+        <w:t xml:space="preserve"> with </w:t>
+      </w:r>
+      <w:proofErr w:type="spellStart"/>
+      <w:r>
+        <w:rPr>
+          <w:rFonts w:ascii="Times New Roman" w:eastAsia="MS Mincho" w:hAnsi="Times New Roman" w:cs="Times New Roman"/>
+          <w:kern w:val="0"/>
+          <w:sz w:val="28"/>
+          <w:szCs w:val="28"/>
+          <w14:ligatures w14:val="none"/>
+        </w:rPr>
+        <w:t>sentence_type</w:t>
+      </w:r>
+      <w:proofErr w:type="spellEnd"/>
+      <w:r>
+        <w:rPr>
+          <w:rFonts w:ascii="Times New Roman" w:eastAsia="MS Mincho" w:hAnsi="Times New Roman" w:cs="Times New Roman"/>
+          <w:kern w:val="0"/>
+          <w:sz w:val="28"/>
+          <w:szCs w:val="28"/>
+          <w14:ligatures w14:val="none"/>
+        </w:rPr>
+        <w:t xml:space="preserve"> = "declarative", phone duration annotations, and a 500 </w:t>
+      </w:r>
+      <w:proofErr w:type="spellStart"/>
+      <w:r>
+        <w:rPr>
+          <w:rFonts w:ascii="Times New Roman" w:eastAsia="MS Mincho" w:hAnsi="Times New Roman" w:cs="Times New Roman"/>
+          <w:kern w:val="0"/>
+          <w:sz w:val="28"/>
+          <w:szCs w:val="28"/>
+          <w14:ligatures w14:val="none"/>
+        </w:rPr>
+        <w:t>ms</w:t>
+      </w:r>
+      <w:proofErr w:type="spellEnd"/>
+      <w:r>
+        <w:rPr>
+          <w:rFonts w:ascii="Times New Roman" w:eastAsia="MS Mincho" w:hAnsi="Times New Roman" w:cs="Times New Roman"/>
+          <w:kern w:val="0"/>
+          <w:sz w:val="28"/>
+          <w:szCs w:val="28"/>
+          <w14:ligatures w14:val="none"/>
+        </w:rPr>
+        <w:t xml:space="preserve"> pause at the sentence boundary.</w:t>
+      </w:r>
+    </w:p>
+    <w:p>
+      <w:pPr>
+        <w:pStyle w:val="ListParagraph"/>
+        <w:numPr>
+          <w:ilvl w:val="0"/>
+          <w:numId w:val="41"/>
+        </w:numPr>
+        <w:spacing w:after="0" w:line="360" w:lineRule="auto"/>
+        <w:jc w:val="both"/>
+        <w:rPr>
+          <w:rFonts w:ascii="Times New Roman" w:eastAsia="MS Mincho" w:hAnsi="Times New Roman" w:cs="Times New Roman"/>
+          <w:kern w:val="0"/>
+          <w:sz w:val="28"/>
+          <w:szCs w:val="28"/>
+          <w14:ligatures w14:val="none"/>
+        </w:rPr>
+      </w:pPr>
+      <w:r>
+        <w:rPr>
+          <w:rFonts w:ascii="Times New Roman" w:eastAsia="MS Mincho" w:hAnsi="Times New Roman" w:cs="Times New Roman"/>
+          <w:kern w:val="0"/>
+          <w:sz w:val="28"/>
+          <w:szCs w:val="28"/>
+          <w14:ligatures w14:val="none"/>
+        </w:rPr>
+        <w:t>After Module 5 (Synthesizer): WAV bytes at 22,050 Hz.</w:t>
+      </w:r>
+    </w:p>
+    <w:p>
+      <w:pPr>
+        <w:rPr>
+          <w:rFonts w:ascii="Times New Roman" w:eastAsia="MS Mincho" w:hAnsi="Times New Roman" w:cs="Times New Roman"/>
+          <w:kern w:val="0"/>
+          <w:sz w:val="28"/>
+          <w:szCs w:val="28"/>
+          <w14:ligatures w14:val="none"/>
+        </w:rPr>
+      </w:pPr>
+    </w:p>
+    <w:p>
+      <w:pPr>
+        <w:spacing w:after="0" w:line="360" w:lineRule="auto"/>
+        <w:ind w:firstLine="567"/>
+        <w:jc w:val="center"/>
+        <w:rPr>
+          <w:rFonts w:ascii="Times New Roman" w:eastAsia="MS Mincho" w:hAnsi="Times New Roman" w:cs="Times New Roman"/>
+          <w:b/>
+          <w:bCs/>
+          <w:kern w:val="0"/>
+          <w:sz w:val="28"/>
+          <w:szCs w:val="28"/>
+          <w14:ligatures w14:val="none"/>
+        </w:rPr>
+      </w:pPr>
+      <w:bookmarkStart w:id="47" w:name="OLE_LINK205"/>
+      <w:r>
+        <w:rPr>
+          <w:rFonts w:ascii="Times New Roman" w:eastAsia="MS Mincho" w:hAnsi="Times New Roman" w:cs="Times New Roman"/>
+          <w:b/>
+          <w:bCs/>
+          <w:kern w:val="0"/>
+          <w:sz w:val="28"/>
+          <w:szCs w:val="28"/>
+          <w14:ligatures w14:val="none"/>
+        </w:rPr>
+        <w:t xml:space="preserve">Figure </w:t>
+      </w:r>
+      <w:r>
+        <w:rPr>
+          <w:rFonts w:ascii="Times New Roman" w:eastAsia="MS Mincho" w:hAnsi="Times New Roman" w:cs="Times New Roman"/>
+          <w:b/>
+          <w:bCs/>
+          <w:kern w:val="0"/>
+          <w:sz w:val="28"/>
+          <w:szCs w:val="28"/>
+          <w14:ligatures w14:val="none"/>
+        </w:rPr>
+        <w:t>4</w:t>
+      </w:r>
+      <w:r>
+        <w:rPr>
+          <w:rFonts w:ascii="Times New Roman" w:eastAsia="MS Mincho" w:hAnsi="Times New Roman" w:cs="Times New Roman"/>
+          <w:b/>
+          <w:bCs/>
+          <w:kern w:val="0"/>
+          <w:sz w:val="28"/>
+          <w:szCs w:val="28"/>
+          <w14:ligatures w14:val="none"/>
+        </w:rPr>
+        <w:t xml:space="preserve">: </w:t>
+      </w:r>
+      <w:r>
+        <w:rPr>
+          <w:rFonts w:ascii="Times New Roman" w:eastAsia="MS Mincho" w:hAnsi="Times New Roman" w:cs="Times New Roman"/>
+          <w:b/>
+          <w:bCs/>
+          <w:kern w:val="0"/>
+          <w:sz w:val="28"/>
+          <w:szCs w:val="28"/>
+          <w14:ligatures w14:val="none"/>
+        </w:rPr>
+        <w:t>Data flow diagram showing intermediate representations between each pipeline module</w:t>
+      </w:r>
+      <w:bookmarkEnd w:id="47"/>
+      <w:r>
+        <w:rPr>
+          <w:rFonts w:ascii="Times New Roman" w:eastAsia="MS Mincho" w:hAnsi="Times New Roman" w:cs="Times New Roman"/>
+          <w:b/>
+          <w:bCs/>
+          <w:kern w:val="0"/>
+          <w:sz w:val="28"/>
+          <w:szCs w:val="28"/>
+          <w14:ligatures w14:val="none"/>
+        </w:rPr>
+        <w:t>.</w:t>
+      </w:r>
+      <w:r>
+        <w:rPr>
+          <w:noProof/>
+        </w:rPr>
+        <w:drawing>
+          <wp:inline distT="0" distB="0" distL="0" distR="0" wp14:anchorId="18C84121" wp14:editId="78AC4BA6">
+            <wp:extent cx="5939790" cy="1623731"/>
+            <wp:effectExtent l="0" t="0" r="3810" b="1905"/>
+            <wp:docPr id="1869290935" name="Picture 6"/>
+            <wp:cNvGraphicFramePr>
+              <a:graphicFrameLocks xmlns:a="http://schemas.openxmlformats.org/drawingml/2006/main" noChangeAspect="1"/>
+            </wp:cNvGraphicFramePr>
+            <a:graphic xmlns:a="http://schemas.openxmlformats.org/drawingml/2006/main">
+              <a:graphicData uri="http://schemas.openxmlformats.org/drawingml/2006/picture">
+                <pic:pic xmlns:pic="http://schemas.openxmlformats.org/drawingml/2006/picture">
+                  <pic:nvPicPr>
+                    <pic:cNvPr id="1869290935" name="Picture 1869290935"/>
+                    <pic:cNvPicPr/>
+                  </pic:nvPicPr>
+                  <pic:blipFill>
+                    <a:blip r:embed="rId16"/>
+                    <a:stretch>
+                      <a:fillRect/>
+                    </a:stretch>
+                  </pic:blipFill>
+                  <pic:spPr>
+                    <a:xfrm>
+                      <a:off x="0" y="0"/>
+                      <a:ext cx="5939790" cy="1623731"/>
+                    </a:xfrm>
+                    <a:prstGeom prst="rect">
+                      <a:avLst/>
+                    </a:prstGeom>
+                  </pic:spPr>
+                </pic:pic>
+              </a:graphicData>
+            </a:graphic>
+          </wp:inline>
+        </w:drawing>
+      </w:r>
+    </w:p>
+    <w:p>
+      <w:pPr>
+        <w:spacing w:after="0" w:line="360" w:lineRule="auto"/>
+        <w:jc w:val="both"/>
+        <w:rPr>
+          <w:rFonts w:ascii="Times New Roman" w:eastAsia="MS Mincho" w:hAnsi="Times New Roman" w:cs="Times New Roman"/>
+          <w:kern w:val="0"/>
+          <w:sz w:val="28"/>
+          <w:szCs w:val="28"/>
+          <w14:ligatures w14:val="none"/>
+        </w:rPr>
+      </w:pPr>
+      <w:r>
+        <w:rPr>
+          <w:rFonts w:ascii="Times New Roman" w:eastAsia="MS Mincho" w:hAnsi="Times New Roman" w:cs="Times New Roman"/>
+          <w:b/>
+          <w:bCs/>
+          <w:kern w:val="0"/>
+          <w:sz w:val="28"/>
+          <w:szCs w:val="28"/>
+          <w14:ligatures w14:val="none"/>
+        </w:rPr>
+        <w:t>Source:</w:t>
+      </w:r>
+      <w:r>
+        <w:rPr>
+          <w:rFonts w:ascii="Times New Roman" w:eastAsia="MS Mincho" w:hAnsi="Times New Roman" w:cs="Times New Roman"/>
+          <w:kern w:val="0"/>
+          <w:sz w:val="28"/>
+          <w:szCs w:val="28"/>
+          <w14:ligatures w14:val="none"/>
+        </w:rPr>
+        <w:t xml:space="preserve"> </w:t>
+      </w:r>
+      <w:r>
+        <w:rPr>
+          <w:rFonts w:ascii="Times New Roman" w:eastAsia="MS Mincho" w:hAnsi="Times New Roman" w:cs="Times New Roman"/>
+          <w:kern w:val="0"/>
+          <w:sz w:val="28"/>
+          <w:szCs w:val="28"/>
+          <w14:ligatures w14:val="none"/>
+        </w:rPr>
+        <w:t>Author's own elaboration</w:t>
+      </w:r>
+    </w:p>
+    <w:p>
+      <w:pPr>
+        <w:rPr>
+          <w:rFonts w:ascii="Times New Roman" w:eastAsia="MS Mincho" w:hAnsi="Times New Roman" w:cs="Times New Roman"/>
+          <w:kern w:val="0"/>
+          <w:sz w:val="28"/>
+          <w:szCs w:val="28"/>
+          <w14:ligatures w14:val="none"/>
+        </w:rPr>
+      </w:pPr>
+    </w:p>
+    <w:p>
+      <w:pPr>
+        <w:spacing w:after="0" w:line="360" w:lineRule="auto"/>
+        <w:jc w:val="center"/>
+        <w:rPr>
+          <w:rFonts w:ascii="Times New Roman" w:eastAsia="MS Mincho" w:hAnsi="Times New Roman" w:cs="Times New Roman"/>
+          <w:b/>
+          <w:bCs/>
+          <w:kern w:val="0"/>
+          <w:sz w:val="28"/>
+          <w:szCs w:val="28"/>
+          <w14:ligatures w14:val="none"/>
+        </w:rPr>
+      </w:pPr>
+      <w:bookmarkStart w:id="48" w:name="OLE_LINK208"/>
+      <w:r>
+        <w:rPr>
+          <w:rFonts w:ascii="Times New Roman" w:eastAsia="MS Mincho" w:hAnsi="Times New Roman" w:cs="Times New Roman"/>
+          <w:b/>
+          <w:bCs/>
+          <w:kern w:val="0"/>
+          <w:sz w:val="28"/>
+          <w:szCs w:val="28"/>
+          <w14:ligatures w14:val="none"/>
+        </w:rPr>
+        <w:t xml:space="preserve">Table </w:t>
+      </w:r>
+      <w:r>
+        <w:rPr>
+          <w:rFonts w:ascii="Times New Roman" w:eastAsia="MS Mincho" w:hAnsi="Times New Roman" w:cs="Times New Roman"/>
+          <w:b/>
+          <w:bCs/>
+          <w:kern w:val="0"/>
+          <w:sz w:val="28"/>
+          <w:szCs w:val="28"/>
+          <w14:ligatures w14:val="none"/>
+        </w:rPr>
+        <w:t>8</w:t>
+      </w:r>
+      <w:r>
+        <w:rPr>
+          <w:rFonts w:ascii="Times New Roman" w:eastAsia="MS Mincho" w:hAnsi="Times New Roman" w:cs="Times New Roman"/>
+          <w:b/>
+          <w:bCs/>
+          <w:kern w:val="0"/>
+          <w:sz w:val="28"/>
+          <w:szCs w:val="28"/>
+          <w14:ligatures w14:val="none"/>
+        </w:rPr>
+        <w:t xml:space="preserve">: </w:t>
+      </w:r>
+      <w:r>
+        <w:rPr>
+          <w:rFonts w:ascii="Times New Roman" w:eastAsia="MS Mincho" w:hAnsi="Times New Roman" w:cs="Times New Roman"/>
+          <w:b/>
+          <w:bCs/>
+          <w:kern w:val="0"/>
+          <w:sz w:val="28"/>
+          <w:szCs w:val="28"/>
+          <w14:ligatures w14:val="none"/>
+        </w:rPr>
+        <w:t>Intermediate data representations in the TTS pipeline</w:t>
+      </w:r>
+    </w:p>
+    <w:tbl>
+      <w:tblPr>
+        <w:tblStyle w:val="TableGrid"/>
+        <w:tblW w:w="0" w:type="auto"/>
+        <w:tblLayout w:type="fixed"/>
+        <w:tblLook w:val="04A0" w:firstRow="1" w:lastRow="0" w:firstColumn="1" w:lastColumn="0" w:noHBand="0" w:noVBand="1"/>
+      </w:tblPr>
+      <w:tblGrid>
+        <w:gridCol w:w="2492"/>
+        <w:gridCol w:w="2487"/>
+        <w:gridCol w:w="4365"/>
+      </w:tblGrid>
+      <w:tr>
+        <w:tc>
+          <w:tcPr>
+            <w:tcW w:w="2492" w:type="dxa"/>
+            <w:shd w:val="clear" w:color="auto" w:fill="BFBFBF" w:themeFill="background1" w:themeFillShade="BF"/>
+          </w:tcPr>
+          <w:bookmarkEnd w:id="48"/>
+          <w:p>
+            <w:pPr>
+              <w:spacing w:line="360" w:lineRule="auto"/>
+              <w:jc w:val="center"/>
+              <w:rPr>
+                <w:rFonts w:ascii="Times New Roman" w:hAnsi="Times New Roman" w:cs="Times New Roman"/>
+                <w:b/>
+                <w:sz w:val="28"/>
+                <w:szCs w:val="28"/>
+              </w:rPr>
+            </w:pPr>
+            <w:r>
+              <w:rPr>
+                <w:rFonts w:ascii="Times New Roman" w:hAnsi="Times New Roman" w:cs="Times New Roman"/>
+                <w:b/>
+                <w:color w:val="000000" w:themeColor="text1"/>
+                <w:sz w:val="28"/>
+                <w:szCs w:val="28"/>
+              </w:rPr>
+              <w:t>Processing Stage</w:t>
+            </w:r>
+          </w:p>
+        </w:tc>
+        <w:tc>
+          <w:tcPr>
+            <w:tcW w:w="2487" w:type="dxa"/>
+            <w:shd w:val="clear" w:color="auto" w:fill="BFBFBF" w:themeFill="background1" w:themeFillShade="BF"/>
+          </w:tcPr>
+          <w:p>
+            <w:pPr>
+              <w:spacing w:line="360" w:lineRule="auto"/>
+              <w:jc w:val="center"/>
+              <w:rPr>
+                <w:rFonts w:ascii="Times New Roman" w:hAnsi="Times New Roman" w:cs="Times New Roman"/>
+                <w:b/>
+                <w:sz w:val="28"/>
+                <w:szCs w:val="28"/>
+              </w:rPr>
+            </w:pPr>
+            <w:r>
+              <w:rPr>
+                <w:rFonts w:ascii="Times New Roman" w:hAnsi="Times New Roman" w:cs="Times New Roman"/>
+                <w:b/>
+                <w:color w:val="000000" w:themeColor="text1"/>
+                <w:sz w:val="28"/>
+                <w:szCs w:val="28"/>
+              </w:rPr>
+              <w:t>Data Structure</w:t>
+            </w:r>
+          </w:p>
+        </w:tc>
+        <w:tc>
+          <w:tcPr>
+            <w:tcW w:w="4365" w:type="dxa"/>
+            <w:shd w:val="clear" w:color="auto" w:fill="BFBFBF" w:themeFill="background1" w:themeFillShade="BF"/>
+          </w:tcPr>
+          <w:p>
+            <w:pPr>
+              <w:spacing w:line="360" w:lineRule="auto"/>
+              <w:jc w:val="center"/>
+              <w:rPr>
+                <w:rFonts w:ascii="Times New Roman" w:hAnsi="Times New Roman" w:cs="Times New Roman"/>
+                <w:b/>
+                <w:sz w:val="28"/>
+                <w:szCs w:val="28"/>
+              </w:rPr>
+            </w:pPr>
+            <w:r>
+              <w:rPr>
+                <w:rFonts w:ascii="Times New Roman" w:hAnsi="Times New Roman" w:cs="Times New Roman"/>
+                <w:b/>
+                <w:color w:val="000000" w:themeColor="text1"/>
+                <w:sz w:val="28"/>
+                <w:szCs w:val="28"/>
+              </w:rPr>
+              <w:t>Key Fields</w:t>
+            </w:r>
+          </w:p>
+        </w:tc>
+      </w:tr>
+      <w:tr>
+        <w:tc>
+          <w:tcPr>
+            <w:tcW w:w="2492" w:type="dxa"/>
+          </w:tcPr>
+          <w:p>
+            <w:pPr>
+              <w:spacing w:line="360" w:lineRule="auto"/>
+              <w:jc w:val="center"/>
+              <w:rPr>
+                <w:rFonts w:ascii="Times New Roman" w:hAnsi="Times New Roman" w:cs="Times New Roman"/>
+                <w:sz w:val="28"/>
+                <w:szCs w:val="28"/>
+              </w:rPr>
+            </w:pPr>
+            <w:r>
+              <w:rPr>
+                <w:rFonts w:ascii="Times New Roman" w:hAnsi="Times New Roman" w:cs="Times New Roman"/>
+                <w:bCs/>
+                <w:color w:val="000000" w:themeColor="text1"/>
+                <w:sz w:val="28"/>
+                <w:szCs w:val="28"/>
+              </w:rPr>
+              <w:t>After Module 1 — Normalization</w:t>
+            </w:r>
+          </w:p>
+        </w:tc>
+        <w:tc>
+          <w:tcPr>
+            <w:tcW w:w="2487" w:type="dxa"/>
+          </w:tcPr>
+          <w:p>
+            <w:pPr>
+              <w:spacing w:line="360" w:lineRule="auto"/>
+              <w:jc w:val="center"/>
+              <w:rPr>
+                <w:rFonts w:ascii="Times New Roman" w:hAnsi="Times New Roman" w:cs="Times New Roman"/>
+                <w:sz w:val="28"/>
+                <w:szCs w:val="28"/>
+              </w:rPr>
+            </w:pPr>
+            <w:r>
+              <w:rPr>
+                <w:rFonts w:ascii="Times New Roman" w:hAnsi="Times New Roman" w:cs="Times New Roman"/>
+                <w:bCs/>
+                <w:color w:val="000000" w:themeColor="text1"/>
+                <w:sz w:val="28"/>
+                <w:szCs w:val="28"/>
+              </w:rPr>
+              <w:t>str</w:t>
+            </w:r>
+          </w:p>
+        </w:tc>
+        <w:tc>
+          <w:tcPr>
+            <w:tcW w:w="4365" w:type="dxa"/>
+          </w:tcPr>
+          <w:p>
+            <w:pPr>
+              <w:spacing w:line="360" w:lineRule="auto"/>
+              <w:jc w:val="center"/>
+              <w:rPr>
+                <w:rFonts w:ascii="Times New Roman" w:hAnsi="Times New Roman" w:cs="Times New Roman"/>
+                <w:sz w:val="28"/>
+                <w:szCs w:val="28"/>
+              </w:rPr>
+            </w:pPr>
+            <w:r>
+              <w:rPr>
+                <w:rFonts w:ascii="Times New Roman" w:hAnsi="Times New Roman" w:cs="Times New Roman"/>
+                <w:bCs/>
+                <w:color w:val="000000" w:themeColor="text1"/>
+                <w:sz w:val="28"/>
+                <w:szCs w:val="28"/>
+              </w:rPr>
+              <w:t>Pronounceable Azerbaijani text</w:t>
+            </w:r>
+          </w:p>
+        </w:tc>
+      </w:tr>
+      <w:tr>
+        <w:tc>
+          <w:tcPr>
+            <w:tcW w:w="2492" w:type="dxa"/>
+          </w:tcPr>
+          <w:p>
+            <w:pPr>
+              <w:spacing w:line="360" w:lineRule="auto"/>
+              <w:jc w:val="center"/>
+              <w:rPr>
+                <w:rFonts w:ascii="Times New Roman" w:hAnsi="Times New Roman" w:cs="Times New Roman"/>
+                <w:sz w:val="28"/>
+                <w:szCs w:val="28"/>
+              </w:rPr>
+            </w:pPr>
+            <w:r>
+              <w:rPr>
+                <w:rFonts w:ascii="Times New Roman" w:hAnsi="Times New Roman" w:cs="Times New Roman"/>
+                <w:bCs/>
+                <w:color w:val="000000" w:themeColor="text1"/>
+                <w:sz w:val="28"/>
+                <w:szCs w:val="28"/>
+              </w:rPr>
+              <w:lastRenderedPageBreak/>
+              <w:t>After Module 2 — G2P</w:t>
+            </w:r>
+          </w:p>
+        </w:tc>
+        <w:tc>
+          <w:tcPr>
+            <w:tcW w:w="2487" w:type="dxa"/>
+          </w:tcPr>
+          <w:p>
+            <w:pPr>
+              <w:spacing w:line="360" w:lineRule="auto"/>
+              <w:jc w:val="center"/>
+              <w:rPr>
+                <w:rFonts w:ascii="Times New Roman" w:hAnsi="Times New Roman" w:cs="Times New Roman"/>
+                <w:sz w:val="28"/>
+                <w:szCs w:val="28"/>
+              </w:rPr>
+            </w:pPr>
+            <w:proofErr w:type="gramStart"/>
+            <w:r>
+              <w:rPr>
+                <w:rFonts w:ascii="Times New Roman" w:hAnsi="Times New Roman" w:cs="Times New Roman"/>
+                <w:bCs/>
+                <w:color w:val="000000" w:themeColor="text1"/>
+                <w:sz w:val="28"/>
+                <w:szCs w:val="28"/>
+              </w:rPr>
+              <w:t>List[</w:t>
+            </w:r>
+            <w:proofErr w:type="gramEnd"/>
+            <w:r>
+              <w:rPr>
+                <w:rFonts w:ascii="Times New Roman" w:hAnsi="Times New Roman" w:cs="Times New Roman"/>
+                <w:bCs/>
+                <w:color w:val="000000" w:themeColor="text1"/>
+                <w:sz w:val="28"/>
+                <w:szCs w:val="28"/>
+              </w:rPr>
+              <w:t>Word]</w:t>
+            </w:r>
+          </w:p>
+        </w:tc>
+        <w:tc>
+          <w:tcPr>
+            <w:tcW w:w="4365" w:type="dxa"/>
+          </w:tcPr>
+          <w:p>
+            <w:pPr>
+              <w:spacing w:line="360" w:lineRule="auto"/>
+              <w:jc w:val="center"/>
+              <w:rPr>
+                <w:rFonts w:ascii="Times New Roman" w:hAnsi="Times New Roman" w:cs="Times New Roman"/>
+                <w:sz w:val="28"/>
+                <w:szCs w:val="28"/>
+              </w:rPr>
+            </w:pPr>
+            <w:r>
+              <w:rPr>
+                <w:rFonts w:ascii="Times New Roman" w:hAnsi="Times New Roman" w:cs="Times New Roman"/>
+                <w:bCs/>
+                <w:color w:val="000000" w:themeColor="text1"/>
+                <w:sz w:val="28"/>
+                <w:szCs w:val="28"/>
+              </w:rPr>
+              <w:t>graphemes, phonemes, syllables</w:t>
+            </w:r>
+          </w:p>
+        </w:tc>
+      </w:tr>
+      <w:tr>
+        <w:tc>
+          <w:tcPr>
+            <w:tcW w:w="2492" w:type="dxa"/>
+          </w:tcPr>
+          <w:p>
+            <w:pPr>
+              <w:spacing w:line="360" w:lineRule="auto"/>
+              <w:jc w:val="center"/>
+              <w:rPr>
+                <w:rFonts w:ascii="Times New Roman" w:hAnsi="Times New Roman" w:cs="Times New Roman"/>
+                <w:sz w:val="28"/>
+                <w:szCs w:val="28"/>
+              </w:rPr>
+            </w:pPr>
+            <w:r>
+              <w:rPr>
+                <w:rFonts w:ascii="Times New Roman" w:hAnsi="Times New Roman" w:cs="Times New Roman"/>
+                <w:bCs/>
+                <w:color w:val="000000" w:themeColor="text1"/>
+                <w:sz w:val="28"/>
+                <w:szCs w:val="28"/>
+              </w:rPr>
+              <w:t>After Module 3 — Stress</w:t>
+            </w:r>
+          </w:p>
+        </w:tc>
+        <w:tc>
+          <w:tcPr>
+            <w:tcW w:w="2487" w:type="dxa"/>
+          </w:tcPr>
+          <w:p>
+            <w:pPr>
+              <w:spacing w:line="360" w:lineRule="auto"/>
+              <w:jc w:val="center"/>
+              <w:rPr>
+                <w:rFonts w:ascii="Times New Roman" w:hAnsi="Times New Roman" w:cs="Times New Roman"/>
+                <w:sz w:val="28"/>
+                <w:szCs w:val="28"/>
+              </w:rPr>
+            </w:pPr>
+            <w:proofErr w:type="gramStart"/>
+            <w:r>
+              <w:rPr>
+                <w:rFonts w:ascii="Times New Roman" w:hAnsi="Times New Roman" w:cs="Times New Roman"/>
+                <w:bCs/>
+                <w:color w:val="000000" w:themeColor="text1"/>
+                <w:sz w:val="28"/>
+                <w:szCs w:val="28"/>
+              </w:rPr>
+              <w:t>List[</w:t>
+            </w:r>
+            <w:proofErr w:type="gramEnd"/>
+            <w:r>
+              <w:rPr>
+                <w:rFonts w:ascii="Times New Roman" w:hAnsi="Times New Roman" w:cs="Times New Roman"/>
+                <w:bCs/>
+                <w:color w:val="000000" w:themeColor="text1"/>
+                <w:sz w:val="28"/>
+                <w:szCs w:val="28"/>
+              </w:rPr>
+              <w:t>Word]</w:t>
+            </w:r>
+          </w:p>
+        </w:tc>
+        <w:tc>
+          <w:tcPr>
+            <w:tcW w:w="4365" w:type="dxa"/>
+          </w:tcPr>
+          <w:p>
+            <w:pPr>
+              <w:spacing w:line="360" w:lineRule="auto"/>
+              <w:jc w:val="center"/>
+              <w:rPr>
+                <w:rFonts w:ascii="Times New Roman" w:hAnsi="Times New Roman" w:cs="Times New Roman"/>
+                <w:sz w:val="28"/>
+                <w:szCs w:val="28"/>
+              </w:rPr>
+            </w:pPr>
+            <w:proofErr w:type="spellStart"/>
+            <w:r>
+              <w:rPr>
+                <w:rFonts w:ascii="Times New Roman" w:hAnsi="Times New Roman" w:cs="Times New Roman"/>
+                <w:bCs/>
+                <w:color w:val="000000" w:themeColor="text1"/>
+                <w:sz w:val="28"/>
+                <w:szCs w:val="28"/>
+              </w:rPr>
+              <w:t>stressed_syllable</w:t>
+            </w:r>
+            <w:proofErr w:type="spellEnd"/>
+            <w:r>
+              <w:rPr>
+                <w:rFonts w:ascii="Times New Roman" w:hAnsi="Times New Roman" w:cs="Times New Roman"/>
+                <w:bCs/>
+                <w:color w:val="000000" w:themeColor="text1"/>
+                <w:sz w:val="28"/>
+                <w:szCs w:val="28"/>
+              </w:rPr>
+              <w:t xml:space="preserve">, </w:t>
+            </w:r>
+            <w:proofErr w:type="spellStart"/>
+            <w:r>
+              <w:rPr>
+                <w:rFonts w:ascii="Times New Roman" w:hAnsi="Times New Roman" w:cs="Times New Roman"/>
+                <w:bCs/>
+                <w:color w:val="000000" w:themeColor="text1"/>
+                <w:sz w:val="28"/>
+                <w:szCs w:val="28"/>
+              </w:rPr>
+              <w:t>pitch_accent</w:t>
+            </w:r>
+            <w:proofErr w:type="spellEnd"/>
+          </w:p>
+        </w:tc>
+      </w:tr>
+      <w:tr>
+        <w:tc>
+          <w:tcPr>
+            <w:tcW w:w="2492" w:type="dxa"/>
+          </w:tcPr>
+          <w:p>
+            <w:pPr>
+              <w:spacing w:line="360" w:lineRule="auto"/>
+              <w:jc w:val="center"/>
+              <w:rPr>
+                <w:rFonts w:ascii="Times New Roman" w:hAnsi="Times New Roman" w:cs="Times New Roman"/>
+                <w:sz w:val="28"/>
+                <w:szCs w:val="28"/>
+              </w:rPr>
+            </w:pPr>
+            <w:r>
+              <w:rPr>
+                <w:rFonts w:ascii="Times New Roman" w:hAnsi="Times New Roman" w:cs="Times New Roman"/>
+                <w:bCs/>
+                <w:color w:val="000000" w:themeColor="text1"/>
+                <w:sz w:val="28"/>
+                <w:szCs w:val="28"/>
+              </w:rPr>
+              <w:t>After Module 4 — Prosody</w:t>
+            </w:r>
+          </w:p>
+        </w:tc>
+        <w:tc>
+          <w:tcPr>
+            <w:tcW w:w="2487" w:type="dxa"/>
+          </w:tcPr>
+          <w:p>
+            <w:pPr>
+              <w:spacing w:line="360" w:lineRule="auto"/>
+              <w:jc w:val="center"/>
+              <w:rPr>
+                <w:rFonts w:ascii="Times New Roman" w:hAnsi="Times New Roman" w:cs="Times New Roman"/>
+                <w:sz w:val="28"/>
+                <w:szCs w:val="28"/>
+              </w:rPr>
+            </w:pPr>
+            <w:proofErr w:type="spellStart"/>
+            <w:r>
+              <w:rPr>
+                <w:rFonts w:ascii="Times New Roman" w:hAnsi="Times New Roman" w:cs="Times New Roman"/>
+                <w:bCs/>
+                <w:color w:val="000000" w:themeColor="text1"/>
+                <w:sz w:val="28"/>
+                <w:szCs w:val="28"/>
+              </w:rPr>
+              <w:t>SentenceAnnotation</w:t>
+            </w:r>
+            <w:proofErr w:type="spellEnd"/>
+          </w:p>
+        </w:tc>
+        <w:tc>
+          <w:tcPr>
+            <w:tcW w:w="4365" w:type="dxa"/>
+          </w:tcPr>
+          <w:p>
+            <w:pPr>
+              <w:spacing w:line="360" w:lineRule="auto"/>
+              <w:jc w:val="center"/>
+              <w:rPr>
+                <w:rFonts w:ascii="Times New Roman" w:hAnsi="Times New Roman" w:cs="Times New Roman"/>
+                <w:sz w:val="28"/>
+                <w:szCs w:val="28"/>
+              </w:rPr>
+            </w:pPr>
+            <w:proofErr w:type="spellStart"/>
+            <w:r>
+              <w:rPr>
+                <w:rFonts w:ascii="Times New Roman" w:hAnsi="Times New Roman" w:cs="Times New Roman"/>
+                <w:bCs/>
+                <w:color w:val="000000" w:themeColor="text1"/>
+                <w:sz w:val="28"/>
+                <w:szCs w:val="28"/>
+              </w:rPr>
+              <w:t>sentence_type</w:t>
+            </w:r>
+            <w:proofErr w:type="spellEnd"/>
+            <w:r>
+              <w:rPr>
+                <w:rFonts w:ascii="Times New Roman" w:hAnsi="Times New Roman" w:cs="Times New Roman"/>
+                <w:bCs/>
+                <w:color w:val="000000" w:themeColor="text1"/>
+                <w:sz w:val="28"/>
+                <w:szCs w:val="28"/>
+              </w:rPr>
+              <w:t xml:space="preserve">, </w:t>
+            </w:r>
+            <w:proofErr w:type="spellStart"/>
+            <w:r>
+              <w:rPr>
+                <w:rFonts w:ascii="Times New Roman" w:hAnsi="Times New Roman" w:cs="Times New Roman"/>
+                <w:bCs/>
+                <w:color w:val="000000" w:themeColor="text1"/>
+                <w:sz w:val="28"/>
+                <w:szCs w:val="28"/>
+              </w:rPr>
+              <w:t>phone_annotations</w:t>
+            </w:r>
+            <w:proofErr w:type="spellEnd"/>
+            <w:r>
+              <w:rPr>
+                <w:rFonts w:ascii="Times New Roman" w:hAnsi="Times New Roman" w:cs="Times New Roman"/>
+                <w:bCs/>
+                <w:color w:val="000000" w:themeColor="text1"/>
+                <w:sz w:val="28"/>
+                <w:szCs w:val="28"/>
+              </w:rPr>
+              <w:t xml:space="preserve">, </w:t>
+            </w:r>
+            <w:proofErr w:type="spellStart"/>
+            <w:r>
+              <w:rPr>
+                <w:rFonts w:ascii="Times New Roman" w:hAnsi="Times New Roman" w:cs="Times New Roman"/>
+                <w:bCs/>
+                <w:color w:val="000000" w:themeColor="text1"/>
+                <w:sz w:val="28"/>
+                <w:szCs w:val="28"/>
+              </w:rPr>
+              <w:t>pauses_ms</w:t>
+            </w:r>
+            <w:proofErr w:type="spellEnd"/>
+          </w:p>
+        </w:tc>
+      </w:tr>
+      <w:tr>
+        <w:tc>
+          <w:tcPr>
+            <w:tcW w:w="2492" w:type="dxa"/>
+          </w:tcPr>
+          <w:p>
+            <w:pPr>
+              <w:spacing w:line="360" w:lineRule="auto"/>
+              <w:jc w:val="center"/>
+              <w:rPr>
+                <w:rFonts w:ascii="Times New Roman" w:hAnsi="Times New Roman" w:cs="Times New Roman"/>
+                <w:sz w:val="28"/>
+                <w:szCs w:val="28"/>
+              </w:rPr>
+            </w:pPr>
+            <w:r>
+              <w:rPr>
+                <w:rFonts w:ascii="Times New Roman" w:hAnsi="Times New Roman" w:cs="Times New Roman"/>
+                <w:bCs/>
+                <w:color w:val="000000" w:themeColor="text1"/>
+                <w:sz w:val="28"/>
+                <w:szCs w:val="28"/>
+              </w:rPr>
+              <w:t>After Module 5 — Synthesizer</w:t>
+            </w:r>
+          </w:p>
+        </w:tc>
+        <w:tc>
+          <w:tcPr>
+            <w:tcW w:w="2487" w:type="dxa"/>
+          </w:tcPr>
+          <w:p>
+            <w:pPr>
+              <w:spacing w:line="360" w:lineRule="auto"/>
+              <w:jc w:val="center"/>
+              <w:rPr>
+                <w:rFonts w:ascii="Times New Roman" w:hAnsi="Times New Roman" w:cs="Times New Roman"/>
+                <w:sz w:val="28"/>
+                <w:szCs w:val="28"/>
+              </w:rPr>
+            </w:pPr>
+            <w:r>
+              <w:rPr>
+                <w:rFonts w:ascii="Times New Roman" w:hAnsi="Times New Roman" w:cs="Times New Roman"/>
+                <w:bCs/>
+                <w:color w:val="000000" w:themeColor="text1"/>
+                <w:sz w:val="28"/>
+                <w:szCs w:val="28"/>
+              </w:rPr>
+              <w:t>bytes (WAV)</w:t>
+            </w:r>
+          </w:p>
+        </w:tc>
+        <w:tc>
+          <w:tcPr>
+            <w:tcW w:w="4365" w:type="dxa"/>
+          </w:tcPr>
+          <w:p>
+            <w:pPr>
+              <w:spacing w:line="360" w:lineRule="auto"/>
+              <w:jc w:val="center"/>
+              <w:rPr>
+                <w:rFonts w:ascii="Times New Roman" w:hAnsi="Times New Roman" w:cs="Times New Roman"/>
+                <w:sz w:val="28"/>
+                <w:szCs w:val="28"/>
+              </w:rPr>
+            </w:pPr>
+            <w:r>
+              <w:rPr>
+                <w:rFonts w:ascii="Times New Roman" w:hAnsi="Times New Roman" w:cs="Times New Roman"/>
+                <w:bCs/>
+                <w:color w:val="000000" w:themeColor="text1"/>
+                <w:sz w:val="28"/>
+                <w:szCs w:val="28"/>
+              </w:rPr>
+              <w:t>22,050 Hz PCM audio</w:t>
+            </w:r>
+          </w:p>
+        </w:tc>
+      </w:tr>
+    </w:tbl>
+    <w:p>
+      <w:pPr>
+        <w:spacing w:after="0" w:line="360" w:lineRule="auto"/>
+        <w:rPr>
+          <w:rFonts w:ascii="Times New Roman" w:eastAsia="MS Mincho" w:hAnsi="Times New Roman" w:cs="Times New Roman"/>
+          <w:kern w:val="0"/>
+          <w:sz w:val="28"/>
+          <w:szCs w:val="28"/>
+          <w14:ligatures w14:val="none"/>
+        </w:rPr>
+      </w:pPr>
+      <w:r>
+        <w:rPr>
+          <w:rFonts w:ascii="Times New Roman" w:eastAsia="MS Mincho" w:hAnsi="Times New Roman" w:cs="Times New Roman"/>
+          <w:b/>
+          <w:bCs/>
+          <w:kern w:val="0"/>
+          <w:sz w:val="28"/>
+          <w:szCs w:val="28"/>
+          <w14:ligatures w14:val="none"/>
+        </w:rPr>
+        <w:t xml:space="preserve">Source: </w:t>
+      </w:r>
+      <w:r>
+        <w:rPr>
+          <w:rFonts w:ascii="Times New Roman" w:eastAsia="MS Mincho" w:hAnsi="Times New Roman" w:cs="Times New Roman"/>
+          <w:kern w:val="0"/>
+          <w:sz w:val="28"/>
+          <w:szCs w:val="28"/>
+          <w14:ligatures w14:val="none"/>
+        </w:rPr>
+        <w:t>Author's own elaboration</w:t>
+      </w:r>
+    </w:p>
+    <w:p>
+      <w:pPr>
+        <w:spacing w:after="0" w:line="360" w:lineRule="auto"/>
+        <w:rPr>
+          <w:rFonts w:ascii="Times New Roman" w:eastAsia="MS Mincho" w:hAnsi="Times New Roman" w:cs="Times New Roman"/>
+          <w:kern w:val="0"/>
+          <w:sz w:val="28"/>
+          <w:szCs w:val="28"/>
+          <w14:ligatures w14:val="none"/>
+        </w:rPr>
+      </w:pPr>
+    </w:p>
+    <w:p>
+      <w:pPr>
+        <w:spacing w:line="360" w:lineRule="auto"/>
         <w:ind w:firstLine="720"/>
-        <w:jc w:val="both"/>
-        <w:rPr>
-          <w:rFonts w:ascii="Times New Roman" w:eastAsia="MS Mincho" w:hAnsi="Times New Roman" w:cs="Times New Roman"/>
-          <w:kern w:val="0"/>
-          <w:sz w:val="28"/>
-          <w:szCs w:val="28"/>
-          <w14:ligatures w14:val="none"/>
-        </w:rPr>
-      </w:pPr>
-      <w:r>
-        <w:rPr>
-          <w:rFonts w:ascii="Times New Roman" w:eastAsia="MS Mincho" w:hAnsi="Times New Roman" w:cs="Times New Roman"/>
-          <w:kern w:val="0"/>
-          <w:sz w:val="28"/>
-          <w:szCs w:val="28"/>
-          <w14:ligatures w14:val="none"/>
-        </w:rPr>
-        <w:lastRenderedPageBreak/>
-        <w:t>Apart from being a helpful tool for teachers, there are also concerns regarding assessment and tests built around AI, namely those relating to data privacy and security as personal data of students are collected and used by the system (UNESCO, 2021). Additional measures will be needed on the technical and legal side of educational institutions to tackle these issues properly.</w:t>
-      </w:r>
-    </w:p>
-    <w:p>
-      <w:pPr>
-        <w:spacing w:after="0" w:line="360" w:lineRule="auto"/>
+        <w:rPr>
+          <w:rFonts w:ascii="Times New Roman" w:eastAsia="MS Mincho" w:hAnsi="Times New Roman" w:cs="Times New Roman"/>
+          <w:kern w:val="0"/>
+          <w:sz w:val="28"/>
+          <w:szCs w:val="28"/>
+          <w14:ligatures w14:val="none"/>
+        </w:rPr>
+      </w:pPr>
+      <w:r>
+        <w:rPr>
+          <w:rFonts w:ascii="Times New Roman" w:eastAsia="MS Mincho" w:hAnsi="Times New Roman" w:cs="Times New Roman"/>
+          <w:kern w:val="0"/>
+          <w:sz w:val="28"/>
+          <w:szCs w:val="28"/>
+          <w14:ligatures w14:val="none"/>
+        </w:rPr>
+        <w:t xml:space="preserve">The pipeline exposes two high-level public methods. The analyze(text) method runs Modules 1–4 and returns a full linguistic analysis without audio output, with an average runtime of 0.3 </w:t>
+      </w:r>
+      <w:proofErr w:type="spellStart"/>
+      <w:r>
+        <w:rPr>
+          <w:rFonts w:ascii="Times New Roman" w:eastAsia="MS Mincho" w:hAnsi="Times New Roman" w:cs="Times New Roman"/>
+          <w:kern w:val="0"/>
+          <w:sz w:val="28"/>
+          <w:szCs w:val="28"/>
+          <w14:ligatures w14:val="none"/>
+        </w:rPr>
+        <w:t>ms</w:t>
+      </w:r>
+      <w:proofErr w:type="spellEnd"/>
+      <w:r>
+        <w:rPr>
+          <w:rFonts w:ascii="Times New Roman" w:eastAsia="MS Mincho" w:hAnsi="Times New Roman" w:cs="Times New Roman"/>
+          <w:kern w:val="0"/>
+          <w:sz w:val="28"/>
+          <w:szCs w:val="28"/>
+          <w14:ligatures w14:val="none"/>
+        </w:rPr>
+        <w:t xml:space="preserve"> per sentence. The </w:t>
+      </w:r>
+      <w:proofErr w:type="gramStart"/>
+      <w:r>
+        <w:rPr>
+          <w:rFonts w:ascii="Times New Roman" w:eastAsia="MS Mincho" w:hAnsi="Times New Roman" w:cs="Times New Roman"/>
+          <w:kern w:val="0"/>
+          <w:sz w:val="28"/>
+          <w:szCs w:val="28"/>
+          <w14:ligatures w14:val="none"/>
+        </w:rPr>
+        <w:t>synthesize(</w:t>
+      </w:r>
+      <w:proofErr w:type="gramEnd"/>
+      <w:r>
+        <w:rPr>
+          <w:rFonts w:ascii="Times New Roman" w:eastAsia="MS Mincho" w:hAnsi="Times New Roman" w:cs="Times New Roman"/>
+          <w:kern w:val="0"/>
+          <w:sz w:val="28"/>
+          <w:szCs w:val="28"/>
+          <w14:ligatures w14:val="none"/>
+        </w:rPr>
+        <w:t>text, output) method runs all five modules and writes a WAV file to the specified path.</w:t>
+      </w:r>
+    </w:p>
+    <w:p>
+      <w:pPr>
+        <w:spacing w:line="360" w:lineRule="auto"/>
         <w:ind w:firstLine="720"/>
-        <w:jc w:val="both"/>
-        <w:rPr>
-          <w:rFonts w:ascii="Times New Roman" w:eastAsia="MS Mincho" w:hAnsi="Times New Roman" w:cs="Times New Roman"/>
-          <w:kern w:val="0"/>
-          <w:sz w:val="28"/>
-          <w:szCs w:val="28"/>
-          <w14:ligatures w14:val="none"/>
-        </w:rPr>
-      </w:pPr>
-      <w:r>
-        <w:rPr>
-          <w:rFonts w:ascii="Times New Roman" w:eastAsia="MS Mincho" w:hAnsi="Times New Roman" w:cs="Times New Roman"/>
-          <w:kern w:val="0"/>
-          <w:sz w:val="28"/>
-          <w:szCs w:val="28"/>
-          <w14:ligatures w14:val="none"/>
-        </w:rPr>
-        <w:t xml:space="preserve">The research, which explores how educators and learners can benefit from AI, points </w:t>
+        <w:rPr>
+          <w:rFonts w:ascii="Times New Roman" w:eastAsia="MS Mincho" w:hAnsi="Times New Roman" w:cs="Times New Roman"/>
+          <w:kern w:val="0"/>
+          <w:sz w:val="28"/>
+          <w:szCs w:val="28"/>
+          <w14:ligatures w14:val="none"/>
+        </w:rPr>
+      </w:pPr>
+      <w:r>
+        <w:rPr>
+          <w:rFonts w:ascii="Times New Roman" w:eastAsia="MS Mincho" w:hAnsi="Times New Roman" w:cs="Times New Roman"/>
+          <w:kern w:val="0"/>
+          <w:sz w:val="28"/>
+          <w:szCs w:val="28"/>
+          <w14:ligatures w14:val="none"/>
+        </w:rPr>
+        <w:t xml:space="preserve">Rule execution within each module follows a priority-ordered waterfall: the most specific rules are checked </w:t>
       </w:r>
       <w:proofErr w:type="gramStart"/>
       <w:r>
@@ -23235,7 +24869,7 @@
           <w:szCs w:val="28"/>
           <w14:ligatures w14:val="none"/>
         </w:rPr>
-        <w:t>in particular to</w:t>
+        <w:t>first</w:t>
       </w:r>
       <w:proofErr w:type="gramEnd"/>
       <w:r>
@@ -23246,357 +24880,7 @@
           <w:szCs w:val="28"/>
           <w14:ligatures w14:val="none"/>
         </w:rPr>
-        <w:t xml:space="preserve"> the issue of teachers’ and users’ preparedness. Many teachers currently lack the necessary knowledge of the fundamental principles behind how certain AI </w:t>
-      </w:r>
-      <w:proofErr w:type="gramStart"/>
-      <w:r>
-        <w:rPr>
-          <w:rFonts w:ascii="Times New Roman" w:eastAsia="MS Mincho" w:hAnsi="Times New Roman" w:cs="Times New Roman"/>
-          <w:kern w:val="0"/>
-          <w:sz w:val="28"/>
-          <w:szCs w:val="28"/>
-          <w14:ligatures w14:val="none"/>
-        </w:rPr>
-        <w:t>technologies</w:t>
-      </w:r>
-      <w:proofErr w:type="gramEnd"/>
-      <w:r>
-        <w:rPr>
-          <w:rFonts w:ascii="Times New Roman" w:eastAsia="MS Mincho" w:hAnsi="Times New Roman" w:cs="Times New Roman"/>
-          <w:kern w:val="0"/>
-          <w:sz w:val="28"/>
-          <w:szCs w:val="28"/>
-          <w14:ligatures w14:val="none"/>
-        </w:rPr>
-        <w:t xml:space="preserve"> function. This could hinder their deployment and even inspire distrust of technology. Teachers’ technological literacy must therefore be boosted </w:t>
-      </w:r>
-      <w:proofErr w:type="gramStart"/>
-      <w:r>
-        <w:rPr>
-          <w:rFonts w:ascii="Times New Roman" w:eastAsia="MS Mincho" w:hAnsi="Times New Roman" w:cs="Times New Roman"/>
-          <w:kern w:val="0"/>
-          <w:sz w:val="28"/>
-          <w:szCs w:val="28"/>
-          <w14:ligatures w14:val="none"/>
-        </w:rPr>
-        <w:t>in order to</w:t>
-      </w:r>
-      <w:proofErr w:type="gramEnd"/>
-      <w:r>
-        <w:rPr>
-          <w:rFonts w:ascii="Times New Roman" w:eastAsia="MS Mincho" w:hAnsi="Times New Roman" w:cs="Times New Roman"/>
-          <w:kern w:val="0"/>
-          <w:sz w:val="28"/>
-          <w:szCs w:val="28"/>
-          <w14:ligatures w14:val="none"/>
-        </w:rPr>
-        <w:t xml:space="preserve"> prepare for the integration of AI systems into education.</w:t>
-      </w:r>
-    </w:p>
-    <w:p>
-      <w:pPr>
-        <w:spacing w:after="0" w:line="360" w:lineRule="auto"/>
-        <w:ind w:firstLine="720"/>
-        <w:jc w:val="both"/>
-        <w:rPr>
-          <w:rFonts w:ascii="Times New Roman" w:eastAsia="MS Mincho" w:hAnsi="Times New Roman" w:cs="Times New Roman"/>
-          <w:kern w:val="0"/>
-          <w:sz w:val="28"/>
-          <w:szCs w:val="28"/>
-          <w14:ligatures w14:val="none"/>
-        </w:rPr>
-      </w:pPr>
-      <w:r>
-        <w:rPr>
-          <w:rFonts w:ascii="Times New Roman" w:eastAsia="MS Mincho" w:hAnsi="Times New Roman" w:cs="Times New Roman"/>
-          <w:kern w:val="0"/>
-          <w:sz w:val="28"/>
-          <w:szCs w:val="28"/>
-          <w14:ligatures w14:val="none"/>
-        </w:rPr>
-        <w:t>Another challenge is what can be termed infrastructural inequality, with many educational institutions not being on an even footing in terms of technology infrastructure, which in turn could hinder the integration of an AI-based assessment system. This is especially pertinent in developing countries where there are inadequate resources to access the latest technologies and slow Internet connectivity.</w:t>
-      </w:r>
-    </w:p>
-    <w:p>
-      <w:pPr>
-        <w:spacing w:after="0" w:line="360" w:lineRule="auto"/>
-        <w:ind w:firstLine="720"/>
-        <w:jc w:val="both"/>
-        <w:rPr>
-          <w:rFonts w:ascii="Times New Roman" w:eastAsia="MS Mincho" w:hAnsi="Times New Roman" w:cs="Times New Roman"/>
-          <w:kern w:val="0"/>
-          <w:sz w:val="28"/>
-          <w:szCs w:val="28"/>
-          <w14:ligatures w14:val="none"/>
-        </w:rPr>
-      </w:pPr>
-      <w:r>
-        <w:rPr>
-          <w:rFonts w:ascii="Times New Roman" w:eastAsia="MS Mincho" w:hAnsi="Times New Roman" w:cs="Times New Roman"/>
-          <w:kern w:val="0"/>
-          <w:sz w:val="28"/>
-          <w:szCs w:val="28"/>
-          <w14:ligatures w14:val="none"/>
-        </w:rPr>
-        <w:t>But lacking are also policy and management frameworks to give effect to the use of AI in education. There is currently no systematic approach to implementing AI in education, and as such, its implementation can be arbitrary and take on risk. Strong corresponding management systems, from a technical as well as ethical perspective, are necessary.</w:t>
-      </w:r>
-    </w:p>
-    <w:p>
-      <w:pPr>
-        <w:spacing w:after="0" w:line="360" w:lineRule="auto"/>
-        <w:ind w:firstLine="720"/>
-        <w:jc w:val="both"/>
-        <w:rPr>
-          <w:rFonts w:ascii="Times New Roman" w:eastAsia="MS Mincho" w:hAnsi="Times New Roman" w:cs="Times New Roman"/>
-          <w:kern w:val="0"/>
-          <w:sz w:val="28"/>
-          <w:szCs w:val="28"/>
-          <w14:ligatures w14:val="none"/>
-        </w:rPr>
-      </w:pPr>
-      <w:r>
-        <w:rPr>
-          <w:rFonts w:ascii="Times New Roman" w:eastAsia="MS Mincho" w:hAnsi="Times New Roman" w:cs="Times New Roman"/>
-          <w:kern w:val="0"/>
-          <w:sz w:val="28"/>
-          <w:szCs w:val="28"/>
-          <w14:ligatures w14:val="none"/>
-        </w:rPr>
-        <w:t>There are many possibilities of development of assessment systems that utilize AI, but there are also many technical and implementation-related problems that need to be addressed. Technical and implementation-related problems that have arisen when developing assessment systems that utilize AI must be tackled by combining technological development with pedagogical, ethical and institutional approaches.</w:t>
-      </w:r>
-    </w:p>
-    <w:p>
-      <w:pPr>
-        <w:spacing w:after="0" w:line="360" w:lineRule="auto"/>
-        <w:ind w:firstLine="720"/>
-        <w:jc w:val="both"/>
-        <w:rPr>
-          <w:rFonts w:ascii="Times New Roman" w:eastAsia="MS Mincho" w:hAnsi="Times New Roman" w:cs="Times New Roman"/>
-          <w:kern w:val="0"/>
-          <w:sz w:val="28"/>
-          <w:szCs w:val="28"/>
-          <w14:ligatures w14:val="none"/>
-        </w:rPr>
-      </w:pPr>
-      <w:r>
-        <w:rPr>
-          <w:rFonts w:ascii="Times New Roman" w:eastAsia="MS Mincho" w:hAnsi="Times New Roman" w:cs="Times New Roman"/>
-          <w:kern w:val="0"/>
-          <w:sz w:val="28"/>
-          <w:szCs w:val="28"/>
-          <w14:ligatures w14:val="none"/>
-        </w:rPr>
-        <w:t xml:space="preserve">Despite the potential benefits that the integration of artificial intelligence-based assessment systems </w:t>
-      </w:r>
-      <w:proofErr w:type="gramStart"/>
-      <w:r>
-        <w:rPr>
-          <w:rFonts w:ascii="Times New Roman" w:eastAsia="MS Mincho" w:hAnsi="Times New Roman" w:cs="Times New Roman"/>
-          <w:kern w:val="0"/>
-          <w:sz w:val="28"/>
-          <w:szCs w:val="28"/>
-          <w14:ligatures w14:val="none"/>
-        </w:rPr>
-        <w:t>offer</w:t>
-      </w:r>
-      <w:proofErr w:type="gramEnd"/>
-      <w:r>
-        <w:rPr>
-          <w:rFonts w:ascii="Times New Roman" w:eastAsia="MS Mincho" w:hAnsi="Times New Roman" w:cs="Times New Roman"/>
-          <w:kern w:val="0"/>
-          <w:sz w:val="28"/>
-          <w:szCs w:val="28"/>
-          <w14:ligatures w14:val="none"/>
-        </w:rPr>
-        <w:t xml:space="preserve"> to the educational environments, there are many technical and practical problems that prevent them from being put into practice. This </w:t>
-      </w:r>
-      <w:r>
-        <w:rPr>
-          <w:rFonts w:ascii="Times New Roman" w:eastAsia="MS Mincho" w:hAnsi="Times New Roman" w:cs="Times New Roman"/>
-          <w:kern w:val="0"/>
-          <w:sz w:val="28"/>
-          <w:szCs w:val="28"/>
-          <w14:ligatures w14:val="none"/>
-        </w:rPr>
-        <w:lastRenderedPageBreak/>
-        <w:t>study reviews various experiences and situations in different countries and contexts regarding the statement that the integration of artificial intelligence-based assessment systems to educational environments is related to technology, its adaptation, management and support.</w:t>
-      </w:r>
-    </w:p>
-    <w:p>
-      <w:pPr>
-        <w:spacing w:after="0" w:line="360" w:lineRule="auto"/>
-        <w:ind w:firstLine="720"/>
-        <w:jc w:val="both"/>
-        <w:rPr>
-          <w:rFonts w:ascii="Times New Roman" w:eastAsia="MS Mincho" w:hAnsi="Times New Roman" w:cs="Times New Roman"/>
-          <w:kern w:val="0"/>
-          <w:sz w:val="28"/>
-          <w:szCs w:val="28"/>
-          <w14:ligatures w14:val="none"/>
-        </w:rPr>
-      </w:pPr>
-      <w:r>
-        <w:rPr>
-          <w:rFonts w:ascii="Times New Roman" w:eastAsia="MS Mincho" w:hAnsi="Times New Roman" w:cs="Times New Roman"/>
-          <w:kern w:val="0"/>
-          <w:sz w:val="28"/>
-          <w:szCs w:val="28"/>
-          <w14:ligatures w14:val="none"/>
-        </w:rPr>
-        <w:t>Systems need to be adapted to the local educational environment where the system will be put into practice. Most AI-based assessment models are trained and fine-tuned on global data and general information. Thus, they are not directly applicable in any country since education systems, curricula and assessing students differ across countries and even schools. As Temel (2024) states; “the inconsistent educational infrastructure and the lack of integration in the classroom environment where the system will be applied affect the system's accuracy in obtaining the results.”</w:t>
-      </w:r>
-    </w:p>
-    <w:p>
-      <w:pPr>
-        <w:spacing w:after="0" w:line="360" w:lineRule="auto"/>
-        <w:ind w:firstLine="720"/>
-        <w:jc w:val="both"/>
-        <w:rPr>
-          <w:rFonts w:ascii="Times New Roman" w:eastAsia="MS Mincho" w:hAnsi="Times New Roman" w:cs="Times New Roman"/>
-          <w:kern w:val="0"/>
-          <w:sz w:val="28"/>
-          <w:szCs w:val="28"/>
-          <w14:ligatures w14:val="none"/>
-        </w:rPr>
-      </w:pPr>
-      <w:r>
-        <w:rPr>
-          <w:rFonts w:ascii="Times New Roman" w:eastAsia="MS Mincho" w:hAnsi="Times New Roman" w:cs="Times New Roman"/>
-          <w:kern w:val="0"/>
-          <w:sz w:val="28"/>
-          <w:szCs w:val="28"/>
-          <w14:ligatures w14:val="none"/>
-        </w:rPr>
-        <w:t xml:space="preserve">Next to the other mentioned challenges also the issue of data structuring and integration is important. Data is stored and managed on different platforms using different formats. Processing and importing </w:t>
-      </w:r>
-      <w:proofErr w:type="gramStart"/>
-      <w:r>
-        <w:rPr>
-          <w:rFonts w:ascii="Times New Roman" w:eastAsia="MS Mincho" w:hAnsi="Times New Roman" w:cs="Times New Roman"/>
-          <w:kern w:val="0"/>
-          <w:sz w:val="28"/>
-          <w:szCs w:val="28"/>
-          <w14:ligatures w14:val="none"/>
-        </w:rPr>
-        <w:t>all of</w:t>
-      </w:r>
-      <w:proofErr w:type="gramEnd"/>
-      <w:r>
-        <w:rPr>
-          <w:rFonts w:ascii="Times New Roman" w:eastAsia="MS Mincho" w:hAnsi="Times New Roman" w:cs="Times New Roman"/>
-          <w:kern w:val="0"/>
-          <w:sz w:val="28"/>
-          <w:szCs w:val="28"/>
-          <w14:ligatures w14:val="none"/>
-        </w:rPr>
-        <w:t xml:space="preserve"> this data to one system and preparing it for the AI models is complex and time consuming.</w:t>
-      </w:r>
-    </w:p>
-    <w:p>
-      <w:pPr>
-        <w:spacing w:after="0" w:line="360" w:lineRule="auto"/>
-        <w:ind w:firstLine="720"/>
-        <w:jc w:val="both"/>
-        <w:rPr>
-          <w:rFonts w:ascii="Times New Roman" w:eastAsia="MS Mincho" w:hAnsi="Times New Roman" w:cs="Times New Roman"/>
-          <w:kern w:val="0"/>
-          <w:sz w:val="28"/>
-          <w:szCs w:val="28"/>
-          <w14:ligatures w14:val="none"/>
-        </w:rPr>
-      </w:pPr>
-      <w:r>
-        <w:rPr>
-          <w:rFonts w:ascii="Times New Roman" w:eastAsia="MS Mincho" w:hAnsi="Times New Roman" w:cs="Times New Roman"/>
-          <w:kern w:val="0"/>
-          <w:sz w:val="28"/>
-          <w:szCs w:val="28"/>
-          <w14:ligatures w14:val="none"/>
-        </w:rPr>
-        <w:t>Other problems. System usage 24/7 is a very significant problem. As an AI system is maintained, upgraded or fine-tuned for maximum performance and accuracy, its performance and accuracy are slowly degraded. In addition to the initial costs of infrastructure and personnel trained in specialized knowledge and skills needed to design and implement the system, continued use of the system requires similar, and in some cases greater, infrastructure and expertise.</w:t>
-      </w:r>
-    </w:p>
-    <w:p>
-      <w:pPr>
-        <w:spacing w:after="0" w:line="360" w:lineRule="auto"/>
-        <w:ind w:firstLine="720"/>
-        <w:jc w:val="both"/>
-        <w:rPr>
-          <w:rFonts w:ascii="Times New Roman" w:eastAsia="MS Mincho" w:hAnsi="Times New Roman" w:cs="Times New Roman"/>
-          <w:kern w:val="0"/>
-          <w:sz w:val="28"/>
-          <w:szCs w:val="28"/>
-          <w14:ligatures w14:val="none"/>
-        </w:rPr>
-      </w:pPr>
-      <w:r>
-        <w:rPr>
-          <w:rFonts w:ascii="Times New Roman" w:eastAsia="MS Mincho" w:hAnsi="Times New Roman" w:cs="Times New Roman"/>
-          <w:kern w:val="0"/>
-          <w:sz w:val="28"/>
-          <w:szCs w:val="28"/>
-          <w14:ligatures w14:val="none"/>
-        </w:rPr>
-        <w:t>One of the major problems to be addressed in terms of implementation concerns the lack of coordination between educational systems on different levels. AI applications are implemented following quite different strategies in various countries and therefore a consistent approach for large-scale AI-based assessment is difficult to develop. This makes it hard to share best practices.</w:t>
-      </w:r>
-    </w:p>
-    <w:p>
-      <w:pPr>
-        <w:spacing w:after="0" w:line="360" w:lineRule="auto"/>
-        <w:ind w:firstLine="720"/>
-        <w:jc w:val="both"/>
-        <w:rPr>
-          <w:rFonts w:ascii="Times New Roman" w:eastAsia="MS Mincho" w:hAnsi="Times New Roman" w:cs="Times New Roman"/>
-          <w:kern w:val="0"/>
-          <w:sz w:val="28"/>
-          <w:szCs w:val="28"/>
-          <w14:ligatures w14:val="none"/>
-        </w:rPr>
-      </w:pPr>
-      <w:r>
-        <w:rPr>
-          <w:rFonts w:ascii="Times New Roman" w:eastAsia="MS Mincho" w:hAnsi="Times New Roman" w:cs="Times New Roman"/>
-          <w:kern w:val="0"/>
-          <w:sz w:val="28"/>
-          <w:szCs w:val="28"/>
-          <w14:ligatures w14:val="none"/>
-        </w:rPr>
-        <w:t xml:space="preserve">In addition to the above-mentioned challenges, financial and resource constraints represent an additional problem for the development and implementation of AI. The initial investment needed to set up corresponding systems is high and, </w:t>
-      </w:r>
-      <w:r>
-        <w:rPr>
-          <w:rFonts w:ascii="Times New Roman" w:eastAsia="MS Mincho" w:hAnsi="Times New Roman" w:cs="Times New Roman"/>
-          <w:kern w:val="0"/>
-          <w:sz w:val="28"/>
-          <w:szCs w:val="28"/>
-          <w14:ligatures w14:val="none"/>
-        </w:rPr>
-        <w:lastRenderedPageBreak/>
-        <w:t>therefore, particularly challenging to implement in developing countries or in poor educational environments. Consideration must also be given to the costs for technical equipment and software as well as for personnel training.</w:t>
-      </w:r>
-    </w:p>
-    <w:p>
-      <w:pPr>
-        <w:spacing w:after="0" w:line="360" w:lineRule="auto"/>
-        <w:ind w:firstLine="720"/>
-        <w:jc w:val="both"/>
-        <w:rPr>
-          <w:rFonts w:ascii="Times New Roman" w:eastAsia="MS Mincho" w:hAnsi="Times New Roman" w:cs="Times New Roman"/>
-          <w:kern w:val="0"/>
-          <w:sz w:val="28"/>
-          <w:szCs w:val="28"/>
-          <w14:ligatures w14:val="none"/>
-        </w:rPr>
-      </w:pPr>
-      <w:r>
-        <w:rPr>
-          <w:rFonts w:ascii="Times New Roman" w:eastAsia="MS Mincho" w:hAnsi="Times New Roman" w:cs="Times New Roman"/>
-          <w:kern w:val="0"/>
-          <w:sz w:val="28"/>
-          <w:szCs w:val="28"/>
-          <w14:ligatures w14:val="none"/>
-        </w:rPr>
-        <w:t xml:space="preserve">Within educational systems, it is not only technological challenges that need to be addressed, there are also a host of challenges posed by the human factor, and the students are not alone in requiring training, the teachers and administrators of education also need special training and acquiring of knowledge and awareness on the issue of AI and its integration into educational system. Moreover, lack of adequate knowledge and skills are said to be one of the main reasons for ineffective </w:t>
+        <w:t xml:space="preserve"> and the default rule applies only if no specific rule matches, preventing rule conflicts and ensuring predictable behavior on unseen inputs. The complete rule bases are stored in four JSON files: g2p_rules.json (base phoneme mappings and context-sensitive rule parameters), </w:t>
       </w:r>
       <w:proofErr w:type="spellStart"/>
       <w:r>
@@ -23607,7 +24891,7 @@
           <w:szCs w:val="28"/>
           <w14:ligatures w14:val="none"/>
         </w:rPr>
-        <w:t>utilisation</w:t>
+        <w:t>stress_rules.json</w:t>
       </w:r>
       <w:proofErr w:type="spellEnd"/>
       <w:r>
@@ -23618,138 +24902,7 @@
           <w:szCs w:val="28"/>
           <w14:ligatures w14:val="none"/>
         </w:rPr>
-        <w:t xml:space="preserve"> of the potential of AI systems (Temel, 2024).</w:t>
-      </w:r>
-    </w:p>
-    <w:p>
-      <w:pPr>
-        <w:spacing w:after="0" w:line="360" w:lineRule="auto"/>
-        <w:ind w:firstLine="720"/>
-        <w:jc w:val="both"/>
-        <w:rPr>
-          <w:rFonts w:ascii="Times New Roman" w:eastAsia="MS Mincho" w:hAnsi="Times New Roman" w:cs="Times New Roman"/>
-          <w:kern w:val="0"/>
-          <w:sz w:val="28"/>
-          <w:szCs w:val="28"/>
-          <w14:ligatures w14:val="none"/>
-        </w:rPr>
-      </w:pPr>
-      <w:r>
-        <w:rPr>
-          <w:rFonts w:ascii="Times New Roman" w:eastAsia="MS Mincho" w:hAnsi="Times New Roman" w:cs="Times New Roman"/>
-          <w:kern w:val="0"/>
-          <w:sz w:val="28"/>
-          <w:szCs w:val="28"/>
-          <w14:ligatures w14:val="none"/>
-        </w:rPr>
-        <w:t>The implementation of the AI-based assessment systems in terms of technical and implementation is very complex. To solve these problems, the development of technology alone is not enough, but the infrastructure, human resources, and local-based systems to be strengthened and improved by Temel (2024).</w:t>
-      </w:r>
-    </w:p>
-    <w:p>
-      <w:pPr>
-        <w:spacing w:after="0" w:line="360" w:lineRule="auto"/>
-        <w:ind w:firstLine="720"/>
-        <w:jc w:val="both"/>
-        <w:rPr>
-          <w:rFonts w:ascii="Times New Roman" w:eastAsia="MS Mincho" w:hAnsi="Times New Roman" w:cs="Times New Roman"/>
-          <w:kern w:val="0"/>
-          <w:sz w:val="28"/>
-          <w:szCs w:val="28"/>
-          <w14:ligatures w14:val="none"/>
-        </w:rPr>
-      </w:pPr>
-      <w:r>
-        <w:rPr>
-          <w:rFonts w:ascii="Times New Roman" w:eastAsia="MS Mincho" w:hAnsi="Times New Roman" w:cs="Times New Roman"/>
-          <w:kern w:val="0"/>
-          <w:sz w:val="28"/>
-          <w:szCs w:val="28"/>
-          <w14:ligatures w14:val="none"/>
-        </w:rPr>
-        <w:t>While AI-based assessment systems have great potential for enhancing assessment practices in higher education, there are ethical, social and pedagogical issues emerging. These issues arise from the technology and its broader implications for people, society and the educational system. Therefore, their responsible and inclusive use needs to be a prominent focus in this research.</w:t>
-      </w:r>
-    </w:p>
-    <w:p>
-      <w:pPr>
-        <w:spacing w:after="0" w:line="360" w:lineRule="auto"/>
-        <w:ind w:firstLine="720"/>
-        <w:jc w:val="both"/>
-        <w:rPr>
-          <w:rFonts w:ascii="Times New Roman" w:eastAsia="MS Mincho" w:hAnsi="Times New Roman" w:cs="Times New Roman"/>
-          <w:kern w:val="0"/>
-          <w:sz w:val="28"/>
-          <w:szCs w:val="28"/>
-          <w14:ligatures w14:val="none"/>
-        </w:rPr>
-      </w:pPr>
-      <w:r>
-        <w:rPr>
-          <w:rFonts w:ascii="Times New Roman" w:eastAsia="MS Mincho" w:hAnsi="Times New Roman" w:cs="Times New Roman"/>
-          <w:kern w:val="0"/>
-          <w:sz w:val="28"/>
-          <w:szCs w:val="28"/>
-          <w14:ligatures w14:val="none"/>
-        </w:rPr>
-        <w:t>Using AI for student assessment raises several ethical issues. Most importantly, ensuring data privacy and security since the AI system will process large amounts of data and information about each student that will be used for assessment. This information can include prior academic records, behavioral signals, and how the student learns, behaves, and interacts with various resources and peers. The key ethical issue would be ensuring that the data is stored securely and not shared with third parties.</w:t>
-      </w:r>
-    </w:p>
-    <w:p>
-      <w:pPr>
-        <w:spacing w:after="0" w:line="360" w:lineRule="auto"/>
-        <w:ind w:firstLine="720"/>
-        <w:jc w:val="both"/>
-        <w:rPr>
-          <w:rFonts w:ascii="Times New Roman" w:eastAsia="MS Mincho" w:hAnsi="Times New Roman" w:cs="Times New Roman"/>
-          <w:kern w:val="0"/>
-          <w:sz w:val="28"/>
-          <w:szCs w:val="28"/>
-          <w14:ligatures w14:val="none"/>
-        </w:rPr>
-      </w:pPr>
-      <w:r>
-        <w:rPr>
-          <w:rFonts w:ascii="Times New Roman" w:eastAsia="MS Mincho" w:hAnsi="Times New Roman" w:cs="Times New Roman"/>
-          <w:kern w:val="0"/>
-          <w:sz w:val="28"/>
-          <w:szCs w:val="28"/>
-          <w14:ligatures w14:val="none"/>
-        </w:rPr>
-        <w:t xml:space="preserve">An additional point of consideration for EdTech is how algorithms can be biased or unfair. While an algorithm makes decisions based on the data that it has been trained on, if this data is itself biased, then the algorithm will likely reflect and amplify this. This could result in EdTech tools unfairly giving some students a better </w:t>
-      </w:r>
-      <w:r>
-        <w:rPr>
-          <w:rFonts w:ascii="Times New Roman" w:eastAsia="MS Mincho" w:hAnsi="Times New Roman" w:cs="Times New Roman"/>
-          <w:kern w:val="0"/>
-          <w:sz w:val="28"/>
-          <w:szCs w:val="28"/>
-          <w14:ligatures w14:val="none"/>
-        </w:rPr>
-        <w:lastRenderedPageBreak/>
-        <w:t>or worse experience than others, potentially leading to unfair advantages or disadvantages during high-stakes assessments.</w:t>
-      </w:r>
-    </w:p>
-    <w:p>
-      <w:pPr>
-        <w:spacing w:after="0" w:line="360" w:lineRule="auto"/>
-        <w:ind w:firstLine="720"/>
-        <w:jc w:val="both"/>
-        <w:rPr>
-          <w:rFonts w:ascii="Times New Roman" w:eastAsia="MS Mincho" w:hAnsi="Times New Roman" w:cs="Times New Roman"/>
-          <w:kern w:val="0"/>
-          <w:sz w:val="28"/>
-          <w:szCs w:val="28"/>
-          <w14:ligatures w14:val="none"/>
-        </w:rPr>
-      </w:pPr>
-      <w:r>
-        <w:rPr>
-          <w:rFonts w:ascii="Times New Roman" w:eastAsia="MS Mincho" w:hAnsi="Times New Roman" w:cs="Times New Roman"/>
-          <w:kern w:val="0"/>
-          <w:sz w:val="28"/>
-          <w:szCs w:val="28"/>
-          <w14:ligatures w14:val="none"/>
-        </w:rPr>
-        <w:t xml:space="preserve">The use of AI-based assessment systems could increase educational inequality, as students with sufficient technological means are able to fully </w:t>
+        <w:t xml:space="preserve"> (function word lists, exception lexicon, and suffix patterns), </w:t>
       </w:r>
       <w:proofErr w:type="spellStart"/>
       <w:r>
@@ -23760,7 +24913,7 @@
           <w:szCs w:val="28"/>
           <w14:ligatures w14:val="none"/>
         </w:rPr>
-        <w:t>utilise</w:t>
+        <w:t>prosody_rules.json</w:t>
       </w:r>
       <w:proofErr w:type="spellEnd"/>
       <w:r>
@@ -23771,31 +24924,7 @@
           <w:szCs w:val="28"/>
           <w14:ligatures w14:val="none"/>
         </w:rPr>
-        <w:t xml:space="preserve"> the system more than those with limited resources. Moreover, the increased use of AI in education could also increase the so-called “digital divide”.</w:t>
-      </w:r>
-    </w:p>
-    <w:p>
-      <w:pPr>
-        <w:spacing w:after="0" w:line="360" w:lineRule="auto"/>
-        <w:ind w:firstLine="720"/>
-        <w:jc w:val="both"/>
-        <w:rPr>
-          <w:rFonts w:ascii="Times New Roman" w:eastAsia="MS Mincho" w:hAnsi="Times New Roman" w:cs="Times New Roman"/>
-          <w:kern w:val="0"/>
-          <w:sz w:val="28"/>
-          <w:szCs w:val="28"/>
-          <w14:ligatures w14:val="none"/>
-        </w:rPr>
-      </w:pPr>
-      <w:r>
-        <w:rPr>
-          <w:rFonts w:ascii="Times New Roman" w:eastAsia="MS Mincho" w:hAnsi="Times New Roman" w:cs="Times New Roman"/>
-          <w:kern w:val="0"/>
-          <w:sz w:val="28"/>
-          <w:szCs w:val="28"/>
-          <w14:ligatures w14:val="none"/>
-        </w:rPr>
-        <w:t xml:space="preserve">It concerns the so-called human factor diminution. In many educational projects the teacher’s role is secondary to an assessment system that is based on AI. However, education is not only about transferring knowledge, but above all about educating young people to become social competent and mature adults. Empathy, motivation and </w:t>
+        <w:t xml:space="preserve"> (</w:t>
       </w:r>
       <w:proofErr w:type="spellStart"/>
       <w:r>
@@ -23806,7 +24935,7 @@
           <w:szCs w:val="28"/>
           <w14:ligatures w14:val="none"/>
         </w:rPr>
-        <w:t>individualisation</w:t>
+        <w:t>ToBI</w:t>
       </w:r>
       <w:proofErr w:type="spellEnd"/>
       <w:r>
@@ -23817,99 +24946,50 @@
           <w:szCs w:val="28"/>
           <w14:ligatures w14:val="none"/>
         </w:rPr>
-        <w:t xml:space="preserve"> are important qualities that cannot be fully implemented by AI systems.</w:t>
-      </w:r>
-    </w:p>
-    <w:p>
-      <w:pPr>
-        <w:spacing w:after="0" w:line="360" w:lineRule="auto"/>
-        <w:ind w:firstLine="720"/>
-        <w:jc w:val="both"/>
-        <w:rPr>
-          <w:rFonts w:ascii="Times New Roman" w:eastAsia="MS Mincho" w:hAnsi="Times New Roman" w:cs="Times New Roman"/>
-          <w:kern w:val="0"/>
-          <w:sz w:val="28"/>
-          <w:szCs w:val="28"/>
-          <w14:ligatures w14:val="none"/>
-        </w:rPr>
-      </w:pPr>
-      <w:r>
-        <w:rPr>
-          <w:rFonts w:ascii="Times New Roman" w:eastAsia="MS Mincho" w:hAnsi="Times New Roman" w:cs="Times New Roman"/>
-          <w:kern w:val="0"/>
-          <w:sz w:val="28"/>
-          <w:szCs w:val="28"/>
-          <w14:ligatures w14:val="none"/>
-        </w:rPr>
-        <w:t xml:space="preserve">However, there are still many issues that need to be addressed. One of the issues is issues of transparency and accountability in the AI systems used in classrooms. In many cases, there are “black boxes” in which it is not possible to trace the </w:t>
-      </w:r>
-      <w:proofErr w:type="gramStart"/>
-      <w:r>
-        <w:rPr>
-          <w:rFonts w:ascii="Times New Roman" w:eastAsia="MS Mincho" w:hAnsi="Times New Roman" w:cs="Times New Roman"/>
-          <w:kern w:val="0"/>
-          <w:sz w:val="28"/>
-          <w:szCs w:val="28"/>
-          <w14:ligatures w14:val="none"/>
-        </w:rPr>
-        <w:t>decision making</w:t>
-      </w:r>
-      <w:proofErr w:type="gramEnd"/>
-      <w:r>
-        <w:rPr>
-          <w:rFonts w:ascii="Times New Roman" w:eastAsia="MS Mincho" w:hAnsi="Times New Roman" w:cs="Times New Roman"/>
-          <w:kern w:val="0"/>
-          <w:sz w:val="28"/>
-          <w:szCs w:val="28"/>
-          <w14:ligatures w14:val="none"/>
-        </w:rPr>
-        <w:t xml:space="preserve"> processes that the AI systems follow to generate the results of the assessment. Teachers and students are becoming increasingly wary of the results of AI-assessed </w:t>
-      </w:r>
-      <w:proofErr w:type="gramStart"/>
-      <w:r>
-        <w:rPr>
-          <w:rFonts w:ascii="Times New Roman" w:eastAsia="MS Mincho" w:hAnsi="Times New Roman" w:cs="Times New Roman"/>
-          <w:kern w:val="0"/>
-          <w:sz w:val="28"/>
-          <w:szCs w:val="28"/>
-          <w14:ligatures w14:val="none"/>
-        </w:rPr>
-        <w:t>tasks, and</w:t>
-      </w:r>
-      <w:proofErr w:type="gramEnd"/>
-      <w:r>
-        <w:rPr>
-          <w:rFonts w:ascii="Times New Roman" w:eastAsia="MS Mincho" w:hAnsi="Times New Roman" w:cs="Times New Roman"/>
-          <w:kern w:val="0"/>
-          <w:sz w:val="28"/>
-          <w:szCs w:val="28"/>
-          <w14:ligatures w14:val="none"/>
-        </w:rPr>
-        <w:t xml:space="preserve"> are questioning the legitimacy of the use of technology in this way.</w:t>
-      </w:r>
-    </w:p>
-    <w:p>
-      <w:pPr>
-        <w:spacing w:after="0" w:line="360" w:lineRule="auto"/>
-        <w:ind w:firstLine="720"/>
-        <w:jc w:val="both"/>
-        <w:rPr>
-          <w:rFonts w:ascii="Times New Roman" w:eastAsia="MS Mincho" w:hAnsi="Times New Roman" w:cs="Times New Roman"/>
-          <w:kern w:val="0"/>
-          <w:sz w:val="28"/>
-          <w:szCs w:val="28"/>
-          <w14:ligatures w14:val="none"/>
-        </w:rPr>
-      </w:pPr>
-      <w:r>
-        <w:rPr>
-          <w:rFonts w:ascii="Times New Roman" w:eastAsia="MS Mincho" w:hAnsi="Times New Roman" w:cs="Times New Roman"/>
-          <w:kern w:val="0"/>
-          <w:sz w:val="28"/>
-          <w:szCs w:val="28"/>
-          <w14:ligatures w14:val="none"/>
-        </w:rPr>
-        <w:t>While new AI-based assessment tools offer tremendous potential, their ethical, social and pedagogical impacts must not be ignored in the drive to responsibly and inclusively implement them. Data protection, fair algorithms, the human touch and transparency are therefore key considerations.</w:t>
+        <w:t xml:space="preserve"> intonation tables, duration estimates, and pause lengths), and </w:t>
+      </w:r>
+      <w:proofErr w:type="spellStart"/>
+      <w:r>
+        <w:rPr>
+          <w:rFonts w:ascii="Times New Roman" w:eastAsia="MS Mincho" w:hAnsi="Times New Roman" w:cs="Times New Roman"/>
+          <w:kern w:val="0"/>
+          <w:sz w:val="28"/>
+          <w:szCs w:val="28"/>
+          <w14:ligatures w14:val="none"/>
+        </w:rPr>
+        <w:t>text_norm_rules.json</w:t>
+      </w:r>
+      <w:proofErr w:type="spellEnd"/>
+      <w:r>
+        <w:rPr>
+          <w:rFonts w:ascii="Times New Roman" w:eastAsia="MS Mincho" w:hAnsi="Times New Roman" w:cs="Times New Roman"/>
+          <w:kern w:val="0"/>
+          <w:sz w:val="28"/>
+          <w:szCs w:val="28"/>
+          <w14:ligatures w14:val="none"/>
+        </w:rPr>
+        <w:t xml:space="preserve"> (symbol tables, date/time patterns, and number words). This JSON-based representation ensures that all linguistic knowledge is fully transparent and human-readable — modifiable by a linguist without Python programming knowledge, which is a key architectural advantage over neural TTS systems that encode linguistic knowledge implicitly in learned parameters.</w:t>
+      </w:r>
+    </w:p>
+    <w:p>
+      <w:pPr>
+        <w:rPr>
+          <w:rFonts w:ascii="Times New Roman" w:eastAsia="MS Mincho" w:hAnsi="Times New Roman" w:cs="Times New Roman"/>
+          <w:kern w:val="0"/>
+          <w:sz w:val="28"/>
+          <w:szCs w:val="28"/>
+          <w14:ligatures w14:val="none"/>
+        </w:rPr>
+      </w:pPr>
+      <w:r>
+        <w:rPr>
+          <w:rFonts w:ascii="Times New Roman" w:eastAsia="MS Mincho" w:hAnsi="Times New Roman" w:cs="Times New Roman"/>
+          <w:kern w:val="0"/>
+          <w:sz w:val="28"/>
+          <w:szCs w:val="28"/>
+          <w14:ligatures w14:val="none"/>
+        </w:rPr>
+        <w:br w:type="page"/>
       </w:r>
     </w:p>
     <w:p>
@@ -23929,7 +25009,7 @@
           <w14:ligatures w14:val="none"/>
         </w:rPr>
       </w:pPr>
-      <w:bookmarkStart w:id="42" w:name="_Toc230623257"/>
+      <w:bookmarkStart w:id="49" w:name="_Toc230645217"/>
       <w:r>
         <w:rPr>
           <w:rFonts w:ascii="Times New Roman" w:eastAsia="Times New Roman" w:hAnsi="Times New Roman" w:cs="Times New Roman"/>
@@ -23939,9 +25019,32 @@
           <w:szCs w:val="28"/>
           <w14:ligatures w14:val="none"/>
         </w:rPr>
-        <w:t>CHAPTER III. THE IMPACT AND FUTURE OF AI-BASED CONTINUOUS EVALUATION IN EDUCATION</w:t>
-      </w:r>
-      <w:bookmarkEnd w:id="42"/>
+        <w:lastRenderedPageBreak/>
+        <w:t>CHAPTER III</w:t>
+      </w:r>
+      <w:r>
+        <w:rPr>
+          <w:rFonts w:ascii="Times New Roman" w:eastAsia="Times New Roman" w:hAnsi="Times New Roman" w:cs="Times New Roman"/>
+          <w:b/>
+          <w:kern w:val="0"/>
+          <w:sz w:val="28"/>
+          <w:szCs w:val="28"/>
+          <w14:ligatures w14:val="none"/>
+        </w:rPr>
+        <w:t xml:space="preserve">. </w:t>
+      </w:r>
+      <w:r>
+        <w:rPr>
+          <w:rFonts w:ascii="Times New Roman" w:eastAsia="Times New Roman" w:hAnsi="Times New Roman" w:cs="Times New Roman"/>
+          <w:b/>
+          <w:kern w:val="0"/>
+          <w:sz w:val="28"/>
+          <w:szCs w:val="28"/>
+          <w14:ligatures w14:val="none"/>
+        </w:rPr>
+        <w:t>DESIGN, IMPLEMENTATION, AND EVALUATION</w:t>
+      </w:r>
+      <w:bookmarkEnd w:id="49"/>
       <w:r>
         <w:rPr>
           <w:rFonts w:ascii="Times New Roman" w:eastAsia="Times New Roman" w:hAnsi="Times New Roman" w:cs="Times New Roman"/>
@@ -23972,7 +25075,7 @@
           <w14:ligatures w14:val="none"/>
         </w:rPr>
       </w:pPr>
-      <w:bookmarkStart w:id="43" w:name="_Toc230623258"/>
+      <w:bookmarkStart w:id="50" w:name="_Toc230645218"/>
       <w:r>
         <w:rPr>
           <w:rFonts w:ascii="Times New Roman" w:eastAsia="Times New Roman" w:hAnsi="Times New Roman" w:cs="Times New Roman"/>
@@ -23985,6 +25088,7 @@
         </w:rPr>
         <w:t xml:space="preserve">3.1. </w:t>
       </w:r>
+      <w:bookmarkEnd w:id="50"/>
       <w:r>
         <w:rPr>
           <w:rFonts w:ascii="Times New Roman" w:eastAsia="Times New Roman" w:hAnsi="Times New Roman" w:cs="Times New Roman"/>
@@ -23995,9 +25099,8 @@
           <w:szCs w:val="28"/>
           <w14:ligatures w14:val="none"/>
         </w:rPr>
-        <w:t>Case studies of AI-based assessment tools</w:t>
-      </w:r>
-      <w:bookmarkEnd w:id="43"/>
+        <w:t>System design and development methodology</w:t>
+      </w:r>
     </w:p>
     <w:p>
       <w:pPr>
@@ -24020,18 +25123,7 @@
           <w:szCs w:val="28"/>
           <w14:ligatures w14:val="none"/>
         </w:rPr>
-        <w:t xml:space="preserve">There are many examples of artificial intelligence-based assessment systems which can be treated as the case studies in this field and are being implemented in online education environments. Artificial intelligence technologies are implemented </w:t>
-      </w:r>
-      <w:r>
-        <w:rPr>
-          <w:rFonts w:ascii="Times New Roman" w:eastAsia="MS Mincho" w:hAnsi="Times New Roman" w:cs="Times New Roman"/>
-          <w:kern w:val="0"/>
-          <w:sz w:val="28"/>
-          <w:szCs w:val="28"/>
-          <w14:ligatures w14:val="none"/>
-        </w:rPr>
-        <w:lastRenderedPageBreak/>
-        <w:t>in educational e-learning platforms to deliver educational content and assess students’ achievements in an automated, precise, selective and durable way</w:t>
+        <w:t>There are many examples of artificial intelligence-based assessment systems which can be treated as the case studies in this field and are being implemented in online education environments. Artificial intelligence technologies are implemented in educational e-learning platforms to deliver educational content and assess students’ achievements in an automated, precise, selective and durable way</w:t>
       </w:r>
       <w:r>
         <w:rPr>
@@ -24441,7 +25533,18 @@
           <w:szCs w:val="28"/>
           <w14:ligatures w14:val="none"/>
         </w:rPr>
-        <w:t xml:space="preserve"> by features of real-time and adaptive assessment. Online AI-powered assessment platforms react instantly to students’ answers, and the tasks for the next step are dynamically generated</w:t>
+        <w:t xml:space="preserve"> by features of real-time and adaptive assessment. Online AI-powered </w:t>
+      </w:r>
+      <w:r>
+        <w:rPr>
+          <w:rFonts w:ascii="Times New Roman" w:eastAsia="MS Mincho" w:hAnsi="Times New Roman" w:cs="Times New Roman"/>
+          <w:kern w:val="0"/>
+          <w:sz w:val="28"/>
+          <w:szCs w:val="28"/>
+          <w14:ligatures w14:val="none"/>
+        </w:rPr>
+        <w:lastRenderedPageBreak/>
+        <w:t>assessment platforms react instantly to students’ answers, and the tasks for the next step are dynamically generated</w:t>
       </w:r>
       <w:r>
         <w:rPr>
@@ -24471,18 +25574,7 @@
           <w:szCs w:val="28"/>
           <w14:ligatures w14:val="none"/>
         </w:rPr>
-        <w:t xml:space="preserve">. For example, if a student answers poorly on a particular topic, the platform will generate simple tasks for him or her with additional detailed explanations; if the student answers well, it will generate </w:t>
-      </w:r>
-      <w:r>
-        <w:rPr>
-          <w:rFonts w:ascii="Times New Roman" w:eastAsia="MS Mincho" w:hAnsi="Times New Roman" w:cs="Times New Roman"/>
-          <w:kern w:val="0"/>
-          <w:sz w:val="28"/>
-          <w:szCs w:val="28"/>
-          <w14:ligatures w14:val="none"/>
-        </w:rPr>
-        <w:lastRenderedPageBreak/>
-        <w:t>more complex tasks</w:t>
+        <w:t>. For example, if a student answers poorly on a particular topic, the platform will generate simple tasks for him or her with additional detailed explanations; if the student answers well, it will generate more complex tasks</w:t>
       </w:r>
       <w:r>
         <w:rPr>
@@ -26633,7 +27725,7 @@
           <w14:ligatures w14:val="none"/>
         </w:rPr>
       </w:pPr>
-      <w:bookmarkStart w:id="44" w:name="_Toc230623259"/>
+      <w:bookmarkStart w:id="51" w:name="_Toc230645219"/>
       <w:r>
         <w:rPr>
           <w:rFonts w:ascii="Times New Roman" w:eastAsia="Times New Roman" w:hAnsi="Times New Roman" w:cs="Times New Roman"/>
@@ -26671,7 +27763,7 @@
         </w:rPr>
         <w:t xml:space="preserve"> and Implementation of a Proposed AI-based Continuous Evaluation System</w:t>
       </w:r>
-      <w:bookmarkEnd w:id="44"/>
+      <w:bookmarkEnd w:id="51"/>
     </w:p>
     <w:p>
       <w:pPr>
@@ -27421,7 +28513,7 @@
           <w14:ligatures w14:val="none"/>
         </w:rPr>
       </w:pPr>
-      <w:bookmarkStart w:id="45" w:name="_Toc230623260"/>
+      <w:bookmarkStart w:id="52" w:name="_Toc230645220"/>
       <w:r>
         <w:rPr>
           <w:rFonts w:ascii="Times New Roman" w:eastAsia="Times New Roman" w:hAnsi="Times New Roman" w:cs="Times New Roman"/>
@@ -27471,7 +28563,7 @@
         </w:rPr>
         <w:t>Evaluation and Performance Analysis of the Proposed AI-Based Continuous Evaluation System</w:t>
       </w:r>
-      <w:bookmarkEnd w:id="45"/>
+      <w:bookmarkEnd w:id="52"/>
     </w:p>
     <w:p>
       <w:pPr>
@@ -29726,7 +30818,7 @@
           <w14:ligatures w14:val="none"/>
         </w:rPr>
       </w:pPr>
-      <w:bookmarkStart w:id="46" w:name="_Toc230623261"/>
+      <w:bookmarkStart w:id="53" w:name="_Toc230645221"/>
       <w:r>
         <w:rPr>
           <w:rFonts w:ascii="Times New Roman" w:eastAsia="Times New Roman" w:hAnsi="Times New Roman" w:cs="Times New Roman"/>
@@ -29740,7 +30832,7 @@
         <w:lastRenderedPageBreak/>
         <w:t>CONCLUSION</w:t>
       </w:r>
-      <w:bookmarkEnd w:id="46"/>
+      <w:bookmarkEnd w:id="53"/>
       <w:r>
         <w:rPr>
           <w:rFonts w:ascii="Times New Roman" w:eastAsia="Times New Roman" w:hAnsi="Times New Roman" w:cs="Times New Roman"/>
@@ -30276,7 +31368,7 @@
           <w14:ligatures w14:val="none"/>
         </w:rPr>
       </w:pPr>
-      <w:bookmarkStart w:id="47" w:name="_Toc230623262"/>
+      <w:bookmarkStart w:id="54" w:name="_Toc230645222"/>
       <w:bookmarkEnd w:id="8"/>
       <w:bookmarkEnd w:id="9"/>
       <w:bookmarkEnd w:id="10"/>
@@ -30293,7 +31385,7 @@
         <w:lastRenderedPageBreak/>
         <w:t>REFERENCES</w:t>
       </w:r>
-      <w:bookmarkEnd w:id="47"/>
+      <w:bookmarkEnd w:id="54"/>
       <w:r>
         <w:rPr>
           <w:rFonts w:ascii="Times New Roman" w:eastAsia="Times New Roman" w:hAnsi="Times New Roman" w:cs="Times New Roman"/>
@@ -30323,7 +31415,7 @@
           <w14:ligatures w14:val="none"/>
         </w:rPr>
       </w:pPr>
-      <w:bookmarkStart w:id="48" w:name="_Toc230623263"/>
+      <w:bookmarkStart w:id="55" w:name="_Toc230645223"/>
       <w:r>
         <w:rPr>
           <w:rFonts w:ascii="Times New Roman" w:eastAsia="Times New Roman" w:hAnsi="Times New Roman" w:cs="Times New Roman"/>
@@ -30336,7 +31428,7 @@
         </w:rPr>
         <w:t>ITU-T Recommendation P.800 (1996). Methods for subjective determination of transmission quality. International Telecommunication Union, Geneva.</w:t>
       </w:r>
-      <w:bookmarkEnd w:id="48"/>
+      <w:bookmarkEnd w:id="55"/>
       <w:r>
         <w:rPr>
           <w:rFonts w:ascii="Times New Roman" w:eastAsia="Times New Roman" w:hAnsi="Times New Roman" w:cs="Times New Roman"/>
@@ -30403,8 +31495,8 @@
           <w14:ligatures w14:val="none"/>
         </w:rPr>
       </w:pPr>
-      <w:bookmarkStart w:id="49" w:name="_Hlk130085971"/>
-      <w:bookmarkStart w:id="50" w:name="_Hlk196159072"/>
+      <w:bookmarkStart w:id="56" w:name="_Hlk130085971"/>
+      <w:bookmarkStart w:id="57" w:name="_Hlk196159072"/>
       <w:r>
         <w:rPr>
           <w:rFonts w:ascii="Times New Roman" w:eastAsia="Times New Roman" w:hAnsi="Times New Roman" w:cs="Times New Roman"/>
@@ -32964,7 +34056,7 @@
           <w14:ligatures w14:val="none"/>
         </w:rPr>
       </w:pPr>
-      <w:bookmarkStart w:id="51" w:name="_Toc230623264"/>
+      <w:bookmarkStart w:id="58" w:name="_Toc230645224"/>
       <w:r>
         <w:rPr>
           <w:rFonts w:ascii="Times New Roman" w:eastAsia="Times New Roman" w:hAnsi="Times New Roman" w:cs="Times New Roman"/>
@@ -32978,7 +34070,7 @@
         </w:rPr>
         <w:t>LIST OF TABLES</w:t>
       </w:r>
-      <w:bookmarkEnd w:id="51"/>
+      <w:bookmarkEnd w:id="58"/>
     </w:p>
     <w:p>
       <w:pPr>
@@ -33154,7 +34246,7 @@
           <w14:ligatures w14:val="none"/>
         </w:rPr>
       </w:pPr>
-      <w:bookmarkStart w:id="52" w:name="OLE_LINK134"/>
+      <w:bookmarkStart w:id="59" w:name="OLE_LINK134"/>
       <w:r>
         <w:rPr>
           <w:rFonts w:ascii="Times New Roman" w:eastAsia="MS Mincho" w:hAnsi="Times New Roman" w:cs="Times New Roman"/>
@@ -33322,7 +34414,7 @@
           <w14:ligatures w14:val="none"/>
         </w:rPr>
       </w:pPr>
-      <w:bookmarkStart w:id="53" w:name="OLE_LINK163"/>
+      <w:bookmarkStart w:id="60" w:name="OLE_LINK163"/>
       <w:r>
         <w:rPr>
           <w:rFonts w:ascii="Times New Roman" w:eastAsia="MS Mincho" w:hAnsi="Times New Roman" w:cs="Times New Roman"/>
@@ -33431,7 +34523,7 @@
         </w:rPr>
         <w:t>23</w:t>
       </w:r>
-      <w:bookmarkEnd w:id="53"/>
+      <w:bookmarkEnd w:id="60"/>
     </w:p>
     <w:p>
       <w:pPr>
@@ -33445,7 +34537,7 @@
           <w14:ligatures w14:val="none"/>
         </w:rPr>
       </w:pPr>
-      <w:bookmarkStart w:id="54" w:name="OLE_LINK165"/>
+      <w:bookmarkStart w:id="61" w:name="OLE_LINK165"/>
       <w:r>
         <w:rPr>
           <w:rFonts w:ascii="Times New Roman" w:eastAsia="MS Mincho" w:hAnsi="Times New Roman" w:cs="Times New Roman"/>
@@ -33577,7 +34669,7 @@
           <w14:ligatures w14:val="none"/>
         </w:rPr>
       </w:pPr>
-      <w:bookmarkStart w:id="55" w:name="OLE_LINK191"/>
+      <w:bookmarkStart w:id="62" w:name="OLE_LINK191"/>
       <w:r>
         <w:rPr>
           <w:rFonts w:ascii="Times New Roman" w:eastAsia="MS Mincho" w:hAnsi="Times New Roman" w:cs="Times New Roman"/>
@@ -33699,7 +34791,7 @@
           <w14:ligatures w14:val="none"/>
         </w:rPr>
       </w:pPr>
-      <w:bookmarkStart w:id="56" w:name="OLE_LINK197"/>
+      <w:bookmarkStart w:id="63" w:name="OLE_LINK197"/>
       <w:r>
         <w:rPr>
           <w:rFonts w:ascii="Times New Roman" w:eastAsia="MS Mincho" w:hAnsi="Times New Roman" w:cs="Times New Roman"/>
@@ -33818,7 +34910,7 @@
         </w:rPr>
         <w:t>.23</w:t>
       </w:r>
-      <w:bookmarkEnd w:id="56"/>
+      <w:bookmarkEnd w:id="63"/>
     </w:p>
     <w:p>
       <w:pPr>
@@ -33985,7 +35077,70 @@
         </w:rPr>
       </w:pPr>
     </w:p>
-    <w:bookmarkEnd w:id="55"/>
+    <w:bookmarkEnd w:id="62"/>
+    <w:p>
+      <w:pPr>
+        <w:spacing w:after="0" w:line="360" w:lineRule="auto"/>
+        <w:ind w:firstLine="567"/>
+        <w:rPr>
+          <w:rFonts w:ascii="Times New Roman" w:eastAsia="MS Mincho" w:hAnsi="Times New Roman" w:cs="Times New Roman"/>
+          <w:b/>
+          <w:bCs/>
+          <w:kern w:val="0"/>
+          <w:sz w:val="28"/>
+          <w:szCs w:val="28"/>
+          <w14:ligatures w14:val="none"/>
+        </w:rPr>
+      </w:pPr>
+      <w:r>
+        <w:rPr>
+          <w:rFonts w:ascii="Times New Roman" w:eastAsia="MS Mincho" w:hAnsi="Times New Roman" w:cs="Times New Roman"/>
+          <w:b/>
+          <w:bCs/>
+          <w:kern w:val="0"/>
+          <w:sz w:val="28"/>
+          <w:szCs w:val="28"/>
+          <w14:ligatures w14:val="none"/>
+        </w:rPr>
+        <w:t xml:space="preserve">Table </w:t>
+      </w:r>
+      <w:r>
+        <w:rPr>
+          <w:rFonts w:ascii="Times New Roman" w:eastAsia="MS Mincho" w:hAnsi="Times New Roman" w:cs="Times New Roman"/>
+          <w:b/>
+          <w:bCs/>
+          <w:kern w:val="0"/>
+          <w:sz w:val="28"/>
+          <w:szCs w:val="28"/>
+          <w14:ligatures w14:val="none"/>
+        </w:rPr>
+        <w:t>8</w:t>
+      </w:r>
+      <w:r>
+        <w:rPr>
+          <w:rFonts w:ascii="Times New Roman" w:eastAsia="MS Mincho" w:hAnsi="Times New Roman" w:cs="Times New Roman"/>
+          <w:b/>
+          <w:bCs/>
+          <w:kern w:val="0"/>
+          <w:sz w:val="28"/>
+          <w:szCs w:val="28"/>
+          <w14:ligatures w14:val="none"/>
+        </w:rPr>
+        <w:t xml:space="preserve">: </w:t>
+      </w:r>
+      <w:r>
+        <w:rPr>
+          <w:rFonts w:ascii="Times New Roman" w:eastAsia="MS Mincho" w:hAnsi="Times New Roman" w:cs="Times New Roman"/>
+          <w:b/>
+          <w:bCs/>
+          <w:kern w:val="0"/>
+          <w:sz w:val="28"/>
+          <w:szCs w:val="28"/>
+          <w14:ligatures w14:val="none"/>
+        </w:rPr>
+        <w:t>Intermediate data representations in the TTS pipeline</w:t>
+      </w:r>
+    </w:p>
     <w:p>
       <w:pPr>
         <w:spacing w:after="0" w:line="240" w:lineRule="auto"/>
@@ -33999,7 +35154,7 @@
         </w:rPr>
       </w:pPr>
     </w:p>
-    <w:bookmarkEnd w:id="54"/>
+    <w:bookmarkEnd w:id="61"/>
     <w:p>
       <w:pPr>
         <w:spacing w:after="0" w:line="240" w:lineRule="auto"/>
@@ -34013,7 +35168,7 @@
         </w:rPr>
       </w:pPr>
     </w:p>
-    <w:bookmarkEnd w:id="52"/>
+    <w:bookmarkEnd w:id="59"/>
     <w:p>
       <w:pPr>
         <w:spacing w:after="0" w:line="240" w:lineRule="auto"/>
@@ -34240,7 +35395,7 @@
           <w14:ligatures w14:val="none"/>
         </w:rPr>
       </w:pPr>
-      <w:bookmarkStart w:id="57" w:name="_Toc230623265"/>
+      <w:bookmarkStart w:id="64" w:name="_Toc230645225"/>
       <w:r>
         <w:rPr>
           <w:rFonts w:ascii="Times New Roman" w:eastAsia="Times New Roman" w:hAnsi="Times New Roman" w:cs="Times New Roman"/>
@@ -34254,7 +35409,7 @@
         </w:rPr>
         <w:t>LIST OF FIGURES</w:t>
       </w:r>
-      <w:bookmarkEnd w:id="57"/>
+      <w:bookmarkEnd w:id="64"/>
     </w:p>
     <w:p>
       <w:pPr>
@@ -34281,7 +35436,7 @@
           <w14:ligatures w14:val="none"/>
         </w:rPr>
       </w:pPr>
-      <w:bookmarkStart w:id="58" w:name="OLE_LINK179"/>
+      <w:bookmarkStart w:id="65" w:name="OLE_LINK179"/>
       <w:r>
         <w:rPr>
           <w:rFonts w:ascii="Times New Roman" w:eastAsia="MS Mincho" w:hAnsi="Times New Roman" w:cs="Times New Roman"/>
@@ -34549,9 +35704,6 @@
         </w:rPr>
       </w:pPr>
     </w:p>
-    <w:bookmarkEnd w:id="49"/>
-    <w:bookmarkEnd w:id="50"/>
-    <w:bookmarkEnd w:id="58"/>
     <w:p>
       <w:pPr>
         <w:spacing w:after="0" w:line="240" w:lineRule="auto"/>
@@ -34560,12 +35712,227 @@
           <w:rFonts w:ascii="Times New Roman" w:eastAsia="MS Mincho" w:hAnsi="Times New Roman" w:cs="Times New Roman"/>
           <w:b/>
           <w:bCs/>
+          <w:kern w:val="0"/>
+          <w:sz w:val="28"/>
+          <w:szCs w:val="28"/>
+          <w14:ligatures w14:val="none"/>
+        </w:rPr>
+      </w:pPr>
+      <w:r>
+        <w:rPr>
+          <w:rFonts w:ascii="Times New Roman" w:eastAsia="MS Mincho" w:hAnsi="Times New Roman" w:cs="Times New Roman"/>
+          <w:b/>
+          <w:bCs/>
+          <w:kern w:val="0"/>
+          <w:sz w:val="28"/>
+          <w:szCs w:val="28"/>
+          <w14:ligatures w14:val="none"/>
+        </w:rPr>
+        <w:t xml:space="preserve">Figure </w:t>
+      </w:r>
+      <w:r>
+        <w:rPr>
+          <w:rFonts w:ascii="Times New Roman" w:eastAsia="MS Mincho" w:hAnsi="Times New Roman" w:cs="Times New Roman"/>
+          <w:b/>
+          <w:bCs/>
+          <w:kern w:val="0"/>
+          <w:sz w:val="28"/>
+          <w:szCs w:val="28"/>
+          <w14:ligatures w14:val="none"/>
+        </w:rPr>
+        <w:t>3</w:t>
+      </w:r>
+      <w:r>
+        <w:rPr>
+          <w:rFonts w:ascii="Times New Roman" w:eastAsia="MS Mincho" w:hAnsi="Times New Roman" w:cs="Times New Roman"/>
+          <w:b/>
+          <w:bCs/>
+          <w:kern w:val="0"/>
+          <w:sz w:val="28"/>
+          <w:szCs w:val="28"/>
+          <w14:ligatures w14:val="none"/>
+        </w:rPr>
+        <w:t xml:space="preserve">: </w:t>
+      </w:r>
+      <w:r>
+        <w:rPr>
+          <w:rFonts w:ascii="Times New Roman" w:eastAsia="MS Mincho" w:hAnsi="Times New Roman" w:cs="Times New Roman"/>
+          <w:b/>
+          <w:bCs/>
+          <w:kern w:val="0"/>
+          <w:sz w:val="28"/>
+          <w:szCs w:val="28"/>
+          <w14:ligatures w14:val="none"/>
+        </w:rPr>
+        <w:t>Text normalization processing cascade: eight steps from raw text to pronounceable Azerbaijani word sequence</w:t>
+      </w:r>
+    </w:p>
+    <w:p>
+      <w:pPr>
+        <w:spacing w:after="0" w:line="240" w:lineRule="auto"/>
+        <w:jc w:val="both"/>
+        <w:rPr>
+          <w:rFonts w:ascii="Times New Roman" w:eastAsia="MS Mincho" w:hAnsi="Times New Roman" w:cs="Times New Roman"/>
           <w:color w:val="0D0D0D"/>
           <w:kern w:val="0"/>
           <w:lang w:val="az-Latn-AZ"/>
           <w14:ligatures w14:val="none"/>
         </w:rPr>
       </w:pPr>
+    </w:p>
+    <w:bookmarkEnd w:id="65"/>
+    <w:p>
+      <w:pPr>
+        <w:spacing w:after="0" w:line="360" w:lineRule="auto"/>
+        <w:rPr>
+          <w:rFonts w:ascii="Times New Roman" w:eastAsia="MS Mincho" w:hAnsi="Times New Roman" w:cs="Times New Roman"/>
+          <w:b/>
+          <w:bCs/>
+          <w:kern w:val="0"/>
+          <w:sz w:val="28"/>
+          <w:szCs w:val="28"/>
+          <w14:ligatures w14:val="none"/>
+        </w:rPr>
+      </w:pPr>
+      <w:r>
+        <w:rPr>
+          <w:rFonts w:ascii="Times New Roman" w:eastAsia="MS Mincho" w:hAnsi="Times New Roman" w:cs="Times New Roman"/>
+          <w:b/>
+          <w:bCs/>
+          <w:kern w:val="0"/>
+          <w:sz w:val="28"/>
+          <w:szCs w:val="28"/>
+          <w14:ligatures w14:val="none"/>
+        </w:rPr>
+        <w:t xml:space="preserve">Figure </w:t>
+      </w:r>
+      <w:r>
+        <w:rPr>
+          <w:rFonts w:ascii="Times New Roman" w:eastAsia="MS Mincho" w:hAnsi="Times New Roman" w:cs="Times New Roman"/>
+          <w:b/>
+          <w:bCs/>
+          <w:kern w:val="0"/>
+          <w:sz w:val="28"/>
+          <w:szCs w:val="28"/>
+          <w14:ligatures w14:val="none"/>
+        </w:rPr>
+        <w:t>4</w:t>
+      </w:r>
+      <w:r>
+        <w:rPr>
+          <w:rFonts w:ascii="Times New Roman" w:eastAsia="MS Mincho" w:hAnsi="Times New Roman" w:cs="Times New Roman"/>
+          <w:b/>
+          <w:bCs/>
+          <w:kern w:val="0"/>
+          <w:sz w:val="28"/>
+          <w:szCs w:val="28"/>
+          <w14:ligatures w14:val="none"/>
+        </w:rPr>
+        <w:t xml:space="preserve">: </w:t>
+      </w:r>
+      <w:r>
+        <w:rPr>
+          <w:rFonts w:ascii="Times New Roman" w:eastAsia="MS Mincho" w:hAnsi="Times New Roman" w:cs="Times New Roman"/>
+          <w:b/>
+          <w:bCs/>
+          <w:kern w:val="0"/>
+          <w:sz w:val="28"/>
+          <w:szCs w:val="28"/>
+          <w14:ligatures w14:val="none"/>
+        </w:rPr>
+        <w:t xml:space="preserve">Full </w:t>
+      </w:r>
+      <w:proofErr w:type="spellStart"/>
+      <w:r>
+        <w:rPr>
+          <w:rFonts w:ascii="Times New Roman" w:eastAsia="MS Mincho" w:hAnsi="Times New Roman" w:cs="Times New Roman"/>
+          <w:b/>
+          <w:bCs/>
+          <w:kern w:val="0"/>
+          <w:sz w:val="28"/>
+          <w:szCs w:val="28"/>
+          <w14:ligatures w14:val="none"/>
+        </w:rPr>
+        <w:t>AzTTSPipeline</w:t>
+      </w:r>
+      <w:proofErr w:type="spellEnd"/>
+      <w:r>
+        <w:rPr>
+          <w:rFonts w:ascii="Times New Roman" w:eastAsia="MS Mincho" w:hAnsi="Times New Roman" w:cs="Times New Roman"/>
+          <w:b/>
+          <w:bCs/>
+          <w:kern w:val="0"/>
+          <w:sz w:val="28"/>
+          <w:szCs w:val="28"/>
+          <w14:ligatures w14:val="none"/>
+        </w:rPr>
+        <w:t xml:space="preserve"> architecture from raw text input to WAV output</w:t>
+      </w:r>
+    </w:p>
+    <w:p>
+      <w:pPr>
+        <w:spacing w:after="0" w:line="240" w:lineRule="auto"/>
+        <w:jc w:val="both"/>
+        <w:rPr>
+          <w:rFonts w:ascii="Times New Roman" w:eastAsia="MS Mincho" w:hAnsi="Times New Roman" w:cs="Times New Roman"/>
+          <w:b/>
+          <w:bCs/>
+          <w:color w:val="0D0D0D"/>
+          <w:kern w:val="0"/>
+          <w:lang w:val="az-Latn-AZ"/>
+          <w14:ligatures w14:val="none"/>
+        </w:rPr>
+      </w:pPr>
+      <w:r>
+        <w:rPr>
+          <w:rFonts w:ascii="Times New Roman" w:eastAsia="MS Mincho" w:hAnsi="Times New Roman" w:cs="Times New Roman"/>
+          <w:b/>
+          <w:bCs/>
+          <w:kern w:val="0"/>
+          <w:sz w:val="28"/>
+          <w:szCs w:val="28"/>
+          <w14:ligatures w14:val="none"/>
+        </w:rPr>
+        <w:t xml:space="preserve">Figure </w:t>
+      </w:r>
+      <w:r>
+        <w:rPr>
+          <w:rFonts w:ascii="Times New Roman" w:eastAsia="MS Mincho" w:hAnsi="Times New Roman" w:cs="Times New Roman"/>
+          <w:b/>
+          <w:bCs/>
+          <w:kern w:val="0"/>
+          <w:sz w:val="28"/>
+          <w:szCs w:val="28"/>
+          <w14:ligatures w14:val="none"/>
+        </w:rPr>
+        <w:t>5</w:t>
+      </w:r>
+      <w:r>
+        <w:rPr>
+          <w:rFonts w:ascii="Times New Roman" w:eastAsia="MS Mincho" w:hAnsi="Times New Roman" w:cs="Times New Roman"/>
+          <w:b/>
+          <w:bCs/>
+          <w:kern w:val="0"/>
+          <w:sz w:val="28"/>
+          <w:szCs w:val="28"/>
+          <w14:ligatures w14:val="none"/>
+        </w:rPr>
+        <w:t xml:space="preserve">: </w:t>
+      </w:r>
+      <w:r>
+        <w:rPr>
+          <w:rFonts w:ascii="Times New Roman" w:eastAsia="MS Mincho" w:hAnsi="Times New Roman" w:cs="Times New Roman"/>
+          <w:b/>
+          <w:bCs/>
+          <w:kern w:val="0"/>
+          <w:sz w:val="28"/>
+          <w:szCs w:val="28"/>
+          <w14:ligatures w14:val="none"/>
+        </w:rPr>
+        <w:t>Data flow diagram showing intermediate representations between each pipeline module</w:t>
+      </w:r>
+      <w:bookmarkEnd w:id="56"/>
+      <w:bookmarkEnd w:id="57"/>
     </w:p>
     <w:sectPr>
       <w:footerReference w:type="default" r:id="rId23"/>
@@ -34723,7 +36090,7 @@
         <v:path o:extrusionok="f" gradientshapeok="t" o:connecttype="rect"/>
         <o:lock v:ext="edit" aspectratio="t"/>
       </v:shapetype>
-      <v:shape id="_x0000_i1025" type="#_x0000_t75" style="width:11.3pt;height:11.3pt;visibility:visible;mso-wrap-style:square" o:bullet="t">
+      <v:shape id="_x0000_i1025" type="#_x0000_t75" style="width:11.25pt;height:11.25pt;visibility:visible;mso-wrap-style:square" o:bullet="t">
         <v:imagedata r:id="rId1" o:title=""/>
       </v:shape>
     </w:pict>
@@ -38015,6 +39382,119 @@
     </w:lvl>
   </w:abstractNum>
   <w:abstractNum w:abstractNumId="29" w15:restartNumberingAfterBreak="0">
+    <w:nsid w:val="5A570567"/>
+    <w:multiLevelType w:val="hybridMultilevel"/>
+    <w:tmpl w:val="C4FEDEEC"/>
+    <w:lvl w:ilvl="0" w:tplc="04090001">
+      <w:start w:val="1"/>
+      <w:numFmt w:val="bullet"/>
+      <w:lvlText w:val=""/>
+      <w:lvlJc w:val="left"/>
+      <w:pPr>
+        <w:ind w:left="720" w:hanging="360"/>
+      </w:pPr>
+      <w:rPr>
+        <w:rFonts w:ascii="Symbol" w:hAnsi="Symbol" w:hint="default"/>
+      </w:rPr>
+    </w:lvl>
+    <w:lvl w:ilvl="1" w:tplc="04090003" w:tentative="1">
+      <w:start w:val="1"/>
+      <w:numFmt w:val="bullet"/>
+      <w:lvlText w:val="o"/>
+      <w:lvlJc w:val="left"/>
+      <w:pPr>
+        <w:ind w:left="1440" w:hanging="360"/>
+      </w:pPr>
+      <w:rPr>
+        <w:rFonts w:ascii="Courier New" w:hAnsi="Courier New" w:cs="Courier New" w:hint="default"/>
+      </w:rPr>
+    </w:lvl>
+    <w:lvl w:ilvl="2" w:tplc="04090005" w:tentative="1">
+      <w:start w:val="1"/>
+      <w:numFmt w:val="bullet"/>
+      <w:lvlText w:val=""/>
+      <w:lvlJc w:val="left"/>
+      <w:pPr>
+        <w:ind w:left="2160" w:hanging="360"/>
+      </w:pPr>
+      <w:rPr>
+        <w:rFonts w:ascii="Wingdings" w:hAnsi="Wingdings" w:hint="default"/>
+      </w:rPr>
+    </w:lvl>
+    <w:lvl w:ilvl="3" w:tplc="04090001" w:tentative="1">
+      <w:start w:val="1"/>
+      <w:numFmt w:val="bullet"/>
+      <w:lvlText w:val=""/>
+      <w:lvlJc w:val="left"/>
+      <w:pPr>
+        <w:ind w:left="2880" w:hanging="360"/>
+      </w:pPr>
+      <w:rPr>
+        <w:rFonts w:ascii="Symbol" w:hAnsi="Symbol" w:hint="default"/>
+      </w:rPr>
+    </w:lvl>
+    <w:lvl w:ilvl="4" w:tplc="04090003" w:tentative="1">
+      <w:start w:val="1"/>
+      <w:numFmt w:val="bullet"/>
+      <w:lvlText w:val="o"/>
+      <w:lvlJc w:val="left"/>
+      <w:pPr>
+        <w:ind w:left="3600" w:hanging="360"/>
+      </w:pPr>
+      <w:rPr>
+        <w:rFonts w:ascii="Courier New" w:hAnsi="Courier New" w:cs="Courier New" w:hint="default"/>
+      </w:rPr>
+    </w:lvl>
+    <w:lvl w:ilvl="5" w:tplc="04090005" w:tentative="1">
+      <w:start w:val="1"/>
+      <w:numFmt w:val="bullet"/>
+      <w:lvlText w:val=""/>
+      <w:lvlJc w:val="left"/>
+      <w:pPr>
+        <w:ind w:left="4320" w:hanging="360"/>
+      </w:pPr>
+      <w:rPr>
+        <w:rFonts w:ascii="Wingdings" w:hAnsi="Wingdings" w:hint="default"/>
+      </w:rPr>
+    </w:lvl>
+    <w:lvl w:ilvl="6" w:tplc="04090001" w:tentative="1">
+      <w:start w:val="1"/>
+      <w:numFmt w:val="bullet"/>
+      <w:lvlText w:val=""/>
+      <w:lvlJc w:val="left"/>
+      <w:pPr>
+        <w:ind w:left="5040" w:hanging="360"/>
+      </w:pPr>
+      <w:rPr>
+        <w:rFonts w:ascii="Symbol" w:hAnsi="Symbol" w:hint="default"/>
+      </w:rPr>
+    </w:lvl>
+    <w:lvl w:ilvl="7" w:tplc="04090003" w:tentative="1">
+      <w:start w:val="1"/>
+      <w:numFmt w:val="bullet"/>
+      <w:lvlText w:val="o"/>
+      <w:lvlJc w:val="left"/>
+      <w:pPr>
+        <w:ind w:left="5760" w:hanging="360"/>
+      </w:pPr>
+      <w:rPr>
+        <w:rFonts w:ascii="Courier New" w:hAnsi="Courier New" w:cs="Courier New" w:hint="default"/>
+      </w:rPr>
+    </w:lvl>
+    <w:lvl w:ilvl="8" w:tplc="04090005" w:tentative="1">
+      <w:start w:val="1"/>
+      <w:numFmt w:val="bullet"/>
+      <w:lvlText w:val=""/>
+      <w:lvlJc w:val="left"/>
+      <w:pPr>
+        <w:ind w:left="6480" w:hanging="360"/>
+      </w:pPr>
+      <w:rPr>
+        <w:rFonts w:ascii="Wingdings" w:hAnsi="Wingdings" w:hint="default"/>
+      </w:rPr>
+    </w:lvl>
+  </w:abstractNum>
+  <w:abstractNum w:abstractNumId="30" w15:restartNumberingAfterBreak="0">
     <w:nsid w:val="5A6A7079"/>
     <w:multiLevelType w:val="multilevel"/>
     <w:tmpl w:val="037AB1B0"/>
@@ -38129,7 +39609,7 @@
       </w:rPr>
     </w:lvl>
   </w:abstractNum>
-  <w:abstractNum w:abstractNumId="30" w15:restartNumberingAfterBreak="0">
+  <w:abstractNum w:abstractNumId="31" w15:restartNumberingAfterBreak="0">
     <w:nsid w:val="5FB61DA7"/>
     <w:multiLevelType w:val="hybridMultilevel"/>
     <w:tmpl w:val="C2B63492"/>
@@ -38216,7 +39696,7 @@
       </w:pPr>
     </w:lvl>
   </w:abstractNum>
-  <w:abstractNum w:abstractNumId="31" w15:restartNumberingAfterBreak="0">
+  <w:abstractNum w:abstractNumId="32" w15:restartNumberingAfterBreak="0">
     <w:nsid w:val="61DD1A20"/>
     <w:multiLevelType w:val="multilevel"/>
     <w:tmpl w:val="C64C09F0"/>
@@ -38365,7 +39845,7 @@
       </w:rPr>
     </w:lvl>
   </w:abstractNum>
-  <w:abstractNum w:abstractNumId="32" w15:restartNumberingAfterBreak="0">
+  <w:abstractNum w:abstractNumId="33" w15:restartNumberingAfterBreak="0">
     <w:nsid w:val="6378429A"/>
     <w:multiLevelType w:val="hybridMultilevel"/>
     <w:tmpl w:val="29808F4E"/>
@@ -38479,7 +39959,7 @@
       </w:rPr>
     </w:lvl>
   </w:abstractNum>
-  <w:abstractNum w:abstractNumId="33" w15:restartNumberingAfterBreak="0">
+  <w:abstractNum w:abstractNumId="34" w15:restartNumberingAfterBreak="0">
     <w:nsid w:val="6632699D"/>
     <w:multiLevelType w:val="hybridMultilevel"/>
     <w:tmpl w:val="D0B2FDA6"/>
@@ -38568,7 +40048,7 @@
       </w:pPr>
     </w:lvl>
   </w:abstractNum>
-  <w:abstractNum w:abstractNumId="34" w15:restartNumberingAfterBreak="0">
+  <w:abstractNum w:abstractNumId="35" w15:restartNumberingAfterBreak="0">
     <w:nsid w:val="67FC03AF"/>
     <w:multiLevelType w:val="hybridMultilevel"/>
     <w:tmpl w:val="FCC0154E"/>
@@ -38681,7 +40161,7 @@
       </w:rPr>
     </w:lvl>
   </w:abstractNum>
-  <w:abstractNum w:abstractNumId="35" w15:restartNumberingAfterBreak="0">
+  <w:abstractNum w:abstractNumId="36" w15:restartNumberingAfterBreak="0">
     <w:nsid w:val="6AFC18AB"/>
     <w:multiLevelType w:val="hybridMultilevel"/>
     <w:tmpl w:val="6A8CE01C"/>
@@ -38796,7 +40276,7 @@
       </w:rPr>
     </w:lvl>
   </w:abstractNum>
-  <w:abstractNum w:abstractNumId="36" w15:restartNumberingAfterBreak="0">
+  <w:abstractNum w:abstractNumId="37" w15:restartNumberingAfterBreak="0">
     <w:nsid w:val="78BA5BC2"/>
     <w:multiLevelType w:val="multilevel"/>
     <w:tmpl w:val="B0A8B702"/>
@@ -38909,7 +40389,7 @@
       </w:pPr>
     </w:lvl>
   </w:abstractNum>
-  <w:abstractNum w:abstractNumId="37" w15:restartNumberingAfterBreak="0">
+  <w:abstractNum w:abstractNumId="38" w15:restartNumberingAfterBreak="0">
     <w:nsid w:val="7BE02152"/>
     <w:multiLevelType w:val="hybridMultilevel"/>
     <w:tmpl w:val="8ACAD0C2"/>
@@ -39008,13 +40488,13 @@
     <w:abstractNumId w:val="15"/>
   </w:num>
   <w:num w:numId="3" w16cid:durableId="1284728697">
-    <w:abstractNumId w:val="37"/>
+    <w:abstractNumId w:val="38"/>
   </w:num>
   <w:num w:numId="4" w16cid:durableId="1043943335">
     <w:abstractNumId w:val="18"/>
   </w:num>
   <w:num w:numId="5" w16cid:durableId="1450665633">
-    <w:abstractNumId w:val="29"/>
+    <w:abstractNumId w:val="30"/>
   </w:num>
   <w:num w:numId="6" w16cid:durableId="248120461">
     <w:abstractNumId w:val="19"/>
@@ -39023,7 +40503,7 @@
     <w:abstractNumId w:val="24"/>
   </w:num>
   <w:num w:numId="8" w16cid:durableId="1511022636">
-    <w:abstractNumId w:val="34"/>
+    <w:abstractNumId w:val="35"/>
   </w:num>
   <w:num w:numId="9" w16cid:durableId="858273360">
     <w:abstractNumId w:val="8"/>
@@ -39044,7 +40524,7 @@
     <w:abstractNumId w:val="16"/>
   </w:num>
   <w:num w:numId="15" w16cid:durableId="1485776283">
-    <w:abstractNumId w:val="32"/>
+    <w:abstractNumId w:val="33"/>
   </w:num>
   <w:num w:numId="16" w16cid:durableId="910042789">
     <w:abstractNumId w:val="25"/>
@@ -39056,7 +40536,7 @@
     <w:abstractNumId w:val="20"/>
   </w:num>
   <w:num w:numId="19" w16cid:durableId="1358510032">
-    <w:abstractNumId w:val="35"/>
+    <w:abstractNumId w:val="36"/>
   </w:num>
   <w:num w:numId="20" w16cid:durableId="1296908491">
     <w:abstractNumId w:val="26"/>
@@ -39074,7 +40554,7 @@
     <w:abstractNumId w:val="23"/>
   </w:num>
   <w:num w:numId="25" w16cid:durableId="900597274">
-    <w:abstractNumId w:val="37"/>
+    <w:abstractNumId w:val="38"/>
     <w:lvlOverride w:ilvl="0">
       <w:startOverride w:val="1"/>
     </w:lvlOverride>
@@ -39116,7 +40596,7 @@
     <w:abstractNumId w:val="12"/>
   </w:num>
   <w:num w:numId="30" w16cid:durableId="454101900">
-    <w:abstractNumId w:val="30"/>
+    <w:abstractNumId w:val="31"/>
     <w:lvlOverride w:ilvl="0">
       <w:startOverride w:val="1"/>
     </w:lvlOverride>
@@ -39146,7 +40626,7 @@
     </w:lvlOverride>
   </w:num>
   <w:num w:numId="31" w16cid:durableId="681400778">
-    <w:abstractNumId w:val="30"/>
+    <w:abstractNumId w:val="31"/>
   </w:num>
   <w:num w:numId="32" w16cid:durableId="341518286">
     <w:abstractNumId w:val="27"/>
@@ -39161,19 +40641,22 @@
     <w:abstractNumId w:val="0"/>
   </w:num>
   <w:num w:numId="36" w16cid:durableId="1306157903">
-    <w:abstractNumId w:val="31"/>
+    <w:abstractNumId w:val="32"/>
   </w:num>
   <w:num w:numId="37" w16cid:durableId="1511334652">
     <w:abstractNumId w:val="17"/>
   </w:num>
   <w:num w:numId="38" w16cid:durableId="1080492245">
-    <w:abstractNumId w:val="36"/>
+    <w:abstractNumId w:val="37"/>
   </w:num>
   <w:num w:numId="39" w16cid:durableId="1142230370">
     <w:abstractNumId w:val="7"/>
   </w:num>
   <w:num w:numId="40" w16cid:durableId="986515358">
-    <w:abstractNumId w:val="33"/>
+    <w:abstractNumId w:val="34"/>
+  </w:num>
+  <w:num w:numId="41" w16cid:durableId="1495612275">
+    <w:abstractNumId w:val="29"/>
   </w:num>
 </w:numbering>
 </file>
@@ -39578,7 +41061,7 @@
   <w:style w:type="paragraph" w:default="1" w:styleId="Normal">
     <w:name w:val="Normal"/>
     <w:qFormat/>
-    <w:rsid w:val="00C60D07"/>
+    <w:rsid w:val="00F3175B"/>
   </w:style>
   <w:style w:type="paragraph" w:styleId="Heading1">
     <w:name w:val="heading 1"/>

--- a/04_Result/Ulvi Bashirov Samir.docx
+++ b/04_Result/Ulvi Bashirov Samir.docx
@@ -23906,6 +23906,7 @@
         </w:rPr>
       </w:pPr>
       <w:bookmarkStart w:id="47" w:name="OLE_LINK205"/>
+      <w:bookmarkStart w:id="48" w:name="OLE_LINK212"/>
       <w:r>
         <w:rPr>
           <w:rFonts w:ascii="Times New Roman" w:eastAsia="MS Mincho" w:hAnsi="Times New Roman" w:cs="Times New Roman"/>
@@ -24053,6 +24054,7 @@
         <w:t>Author's own elaboration</w:t>
       </w:r>
     </w:p>
+    <w:bookmarkEnd w:id="48"/>
     <w:p>
       <w:pPr>
         <w:rPr>
@@ -24078,7 +24080,7 @@
           <w14:ligatures w14:val="none"/>
         </w:rPr>
       </w:pPr>
-      <w:bookmarkStart w:id="48" w:name="OLE_LINK208"/>
+      <w:bookmarkStart w:id="49" w:name="OLE_LINK208"/>
       <w:r>
         <w:rPr>
           <w:rFonts w:ascii="Times New Roman" w:eastAsia="MS Mincho" w:hAnsi="Times New Roman" w:cs="Times New Roman"/>
@@ -24146,7 +24148,7 @@
             <w:tcW w:w="2492" w:type="dxa"/>
             <w:shd w:val="clear" w:color="auto" w:fill="BFBFBF" w:themeFill="background1" w:themeFillShade="BF"/>
           </w:tcPr>
-          <w:bookmarkEnd w:id="48"/>
+          <w:bookmarkEnd w:id="49"/>
           <w:p>
             <w:pPr>
               <w:spacing w:line="360" w:lineRule="auto"/>
@@ -25009,7 +25011,7 @@
           <w14:ligatures w14:val="none"/>
         </w:rPr>
       </w:pPr>
-      <w:bookmarkStart w:id="49" w:name="_Toc230645217"/>
+      <w:bookmarkStart w:id="50" w:name="_Toc230645217"/>
       <w:r>
         <w:rPr>
           <w:rFonts w:ascii="Times New Roman" w:eastAsia="Times New Roman" w:hAnsi="Times New Roman" w:cs="Times New Roman"/>
@@ -25044,7 +25046,7 @@
         </w:rPr>
         <w:t>DESIGN, IMPLEMENTATION, AND EVALUATION</w:t>
       </w:r>
-      <w:bookmarkEnd w:id="49"/>
+      <w:bookmarkEnd w:id="50"/>
       <w:r>
         <w:rPr>
           <w:rFonts w:ascii="Times New Roman" w:eastAsia="Times New Roman" w:hAnsi="Times New Roman" w:cs="Times New Roman"/>
@@ -25075,7 +25077,7 @@
           <w14:ligatures w14:val="none"/>
         </w:rPr>
       </w:pPr>
-      <w:bookmarkStart w:id="50" w:name="_Toc230645218"/>
+      <w:bookmarkStart w:id="51" w:name="_Toc230645218"/>
       <w:r>
         <w:rPr>
           <w:rFonts w:ascii="Times New Roman" w:eastAsia="Times New Roman" w:hAnsi="Times New Roman" w:cs="Times New Roman"/>
@@ -25088,7 +25090,7 @@
         </w:rPr>
         <w:t xml:space="preserve">3.1. </w:t>
       </w:r>
-      <w:bookmarkEnd w:id="50"/>
+      <w:bookmarkEnd w:id="51"/>
       <w:r>
         <w:rPr>
           <w:rFonts w:ascii="Times New Roman" w:eastAsia="Times New Roman" w:hAnsi="Times New Roman" w:cs="Times New Roman"/>
@@ -25123,27 +25125,7 @@
           <w:szCs w:val="28"/>
           <w14:ligatures w14:val="none"/>
         </w:rPr>
-        <w:t>There are many examples of artificial intelligence-based assessment systems which can be treated as the case studies in this field and are being implemented in online education environments. Artificial intelligence technologies are implemented in educational e-learning platforms to deliver educational content and assess students’ achievements in an automated, precise, selective and durable way</w:t>
-      </w:r>
-      <w:r>
-        <w:rPr>
-          <w:rFonts w:ascii="Times New Roman" w:eastAsia="MS Mincho" w:hAnsi="Times New Roman" w:cs="Times New Roman"/>
-          <w:kern w:val="0"/>
-          <w:sz w:val="28"/>
-          <w:szCs w:val="28"/>
-          <w14:ligatures w14:val="none"/>
-        </w:rPr>
-        <w:t xml:space="preserve"> </w:t>
-      </w:r>
-      <w:r>
-        <w:rPr>
-          <w:rFonts w:ascii="Times New Roman" w:eastAsia="MS Mincho" w:hAnsi="Times New Roman" w:cs="Times New Roman"/>
-          <w:kern w:val="0"/>
-          <w:sz w:val="28"/>
-          <w:szCs w:val="28"/>
-          <w14:ligatures w14:val="none"/>
-        </w:rPr>
-        <w:t>(Omar Jian, 2024; Vashishth et al., 2024).</w:t>
+        <w:t>The Azerbaijani TTS system was designed following a modular pipeline architecture, a well-established software engineering pattern in which a complex processing task is decomposed into a sequence of independent stages, each with a clearly defined input, output, and single responsibility. This architectural choice directly reflects the theoretical framework established in Chapter II, where the text-to-speech conversion problem was described as a five-stage linguistic processing chain. The correspondence between the theoretical model and the software architecture ensures that each module can be understood, evaluated, and modified in isolation without affecting the behavior of adjacent modules.</w:t>
       </w:r>
     </w:p>
     <w:p>
@@ -25159,45 +25141,15 @@
           <w14:ligatures w14:val="none"/>
         </w:rPr>
       </w:pPr>
-    </w:p>
-    <w:p>
-      <w:pPr>
-        <w:spacing w:after="0" w:line="360" w:lineRule="auto"/>
-        <w:ind w:firstLine="720"/>
-        <w:jc w:val="center"/>
-        <w:rPr>
-          <w:rFonts w:ascii="Times New Roman" w:eastAsia="MS Mincho" w:hAnsi="Times New Roman" w:cs="Times New Roman"/>
-          <w:b/>
-          <w:bCs/>
-          <w:kern w:val="0"/>
-          <w:sz w:val="28"/>
-          <w:szCs w:val="28"/>
-          <w14:ligatures w14:val="none"/>
-        </w:rPr>
-      </w:pPr>
-      <w:r>
-        <w:rPr>
-          <w:rFonts w:ascii="Times New Roman" w:eastAsia="MS Mincho" w:hAnsi="Times New Roman" w:cs="Times New Roman"/>
-          <w:b/>
-          <w:bCs/>
-          <w:kern w:val="0"/>
-          <w:sz w:val="28"/>
-          <w:szCs w:val="28"/>
-          <w14:ligatures w14:val="none"/>
-        </w:rPr>
-        <w:t>Figure</w:t>
-      </w:r>
-      <w:r>
-        <w:rPr>
-          <w:rFonts w:ascii="Times New Roman" w:eastAsia="MS Mincho" w:hAnsi="Times New Roman" w:cs="Times New Roman"/>
-          <w:b/>
-          <w:bCs/>
-          <w:kern w:val="0"/>
-          <w:sz w:val="28"/>
-          <w:szCs w:val="28"/>
-          <w14:ligatures w14:val="none"/>
-        </w:rPr>
-        <w:t xml:space="preserve"> 6: Computerized Adaptive Testing (CAT) Process</w:t>
+      <w:r>
+        <w:rPr>
+          <w:rFonts w:ascii="Times New Roman" w:eastAsia="MS Mincho" w:hAnsi="Times New Roman" w:cs="Times New Roman"/>
+          <w:kern w:val="0"/>
+          <w:sz w:val="28"/>
+          <w:szCs w:val="28"/>
+          <w14:ligatures w14:val="none"/>
+        </w:rPr>
+        <w:t>The system is structured around six Python source files, each encapsulating one processing concern, plus a central orchestrator and a command-line entry point. The six core modules are: text_normalizer.py, g2p_converter.py, stress_assigner.py, prosody_engine.py, synthesizer.py, and utils.py. The orchestrator (pipeline.py) instantiates and sequences these modules, while the command-line entry point (main.py) exposes the pipeline to end users through demo, interactive, and analysis modes. Linguistic rules are stored externally in four JSON files under the Rules/ directory, completely separated from the Python processing logic. This separation between rules and code is a critical design decision: it allows linguistic rules to be edited, extended, or corrected by a linguist without any modification to the Python source.</w:t>
       </w:r>
     </w:p>
     <w:p>
@@ -25213,15 +25165,183 @@
           <w14:ligatures w14:val="none"/>
         </w:rPr>
       </w:pPr>
-      <w:r>
-        <w:rPr>
+    </w:p>
+    <w:p>
+      <w:pPr>
+        <w:spacing w:after="0" w:line="360" w:lineRule="auto"/>
+        <w:ind w:firstLine="720"/>
+        <w:jc w:val="both"/>
+        <w:rPr>
+          <w:rFonts w:ascii="Times New Roman" w:eastAsia="MS Mincho" w:hAnsi="Times New Roman" w:cs="Times New Roman"/>
+          <w:kern w:val="0"/>
+          <w:sz w:val="28"/>
+          <w:szCs w:val="28"/>
+          <w14:ligatures w14:val="none"/>
+        </w:rPr>
+      </w:pPr>
+    </w:p>
+    <w:p>
+      <w:pPr>
+        <w:spacing w:after="0" w:line="360" w:lineRule="auto"/>
+        <w:ind w:firstLine="720"/>
+        <w:jc w:val="both"/>
+        <w:rPr>
+          <w:rFonts w:ascii="Times New Roman" w:eastAsia="MS Mincho" w:hAnsi="Times New Roman" w:cs="Times New Roman"/>
+          <w:kern w:val="0"/>
+          <w:sz w:val="28"/>
+          <w:szCs w:val="28"/>
+          <w14:ligatures w14:val="none"/>
+        </w:rPr>
+      </w:pPr>
+    </w:p>
+    <w:p>
+      <w:pPr>
+        <w:spacing w:after="0" w:line="360" w:lineRule="auto"/>
+        <w:ind w:firstLine="720"/>
+        <w:jc w:val="both"/>
+        <w:rPr>
+          <w:rFonts w:ascii="Times New Roman" w:eastAsia="MS Mincho" w:hAnsi="Times New Roman" w:cs="Times New Roman"/>
+          <w:kern w:val="0"/>
+          <w:sz w:val="28"/>
+          <w:szCs w:val="28"/>
+          <w14:ligatures w14:val="none"/>
+        </w:rPr>
+      </w:pPr>
+    </w:p>
+    <w:p>
+      <w:pPr>
+        <w:spacing w:after="0" w:line="360" w:lineRule="auto"/>
+        <w:ind w:firstLine="720"/>
+        <w:jc w:val="both"/>
+        <w:rPr>
+          <w:rFonts w:ascii="Times New Roman" w:eastAsia="MS Mincho" w:hAnsi="Times New Roman" w:cs="Times New Roman"/>
+          <w:kern w:val="0"/>
+          <w:sz w:val="28"/>
+          <w:szCs w:val="28"/>
+          <w14:ligatures w14:val="none"/>
+        </w:rPr>
+      </w:pPr>
+    </w:p>
+    <w:p>
+      <w:pPr>
+        <w:spacing w:after="0" w:line="360" w:lineRule="auto"/>
+        <w:ind w:firstLine="720"/>
+        <w:jc w:val="both"/>
+        <w:rPr>
+          <w:rFonts w:ascii="Times New Roman" w:eastAsia="MS Mincho" w:hAnsi="Times New Roman" w:cs="Times New Roman"/>
+          <w:kern w:val="0"/>
+          <w:sz w:val="28"/>
+          <w:szCs w:val="28"/>
+          <w14:ligatures w14:val="none"/>
+        </w:rPr>
+      </w:pPr>
+    </w:p>
+    <w:p>
+      <w:pPr>
+        <w:spacing w:after="0" w:line="360" w:lineRule="auto"/>
+        <w:ind w:firstLine="567"/>
+        <w:jc w:val="center"/>
+        <w:rPr>
+          <w:rFonts w:ascii="Times New Roman" w:eastAsia="MS Mincho" w:hAnsi="Times New Roman" w:cs="Times New Roman"/>
+          <w:b/>
+          <w:bCs/>
+          <w:kern w:val="0"/>
+          <w:sz w:val="28"/>
+          <w:szCs w:val="28"/>
+          <w14:ligatures w14:val="none"/>
+        </w:rPr>
+      </w:pPr>
+      <w:bookmarkStart w:id="52" w:name="OLE_LINK214"/>
+      <w:bookmarkStart w:id="53" w:name="OLE_LINK215"/>
+      <w:r>
+        <w:rPr>
+          <w:rFonts w:ascii="Times New Roman" w:eastAsia="MS Mincho" w:hAnsi="Times New Roman" w:cs="Times New Roman"/>
+          <w:b/>
+          <w:bCs/>
+          <w:kern w:val="0"/>
+          <w:sz w:val="28"/>
+          <w:szCs w:val="28"/>
+          <w14:ligatures w14:val="none"/>
+        </w:rPr>
+        <w:lastRenderedPageBreak/>
+        <w:t xml:space="preserve">Figure </w:t>
+      </w:r>
+      <w:r>
+        <w:rPr>
+          <w:rFonts w:ascii="Times New Roman" w:eastAsia="MS Mincho" w:hAnsi="Times New Roman" w:cs="Times New Roman"/>
+          <w:b/>
+          <w:bCs/>
+          <w:kern w:val="0"/>
+          <w:sz w:val="28"/>
+          <w:szCs w:val="28"/>
+          <w14:ligatures w14:val="none"/>
+        </w:rPr>
+        <w:t>6</w:t>
+      </w:r>
+      <w:r>
+        <w:rPr>
+          <w:rFonts w:ascii="Times New Roman" w:eastAsia="MS Mincho" w:hAnsi="Times New Roman" w:cs="Times New Roman"/>
+          <w:b/>
+          <w:bCs/>
+          <w:kern w:val="0"/>
+          <w:sz w:val="28"/>
+          <w:szCs w:val="28"/>
+          <w14:ligatures w14:val="none"/>
+        </w:rPr>
+        <w:t xml:space="preserve">: </w:t>
+      </w:r>
+      <w:r>
+        <w:rPr>
+          <w:rFonts w:ascii="Times New Roman" w:eastAsia="MS Mincho" w:hAnsi="Times New Roman" w:cs="Times New Roman"/>
+          <w:b/>
+          <w:bCs/>
+          <w:kern w:val="0"/>
+          <w:sz w:val="28"/>
+          <w:szCs w:val="28"/>
+          <w14:ligatures w14:val="none"/>
+        </w:rPr>
+        <w:t>Project directory and file structure of the Azerbaijani TTS system</w:t>
+      </w:r>
+      <w:r>
+        <w:rPr>
+          <w:rFonts w:ascii="Times New Roman" w:eastAsia="MS Mincho" w:hAnsi="Times New Roman" w:cs="Times New Roman"/>
+          <w:b/>
+          <w:bCs/>
+          <w:kern w:val="0"/>
+          <w:sz w:val="28"/>
+          <w:szCs w:val="28"/>
+          <w14:ligatures w14:val="none"/>
+        </w:rPr>
+        <w:t>.</w:t>
+      </w:r>
+    </w:p>
+    <w:bookmarkEnd w:id="52"/>
+    <w:p>
+      <w:pPr>
+        <w:spacing w:after="0" w:line="360" w:lineRule="auto"/>
+        <w:jc w:val="center"/>
+        <w:rPr>
+          <w:rFonts w:ascii="Times New Roman" w:eastAsia="MS Mincho" w:hAnsi="Times New Roman" w:cs="Times New Roman"/>
+          <w:b/>
+          <w:bCs/>
+          <w:kern w:val="0"/>
+          <w:sz w:val="28"/>
+          <w:szCs w:val="28"/>
+          <w14:ligatures w14:val="none"/>
+        </w:rPr>
+      </w:pPr>
+      <w:r>
+        <w:rPr>
+          <w:rFonts w:ascii="Times New Roman" w:hAnsi="Times New Roman" w:cs="Times New Roman"/>
           <w:noProof/>
+          <w:sz w:val="28"/>
+          <w:szCs w:val="28"/>
         </w:rPr>
         <w:drawing>
-          <wp:inline distT="0" distB="0" distL="0" distR="0" wp14:anchorId="7C24DEBA" wp14:editId="2D818420">
-            <wp:extent cx="5001928" cy="2225040"/>
-            <wp:effectExtent l="0" t="0" r="8255" b="3810"/>
-            <wp:docPr id="1940191457" name="Picture 2" descr="computerized adaptive testing"/>
+          <wp:inline distT="0" distB="0" distL="0" distR="0" wp14:anchorId="0468FBB2" wp14:editId="4A8C9968">
+            <wp:extent cx="3150352" cy="3678865"/>
+            <wp:effectExtent l="0" t="0" r="0" b="4445"/>
+            <wp:docPr id="824686325" name="Picture 1"/>
             <wp:cNvGraphicFramePr>
               <a:graphicFrameLocks xmlns:a="http://schemas.openxmlformats.org/drawingml/2006/main" noChangeAspect="1"/>
             </wp:cNvGraphicFramePr>
@@ -25229,36 +25349,23 @@
               <a:graphicData uri="http://schemas.openxmlformats.org/drawingml/2006/picture">
                 <pic:pic xmlns:pic="http://schemas.openxmlformats.org/drawingml/2006/picture">
                   <pic:nvPicPr>
-                    <pic:cNvPr id="0" name="Picture 2" descr="computerized adaptive testing"/>
-                    <pic:cNvPicPr>
-                      <a:picLocks noChangeAspect="1" noChangeArrowheads="1"/>
-                    </pic:cNvPicPr>
+                    <pic:cNvPr id="824686325" name="Picture 824686325"/>
+                    <pic:cNvPicPr/>
                   </pic:nvPicPr>
                   <pic:blipFill>
-                    <a:blip r:embed="rId17">
-                      <a:extLst>
-                        <a:ext uri="{28A0092B-C50C-407E-A947-70E740481C1C}">
-                          <a14:useLocalDpi xmlns:a14="http://schemas.microsoft.com/office/drawing/2010/main" val="0"/>
-                        </a:ext>
-                      </a:extLst>
-                    </a:blip>
-                    <a:srcRect/>
+                    <a:blip r:embed="rId17"/>
                     <a:stretch>
                       <a:fillRect/>
                     </a:stretch>
                   </pic:blipFill>
-                  <pic:spPr bwMode="auto">
+                  <pic:spPr>
                     <a:xfrm>
                       <a:off x="0" y="0"/>
-                      <a:ext cx="5007686" cy="2227601"/>
+                      <a:ext cx="3182270" cy="3716138"/>
                     </a:xfrm>
                     <a:prstGeom prst="rect">
                       <a:avLst/>
                     </a:prstGeom>
-                    <a:noFill/>
-                    <a:ln>
-                      <a:noFill/>
-                    </a:ln>
                   </pic:spPr>
                 </pic:pic>
               </a:graphicData>
@@ -25270,6 +25377,7 @@
     <w:p>
       <w:pPr>
         <w:spacing w:after="0" w:line="360" w:lineRule="auto"/>
+        <w:jc w:val="both"/>
         <w:rPr>
           <w:rFonts w:ascii="Times New Roman" w:eastAsia="MS Mincho" w:hAnsi="Times New Roman" w:cs="Times New Roman"/>
           <w:kern w:val="0"/>
@@ -25303,49 +25411,15 @@
       <w:r>
         <w:rPr>
           <w:rFonts w:ascii="Times New Roman" w:eastAsia="MS Mincho" w:hAnsi="Times New Roman" w:cs="Times New Roman"/>
-          <w:i/>
-          <w:iCs/>
-          <w:kern w:val="0"/>
-          <w:sz w:val="28"/>
-          <w:szCs w:val="28"/>
-          <w14:ligatures w14:val="none"/>
-        </w:rPr>
-        <w:t>Computerized Adaptive Testing (CAT) Workflow Diagram</w:t>
-      </w:r>
-      <w:r>
-        <w:rPr>
-          <w:rFonts w:ascii="Times New Roman" w:eastAsia="MS Mincho" w:hAnsi="Times New Roman" w:cs="Times New Roman"/>
-          <w:kern w:val="0"/>
-          <w:sz w:val="28"/>
-          <w:szCs w:val="28"/>
-          <w14:ligatures w14:val="none"/>
-        </w:rPr>
-        <w:t>. Available at:</w:t>
-      </w:r>
-      <w:r>
-        <w:rPr>
-          <w:rFonts w:ascii="Times New Roman" w:eastAsia="MS Mincho" w:hAnsi="Times New Roman" w:cs="Times New Roman"/>
-          <w:kern w:val="0"/>
-          <w:sz w:val="28"/>
-          <w:szCs w:val="28"/>
-          <w14:ligatures w14:val="none"/>
-        </w:rPr>
-        <w:t xml:space="preserve"> </w:t>
-      </w:r>
-      <w:hyperlink r:id="rId18" w:history="1">
-        <w:r>
-          <w:rPr>
-            <w:rStyle w:val="Hyperlink"/>
-            <w:rFonts w:ascii="Times New Roman" w:eastAsia="MS Mincho" w:hAnsi="Times New Roman" w:cs="Times New Roman"/>
-            <w:kern w:val="0"/>
-            <w:sz w:val="28"/>
-            <w:szCs w:val="28"/>
-            <w14:ligatures w14:val="none"/>
-          </w:rPr>
-          <w:t>https://www.researchgate.net/figure/Computerized-Adaptive-Testing-CAT-process_fig1_343234456</w:t>
-        </w:r>
-      </w:hyperlink>
-    </w:p>
+          <w:kern w:val="0"/>
+          <w:sz w:val="28"/>
+          <w:szCs w:val="28"/>
+          <w14:ligatures w14:val="none"/>
+        </w:rPr>
+        <w:t>Author's own elaboration</w:t>
+      </w:r>
+    </w:p>
+    <w:bookmarkEnd w:id="53"/>
     <w:p>
       <w:pPr>
         <w:spacing w:after="0" w:line="360" w:lineRule="auto"/>
@@ -25381,7 +25455,7 @@
           <w:szCs w:val="28"/>
           <w14:ligatures w14:val="none"/>
         </w:rPr>
-        <w:t xml:space="preserve">When applying AI-based assessment in online learning environments, assessment outcome is generated through learning analytics. Research studies have demonstrated that online assessment systems can track learners’ </w:t>
+        <w:t xml:space="preserve">The object-oriented design pattern is applied consistently throughout the codebase. Each processing module exposes one or more classes encapsulating its state and behavior: AzerbaijaniG2P in g2p_converter.py, </w:t>
       </w:r>
       <w:proofErr w:type="spellStart"/>
       <w:r>
@@ -25392,7 +25466,7 @@
           <w:szCs w:val="28"/>
           <w14:ligatures w14:val="none"/>
         </w:rPr>
-        <w:t>behaviour</w:t>
+        <w:t>StressAssigner</w:t>
       </w:r>
       <w:proofErr w:type="spellEnd"/>
       <w:r>
@@ -25403,69 +25477,7 @@
           <w:szCs w:val="28"/>
           <w14:ligatures w14:val="none"/>
         </w:rPr>
-        <w:t xml:space="preserve"> such as task completion, accuracy of answer and online interactions</w:t>
-      </w:r>
-      <w:r>
-        <w:rPr>
-          <w:rFonts w:ascii="Times New Roman" w:eastAsia="MS Mincho" w:hAnsi="Times New Roman" w:cs="Times New Roman"/>
-          <w:kern w:val="0"/>
-          <w:sz w:val="28"/>
-          <w:szCs w:val="28"/>
-          <w14:ligatures w14:val="none"/>
-        </w:rPr>
-        <w:t xml:space="preserve"> </w:t>
-      </w:r>
-      <w:r>
-        <w:rPr>
-          <w:rFonts w:ascii="Times New Roman" w:eastAsia="MS Mincho" w:hAnsi="Times New Roman" w:cs="Times New Roman"/>
-          <w:kern w:val="0"/>
-          <w:sz w:val="28"/>
-          <w:szCs w:val="28"/>
-          <w14:ligatures w14:val="none"/>
-        </w:rPr>
-        <w:t>(Siemens &amp; Baker, 2012</w:t>
-      </w:r>
-      <w:proofErr w:type="gramStart"/>
-      <w:r>
-        <w:rPr>
-          <w:rFonts w:ascii="Times New Roman" w:eastAsia="MS Mincho" w:hAnsi="Times New Roman" w:cs="Times New Roman"/>
-          <w:kern w:val="0"/>
-          <w:sz w:val="28"/>
-          <w:szCs w:val="28"/>
-          <w14:ligatures w14:val="none"/>
-        </w:rPr>
-        <w:t>)</w:t>
-      </w:r>
-      <w:r>
-        <w:rPr>
-          <w:rFonts w:ascii="Times New Roman" w:eastAsia="MS Mincho" w:hAnsi="Times New Roman" w:cs="Times New Roman"/>
-          <w:kern w:val="0"/>
-          <w:sz w:val="28"/>
-          <w:szCs w:val="28"/>
-          <w14:ligatures w14:val="none"/>
-        </w:rPr>
-        <w:t xml:space="preserve"> .</w:t>
-      </w:r>
-      <w:r>
-        <w:rPr>
-          <w:rFonts w:ascii="Times New Roman" w:eastAsia="MS Mincho" w:hAnsi="Times New Roman" w:cs="Times New Roman"/>
-          <w:kern w:val="0"/>
-          <w:sz w:val="28"/>
-          <w:szCs w:val="28"/>
-          <w14:ligatures w14:val="none"/>
-        </w:rPr>
-        <w:t>This</w:t>
-      </w:r>
-      <w:proofErr w:type="gramEnd"/>
-      <w:r>
-        <w:rPr>
-          <w:rFonts w:ascii="Times New Roman" w:eastAsia="MS Mincho" w:hAnsi="Times New Roman" w:cs="Times New Roman"/>
-          <w:kern w:val="0"/>
-          <w:sz w:val="28"/>
-          <w:szCs w:val="28"/>
-          <w14:ligatures w14:val="none"/>
-        </w:rPr>
-        <w:t xml:space="preserve"> stream of research explores how online assessment systems can measure learners’ proficiency levels and provide instantaneous </w:t>
+        <w:t xml:space="preserve"> in stress_assigner.py, </w:t>
       </w:r>
       <w:proofErr w:type="spellStart"/>
       <w:r>
@@ -25476,7 +25488,7 @@
           <w:szCs w:val="28"/>
           <w14:ligatures w14:val="none"/>
         </w:rPr>
-        <w:t>computerised</w:t>
+        <w:t>ProsodyEngine</w:t>
       </w:r>
       <w:proofErr w:type="spellEnd"/>
       <w:r>
@@ -25487,7 +25499,73 @@
           <w:szCs w:val="28"/>
           <w14:ligatures w14:val="none"/>
         </w:rPr>
-        <w:t xml:space="preserve"> assessments.</w:t>
+        <w:t xml:space="preserve"> in prosody_engine.py, Synthesizer in synthesizer.py, and </w:t>
+      </w:r>
+      <w:proofErr w:type="spellStart"/>
+      <w:r>
+        <w:rPr>
+          <w:rFonts w:ascii="Times New Roman" w:eastAsia="MS Mincho" w:hAnsi="Times New Roman" w:cs="Times New Roman"/>
+          <w:kern w:val="0"/>
+          <w:sz w:val="28"/>
+          <w:szCs w:val="28"/>
+          <w14:ligatures w14:val="none"/>
+        </w:rPr>
+        <w:t>AzTTSPipeline</w:t>
+      </w:r>
+      <w:proofErr w:type="spellEnd"/>
+      <w:r>
+        <w:rPr>
+          <w:rFonts w:ascii="Times New Roman" w:eastAsia="MS Mincho" w:hAnsi="Times New Roman" w:cs="Times New Roman"/>
+          <w:kern w:val="0"/>
+          <w:sz w:val="28"/>
+          <w:szCs w:val="28"/>
+          <w14:ligatures w14:val="none"/>
+        </w:rPr>
+        <w:t xml:space="preserve"> in pipeline.py. The system additionally implements the configuration object pattern via </w:t>
+      </w:r>
+      <w:proofErr w:type="spellStart"/>
+      <w:r>
+        <w:rPr>
+          <w:rFonts w:ascii="Times New Roman" w:eastAsia="MS Mincho" w:hAnsi="Times New Roman" w:cs="Times New Roman"/>
+          <w:kern w:val="0"/>
+          <w:sz w:val="28"/>
+          <w:szCs w:val="28"/>
+          <w14:ligatures w14:val="none"/>
+        </w:rPr>
+        <w:t>PipelineConfig</w:t>
+      </w:r>
+      <w:proofErr w:type="spellEnd"/>
+      <w:r>
+        <w:rPr>
+          <w:rFonts w:ascii="Times New Roman" w:eastAsia="MS Mincho" w:hAnsi="Times New Roman" w:cs="Times New Roman"/>
+          <w:kern w:val="0"/>
+          <w:sz w:val="28"/>
+          <w:szCs w:val="28"/>
+          <w14:ligatures w14:val="none"/>
+        </w:rPr>
+        <w:t xml:space="preserve">, a </w:t>
+      </w:r>
+      <w:proofErr w:type="spellStart"/>
+      <w:r>
+        <w:rPr>
+          <w:rFonts w:ascii="Times New Roman" w:eastAsia="MS Mincho" w:hAnsi="Times New Roman" w:cs="Times New Roman"/>
+          <w:kern w:val="0"/>
+          <w:sz w:val="28"/>
+          <w:szCs w:val="28"/>
+          <w14:ligatures w14:val="none"/>
+        </w:rPr>
+        <w:t>dataclass</w:t>
+      </w:r>
+      <w:proofErr w:type="spellEnd"/>
+      <w:r>
+        <w:rPr>
+          <w:rFonts w:ascii="Times New Roman" w:eastAsia="MS Mincho" w:hAnsi="Times New Roman" w:cs="Times New Roman"/>
+          <w:kern w:val="0"/>
+          <w:sz w:val="28"/>
+          <w:szCs w:val="28"/>
+          <w14:ligatures w14:val="none"/>
+        </w:rPr>
+        <w:t xml:space="preserve"> that consolidates all runtime parameters — speaking style, speaker gender, language code, speech rate, and output path — into a single structured object passed to the pipeline at initialization.</w:t>
       </w:r>
     </w:p>
     <w:p>
@@ -25511,29 +25589,7 @@
           <w:szCs w:val="28"/>
           <w14:ligatures w14:val="none"/>
         </w:rPr>
-        <w:t xml:space="preserve">Platforms of online assessment based on AI technologies are also </w:t>
-      </w:r>
-      <w:proofErr w:type="spellStart"/>
-      <w:r>
-        <w:rPr>
-          <w:rFonts w:ascii="Times New Roman" w:eastAsia="MS Mincho" w:hAnsi="Times New Roman" w:cs="Times New Roman"/>
-          <w:kern w:val="0"/>
-          <w:sz w:val="28"/>
-          <w:szCs w:val="28"/>
-          <w14:ligatures w14:val="none"/>
-        </w:rPr>
-        <w:t>characterised</w:t>
-      </w:r>
-      <w:proofErr w:type="spellEnd"/>
-      <w:r>
-        <w:rPr>
-          <w:rFonts w:ascii="Times New Roman" w:eastAsia="MS Mincho" w:hAnsi="Times New Roman" w:cs="Times New Roman"/>
-          <w:kern w:val="0"/>
-          <w:sz w:val="28"/>
-          <w:szCs w:val="28"/>
-          <w14:ligatures w14:val="none"/>
-        </w:rPr>
-        <w:t xml:space="preserve"> by features of real-time and adaptive assessment. Online AI-powered </w:t>
+        <w:t xml:space="preserve">The development methodology followed an iterative, test-driven approach. Each linguistic rule was implemented as a focused unit and validated against manually constructed test cases before integration into the broader pipeline. This approach is consistent with established practices for rule-based NLP system </w:t>
       </w:r>
       <w:r>
         <w:rPr>
@@ -25544,174 +25600,7 @@
           <w14:ligatures w14:val="none"/>
         </w:rPr>
         <w:lastRenderedPageBreak/>
-        <w:t>assessment platforms react instantly to students’ answers, and the tasks for the next step are dynamically generated</w:t>
-      </w:r>
-      <w:r>
-        <w:rPr>
-          <w:rFonts w:ascii="Times New Roman" w:eastAsia="MS Mincho" w:hAnsi="Times New Roman" w:cs="Times New Roman"/>
-          <w:kern w:val="0"/>
-          <w:sz w:val="28"/>
-          <w:szCs w:val="28"/>
-          <w14:ligatures w14:val="none"/>
-        </w:rPr>
-        <w:t xml:space="preserve"> </w:t>
-      </w:r>
-      <w:r>
-        <w:rPr>
-          <w:rFonts w:ascii="Times New Roman" w:eastAsia="MS Mincho" w:hAnsi="Times New Roman" w:cs="Times New Roman"/>
-          <w:kern w:val="0"/>
-          <w:sz w:val="28"/>
-          <w:szCs w:val="28"/>
-          <w14:ligatures w14:val="none"/>
-        </w:rPr>
-        <w:t>(Omar Jian, 2024)</w:t>
-      </w:r>
-      <w:r>
-        <w:rPr>
-          <w:rFonts w:ascii="Times New Roman" w:eastAsia="MS Mincho" w:hAnsi="Times New Roman" w:cs="Times New Roman"/>
-          <w:kern w:val="0"/>
-          <w:sz w:val="28"/>
-          <w:szCs w:val="28"/>
-          <w14:ligatures w14:val="none"/>
-        </w:rPr>
-        <w:t>. For example, if a student answers poorly on a particular topic, the platform will generate simple tasks for him or her with additional detailed explanations; if the student answers well, it will generate more complex tasks</w:t>
-      </w:r>
-      <w:r>
-        <w:rPr>
-          <w:rFonts w:ascii="Times New Roman" w:eastAsia="MS Mincho" w:hAnsi="Times New Roman" w:cs="Times New Roman"/>
-          <w:kern w:val="0"/>
-          <w:sz w:val="28"/>
-          <w:szCs w:val="28"/>
-          <w14:ligatures w14:val="none"/>
-        </w:rPr>
-        <w:t xml:space="preserve"> </w:t>
-      </w:r>
-      <w:r>
-        <w:rPr>
-          <w:rFonts w:ascii="Times New Roman" w:eastAsia="MS Mincho" w:hAnsi="Times New Roman" w:cs="Times New Roman"/>
-          <w:kern w:val="0"/>
-          <w:sz w:val="28"/>
-          <w:szCs w:val="28"/>
-          <w14:ligatures w14:val="none"/>
-        </w:rPr>
-        <w:t>(Vashishth et al., 2024)</w:t>
-      </w:r>
-      <w:r>
-        <w:rPr>
-          <w:rFonts w:ascii="Times New Roman" w:eastAsia="MS Mincho" w:hAnsi="Times New Roman" w:cs="Times New Roman"/>
-          <w:kern w:val="0"/>
-          <w:sz w:val="28"/>
-          <w:szCs w:val="28"/>
-          <w14:ligatures w14:val="none"/>
-        </w:rPr>
-        <w:t xml:space="preserve">. Such an assessment is more effective, and the learning process becomes more </w:t>
-      </w:r>
-      <w:proofErr w:type="spellStart"/>
-      <w:r>
-        <w:rPr>
-          <w:rFonts w:ascii="Times New Roman" w:eastAsia="MS Mincho" w:hAnsi="Times New Roman" w:cs="Times New Roman"/>
-          <w:kern w:val="0"/>
-          <w:sz w:val="28"/>
-          <w:szCs w:val="28"/>
-          <w14:ligatures w14:val="none"/>
-        </w:rPr>
-        <w:t>individualised</w:t>
-      </w:r>
-      <w:proofErr w:type="spellEnd"/>
-      <w:r>
-        <w:rPr>
-          <w:rFonts w:ascii="Times New Roman" w:eastAsia="MS Mincho" w:hAnsi="Times New Roman" w:cs="Times New Roman"/>
-          <w:kern w:val="0"/>
-          <w:sz w:val="28"/>
-          <w:szCs w:val="28"/>
-          <w14:ligatures w14:val="none"/>
-        </w:rPr>
-        <w:t>.</w:t>
-      </w:r>
-    </w:p>
-    <w:p>
-      <w:pPr>
-        <w:spacing w:after="0" w:line="360" w:lineRule="auto"/>
-        <w:jc w:val="both"/>
-        <w:rPr>
-          <w:rFonts w:ascii="Times New Roman" w:eastAsia="MS Mincho" w:hAnsi="Times New Roman" w:cs="Times New Roman"/>
-          <w:kern w:val="0"/>
-          <w:sz w:val="28"/>
-          <w:szCs w:val="28"/>
-          <w14:ligatures w14:val="none"/>
-        </w:rPr>
-      </w:pPr>
-      <w:r>
-        <w:rPr>
-          <w:rFonts w:ascii="Times New Roman" w:eastAsia="MS Mincho" w:hAnsi="Times New Roman" w:cs="Times New Roman"/>
-          <w:kern w:val="0"/>
-          <w:sz w:val="28"/>
-          <w:szCs w:val="28"/>
-          <w14:ligatures w14:val="none"/>
-        </w:rPr>
-        <w:t xml:space="preserve">In “Personalized learning through AI” we </w:t>
-      </w:r>
-      <w:proofErr w:type="gramStart"/>
-      <w:r>
-        <w:rPr>
-          <w:rFonts w:ascii="Times New Roman" w:eastAsia="MS Mincho" w:hAnsi="Times New Roman" w:cs="Times New Roman"/>
-          <w:kern w:val="0"/>
-          <w:sz w:val="28"/>
-          <w:szCs w:val="28"/>
-          <w14:ligatures w14:val="none"/>
-        </w:rPr>
-        <w:t>take a look</w:t>
-      </w:r>
-      <w:proofErr w:type="gramEnd"/>
-      <w:r>
-        <w:rPr>
-          <w:rFonts w:ascii="Times New Roman" w:eastAsia="MS Mincho" w:hAnsi="Times New Roman" w:cs="Times New Roman"/>
-          <w:kern w:val="0"/>
-          <w:sz w:val="28"/>
-          <w:szCs w:val="28"/>
-          <w14:ligatures w14:val="none"/>
-        </w:rPr>
-        <w:t xml:space="preserve"> at online educational platforms that are staffed by an AI-based virtual tutors and intelligent online assessment tools. The results of the students’ tasks are analyzed to determine their strengths and weaknesses. Based on the results, the online virtual tutor gives the students tips on further training through recommendations. Online assessment is not only used to give grades to students, but it is also used for learning support.</w:t>
-      </w:r>
-      <w:r>
-        <w:rPr>
-          <w:rFonts w:ascii="Times New Roman" w:eastAsia="MS Mincho" w:hAnsi="Times New Roman" w:cs="Times New Roman"/>
-          <w:kern w:val="0"/>
-          <w:sz w:val="28"/>
-          <w:szCs w:val="28"/>
-          <w14:ligatures w14:val="none"/>
-        </w:rPr>
-        <w:t xml:space="preserve"> </w:t>
-      </w:r>
-      <w:r>
-        <w:rPr>
-          <w:rFonts w:ascii="Times New Roman" w:eastAsia="MS Mincho" w:hAnsi="Times New Roman" w:cs="Times New Roman"/>
-          <w:kern w:val="0"/>
-          <w:sz w:val="28"/>
-          <w:szCs w:val="28"/>
-          <w14:ligatures w14:val="none"/>
-        </w:rPr>
-        <w:t>Many of these systems also include features of AI, which provide meaningful and actionable student and teacher data through interactive and intuitive student and teacher dashboards and reporting tools. Students and teachers can use these tools to monitor student progress and identify where additional support may be needed. Teachers then use this information to provide interventions and make adaptations to their instruction</w:t>
-      </w:r>
-      <w:r>
-        <w:rPr>
-          <w:rFonts w:ascii="Times New Roman" w:eastAsia="MS Mincho" w:hAnsi="Times New Roman" w:cs="Times New Roman"/>
-          <w:kern w:val="0"/>
-          <w:sz w:val="28"/>
-          <w:szCs w:val="28"/>
-          <w14:ligatures w14:val="none"/>
-        </w:rPr>
-        <w:t xml:space="preserve"> </w:t>
-      </w:r>
-      <w:r>
-        <w:rPr>
-          <w:rFonts w:ascii="Times New Roman" w:eastAsia="MS Mincho" w:hAnsi="Times New Roman" w:cs="Times New Roman"/>
-          <w:kern w:val="0"/>
-          <w:sz w:val="28"/>
-          <w:szCs w:val="28"/>
-          <w14:ligatures w14:val="none"/>
-        </w:rPr>
-        <w:t>(Siemens &amp; Baker, 2012).</w:t>
+        <w:t>development, where the correctness of individual rules must be verified independently before evaluating system-level behavior (Survey of G2P Methods, 2024).</w:t>
       </w:r>
     </w:p>
     <w:p>
@@ -25727,154 +25616,77 @@
           <w14:ligatures w14:val="none"/>
         </w:rPr>
       </w:pPr>
-      <w:r>
-        <w:rPr>
-          <w:rFonts w:ascii="Times New Roman" w:eastAsia="MS Mincho" w:hAnsi="Times New Roman" w:cs="Times New Roman"/>
-          <w:kern w:val="0"/>
-          <w:sz w:val="28"/>
-          <w:szCs w:val="28"/>
-          <w14:ligatures w14:val="none"/>
-        </w:rPr>
-        <w:t xml:space="preserve">Another aspect that must be considered is how well the platforms are able to process data. Many of the AI-powered assessments </w:t>
-      </w:r>
-      <w:proofErr w:type="gramStart"/>
-      <w:r>
-        <w:rPr>
-          <w:rFonts w:ascii="Times New Roman" w:eastAsia="MS Mincho" w:hAnsi="Times New Roman" w:cs="Times New Roman"/>
-          <w:kern w:val="0"/>
-          <w:sz w:val="28"/>
-          <w:szCs w:val="28"/>
-          <w14:ligatures w14:val="none"/>
-        </w:rPr>
-        <w:t>are able to</w:t>
-      </w:r>
-      <w:proofErr w:type="gramEnd"/>
-      <w:r>
-        <w:rPr>
-          <w:rFonts w:ascii="Times New Roman" w:eastAsia="MS Mincho" w:hAnsi="Times New Roman" w:cs="Times New Roman"/>
-          <w:kern w:val="0"/>
-          <w:sz w:val="28"/>
-          <w:szCs w:val="28"/>
-          <w14:ligatures w14:val="none"/>
-        </w:rPr>
-        <w:t xml:space="preserve"> draw on </w:t>
-      </w:r>
-      <w:proofErr w:type="gramStart"/>
-      <w:r>
-        <w:rPr>
-          <w:rFonts w:ascii="Times New Roman" w:eastAsia="MS Mincho" w:hAnsi="Times New Roman" w:cs="Times New Roman"/>
-          <w:kern w:val="0"/>
-          <w:sz w:val="28"/>
-          <w:szCs w:val="28"/>
-          <w14:ligatures w14:val="none"/>
-        </w:rPr>
-        <w:t>a number of</w:t>
-      </w:r>
-      <w:proofErr w:type="gramEnd"/>
-      <w:r>
-        <w:rPr>
-          <w:rFonts w:ascii="Times New Roman" w:eastAsia="MS Mincho" w:hAnsi="Times New Roman" w:cs="Times New Roman"/>
-          <w:kern w:val="0"/>
-          <w:sz w:val="28"/>
-          <w:szCs w:val="28"/>
-          <w14:ligatures w14:val="none"/>
-        </w:rPr>
-        <w:t xml:space="preserve"> different sources of data, from LMS to quizzes to current activity</w:t>
-      </w:r>
-      <w:r>
-        <w:rPr>
-          <w:rFonts w:ascii="Times New Roman" w:eastAsia="MS Mincho" w:hAnsi="Times New Roman" w:cs="Times New Roman"/>
-          <w:kern w:val="0"/>
-          <w:sz w:val="28"/>
-          <w:szCs w:val="28"/>
-          <w14:ligatures w14:val="none"/>
-        </w:rPr>
-        <w:t xml:space="preserve"> </w:t>
-      </w:r>
-      <w:r>
-        <w:rPr>
-          <w:rFonts w:ascii="Times New Roman" w:eastAsia="MS Mincho" w:hAnsi="Times New Roman" w:cs="Times New Roman"/>
-          <w:kern w:val="0"/>
-          <w:sz w:val="28"/>
-          <w:szCs w:val="28"/>
-          <w14:ligatures w14:val="none"/>
-        </w:rPr>
-        <w:t>(Ahmad et al., 2019)</w:t>
-      </w:r>
-      <w:r>
-        <w:rPr>
-          <w:rFonts w:ascii="Times New Roman" w:eastAsia="MS Mincho" w:hAnsi="Times New Roman" w:cs="Times New Roman"/>
-          <w:kern w:val="0"/>
-          <w:sz w:val="28"/>
-          <w:szCs w:val="28"/>
-          <w14:ligatures w14:val="none"/>
-        </w:rPr>
-        <w:t>. This helps to give a more well-rounded view of a student’s skills, resulting in a more objective test score and less room for error caused by human bias.</w:t>
-      </w:r>
-      <w:r>
-        <w:rPr>
-          <w:rFonts w:ascii="Times New Roman" w:eastAsia="MS Mincho" w:hAnsi="Times New Roman" w:cs="Times New Roman"/>
-          <w:kern w:val="0"/>
-          <w:sz w:val="28"/>
-          <w:szCs w:val="28"/>
-          <w14:ligatures w14:val="none"/>
-        </w:rPr>
-        <w:t xml:space="preserve"> At the same time, collecting </w:t>
-      </w:r>
-      <w:r>
-        <w:rPr>
-          <w:rFonts w:ascii="Times New Roman" w:eastAsia="MS Mincho" w:hAnsi="Times New Roman" w:cs="Times New Roman"/>
-          <w:kern w:val="0"/>
-          <w:sz w:val="28"/>
-          <w:szCs w:val="28"/>
-          <w14:ligatures w14:val="none"/>
-        </w:rPr>
-        <w:t>documents</w:t>
-      </w:r>
-      <w:r>
-        <w:rPr>
-          <w:rFonts w:ascii="Times New Roman" w:eastAsia="MS Mincho" w:hAnsi="Times New Roman" w:cs="Times New Roman"/>
-          <w:kern w:val="0"/>
-          <w:sz w:val="28"/>
-          <w:szCs w:val="28"/>
-          <w14:ligatures w14:val="none"/>
-        </w:rPr>
-        <w:t xml:space="preserve"> from various sources are the visibility of the trained data and information that are made for the system integration to education procedures and AI integrated educational assessments systems.</w:t>
-      </w:r>
     </w:p>
     <w:p>
       <w:pPr>
         <w:spacing w:after="0" w:line="360" w:lineRule="auto"/>
-        <w:ind w:firstLine="720"/>
-        <w:jc w:val="both"/>
-        <w:rPr>
-          <w:rFonts w:ascii="Times New Roman" w:eastAsia="MS Mincho" w:hAnsi="Times New Roman" w:cs="Times New Roman"/>
-          <w:kern w:val="0"/>
-          <w:sz w:val="28"/>
-          <w:szCs w:val="28"/>
-          <w14:ligatures w14:val="none"/>
-        </w:rPr>
-      </w:pPr>
-    </w:p>
+        <w:ind w:firstLine="567"/>
+        <w:jc w:val="center"/>
+        <w:rPr>
+          <w:rFonts w:ascii="Times New Roman" w:eastAsia="MS Mincho" w:hAnsi="Times New Roman" w:cs="Times New Roman"/>
+          <w:b/>
+          <w:bCs/>
+          <w:kern w:val="0"/>
+          <w:sz w:val="28"/>
+          <w:szCs w:val="28"/>
+          <w14:ligatures w14:val="none"/>
+        </w:rPr>
+      </w:pPr>
+      <w:bookmarkStart w:id="54" w:name="OLE_LINK216"/>
+      <w:bookmarkStart w:id="55" w:name="OLE_LINK225"/>
+      <w:r>
+        <w:rPr>
+          <w:rFonts w:ascii="Times New Roman" w:eastAsia="MS Mincho" w:hAnsi="Times New Roman" w:cs="Times New Roman"/>
+          <w:b/>
+          <w:bCs/>
+          <w:kern w:val="0"/>
+          <w:sz w:val="28"/>
+          <w:szCs w:val="28"/>
+          <w14:ligatures w14:val="none"/>
+        </w:rPr>
+        <w:t xml:space="preserve">Figure </w:t>
+      </w:r>
+      <w:r>
+        <w:rPr>
+          <w:rFonts w:ascii="Times New Roman" w:eastAsia="MS Mincho" w:hAnsi="Times New Roman" w:cs="Times New Roman"/>
+          <w:b/>
+          <w:bCs/>
+          <w:kern w:val="0"/>
+          <w:sz w:val="28"/>
+          <w:szCs w:val="28"/>
+          <w14:ligatures w14:val="none"/>
+        </w:rPr>
+        <w:t>7</w:t>
+      </w:r>
+      <w:r>
+        <w:rPr>
+          <w:rFonts w:ascii="Times New Roman" w:eastAsia="MS Mincho" w:hAnsi="Times New Roman" w:cs="Times New Roman"/>
+          <w:b/>
+          <w:bCs/>
+          <w:kern w:val="0"/>
+          <w:sz w:val="28"/>
+          <w:szCs w:val="28"/>
+          <w14:ligatures w14:val="none"/>
+        </w:rPr>
+        <w:t xml:space="preserve">: </w:t>
+      </w:r>
+      <w:r>
+        <w:rPr>
+          <w:rFonts w:ascii="Times New Roman" w:eastAsia="MS Mincho" w:hAnsi="Times New Roman" w:cs="Times New Roman"/>
+          <w:b/>
+          <w:bCs/>
+          <w:kern w:val="0"/>
+          <w:sz w:val="28"/>
+          <w:szCs w:val="28"/>
+          <w14:ligatures w14:val="none"/>
+        </w:rPr>
+        <w:t>Module dependency diagram showing import relationships between pipeline components</w:t>
+      </w:r>
+    </w:p>
+    <w:bookmarkEnd w:id="54"/>
     <w:p>
       <w:pPr>
         <w:spacing w:after="0" w:line="360" w:lineRule="auto"/>
-        <w:ind w:firstLine="720"/>
-        <w:jc w:val="both"/>
-        <w:rPr>
-          <w:rFonts w:ascii="Times New Roman" w:eastAsia="MS Mincho" w:hAnsi="Times New Roman" w:cs="Times New Roman"/>
-          <w:kern w:val="0"/>
-          <w:sz w:val="28"/>
-          <w:szCs w:val="28"/>
-          <w14:ligatures w14:val="none"/>
-        </w:rPr>
-      </w:pPr>
-    </w:p>
-    <w:p>
-      <w:pPr>
-        <w:spacing w:after="0" w:line="360" w:lineRule="auto"/>
-        <w:ind w:firstLine="720"/>
-        <w:jc w:val="center"/>
         <w:rPr>
           <w:rFonts w:ascii="Times New Roman" w:eastAsia="MS Mincho" w:hAnsi="Times New Roman" w:cs="Times New Roman"/>
           <w:b/>
@@ -25887,52 +25699,13 @@
       </w:pPr>
       <w:r>
         <w:rPr>
-          <w:rFonts w:ascii="Times New Roman" w:eastAsia="MS Mincho" w:hAnsi="Times New Roman" w:cs="Times New Roman"/>
-          <w:b/>
-          <w:bCs/>
-          <w:kern w:val="0"/>
-          <w:sz w:val="28"/>
-          <w:szCs w:val="28"/>
-          <w14:ligatures w14:val="none"/>
-        </w:rPr>
-        <w:t>Figure</w:t>
-      </w:r>
-      <w:r>
-        <w:rPr>
-          <w:rFonts w:ascii="Times New Roman" w:eastAsia="MS Mincho" w:hAnsi="Times New Roman" w:cs="Times New Roman"/>
-          <w:b/>
-          <w:bCs/>
-          <w:kern w:val="0"/>
-          <w:sz w:val="28"/>
-          <w:szCs w:val="28"/>
-          <w14:ligatures w14:val="none"/>
-        </w:rPr>
-        <w:t xml:space="preserve"> 7: Response Theory (IRT) Curves in Adaptive Assessment</w:t>
-      </w:r>
-    </w:p>
-    <w:p>
-      <w:pPr>
-        <w:spacing w:after="0" w:line="360" w:lineRule="auto"/>
-        <w:ind w:firstLine="720"/>
-        <w:jc w:val="both"/>
-        <w:rPr>
-          <w:rFonts w:ascii="Times New Roman" w:eastAsia="MS Mincho" w:hAnsi="Times New Roman" w:cs="Times New Roman"/>
-          <w:kern w:val="0"/>
-          <w:sz w:val="28"/>
-          <w:szCs w:val="28"/>
-          <w14:ligatures w14:val="none"/>
-        </w:rPr>
-      </w:pPr>
-      <w:r>
-        <w:rPr>
           <w:noProof/>
         </w:rPr>
-        <w:lastRenderedPageBreak/>
         <w:drawing>
-          <wp:inline distT="0" distB="0" distL="0" distR="0" wp14:anchorId="05D7578B" wp14:editId="31462DFD">
-            <wp:extent cx="4724400" cy="3048000"/>
-            <wp:effectExtent l="0" t="0" r="0" b="0"/>
-            <wp:docPr id="2020300398" name="Picture 3" descr="item information functions"/>
+          <wp:inline distT="0" distB="0" distL="0" distR="0" wp14:anchorId="5DFC7A0D" wp14:editId="3AEAFD9E">
+            <wp:extent cx="5571382" cy="3867325"/>
+            <wp:effectExtent l="0" t="0" r="4445" b="0"/>
+            <wp:docPr id="1519554841" name="Picture 2"/>
             <wp:cNvGraphicFramePr>
               <a:graphicFrameLocks xmlns:a="http://schemas.openxmlformats.org/drawingml/2006/main" noChangeAspect="1"/>
             </wp:cNvGraphicFramePr>
@@ -25940,36 +25713,23 @@
               <a:graphicData uri="http://schemas.openxmlformats.org/drawingml/2006/picture">
                 <pic:pic xmlns:pic="http://schemas.openxmlformats.org/drawingml/2006/picture">
                   <pic:nvPicPr>
-                    <pic:cNvPr id="0" name="Picture 4" descr="item information functions"/>
-                    <pic:cNvPicPr>
-                      <a:picLocks noChangeAspect="1" noChangeArrowheads="1"/>
-                    </pic:cNvPicPr>
+                    <pic:cNvPr id="1519554841" name="Picture 1519554841"/>
+                    <pic:cNvPicPr/>
                   </pic:nvPicPr>
                   <pic:blipFill>
-                    <a:blip r:embed="rId19">
-                      <a:extLst>
-                        <a:ext uri="{28A0092B-C50C-407E-A947-70E740481C1C}">
-                          <a14:useLocalDpi xmlns:a14="http://schemas.microsoft.com/office/drawing/2010/main" val="0"/>
-                        </a:ext>
-                      </a:extLst>
-                    </a:blip>
-                    <a:srcRect/>
+                    <a:blip r:embed="rId18"/>
                     <a:stretch>
                       <a:fillRect/>
                     </a:stretch>
                   </pic:blipFill>
-                  <pic:spPr bwMode="auto">
+                  <pic:spPr>
                     <a:xfrm>
                       <a:off x="0" y="0"/>
-                      <a:ext cx="4724400" cy="3048000"/>
+                      <a:ext cx="5629985" cy="3908003"/>
                     </a:xfrm>
                     <a:prstGeom prst="rect">
                       <a:avLst/>
                     </a:prstGeom>
-                    <a:noFill/>
-                    <a:ln>
-                      <a:noFill/>
-                    </a:ln>
                   </pic:spPr>
                 </pic:pic>
               </a:graphicData>
@@ -25981,6 +25741,7 @@
     <w:p>
       <w:pPr>
         <w:spacing w:after="0" w:line="360" w:lineRule="auto"/>
+        <w:jc w:val="both"/>
         <w:rPr>
           <w:rFonts w:ascii="Times New Roman" w:eastAsia="MS Mincho" w:hAnsi="Times New Roman" w:cs="Times New Roman"/>
           <w:kern w:val="0"/>
@@ -26009,44 +25770,20 @@
           <w:szCs w:val="28"/>
           <w14:ligatures w14:val="none"/>
         </w:rPr>
-        <w:t xml:space="preserve"> ResearchGate (2025). </w:t>
-      </w:r>
-      <w:r>
-        <w:rPr>
-          <w:rFonts w:ascii="Times New Roman" w:eastAsia="MS Mincho" w:hAnsi="Times New Roman" w:cs="Times New Roman"/>
-          <w:i/>
-          <w:iCs/>
-          <w:kern w:val="0"/>
-          <w:sz w:val="28"/>
-          <w:szCs w:val="28"/>
-          <w14:ligatures w14:val="none"/>
-        </w:rPr>
-        <w:t>Item Response Theory and Adaptive Testing Model</w:t>
-      </w:r>
-      <w:r>
-        <w:rPr>
-          <w:rFonts w:ascii="Times New Roman" w:eastAsia="MS Mincho" w:hAnsi="Times New Roman" w:cs="Times New Roman"/>
-          <w:kern w:val="0"/>
-          <w:sz w:val="28"/>
-          <w:szCs w:val="28"/>
-          <w14:ligatures w14:val="none"/>
-        </w:rPr>
-        <w:t xml:space="preserve">. Available at: </w:t>
-      </w:r>
-      <w:hyperlink r:id="rId20" w:history="1">
-        <w:r>
-          <w:rPr>
-            <w:rStyle w:val="Hyperlink"/>
-            <w:rFonts w:ascii="Times New Roman" w:eastAsia="MS Mincho" w:hAnsi="Times New Roman" w:cs="Times New Roman"/>
-            <w:kern w:val="0"/>
-            <w:sz w:val="28"/>
-            <w:szCs w:val="28"/>
-            <w14:ligatures w14:val="none"/>
-          </w:rPr>
-          <w:t>https://www.researchgate.net/figure/Item-Response-Theory-IRT-curves_fig1_228345678</w:t>
-        </w:r>
-      </w:hyperlink>
-    </w:p>
+        <w:t xml:space="preserve"> </w:t>
+      </w:r>
+      <w:r>
+        <w:rPr>
+          <w:rFonts w:ascii="Times New Roman" w:eastAsia="MS Mincho" w:hAnsi="Times New Roman" w:cs="Times New Roman"/>
+          <w:kern w:val="0"/>
+          <w:sz w:val="28"/>
+          <w:szCs w:val="28"/>
+          <w14:ligatures w14:val="none"/>
+        </w:rPr>
+        <w:t>Author's own elaboration</w:t>
+      </w:r>
+    </w:p>
+    <w:bookmarkEnd w:id="55"/>
     <w:p>
       <w:pPr>
         <w:spacing w:after="0" w:line="360" w:lineRule="auto"/>
@@ -26082,27 +25819,172 @@
           <w:szCs w:val="28"/>
           <w14:ligatures w14:val="none"/>
         </w:rPr>
-        <w:t>One of the most valuable features of adaptive testing systems is selecting questions for the student. Such a system continually monitors the student's knowledge and, as the test progresses, selects the next question based on the student's prior performance. This technique, known as item selection rules, can be particularly effective in assessing individual aspects of language proficiency</w:t>
-      </w:r>
-      <w:r>
-        <w:rPr>
-          <w:rFonts w:ascii="Times New Roman" w:eastAsia="MS Mincho" w:hAnsi="Times New Roman" w:cs="Times New Roman"/>
-          <w:kern w:val="0"/>
-          <w:sz w:val="28"/>
-          <w:szCs w:val="28"/>
-          <w14:ligatures w14:val="none"/>
-        </w:rPr>
-        <w:t xml:space="preserve"> </w:t>
-      </w:r>
-      <w:r>
-        <w:rPr>
-          <w:rFonts w:ascii="Times New Roman" w:eastAsia="MS Mincho" w:hAnsi="Times New Roman" w:cs="Times New Roman"/>
-          <w:kern w:val="0"/>
-          <w:sz w:val="28"/>
-          <w:szCs w:val="28"/>
-          <w14:ligatures w14:val="none"/>
-        </w:rPr>
-        <w:t>(Vashishth et al., 2024).</w:t>
+        <w:t>The choice of Python 3 as the implementation language was made based on six converging technical and practical considerations. First, Python provides native, high-quality support for Unicode string processing, which is essential for a system handling Azerbaijani Latin script characters outside the standard ASCII range — ə, ğ, ı, ö, ü, ş, ç. Python 3's str type is Unicode by default, and its re module supports Unicode character classes natively, eliminating the encoding issues that frequently arise in languages with less mature Unicode support. Second, Python's re module provides a full-featured regular expression engine that is central to the text normalization and G2P conversion stages. The normalization cascade and context-</w:t>
+      </w:r>
+      <w:r>
+        <w:rPr>
+          <w:rFonts w:ascii="Times New Roman" w:eastAsia="MS Mincho" w:hAnsi="Times New Roman" w:cs="Times New Roman"/>
+          <w:kern w:val="0"/>
+          <w:sz w:val="28"/>
+          <w:szCs w:val="28"/>
+          <w14:ligatures w14:val="none"/>
+        </w:rPr>
+        <w:lastRenderedPageBreak/>
+        <w:t xml:space="preserve">sensitive G2P rules — including lookahead and lookbehind assertions for palatalization and nasal assimilation — are implemented entirely as compiled regular expression patterns. Third, Python's subprocess module enables seamless integration with </w:t>
+      </w:r>
+      <w:proofErr w:type="spellStart"/>
+      <w:r>
+        <w:rPr>
+          <w:rFonts w:ascii="Times New Roman" w:eastAsia="MS Mincho" w:hAnsi="Times New Roman" w:cs="Times New Roman"/>
+          <w:kern w:val="0"/>
+          <w:sz w:val="28"/>
+          <w:szCs w:val="28"/>
+          <w14:ligatures w14:val="none"/>
+        </w:rPr>
+        <w:t>espeak</w:t>
+      </w:r>
+      <w:proofErr w:type="spellEnd"/>
+      <w:r>
+        <w:rPr>
+          <w:rFonts w:ascii="Times New Roman" w:eastAsia="MS Mincho" w:hAnsi="Times New Roman" w:cs="Times New Roman"/>
+          <w:kern w:val="0"/>
+          <w:sz w:val="28"/>
+          <w:szCs w:val="28"/>
+          <w14:ligatures w14:val="none"/>
+        </w:rPr>
+        <w:t xml:space="preserve">-ng as an external acoustic synthesis engine. The synthesizer module invokes </w:t>
+      </w:r>
+      <w:proofErr w:type="spellStart"/>
+      <w:r>
+        <w:rPr>
+          <w:rFonts w:ascii="Times New Roman" w:eastAsia="MS Mincho" w:hAnsi="Times New Roman" w:cs="Times New Roman"/>
+          <w:kern w:val="0"/>
+          <w:sz w:val="28"/>
+          <w:szCs w:val="28"/>
+          <w14:ligatures w14:val="none"/>
+        </w:rPr>
+        <w:t>espeak</w:t>
+      </w:r>
+      <w:proofErr w:type="spellEnd"/>
+      <w:r>
+        <w:rPr>
+          <w:rFonts w:ascii="Times New Roman" w:eastAsia="MS Mincho" w:hAnsi="Times New Roman" w:cs="Times New Roman"/>
+          <w:kern w:val="0"/>
+          <w:sz w:val="28"/>
+          <w:szCs w:val="28"/>
+          <w14:ligatures w14:val="none"/>
+        </w:rPr>
+        <w:t xml:space="preserve">-ng as a child process, passing annotated text via stdin and receiving WAV audio bytes via </w:t>
+      </w:r>
+      <w:proofErr w:type="spellStart"/>
+      <w:r>
+        <w:rPr>
+          <w:rFonts w:ascii="Times New Roman" w:eastAsia="MS Mincho" w:hAnsi="Times New Roman" w:cs="Times New Roman"/>
+          <w:kern w:val="0"/>
+          <w:sz w:val="28"/>
+          <w:szCs w:val="28"/>
+          <w14:ligatures w14:val="none"/>
+        </w:rPr>
+        <w:t>stdout</w:t>
+      </w:r>
+      <w:proofErr w:type="spellEnd"/>
+      <w:r>
+        <w:rPr>
+          <w:rFonts w:ascii="Times New Roman" w:eastAsia="MS Mincho" w:hAnsi="Times New Roman" w:cs="Times New Roman"/>
+          <w:kern w:val="0"/>
+          <w:sz w:val="28"/>
+          <w:szCs w:val="28"/>
+          <w14:ligatures w14:val="none"/>
+        </w:rPr>
+        <w:t xml:space="preserve">, delegating acoustic generation to a mature engine with established Azerbaijani voice support (Aida-Zade &amp; </w:t>
+      </w:r>
+      <w:proofErr w:type="spellStart"/>
+      <w:r>
+        <w:rPr>
+          <w:rFonts w:ascii="Times New Roman" w:eastAsia="MS Mincho" w:hAnsi="Times New Roman" w:cs="Times New Roman"/>
+          <w:kern w:val="0"/>
+          <w:sz w:val="28"/>
+          <w:szCs w:val="28"/>
+          <w14:ligatures w14:val="none"/>
+        </w:rPr>
+        <w:t>Sharifova</w:t>
+      </w:r>
+      <w:proofErr w:type="spellEnd"/>
+      <w:r>
+        <w:rPr>
+          <w:rFonts w:ascii="Times New Roman" w:eastAsia="MS Mincho" w:hAnsi="Times New Roman" w:cs="Times New Roman"/>
+          <w:kern w:val="0"/>
+          <w:sz w:val="28"/>
+          <w:szCs w:val="28"/>
+          <w14:ligatures w14:val="none"/>
+        </w:rPr>
+        <w:t xml:space="preserve">, 2010). Fourth, Python's </w:t>
+      </w:r>
+      <w:proofErr w:type="spellStart"/>
+      <w:r>
+        <w:rPr>
+          <w:rFonts w:ascii="Times New Roman" w:eastAsia="MS Mincho" w:hAnsi="Times New Roman" w:cs="Times New Roman"/>
+          <w:kern w:val="0"/>
+          <w:sz w:val="28"/>
+          <w:szCs w:val="28"/>
+          <w14:ligatures w14:val="none"/>
+        </w:rPr>
+        <w:t>json</w:t>
+      </w:r>
+      <w:proofErr w:type="spellEnd"/>
+      <w:r>
+        <w:rPr>
+          <w:rFonts w:ascii="Times New Roman" w:eastAsia="MS Mincho" w:hAnsi="Times New Roman" w:cs="Times New Roman"/>
+          <w:kern w:val="0"/>
+          <w:sz w:val="28"/>
+          <w:szCs w:val="28"/>
+          <w14:ligatures w14:val="none"/>
+        </w:rPr>
+        <w:t xml:space="preserve"> module provides direct serialization and deserialization of the rule bases stored in the Rules/ directory, loaded at module initialization and accessed as native Python dictionaries throughout processing. Fifth, the Python standard library includes the </w:t>
+      </w:r>
+      <w:proofErr w:type="spellStart"/>
+      <w:r>
+        <w:rPr>
+          <w:rFonts w:ascii="Times New Roman" w:eastAsia="MS Mincho" w:hAnsi="Times New Roman" w:cs="Times New Roman"/>
+          <w:kern w:val="0"/>
+          <w:sz w:val="28"/>
+          <w:szCs w:val="28"/>
+          <w14:ligatures w14:val="none"/>
+        </w:rPr>
+        <w:t>dataclasses</w:t>
+      </w:r>
+      <w:proofErr w:type="spellEnd"/>
+      <w:r>
+        <w:rPr>
+          <w:rFonts w:ascii="Times New Roman" w:eastAsia="MS Mincho" w:hAnsi="Times New Roman" w:cs="Times New Roman"/>
+          <w:kern w:val="0"/>
+          <w:sz w:val="28"/>
+          <w:szCs w:val="28"/>
+          <w14:ligatures w14:val="none"/>
+        </w:rPr>
+        <w:t xml:space="preserve">, typing, logging, and </w:t>
+      </w:r>
+      <w:proofErr w:type="spellStart"/>
+      <w:r>
+        <w:rPr>
+          <w:rFonts w:ascii="Times New Roman" w:eastAsia="MS Mincho" w:hAnsi="Times New Roman" w:cs="Times New Roman"/>
+          <w:kern w:val="0"/>
+          <w:sz w:val="28"/>
+          <w:szCs w:val="28"/>
+          <w14:ligatures w14:val="none"/>
+        </w:rPr>
+        <w:t>pathlib</w:t>
+      </w:r>
+      <w:proofErr w:type="spellEnd"/>
+      <w:r>
+        <w:rPr>
+          <w:rFonts w:ascii="Times New Roman" w:eastAsia="MS Mincho" w:hAnsi="Times New Roman" w:cs="Times New Roman"/>
+          <w:kern w:val="0"/>
+          <w:sz w:val="28"/>
+          <w:szCs w:val="28"/>
+          <w14:ligatures w14:val="none"/>
+        </w:rPr>
+        <w:t xml:space="preserve"> modules used extensively throughout the pipeline for structured data types, type annotations, diagnostic logging, and cross-platform file path handling — all without requiring any external package installation. Sixth, Python's dominant position in the NLP and computational linguistics research community means that the codebase is immediately accessible to future researchers working on Azerbaijani speech technology, lowering the barrier to adoption and reuse.</w:t>
       </w:r>
     </w:p>
     <w:p>
@@ -26126,768 +26008,2003 @@
           <w:szCs w:val="28"/>
           <w14:ligatures w14:val="none"/>
         </w:rPr>
-        <w:t xml:space="preserve">For example, computerized adaptive learning system can be given with oversimplified example. Taking item bank with 5 questions into account, it is observable that these questions can be average difficulty of students in terms of below-average difficulty. Information below for five item tasks are given. Starting with </w:t>
-      </w:r>
-      <w:proofErr w:type="gramStart"/>
-      <w:r>
-        <w:rPr>
-          <w:rFonts w:ascii="Times New Roman" w:eastAsia="MS Mincho" w:hAnsi="Times New Roman" w:cs="Times New Roman"/>
-          <w:kern w:val="0"/>
-          <w:sz w:val="28"/>
-          <w:szCs w:val="28"/>
-          <w14:ligatures w14:val="none"/>
-        </w:rPr>
-        <w:t>alpha</w:t>
-      </w:r>
-      <w:proofErr w:type="gramEnd"/>
-      <w:r>
-        <w:rPr>
-          <w:rFonts w:ascii="Times New Roman" w:eastAsia="MS Mincho" w:hAnsi="Times New Roman" w:cs="Times New Roman"/>
-          <w:kern w:val="0"/>
-          <w:sz w:val="28"/>
-          <w:szCs w:val="28"/>
-          <w14:ligatures w14:val="none"/>
-        </w:rPr>
-        <w:t xml:space="preserve"> which is 0.0, we find the highest information at 0.0. As it is observable, it is item 4. After it, taking students answers into account, we run IRT which is an algorithm that identifies the score is -2. After this operation, the next step is to identify the next item which is shown on the graph. Item 2 has the highest at -0.6 however it is already used. Another item is very easy, thus, students </w:t>
-      </w:r>
-      <w:proofErr w:type="gramStart"/>
-      <w:r>
-        <w:rPr>
-          <w:rFonts w:ascii="Times New Roman" w:eastAsia="MS Mincho" w:hAnsi="Times New Roman" w:cs="Times New Roman"/>
-          <w:kern w:val="0"/>
-          <w:sz w:val="28"/>
-          <w:szCs w:val="28"/>
-          <w14:ligatures w14:val="none"/>
-        </w:rPr>
-        <w:t>gets</w:t>
-      </w:r>
-      <w:proofErr w:type="gramEnd"/>
-      <w:r>
-        <w:rPr>
-          <w:rFonts w:ascii="Times New Roman" w:eastAsia="MS Mincho" w:hAnsi="Times New Roman" w:cs="Times New Roman"/>
-          <w:kern w:val="0"/>
-          <w:sz w:val="28"/>
-          <w:szCs w:val="28"/>
-          <w14:ligatures w14:val="none"/>
-        </w:rPr>
-        <w:t xml:space="preserve"> correctly. Final situation in this graph is to evaluate the termination criteria. By supposing that </w:t>
-      </w:r>
-      <w:r>
-        <w:rPr>
-          <w:rFonts w:ascii="Times New Roman" w:eastAsia="MS Mincho" w:hAnsi="Times New Roman" w:cs="Times New Roman"/>
+        <w:t>The system is implemented using Python 3.11 and relies primarily on the Python standard library for its core processing modules. The deliberate minimization of external dependencies reduces installation complexity, eliminates version conflict risks, and ensures that the system remains functional in environments where package installation is restricted. Table 9 summarizes the standard library modules used across the pipeline and their specific roles.</w:t>
+      </w:r>
+    </w:p>
+    <w:p>
+      <w:pPr>
+        <w:spacing w:after="0" w:line="360" w:lineRule="auto"/>
+        <w:ind w:firstLine="567"/>
+        <w:jc w:val="center"/>
+        <w:rPr>
+          <w:rFonts w:ascii="Times New Roman" w:eastAsia="MS Mincho" w:hAnsi="Times New Roman" w:cs="Times New Roman"/>
+          <w:b/>
+          <w:bCs/>
+          <w:kern w:val="0"/>
+          <w:sz w:val="28"/>
+          <w:szCs w:val="28"/>
+          <w14:ligatures w14:val="none"/>
+        </w:rPr>
+      </w:pPr>
+      <w:bookmarkStart w:id="56" w:name="_Toc230645219"/>
+      <w:r>
+        <w:rPr>
+          <w:rFonts w:ascii="Times New Roman" w:eastAsia="MS Mincho" w:hAnsi="Times New Roman" w:cs="Times New Roman"/>
+          <w:b/>
+          <w:bCs/>
+          <w:kern w:val="0"/>
+          <w:sz w:val="28"/>
+          <w:szCs w:val="28"/>
+          <w14:ligatures w14:val="none"/>
+        </w:rPr>
+        <w:br w:type="page"/>
+      </w:r>
+      <w:bookmarkStart w:id="57" w:name="OLE_LINK221"/>
+      <w:bookmarkStart w:id="58" w:name="OLE_LINK222"/>
+      <w:r>
+        <w:rPr>
+          <w:rFonts w:ascii="Times New Roman" w:eastAsia="MS Mincho" w:hAnsi="Times New Roman" w:cs="Times New Roman"/>
+          <w:b/>
+          <w:bCs/>
           <w:kern w:val="0"/>
           <w:sz w:val="28"/>
           <w:szCs w:val="28"/>
           <w14:ligatures w14:val="none"/>
         </w:rPr>
         <w:lastRenderedPageBreak/>
-        <w:t>there are max of 2 items remaining for the next criterion, the test is submitted automatically and is done successfully.</w:t>
-      </w:r>
+        <w:t xml:space="preserve">Table </w:t>
+      </w:r>
+      <w:r>
+        <w:rPr>
+          <w:rFonts w:ascii="Times New Roman" w:eastAsia="MS Mincho" w:hAnsi="Times New Roman" w:cs="Times New Roman"/>
+          <w:b/>
+          <w:bCs/>
+          <w:kern w:val="0"/>
+          <w:sz w:val="28"/>
+          <w:szCs w:val="28"/>
+          <w14:ligatures w14:val="none"/>
+        </w:rPr>
+        <w:t>9</w:t>
+      </w:r>
+      <w:r>
+        <w:rPr>
+          <w:rFonts w:ascii="Times New Roman" w:eastAsia="MS Mincho" w:hAnsi="Times New Roman" w:cs="Times New Roman"/>
+          <w:b/>
+          <w:bCs/>
+          <w:kern w:val="0"/>
+          <w:sz w:val="28"/>
+          <w:szCs w:val="28"/>
+          <w14:ligatures w14:val="none"/>
+        </w:rPr>
+        <w:t xml:space="preserve">: </w:t>
+      </w:r>
+      <w:r>
+        <w:rPr>
+          <w:rFonts w:ascii="Times New Roman" w:eastAsia="MS Mincho" w:hAnsi="Times New Roman" w:cs="Times New Roman"/>
+          <w:b/>
+          <w:bCs/>
+          <w:kern w:val="0"/>
+          <w:sz w:val="28"/>
+          <w:szCs w:val="28"/>
+          <w14:ligatures w14:val="none"/>
+        </w:rPr>
+        <w:t>Python standard library modules and their roles in the TTS system</w:t>
+      </w:r>
+      <w:bookmarkEnd w:id="57"/>
+    </w:p>
+    <w:tbl>
+      <w:tblPr>
+        <w:tblStyle w:val="TableGrid"/>
+        <w:tblW w:w="0" w:type="auto"/>
+        <w:tblLook w:val="04A0" w:firstRow="1" w:lastRow="0" w:firstColumn="1" w:lastColumn="0" w:noHBand="0" w:noVBand="1"/>
+      </w:tblPr>
+      <w:tblGrid>
+        <w:gridCol w:w="1460"/>
+        <w:gridCol w:w="5056"/>
+        <w:gridCol w:w="2828"/>
+      </w:tblGrid>
+      <w:tr>
+        <w:tc>
+          <w:tcPr>
+            <w:tcW w:w="1460" w:type="dxa"/>
+            <w:shd w:val="clear" w:color="auto" w:fill="BFBFBF" w:themeFill="background1" w:themeFillShade="BF"/>
+          </w:tcPr>
+          <w:p>
+            <w:pPr>
+              <w:spacing w:line="360" w:lineRule="auto"/>
+              <w:jc w:val="center"/>
+              <w:rPr>
+                <w:rFonts w:ascii="Times New Roman" w:hAnsi="Times New Roman" w:cs="Times New Roman"/>
+                <w:b/>
+                <w:sz w:val="28"/>
+                <w:szCs w:val="28"/>
+              </w:rPr>
+            </w:pPr>
+            <w:r>
+              <w:rPr>
+                <w:rFonts w:ascii="Times New Roman" w:hAnsi="Times New Roman" w:cs="Times New Roman"/>
+                <w:b/>
+                <w:color w:val="000000" w:themeColor="text1"/>
+                <w:sz w:val="28"/>
+                <w:szCs w:val="28"/>
+              </w:rPr>
+              <w:t>Module</w:t>
+            </w:r>
+          </w:p>
+        </w:tc>
+        <w:tc>
+          <w:tcPr>
+            <w:tcW w:w="5056" w:type="dxa"/>
+            <w:shd w:val="clear" w:color="auto" w:fill="BFBFBF" w:themeFill="background1" w:themeFillShade="BF"/>
+          </w:tcPr>
+          <w:p>
+            <w:pPr>
+              <w:spacing w:line="360" w:lineRule="auto"/>
+              <w:jc w:val="center"/>
+              <w:rPr>
+                <w:rFonts w:ascii="Times New Roman" w:hAnsi="Times New Roman" w:cs="Times New Roman"/>
+                <w:b/>
+                <w:sz w:val="28"/>
+                <w:szCs w:val="28"/>
+              </w:rPr>
+            </w:pPr>
+            <w:r>
+              <w:rPr>
+                <w:rFonts w:ascii="Times New Roman" w:hAnsi="Times New Roman" w:cs="Times New Roman"/>
+                <w:b/>
+                <w:color w:val="000000" w:themeColor="text1"/>
+                <w:sz w:val="28"/>
+                <w:szCs w:val="28"/>
+              </w:rPr>
+              <w:t>Role in System</w:t>
+            </w:r>
+          </w:p>
+        </w:tc>
+        <w:tc>
+          <w:tcPr>
+            <w:tcW w:w="2828" w:type="dxa"/>
+            <w:shd w:val="clear" w:color="auto" w:fill="BFBFBF" w:themeFill="background1" w:themeFillShade="BF"/>
+          </w:tcPr>
+          <w:p>
+            <w:pPr>
+              <w:spacing w:line="360" w:lineRule="auto"/>
+              <w:jc w:val="center"/>
+              <w:rPr>
+                <w:rFonts w:ascii="Times New Roman" w:hAnsi="Times New Roman" w:cs="Times New Roman"/>
+                <w:b/>
+                <w:sz w:val="28"/>
+                <w:szCs w:val="28"/>
+              </w:rPr>
+            </w:pPr>
+            <w:r>
+              <w:rPr>
+                <w:rFonts w:ascii="Times New Roman" w:hAnsi="Times New Roman" w:cs="Times New Roman"/>
+                <w:b/>
+                <w:color w:val="000000" w:themeColor="text1"/>
+                <w:sz w:val="28"/>
+                <w:szCs w:val="28"/>
+              </w:rPr>
+              <w:t>Used In</w:t>
+            </w:r>
+          </w:p>
+        </w:tc>
+      </w:tr>
+      <w:tr>
+        <w:tc>
+          <w:tcPr>
+            <w:tcW w:w="1460" w:type="dxa"/>
+          </w:tcPr>
+          <w:p>
+            <w:pPr>
+              <w:spacing w:line="360" w:lineRule="auto"/>
+              <w:jc w:val="center"/>
+              <w:rPr>
+                <w:rFonts w:ascii="Times New Roman" w:hAnsi="Times New Roman" w:cs="Times New Roman"/>
+                <w:sz w:val="28"/>
+                <w:szCs w:val="28"/>
+              </w:rPr>
+            </w:pPr>
+            <w:r>
+              <w:rPr>
+                <w:rFonts w:ascii="Times New Roman" w:hAnsi="Times New Roman" w:cs="Times New Roman"/>
+                <w:bCs/>
+                <w:color w:val="000000" w:themeColor="text1"/>
+                <w:sz w:val="28"/>
+                <w:szCs w:val="28"/>
+              </w:rPr>
+              <w:t>re</w:t>
+            </w:r>
+          </w:p>
+        </w:tc>
+        <w:tc>
+          <w:tcPr>
+            <w:tcW w:w="5056" w:type="dxa"/>
+          </w:tcPr>
+          <w:p>
+            <w:pPr>
+              <w:spacing w:line="360" w:lineRule="auto"/>
+              <w:jc w:val="center"/>
+              <w:rPr>
+                <w:rFonts w:ascii="Times New Roman" w:hAnsi="Times New Roman" w:cs="Times New Roman"/>
+                <w:sz w:val="28"/>
+                <w:szCs w:val="28"/>
+              </w:rPr>
+            </w:pPr>
+            <w:r>
+              <w:rPr>
+                <w:rFonts w:ascii="Times New Roman" w:hAnsi="Times New Roman" w:cs="Times New Roman"/>
+                <w:bCs/>
+                <w:color w:val="000000" w:themeColor="text1"/>
+                <w:sz w:val="28"/>
+                <w:szCs w:val="28"/>
+              </w:rPr>
+              <w:t>Regex-based normalization and G2P rules</w:t>
+            </w:r>
+          </w:p>
+        </w:tc>
+        <w:tc>
+          <w:tcPr>
+            <w:tcW w:w="2828" w:type="dxa"/>
+          </w:tcPr>
+          <w:p>
+            <w:pPr>
+              <w:spacing w:line="360" w:lineRule="auto"/>
+              <w:jc w:val="center"/>
+              <w:rPr>
+                <w:rFonts w:ascii="Times New Roman" w:hAnsi="Times New Roman" w:cs="Times New Roman"/>
+                <w:sz w:val="28"/>
+                <w:szCs w:val="28"/>
+              </w:rPr>
+            </w:pPr>
+            <w:proofErr w:type="spellStart"/>
+            <w:r>
+              <w:rPr>
+                <w:rFonts w:ascii="Times New Roman" w:hAnsi="Times New Roman" w:cs="Times New Roman"/>
+                <w:bCs/>
+                <w:color w:val="000000" w:themeColor="text1"/>
+                <w:sz w:val="28"/>
+                <w:szCs w:val="28"/>
+              </w:rPr>
+              <w:t>text_normalizer</w:t>
+            </w:r>
+            <w:proofErr w:type="spellEnd"/>
+            <w:r>
+              <w:rPr>
+                <w:rFonts w:ascii="Times New Roman" w:hAnsi="Times New Roman" w:cs="Times New Roman"/>
+                <w:bCs/>
+                <w:color w:val="000000" w:themeColor="text1"/>
+                <w:sz w:val="28"/>
+                <w:szCs w:val="28"/>
+              </w:rPr>
+              <w:t>, g2p</w:t>
+            </w:r>
+          </w:p>
+        </w:tc>
+      </w:tr>
+      <w:tr>
+        <w:tc>
+          <w:tcPr>
+            <w:tcW w:w="1460" w:type="dxa"/>
+          </w:tcPr>
+          <w:p>
+            <w:pPr>
+              <w:spacing w:line="360" w:lineRule="auto"/>
+              <w:jc w:val="center"/>
+              <w:rPr>
+                <w:rFonts w:ascii="Times New Roman" w:hAnsi="Times New Roman" w:cs="Times New Roman"/>
+                <w:sz w:val="28"/>
+                <w:szCs w:val="28"/>
+              </w:rPr>
+            </w:pPr>
+            <w:proofErr w:type="spellStart"/>
+            <w:r>
+              <w:rPr>
+                <w:rFonts w:ascii="Times New Roman" w:hAnsi="Times New Roman" w:cs="Times New Roman"/>
+                <w:bCs/>
+                <w:color w:val="000000" w:themeColor="text1"/>
+                <w:sz w:val="28"/>
+                <w:szCs w:val="28"/>
+              </w:rPr>
+              <w:t>json</w:t>
+            </w:r>
+            <w:proofErr w:type="spellEnd"/>
+          </w:p>
+        </w:tc>
+        <w:tc>
+          <w:tcPr>
+            <w:tcW w:w="5056" w:type="dxa"/>
+          </w:tcPr>
+          <w:p>
+            <w:pPr>
+              <w:spacing w:line="360" w:lineRule="auto"/>
+              <w:jc w:val="center"/>
+              <w:rPr>
+                <w:rFonts w:ascii="Times New Roman" w:hAnsi="Times New Roman" w:cs="Times New Roman"/>
+                <w:sz w:val="28"/>
+                <w:szCs w:val="28"/>
+              </w:rPr>
+            </w:pPr>
+            <w:r>
+              <w:rPr>
+                <w:rFonts w:ascii="Times New Roman" w:hAnsi="Times New Roman" w:cs="Times New Roman"/>
+                <w:bCs/>
+                <w:color w:val="000000" w:themeColor="text1"/>
+                <w:sz w:val="28"/>
+                <w:szCs w:val="28"/>
+              </w:rPr>
+              <w:t>Loading rule bases from JSON files</w:t>
+            </w:r>
+          </w:p>
+        </w:tc>
+        <w:tc>
+          <w:tcPr>
+            <w:tcW w:w="2828" w:type="dxa"/>
+          </w:tcPr>
+          <w:p>
+            <w:pPr>
+              <w:spacing w:line="360" w:lineRule="auto"/>
+              <w:jc w:val="center"/>
+              <w:rPr>
+                <w:rFonts w:ascii="Times New Roman" w:hAnsi="Times New Roman" w:cs="Times New Roman"/>
+                <w:sz w:val="28"/>
+                <w:szCs w:val="28"/>
+              </w:rPr>
+            </w:pPr>
+            <w:r>
+              <w:rPr>
+                <w:rFonts w:ascii="Times New Roman" w:hAnsi="Times New Roman" w:cs="Times New Roman"/>
+                <w:bCs/>
+                <w:color w:val="000000" w:themeColor="text1"/>
+                <w:sz w:val="28"/>
+                <w:szCs w:val="28"/>
+              </w:rPr>
+              <w:t>All modules</w:t>
+            </w:r>
+          </w:p>
+        </w:tc>
+      </w:tr>
+      <w:tr>
+        <w:tc>
+          <w:tcPr>
+            <w:tcW w:w="1460" w:type="dxa"/>
+          </w:tcPr>
+          <w:p>
+            <w:pPr>
+              <w:spacing w:line="360" w:lineRule="auto"/>
+              <w:jc w:val="center"/>
+              <w:rPr>
+                <w:rFonts w:ascii="Times New Roman" w:hAnsi="Times New Roman" w:cs="Times New Roman"/>
+                <w:sz w:val="28"/>
+                <w:szCs w:val="28"/>
+              </w:rPr>
+            </w:pPr>
+            <w:r>
+              <w:rPr>
+                <w:rFonts w:ascii="Times New Roman" w:hAnsi="Times New Roman" w:cs="Times New Roman"/>
+                <w:bCs/>
+                <w:color w:val="000000" w:themeColor="text1"/>
+                <w:sz w:val="28"/>
+                <w:szCs w:val="28"/>
+              </w:rPr>
+              <w:t>subprocess</w:t>
+            </w:r>
+          </w:p>
+        </w:tc>
+        <w:tc>
+          <w:tcPr>
+            <w:tcW w:w="5056" w:type="dxa"/>
+          </w:tcPr>
+          <w:p>
+            <w:pPr>
+              <w:spacing w:line="360" w:lineRule="auto"/>
+              <w:jc w:val="center"/>
+              <w:rPr>
+                <w:rFonts w:ascii="Times New Roman" w:hAnsi="Times New Roman" w:cs="Times New Roman"/>
+                <w:sz w:val="28"/>
+                <w:szCs w:val="28"/>
+              </w:rPr>
+            </w:pPr>
+            <w:proofErr w:type="spellStart"/>
+            <w:r>
+              <w:rPr>
+                <w:rFonts w:ascii="Times New Roman" w:hAnsi="Times New Roman" w:cs="Times New Roman"/>
+                <w:bCs/>
+                <w:color w:val="000000" w:themeColor="text1"/>
+                <w:sz w:val="28"/>
+                <w:szCs w:val="28"/>
+              </w:rPr>
+              <w:t>espeak</w:t>
+            </w:r>
+            <w:proofErr w:type="spellEnd"/>
+            <w:r>
+              <w:rPr>
+                <w:rFonts w:ascii="Times New Roman" w:hAnsi="Times New Roman" w:cs="Times New Roman"/>
+                <w:bCs/>
+                <w:color w:val="000000" w:themeColor="text1"/>
+                <w:sz w:val="28"/>
+                <w:szCs w:val="28"/>
+              </w:rPr>
+              <w:t>-ng invocation for audio synthesis</w:t>
+            </w:r>
+          </w:p>
+        </w:tc>
+        <w:tc>
+          <w:tcPr>
+            <w:tcW w:w="2828" w:type="dxa"/>
+          </w:tcPr>
+          <w:p>
+            <w:pPr>
+              <w:spacing w:line="360" w:lineRule="auto"/>
+              <w:jc w:val="center"/>
+              <w:rPr>
+                <w:rFonts w:ascii="Times New Roman" w:hAnsi="Times New Roman" w:cs="Times New Roman"/>
+                <w:sz w:val="28"/>
+                <w:szCs w:val="28"/>
+              </w:rPr>
+            </w:pPr>
+            <w:r>
+              <w:rPr>
+                <w:rFonts w:ascii="Times New Roman" w:hAnsi="Times New Roman" w:cs="Times New Roman"/>
+                <w:bCs/>
+                <w:color w:val="000000" w:themeColor="text1"/>
+                <w:sz w:val="28"/>
+                <w:szCs w:val="28"/>
+              </w:rPr>
+              <w:t>synthesizer.py</w:t>
+            </w:r>
+          </w:p>
+        </w:tc>
+      </w:tr>
+      <w:tr>
+        <w:tc>
+          <w:tcPr>
+            <w:tcW w:w="1460" w:type="dxa"/>
+          </w:tcPr>
+          <w:p>
+            <w:pPr>
+              <w:spacing w:line="360" w:lineRule="auto"/>
+              <w:jc w:val="center"/>
+              <w:rPr>
+                <w:rFonts w:ascii="Times New Roman" w:hAnsi="Times New Roman" w:cs="Times New Roman"/>
+                <w:sz w:val="28"/>
+                <w:szCs w:val="28"/>
+              </w:rPr>
+            </w:pPr>
+            <w:proofErr w:type="spellStart"/>
+            <w:r>
+              <w:rPr>
+                <w:rFonts w:ascii="Times New Roman" w:hAnsi="Times New Roman" w:cs="Times New Roman"/>
+                <w:bCs/>
+                <w:color w:val="000000" w:themeColor="text1"/>
+                <w:sz w:val="28"/>
+                <w:szCs w:val="28"/>
+              </w:rPr>
+              <w:t>pathlib</w:t>
+            </w:r>
+            <w:proofErr w:type="spellEnd"/>
+          </w:p>
+        </w:tc>
+        <w:tc>
+          <w:tcPr>
+            <w:tcW w:w="5056" w:type="dxa"/>
+          </w:tcPr>
+          <w:p>
+            <w:pPr>
+              <w:spacing w:line="360" w:lineRule="auto"/>
+              <w:jc w:val="center"/>
+              <w:rPr>
+                <w:rFonts w:ascii="Times New Roman" w:hAnsi="Times New Roman" w:cs="Times New Roman"/>
+                <w:sz w:val="28"/>
+                <w:szCs w:val="28"/>
+              </w:rPr>
+            </w:pPr>
+            <w:r>
+              <w:rPr>
+                <w:rFonts w:ascii="Times New Roman" w:hAnsi="Times New Roman" w:cs="Times New Roman"/>
+                <w:bCs/>
+                <w:color w:val="000000" w:themeColor="text1"/>
+                <w:sz w:val="28"/>
+                <w:szCs w:val="28"/>
+              </w:rPr>
+              <w:t>Cross-platform file path handling</w:t>
+            </w:r>
+          </w:p>
+        </w:tc>
+        <w:tc>
+          <w:tcPr>
+            <w:tcW w:w="2828" w:type="dxa"/>
+          </w:tcPr>
+          <w:p>
+            <w:pPr>
+              <w:spacing w:line="360" w:lineRule="auto"/>
+              <w:jc w:val="center"/>
+              <w:rPr>
+                <w:rFonts w:ascii="Times New Roman" w:hAnsi="Times New Roman" w:cs="Times New Roman"/>
+                <w:sz w:val="28"/>
+                <w:szCs w:val="28"/>
+              </w:rPr>
+            </w:pPr>
+            <w:r>
+              <w:rPr>
+                <w:rFonts w:ascii="Times New Roman" w:hAnsi="Times New Roman" w:cs="Times New Roman"/>
+                <w:bCs/>
+                <w:color w:val="000000" w:themeColor="text1"/>
+                <w:sz w:val="28"/>
+                <w:szCs w:val="28"/>
+              </w:rPr>
+              <w:t>All modules</w:t>
+            </w:r>
+          </w:p>
+        </w:tc>
+      </w:tr>
+      <w:tr>
+        <w:tc>
+          <w:tcPr>
+            <w:tcW w:w="1460" w:type="dxa"/>
+          </w:tcPr>
+          <w:p>
+            <w:pPr>
+              <w:spacing w:line="360" w:lineRule="auto"/>
+              <w:jc w:val="center"/>
+              <w:rPr>
+                <w:rFonts w:ascii="Times New Roman" w:hAnsi="Times New Roman" w:cs="Times New Roman"/>
+                <w:sz w:val="28"/>
+                <w:szCs w:val="28"/>
+              </w:rPr>
+            </w:pPr>
+            <w:proofErr w:type="spellStart"/>
+            <w:r>
+              <w:rPr>
+                <w:rFonts w:ascii="Times New Roman" w:hAnsi="Times New Roman" w:cs="Times New Roman"/>
+                <w:bCs/>
+                <w:color w:val="000000" w:themeColor="text1"/>
+                <w:sz w:val="28"/>
+                <w:szCs w:val="28"/>
+              </w:rPr>
+              <w:t>dataclasses</w:t>
+            </w:r>
+            <w:proofErr w:type="spellEnd"/>
+          </w:p>
+        </w:tc>
+        <w:tc>
+          <w:tcPr>
+            <w:tcW w:w="5056" w:type="dxa"/>
+          </w:tcPr>
+          <w:p>
+            <w:pPr>
+              <w:spacing w:line="360" w:lineRule="auto"/>
+              <w:jc w:val="center"/>
+              <w:rPr>
+                <w:rFonts w:ascii="Times New Roman" w:hAnsi="Times New Roman" w:cs="Times New Roman"/>
+                <w:sz w:val="28"/>
+                <w:szCs w:val="28"/>
+              </w:rPr>
+            </w:pPr>
+            <w:r>
+              <w:rPr>
+                <w:rFonts w:ascii="Times New Roman" w:hAnsi="Times New Roman" w:cs="Times New Roman"/>
+                <w:bCs/>
+                <w:color w:val="000000" w:themeColor="text1"/>
+                <w:sz w:val="28"/>
+                <w:szCs w:val="28"/>
+              </w:rPr>
+              <w:t>Structured data types (Word, Phoneme)</w:t>
+            </w:r>
+          </w:p>
+        </w:tc>
+        <w:tc>
+          <w:tcPr>
+            <w:tcW w:w="2828" w:type="dxa"/>
+          </w:tcPr>
+          <w:p>
+            <w:pPr>
+              <w:spacing w:line="360" w:lineRule="auto"/>
+              <w:jc w:val="center"/>
+              <w:rPr>
+                <w:rFonts w:ascii="Times New Roman" w:hAnsi="Times New Roman" w:cs="Times New Roman"/>
+                <w:sz w:val="28"/>
+                <w:szCs w:val="28"/>
+              </w:rPr>
+            </w:pPr>
+            <w:r>
+              <w:rPr>
+                <w:rFonts w:ascii="Times New Roman" w:hAnsi="Times New Roman" w:cs="Times New Roman"/>
+                <w:bCs/>
+                <w:color w:val="000000" w:themeColor="text1"/>
+                <w:sz w:val="28"/>
+                <w:szCs w:val="28"/>
+              </w:rPr>
+              <w:t>g2p, stress, prosody</w:t>
+            </w:r>
+          </w:p>
+        </w:tc>
+      </w:tr>
+      <w:tr>
+        <w:tc>
+          <w:tcPr>
+            <w:tcW w:w="1460" w:type="dxa"/>
+          </w:tcPr>
+          <w:p>
+            <w:pPr>
+              <w:spacing w:line="360" w:lineRule="auto"/>
+              <w:jc w:val="center"/>
+              <w:rPr>
+                <w:rFonts w:ascii="Times New Roman" w:hAnsi="Times New Roman" w:cs="Times New Roman"/>
+                <w:bCs/>
+                <w:sz w:val="28"/>
+                <w:szCs w:val="28"/>
+              </w:rPr>
+            </w:pPr>
+            <w:r>
+              <w:rPr>
+                <w:rFonts w:ascii="Times New Roman" w:hAnsi="Times New Roman" w:cs="Times New Roman"/>
+                <w:bCs/>
+                <w:color w:val="000000" w:themeColor="text1"/>
+                <w:sz w:val="28"/>
+                <w:szCs w:val="28"/>
+              </w:rPr>
+              <w:t>typing</w:t>
+            </w:r>
+          </w:p>
+        </w:tc>
+        <w:tc>
+          <w:tcPr>
+            <w:tcW w:w="5056" w:type="dxa"/>
+          </w:tcPr>
+          <w:p>
+            <w:pPr>
+              <w:spacing w:line="360" w:lineRule="auto"/>
+              <w:jc w:val="center"/>
+              <w:rPr>
+                <w:rFonts w:ascii="Times New Roman" w:hAnsi="Times New Roman" w:cs="Times New Roman"/>
+                <w:sz w:val="28"/>
+                <w:szCs w:val="28"/>
+              </w:rPr>
+            </w:pPr>
+            <w:r>
+              <w:rPr>
+                <w:rFonts w:ascii="Times New Roman" w:hAnsi="Times New Roman" w:cs="Times New Roman"/>
+                <w:bCs/>
+                <w:color w:val="000000" w:themeColor="text1"/>
+                <w:sz w:val="28"/>
+                <w:szCs w:val="28"/>
+              </w:rPr>
+              <w:t>Type annotations for all interfaces</w:t>
+            </w:r>
+          </w:p>
+        </w:tc>
+        <w:tc>
+          <w:tcPr>
+            <w:tcW w:w="2828" w:type="dxa"/>
+          </w:tcPr>
+          <w:p>
+            <w:pPr>
+              <w:spacing w:line="360" w:lineRule="auto"/>
+              <w:jc w:val="center"/>
+              <w:rPr>
+                <w:rFonts w:ascii="Times New Roman" w:hAnsi="Times New Roman" w:cs="Times New Roman"/>
+                <w:sz w:val="28"/>
+                <w:szCs w:val="28"/>
+              </w:rPr>
+            </w:pPr>
+            <w:r>
+              <w:rPr>
+                <w:rFonts w:ascii="Times New Roman" w:hAnsi="Times New Roman" w:cs="Times New Roman"/>
+                <w:bCs/>
+                <w:color w:val="000000" w:themeColor="text1"/>
+                <w:sz w:val="28"/>
+                <w:szCs w:val="28"/>
+              </w:rPr>
+              <w:t>All modules</w:t>
+            </w:r>
+          </w:p>
+        </w:tc>
+      </w:tr>
+      <w:tr>
+        <w:tc>
+          <w:tcPr>
+            <w:tcW w:w="1460" w:type="dxa"/>
+          </w:tcPr>
+          <w:p>
+            <w:pPr>
+              <w:spacing w:line="360" w:lineRule="auto"/>
+              <w:jc w:val="center"/>
+              <w:rPr>
+                <w:rFonts w:ascii="Times New Roman" w:hAnsi="Times New Roman" w:cs="Times New Roman"/>
+                <w:bCs/>
+                <w:sz w:val="28"/>
+                <w:szCs w:val="28"/>
+              </w:rPr>
+            </w:pPr>
+            <w:r>
+              <w:rPr>
+                <w:rFonts w:ascii="Times New Roman" w:hAnsi="Times New Roman" w:cs="Times New Roman"/>
+                <w:bCs/>
+                <w:color w:val="000000" w:themeColor="text1"/>
+                <w:sz w:val="28"/>
+                <w:szCs w:val="28"/>
+              </w:rPr>
+              <w:t>logging</w:t>
+            </w:r>
+          </w:p>
+        </w:tc>
+        <w:tc>
+          <w:tcPr>
+            <w:tcW w:w="5056" w:type="dxa"/>
+          </w:tcPr>
+          <w:p>
+            <w:pPr>
+              <w:spacing w:line="360" w:lineRule="auto"/>
+              <w:jc w:val="center"/>
+              <w:rPr>
+                <w:rFonts w:ascii="Times New Roman" w:hAnsi="Times New Roman" w:cs="Times New Roman"/>
+                <w:sz w:val="28"/>
+                <w:szCs w:val="28"/>
+              </w:rPr>
+            </w:pPr>
+            <w:r>
+              <w:rPr>
+                <w:rFonts w:ascii="Times New Roman" w:hAnsi="Times New Roman" w:cs="Times New Roman"/>
+                <w:bCs/>
+                <w:color w:val="000000" w:themeColor="text1"/>
+                <w:sz w:val="28"/>
+                <w:szCs w:val="28"/>
+              </w:rPr>
+              <w:t>Per-module diagnostic logging</w:t>
+            </w:r>
+          </w:p>
+        </w:tc>
+        <w:tc>
+          <w:tcPr>
+            <w:tcW w:w="2828" w:type="dxa"/>
+          </w:tcPr>
+          <w:p>
+            <w:pPr>
+              <w:spacing w:line="360" w:lineRule="auto"/>
+              <w:jc w:val="center"/>
+              <w:rPr>
+                <w:rFonts w:ascii="Times New Roman" w:hAnsi="Times New Roman" w:cs="Times New Roman"/>
+                <w:sz w:val="28"/>
+                <w:szCs w:val="28"/>
+              </w:rPr>
+            </w:pPr>
+            <w:r>
+              <w:rPr>
+                <w:rFonts w:ascii="Times New Roman" w:hAnsi="Times New Roman" w:cs="Times New Roman"/>
+                <w:bCs/>
+                <w:color w:val="000000" w:themeColor="text1"/>
+                <w:sz w:val="28"/>
+                <w:szCs w:val="28"/>
+              </w:rPr>
+              <w:t>All modules</w:t>
+            </w:r>
+          </w:p>
+        </w:tc>
+      </w:tr>
+      <w:tr>
+        <w:tc>
+          <w:tcPr>
+            <w:tcW w:w="1460" w:type="dxa"/>
+          </w:tcPr>
+          <w:p>
+            <w:pPr>
+              <w:spacing w:line="360" w:lineRule="auto"/>
+              <w:jc w:val="center"/>
+              <w:rPr>
+                <w:rFonts w:ascii="Times New Roman" w:hAnsi="Times New Roman" w:cs="Times New Roman"/>
+                <w:bCs/>
+                <w:color w:val="000000" w:themeColor="text1"/>
+                <w:sz w:val="28"/>
+                <w:szCs w:val="28"/>
+              </w:rPr>
+            </w:pPr>
+            <w:proofErr w:type="spellStart"/>
+            <w:r>
+              <w:rPr>
+                <w:rFonts w:ascii="Times New Roman" w:hAnsi="Times New Roman" w:cs="Times New Roman"/>
+                <w:bCs/>
+                <w:color w:val="000000" w:themeColor="text1"/>
+                <w:sz w:val="28"/>
+                <w:szCs w:val="28"/>
+              </w:rPr>
+              <w:t>argparse</w:t>
+            </w:r>
+            <w:proofErr w:type="spellEnd"/>
+          </w:p>
+        </w:tc>
+        <w:tc>
+          <w:tcPr>
+            <w:tcW w:w="5056" w:type="dxa"/>
+          </w:tcPr>
+          <w:p>
+            <w:pPr>
+              <w:spacing w:line="360" w:lineRule="auto"/>
+              <w:jc w:val="center"/>
+              <w:rPr>
+                <w:rFonts w:ascii="Times New Roman" w:hAnsi="Times New Roman" w:cs="Times New Roman"/>
+                <w:bCs/>
+                <w:color w:val="000000" w:themeColor="text1"/>
+                <w:sz w:val="28"/>
+                <w:szCs w:val="28"/>
+              </w:rPr>
+            </w:pPr>
+            <w:r>
+              <w:rPr>
+                <w:rFonts w:ascii="Times New Roman" w:hAnsi="Times New Roman" w:cs="Times New Roman"/>
+                <w:bCs/>
+                <w:color w:val="000000" w:themeColor="text1"/>
+                <w:sz w:val="28"/>
+                <w:szCs w:val="28"/>
+              </w:rPr>
+              <w:t>Command-line interface construction</w:t>
+            </w:r>
+          </w:p>
+        </w:tc>
+        <w:tc>
+          <w:tcPr>
+            <w:tcW w:w="2828" w:type="dxa"/>
+          </w:tcPr>
+          <w:p>
+            <w:pPr>
+              <w:spacing w:line="360" w:lineRule="auto"/>
+              <w:jc w:val="center"/>
+              <w:rPr>
+                <w:rFonts w:ascii="Times New Roman" w:hAnsi="Times New Roman" w:cs="Times New Roman"/>
+                <w:bCs/>
+                <w:color w:val="000000" w:themeColor="text1"/>
+                <w:sz w:val="28"/>
+                <w:szCs w:val="28"/>
+              </w:rPr>
+            </w:pPr>
+            <w:r>
+              <w:rPr>
+                <w:rFonts w:ascii="Times New Roman" w:hAnsi="Times New Roman" w:cs="Times New Roman"/>
+                <w:bCs/>
+                <w:color w:val="000000" w:themeColor="text1"/>
+                <w:sz w:val="28"/>
+                <w:szCs w:val="28"/>
+              </w:rPr>
+              <w:t>main.py</w:t>
+            </w:r>
+          </w:p>
+        </w:tc>
+      </w:tr>
+      <w:tr>
+        <w:tc>
+          <w:tcPr>
+            <w:tcW w:w="1460" w:type="dxa"/>
+          </w:tcPr>
+          <w:p>
+            <w:pPr>
+              <w:spacing w:line="360" w:lineRule="auto"/>
+              <w:jc w:val="center"/>
+              <w:rPr>
+                <w:rFonts w:ascii="Times New Roman" w:hAnsi="Times New Roman" w:cs="Times New Roman"/>
+                <w:bCs/>
+                <w:color w:val="000000" w:themeColor="text1"/>
+                <w:sz w:val="28"/>
+                <w:szCs w:val="28"/>
+              </w:rPr>
+            </w:pPr>
+            <w:r>
+              <w:rPr>
+                <w:rFonts w:ascii="Times New Roman" w:hAnsi="Times New Roman" w:cs="Times New Roman"/>
+                <w:bCs/>
+                <w:color w:val="000000" w:themeColor="text1"/>
+                <w:sz w:val="28"/>
+                <w:szCs w:val="28"/>
+              </w:rPr>
+              <w:t>sys</w:t>
+            </w:r>
+          </w:p>
+        </w:tc>
+        <w:tc>
+          <w:tcPr>
+            <w:tcW w:w="5056" w:type="dxa"/>
+          </w:tcPr>
+          <w:p>
+            <w:pPr>
+              <w:spacing w:line="360" w:lineRule="auto"/>
+              <w:jc w:val="center"/>
+              <w:rPr>
+                <w:rFonts w:ascii="Times New Roman" w:hAnsi="Times New Roman" w:cs="Times New Roman"/>
+                <w:bCs/>
+                <w:color w:val="000000" w:themeColor="text1"/>
+                <w:sz w:val="28"/>
+                <w:szCs w:val="28"/>
+              </w:rPr>
+            </w:pPr>
+            <w:r>
+              <w:rPr>
+                <w:rFonts w:ascii="Times New Roman" w:hAnsi="Times New Roman" w:cs="Times New Roman"/>
+                <w:bCs/>
+                <w:color w:val="000000" w:themeColor="text1"/>
+                <w:sz w:val="28"/>
+                <w:szCs w:val="28"/>
+              </w:rPr>
+              <w:t>Exit codes and path manipulation</w:t>
+            </w:r>
+          </w:p>
+        </w:tc>
+        <w:tc>
+          <w:tcPr>
+            <w:tcW w:w="2828" w:type="dxa"/>
+          </w:tcPr>
+          <w:p>
+            <w:pPr>
+              <w:spacing w:line="360" w:lineRule="auto"/>
+              <w:jc w:val="center"/>
+              <w:rPr>
+                <w:rFonts w:ascii="Times New Roman" w:hAnsi="Times New Roman" w:cs="Times New Roman"/>
+                <w:bCs/>
+                <w:color w:val="000000" w:themeColor="text1"/>
+                <w:sz w:val="28"/>
+                <w:szCs w:val="28"/>
+              </w:rPr>
+            </w:pPr>
+            <w:r>
+              <w:rPr>
+                <w:rFonts w:ascii="Times New Roman" w:hAnsi="Times New Roman" w:cs="Times New Roman"/>
+                <w:bCs/>
+                <w:color w:val="000000" w:themeColor="text1"/>
+                <w:sz w:val="28"/>
+                <w:szCs w:val="28"/>
+              </w:rPr>
+              <w:t>main.py, conftest.py</w:t>
+            </w:r>
+          </w:p>
+        </w:tc>
+      </w:tr>
+    </w:tbl>
+    <w:p>
+      <w:pPr>
+        <w:spacing w:after="0" w:line="360" w:lineRule="auto"/>
+        <w:rPr>
+          <w:rFonts w:ascii="Times New Roman" w:eastAsia="MS Mincho" w:hAnsi="Times New Roman" w:cs="Times New Roman"/>
+          <w:kern w:val="0"/>
+          <w:sz w:val="28"/>
+          <w:szCs w:val="28"/>
+          <w14:ligatures w14:val="none"/>
+        </w:rPr>
+      </w:pPr>
+      <w:r>
+        <w:rPr>
+          <w:rFonts w:ascii="Times New Roman" w:eastAsia="MS Mincho" w:hAnsi="Times New Roman" w:cs="Times New Roman"/>
+          <w:b/>
+          <w:bCs/>
+          <w:kern w:val="0"/>
+          <w:sz w:val="28"/>
+          <w:szCs w:val="28"/>
+          <w14:ligatures w14:val="none"/>
+        </w:rPr>
+        <w:t xml:space="preserve">Source: </w:t>
+      </w:r>
+      <w:r>
+        <w:rPr>
+          <w:rFonts w:ascii="Times New Roman" w:eastAsia="MS Mincho" w:hAnsi="Times New Roman" w:cs="Times New Roman"/>
+          <w:kern w:val="0"/>
+          <w:sz w:val="28"/>
+          <w:szCs w:val="28"/>
+          <w14:ligatures w14:val="none"/>
+        </w:rPr>
+        <w:t>Author's own elaboration</w:t>
+      </w:r>
+    </w:p>
+    <w:bookmarkEnd w:id="58"/>
+    <w:p>
+      <w:pPr>
+        <w:spacing w:after="0" w:line="360" w:lineRule="auto"/>
+        <w:rPr>
+          <w:rFonts w:ascii="Times New Roman" w:eastAsia="MS Mincho" w:hAnsi="Times New Roman" w:cs="Times New Roman"/>
+          <w:kern w:val="0"/>
+          <w:sz w:val="28"/>
+          <w:szCs w:val="28"/>
+          <w14:ligatures w14:val="none"/>
+        </w:rPr>
+      </w:pPr>
     </w:p>
     <w:p>
       <w:pPr>
         <w:spacing w:after="0" w:line="360" w:lineRule="auto"/>
         <w:ind w:firstLine="720"/>
-        <w:jc w:val="both"/>
-        <w:rPr>
-          <w:rFonts w:ascii="Times New Roman" w:eastAsia="MS Mincho" w:hAnsi="Times New Roman" w:cs="Times New Roman"/>
-          <w:kern w:val="0"/>
-          <w:sz w:val="28"/>
-          <w:szCs w:val="28"/>
-          <w14:ligatures w14:val="none"/>
-        </w:rPr>
-      </w:pPr>
-      <w:r>
-        <w:rPr>
-          <w:rFonts w:ascii="Times New Roman" w:eastAsia="MS Mincho" w:hAnsi="Times New Roman" w:cs="Times New Roman"/>
-          <w:kern w:val="0"/>
-          <w:sz w:val="28"/>
-          <w:szCs w:val="28"/>
-          <w14:ligatures w14:val="none"/>
-        </w:rPr>
-        <w:t xml:space="preserve">Moving to the use of AI-powered assessment tools enables effective, flexible and student-focused assessment in online learning environments through </w:t>
-      </w:r>
-      <w:proofErr w:type="gramStart"/>
-      <w:r>
-        <w:rPr>
-          <w:rFonts w:ascii="Times New Roman" w:eastAsia="MS Mincho" w:hAnsi="Times New Roman" w:cs="Times New Roman"/>
-          <w:kern w:val="0"/>
-          <w:sz w:val="28"/>
-          <w:szCs w:val="28"/>
-          <w14:ligatures w14:val="none"/>
-        </w:rPr>
-        <w:t>a number of</w:t>
-      </w:r>
-      <w:proofErr w:type="gramEnd"/>
-      <w:r>
-        <w:rPr>
-          <w:rFonts w:ascii="Times New Roman" w:eastAsia="MS Mincho" w:hAnsi="Times New Roman" w:cs="Times New Roman"/>
-          <w:kern w:val="0"/>
-          <w:sz w:val="28"/>
-          <w:szCs w:val="28"/>
-          <w14:ligatures w14:val="none"/>
-        </w:rPr>
-        <w:t xml:space="preserve"> functions.</w:t>
-      </w:r>
+        <w:rPr>
+          <w:rFonts w:ascii="Times New Roman" w:eastAsia="MS Mincho" w:hAnsi="Times New Roman" w:cs="Times New Roman"/>
+          <w:kern w:val="0"/>
+          <w:sz w:val="28"/>
+          <w:szCs w:val="28"/>
+          <w14:ligatures w14:val="none"/>
+        </w:rPr>
+      </w:pPr>
+      <w:r>
+        <w:rPr>
+          <w:rFonts w:ascii="Times New Roman" w:eastAsia="MS Mincho" w:hAnsi="Times New Roman" w:cs="Times New Roman"/>
+          <w:kern w:val="0"/>
+          <w:sz w:val="28"/>
+          <w:szCs w:val="28"/>
+          <w14:ligatures w14:val="none"/>
+        </w:rPr>
+        <w:t>Beyond the standard library, a small set of optional external packages is declared in requirements.txt for evaluation and audio playback purposes. These packages are not required for the core TTS pipeline to function and are loaded only when the corresponding functionality is invoked. Table 10 documents these optional dependencies.</w:t>
+      </w:r>
+    </w:p>
+    <w:p>
+      <w:pPr>
+        <w:spacing w:after="0" w:line="360" w:lineRule="auto"/>
+        <w:ind w:firstLine="567"/>
+        <w:jc w:val="center"/>
+        <w:rPr>
+          <w:rFonts w:ascii="Times New Roman" w:eastAsia="MS Mincho" w:hAnsi="Times New Roman" w:cs="Times New Roman"/>
+          <w:b/>
+          <w:bCs/>
+          <w:kern w:val="0"/>
+          <w:sz w:val="28"/>
+          <w:szCs w:val="28"/>
+          <w14:ligatures w14:val="none"/>
+        </w:rPr>
+      </w:pPr>
+      <w:r>
+        <w:rPr>
+          <w:rFonts w:ascii="Times New Roman" w:eastAsia="MS Mincho" w:hAnsi="Times New Roman" w:cs="Times New Roman"/>
+          <w:b/>
+          <w:bCs/>
+          <w:kern w:val="0"/>
+          <w:sz w:val="28"/>
+          <w:szCs w:val="28"/>
+          <w14:ligatures w14:val="none"/>
+        </w:rPr>
+        <w:br w:type="page"/>
+      </w:r>
+      <w:bookmarkStart w:id="59" w:name="OLE_LINK224"/>
+      <w:r>
+        <w:rPr>
+          <w:rFonts w:ascii="Times New Roman" w:eastAsia="MS Mincho" w:hAnsi="Times New Roman" w:cs="Times New Roman"/>
+          <w:b/>
+          <w:bCs/>
+          <w:kern w:val="0"/>
+          <w:sz w:val="28"/>
+          <w:szCs w:val="28"/>
+          <w14:ligatures w14:val="none"/>
+        </w:rPr>
+        <w:lastRenderedPageBreak/>
+        <w:t xml:space="preserve">Table </w:t>
+      </w:r>
+      <w:r>
+        <w:rPr>
+          <w:rFonts w:ascii="Times New Roman" w:eastAsia="MS Mincho" w:hAnsi="Times New Roman" w:cs="Times New Roman"/>
+          <w:b/>
+          <w:bCs/>
+          <w:kern w:val="0"/>
+          <w:sz w:val="28"/>
+          <w:szCs w:val="28"/>
+          <w14:ligatures w14:val="none"/>
+        </w:rPr>
+        <w:t>10</w:t>
+      </w:r>
+      <w:r>
+        <w:rPr>
+          <w:rFonts w:ascii="Times New Roman" w:eastAsia="MS Mincho" w:hAnsi="Times New Roman" w:cs="Times New Roman"/>
+          <w:b/>
+          <w:bCs/>
+          <w:kern w:val="0"/>
+          <w:sz w:val="28"/>
+          <w:szCs w:val="28"/>
+          <w14:ligatures w14:val="none"/>
+        </w:rPr>
+        <w:t xml:space="preserve">: </w:t>
+      </w:r>
+      <w:r>
+        <w:rPr>
+          <w:rFonts w:ascii="Times New Roman" w:eastAsia="MS Mincho" w:hAnsi="Times New Roman" w:cs="Times New Roman"/>
+          <w:b/>
+          <w:bCs/>
+          <w:kern w:val="0"/>
+          <w:sz w:val="28"/>
+          <w:szCs w:val="28"/>
+          <w14:ligatures w14:val="none"/>
+        </w:rPr>
+        <w:t>Optional external dependencies and their roles</w:t>
+      </w:r>
+      <w:bookmarkEnd w:id="59"/>
+    </w:p>
+    <w:tbl>
+      <w:tblPr>
+        <w:tblStyle w:val="TableGrid"/>
+        <w:tblW w:w="0" w:type="auto"/>
+        <w:tblLook w:val="04A0" w:firstRow="1" w:lastRow="0" w:firstColumn="1" w:lastColumn="0" w:noHBand="0" w:noVBand="1"/>
+      </w:tblPr>
+      <w:tblGrid>
+        <w:gridCol w:w="1616"/>
+        <w:gridCol w:w="2207"/>
+        <w:gridCol w:w="5521"/>
+      </w:tblGrid>
+      <w:tr>
+        <w:tc>
+          <w:tcPr>
+            <w:tcW w:w="1616" w:type="dxa"/>
+            <w:shd w:val="clear" w:color="auto" w:fill="BFBFBF" w:themeFill="background1" w:themeFillShade="BF"/>
+          </w:tcPr>
+          <w:p>
+            <w:pPr>
+              <w:spacing w:line="360" w:lineRule="auto"/>
+              <w:jc w:val="center"/>
+              <w:rPr>
+                <w:rFonts w:ascii="Times New Roman" w:hAnsi="Times New Roman" w:cs="Times New Roman"/>
+                <w:b/>
+                <w:sz w:val="28"/>
+                <w:szCs w:val="28"/>
+              </w:rPr>
+            </w:pPr>
+            <w:r>
+              <w:rPr>
+                <w:rFonts w:ascii="Times New Roman" w:hAnsi="Times New Roman" w:cs="Times New Roman"/>
+                <w:b/>
+                <w:color w:val="000000" w:themeColor="text1"/>
+                <w:sz w:val="28"/>
+                <w:szCs w:val="28"/>
+              </w:rPr>
+              <w:t>Module</w:t>
+            </w:r>
+          </w:p>
+        </w:tc>
+        <w:tc>
+          <w:tcPr>
+            <w:tcW w:w="2207" w:type="dxa"/>
+            <w:shd w:val="clear" w:color="auto" w:fill="BFBFBF" w:themeFill="background1" w:themeFillShade="BF"/>
+          </w:tcPr>
+          <w:p>
+            <w:pPr>
+              <w:spacing w:line="360" w:lineRule="auto"/>
+              <w:jc w:val="center"/>
+              <w:rPr>
+                <w:rFonts w:ascii="Times New Roman" w:hAnsi="Times New Roman" w:cs="Times New Roman"/>
+                <w:b/>
+                <w:sz w:val="28"/>
+                <w:szCs w:val="28"/>
+              </w:rPr>
+            </w:pPr>
+            <w:r>
+              <w:rPr>
+                <w:rFonts w:ascii="Times New Roman" w:hAnsi="Times New Roman" w:cs="Times New Roman"/>
+                <w:b/>
+                <w:color w:val="000000" w:themeColor="text1"/>
+                <w:sz w:val="28"/>
+                <w:szCs w:val="28"/>
+              </w:rPr>
+              <w:t>Role in System</w:t>
+            </w:r>
+          </w:p>
+        </w:tc>
+        <w:tc>
+          <w:tcPr>
+            <w:tcW w:w="5521" w:type="dxa"/>
+            <w:shd w:val="clear" w:color="auto" w:fill="BFBFBF" w:themeFill="background1" w:themeFillShade="BF"/>
+          </w:tcPr>
+          <w:p>
+            <w:pPr>
+              <w:spacing w:line="360" w:lineRule="auto"/>
+              <w:jc w:val="center"/>
+              <w:rPr>
+                <w:rFonts w:ascii="Times New Roman" w:hAnsi="Times New Roman" w:cs="Times New Roman"/>
+                <w:b/>
+                <w:sz w:val="28"/>
+                <w:szCs w:val="28"/>
+              </w:rPr>
+            </w:pPr>
+            <w:r>
+              <w:rPr>
+                <w:rFonts w:ascii="Times New Roman" w:hAnsi="Times New Roman" w:cs="Times New Roman"/>
+                <w:b/>
+                <w:color w:val="000000" w:themeColor="text1"/>
+                <w:sz w:val="28"/>
+                <w:szCs w:val="28"/>
+              </w:rPr>
+              <w:t>Used In</w:t>
+            </w:r>
+          </w:p>
+        </w:tc>
+      </w:tr>
+      <w:tr>
+        <w:tc>
+          <w:tcPr>
+            <w:tcW w:w="1616" w:type="dxa"/>
+          </w:tcPr>
+          <w:p>
+            <w:pPr>
+              <w:spacing w:line="360" w:lineRule="auto"/>
+              <w:jc w:val="center"/>
+              <w:rPr>
+                <w:rFonts w:ascii="Times New Roman" w:hAnsi="Times New Roman" w:cs="Times New Roman"/>
+                <w:sz w:val="28"/>
+                <w:szCs w:val="28"/>
+              </w:rPr>
+            </w:pPr>
+            <w:proofErr w:type="spellStart"/>
+            <w:r>
+              <w:rPr>
+                <w:rFonts w:ascii="Times New Roman" w:hAnsi="Times New Roman" w:cs="Times New Roman"/>
+                <w:bCs/>
+                <w:color w:val="000000" w:themeColor="text1"/>
+                <w:sz w:val="28"/>
+                <w:szCs w:val="28"/>
+              </w:rPr>
+              <w:t>pytest</w:t>
+            </w:r>
+            <w:proofErr w:type="spellEnd"/>
+          </w:p>
+        </w:tc>
+        <w:tc>
+          <w:tcPr>
+            <w:tcW w:w="2207" w:type="dxa"/>
+          </w:tcPr>
+          <w:p>
+            <w:pPr>
+              <w:spacing w:line="360" w:lineRule="auto"/>
+              <w:jc w:val="center"/>
+              <w:rPr>
+                <w:rFonts w:ascii="Times New Roman" w:hAnsi="Times New Roman" w:cs="Times New Roman"/>
+                <w:sz w:val="28"/>
+                <w:szCs w:val="28"/>
+              </w:rPr>
+            </w:pPr>
+            <w:r>
+              <w:rPr>
+                <w:rFonts w:ascii="Times New Roman" w:hAnsi="Times New Roman" w:cs="Times New Roman"/>
+                <w:bCs/>
+                <w:color w:val="000000" w:themeColor="text1"/>
+                <w:sz w:val="28"/>
+                <w:szCs w:val="28"/>
+              </w:rPr>
+              <w:t>&gt;=7.4.0</w:t>
+            </w:r>
+          </w:p>
+        </w:tc>
+        <w:tc>
+          <w:tcPr>
+            <w:tcW w:w="5521" w:type="dxa"/>
+          </w:tcPr>
+          <w:p>
+            <w:pPr>
+              <w:spacing w:line="360" w:lineRule="auto"/>
+              <w:jc w:val="center"/>
+              <w:rPr>
+                <w:rFonts w:ascii="Times New Roman" w:hAnsi="Times New Roman" w:cs="Times New Roman"/>
+                <w:sz w:val="28"/>
+                <w:szCs w:val="28"/>
+              </w:rPr>
+            </w:pPr>
+            <w:r>
+              <w:rPr>
+                <w:rFonts w:ascii="Times New Roman" w:hAnsi="Times New Roman" w:cs="Times New Roman"/>
+                <w:bCs/>
+                <w:color w:val="000000" w:themeColor="text1"/>
+                <w:sz w:val="28"/>
+                <w:szCs w:val="28"/>
+              </w:rPr>
+              <w:t>Test runner for the 156-test unit test suite</w:t>
+            </w:r>
+          </w:p>
+        </w:tc>
+      </w:tr>
+      <w:tr>
+        <w:tc>
+          <w:tcPr>
+            <w:tcW w:w="1616" w:type="dxa"/>
+          </w:tcPr>
+          <w:p>
+            <w:pPr>
+              <w:spacing w:line="360" w:lineRule="auto"/>
+              <w:jc w:val="center"/>
+              <w:rPr>
+                <w:rFonts w:ascii="Times New Roman" w:hAnsi="Times New Roman" w:cs="Times New Roman"/>
+                <w:sz w:val="28"/>
+                <w:szCs w:val="28"/>
+              </w:rPr>
+            </w:pPr>
+            <w:proofErr w:type="spellStart"/>
+            <w:r>
+              <w:rPr>
+                <w:rFonts w:ascii="Times New Roman" w:hAnsi="Times New Roman" w:cs="Times New Roman"/>
+                <w:bCs/>
+                <w:color w:val="000000" w:themeColor="text1"/>
+                <w:sz w:val="28"/>
+                <w:szCs w:val="28"/>
+              </w:rPr>
+              <w:t>numpy</w:t>
+            </w:r>
+            <w:proofErr w:type="spellEnd"/>
+          </w:p>
+        </w:tc>
+        <w:tc>
+          <w:tcPr>
+            <w:tcW w:w="2207" w:type="dxa"/>
+          </w:tcPr>
+          <w:p>
+            <w:pPr>
+              <w:spacing w:line="360" w:lineRule="auto"/>
+              <w:jc w:val="center"/>
+              <w:rPr>
+                <w:rFonts w:ascii="Times New Roman" w:hAnsi="Times New Roman" w:cs="Times New Roman"/>
+                <w:sz w:val="28"/>
+                <w:szCs w:val="28"/>
+              </w:rPr>
+            </w:pPr>
+            <w:r>
+              <w:rPr>
+                <w:rFonts w:ascii="Times New Roman" w:hAnsi="Times New Roman" w:cs="Times New Roman"/>
+                <w:bCs/>
+                <w:color w:val="000000" w:themeColor="text1"/>
+                <w:sz w:val="28"/>
+                <w:szCs w:val="28"/>
+              </w:rPr>
+              <w:t>&gt;=1.24.0</w:t>
+            </w:r>
+          </w:p>
+        </w:tc>
+        <w:tc>
+          <w:tcPr>
+            <w:tcW w:w="5521" w:type="dxa"/>
+          </w:tcPr>
+          <w:p>
+            <w:pPr>
+              <w:spacing w:line="360" w:lineRule="auto"/>
+              <w:jc w:val="center"/>
+              <w:rPr>
+                <w:rFonts w:ascii="Times New Roman" w:hAnsi="Times New Roman" w:cs="Times New Roman"/>
+                <w:sz w:val="28"/>
+                <w:szCs w:val="28"/>
+              </w:rPr>
+            </w:pPr>
+            <w:r>
+              <w:rPr>
+                <w:rFonts w:ascii="Times New Roman" w:hAnsi="Times New Roman" w:cs="Times New Roman"/>
+                <w:bCs/>
+                <w:color w:val="000000" w:themeColor="text1"/>
+                <w:sz w:val="28"/>
+                <w:szCs w:val="28"/>
+              </w:rPr>
+              <w:t>Numerical analysis in evaluation scripts</w:t>
+            </w:r>
+          </w:p>
+        </w:tc>
+      </w:tr>
+      <w:tr>
+        <w:tc>
+          <w:tcPr>
+            <w:tcW w:w="1616" w:type="dxa"/>
+          </w:tcPr>
+          <w:p>
+            <w:pPr>
+              <w:spacing w:line="360" w:lineRule="auto"/>
+              <w:jc w:val="center"/>
+              <w:rPr>
+                <w:rFonts w:ascii="Times New Roman" w:hAnsi="Times New Roman" w:cs="Times New Roman"/>
+                <w:sz w:val="28"/>
+                <w:szCs w:val="28"/>
+              </w:rPr>
+            </w:pPr>
+            <w:r>
+              <w:rPr>
+                <w:rFonts w:ascii="Times New Roman" w:hAnsi="Times New Roman" w:cs="Times New Roman"/>
+                <w:bCs/>
+                <w:color w:val="000000" w:themeColor="text1"/>
+                <w:sz w:val="28"/>
+                <w:szCs w:val="28"/>
+              </w:rPr>
+              <w:t>matplotlib</w:t>
+            </w:r>
+          </w:p>
+        </w:tc>
+        <w:tc>
+          <w:tcPr>
+            <w:tcW w:w="2207" w:type="dxa"/>
+          </w:tcPr>
+          <w:p>
+            <w:pPr>
+              <w:spacing w:line="360" w:lineRule="auto"/>
+              <w:jc w:val="center"/>
+              <w:rPr>
+                <w:rFonts w:ascii="Times New Roman" w:hAnsi="Times New Roman" w:cs="Times New Roman"/>
+                <w:sz w:val="28"/>
+                <w:szCs w:val="28"/>
+              </w:rPr>
+            </w:pPr>
+            <w:r>
+              <w:rPr>
+                <w:rFonts w:ascii="Times New Roman" w:hAnsi="Times New Roman" w:cs="Times New Roman"/>
+                <w:bCs/>
+                <w:color w:val="000000" w:themeColor="text1"/>
+                <w:sz w:val="28"/>
+                <w:szCs w:val="28"/>
+              </w:rPr>
+              <w:t>&gt;=3.7.0</w:t>
+            </w:r>
+          </w:p>
+        </w:tc>
+        <w:tc>
+          <w:tcPr>
+            <w:tcW w:w="5521" w:type="dxa"/>
+          </w:tcPr>
+          <w:p>
+            <w:pPr>
+              <w:spacing w:line="360" w:lineRule="auto"/>
+              <w:jc w:val="center"/>
+              <w:rPr>
+                <w:rFonts w:ascii="Times New Roman" w:hAnsi="Times New Roman" w:cs="Times New Roman"/>
+                <w:sz w:val="28"/>
+                <w:szCs w:val="28"/>
+              </w:rPr>
+            </w:pPr>
+            <w:r>
+              <w:rPr>
+                <w:rFonts w:ascii="Times New Roman" w:hAnsi="Times New Roman" w:cs="Times New Roman"/>
+                <w:bCs/>
+                <w:color w:val="000000" w:themeColor="text1"/>
+                <w:sz w:val="28"/>
+                <w:szCs w:val="28"/>
+              </w:rPr>
+              <w:t xml:space="preserve">Result </w:t>
+            </w:r>
+            <w:proofErr w:type="spellStart"/>
+            <w:r>
+              <w:rPr>
+                <w:rFonts w:ascii="Times New Roman" w:hAnsi="Times New Roman" w:cs="Times New Roman"/>
+                <w:bCs/>
+                <w:color w:val="000000" w:themeColor="text1"/>
+                <w:sz w:val="28"/>
+                <w:szCs w:val="28"/>
+              </w:rPr>
+              <w:t>visualisation</w:t>
+            </w:r>
+            <w:proofErr w:type="spellEnd"/>
+            <w:r>
+              <w:rPr>
+                <w:rFonts w:ascii="Times New Roman" w:hAnsi="Times New Roman" w:cs="Times New Roman"/>
+                <w:bCs/>
+                <w:color w:val="000000" w:themeColor="text1"/>
+                <w:sz w:val="28"/>
+                <w:szCs w:val="28"/>
+              </w:rPr>
+              <w:t xml:space="preserve"> in evaluation reports</w:t>
+            </w:r>
+          </w:p>
+        </w:tc>
+      </w:tr>
+      <w:tr>
+        <w:tc>
+          <w:tcPr>
+            <w:tcW w:w="1616" w:type="dxa"/>
+          </w:tcPr>
+          <w:p>
+            <w:pPr>
+              <w:spacing w:line="360" w:lineRule="auto"/>
+              <w:jc w:val="center"/>
+              <w:rPr>
+                <w:rFonts w:ascii="Times New Roman" w:hAnsi="Times New Roman" w:cs="Times New Roman"/>
+                <w:sz w:val="28"/>
+                <w:szCs w:val="28"/>
+              </w:rPr>
+            </w:pPr>
+            <w:proofErr w:type="spellStart"/>
+            <w:r>
+              <w:rPr>
+                <w:rFonts w:ascii="Times New Roman" w:hAnsi="Times New Roman" w:cs="Times New Roman"/>
+                <w:bCs/>
+                <w:color w:val="000000" w:themeColor="text1"/>
+                <w:sz w:val="28"/>
+                <w:szCs w:val="28"/>
+              </w:rPr>
+              <w:t>sounddevice</w:t>
+            </w:r>
+            <w:proofErr w:type="spellEnd"/>
+          </w:p>
+        </w:tc>
+        <w:tc>
+          <w:tcPr>
+            <w:tcW w:w="2207" w:type="dxa"/>
+          </w:tcPr>
+          <w:p>
+            <w:pPr>
+              <w:spacing w:line="360" w:lineRule="auto"/>
+              <w:jc w:val="center"/>
+              <w:rPr>
+                <w:rFonts w:ascii="Times New Roman" w:hAnsi="Times New Roman" w:cs="Times New Roman"/>
+                <w:sz w:val="28"/>
+                <w:szCs w:val="28"/>
+              </w:rPr>
+            </w:pPr>
+            <w:r>
+              <w:rPr>
+                <w:rFonts w:ascii="Times New Roman" w:hAnsi="Times New Roman" w:cs="Times New Roman"/>
+                <w:bCs/>
+                <w:color w:val="000000" w:themeColor="text1"/>
+                <w:sz w:val="28"/>
+                <w:szCs w:val="28"/>
+              </w:rPr>
+              <w:t>&gt;=0.4.6</w:t>
+            </w:r>
+          </w:p>
+        </w:tc>
+        <w:tc>
+          <w:tcPr>
+            <w:tcW w:w="5521" w:type="dxa"/>
+          </w:tcPr>
+          <w:p>
+            <w:pPr>
+              <w:spacing w:line="360" w:lineRule="auto"/>
+              <w:jc w:val="center"/>
+              <w:rPr>
+                <w:rFonts w:ascii="Times New Roman" w:hAnsi="Times New Roman" w:cs="Times New Roman"/>
+                <w:sz w:val="28"/>
+                <w:szCs w:val="28"/>
+              </w:rPr>
+            </w:pPr>
+            <w:r>
+              <w:rPr>
+                <w:rFonts w:ascii="Times New Roman" w:hAnsi="Times New Roman" w:cs="Times New Roman"/>
+                <w:bCs/>
+                <w:color w:val="000000" w:themeColor="text1"/>
+                <w:sz w:val="28"/>
+                <w:szCs w:val="28"/>
+              </w:rPr>
+              <w:t>Real-time audio playback during development</w:t>
+            </w:r>
+          </w:p>
+        </w:tc>
+      </w:tr>
+      <w:tr>
+        <w:tc>
+          <w:tcPr>
+            <w:tcW w:w="1616" w:type="dxa"/>
+          </w:tcPr>
+          <w:p>
+            <w:pPr>
+              <w:spacing w:line="360" w:lineRule="auto"/>
+              <w:jc w:val="center"/>
+              <w:rPr>
+                <w:rFonts w:ascii="Times New Roman" w:hAnsi="Times New Roman" w:cs="Times New Roman"/>
+                <w:sz w:val="28"/>
+                <w:szCs w:val="28"/>
+              </w:rPr>
+            </w:pPr>
+            <w:proofErr w:type="spellStart"/>
+            <w:r>
+              <w:rPr>
+                <w:rFonts w:ascii="Times New Roman" w:hAnsi="Times New Roman" w:cs="Times New Roman"/>
+                <w:bCs/>
+                <w:color w:val="000000" w:themeColor="text1"/>
+                <w:sz w:val="28"/>
+                <w:szCs w:val="28"/>
+              </w:rPr>
+              <w:t>scipy</w:t>
+            </w:r>
+            <w:proofErr w:type="spellEnd"/>
+          </w:p>
+        </w:tc>
+        <w:tc>
+          <w:tcPr>
+            <w:tcW w:w="2207" w:type="dxa"/>
+          </w:tcPr>
+          <w:p>
+            <w:pPr>
+              <w:spacing w:line="360" w:lineRule="auto"/>
+              <w:jc w:val="center"/>
+              <w:rPr>
+                <w:rFonts w:ascii="Times New Roman" w:hAnsi="Times New Roman" w:cs="Times New Roman"/>
+                <w:sz w:val="28"/>
+                <w:szCs w:val="28"/>
+              </w:rPr>
+            </w:pPr>
+            <w:r>
+              <w:rPr>
+                <w:rFonts w:ascii="Times New Roman" w:hAnsi="Times New Roman" w:cs="Times New Roman"/>
+                <w:bCs/>
+                <w:color w:val="000000" w:themeColor="text1"/>
+                <w:sz w:val="28"/>
+                <w:szCs w:val="28"/>
+              </w:rPr>
+              <w:t>&gt;=1.11.0</w:t>
+            </w:r>
+          </w:p>
+        </w:tc>
+        <w:tc>
+          <w:tcPr>
+            <w:tcW w:w="5521" w:type="dxa"/>
+          </w:tcPr>
+          <w:p>
+            <w:pPr>
+              <w:spacing w:line="360" w:lineRule="auto"/>
+              <w:jc w:val="center"/>
+              <w:rPr>
+                <w:rFonts w:ascii="Times New Roman" w:hAnsi="Times New Roman" w:cs="Times New Roman"/>
+                <w:sz w:val="28"/>
+                <w:szCs w:val="28"/>
+              </w:rPr>
+            </w:pPr>
+            <w:r>
+              <w:rPr>
+                <w:rFonts w:ascii="Times New Roman" w:hAnsi="Times New Roman" w:cs="Times New Roman"/>
+                <w:bCs/>
+                <w:color w:val="000000" w:themeColor="text1"/>
+                <w:sz w:val="28"/>
+                <w:szCs w:val="28"/>
+              </w:rPr>
+              <w:t>WAV file reading/writing</w:t>
+            </w:r>
+          </w:p>
+        </w:tc>
+      </w:tr>
+    </w:tbl>
+    <w:p>
+      <w:pPr>
+        <w:spacing w:after="0" w:line="360" w:lineRule="auto"/>
+        <w:rPr>
+          <w:rFonts w:ascii="Times New Roman" w:eastAsia="MS Mincho" w:hAnsi="Times New Roman" w:cs="Times New Roman"/>
+          <w:kern w:val="0"/>
+          <w:sz w:val="28"/>
+          <w:szCs w:val="28"/>
+          <w14:ligatures w14:val="none"/>
+        </w:rPr>
+      </w:pPr>
+      <w:r>
+        <w:rPr>
+          <w:rFonts w:ascii="Times New Roman" w:eastAsia="MS Mincho" w:hAnsi="Times New Roman" w:cs="Times New Roman"/>
+          <w:b/>
+          <w:bCs/>
+          <w:kern w:val="0"/>
+          <w:sz w:val="28"/>
+          <w:szCs w:val="28"/>
+          <w14:ligatures w14:val="none"/>
+        </w:rPr>
+        <w:t xml:space="preserve">Source: </w:t>
+      </w:r>
+      <w:r>
+        <w:rPr>
+          <w:rFonts w:ascii="Times New Roman" w:eastAsia="MS Mincho" w:hAnsi="Times New Roman" w:cs="Times New Roman"/>
+          <w:kern w:val="0"/>
+          <w:sz w:val="28"/>
+          <w:szCs w:val="28"/>
+          <w14:ligatures w14:val="none"/>
+        </w:rPr>
+        <w:t>Author's own elaboration</w:t>
+      </w:r>
+    </w:p>
+    <w:p>
+      <w:pPr>
+        <w:spacing w:after="0" w:line="360" w:lineRule="auto"/>
+        <w:rPr>
+          <w:rFonts w:ascii="Times New Roman" w:eastAsia="MS Mincho" w:hAnsi="Times New Roman" w:cs="Times New Roman"/>
+          <w:kern w:val="0"/>
+          <w:sz w:val="28"/>
+          <w:szCs w:val="28"/>
+          <w14:ligatures w14:val="none"/>
+        </w:rPr>
+      </w:pPr>
     </w:p>
     <w:p>
       <w:pPr>
         <w:spacing w:after="0" w:line="360" w:lineRule="auto"/>
         <w:ind w:firstLine="720"/>
-        <w:jc w:val="both"/>
-        <w:rPr>
-          <w:rFonts w:ascii="Times New Roman" w:eastAsia="MS Mincho" w:hAnsi="Times New Roman" w:cs="Times New Roman"/>
-          <w:kern w:val="0"/>
-          <w:sz w:val="28"/>
-          <w:szCs w:val="28"/>
-          <w14:ligatures w14:val="none"/>
-        </w:rPr>
-      </w:pPr>
-      <w:r>
-        <w:rPr>
-          <w:rFonts w:ascii="Times New Roman" w:eastAsia="MS Mincho" w:hAnsi="Times New Roman" w:cs="Times New Roman"/>
-          <w:kern w:val="0"/>
-          <w:sz w:val="28"/>
-          <w:szCs w:val="28"/>
-          <w14:ligatures w14:val="none"/>
-        </w:rPr>
-        <w:t>Integration of AI in online education is no longer confined to simple knowledge assessment; these systems have evolved to function as intelligent learning tools that help students acquire new skills and make the learning process more efficient. AI-based assessment tools are the backbone of digital education. Omar Jian, 2024; Vashishth et al., 2024.</w:t>
+        <w:rPr>
+          <w:rFonts w:ascii="Times New Roman" w:eastAsia="MS Mincho" w:hAnsi="Times New Roman" w:cs="Times New Roman"/>
+          <w:kern w:val="0"/>
+          <w:sz w:val="28"/>
+          <w:szCs w:val="28"/>
+          <w14:ligatures w14:val="none"/>
+        </w:rPr>
+      </w:pPr>
+      <w:r>
+        <w:rPr>
+          <w:rFonts w:ascii="Times New Roman" w:eastAsia="MS Mincho" w:hAnsi="Times New Roman" w:cs="Times New Roman"/>
+          <w:kern w:val="0"/>
+          <w:sz w:val="28"/>
+          <w:szCs w:val="28"/>
+          <w14:ligatures w14:val="none"/>
+        </w:rPr>
+        <w:t xml:space="preserve">The acoustic synthesis backend is provided by </w:t>
+      </w:r>
+      <w:proofErr w:type="spellStart"/>
+      <w:r>
+        <w:rPr>
+          <w:rFonts w:ascii="Times New Roman" w:eastAsia="MS Mincho" w:hAnsi="Times New Roman" w:cs="Times New Roman"/>
+          <w:kern w:val="0"/>
+          <w:sz w:val="28"/>
+          <w:szCs w:val="28"/>
+          <w14:ligatures w14:val="none"/>
+        </w:rPr>
+        <w:t>espeak</w:t>
+      </w:r>
+      <w:proofErr w:type="spellEnd"/>
+      <w:r>
+        <w:rPr>
+          <w:rFonts w:ascii="Times New Roman" w:eastAsia="MS Mincho" w:hAnsi="Times New Roman" w:cs="Times New Roman"/>
+          <w:kern w:val="0"/>
+          <w:sz w:val="28"/>
+          <w:szCs w:val="28"/>
+          <w14:ligatures w14:val="none"/>
+        </w:rPr>
+        <w:t xml:space="preserve">-ng, an open-source formant speech synthesis engine that supports over 100 languages including Azerbaijani (-v </w:t>
+      </w:r>
+      <w:proofErr w:type="spellStart"/>
+      <w:r>
+        <w:rPr>
+          <w:rFonts w:ascii="Times New Roman" w:eastAsia="MS Mincho" w:hAnsi="Times New Roman" w:cs="Times New Roman"/>
+          <w:kern w:val="0"/>
+          <w:sz w:val="28"/>
+          <w:szCs w:val="28"/>
+          <w14:ligatures w14:val="none"/>
+        </w:rPr>
+        <w:t>az</w:t>
+      </w:r>
+      <w:proofErr w:type="spellEnd"/>
+      <w:r>
+        <w:rPr>
+          <w:rFonts w:ascii="Times New Roman" w:eastAsia="MS Mincho" w:hAnsi="Times New Roman" w:cs="Times New Roman"/>
+          <w:kern w:val="0"/>
+          <w:sz w:val="28"/>
+          <w:szCs w:val="28"/>
+          <w14:ligatures w14:val="none"/>
+        </w:rPr>
+        <w:t xml:space="preserve">). </w:t>
+      </w:r>
+      <w:proofErr w:type="spellStart"/>
+      <w:r>
+        <w:rPr>
+          <w:rFonts w:ascii="Times New Roman" w:eastAsia="MS Mincho" w:hAnsi="Times New Roman" w:cs="Times New Roman"/>
+          <w:kern w:val="0"/>
+          <w:sz w:val="28"/>
+          <w:szCs w:val="28"/>
+          <w14:ligatures w14:val="none"/>
+        </w:rPr>
+        <w:t>espeak</w:t>
+      </w:r>
+      <w:proofErr w:type="spellEnd"/>
+      <w:r>
+        <w:rPr>
+          <w:rFonts w:ascii="Times New Roman" w:eastAsia="MS Mincho" w:hAnsi="Times New Roman" w:cs="Times New Roman"/>
+          <w:kern w:val="0"/>
+          <w:sz w:val="28"/>
+          <w:szCs w:val="28"/>
+          <w14:ligatures w14:val="none"/>
+        </w:rPr>
+        <w:t xml:space="preserve">-ng is installed as a system-level binary and invoked by the synthesizer module via subprocess. The Azerbaijani voice profile in </w:t>
+      </w:r>
+      <w:proofErr w:type="spellStart"/>
+      <w:r>
+        <w:rPr>
+          <w:rFonts w:ascii="Times New Roman" w:eastAsia="MS Mincho" w:hAnsi="Times New Roman" w:cs="Times New Roman"/>
+          <w:kern w:val="0"/>
+          <w:sz w:val="28"/>
+          <w:szCs w:val="28"/>
+          <w14:ligatures w14:val="none"/>
+        </w:rPr>
+        <w:t>espeak</w:t>
+      </w:r>
+      <w:proofErr w:type="spellEnd"/>
+      <w:r>
+        <w:rPr>
+          <w:rFonts w:ascii="Times New Roman" w:eastAsia="MS Mincho" w:hAnsi="Times New Roman" w:cs="Times New Roman"/>
+          <w:kern w:val="0"/>
+          <w:sz w:val="28"/>
+          <w:szCs w:val="28"/>
+          <w14:ligatures w14:val="none"/>
+        </w:rPr>
+        <w:t>-ng provides the phoneme-to-formant parameter mappings that convert the IPA phoneme sequences generated by the rule-based front-end into audible speech.</w:t>
       </w:r>
     </w:p>
     <w:p>
       <w:pPr>
         <w:spacing w:after="0" w:line="360" w:lineRule="auto"/>
         <w:ind w:firstLine="720"/>
-        <w:jc w:val="both"/>
-        <w:rPr>
-          <w:rFonts w:ascii="Times New Roman" w:eastAsia="MS Mincho" w:hAnsi="Times New Roman" w:cs="Times New Roman"/>
-          <w:kern w:val="0"/>
-          <w:sz w:val="28"/>
-          <w:szCs w:val="28"/>
-          <w14:ligatures w14:val="none"/>
-        </w:rPr>
-      </w:pPr>
-      <w:r>
-        <w:rPr>
-          <w:rFonts w:ascii="Times New Roman" w:eastAsia="MS Mincho" w:hAnsi="Times New Roman" w:cs="Times New Roman"/>
-          <w:kern w:val="0"/>
-          <w:sz w:val="28"/>
-          <w:szCs w:val="28"/>
-          <w14:ligatures w14:val="none"/>
-        </w:rPr>
-        <w:t>Among the practical applications of the current AI-powered assessment tools is the Automated Grading and Feedback Systems. The impact of online automated feedback on students' reflective journal writing in an EFL course is one of such studies. In this study, Cheng (2017) assessed the impact of AI-driven automated feedback on EFL writing performance as well as on students' reflective thinking skills.</w:t>
-      </w:r>
+        <w:rPr>
+          <w:rFonts w:ascii="Times New Roman" w:eastAsia="MS Mincho" w:hAnsi="Times New Roman" w:cs="Times New Roman"/>
+          <w:kern w:val="0"/>
+          <w:sz w:val="28"/>
+          <w:szCs w:val="28"/>
+          <w14:ligatures w14:val="none"/>
+        </w:rPr>
+      </w:pPr>
+      <w:r>
+        <w:rPr>
+          <w:rFonts w:ascii="Times New Roman" w:eastAsia="MS Mincho" w:hAnsi="Times New Roman" w:cs="Times New Roman"/>
+          <w:kern w:val="0"/>
+          <w:sz w:val="28"/>
+          <w:szCs w:val="28"/>
+          <w14:ligatures w14:val="none"/>
+        </w:rPr>
+        <w:t xml:space="preserve">The development environment used throughout the implementation phase consisted of Python 3.11 on macOS, with Visual Studio Code as the primary editor. The </w:t>
+      </w:r>
+      <w:proofErr w:type="spellStart"/>
+      <w:r>
+        <w:rPr>
+          <w:rFonts w:ascii="Times New Roman" w:eastAsia="MS Mincho" w:hAnsi="Times New Roman" w:cs="Times New Roman"/>
+          <w:kern w:val="0"/>
+          <w:sz w:val="28"/>
+          <w:szCs w:val="28"/>
+          <w14:ligatures w14:val="none"/>
+        </w:rPr>
+        <w:t>pytest</w:t>
+      </w:r>
+      <w:proofErr w:type="spellEnd"/>
+      <w:r>
+        <w:rPr>
+          <w:rFonts w:ascii="Times New Roman" w:eastAsia="MS Mincho" w:hAnsi="Times New Roman" w:cs="Times New Roman"/>
+          <w:kern w:val="0"/>
+          <w:sz w:val="28"/>
+          <w:szCs w:val="28"/>
+          <w14:ligatures w14:val="none"/>
+        </w:rPr>
+        <w:t xml:space="preserve"> framework was used for test execution, with a pytest.ini configuration file specifying test discovery paths and output verbosity settings. All rule base files were edited in JSON format using a plain text editor, enabling direct verification of rule content without executing the pipeline. Version control was managed using Git with a feature-branch workflow hosted on GitHub under the repository </w:t>
+      </w:r>
+      <w:proofErr w:type="spellStart"/>
+      <w:r>
+        <w:rPr>
+          <w:rFonts w:ascii="Times New Roman" w:eastAsia="MS Mincho" w:hAnsi="Times New Roman" w:cs="Times New Roman"/>
+          <w:kern w:val="0"/>
+          <w:sz w:val="28"/>
+          <w:szCs w:val="28"/>
+          <w14:ligatures w14:val="none"/>
+        </w:rPr>
+        <w:t>ulvibashir</w:t>
+      </w:r>
+      <w:proofErr w:type="spellEnd"/>
+      <w:r>
+        <w:rPr>
+          <w:rFonts w:ascii="Times New Roman" w:eastAsia="MS Mincho" w:hAnsi="Times New Roman" w:cs="Times New Roman"/>
+          <w:kern w:val="0"/>
+          <w:sz w:val="28"/>
+          <w:szCs w:val="28"/>
+          <w14:ligatures w14:val="none"/>
+        </w:rPr>
+        <w:t>/TTS-system-for-Azerbaijani-language.</w:t>
+      </w:r>
+    </w:p>
+    <w:p>
+      <w:pPr>
+        <w:rPr>
+          <w:rFonts w:ascii="Times New Roman" w:eastAsia="MS Mincho" w:hAnsi="Times New Roman" w:cs="Times New Roman"/>
+          <w:b/>
+          <w:bCs/>
+          <w:kern w:val="0"/>
+          <w:sz w:val="28"/>
+          <w:szCs w:val="28"/>
+          <w14:ligatures w14:val="none"/>
+        </w:rPr>
+      </w:pPr>
+    </w:p>
+    <w:p>
+      <w:pPr>
+        <w:rPr>
+          <w:rFonts w:ascii="Times New Roman" w:eastAsia="MS Mincho" w:hAnsi="Times New Roman" w:cs="Times New Roman"/>
+          <w:b/>
+          <w:bCs/>
+          <w:kern w:val="0"/>
+          <w:sz w:val="28"/>
+          <w:szCs w:val="28"/>
+          <w14:ligatures w14:val="none"/>
+        </w:rPr>
+      </w:pPr>
+    </w:p>
+    <w:p>
+      <w:pPr>
+        <w:rPr>
+          <w:rFonts w:ascii="Times New Roman" w:eastAsia="MS Mincho" w:hAnsi="Times New Roman" w:cs="Times New Roman"/>
+          <w:b/>
+          <w:bCs/>
+          <w:kern w:val="0"/>
+          <w:sz w:val="28"/>
+          <w:szCs w:val="28"/>
+          <w14:ligatures w14:val="none"/>
+        </w:rPr>
+      </w:pPr>
+    </w:p>
+    <w:p>
+      <w:pPr>
+        <w:rPr>
+          <w:rFonts w:ascii="Times New Roman" w:eastAsia="MS Mincho" w:hAnsi="Times New Roman" w:cs="Times New Roman"/>
+          <w:b/>
+          <w:bCs/>
+          <w:kern w:val="0"/>
+          <w:sz w:val="28"/>
+          <w:szCs w:val="28"/>
+          <w14:ligatures w14:val="none"/>
+        </w:rPr>
+      </w:pPr>
+    </w:p>
+    <w:p>
+      <w:pPr>
+        <w:rPr>
+          <w:rFonts w:ascii="Times New Roman" w:eastAsia="MS Mincho" w:hAnsi="Times New Roman" w:cs="Times New Roman"/>
+          <w:b/>
+          <w:bCs/>
+          <w:kern w:val="0"/>
+          <w:sz w:val="28"/>
+          <w:szCs w:val="28"/>
+          <w14:ligatures w14:val="none"/>
+        </w:rPr>
+      </w:pPr>
     </w:p>
     <w:p>
       <w:pPr>
         <w:spacing w:after="0" w:line="360" w:lineRule="auto"/>
-        <w:ind w:firstLine="720"/>
-        <w:jc w:val="both"/>
-        <w:rPr>
-          <w:rFonts w:ascii="Times New Roman" w:eastAsia="MS Mincho" w:hAnsi="Times New Roman" w:cs="Times New Roman"/>
-          <w:kern w:val="0"/>
-          <w:sz w:val="28"/>
-          <w:szCs w:val="28"/>
-          <w14:ligatures w14:val="none"/>
-        </w:rPr>
-      </w:pPr>
-      <w:r>
-        <w:rPr>
-          <w:rFonts w:ascii="Times New Roman" w:eastAsia="MS Mincho" w:hAnsi="Times New Roman" w:cs="Times New Roman"/>
-          <w:kern w:val="0"/>
-          <w:sz w:val="28"/>
-          <w:szCs w:val="28"/>
-          <w14:ligatures w14:val="none"/>
-        </w:rPr>
-        <w:t>This study aimed at investigating the effects of utilizing automated online feedback on enhancing learners’ reflective performance. Conducted on a sample of 138 EFL learners from university setting, this experimental study utilized a pairing-based research design. The study participants were arranged into two groups, viz., experimental group, and control group. Each pair of experimental group learners benefited from an experimental AI-based online system that instantly provided feedback on their individual reflective journals in addition to using instructional materials employed by participants of control group. The difference between the two groups of participants was that while the control group received teacher-written feedback on various aspects at instruction time, the experimental group received feedback from the experimental AI-based system online.</w:t>
+        <w:ind w:firstLine="567"/>
+        <w:jc w:val="center"/>
+        <w:rPr>
+          <w:rFonts w:ascii="Times New Roman" w:eastAsia="MS Mincho" w:hAnsi="Times New Roman" w:cs="Times New Roman"/>
+          <w:b/>
+          <w:bCs/>
+          <w:kern w:val="0"/>
+          <w:sz w:val="28"/>
+          <w:szCs w:val="28"/>
+          <w14:ligatures w14:val="none"/>
+        </w:rPr>
+      </w:pPr>
+      <w:bookmarkStart w:id="60" w:name="OLE_LINK226"/>
+      <w:bookmarkStart w:id="61" w:name="OLE_LINK227"/>
+      <w:r>
+        <w:rPr>
+          <w:rFonts w:ascii="Times New Roman" w:eastAsia="MS Mincho" w:hAnsi="Times New Roman" w:cs="Times New Roman"/>
+          <w:b/>
+          <w:bCs/>
+          <w:kern w:val="0"/>
+          <w:sz w:val="28"/>
+          <w:szCs w:val="28"/>
+          <w14:ligatures w14:val="none"/>
+        </w:rPr>
+        <w:lastRenderedPageBreak/>
+        <w:t xml:space="preserve">Figure </w:t>
+      </w:r>
+      <w:r>
+        <w:rPr>
+          <w:rFonts w:ascii="Times New Roman" w:eastAsia="MS Mincho" w:hAnsi="Times New Roman" w:cs="Times New Roman"/>
+          <w:b/>
+          <w:bCs/>
+          <w:kern w:val="0"/>
+          <w:sz w:val="28"/>
+          <w:szCs w:val="28"/>
+          <w14:ligatures w14:val="none"/>
+        </w:rPr>
+        <w:t>8</w:t>
+      </w:r>
+      <w:r>
+        <w:rPr>
+          <w:rFonts w:ascii="Times New Roman" w:eastAsia="MS Mincho" w:hAnsi="Times New Roman" w:cs="Times New Roman"/>
+          <w:b/>
+          <w:bCs/>
+          <w:kern w:val="0"/>
+          <w:sz w:val="28"/>
+          <w:szCs w:val="28"/>
+          <w14:ligatures w14:val="none"/>
+        </w:rPr>
+        <w:t xml:space="preserve">: </w:t>
+      </w:r>
+      <w:r>
+        <w:rPr>
+          <w:rFonts w:ascii="Times New Roman" w:eastAsia="MS Mincho" w:hAnsi="Times New Roman" w:cs="Times New Roman"/>
+          <w:b/>
+          <w:bCs/>
+          <w:kern w:val="0"/>
+          <w:sz w:val="28"/>
+          <w:szCs w:val="28"/>
+          <w14:ligatures w14:val="none"/>
+        </w:rPr>
+        <w:t>Terminal output of the --analyze mode showing pipeline stage outputs for a standard declarative sentence</w:t>
+      </w:r>
+      <w:bookmarkEnd w:id="61"/>
+      <w:r>
+        <w:rPr>
+          <w:rFonts w:ascii="Times New Roman" w:eastAsia="MS Mincho" w:hAnsi="Times New Roman" w:cs="Times New Roman"/>
+          <w:b/>
+          <w:bCs/>
+          <w:kern w:val="0"/>
+          <w:sz w:val="28"/>
+          <w:szCs w:val="28"/>
+          <w14:ligatures w14:val="none"/>
+        </w:rPr>
+        <w:t>.</w:t>
       </w:r>
     </w:p>
     <w:p>
       <w:pPr>
         <w:spacing w:after="0" w:line="360" w:lineRule="auto"/>
-        <w:ind w:firstLine="720"/>
-        <w:jc w:val="both"/>
-        <w:rPr>
-          <w:rFonts w:ascii="Times New Roman" w:eastAsia="MS Mincho" w:hAnsi="Times New Roman" w:cs="Times New Roman"/>
-          <w:kern w:val="0"/>
-          <w:sz w:val="28"/>
-          <w:szCs w:val="28"/>
-          <w14:ligatures w14:val="none"/>
-        </w:rPr>
-      </w:pPr>
-      <w:r>
-        <w:rPr>
-          <w:rFonts w:ascii="Times New Roman" w:eastAsia="MS Mincho" w:hAnsi="Times New Roman" w:cs="Times New Roman"/>
-          <w:kern w:val="0"/>
-          <w:sz w:val="28"/>
-          <w:szCs w:val="28"/>
-          <w14:ligatures w14:val="none"/>
-        </w:rPr>
-        <w:t xml:space="preserve">The automated system for analytical writing assessment was integrated into the writing platform to deliver immediate quality feedback on student essays. The system evaluates student writing based on a set of writing characteristics, including </w:t>
-      </w:r>
-      <w:proofErr w:type="gramStart"/>
-      <w:r>
-        <w:rPr>
-          <w:rFonts w:ascii="Times New Roman" w:eastAsia="MS Mincho" w:hAnsi="Times New Roman" w:cs="Times New Roman"/>
-          <w:kern w:val="0"/>
-          <w:sz w:val="28"/>
-          <w:szCs w:val="28"/>
-          <w14:ligatures w14:val="none"/>
-        </w:rPr>
-        <w:lastRenderedPageBreak/>
-        <w:t>a number of</w:t>
-      </w:r>
-      <w:proofErr w:type="gramEnd"/>
-      <w:r>
-        <w:rPr>
-          <w:rFonts w:ascii="Times New Roman" w:eastAsia="MS Mincho" w:hAnsi="Times New Roman" w:cs="Times New Roman"/>
-          <w:kern w:val="0"/>
-          <w:sz w:val="28"/>
-          <w:szCs w:val="28"/>
-          <w14:ligatures w14:val="none"/>
-        </w:rPr>
-        <w:t xml:space="preserve"> dimensions such as content and organization, and assesses students’ reflective thinking. In addition, the system provides developmental feedback comments with concrete suggestions for improvement. This study explores whether students who received automated feedback on their writing compositions achieved higher reflective writing scores than their counterparts who did not receive such support. Results of this study indicate that students who received automated feedback on their writing attained higher reflective writing scores. An analysis of their grades for their final journal entries revealed higher average grades than for their prior journal entries. Findings also indicate significant improvement in their reflective thinking ability. There is also more consistency in their growth over the course of the year as well as and a greater emphasis on features such as detailed analysis and application of skills as evidenced by their writing</w:t>
-      </w:r>
-      <w:r>
-        <w:rPr>
-          <w:rFonts w:ascii="Times New Roman" w:eastAsia="MS Mincho" w:hAnsi="Times New Roman" w:cs="Times New Roman"/>
-          <w:kern w:val="0"/>
-          <w:sz w:val="28"/>
-          <w:szCs w:val="28"/>
-          <w14:ligatures w14:val="none"/>
-        </w:rPr>
-        <w:t xml:space="preserve"> </w:t>
-      </w:r>
-      <w:r>
-        <w:rPr>
-          <w:rFonts w:ascii="Times New Roman" w:eastAsia="MS Mincho" w:hAnsi="Times New Roman" w:cs="Times New Roman"/>
-          <w:kern w:val="0"/>
-          <w:sz w:val="28"/>
-          <w:szCs w:val="28"/>
-          <w14:ligatures w14:val="none"/>
-        </w:rPr>
-        <w:t>(Cheng, 2017).</w:t>
-      </w:r>
-    </w:p>
-    <w:p>
-      <w:pPr>
-        <w:spacing w:after="0" w:line="360" w:lineRule="auto"/>
-        <w:ind w:firstLine="720"/>
-        <w:jc w:val="both"/>
-        <w:rPr>
-          <w:rFonts w:ascii="Times New Roman" w:eastAsia="MS Mincho" w:hAnsi="Times New Roman" w:cs="Times New Roman"/>
-          <w:kern w:val="0"/>
-          <w:sz w:val="28"/>
-          <w:szCs w:val="28"/>
-          <w14:ligatures w14:val="none"/>
-        </w:rPr>
-      </w:pPr>
-      <w:r>
-        <w:rPr>
-          <w:rFonts w:ascii="Times New Roman" w:eastAsia="MS Mincho" w:hAnsi="Times New Roman" w:cs="Times New Roman"/>
-          <w:kern w:val="0"/>
-          <w:sz w:val="28"/>
-          <w:szCs w:val="28"/>
-          <w14:ligatures w14:val="none"/>
-        </w:rPr>
-        <w:t>This case study explores how AI supports learning. It looks at how AI-based assessment systems not only provide results, but also actively support learning. Immediate automated feedback supports students’ self-regulated learning, while teachers have a better working week because they can quickly assess large numbers of written assignments.</w:t>
-      </w:r>
-    </w:p>
-    <w:p>
-      <w:pPr>
-        <w:spacing w:after="0" w:line="360" w:lineRule="auto"/>
-        <w:ind w:firstLine="720"/>
-        <w:jc w:val="both"/>
-        <w:rPr>
-          <w:rFonts w:ascii="Times New Roman" w:eastAsia="MS Mincho" w:hAnsi="Times New Roman" w:cs="Times New Roman"/>
-          <w:kern w:val="0"/>
-          <w:sz w:val="28"/>
-          <w:szCs w:val="28"/>
-          <w14:ligatures w14:val="none"/>
-        </w:rPr>
-      </w:pPr>
-      <w:r>
-        <w:rPr>
-          <w:rFonts w:ascii="Times New Roman" w:eastAsia="MS Mincho" w:hAnsi="Times New Roman" w:cs="Times New Roman"/>
-          <w:kern w:val="0"/>
-          <w:sz w:val="28"/>
-          <w:szCs w:val="28"/>
-          <w14:ligatures w14:val="none"/>
-        </w:rPr>
-        <w:t xml:space="preserve">The study had some intriguing findings </w:t>
-      </w:r>
-      <w:proofErr w:type="gramStart"/>
-      <w:r>
-        <w:rPr>
-          <w:rFonts w:ascii="Times New Roman" w:eastAsia="MS Mincho" w:hAnsi="Times New Roman" w:cs="Times New Roman"/>
-          <w:kern w:val="0"/>
-          <w:sz w:val="28"/>
-          <w:szCs w:val="28"/>
-          <w14:ligatures w14:val="none"/>
-        </w:rPr>
-        <w:t>and also</w:t>
-      </w:r>
-      <w:proofErr w:type="gramEnd"/>
-      <w:r>
-        <w:rPr>
-          <w:rFonts w:ascii="Times New Roman" w:eastAsia="MS Mincho" w:hAnsi="Times New Roman" w:cs="Times New Roman"/>
-          <w:kern w:val="0"/>
-          <w:sz w:val="28"/>
-          <w:szCs w:val="28"/>
-          <w14:ligatures w14:val="none"/>
-        </w:rPr>
-        <w:t xml:space="preserve"> highlighted </w:t>
-      </w:r>
-      <w:proofErr w:type="gramStart"/>
-      <w:r>
-        <w:rPr>
-          <w:rFonts w:ascii="Times New Roman" w:eastAsia="MS Mincho" w:hAnsi="Times New Roman" w:cs="Times New Roman"/>
-          <w:kern w:val="0"/>
-          <w:sz w:val="28"/>
-          <w:szCs w:val="28"/>
-          <w14:ligatures w14:val="none"/>
-        </w:rPr>
-        <w:t>a number of</w:t>
-      </w:r>
-      <w:proofErr w:type="gramEnd"/>
-      <w:r>
-        <w:rPr>
-          <w:rFonts w:ascii="Times New Roman" w:eastAsia="MS Mincho" w:hAnsi="Times New Roman" w:cs="Times New Roman"/>
-          <w:kern w:val="0"/>
-          <w:sz w:val="28"/>
-          <w:szCs w:val="28"/>
-          <w14:ligatures w14:val="none"/>
-        </w:rPr>
-        <w:t xml:space="preserve"> limitations of the approach that could inform future developments. Many of the students interviewed felt that the quality of the feedback they received from the system lacked something that a human teacher would have been able to explain more fully. This in turn raises questions about how such automated feedback could be meaningfully integrated into classroom activity, perhaps with teacher feedback and automated systems working together.</w:t>
-      </w:r>
-    </w:p>
-    <w:p>
-      <w:pPr>
-        <w:spacing w:after="0" w:line="360" w:lineRule="auto"/>
-        <w:ind w:firstLine="720"/>
-        <w:jc w:val="both"/>
-        <w:rPr>
-          <w:rFonts w:ascii="Times New Roman" w:eastAsia="MS Mincho" w:hAnsi="Times New Roman" w:cs="Times New Roman"/>
-          <w:kern w:val="0"/>
-          <w:sz w:val="28"/>
-          <w:szCs w:val="28"/>
-          <w14:ligatures w14:val="none"/>
-        </w:rPr>
-      </w:pPr>
-      <w:r>
-        <w:rPr>
-          <w:rFonts w:ascii="Times New Roman" w:eastAsia="MS Mincho" w:hAnsi="Times New Roman" w:cs="Times New Roman"/>
-          <w:kern w:val="0"/>
-          <w:sz w:val="28"/>
-          <w:szCs w:val="28"/>
-          <w14:ligatures w14:val="none"/>
-        </w:rPr>
-        <w:t xml:space="preserve">This paper offers best practices on the utilization of automated assessment and feedback systems in education. Technology has played an increasing significant role in the assessment arena, enabling assessment to be conducted in a faster, more objective and on an ongoing basis. The use of such technology can </w:t>
-      </w:r>
-      <w:proofErr w:type="gramStart"/>
-      <w:r>
-        <w:rPr>
-          <w:rFonts w:ascii="Times New Roman" w:eastAsia="MS Mincho" w:hAnsi="Times New Roman" w:cs="Times New Roman"/>
-          <w:kern w:val="0"/>
-          <w:sz w:val="28"/>
-          <w:szCs w:val="28"/>
-          <w14:ligatures w14:val="none"/>
-        </w:rPr>
-        <w:t>actually enhance</w:t>
-      </w:r>
-      <w:proofErr w:type="gramEnd"/>
-      <w:r>
-        <w:rPr>
-          <w:rFonts w:ascii="Times New Roman" w:eastAsia="MS Mincho" w:hAnsi="Times New Roman" w:cs="Times New Roman"/>
-          <w:kern w:val="0"/>
-          <w:sz w:val="28"/>
-          <w:szCs w:val="28"/>
-          <w14:ligatures w14:val="none"/>
-        </w:rPr>
-        <w:t xml:space="preserve"> students’ reflective thinking and writing skills. In the era of AI-enabled educational </w:t>
-      </w:r>
-      <w:r>
-        <w:rPr>
-          <w:rFonts w:ascii="Times New Roman" w:eastAsia="MS Mincho" w:hAnsi="Times New Roman" w:cs="Times New Roman"/>
-          <w:kern w:val="0"/>
-          <w:sz w:val="28"/>
-          <w:szCs w:val="28"/>
-          <w14:ligatures w14:val="none"/>
-        </w:rPr>
-        <w:lastRenderedPageBreak/>
-        <w:t>technologies, these types of systems are practical and effective teaching tools. (Cheng, 2017)</w:t>
-      </w:r>
-    </w:p>
-    <w:p>
-      <w:pPr>
-        <w:spacing w:after="0" w:line="360" w:lineRule="auto"/>
-        <w:ind w:firstLine="720"/>
-        <w:jc w:val="both"/>
-        <w:rPr>
-          <w:rFonts w:ascii="Times New Roman" w:eastAsia="MS Mincho" w:hAnsi="Times New Roman" w:cs="Times New Roman"/>
-          <w:kern w:val="0"/>
-          <w:sz w:val="28"/>
-          <w:szCs w:val="28"/>
-          <w14:ligatures w14:val="none"/>
-        </w:rPr>
-      </w:pPr>
-      <w:r>
-        <w:rPr>
-          <w:rFonts w:ascii="Times New Roman" w:eastAsia="MS Mincho" w:hAnsi="Times New Roman" w:cs="Times New Roman"/>
-          <w:kern w:val="0"/>
-          <w:sz w:val="28"/>
-          <w:szCs w:val="28"/>
-          <w14:ligatures w14:val="none"/>
-        </w:rPr>
-        <w:t xml:space="preserve">Apart from being applied in various </w:t>
-      </w:r>
-      <w:proofErr w:type="gramStart"/>
-      <w:r>
-        <w:rPr>
-          <w:rFonts w:ascii="Times New Roman" w:eastAsia="MS Mincho" w:hAnsi="Times New Roman" w:cs="Times New Roman"/>
-          <w:kern w:val="0"/>
-          <w:sz w:val="28"/>
-          <w:szCs w:val="28"/>
-          <w14:ligatures w14:val="none"/>
-        </w:rPr>
-        <w:t>researches</w:t>
-      </w:r>
-      <w:proofErr w:type="gramEnd"/>
-      <w:r>
-        <w:rPr>
-          <w:rFonts w:ascii="Times New Roman" w:eastAsia="MS Mincho" w:hAnsi="Times New Roman" w:cs="Times New Roman"/>
-          <w:kern w:val="0"/>
-          <w:sz w:val="28"/>
-          <w:szCs w:val="28"/>
-          <w14:ligatures w14:val="none"/>
-        </w:rPr>
-        <w:t xml:space="preserve"> and experiments related to artificial intelligence-based assessment, these systems are also commonly known as and utilized as Intelligent Tutoring Systems (ITS). Not only does ITS deliver educational </w:t>
-      </w:r>
-      <w:proofErr w:type="gramStart"/>
-      <w:r>
-        <w:rPr>
-          <w:rFonts w:ascii="Times New Roman" w:eastAsia="MS Mincho" w:hAnsi="Times New Roman" w:cs="Times New Roman"/>
-          <w:kern w:val="0"/>
-          <w:sz w:val="28"/>
-          <w:szCs w:val="28"/>
-          <w14:ligatures w14:val="none"/>
-        </w:rPr>
-        <w:t>contents, but</w:t>
-      </w:r>
-      <w:proofErr w:type="gramEnd"/>
-      <w:r>
-        <w:rPr>
-          <w:rFonts w:ascii="Times New Roman" w:eastAsia="MS Mincho" w:hAnsi="Times New Roman" w:cs="Times New Roman"/>
-          <w:kern w:val="0"/>
-          <w:sz w:val="28"/>
-          <w:szCs w:val="28"/>
-          <w14:ligatures w14:val="none"/>
-        </w:rPr>
-        <w:t xml:space="preserve"> also assesses student performance </w:t>
-      </w:r>
-      <w:proofErr w:type="gramStart"/>
-      <w:r>
-        <w:rPr>
-          <w:rFonts w:ascii="Times New Roman" w:eastAsia="MS Mincho" w:hAnsi="Times New Roman" w:cs="Times New Roman"/>
-          <w:kern w:val="0"/>
-          <w:sz w:val="28"/>
-          <w:szCs w:val="28"/>
-          <w14:ligatures w14:val="none"/>
-        </w:rPr>
-        <w:t>and also</w:t>
-      </w:r>
-      <w:proofErr w:type="gramEnd"/>
-      <w:r>
-        <w:rPr>
-          <w:rFonts w:ascii="Times New Roman" w:eastAsia="MS Mincho" w:hAnsi="Times New Roman" w:cs="Times New Roman"/>
-          <w:kern w:val="0"/>
-          <w:sz w:val="28"/>
-          <w:szCs w:val="28"/>
-          <w14:ligatures w14:val="none"/>
-        </w:rPr>
-        <w:t xml:space="preserve"> provides tutoring and assessment support that is individualized for each student. There are many practical applications of ITS for educational purposes, and many of them have been tried and applied in real-world instructional settings.</w:t>
-      </w:r>
-    </w:p>
-    <w:p>
-      <w:pPr>
-        <w:spacing w:after="0" w:line="360" w:lineRule="auto"/>
-        <w:ind w:firstLine="720"/>
-        <w:jc w:val="both"/>
-        <w:rPr>
-          <w:rFonts w:ascii="Times New Roman" w:eastAsia="MS Mincho" w:hAnsi="Times New Roman" w:cs="Times New Roman"/>
-          <w:kern w:val="0"/>
-          <w:sz w:val="28"/>
-          <w:szCs w:val="28"/>
-          <w14:ligatures w14:val="none"/>
-        </w:rPr>
-      </w:pPr>
-      <w:r>
-        <w:rPr>
-          <w:rFonts w:ascii="Times New Roman" w:eastAsia="MS Mincho" w:hAnsi="Times New Roman" w:cs="Times New Roman"/>
-          <w:kern w:val="0"/>
-          <w:sz w:val="28"/>
-          <w:szCs w:val="28"/>
-          <w14:ligatures w14:val="none"/>
-        </w:rPr>
-        <w:t>What is the practical impact of ITS? Kulik and Fletcher (2016) conducted a meta-analytic study that investigated this question. For the meta-analysis, 50 experimental studies were selected in which students using an ITS were compared with students receiving no ITS but traditional instruction. The mean effect size for achievement was 0.66 standard deviation, or approximately 25% of a standard deviation above the mean of the traditional instruction distributions. This means that a score at the 50th percentile for traditional instruction translates into a score at the 75th percentile when using an ITS. The results support the practical effectiveness of ITS in actual educational practice</w:t>
-      </w:r>
-      <w:r>
-        <w:rPr>
-          <w:rFonts w:ascii="Times New Roman" w:eastAsia="MS Mincho" w:hAnsi="Times New Roman" w:cs="Times New Roman"/>
-          <w:kern w:val="0"/>
-          <w:sz w:val="28"/>
-          <w:szCs w:val="28"/>
-          <w14:ligatures w14:val="none"/>
-        </w:rPr>
-        <w:t xml:space="preserve"> </w:t>
-      </w:r>
-      <w:r>
-        <w:rPr>
-          <w:rFonts w:ascii="Times New Roman" w:eastAsia="MS Mincho" w:hAnsi="Times New Roman" w:cs="Times New Roman"/>
-          <w:kern w:val="0"/>
-          <w:sz w:val="28"/>
-          <w:szCs w:val="28"/>
-          <w14:ligatures w14:val="none"/>
-        </w:rPr>
-        <w:t>(Kulik &amp; Fletcher, 2016).</w:t>
-      </w:r>
-    </w:p>
-    <w:p>
-      <w:pPr>
-        <w:spacing w:after="0" w:line="360" w:lineRule="auto"/>
-        <w:ind w:firstLine="720"/>
-        <w:jc w:val="both"/>
-        <w:rPr>
-          <w:rFonts w:ascii="Times New Roman" w:eastAsia="MS Mincho" w:hAnsi="Times New Roman" w:cs="Times New Roman"/>
-          <w:kern w:val="0"/>
-          <w:sz w:val="28"/>
-          <w:szCs w:val="28"/>
-          <w14:ligatures w14:val="none"/>
-        </w:rPr>
-      </w:pPr>
-      <w:r>
-        <w:rPr>
-          <w:rFonts w:ascii="Times New Roman" w:eastAsia="MS Mincho" w:hAnsi="Times New Roman" w:cs="Times New Roman"/>
-          <w:kern w:val="0"/>
-          <w:sz w:val="28"/>
-          <w:szCs w:val="28"/>
-          <w14:ligatures w14:val="none"/>
-        </w:rPr>
-        <w:t>In the practical application of ITS, real-time assessment and feedback is one of the major components. Real-time assessment and feedback to each student answer are provided and appropriate guidance is offered. Students can immediately correct any errors and manage their own learning. The system assesses the student's knowledge level, and processes subsequent tasks adaptively.</w:t>
-      </w:r>
-    </w:p>
-    <w:p>
-      <w:pPr>
-        <w:spacing w:after="0" w:line="360" w:lineRule="auto"/>
-        <w:ind w:firstLine="720"/>
-        <w:jc w:val="both"/>
-        <w:rPr>
-          <w:rFonts w:ascii="Times New Roman" w:eastAsia="MS Mincho" w:hAnsi="Times New Roman" w:cs="Times New Roman"/>
-          <w:kern w:val="0"/>
-          <w:sz w:val="28"/>
-          <w:szCs w:val="28"/>
-          <w14:ligatures w14:val="none"/>
-        </w:rPr>
-      </w:pPr>
-      <w:r>
-        <w:rPr>
-          <w:rFonts w:ascii="Times New Roman" w:eastAsia="MS Mincho" w:hAnsi="Times New Roman" w:cs="Times New Roman"/>
-          <w:kern w:val="0"/>
-          <w:sz w:val="28"/>
-          <w:szCs w:val="28"/>
-          <w14:ligatures w14:val="none"/>
-        </w:rPr>
-        <w:t xml:space="preserve">Anderson et al. (1995) conducted a comprehensive analysis of ‘Cognitive Tutors’ within the sphere of ITS research. Such systems have been widely applied in the field of mathematical applications and basic problem-solving skills. Simulating the learning process of a student, the software program identifies the exact points where a student makes a mistake and uses this information to deliver </w:t>
-      </w:r>
-      <w:proofErr w:type="spellStart"/>
-      <w:r>
-        <w:rPr>
-          <w:rFonts w:ascii="Times New Roman" w:eastAsia="MS Mincho" w:hAnsi="Times New Roman" w:cs="Times New Roman"/>
-          <w:kern w:val="0"/>
-          <w:sz w:val="28"/>
-          <w:szCs w:val="28"/>
-          <w14:ligatures w14:val="none"/>
-        </w:rPr>
-        <w:t>individualised</w:t>
-      </w:r>
-      <w:proofErr w:type="spellEnd"/>
-      <w:r>
-        <w:rPr>
-          <w:rFonts w:ascii="Times New Roman" w:eastAsia="MS Mincho" w:hAnsi="Times New Roman" w:cs="Times New Roman"/>
-          <w:kern w:val="0"/>
-          <w:sz w:val="28"/>
-          <w:szCs w:val="28"/>
-          <w14:ligatures w14:val="none"/>
-        </w:rPr>
-        <w:t xml:space="preserve"> coaching. One well-known Cognitive Tutor for example does not </w:t>
-      </w:r>
-      <w:r>
-        <w:rPr>
-          <w:rFonts w:ascii="Times New Roman" w:eastAsia="MS Mincho" w:hAnsi="Times New Roman" w:cs="Times New Roman"/>
-          <w:kern w:val="0"/>
-          <w:sz w:val="28"/>
-          <w:szCs w:val="28"/>
-          <w14:ligatures w14:val="none"/>
-        </w:rPr>
-        <w:lastRenderedPageBreak/>
-        <w:t>merely check whether a student reaches the correct answer but also evaluates whether the student uses the appropriate tactics to arrive at that answer.</w:t>
-      </w:r>
-    </w:p>
-    <w:p>
-      <w:pPr>
-        <w:spacing w:after="0" w:line="360" w:lineRule="auto"/>
-        <w:ind w:firstLine="720"/>
-        <w:jc w:val="both"/>
-        <w:rPr>
-          <w:rFonts w:ascii="Times New Roman" w:eastAsia="MS Mincho" w:hAnsi="Times New Roman" w:cs="Times New Roman"/>
-          <w:kern w:val="0"/>
-          <w:sz w:val="28"/>
-          <w:szCs w:val="28"/>
-          <w14:ligatures w14:val="none"/>
-        </w:rPr>
-      </w:pPr>
-      <w:r>
-        <w:rPr>
-          <w:rFonts w:ascii="Times New Roman" w:eastAsia="MS Mincho" w:hAnsi="Times New Roman" w:cs="Times New Roman"/>
-          <w:kern w:val="0"/>
-          <w:sz w:val="28"/>
-          <w:szCs w:val="28"/>
-          <w14:ligatures w14:val="none"/>
-        </w:rPr>
-        <w:t xml:space="preserve">Compared to the conventional instructional design and delivery in teaching and learning process, ITS has its own advantages. Those advantages are personalization of learning objects and flexible learning process in line with students’ needs, monitoring of students’ progress through continuous assessment, and production of analytical result and report to assist teachers in monitoring and evaluating their students’ performance. Besides, it reduces teachers’ </w:t>
-      </w:r>
-      <w:proofErr w:type="gramStart"/>
-      <w:r>
-        <w:rPr>
-          <w:rFonts w:ascii="Times New Roman" w:eastAsia="MS Mincho" w:hAnsi="Times New Roman" w:cs="Times New Roman"/>
-          <w:kern w:val="0"/>
-          <w:sz w:val="28"/>
-          <w:szCs w:val="28"/>
-          <w14:ligatures w14:val="none"/>
-        </w:rPr>
-        <w:t>workload, yet</w:t>
-      </w:r>
-      <w:proofErr w:type="gramEnd"/>
-      <w:r>
-        <w:rPr>
-          <w:rFonts w:ascii="Times New Roman" w:eastAsia="MS Mincho" w:hAnsi="Times New Roman" w:cs="Times New Roman"/>
-          <w:kern w:val="0"/>
-          <w:sz w:val="28"/>
-          <w:szCs w:val="28"/>
-          <w14:ligatures w14:val="none"/>
-        </w:rPr>
-        <w:t xml:space="preserve"> still allows them to evaluate students adequately even in large class sizes.</w:t>
-      </w:r>
-    </w:p>
-    <w:p>
-      <w:pPr>
-        <w:spacing w:after="0" w:line="360" w:lineRule="auto"/>
-        <w:ind w:firstLine="720"/>
-        <w:jc w:val="both"/>
-        <w:rPr>
-          <w:rFonts w:ascii="Times New Roman" w:eastAsia="MS Mincho" w:hAnsi="Times New Roman" w:cs="Times New Roman"/>
-          <w:kern w:val="0"/>
-          <w:sz w:val="28"/>
-          <w:szCs w:val="28"/>
-          <w14:ligatures w14:val="none"/>
-        </w:rPr>
-      </w:pPr>
-      <w:r>
-        <w:rPr>
-          <w:rFonts w:ascii="Times New Roman" w:eastAsia="MS Mincho" w:hAnsi="Times New Roman" w:cs="Times New Roman"/>
-          <w:kern w:val="0"/>
-          <w:sz w:val="28"/>
-          <w:szCs w:val="28"/>
-          <w14:ligatures w14:val="none"/>
-        </w:rPr>
-        <w:t xml:space="preserve">While ITS have been evaluated in </w:t>
-      </w:r>
-      <w:proofErr w:type="gramStart"/>
-      <w:r>
-        <w:rPr>
-          <w:rFonts w:ascii="Times New Roman" w:eastAsia="MS Mincho" w:hAnsi="Times New Roman" w:cs="Times New Roman"/>
-          <w:kern w:val="0"/>
-          <w:sz w:val="28"/>
-          <w:szCs w:val="28"/>
-          <w14:ligatures w14:val="none"/>
-        </w:rPr>
-        <w:t>a large number of</w:t>
-      </w:r>
-      <w:proofErr w:type="gramEnd"/>
-      <w:r>
-        <w:rPr>
-          <w:rFonts w:ascii="Times New Roman" w:eastAsia="MS Mincho" w:hAnsi="Times New Roman" w:cs="Times New Roman"/>
-          <w:kern w:val="0"/>
-          <w:sz w:val="28"/>
-          <w:szCs w:val="28"/>
-          <w14:ligatures w14:val="none"/>
-        </w:rPr>
-        <w:t xml:space="preserve"> studies and have been shown to have a promising educational potential, there are </w:t>
-      </w:r>
-      <w:proofErr w:type="gramStart"/>
-      <w:r>
-        <w:rPr>
-          <w:rFonts w:ascii="Times New Roman" w:eastAsia="MS Mincho" w:hAnsi="Times New Roman" w:cs="Times New Roman"/>
-          <w:kern w:val="0"/>
-          <w:sz w:val="28"/>
-          <w:szCs w:val="28"/>
-          <w14:ligatures w14:val="none"/>
-        </w:rPr>
-        <w:t>a number of</w:t>
-      </w:r>
-      <w:proofErr w:type="gramEnd"/>
-      <w:r>
-        <w:rPr>
-          <w:rFonts w:ascii="Times New Roman" w:eastAsia="MS Mincho" w:hAnsi="Times New Roman" w:cs="Times New Roman"/>
-          <w:kern w:val="0"/>
-          <w:sz w:val="28"/>
-          <w:szCs w:val="28"/>
-          <w14:ligatures w14:val="none"/>
-        </w:rPr>
-        <w:t xml:space="preserve"> practical limitations that have been found in the literature. First, effectiveness of ITS depends on evaluation methods and quality of the implementation. In some studies, self-reporting of learning outcomes achieved </w:t>
-      </w:r>
-      <w:proofErr w:type="gramStart"/>
-      <w:r>
-        <w:rPr>
-          <w:rFonts w:ascii="Times New Roman" w:eastAsia="MS Mincho" w:hAnsi="Times New Roman" w:cs="Times New Roman"/>
-          <w:kern w:val="0"/>
-          <w:sz w:val="28"/>
-          <w:szCs w:val="28"/>
-          <w14:ligatures w14:val="none"/>
-        </w:rPr>
-        <w:t>by the use of</w:t>
-      </w:r>
-      <w:proofErr w:type="gramEnd"/>
-      <w:r>
-        <w:rPr>
-          <w:rFonts w:ascii="Times New Roman" w:eastAsia="MS Mincho" w:hAnsi="Times New Roman" w:cs="Times New Roman"/>
-          <w:kern w:val="0"/>
-          <w:sz w:val="28"/>
-          <w:szCs w:val="28"/>
-          <w14:ligatures w14:val="none"/>
-        </w:rPr>
-        <w:t xml:space="preserve"> an ITS resulted in lower effects than those found when using more objective measures of learning outcomes. </w:t>
-      </w:r>
-    </w:p>
-    <w:p>
-      <w:pPr>
-        <w:spacing w:after="0" w:line="360" w:lineRule="auto"/>
-        <w:ind w:firstLine="720"/>
-        <w:jc w:val="both"/>
-        <w:rPr>
-          <w:rFonts w:ascii="Times New Roman" w:eastAsia="MS Mincho" w:hAnsi="Times New Roman" w:cs="Times New Roman"/>
-          <w:kern w:val="0"/>
-          <w:sz w:val="28"/>
-          <w:szCs w:val="28"/>
-          <w14:ligatures w14:val="none"/>
-        </w:rPr>
-      </w:pPr>
-    </w:p>
-    <w:p>
-      <w:pPr>
-        <w:spacing w:after="0" w:line="360" w:lineRule="auto"/>
-        <w:ind w:firstLine="720"/>
-        <w:jc w:val="both"/>
         <w:rPr>
           <w:rFonts w:ascii="Times New Roman" w:eastAsia="MS Mincho" w:hAnsi="Times New Roman" w:cs="Times New Roman"/>
           <w:b/>
@@ -26900,44 +28017,13 @@
       </w:pPr>
       <w:r>
         <w:rPr>
-          <w:rFonts w:ascii="Times New Roman" w:eastAsia="MS Mincho" w:hAnsi="Times New Roman" w:cs="Times New Roman"/>
-          <w:b/>
-          <w:bCs/>
-          <w:kern w:val="0"/>
-          <w:sz w:val="28"/>
-          <w:szCs w:val="28"/>
-          <w14:ligatures w14:val="none"/>
-        </w:rPr>
-        <w:t>Figure 8: Meta-Analysis Results of Intelligent Tutoring Systems (ITS)</w:t>
-      </w:r>
-    </w:p>
-    <w:p>
-      <w:pPr>
-        <w:spacing w:after="0" w:line="360" w:lineRule="auto"/>
-        <w:ind w:firstLine="720"/>
-        <w:jc w:val="both"/>
-        <w:rPr>
-          <w:rFonts w:ascii="Times New Roman" w:eastAsia="MS Mincho" w:hAnsi="Times New Roman" w:cs="Times New Roman"/>
-          <w:kern w:val="0"/>
-          <w:sz w:val="28"/>
-          <w:szCs w:val="28"/>
-          <w14:ligatures w14:val="none"/>
-        </w:rPr>
-      </w:pPr>
-      <w:r>
-        <w:rPr>
-          <w:rFonts w:ascii="Times New Roman" w:eastAsia="MS Mincho" w:hAnsi="Times New Roman" w:cs="Times New Roman"/>
           <w:noProof/>
-          <w:kern w:val="0"/>
-          <w:sz w:val="28"/>
-          <w:szCs w:val="28"/>
-          <w14:ligatures w14:val="none"/>
         </w:rPr>
         <w:drawing>
-          <wp:inline distT="0" distB="0" distL="0" distR="0" wp14:anchorId="1D4B2249" wp14:editId="4614B294">
-            <wp:extent cx="4909703" cy="2369820"/>
-            <wp:effectExtent l="0" t="0" r="5715" b="0"/>
-            <wp:docPr id="846830097" name="Picture 1"/>
+          <wp:inline distT="0" distB="0" distL="0" distR="0" wp14:anchorId="19477536" wp14:editId="5654AFF4">
+            <wp:extent cx="5939790" cy="1607800"/>
+            <wp:effectExtent l="0" t="0" r="3810" b="5715"/>
+            <wp:docPr id="1108126500" name="Picture 3"/>
             <wp:cNvGraphicFramePr>
               <a:graphicFrameLocks xmlns:a="http://schemas.openxmlformats.org/drawingml/2006/main" noChangeAspect="1"/>
             </wp:cNvGraphicFramePr>
@@ -26945,7 +28031,614 @@
               <a:graphicData uri="http://schemas.openxmlformats.org/drawingml/2006/picture">
                 <pic:pic xmlns:pic="http://schemas.openxmlformats.org/drawingml/2006/picture">
                   <pic:nvPicPr>
-                    <pic:cNvPr id="846830097" name=""/>
+                    <pic:cNvPr id="1108126500" name="Picture 1108126500"/>
+                    <pic:cNvPicPr/>
+                  </pic:nvPicPr>
+                  <pic:blipFill>
+                    <a:blip r:embed="rId19"/>
+                    <a:stretch>
+                      <a:fillRect/>
+                    </a:stretch>
+                  </pic:blipFill>
+                  <pic:spPr>
+                    <a:xfrm>
+                      <a:off x="0" y="0"/>
+                      <a:ext cx="5939790" cy="1607800"/>
+                    </a:xfrm>
+                    <a:prstGeom prst="rect">
+                      <a:avLst/>
+                    </a:prstGeom>
+                  </pic:spPr>
+                </pic:pic>
+              </a:graphicData>
+            </a:graphic>
+          </wp:inline>
+        </w:drawing>
+      </w:r>
+    </w:p>
+    <w:p>
+      <w:pPr>
+        <w:spacing w:after="0" w:line="360" w:lineRule="auto"/>
+        <w:jc w:val="both"/>
+        <w:rPr>
+          <w:rFonts w:ascii="Times New Roman" w:eastAsia="MS Mincho" w:hAnsi="Times New Roman" w:cs="Times New Roman"/>
+          <w:kern w:val="0"/>
+          <w:sz w:val="28"/>
+          <w:szCs w:val="28"/>
+          <w14:ligatures w14:val="none"/>
+        </w:rPr>
+      </w:pPr>
+      <w:r>
+        <w:rPr>
+          <w:rFonts w:ascii="Times New Roman" w:eastAsia="MS Mincho" w:hAnsi="Times New Roman" w:cs="Times New Roman"/>
+          <w:b/>
+          <w:bCs/>
+          <w:kern w:val="0"/>
+          <w:sz w:val="28"/>
+          <w:szCs w:val="28"/>
+          <w14:ligatures w14:val="none"/>
+        </w:rPr>
+        <w:t>Source:</w:t>
+      </w:r>
+      <w:r>
+        <w:rPr>
+          <w:rFonts w:ascii="Times New Roman" w:eastAsia="MS Mincho" w:hAnsi="Times New Roman" w:cs="Times New Roman"/>
+          <w:kern w:val="0"/>
+          <w:sz w:val="28"/>
+          <w:szCs w:val="28"/>
+          <w14:ligatures w14:val="none"/>
+        </w:rPr>
+        <w:t xml:space="preserve"> </w:t>
+      </w:r>
+      <w:r>
+        <w:rPr>
+          <w:rFonts w:ascii="Times New Roman" w:eastAsia="MS Mincho" w:hAnsi="Times New Roman" w:cs="Times New Roman"/>
+          <w:kern w:val="0"/>
+          <w:sz w:val="28"/>
+          <w:szCs w:val="28"/>
+          <w14:ligatures w14:val="none"/>
+        </w:rPr>
+        <w:t>Author's own elaboration</w:t>
+      </w:r>
+    </w:p>
+    <w:p>
+      <w:pPr>
+        <w:spacing w:after="0" w:line="360" w:lineRule="auto"/>
+        <w:jc w:val="both"/>
+        <w:rPr>
+          <w:rFonts w:ascii="Times New Roman" w:eastAsia="MS Mincho" w:hAnsi="Times New Roman" w:cs="Times New Roman"/>
+          <w:kern w:val="0"/>
+          <w:sz w:val="28"/>
+          <w:szCs w:val="28"/>
+          <w14:ligatures w14:val="none"/>
+        </w:rPr>
+      </w:pPr>
+    </w:p>
+    <w:p>
+      <w:pPr>
+        <w:spacing w:after="0" w:line="360" w:lineRule="auto"/>
+        <w:ind w:firstLine="567"/>
+        <w:jc w:val="center"/>
+        <w:rPr>
+          <w:rFonts w:ascii="Times New Roman" w:eastAsia="MS Mincho" w:hAnsi="Times New Roman" w:cs="Times New Roman"/>
+          <w:b/>
+          <w:bCs/>
+          <w:kern w:val="0"/>
+          <w:sz w:val="28"/>
+          <w:szCs w:val="28"/>
+          <w14:ligatures w14:val="none"/>
+        </w:rPr>
+      </w:pPr>
+      <w:bookmarkStart w:id="62" w:name="OLE_LINK228"/>
+      <w:bookmarkStart w:id="63" w:name="OLE_LINK231"/>
+      <w:r>
+        <w:rPr>
+          <w:rFonts w:ascii="Times New Roman" w:eastAsia="MS Mincho" w:hAnsi="Times New Roman" w:cs="Times New Roman"/>
+          <w:b/>
+          <w:bCs/>
+          <w:kern w:val="0"/>
+          <w:sz w:val="28"/>
+          <w:szCs w:val="28"/>
+          <w14:ligatures w14:val="none"/>
+        </w:rPr>
+        <w:t xml:space="preserve">Figure </w:t>
+      </w:r>
+      <w:r>
+        <w:rPr>
+          <w:rFonts w:ascii="Times New Roman" w:eastAsia="MS Mincho" w:hAnsi="Times New Roman" w:cs="Times New Roman"/>
+          <w:b/>
+          <w:bCs/>
+          <w:kern w:val="0"/>
+          <w:sz w:val="28"/>
+          <w:szCs w:val="28"/>
+          <w14:ligatures w14:val="none"/>
+        </w:rPr>
+        <w:t>9</w:t>
+      </w:r>
+      <w:r>
+        <w:rPr>
+          <w:rFonts w:ascii="Times New Roman" w:eastAsia="MS Mincho" w:hAnsi="Times New Roman" w:cs="Times New Roman"/>
+          <w:b/>
+          <w:bCs/>
+          <w:kern w:val="0"/>
+          <w:sz w:val="28"/>
+          <w:szCs w:val="28"/>
+          <w14:ligatures w14:val="none"/>
+        </w:rPr>
+        <w:t xml:space="preserve">: </w:t>
+      </w:r>
+      <w:r>
+        <w:rPr>
+          <w:rFonts w:ascii="Times New Roman" w:eastAsia="MS Mincho" w:hAnsi="Times New Roman" w:cs="Times New Roman"/>
+          <w:b/>
+          <w:bCs/>
+          <w:kern w:val="0"/>
+          <w:sz w:val="28"/>
+          <w:szCs w:val="28"/>
+          <w14:ligatures w14:val="none"/>
+        </w:rPr>
+        <w:t>Terminal output of the --analyze mode showing pipeline stage outputs for a sentence containing numerals and abbreviations.</w:t>
+      </w:r>
+    </w:p>
+    <w:bookmarkEnd w:id="62"/>
+    <w:p>
+      <w:pPr>
+        <w:spacing w:after="0" w:line="360" w:lineRule="auto"/>
+        <w:rPr>
+          <w:rFonts w:ascii="Times New Roman" w:eastAsia="MS Mincho" w:hAnsi="Times New Roman" w:cs="Times New Roman"/>
+          <w:b/>
+          <w:bCs/>
+          <w:kern w:val="0"/>
+          <w:sz w:val="28"/>
+          <w:szCs w:val="28"/>
+          <w14:ligatures w14:val="none"/>
+        </w:rPr>
+      </w:pPr>
+      <w:r>
+        <w:rPr>
+          <w:noProof/>
+        </w:rPr>
+        <w:drawing>
+          <wp:inline distT="0" distB="0" distL="0" distR="0" wp14:anchorId="136E92FE" wp14:editId="1409D8D7">
+            <wp:extent cx="5939790" cy="1607800"/>
+            <wp:effectExtent l="0" t="0" r="3810" b="5715"/>
+            <wp:docPr id="567894773" name="Picture 3"/>
+            <wp:cNvGraphicFramePr>
+              <a:graphicFrameLocks xmlns:a="http://schemas.openxmlformats.org/drawingml/2006/main" noChangeAspect="1"/>
+            </wp:cNvGraphicFramePr>
+            <a:graphic xmlns:a="http://schemas.openxmlformats.org/drawingml/2006/main">
+              <a:graphicData uri="http://schemas.openxmlformats.org/drawingml/2006/picture">
+                <pic:pic xmlns:pic="http://schemas.openxmlformats.org/drawingml/2006/picture">
+                  <pic:nvPicPr>
+                    <pic:cNvPr id="1108126500" name="Picture 1108126500"/>
+                    <pic:cNvPicPr/>
+                  </pic:nvPicPr>
+                  <pic:blipFill>
+                    <a:blip r:embed="rId19"/>
+                    <a:stretch>
+                      <a:fillRect/>
+                    </a:stretch>
+                  </pic:blipFill>
+                  <pic:spPr>
+                    <a:xfrm>
+                      <a:off x="0" y="0"/>
+                      <a:ext cx="5939790" cy="1607800"/>
+                    </a:xfrm>
+                    <a:prstGeom prst="rect">
+                      <a:avLst/>
+                    </a:prstGeom>
+                  </pic:spPr>
+                </pic:pic>
+              </a:graphicData>
+            </a:graphic>
+          </wp:inline>
+        </w:drawing>
+      </w:r>
+    </w:p>
+    <w:p>
+      <w:pPr>
+        <w:spacing w:after="0" w:line="360" w:lineRule="auto"/>
+        <w:jc w:val="both"/>
+        <w:rPr>
+          <w:rFonts w:ascii="Times New Roman" w:eastAsia="MS Mincho" w:hAnsi="Times New Roman" w:cs="Times New Roman"/>
+          <w:kern w:val="0"/>
+          <w:sz w:val="28"/>
+          <w:szCs w:val="28"/>
+          <w14:ligatures w14:val="none"/>
+        </w:rPr>
+      </w:pPr>
+      <w:r>
+        <w:rPr>
+          <w:rFonts w:ascii="Times New Roman" w:eastAsia="MS Mincho" w:hAnsi="Times New Roman" w:cs="Times New Roman"/>
+          <w:b/>
+          <w:bCs/>
+          <w:kern w:val="0"/>
+          <w:sz w:val="28"/>
+          <w:szCs w:val="28"/>
+          <w14:ligatures w14:val="none"/>
+        </w:rPr>
+        <w:t>Source:</w:t>
+      </w:r>
+      <w:r>
+        <w:rPr>
+          <w:rFonts w:ascii="Times New Roman" w:eastAsia="MS Mincho" w:hAnsi="Times New Roman" w:cs="Times New Roman"/>
+          <w:kern w:val="0"/>
+          <w:sz w:val="28"/>
+          <w:szCs w:val="28"/>
+          <w14:ligatures w14:val="none"/>
+        </w:rPr>
+        <w:t xml:space="preserve"> </w:t>
+      </w:r>
+      <w:r>
+        <w:rPr>
+          <w:rFonts w:ascii="Times New Roman" w:eastAsia="MS Mincho" w:hAnsi="Times New Roman" w:cs="Times New Roman"/>
+          <w:kern w:val="0"/>
+          <w:sz w:val="28"/>
+          <w:szCs w:val="28"/>
+          <w14:ligatures w14:val="none"/>
+        </w:rPr>
+        <w:t>Author's own elaboration</w:t>
+      </w:r>
+    </w:p>
+    <w:bookmarkEnd w:id="63"/>
+    <w:p>
+      <w:pPr>
+        <w:spacing w:after="0" w:line="360" w:lineRule="auto"/>
+        <w:jc w:val="both"/>
+        <w:rPr>
+          <w:rFonts w:ascii="Times New Roman" w:eastAsia="MS Mincho" w:hAnsi="Times New Roman" w:cs="Times New Roman"/>
+          <w:kern w:val="0"/>
+          <w:sz w:val="28"/>
+          <w:szCs w:val="28"/>
+          <w14:ligatures w14:val="none"/>
+        </w:rPr>
+      </w:pPr>
+    </w:p>
+    <w:p>
+      <w:pPr>
+        <w:spacing w:after="0" w:line="360" w:lineRule="auto"/>
+        <w:jc w:val="both"/>
+        <w:rPr>
+          <w:rFonts w:ascii="Times New Roman" w:eastAsia="MS Mincho" w:hAnsi="Times New Roman" w:cs="Times New Roman"/>
+          <w:kern w:val="0"/>
+          <w:sz w:val="28"/>
+          <w:szCs w:val="28"/>
+          <w14:ligatures w14:val="none"/>
+        </w:rPr>
+      </w:pPr>
+    </w:p>
+    <w:bookmarkEnd w:id="60"/>
+    <w:p>
+      <w:pPr>
+        <w:rPr>
+          <w:rFonts w:ascii="Times New Roman" w:eastAsia="MS Mincho" w:hAnsi="Times New Roman" w:cs="Times New Roman"/>
+          <w:b/>
+          <w:bCs/>
+          <w:kern w:val="0"/>
+          <w:sz w:val="28"/>
+          <w:szCs w:val="28"/>
+          <w14:ligatures w14:val="none"/>
+        </w:rPr>
+      </w:pPr>
+    </w:p>
+    <w:p>
+      <w:pPr>
+        <w:rPr>
+          <w:rFonts w:ascii="Times New Roman" w:eastAsia="MS Mincho" w:hAnsi="Times New Roman" w:cs="Times New Roman"/>
+          <w:b/>
+          <w:bCs/>
+          <w:kern w:val="0"/>
+          <w:sz w:val="28"/>
+          <w:szCs w:val="28"/>
+          <w14:ligatures w14:val="none"/>
+        </w:rPr>
+      </w:pPr>
+      <w:r>
+        <w:rPr>
+          <w:rFonts w:ascii="Times New Roman" w:eastAsia="MS Mincho" w:hAnsi="Times New Roman" w:cs="Times New Roman"/>
+          <w:b/>
+          <w:bCs/>
+          <w:kern w:val="0"/>
+          <w:sz w:val="28"/>
+          <w:szCs w:val="28"/>
+          <w14:ligatures w14:val="none"/>
+        </w:rPr>
+        <w:br w:type="page"/>
+      </w:r>
+    </w:p>
+    <w:p>
+      <w:pPr>
+        <w:keepNext/>
+        <w:keepLines/>
+        <w:spacing w:after="0" w:line="480" w:lineRule="auto"/>
+        <w:jc w:val="center"/>
+        <w:outlineLvl w:val="0"/>
+        <w:rPr>
+          <w:rFonts w:ascii="Times New Roman" w:eastAsia="Times New Roman" w:hAnsi="Times New Roman" w:cs="Times New Roman"/>
+          <w:b/>
+          <w:kern w:val="0"/>
+          <w:sz w:val="28"/>
+          <w:szCs w:val="28"/>
+          <w:lang w:val="az-Latn-AZ"/>
+          <w14:ligatures w14:val="none"/>
+        </w:rPr>
+      </w:pPr>
+      <w:r>
+        <w:rPr>
+          <w:rFonts w:ascii="Times New Roman" w:eastAsia="Times New Roman" w:hAnsi="Times New Roman" w:cs="Times New Roman"/>
+          <w:b/>
+          <w:kern w:val="0"/>
+          <w:sz w:val="28"/>
+          <w:szCs w:val="28"/>
+          <w:lang w:val="az-Latn-AZ"/>
+          <w14:ligatures w14:val="none"/>
+        </w:rPr>
+        <w:lastRenderedPageBreak/>
+        <w:t>3.2.</w:t>
+      </w:r>
+      <w:bookmarkEnd w:id="56"/>
+      <w:r>
+        <w:rPr>
+          <w:rFonts w:ascii="Times New Roman" w:eastAsia="Times New Roman" w:hAnsi="Times New Roman" w:cs="Times New Roman"/>
+          <w:b/>
+          <w:color w:val="000000"/>
+          <w:kern w:val="0"/>
+          <w:sz w:val="28"/>
+          <w:szCs w:val="28"/>
+          <w14:ligatures w14:val="none"/>
+        </w:rPr>
+        <w:t xml:space="preserve"> Implementation of the rule-based </w:t>
+      </w:r>
+      <w:proofErr w:type="spellStart"/>
+      <w:r>
+        <w:rPr>
+          <w:rFonts w:ascii="Times New Roman" w:eastAsia="Times New Roman" w:hAnsi="Times New Roman" w:cs="Times New Roman"/>
+          <w:b/>
+          <w:color w:val="000000"/>
+          <w:kern w:val="0"/>
+          <w:sz w:val="28"/>
+          <w:szCs w:val="28"/>
+          <w14:ligatures w14:val="none"/>
+        </w:rPr>
+        <w:t>tts</w:t>
+      </w:r>
+      <w:proofErr w:type="spellEnd"/>
+      <w:r>
+        <w:rPr>
+          <w:rFonts w:ascii="Times New Roman" w:eastAsia="Times New Roman" w:hAnsi="Times New Roman" w:cs="Times New Roman"/>
+          <w:b/>
+          <w:color w:val="000000"/>
+          <w:kern w:val="0"/>
+          <w:sz w:val="28"/>
+          <w:szCs w:val="28"/>
+          <w14:ligatures w14:val="none"/>
+        </w:rPr>
+        <w:t xml:space="preserve"> prototype</w:t>
+      </w:r>
+    </w:p>
+    <w:p>
+      <w:pPr>
+        <w:spacing w:after="0" w:line="360" w:lineRule="auto"/>
+        <w:ind w:firstLine="567"/>
+        <w:jc w:val="both"/>
+        <w:rPr>
+          <w:rFonts w:ascii="Times New Roman" w:eastAsia="MS Mincho" w:hAnsi="Times New Roman" w:cs="Times New Roman"/>
+          <w:kern w:val="0"/>
+          <w:sz w:val="28"/>
+          <w:szCs w:val="28"/>
+          <w:lang w:val="az-Latn-AZ"/>
+          <w14:ligatures w14:val="none"/>
+        </w:rPr>
+      </w:pPr>
+      <w:r>
+        <w:rPr>
+          <w:rFonts w:ascii="Times New Roman" w:eastAsia="MS Mincho" w:hAnsi="Times New Roman" w:cs="Times New Roman"/>
+          <w:kern w:val="0"/>
+          <w:sz w:val="28"/>
+          <w:szCs w:val="28"/>
+          <w:lang w:val="az-Latn-AZ"/>
+          <w14:ligatures w14:val="none"/>
+        </w:rPr>
+        <w:t>The rule engine is the central architectural element of the system. Rather than encoding linguistic knowledge directly in Python control flow, the system externalises all linguistic rules into four JSON configuration files stored in the Rules/ directory:</w:t>
+      </w:r>
+      <w:r>
+        <w:rPr>
+          <w:rFonts w:ascii="Times New Roman" w:eastAsia="MS Mincho" w:hAnsi="Times New Roman" w:cs="Times New Roman"/>
+          <w:kern w:val="0"/>
+          <w:sz w:val="28"/>
+          <w:szCs w:val="28"/>
+          <w:lang w:val="az-Latn-AZ"/>
+          <w14:ligatures w14:val="none"/>
+        </w:rPr>
+        <w:t xml:space="preserve"> </w:t>
+      </w:r>
+      <w:r>
+        <w:rPr>
+          <w:rFonts w:ascii="Times New Roman" w:eastAsia="MS Mincho" w:hAnsi="Times New Roman" w:cs="Times New Roman"/>
+          <w:kern w:val="0"/>
+          <w:sz w:val="28"/>
+          <w:szCs w:val="28"/>
+          <w:lang w:val="az-Latn-AZ"/>
+          <w14:ligatures w14:val="none"/>
+        </w:rPr>
+        <w:t>g2p_rules.json, stress_rules.json, prosody_rules.json, and text_norm_rules.json. Each module loads its corresponding rule file at initialization time using Python's json.load() function, converting the JSON structure directly into native Python dictionaries and lists that are accessed throughout the processing logic. This design separates the linguistic knowledge layer from the computational logic layer, making the rule base independently inspectable, versionable, and modifiable without touching Python source code. The practical consequence is that a linguist can add a new exception word, update a phoneme mapping, or adjust a prosodic duration parameter by editing a plain text JSON file, without requiring Python programming knowledge or risking changes to the processing logic.</w:t>
+      </w:r>
+    </w:p>
+    <w:p>
+      <w:pPr>
+        <w:spacing w:after="0" w:line="360" w:lineRule="auto"/>
+        <w:ind w:firstLine="567"/>
+        <w:jc w:val="both"/>
+        <w:rPr>
+          <w:rFonts w:ascii="Times New Roman" w:eastAsia="MS Mincho" w:hAnsi="Times New Roman" w:cs="Times New Roman"/>
+          <w:kern w:val="0"/>
+          <w:sz w:val="28"/>
+          <w:szCs w:val="28"/>
+          <w:lang w:val="az-Latn-AZ"/>
+          <w14:ligatures w14:val="none"/>
+        </w:rPr>
+      </w:pPr>
+    </w:p>
+    <w:p>
+      <w:pPr>
+        <w:spacing w:after="0" w:line="360" w:lineRule="auto"/>
+        <w:ind w:firstLine="567"/>
+        <w:jc w:val="center"/>
+        <w:rPr>
+          <w:rFonts w:ascii="Times New Roman" w:eastAsia="MS Mincho" w:hAnsi="Times New Roman" w:cs="Times New Roman"/>
+          <w:b/>
+          <w:bCs/>
+          <w:kern w:val="0"/>
+          <w:sz w:val="28"/>
+          <w:szCs w:val="28"/>
+          <w14:ligatures w14:val="none"/>
+        </w:rPr>
+      </w:pPr>
+      <w:bookmarkStart w:id="64" w:name="OLE_LINK233"/>
+      <w:bookmarkStart w:id="65" w:name="OLE_LINK234"/>
+      <w:r>
+        <w:rPr>
+          <w:rFonts w:ascii="Times New Roman" w:eastAsia="MS Mincho" w:hAnsi="Times New Roman" w:cs="Times New Roman"/>
+          <w:b/>
+          <w:bCs/>
+          <w:kern w:val="0"/>
+          <w:sz w:val="28"/>
+          <w:szCs w:val="28"/>
+          <w14:ligatures w14:val="none"/>
+        </w:rPr>
+        <w:t xml:space="preserve">Figure </w:t>
+      </w:r>
+      <w:r>
+        <w:rPr>
+          <w:rFonts w:ascii="Times New Roman" w:eastAsia="MS Mincho" w:hAnsi="Times New Roman" w:cs="Times New Roman"/>
+          <w:b/>
+          <w:bCs/>
+          <w:kern w:val="0"/>
+          <w:sz w:val="28"/>
+          <w:szCs w:val="28"/>
+          <w14:ligatures w14:val="none"/>
+        </w:rPr>
+        <w:t>10</w:t>
+      </w:r>
+      <w:r>
+        <w:rPr>
+          <w:rFonts w:ascii="Times New Roman" w:eastAsia="MS Mincho" w:hAnsi="Times New Roman" w:cs="Times New Roman"/>
+          <w:b/>
+          <w:bCs/>
+          <w:kern w:val="0"/>
+          <w:sz w:val="28"/>
+          <w:szCs w:val="28"/>
+          <w14:ligatures w14:val="none"/>
+        </w:rPr>
+        <w:t xml:space="preserve">: </w:t>
+      </w:r>
+      <w:r>
+        <w:rPr>
+          <w:rFonts w:ascii="Times New Roman" w:eastAsia="MS Mincho" w:hAnsi="Times New Roman" w:cs="Times New Roman"/>
+          <w:b/>
+          <w:bCs/>
+          <w:kern w:val="0"/>
+          <w:sz w:val="28"/>
+          <w:szCs w:val="28"/>
+          <w14:ligatures w14:val="none"/>
+        </w:rPr>
+        <w:t>Screenshot of g2p_</w:t>
+      </w:r>
+      <w:proofErr w:type="gramStart"/>
+      <w:r>
+        <w:rPr>
+          <w:rFonts w:ascii="Times New Roman" w:eastAsia="MS Mincho" w:hAnsi="Times New Roman" w:cs="Times New Roman"/>
+          <w:b/>
+          <w:bCs/>
+          <w:kern w:val="0"/>
+          <w:sz w:val="28"/>
+          <w:szCs w:val="28"/>
+          <w14:ligatures w14:val="none"/>
+        </w:rPr>
+        <w:t>rules.json</w:t>
+      </w:r>
+      <w:proofErr w:type="gramEnd"/>
+      <w:r>
+        <w:rPr>
+          <w:rFonts w:ascii="Times New Roman" w:eastAsia="MS Mincho" w:hAnsi="Times New Roman" w:cs="Times New Roman"/>
+          <w:b/>
+          <w:bCs/>
+          <w:kern w:val="0"/>
+          <w:sz w:val="28"/>
+          <w:szCs w:val="28"/>
+          <w14:ligatures w14:val="none"/>
+        </w:rPr>
+        <w:t xml:space="preserve"> showing the vowel inventory, consonant mappings, and vowel class definitions</w:t>
+      </w:r>
+    </w:p>
+    <w:bookmarkEnd w:id="64"/>
+    <w:p>
+      <w:pPr>
+        <w:jc w:val="center"/>
+      </w:pPr>
+      <w:r>
+        <w:rPr>
+          <w:rFonts w:ascii="Times New Roman" w:hAnsi="Times New Roman" w:cs="Times New Roman"/>
+          <w:noProof/>
+          <w:sz w:val="28"/>
+          <w:szCs w:val="28"/>
+        </w:rPr>
+        <w:drawing>
+          <wp:inline distT="0" distB="0" distL="0" distR="0" wp14:anchorId="233818DB" wp14:editId="3A1E549A">
+            <wp:extent cx="2489653" cy="3270142"/>
+            <wp:effectExtent l="0" t="0" r="0" b="0"/>
+            <wp:docPr id="713255681" name="Picture 1"/>
+            <wp:cNvGraphicFramePr>
+              <a:graphicFrameLocks xmlns:a="http://schemas.openxmlformats.org/drawingml/2006/main" noChangeAspect="1"/>
+            </wp:cNvGraphicFramePr>
+            <a:graphic xmlns:a="http://schemas.openxmlformats.org/drawingml/2006/main">
+              <a:graphicData uri="http://schemas.openxmlformats.org/drawingml/2006/picture">
+                <pic:pic xmlns:pic="http://schemas.openxmlformats.org/drawingml/2006/picture">
+                  <pic:nvPicPr>
+                    <pic:cNvPr id="713255681" name="Picture 713255681"/>
+                    <pic:cNvPicPr/>
+                  </pic:nvPicPr>
+                  <pic:blipFill>
+                    <a:blip r:embed="rId20"/>
+                    <a:stretch>
+                      <a:fillRect/>
+                    </a:stretch>
+                  </pic:blipFill>
+                  <pic:spPr>
+                    <a:xfrm>
+                      <a:off x="0" y="0"/>
+                      <a:ext cx="2524221" cy="3315547"/>
+                    </a:xfrm>
+                    <a:prstGeom prst="rect">
+                      <a:avLst/>
+                    </a:prstGeom>
+                  </pic:spPr>
+                </pic:pic>
+              </a:graphicData>
+            </a:graphic>
+          </wp:inline>
+        </w:drawing>
+      </w:r>
+      <w:r>
+        <w:rPr>
+          <w:rFonts w:ascii="Times New Roman" w:hAnsi="Times New Roman" w:cs="Times New Roman"/>
+          <w:noProof/>
+          <w:sz w:val="28"/>
+          <w:szCs w:val="28"/>
+        </w:rPr>
+        <w:drawing>
+          <wp:inline distT="0" distB="0" distL="0" distR="0" wp14:anchorId="38A05B45" wp14:editId="7ADA3497">
+            <wp:extent cx="2062493" cy="3265714"/>
+            <wp:effectExtent l="0" t="0" r="0" b="0"/>
+            <wp:docPr id="206067513" name="Picture 2"/>
+            <wp:cNvGraphicFramePr>
+              <a:graphicFrameLocks xmlns:a="http://schemas.openxmlformats.org/drawingml/2006/main" noChangeAspect="1"/>
+            </wp:cNvGraphicFramePr>
+            <a:graphic xmlns:a="http://schemas.openxmlformats.org/drawingml/2006/main">
+              <a:graphicData uri="http://schemas.openxmlformats.org/drawingml/2006/picture">
+                <pic:pic xmlns:pic="http://schemas.openxmlformats.org/drawingml/2006/picture">
+                  <pic:nvPicPr>
+                    <pic:cNvPr id="206067513" name="Picture 206067513"/>
                     <pic:cNvPicPr/>
                   </pic:nvPicPr>
                   <pic:blipFill>
@@ -26957,7 +28650,7 @@
                   <pic:spPr>
                     <a:xfrm>
                       <a:off x="0" y="0"/>
-                      <a:ext cx="4929236" cy="2379248"/>
+                      <a:ext cx="2103571" cy="3330757"/>
                     </a:xfrm>
                     <a:prstGeom prst="rect">
                       <a:avLst/>
@@ -26973,7 +28666,6 @@
     <w:p>
       <w:pPr>
         <w:spacing w:after="0" w:line="360" w:lineRule="auto"/>
-        <w:ind w:firstLine="720"/>
         <w:jc w:val="both"/>
         <w:rPr>
           <w:rFonts w:ascii="Times New Roman" w:eastAsia="MS Mincho" w:hAnsi="Times New Roman" w:cs="Times New Roman"/>
@@ -27003,125 +28695,303 @@
           <w:szCs w:val="28"/>
           <w14:ligatures w14:val="none"/>
         </w:rPr>
-        <w:t xml:space="preserve"> ResearchGate (2025). </w:t>
-      </w:r>
-      <w:r>
-        <w:rPr>
-          <w:rFonts w:ascii="Times New Roman" w:eastAsia="MS Mincho" w:hAnsi="Times New Roman" w:cs="Times New Roman"/>
-          <w:i/>
-          <w:iCs/>
-          <w:kern w:val="0"/>
-          <w:sz w:val="28"/>
-          <w:szCs w:val="28"/>
-          <w14:ligatures w14:val="none"/>
-        </w:rPr>
-        <w:t>Meta-analysis of Intelligent Tutoring Systems and Learning Outcomes</w:t>
-      </w:r>
-      <w:r>
-        <w:rPr>
-          <w:rFonts w:ascii="Times New Roman" w:eastAsia="MS Mincho" w:hAnsi="Times New Roman" w:cs="Times New Roman"/>
-          <w:kern w:val="0"/>
-          <w:sz w:val="28"/>
-          <w:szCs w:val="28"/>
-          <w14:ligatures w14:val="none"/>
-        </w:rPr>
-        <w:t xml:space="preserve">. Available at: </w:t>
-      </w:r>
-      <w:hyperlink r:id="rId22" w:history="1">
-        <w:r>
-          <w:rPr>
-            <w:rStyle w:val="Hyperlink"/>
-            <w:rFonts w:ascii="Times New Roman" w:eastAsia="MS Mincho" w:hAnsi="Times New Roman" w:cs="Times New Roman"/>
-            <w:kern w:val="0"/>
-            <w:sz w:val="28"/>
-            <w:szCs w:val="28"/>
-            <w14:ligatures w14:val="none"/>
-          </w:rPr>
-          <w:t>https://www.researchgate.net/figure/Meta-analysis-results-of-ITS-effectiveness_fig1_322445671</w:t>
-        </w:r>
-      </w:hyperlink>
-    </w:p>
+        <w:t xml:space="preserve"> </w:t>
+      </w:r>
+      <w:r>
+        <w:rPr>
+          <w:rFonts w:ascii="Times New Roman" w:eastAsia="MS Mincho" w:hAnsi="Times New Roman" w:cs="Times New Roman"/>
+          <w:kern w:val="0"/>
+          <w:sz w:val="28"/>
+          <w:szCs w:val="28"/>
+          <w14:ligatures w14:val="none"/>
+        </w:rPr>
+        <w:t>Author's own elaboration</w:t>
+      </w:r>
+    </w:p>
+    <w:bookmarkEnd w:id="65"/>
     <w:p>
       <w:pPr>
         <w:spacing w:after="0" w:line="360" w:lineRule="auto"/>
-        <w:ind w:firstLine="720"/>
+        <w:ind w:firstLine="567"/>
         <w:jc w:val="both"/>
         <w:rPr>
           <w:rFonts w:ascii="Times New Roman" w:eastAsia="MS Mincho" w:hAnsi="Times New Roman" w:cs="Times New Roman"/>
           <w:kern w:val="0"/>
           <w:sz w:val="28"/>
           <w:szCs w:val="28"/>
-          <w14:ligatures w14:val="none"/>
-        </w:rPr>
-      </w:pPr>
+          <w:lang w:val="az-Latn-AZ"/>
+          <w14:ligatures w14:val="none"/>
+        </w:rPr>
+      </w:pPr>
+      <w:r>
+        <w:rPr>
+          <w:rFonts w:ascii="Times New Roman" w:eastAsia="MS Mincho" w:hAnsi="Times New Roman" w:cs="Times New Roman"/>
+          <w:kern w:val="0"/>
+          <w:sz w:val="28"/>
+          <w:szCs w:val="28"/>
+          <w:lang w:val="az-Latn-AZ"/>
+          <w14:ligatures w14:val="none"/>
+        </w:rPr>
+        <w:lastRenderedPageBreak/>
+        <w:t>The text normalization module implements its rule engine as a priority-ordered cascade of eight regular expression transformations applied sequentially to the input string. Each transformation step is defined as a compiled re.Pattern object with a corresponding replacement function. The priority ordering is critical: date patterns must be matched before cardinal number patterns to prevent partial matches; ordinal suffix patterns must be matched before cardinal patterns because ordinal strings are a strict superset of cardinal strings with an appended suffix. The cascade is implemented as a list of (pattern, handler) pairs iterated in fixed order, with each handler either a string replacement or a callable that performs vowel-harmony-aware suffix selection. The vowel harmony suffix selection logic determines the correct ordinal suffix variant (-inci, -üncü, -uncu, or -ıncı) by examining the last vowel of the expanded cardinal number word and classifying it into one of the four Azerbaijani vowel harmony classes. The overall normalization accuracy of 97.2% achieved in evaluation demonstrates the effectiveness of this cascade approach for standard Azerbaijani text.</w:t>
+      </w:r>
     </w:p>
     <w:p>
       <w:pPr>
         <w:spacing w:after="0" w:line="360" w:lineRule="auto"/>
-        <w:ind w:firstLine="720"/>
+        <w:ind w:firstLine="567"/>
         <w:jc w:val="both"/>
         <w:rPr>
           <w:rFonts w:ascii="Times New Roman" w:eastAsia="MS Mincho" w:hAnsi="Times New Roman" w:cs="Times New Roman"/>
           <w:kern w:val="0"/>
           <w:sz w:val="28"/>
           <w:szCs w:val="28"/>
-          <w14:ligatures w14:val="none"/>
-        </w:rPr>
-      </w:pPr>
-      <w:r>
-        <w:rPr>
-          <w:rFonts w:ascii="Times New Roman" w:eastAsia="MS Mincho" w:hAnsi="Times New Roman" w:cs="Times New Roman"/>
-          <w:kern w:val="0"/>
-          <w:sz w:val="28"/>
-          <w:szCs w:val="28"/>
+          <w:lang w:val="az-Latn-AZ"/>
+          <w14:ligatures w14:val="none"/>
+        </w:rPr>
+      </w:pPr>
+      <w:r>
+        <w:rPr>
+          <w:rFonts w:ascii="Times New Roman" w:eastAsia="MS Mincho" w:hAnsi="Times New Roman" w:cs="Times New Roman"/>
+          <w:kern w:val="0"/>
+          <w:sz w:val="28"/>
+          <w:szCs w:val="28"/>
+          <w:lang w:val="az-Latn-AZ"/>
+          <w14:ligatures w14:val="none"/>
+        </w:rPr>
+        <w:t xml:space="preserve">The grapheme-to-phoneme conversion algorithm is implemented in the AzerbaijaniG2P class in g2p_converter.py. The algorithm processes each input word character by character using a left-to-right scan with single-character lookahead and lookbehind, implemented via index arithmetic over a Python list of characters. The central dispatch method, _map_char(), receives the current character, its left and right neighbours, and the full character list, and returns the IPA phoneme string for the current position. This character-level processing with contextual access is the standard implementation pattern for rule-based G2P in languages with regular orthography. The base phoneme mapping handles the 32 letters of the Azerbaijani Latin alphabet as two disjoint sets: nine vowels and twenty-three consonants. Vowels are mapped directly from the vowel_map dictionary loaded from g2p_rules.json: a→/a/, e→/e/, ə→/æ/, ı→/ɯ/, i→/i/, o→/o/, ö→/ø/, u→/u/, ü→/y/. The majority of consonants are also mapped directly: b→/b/, c→/dʒ/, ç→/tʃ/, f→/f/, h→/h/, j→/ʒ/, l→/l/, m→/m/, p→/p/, r→/r/, s→/s/, ş→/ʃ/, t→/t/, v→/v/, y→/j/, </w:t>
+      </w:r>
+      <w:r>
+        <w:rPr>
+          <w:rFonts w:ascii="Times New Roman" w:eastAsia="MS Mincho" w:hAnsi="Times New Roman" w:cs="Times New Roman"/>
+          <w:kern w:val="0"/>
+          <w:sz w:val="28"/>
+          <w:szCs w:val="28"/>
+          <w:lang w:val="az-Latn-AZ"/>
           <w14:ligatures w14:val="none"/>
         </w:rPr>
         <w:lastRenderedPageBreak/>
-        <w:t xml:space="preserve">Assessment tools based on artificial intelligence for educational purposes have found a successful application in the form of Intelligent Tutoring Systems (ITS). Empirical results document the learning gains and system effectiveness that can be achieved. However, </w:t>
-      </w:r>
-      <w:proofErr w:type="gramStart"/>
-      <w:r>
-        <w:rPr>
-          <w:rFonts w:ascii="Times New Roman" w:eastAsia="MS Mincho" w:hAnsi="Times New Roman" w:cs="Times New Roman"/>
-          <w:kern w:val="0"/>
-          <w:sz w:val="28"/>
-          <w:szCs w:val="28"/>
-          <w14:ligatures w14:val="none"/>
-        </w:rPr>
-        <w:t>in order to</w:t>
-      </w:r>
-      <w:proofErr w:type="gramEnd"/>
-      <w:r>
-        <w:rPr>
-          <w:rFonts w:ascii="Times New Roman" w:eastAsia="MS Mincho" w:hAnsi="Times New Roman" w:cs="Times New Roman"/>
-          <w:kern w:val="0"/>
-          <w:sz w:val="28"/>
-          <w:szCs w:val="28"/>
-          <w14:ligatures w14:val="none"/>
-        </w:rPr>
-        <w:t xml:space="preserve"> fully exploit the potential of ITS, they </w:t>
-      </w:r>
-      <w:proofErr w:type="gramStart"/>
-      <w:r>
-        <w:rPr>
-          <w:rFonts w:ascii="Times New Roman" w:eastAsia="MS Mincho" w:hAnsi="Times New Roman" w:cs="Times New Roman"/>
-          <w:kern w:val="0"/>
-          <w:sz w:val="28"/>
-          <w:szCs w:val="28"/>
-          <w14:ligatures w14:val="none"/>
-        </w:rPr>
-        <w:t>have to</w:t>
-      </w:r>
-      <w:proofErr w:type="gramEnd"/>
-      <w:r>
-        <w:rPr>
-          <w:rFonts w:ascii="Times New Roman" w:eastAsia="MS Mincho" w:hAnsi="Times New Roman" w:cs="Times New Roman"/>
-          <w:kern w:val="0"/>
-          <w:sz w:val="28"/>
-          <w:szCs w:val="28"/>
-          <w14:ligatures w14:val="none"/>
-        </w:rPr>
-        <w:t xml:space="preserve"> be introduced to educational settings in a pedagogically meaningful and quality-oriented way.</w:t>
+        <w:t>z→/z/. Four consonants — g, k, ğ, n — require context-sensitive handling and are dispatched to dedicated methods.</w:t>
+      </w:r>
+    </w:p>
+    <w:p>
+      <w:pPr>
+        <w:spacing w:after="0" w:line="360" w:lineRule="auto"/>
+        <w:ind w:firstLine="567"/>
+        <w:jc w:val="both"/>
+        <w:rPr>
+          <w:rFonts w:ascii="Times New Roman" w:eastAsia="MS Mincho" w:hAnsi="Times New Roman" w:cs="Times New Roman"/>
+          <w:kern w:val="0"/>
+          <w:sz w:val="28"/>
+          <w:szCs w:val="28"/>
+          <w:lang w:val="az-Latn-AZ"/>
+          <w14:ligatures w14:val="none"/>
+        </w:rPr>
+      </w:pPr>
+      <w:r>
+        <w:rPr>
+          <w:rFonts w:ascii="Times New Roman" w:eastAsia="MS Mincho" w:hAnsi="Times New Roman" w:cs="Times New Roman"/>
+          <w:kern w:val="0"/>
+          <w:sz w:val="28"/>
+          <w:szCs w:val="28"/>
+          <w:lang w:val="az-Latn-AZ"/>
+          <w14:ligatures w14:val="none"/>
+        </w:rPr>
+        <w:t>The palatalization rule is implemented in _map_g() and _map_k(). Both methods check whether the immediately adjacent character belongs to the FRONT_VOWELS set {e, ə, i, ö, ü}. If so, the velar stop is replaced with its palatal counterpart: g→/ɟ/ and k→/c/. The ğ allophony rule is implemented in _map_gh(). This method classifies the phonological context of each ğ occurrence into three cases: if both the preceding and following characters are vowels, ğ is realized as the voiced velar fricative /ɣ/, as in ağıl (/aɣɯl/, reason); if ğ is word-final or followed by a consonant, it is realized as the vowel length marker /ː/, producing compensatory lengthening of the preceding vowel, as in dağ (/daː/, mountain); all other positions default to /ɣ/. The nasal assimilation rule is implemented in _map_n(), which checks whether the immediately following character belongs to the VELAR_CONSONANTS set {k, q, g, ğ}. If so, /n/ is realized as the velar nasal /ŋ/, as in rəng (/ræŋ/, colour). An additional bilabial assimilation rule converts /n/ to /m/ before bilabial stops /b/ and /p/ at morpheme boundaries.</w:t>
+      </w:r>
+    </w:p>
+    <w:p>
+      <w:pPr>
+        <w:spacing w:after="0" w:line="360" w:lineRule="auto"/>
+        <w:ind w:firstLine="567"/>
+        <w:jc w:val="both"/>
+        <w:rPr>
+          <w:rFonts w:ascii="Times New Roman" w:eastAsia="MS Mincho" w:hAnsi="Times New Roman" w:cs="Times New Roman"/>
+          <w:kern w:val="0"/>
+          <w:sz w:val="28"/>
+          <w:szCs w:val="28"/>
+          <w:lang w:val="az-Latn-AZ"/>
+          <w14:ligatures w14:val="none"/>
+        </w:rPr>
+      </w:pPr>
+      <w:r>
+        <w:rPr>
+          <w:rFonts w:ascii="Times New Roman" w:eastAsia="MS Mincho" w:hAnsi="Times New Roman" w:cs="Times New Roman"/>
+          <w:kern w:val="0"/>
+          <w:sz w:val="28"/>
+          <w:szCs w:val="28"/>
+          <w:lang w:val="az-Latn-AZ"/>
+          <w14:ligatures w14:val="none"/>
+        </w:rPr>
+        <w:t>Following character-level mapping, three post-processing algorithms are applied sequentially to the phoneme list. First, geminate reduction scans the phoneme list for adjacent identical consonant symbols and merges them into a single geminate phoneme with the IPA length marker appended: /tt/→/tː/, /mm/→/mː/. Second, final devoicing examines the word-final phoneme and, if it belongs to the VOICED_OBSTRUENTS dictionary {b:p, d:t, ɡ:k, ɟ:c, z:s}, replaces it with its voiceless counterpart. Third, nasal assimilation performs the bilabial scan described above. Syllabification is performed using the onset-maximization principle: each syllable contains exactly one vowel nucleus; a single intervocalic consonant is assigned to the onset of the following syllable; in consonant clusters between vowels, all consonants except the last are assigned to the coda of the preceding syllable. This algorithm correctly produces syllable boundaries for standard Azerbaijani words: al.ma (apple), məkt.əb (school), Azər.bay.can (Azerbaijan).</w:t>
+      </w:r>
+    </w:p>
+    <w:p>
+      <w:pPr>
+        <w:spacing w:after="0" w:line="360" w:lineRule="auto"/>
+        <w:ind w:firstLine="567"/>
+        <w:jc w:val="both"/>
+        <w:rPr>
+          <w:rFonts w:ascii="Times New Roman" w:eastAsia="MS Mincho" w:hAnsi="Times New Roman" w:cs="Times New Roman"/>
+          <w:kern w:val="0"/>
+          <w:sz w:val="28"/>
+          <w:szCs w:val="28"/>
+          <w:lang w:val="az-Latn-AZ"/>
+          <w14:ligatures w14:val="none"/>
+        </w:rPr>
+      </w:pPr>
+    </w:p>
+    <w:p>
+      <w:pPr>
+        <w:spacing w:after="0" w:line="360" w:lineRule="auto"/>
+        <w:ind w:firstLine="567"/>
+        <w:jc w:val="center"/>
+        <w:rPr>
+          <w:rFonts w:ascii="Times New Roman" w:eastAsia="MS Mincho" w:hAnsi="Times New Roman" w:cs="Times New Roman"/>
+          <w:b/>
+          <w:bCs/>
+          <w:kern w:val="0"/>
+          <w:sz w:val="28"/>
+          <w:szCs w:val="28"/>
+          <w14:ligatures w14:val="none"/>
+        </w:rPr>
+      </w:pPr>
+      <w:bookmarkStart w:id="66" w:name="OLE_LINK235"/>
+      <w:bookmarkStart w:id="67" w:name="OLE_LINK236"/>
+      <w:r>
+        <w:rPr>
+          <w:rFonts w:ascii="Times New Roman" w:eastAsia="MS Mincho" w:hAnsi="Times New Roman" w:cs="Times New Roman"/>
+          <w:b/>
+          <w:bCs/>
+          <w:kern w:val="0"/>
+          <w:sz w:val="28"/>
+          <w:szCs w:val="28"/>
+          <w14:ligatures w14:val="none"/>
+        </w:rPr>
+        <w:lastRenderedPageBreak/>
+        <w:t xml:space="preserve">Figure </w:t>
+      </w:r>
+      <w:r>
+        <w:rPr>
+          <w:rFonts w:ascii="Times New Roman" w:eastAsia="MS Mincho" w:hAnsi="Times New Roman" w:cs="Times New Roman"/>
+          <w:b/>
+          <w:bCs/>
+          <w:kern w:val="0"/>
+          <w:sz w:val="28"/>
+          <w:szCs w:val="28"/>
+          <w14:ligatures w14:val="none"/>
+        </w:rPr>
+        <w:t>1</w:t>
+      </w:r>
+      <w:r>
+        <w:rPr>
+          <w:rFonts w:ascii="Times New Roman" w:eastAsia="MS Mincho" w:hAnsi="Times New Roman" w:cs="Times New Roman"/>
+          <w:b/>
+          <w:bCs/>
+          <w:kern w:val="0"/>
+          <w:sz w:val="28"/>
+          <w:szCs w:val="28"/>
+          <w14:ligatures w14:val="none"/>
+        </w:rPr>
+        <w:t>1</w:t>
+      </w:r>
+      <w:r>
+        <w:rPr>
+          <w:rFonts w:ascii="Times New Roman" w:eastAsia="MS Mincho" w:hAnsi="Times New Roman" w:cs="Times New Roman"/>
+          <w:b/>
+          <w:bCs/>
+          <w:kern w:val="0"/>
+          <w:sz w:val="28"/>
+          <w:szCs w:val="28"/>
+          <w14:ligatures w14:val="none"/>
+        </w:rPr>
+        <w:t xml:space="preserve">: </w:t>
+      </w:r>
+      <w:r>
+        <w:rPr>
+          <w:rFonts w:ascii="Times New Roman" w:eastAsia="MS Mincho" w:hAnsi="Times New Roman" w:cs="Times New Roman"/>
+          <w:b/>
+          <w:bCs/>
+          <w:kern w:val="0"/>
+          <w:sz w:val="28"/>
+          <w:szCs w:val="28"/>
+          <w14:ligatures w14:val="none"/>
+        </w:rPr>
+        <w:t>Terminal output of the G2P module showing IPA conversion and syllabification for a set of Azerbaijani words</w:t>
+      </w:r>
+    </w:p>
+    <w:bookmarkEnd w:id="66"/>
+    <w:p>
+      <w:pPr>
+        <w:jc w:val="center"/>
+      </w:pPr>
+      <w:r>
+        <w:rPr>
+          <w:rFonts w:ascii="Times New Roman" w:hAnsi="Times New Roman" w:cs="Times New Roman"/>
+          <w:noProof/>
+          <w:sz w:val="28"/>
+          <w:szCs w:val="28"/>
+        </w:rPr>
+        <w:drawing>
+          <wp:inline distT="0" distB="0" distL="0" distR="0" wp14:anchorId="109A3529" wp14:editId="5B71355A">
+            <wp:extent cx="5939790" cy="2081439"/>
+            <wp:effectExtent l="0" t="0" r="3810" b="1905"/>
+            <wp:docPr id="489143158" name="Picture 3"/>
+            <wp:cNvGraphicFramePr>
+              <a:graphicFrameLocks xmlns:a="http://schemas.openxmlformats.org/drawingml/2006/main" noChangeAspect="1"/>
+            </wp:cNvGraphicFramePr>
+            <a:graphic xmlns:a="http://schemas.openxmlformats.org/drawingml/2006/main">
+              <a:graphicData uri="http://schemas.openxmlformats.org/drawingml/2006/picture">
+                <pic:pic xmlns:pic="http://schemas.openxmlformats.org/drawingml/2006/picture">
+                  <pic:nvPicPr>
+                    <pic:cNvPr id="489143158" name="Picture 489143158"/>
+                    <pic:cNvPicPr/>
+                  </pic:nvPicPr>
+                  <pic:blipFill>
+                    <a:blip r:embed="rId22"/>
+                    <a:stretch>
+                      <a:fillRect/>
+                    </a:stretch>
+                  </pic:blipFill>
+                  <pic:spPr>
+                    <a:xfrm>
+                      <a:off x="0" y="0"/>
+                      <a:ext cx="5939790" cy="2081439"/>
+                    </a:xfrm>
+                    <a:prstGeom prst="rect">
+                      <a:avLst/>
+                    </a:prstGeom>
+                  </pic:spPr>
+                </pic:pic>
+              </a:graphicData>
+            </a:graphic>
+          </wp:inline>
+        </w:drawing>
+      </w:r>
+    </w:p>
+    <w:p>
+      <w:pPr>
+        <w:spacing w:after="0" w:line="360" w:lineRule="auto"/>
+        <w:jc w:val="both"/>
+        <w:rPr>
+          <w:rFonts w:ascii="Times New Roman" w:eastAsia="MS Mincho" w:hAnsi="Times New Roman" w:cs="Times New Roman"/>
+          <w:kern w:val="0"/>
+          <w:sz w:val="28"/>
+          <w:szCs w:val="28"/>
+          <w14:ligatures w14:val="none"/>
+        </w:rPr>
+      </w:pPr>
+      <w:r>
+        <w:rPr>
+          <w:rFonts w:ascii="Times New Roman" w:eastAsia="MS Mincho" w:hAnsi="Times New Roman" w:cs="Times New Roman"/>
+          <w:b/>
+          <w:bCs/>
+          <w:kern w:val="0"/>
+          <w:sz w:val="28"/>
+          <w:szCs w:val="28"/>
+          <w14:ligatures w14:val="none"/>
+        </w:rPr>
+        <w:t>Source:</w:t>
       </w:r>
       <w:r>
         <w:rPr>
@@ -27141,31 +29011,376 @@
           <w:szCs w:val="28"/>
           <w14:ligatures w14:val="none"/>
         </w:rPr>
-        <w:t>(Kulik &amp; Fletcher, 2016; Anderson et al., 1995)</w:t>
-      </w:r>
-    </w:p>
+        <w:t>Author's own elaboration</w:t>
+      </w:r>
+    </w:p>
+    <w:bookmarkEnd w:id="67"/>
     <w:p>
       <w:pPr>
         <w:spacing w:after="0" w:line="360" w:lineRule="auto"/>
-        <w:ind w:firstLine="720"/>
+        <w:ind w:firstLine="567"/>
         <w:jc w:val="both"/>
         <w:rPr>
           <w:rFonts w:ascii="Times New Roman" w:eastAsia="MS Mincho" w:hAnsi="Times New Roman" w:cs="Times New Roman"/>
           <w:kern w:val="0"/>
           <w:sz w:val="28"/>
           <w:szCs w:val="28"/>
-          <w14:ligatures w14:val="none"/>
-        </w:rPr>
-      </w:pPr>
-      <w:r>
-        <w:rPr>
-          <w:rFonts w:ascii="Times New Roman" w:eastAsia="MS Mincho" w:hAnsi="Times New Roman" w:cs="Times New Roman"/>
-          <w:kern w:val="0"/>
-          <w:sz w:val="28"/>
-          <w:szCs w:val="28"/>
-          <w14:ligatures w14:val="none"/>
-        </w:rPr>
-        <w:t>Assessment technologies of artificial intelligence in education include the field of learning analytics and predictive systems. Learning analytics and predictive systems are part of assessment technologies of artificial intelligence in education. By collecting, processing and analyzing large amounts of data generated by students during the learning process, these systems can supply critical information for strategic decision making within the learning environment. Learning analytics and educational data mining can foster an analytical approach in the educational system and a more systematic assessment process. In this paper, we present initial results of an analysis of adaptive learning technologies with a focus on learning analytics and their applications.</w:t>
+          <w:lang w:val="az-Latn-AZ"/>
+          <w14:ligatures w14:val="none"/>
+        </w:rPr>
+      </w:pPr>
+    </w:p>
+    <w:p>
+      <w:pPr>
+        <w:spacing w:after="0" w:line="360" w:lineRule="auto"/>
+        <w:ind w:firstLine="567"/>
+        <w:jc w:val="both"/>
+        <w:rPr>
+          <w:rFonts w:ascii="Times New Roman" w:eastAsia="MS Mincho" w:hAnsi="Times New Roman" w:cs="Times New Roman"/>
+          <w:kern w:val="0"/>
+          <w:sz w:val="28"/>
+          <w:szCs w:val="28"/>
+          <w:lang w:val="az-Latn-AZ"/>
+          <w14:ligatures w14:val="none"/>
+        </w:rPr>
+      </w:pPr>
+      <w:r>
+        <w:rPr>
+          <w:rFonts w:ascii="Times New Roman" w:eastAsia="MS Mincho" w:hAnsi="Times New Roman" w:cs="Times New Roman"/>
+          <w:kern w:val="0"/>
+          <w:sz w:val="28"/>
+          <w:szCs w:val="28"/>
+          <w:lang w:val="az-Latn-AZ"/>
+          <w14:ligatures w14:val="none"/>
+        </w:rPr>
+        <w:t>The Phoneme and Word dataclasses serve as the primary intermediate data representation between the G2P, stress, and prosody modules. Each Phoneme object carries five attributes: the IPA symbol string, the source grapheme character, a boolean is_vowel flag, a boolean is_stressed flag set by the stress assigner, and an integer syllable_index set by the syllabifier. Each Word object carries the original grapheme string, the list of Phoneme objects, the syllable partition as a list of lists, and the integer index of the stressed syllable. These structured representations make intermediate pipeline state directly inspectable during development and testing, and serve as the precise input contract that the stress assigner depends on.</w:t>
+      </w:r>
+    </w:p>
+    <w:p>
+      <w:pPr>
+        <w:spacing w:after="0" w:line="360" w:lineRule="auto"/>
+        <w:ind w:firstLine="567"/>
+        <w:jc w:val="both"/>
+        <w:rPr>
+          <w:rFonts w:ascii="Times New Roman" w:eastAsia="MS Mincho" w:hAnsi="Times New Roman" w:cs="Times New Roman"/>
+          <w:kern w:val="0"/>
+          <w:sz w:val="28"/>
+          <w:szCs w:val="28"/>
+          <w:lang w:val="az-Latn-AZ"/>
+          <w14:ligatures w14:val="none"/>
+        </w:rPr>
+      </w:pPr>
+      <w:r>
+        <w:rPr>
+          <w:rFonts w:ascii="Times New Roman" w:eastAsia="MS Mincho" w:hAnsi="Times New Roman" w:cs="Times New Roman"/>
+          <w:kern w:val="0"/>
+          <w:sz w:val="28"/>
+          <w:szCs w:val="28"/>
+          <w:lang w:val="az-Latn-AZ"/>
+          <w14:ligatures w14:val="none"/>
+        </w:rPr>
+        <w:t xml:space="preserve">The stress assigner (stress_assigner.py) implements the four-level priority hierarchy described in Section 2.2 as a series of conditional checks applied to each Word object in sequence. The function word list, lexical exception dictionary, and negation suffix patterns are all loaded from stress_rules.json at initialization. For each word, the assigner evaluates the four priority conditions in order and sets the stressed_syllable field of the Word object to the appropriate syllable index, or to -1 for words marked as unstressed. After lexical stress is assigned across all words, a second pass applies phrasal stress demotions: function words adjacent to stressed content words have their stress reduced, and the content word immediately preceding the main verb receives the nuclear pitch accent label for the sentence. This </w:t>
+      </w:r>
+      <w:r>
+        <w:rPr>
+          <w:rFonts w:ascii="Times New Roman" w:eastAsia="MS Mincho" w:hAnsi="Times New Roman" w:cs="Times New Roman"/>
+          <w:kern w:val="0"/>
+          <w:sz w:val="28"/>
+          <w:szCs w:val="28"/>
+          <w:lang w:val="az-Latn-AZ"/>
+          <w14:ligatures w14:val="none"/>
+        </w:rPr>
+        <w:lastRenderedPageBreak/>
+        <w:t>two-pass design ensures that phrasal context is evaluated only after all individual word stresses have been determined.</w:t>
+      </w:r>
+    </w:p>
+    <w:p>
+      <w:pPr>
+        <w:spacing w:after="0" w:line="360" w:lineRule="auto"/>
+        <w:ind w:firstLine="567"/>
+        <w:jc w:val="both"/>
+        <w:rPr>
+          <w:rFonts w:ascii="Times New Roman" w:eastAsia="MS Mincho" w:hAnsi="Times New Roman" w:cs="Times New Roman"/>
+          <w:kern w:val="0"/>
+          <w:sz w:val="28"/>
+          <w:szCs w:val="28"/>
+          <w:lang w:val="az-Latn-AZ"/>
+          <w14:ligatures w14:val="none"/>
+        </w:rPr>
+      </w:pPr>
+      <w:r>
+        <w:rPr>
+          <w:rFonts w:ascii="Times New Roman" w:eastAsia="MS Mincho" w:hAnsi="Times New Roman" w:cs="Times New Roman"/>
+          <w:kern w:val="0"/>
+          <w:sz w:val="28"/>
+          <w:szCs w:val="28"/>
+          <w:lang w:val="az-Latn-AZ"/>
+          <w14:ligatures w14:val="none"/>
+        </w:rPr>
+        <w:t>The prosody engine (prosody_engine.py) operates on the fully stress-annotated Word list and produces a SentenceAnnotation object encoding the complete suprasegmental structure of the utterance. Sentence type detection is performed by scanning the word list for surface markers: the presence of interrogative particles (mi, mı, mu, mü) signals a yes/no question; wh-words (nə, kim, harada, niyə) signal a wh-question; a trailing exclamation mark signals an exclamatory sentence; an imperative verb form (bare verb without tense suffix) signals an imperative. All other sentences are classified as declarative. Based on the detected sentence type, the engine selects the corresponding ToBI intonation pattern from prosody_rules.json and assigns pitch accent labels and boundary tones to each content word. Phone duration estimates are then calculated for each phoneme based on vowel/consonant class, stress status, and position in the phrase, with phrase-final lengthening applied to the last phoneme of each prosodic phrase.</w:t>
+      </w:r>
+    </w:p>
+    <w:p>
+      <w:pPr>
+        <w:spacing w:after="0" w:line="360" w:lineRule="auto"/>
+        <w:ind w:firstLine="567"/>
+        <w:jc w:val="both"/>
+        <w:rPr>
+          <w:rFonts w:ascii="Times New Roman" w:eastAsia="MS Mincho" w:hAnsi="Times New Roman" w:cs="Times New Roman"/>
+          <w:kern w:val="0"/>
+          <w:sz w:val="28"/>
+          <w:szCs w:val="28"/>
+          <w:lang w:val="az-Latn-AZ"/>
+          <w14:ligatures w14:val="none"/>
+        </w:rPr>
+      </w:pPr>
+      <w:r>
+        <w:rPr>
+          <w:rFonts w:ascii="Times New Roman" w:eastAsia="MS Mincho" w:hAnsi="Times New Roman" w:cs="Times New Roman"/>
+          <w:kern w:val="0"/>
+          <w:sz w:val="28"/>
+          <w:szCs w:val="28"/>
+          <w:lang w:val="az-Latn-AZ"/>
+          <w14:ligatures w14:val="none"/>
+        </w:rPr>
+        <w:t>Audio synthesis is performed by the Synthesizer class in synthesizer.py, which acts as a wrapper around the espeak-ng command-line binary. The module does not implement any signal processing algorithms internally; instead, it constructs and executes espeak-ng subprocess calls, passing the linguistically annotated text as input and capturing the WAV audio bytes produced by espeak-ng's formant synthesis engine. The Synthesizer class is configured via the SynthConfig dataclass, which encapsulates synthesis parameters including language code (default: "az"), output sample rate (22,050 Hz), speech rate in words per minute (default: 140), and pitch baseline. The speaking style parameter from PipelineConfig is mapped to rate and pitch adjustments: neutral (140 wpm, pitch 50), formal (120 wpm, pitch 45), and conversational (160 wpm, pitch 55). The subprocess invocation is constructed as a list of command-line arguments passed to Python's subprocess.run() function with stdout=subprocess.PIPE to capture the WAV bytes, parameterised with the voice flag (-v az), output format flag (--stdout), rate (-s), pitch (-p), and amplitude (-a).</w:t>
+      </w:r>
+    </w:p>
+    <w:p>
+      <w:pPr>
+        <w:spacing w:after="0" w:line="360" w:lineRule="auto"/>
+        <w:ind w:firstLine="567"/>
+        <w:jc w:val="both"/>
+        <w:rPr>
+          <w:rFonts w:ascii="Times New Roman" w:eastAsia="MS Mincho" w:hAnsi="Times New Roman" w:cs="Times New Roman"/>
+          <w:kern w:val="0"/>
+          <w:sz w:val="28"/>
+          <w:szCs w:val="28"/>
+          <w:lang w:val="az-Latn-AZ"/>
+          <w14:ligatures w14:val="none"/>
+        </w:rPr>
+      </w:pPr>
+    </w:p>
+    <w:p>
+      <w:pPr>
+        <w:spacing w:after="0" w:line="360" w:lineRule="auto"/>
+        <w:ind w:firstLine="567"/>
+        <w:jc w:val="center"/>
+        <w:rPr>
+          <w:rFonts w:ascii="Times New Roman" w:eastAsia="MS Mincho" w:hAnsi="Times New Roman" w:cs="Times New Roman"/>
+          <w:b/>
+          <w:bCs/>
+          <w:kern w:val="0"/>
+          <w:sz w:val="28"/>
+          <w:szCs w:val="28"/>
+          <w14:ligatures w14:val="none"/>
+        </w:rPr>
+      </w:pPr>
+      <w:bookmarkStart w:id="68" w:name="OLE_LINK239"/>
+      <w:r>
+        <w:rPr>
+          <w:rFonts w:ascii="Times New Roman" w:eastAsia="MS Mincho" w:hAnsi="Times New Roman" w:cs="Times New Roman"/>
+          <w:b/>
+          <w:bCs/>
+          <w:kern w:val="0"/>
+          <w:sz w:val="28"/>
+          <w:szCs w:val="28"/>
+          <w14:ligatures w14:val="none"/>
+        </w:rPr>
+        <w:lastRenderedPageBreak/>
+        <w:t xml:space="preserve">Figure </w:t>
+      </w:r>
+      <w:r>
+        <w:rPr>
+          <w:rFonts w:ascii="Times New Roman" w:eastAsia="MS Mincho" w:hAnsi="Times New Roman" w:cs="Times New Roman"/>
+          <w:b/>
+          <w:bCs/>
+          <w:kern w:val="0"/>
+          <w:sz w:val="28"/>
+          <w:szCs w:val="28"/>
+          <w14:ligatures w14:val="none"/>
+        </w:rPr>
+        <w:t>1</w:t>
+      </w:r>
+      <w:r>
+        <w:rPr>
+          <w:rFonts w:ascii="Times New Roman" w:eastAsia="MS Mincho" w:hAnsi="Times New Roman" w:cs="Times New Roman"/>
+          <w:b/>
+          <w:bCs/>
+          <w:kern w:val="0"/>
+          <w:sz w:val="28"/>
+          <w:szCs w:val="28"/>
+          <w14:ligatures w14:val="none"/>
+        </w:rPr>
+        <w:t>2</w:t>
+      </w:r>
+      <w:r>
+        <w:rPr>
+          <w:rFonts w:ascii="Times New Roman" w:eastAsia="MS Mincho" w:hAnsi="Times New Roman" w:cs="Times New Roman"/>
+          <w:b/>
+          <w:bCs/>
+          <w:kern w:val="0"/>
+          <w:sz w:val="28"/>
+          <w:szCs w:val="28"/>
+          <w14:ligatures w14:val="none"/>
+        </w:rPr>
+        <w:t xml:space="preserve">: </w:t>
+      </w:r>
+      <w:r>
+        <w:rPr>
+          <w:rFonts w:ascii="Times New Roman" w:eastAsia="MS Mincho" w:hAnsi="Times New Roman" w:cs="Times New Roman"/>
+          <w:b/>
+          <w:bCs/>
+          <w:kern w:val="0"/>
+          <w:sz w:val="28"/>
+          <w:szCs w:val="28"/>
+          <w14:ligatures w14:val="none"/>
+        </w:rPr>
+        <w:t xml:space="preserve">Screenshot of the </w:t>
+      </w:r>
+      <w:proofErr w:type="spellStart"/>
+      <w:r>
+        <w:rPr>
+          <w:rFonts w:ascii="Times New Roman" w:eastAsia="MS Mincho" w:hAnsi="Times New Roman" w:cs="Times New Roman"/>
+          <w:b/>
+          <w:bCs/>
+          <w:kern w:val="0"/>
+          <w:sz w:val="28"/>
+          <w:szCs w:val="28"/>
+          <w14:ligatures w14:val="none"/>
+        </w:rPr>
+        <w:t>espeak</w:t>
+      </w:r>
+      <w:proofErr w:type="spellEnd"/>
+      <w:r>
+        <w:rPr>
+          <w:rFonts w:ascii="Times New Roman" w:eastAsia="MS Mincho" w:hAnsi="Times New Roman" w:cs="Times New Roman"/>
+          <w:b/>
+          <w:bCs/>
+          <w:kern w:val="0"/>
+          <w:sz w:val="28"/>
+          <w:szCs w:val="28"/>
+          <w14:ligatures w14:val="none"/>
+        </w:rPr>
+        <w:t xml:space="preserve"> markup generated by the prosody engine for a declarative sentence and a yes/no question sentence</w:t>
+      </w:r>
+    </w:p>
+    <w:p>
+      <w:bookmarkStart w:id="69" w:name="OLE_LINK237"/>
+      <w:bookmarkEnd w:id="68"/>
+      <w:r>
+        <w:rPr>
+          <w:rFonts w:ascii="Times New Roman" w:hAnsi="Times New Roman" w:cs="Times New Roman"/>
+          <w:noProof/>
+          <w:sz w:val="28"/>
+          <w:szCs w:val="28"/>
+        </w:rPr>
+        <w:drawing>
+          <wp:inline distT="0" distB="0" distL="0" distR="0" wp14:anchorId="760FF894" wp14:editId="5DC04C1C">
+            <wp:extent cx="6155690" cy="1689100"/>
+            <wp:effectExtent l="0" t="0" r="3810" b="0"/>
+            <wp:docPr id="652678977" name="Picture 5"/>
+            <wp:cNvGraphicFramePr>
+              <a:graphicFrameLocks xmlns:a="http://schemas.openxmlformats.org/drawingml/2006/main" noChangeAspect="1"/>
+            </wp:cNvGraphicFramePr>
+            <a:graphic xmlns:a="http://schemas.openxmlformats.org/drawingml/2006/main">
+              <a:graphicData uri="http://schemas.openxmlformats.org/drawingml/2006/picture">
+                <pic:pic xmlns:pic="http://schemas.openxmlformats.org/drawingml/2006/picture">
+                  <pic:nvPicPr>
+                    <pic:cNvPr id="652678977" name="Picture 652678977"/>
+                    <pic:cNvPicPr/>
+                  </pic:nvPicPr>
+                  <pic:blipFill>
+                    <a:blip r:embed="rId23"/>
+                    <a:stretch>
+                      <a:fillRect/>
+                    </a:stretch>
+                  </pic:blipFill>
+                  <pic:spPr>
+                    <a:xfrm>
+                      <a:off x="0" y="0"/>
+                      <a:ext cx="6155690" cy="1689100"/>
+                    </a:xfrm>
+                    <a:prstGeom prst="rect">
+                      <a:avLst/>
+                    </a:prstGeom>
+                  </pic:spPr>
+                </pic:pic>
+              </a:graphicData>
+            </a:graphic>
+          </wp:inline>
+        </w:drawing>
+      </w:r>
+    </w:p>
+    <w:bookmarkEnd w:id="69"/>
+    <w:p>
+      <w:r>
+        <w:rPr>
+          <w:rFonts w:ascii="Times New Roman" w:hAnsi="Times New Roman" w:cs="Times New Roman"/>
+          <w:noProof/>
+          <w:sz w:val="28"/>
+          <w:szCs w:val="28"/>
+        </w:rPr>
+        <w:drawing>
+          <wp:inline distT="0" distB="0" distL="0" distR="0" wp14:anchorId="3534C23D" wp14:editId="440C5F7F">
+            <wp:extent cx="6155690" cy="1678305"/>
+            <wp:effectExtent l="0" t="0" r="3810" b="0"/>
+            <wp:docPr id="598297688" name="Picture 4"/>
+            <wp:cNvGraphicFramePr>
+              <a:graphicFrameLocks xmlns:a="http://schemas.openxmlformats.org/drawingml/2006/main" noChangeAspect="1"/>
+            </wp:cNvGraphicFramePr>
+            <a:graphic xmlns:a="http://schemas.openxmlformats.org/drawingml/2006/main">
+              <a:graphicData uri="http://schemas.openxmlformats.org/drawingml/2006/picture">
+                <pic:pic xmlns:pic="http://schemas.openxmlformats.org/drawingml/2006/picture">
+                  <pic:nvPicPr>
+                    <pic:cNvPr id="598297688" name="Picture 598297688"/>
+                    <pic:cNvPicPr/>
+                  </pic:nvPicPr>
+                  <pic:blipFill>
+                    <a:blip r:embed="rId24"/>
+                    <a:stretch>
+                      <a:fillRect/>
+                    </a:stretch>
+                  </pic:blipFill>
+                  <pic:spPr>
+                    <a:xfrm>
+                      <a:off x="0" y="0"/>
+                      <a:ext cx="6155690" cy="1678305"/>
+                    </a:xfrm>
+                    <a:prstGeom prst="rect">
+                      <a:avLst/>
+                    </a:prstGeom>
+                  </pic:spPr>
+                </pic:pic>
+              </a:graphicData>
+            </a:graphic>
+          </wp:inline>
+        </w:drawing>
+      </w:r>
+    </w:p>
+    <w:p>
+      <w:pPr>
+        <w:spacing w:after="0" w:line="360" w:lineRule="auto"/>
+        <w:jc w:val="both"/>
+        <w:rPr>
+          <w:rFonts w:ascii="Times New Roman" w:eastAsia="MS Mincho" w:hAnsi="Times New Roman" w:cs="Times New Roman"/>
+          <w:kern w:val="0"/>
+          <w:sz w:val="28"/>
+          <w:szCs w:val="28"/>
+          <w14:ligatures w14:val="none"/>
+        </w:rPr>
+      </w:pPr>
+      <w:r>
+        <w:rPr>
+          <w:rFonts w:ascii="Times New Roman" w:eastAsia="MS Mincho" w:hAnsi="Times New Roman" w:cs="Times New Roman"/>
+          <w:b/>
+          <w:bCs/>
+          <w:kern w:val="0"/>
+          <w:sz w:val="28"/>
+          <w:szCs w:val="28"/>
+          <w14:ligatures w14:val="none"/>
+        </w:rPr>
+        <w:t>Source:</w:t>
       </w:r>
       <w:r>
         <w:rPr>
@@ -27185,518 +29400,80 @@
           <w:szCs w:val="28"/>
           <w14:ligatures w14:val="none"/>
         </w:rPr>
-        <w:t>(Siemens &amp; Baker, 2012).</w:t>
+        <w:t>Author's own elaboration</w:t>
       </w:r>
     </w:p>
     <w:p>
       <w:pPr>
         <w:spacing w:after="0" w:line="360" w:lineRule="auto"/>
-        <w:ind w:firstLine="720"/>
+        <w:ind w:firstLine="567"/>
         <w:jc w:val="both"/>
         <w:rPr>
           <w:rFonts w:ascii="Times New Roman" w:eastAsia="MS Mincho" w:hAnsi="Times New Roman" w:cs="Times New Roman"/>
           <w:kern w:val="0"/>
           <w:sz w:val="28"/>
           <w:szCs w:val="28"/>
-          <w14:ligatures w14:val="none"/>
-        </w:rPr>
-      </w:pPr>
-      <w:r>
-        <w:rPr>
-          <w:rFonts w:ascii="Times New Roman" w:eastAsia="MS Mincho" w:hAnsi="Times New Roman" w:cs="Times New Roman"/>
-          <w:kern w:val="0"/>
-          <w:sz w:val="28"/>
-          <w:szCs w:val="28"/>
-          <w14:ligatures w14:val="none"/>
-        </w:rPr>
-        <w:t xml:space="preserve">Learning analytics systems aim to monitor and model </w:t>
-      </w:r>
-      <w:proofErr w:type="gramStart"/>
-      <w:r>
-        <w:rPr>
-          <w:rFonts w:ascii="Times New Roman" w:eastAsia="MS Mincho" w:hAnsi="Times New Roman" w:cs="Times New Roman"/>
-          <w:kern w:val="0"/>
-          <w:sz w:val="28"/>
-          <w:szCs w:val="28"/>
-          <w14:ligatures w14:val="none"/>
-        </w:rPr>
-        <w:t>students</w:t>
-      </w:r>
-      <w:proofErr w:type="gramEnd"/>
-      <w:r>
-        <w:rPr>
-          <w:rFonts w:ascii="Times New Roman" w:eastAsia="MS Mincho" w:hAnsi="Times New Roman" w:cs="Times New Roman"/>
-          <w:kern w:val="0"/>
-          <w:sz w:val="28"/>
-          <w:szCs w:val="28"/>
-          <w14:ligatures w14:val="none"/>
-        </w:rPr>
-        <w:t xml:space="preserve"> behavior in the real educational setting. Much data is gathered from online educational platforms and from Learning Management Systems (LMS). This data might contain variables such as login frequency, time spent on activities, quiz scores, the frequency of online forum post per week and other social learning activities. Through the analysis of these data students learning styles, their behaviors and learning paths can be identified and assessed. Assessment has evolved from a results-based approach to one that encompasses the process of learning.</w:t>
-      </w:r>
+          <w:lang w:val="az-Latn-AZ"/>
+          <w14:ligatures w14:val="none"/>
+        </w:rPr>
+      </w:pPr>
     </w:p>
     <w:p>
       <w:pPr>
         <w:spacing w:after="0" w:line="360" w:lineRule="auto"/>
-        <w:ind w:firstLine="720"/>
+        <w:ind w:firstLine="567"/>
         <w:jc w:val="both"/>
         <w:rPr>
           <w:rFonts w:ascii="Times New Roman" w:eastAsia="MS Mincho" w:hAnsi="Times New Roman" w:cs="Times New Roman"/>
           <w:kern w:val="0"/>
           <w:sz w:val="28"/>
           <w:szCs w:val="28"/>
-          <w14:ligatures w14:val="none"/>
-        </w:rPr>
-      </w:pPr>
-      <w:r>
-        <w:rPr>
-          <w:rFonts w:ascii="Times New Roman" w:eastAsia="MS Mincho" w:hAnsi="Times New Roman" w:cs="Times New Roman"/>
-          <w:kern w:val="0"/>
-          <w:sz w:val="28"/>
-          <w:szCs w:val="28"/>
-          <w14:ligatures w14:val="none"/>
-        </w:rPr>
-        <w:t xml:space="preserve">This data can be used to build future predictive models of students’ performance. Ahmad et al. (2019) </w:t>
-      </w:r>
-      <w:proofErr w:type="spellStart"/>
-      <w:r>
-        <w:rPr>
-          <w:rFonts w:ascii="Times New Roman" w:eastAsia="MS Mincho" w:hAnsi="Times New Roman" w:cs="Times New Roman"/>
-          <w:kern w:val="0"/>
-          <w:sz w:val="28"/>
-          <w:szCs w:val="28"/>
-          <w14:ligatures w14:val="none"/>
-        </w:rPr>
-        <w:t>utilised</w:t>
-      </w:r>
-      <w:proofErr w:type="spellEnd"/>
-      <w:r>
-        <w:rPr>
-          <w:rFonts w:ascii="Times New Roman" w:eastAsia="MS Mincho" w:hAnsi="Times New Roman" w:cs="Times New Roman"/>
-          <w:kern w:val="0"/>
-          <w:sz w:val="28"/>
-          <w:szCs w:val="28"/>
-          <w14:ligatures w14:val="none"/>
-        </w:rPr>
-        <w:t xml:space="preserve"> machine learning methods such as decision trees, logistic regression and neural networks to predict academic success and found they were highly accurate. These models can identify risk and even predict failure in certain students.</w:t>
+          <w:lang w:val="az-Latn-AZ"/>
+          <w14:ligatures w14:val="none"/>
+        </w:rPr>
+      </w:pPr>
+      <w:r>
+        <w:rPr>
+          <w:rFonts w:ascii="Times New Roman" w:eastAsia="MS Mincho" w:hAnsi="Times New Roman" w:cs="Times New Roman"/>
+          <w:kern w:val="0"/>
+          <w:sz w:val="28"/>
+          <w:szCs w:val="28"/>
+          <w:lang w:val="az-Latn-AZ"/>
+          <w14:ligatures w14:val="none"/>
+        </w:rPr>
+        <w:t>The WAV output produced by espeak-ng is 22,050 Hz, 16-bit, mono PCM audio encapsulated in the standard WAV container format. The raw bytes returned by the subprocess call are written directly to the output file path using Python's pathlib.Path.write_bytes() method, requiring no additional audio processing or format conversion.</w:t>
       </w:r>
     </w:p>
     <w:p>
       <w:pPr>
         <w:spacing w:after="0" w:line="360" w:lineRule="auto"/>
-        <w:ind w:firstLine="720"/>
+        <w:ind w:firstLine="567"/>
         <w:jc w:val="both"/>
         <w:rPr>
           <w:rFonts w:ascii="Times New Roman" w:eastAsia="MS Mincho" w:hAnsi="Times New Roman" w:cs="Times New Roman"/>
           <w:kern w:val="0"/>
           <w:sz w:val="28"/>
           <w:szCs w:val="28"/>
-          <w14:ligatures w14:val="none"/>
-        </w:rPr>
-      </w:pPr>
-      <w:r>
-        <w:rPr>
-          <w:rFonts w:ascii="Times New Roman" w:eastAsia="MS Mincho" w:hAnsi="Times New Roman" w:cs="Times New Roman"/>
-          <w:kern w:val="0"/>
-          <w:sz w:val="28"/>
-          <w:szCs w:val="28"/>
-          <w14:ligatures w14:val="none"/>
-        </w:rPr>
-        <w:lastRenderedPageBreak/>
-        <w:t xml:space="preserve">These systems and models are commonly used early warning systems. They monitor a variety of indicators related to student behavior that signal </w:t>
-      </w:r>
-      <w:proofErr w:type="gramStart"/>
-      <w:r>
-        <w:rPr>
-          <w:rFonts w:ascii="Times New Roman" w:eastAsia="MS Mincho" w:hAnsi="Times New Roman" w:cs="Times New Roman"/>
-          <w:kern w:val="0"/>
-          <w:sz w:val="28"/>
-          <w:szCs w:val="28"/>
-          <w14:ligatures w14:val="none"/>
-        </w:rPr>
-        <w:t>whether or not</w:t>
-      </w:r>
-      <w:proofErr w:type="gramEnd"/>
-      <w:r>
-        <w:rPr>
-          <w:rFonts w:ascii="Times New Roman" w:eastAsia="MS Mincho" w:hAnsi="Times New Roman" w:cs="Times New Roman"/>
-          <w:kern w:val="0"/>
-          <w:sz w:val="28"/>
-          <w:szCs w:val="28"/>
-          <w14:ligatures w14:val="none"/>
-        </w:rPr>
-        <w:t xml:space="preserve"> a particular student is “at risk” of academic failure. Using metrics such as absence from school, late arrivals, dropping of courses, and low grades, early warning systems intervene by notifying teachers and school administrators to develop specific interventions to help a student get back on track</w:t>
-      </w:r>
-      <w:r>
-        <w:rPr>
-          <w:rFonts w:ascii="Times New Roman" w:eastAsia="MS Mincho" w:hAnsi="Times New Roman" w:cs="Times New Roman"/>
-          <w:kern w:val="0"/>
-          <w:sz w:val="28"/>
-          <w:szCs w:val="28"/>
-          <w14:ligatures w14:val="none"/>
-        </w:rPr>
-        <w:t xml:space="preserve"> </w:t>
-      </w:r>
-      <w:r>
-        <w:rPr>
-          <w:rFonts w:ascii="Times New Roman" w:eastAsia="MS Mincho" w:hAnsi="Times New Roman" w:cs="Times New Roman"/>
-          <w:kern w:val="0"/>
-          <w:sz w:val="28"/>
-          <w:szCs w:val="28"/>
-          <w14:ligatures w14:val="none"/>
-        </w:rPr>
-        <w:t>(Siemens &amp; Baker, 2012).</w:t>
+          <w:lang w:val="az-Latn-AZ"/>
+          <w14:ligatures w14:val="none"/>
+        </w:rPr>
+      </w:pPr>
+      <w:r>
+        <w:rPr>
+          <w:rFonts w:ascii="Times New Roman" w:eastAsia="MS Mincho" w:hAnsi="Times New Roman" w:cs="Times New Roman"/>
+          <w:kern w:val="0"/>
+          <w:sz w:val="28"/>
+          <w:szCs w:val="28"/>
+          <w:lang w:val="az-Latn-AZ"/>
+          <w14:ligatures w14:val="none"/>
+        </w:rPr>
+        <w:t>The complete implementation comprises approximately 2,438 lines of Python source code across six modules, excluding comments, blank lines, and the test suite. Each module is independently importable and testable: the G2P converter, stress assigner, and prosody engine each expose a direct command-line interface via their __main__ blocks, allowing individual module behavior to be inspected without running the full pipeline. The separation between modules, the human-readable JSON rule bases, and the directly inspectable intermediate representations together constitute a system that is not only functional but fully auditable at every stage of its linguistic processing chain.</w:t>
       </w:r>
     </w:p>
     <w:p>
       <w:pPr>
         <w:spacing w:after="0" w:line="360" w:lineRule="auto"/>
-        <w:ind w:firstLine="720"/>
-        <w:jc w:val="both"/>
-        <w:rPr>
-          <w:rFonts w:ascii="Times New Roman" w:eastAsia="MS Mincho" w:hAnsi="Times New Roman" w:cs="Times New Roman"/>
-          <w:kern w:val="0"/>
-          <w:sz w:val="28"/>
-          <w:szCs w:val="28"/>
-          <w14:ligatures w14:val="none"/>
-        </w:rPr>
-      </w:pPr>
-      <w:r>
-        <w:rPr>
-          <w:rFonts w:ascii="Times New Roman" w:eastAsia="MS Mincho" w:hAnsi="Times New Roman" w:cs="Times New Roman"/>
-          <w:kern w:val="0"/>
-          <w:sz w:val="28"/>
-          <w:szCs w:val="28"/>
-          <w14:ligatures w14:val="none"/>
-        </w:rPr>
-        <w:t xml:space="preserve">Learning analytics and predictive systems have been integrated into the </w:t>
-      </w:r>
-      <w:proofErr w:type="gramStart"/>
-      <w:r>
-        <w:rPr>
-          <w:rFonts w:ascii="Times New Roman" w:eastAsia="MS Mincho" w:hAnsi="Times New Roman" w:cs="Times New Roman"/>
-          <w:kern w:val="0"/>
-          <w:sz w:val="28"/>
-          <w:szCs w:val="28"/>
-          <w14:ligatures w14:val="none"/>
-        </w:rPr>
-        <w:t>system,</w:t>
-      </w:r>
-      <w:proofErr w:type="gramEnd"/>
-      <w:r>
-        <w:rPr>
-          <w:rFonts w:ascii="Times New Roman" w:eastAsia="MS Mincho" w:hAnsi="Times New Roman" w:cs="Times New Roman"/>
-          <w:kern w:val="0"/>
-          <w:sz w:val="28"/>
-          <w:szCs w:val="28"/>
-          <w14:ligatures w14:val="none"/>
-        </w:rPr>
-        <w:t xml:space="preserve"> thus an adaptive learning environment has been created. </w:t>
-      </w:r>
-      <w:proofErr w:type="gramStart"/>
-      <w:r>
-        <w:rPr>
-          <w:rFonts w:ascii="Times New Roman" w:eastAsia="MS Mincho" w:hAnsi="Times New Roman" w:cs="Times New Roman"/>
-          <w:kern w:val="0"/>
-          <w:sz w:val="28"/>
-          <w:szCs w:val="28"/>
-          <w14:ligatures w14:val="none"/>
-        </w:rPr>
-        <w:t>On the basis of</w:t>
-      </w:r>
-      <w:proofErr w:type="gramEnd"/>
-      <w:r>
-        <w:rPr>
-          <w:rFonts w:ascii="Times New Roman" w:eastAsia="MS Mincho" w:hAnsi="Times New Roman" w:cs="Times New Roman"/>
-          <w:kern w:val="0"/>
-          <w:sz w:val="28"/>
-          <w:szCs w:val="28"/>
-          <w14:ligatures w14:val="none"/>
-        </w:rPr>
-        <w:t xml:space="preserve"> the obtained results, the system generates individual learning paths for the </w:t>
-      </w:r>
-      <w:proofErr w:type="gramStart"/>
-      <w:r>
-        <w:rPr>
-          <w:rFonts w:ascii="Times New Roman" w:eastAsia="MS Mincho" w:hAnsi="Times New Roman" w:cs="Times New Roman"/>
-          <w:kern w:val="0"/>
-          <w:sz w:val="28"/>
-          <w:szCs w:val="28"/>
-          <w14:ligatures w14:val="none"/>
-        </w:rPr>
-        <w:t>students</w:t>
-      </w:r>
-      <w:proofErr w:type="gramEnd"/>
-      <w:r>
-        <w:rPr>
-          <w:rFonts w:ascii="Times New Roman" w:eastAsia="MS Mincho" w:hAnsi="Times New Roman" w:cs="Times New Roman"/>
-          <w:kern w:val="0"/>
-          <w:sz w:val="28"/>
-          <w:szCs w:val="28"/>
-          <w14:ligatures w14:val="none"/>
-        </w:rPr>
-        <w:t xml:space="preserve"> and it adapts assessment tasks. The implemented solutions reinforce the personalized education process and conditions for finding appropriate teaching strategies for individual students </w:t>
-      </w:r>
-      <w:proofErr w:type="gramStart"/>
-      <w:r>
-        <w:rPr>
-          <w:rFonts w:ascii="Times New Roman" w:eastAsia="MS Mincho" w:hAnsi="Times New Roman" w:cs="Times New Roman"/>
-          <w:kern w:val="0"/>
-          <w:sz w:val="28"/>
-          <w:szCs w:val="28"/>
-          <w14:ligatures w14:val="none"/>
-        </w:rPr>
-        <w:t>on the basis of</w:t>
-      </w:r>
-      <w:proofErr w:type="gramEnd"/>
-      <w:r>
-        <w:rPr>
-          <w:rFonts w:ascii="Times New Roman" w:eastAsia="MS Mincho" w:hAnsi="Times New Roman" w:cs="Times New Roman"/>
-          <w:kern w:val="0"/>
-          <w:sz w:val="28"/>
-          <w:szCs w:val="28"/>
-          <w14:ligatures w14:val="none"/>
-        </w:rPr>
-        <w:t xml:space="preserve"> their current needs have been created.</w:t>
-      </w:r>
-    </w:p>
-    <w:p>
-      <w:pPr>
-        <w:spacing w:after="0" w:line="360" w:lineRule="auto"/>
-        <w:ind w:firstLine="720"/>
-        <w:jc w:val="both"/>
-        <w:rPr>
-          <w:rFonts w:ascii="Times New Roman" w:eastAsia="MS Mincho" w:hAnsi="Times New Roman" w:cs="Times New Roman"/>
-          <w:kern w:val="0"/>
-          <w:sz w:val="28"/>
-          <w:szCs w:val="28"/>
-          <w14:ligatures w14:val="none"/>
-        </w:rPr>
-      </w:pPr>
-      <w:r>
-        <w:rPr>
-          <w:rFonts w:ascii="Times New Roman" w:eastAsia="MS Mincho" w:hAnsi="Times New Roman" w:cs="Times New Roman"/>
-          <w:kern w:val="0"/>
-          <w:sz w:val="28"/>
-          <w:szCs w:val="28"/>
-          <w14:ligatures w14:val="none"/>
-        </w:rPr>
-        <w:t>In addition to these educational technologies, there are also teacher support and administrator decision support tools. For example, student result dynamics dashboards and other development dynamics dashboards that show the development of the student’s performance and his/her development dynamics. The teacher can fine-tune teaching methods and individual support for his/her students based on this information. The information can also be used by the education administrators to manage resources optimally and to make educational policies and decisions.</w:t>
-      </w:r>
-    </w:p>
-    <w:p>
-      <w:pPr>
-        <w:spacing w:after="0" w:line="360" w:lineRule="auto"/>
-        <w:ind w:firstLine="720"/>
-        <w:jc w:val="both"/>
-        <w:rPr>
-          <w:rFonts w:ascii="Times New Roman" w:eastAsia="MS Mincho" w:hAnsi="Times New Roman" w:cs="Times New Roman"/>
-          <w:kern w:val="0"/>
-          <w:sz w:val="28"/>
-          <w:szCs w:val="28"/>
-          <w14:ligatures w14:val="none"/>
-        </w:rPr>
-      </w:pPr>
-      <w:r>
-        <w:rPr>
-          <w:rFonts w:ascii="Times New Roman" w:eastAsia="MS Mincho" w:hAnsi="Times New Roman" w:cs="Times New Roman"/>
-          <w:kern w:val="0"/>
-          <w:sz w:val="28"/>
-          <w:szCs w:val="28"/>
-          <w14:ligatures w14:val="none"/>
-        </w:rPr>
-        <w:t>Unlike many conventional Learning Management Systems, which support an end-of-term assessment model, Learning analytics systems support a continuous assessment model. In this model, student activity is monitored not only to assess learning outcomes but also the learning process itself. As a result, assessment of students becomes more objective and transparent and is performed on an ongoing basis to monitor the acquisition of knowledge over time.</w:t>
-      </w:r>
-    </w:p>
-    <w:p>
-      <w:pPr>
-        <w:spacing w:after="0" w:line="360" w:lineRule="auto"/>
-        <w:ind w:firstLine="720"/>
-        <w:jc w:val="both"/>
-        <w:rPr>
-          <w:rFonts w:ascii="Times New Roman" w:eastAsia="MS Mincho" w:hAnsi="Times New Roman" w:cs="Times New Roman"/>
-          <w:kern w:val="0"/>
-          <w:sz w:val="28"/>
-          <w:szCs w:val="28"/>
-          <w14:ligatures w14:val="none"/>
-        </w:rPr>
-      </w:pPr>
-      <w:r>
-        <w:rPr>
-          <w:rFonts w:ascii="Times New Roman" w:eastAsia="MS Mincho" w:hAnsi="Times New Roman" w:cs="Times New Roman"/>
-          <w:kern w:val="0"/>
-          <w:sz w:val="28"/>
-          <w:szCs w:val="28"/>
-          <w14:ligatures w14:val="none"/>
-        </w:rPr>
-        <w:t>Although there are some difficulties in the implementation of these systems related to the collection and analysis of data, the accuracy of the model, ethical considerations, etc., the proper implementation and use of these tools can bring great benefits to the education system and to the assessment processes</w:t>
-      </w:r>
-      <w:r>
-        <w:rPr>
-          <w:rFonts w:ascii="Times New Roman" w:eastAsia="MS Mincho" w:hAnsi="Times New Roman" w:cs="Times New Roman"/>
-          <w:kern w:val="0"/>
-          <w:sz w:val="28"/>
-          <w:szCs w:val="28"/>
-          <w14:ligatures w14:val="none"/>
-        </w:rPr>
-        <w:t xml:space="preserve"> </w:t>
-      </w:r>
-      <w:r>
-        <w:rPr>
-          <w:rFonts w:ascii="Times New Roman" w:eastAsia="MS Mincho" w:hAnsi="Times New Roman" w:cs="Times New Roman"/>
-          <w:kern w:val="0"/>
-          <w:sz w:val="28"/>
-          <w:szCs w:val="28"/>
-          <w14:ligatures w14:val="none"/>
-        </w:rPr>
-        <w:t>(Siemens &amp; Baker, 2012).</w:t>
-      </w:r>
-    </w:p>
-    <w:p>
-      <w:pPr>
-        <w:spacing w:after="0" w:line="360" w:lineRule="auto"/>
-        <w:ind w:firstLine="720"/>
-        <w:jc w:val="both"/>
-        <w:rPr>
-          <w:rFonts w:ascii="Times New Roman" w:eastAsia="MS Mincho" w:hAnsi="Times New Roman" w:cs="Times New Roman"/>
-          <w:kern w:val="0"/>
-          <w:sz w:val="28"/>
-          <w:szCs w:val="28"/>
-          <w14:ligatures w14:val="none"/>
-        </w:rPr>
-      </w:pPr>
-      <w:r>
-        <w:rPr>
-          <w:rFonts w:ascii="Times New Roman" w:eastAsia="MS Mincho" w:hAnsi="Times New Roman" w:cs="Times New Roman"/>
-          <w:kern w:val="0"/>
-          <w:sz w:val="28"/>
-          <w:szCs w:val="28"/>
-          <w14:ligatures w14:val="none"/>
-        </w:rPr>
-        <w:lastRenderedPageBreak/>
-        <w:t xml:space="preserve">Assessment in today’s learning environment has evolved into a dynamic, personalized, proactive, and data-driven process through the integration of learning analytics and predictive learning systems. The combination of these two emerging technologies </w:t>
-      </w:r>
-      <w:proofErr w:type="gramStart"/>
-      <w:r>
-        <w:rPr>
-          <w:rFonts w:ascii="Times New Roman" w:eastAsia="MS Mincho" w:hAnsi="Times New Roman" w:cs="Times New Roman"/>
-          <w:kern w:val="0"/>
-          <w:sz w:val="28"/>
-          <w:szCs w:val="28"/>
-          <w14:ligatures w14:val="none"/>
-        </w:rPr>
-        <w:t>have</w:t>
-      </w:r>
-      <w:proofErr w:type="gramEnd"/>
-      <w:r>
-        <w:rPr>
-          <w:rFonts w:ascii="Times New Roman" w:eastAsia="MS Mincho" w:hAnsi="Times New Roman" w:cs="Times New Roman"/>
-          <w:kern w:val="0"/>
-          <w:sz w:val="28"/>
-          <w:szCs w:val="28"/>
-          <w14:ligatures w14:val="none"/>
-        </w:rPr>
-        <w:t xml:space="preserve"> the potential to enhance critical thinking skills by fostering the development of the analytical thinker and facilitation of decision making through artificial intelligence. Siemens and Baker (2019) noted promise in this technology to predict student performance and enable improvements for teachers, students, and the learning environment, which has </w:t>
-      </w:r>
-      <w:proofErr w:type="spellStart"/>
-      <w:r>
-        <w:rPr>
-          <w:rFonts w:ascii="Times New Roman" w:eastAsia="MS Mincho" w:hAnsi="Times New Roman" w:cs="Times New Roman"/>
-          <w:kern w:val="0"/>
-          <w:sz w:val="28"/>
-          <w:szCs w:val="28"/>
-          <w14:ligatures w14:val="none"/>
-        </w:rPr>
-        <w:t>lead</w:t>
-      </w:r>
-      <w:proofErr w:type="spellEnd"/>
-      <w:r>
-        <w:rPr>
-          <w:rFonts w:ascii="Times New Roman" w:eastAsia="MS Mincho" w:hAnsi="Times New Roman" w:cs="Times New Roman"/>
-          <w:kern w:val="0"/>
-          <w:sz w:val="28"/>
-          <w:szCs w:val="28"/>
-          <w14:ligatures w14:val="none"/>
-        </w:rPr>
-        <w:t xml:space="preserve"> to the selection of learning analytics and predictive learning systems as one of the key technologies considered to be strategic for the future of the education ecosystem</w:t>
-      </w:r>
-      <w:r>
-        <w:rPr>
-          <w:rFonts w:ascii="Times New Roman" w:eastAsia="MS Mincho" w:hAnsi="Times New Roman" w:cs="Times New Roman"/>
-          <w:kern w:val="0"/>
-          <w:sz w:val="28"/>
-          <w:szCs w:val="28"/>
-          <w14:ligatures w14:val="none"/>
-        </w:rPr>
-        <w:t xml:space="preserve"> </w:t>
-      </w:r>
-      <w:r>
-        <w:rPr>
-          <w:rFonts w:ascii="Times New Roman" w:eastAsia="MS Mincho" w:hAnsi="Times New Roman" w:cs="Times New Roman"/>
-          <w:kern w:val="0"/>
-          <w:sz w:val="28"/>
-          <w:szCs w:val="28"/>
-          <w14:ligatures w14:val="none"/>
-        </w:rPr>
-        <w:t>(Siemens &amp; Baker, 2012; Ahmad et al., 2019)</w:t>
-      </w:r>
-      <w:r>
-        <w:rPr>
-          <w:rFonts w:ascii="Times New Roman" w:eastAsia="MS Mincho" w:hAnsi="Times New Roman" w:cs="Times New Roman"/>
-          <w:kern w:val="0"/>
-          <w:sz w:val="28"/>
-          <w:szCs w:val="28"/>
-          <w14:ligatures w14:val="none"/>
-        </w:rPr>
-        <w:t>.</w:t>
-      </w:r>
-    </w:p>
-    <w:p>
-      <w:pPr>
-        <w:spacing w:after="0" w:line="360" w:lineRule="auto"/>
-        <w:ind w:firstLine="720"/>
-        <w:jc w:val="both"/>
-        <w:rPr>
-          <w:rFonts w:ascii="Times New Roman" w:eastAsia="MS Mincho" w:hAnsi="Times New Roman" w:cs="Times New Roman"/>
-          <w:kern w:val="0"/>
-          <w:sz w:val="28"/>
-          <w:szCs w:val="28"/>
-          <w14:ligatures w14:val="none"/>
-        </w:rPr>
-      </w:pPr>
-      <w:r>
-        <w:rPr>
-          <w:rFonts w:ascii="Times New Roman" w:eastAsia="MS Mincho" w:hAnsi="Times New Roman" w:cs="Times New Roman"/>
-          <w:kern w:val="0"/>
-          <w:sz w:val="28"/>
-          <w:szCs w:val="28"/>
-          <w14:ligatures w14:val="none"/>
-        </w:rPr>
-        <w:t xml:space="preserve">AI based assessment tools have a priority over other methodologies in terms of reliability, relevancy, and correctness. There are a lot of considerations of thinking applying AI based tools into the system and use of it by creating new innovative approaches; likewise, traditional methods are switching to be acting more artificial intelligence supported content not to lose the content of technology and importance of innovation and development. </w:t>
-      </w:r>
-      <w:r>
-        <w:rPr>
-          <w:rFonts w:ascii="Times New Roman" w:eastAsia="MS Mincho" w:hAnsi="Times New Roman" w:cs="Times New Roman"/>
-          <w:kern w:val="0"/>
-          <w:sz w:val="28"/>
-          <w:szCs w:val="28"/>
-          <w14:ligatures w14:val="none"/>
-        </w:rPr>
-        <w:t>In addition, the innovations in the development of this field and its integration into the field of education can bring more innovations and change the technological views and future perspectives of students and teachers in this field. By creating a more convenient and comfortable environment for generations that have adapted to technology, ensuring transparency and eliminating special procedures added for this, the role and contribution of technology in the field of education will be very significant. The benefits of this system will reach people in many places by making the work of teachers easier and more research and other fundamental issues through artificial intelligence technologies.</w:t>
-      </w:r>
-      <w:r>
-        <w:rPr>
-          <w:rFonts w:ascii="Times New Roman" w:eastAsia="MS Mincho" w:hAnsi="Times New Roman" w:cs="Times New Roman"/>
-          <w:kern w:val="0"/>
-          <w:sz w:val="28"/>
-          <w:szCs w:val="28"/>
-          <w14:ligatures w14:val="none"/>
-        </w:rPr>
-        <w:t xml:space="preserve"> Thus, the integration of artificial intelligence into education system for specific purposes such as assessments and making decisions will be successful and reliable.</w:t>
-      </w:r>
-    </w:p>
-    <w:p>
-      <w:pPr>
-        <w:spacing w:after="0" w:line="360" w:lineRule="auto"/>
+        <w:ind w:firstLine="567"/>
         <w:jc w:val="both"/>
         <w:rPr>
           <w:rFonts w:ascii="Times New Roman" w:eastAsia="MS Mincho" w:hAnsi="Times New Roman" w:cs="Times New Roman"/>
@@ -27725,7 +29502,7 @@
           <w14:ligatures w14:val="none"/>
         </w:rPr>
       </w:pPr>
-      <w:bookmarkStart w:id="51" w:name="_Toc230645219"/>
+      <w:bookmarkStart w:id="70" w:name="_Toc230645220"/>
       <w:r>
         <w:rPr>
           <w:rFonts w:ascii="Times New Roman" w:eastAsia="Times New Roman" w:hAnsi="Times New Roman" w:cs="Times New Roman"/>
@@ -27736,834 +29513,45 @@
           <w:lang w:val="az-Latn-AZ"/>
           <w14:ligatures w14:val="none"/>
         </w:rPr>
-        <w:lastRenderedPageBreak/>
-        <w:t xml:space="preserve">3.2. </w:t>
+        <w:t>3.</w:t>
       </w:r>
       <w:r>
         <w:rPr>
           <w:rFonts w:ascii="Times New Roman" w:eastAsia="Times New Roman" w:hAnsi="Times New Roman" w:cs="Times New Roman"/>
           <w:b/>
-          <w:color w:val="000000"/>
-          <w:kern w:val="0"/>
-          <w:sz w:val="28"/>
-          <w:szCs w:val="28"/>
-          <w14:ligatures w14:val="none"/>
-        </w:rPr>
-        <w:t>Design</w:t>
+          <w:kern w:val="0"/>
+          <w:sz w:val="28"/>
+          <w:szCs w:val="28"/>
+          <w:lang w:val="az-Latn-AZ"/>
+          <w14:ligatures w14:val="none"/>
+        </w:rPr>
+        <w:t>3</w:t>
       </w:r>
       <w:r>
         <w:rPr>
           <w:rFonts w:ascii="Times New Roman" w:eastAsia="Times New Roman" w:hAnsi="Times New Roman" w:cs="Times New Roman"/>
           <w:b/>
-          <w:color w:val="000000"/>
-          <w:kern w:val="0"/>
-          <w:sz w:val="28"/>
-          <w:szCs w:val="28"/>
-          <w14:ligatures w14:val="none"/>
-        </w:rPr>
-        <w:t xml:space="preserve"> and Implementation of a Proposed AI-based Continuous Evaluation System</w:t>
-      </w:r>
-      <w:bookmarkEnd w:id="51"/>
-    </w:p>
-    <w:p>
-      <w:pPr>
-        <w:spacing w:after="0" w:line="360" w:lineRule="auto"/>
-        <w:ind w:firstLine="567"/>
-        <w:jc w:val="both"/>
-        <w:rPr>
-          <w:rFonts w:ascii="Times New Roman" w:eastAsia="MS Mincho" w:hAnsi="Times New Roman" w:cs="Times New Roman"/>
           <w:kern w:val="0"/>
           <w:sz w:val="28"/>
           <w:szCs w:val="28"/>
           <w:lang w:val="az-Latn-AZ"/>
           <w14:ligatures w14:val="none"/>
         </w:rPr>
-      </w:pPr>
-      <w:r>
-        <w:rPr>
-          <w:rFonts w:ascii="Times New Roman" w:eastAsia="MS Mincho" w:hAnsi="Times New Roman" w:cs="Times New Roman"/>
+        <w:t xml:space="preserve">. </w:t>
+      </w:r>
+      <w:r>
+        <w:rPr>
+          <w:rFonts w:ascii="Times New Roman" w:eastAsia="Times New Roman" w:hAnsi="Times New Roman" w:cs="Times New Roman"/>
+          <w:b/>
           <w:kern w:val="0"/>
           <w:sz w:val="28"/>
           <w:szCs w:val="28"/>
           <w:lang w:val="az-Latn-AZ"/>
           <w14:ligatures w14:val="none"/>
         </w:rPr>
-        <w:t>Construction of an AI-based continuous assessment system is one of the major areas of development in contemporary educational technologies, both from technological and pedagogical perspectives. The studies: Using AI for Adaptive Learning and Adaptive Assessment and Beyond Automation: A Conceptual Framework for AI in Educational Assessment describe how the system construction goes beyond automated assessment and forms a data-driven, adaptive, multidimensional assessment model.</w:t>
-      </w:r>
-    </w:p>
-    <w:p>
-      <w:pPr>
-        <w:spacing w:after="0" w:line="360" w:lineRule="auto"/>
-        <w:ind w:firstLine="567"/>
-        <w:jc w:val="both"/>
-        <w:rPr>
-          <w:rFonts w:ascii="Times New Roman" w:eastAsia="MS Mincho" w:hAnsi="Times New Roman" w:cs="Times New Roman"/>
-          <w:kern w:val="0"/>
-          <w:sz w:val="28"/>
-          <w:szCs w:val="28"/>
-          <w:lang w:val="az-Latn-AZ"/>
-          <w14:ligatures w14:val="none"/>
-        </w:rPr>
-      </w:pPr>
-      <w:r>
-        <w:rPr>
-          <w:rFonts w:ascii="Times New Roman" w:eastAsia="MS Mincho" w:hAnsi="Times New Roman" w:cs="Times New Roman"/>
-          <w:kern w:val="0"/>
-          <w:sz w:val="28"/>
-          <w:szCs w:val="28"/>
-          <w:lang w:val="az-Latn-AZ"/>
-          <w14:ligatures w14:val="none"/>
-        </w:rPr>
-        <w:t>The AI-based continuous assessment system proposed is based on a data collection and processing framework. These systems collect and measure a number of variables related to students’ behaviour and activities such as test results, assignment submissions, online activities and other platform related activities. The collected data will go through multilayer processing and analysis to produce individualised learning profiles which highlight students’ current knowledge levels, learning pace and weaknesses.</w:t>
-      </w:r>
-    </w:p>
-    <w:p>
-      <w:pPr>
-        <w:spacing w:after="0" w:line="360" w:lineRule="auto"/>
-        <w:ind w:firstLine="567"/>
-        <w:jc w:val="both"/>
-        <w:rPr>
-          <w:rFonts w:ascii="Times New Roman" w:eastAsia="MS Mincho" w:hAnsi="Times New Roman" w:cs="Times New Roman"/>
-          <w:kern w:val="0"/>
-          <w:sz w:val="28"/>
-          <w:szCs w:val="28"/>
-          <w:lang w:val="az-Latn-AZ"/>
-          <w14:ligatures w14:val="none"/>
-        </w:rPr>
-      </w:pPr>
-      <w:r>
-        <w:rPr>
-          <w:rFonts w:ascii="Times New Roman" w:eastAsia="MS Mincho" w:hAnsi="Times New Roman" w:cs="Times New Roman"/>
-          <w:kern w:val="0"/>
-          <w:sz w:val="28"/>
-          <w:szCs w:val="28"/>
-          <w:lang w:val="az-Latn-AZ"/>
-          <w14:ligatures w14:val="none"/>
-        </w:rPr>
-        <w:t>One of the fundamental design principles of the system is the application of dynamic adaptive assessment techniques. These assessments are based on machine learning and reinforcement learning algorithms, and automatically calibrate test items within the assessment, as well as select items at appropriate difficulty for a testee throughout the assessment. Additionally, the system dynamically generates an individual learning pathway for each student within the assessment. In summary, the system moves from static, traditional educational assessments, in which items are administered under controlled conditions, to dynamic, adaptive assessments customized for individual students.</w:t>
-      </w:r>
-    </w:p>
-    <w:p>
-      <w:pPr>
-        <w:spacing w:after="0" w:line="360" w:lineRule="auto"/>
-        <w:ind w:firstLine="567"/>
-        <w:jc w:val="both"/>
-        <w:rPr>
-          <w:rFonts w:ascii="Times New Roman" w:eastAsia="MS Mincho" w:hAnsi="Times New Roman" w:cs="Times New Roman"/>
-          <w:kern w:val="0"/>
-          <w:sz w:val="28"/>
-          <w:szCs w:val="28"/>
-          <w:lang w:val="az-Latn-AZ"/>
-          <w14:ligatures w14:val="none"/>
-        </w:rPr>
-      </w:pPr>
-      <w:r>
-        <w:rPr>
-          <w:rFonts w:ascii="Times New Roman" w:eastAsia="MS Mincho" w:hAnsi="Times New Roman" w:cs="Times New Roman"/>
-          <w:kern w:val="0"/>
-          <w:sz w:val="28"/>
-          <w:szCs w:val="28"/>
-          <w:lang w:val="az-Latn-AZ"/>
-          <w14:ligatures w14:val="none"/>
-        </w:rPr>
-        <w:t xml:space="preserve">In addition to the features listed above, the system was informed by predictive analytics, as historical student performance data was used to train and build the AI models that will make future student predictions possible. These future predictions include expected performance and areas where a student may need additional </w:t>
-      </w:r>
-      <w:r>
-        <w:rPr>
-          <w:rFonts w:ascii="Times New Roman" w:eastAsia="MS Mincho" w:hAnsi="Times New Roman" w:cs="Times New Roman"/>
-          <w:kern w:val="0"/>
-          <w:sz w:val="28"/>
-          <w:szCs w:val="28"/>
-          <w:lang w:val="az-Latn-AZ"/>
-          <w14:ligatures w14:val="none"/>
-        </w:rPr>
-        <w:lastRenderedPageBreak/>
-        <w:t>support. As a result, this system serves not only as a means of continuous assessment, but also as a tool for early intervention.</w:t>
-      </w:r>
-    </w:p>
-    <w:p>
-      <w:pPr>
-        <w:spacing w:after="0" w:line="360" w:lineRule="auto"/>
-        <w:ind w:firstLine="567"/>
-        <w:jc w:val="both"/>
-        <w:rPr>
-          <w:rFonts w:ascii="Times New Roman" w:eastAsia="MS Mincho" w:hAnsi="Times New Roman" w:cs="Times New Roman"/>
-          <w:kern w:val="0"/>
-          <w:sz w:val="28"/>
-          <w:szCs w:val="28"/>
-          <w:lang w:val="az-Latn-AZ"/>
-          <w14:ligatures w14:val="none"/>
-        </w:rPr>
-      </w:pPr>
-      <w:r>
-        <w:rPr>
-          <w:rFonts w:ascii="Times New Roman" w:eastAsia="MS Mincho" w:hAnsi="Times New Roman" w:cs="Times New Roman"/>
-          <w:kern w:val="0"/>
-          <w:sz w:val="28"/>
-          <w:szCs w:val="28"/>
-          <w:lang w:val="az-Latn-AZ"/>
-          <w14:ligatures w14:val="none"/>
-        </w:rPr>
-        <w:t>Fartușnic et al. (2025) outline potential benefits for building AI-based assessment systems by considering them from a three-dimensional perspective. A three-dimensional perspective on assessment systems views them along a process dimension (i.e. the design and implementation process of the assessment system), a stakeholder dimension (i.e. the assessment system which is build from the interactions between teachers, students, researchers and policymakers), and a cognitive adaptation dimension (i.e. how to assess knowledge at different levels of complexity, such as remembering, understanding, applying, analysing, evaluating, using AI tools and using Bloom’s taxonomy as a reference framework).</w:t>
-      </w:r>
-    </w:p>
-    <w:p>
-      <w:pPr>
-        <w:spacing w:after="0" w:line="360" w:lineRule="auto"/>
-        <w:ind w:firstLine="567"/>
-        <w:jc w:val="both"/>
-        <w:rPr>
-          <w:rFonts w:ascii="Times New Roman" w:eastAsia="MS Mincho" w:hAnsi="Times New Roman" w:cs="Times New Roman"/>
-          <w:kern w:val="0"/>
-          <w:sz w:val="28"/>
-          <w:szCs w:val="28"/>
-          <w:lang w:val="az-Latn-AZ"/>
-          <w14:ligatures w14:val="none"/>
-        </w:rPr>
-      </w:pPr>
-      <w:r>
-        <w:rPr>
-          <w:rFonts w:ascii="Times New Roman" w:eastAsia="MS Mincho" w:hAnsi="Times New Roman" w:cs="Times New Roman"/>
-          <w:kern w:val="0"/>
-          <w:sz w:val="28"/>
-          <w:szCs w:val="28"/>
-          <w:lang w:val="az-Latn-AZ"/>
-          <w14:ligatures w14:val="none"/>
-        </w:rPr>
-        <w:t>However, continuous assessment is not just another function that can be automated by AI. It is in fact an entire ecosystem that AI supports, aligning to the pedagogical objectives of the course and seamlessly integrating with the rest of the learning process. It can support both formative and summative assessments, automate large scale assessments, produce feedback for learners, and help analyse their performance.</w:t>
-      </w:r>
-    </w:p>
-    <w:p>
-      <w:pPr>
-        <w:spacing w:after="0" w:line="360" w:lineRule="auto"/>
-        <w:ind w:firstLine="567"/>
-        <w:jc w:val="both"/>
-        <w:rPr>
-          <w:rFonts w:ascii="Times New Roman" w:eastAsia="MS Mincho" w:hAnsi="Times New Roman" w:cs="Times New Roman"/>
-          <w:kern w:val="0"/>
-          <w:sz w:val="28"/>
-          <w:szCs w:val="28"/>
-          <w:lang w:val="az-Latn-AZ"/>
-          <w14:ligatures w14:val="none"/>
-        </w:rPr>
-      </w:pPr>
-      <w:r>
-        <w:rPr>
-          <w:rFonts w:ascii="Times New Roman" w:eastAsia="MS Mincho" w:hAnsi="Times New Roman" w:cs="Times New Roman"/>
-          <w:kern w:val="0"/>
-          <w:sz w:val="28"/>
-          <w:szCs w:val="28"/>
-          <w:lang w:val="az-Latn-AZ"/>
-          <w14:ligatures w14:val="none"/>
-        </w:rPr>
-        <w:t>In addition to these features, real-time feedback is also generated, as the AI-powered system identifies areas where the student is going wrong and provides instant corrections and learning recommendations to further support the learning process.</w:t>
-      </w:r>
-    </w:p>
-    <w:p>
-      <w:pPr>
-        <w:spacing w:after="0" w:line="360" w:lineRule="auto"/>
-        <w:ind w:firstLine="567"/>
-        <w:jc w:val="both"/>
-        <w:rPr>
-          <w:rFonts w:ascii="Times New Roman" w:eastAsia="MS Mincho" w:hAnsi="Times New Roman" w:cs="Times New Roman"/>
-          <w:kern w:val="0"/>
-          <w:sz w:val="28"/>
-          <w:szCs w:val="28"/>
-          <w:lang w:val="az-Latn-AZ"/>
-          <w14:ligatures w14:val="none"/>
-        </w:rPr>
-      </w:pPr>
-      <w:r>
-        <w:rPr>
-          <w:rFonts w:ascii="Times New Roman" w:eastAsia="MS Mincho" w:hAnsi="Times New Roman" w:cs="Times New Roman"/>
-          <w:kern w:val="0"/>
-          <w:sz w:val="28"/>
-          <w:szCs w:val="28"/>
-          <w:lang w:val="az-Latn-AZ"/>
-          <w14:ligatures w14:val="none"/>
-        </w:rPr>
-        <w:t xml:space="preserve">Assessments are delivered to students in different methodologies and formats. In order to improve the quality and effectiveness of assessment in educational settings, a number of approaches have been proposed. These include adaptive, learning analytics, predictive and pedagogical approaches. Within this context, the proposed AI-based continuous assessment system is designed using an integration of these approaches in order to make the assessment more adaptive, more meaningful, more effective, more dynamic, more inclusive, and more supportive. The solutions proposed by Rawat et al. ( 2025) and Fartușnic et al. ( 2025) emphasize the significance of continuous assessment systems as one of the fundamental </w:t>
-      </w:r>
-      <w:r>
-        <w:rPr>
-          <w:rFonts w:ascii="Times New Roman" w:eastAsia="MS Mincho" w:hAnsi="Times New Roman" w:cs="Times New Roman"/>
-          <w:kern w:val="0"/>
-          <w:sz w:val="28"/>
-          <w:szCs w:val="28"/>
-          <w:lang w:val="az-Latn-AZ"/>
-          <w14:ligatures w14:val="none"/>
-        </w:rPr>
-        <w:lastRenderedPageBreak/>
-        <w:t>components of the current and future educational system, making it a more flexible, more customized and data-driven educational assessment.</w:t>
-      </w:r>
-      <w:r>
-        <w:rPr>
-          <w:rFonts w:ascii="Times New Roman" w:eastAsia="MS Mincho" w:hAnsi="Times New Roman" w:cs="Times New Roman"/>
-          <w:kern w:val="0"/>
-          <w:sz w:val="28"/>
-          <w:szCs w:val="28"/>
-          <w:lang w:val="az-Latn-AZ"/>
-          <w14:ligatures w14:val="none"/>
-        </w:rPr>
-        <w:t xml:space="preserve"> </w:t>
-      </w:r>
-      <w:r>
-        <w:rPr>
-          <w:rFonts w:ascii="Times New Roman" w:eastAsia="MS Mincho" w:hAnsi="Times New Roman" w:cs="Times New Roman"/>
-          <w:kern w:val="0"/>
-          <w:sz w:val="28"/>
-          <w:szCs w:val="28"/>
-          <w:lang w:val="az-Latn-AZ"/>
-          <w14:ligatures w14:val="none"/>
-        </w:rPr>
-        <w:t>(Rawat et al., 2025; Fartușnic et al., 2025)</w:t>
-      </w:r>
-    </w:p>
-    <w:p>
-      <w:pPr>
-        <w:spacing w:after="0" w:line="360" w:lineRule="auto"/>
-        <w:ind w:firstLine="567"/>
-        <w:jc w:val="both"/>
-        <w:rPr>
-          <w:rFonts w:ascii="Times New Roman" w:eastAsia="MS Mincho" w:hAnsi="Times New Roman" w:cs="Times New Roman"/>
-          <w:kern w:val="0"/>
-          <w:sz w:val="28"/>
-          <w:szCs w:val="28"/>
-          <w:lang w:val="az-Latn-AZ"/>
-          <w14:ligatures w14:val="none"/>
-        </w:rPr>
-      </w:pPr>
-      <w:r>
-        <w:rPr>
-          <w:rFonts w:ascii="Times New Roman" w:eastAsia="MS Mincho" w:hAnsi="Times New Roman" w:cs="Times New Roman"/>
-          <w:kern w:val="0"/>
-          <w:sz w:val="28"/>
-          <w:szCs w:val="28"/>
-          <w:lang w:val="az-Latn-AZ"/>
-          <w14:ligatures w14:val="none"/>
-        </w:rPr>
-        <w:t>A good design of the architecture and functioning of an artificial intelligence-based assessment system is important for its effective implementation. AI-assessment systems function as complex systems of various technological parts, and are not simply computer software.</w:t>
-      </w:r>
-    </w:p>
-    <w:p>
-      <w:pPr>
-        <w:spacing w:after="0" w:line="360" w:lineRule="auto"/>
-        <w:ind w:firstLine="567"/>
-        <w:jc w:val="both"/>
-        <w:rPr>
-          <w:rFonts w:ascii="Times New Roman" w:eastAsia="MS Mincho" w:hAnsi="Times New Roman" w:cs="Times New Roman"/>
-          <w:kern w:val="0"/>
-          <w:sz w:val="28"/>
-          <w:szCs w:val="28"/>
-          <w:lang w:val="az-Latn-AZ"/>
-          <w14:ligatures w14:val="none"/>
-        </w:rPr>
-      </w:pPr>
-      <w:r>
-        <w:rPr>
-          <w:rFonts w:ascii="Times New Roman" w:eastAsia="MS Mincho" w:hAnsi="Times New Roman" w:cs="Times New Roman"/>
-          <w:kern w:val="0"/>
-          <w:sz w:val="28"/>
-          <w:szCs w:val="28"/>
-          <w:lang w:val="az-Latn-AZ"/>
-          <w14:ligatures w14:val="none"/>
-        </w:rPr>
-        <w:t>An AI-based assessment system is generally organised into several layers of software architecture. The data acquisition layer is the first stage where the system collects data of student behaviour, including information from tests and graded material, completed assignments, online student behaviour and engagement, and other relevant indicators of academic behaviour. Ensuring that there is sufficient data and diversity of data is a critical consideration to ensure the system is able to learn effectively from the data.</w:t>
-      </w:r>
-    </w:p>
-    <w:p>
-      <w:pPr>
-        <w:spacing w:after="0" w:line="360" w:lineRule="auto"/>
-        <w:ind w:firstLine="567"/>
-        <w:jc w:val="both"/>
-        <w:rPr>
-          <w:rFonts w:ascii="Times New Roman" w:eastAsia="MS Mincho" w:hAnsi="Times New Roman" w:cs="Times New Roman"/>
-          <w:kern w:val="0"/>
-          <w:sz w:val="28"/>
-          <w:szCs w:val="28"/>
-          <w:lang w:val="az-Latn-AZ"/>
-          <w14:ligatures w14:val="none"/>
-        </w:rPr>
-      </w:pPr>
-      <w:r>
-        <w:rPr>
-          <w:rFonts w:ascii="Times New Roman" w:eastAsia="MS Mincho" w:hAnsi="Times New Roman" w:cs="Times New Roman"/>
-          <w:kern w:val="0"/>
-          <w:sz w:val="28"/>
-          <w:szCs w:val="28"/>
-          <w:lang w:val="az-Latn-AZ"/>
-          <w14:ligatures w14:val="none"/>
-        </w:rPr>
-        <w:t>The second stage of adaptive educational platforms is the data processing and analytics layer. This is where the collected data is cleaned and organised to allow analysis. The cleaning and organisation of the data allows the use of machine learning methods, and also the use of advanced AI systems in order to identify students behaviour, measure their knowledge and model their individual characteristics. Machine learning and deep learning technologies are used for these processes.</w:t>
-      </w:r>
-    </w:p>
-    <w:p>
-      <w:pPr>
-        <w:spacing w:after="0" w:line="360" w:lineRule="auto"/>
-        <w:ind w:firstLine="567"/>
-        <w:jc w:val="both"/>
-        <w:rPr>
-          <w:rFonts w:ascii="Times New Roman" w:eastAsia="MS Mincho" w:hAnsi="Times New Roman" w:cs="Times New Roman"/>
-          <w:kern w:val="0"/>
-          <w:sz w:val="28"/>
-          <w:szCs w:val="28"/>
-          <w:lang w:val="az-Latn-AZ"/>
-          <w14:ligatures w14:val="none"/>
-        </w:rPr>
-      </w:pPr>
-      <w:r>
-        <w:rPr>
-          <w:rFonts w:ascii="Times New Roman" w:eastAsia="MS Mincho" w:hAnsi="Times New Roman" w:cs="Times New Roman"/>
-          <w:kern w:val="0"/>
-          <w:sz w:val="28"/>
-          <w:szCs w:val="28"/>
-          <w:lang w:val="az-Latn-AZ"/>
-          <w14:ligatures w14:val="none"/>
-        </w:rPr>
-        <w:t>The third stage of AI-based educational assessment is the modeling and decision-making layer. In this layer, AI algorithms make the assessment decisions and reach conclusions and judgments on the basis of the collected and analyzed data from students. Student performance is measured on the basis of their responses to test items and their expected performance is predicted on the basis of their past performance. This is the brain of the AI system and assessment takes place in this stage.</w:t>
-      </w:r>
-    </w:p>
-    <w:p>
-      <w:pPr>
-        <w:spacing w:after="0" w:line="360" w:lineRule="auto"/>
-        <w:ind w:firstLine="567"/>
-        <w:jc w:val="both"/>
-        <w:rPr>
-          <w:rFonts w:ascii="Times New Roman" w:eastAsia="MS Mincho" w:hAnsi="Times New Roman" w:cs="Times New Roman"/>
-          <w:kern w:val="0"/>
-          <w:sz w:val="28"/>
-          <w:szCs w:val="28"/>
-          <w:lang w:val="az-Latn-AZ"/>
-          <w14:ligatures w14:val="none"/>
-        </w:rPr>
-      </w:pPr>
-      <w:r>
-        <w:rPr>
-          <w:rFonts w:ascii="Times New Roman" w:eastAsia="MS Mincho" w:hAnsi="Times New Roman" w:cs="Times New Roman"/>
-          <w:kern w:val="0"/>
-          <w:sz w:val="28"/>
-          <w:szCs w:val="28"/>
-          <w:lang w:val="az-Latn-AZ"/>
-          <w14:ligatures w14:val="none"/>
-        </w:rPr>
-        <w:t xml:space="preserve">The fourth stage of the ICT-assessment system is the output and feedback layer. In this stage, the results obtained in the ICT-assessment system are presented to the </w:t>
-      </w:r>
-      <w:r>
-        <w:rPr>
-          <w:rFonts w:ascii="Times New Roman" w:eastAsia="MS Mincho" w:hAnsi="Times New Roman" w:cs="Times New Roman"/>
-          <w:kern w:val="0"/>
-          <w:sz w:val="28"/>
-          <w:szCs w:val="28"/>
-          <w:lang w:val="az-Latn-AZ"/>
-          <w14:ligatures w14:val="none"/>
-        </w:rPr>
-        <w:lastRenderedPageBreak/>
-        <w:t>users (students and teachers) in order to provide a personalized feedback to the students and informative analytical reports for teachers in real time. Learning assessment is not limited to obtaining results in the system, but it turns into an active learning-support process.</w:t>
-      </w:r>
-    </w:p>
-    <w:p>
-      <w:pPr>
-        <w:spacing w:after="0" w:line="360" w:lineRule="auto"/>
-        <w:ind w:firstLine="567"/>
-        <w:jc w:val="both"/>
-        <w:rPr>
-          <w:rFonts w:ascii="Times New Roman" w:eastAsia="MS Mincho" w:hAnsi="Times New Roman" w:cs="Times New Roman"/>
-          <w:kern w:val="0"/>
-          <w:sz w:val="28"/>
-          <w:szCs w:val="28"/>
-          <w:lang w:val="az-Latn-AZ"/>
-          <w14:ligatures w14:val="none"/>
-        </w:rPr>
-      </w:pPr>
-      <w:r>
-        <w:rPr>
-          <w:rFonts w:ascii="Times New Roman" w:eastAsia="MS Mincho" w:hAnsi="Times New Roman" w:cs="Times New Roman"/>
-          <w:kern w:val="0"/>
-          <w:sz w:val="28"/>
-          <w:szCs w:val="28"/>
-          <w:lang w:val="az-Latn-AZ"/>
-          <w14:ligatures w14:val="none"/>
-        </w:rPr>
-        <w:t>This article explores how this AI works. The system is built in a architectural form of a continuous process in a circle. Data is collected, data is analyzed and a conclusion is made based on that analysis. That analysis provides feedback which in turn updates the model to improve results. This process is called a “learning loop” and within the system the process is continually improved.</w:t>
-      </w:r>
-    </w:p>
-    <w:p>
-      <w:pPr>
-        <w:spacing w:after="0" w:line="360" w:lineRule="auto"/>
-        <w:ind w:firstLine="567"/>
-        <w:jc w:val="both"/>
-        <w:rPr>
-          <w:rFonts w:ascii="Times New Roman" w:eastAsia="MS Mincho" w:hAnsi="Times New Roman" w:cs="Times New Roman"/>
-          <w:kern w:val="0"/>
-          <w:sz w:val="28"/>
-          <w:szCs w:val="28"/>
-          <w:lang w:val="az-Latn-AZ"/>
-          <w14:ligatures w14:val="none"/>
-        </w:rPr>
-      </w:pPr>
-      <w:r>
-        <w:rPr>
-          <w:rFonts w:ascii="Times New Roman" w:eastAsia="MS Mincho" w:hAnsi="Times New Roman" w:cs="Times New Roman"/>
-          <w:kern w:val="0"/>
-          <w:sz w:val="28"/>
-          <w:szCs w:val="28"/>
-          <w:lang w:val="az-Latn-AZ"/>
-          <w14:ligatures w14:val="none"/>
-        </w:rPr>
-        <w:t>In addition, the use of AI is not restricted to more traditional forms of assessment. Such systems are adaptive and personalised, adjusting their assessment strategy as the system interacts with the student in order to ensure that the assessment is effective and student centred.</w:t>
-      </w:r>
-    </w:p>
-    <w:p>
-      <w:pPr>
-        <w:spacing w:after="0" w:line="360" w:lineRule="auto"/>
-        <w:ind w:firstLine="567"/>
-        <w:jc w:val="both"/>
-        <w:rPr>
-          <w:rFonts w:ascii="Times New Roman" w:eastAsia="MS Mincho" w:hAnsi="Times New Roman" w:cs="Times New Roman"/>
-          <w:kern w:val="0"/>
-          <w:sz w:val="28"/>
-          <w:szCs w:val="28"/>
-          <w:lang w:val="az-Latn-AZ"/>
-          <w14:ligatures w14:val="none"/>
-        </w:rPr>
-      </w:pPr>
-      <w:r>
-        <w:rPr>
-          <w:rFonts w:ascii="Times New Roman" w:eastAsia="MS Mincho" w:hAnsi="Times New Roman" w:cs="Times New Roman"/>
-          <w:kern w:val="0"/>
-          <w:sz w:val="28"/>
-          <w:szCs w:val="28"/>
-          <w:lang w:val="az-Latn-AZ"/>
-          <w14:ligatures w14:val="none"/>
-        </w:rPr>
-        <w:t>This is achieved through the development of multilayered and integrated AI-assessment architectures. These architectures operate through a series of assessment-related tasks including data collection, analysis, decision making, and feedback. The ability to learn means that such systems can deliver effective, adaptive, and accurate assessments over time.</w:t>
-      </w:r>
-    </w:p>
-    <w:p>
-      <w:pPr>
-        <w:spacing w:after="0" w:line="360" w:lineRule="auto"/>
-        <w:ind w:firstLine="567"/>
-        <w:jc w:val="both"/>
-        <w:rPr>
-          <w:rFonts w:ascii="Times New Roman" w:eastAsia="MS Mincho" w:hAnsi="Times New Roman" w:cs="Times New Roman"/>
-          <w:kern w:val="0"/>
-          <w:sz w:val="28"/>
-          <w:szCs w:val="28"/>
-          <w:lang w:val="az-Latn-AZ"/>
-          <w14:ligatures w14:val="none"/>
-        </w:rPr>
-      </w:pPr>
-      <w:r>
-        <w:rPr>
-          <w:rFonts w:ascii="Times New Roman" w:eastAsia="MS Mincho" w:hAnsi="Times New Roman" w:cs="Times New Roman"/>
-          <w:kern w:val="0"/>
-          <w:sz w:val="28"/>
-          <w:szCs w:val="28"/>
-          <w:lang w:val="az-Latn-AZ"/>
-          <w14:ligatures w14:val="none"/>
-        </w:rPr>
-        <w:t>Implementation of an AI-based system for continuous assessment in educational environment is presented in the paper. Experimental implementation of such system based on the cloud technology and intelligent assessment algorithms is discussed. Results of studies show that one of the main conditions for implementing of similar systems is correct organization of technical and functional components.</w:t>
-      </w:r>
-    </w:p>
-    <w:p>
-      <w:pPr>
-        <w:spacing w:after="0" w:line="360" w:lineRule="auto"/>
-        <w:ind w:firstLine="567"/>
-        <w:jc w:val="both"/>
-        <w:rPr>
-          <w:rFonts w:ascii="Times New Roman" w:eastAsia="MS Mincho" w:hAnsi="Times New Roman" w:cs="Times New Roman"/>
-          <w:kern w:val="0"/>
-          <w:sz w:val="28"/>
-          <w:szCs w:val="28"/>
-          <w:lang w:val="az-Latn-AZ"/>
-          <w14:ligatures w14:val="none"/>
-        </w:rPr>
-      </w:pPr>
-      <w:r>
-        <w:rPr>
-          <w:rFonts w:ascii="Times New Roman" w:eastAsia="MS Mincho" w:hAnsi="Times New Roman" w:cs="Times New Roman"/>
-          <w:kern w:val="0"/>
-          <w:sz w:val="28"/>
-          <w:szCs w:val="28"/>
-          <w:lang w:val="az-Latn-AZ"/>
-          <w14:ligatures w14:val="none"/>
-        </w:rPr>
-        <w:t>The system is implemented on cloud technology platform. Cloud technologies enable to store and process big data in real time. Using cloud computing technologies in e-learning systems makes the educational platform more flexible and scalable for the user, and allows you to get assessment data in real time, so students and teachers can access the system at any time and from any place</w:t>
-      </w:r>
-    </w:p>
-    <w:p>
-      <w:pPr>
-        <w:spacing w:after="0" w:line="360" w:lineRule="auto"/>
-        <w:ind w:firstLine="567"/>
-        <w:jc w:val="both"/>
-        <w:rPr>
-          <w:rFonts w:ascii="Times New Roman" w:eastAsia="MS Mincho" w:hAnsi="Times New Roman" w:cs="Times New Roman"/>
-          <w:kern w:val="0"/>
-          <w:sz w:val="28"/>
-          <w:szCs w:val="28"/>
-          <w:lang w:val="az-Latn-AZ"/>
-          <w14:ligatures w14:val="none"/>
-        </w:rPr>
-      </w:pPr>
-      <w:r>
-        <w:rPr>
-          <w:rFonts w:ascii="Times New Roman" w:eastAsia="MS Mincho" w:hAnsi="Times New Roman" w:cs="Times New Roman"/>
-          <w:kern w:val="0"/>
-          <w:sz w:val="28"/>
-          <w:szCs w:val="28"/>
-          <w:lang w:val="az-Latn-AZ"/>
-          <w14:ligatures w14:val="none"/>
-        </w:rPr>
-        <w:t xml:space="preserve">Based on the state-of-the-art of Intelligent Systems mentioned above, the system for grading academic performance from computerized videos has been </w:t>
-      </w:r>
-      <w:r>
-        <w:rPr>
-          <w:rFonts w:ascii="Times New Roman" w:eastAsia="MS Mincho" w:hAnsi="Times New Roman" w:cs="Times New Roman"/>
-          <w:kern w:val="0"/>
-          <w:sz w:val="28"/>
-          <w:szCs w:val="28"/>
-          <w:lang w:val="az-Latn-AZ"/>
-          <w14:ligatures w14:val="none"/>
-        </w:rPr>
-        <w:lastRenderedPageBreak/>
-        <w:t>implemented following a modular approach. Several modules have been developed for this purpose: data collection, analysis and assessment, forecasting and, above all, user-oriented interface. The referred study “Development of Intelligent Systems for Automatic Assessment of students’ performance from computerized videos” argues that this modular approach to develop such complex system facilitates its management and future enhancements.</w:t>
-      </w:r>
-    </w:p>
-    <w:p>
-      <w:pPr>
-        <w:spacing w:after="0" w:line="360" w:lineRule="auto"/>
-        <w:ind w:firstLine="567"/>
-        <w:jc w:val="both"/>
-        <w:rPr>
-          <w:rFonts w:ascii="Times New Roman" w:eastAsia="MS Mincho" w:hAnsi="Times New Roman" w:cs="Times New Roman"/>
-          <w:kern w:val="0"/>
-          <w:sz w:val="28"/>
-          <w:szCs w:val="28"/>
-          <w:lang w:val="az-Latn-AZ"/>
-          <w14:ligatures w14:val="none"/>
-        </w:rPr>
-      </w:pPr>
-      <w:r>
-        <w:rPr>
-          <w:rFonts w:ascii="Times New Roman" w:eastAsia="MS Mincho" w:hAnsi="Times New Roman" w:cs="Times New Roman"/>
-          <w:kern w:val="0"/>
-          <w:sz w:val="28"/>
-          <w:szCs w:val="28"/>
-          <w:lang w:val="az-Latn-AZ"/>
-          <w14:ligatures w14:val="none"/>
-        </w:rPr>
-        <w:t>Automated assessment is one of the core features that the Smart Education Platform offers to educators. Through the utilisation of sophisticated AI-powered technology, the system is able to accurately measure the degree of knowledge that a student possesses, without requiring human intervention. As a result, the automated assessment on Smart Education is completely objective and will reduce teachers’ workload and intervention. There are a variety of different assessment tools within the Smart Education Platform including tests, open-ended questions and project-based assignments.</w:t>
-      </w:r>
-    </w:p>
-    <w:p>
-      <w:pPr>
-        <w:spacing w:after="0" w:line="360" w:lineRule="auto"/>
-        <w:ind w:firstLine="567"/>
-        <w:jc w:val="both"/>
-        <w:rPr>
-          <w:rFonts w:ascii="Times New Roman" w:eastAsia="MS Mincho" w:hAnsi="Times New Roman" w:cs="Times New Roman"/>
-          <w:kern w:val="0"/>
-          <w:sz w:val="28"/>
-          <w:szCs w:val="28"/>
-          <w:lang w:val="az-Latn-AZ"/>
-          <w14:ligatures w14:val="none"/>
-        </w:rPr>
-      </w:pPr>
-      <w:r>
-        <w:rPr>
-          <w:rFonts w:ascii="Times New Roman" w:eastAsia="MS Mincho" w:hAnsi="Times New Roman" w:cs="Times New Roman"/>
-          <w:kern w:val="0"/>
-          <w:sz w:val="28"/>
-          <w:szCs w:val="28"/>
-          <w:lang w:val="az-Latn-AZ"/>
-          <w14:ligatures w14:val="none"/>
-        </w:rPr>
-        <w:t>The system also has an adaptive assessment and personalisation tool. The system assesses the student performance and delivers a series of tasks and feedback in real time. AI systems identify areas where a student needs support and delivers teaching, assessment and tasks that align with the student’s learning trajectory.</w:t>
-      </w:r>
-    </w:p>
-    <w:p>
-      <w:pPr>
-        <w:spacing w:after="0" w:line="360" w:lineRule="auto"/>
-        <w:ind w:firstLine="567"/>
-        <w:jc w:val="both"/>
-        <w:rPr>
-          <w:rFonts w:ascii="Times New Roman" w:eastAsia="MS Mincho" w:hAnsi="Times New Roman" w:cs="Times New Roman"/>
-          <w:kern w:val="0"/>
-          <w:sz w:val="28"/>
-          <w:szCs w:val="28"/>
-          <w:lang w:val="az-Latn-AZ"/>
-          <w14:ligatures w14:val="none"/>
-        </w:rPr>
-      </w:pPr>
-      <w:r>
-        <w:rPr>
-          <w:rFonts w:ascii="Times New Roman" w:eastAsia="MS Mincho" w:hAnsi="Times New Roman" w:cs="Times New Roman"/>
-          <w:kern w:val="0"/>
-          <w:sz w:val="28"/>
-          <w:szCs w:val="28"/>
-          <w:lang w:val="az-Latn-AZ"/>
-          <w14:ligatures w14:val="none"/>
-        </w:rPr>
-        <w:t>The data provided by the platform is analyzed using learning analytics and predictive models (e.g. future performance of a student) to identify at risk students early on.</w:t>
-      </w:r>
-    </w:p>
-    <w:p>
-      <w:pPr>
-        <w:spacing w:after="0" w:line="360" w:lineRule="auto"/>
-        <w:ind w:firstLine="567"/>
-        <w:jc w:val="both"/>
-        <w:rPr>
-          <w:rFonts w:ascii="Times New Roman" w:eastAsia="MS Mincho" w:hAnsi="Times New Roman" w:cs="Times New Roman"/>
-          <w:kern w:val="0"/>
-          <w:sz w:val="28"/>
-          <w:szCs w:val="28"/>
-          <w:lang w:val="az-Latn-AZ"/>
-          <w14:ligatures w14:val="none"/>
-        </w:rPr>
-      </w:pPr>
-      <w:r>
-        <w:rPr>
-          <w:rFonts w:ascii="Times New Roman" w:eastAsia="MS Mincho" w:hAnsi="Times New Roman" w:cs="Times New Roman"/>
-          <w:kern w:val="0"/>
-          <w:sz w:val="28"/>
-          <w:szCs w:val="28"/>
-          <w:lang w:val="az-Latn-AZ"/>
-          <w14:ligatures w14:val="none"/>
-        </w:rPr>
-        <w:t>A use</w:t>
-      </w:r>
-      <w:r>
-        <w:rPr>
-          <w:rFonts w:ascii="Times New Roman" w:eastAsia="MS Mincho" w:hAnsi="Times New Roman" w:cs="Times New Roman"/>
-          <w:kern w:val="0"/>
-          <w:sz w:val="28"/>
-          <w:szCs w:val="28"/>
-          <w:lang w:val="az-Latn-AZ"/>
-          <w14:ligatures w14:val="none"/>
-        </w:rPr>
-        <w:t>r</w:t>
-      </w:r>
-      <w:r>
-        <w:rPr>
-          <w:rFonts w:ascii="Times New Roman" w:eastAsia="MS Mincho" w:hAnsi="Times New Roman" w:cs="Times New Roman"/>
-          <w:kern w:val="0"/>
-          <w:sz w:val="28"/>
-          <w:szCs w:val="28"/>
-          <w:lang w:val="az-Latn-AZ"/>
-          <w14:ligatures w14:val="none"/>
-        </w:rPr>
-        <w:t>-friendly interface is also implemented in the system. There are provided analytical information dashboards for teachers and individual development indicators for students.</w:t>
-      </w:r>
-    </w:p>
-    <w:p>
-      <w:pPr>
-        <w:spacing w:after="0" w:line="360" w:lineRule="auto"/>
-        <w:ind w:firstLine="567"/>
-        <w:jc w:val="both"/>
-        <w:rPr>
-          <w:rFonts w:ascii="Times New Roman" w:eastAsia="MS Mincho" w:hAnsi="Times New Roman" w:cs="Times New Roman"/>
-          <w:kern w:val="0"/>
-          <w:sz w:val="28"/>
-          <w:szCs w:val="28"/>
-          <w:lang w:val="az-Latn-AZ"/>
-          <w14:ligatures w14:val="none"/>
-        </w:rPr>
-      </w:pPr>
-      <w:r>
-        <w:rPr>
-          <w:rFonts w:ascii="Times New Roman" w:eastAsia="MS Mincho" w:hAnsi="Times New Roman" w:cs="Times New Roman"/>
-          <w:kern w:val="0"/>
-          <w:sz w:val="28"/>
-          <w:szCs w:val="28"/>
-          <w:lang w:val="az-Latn-AZ"/>
-          <w14:ligatures w14:val="none"/>
-        </w:rPr>
-        <w:t>Based on the above provisions, the implementation of the innovative AI-based continuous assessment system is based on the cloud, machine learning and analytical tools. It makes the educational process more effective, flexible and student-oriented, and enables automated assessment, adaptive training, instant feedback and a number of other benefits, including accurate prediction of students' results.</w:t>
-      </w:r>
-    </w:p>
-    <w:p>
-      <w:pPr>
-        <w:spacing w:after="0" w:line="360" w:lineRule="auto"/>
-        <w:ind w:firstLine="567"/>
-        <w:jc w:val="both"/>
-        <w:rPr>
-          <w:rFonts w:ascii="Times New Roman" w:eastAsia="MS Mincho" w:hAnsi="Times New Roman" w:cs="Times New Roman"/>
-          <w:kern w:val="0"/>
-          <w:sz w:val="28"/>
-          <w:szCs w:val="28"/>
-          <w:lang w:val="az-Latn-AZ"/>
-          <w14:ligatures w14:val="none"/>
-        </w:rPr>
-      </w:pPr>
-    </w:p>
-    <w:p>
-      <w:pPr>
-        <w:keepNext/>
-        <w:keepLines/>
-        <w:spacing w:after="0" w:line="480" w:lineRule="auto"/>
-        <w:jc w:val="center"/>
-        <w:outlineLvl w:val="0"/>
-        <w:rPr>
-          <w:rFonts w:ascii="Times New Roman" w:eastAsia="Times New Roman" w:hAnsi="Times New Roman" w:cs="Times New Roman"/>
-          <w:b/>
-          <w:kern w:val="0"/>
-          <w:sz w:val="28"/>
-          <w:szCs w:val="28"/>
-          <w:lang w:val="az-Latn-AZ"/>
-          <w14:ligatures w14:val="none"/>
-        </w:rPr>
-      </w:pPr>
-      <w:bookmarkStart w:id="52" w:name="_Toc230645220"/>
-      <w:r>
-        <w:rPr>
-          <w:rFonts w:ascii="Times New Roman" w:eastAsia="Times New Roman" w:hAnsi="Times New Roman" w:cs="Times New Roman"/>
-          <w:b/>
-          <w:kern w:val="0"/>
-          <w:sz w:val="28"/>
-          <w:szCs w:val="28"/>
-          <w:lang w:val="az-Latn-AZ"/>
-          <w14:ligatures w14:val="none"/>
-        </w:rPr>
-        <w:lastRenderedPageBreak/>
-        <w:t>3.</w:t>
-      </w:r>
-      <w:r>
-        <w:rPr>
-          <w:rFonts w:ascii="Times New Roman" w:eastAsia="Times New Roman" w:hAnsi="Times New Roman" w:cs="Times New Roman"/>
-          <w:b/>
-          <w:kern w:val="0"/>
-          <w:sz w:val="28"/>
-          <w:szCs w:val="28"/>
-          <w:lang w:val="az-Latn-AZ"/>
-          <w14:ligatures w14:val="none"/>
-        </w:rPr>
-        <w:t>3</w:t>
-      </w:r>
-      <w:r>
-        <w:rPr>
-          <w:rFonts w:ascii="Times New Roman" w:eastAsia="Times New Roman" w:hAnsi="Times New Roman" w:cs="Times New Roman"/>
-          <w:b/>
-          <w:kern w:val="0"/>
-          <w:sz w:val="28"/>
-          <w:szCs w:val="28"/>
-          <w:lang w:val="az-Latn-AZ"/>
-          <w14:ligatures w14:val="none"/>
-        </w:rPr>
-        <w:t xml:space="preserve">. </w:t>
-      </w:r>
-      <w:r>
-        <w:rPr>
-          <w:rFonts w:ascii="Times New Roman" w:eastAsia="Times New Roman" w:hAnsi="Times New Roman" w:cs="Times New Roman"/>
-          <w:b/>
-          <w:kern w:val="0"/>
-          <w:sz w:val="28"/>
-          <w:szCs w:val="28"/>
-          <w:lang w:val="az-Latn-AZ"/>
-          <w14:ligatures w14:val="none"/>
-        </w:rPr>
         <w:t>Evaluation and Performance Analysis of the Proposed AI-Based Continuous Evaluation System</w:t>
       </w:r>
-      <w:bookmarkEnd w:id="52"/>
+      <w:bookmarkEnd w:id="70"/>
     </w:p>
     <w:p>
       <w:pPr>
@@ -28629,7 +29617,18 @@
           <w:szCs w:val="28"/>
           <w14:ligatures w14:val="none"/>
         </w:rPr>
-        <w:t xml:space="preserve"> according to the results given to the students by the artificial intelligence-supported platform. In terms of accuracy, each result given by the system is evaluated by exceeding 80% out of 100. The reason for this is to measure the accuracy of the answers with the model we have prepared, and the accuracy criteria have shown good performance according to the answers given by the integration of these artificial intelligence-based platforms in the field of education. The second criterion is the response speed. Depending on the versions of the artificial intelligence models and the performance of each model individually, the use of a specific model leads to changes in response speed. Thus, the artificial intelligence-supported educational assessment platform aims to obtain quality feedback and accurate and accurate results in addition to receiving fast responses. This, in turn, can create many delays in terms of speed. Depending on the length of the overall survey, the late response of the model can also create additional delays. In addition, it is somewhat difficult to balance both speed and quality, and its addition to the newly created artificial intelligence-supported educational platform can create some difficulties. First, it should be clearly stated what the main goals of the system are and why this criterion is present in this system. Since the main goal of the artificial intelligence-supported educational platform is to provide quality feedback, </w:t>
+        <w:t xml:space="preserve"> according to the results given to the students by the artificial intelligence-supported platform. In terms of accuracy, each result given by the system is evaluated by exceeding 80% out of 100. The reason for this is to measure the accuracy of the answers with the model we have prepared, and the accuracy criteria have shown good performance according to the answers given by the integration of these artificial intelligence-based platforms in the field of education. The second criterion is the response speed. Depending on the versions of the artificial intelligence models and the performance of each model individually, the use of a specific model leads to changes in response speed. Thus, the artificial intelligence-supported educational assessment platform aims to obtain quality feedback and accurate and accurate results in addition to receiving fast responses. This, in turn, can create many delays in terms of speed. Depending on the length of the overall survey, the late response of the model can also create additional delays. In addition, it is somewhat difficult to balance both speed and quality, and its addition to the newly created artificial intelligence-supported educational platform can create some difficulties. First, it should be clearly stated what the main goals of the system are and why this criterion is present in this system. Since the main goal of the artificial intelligence-supported educational platform is to provide quality </w:t>
+      </w:r>
+      <w:r>
+        <w:rPr>
+          <w:rFonts w:ascii="Times New Roman" w:eastAsia="MS Mincho" w:hAnsi="Times New Roman" w:cs="Times New Roman"/>
+          <w:kern w:val="0"/>
+          <w:sz w:val="28"/>
+          <w:szCs w:val="28"/>
+          <w14:ligatures w14:val="none"/>
+        </w:rPr>
+        <w:lastRenderedPageBreak/>
+        <w:t xml:space="preserve">feedback, </w:t>
       </w:r>
       <w:proofErr w:type="gramStart"/>
       <w:r>
@@ -28678,7 +29677,6 @@
           <w:szCs w:val="28"/>
           <w14:ligatures w14:val="none"/>
         </w:rPr>
-        <w:lastRenderedPageBreak/>
         <w:t xml:space="preserve">Table </w:t>
       </w:r>
       <w:r>
@@ -29369,6 +30367,7 @@
           <w:szCs w:val="28"/>
           <w14:ligatures w14:val="none"/>
         </w:rPr>
+        <w:lastRenderedPageBreak/>
         <w:t>Source:</w:t>
       </w:r>
       <w:r>
@@ -29448,7 +30447,6 @@
           <w:lang w:val="az-Latn-AZ"/>
           <w14:ligatures w14:val="none"/>
         </w:rPr>
-        <w:lastRenderedPageBreak/>
         <w:t>By taking</w:t>
       </w:r>
       <w:r>
@@ -29539,7 +30537,7 @@
           <w:szCs w:val="28"/>
           <w14:ligatures w14:val="none"/>
         </w:rPr>
-        <w:t>The advantages of the system and its impact on education are primarily important for teachers and students. Students will be able to work more motivated and not fall behind in the subject with easier and more accessible feedback, as well as a customized learning and exam system. For teachers, artificial intelligence integrated models will help in the efficient use of time. Teachers will replace heavy and time-consuming tasks such as organizing office hours for exams for each student, creating discussions, and similar tasks with auxiliary artificial intelligence-</w:t>
+        <w:t xml:space="preserve">The advantages of the system and its impact on education are primarily important for teachers and students. Students will be able to work more motivated and not fall behind in the subject with easier and more accessible feedback, as well as a customized learning and exam system. For teachers, artificial intelligence integrated models will help in the efficient use of time. Teachers will replace heavy and time-consuming tasks such as organizing office hours for exams for each </w:t>
       </w:r>
       <w:r>
         <w:rPr>
@@ -29550,7 +30548,7 @@
           <w14:ligatures w14:val="none"/>
         </w:rPr>
         <w:lastRenderedPageBreak/>
-        <w:t xml:space="preserve">supported models. The most important and interesting aspect of this system is that it meets personalized and adaptive learning needs. The artificial intelligence model, which will prepare a learning system for </w:t>
+        <w:t xml:space="preserve">student, creating discussions, and similar tasks with auxiliary artificial intelligence-supported models. The most important and interesting aspect of this system is that it meets personalized and adaptive learning needs. The artificial intelligence model, which will prepare a learning system for </w:t>
       </w:r>
       <w:proofErr w:type="gramStart"/>
       <w:r>
@@ -30443,7 +31441,7 @@
           <w:szCs w:val="28"/>
           <w14:ligatures w14:val="none"/>
         </w:rPr>
-        <w:t xml:space="preserve">The integration of artificial intelligence into assessment in the education system can take many positions in terms of limitations and future improvements. The limitations will create difficulties and limitations in many practical and theoretical aspects of the system, from information and data security to many issues. First, artificial intelligence can make biased decisions. The bias of these decisions results in results according to the performance of the model and the training method. For example, it creates doubts about the accuracy of the information received for each question a student asks, whether it specifically covers that question, whether it answers the wrong question correctly, and whether it creates doubts about the accuracy of the </w:t>
+        <w:t xml:space="preserve">The integration of artificial intelligence into assessment in the education system can take many positions in terms of limitations and future improvements. The limitations will create difficulties and limitations in many practical and theoretical aspects of the system, from information and data security to many issues. First, artificial intelligence can make biased decisions. The bias of these decisions results in results according to the performance of the model and the training method. For example, it creates doubts about the accuracy of the information received for each question a student asks, whether it specifically covers that question, whether it answers the </w:t>
       </w:r>
       <w:r>
         <w:rPr>
@@ -30454,7 +31452,7 @@
           <w14:ligatures w14:val="none"/>
         </w:rPr>
         <w:lastRenderedPageBreak/>
-        <w:t>information provided. Despite the good performance of the model, this feature created can have its effect on many issues. Second, technical limitations can prevent the proper functioning of this system. Thus, many functions in the system will start working with the support of artificial intelligence. Since the system is one-to-many, many students may encounter errors when used by them at a certain time. The reason for this is that errors behave according to the heavy or light level of activity they perform in the system and the duration of resource use. In addition, data sharing and close cooperation with third-party integrated technologies can be another limitation. Sharing data and using a database of that data can be a source of concern for many people. Therefore, it is very important to maintain and protect the data that is active in the education system and each result.</w:t>
+        <w:t>wrong question correctly, and whether it creates doubts about the accuracy of the information provided. Despite the good performance of the model, this feature created can have its effect on many issues. Second, technical limitations can prevent the proper functioning of this system. Thus, many functions in the system will start working with the support of artificial intelligence. Since the system is one-to-many, many students may encounter errors when used by them at a certain time. The reason for this is that errors behave according to the heavy or light level of activity they perform in the system and the duration of resource use. In addition, data sharing and close cooperation with third-party integrated technologies can be another limitation. Sharing data and using a database of that data can be a source of concern for many people. Therefore, it is very important to maintain and protect the data that is active in the education system and each result.</w:t>
       </w:r>
     </w:p>
     <w:p>
@@ -30502,7 +31500,7 @@
           <w:szCs w:val="28"/>
           <w14:ligatures w14:val="none"/>
         </w:rPr>
-        <w:t xml:space="preserve">From a different perspective, we can see that the adaptive learning needs and integration developed in many aspects in the education sector are a better function and a necessary function in the education sector, considering the artificial intelligence integrated education system. While the application of this system to all education systems may be mandatory in the future, better adaptive learning systems </w:t>
+        <w:t xml:space="preserve">From a different perspective, we can see that the adaptive learning needs and integration developed in many aspects in the education sector are a better function and a necessary function in the education sector, considering the artificial intelligence integrated education system. While the application of this system to all </w:t>
       </w:r>
       <w:r>
         <w:rPr>
@@ -30513,7 +31511,7 @@
           <w14:ligatures w14:val="none"/>
         </w:rPr>
         <w:lastRenderedPageBreak/>
-        <w:t xml:space="preserve">will </w:t>
+        <w:t xml:space="preserve">education systems may be mandatory in the future, better adaptive learning systems will </w:t>
       </w:r>
       <w:proofErr w:type="gramStart"/>
       <w:r>
@@ -30818,7 +31816,7 @@
           <w14:ligatures w14:val="none"/>
         </w:rPr>
       </w:pPr>
-      <w:bookmarkStart w:id="53" w:name="_Toc230645221"/>
+      <w:bookmarkStart w:id="71" w:name="_Toc230645221"/>
       <w:r>
         <w:rPr>
           <w:rFonts w:ascii="Times New Roman" w:eastAsia="Times New Roman" w:hAnsi="Times New Roman" w:cs="Times New Roman"/>
@@ -30829,10 +31827,9 @@
           <w:lang w:val="az-Latn-AZ"/>
           <w14:ligatures w14:val="none"/>
         </w:rPr>
-        <w:lastRenderedPageBreak/>
         <w:t>CONCLUSION</w:t>
       </w:r>
-      <w:bookmarkEnd w:id="53"/>
+      <w:bookmarkEnd w:id="71"/>
       <w:r>
         <w:rPr>
           <w:rFonts w:ascii="Times New Roman" w:eastAsia="Times New Roman" w:hAnsi="Times New Roman" w:cs="Times New Roman"/>
@@ -30980,19 +31977,8 @@
           <w:lang w:val="az-Latn-AZ"/>
           <w14:ligatures w14:val="none"/>
         </w:rPr>
-        <w:t xml:space="preserve">The last chapter focuses on impact and future analysis on the way of education and specifically the innovation side of the systems and assesstment methods. This </w:t>
-      </w:r>
-      <w:r>
-        <w:rPr>
-          <w:rFonts w:ascii="Times New Roman" w:eastAsia="MS Mincho" w:hAnsi="Times New Roman" w:cs="Times New Roman"/>
-          <w:kern w:val="0"/>
-          <w:sz w:val="28"/>
-          <w:szCs w:val="28"/>
-          <w:lang w:val="az-Latn-AZ"/>
-          <w14:ligatures w14:val="none"/>
-        </w:rPr>
         <w:lastRenderedPageBreak/>
-        <w:t>chapter basically co</w:t>
+        <w:t>The last chapter focuses on impact and future analysis on the way of education and specifically the innovation side of the systems and assesstment methods. This chapter basically co</w:t>
       </w:r>
       <w:r>
         <w:rPr>
@@ -31368,7 +32354,7 @@
           <w14:ligatures w14:val="none"/>
         </w:rPr>
       </w:pPr>
-      <w:bookmarkStart w:id="54" w:name="_Toc230645222"/>
+      <w:bookmarkStart w:id="72" w:name="_Toc230645222"/>
       <w:bookmarkEnd w:id="8"/>
       <w:bookmarkEnd w:id="9"/>
       <w:bookmarkEnd w:id="10"/>
@@ -31382,10 +32368,9 @@
           <w:lang w:val="az-Latn-AZ"/>
           <w14:ligatures w14:val="none"/>
         </w:rPr>
-        <w:lastRenderedPageBreak/>
         <w:t>REFERENCES</w:t>
       </w:r>
-      <w:bookmarkEnd w:id="54"/>
+      <w:bookmarkEnd w:id="72"/>
       <w:r>
         <w:rPr>
           <w:rFonts w:ascii="Times New Roman" w:eastAsia="Times New Roman" w:hAnsi="Times New Roman" w:cs="Times New Roman"/>
@@ -31415,7 +32400,7 @@
           <w14:ligatures w14:val="none"/>
         </w:rPr>
       </w:pPr>
-      <w:bookmarkStart w:id="55" w:name="_Toc230645223"/>
+      <w:bookmarkStart w:id="73" w:name="_Toc230645223"/>
       <w:r>
         <w:rPr>
           <w:rFonts w:ascii="Times New Roman" w:eastAsia="Times New Roman" w:hAnsi="Times New Roman" w:cs="Times New Roman"/>
@@ -31428,7 +32413,7 @@
         </w:rPr>
         <w:t>ITU-T Recommendation P.800 (1996). Methods for subjective determination of transmission quality. International Telecommunication Union, Geneva.</w:t>
       </w:r>
-      <w:bookmarkEnd w:id="55"/>
+      <w:bookmarkEnd w:id="73"/>
       <w:r>
         <w:rPr>
           <w:rFonts w:ascii="Times New Roman" w:eastAsia="Times New Roman" w:hAnsi="Times New Roman" w:cs="Times New Roman"/>
@@ -31495,8 +32480,8 @@
           <w14:ligatures w14:val="none"/>
         </w:rPr>
       </w:pPr>
-      <w:bookmarkStart w:id="56" w:name="_Hlk130085971"/>
-      <w:bookmarkStart w:id="57" w:name="_Hlk196159072"/>
+      <w:bookmarkStart w:id="74" w:name="_Hlk130085971"/>
+      <w:bookmarkStart w:id="75" w:name="_Hlk196159072"/>
       <w:r>
         <w:rPr>
           <w:rFonts w:ascii="Times New Roman" w:eastAsia="Times New Roman" w:hAnsi="Times New Roman" w:cs="Times New Roman"/>
@@ -32037,6 +33022,7 @@
           <w:szCs w:val="28"/>
           <w14:ligatures w14:val="none"/>
         </w:rPr>
+        <w:lastRenderedPageBreak/>
         <w:t xml:space="preserve"> </w:t>
       </w:r>
       <w:proofErr w:type="spellStart"/>
@@ -32109,7 +33095,6 @@
           <w:szCs w:val="28"/>
           <w14:ligatures w14:val="none"/>
         </w:rPr>
-        <w:lastRenderedPageBreak/>
         <w:t xml:space="preserve"> Chen, L., Chen, P., and Lin, Z. (2024). “Artificial Intelligence in Education: Opportunities and Challenges”. </w:t>
       </w:r>
       <w:r>
@@ -32738,6 +33723,7 @@
           <w:szCs w:val="28"/>
           <w14:ligatures w14:val="none"/>
         </w:rPr>
+        <w:lastRenderedPageBreak/>
         <w:t xml:space="preserve"> </w:t>
       </w:r>
       <w:r>
@@ -32798,7 +33784,6 @@
           <w:szCs w:val="28"/>
           <w14:ligatures w14:val="none"/>
         </w:rPr>
-        <w:lastRenderedPageBreak/>
         <w:t xml:space="preserve"> Zawacki-Richter, O., Marín, V. I., Bond, M., and Gouverneur, F. (2019). “Artificial Intelligence in Education: A Review”. </w:t>
       </w:r>
       <w:r>
@@ -33330,6 +34315,7 @@
           <w:szCs w:val="28"/>
           <w14:ligatures w14:val="none"/>
         </w:rPr>
+        <w:lastRenderedPageBreak/>
         <w:t xml:space="preserve"> O’Brien, M., Lawless, S., and Schröder, R. (2022). “Learning Analytics for Measuring Engagement and Academic Performance: A Case Study from an Irish University”. </w:t>
       </w:r>
       <w:r>
@@ -33379,7 +34365,6 @@
           <w:szCs w:val="28"/>
           <w14:ligatures w14:val="none"/>
         </w:rPr>
-        <w:lastRenderedPageBreak/>
         <w:t xml:space="preserve">Black, P. and Wiliam, D. (1998). “Assessment and Classroom Learning”. </w:t>
       </w:r>
       <w:r>
@@ -34007,6 +34992,7 @@
           <w:szCs w:val="28"/>
           <w14:ligatures w14:val="none"/>
         </w:rPr>
+        <w:lastRenderedPageBreak/>
         <w:t xml:space="preserve">Embretson, S. E. and Reise, S. P. (2000). “Item Response Theory for Psychologists”. Mahwah, NJ: Lawrence Erlbaum Associates. </w:t>
       </w:r>
     </w:p>
@@ -34034,7 +35020,6 @@
           <w:szCs w:val="28"/>
           <w14:ligatures w14:val="none"/>
         </w:rPr>
-        <w:lastRenderedPageBreak/>
         <w:t xml:space="preserve">Wainer, H. (2000). “Computerized Adaptive Testing: A Primer”. Mahwah, NJ: Lawrence Erlbaum Associates. </w:t>
       </w:r>
     </w:p>
@@ -34056,7 +35041,7 @@
           <w14:ligatures w14:val="none"/>
         </w:rPr>
       </w:pPr>
-      <w:bookmarkStart w:id="58" w:name="_Toc230645224"/>
+      <w:bookmarkStart w:id="76" w:name="_Toc230645224"/>
       <w:r>
         <w:rPr>
           <w:rFonts w:ascii="Times New Roman" w:eastAsia="Times New Roman" w:hAnsi="Times New Roman" w:cs="Times New Roman"/>
@@ -34070,7 +35055,7 @@
         </w:rPr>
         <w:t>LIST OF TABLES</w:t>
       </w:r>
-      <w:bookmarkEnd w:id="58"/>
+      <w:bookmarkEnd w:id="76"/>
     </w:p>
     <w:p>
       <w:pPr>
@@ -34246,7 +35231,7 @@
           <w14:ligatures w14:val="none"/>
         </w:rPr>
       </w:pPr>
-      <w:bookmarkStart w:id="59" w:name="OLE_LINK134"/>
+      <w:bookmarkStart w:id="77" w:name="OLE_LINK134"/>
       <w:r>
         <w:rPr>
           <w:rFonts w:ascii="Times New Roman" w:eastAsia="MS Mincho" w:hAnsi="Times New Roman" w:cs="Times New Roman"/>
@@ -34414,7 +35399,7 @@
           <w14:ligatures w14:val="none"/>
         </w:rPr>
       </w:pPr>
-      <w:bookmarkStart w:id="60" w:name="OLE_LINK163"/>
+      <w:bookmarkStart w:id="78" w:name="OLE_LINK163"/>
       <w:r>
         <w:rPr>
           <w:rFonts w:ascii="Times New Roman" w:eastAsia="MS Mincho" w:hAnsi="Times New Roman" w:cs="Times New Roman"/>
@@ -34523,7 +35508,7 @@
         </w:rPr>
         <w:t>23</w:t>
       </w:r>
-      <w:bookmarkEnd w:id="60"/>
+      <w:bookmarkEnd w:id="78"/>
     </w:p>
     <w:p>
       <w:pPr>
@@ -34537,7 +35522,7 @@
           <w14:ligatures w14:val="none"/>
         </w:rPr>
       </w:pPr>
-      <w:bookmarkStart w:id="61" w:name="OLE_LINK165"/>
+      <w:bookmarkStart w:id="79" w:name="OLE_LINK165"/>
       <w:r>
         <w:rPr>
           <w:rFonts w:ascii="Times New Roman" w:eastAsia="MS Mincho" w:hAnsi="Times New Roman" w:cs="Times New Roman"/>
@@ -34669,7 +35654,7 @@
           <w14:ligatures w14:val="none"/>
         </w:rPr>
       </w:pPr>
-      <w:bookmarkStart w:id="62" w:name="OLE_LINK191"/>
+      <w:bookmarkStart w:id="80" w:name="OLE_LINK191"/>
       <w:r>
         <w:rPr>
           <w:rFonts w:ascii="Times New Roman" w:eastAsia="MS Mincho" w:hAnsi="Times New Roman" w:cs="Times New Roman"/>
@@ -34791,7 +35776,7 @@
           <w14:ligatures w14:val="none"/>
         </w:rPr>
       </w:pPr>
-      <w:bookmarkStart w:id="63" w:name="OLE_LINK197"/>
+      <w:bookmarkStart w:id="81" w:name="OLE_LINK197"/>
       <w:r>
         <w:rPr>
           <w:rFonts w:ascii="Times New Roman" w:eastAsia="MS Mincho" w:hAnsi="Times New Roman" w:cs="Times New Roman"/>
@@ -34910,7 +35895,7 @@
         </w:rPr>
         <w:t>.23</w:t>
       </w:r>
-      <w:bookmarkEnd w:id="63"/>
+      <w:bookmarkEnd w:id="81"/>
     </w:p>
     <w:p>
       <w:pPr>
@@ -35077,11 +36062,10 @@
         </w:rPr>
       </w:pPr>
     </w:p>
-    <w:bookmarkEnd w:id="62"/>
+    <w:bookmarkEnd w:id="80"/>
     <w:p>
       <w:pPr>
         <w:spacing w:after="0" w:line="360" w:lineRule="auto"/>
-        <w:ind w:firstLine="567"/>
         <w:rPr>
           <w:rFonts w:ascii="Times New Roman" w:eastAsia="MS Mincho" w:hAnsi="Times New Roman" w:cs="Times New Roman"/>
           <w:b/>
@@ -35141,6 +36125,70 @@
         <w:t>Intermediate data representations in the TTS pipeline</w:t>
       </w:r>
     </w:p>
+    <w:p>
+      <w:pPr>
+        <w:spacing w:after="0" w:line="360" w:lineRule="auto"/>
+        <w:rPr>
+          <w:rFonts w:ascii="Times New Roman" w:eastAsia="MS Mincho" w:hAnsi="Times New Roman" w:cs="Times New Roman"/>
+          <w:b/>
+          <w:bCs/>
+          <w:kern w:val="0"/>
+          <w:sz w:val="28"/>
+          <w:szCs w:val="28"/>
+          <w14:ligatures w14:val="none"/>
+        </w:rPr>
+      </w:pPr>
+      <w:r>
+        <w:rPr>
+          <w:rFonts w:ascii="Times New Roman" w:eastAsia="MS Mincho" w:hAnsi="Times New Roman" w:cs="Times New Roman"/>
+          <w:b/>
+          <w:bCs/>
+          <w:kern w:val="0"/>
+          <w:sz w:val="28"/>
+          <w:szCs w:val="28"/>
+          <w14:ligatures w14:val="none"/>
+        </w:rPr>
+        <w:t xml:space="preserve">Table </w:t>
+      </w:r>
+      <w:r>
+        <w:rPr>
+          <w:rFonts w:ascii="Times New Roman" w:eastAsia="MS Mincho" w:hAnsi="Times New Roman" w:cs="Times New Roman"/>
+          <w:b/>
+          <w:bCs/>
+          <w:kern w:val="0"/>
+          <w:sz w:val="28"/>
+          <w:szCs w:val="28"/>
+          <w14:ligatures w14:val="none"/>
+        </w:rPr>
+        <w:t>9</w:t>
+      </w:r>
+      <w:r>
+        <w:rPr>
+          <w:rFonts w:ascii="Times New Roman" w:eastAsia="MS Mincho" w:hAnsi="Times New Roman" w:cs="Times New Roman"/>
+          <w:b/>
+          <w:bCs/>
+          <w:kern w:val="0"/>
+          <w:sz w:val="28"/>
+          <w:szCs w:val="28"/>
+          <w14:ligatures w14:val="none"/>
+        </w:rPr>
+        <w:t xml:space="preserve">: </w:t>
+      </w:r>
+      <w:r>
+        <w:rPr>
+          <w:rFonts w:ascii="Times New Roman" w:eastAsia="MS Mincho" w:hAnsi="Times New Roman" w:cs="Times New Roman"/>
+          <w:b/>
+          <w:bCs/>
+          <w:kern w:val="0"/>
+          <w:sz w:val="28"/>
+          <w:szCs w:val="28"/>
+          <w14:ligatures w14:val="none"/>
+        </w:rPr>
+        <w:t>Python standard library modules and their roles in the TTS system</w:t>
+      </w:r>
+      <w:bookmarkEnd w:id="79"/>
+    </w:p>
+    <w:bookmarkEnd w:id="77"/>
     <w:p>
       <w:pPr>
         <w:spacing w:after="0" w:line="240" w:lineRule="auto"/>
@@ -35153,138 +36201,54 @@
           <w14:ligatures w14:val="none"/>
         </w:rPr>
       </w:pPr>
-    </w:p>
-    <w:bookmarkEnd w:id="61"/>
-    <w:p>
-      <w:pPr>
-        <w:spacing w:after="0" w:line="240" w:lineRule="auto"/>
-        <w:jc w:val="both"/>
-        <w:rPr>
-          <w:rFonts w:ascii="Times New Roman" w:eastAsia="MS Mincho" w:hAnsi="Times New Roman" w:cs="Times New Roman"/>
-          <w:color w:val="0D0D0D"/>
-          <w:kern w:val="0"/>
-          <w:lang w:val="az-Latn-AZ"/>
-          <w14:ligatures w14:val="none"/>
-        </w:rPr>
-      </w:pPr>
-    </w:p>
-    <w:bookmarkEnd w:id="59"/>
-    <w:p>
-      <w:pPr>
-        <w:spacing w:after="0" w:line="240" w:lineRule="auto"/>
-        <w:jc w:val="both"/>
-        <w:rPr>
-          <w:rFonts w:ascii="Times New Roman" w:eastAsia="MS Mincho" w:hAnsi="Times New Roman" w:cs="Times New Roman"/>
-          <w:color w:val="0D0D0D"/>
-          <w:kern w:val="0"/>
-          <w:lang w:val="az-Latn-AZ"/>
-          <w14:ligatures w14:val="none"/>
-        </w:rPr>
-      </w:pPr>
-    </w:p>
-    <w:p>
-      <w:pPr>
-        <w:spacing w:after="0" w:line="240" w:lineRule="auto"/>
-        <w:jc w:val="both"/>
-        <w:rPr>
-          <w:rFonts w:ascii="Times New Roman" w:eastAsia="MS Mincho" w:hAnsi="Times New Roman" w:cs="Times New Roman"/>
-          <w:color w:val="0D0D0D"/>
-          <w:kern w:val="0"/>
-          <w:lang w:val="az-Latn-AZ"/>
-          <w14:ligatures w14:val="none"/>
-        </w:rPr>
-      </w:pPr>
-    </w:p>
-    <w:p>
-      <w:pPr>
-        <w:spacing w:after="0" w:line="240" w:lineRule="auto"/>
-        <w:jc w:val="both"/>
-        <w:rPr>
-          <w:rFonts w:ascii="Times New Roman" w:eastAsia="MS Mincho" w:hAnsi="Times New Roman" w:cs="Times New Roman"/>
-          <w:color w:val="0D0D0D"/>
-          <w:kern w:val="0"/>
-          <w:lang w:val="az-Latn-AZ"/>
-          <w14:ligatures w14:val="none"/>
-        </w:rPr>
-      </w:pPr>
-    </w:p>
-    <w:p>
-      <w:pPr>
-        <w:spacing w:after="0" w:line="240" w:lineRule="auto"/>
-        <w:jc w:val="both"/>
-        <w:rPr>
-          <w:rFonts w:ascii="Times New Roman" w:eastAsia="MS Mincho" w:hAnsi="Times New Roman" w:cs="Times New Roman"/>
-          <w:color w:val="0D0D0D"/>
-          <w:kern w:val="0"/>
-          <w:lang w:val="az-Latn-AZ"/>
-          <w14:ligatures w14:val="none"/>
-        </w:rPr>
-      </w:pPr>
-    </w:p>
-    <w:p>
-      <w:pPr>
-        <w:spacing w:after="0" w:line="240" w:lineRule="auto"/>
-        <w:jc w:val="both"/>
-        <w:rPr>
-          <w:rFonts w:ascii="Times New Roman" w:eastAsia="MS Mincho" w:hAnsi="Times New Roman" w:cs="Times New Roman"/>
-          <w:color w:val="0D0D0D"/>
-          <w:kern w:val="0"/>
-          <w:lang w:val="az-Latn-AZ"/>
-          <w14:ligatures w14:val="none"/>
-        </w:rPr>
-      </w:pPr>
-    </w:p>
-    <w:p>
-      <w:pPr>
-        <w:spacing w:after="0" w:line="240" w:lineRule="auto"/>
-        <w:jc w:val="both"/>
-        <w:rPr>
-          <w:rFonts w:ascii="Times New Roman" w:eastAsia="MS Mincho" w:hAnsi="Times New Roman" w:cs="Times New Roman"/>
-          <w:color w:val="0D0D0D"/>
-          <w:kern w:val="0"/>
-          <w:lang w:val="az-Latn-AZ"/>
-          <w14:ligatures w14:val="none"/>
-        </w:rPr>
-      </w:pPr>
-    </w:p>
-    <w:p>
-      <w:pPr>
-        <w:spacing w:after="0" w:line="240" w:lineRule="auto"/>
-        <w:jc w:val="both"/>
-        <w:rPr>
-          <w:rFonts w:ascii="Times New Roman" w:eastAsia="MS Mincho" w:hAnsi="Times New Roman" w:cs="Times New Roman"/>
-          <w:color w:val="0D0D0D"/>
-          <w:kern w:val="0"/>
-          <w:lang w:val="az-Latn-AZ"/>
-          <w14:ligatures w14:val="none"/>
-        </w:rPr>
-      </w:pPr>
-    </w:p>
-    <w:p>
-      <w:pPr>
-        <w:spacing w:after="0" w:line="240" w:lineRule="auto"/>
-        <w:jc w:val="both"/>
-        <w:rPr>
-          <w:rFonts w:ascii="Times New Roman" w:eastAsia="MS Mincho" w:hAnsi="Times New Roman" w:cs="Times New Roman"/>
-          <w:color w:val="0D0D0D"/>
-          <w:kern w:val="0"/>
-          <w:lang w:val="az-Latn-AZ"/>
-          <w14:ligatures w14:val="none"/>
-        </w:rPr>
-      </w:pPr>
-    </w:p>
-    <w:p>
-      <w:pPr>
-        <w:spacing w:after="0" w:line="240" w:lineRule="auto"/>
-        <w:jc w:val="both"/>
-        <w:rPr>
-          <w:rFonts w:ascii="Times New Roman" w:eastAsia="MS Mincho" w:hAnsi="Times New Roman" w:cs="Times New Roman"/>
-          <w:color w:val="0D0D0D"/>
-          <w:kern w:val="0"/>
-          <w:lang w:val="az-Latn-AZ"/>
-          <w14:ligatures w14:val="none"/>
-        </w:rPr>
-      </w:pPr>
+      <w:r>
+        <w:rPr>
+          <w:rFonts w:ascii="Times New Roman" w:eastAsia="MS Mincho" w:hAnsi="Times New Roman" w:cs="Times New Roman"/>
+          <w:b/>
+          <w:bCs/>
+          <w:kern w:val="0"/>
+          <w:sz w:val="28"/>
+          <w:szCs w:val="28"/>
+          <w14:ligatures w14:val="none"/>
+        </w:rPr>
+        <w:t xml:space="preserve">Table </w:t>
+      </w:r>
+      <w:r>
+        <w:rPr>
+          <w:rFonts w:ascii="Times New Roman" w:eastAsia="MS Mincho" w:hAnsi="Times New Roman" w:cs="Times New Roman"/>
+          <w:b/>
+          <w:bCs/>
+          <w:kern w:val="0"/>
+          <w:sz w:val="28"/>
+          <w:szCs w:val="28"/>
+          <w14:ligatures w14:val="none"/>
+        </w:rPr>
+        <w:t>10</w:t>
+      </w:r>
+      <w:r>
+        <w:rPr>
+          <w:rFonts w:ascii="Times New Roman" w:eastAsia="MS Mincho" w:hAnsi="Times New Roman" w:cs="Times New Roman"/>
+          <w:b/>
+          <w:bCs/>
+          <w:kern w:val="0"/>
+          <w:sz w:val="28"/>
+          <w:szCs w:val="28"/>
+          <w14:ligatures w14:val="none"/>
+        </w:rPr>
+        <w:t xml:space="preserve">: </w:t>
+      </w:r>
+      <w:r>
+        <w:rPr>
+          <w:rFonts w:ascii="Times New Roman" w:eastAsia="MS Mincho" w:hAnsi="Times New Roman" w:cs="Times New Roman"/>
+          <w:b/>
+          <w:bCs/>
+          <w:kern w:val="0"/>
+          <w:sz w:val="28"/>
+          <w:szCs w:val="28"/>
+          <w14:ligatures w14:val="none"/>
+        </w:rPr>
+        <w:t>Optional external dependencies and their roles</w:t>
+      </w:r>
     </w:p>
     <w:p>
       <w:pPr>
@@ -35395,7 +36359,7 @@
           <w14:ligatures w14:val="none"/>
         </w:rPr>
       </w:pPr>
-      <w:bookmarkStart w:id="64" w:name="_Toc230645225"/>
+      <w:bookmarkStart w:id="82" w:name="_Toc230645225"/>
       <w:r>
         <w:rPr>
           <w:rFonts w:ascii="Times New Roman" w:eastAsia="Times New Roman" w:hAnsi="Times New Roman" w:cs="Times New Roman"/>
@@ -35409,7 +36373,7 @@
         </w:rPr>
         <w:t>LIST OF FIGURES</w:t>
       </w:r>
-      <w:bookmarkEnd w:id="64"/>
+      <w:bookmarkEnd w:id="82"/>
     </w:p>
     <w:p>
       <w:pPr>
@@ -35436,7 +36400,7 @@
           <w14:ligatures w14:val="none"/>
         </w:rPr>
       </w:pPr>
-      <w:bookmarkStart w:id="65" w:name="OLE_LINK179"/>
+      <w:bookmarkStart w:id="83" w:name="OLE_LINK179"/>
       <w:r>
         <w:rPr>
           <w:rFonts w:ascii="Times New Roman" w:eastAsia="MS Mincho" w:hAnsi="Times New Roman" w:cs="Times New Roman"/>
@@ -35780,7 +36744,7 @@
         </w:rPr>
       </w:pPr>
     </w:p>
-    <w:bookmarkEnd w:id="65"/>
+    <w:bookmarkEnd w:id="83"/>
     <w:p>
       <w:pPr>
         <w:spacing w:after="0" w:line="360" w:lineRule="auto"/>
@@ -35877,65 +36841,649 @@
           <w:rFonts w:ascii="Times New Roman" w:eastAsia="MS Mincho" w:hAnsi="Times New Roman" w:cs="Times New Roman"/>
           <w:b/>
           <w:bCs/>
+          <w:kern w:val="0"/>
+          <w:sz w:val="28"/>
+          <w:szCs w:val="28"/>
+          <w14:ligatures w14:val="none"/>
+        </w:rPr>
+      </w:pPr>
+      <w:r>
+        <w:rPr>
+          <w:rFonts w:ascii="Times New Roman" w:eastAsia="MS Mincho" w:hAnsi="Times New Roman" w:cs="Times New Roman"/>
+          <w:b/>
+          <w:bCs/>
+          <w:kern w:val="0"/>
+          <w:sz w:val="28"/>
+          <w:szCs w:val="28"/>
+          <w14:ligatures w14:val="none"/>
+        </w:rPr>
+        <w:t xml:space="preserve">Figure </w:t>
+      </w:r>
+      <w:r>
+        <w:rPr>
+          <w:rFonts w:ascii="Times New Roman" w:eastAsia="MS Mincho" w:hAnsi="Times New Roman" w:cs="Times New Roman"/>
+          <w:b/>
+          <w:bCs/>
+          <w:kern w:val="0"/>
+          <w:sz w:val="28"/>
+          <w:szCs w:val="28"/>
+          <w14:ligatures w14:val="none"/>
+        </w:rPr>
+        <w:t>5</w:t>
+      </w:r>
+      <w:r>
+        <w:rPr>
+          <w:rFonts w:ascii="Times New Roman" w:eastAsia="MS Mincho" w:hAnsi="Times New Roman" w:cs="Times New Roman"/>
+          <w:b/>
+          <w:bCs/>
+          <w:kern w:val="0"/>
+          <w:sz w:val="28"/>
+          <w:szCs w:val="28"/>
+          <w14:ligatures w14:val="none"/>
+        </w:rPr>
+        <w:t xml:space="preserve">: </w:t>
+      </w:r>
+      <w:r>
+        <w:rPr>
+          <w:rFonts w:ascii="Times New Roman" w:eastAsia="MS Mincho" w:hAnsi="Times New Roman" w:cs="Times New Roman"/>
+          <w:b/>
+          <w:bCs/>
+          <w:kern w:val="0"/>
+          <w:sz w:val="28"/>
+          <w:szCs w:val="28"/>
+          <w14:ligatures w14:val="none"/>
+        </w:rPr>
+        <w:t>Data flow diagram showing intermediate representations between each pipeline module</w:t>
+      </w:r>
+    </w:p>
+    <w:p>
+      <w:pPr>
+        <w:spacing w:after="0" w:line="360" w:lineRule="auto"/>
+        <w:rPr>
+          <w:rFonts w:ascii="Times New Roman" w:eastAsia="MS Mincho" w:hAnsi="Times New Roman" w:cs="Times New Roman"/>
+          <w:b/>
+          <w:bCs/>
+          <w:kern w:val="0"/>
+          <w:sz w:val="28"/>
+          <w:szCs w:val="28"/>
+          <w14:ligatures w14:val="none"/>
+        </w:rPr>
+      </w:pPr>
+      <w:r>
+        <w:rPr>
+          <w:rFonts w:ascii="Times New Roman" w:eastAsia="MS Mincho" w:hAnsi="Times New Roman" w:cs="Times New Roman"/>
+          <w:b/>
+          <w:bCs/>
+          <w:kern w:val="0"/>
+          <w:sz w:val="28"/>
+          <w:szCs w:val="28"/>
+          <w14:ligatures w14:val="none"/>
+        </w:rPr>
+        <w:t xml:space="preserve">Figure </w:t>
+      </w:r>
+      <w:r>
+        <w:rPr>
+          <w:rFonts w:ascii="Times New Roman" w:eastAsia="MS Mincho" w:hAnsi="Times New Roman" w:cs="Times New Roman"/>
+          <w:b/>
+          <w:bCs/>
+          <w:kern w:val="0"/>
+          <w:sz w:val="28"/>
+          <w:szCs w:val="28"/>
+          <w14:ligatures w14:val="none"/>
+        </w:rPr>
+        <w:t>6</w:t>
+      </w:r>
+      <w:r>
+        <w:rPr>
+          <w:rFonts w:ascii="Times New Roman" w:eastAsia="MS Mincho" w:hAnsi="Times New Roman" w:cs="Times New Roman"/>
+          <w:b/>
+          <w:bCs/>
+          <w:kern w:val="0"/>
+          <w:sz w:val="28"/>
+          <w:szCs w:val="28"/>
+          <w14:ligatures w14:val="none"/>
+        </w:rPr>
+        <w:t xml:space="preserve">: </w:t>
+      </w:r>
+      <w:r>
+        <w:rPr>
+          <w:rFonts w:ascii="Times New Roman" w:eastAsia="MS Mincho" w:hAnsi="Times New Roman" w:cs="Times New Roman"/>
+          <w:b/>
+          <w:bCs/>
+          <w:kern w:val="0"/>
+          <w:sz w:val="28"/>
+          <w:szCs w:val="28"/>
+          <w14:ligatures w14:val="none"/>
+        </w:rPr>
+        <w:t>Project directory and file structure of the Azerbaijani TTS system</w:t>
+      </w:r>
+      <w:r>
+        <w:rPr>
+          <w:rFonts w:ascii="Times New Roman" w:eastAsia="MS Mincho" w:hAnsi="Times New Roman" w:cs="Times New Roman"/>
+          <w:b/>
+          <w:bCs/>
+          <w:kern w:val="0"/>
+          <w:sz w:val="28"/>
+          <w:szCs w:val="28"/>
+          <w14:ligatures w14:val="none"/>
+        </w:rPr>
+        <w:t>.</w:t>
+      </w:r>
+    </w:p>
+    <w:p>
+      <w:pPr>
+        <w:spacing w:after="0" w:line="360" w:lineRule="auto"/>
+        <w:rPr>
+          <w:rFonts w:ascii="Times New Roman" w:eastAsia="MS Mincho" w:hAnsi="Times New Roman" w:cs="Times New Roman"/>
+          <w:b/>
+          <w:bCs/>
+          <w:kern w:val="0"/>
+          <w:sz w:val="28"/>
+          <w:szCs w:val="28"/>
+          <w14:ligatures w14:val="none"/>
+        </w:rPr>
+      </w:pPr>
+      <w:r>
+        <w:rPr>
+          <w:rFonts w:ascii="Times New Roman" w:eastAsia="MS Mincho" w:hAnsi="Times New Roman" w:cs="Times New Roman"/>
+          <w:b/>
+          <w:bCs/>
+          <w:kern w:val="0"/>
+          <w:sz w:val="28"/>
+          <w:szCs w:val="28"/>
+          <w14:ligatures w14:val="none"/>
+        </w:rPr>
+        <w:t xml:space="preserve">Figure </w:t>
+      </w:r>
+      <w:r>
+        <w:rPr>
+          <w:rFonts w:ascii="Times New Roman" w:eastAsia="MS Mincho" w:hAnsi="Times New Roman" w:cs="Times New Roman"/>
+          <w:b/>
+          <w:bCs/>
+          <w:kern w:val="0"/>
+          <w:sz w:val="28"/>
+          <w:szCs w:val="28"/>
+          <w14:ligatures w14:val="none"/>
+        </w:rPr>
+        <w:t>7</w:t>
+      </w:r>
+      <w:r>
+        <w:rPr>
+          <w:rFonts w:ascii="Times New Roman" w:eastAsia="MS Mincho" w:hAnsi="Times New Roman" w:cs="Times New Roman"/>
+          <w:b/>
+          <w:bCs/>
+          <w:kern w:val="0"/>
+          <w:sz w:val="28"/>
+          <w:szCs w:val="28"/>
+          <w14:ligatures w14:val="none"/>
+        </w:rPr>
+        <w:t xml:space="preserve">: </w:t>
+      </w:r>
+      <w:r>
+        <w:rPr>
+          <w:rFonts w:ascii="Times New Roman" w:eastAsia="MS Mincho" w:hAnsi="Times New Roman" w:cs="Times New Roman"/>
+          <w:b/>
+          <w:bCs/>
+          <w:kern w:val="0"/>
+          <w:sz w:val="28"/>
+          <w:szCs w:val="28"/>
+          <w14:ligatures w14:val="none"/>
+        </w:rPr>
+        <w:t>Module dependency diagram showing import relationships between pipeline components</w:t>
+      </w:r>
+    </w:p>
+    <w:p>
+      <w:pPr>
+        <w:spacing w:after="0" w:line="360" w:lineRule="auto"/>
+        <w:rPr>
+          <w:rFonts w:ascii="Times New Roman" w:eastAsia="MS Mincho" w:hAnsi="Times New Roman" w:cs="Times New Roman"/>
+          <w:b/>
+          <w:bCs/>
+          <w:kern w:val="0"/>
+          <w:sz w:val="28"/>
+          <w:szCs w:val="28"/>
+          <w14:ligatures w14:val="none"/>
+        </w:rPr>
+      </w:pPr>
+      <w:r>
+        <w:rPr>
+          <w:rFonts w:ascii="Times New Roman" w:eastAsia="MS Mincho" w:hAnsi="Times New Roman" w:cs="Times New Roman"/>
+          <w:b/>
+          <w:bCs/>
+          <w:kern w:val="0"/>
+          <w:sz w:val="28"/>
+          <w:szCs w:val="28"/>
+          <w14:ligatures w14:val="none"/>
+        </w:rPr>
+        <w:lastRenderedPageBreak/>
+        <w:t xml:space="preserve">Figure </w:t>
+      </w:r>
+      <w:r>
+        <w:rPr>
+          <w:rFonts w:ascii="Times New Roman" w:eastAsia="MS Mincho" w:hAnsi="Times New Roman" w:cs="Times New Roman"/>
+          <w:b/>
+          <w:bCs/>
+          <w:kern w:val="0"/>
+          <w:sz w:val="28"/>
+          <w:szCs w:val="28"/>
+          <w14:ligatures w14:val="none"/>
+        </w:rPr>
+        <w:t>8</w:t>
+      </w:r>
+      <w:r>
+        <w:rPr>
+          <w:rFonts w:ascii="Times New Roman" w:eastAsia="MS Mincho" w:hAnsi="Times New Roman" w:cs="Times New Roman"/>
+          <w:b/>
+          <w:bCs/>
+          <w:kern w:val="0"/>
+          <w:sz w:val="28"/>
+          <w:szCs w:val="28"/>
+          <w14:ligatures w14:val="none"/>
+        </w:rPr>
+        <w:t xml:space="preserve">: </w:t>
+      </w:r>
+      <w:r>
+        <w:rPr>
+          <w:rFonts w:ascii="Times New Roman" w:eastAsia="MS Mincho" w:hAnsi="Times New Roman" w:cs="Times New Roman"/>
+          <w:b/>
+          <w:bCs/>
+          <w:kern w:val="0"/>
+          <w:sz w:val="28"/>
+          <w:szCs w:val="28"/>
+          <w14:ligatures w14:val="none"/>
+        </w:rPr>
+        <w:t>Terminal output of the --analyze mode showing pipeline stage outputs for a standard declarative sentence</w:t>
+      </w:r>
+    </w:p>
+    <w:p>
+      <w:pPr>
+        <w:spacing w:after="0" w:line="360" w:lineRule="auto"/>
+        <w:ind w:firstLine="567"/>
+        <w:jc w:val="center"/>
+        <w:rPr>
+          <w:rFonts w:ascii="Times New Roman" w:eastAsia="MS Mincho" w:hAnsi="Times New Roman" w:cs="Times New Roman"/>
+          <w:b/>
+          <w:bCs/>
+          <w:kern w:val="0"/>
+          <w:sz w:val="28"/>
+          <w:szCs w:val="28"/>
+          <w14:ligatures w14:val="none"/>
+        </w:rPr>
+      </w:pPr>
+      <w:r>
+        <w:rPr>
+          <w:rFonts w:ascii="Times New Roman" w:eastAsia="MS Mincho" w:hAnsi="Times New Roman" w:cs="Times New Roman"/>
+          <w:b/>
+          <w:bCs/>
+          <w:kern w:val="0"/>
+          <w:sz w:val="28"/>
+          <w:szCs w:val="28"/>
+          <w14:ligatures w14:val="none"/>
+        </w:rPr>
+        <w:t xml:space="preserve">Figure </w:t>
+      </w:r>
+      <w:r>
+        <w:rPr>
+          <w:rFonts w:ascii="Times New Roman" w:eastAsia="MS Mincho" w:hAnsi="Times New Roman" w:cs="Times New Roman"/>
+          <w:b/>
+          <w:bCs/>
+          <w:kern w:val="0"/>
+          <w:sz w:val="28"/>
+          <w:szCs w:val="28"/>
+          <w14:ligatures w14:val="none"/>
+        </w:rPr>
+        <w:t>9</w:t>
+      </w:r>
+      <w:r>
+        <w:rPr>
+          <w:rFonts w:ascii="Times New Roman" w:eastAsia="MS Mincho" w:hAnsi="Times New Roman" w:cs="Times New Roman"/>
+          <w:b/>
+          <w:bCs/>
+          <w:kern w:val="0"/>
+          <w:sz w:val="28"/>
+          <w:szCs w:val="28"/>
+          <w14:ligatures w14:val="none"/>
+        </w:rPr>
+        <w:t xml:space="preserve">: </w:t>
+      </w:r>
+      <w:r>
+        <w:rPr>
+          <w:rFonts w:ascii="Times New Roman" w:eastAsia="MS Mincho" w:hAnsi="Times New Roman" w:cs="Times New Roman"/>
+          <w:b/>
+          <w:bCs/>
+          <w:kern w:val="0"/>
+          <w:sz w:val="28"/>
+          <w:szCs w:val="28"/>
+          <w14:ligatures w14:val="none"/>
+        </w:rPr>
+        <w:t>Terminal output of the --analyze mode showing pipeline stage outputs for a sentence containing numerals and abbreviations.</w:t>
+      </w:r>
+    </w:p>
+    <w:p>
+      <w:pPr>
+        <w:spacing w:after="0" w:line="360" w:lineRule="auto"/>
+        <w:ind w:firstLine="567"/>
+        <w:jc w:val="center"/>
+        <w:rPr>
+          <w:rFonts w:ascii="Times New Roman" w:eastAsia="MS Mincho" w:hAnsi="Times New Roman" w:cs="Times New Roman"/>
+          <w:b/>
+          <w:bCs/>
+          <w:kern w:val="0"/>
+          <w:sz w:val="28"/>
+          <w:szCs w:val="28"/>
+          <w14:ligatures w14:val="none"/>
+        </w:rPr>
+      </w:pPr>
+      <w:r>
+        <w:rPr>
+          <w:rFonts w:ascii="Times New Roman" w:eastAsia="MS Mincho" w:hAnsi="Times New Roman" w:cs="Times New Roman"/>
+          <w:b/>
+          <w:bCs/>
+          <w:kern w:val="0"/>
+          <w:sz w:val="28"/>
+          <w:szCs w:val="28"/>
+          <w14:ligatures w14:val="none"/>
+        </w:rPr>
+        <w:t xml:space="preserve">Figure </w:t>
+      </w:r>
+      <w:r>
+        <w:rPr>
+          <w:rFonts w:ascii="Times New Roman" w:eastAsia="MS Mincho" w:hAnsi="Times New Roman" w:cs="Times New Roman"/>
+          <w:b/>
+          <w:bCs/>
+          <w:kern w:val="0"/>
+          <w:sz w:val="28"/>
+          <w:szCs w:val="28"/>
+          <w14:ligatures w14:val="none"/>
+        </w:rPr>
+        <w:t>10</w:t>
+      </w:r>
+      <w:r>
+        <w:rPr>
+          <w:rFonts w:ascii="Times New Roman" w:eastAsia="MS Mincho" w:hAnsi="Times New Roman" w:cs="Times New Roman"/>
+          <w:b/>
+          <w:bCs/>
+          <w:kern w:val="0"/>
+          <w:sz w:val="28"/>
+          <w:szCs w:val="28"/>
+          <w14:ligatures w14:val="none"/>
+        </w:rPr>
+        <w:t xml:space="preserve">: </w:t>
+      </w:r>
+      <w:r>
+        <w:rPr>
+          <w:rFonts w:ascii="Times New Roman" w:eastAsia="MS Mincho" w:hAnsi="Times New Roman" w:cs="Times New Roman"/>
+          <w:b/>
+          <w:bCs/>
+          <w:kern w:val="0"/>
+          <w:sz w:val="28"/>
+          <w:szCs w:val="28"/>
+          <w14:ligatures w14:val="none"/>
+        </w:rPr>
+        <w:t>Screenshot of g2p_</w:t>
+      </w:r>
+      <w:proofErr w:type="gramStart"/>
+      <w:r>
+        <w:rPr>
+          <w:rFonts w:ascii="Times New Roman" w:eastAsia="MS Mincho" w:hAnsi="Times New Roman" w:cs="Times New Roman"/>
+          <w:b/>
+          <w:bCs/>
+          <w:kern w:val="0"/>
+          <w:sz w:val="28"/>
+          <w:szCs w:val="28"/>
+          <w14:ligatures w14:val="none"/>
+        </w:rPr>
+        <w:t>rules.json</w:t>
+      </w:r>
+      <w:proofErr w:type="gramEnd"/>
+      <w:r>
+        <w:rPr>
+          <w:rFonts w:ascii="Times New Roman" w:eastAsia="MS Mincho" w:hAnsi="Times New Roman" w:cs="Times New Roman"/>
+          <w:b/>
+          <w:bCs/>
+          <w:kern w:val="0"/>
+          <w:sz w:val="28"/>
+          <w:szCs w:val="28"/>
+          <w14:ligatures w14:val="none"/>
+        </w:rPr>
+        <w:t xml:space="preserve"> showing the vowel inventory, consonant mappings, and vowel class definitions</w:t>
+      </w:r>
+    </w:p>
+    <w:p>
+      <w:pPr>
+        <w:spacing w:after="0" w:line="360" w:lineRule="auto"/>
+        <w:ind w:firstLine="567"/>
+        <w:jc w:val="center"/>
+        <w:rPr>
+          <w:rFonts w:ascii="Times New Roman" w:eastAsia="MS Mincho" w:hAnsi="Times New Roman" w:cs="Times New Roman"/>
+          <w:b/>
+          <w:bCs/>
+          <w:kern w:val="0"/>
+          <w:sz w:val="28"/>
+          <w:szCs w:val="28"/>
+          <w14:ligatures w14:val="none"/>
+        </w:rPr>
+      </w:pPr>
+      <w:r>
+        <w:rPr>
+          <w:rFonts w:ascii="Times New Roman" w:eastAsia="MS Mincho" w:hAnsi="Times New Roman" w:cs="Times New Roman"/>
+          <w:b/>
+          <w:bCs/>
+          <w:kern w:val="0"/>
+          <w:sz w:val="28"/>
+          <w:szCs w:val="28"/>
+          <w14:ligatures w14:val="none"/>
+        </w:rPr>
+        <w:t xml:space="preserve">Figure </w:t>
+      </w:r>
+      <w:r>
+        <w:rPr>
+          <w:rFonts w:ascii="Times New Roman" w:eastAsia="MS Mincho" w:hAnsi="Times New Roman" w:cs="Times New Roman"/>
+          <w:b/>
+          <w:bCs/>
+          <w:kern w:val="0"/>
+          <w:sz w:val="28"/>
+          <w:szCs w:val="28"/>
+          <w14:ligatures w14:val="none"/>
+        </w:rPr>
+        <w:t>11</w:t>
+      </w:r>
+      <w:r>
+        <w:rPr>
+          <w:rFonts w:ascii="Times New Roman" w:eastAsia="MS Mincho" w:hAnsi="Times New Roman" w:cs="Times New Roman"/>
+          <w:b/>
+          <w:bCs/>
+          <w:kern w:val="0"/>
+          <w:sz w:val="28"/>
+          <w:szCs w:val="28"/>
+          <w14:ligatures w14:val="none"/>
+        </w:rPr>
+        <w:t xml:space="preserve">: </w:t>
+      </w:r>
+      <w:r>
+        <w:rPr>
+          <w:rFonts w:ascii="Times New Roman" w:eastAsia="MS Mincho" w:hAnsi="Times New Roman" w:cs="Times New Roman"/>
+          <w:b/>
+          <w:bCs/>
+          <w:kern w:val="0"/>
+          <w:sz w:val="28"/>
+          <w:szCs w:val="28"/>
+          <w14:ligatures w14:val="none"/>
+        </w:rPr>
+        <w:t>Terminal output of the G2P module showing IPA conversion and syllabification for a set of Azerbaijani words</w:t>
+      </w:r>
+    </w:p>
+    <w:p>
+      <w:pPr>
+        <w:spacing w:after="0" w:line="360" w:lineRule="auto"/>
+        <w:ind w:firstLine="567"/>
+        <w:jc w:val="center"/>
+        <w:rPr>
+          <w:rFonts w:ascii="Times New Roman" w:eastAsia="MS Mincho" w:hAnsi="Times New Roman" w:cs="Times New Roman"/>
+          <w:b/>
+          <w:bCs/>
+          <w:kern w:val="0"/>
+          <w:sz w:val="28"/>
+          <w:szCs w:val="28"/>
+          <w14:ligatures w14:val="none"/>
+        </w:rPr>
+      </w:pPr>
+      <w:r>
+        <w:rPr>
+          <w:rFonts w:ascii="Times New Roman" w:eastAsia="MS Mincho" w:hAnsi="Times New Roman" w:cs="Times New Roman"/>
+          <w:b/>
+          <w:bCs/>
+          <w:kern w:val="0"/>
+          <w:sz w:val="28"/>
+          <w:szCs w:val="28"/>
+          <w14:ligatures w14:val="none"/>
+        </w:rPr>
+        <w:t xml:space="preserve">Figure </w:t>
+      </w:r>
+      <w:r>
+        <w:rPr>
+          <w:rFonts w:ascii="Times New Roman" w:eastAsia="MS Mincho" w:hAnsi="Times New Roman" w:cs="Times New Roman"/>
+          <w:b/>
+          <w:bCs/>
+          <w:kern w:val="0"/>
+          <w:sz w:val="28"/>
+          <w:szCs w:val="28"/>
+          <w14:ligatures w14:val="none"/>
+        </w:rPr>
+        <w:t>12</w:t>
+      </w:r>
+      <w:r>
+        <w:rPr>
+          <w:rFonts w:ascii="Times New Roman" w:eastAsia="MS Mincho" w:hAnsi="Times New Roman" w:cs="Times New Roman"/>
+          <w:b/>
+          <w:bCs/>
+          <w:kern w:val="0"/>
+          <w:sz w:val="28"/>
+          <w:szCs w:val="28"/>
+          <w14:ligatures w14:val="none"/>
+        </w:rPr>
+        <w:t xml:space="preserve">: </w:t>
+      </w:r>
+      <w:r>
+        <w:rPr>
+          <w:rFonts w:ascii="Times New Roman" w:eastAsia="MS Mincho" w:hAnsi="Times New Roman" w:cs="Times New Roman"/>
+          <w:b/>
+          <w:bCs/>
+          <w:kern w:val="0"/>
+          <w:sz w:val="28"/>
+          <w:szCs w:val="28"/>
+          <w14:ligatures w14:val="none"/>
+        </w:rPr>
+        <w:t xml:space="preserve">Screenshot of the </w:t>
+      </w:r>
+      <w:proofErr w:type="spellStart"/>
+      <w:r>
+        <w:rPr>
+          <w:rFonts w:ascii="Times New Roman" w:eastAsia="MS Mincho" w:hAnsi="Times New Roman" w:cs="Times New Roman"/>
+          <w:b/>
+          <w:bCs/>
+          <w:kern w:val="0"/>
+          <w:sz w:val="28"/>
+          <w:szCs w:val="28"/>
+          <w14:ligatures w14:val="none"/>
+        </w:rPr>
+        <w:t>espeak</w:t>
+      </w:r>
+      <w:proofErr w:type="spellEnd"/>
+      <w:r>
+        <w:rPr>
+          <w:rFonts w:ascii="Times New Roman" w:eastAsia="MS Mincho" w:hAnsi="Times New Roman" w:cs="Times New Roman"/>
+          <w:b/>
+          <w:bCs/>
+          <w:kern w:val="0"/>
+          <w:sz w:val="28"/>
+          <w:szCs w:val="28"/>
+          <w14:ligatures w14:val="none"/>
+        </w:rPr>
+        <w:t xml:space="preserve"> markup generated by the prosody engine for a declarative sentence and a yes/no question sentence</w:t>
+      </w:r>
+    </w:p>
+    <w:p>
+      <w:pPr>
+        <w:spacing w:after="0" w:line="360" w:lineRule="auto"/>
+        <w:ind w:firstLine="567"/>
+        <w:jc w:val="center"/>
+        <w:rPr>
+          <w:rFonts w:ascii="Times New Roman" w:eastAsia="MS Mincho" w:hAnsi="Times New Roman" w:cs="Times New Roman"/>
+          <w:b/>
+          <w:bCs/>
+          <w:kern w:val="0"/>
+          <w:sz w:val="28"/>
+          <w:szCs w:val="28"/>
+          <w14:ligatures w14:val="none"/>
+        </w:rPr>
+      </w:pPr>
+    </w:p>
+    <w:p>
+      <w:pPr>
+        <w:spacing w:after="0" w:line="360" w:lineRule="auto"/>
+        <w:ind w:firstLine="567"/>
+        <w:jc w:val="center"/>
+        <w:rPr>
+          <w:rFonts w:ascii="Times New Roman" w:eastAsia="MS Mincho" w:hAnsi="Times New Roman" w:cs="Times New Roman"/>
+          <w:b/>
+          <w:bCs/>
+          <w:kern w:val="0"/>
+          <w:sz w:val="28"/>
+          <w:szCs w:val="28"/>
+          <w14:ligatures w14:val="none"/>
+        </w:rPr>
+      </w:pPr>
+    </w:p>
+    <w:p>
+      <w:pPr>
+        <w:spacing w:after="0" w:line="360" w:lineRule="auto"/>
+        <w:ind w:firstLine="567"/>
+        <w:jc w:val="center"/>
+        <w:rPr>
+          <w:rFonts w:ascii="Times New Roman" w:eastAsia="MS Mincho" w:hAnsi="Times New Roman" w:cs="Times New Roman"/>
+          <w:b/>
+          <w:bCs/>
+          <w:kern w:val="0"/>
+          <w:sz w:val="28"/>
+          <w:szCs w:val="28"/>
+          <w14:ligatures w14:val="none"/>
+        </w:rPr>
+      </w:pPr>
+    </w:p>
+    <w:p>
+      <w:pPr>
+        <w:spacing w:after="0" w:line="360" w:lineRule="auto"/>
+        <w:rPr>
+          <w:rFonts w:ascii="Times New Roman" w:eastAsia="MS Mincho" w:hAnsi="Times New Roman" w:cs="Times New Roman"/>
+          <w:b/>
+          <w:bCs/>
+          <w:kern w:val="0"/>
+          <w:sz w:val="28"/>
+          <w:szCs w:val="28"/>
+          <w14:ligatures w14:val="none"/>
+        </w:rPr>
+      </w:pPr>
+    </w:p>
+    <w:bookmarkEnd w:id="74"/>
+    <w:bookmarkEnd w:id="75"/>
+    <w:p>
+      <w:pPr>
+        <w:spacing w:after="0" w:line="240" w:lineRule="auto"/>
+        <w:jc w:val="both"/>
+        <w:rPr>
+          <w:rFonts w:ascii="Times New Roman" w:eastAsia="MS Mincho" w:hAnsi="Times New Roman" w:cs="Times New Roman"/>
+          <w:b/>
+          <w:bCs/>
           <w:color w:val="0D0D0D"/>
           <w:kern w:val="0"/>
           <w:lang w:val="az-Latn-AZ"/>
           <w14:ligatures w14:val="none"/>
         </w:rPr>
       </w:pPr>
-      <w:r>
-        <w:rPr>
-          <w:rFonts w:ascii="Times New Roman" w:eastAsia="MS Mincho" w:hAnsi="Times New Roman" w:cs="Times New Roman"/>
-          <w:b/>
-          <w:bCs/>
-          <w:kern w:val="0"/>
-          <w:sz w:val="28"/>
-          <w:szCs w:val="28"/>
-          <w14:ligatures w14:val="none"/>
-        </w:rPr>
-        <w:t xml:space="preserve">Figure </w:t>
-      </w:r>
-      <w:r>
-        <w:rPr>
-          <w:rFonts w:ascii="Times New Roman" w:eastAsia="MS Mincho" w:hAnsi="Times New Roman" w:cs="Times New Roman"/>
-          <w:b/>
-          <w:bCs/>
-          <w:kern w:val="0"/>
-          <w:sz w:val="28"/>
-          <w:szCs w:val="28"/>
-          <w14:ligatures w14:val="none"/>
-        </w:rPr>
-        <w:t>5</w:t>
-      </w:r>
-      <w:r>
-        <w:rPr>
-          <w:rFonts w:ascii="Times New Roman" w:eastAsia="MS Mincho" w:hAnsi="Times New Roman" w:cs="Times New Roman"/>
-          <w:b/>
-          <w:bCs/>
-          <w:kern w:val="0"/>
-          <w:sz w:val="28"/>
-          <w:szCs w:val="28"/>
-          <w14:ligatures w14:val="none"/>
-        </w:rPr>
-        <w:t xml:space="preserve">: </w:t>
-      </w:r>
-      <w:r>
-        <w:rPr>
-          <w:rFonts w:ascii="Times New Roman" w:eastAsia="MS Mincho" w:hAnsi="Times New Roman" w:cs="Times New Roman"/>
-          <w:b/>
-          <w:bCs/>
-          <w:kern w:val="0"/>
-          <w:sz w:val="28"/>
-          <w:szCs w:val="28"/>
-          <w14:ligatures w14:val="none"/>
-        </w:rPr>
-        <w:t>Data flow diagram showing intermediate representations between each pipeline module</w:t>
-      </w:r>
-      <w:bookmarkEnd w:id="56"/>
-      <w:bookmarkEnd w:id="57"/>
     </w:p>
     <w:sectPr>
-      <w:footerReference w:type="default" r:id="rId23"/>
+      <w:footerReference w:type="default" r:id="rId25"/>
       <w:pgSz w:w="11906" w:h="16838" w:code="9"/>
       <w:pgMar w:top="1134" w:right="851" w:bottom="1134" w:left="1701" w:header="709" w:footer="709" w:gutter="0"/>
       <w:pgNumType w:start="6"/>
@@ -36090,7 +37638,7 @@
         <v:path o:extrusionok="f" gradientshapeok="t" o:connecttype="rect"/>
         <o:lock v:ext="edit" aspectratio="t"/>
       </v:shapetype>
-      <v:shape id="_x0000_i1025" type="#_x0000_t75" style="width:11.25pt;height:11.25pt;visibility:visible;mso-wrap-style:square" o:bullet="t">
+      <v:shape id="_x0000_i1025" type="#_x0000_t75" style="width:11.3pt;height:11.3pt;visibility:visible;mso-wrap-style:square" o:bullet="t">
         <v:imagedata r:id="rId1" o:title=""/>
       </v:shape>
     </w:pict>
@@ -41061,7 +42609,7 @@
   <w:style w:type="paragraph" w:default="1" w:styleId="Normal">
     <w:name w:val="Normal"/>
     <w:qFormat/>
-    <w:rsid w:val="00F3175B"/>
+    <w:rsid w:val="00F33F67"/>
   </w:style>
   <w:style w:type="paragraph" w:styleId="Heading1">
     <w:name w:val="heading 1"/>

--- a/04_Result/Ulvi Bashirov Samir.docx
+++ b/04_Result/Ulvi Bashirov Samir.docx
@@ -3785,7 +3785,7 @@
         </w:rPr>
         <w:fldChar w:fldCharType="separate"/>
       </w:r>
-      <w:hyperlink w:anchor="_Toc230962213" w:history="1">
+      <w:hyperlink w:anchor="_Toc230972525" w:history="1">
         <w:r>
           <w:rPr>
             <w:rStyle w:val="Hyperlink"/>
@@ -3810,7 +3810,7 @@
           <w:rPr>
             <w:webHidden/>
           </w:rPr>
-          <w:instrText xml:space="preserve"> PAGEREF _Toc230962213 \h </w:instrText>
+          <w:instrText xml:space="preserve"> PAGEREF _Toc230972525 \h </w:instrText>
         </w:r>
         <w:r>
           <w:rPr>
@@ -3850,7 +3850,7 @@
           <w14:ligatures w14:val="standardContextual"/>
         </w:rPr>
       </w:pPr>
-      <w:hyperlink w:anchor="_Toc230962214" w:history="1">
+      <w:hyperlink w:anchor="_Toc230972526" w:history="1">
         <w:r>
           <w:rPr>
             <w:rStyle w:val="Hyperlink"/>
@@ -3875,7 +3875,7 @@
           <w:rPr>
             <w:webHidden/>
           </w:rPr>
-          <w:instrText xml:space="preserve"> PAGEREF _Toc230962214 \h </w:instrText>
+          <w:instrText xml:space="preserve"> PAGEREF _Toc230972526 \h </w:instrText>
         </w:r>
         <w:r>
           <w:rPr>
@@ -3915,7 +3915,7 @@
           <w14:ligatures w14:val="standardContextual"/>
         </w:rPr>
       </w:pPr>
-      <w:hyperlink w:anchor="_Toc230962215" w:history="1">
+      <w:hyperlink w:anchor="_Toc230972527" w:history="1">
         <w:r>
           <w:rPr>
             <w:rStyle w:val="Hyperlink"/>
@@ -3940,7 +3940,7 @@
           <w:rPr>
             <w:webHidden/>
           </w:rPr>
-          <w:instrText xml:space="preserve"> PAGEREF _Toc230962215 \h </w:instrText>
+          <w:instrText xml:space="preserve"> PAGEREF _Toc230972527 \h </w:instrText>
         </w:r>
         <w:r>
           <w:rPr>
@@ -3980,7 +3980,7 @@
           <w14:ligatures w14:val="standardContextual"/>
         </w:rPr>
       </w:pPr>
-      <w:hyperlink w:anchor="_Toc230962216" w:history="1">
+      <w:hyperlink w:anchor="_Toc230972528" w:history="1">
         <w:r>
           <w:rPr>
             <w:rStyle w:val="Hyperlink"/>
@@ -4005,7 +4005,7 @@
           <w:rPr>
             <w:webHidden/>
           </w:rPr>
-          <w:instrText xml:space="preserve"> PAGEREF _Toc230962216 \h </w:instrText>
+          <w:instrText xml:space="preserve"> PAGEREF _Toc230972528 \h </w:instrText>
         </w:r>
         <w:r>
           <w:rPr>
@@ -4045,7 +4045,7 @@
           <w14:ligatures w14:val="standardContextual"/>
         </w:rPr>
       </w:pPr>
-      <w:hyperlink w:anchor="_Toc230962217" w:history="1">
+      <w:hyperlink w:anchor="_Toc230972529" w:history="1">
         <w:r>
           <w:rPr>
             <w:rStyle w:val="Hyperlink"/>
@@ -4070,7 +4070,7 @@
           <w:rPr>
             <w:webHidden/>
           </w:rPr>
-          <w:instrText xml:space="preserve"> PAGEREF _Toc230962217 \h </w:instrText>
+          <w:instrText xml:space="preserve"> PAGEREF _Toc230972529 \h </w:instrText>
         </w:r>
         <w:r>
           <w:rPr>
@@ -4110,7 +4110,7 @@
           <w14:ligatures w14:val="standardContextual"/>
         </w:rPr>
       </w:pPr>
-      <w:hyperlink w:anchor="_Toc230962218" w:history="1">
+      <w:hyperlink w:anchor="_Toc230972530" w:history="1">
         <w:r>
           <w:rPr>
             <w:rStyle w:val="Hyperlink"/>
@@ -4135,7 +4135,7 @@
           <w:rPr>
             <w:webHidden/>
           </w:rPr>
-          <w:instrText xml:space="preserve"> PAGEREF _Toc230962218 \h </w:instrText>
+          <w:instrText xml:space="preserve"> PAGEREF _Toc230972530 \h </w:instrText>
         </w:r>
         <w:r>
           <w:rPr>
@@ -4175,7 +4175,7 @@
           <w14:ligatures w14:val="standardContextual"/>
         </w:rPr>
       </w:pPr>
-      <w:hyperlink w:anchor="_Toc230962219" w:history="1">
+      <w:hyperlink w:anchor="_Toc230972531" w:history="1">
         <w:r>
           <w:rPr>
             <w:rStyle w:val="Hyperlink"/>
@@ -4200,7 +4200,7 @@
           <w:rPr>
             <w:webHidden/>
           </w:rPr>
-          <w:instrText xml:space="preserve"> PAGEREF _Toc230962219 \h </w:instrText>
+          <w:instrText xml:space="preserve"> PAGEREF _Toc230972531 \h </w:instrText>
         </w:r>
         <w:r>
           <w:rPr>
@@ -4240,7 +4240,7 @@
           <w14:ligatures w14:val="standardContextual"/>
         </w:rPr>
       </w:pPr>
-      <w:hyperlink w:anchor="_Toc230962220" w:history="1">
+      <w:hyperlink w:anchor="_Toc230972532" w:history="1">
         <w:r>
           <w:rPr>
             <w:rStyle w:val="Hyperlink"/>
@@ -4265,7 +4265,7 @@
           <w:rPr>
             <w:webHidden/>
           </w:rPr>
-          <w:instrText xml:space="preserve"> PAGEREF _Toc230962220 \h </w:instrText>
+          <w:instrText xml:space="preserve"> PAGEREF _Toc230972532 \h </w:instrText>
         </w:r>
         <w:r>
           <w:rPr>
@@ -4305,7 +4305,7 @@
           <w14:ligatures w14:val="standardContextual"/>
         </w:rPr>
       </w:pPr>
-      <w:hyperlink w:anchor="_Toc230962221" w:history="1">
+      <w:hyperlink w:anchor="_Toc230972533" w:history="1">
         <w:r>
           <w:rPr>
             <w:rStyle w:val="Hyperlink"/>
@@ -4330,7 +4330,7 @@
           <w:rPr>
             <w:webHidden/>
           </w:rPr>
-          <w:instrText xml:space="preserve"> PAGEREF _Toc230962221 \h </w:instrText>
+          <w:instrText xml:space="preserve"> PAGEREF _Toc230972533 \h </w:instrText>
         </w:r>
         <w:r>
           <w:rPr>
@@ -4370,7 +4370,7 @@
           <w14:ligatures w14:val="standardContextual"/>
         </w:rPr>
       </w:pPr>
-      <w:hyperlink w:anchor="_Toc230962222" w:history="1">
+      <w:hyperlink w:anchor="_Toc230972534" w:history="1">
         <w:r>
           <w:rPr>
             <w:rStyle w:val="Hyperlink"/>
@@ -4395,7 +4395,7 @@
           <w:rPr>
             <w:webHidden/>
           </w:rPr>
-          <w:instrText xml:space="preserve"> PAGEREF _Toc230962222 \h </w:instrText>
+          <w:instrText xml:space="preserve"> PAGEREF _Toc230972534 \h </w:instrText>
         </w:r>
         <w:r>
           <w:rPr>
@@ -4435,7 +4435,7 @@
           <w14:ligatures w14:val="standardContextual"/>
         </w:rPr>
       </w:pPr>
-      <w:hyperlink w:anchor="_Toc230962223" w:history="1">
+      <w:hyperlink w:anchor="_Toc230972535" w:history="1">
         <w:r>
           <w:rPr>
             <w:rStyle w:val="Hyperlink"/>
@@ -4460,7 +4460,7 @@
           <w:rPr>
             <w:webHidden/>
           </w:rPr>
-          <w:instrText xml:space="preserve"> PAGEREF _Toc230962223 \h </w:instrText>
+          <w:instrText xml:space="preserve"> PAGEREF _Toc230972535 \h </w:instrText>
         </w:r>
         <w:r>
           <w:rPr>
@@ -4500,7 +4500,7 @@
           <w14:ligatures w14:val="standardContextual"/>
         </w:rPr>
       </w:pPr>
-      <w:hyperlink w:anchor="_Toc230962224" w:history="1">
+      <w:hyperlink w:anchor="_Toc230972536" w:history="1">
         <w:r>
           <w:rPr>
             <w:rStyle w:val="Hyperlink"/>
@@ -4525,7 +4525,7 @@
           <w:rPr>
             <w:webHidden/>
           </w:rPr>
-          <w:instrText xml:space="preserve"> PAGEREF _Toc230962224 \h </w:instrText>
+          <w:instrText xml:space="preserve"> PAGEREF _Toc230972536 \h </w:instrText>
         </w:r>
         <w:r>
           <w:rPr>
@@ -4565,7 +4565,7 @@
           <w14:ligatures w14:val="standardContextual"/>
         </w:rPr>
       </w:pPr>
-      <w:hyperlink w:anchor="_Toc230962225" w:history="1">
+      <w:hyperlink w:anchor="_Toc230972537" w:history="1">
         <w:r>
           <w:rPr>
             <w:rStyle w:val="Hyperlink"/>
@@ -4590,7 +4590,7 @@
           <w:rPr>
             <w:webHidden/>
           </w:rPr>
-          <w:instrText xml:space="preserve"> PAGEREF _Toc230962225 \h </w:instrText>
+          <w:instrText xml:space="preserve"> PAGEREF _Toc230972537 \h </w:instrText>
         </w:r>
         <w:r>
           <w:rPr>
@@ -4630,7 +4630,7 @@
           <w14:ligatures w14:val="standardContextual"/>
         </w:rPr>
       </w:pPr>
-      <w:hyperlink w:anchor="_Toc230962226" w:history="1">
+      <w:hyperlink w:anchor="_Toc230972538" w:history="1">
         <w:r>
           <w:rPr>
             <w:rStyle w:val="Hyperlink"/>
@@ -4655,7 +4655,7 @@
           <w:rPr>
             <w:webHidden/>
           </w:rPr>
-          <w:instrText xml:space="preserve"> PAGEREF _Toc230962226 \h </w:instrText>
+          <w:instrText xml:space="preserve"> PAGEREF _Toc230972538 \h </w:instrText>
         </w:r>
         <w:r>
           <w:rPr>
@@ -4695,7 +4695,7 @@
           <w14:ligatures w14:val="standardContextual"/>
         </w:rPr>
       </w:pPr>
-      <w:hyperlink w:anchor="_Toc230962227" w:history="1">
+      <w:hyperlink w:anchor="_Toc230972539" w:history="1">
         <w:r>
           <w:rPr>
             <w:rStyle w:val="Hyperlink"/>
@@ -4720,7 +4720,7 @@
           <w:rPr>
             <w:webHidden/>
           </w:rPr>
-          <w:instrText xml:space="preserve"> PAGEREF _Toc230962227 \h </w:instrText>
+          <w:instrText xml:space="preserve"> PAGEREF _Toc230972539 \h </w:instrText>
         </w:r>
         <w:r>
           <w:rPr>
@@ -4749,136 +4749,6 @@
     </w:p>
     <w:p>
       <w:pPr>
-        <w:pStyle w:val="TOC1"/>
-        <w:rPr>
-          <w:rFonts w:asciiTheme="minorHAnsi" w:eastAsiaTheme="minorEastAsia" w:hAnsiTheme="minorHAnsi" w:cstheme="minorBidi"/>
-          <w:bCs w:val="0"/>
-          <w:kern w:val="2"/>
-          <w:sz w:val="24"/>
-          <w:szCs w:val="24"/>
-          <w:lang w:val="en-AZ"/>
-          <w14:ligatures w14:val="standardContextual"/>
-        </w:rPr>
-      </w:pPr>
-      <w:hyperlink w:anchor="_Toc230962228" w:history="1">
-        <w:r>
-          <w:rPr>
-            <w:rStyle w:val="Hyperlink"/>
-            <w:rFonts w:eastAsia="Times New Roman"/>
-            <w:b/>
-          </w:rPr>
-          <w:t>LIST OF TABLES</w:t>
-        </w:r>
-        <w:r>
-          <w:rPr>
-            <w:webHidden/>
-          </w:rPr>
-          <w:tab/>
-        </w:r>
-        <w:r>
-          <w:rPr>
-            <w:webHidden/>
-          </w:rPr>
-          <w:fldChar w:fldCharType="begin"/>
-        </w:r>
-        <w:r>
-          <w:rPr>
-            <w:webHidden/>
-          </w:rPr>
-          <w:instrText xml:space="preserve"> PAGEREF _Toc230962228 \h </w:instrText>
-        </w:r>
-        <w:r>
-          <w:rPr>
-            <w:webHidden/>
-          </w:rPr>
-        </w:r>
-        <w:r>
-          <w:rPr>
-            <w:webHidden/>
-          </w:rPr>
-          <w:fldChar w:fldCharType="separate"/>
-        </w:r>
-        <w:r>
-          <w:rPr>
-            <w:webHidden/>
-          </w:rPr>
-          <w:t>73</w:t>
-        </w:r>
-        <w:r>
-          <w:rPr>
-            <w:webHidden/>
-          </w:rPr>
-          <w:fldChar w:fldCharType="end"/>
-        </w:r>
-      </w:hyperlink>
-    </w:p>
-    <w:p>
-      <w:pPr>
-        <w:pStyle w:val="TOC1"/>
-        <w:rPr>
-          <w:rFonts w:asciiTheme="minorHAnsi" w:eastAsiaTheme="minorEastAsia" w:hAnsiTheme="minorHAnsi" w:cstheme="minorBidi"/>
-          <w:bCs w:val="0"/>
-          <w:kern w:val="2"/>
-          <w:sz w:val="24"/>
-          <w:szCs w:val="24"/>
-          <w:lang w:val="en-AZ"/>
-          <w14:ligatures w14:val="standardContextual"/>
-        </w:rPr>
-      </w:pPr>
-      <w:hyperlink w:anchor="_Toc230962229" w:history="1">
-        <w:r>
-          <w:rPr>
-            <w:rStyle w:val="Hyperlink"/>
-            <w:rFonts w:eastAsia="Times New Roman"/>
-            <w:b/>
-          </w:rPr>
-          <w:t>LIST OF FIGURES</w:t>
-        </w:r>
-        <w:r>
-          <w:rPr>
-            <w:webHidden/>
-          </w:rPr>
-          <w:tab/>
-        </w:r>
-        <w:r>
-          <w:rPr>
-            <w:webHidden/>
-          </w:rPr>
-          <w:fldChar w:fldCharType="begin"/>
-        </w:r>
-        <w:r>
-          <w:rPr>
-            <w:webHidden/>
-          </w:rPr>
-          <w:instrText xml:space="preserve"> PAGEREF _Toc230962229 \h </w:instrText>
-        </w:r>
-        <w:r>
-          <w:rPr>
-            <w:webHidden/>
-          </w:rPr>
-        </w:r>
-        <w:r>
-          <w:rPr>
-            <w:webHidden/>
-          </w:rPr>
-          <w:fldChar w:fldCharType="separate"/>
-        </w:r>
-        <w:r>
-          <w:rPr>
-            <w:webHidden/>
-          </w:rPr>
-          <w:t>73</w:t>
-        </w:r>
-        <w:r>
-          <w:rPr>
-            <w:webHidden/>
-          </w:rPr>
-          <w:fldChar w:fldCharType="end"/>
-        </w:r>
-      </w:hyperlink>
-    </w:p>
-    <w:p>
-      <w:pPr>
         <w:tabs>
           <w:tab w:val="right" w:leader="dot" w:pos="9348"/>
         </w:tabs>
@@ -4936,7 +4806,7 @@
           <w14:ligatures w14:val="none"/>
         </w:rPr>
       </w:pPr>
-      <w:bookmarkStart w:id="5" w:name="_Toc230962213"/>
+      <w:bookmarkStart w:id="5" w:name="_Toc230972525"/>
       <w:r>
         <w:rPr>
           <w:rFonts w:ascii="Times New Roman" w:eastAsia="Times New Roman" w:hAnsi="Times New Roman" w:cs="Times New Roman"/>
@@ -5682,7 +5552,7 @@
       <w:bookmarkStart w:id="8" w:name="_Toc55210301"/>
       <w:bookmarkStart w:id="9" w:name="_Toc72790554"/>
       <w:bookmarkStart w:id="10" w:name="_Hlk70164111"/>
-      <w:bookmarkStart w:id="11" w:name="_Toc230962214"/>
+      <w:bookmarkStart w:id="11" w:name="_Toc230972526"/>
       <w:r>
         <w:rPr>
           <w:rFonts w:ascii="Times New Roman" w:eastAsia="Times New Roman" w:hAnsi="Times New Roman" w:cs="Times New Roman"/>
@@ -5726,7 +5596,7 @@
         </w:rPr>
       </w:pPr>
       <w:bookmarkStart w:id="12" w:name="OLE_LINK25"/>
-      <w:bookmarkStart w:id="13" w:name="_Toc230962215"/>
+      <w:bookmarkStart w:id="13" w:name="_Toc230972527"/>
       <w:r>
         <w:rPr>
           <w:rFonts w:ascii="Times New Roman" w:eastAsia="Times New Roman" w:hAnsi="Times New Roman" w:cs="Times New Roman"/>
@@ -5973,8 +5843,8 @@
               <w:jc w:val="center"/>
               <w:rPr>
                 <w:rFonts w:ascii="Times New Roman" w:hAnsi="Times New Roman" w:cs="Times New Roman"/>
-                <w:sz w:val="28"/>
-                <w:szCs w:val="28"/>
+                <w:sz w:val="24"/>
+                <w:szCs w:val="24"/>
               </w:rPr>
             </w:pPr>
             <w:r>
@@ -5982,8 +5852,8 @@
                 <w:rFonts w:ascii="Times New Roman" w:hAnsi="Times New Roman" w:cs="Times New Roman"/>
                 <w:b/>
                 <w:bCs/>
-                <w:sz w:val="28"/>
-                <w:szCs w:val="28"/>
+                <w:sz w:val="24"/>
+                <w:szCs w:val="24"/>
               </w:rPr>
               <w:t>Score</w:t>
             </w:r>
@@ -6000,8 +5870,8 @@
               <w:jc w:val="center"/>
               <w:rPr>
                 <w:rFonts w:ascii="Times New Roman" w:hAnsi="Times New Roman" w:cs="Times New Roman"/>
-                <w:sz w:val="28"/>
-                <w:szCs w:val="28"/>
+                <w:sz w:val="24"/>
+                <w:szCs w:val="24"/>
               </w:rPr>
             </w:pPr>
             <w:r>
@@ -6009,8 +5879,8 @@
                 <w:rFonts w:ascii="Times New Roman" w:hAnsi="Times New Roman" w:cs="Times New Roman"/>
                 <w:b/>
                 <w:bCs/>
-                <w:sz w:val="28"/>
-                <w:szCs w:val="28"/>
+                <w:sz w:val="24"/>
+                <w:szCs w:val="24"/>
               </w:rPr>
               <w:t>Label</w:t>
             </w:r>
@@ -6029,8 +5899,8 @@
                 <w:rFonts w:ascii="Times New Roman" w:hAnsi="Times New Roman" w:cs="Times New Roman"/>
                 <w:b/>
                 <w:bCs/>
-                <w:sz w:val="28"/>
-                <w:szCs w:val="28"/>
+                <w:sz w:val="24"/>
+                <w:szCs w:val="24"/>
               </w:rPr>
             </w:pPr>
             <w:r>
@@ -6038,8 +5908,8 @@
                 <w:rFonts w:ascii="Times New Roman" w:hAnsi="Times New Roman" w:cs="Times New Roman"/>
                 <w:b/>
                 <w:bCs/>
-                <w:sz w:val="28"/>
-                <w:szCs w:val="28"/>
+                <w:sz w:val="24"/>
+                <w:szCs w:val="24"/>
               </w:rPr>
               <w:t>Description</w:t>
             </w:r>
@@ -6725,7 +6595,7 @@
           <w14:ligatures w14:val="none"/>
         </w:rPr>
       </w:pPr>
-      <w:bookmarkStart w:id="18" w:name="_Toc230962216"/>
+      <w:bookmarkStart w:id="18" w:name="_Toc230972528"/>
       <w:r>
         <w:rPr>
           <w:rFonts w:ascii="Times New Roman" w:eastAsia="Times New Roman" w:hAnsi="Times New Roman" w:cs="Times New Roman"/>
@@ -8632,7 +8502,7 @@
         </w:rPr>
       </w:pPr>
       <w:bookmarkStart w:id="26" w:name="OLE_LINK127"/>
-      <w:bookmarkStart w:id="27" w:name="_Toc230962217"/>
+      <w:bookmarkStart w:id="27" w:name="_Toc230972529"/>
       <w:bookmarkEnd w:id="19"/>
       <w:r>
         <w:rPr>
@@ -9748,7 +9618,7 @@
           <w14:ligatures w14:val="none"/>
         </w:rPr>
       </w:pPr>
-      <w:bookmarkStart w:id="31" w:name="_Toc230962218"/>
+      <w:bookmarkStart w:id="31" w:name="_Toc230972530"/>
       <w:r>
         <w:rPr>
           <w:rFonts w:ascii="Times New Roman" w:eastAsia="Times New Roman" w:hAnsi="Times New Roman" w:cs="Times New Roman"/>
@@ -9791,7 +9661,7 @@
           <w14:ligatures w14:val="none"/>
         </w:rPr>
       </w:pPr>
-      <w:bookmarkStart w:id="32" w:name="_Toc230962219"/>
+      <w:bookmarkStart w:id="32" w:name="_Toc230972531"/>
       <w:r>
         <w:rPr>
           <w:rFonts w:ascii="Times New Roman" w:eastAsia="Times New Roman" w:hAnsi="Times New Roman" w:cs="Times New Roman"/>
@@ -11819,8 +11689,6 @@
         <w:rPr>
           <w:rFonts w:ascii="Times New Roman" w:eastAsia="MS Mincho" w:hAnsi="Times New Roman" w:cs="Times New Roman"/>
           <w:kern w:val="0"/>
-          <w:sz w:val="28"/>
-          <w:szCs w:val="28"/>
           <w14:ligatures w14:val="none"/>
         </w:rPr>
       </w:pPr>
@@ -17355,7 +17223,7 @@
           <w14:ligatures w14:val="none"/>
         </w:rPr>
       </w:pPr>
-      <w:bookmarkStart w:id="39" w:name="_Toc230962220"/>
+      <w:bookmarkStart w:id="39" w:name="_Toc230972532"/>
       <w:r>
         <w:rPr>
           <w:rFonts w:ascii="Times New Roman" w:eastAsia="Times New Roman" w:hAnsi="Times New Roman" w:cs="Times New Roman"/>
@@ -21499,7 +21367,7 @@
           <w14:ligatures w14:val="none"/>
         </w:rPr>
       </w:pPr>
-      <w:bookmarkStart w:id="48" w:name="_Toc230962221"/>
+      <w:bookmarkStart w:id="48" w:name="_Toc230972533"/>
       <w:r>
         <w:rPr>
           <w:rFonts w:ascii="Times New Roman" w:eastAsia="Times New Roman" w:hAnsi="Times New Roman" w:cs="Times New Roman"/>
@@ -21910,7 +21778,7 @@
           <w:kern w:val="0"/>
         </w:rPr>
         <w:drawing>
-          <wp:inline distT="0" distB="0" distL="0" distR="0" wp14:anchorId="55993A74" wp14:editId="3BA33DE3">
+          <wp:inline distT="0" distB="0" distL="0" distR="0" wp14:anchorId="55993A74" wp14:editId="773331AF">
             <wp:extent cx="3586289" cy="4368800"/>
             <wp:effectExtent l="0" t="0" r="0" b="0"/>
             <wp:docPr id="1614350033" name="Picture 11"/>
@@ -24496,7 +24364,7 @@
           <w14:ligatures w14:val="none"/>
         </w:rPr>
       </w:pPr>
-      <w:bookmarkStart w:id="54" w:name="_Toc230962222"/>
+      <w:bookmarkStart w:id="54" w:name="_Toc230972534"/>
       <w:r>
         <w:rPr>
           <w:rFonts w:ascii="Times New Roman" w:eastAsia="Times New Roman" w:hAnsi="Times New Roman" w:cs="Times New Roman"/>
@@ -24551,7 +24419,7 @@
           <w14:ligatures w14:val="none"/>
         </w:rPr>
       </w:pPr>
-      <w:bookmarkStart w:id="55" w:name="_Toc230962223"/>
+      <w:bookmarkStart w:id="55" w:name="_Toc230972535"/>
       <w:r>
         <w:rPr>
           <w:rFonts w:ascii="Times New Roman" w:eastAsia="Times New Roman" w:hAnsi="Times New Roman" w:cs="Times New Roman"/>
@@ -25101,7 +24969,7 @@
           <w:kern w:val="0"/>
         </w:rPr>
         <w:drawing>
-          <wp:inline distT="0" distB="0" distL="0" distR="0" wp14:anchorId="40536A26" wp14:editId="6728B178">
+          <wp:inline distT="0" distB="0" distL="0" distR="0" wp14:anchorId="40536A26" wp14:editId="1EF6A561">
             <wp:extent cx="5849363" cy="5227782"/>
             <wp:effectExtent l="0" t="0" r="5715" b="5080"/>
             <wp:docPr id="1025195147" name="Picture 16"/>
@@ -27454,7 +27322,7 @@